--- a/about/solid-liquid-and-gas-bible.docx
+++ b/about/solid-liquid-and-gas-bible.docx
@@ -419,6 +419,57 @@
           <w:t>Inner Child</w:t>
         </w:r>
       </w:hyperlink>
+      <w:r>
+        <w:rPr>
+          <w:rFonts w:asciiTheme="majorHAnsi" w:hAnsiTheme="majorHAnsi" w:cstheme="majorHAnsi"/>
+          <w:sz w:val="30"/>
+          <w:szCs w:val="30"/>
+        </w:rPr>
+        <w:t xml:space="preserve"> </w:t>
+      </w:r>
+      <w:r>
+        <w:rPr>
+          <w:rFonts w:asciiTheme="majorHAnsi" w:hAnsiTheme="majorHAnsi" w:cstheme="majorHAnsi"/>
+          <w:sz w:val="30"/>
+          <w:szCs w:val="30"/>
+        </w:rPr>
+        <w:tab/>
+      </w:r>
+      <w:r>
+        <w:rPr>
+          <w:rFonts w:asciiTheme="majorHAnsi" w:hAnsiTheme="majorHAnsi" w:cstheme="majorHAnsi"/>
+          <w:sz w:val="30"/>
+          <w:szCs w:val="30"/>
+        </w:rPr>
+        <w:t>|</w:t>
+      </w:r>
+      <w:r>
+        <w:rPr>
+          <w:rFonts w:asciiTheme="majorHAnsi" w:hAnsiTheme="majorHAnsi" w:cstheme="majorHAnsi"/>
+          <w:sz w:val="30"/>
+          <w:szCs w:val="30"/>
+        </w:rPr>
+        <w:tab/>
+      </w:r>
+      <w:r>
+        <w:rPr>
+          <w:rFonts w:asciiTheme="majorHAnsi" w:hAnsiTheme="majorHAnsi" w:cstheme="majorHAnsi"/>
+          <w:sz w:val="30"/>
+          <w:szCs w:val="30"/>
+        </w:rPr>
+        <w:t xml:space="preserve"> </w:t>
+      </w:r>
+      <w:hyperlink r:id="rId12" w:history="1">
+        <w:r>
+          <w:rPr>
+            <w:rStyle w:val="Hyperlink"/>
+            <w:rFonts w:asciiTheme="majorHAnsi" w:hAnsiTheme="majorHAnsi" w:cstheme="majorHAnsi"/>
+            <w:sz w:val="30"/>
+            <w:szCs w:val="30"/>
+          </w:rPr>
+          <w:t>Budget</w:t>
+        </w:r>
+      </w:hyperlink>
     </w:p>
     <w:p>
       <w:pPr>
@@ -434,7 +485,7 @@
           <w:szCs w:val="30"/>
         </w:rPr>
       </w:pPr>
-      <w:hyperlink r:id="rId12" w:history="1">
+      <w:hyperlink r:id="rId13" w:history="1">
         <w:r>
           <w:rPr>
             <w:rStyle w:val="Hyperlink"/>
@@ -480,7 +531,7 @@
           <w:szCs w:val="30"/>
         </w:rPr>
       </w:pPr>
-      <w:hyperlink r:id="rId13" w:history="1">
+      <w:hyperlink r:id="rId14" w:history="1">
         <w:r>
           <w:rPr>
             <w:rStyle w:val="Hyperlink"/>
@@ -506,7 +557,7 @@
           <w:szCs w:val="30"/>
         </w:rPr>
       </w:pPr>
-      <w:hyperlink r:id="rId14" w:history="1">
+      <w:hyperlink r:id="rId15" w:history="1">
         <w:r>
           <w:rPr>
             <w:rStyle w:val="Hyperlink"/>
@@ -697,6 +748,7 @@
       <w:r>
         <w:rPr>
           <w:rFonts w:asciiTheme="majorHAnsi" w:hAnsiTheme="majorHAnsi" w:cstheme="majorHAnsi"/>
+          <w:noProof/>
           <w:sz w:val="30"/>
           <w:szCs w:val="30"/>
         </w:rPr>
@@ -738,7 +790,7 @@
                     </pic:cNvPicPr>
                   </pic:nvPicPr>
                   <pic:blipFill>
-                    <a:blip r:embed="rId15"/>
+                    <a:blip r:embed="rId16"/>
                     <a:srcRect l="13941" t="19623" r="13102" b="18742"/>
                     <a:stretch>
                       <a:fillRect/>
@@ -765,7 +817,7 @@
           </wp:anchor>
         </w:drawing>
       </w:r>
-      <w:hyperlink r:id="rId16" w:history="1">
+      <w:hyperlink r:id="rId17" w:history="1">
         <w:r>
           <w:rPr>
             <w:rStyle w:val="Hyperlink"/>
@@ -896,6 +948,7 @@
       <w:r>
         <w:rPr>
           <w:rFonts w:asciiTheme="majorHAnsi" w:hAnsiTheme="majorHAnsi" w:cstheme="majorHAnsi"/>
+          <w:noProof/>
           <w:sz w:val="30"/>
           <w:szCs w:val="30"/>
         </w:rPr>
@@ -937,7 +990,7 @@
                     </pic:cNvPicPr>
                   </pic:nvPicPr>
                   <pic:blipFill>
-                    <a:blip r:embed="rId17"/>
+                    <a:blip r:embed="rId18"/>
                     <a:srcRect t="21502" r="2154" b="26596"/>
                     <a:stretch>
                       <a:fillRect/>
@@ -1352,7 +1405,7 @@
           <w:szCs w:val="30"/>
         </w:rPr>
       </w:pPr>
-      <w:hyperlink r:id="rId18" w:history="1">
+      <w:hyperlink r:id="rId19" w:history="1">
         <w:r>
           <w:rPr>
             <w:rStyle w:val="Hyperlink"/>
@@ -2831,34 +2884,7 @@
           <w:sz w:val="30"/>
           <w:szCs w:val="30"/>
         </w:rPr>
-        <w:t xml:space="preserve"> </w:t>
-      </w:r>
-      <w:proofErr w:type="gramStart"/>
-      <w:r>
-        <w:rPr>
-          <w:rFonts w:asciiTheme="majorHAnsi" w:hAnsiTheme="majorHAnsi" w:cstheme="majorHAnsi"/>
-          <w:sz w:val="30"/>
-          <w:szCs w:val="30"/>
-        </w:rPr>
-        <w:t>be</w:t>
-      </w:r>
-      <w:proofErr w:type="gramEnd"/>
-      <w:r>
-        <w:rPr>
-          <w:rFonts w:asciiTheme="majorHAnsi" w:hAnsiTheme="majorHAnsi" w:cstheme="majorHAnsi"/>
-          <w:sz w:val="30"/>
-          <w:szCs w:val="30"/>
-        </w:rPr>
-        <w:t xml:space="preserve"> due </w:t>
-      </w:r>
-      <w:proofErr w:type="gramStart"/>
-      <w:r>
-        <w:rPr>
-          <w:rFonts w:asciiTheme="majorHAnsi" w:hAnsiTheme="majorHAnsi" w:cstheme="majorHAnsi"/>
-          <w:sz w:val="30"/>
-          <w:szCs w:val="30"/>
-        </w:rPr>
-        <w:t>to</w:t>
+        <w:t xml:space="preserve"> be due to</w:t>
       </w:r>
       <w:r>
         <w:rPr>
@@ -2868,7 +2894,6 @@
         </w:rPr>
         <w:t xml:space="preserve"> causing</w:t>
       </w:r>
-      <w:proofErr w:type="gramEnd"/>
       <w:r>
         <w:rPr>
           <w:rFonts w:asciiTheme="majorHAnsi" w:hAnsiTheme="majorHAnsi" w:cstheme="majorHAnsi"/>
@@ -4771,25 +4796,7 @@
           <w:sz w:val="30"/>
           <w:szCs w:val="30"/>
         </w:rPr>
-        <w:t xml:space="preserve"> </w:t>
-      </w:r>
-      <w:proofErr w:type="gramStart"/>
-      <w:r>
-        <w:rPr>
-          <w:rFonts w:asciiTheme="majorHAnsi" w:hAnsiTheme="majorHAnsi" w:cstheme="majorHAnsi"/>
-          <w:sz w:val="30"/>
-          <w:szCs w:val="30"/>
-        </w:rPr>
-        <w:t>is</w:t>
-      </w:r>
-      <w:proofErr w:type="gramEnd"/>
-      <w:r>
-        <w:rPr>
-          <w:rFonts w:asciiTheme="majorHAnsi" w:hAnsiTheme="majorHAnsi" w:cstheme="majorHAnsi"/>
-          <w:sz w:val="30"/>
-          <w:szCs w:val="30"/>
-        </w:rPr>
-        <w:t xml:space="preserve"> a direct response to this. The story investigates the </w:t>
+        <w:t xml:space="preserve"> is a direct response to this. The story investigates the </w:t>
       </w:r>
       <w:r>
         <w:rPr>
@@ -5983,25 +5990,7 @@
                 <w:sz w:val="26"/>
                 <w:szCs w:val="26"/>
               </w:rPr>
-              <w:t xml:space="preserve">on </w:t>
-            </w:r>
-            <w:proofErr w:type="gramStart"/>
-            <w:r>
-              <w:rPr>
-                <w:rFonts w:asciiTheme="majorHAnsi" w:hAnsiTheme="majorHAnsi" w:cstheme="majorHAnsi"/>
-                <w:sz w:val="26"/>
-                <w:szCs w:val="26"/>
-              </w:rPr>
-              <w:t>set, where</w:t>
-            </w:r>
-            <w:proofErr w:type="gramEnd"/>
-            <w:r>
-              <w:rPr>
-                <w:rFonts w:asciiTheme="majorHAnsi" w:hAnsiTheme="majorHAnsi" w:cstheme="majorHAnsi"/>
-                <w:sz w:val="26"/>
-                <w:szCs w:val="26"/>
-              </w:rPr>
-              <w:t xml:space="preserve"> </w:t>
+              <w:t xml:space="preserve">on set, where </w:t>
             </w:r>
             <w:r>
               <w:rPr>
@@ -6177,7 +6166,7 @@
               </w:rPr>
               <w:t xml:space="preserve">The network screens the pilot episode, </w:t>
             </w:r>
-            <w:hyperlink r:id="rId19" w:history="1">
+            <w:hyperlink r:id="rId20" w:history="1">
               <w:r>
                 <w:rPr>
                   <w:rStyle w:val="Hyperlink"/>
@@ -6301,25 +6290,7 @@
                 <w:szCs w:val="26"/>
               </w:rPr>
               <w:lastRenderedPageBreak/>
-              <w:t xml:space="preserve">network decides to fund the full </w:t>
-            </w:r>
-            <w:proofErr w:type="gramStart"/>
-            <w:r>
-              <w:rPr>
-                <w:rFonts w:asciiTheme="majorHAnsi" w:hAnsiTheme="majorHAnsi" w:cstheme="majorHAnsi"/>
-                <w:sz w:val="26"/>
-                <w:szCs w:val="26"/>
-              </w:rPr>
-              <w:t>season</w:t>
-            </w:r>
-            <w:proofErr w:type="gramEnd"/>
-            <w:r>
-              <w:rPr>
-                <w:rFonts w:asciiTheme="majorHAnsi" w:hAnsiTheme="majorHAnsi" w:cstheme="majorHAnsi"/>
-                <w:sz w:val="26"/>
-                <w:szCs w:val="26"/>
-              </w:rPr>
-              <w:t xml:space="preserve"> anyway, leaving Ray in the painful position of knowing she is the "least favorite" elemen</w:t>
+              <w:t>network decides to fund the full season anyway, leaving Ray in the painful position of knowing she is the "least favorite" elemen</w:t>
             </w:r>
             <w:r>
               <w:rPr>
@@ -6366,6 +6337,7 @@
                 <w:sz w:val="28"/>
                 <w:szCs w:val="28"/>
               </w:rPr>
+              <w:lastRenderedPageBreak/>
               <w:t>6</w:t>
             </w:r>
           </w:p>
@@ -6440,25 +6412,7 @@
                 <w:sz w:val="26"/>
                 <w:szCs w:val="26"/>
               </w:rPr>
-              <w:t xml:space="preserve">Ray struggles to adapt to the show’s rigid structure, feeling like a failure when she </w:t>
-            </w:r>
-            <w:proofErr w:type="gramStart"/>
-            <w:r>
-              <w:rPr>
-                <w:rFonts w:asciiTheme="majorHAnsi" w:hAnsiTheme="majorHAnsi" w:cstheme="majorHAnsi"/>
-                <w:sz w:val="26"/>
-                <w:szCs w:val="26"/>
-              </w:rPr>
-              <w:t>steamrolls</w:t>
-            </w:r>
-            <w:proofErr w:type="gramEnd"/>
-            <w:r>
-              <w:rPr>
-                <w:rFonts w:asciiTheme="majorHAnsi" w:hAnsiTheme="majorHAnsi" w:cstheme="majorHAnsi"/>
-                <w:sz w:val="26"/>
-                <w:szCs w:val="26"/>
-              </w:rPr>
-              <w:t xml:space="preserve"> audiences instead of pausing for them like Aurora. Ray refines her hosting style after realizing her direct approach resonates with neurodivergent children like her brother Kwan. She embraces this unique communication method, while the original creators and Clay express growing dissatisfaction with both hosts, creating an opportunity for her unique style to succeed.</w:t>
+              <w:t>Ray struggles to adapt to the show’s rigid structure, feeling like a failure when she steamrolls audiences instead of pausing for them like Aurora. Ray refines her hosting style after realizing her direct approach resonates with neurodivergent children like her brother Kwan. She embraces this unique communication method, while the original creators and Clay express growing dissatisfaction with both hosts, creating an opportunity for her unique style to succeed.</w:t>
             </w:r>
           </w:p>
         </w:tc>
@@ -7048,25 +7002,7 @@
                 <w:sz w:val="26"/>
                 <w:szCs w:val="26"/>
               </w:rPr>
-              <w:t xml:space="preserve">At the theatre, </w:t>
-            </w:r>
-            <w:proofErr w:type="gramStart"/>
-            <w:r>
-              <w:rPr>
-                <w:rFonts w:asciiTheme="majorHAnsi" w:hAnsiTheme="majorHAnsi" w:cstheme="majorHAnsi"/>
-                <w:sz w:val="26"/>
-                <w:szCs w:val="26"/>
-              </w:rPr>
-              <w:t>Ray initially</w:t>
-            </w:r>
-            <w:proofErr w:type="gramEnd"/>
-            <w:r>
-              <w:rPr>
-                <w:rFonts w:asciiTheme="majorHAnsi" w:hAnsiTheme="majorHAnsi" w:cstheme="majorHAnsi"/>
-                <w:sz w:val="26"/>
-                <w:szCs w:val="26"/>
-              </w:rPr>
-              <w:t xml:space="preserve"> tries to direct the neurodivergent actors with her overbearing energy on </w:t>
+              <w:t xml:space="preserve">At the theatre, Ray initially tries to direct the neurodivergent actors with her overbearing energy on </w:t>
             </w:r>
             <w:r>
               <w:rPr>
@@ -7084,25 +7020,7 @@
                 <w:sz w:val="26"/>
                 <w:szCs w:val="26"/>
               </w:rPr>
-              <w:t xml:space="preserve">. However, she is humbled by them. They don't care about her fame. She’s forced to stop talking and </w:t>
-            </w:r>
-            <w:proofErr w:type="gramStart"/>
-            <w:r>
-              <w:rPr>
-                <w:rFonts w:asciiTheme="majorHAnsi" w:hAnsiTheme="majorHAnsi" w:cstheme="majorHAnsi"/>
-                <w:sz w:val="26"/>
-                <w:szCs w:val="26"/>
-              </w:rPr>
-              <w:t>actually listen</w:t>
-            </w:r>
-            <w:proofErr w:type="gramEnd"/>
-            <w:r>
-              <w:rPr>
-                <w:rFonts w:asciiTheme="majorHAnsi" w:hAnsiTheme="majorHAnsi" w:cstheme="majorHAnsi"/>
-                <w:sz w:val="26"/>
-                <w:szCs w:val="26"/>
-              </w:rPr>
-              <w:t>, learning that her role isn't to be the star but to provide support that allows others to shine. Meanwhile, Aurora escalates her advocacy by speaking out against a genocide in another country, despite the oppressor being a major backer of the network. She then goes on strike and leverages her following to demand Ray’s return. She delivers an ultimatum to the network, stating that while she provides the mind of the show, Ray provides the heart, and the program cannot function without both. The network bows to the pressure and rehires Ray. However, Ray decides only to return as a writer.</w:t>
+              <w:t>. However, she is humbled by them. They don't care about her fame. She’s forced to stop talking and actually listen, learning that her role isn't to be the star but to provide support that allows others to shine. Meanwhile, Aurora escalates her advocacy by speaking out against a genocide in another country, despite the oppressor being a major backer of the network. She then goes on strike and leverages her following to demand Ray’s return. She delivers an ultimatum to the network, stating that while she provides the mind of the show, Ray provides the heart, and the program cannot function without both. The network bows to the pressure and rehires Ray. However, Ray decides only to return as a writer.</w:t>
             </w:r>
           </w:p>
         </w:tc>
@@ -7225,7 +7143,6 @@
               </w:rPr>
               <w:t xml:space="preserve">Following their shared ordeal, Ray and Aurora reconcile and become genuine friends. Ray celebrates turning 30 and crashes her car much like what happened to Clay on his 29th birthday. This time, Skye takes the blame and gets suspended from the show. Just before the first season finale begins filming, Aurora accepts the host position of </w:t>
             </w:r>
-            <w:proofErr w:type="gramStart"/>
             <w:r>
               <w:rPr>
                 <w:rFonts w:asciiTheme="majorHAnsi" w:hAnsiTheme="majorHAnsi" w:cstheme="majorHAnsi"/>
@@ -7236,7 +7153,6 @@
               </w:rPr>
               <w:t>Science</w:t>
             </w:r>
-            <w:proofErr w:type="gramEnd"/>
             <w:r>
               <w:rPr>
                 <w:rFonts w:asciiTheme="majorHAnsi" w:hAnsiTheme="majorHAnsi" w:cstheme="majorHAnsi"/>
@@ -7896,43 +7812,7 @@
                 <w:sz w:val="26"/>
                 <w:szCs w:val="26"/>
               </w:rPr>
-              <w:t xml:space="preserve">Production begins </w:t>
-            </w:r>
-            <w:proofErr w:type="gramStart"/>
-            <w:r>
-              <w:rPr>
-                <w:rFonts w:asciiTheme="majorHAnsi" w:hAnsiTheme="majorHAnsi" w:cstheme="majorHAnsi"/>
-                <w:sz w:val="26"/>
-                <w:szCs w:val="26"/>
-              </w:rPr>
-              <w:t>on</w:t>
-            </w:r>
-            <w:proofErr w:type="gramEnd"/>
-            <w:r>
-              <w:rPr>
-                <w:rFonts w:asciiTheme="majorHAnsi" w:hAnsiTheme="majorHAnsi" w:cstheme="majorHAnsi"/>
-                <w:sz w:val="26"/>
-                <w:szCs w:val="26"/>
-              </w:rPr>
-              <w:t xml:space="preserve"> the franchise’s first feature </w:t>
-            </w:r>
-            <w:proofErr w:type="gramStart"/>
-            <w:r>
-              <w:rPr>
-                <w:rFonts w:asciiTheme="majorHAnsi" w:hAnsiTheme="majorHAnsi" w:cstheme="majorHAnsi"/>
-                <w:sz w:val="26"/>
-                <w:szCs w:val="26"/>
-              </w:rPr>
-              <w:t>film,</w:t>
-            </w:r>
-            <w:proofErr w:type="gramEnd"/>
-            <w:r>
-              <w:rPr>
-                <w:rFonts w:asciiTheme="majorHAnsi" w:hAnsiTheme="majorHAnsi" w:cstheme="majorHAnsi"/>
-                <w:sz w:val="26"/>
-                <w:szCs w:val="26"/>
-              </w:rPr>
-              <w:t xml:space="preserve"> </w:t>
+              <w:t xml:space="preserve">Production begins on the franchise’s first feature film, </w:t>
             </w:r>
             <w:r>
               <w:rPr>
@@ -8765,6 +8645,7 @@
                 <w:sz w:val="28"/>
                 <w:szCs w:val="28"/>
               </w:rPr>
+              <w:lastRenderedPageBreak/>
               <w:t>7</w:t>
             </w:r>
           </w:p>
@@ -9022,25 +8903,7 @@
                 <w:sz w:val="26"/>
                 <w:szCs w:val="26"/>
               </w:rPr>
-              <w:t xml:space="preserve">A special preview of the movie is </w:t>
-            </w:r>
-            <w:proofErr w:type="gramStart"/>
-            <w:r>
-              <w:rPr>
-                <w:rFonts w:asciiTheme="majorHAnsi" w:hAnsiTheme="majorHAnsi" w:cstheme="majorHAnsi"/>
-                <w:sz w:val="26"/>
-                <w:szCs w:val="26"/>
-              </w:rPr>
-              <w:t>held</w:t>
-            </w:r>
-            <w:proofErr w:type="gramEnd"/>
-            <w:r>
-              <w:rPr>
-                <w:rFonts w:asciiTheme="majorHAnsi" w:hAnsiTheme="majorHAnsi" w:cstheme="majorHAnsi"/>
-                <w:sz w:val="26"/>
-                <w:szCs w:val="26"/>
-              </w:rPr>
-              <w:t xml:space="preserve"> at a children’s hospital. The event is chaotic; the children are rowdy, and an anti-science activist interrupts the talkback session. Clay reflects deeply on his own history with mental health</w:t>
+              <w:t>A special preview of the movie is held at a children’s hospital. The event is chaotic; the children are rowdy, and an anti-science activist interrupts the talkback session. Clay reflects deeply on his own history with mental health</w:t>
             </w:r>
             <w:r>
               <w:rPr>
@@ -10288,25 +10151,7 @@
                 <w:sz w:val="26"/>
                 <w:szCs w:val="26"/>
               </w:rPr>
-              <w:t xml:space="preserve"> </w:t>
-            </w:r>
-            <w:proofErr w:type="gramStart"/>
-            <w:r>
-              <w:rPr>
-                <w:rFonts w:asciiTheme="majorHAnsi" w:hAnsiTheme="majorHAnsi" w:cstheme="majorHAnsi"/>
-                <w:sz w:val="26"/>
-                <w:szCs w:val="26"/>
-              </w:rPr>
-              <w:t>becomes</w:t>
-            </w:r>
-            <w:proofErr w:type="gramEnd"/>
-            <w:r>
-              <w:rPr>
-                <w:rFonts w:asciiTheme="majorHAnsi" w:hAnsiTheme="majorHAnsi" w:cstheme="majorHAnsi"/>
-                <w:sz w:val="26"/>
-                <w:szCs w:val="26"/>
-              </w:rPr>
-              <w:t xml:space="preserve"> a flashpoint for anti-science sentiment. An extremist group, agitated by the activists’ stance against global injustice and funding cuts, disrupts the peaceful march. In a horrific turn, an anti-activist driver rams through the crowd, critically injuring Ms. Aurora. Ray is left holding her fallen rival on the pavement, realizing the battle for science and truth is now a matter of life and death.</w:t>
+              <w:t xml:space="preserve"> becomes a flashpoint for anti-science sentiment. An extremist group, agitated by the activists’ stance against global injustice and funding cuts, disrupts the peaceful march. In a horrific turn, an anti-activist driver rams through the crowd, critically injuring Ms. Aurora. Ray is left holding her fallen rival on the pavement, realizing the battle for science and truth is now a matter of life and death.</w:t>
             </w:r>
           </w:p>
         </w:tc>
@@ -10620,12 +10465,12 @@
       </w:pPr>
     </w:p>
     <w:sectPr>
-      <w:headerReference w:type="even" r:id="rId20"/>
-      <w:headerReference w:type="default" r:id="rId21"/>
-      <w:footerReference w:type="even" r:id="rId22"/>
-      <w:footerReference w:type="default" r:id="rId23"/>
-      <w:headerReference w:type="first" r:id="rId24"/>
-      <w:footerReference w:type="first" r:id="rId25"/>
+      <w:headerReference w:type="even" r:id="rId21"/>
+      <w:headerReference w:type="default" r:id="rId22"/>
+      <w:footerReference w:type="even" r:id="rId23"/>
+      <w:footerReference w:type="default" r:id="rId24"/>
+      <w:headerReference w:type="first" r:id="rId25"/>
+      <w:footerReference w:type="first" r:id="rId26"/>
       <w:pgSz w:w="12240" w:h="15840"/>
       <w:pgMar w:top="1440" w:right="1440" w:bottom="1440" w:left="1440" w:header="720" w:footer="720" w:gutter="0"/>
       <w:pgNumType w:fmt="lowerRoman"/>
@@ -12020,6 +11865,7 @@
   <w:style w:type="character" w:default="1" w:styleId="DefaultParagraphFont">
     <w:name w:val="Default Paragraph Font"/>
     <w:uiPriority w:val="1"/>
+    <w:semiHidden/>
     <w:unhideWhenUsed/>
   </w:style>
   <w:style w:type="table" w:default="1" w:styleId="TableNormal">

--- a/about/solid-liquid-and-gas-bible.docx
+++ b/about/solid-liquid-and-gas-bible.docx
@@ -614,7 +614,6 @@
         </w:rPr>
         <w:t xml:space="preserve">+ </w:t>
       </w:r>
-      <w:proofErr w:type="spellStart"/>
       <w:r>
         <w:rPr>
           <w:rFonts w:asciiTheme="majorHAnsi" w:hAnsiTheme="majorHAnsi" w:cstheme="majorHAnsi"/>
@@ -625,20 +624,18 @@
           <w:szCs w:val="30"/>
           <w:u w:val="single"/>
         </w:rPr>
-        <w:t>StarPower</w:t>
-      </w:r>
-      <w:proofErr w:type="spellEnd"/>
+        <w:t>StarPower!</w:t>
+      </w:r>
       <w:r>
         <w:rPr>
           <w:rFonts w:asciiTheme="majorHAnsi" w:hAnsiTheme="majorHAnsi" w:cstheme="majorHAnsi"/>
           <w:b/>
           <w:bCs/>
-          <w:color w:val="FF3399"/>
           <w:sz w:val="30"/>
           <w:szCs w:val="30"/>
           <w:u w:val="single"/>
         </w:rPr>
-        <w:t>!</w:t>
+        <w:t xml:space="preserve"> (</w:t>
       </w:r>
       <w:r>
         <w:rPr>
@@ -649,7 +646,7 @@
           <w:szCs w:val="30"/>
           <w:u w:val="single"/>
         </w:rPr>
-        <w:t xml:space="preserve"> (</w:t>
+        <w:t>The</w:t>
       </w:r>
       <w:r>
         <w:rPr>
@@ -660,7 +657,7 @@
           <w:szCs w:val="30"/>
           <w:u w:val="single"/>
         </w:rPr>
-        <w:t>The</w:t>
+        <w:t xml:space="preserve"> </w:t>
       </w:r>
       <w:r>
         <w:rPr>
@@ -671,7 +668,40 @@
           <w:szCs w:val="30"/>
           <w:u w:val="single"/>
         </w:rPr>
-        <w:t xml:space="preserve"> Children’s Show </w:t>
+        <w:t xml:space="preserve">2 </w:t>
+      </w:r>
+      <w:r>
+        <w:rPr>
+          <w:rFonts w:asciiTheme="majorHAnsi" w:hAnsiTheme="majorHAnsi" w:cstheme="majorHAnsi"/>
+          <w:b/>
+          <w:bCs/>
+          <w:sz w:val="30"/>
+          <w:szCs w:val="30"/>
+          <w:u w:val="single"/>
+        </w:rPr>
+        <w:t>Children’s Show</w:t>
+      </w:r>
+      <w:r>
+        <w:rPr>
+          <w:rFonts w:asciiTheme="majorHAnsi" w:hAnsiTheme="majorHAnsi" w:cstheme="majorHAnsi"/>
+          <w:b/>
+          <w:bCs/>
+          <w:sz w:val="30"/>
+          <w:szCs w:val="30"/>
+          <w:u w:val="single"/>
+        </w:rPr>
+        <w:t>s</w:t>
+      </w:r>
+      <w:r>
+        <w:rPr>
+          <w:rFonts w:asciiTheme="majorHAnsi" w:hAnsiTheme="majorHAnsi" w:cstheme="majorHAnsi"/>
+          <w:b/>
+          <w:bCs/>
+          <w:sz w:val="30"/>
+          <w:szCs w:val="30"/>
+          <w:u w:val="single"/>
+        </w:rPr>
+        <w:t xml:space="preserve"> </w:t>
       </w:r>
       <w:r>
         <w:rPr>
@@ -1017,7 +1047,6 @@
           </wp:anchor>
         </w:drawing>
       </w:r>
-      <w:proofErr w:type="spellStart"/>
       <w:r>
         <w:rPr>
           <w:rFonts w:asciiTheme="majorHAnsi" w:hAnsiTheme="majorHAnsi" w:cstheme="majorHAnsi"/>
@@ -1028,20 +1057,7 @@
           <w:szCs w:val="30"/>
           <w:u w:val="single"/>
         </w:rPr>
-        <w:t>StarPower</w:t>
-      </w:r>
-      <w:proofErr w:type="spellEnd"/>
-      <w:r>
-        <w:rPr>
-          <w:rFonts w:asciiTheme="majorHAnsi" w:hAnsiTheme="majorHAnsi" w:cstheme="majorHAnsi"/>
-          <w:b/>
-          <w:bCs/>
-          <w:color w:val="FF3399"/>
-          <w:sz w:val="30"/>
-          <w:szCs w:val="30"/>
-          <w:u w:val="single"/>
-        </w:rPr>
-        <w:t>!</w:t>
+        <w:t>StarPower!</w:t>
       </w:r>
     </w:p>
     <w:p>
@@ -1108,25 +1124,7 @@
           <w:sz w:val="30"/>
           <w:szCs w:val="30"/>
         </w:rPr>
-        <w:t xml:space="preserve"> </w:t>
-      </w:r>
-      <w:proofErr w:type="spellStart"/>
-      <w:r>
-        <w:rPr>
-          <w:rFonts w:asciiTheme="majorHAnsi" w:hAnsiTheme="majorHAnsi" w:cstheme="majorHAnsi"/>
-          <w:sz w:val="30"/>
-          <w:szCs w:val="30"/>
-        </w:rPr>
-        <w:t>StarPower</w:t>
-      </w:r>
-      <w:proofErr w:type="spellEnd"/>
-      <w:r>
-        <w:rPr>
-          <w:rFonts w:asciiTheme="majorHAnsi" w:hAnsiTheme="majorHAnsi" w:cstheme="majorHAnsi"/>
-          <w:sz w:val="30"/>
-          <w:szCs w:val="30"/>
-        </w:rPr>
-        <w:t xml:space="preserve"> use their powers</w:t>
+        <w:t xml:space="preserve"> StarPower use their powers</w:t>
       </w:r>
       <w:r>
         <w:rPr>
@@ -2081,7 +2079,6 @@
         </w:rPr>
         <w:t xml:space="preserve">iracial educator with a huge following and the frontrunner to be the host of </w:t>
       </w:r>
-      <w:proofErr w:type="spellStart"/>
       <w:r>
         <w:rPr>
           <w:rFonts w:asciiTheme="majorHAnsi" w:hAnsiTheme="majorHAnsi" w:cstheme="majorHAnsi"/>
@@ -2090,18 +2087,7 @@
           <w:sz w:val="30"/>
           <w:szCs w:val="30"/>
         </w:rPr>
-        <w:t>StarPower</w:t>
-      </w:r>
-      <w:proofErr w:type="spellEnd"/>
-      <w:r>
-        <w:rPr>
-          <w:rFonts w:asciiTheme="majorHAnsi" w:hAnsiTheme="majorHAnsi" w:cstheme="majorHAnsi"/>
-          <w:i/>
-          <w:iCs/>
-          <w:sz w:val="30"/>
-          <w:szCs w:val="30"/>
-        </w:rPr>
-        <w:t xml:space="preserve">! </w:t>
+        <w:t xml:space="preserve">StarPower! </w:t>
       </w:r>
       <w:r>
         <w:rPr>
@@ -2601,7 +2587,6 @@
         </w:rPr>
         <w:t xml:space="preserve">and its revival </w:t>
       </w:r>
-      <w:proofErr w:type="spellStart"/>
       <w:r>
         <w:rPr>
           <w:rFonts w:asciiTheme="majorHAnsi" w:hAnsiTheme="majorHAnsi" w:cstheme="majorHAnsi"/>
@@ -2612,7 +2597,6 @@
         </w:rPr>
         <w:t>StarPower</w:t>
       </w:r>
-      <w:proofErr w:type="spellEnd"/>
       <w:r>
         <w:rPr>
           <w:rFonts w:asciiTheme="majorHAnsi" w:hAnsiTheme="majorHAnsi" w:cstheme="majorHAnsi"/>
@@ -2677,7 +2661,6 @@
         </w:rPr>
         <w:t xml:space="preserve">takes every chance she can to rid </w:t>
       </w:r>
-      <w:proofErr w:type="spellStart"/>
       <w:r>
         <w:rPr>
           <w:rFonts w:asciiTheme="majorHAnsi" w:hAnsiTheme="majorHAnsi" w:cstheme="majorHAnsi"/>
@@ -2686,18 +2669,7 @@
           <w:sz w:val="30"/>
           <w:szCs w:val="30"/>
         </w:rPr>
-        <w:t>StarPower</w:t>
-      </w:r>
-      <w:proofErr w:type="spellEnd"/>
-      <w:r>
-        <w:rPr>
-          <w:rFonts w:asciiTheme="majorHAnsi" w:hAnsiTheme="majorHAnsi" w:cstheme="majorHAnsi"/>
-          <w:i/>
-          <w:iCs/>
-          <w:sz w:val="30"/>
-          <w:szCs w:val="30"/>
-        </w:rPr>
-        <w:t>!</w:t>
+        <w:t>StarPower!</w:t>
       </w:r>
       <w:r>
         <w:rPr>
@@ -3247,36 +3219,8 @@
           <w:sz w:val="28"/>
           <w:szCs w:val="28"/>
         </w:rPr>
-        <w:t xml:space="preserve">twinkle </w:t>
-      </w:r>
-      <w:proofErr w:type="spellStart"/>
-      <w:r>
-        <w:rPr>
-          <w:rFonts w:asciiTheme="majorHAnsi" w:hAnsiTheme="majorHAnsi" w:cstheme="majorHAnsi"/>
-          <w:sz w:val="28"/>
-          <w:szCs w:val="28"/>
-        </w:rPr>
-        <w:t>twinkle</w:t>
-      </w:r>
-      <w:proofErr w:type="spellEnd"/>
-      <w:r>
-        <w:rPr>
-          <w:rFonts w:asciiTheme="majorHAnsi" w:hAnsiTheme="majorHAnsi" w:cstheme="majorHAnsi"/>
-          <w:sz w:val="28"/>
-          <w:szCs w:val="28"/>
-        </w:rPr>
-        <w:t xml:space="preserve"> </w:t>
-      </w:r>
-      <w:proofErr w:type="spellStart"/>
-      <w:r>
-        <w:rPr>
-          <w:rFonts w:asciiTheme="majorHAnsi" w:hAnsiTheme="majorHAnsi" w:cstheme="majorHAnsi"/>
-          <w:sz w:val="28"/>
-          <w:szCs w:val="28"/>
-        </w:rPr>
-        <w:t>twinkle</w:t>
-      </w:r>
-      <w:proofErr w:type="spellEnd"/>
+        <w:t>twinkle twinkle twinkle</w:t>
+      </w:r>
       <w:r>
         <w:rPr>
           <w:rFonts w:asciiTheme="majorHAnsi" w:hAnsiTheme="majorHAnsi" w:cstheme="majorHAnsi"/>
@@ -3372,36 +3316,8 @@
           <w:sz w:val="28"/>
           <w:szCs w:val="28"/>
         </w:rPr>
-        <w:t xml:space="preserve">bubble </w:t>
-      </w:r>
-      <w:proofErr w:type="spellStart"/>
-      <w:r>
-        <w:rPr>
-          <w:rFonts w:asciiTheme="majorHAnsi" w:hAnsiTheme="majorHAnsi" w:cstheme="majorHAnsi"/>
-          <w:sz w:val="28"/>
-          <w:szCs w:val="28"/>
-        </w:rPr>
-        <w:t>bubble</w:t>
-      </w:r>
-      <w:proofErr w:type="spellEnd"/>
-      <w:r>
-        <w:rPr>
-          <w:rFonts w:asciiTheme="majorHAnsi" w:hAnsiTheme="majorHAnsi" w:cstheme="majorHAnsi"/>
-          <w:sz w:val="28"/>
-          <w:szCs w:val="28"/>
-        </w:rPr>
-        <w:t xml:space="preserve"> </w:t>
-      </w:r>
-      <w:proofErr w:type="spellStart"/>
-      <w:r>
-        <w:rPr>
-          <w:rFonts w:asciiTheme="majorHAnsi" w:hAnsiTheme="majorHAnsi" w:cstheme="majorHAnsi"/>
-          <w:sz w:val="28"/>
-          <w:szCs w:val="28"/>
-        </w:rPr>
-        <w:t>bubble</w:t>
-      </w:r>
-      <w:proofErr w:type="spellEnd"/>
+        <w:t>bubble bubble bubble</w:t>
+      </w:r>
       <w:r>
         <w:rPr>
           <w:rFonts w:asciiTheme="majorHAnsi" w:hAnsiTheme="majorHAnsi" w:cstheme="majorHAnsi"/>
@@ -3648,7 +3564,6 @@
         </w:rPr>
         <w:t xml:space="preserve">the host of the revival series </w:t>
       </w:r>
-      <w:proofErr w:type="spellStart"/>
       <w:r>
         <w:rPr>
           <w:rFonts w:asciiTheme="majorHAnsi" w:hAnsiTheme="majorHAnsi" w:cstheme="majorHAnsi"/>
@@ -3660,7 +3575,6 @@
         </w:rPr>
         <w:t>StarPower</w:t>
       </w:r>
-      <w:proofErr w:type="spellEnd"/>
       <w:r>
         <w:rPr>
           <w:rFonts w:asciiTheme="majorHAnsi" w:hAnsiTheme="majorHAnsi" w:cstheme="majorHAnsi"/>
@@ -4068,18 +3982,8 @@
           <w:sz w:val="28"/>
           <w:szCs w:val="28"/>
         </w:rPr>
-        <w:t xml:space="preserve">Rocket </w:t>
-      </w:r>
-      <w:proofErr w:type="spellStart"/>
-      <w:r>
-        <w:rPr>
-          <w:rFonts w:asciiTheme="majorHAnsi" w:hAnsiTheme="majorHAnsi" w:cstheme="majorHAnsi"/>
-          <w:sz w:val="28"/>
-          <w:szCs w:val="28"/>
-        </w:rPr>
-        <w:t>Zoop</w:t>
-      </w:r>
-      <w:proofErr w:type="spellEnd"/>
+        <w:t>Rocket Zoop</w:t>
+      </w:r>
       <w:r>
         <w:rPr>
           <w:rFonts w:asciiTheme="majorHAnsi" w:hAnsiTheme="majorHAnsi" w:cstheme="majorHAnsi"/>
@@ -4606,15 +4510,31 @@
           <w:sz w:val="30"/>
           <w:szCs w:val="30"/>
         </w:rPr>
-        <w:t>In a last-ditch effort to reinvent herself, a struggling educator tries to secure a role in an educational television series that defined many childhoods, only to face the misinformed public and shadow of the original host</w:t>
-      </w:r>
-      <w:r>
-        <w:rPr>
-          <w:rFonts w:asciiTheme="majorHAnsi" w:hAnsiTheme="majorHAnsi" w:cstheme="majorHAnsi"/>
-          <w:sz w:val="30"/>
-          <w:szCs w:val="30"/>
-        </w:rPr>
-        <w:t>.</w:t>
+        <w:t>In a last-ditch effort to reinvent herself, a struggling educator tries to secure a role in an educational television series that defined many childhoods, only to face t</w:t>
+      </w:r>
+      <w:r>
+        <w:rPr>
+          <w:rFonts w:asciiTheme="majorHAnsi" w:hAnsiTheme="majorHAnsi" w:cstheme="majorHAnsi"/>
+          <w:sz w:val="30"/>
+          <w:szCs w:val="30"/>
+        </w:rPr>
+        <w:t>he</w:t>
+      </w:r>
+      <w:r>
+        <w:rPr>
+          <w:rFonts w:asciiTheme="majorHAnsi" w:hAnsiTheme="majorHAnsi" w:cstheme="majorHAnsi"/>
+          <w:sz w:val="30"/>
+          <w:szCs w:val="30"/>
+        </w:rPr>
+        <w:t xml:space="preserve"> shadow of the original host</w:t>
+      </w:r>
+      <w:r>
+        <w:rPr>
+          <w:rFonts w:asciiTheme="majorHAnsi" w:hAnsiTheme="majorHAnsi" w:cstheme="majorHAnsi"/>
+          <w:sz w:val="30"/>
+          <w:szCs w:val="30"/>
+        </w:rPr>
+        <w:t xml:space="preserve"> and today’s public against inclusivity.</w:t>
       </w:r>
     </w:p>
     <w:p>
@@ -5682,25 +5602,7 @@
                 <w:sz w:val="26"/>
                 <w:szCs w:val="26"/>
               </w:rPr>
-              <w:t xml:space="preserve">on </w:t>
-            </w:r>
-            <w:proofErr w:type="spellStart"/>
-            <w:r>
-              <w:rPr>
-                <w:rFonts w:asciiTheme="majorHAnsi" w:hAnsiTheme="majorHAnsi" w:cstheme="majorHAnsi"/>
-                <w:sz w:val="26"/>
-                <w:szCs w:val="26"/>
-              </w:rPr>
-              <w:t>StarPower</w:t>
-            </w:r>
-            <w:proofErr w:type="spellEnd"/>
-            <w:r>
-              <w:rPr>
-                <w:rFonts w:asciiTheme="majorHAnsi" w:hAnsiTheme="majorHAnsi" w:cstheme="majorHAnsi"/>
-                <w:sz w:val="26"/>
-                <w:szCs w:val="26"/>
-              </w:rPr>
-              <w:t xml:space="preserve">, Stardust’s sister who was briefly introduced in a later episode of </w:t>
+              <w:t xml:space="preserve">on StarPower, Stardust’s sister who was briefly introduced in a later episode of </w:t>
             </w:r>
             <w:r>
               <w:rPr>
@@ -5734,25 +5636,7 @@
                 <w:sz w:val="26"/>
                 <w:szCs w:val="26"/>
               </w:rPr>
-              <w:t xml:space="preserve">, </w:t>
-            </w:r>
-            <w:proofErr w:type="spellStart"/>
-            <w:r>
-              <w:rPr>
-                <w:rFonts w:asciiTheme="majorHAnsi" w:hAnsiTheme="majorHAnsi" w:cstheme="majorHAnsi"/>
-                <w:sz w:val="26"/>
-                <w:szCs w:val="26"/>
-              </w:rPr>
-              <w:t>StarPower</w:t>
-            </w:r>
-            <w:proofErr w:type="spellEnd"/>
-            <w:r>
-              <w:rPr>
-                <w:rFonts w:asciiTheme="majorHAnsi" w:hAnsiTheme="majorHAnsi" w:cstheme="majorHAnsi"/>
-                <w:sz w:val="26"/>
-                <w:szCs w:val="26"/>
-              </w:rPr>
-              <w:t xml:space="preserve"> should have her very own. She proposes it to the writer’s room and River laughs it off while </w:t>
+              <w:t xml:space="preserve">, StarPower should have her very own. She proposes it to the writer’s room and River laughs it off while </w:t>
             </w:r>
             <w:r>
               <w:rPr>
@@ -6239,18 +6123,8 @@
                 <w:sz w:val="26"/>
                 <w:szCs w:val="26"/>
               </w:rPr>
-              <w:t xml:space="preserve">, removing Ray and </w:t>
-            </w:r>
-            <w:proofErr w:type="spellStart"/>
-            <w:r>
-              <w:rPr>
-                <w:rFonts w:asciiTheme="majorHAnsi" w:hAnsiTheme="majorHAnsi" w:cstheme="majorHAnsi"/>
-                <w:sz w:val="26"/>
-                <w:szCs w:val="26"/>
-              </w:rPr>
-              <w:t>StarPower</w:t>
-            </w:r>
-            <w:proofErr w:type="spellEnd"/>
+              <w:t>, removing Ray and StarPower</w:t>
+            </w:r>
             <w:r>
               <w:rPr>
                 <w:rFonts w:asciiTheme="majorHAnsi" w:hAnsiTheme="majorHAnsi" w:cstheme="majorHAnsi"/>
@@ -7607,7 +7481,6 @@
               </w:rPr>
               <w:t xml:space="preserve">Ray officially debuts as the lead host of </w:t>
             </w:r>
-            <w:proofErr w:type="spellStart"/>
             <w:r>
               <w:rPr>
                 <w:rFonts w:asciiTheme="majorHAnsi" w:hAnsiTheme="majorHAnsi" w:cstheme="majorHAnsi"/>
@@ -7618,7 +7491,6 @@
               </w:rPr>
               <w:t>StarPower</w:t>
             </w:r>
-            <w:proofErr w:type="spellEnd"/>
             <w:r>
               <w:rPr>
                 <w:rFonts w:asciiTheme="majorHAnsi" w:hAnsiTheme="majorHAnsi" w:cstheme="majorHAnsi"/>

--- a/about/solid-liquid-and-gas-bible.docx
+++ b/about/solid-liquid-and-gas-bible.docx
@@ -124,37 +124,53 @@
           <w:sz w:val="30"/>
           <w:szCs w:val="30"/>
         </w:rPr>
-        <w:t>To reinvent herself</w:t>
-      </w:r>
-      <w:r>
-        <w:rPr>
-          <w:rFonts w:asciiTheme="majorHAnsi" w:hAnsiTheme="majorHAnsi" w:cstheme="majorHAnsi"/>
-          <w:sz w:val="30"/>
-          <w:szCs w:val="30"/>
-        </w:rPr>
-        <w:t xml:space="preserve"> in an</w:t>
-      </w:r>
-      <w:r>
-        <w:rPr>
-          <w:rFonts w:asciiTheme="majorHAnsi" w:hAnsiTheme="majorHAnsi" w:cstheme="majorHAnsi"/>
-          <w:sz w:val="30"/>
-          <w:szCs w:val="30"/>
-        </w:rPr>
-        <w:t xml:space="preserve"> increasingly</w:t>
-      </w:r>
-      <w:r>
-        <w:rPr>
-          <w:rFonts w:asciiTheme="majorHAnsi" w:hAnsiTheme="majorHAnsi" w:cstheme="majorHAnsi"/>
-          <w:sz w:val="30"/>
-          <w:szCs w:val="30"/>
-        </w:rPr>
-        <w:t xml:space="preserve"> anti-science</w:t>
-      </w:r>
-      <w:r>
-        <w:rPr>
-          <w:rFonts w:asciiTheme="majorHAnsi" w:hAnsiTheme="majorHAnsi" w:cstheme="majorHAnsi"/>
-          <w:sz w:val="28"/>
-          <w:szCs w:val="28"/>
+        <w:t xml:space="preserve">A struggling educator tries to reinvent herself by </w:t>
+      </w:r>
+      <w:r>
+        <w:rPr>
+          <w:rFonts w:asciiTheme="majorHAnsi" w:hAnsiTheme="majorHAnsi" w:cstheme="majorHAnsi"/>
+          <w:sz w:val="30"/>
+          <w:szCs w:val="30"/>
+        </w:rPr>
+        <w:t>winning the</w:t>
+      </w:r>
+      <w:r>
+        <w:rPr>
+          <w:rFonts w:asciiTheme="majorHAnsi" w:hAnsiTheme="majorHAnsi" w:cstheme="majorHAnsi"/>
+          <w:sz w:val="30"/>
+          <w:szCs w:val="30"/>
+        </w:rPr>
+        <w:t xml:space="preserve"> lead</w:t>
+      </w:r>
+      <w:r>
+        <w:rPr>
+          <w:rFonts w:asciiTheme="majorHAnsi" w:hAnsiTheme="majorHAnsi" w:cstheme="majorHAnsi"/>
+          <w:sz w:val="30"/>
+          <w:szCs w:val="30"/>
+        </w:rPr>
+        <w:t xml:space="preserve"> role in</w:t>
+      </w:r>
+      <w:r>
+        <w:rPr>
+          <w:rFonts w:asciiTheme="majorHAnsi" w:hAnsiTheme="majorHAnsi" w:cstheme="majorHAnsi"/>
+          <w:sz w:val="30"/>
+          <w:szCs w:val="30"/>
+        </w:rPr>
+        <w:t xml:space="preserve"> a</w:t>
+      </w:r>
+      <w:r>
+        <w:rPr>
+          <w:rFonts w:asciiTheme="majorHAnsi" w:hAnsiTheme="majorHAnsi" w:cstheme="majorHAnsi"/>
+          <w:sz w:val="30"/>
+          <w:szCs w:val="30"/>
+        </w:rPr>
+        <w:t>n iconic</w:t>
+      </w:r>
+      <w:r>
+        <w:rPr>
+          <w:rFonts w:asciiTheme="majorHAnsi" w:hAnsiTheme="majorHAnsi" w:cstheme="majorHAnsi"/>
+          <w:sz w:val="30"/>
+          <w:szCs w:val="30"/>
         </w:rPr>
         <w:t xml:space="preserve"> </w:t>
       </w:r>
@@ -164,21 +180,13 @@
           <w:sz w:val="30"/>
           <w:szCs w:val="30"/>
         </w:rPr>
-        <w:t>world</w:t>
-      </w:r>
-      <w:r>
-        <w:rPr>
-          <w:rFonts w:asciiTheme="majorHAnsi" w:hAnsiTheme="majorHAnsi" w:cstheme="majorHAnsi"/>
-          <w:sz w:val="30"/>
-          <w:szCs w:val="30"/>
-        </w:rPr>
-        <w:t>,</w:t>
-      </w:r>
-      <w:r>
-        <w:rPr>
-          <w:rFonts w:asciiTheme="majorHAnsi" w:hAnsiTheme="majorHAnsi" w:cstheme="majorHAnsi"/>
-          <w:sz w:val="28"/>
-          <w:szCs w:val="28"/>
+        <w:t>children’s</w:t>
+      </w:r>
+      <w:r>
+        <w:rPr>
+          <w:rFonts w:asciiTheme="majorHAnsi" w:hAnsiTheme="majorHAnsi" w:cstheme="majorHAnsi"/>
+          <w:sz w:val="30"/>
+          <w:szCs w:val="30"/>
         </w:rPr>
         <w:t xml:space="preserve"> </w:t>
       </w:r>
@@ -188,79 +196,31 @@
           <w:sz w:val="30"/>
           <w:szCs w:val="30"/>
         </w:rPr>
-        <w:t>a</w:t>
-      </w:r>
-      <w:r>
-        <w:rPr>
-          <w:rFonts w:asciiTheme="majorHAnsi" w:hAnsiTheme="majorHAnsi" w:cstheme="majorHAnsi"/>
-          <w:sz w:val="28"/>
-          <w:szCs w:val="28"/>
-        </w:rPr>
-        <w:t xml:space="preserve"> </w:t>
-      </w:r>
-      <w:r>
-        <w:rPr>
-          <w:rFonts w:asciiTheme="majorHAnsi" w:hAnsiTheme="majorHAnsi" w:cstheme="majorHAnsi"/>
-          <w:sz w:val="30"/>
-          <w:szCs w:val="30"/>
-        </w:rPr>
-        <w:t>struggling</w:t>
-      </w:r>
-      <w:r>
-        <w:rPr>
-          <w:rFonts w:asciiTheme="majorHAnsi" w:hAnsiTheme="majorHAnsi" w:cstheme="majorHAnsi"/>
-          <w:sz w:val="28"/>
-          <w:szCs w:val="28"/>
-        </w:rPr>
-        <w:t xml:space="preserve"> </w:t>
-      </w:r>
-      <w:r>
-        <w:rPr>
-          <w:rFonts w:asciiTheme="majorHAnsi" w:hAnsiTheme="majorHAnsi" w:cstheme="majorHAnsi"/>
-          <w:sz w:val="30"/>
-          <w:szCs w:val="30"/>
-        </w:rPr>
-        <w:t xml:space="preserve">educator tries to </w:t>
-      </w:r>
-      <w:r>
-        <w:rPr>
-          <w:rFonts w:asciiTheme="majorHAnsi" w:hAnsiTheme="majorHAnsi" w:cstheme="majorHAnsi"/>
-          <w:sz w:val="30"/>
-          <w:szCs w:val="30"/>
-        </w:rPr>
-        <w:t>get</w:t>
-      </w:r>
-      <w:r>
-        <w:rPr>
-          <w:rFonts w:asciiTheme="majorHAnsi" w:hAnsiTheme="majorHAnsi" w:cstheme="majorHAnsi"/>
-          <w:sz w:val="30"/>
-          <w:szCs w:val="30"/>
-        </w:rPr>
-        <w:t xml:space="preserve"> a role in an educational </w:t>
-      </w:r>
-      <w:r>
-        <w:rPr>
-          <w:rFonts w:asciiTheme="majorHAnsi" w:hAnsiTheme="majorHAnsi" w:cstheme="majorHAnsi"/>
-          <w:sz w:val="30"/>
-          <w:szCs w:val="30"/>
-        </w:rPr>
-        <w:t>tv</w:t>
-      </w:r>
-      <w:r>
-        <w:rPr>
-          <w:rFonts w:asciiTheme="majorHAnsi" w:hAnsiTheme="majorHAnsi" w:cstheme="majorHAnsi"/>
-          <w:sz w:val="30"/>
-          <w:szCs w:val="30"/>
-        </w:rPr>
-        <w:t xml:space="preserve"> series that defined many childhoods</w:t>
-      </w:r>
-      <w:r>
-        <w:rPr>
-          <w:rFonts w:asciiTheme="majorHAnsi" w:hAnsiTheme="majorHAnsi" w:cstheme="majorHAnsi"/>
-          <w:sz w:val="30"/>
-          <w:szCs w:val="30"/>
-        </w:rPr>
-        <w:t>.</w:t>
+        <w:t>tv series</w:t>
+      </w:r>
+      <w:r>
+        <w:rPr>
+          <w:rFonts w:asciiTheme="majorHAnsi" w:hAnsiTheme="majorHAnsi" w:cstheme="majorHAnsi"/>
+          <w:sz w:val="30"/>
+          <w:szCs w:val="30"/>
+        </w:rPr>
+        <w:t xml:space="preserve">, only to face public </w:t>
+      </w:r>
+      <w:r>
+        <w:rPr>
+          <w:rFonts w:asciiTheme="majorHAnsi" w:hAnsiTheme="majorHAnsi" w:cstheme="majorHAnsi"/>
+          <w:sz w:val="30"/>
+          <w:szCs w:val="30"/>
+        </w:rPr>
+        <w:t>resistance</w:t>
+      </w:r>
+      <w:r>
+        <w:rPr>
+          <w:rFonts w:asciiTheme="majorHAnsi" w:hAnsiTheme="majorHAnsi" w:cstheme="majorHAnsi"/>
+          <w:sz w:val="30"/>
+          <w:szCs w:val="30"/>
+        </w:rPr>
+        <w:t xml:space="preserve"> to inclusivity.</w:t>
       </w:r>
     </w:p>
     <w:p>
@@ -763,7 +723,23 @@
           <w:sz w:val="30"/>
           <w:szCs w:val="30"/>
         </w:rPr>
-        <w:t>Created by River Matthews and Schuyler Park (fictional)</w:t>
+        <w:t>Created by River Matthews and S</w:t>
+      </w:r>
+      <w:r>
+        <w:rPr>
+          <w:rFonts w:asciiTheme="majorHAnsi" w:hAnsiTheme="majorHAnsi" w:cstheme="majorHAnsi"/>
+          <w:sz w:val="30"/>
+          <w:szCs w:val="30"/>
+        </w:rPr>
+        <w:t>kye</w:t>
+      </w:r>
+      <w:r>
+        <w:rPr>
+          <w:rFonts w:asciiTheme="majorHAnsi" w:hAnsiTheme="majorHAnsi" w:cstheme="majorHAnsi"/>
+          <w:sz w:val="30"/>
+          <w:szCs w:val="30"/>
+        </w:rPr>
+        <w:t xml:space="preserve"> Park (fictional)</w:t>
       </w:r>
     </w:p>
     <w:p>
@@ -2084,10 +2060,21 @@
           <w:rFonts w:asciiTheme="majorHAnsi" w:hAnsiTheme="majorHAnsi" w:cstheme="majorHAnsi"/>
           <w:i/>
           <w:iCs/>
-          <w:sz w:val="30"/>
-          <w:szCs w:val="30"/>
-        </w:rPr>
-        <w:t xml:space="preserve">StarPower! </w:t>
+          <w:color w:val="FF3399"/>
+          <w:sz w:val="30"/>
+          <w:szCs w:val="30"/>
+        </w:rPr>
+        <w:t>StarPower!</w:t>
+      </w:r>
+      <w:r>
+        <w:rPr>
+          <w:rFonts w:asciiTheme="majorHAnsi" w:hAnsiTheme="majorHAnsi" w:cstheme="majorHAnsi"/>
+          <w:i/>
+          <w:iCs/>
+          <w:sz w:val="30"/>
+          <w:szCs w:val="30"/>
+        </w:rPr>
+        <w:t xml:space="preserve"> </w:t>
       </w:r>
       <w:r>
         <w:rPr>
@@ -2253,6 +2240,7 @@
           <w:rFonts w:asciiTheme="majorHAnsi" w:hAnsiTheme="majorHAnsi" w:cstheme="majorHAnsi"/>
           <w:i/>
           <w:iCs/>
+          <w:color w:val="00B050"/>
           <w:sz w:val="30"/>
           <w:szCs w:val="30"/>
         </w:rPr>
@@ -2574,6 +2562,7 @@
           <w:rFonts w:asciiTheme="majorHAnsi" w:hAnsiTheme="majorHAnsi" w:cstheme="majorHAnsi"/>
           <w:i/>
           <w:iCs/>
+          <w:color w:val="00B050"/>
           <w:sz w:val="30"/>
           <w:szCs w:val="30"/>
         </w:rPr>
@@ -2592,6 +2581,7 @@
           <w:rFonts w:asciiTheme="majorHAnsi" w:hAnsiTheme="majorHAnsi" w:cstheme="majorHAnsi"/>
           <w:i/>
           <w:iCs/>
+          <w:color w:val="FF3399"/>
           <w:sz w:val="30"/>
           <w:szCs w:val="30"/>
         </w:rPr>
@@ -2600,6 +2590,9 @@
       <w:r>
         <w:rPr>
           <w:rFonts w:asciiTheme="majorHAnsi" w:hAnsiTheme="majorHAnsi" w:cstheme="majorHAnsi"/>
+          <w:i/>
+          <w:iCs/>
+          <w:color w:val="FF3399"/>
           <w:sz w:val="30"/>
           <w:szCs w:val="30"/>
         </w:rPr>
@@ -2821,6 +2814,7 @@
           <w:rFonts w:asciiTheme="majorHAnsi" w:hAnsiTheme="majorHAnsi" w:cstheme="majorHAnsi"/>
           <w:i/>
           <w:iCs/>
+          <w:color w:val="00B050"/>
           <w:sz w:val="30"/>
           <w:szCs w:val="30"/>
         </w:rPr>
@@ -2829,10 +2823,19 @@
       <w:r>
         <w:rPr>
           <w:rFonts w:asciiTheme="majorHAnsi" w:hAnsiTheme="majorHAnsi" w:cstheme="majorHAnsi"/>
-          <w:sz w:val="30"/>
-          <w:szCs w:val="30"/>
-        </w:rPr>
-        <w:t xml:space="preserve"> and voice actor.</w:t>
+          <w:color w:val="00B050"/>
+          <w:sz w:val="30"/>
+          <w:szCs w:val="30"/>
+        </w:rPr>
+        <w:t xml:space="preserve"> </w:t>
+      </w:r>
+      <w:r>
+        <w:rPr>
+          <w:rFonts w:asciiTheme="majorHAnsi" w:hAnsiTheme="majorHAnsi" w:cstheme="majorHAnsi"/>
+          <w:sz w:val="30"/>
+          <w:szCs w:val="30"/>
+        </w:rPr>
+        <w:t>and voice actor.</w:t>
       </w:r>
       <w:r>
         <w:rPr>
@@ -2848,23 +2851,23 @@
           <w:sz w:val="30"/>
           <w:szCs w:val="30"/>
         </w:rPr>
-        <w:t>It may have</w:t>
-      </w:r>
-      <w:r>
-        <w:rPr>
-          <w:rFonts w:asciiTheme="majorHAnsi" w:hAnsiTheme="majorHAnsi" w:cstheme="majorHAnsi"/>
-          <w:sz w:val="30"/>
-          <w:szCs w:val="30"/>
-        </w:rPr>
-        <w:t xml:space="preserve"> be due to</w:t>
-      </w:r>
-      <w:r>
-        <w:rPr>
-          <w:rFonts w:asciiTheme="majorHAnsi" w:hAnsiTheme="majorHAnsi" w:cstheme="majorHAnsi"/>
-          <w:sz w:val="30"/>
-          <w:szCs w:val="30"/>
-        </w:rPr>
-        <w:t xml:space="preserve"> causing</w:t>
+        <w:t xml:space="preserve">It may </w:t>
+      </w:r>
+      <w:r>
+        <w:rPr>
+          <w:rFonts w:asciiTheme="majorHAnsi" w:hAnsiTheme="majorHAnsi" w:cstheme="majorHAnsi"/>
+          <w:sz w:val="30"/>
+          <w:szCs w:val="30"/>
+        </w:rPr>
+        <w:t xml:space="preserve">be due </w:t>
+      </w:r>
+      <w:r>
+        <w:rPr>
+          <w:rFonts w:asciiTheme="majorHAnsi" w:hAnsiTheme="majorHAnsi" w:cstheme="majorHAnsi"/>
+          <w:sz w:val="30"/>
+          <w:szCs w:val="30"/>
+        </w:rPr>
+        <w:t>to</w:t>
       </w:r>
       <w:r>
         <w:rPr>
@@ -4510,31 +4513,39 @@
           <w:sz w:val="30"/>
           <w:szCs w:val="30"/>
         </w:rPr>
-        <w:t>In a last-ditch effort to reinvent herself, a struggling educator tries to secure a role in an educational television series that defined many childhoods, only to face t</w:t>
-      </w:r>
-      <w:r>
-        <w:rPr>
-          <w:rFonts w:asciiTheme="majorHAnsi" w:hAnsiTheme="majorHAnsi" w:cstheme="majorHAnsi"/>
-          <w:sz w:val="30"/>
-          <w:szCs w:val="30"/>
-        </w:rPr>
-        <w:t>he</w:t>
-      </w:r>
-      <w:r>
-        <w:rPr>
-          <w:rFonts w:asciiTheme="majorHAnsi" w:hAnsiTheme="majorHAnsi" w:cstheme="majorHAnsi"/>
-          <w:sz w:val="30"/>
-          <w:szCs w:val="30"/>
-        </w:rPr>
-        <w:t xml:space="preserve"> shadow of the original host</w:t>
-      </w:r>
-      <w:r>
-        <w:rPr>
-          <w:rFonts w:asciiTheme="majorHAnsi" w:hAnsiTheme="majorHAnsi" w:cstheme="majorHAnsi"/>
-          <w:sz w:val="30"/>
-          <w:szCs w:val="30"/>
-        </w:rPr>
-        <w:t xml:space="preserve"> and today’s public against inclusivity.</w:t>
+        <w:t xml:space="preserve">In a last-ditch effort to reinvent herself, </w:t>
+      </w:r>
+      <w:r>
+        <w:rPr>
+          <w:rFonts w:asciiTheme="majorHAnsi" w:hAnsiTheme="majorHAnsi" w:cstheme="majorHAnsi"/>
+          <w:sz w:val="30"/>
+          <w:szCs w:val="30"/>
+        </w:rPr>
+        <w:t>a</w:t>
+      </w:r>
+      <w:r>
+        <w:rPr>
+          <w:rFonts w:asciiTheme="majorHAnsi" w:hAnsiTheme="majorHAnsi" w:cstheme="majorHAnsi"/>
+          <w:sz w:val="30"/>
+          <w:szCs w:val="30"/>
+        </w:rPr>
+        <w:t xml:space="preserve"> struggling educator tries to</w:t>
+      </w:r>
+      <w:r>
+        <w:rPr>
+          <w:rFonts w:asciiTheme="majorHAnsi" w:hAnsiTheme="majorHAnsi" w:cstheme="majorHAnsi"/>
+          <w:sz w:val="30"/>
+          <w:szCs w:val="30"/>
+        </w:rPr>
+        <w:t xml:space="preserve"> get a role in</w:t>
+      </w:r>
+      <w:r>
+        <w:rPr>
+          <w:rFonts w:asciiTheme="majorHAnsi" w:hAnsiTheme="majorHAnsi" w:cstheme="majorHAnsi"/>
+          <w:sz w:val="30"/>
+          <w:szCs w:val="30"/>
+        </w:rPr>
+        <w:t xml:space="preserve"> the revival of a beloved childhood show, only to face the original host’s legacy and a public resistant to inclusivity.</w:t>
       </w:r>
     </w:p>
     <w:p>
@@ -5457,7 +5468,6 @@
                 <w:sz w:val="28"/>
                 <w:szCs w:val="28"/>
               </w:rPr>
-              <w:lastRenderedPageBreak/>
               <w:t>3</w:t>
             </w:r>
           </w:p>
@@ -6211,7 +6221,6 @@
                 <w:sz w:val="28"/>
                 <w:szCs w:val="28"/>
               </w:rPr>
-              <w:lastRenderedPageBreak/>
               <w:t>6</w:t>
             </w:r>
           </w:p>
@@ -6801,7 +6810,6 @@
                 <w:sz w:val="28"/>
                 <w:szCs w:val="28"/>
               </w:rPr>
-              <w:lastRenderedPageBreak/>
               <w:t>11</w:t>
             </w:r>
           </w:p>
@@ -8517,7 +8525,6 @@
                 <w:sz w:val="28"/>
                 <w:szCs w:val="28"/>
               </w:rPr>
-              <w:lastRenderedPageBreak/>
               <w:t>7</w:t>
             </w:r>
           </w:p>

--- a/about/solid-liquid-and-gas-bible.docx
+++ b/about/solid-liquid-and-gas-bible.docx
@@ -48,7 +48,7 @@
           <w:szCs w:val="30"/>
           <w:u w:val="single"/>
         </w:rPr>
-        <w:t xml:space="preserve">Solid, Liquid, and Gas </w:t>
+        <w:t>Solid, Liquid, and Gas</w:t>
       </w:r>
       <w:r>
         <w:rPr>
@@ -57,9 +57,8 @@
           <w:bCs/>
           <w:sz w:val="30"/>
           <w:szCs w:val="30"/>
-          <w:u w:val="single"/>
-        </w:rPr>
-        <w:t>(</w:t>
+        </w:rPr>
+        <w:t xml:space="preserve"> </w:t>
       </w:r>
       <w:r>
         <w:rPr>
@@ -68,9 +67,8 @@
           <w:bCs/>
           <w:sz w:val="30"/>
           <w:szCs w:val="30"/>
-          <w:u w:val="single"/>
-        </w:rPr>
-        <w:t xml:space="preserve">Overarching </w:t>
+        </w:rPr>
+        <w:t>(</w:t>
       </w:r>
       <w:r>
         <w:rPr>
@@ -79,9 +77,8 @@
           <w:bCs/>
           <w:sz w:val="30"/>
           <w:szCs w:val="30"/>
-          <w:u w:val="single"/>
-        </w:rPr>
-        <w:t>Seri</w:t>
+        </w:rPr>
+        <w:t xml:space="preserve">Overarching </w:t>
       </w:r>
       <w:r>
         <w:rPr>
@@ -90,9 +87,8 @@
           <w:bCs/>
           <w:sz w:val="30"/>
           <w:szCs w:val="30"/>
-          <w:u w:val="single"/>
-        </w:rPr>
-        <w:t>es</w:t>
+        </w:rPr>
+        <w:t>Seri</w:t>
       </w:r>
       <w:r>
         <w:rPr>
@@ -101,7 +97,16 @@
           <w:bCs/>
           <w:sz w:val="30"/>
           <w:szCs w:val="30"/>
-          <w:u w:val="single"/>
+        </w:rPr>
+        <w:t>es</w:t>
+      </w:r>
+      <w:r>
+        <w:rPr>
+          <w:rFonts w:asciiTheme="majorHAnsi" w:hAnsiTheme="majorHAnsi" w:cstheme="majorHAnsi"/>
+          <w:b/>
+          <w:bCs/>
+          <w:sz w:val="30"/>
+          <w:szCs w:val="30"/>
         </w:rPr>
         <w:t>)</w:t>
       </w:r>
@@ -124,7 +129,23 @@
           <w:sz w:val="30"/>
           <w:szCs w:val="30"/>
         </w:rPr>
-        <w:t xml:space="preserve">A struggling educator tries to reinvent herself by </w:t>
+        <w:t xml:space="preserve">A struggling educator </w:t>
+      </w:r>
+      <w:r>
+        <w:rPr>
+          <w:rFonts w:asciiTheme="majorHAnsi" w:hAnsiTheme="majorHAnsi" w:cstheme="majorHAnsi"/>
+          <w:sz w:val="30"/>
+          <w:szCs w:val="30"/>
+        </w:rPr>
+        <w:t xml:space="preserve">must </w:t>
+      </w:r>
+      <w:r>
+        <w:rPr>
+          <w:rFonts w:asciiTheme="majorHAnsi" w:hAnsiTheme="majorHAnsi" w:cstheme="majorHAnsi"/>
+          <w:sz w:val="30"/>
+          <w:szCs w:val="30"/>
+        </w:rPr>
+        <w:t xml:space="preserve">reinvent herself by </w:t>
       </w:r>
       <w:r>
         <w:rPr>
@@ -140,38 +161,6 @@
           <w:sz w:val="30"/>
           <w:szCs w:val="30"/>
         </w:rPr>
-        <w:t xml:space="preserve"> lead</w:t>
-      </w:r>
-      <w:r>
-        <w:rPr>
-          <w:rFonts w:asciiTheme="majorHAnsi" w:hAnsiTheme="majorHAnsi" w:cstheme="majorHAnsi"/>
-          <w:sz w:val="30"/>
-          <w:szCs w:val="30"/>
-        </w:rPr>
-        <w:t xml:space="preserve"> role in</w:t>
-      </w:r>
-      <w:r>
-        <w:rPr>
-          <w:rFonts w:asciiTheme="majorHAnsi" w:hAnsiTheme="majorHAnsi" w:cstheme="majorHAnsi"/>
-          <w:sz w:val="30"/>
-          <w:szCs w:val="30"/>
-        </w:rPr>
-        <w:t xml:space="preserve"> a</w:t>
-      </w:r>
-      <w:r>
-        <w:rPr>
-          <w:rFonts w:asciiTheme="majorHAnsi" w:hAnsiTheme="majorHAnsi" w:cstheme="majorHAnsi"/>
-          <w:sz w:val="30"/>
-          <w:szCs w:val="30"/>
-        </w:rPr>
-        <w:t>n iconic</w:t>
-      </w:r>
-      <w:r>
-        <w:rPr>
-          <w:rFonts w:asciiTheme="majorHAnsi" w:hAnsiTheme="majorHAnsi" w:cstheme="majorHAnsi"/>
-          <w:sz w:val="30"/>
-          <w:szCs w:val="30"/>
-        </w:rPr>
         <w:t xml:space="preserve"> </w:t>
       </w:r>
       <w:r>
@@ -180,6 +169,38 @@
           <w:sz w:val="30"/>
           <w:szCs w:val="30"/>
         </w:rPr>
+        <w:t>host</w:t>
+      </w:r>
+      <w:r>
+        <w:rPr>
+          <w:rFonts w:asciiTheme="majorHAnsi" w:hAnsiTheme="majorHAnsi" w:cstheme="majorHAnsi"/>
+          <w:sz w:val="30"/>
+          <w:szCs w:val="30"/>
+        </w:rPr>
+        <w:t xml:space="preserve"> role </w:t>
+      </w:r>
+      <w:r>
+        <w:rPr>
+          <w:rFonts w:asciiTheme="majorHAnsi" w:hAnsiTheme="majorHAnsi" w:cstheme="majorHAnsi"/>
+          <w:sz w:val="30"/>
+          <w:szCs w:val="30"/>
+        </w:rPr>
+        <w:t>of a beloved</w:t>
+      </w:r>
+      <w:r>
+        <w:rPr>
+          <w:rFonts w:asciiTheme="majorHAnsi" w:hAnsiTheme="majorHAnsi" w:cstheme="majorHAnsi"/>
+          <w:sz w:val="30"/>
+          <w:szCs w:val="30"/>
+        </w:rPr>
+        <w:t xml:space="preserve"> </w:t>
+      </w:r>
+      <w:r>
+        <w:rPr>
+          <w:rFonts w:asciiTheme="majorHAnsi" w:hAnsiTheme="majorHAnsi" w:cstheme="majorHAnsi"/>
+          <w:sz w:val="30"/>
+          <w:szCs w:val="30"/>
+        </w:rPr>
         <w:t>children’s</w:t>
       </w:r>
       <w:r>
@@ -196,7 +217,15 @@
           <w:sz w:val="30"/>
           <w:szCs w:val="30"/>
         </w:rPr>
-        <w:t>tv series</w:t>
+        <w:t xml:space="preserve">tv </w:t>
+      </w:r>
+      <w:r>
+        <w:rPr>
+          <w:rFonts w:asciiTheme="majorHAnsi" w:hAnsiTheme="majorHAnsi" w:cstheme="majorHAnsi"/>
+          <w:sz w:val="30"/>
+          <w:szCs w:val="30"/>
+        </w:rPr>
+        <w:t>show</w:t>
       </w:r>
       <w:r>
         <w:rPr>
@@ -393,31 +422,7 @@
           <w:sz w:val="30"/>
           <w:szCs w:val="30"/>
         </w:rPr>
-        <w:tab/>
-      </w:r>
-      <w:r>
-        <w:rPr>
-          <w:rFonts w:asciiTheme="majorHAnsi" w:hAnsiTheme="majorHAnsi" w:cstheme="majorHAnsi"/>
-          <w:sz w:val="30"/>
-          <w:szCs w:val="30"/>
-        </w:rPr>
-        <w:t>|</w:t>
-      </w:r>
-      <w:r>
-        <w:rPr>
-          <w:rFonts w:asciiTheme="majorHAnsi" w:hAnsiTheme="majorHAnsi" w:cstheme="majorHAnsi"/>
-          <w:sz w:val="30"/>
-          <w:szCs w:val="30"/>
-        </w:rPr>
-        <w:tab/>
-      </w:r>
-      <w:r>
-        <w:rPr>
-          <w:rFonts w:asciiTheme="majorHAnsi" w:hAnsiTheme="majorHAnsi" w:cstheme="majorHAnsi"/>
-          <w:sz w:val="30"/>
-          <w:szCs w:val="30"/>
-        </w:rPr>
-        <w:t xml:space="preserve"> </w:t>
+        <w:t xml:space="preserve">| </w:t>
       </w:r>
       <w:hyperlink r:id="rId12" w:history="1">
         <w:r>
@@ -544,6 +549,26 @@
         <w:spacing w:line="240" w:lineRule="auto"/>
         <w:rPr>
           <w:rFonts w:asciiTheme="majorHAnsi" w:hAnsiTheme="majorHAnsi" w:cstheme="majorHAnsi"/>
+          <w:sz w:val="30"/>
+          <w:szCs w:val="30"/>
+        </w:rPr>
+      </w:pPr>
+    </w:p>
+    <w:p>
+      <w:pPr>
+        <w:spacing w:line="240" w:lineRule="auto"/>
+        <w:rPr>
+          <w:rFonts w:asciiTheme="majorHAnsi" w:hAnsiTheme="majorHAnsi" w:cstheme="majorHAnsi"/>
+          <w:sz w:val="30"/>
+          <w:szCs w:val="30"/>
+        </w:rPr>
+      </w:pPr>
+    </w:p>
+    <w:p>
+      <w:pPr>
+        <w:spacing w:line="240" w:lineRule="auto"/>
+        <w:rPr>
+          <w:rFonts w:asciiTheme="majorHAnsi" w:hAnsiTheme="majorHAnsi" w:cstheme="majorHAnsi"/>
           <w:b/>
           <w:bCs/>
           <w:sz w:val="30"/>
@@ -574,6 +599,7 @@
         </w:rPr>
         <w:t xml:space="preserve">+ </w:t>
       </w:r>
+      <w:proofErr w:type="spellStart"/>
       <w:r>
         <w:rPr>
           <w:rFonts w:asciiTheme="majorHAnsi" w:hAnsiTheme="majorHAnsi" w:cstheme="majorHAnsi"/>
@@ -584,18 +610,20 @@
           <w:szCs w:val="30"/>
           <w:u w:val="single"/>
         </w:rPr>
-        <w:t>StarPower!</w:t>
-      </w:r>
+        <w:t>StarPower</w:t>
+      </w:r>
+      <w:proofErr w:type="spellEnd"/>
       <w:r>
         <w:rPr>
           <w:rFonts w:asciiTheme="majorHAnsi" w:hAnsiTheme="majorHAnsi" w:cstheme="majorHAnsi"/>
           <w:b/>
           <w:bCs/>
+          <w:color w:val="FF3399"/>
           <w:sz w:val="30"/>
           <w:szCs w:val="30"/>
           <w:u w:val="single"/>
         </w:rPr>
-        <w:t xml:space="preserve"> (</w:t>
+        <w:t>!</w:t>
       </w:r>
       <w:r>
         <w:rPr>
@@ -604,9 +632,8 @@
           <w:bCs/>
           <w:sz w:val="30"/>
           <w:szCs w:val="30"/>
-          <w:u w:val="single"/>
-        </w:rPr>
-        <w:t>The</w:t>
+        </w:rPr>
+        <w:t xml:space="preserve"> (</w:t>
       </w:r>
       <w:r>
         <w:rPr>
@@ -615,9 +642,8 @@
           <w:bCs/>
           <w:sz w:val="30"/>
           <w:szCs w:val="30"/>
-          <w:u w:val="single"/>
-        </w:rPr>
-        <w:t xml:space="preserve"> </w:t>
+        </w:rPr>
+        <w:t xml:space="preserve">A </w:t>
       </w:r>
       <w:r>
         <w:rPr>
@@ -626,9 +652,8 @@
           <w:bCs/>
           <w:sz w:val="30"/>
           <w:szCs w:val="30"/>
-          <w:u w:val="single"/>
-        </w:rPr>
-        <w:t xml:space="preserve">2 </w:t>
+        </w:rPr>
+        <w:t>Children</w:t>
       </w:r>
       <w:r>
         <w:rPr>
@@ -637,9 +662,8 @@
           <w:bCs/>
           <w:sz w:val="30"/>
           <w:szCs w:val="30"/>
-          <w:u w:val="single"/>
-        </w:rPr>
-        <w:t>Children’s Show</w:t>
+        </w:rPr>
+        <w:t>’s</w:t>
       </w:r>
       <w:r>
         <w:rPr>
@@ -648,9 +672,8 @@
           <w:bCs/>
           <w:sz w:val="30"/>
           <w:szCs w:val="30"/>
-          <w:u w:val="single"/>
-        </w:rPr>
-        <w:t>s</w:t>
+        </w:rPr>
+        <w:t xml:space="preserve"> Show</w:t>
       </w:r>
       <w:r>
         <w:rPr>
@@ -659,7 +682,6 @@
           <w:bCs/>
           <w:sz w:val="30"/>
           <w:szCs w:val="30"/>
-          <w:u w:val="single"/>
         </w:rPr>
         <w:t xml:space="preserve"> </w:t>
       </w:r>
@@ -670,9 +692,8 @@
           <w:bCs/>
           <w:sz w:val="30"/>
           <w:szCs w:val="30"/>
-          <w:u w:val="single"/>
-        </w:rPr>
-        <w:t xml:space="preserve">in </w:t>
+        </w:rPr>
+        <w:t>+</w:t>
       </w:r>
       <w:r>
         <w:rPr>
@@ -681,9 +702,8 @@
           <w:bCs/>
           <w:sz w:val="30"/>
           <w:szCs w:val="30"/>
-          <w:u w:val="single"/>
-        </w:rPr>
-        <w:t>this</w:t>
+        </w:rPr>
+        <w:t xml:space="preserve"> </w:t>
       </w:r>
       <w:r>
         <w:rPr>
@@ -692,9 +712,8 @@
           <w:bCs/>
           <w:sz w:val="30"/>
           <w:szCs w:val="30"/>
-          <w:u w:val="single"/>
-        </w:rPr>
-        <w:t xml:space="preserve"> Show</w:t>
+        </w:rPr>
+        <w:t>its Reboot</w:t>
       </w:r>
       <w:r>
         <w:rPr>
@@ -703,7 +722,56 @@
           <w:bCs/>
           <w:sz w:val="30"/>
           <w:szCs w:val="30"/>
-          <w:u w:val="single"/>
+        </w:rPr>
+        <w:t xml:space="preserve"> </w:t>
+      </w:r>
+      <w:r>
+        <w:rPr>
+          <w:rFonts w:asciiTheme="majorHAnsi" w:hAnsiTheme="majorHAnsi" w:cstheme="majorHAnsi"/>
+          <w:b/>
+          <w:bCs/>
+          <w:sz w:val="30"/>
+          <w:szCs w:val="30"/>
+        </w:rPr>
+        <w:t>with</w:t>
+      </w:r>
+      <w:r>
+        <w:rPr>
+          <w:rFonts w:asciiTheme="majorHAnsi" w:hAnsiTheme="majorHAnsi" w:cstheme="majorHAnsi"/>
+          <w:b/>
+          <w:bCs/>
+          <w:sz w:val="30"/>
+          <w:szCs w:val="30"/>
+        </w:rPr>
+        <w:t xml:space="preserve">in </w:t>
+      </w:r>
+      <w:r>
+        <w:rPr>
+          <w:rFonts w:asciiTheme="majorHAnsi" w:hAnsiTheme="majorHAnsi" w:cstheme="majorHAnsi"/>
+          <w:b/>
+          <w:bCs/>
+          <w:sz w:val="30"/>
+          <w:szCs w:val="30"/>
+        </w:rPr>
+        <w:t>this</w:t>
+      </w:r>
+      <w:r>
+        <w:rPr>
+          <w:rFonts w:asciiTheme="majorHAnsi" w:hAnsiTheme="majorHAnsi" w:cstheme="majorHAnsi"/>
+          <w:b/>
+          <w:bCs/>
+          <w:sz w:val="30"/>
+          <w:szCs w:val="30"/>
+        </w:rPr>
+        <w:t xml:space="preserve"> Show</w:t>
+      </w:r>
+      <w:r>
+        <w:rPr>
+          <w:rFonts w:asciiTheme="majorHAnsi" w:hAnsiTheme="majorHAnsi" w:cstheme="majorHAnsi"/>
+          <w:b/>
+          <w:bCs/>
+          <w:sz w:val="30"/>
+          <w:szCs w:val="30"/>
         </w:rPr>
         <w:t>)</w:t>
       </w:r>
@@ -723,11 +791,41 @@
           <w:sz w:val="30"/>
           <w:szCs w:val="30"/>
         </w:rPr>
-        <w:t>Created by River Matthews and S</w:t>
-      </w:r>
-      <w:r>
-        <w:rPr>
-          <w:rFonts w:asciiTheme="majorHAnsi" w:hAnsiTheme="majorHAnsi" w:cstheme="majorHAnsi"/>
+        <w:t xml:space="preserve">Created by </w:t>
+      </w:r>
+      <w:r>
+        <w:rPr>
+          <w:rFonts w:asciiTheme="majorHAnsi" w:hAnsiTheme="majorHAnsi" w:cstheme="majorHAnsi"/>
+          <w:b/>
+          <w:bCs/>
+          <w:sz w:val="30"/>
+          <w:szCs w:val="30"/>
+        </w:rPr>
+        <w:t>River Matthews</w:t>
+      </w:r>
+      <w:r>
+        <w:rPr>
+          <w:rFonts w:asciiTheme="majorHAnsi" w:hAnsiTheme="majorHAnsi" w:cstheme="majorHAnsi"/>
+          <w:sz w:val="30"/>
+          <w:szCs w:val="30"/>
+        </w:rPr>
+        <w:t xml:space="preserve"> and </w:t>
+      </w:r>
+      <w:r>
+        <w:rPr>
+          <w:rFonts w:asciiTheme="majorHAnsi" w:hAnsiTheme="majorHAnsi" w:cstheme="majorHAnsi"/>
+          <w:b/>
+          <w:bCs/>
+          <w:sz w:val="30"/>
+          <w:szCs w:val="30"/>
+        </w:rPr>
+        <w:t>S</w:t>
+      </w:r>
+      <w:r>
+        <w:rPr>
+          <w:rFonts w:asciiTheme="majorHAnsi" w:hAnsiTheme="majorHAnsi" w:cstheme="majorHAnsi"/>
+          <w:b/>
+          <w:bCs/>
           <w:sz w:val="30"/>
           <w:szCs w:val="30"/>
         </w:rPr>
@@ -736,15 +834,41 @@
       <w:r>
         <w:rPr>
           <w:rFonts w:asciiTheme="majorHAnsi" w:hAnsiTheme="majorHAnsi" w:cstheme="majorHAnsi"/>
-          <w:sz w:val="30"/>
-          <w:szCs w:val="30"/>
-        </w:rPr>
-        <w:t xml:space="preserve"> Park (fictional)</w:t>
+          <w:b/>
+          <w:bCs/>
+          <w:sz w:val="30"/>
+          <w:szCs w:val="30"/>
+        </w:rPr>
+        <w:t xml:space="preserve"> Park</w:t>
+      </w:r>
+      <w:r>
+        <w:rPr>
+          <w:rFonts w:asciiTheme="majorHAnsi" w:hAnsiTheme="majorHAnsi" w:cstheme="majorHAnsi"/>
+          <w:sz w:val="30"/>
+          <w:szCs w:val="30"/>
+        </w:rPr>
+        <w:t xml:space="preserve"> (fictional)</w:t>
       </w:r>
     </w:p>
     <w:p>
       <w:pPr>
         <w:spacing w:line="240" w:lineRule="auto"/>
+      </w:pPr>
+      <w:hyperlink r:id="rId16" w:history="1">
+        <w:r>
+          <w:rPr>
+            <w:rStyle w:val="Hyperlink"/>
+            <w:rFonts w:asciiTheme="majorHAnsi" w:hAnsiTheme="majorHAnsi" w:cstheme="majorHAnsi"/>
+            <w:sz w:val="30"/>
+            <w:szCs w:val="30"/>
+          </w:rPr>
+          <w:t>Pitch Deck (Narrative)</w:t>
+        </w:r>
+      </w:hyperlink>
+    </w:p>
+    <w:p>
+      <w:pPr>
+        <w:spacing w:line="240" w:lineRule="auto"/>
         <w:rPr>
           <w:rFonts w:asciiTheme="majorHAnsi" w:hAnsiTheme="majorHAnsi" w:cstheme="majorHAnsi"/>
           <w:sz w:val="30"/>
@@ -759,15 +883,15 @@
           <w:szCs w:val="30"/>
         </w:rPr>
         <w:drawing>
-          <wp:anchor distT="0" distB="0" distL="114300" distR="114300" simplePos="0" relativeHeight="251659264" behindDoc="0" locked="0" layoutInCell="1" allowOverlap="1" wp14:anchorId="5AEEA2EE" wp14:editId="34A1922A">
+          <wp:anchor distT="0" distB="0" distL="114300" distR="114300" simplePos="0" relativeHeight="251659264" behindDoc="0" locked="0" layoutInCell="1" allowOverlap="1" wp14:anchorId="5AEEA2EE" wp14:editId="522A8823">
             <wp:simplePos x="0" y="0"/>
             <wp:positionH relativeFrom="margin">
-              <wp:posOffset>-786809</wp:posOffset>
+              <wp:posOffset>-786765</wp:posOffset>
             </wp:positionH>
             <wp:positionV relativeFrom="paragraph">
-              <wp:posOffset>343209</wp:posOffset>
+              <wp:posOffset>387188</wp:posOffset>
             </wp:positionV>
-            <wp:extent cx="957316" cy="808767"/>
+            <wp:extent cx="956945" cy="808355"/>
             <wp:effectExtent l="0" t="0" r="0" b="0"/>
             <wp:wrapNone/>
             <wp:docPr id="5" name="Picture 4">
@@ -796,7 +920,7 @@
                     </pic:cNvPicPr>
                   </pic:nvPicPr>
                   <pic:blipFill>
-                    <a:blip r:embed="rId16"/>
+                    <a:blip r:embed="rId17"/>
                     <a:srcRect l="13941" t="19623" r="13102" b="18742"/>
                     <a:stretch>
                       <a:fillRect/>
@@ -805,7 +929,7 @@
                   <pic:spPr>
                     <a:xfrm>
                       <a:off x="0" y="0"/>
-                      <a:ext cx="960393" cy="811366"/>
+                      <a:ext cx="956945" cy="808355"/>
                     </a:xfrm>
                     <a:prstGeom prst="rect">
                       <a:avLst/>
@@ -823,22 +947,18 @@
           </wp:anchor>
         </w:drawing>
       </w:r>
-      <w:hyperlink r:id="rId17" w:history="1">
-        <w:r>
-          <w:rPr>
-            <w:rStyle w:val="Hyperlink"/>
-            <w:rFonts w:asciiTheme="majorHAnsi" w:hAnsiTheme="majorHAnsi" w:cstheme="majorHAnsi"/>
-            <w:sz w:val="30"/>
-            <w:szCs w:val="30"/>
-          </w:rPr>
-          <w:t>Pitch Deck (Narrative)</w:t>
-        </w:r>
-      </w:hyperlink>
     </w:p>
     <w:p>
       <w:pPr>
         <w:spacing w:line="240" w:lineRule="auto"/>
         <w:ind w:firstLine="360"/>
+        <w:rPr>
+          <w:rFonts w:asciiTheme="majorHAnsi" w:hAnsiTheme="majorHAnsi" w:cstheme="majorHAnsi"/>
+          <w:sz w:val="30"/>
+          <w:szCs w:val="30"/>
+        </w:rPr>
+      </w:pPr>
+      <w:r>
         <w:rPr>
           <w:rFonts w:asciiTheme="majorHAnsi" w:hAnsiTheme="majorHAnsi" w:cstheme="majorHAnsi"/>
           <w:b/>
@@ -848,94 +968,172 @@
           <w:szCs w:val="30"/>
           <w:u w:val="single"/>
         </w:rPr>
-      </w:pPr>
-      <w:r>
+        <w:t>Stardust</w:t>
+      </w:r>
+      <w:r>
+        <w:rPr>
+          <w:rFonts w:asciiTheme="majorHAnsi" w:hAnsiTheme="majorHAnsi" w:cstheme="majorHAnsi"/>
+          <w:sz w:val="30"/>
+          <w:szCs w:val="30"/>
+        </w:rPr>
+        <w:t xml:space="preserve"> (</w:t>
+      </w:r>
+      <w:r>
+        <w:rPr>
+          <w:rFonts w:asciiTheme="majorHAnsi" w:hAnsiTheme="majorHAnsi" w:cstheme="majorHAnsi"/>
+          <w:sz w:val="30"/>
+          <w:szCs w:val="30"/>
+        </w:rPr>
+        <w:t>199</w:t>
+      </w:r>
+      <w:r>
+        <w:rPr>
+          <w:rFonts w:asciiTheme="majorHAnsi" w:hAnsiTheme="majorHAnsi" w:cstheme="majorHAnsi"/>
+          <w:sz w:val="30"/>
+          <w:szCs w:val="30"/>
+        </w:rPr>
+        <w:t>9</w:t>
+      </w:r>
+      <w:r>
+        <w:rPr>
+          <w:rFonts w:asciiTheme="majorHAnsi" w:hAnsiTheme="majorHAnsi" w:cstheme="majorHAnsi"/>
+          <w:sz w:val="30"/>
+          <w:szCs w:val="30"/>
+        </w:rPr>
+        <w:t xml:space="preserve">-2006 </w:t>
+      </w:r>
+      <w:r>
+        <w:rPr>
+          <w:rFonts w:asciiTheme="majorHAnsi" w:hAnsiTheme="majorHAnsi" w:cstheme="majorHAnsi"/>
+          <w:sz w:val="30"/>
+          <w:szCs w:val="30"/>
+        </w:rPr>
+        <w:t>Original Series)</w:t>
+      </w:r>
+    </w:p>
+    <w:p>
+      <w:pPr>
+        <w:spacing w:line="240" w:lineRule="auto"/>
+        <w:ind w:left="360"/>
+        <w:rPr>
+          <w:rFonts w:asciiTheme="majorHAnsi" w:hAnsiTheme="majorHAnsi" w:cstheme="majorHAnsi"/>
+          <w:sz w:val="30"/>
+          <w:szCs w:val="30"/>
+        </w:rPr>
+      </w:pPr>
+      <w:r>
+        <w:rPr>
+          <w:rFonts w:asciiTheme="majorHAnsi" w:hAnsiTheme="majorHAnsi" w:cstheme="majorHAnsi"/>
+          <w:sz w:val="30"/>
+          <w:szCs w:val="30"/>
+        </w:rPr>
+        <w:t>The titular</w:t>
+      </w:r>
+      <w:r>
+        <w:rPr>
+          <w:rFonts w:asciiTheme="majorHAnsi" w:hAnsiTheme="majorHAnsi" w:cstheme="majorHAnsi"/>
+          <w:sz w:val="30"/>
+          <w:szCs w:val="30"/>
+        </w:rPr>
+        <w:t xml:space="preserve"> cosmic mudpuppy </w:t>
+      </w:r>
+      <w:r>
+        <w:rPr>
+          <w:rFonts w:asciiTheme="majorHAnsi" w:hAnsiTheme="majorHAnsi" w:cstheme="majorHAnsi"/>
+          <w:sz w:val="30"/>
+          <w:szCs w:val="30"/>
+        </w:rPr>
+        <w:t xml:space="preserve">who </w:t>
+      </w:r>
+      <w:r>
+        <w:rPr>
+          <w:rFonts w:asciiTheme="majorHAnsi" w:hAnsiTheme="majorHAnsi" w:cstheme="majorHAnsi"/>
+          <w:sz w:val="30"/>
+          <w:szCs w:val="30"/>
+        </w:rPr>
+        <w:t>leaves glitter to help her human friend Clay and the viewer</w:t>
+      </w:r>
+      <w:r>
+        <w:rPr>
+          <w:rFonts w:asciiTheme="majorHAnsi" w:hAnsiTheme="majorHAnsi" w:cstheme="majorHAnsi"/>
+          <w:sz w:val="30"/>
+          <w:szCs w:val="30"/>
+        </w:rPr>
+        <w:t>s</w:t>
+      </w:r>
+      <w:r>
+        <w:rPr>
+          <w:rFonts w:asciiTheme="majorHAnsi" w:hAnsiTheme="majorHAnsi" w:cstheme="majorHAnsi"/>
+          <w:sz w:val="30"/>
+          <w:szCs w:val="30"/>
+        </w:rPr>
+        <w:t xml:space="preserve"> explore </w:t>
+      </w:r>
+      <w:r>
+        <w:rPr>
+          <w:rFonts w:asciiTheme="majorHAnsi" w:hAnsiTheme="majorHAnsi" w:cstheme="majorHAnsi"/>
+          <w:sz w:val="30"/>
+          <w:szCs w:val="30"/>
+        </w:rPr>
+        <w:t>new worlds</w:t>
+      </w:r>
+      <w:r>
+        <w:rPr>
+          <w:rFonts w:asciiTheme="majorHAnsi" w:hAnsiTheme="majorHAnsi" w:cstheme="majorHAnsi"/>
+          <w:sz w:val="30"/>
+          <w:szCs w:val="30"/>
+        </w:rPr>
+        <w:t xml:space="preserve"> and learn science.</w:t>
+      </w:r>
+    </w:p>
+    <w:p>
+      <w:pPr>
+        <w:spacing w:line="240" w:lineRule="auto"/>
+        <w:ind w:firstLine="360"/>
+        <w:rPr>
+          <w:rFonts w:asciiTheme="majorHAnsi" w:hAnsiTheme="majorHAnsi" w:cstheme="majorHAnsi"/>
+          <w:sz w:val="30"/>
+          <w:szCs w:val="30"/>
+          <w:u w:val="single"/>
+        </w:rPr>
+      </w:pPr>
+      <w:r>
+        <w:rPr>
+          <w:rFonts w:asciiTheme="majorHAnsi" w:hAnsiTheme="majorHAnsi" w:cstheme="majorHAnsi"/>
+          <w:sz w:val="30"/>
+          <w:szCs w:val="30"/>
+          <w:u w:val="single"/>
+        </w:rPr>
+        <w:t>Completed Episodes (Screenplays)</w:t>
+      </w:r>
+    </w:p>
+    <w:p>
+      <w:pPr>
+        <w:spacing w:line="240" w:lineRule="auto"/>
+        <w:ind w:firstLine="360"/>
         <w:rPr>
           <w:rFonts w:asciiTheme="majorHAnsi" w:hAnsiTheme="majorHAnsi" w:cstheme="majorHAnsi"/>
           <w:b/>
           <w:bCs/>
-          <w:color w:val="00B050"/>
           <w:sz w:val="30"/>
           <w:szCs w:val="30"/>
           <w:u w:val="single"/>
         </w:rPr>
-        <w:t>Stardust</w:t>
-      </w:r>
+      </w:pPr>
     </w:p>
     <w:p>
       <w:pPr>
         <w:spacing w:line="240" w:lineRule="auto"/>
-        <w:ind w:left="360"/>
-        <w:rPr>
-          <w:rFonts w:asciiTheme="majorHAnsi" w:hAnsiTheme="majorHAnsi" w:cstheme="majorHAnsi"/>
-          <w:sz w:val="30"/>
-          <w:szCs w:val="30"/>
-        </w:rPr>
-      </w:pPr>
-      <w:r>
-        <w:rPr>
-          <w:rFonts w:asciiTheme="majorHAnsi" w:hAnsiTheme="majorHAnsi" w:cstheme="majorHAnsi"/>
-          <w:sz w:val="30"/>
-          <w:szCs w:val="30"/>
-        </w:rPr>
-        <w:t>The titular</w:t>
-      </w:r>
-      <w:r>
-        <w:rPr>
-          <w:rFonts w:asciiTheme="majorHAnsi" w:hAnsiTheme="majorHAnsi" w:cstheme="majorHAnsi"/>
-          <w:sz w:val="30"/>
-          <w:szCs w:val="30"/>
-        </w:rPr>
-        <w:t xml:space="preserve"> cosmic mudpuppy </w:t>
-      </w:r>
-      <w:r>
-        <w:rPr>
-          <w:rFonts w:asciiTheme="majorHAnsi" w:hAnsiTheme="majorHAnsi" w:cstheme="majorHAnsi"/>
-          <w:sz w:val="30"/>
-          <w:szCs w:val="30"/>
-        </w:rPr>
-        <w:t xml:space="preserve">who </w:t>
-      </w:r>
-      <w:r>
-        <w:rPr>
-          <w:rFonts w:asciiTheme="majorHAnsi" w:hAnsiTheme="majorHAnsi" w:cstheme="majorHAnsi"/>
-          <w:sz w:val="30"/>
-          <w:szCs w:val="30"/>
-        </w:rPr>
-        <w:t>leaves glitter to help her human friend (Clay) and the viewer</w:t>
-      </w:r>
-      <w:r>
-        <w:rPr>
-          <w:rFonts w:asciiTheme="majorHAnsi" w:hAnsiTheme="majorHAnsi" w:cstheme="majorHAnsi"/>
-          <w:sz w:val="30"/>
-          <w:szCs w:val="30"/>
-        </w:rPr>
-        <w:t>s</w:t>
-      </w:r>
-      <w:r>
-        <w:rPr>
-          <w:rFonts w:asciiTheme="majorHAnsi" w:hAnsiTheme="majorHAnsi" w:cstheme="majorHAnsi"/>
-          <w:sz w:val="30"/>
-          <w:szCs w:val="30"/>
-        </w:rPr>
-        <w:t xml:space="preserve"> explore </w:t>
-      </w:r>
-      <w:r>
-        <w:rPr>
-          <w:rFonts w:asciiTheme="majorHAnsi" w:hAnsiTheme="majorHAnsi" w:cstheme="majorHAnsi"/>
-          <w:sz w:val="30"/>
-          <w:szCs w:val="30"/>
-        </w:rPr>
-        <w:t>new worlds</w:t>
-      </w:r>
-      <w:r>
-        <w:rPr>
-          <w:rFonts w:asciiTheme="majorHAnsi" w:hAnsiTheme="majorHAnsi" w:cstheme="majorHAnsi"/>
-          <w:sz w:val="30"/>
-          <w:szCs w:val="30"/>
-        </w:rPr>
-        <w:t xml:space="preserve"> and learn science.</w:t>
-      </w:r>
+        <w:ind w:firstLine="360"/>
+        <w:rPr>
+          <w:rFonts w:asciiTheme="majorHAnsi" w:hAnsiTheme="majorHAnsi" w:cstheme="majorHAnsi"/>
+          <w:b/>
+          <w:bCs/>
+          <w:sz w:val="30"/>
+          <w:szCs w:val="30"/>
+          <w:u w:val="single"/>
+        </w:rPr>
+      </w:pPr>
     </w:p>
     <w:p>
       <w:pPr>
@@ -943,12 +1141,8 @@
         <w:ind w:firstLine="360"/>
         <w:rPr>
           <w:rFonts w:asciiTheme="majorHAnsi" w:hAnsiTheme="majorHAnsi" w:cstheme="majorHAnsi"/>
-          <w:b/>
-          <w:bCs/>
-          <w:color w:val="FF3399"/>
-          <w:sz w:val="30"/>
-          <w:szCs w:val="30"/>
-          <w:u w:val="single"/>
+          <w:sz w:val="30"/>
+          <w:szCs w:val="30"/>
         </w:rPr>
       </w:pPr>
       <w:r>
@@ -958,16 +1152,17 @@
           <w:sz w:val="30"/>
           <w:szCs w:val="30"/>
         </w:rPr>
+        <w:lastRenderedPageBreak/>
         <w:drawing>
-          <wp:anchor distT="0" distB="0" distL="114300" distR="114300" simplePos="0" relativeHeight="251660288" behindDoc="0" locked="0" layoutInCell="1" allowOverlap="1" wp14:anchorId="212D774D" wp14:editId="4780B8E7">
+          <wp:anchor distT="0" distB="0" distL="114300" distR="114300" simplePos="0" relativeHeight="251660288" behindDoc="0" locked="0" layoutInCell="1" allowOverlap="1" wp14:anchorId="212D774D" wp14:editId="53702847">
             <wp:simplePos x="0" y="0"/>
             <wp:positionH relativeFrom="page">
-              <wp:posOffset>52705</wp:posOffset>
+              <wp:posOffset>53340</wp:posOffset>
             </wp:positionH>
             <wp:positionV relativeFrom="paragraph">
-              <wp:posOffset>42383</wp:posOffset>
+              <wp:posOffset>84928</wp:posOffset>
             </wp:positionV>
-            <wp:extent cx="1041962" cy="595218"/>
+            <wp:extent cx="1041400" cy="594995"/>
             <wp:effectExtent l="0" t="0" r="6350" b="0"/>
             <wp:wrapNone/>
             <wp:docPr id="6" name="Picture 5">
@@ -1005,7 +1200,7 @@
                   <pic:spPr>
                     <a:xfrm>
                       <a:off x="0" y="0"/>
-                      <a:ext cx="1041962" cy="595218"/>
+                      <a:ext cx="1041400" cy="594995"/>
                     </a:xfrm>
                     <a:prstGeom prst="rect">
                       <a:avLst/>
@@ -1023,6 +1218,7 @@
           </wp:anchor>
         </w:drawing>
       </w:r>
+      <w:proofErr w:type="spellStart"/>
       <w:r>
         <w:rPr>
           <w:rFonts w:asciiTheme="majorHAnsi" w:hAnsiTheme="majorHAnsi" w:cstheme="majorHAnsi"/>
@@ -1033,7 +1229,55 @@
           <w:szCs w:val="30"/>
           <w:u w:val="single"/>
         </w:rPr>
-        <w:t>StarPower!</w:t>
+        <w:t>StarPower</w:t>
+      </w:r>
+      <w:proofErr w:type="spellEnd"/>
+      <w:r>
+        <w:rPr>
+          <w:rFonts w:asciiTheme="majorHAnsi" w:hAnsiTheme="majorHAnsi" w:cstheme="majorHAnsi"/>
+          <w:b/>
+          <w:bCs/>
+          <w:color w:val="FF3399"/>
+          <w:sz w:val="30"/>
+          <w:szCs w:val="30"/>
+          <w:u w:val="single"/>
+        </w:rPr>
+        <w:t>!</w:t>
+      </w:r>
+      <w:r>
+        <w:rPr>
+          <w:rFonts w:asciiTheme="majorHAnsi" w:hAnsiTheme="majorHAnsi" w:cstheme="majorHAnsi"/>
+          <w:color w:val="FF3399"/>
+          <w:sz w:val="30"/>
+          <w:szCs w:val="30"/>
+        </w:rPr>
+        <w:t xml:space="preserve"> </w:t>
+      </w:r>
+      <w:r>
+        <w:rPr>
+          <w:rFonts w:asciiTheme="majorHAnsi" w:hAnsiTheme="majorHAnsi" w:cstheme="majorHAnsi"/>
+          <w:sz w:val="30"/>
+          <w:szCs w:val="30"/>
+        </w:rPr>
+        <w:t xml:space="preserve">(2026 Reboot of </w:t>
+      </w:r>
+      <w:r>
+        <w:rPr>
+          <w:rFonts w:asciiTheme="majorHAnsi" w:hAnsiTheme="majorHAnsi" w:cstheme="majorHAnsi"/>
+          <w:i/>
+          <w:iCs/>
+          <w:sz w:val="30"/>
+          <w:szCs w:val="30"/>
+        </w:rPr>
+        <w:t>Stardust</w:t>
+      </w:r>
+      <w:r>
+        <w:rPr>
+          <w:rFonts w:asciiTheme="majorHAnsi" w:hAnsiTheme="majorHAnsi" w:cstheme="majorHAnsi"/>
+          <w:sz w:val="30"/>
+          <w:szCs w:val="30"/>
+        </w:rPr>
+        <w:t>)</w:t>
       </w:r>
     </w:p>
     <w:p>
@@ -1100,16 +1344,18 @@
           <w:sz w:val="30"/>
           <w:szCs w:val="30"/>
         </w:rPr>
-        <w:t xml:space="preserve"> StarPower use their powers</w:t>
-      </w:r>
-      <w:r>
-        <w:rPr>
-          <w:rFonts w:asciiTheme="majorHAnsi" w:hAnsiTheme="majorHAnsi" w:cstheme="majorHAnsi"/>
-          <w:sz w:val="30"/>
-          <w:szCs w:val="30"/>
-        </w:rPr>
-        <w:t xml:space="preserve"> to</w:t>
-      </w:r>
+        <w:t xml:space="preserve"> </w:t>
+      </w:r>
+      <w:proofErr w:type="spellStart"/>
+      <w:r>
+        <w:rPr>
+          <w:rFonts w:asciiTheme="majorHAnsi" w:hAnsiTheme="majorHAnsi" w:cstheme="majorHAnsi"/>
+          <w:sz w:val="30"/>
+          <w:szCs w:val="30"/>
+        </w:rPr>
+        <w:t>StarPower</w:t>
+      </w:r>
+      <w:proofErr w:type="spellEnd"/>
       <w:r>
         <w:rPr>
           <w:rFonts w:asciiTheme="majorHAnsi" w:hAnsiTheme="majorHAnsi" w:cstheme="majorHAnsi"/>
@@ -1220,7 +1466,7 @@
           <w:sz w:val="30"/>
           <w:szCs w:val="30"/>
         </w:rPr>
-        <w:t>save</w:t>
+        <w:t>rescue planets</w:t>
       </w:r>
       <w:r>
         <w:rPr>
@@ -1236,7 +1482,7 @@
           <w:sz w:val="30"/>
           <w:szCs w:val="30"/>
         </w:rPr>
-        <w:t>worlds</w:t>
+        <w:t>in</w:t>
       </w:r>
       <w:r>
         <w:rPr>
@@ -1252,7 +1498,7 @@
           <w:sz w:val="30"/>
           <w:szCs w:val="30"/>
         </w:rPr>
-        <w:t>in</w:t>
+        <w:t>trouble</w:t>
       </w:r>
       <w:r>
         <w:rPr>
@@ -1268,7 +1514,15 @@
           <w:sz w:val="30"/>
           <w:szCs w:val="30"/>
         </w:rPr>
-        <w:t>trouble</w:t>
+        <w:t>an</w:t>
+      </w:r>
+      <w:r>
+        <w:rPr>
+          <w:rFonts w:asciiTheme="majorHAnsi" w:hAnsiTheme="majorHAnsi" w:cstheme="majorHAnsi"/>
+          <w:sz w:val="30"/>
+          <w:szCs w:val="30"/>
+        </w:rPr>
+        <w:t>d</w:t>
       </w:r>
       <w:r>
         <w:rPr>
@@ -1284,21 +1538,13 @@
           <w:sz w:val="30"/>
           <w:szCs w:val="30"/>
         </w:rPr>
-        <w:t>an</w:t>
-      </w:r>
-      <w:r>
-        <w:rPr>
-          <w:rFonts w:asciiTheme="majorHAnsi" w:hAnsiTheme="majorHAnsi" w:cstheme="majorHAnsi"/>
-          <w:sz w:val="30"/>
-          <w:szCs w:val="30"/>
-        </w:rPr>
-        <w:t>d</w:t>
-      </w:r>
-      <w:r>
-        <w:rPr>
-          <w:rFonts w:asciiTheme="majorHAnsi" w:hAnsiTheme="majorHAnsi" w:cstheme="majorHAnsi"/>
-          <w:sz w:val="26"/>
-          <w:szCs w:val="26"/>
+        <w:t>explore</w:t>
+      </w:r>
+      <w:r>
+        <w:rPr>
+          <w:rFonts w:asciiTheme="majorHAnsi" w:hAnsiTheme="majorHAnsi" w:cstheme="majorHAnsi"/>
+          <w:sz w:val="30"/>
+          <w:szCs w:val="30"/>
         </w:rPr>
         <w:t xml:space="preserve"> </w:t>
       </w:r>
@@ -1308,23 +1554,15 @@
           <w:sz w:val="30"/>
           <w:szCs w:val="30"/>
         </w:rPr>
-        <w:t>explore</w:t>
-      </w:r>
-      <w:r>
-        <w:rPr>
-          <w:rFonts w:asciiTheme="majorHAnsi" w:hAnsiTheme="majorHAnsi" w:cstheme="majorHAnsi"/>
-          <w:sz w:val="30"/>
-          <w:szCs w:val="30"/>
-        </w:rPr>
-        <w:t xml:space="preserve"> </w:t>
-      </w:r>
-      <w:r>
-        <w:rPr>
-          <w:rFonts w:asciiTheme="majorHAnsi" w:hAnsiTheme="majorHAnsi" w:cstheme="majorHAnsi"/>
-          <w:sz w:val="30"/>
-          <w:szCs w:val="30"/>
-        </w:rPr>
-        <w:t>universes</w:t>
+        <w:t xml:space="preserve">every </w:t>
+      </w:r>
+      <w:r>
+        <w:rPr>
+          <w:rFonts w:asciiTheme="majorHAnsi" w:hAnsiTheme="majorHAnsi" w:cstheme="majorHAnsi"/>
+          <w:sz w:val="30"/>
+          <w:szCs w:val="30"/>
+        </w:rPr>
+        <w:t>universe</w:t>
       </w:r>
       <w:r>
         <w:rPr>
@@ -1575,7 +1813,23 @@
           <w:sz w:val="30"/>
           <w:szCs w:val="30"/>
         </w:rPr>
-        <w:t>often breaks the fourth wall to speak directly to the camera, sharing cynical thoughts about the world her personal failures</w:t>
+        <w:t>often breaks the fourth wall to speak directly to the camera, sharing cynical thoughts about the world</w:t>
+      </w:r>
+      <w:r>
+        <w:rPr>
+          <w:rFonts w:asciiTheme="majorHAnsi" w:hAnsiTheme="majorHAnsi" w:cstheme="majorHAnsi"/>
+          <w:sz w:val="30"/>
+          <w:szCs w:val="30"/>
+        </w:rPr>
+        <w:t>,</w:t>
+      </w:r>
+      <w:r>
+        <w:rPr>
+          <w:rFonts w:asciiTheme="majorHAnsi" w:hAnsiTheme="majorHAnsi" w:cstheme="majorHAnsi"/>
+          <w:sz w:val="30"/>
+          <w:szCs w:val="30"/>
+        </w:rPr>
+        <w:t xml:space="preserve"> her personal failures</w:t>
       </w:r>
       <w:r>
         <w:rPr>
@@ -2055,6 +2309,7 @@
         </w:rPr>
         <w:t xml:space="preserve">iracial educator with a huge following and the frontrunner to be the host of </w:t>
       </w:r>
+      <w:proofErr w:type="spellStart"/>
       <w:r>
         <w:rPr>
           <w:rFonts w:asciiTheme="majorHAnsi" w:hAnsiTheme="majorHAnsi" w:cstheme="majorHAnsi"/>
@@ -2064,7 +2319,19 @@
           <w:sz w:val="30"/>
           <w:szCs w:val="30"/>
         </w:rPr>
-        <w:t>StarPower!</w:t>
+        <w:t>StarPower</w:t>
+      </w:r>
+      <w:proofErr w:type="spellEnd"/>
+      <w:r>
+        <w:rPr>
+          <w:rFonts w:asciiTheme="majorHAnsi" w:hAnsiTheme="majorHAnsi" w:cstheme="majorHAnsi"/>
+          <w:i/>
+          <w:iCs/>
+          <w:color w:val="FF3399"/>
+          <w:sz w:val="30"/>
+          <w:szCs w:val="30"/>
+        </w:rPr>
+        <w:t>!</w:t>
       </w:r>
       <w:r>
         <w:rPr>
@@ -2576,6 +2843,7 @@
         </w:rPr>
         <w:t xml:space="preserve">and its revival </w:t>
       </w:r>
+      <w:proofErr w:type="spellStart"/>
       <w:r>
         <w:rPr>
           <w:rFonts w:asciiTheme="majorHAnsi" w:hAnsiTheme="majorHAnsi" w:cstheme="majorHAnsi"/>
@@ -2587,6 +2855,7 @@
         </w:rPr>
         <w:t>StarPower</w:t>
       </w:r>
+      <w:proofErr w:type="spellEnd"/>
       <w:r>
         <w:rPr>
           <w:rFonts w:asciiTheme="majorHAnsi" w:hAnsiTheme="majorHAnsi" w:cstheme="majorHAnsi"/>
@@ -2654,6 +2923,7 @@
         </w:rPr>
         <w:t xml:space="preserve">takes every chance she can to rid </w:t>
       </w:r>
+      <w:proofErr w:type="spellStart"/>
       <w:r>
         <w:rPr>
           <w:rFonts w:asciiTheme="majorHAnsi" w:hAnsiTheme="majorHAnsi" w:cstheme="majorHAnsi"/>
@@ -2662,7 +2932,18 @@
           <w:sz w:val="30"/>
           <w:szCs w:val="30"/>
         </w:rPr>
-        <w:t>StarPower!</w:t>
+        <w:t>StarPower</w:t>
+      </w:r>
+      <w:proofErr w:type="spellEnd"/>
+      <w:r>
+        <w:rPr>
+          <w:rFonts w:asciiTheme="majorHAnsi" w:hAnsiTheme="majorHAnsi" w:cstheme="majorHAnsi"/>
+          <w:i/>
+          <w:iCs/>
+          <w:sz w:val="30"/>
+          <w:szCs w:val="30"/>
+        </w:rPr>
+        <w:t>!</w:t>
       </w:r>
       <w:r>
         <w:rPr>
@@ -3110,7 +3391,23 @@
           <w:sz w:val="28"/>
           <w:szCs w:val="28"/>
         </w:rPr>
-        <w:t>the title character o</w:t>
+        <w:t>the tit</w:t>
+      </w:r>
+      <w:r>
+        <w:rPr>
+          <w:rFonts w:asciiTheme="majorHAnsi" w:hAnsiTheme="majorHAnsi" w:cstheme="majorHAnsi"/>
+          <w:sz w:val="28"/>
+          <w:szCs w:val="28"/>
+        </w:rPr>
+        <w:t xml:space="preserve">ular </w:t>
+      </w:r>
+      <w:r>
+        <w:rPr>
+          <w:rFonts w:asciiTheme="majorHAnsi" w:hAnsiTheme="majorHAnsi" w:cstheme="majorHAnsi"/>
+          <w:sz w:val="28"/>
+          <w:szCs w:val="28"/>
+        </w:rPr>
+        <w:t>character o</w:t>
       </w:r>
       <w:r>
         <w:rPr>
@@ -3222,8 +3519,36 @@
           <w:sz w:val="28"/>
           <w:szCs w:val="28"/>
         </w:rPr>
-        <w:t>twinkle twinkle twinkle</w:t>
-      </w:r>
+        <w:t xml:space="preserve">twinkle </w:t>
+      </w:r>
+      <w:proofErr w:type="spellStart"/>
+      <w:r>
+        <w:rPr>
+          <w:rFonts w:asciiTheme="majorHAnsi" w:hAnsiTheme="majorHAnsi" w:cstheme="majorHAnsi"/>
+          <w:sz w:val="28"/>
+          <w:szCs w:val="28"/>
+        </w:rPr>
+        <w:t>twinkle</w:t>
+      </w:r>
+      <w:proofErr w:type="spellEnd"/>
+      <w:r>
+        <w:rPr>
+          <w:rFonts w:asciiTheme="majorHAnsi" w:hAnsiTheme="majorHAnsi" w:cstheme="majorHAnsi"/>
+          <w:sz w:val="28"/>
+          <w:szCs w:val="28"/>
+        </w:rPr>
+        <w:t xml:space="preserve"> </w:t>
+      </w:r>
+      <w:proofErr w:type="spellStart"/>
+      <w:r>
+        <w:rPr>
+          <w:rFonts w:asciiTheme="majorHAnsi" w:hAnsiTheme="majorHAnsi" w:cstheme="majorHAnsi"/>
+          <w:sz w:val="28"/>
+          <w:szCs w:val="28"/>
+        </w:rPr>
+        <w:t>twinkle</w:t>
+      </w:r>
+      <w:proofErr w:type="spellEnd"/>
       <w:r>
         <w:rPr>
           <w:rFonts w:asciiTheme="majorHAnsi" w:hAnsiTheme="majorHAnsi" w:cstheme="majorHAnsi"/>
@@ -3279,7 +3604,23 @@
           <w:sz w:val="28"/>
           <w:szCs w:val="28"/>
         </w:rPr>
-        <w:t>voiced by River Matthews) is the title character of the spin-off reboot.</w:t>
+        <w:t>voiced by River Matthews) is the tit</w:t>
+      </w:r>
+      <w:r>
+        <w:rPr>
+          <w:rFonts w:asciiTheme="majorHAnsi" w:hAnsiTheme="majorHAnsi" w:cstheme="majorHAnsi"/>
+          <w:sz w:val="28"/>
+          <w:szCs w:val="28"/>
+        </w:rPr>
+        <w:t>ular</w:t>
+      </w:r>
+      <w:r>
+        <w:rPr>
+          <w:rFonts w:asciiTheme="majorHAnsi" w:hAnsiTheme="majorHAnsi" w:cstheme="majorHAnsi"/>
+          <w:sz w:val="28"/>
+          <w:szCs w:val="28"/>
+        </w:rPr>
+        <w:t xml:space="preserve"> character of the spin-off reboot.</w:t>
       </w:r>
       <w:r>
         <w:rPr>
@@ -3319,8 +3660,36 @@
           <w:sz w:val="28"/>
           <w:szCs w:val="28"/>
         </w:rPr>
-        <w:t>bubble bubble bubble</w:t>
-      </w:r>
+        <w:t xml:space="preserve">bubble </w:t>
+      </w:r>
+      <w:proofErr w:type="spellStart"/>
+      <w:r>
+        <w:rPr>
+          <w:rFonts w:asciiTheme="majorHAnsi" w:hAnsiTheme="majorHAnsi" w:cstheme="majorHAnsi"/>
+          <w:sz w:val="28"/>
+          <w:szCs w:val="28"/>
+        </w:rPr>
+        <w:t>bubble</w:t>
+      </w:r>
+      <w:proofErr w:type="spellEnd"/>
+      <w:r>
+        <w:rPr>
+          <w:rFonts w:asciiTheme="majorHAnsi" w:hAnsiTheme="majorHAnsi" w:cstheme="majorHAnsi"/>
+          <w:sz w:val="28"/>
+          <w:szCs w:val="28"/>
+        </w:rPr>
+        <w:t xml:space="preserve"> </w:t>
+      </w:r>
+      <w:proofErr w:type="spellStart"/>
+      <w:r>
+        <w:rPr>
+          <w:rFonts w:asciiTheme="majorHAnsi" w:hAnsiTheme="majorHAnsi" w:cstheme="majorHAnsi"/>
+          <w:sz w:val="28"/>
+          <w:szCs w:val="28"/>
+        </w:rPr>
+        <w:t>bubble</w:t>
+      </w:r>
+      <w:proofErr w:type="spellEnd"/>
       <w:r>
         <w:rPr>
           <w:rFonts w:asciiTheme="majorHAnsi" w:hAnsiTheme="majorHAnsi" w:cstheme="majorHAnsi"/>
@@ -3336,6 +3705,64 @@
           <w:szCs w:val="28"/>
         </w:rPr>
         <w:t>”</w:t>
+      </w:r>
+      <w:r>
+        <w:rPr>
+          <w:rFonts w:asciiTheme="majorHAnsi" w:hAnsiTheme="majorHAnsi" w:cstheme="majorHAnsi"/>
+          <w:sz w:val="28"/>
+          <w:szCs w:val="28"/>
+        </w:rPr>
+        <w:t xml:space="preserve"> She was</w:t>
+      </w:r>
+      <w:r>
+        <w:rPr>
+          <w:rFonts w:asciiTheme="majorHAnsi" w:hAnsiTheme="majorHAnsi" w:cstheme="majorHAnsi"/>
+          <w:sz w:val="28"/>
+          <w:szCs w:val="28"/>
+        </w:rPr>
+        <w:t xml:space="preserve"> originally</w:t>
+      </w:r>
+      <w:r>
+        <w:rPr>
+          <w:rFonts w:asciiTheme="majorHAnsi" w:hAnsiTheme="majorHAnsi" w:cstheme="majorHAnsi"/>
+          <w:sz w:val="28"/>
+          <w:szCs w:val="28"/>
+        </w:rPr>
+        <w:t xml:space="preserve"> introduced in a</w:t>
+      </w:r>
+      <w:r>
+        <w:rPr>
+          <w:rFonts w:asciiTheme="majorHAnsi" w:hAnsiTheme="majorHAnsi" w:cstheme="majorHAnsi"/>
+          <w:sz w:val="28"/>
+          <w:szCs w:val="28"/>
+        </w:rPr>
+        <w:t xml:space="preserve"> 2003 </w:t>
+      </w:r>
+      <w:r>
+        <w:rPr>
+          <w:rFonts w:asciiTheme="majorHAnsi" w:hAnsiTheme="majorHAnsi" w:cstheme="majorHAnsi"/>
+          <w:sz w:val="28"/>
+          <w:szCs w:val="28"/>
+        </w:rPr>
+        <w:t xml:space="preserve">episode of </w:t>
+      </w:r>
+      <w:r>
+        <w:rPr>
+          <w:rFonts w:asciiTheme="majorHAnsi" w:hAnsiTheme="majorHAnsi" w:cstheme="majorHAnsi"/>
+          <w:i/>
+          <w:iCs/>
+          <w:sz w:val="28"/>
+          <w:szCs w:val="28"/>
+        </w:rPr>
+        <w:t>Stardust</w:t>
+      </w:r>
+      <w:r>
+        <w:rPr>
+          <w:rFonts w:asciiTheme="majorHAnsi" w:hAnsiTheme="majorHAnsi" w:cstheme="majorHAnsi"/>
+          <w:sz w:val="28"/>
+          <w:szCs w:val="28"/>
+        </w:rPr>
+        <w:t>.</w:t>
       </w:r>
     </w:p>
     <w:p>
@@ -3567,6 +3994,7 @@
         </w:rPr>
         <w:t xml:space="preserve">the host of the revival series </w:t>
       </w:r>
+      <w:proofErr w:type="spellStart"/>
       <w:r>
         <w:rPr>
           <w:rFonts w:asciiTheme="majorHAnsi" w:hAnsiTheme="majorHAnsi" w:cstheme="majorHAnsi"/>
@@ -3578,6 +4006,7 @@
         </w:rPr>
         <w:t>StarPower</w:t>
       </w:r>
+      <w:proofErr w:type="spellEnd"/>
       <w:r>
         <w:rPr>
           <w:rFonts w:asciiTheme="majorHAnsi" w:hAnsiTheme="majorHAnsi" w:cstheme="majorHAnsi"/>
@@ -3985,8 +4414,18 @@
           <w:sz w:val="28"/>
           <w:szCs w:val="28"/>
         </w:rPr>
-        <w:t>Rocket Zoop</w:t>
-      </w:r>
+        <w:t xml:space="preserve">Rocket </w:t>
+      </w:r>
+      <w:proofErr w:type="spellStart"/>
+      <w:r>
+        <w:rPr>
+          <w:rFonts w:asciiTheme="majorHAnsi" w:hAnsiTheme="majorHAnsi" w:cstheme="majorHAnsi"/>
+          <w:sz w:val="28"/>
+          <w:szCs w:val="28"/>
+        </w:rPr>
+        <w:t>Zoop</w:t>
+      </w:r>
+      <w:proofErr w:type="spellEnd"/>
       <w:r>
         <w:rPr>
           <w:rFonts w:asciiTheme="majorHAnsi" w:hAnsiTheme="majorHAnsi" w:cstheme="majorHAnsi"/>
@@ -4447,23 +4886,6 @@
           <w:szCs w:val="28"/>
         </w:rPr>
         <w:t xml:space="preserve"> (voiced by River Matthews) is a stray dog who lets everyone down but can fetch anything. They bark “force.”</w:t>
-      </w:r>
-    </w:p>
-    <w:p>
-      <w:pPr>
-        <w:rPr>
-          <w:rFonts w:asciiTheme="majorHAnsi" w:hAnsiTheme="majorHAnsi" w:cstheme="majorHAnsi"/>
-          <w:sz w:val="26"/>
-          <w:szCs w:val="26"/>
-        </w:rPr>
-      </w:pPr>
-      <w:r>
-        <w:rPr>
-          <w:rFonts w:asciiTheme="majorHAnsi" w:hAnsiTheme="majorHAnsi" w:cstheme="majorHAnsi"/>
-          <w:sz w:val="26"/>
-          <w:szCs w:val="26"/>
-        </w:rPr>
-        <w:br w:type="page"/>
       </w:r>
     </w:p>
     <w:p>
@@ -4545,7 +4967,25 @@
           <w:sz w:val="30"/>
           <w:szCs w:val="30"/>
         </w:rPr>
-        <w:t xml:space="preserve"> the revival of a beloved childhood show, only to face the original host’s legacy and a public resistant to inclusivity.</w:t>
+        <w:t xml:space="preserve"> the revival of a beloved childhood show, only to face the original host’s legacy and a public </w:t>
+      </w:r>
+      <w:proofErr w:type="gramStart"/>
+      <w:r>
+        <w:rPr>
+          <w:rFonts w:asciiTheme="majorHAnsi" w:hAnsiTheme="majorHAnsi" w:cstheme="majorHAnsi"/>
+          <w:sz w:val="30"/>
+          <w:szCs w:val="30"/>
+        </w:rPr>
+        <w:t>resistant</w:t>
+      </w:r>
+      <w:proofErr w:type="gramEnd"/>
+      <w:r>
+        <w:rPr>
+          <w:rFonts w:asciiTheme="majorHAnsi" w:hAnsiTheme="majorHAnsi" w:cstheme="majorHAnsi"/>
+          <w:sz w:val="30"/>
+          <w:szCs w:val="30"/>
+        </w:rPr>
+        <w:t xml:space="preserve"> to inclusivity.</w:t>
       </w:r>
     </w:p>
     <w:p>
@@ -4727,7 +5167,25 @@
           <w:sz w:val="30"/>
           <w:szCs w:val="30"/>
         </w:rPr>
-        <w:t xml:space="preserve"> is a direct response to this. The story investigates the </w:t>
+        <w:t xml:space="preserve"> </w:t>
+      </w:r>
+      <w:proofErr w:type="gramStart"/>
+      <w:r>
+        <w:rPr>
+          <w:rFonts w:asciiTheme="majorHAnsi" w:hAnsiTheme="majorHAnsi" w:cstheme="majorHAnsi"/>
+          <w:sz w:val="30"/>
+          <w:szCs w:val="30"/>
+        </w:rPr>
+        <w:t>is</w:t>
+      </w:r>
+      <w:proofErr w:type="gramEnd"/>
+      <w:r>
+        <w:rPr>
+          <w:rFonts w:asciiTheme="majorHAnsi" w:hAnsiTheme="majorHAnsi" w:cstheme="majorHAnsi"/>
+          <w:sz w:val="30"/>
+          <w:szCs w:val="30"/>
+        </w:rPr>
+        <w:t xml:space="preserve"> a direct response to this. The story investigates the </w:t>
       </w:r>
       <w:r>
         <w:rPr>
@@ -5468,6 +5926,7 @@
                 <w:sz w:val="28"/>
                 <w:szCs w:val="28"/>
               </w:rPr>
+              <w:lastRenderedPageBreak/>
               <w:t>3</w:t>
             </w:r>
           </w:p>
@@ -5612,7 +6071,25 @@
                 <w:sz w:val="26"/>
                 <w:szCs w:val="26"/>
               </w:rPr>
-              <w:t xml:space="preserve">on StarPower, Stardust’s sister who was briefly introduced in a later episode of </w:t>
+              <w:t xml:space="preserve">on </w:t>
+            </w:r>
+            <w:proofErr w:type="spellStart"/>
+            <w:r>
+              <w:rPr>
+                <w:rFonts w:asciiTheme="majorHAnsi" w:hAnsiTheme="majorHAnsi" w:cstheme="majorHAnsi"/>
+                <w:sz w:val="26"/>
+                <w:szCs w:val="26"/>
+              </w:rPr>
+              <w:t>StarPower</w:t>
+            </w:r>
+            <w:proofErr w:type="spellEnd"/>
+            <w:r>
+              <w:rPr>
+                <w:rFonts w:asciiTheme="majorHAnsi" w:hAnsiTheme="majorHAnsi" w:cstheme="majorHAnsi"/>
+                <w:sz w:val="26"/>
+                <w:szCs w:val="26"/>
+              </w:rPr>
+              <w:t xml:space="preserve">, Stardust’s sister who was briefly introduced in a later episode of </w:t>
             </w:r>
             <w:r>
               <w:rPr>
@@ -5646,7 +6123,25 @@
                 <w:sz w:val="26"/>
                 <w:szCs w:val="26"/>
               </w:rPr>
-              <w:t xml:space="preserve">, StarPower should have her very own. She proposes it to the writer’s room and River laughs it off while </w:t>
+              <w:t xml:space="preserve">, </w:t>
+            </w:r>
+            <w:proofErr w:type="spellStart"/>
+            <w:r>
+              <w:rPr>
+                <w:rFonts w:asciiTheme="majorHAnsi" w:hAnsiTheme="majorHAnsi" w:cstheme="majorHAnsi"/>
+                <w:sz w:val="26"/>
+                <w:szCs w:val="26"/>
+              </w:rPr>
+              <w:t>StarPower</w:t>
+            </w:r>
+            <w:proofErr w:type="spellEnd"/>
+            <w:r>
+              <w:rPr>
+                <w:rFonts w:asciiTheme="majorHAnsi" w:hAnsiTheme="majorHAnsi" w:cstheme="majorHAnsi"/>
+                <w:sz w:val="26"/>
+                <w:szCs w:val="26"/>
+              </w:rPr>
+              <w:t xml:space="preserve"> should have her very own. She proposes it to the writer’s room and River laughs it off while </w:t>
             </w:r>
             <w:r>
               <w:rPr>
@@ -5884,7 +6379,25 @@
                 <w:sz w:val="26"/>
                 <w:szCs w:val="26"/>
               </w:rPr>
-              <w:t xml:space="preserve">on set, where </w:t>
+              <w:t xml:space="preserve">on </w:t>
+            </w:r>
+            <w:proofErr w:type="gramStart"/>
+            <w:r>
+              <w:rPr>
+                <w:rFonts w:asciiTheme="majorHAnsi" w:hAnsiTheme="majorHAnsi" w:cstheme="majorHAnsi"/>
+                <w:sz w:val="26"/>
+                <w:szCs w:val="26"/>
+              </w:rPr>
+              <w:t>set, where</w:t>
+            </w:r>
+            <w:proofErr w:type="gramEnd"/>
+            <w:r>
+              <w:rPr>
+                <w:rFonts w:asciiTheme="majorHAnsi" w:hAnsiTheme="majorHAnsi" w:cstheme="majorHAnsi"/>
+                <w:sz w:val="26"/>
+                <w:szCs w:val="26"/>
+              </w:rPr>
+              <w:t xml:space="preserve"> </w:t>
             </w:r>
             <w:r>
               <w:rPr>
@@ -6133,8 +6646,18 @@
                 <w:sz w:val="26"/>
                 <w:szCs w:val="26"/>
               </w:rPr>
-              <w:t>, removing Ray and StarPower</w:t>
-            </w:r>
+              <w:t xml:space="preserve">, removing Ray and </w:t>
+            </w:r>
+            <w:proofErr w:type="spellStart"/>
+            <w:r>
+              <w:rPr>
+                <w:rFonts w:asciiTheme="majorHAnsi" w:hAnsiTheme="majorHAnsi" w:cstheme="majorHAnsi"/>
+                <w:sz w:val="26"/>
+                <w:szCs w:val="26"/>
+              </w:rPr>
+              <w:t>StarPower</w:t>
+            </w:r>
+            <w:proofErr w:type="spellEnd"/>
             <w:r>
               <w:rPr>
                 <w:rFonts w:asciiTheme="majorHAnsi" w:hAnsiTheme="majorHAnsi" w:cstheme="majorHAnsi"/>
@@ -6174,7 +6697,25 @@
                 <w:szCs w:val="26"/>
               </w:rPr>
               <w:lastRenderedPageBreak/>
-              <w:t>network decides to fund the full season anyway, leaving Ray in the painful position of knowing she is the "least favorite" elemen</w:t>
+              <w:t xml:space="preserve">network decides to fund the full </w:t>
+            </w:r>
+            <w:proofErr w:type="gramStart"/>
+            <w:r>
+              <w:rPr>
+                <w:rFonts w:asciiTheme="majorHAnsi" w:hAnsiTheme="majorHAnsi" w:cstheme="majorHAnsi"/>
+                <w:sz w:val="26"/>
+                <w:szCs w:val="26"/>
+              </w:rPr>
+              <w:t>season</w:t>
+            </w:r>
+            <w:proofErr w:type="gramEnd"/>
+            <w:r>
+              <w:rPr>
+                <w:rFonts w:asciiTheme="majorHAnsi" w:hAnsiTheme="majorHAnsi" w:cstheme="majorHAnsi"/>
+                <w:sz w:val="26"/>
+                <w:szCs w:val="26"/>
+              </w:rPr>
+              <w:t xml:space="preserve"> anyway, leaving Ray in the painful position of knowing she is the "least favorite" elemen</w:t>
             </w:r>
             <w:r>
               <w:rPr>
@@ -6295,7 +6836,25 @@
                 <w:sz w:val="26"/>
                 <w:szCs w:val="26"/>
               </w:rPr>
-              <w:t>Ray struggles to adapt to the show’s rigid structure, feeling like a failure when she steamrolls audiences instead of pausing for them like Aurora. Ray refines her hosting style after realizing her direct approach resonates with neurodivergent children like her brother Kwan. She embraces this unique communication method, while the original creators and Clay express growing dissatisfaction with both hosts, creating an opportunity for her unique style to succeed.</w:t>
+              <w:t xml:space="preserve">Ray struggles to adapt to the show’s rigid structure, feeling like a failure when she </w:t>
+            </w:r>
+            <w:proofErr w:type="gramStart"/>
+            <w:r>
+              <w:rPr>
+                <w:rFonts w:asciiTheme="majorHAnsi" w:hAnsiTheme="majorHAnsi" w:cstheme="majorHAnsi"/>
+                <w:sz w:val="26"/>
+                <w:szCs w:val="26"/>
+              </w:rPr>
+              <w:t>steamrolls</w:t>
+            </w:r>
+            <w:proofErr w:type="gramEnd"/>
+            <w:r>
+              <w:rPr>
+                <w:rFonts w:asciiTheme="majorHAnsi" w:hAnsiTheme="majorHAnsi" w:cstheme="majorHAnsi"/>
+                <w:sz w:val="26"/>
+                <w:szCs w:val="26"/>
+              </w:rPr>
+              <w:t xml:space="preserve"> audiences instead of pausing for them like Aurora. Ray refines her hosting style after realizing her direct approach resonates with neurodivergent children like her brother Kwan. She embraces this unique communication method, while the original creators and Clay express growing dissatisfaction with both hosts, creating an opportunity for her unique style to succeed.</w:t>
             </w:r>
           </w:p>
         </w:tc>
@@ -6810,6 +7369,7 @@
                 <w:sz w:val="28"/>
                 <w:szCs w:val="28"/>
               </w:rPr>
+              <w:lastRenderedPageBreak/>
               <w:t>11</w:t>
             </w:r>
           </w:p>
@@ -6884,7 +7444,25 @@
                 <w:sz w:val="26"/>
                 <w:szCs w:val="26"/>
               </w:rPr>
-              <w:t xml:space="preserve">At the theatre, Ray initially tries to direct the neurodivergent actors with her overbearing energy on </w:t>
+              <w:t xml:space="preserve">At the theatre, </w:t>
+            </w:r>
+            <w:proofErr w:type="gramStart"/>
+            <w:r>
+              <w:rPr>
+                <w:rFonts w:asciiTheme="majorHAnsi" w:hAnsiTheme="majorHAnsi" w:cstheme="majorHAnsi"/>
+                <w:sz w:val="26"/>
+                <w:szCs w:val="26"/>
+              </w:rPr>
+              <w:t>Ray initially</w:t>
+            </w:r>
+            <w:proofErr w:type="gramEnd"/>
+            <w:r>
+              <w:rPr>
+                <w:rFonts w:asciiTheme="majorHAnsi" w:hAnsiTheme="majorHAnsi" w:cstheme="majorHAnsi"/>
+                <w:sz w:val="26"/>
+                <w:szCs w:val="26"/>
+              </w:rPr>
+              <w:t xml:space="preserve"> tries to direct the neurodivergent actors with her overbearing energy on </w:t>
             </w:r>
             <w:r>
               <w:rPr>
@@ -6902,7 +7480,25 @@
                 <w:sz w:val="26"/>
                 <w:szCs w:val="26"/>
               </w:rPr>
-              <w:t>. However, she is humbled by them. They don't care about her fame. She’s forced to stop talking and actually listen, learning that her role isn't to be the star but to provide support that allows others to shine. Meanwhile, Aurora escalates her advocacy by speaking out against a genocide in another country, despite the oppressor being a major backer of the network. She then goes on strike and leverages her following to demand Ray’s return. She delivers an ultimatum to the network, stating that while she provides the mind of the show, Ray provides the heart, and the program cannot function without both. The network bows to the pressure and rehires Ray. However, Ray decides only to return as a writer.</w:t>
+              <w:t xml:space="preserve">. However, she is humbled by them. They don't care about her fame. She’s forced to stop talking and </w:t>
+            </w:r>
+            <w:proofErr w:type="gramStart"/>
+            <w:r>
+              <w:rPr>
+                <w:rFonts w:asciiTheme="majorHAnsi" w:hAnsiTheme="majorHAnsi" w:cstheme="majorHAnsi"/>
+                <w:sz w:val="26"/>
+                <w:szCs w:val="26"/>
+              </w:rPr>
+              <w:t>actually listen</w:t>
+            </w:r>
+            <w:proofErr w:type="gramEnd"/>
+            <w:r>
+              <w:rPr>
+                <w:rFonts w:asciiTheme="majorHAnsi" w:hAnsiTheme="majorHAnsi" w:cstheme="majorHAnsi"/>
+                <w:sz w:val="26"/>
+                <w:szCs w:val="26"/>
+              </w:rPr>
+              <w:t>, learning that her role isn't to be the star but to provide support that allows others to shine. Meanwhile, Aurora escalates her advocacy by speaking out against a genocide in another country, despite the oppressor being a major backer of the network. She then goes on strike and leverages her following to demand Ray’s return. She delivers an ultimatum to the network, stating that while she provides the mind of the show, Ray provides the heart, and the program cannot function without both. The network bows to the pressure and rehires Ray. However, Ray decides only to return as a writer.</w:t>
             </w:r>
           </w:p>
         </w:tc>
@@ -7025,6 +7621,7 @@
               </w:rPr>
               <w:t xml:space="preserve">Following their shared ordeal, Ray and Aurora reconcile and become genuine friends. Ray celebrates turning 30 and crashes her car much like what happened to Clay on his 29th birthday. This time, Skye takes the blame and gets suspended from the show. Just before the first season finale begins filming, Aurora accepts the host position of </w:t>
             </w:r>
+            <w:proofErr w:type="gramStart"/>
             <w:r>
               <w:rPr>
                 <w:rFonts w:asciiTheme="majorHAnsi" w:hAnsiTheme="majorHAnsi" w:cstheme="majorHAnsi"/>
@@ -7035,6 +7632,7 @@
               </w:rPr>
               <w:t>Science</w:t>
             </w:r>
+            <w:proofErr w:type="gramEnd"/>
             <w:r>
               <w:rPr>
                 <w:rFonts w:asciiTheme="majorHAnsi" w:hAnsiTheme="majorHAnsi" w:cstheme="majorHAnsi"/>
@@ -7489,6 +8087,7 @@
               </w:rPr>
               <w:t xml:space="preserve">Ray officially debuts as the lead host of </w:t>
             </w:r>
+            <w:proofErr w:type="spellStart"/>
             <w:r>
               <w:rPr>
                 <w:rFonts w:asciiTheme="majorHAnsi" w:hAnsiTheme="majorHAnsi" w:cstheme="majorHAnsi"/>
@@ -7499,6 +8098,7 @@
               </w:rPr>
               <w:t>StarPower</w:t>
             </w:r>
+            <w:proofErr w:type="spellEnd"/>
             <w:r>
               <w:rPr>
                 <w:rFonts w:asciiTheme="majorHAnsi" w:hAnsiTheme="majorHAnsi" w:cstheme="majorHAnsi"/>
@@ -7692,7 +8292,43 @@
                 <w:sz w:val="26"/>
                 <w:szCs w:val="26"/>
               </w:rPr>
-              <w:t xml:space="preserve">Production begins on the franchise’s first feature film, </w:t>
+              <w:t xml:space="preserve">Production begins </w:t>
+            </w:r>
+            <w:proofErr w:type="gramStart"/>
+            <w:r>
+              <w:rPr>
+                <w:rFonts w:asciiTheme="majorHAnsi" w:hAnsiTheme="majorHAnsi" w:cstheme="majorHAnsi"/>
+                <w:sz w:val="26"/>
+                <w:szCs w:val="26"/>
+              </w:rPr>
+              <w:t>on</w:t>
+            </w:r>
+            <w:proofErr w:type="gramEnd"/>
+            <w:r>
+              <w:rPr>
+                <w:rFonts w:asciiTheme="majorHAnsi" w:hAnsiTheme="majorHAnsi" w:cstheme="majorHAnsi"/>
+                <w:sz w:val="26"/>
+                <w:szCs w:val="26"/>
+              </w:rPr>
+              <w:t xml:space="preserve"> the franchise’s first feature </w:t>
+            </w:r>
+            <w:proofErr w:type="gramStart"/>
+            <w:r>
+              <w:rPr>
+                <w:rFonts w:asciiTheme="majorHAnsi" w:hAnsiTheme="majorHAnsi" w:cstheme="majorHAnsi"/>
+                <w:sz w:val="26"/>
+                <w:szCs w:val="26"/>
+              </w:rPr>
+              <w:t>film,</w:t>
+            </w:r>
+            <w:proofErr w:type="gramEnd"/>
+            <w:r>
+              <w:rPr>
+                <w:rFonts w:asciiTheme="majorHAnsi" w:hAnsiTheme="majorHAnsi" w:cstheme="majorHAnsi"/>
+                <w:sz w:val="26"/>
+                <w:szCs w:val="26"/>
+              </w:rPr>
+              <w:t xml:space="preserve"> </w:t>
             </w:r>
             <w:r>
               <w:rPr>
@@ -8782,7 +9418,25 @@
                 <w:sz w:val="26"/>
                 <w:szCs w:val="26"/>
               </w:rPr>
-              <w:t>A special preview of the movie is held at a children’s hospital. The event is chaotic; the children are rowdy, and an anti-science activist interrupts the talkback session. Clay reflects deeply on his own history with mental health</w:t>
+              <w:t xml:space="preserve">A special preview of the movie is </w:t>
+            </w:r>
+            <w:proofErr w:type="gramStart"/>
+            <w:r>
+              <w:rPr>
+                <w:rFonts w:asciiTheme="majorHAnsi" w:hAnsiTheme="majorHAnsi" w:cstheme="majorHAnsi"/>
+                <w:sz w:val="26"/>
+                <w:szCs w:val="26"/>
+              </w:rPr>
+              <w:t>held</w:t>
+            </w:r>
+            <w:proofErr w:type="gramEnd"/>
+            <w:r>
+              <w:rPr>
+                <w:rFonts w:asciiTheme="majorHAnsi" w:hAnsiTheme="majorHAnsi" w:cstheme="majorHAnsi"/>
+                <w:sz w:val="26"/>
+                <w:szCs w:val="26"/>
+              </w:rPr>
+              <w:t xml:space="preserve"> at a children’s hospital. The event is chaotic; the children are rowdy, and an anti-science activist interrupts the talkback session. Clay reflects deeply on his own history with mental health</w:t>
             </w:r>
             <w:r>
               <w:rPr>
@@ -10030,7 +10684,25 @@
                 <w:sz w:val="26"/>
                 <w:szCs w:val="26"/>
               </w:rPr>
-              <w:t xml:space="preserve"> becomes a flashpoint for anti-science sentiment. An extremist group, agitated by the activists’ stance against global injustice and funding cuts, disrupts the peaceful march. In a horrific turn, an anti-activist driver rams through the crowd, critically injuring Ms. Aurora. Ray is left holding her fallen rival on the pavement, realizing the battle for science and truth is now a matter of life and death.</w:t>
+              <w:t xml:space="preserve"> </w:t>
+            </w:r>
+            <w:proofErr w:type="gramStart"/>
+            <w:r>
+              <w:rPr>
+                <w:rFonts w:asciiTheme="majorHAnsi" w:hAnsiTheme="majorHAnsi" w:cstheme="majorHAnsi"/>
+                <w:sz w:val="26"/>
+                <w:szCs w:val="26"/>
+              </w:rPr>
+              <w:t>becomes</w:t>
+            </w:r>
+            <w:proofErr w:type="gramEnd"/>
+            <w:r>
+              <w:rPr>
+                <w:rFonts w:asciiTheme="majorHAnsi" w:hAnsiTheme="majorHAnsi" w:cstheme="majorHAnsi"/>
+                <w:sz w:val="26"/>
+                <w:szCs w:val="26"/>
+              </w:rPr>
+              <w:t xml:space="preserve"> a flashpoint for anti-science sentiment. An extremist group, agitated by the activists’ stance against global injustice and funding cuts, disrupts the peaceful march. In a horrific turn, an anti-activist driver rams through the crowd, critically injuring Ms. Aurora. Ray is left holding her fallen rival on the pavement, realizing the battle for science and truth is now a matter of life and death.</w:t>
             </w:r>
           </w:p>
         </w:tc>
@@ -10474,8 +11146,10 @@
       <w:jc w:val="center"/>
       <w:rPr>
         <w:rFonts w:cstheme="minorHAnsi"/>
-        <w:sz w:val="40"/>
-        <w:szCs w:val="40"/>
+        <w:i/>
+        <w:iCs/>
+        <w:sz w:val="48"/>
+        <w:szCs w:val="48"/>
       </w:rPr>
     </w:pPr>
     <w:r>
@@ -10483,18 +11157,57 @@
         <w:rFonts w:cstheme="minorHAnsi"/>
         <w:i/>
         <w:iCs/>
-        <w:sz w:val="40"/>
-        <w:szCs w:val="40"/>
+        <w:sz w:val="48"/>
+        <w:szCs w:val="48"/>
       </w:rPr>
       <w:t>Solid, Liquid, and Gas</w:t>
     </w:r>
+  </w:p>
+  <w:p>
+    <w:pPr>
+      <w:spacing w:line="240" w:lineRule="auto"/>
+      <w:jc w:val="center"/>
+      <w:rPr>
+        <w:rFonts w:asciiTheme="majorHAnsi" w:hAnsiTheme="majorHAnsi" w:cstheme="majorHAnsi"/>
+        <w:sz w:val="30"/>
+        <w:szCs w:val="30"/>
+      </w:rPr>
+    </w:pPr>
     <w:r>
       <w:rPr>
-        <w:rFonts w:cstheme="minorHAnsi"/>
-        <w:sz w:val="40"/>
-        <w:szCs w:val="40"/>
+        <w:rFonts w:asciiTheme="majorHAnsi" w:hAnsiTheme="majorHAnsi" w:cstheme="majorHAnsi"/>
+        <w:b/>
+        <w:bCs/>
+        <w:sz w:val="30"/>
+        <w:szCs w:val="30"/>
       </w:rPr>
-      <w:t xml:space="preserve"> by David Quang Pham</w:t>
+      <w:t>The states of</w:t>
+    </w:r>
+    <w:r>
+      <w:rPr>
+        <w:rFonts w:asciiTheme="majorHAnsi" w:hAnsiTheme="majorHAnsi" w:cstheme="majorHAnsi"/>
+        <w:sz w:val="30"/>
+        <w:szCs w:val="30"/>
+      </w:rPr>
+      <w:t xml:space="preserve"> your wellbeing </w:t>
+    </w:r>
+    <w:r>
+      <w:rPr>
+        <w:rFonts w:asciiTheme="majorHAnsi" w:hAnsiTheme="majorHAnsi" w:cstheme="majorHAnsi"/>
+        <w:b/>
+        <w:bCs/>
+        <w:sz w:val="30"/>
+        <w:szCs w:val="30"/>
+      </w:rPr>
+      <w:t>matter</w:t>
+    </w:r>
+    <w:r>
+      <w:rPr>
+        <w:rFonts w:asciiTheme="majorHAnsi" w:hAnsiTheme="majorHAnsi" w:cstheme="majorHAnsi"/>
+        <w:sz w:val="30"/>
+        <w:szCs w:val="30"/>
+      </w:rPr>
+      <w:t xml:space="preserve"> more than anything…</w:t>
     </w:r>
   </w:p>
 </w:hdr>

--- a/about/solid-liquid-and-gas-bible.docx
+++ b/about/solid-liquid-and-gas-bible.docx
@@ -69,6 +69,16 @@
           <w:szCs w:val="30"/>
         </w:rPr>
         <w:t>(</w:t>
+      </w:r>
+      <w:r>
+        <w:rPr>
+          <w:rFonts w:asciiTheme="majorHAnsi" w:hAnsiTheme="majorHAnsi" w:cstheme="majorHAnsi"/>
+          <w:b/>
+          <w:bCs/>
+          <w:sz w:val="30"/>
+          <w:szCs w:val="30"/>
+        </w:rPr>
+        <w:t xml:space="preserve">Live-Action </w:t>
       </w:r>
       <w:r>
         <w:rPr>
@@ -599,7 +609,6 @@
         </w:rPr>
         <w:t xml:space="preserve">+ </w:t>
       </w:r>
-      <w:proofErr w:type="spellStart"/>
       <w:r>
         <w:rPr>
           <w:rFonts w:asciiTheme="majorHAnsi" w:hAnsiTheme="majorHAnsi" w:cstheme="majorHAnsi"/>
@@ -610,20 +619,17 @@
           <w:szCs w:val="30"/>
           <w:u w:val="single"/>
         </w:rPr>
-        <w:t>StarPower</w:t>
-      </w:r>
-      <w:proofErr w:type="spellEnd"/>
+        <w:t>StarPower!</w:t>
+      </w:r>
       <w:r>
         <w:rPr>
           <w:rFonts w:asciiTheme="majorHAnsi" w:hAnsiTheme="majorHAnsi" w:cstheme="majorHAnsi"/>
           <w:b/>
           <w:bCs/>
-          <w:color w:val="FF3399"/>
-          <w:sz w:val="30"/>
-          <w:szCs w:val="30"/>
-          <w:u w:val="single"/>
-        </w:rPr>
-        <w:t>!</w:t>
+          <w:sz w:val="30"/>
+          <w:szCs w:val="30"/>
+        </w:rPr>
+        <w:t xml:space="preserve"> (</w:t>
       </w:r>
       <w:r>
         <w:rPr>
@@ -633,7 +639,7 @@
           <w:sz w:val="30"/>
           <w:szCs w:val="30"/>
         </w:rPr>
-        <w:t xml:space="preserve"> (</w:t>
+        <w:t xml:space="preserve">Live-Action/Animated </w:t>
       </w:r>
       <w:r>
         <w:rPr>
@@ -643,7 +649,7 @@
           <w:sz w:val="30"/>
           <w:szCs w:val="30"/>
         </w:rPr>
-        <w:t xml:space="preserve">A </w:t>
+        <w:t>Show</w:t>
       </w:r>
       <w:r>
         <w:rPr>
@@ -653,7 +659,7 @@
           <w:sz w:val="30"/>
           <w:szCs w:val="30"/>
         </w:rPr>
-        <w:t>Children</w:t>
+        <w:t xml:space="preserve"> </w:t>
       </w:r>
       <w:r>
         <w:rPr>
@@ -663,7 +669,7 @@
           <w:sz w:val="30"/>
           <w:szCs w:val="30"/>
         </w:rPr>
-        <w:t>’s</w:t>
+        <w:t>+</w:t>
       </w:r>
       <w:r>
         <w:rPr>
@@ -673,7 +679,7 @@
           <w:sz w:val="30"/>
           <w:szCs w:val="30"/>
         </w:rPr>
-        <w:t xml:space="preserve"> Show</w:t>
+        <w:t xml:space="preserve"> </w:t>
       </w:r>
       <w:r>
         <w:rPr>
@@ -683,7 +689,7 @@
           <w:sz w:val="30"/>
           <w:szCs w:val="30"/>
         </w:rPr>
-        <w:t xml:space="preserve"> </w:t>
+        <w:t>Reboot</w:t>
       </w:r>
       <w:r>
         <w:rPr>
@@ -693,7 +699,7 @@
           <w:sz w:val="30"/>
           <w:szCs w:val="30"/>
         </w:rPr>
-        <w:t>+</w:t>
+        <w:t xml:space="preserve"> </w:t>
       </w:r>
       <w:r>
         <w:rPr>
@@ -703,7 +709,7 @@
           <w:sz w:val="30"/>
           <w:szCs w:val="30"/>
         </w:rPr>
-        <w:t xml:space="preserve"> </w:t>
+        <w:t>i</w:t>
       </w:r>
       <w:r>
         <w:rPr>
@@ -713,7 +719,7 @@
           <w:sz w:val="30"/>
           <w:szCs w:val="30"/>
         </w:rPr>
-        <w:t>its Reboot</w:t>
+        <w:t>n</w:t>
       </w:r>
       <w:r>
         <w:rPr>
@@ -724,26 +730,6 @@
           <w:szCs w:val="30"/>
         </w:rPr>
         <w:t xml:space="preserve"> </w:t>
-      </w:r>
-      <w:r>
-        <w:rPr>
-          <w:rFonts w:asciiTheme="majorHAnsi" w:hAnsiTheme="majorHAnsi" w:cstheme="majorHAnsi"/>
-          <w:b/>
-          <w:bCs/>
-          <w:sz w:val="30"/>
-          <w:szCs w:val="30"/>
-        </w:rPr>
-        <w:t>with</w:t>
-      </w:r>
-      <w:r>
-        <w:rPr>
-          <w:rFonts w:asciiTheme="majorHAnsi" w:hAnsiTheme="majorHAnsi" w:cstheme="majorHAnsi"/>
-          <w:b/>
-          <w:bCs/>
-          <w:sz w:val="30"/>
-          <w:szCs w:val="30"/>
-        </w:rPr>
-        <w:t xml:space="preserve">in </w:t>
       </w:r>
       <w:r>
         <w:rPr>
@@ -1218,7 +1204,6 @@
           </wp:anchor>
         </w:drawing>
       </w:r>
-      <w:proofErr w:type="spellStart"/>
       <w:r>
         <w:rPr>
           <w:rFonts w:asciiTheme="majorHAnsi" w:hAnsiTheme="majorHAnsi" w:cstheme="majorHAnsi"/>
@@ -1229,20 +1214,7 @@
           <w:szCs w:val="30"/>
           <w:u w:val="single"/>
         </w:rPr>
-        <w:t>StarPower</w:t>
-      </w:r>
-      <w:proofErr w:type="spellEnd"/>
-      <w:r>
-        <w:rPr>
-          <w:rFonts w:asciiTheme="majorHAnsi" w:hAnsiTheme="majorHAnsi" w:cstheme="majorHAnsi"/>
-          <w:b/>
-          <w:bCs/>
-          <w:color w:val="FF3399"/>
-          <w:sz w:val="30"/>
-          <w:szCs w:val="30"/>
-          <w:u w:val="single"/>
-        </w:rPr>
-        <w:t>!</w:t>
+        <w:t>StarPower!</w:t>
       </w:r>
       <w:r>
         <w:rPr>
@@ -1344,18 +1316,8 @@
           <w:sz w:val="30"/>
           <w:szCs w:val="30"/>
         </w:rPr>
-        <w:t xml:space="preserve"> </w:t>
-      </w:r>
-      <w:proofErr w:type="spellStart"/>
-      <w:r>
-        <w:rPr>
-          <w:rFonts w:asciiTheme="majorHAnsi" w:hAnsiTheme="majorHAnsi" w:cstheme="majorHAnsi"/>
-          <w:sz w:val="30"/>
-          <w:szCs w:val="30"/>
-        </w:rPr>
-        <w:t>StarPower</w:t>
-      </w:r>
-      <w:proofErr w:type="spellEnd"/>
+        <w:t xml:space="preserve"> StarPower</w:t>
+      </w:r>
       <w:r>
         <w:rPr>
           <w:rFonts w:asciiTheme="majorHAnsi" w:hAnsiTheme="majorHAnsi" w:cstheme="majorHAnsi"/>
@@ -2309,7 +2271,6 @@
         </w:rPr>
         <w:t xml:space="preserve">iracial educator with a huge following and the frontrunner to be the host of </w:t>
       </w:r>
-      <w:proofErr w:type="spellStart"/>
       <w:r>
         <w:rPr>
           <w:rFonts w:asciiTheme="majorHAnsi" w:hAnsiTheme="majorHAnsi" w:cstheme="majorHAnsi"/>
@@ -2319,19 +2280,7 @@
           <w:sz w:val="30"/>
           <w:szCs w:val="30"/>
         </w:rPr>
-        <w:t>StarPower</w:t>
-      </w:r>
-      <w:proofErr w:type="spellEnd"/>
-      <w:r>
-        <w:rPr>
-          <w:rFonts w:asciiTheme="majorHAnsi" w:hAnsiTheme="majorHAnsi" w:cstheme="majorHAnsi"/>
-          <w:i/>
-          <w:iCs/>
-          <w:color w:val="FF3399"/>
-          <w:sz w:val="30"/>
-          <w:szCs w:val="30"/>
-        </w:rPr>
-        <w:t>!</w:t>
+        <w:t>StarPower!</w:t>
       </w:r>
       <w:r>
         <w:rPr>
@@ -2843,7 +2792,6 @@
         </w:rPr>
         <w:t xml:space="preserve">and its revival </w:t>
       </w:r>
-      <w:proofErr w:type="spellStart"/>
       <w:r>
         <w:rPr>
           <w:rFonts w:asciiTheme="majorHAnsi" w:hAnsiTheme="majorHAnsi" w:cstheme="majorHAnsi"/>
@@ -2855,7 +2803,6 @@
         </w:rPr>
         <w:t>StarPower</w:t>
       </w:r>
-      <w:proofErr w:type="spellEnd"/>
       <w:r>
         <w:rPr>
           <w:rFonts w:asciiTheme="majorHAnsi" w:hAnsiTheme="majorHAnsi" w:cstheme="majorHAnsi"/>
@@ -2923,7 +2870,6 @@
         </w:rPr>
         <w:t xml:space="preserve">takes every chance she can to rid </w:t>
       </w:r>
-      <w:proofErr w:type="spellStart"/>
       <w:r>
         <w:rPr>
           <w:rFonts w:asciiTheme="majorHAnsi" w:hAnsiTheme="majorHAnsi" w:cstheme="majorHAnsi"/>
@@ -2932,18 +2878,7 @@
           <w:sz w:val="30"/>
           <w:szCs w:val="30"/>
         </w:rPr>
-        <w:t>StarPower</w:t>
-      </w:r>
-      <w:proofErr w:type="spellEnd"/>
-      <w:r>
-        <w:rPr>
-          <w:rFonts w:asciiTheme="majorHAnsi" w:hAnsiTheme="majorHAnsi" w:cstheme="majorHAnsi"/>
-          <w:i/>
-          <w:iCs/>
-          <w:sz w:val="30"/>
-          <w:szCs w:val="30"/>
-        </w:rPr>
-        <w:t>!</w:t>
+        <w:t>StarPower!</w:t>
       </w:r>
       <w:r>
         <w:rPr>
@@ -3519,36 +3454,8 @@
           <w:sz w:val="28"/>
           <w:szCs w:val="28"/>
         </w:rPr>
-        <w:t xml:space="preserve">twinkle </w:t>
-      </w:r>
-      <w:proofErr w:type="spellStart"/>
-      <w:r>
-        <w:rPr>
-          <w:rFonts w:asciiTheme="majorHAnsi" w:hAnsiTheme="majorHAnsi" w:cstheme="majorHAnsi"/>
-          <w:sz w:val="28"/>
-          <w:szCs w:val="28"/>
-        </w:rPr>
-        <w:t>twinkle</w:t>
-      </w:r>
-      <w:proofErr w:type="spellEnd"/>
-      <w:r>
-        <w:rPr>
-          <w:rFonts w:asciiTheme="majorHAnsi" w:hAnsiTheme="majorHAnsi" w:cstheme="majorHAnsi"/>
-          <w:sz w:val="28"/>
-          <w:szCs w:val="28"/>
-        </w:rPr>
-        <w:t xml:space="preserve"> </w:t>
-      </w:r>
-      <w:proofErr w:type="spellStart"/>
-      <w:r>
-        <w:rPr>
-          <w:rFonts w:asciiTheme="majorHAnsi" w:hAnsiTheme="majorHAnsi" w:cstheme="majorHAnsi"/>
-          <w:sz w:val="28"/>
-          <w:szCs w:val="28"/>
-        </w:rPr>
-        <w:t>twinkle</w:t>
-      </w:r>
-      <w:proofErr w:type="spellEnd"/>
+        <w:t>twinkle twinkle twinkle</w:t>
+      </w:r>
       <w:r>
         <w:rPr>
           <w:rFonts w:asciiTheme="majorHAnsi" w:hAnsiTheme="majorHAnsi" w:cstheme="majorHAnsi"/>
@@ -3660,36 +3567,8 @@
           <w:sz w:val="28"/>
           <w:szCs w:val="28"/>
         </w:rPr>
-        <w:t xml:space="preserve">bubble </w:t>
-      </w:r>
-      <w:proofErr w:type="spellStart"/>
-      <w:r>
-        <w:rPr>
-          <w:rFonts w:asciiTheme="majorHAnsi" w:hAnsiTheme="majorHAnsi" w:cstheme="majorHAnsi"/>
-          <w:sz w:val="28"/>
-          <w:szCs w:val="28"/>
-        </w:rPr>
-        <w:t>bubble</w:t>
-      </w:r>
-      <w:proofErr w:type="spellEnd"/>
-      <w:r>
-        <w:rPr>
-          <w:rFonts w:asciiTheme="majorHAnsi" w:hAnsiTheme="majorHAnsi" w:cstheme="majorHAnsi"/>
-          <w:sz w:val="28"/>
-          <w:szCs w:val="28"/>
-        </w:rPr>
-        <w:t xml:space="preserve"> </w:t>
-      </w:r>
-      <w:proofErr w:type="spellStart"/>
-      <w:r>
-        <w:rPr>
-          <w:rFonts w:asciiTheme="majorHAnsi" w:hAnsiTheme="majorHAnsi" w:cstheme="majorHAnsi"/>
-          <w:sz w:val="28"/>
-          <w:szCs w:val="28"/>
-        </w:rPr>
-        <w:t>bubble</w:t>
-      </w:r>
-      <w:proofErr w:type="spellEnd"/>
+        <w:t>bubble bubble bubble</w:t>
+      </w:r>
       <w:r>
         <w:rPr>
           <w:rFonts w:asciiTheme="majorHAnsi" w:hAnsiTheme="majorHAnsi" w:cstheme="majorHAnsi"/>
@@ -3994,7 +3873,6 @@
         </w:rPr>
         <w:t xml:space="preserve">the host of the revival series </w:t>
       </w:r>
-      <w:proofErr w:type="spellStart"/>
       <w:r>
         <w:rPr>
           <w:rFonts w:asciiTheme="majorHAnsi" w:hAnsiTheme="majorHAnsi" w:cstheme="majorHAnsi"/>
@@ -4006,7 +3884,6 @@
         </w:rPr>
         <w:t>StarPower</w:t>
       </w:r>
-      <w:proofErr w:type="spellEnd"/>
       <w:r>
         <w:rPr>
           <w:rFonts w:asciiTheme="majorHAnsi" w:hAnsiTheme="majorHAnsi" w:cstheme="majorHAnsi"/>
@@ -4414,18 +4291,8 @@
           <w:sz w:val="28"/>
           <w:szCs w:val="28"/>
         </w:rPr>
-        <w:t xml:space="preserve">Rocket </w:t>
-      </w:r>
-      <w:proofErr w:type="spellStart"/>
-      <w:r>
-        <w:rPr>
-          <w:rFonts w:asciiTheme="majorHAnsi" w:hAnsiTheme="majorHAnsi" w:cstheme="majorHAnsi"/>
-          <w:sz w:val="28"/>
-          <w:szCs w:val="28"/>
-        </w:rPr>
-        <w:t>Zoop</w:t>
-      </w:r>
-      <w:proofErr w:type="spellEnd"/>
+        <w:t>Rocket Zoop</w:t>
+      </w:r>
       <w:r>
         <w:rPr>
           <w:rFonts w:asciiTheme="majorHAnsi" w:hAnsiTheme="majorHAnsi" w:cstheme="majorHAnsi"/>
@@ -4967,25 +4834,7 @@
           <w:sz w:val="30"/>
           <w:szCs w:val="30"/>
         </w:rPr>
-        <w:t xml:space="preserve"> the revival of a beloved childhood show, only to face the original host’s legacy and a public </w:t>
-      </w:r>
-      <w:proofErr w:type="gramStart"/>
-      <w:r>
-        <w:rPr>
-          <w:rFonts w:asciiTheme="majorHAnsi" w:hAnsiTheme="majorHAnsi" w:cstheme="majorHAnsi"/>
-          <w:sz w:val="30"/>
-          <w:szCs w:val="30"/>
-        </w:rPr>
-        <w:t>resistant</w:t>
-      </w:r>
-      <w:proofErr w:type="gramEnd"/>
-      <w:r>
-        <w:rPr>
-          <w:rFonts w:asciiTheme="majorHAnsi" w:hAnsiTheme="majorHAnsi" w:cstheme="majorHAnsi"/>
-          <w:sz w:val="30"/>
-          <w:szCs w:val="30"/>
-        </w:rPr>
-        <w:t xml:space="preserve"> to inclusivity.</w:t>
+        <w:t xml:space="preserve"> the revival of a beloved childhood show, only to face the original host’s legacy and a public resistant to inclusivity.</w:t>
       </w:r>
     </w:p>
     <w:p>
@@ -5167,25 +5016,7 @@
           <w:sz w:val="30"/>
           <w:szCs w:val="30"/>
         </w:rPr>
-        <w:t xml:space="preserve"> </w:t>
-      </w:r>
-      <w:proofErr w:type="gramStart"/>
-      <w:r>
-        <w:rPr>
-          <w:rFonts w:asciiTheme="majorHAnsi" w:hAnsiTheme="majorHAnsi" w:cstheme="majorHAnsi"/>
-          <w:sz w:val="30"/>
-          <w:szCs w:val="30"/>
-        </w:rPr>
-        <w:t>is</w:t>
-      </w:r>
-      <w:proofErr w:type="gramEnd"/>
-      <w:r>
-        <w:rPr>
-          <w:rFonts w:asciiTheme="majorHAnsi" w:hAnsiTheme="majorHAnsi" w:cstheme="majorHAnsi"/>
-          <w:sz w:val="30"/>
-          <w:szCs w:val="30"/>
-        </w:rPr>
-        <w:t xml:space="preserve"> a direct response to this. The story investigates the </w:t>
+        <w:t xml:space="preserve"> is a direct response to this. The story investigates the </w:t>
       </w:r>
       <w:r>
         <w:rPr>
@@ -6071,25 +5902,7 @@
                 <w:sz w:val="26"/>
                 <w:szCs w:val="26"/>
               </w:rPr>
-              <w:t xml:space="preserve">on </w:t>
-            </w:r>
-            <w:proofErr w:type="spellStart"/>
-            <w:r>
-              <w:rPr>
-                <w:rFonts w:asciiTheme="majorHAnsi" w:hAnsiTheme="majorHAnsi" w:cstheme="majorHAnsi"/>
-                <w:sz w:val="26"/>
-                <w:szCs w:val="26"/>
-              </w:rPr>
-              <w:t>StarPower</w:t>
-            </w:r>
-            <w:proofErr w:type="spellEnd"/>
-            <w:r>
-              <w:rPr>
-                <w:rFonts w:asciiTheme="majorHAnsi" w:hAnsiTheme="majorHAnsi" w:cstheme="majorHAnsi"/>
-                <w:sz w:val="26"/>
-                <w:szCs w:val="26"/>
-              </w:rPr>
-              <w:t xml:space="preserve">, Stardust’s sister who was briefly introduced in a later episode of </w:t>
+              <w:t xml:space="preserve">on StarPower, Stardust’s sister who was briefly introduced in a later episode of </w:t>
             </w:r>
             <w:r>
               <w:rPr>
@@ -6123,25 +5936,7 @@
                 <w:sz w:val="26"/>
                 <w:szCs w:val="26"/>
               </w:rPr>
-              <w:t xml:space="preserve">, </w:t>
-            </w:r>
-            <w:proofErr w:type="spellStart"/>
-            <w:r>
-              <w:rPr>
-                <w:rFonts w:asciiTheme="majorHAnsi" w:hAnsiTheme="majorHAnsi" w:cstheme="majorHAnsi"/>
-                <w:sz w:val="26"/>
-                <w:szCs w:val="26"/>
-              </w:rPr>
-              <w:t>StarPower</w:t>
-            </w:r>
-            <w:proofErr w:type="spellEnd"/>
-            <w:r>
-              <w:rPr>
-                <w:rFonts w:asciiTheme="majorHAnsi" w:hAnsiTheme="majorHAnsi" w:cstheme="majorHAnsi"/>
-                <w:sz w:val="26"/>
-                <w:szCs w:val="26"/>
-              </w:rPr>
-              <w:t xml:space="preserve"> should have her very own. She proposes it to the writer’s room and River laughs it off while </w:t>
+              <w:t xml:space="preserve">, StarPower should have her very own. She proposes it to the writer’s room and River laughs it off while </w:t>
             </w:r>
             <w:r>
               <w:rPr>
@@ -6379,25 +6174,7 @@
                 <w:sz w:val="26"/>
                 <w:szCs w:val="26"/>
               </w:rPr>
-              <w:t xml:space="preserve">on </w:t>
-            </w:r>
-            <w:proofErr w:type="gramStart"/>
-            <w:r>
-              <w:rPr>
-                <w:rFonts w:asciiTheme="majorHAnsi" w:hAnsiTheme="majorHAnsi" w:cstheme="majorHAnsi"/>
-                <w:sz w:val="26"/>
-                <w:szCs w:val="26"/>
-              </w:rPr>
-              <w:t>set, where</w:t>
-            </w:r>
-            <w:proofErr w:type="gramEnd"/>
-            <w:r>
-              <w:rPr>
-                <w:rFonts w:asciiTheme="majorHAnsi" w:hAnsiTheme="majorHAnsi" w:cstheme="majorHAnsi"/>
-                <w:sz w:val="26"/>
-                <w:szCs w:val="26"/>
-              </w:rPr>
-              <w:t xml:space="preserve"> </w:t>
+              <w:t xml:space="preserve">on set, where </w:t>
             </w:r>
             <w:r>
               <w:rPr>
@@ -6646,18 +6423,8 @@
                 <w:sz w:val="26"/>
                 <w:szCs w:val="26"/>
               </w:rPr>
-              <w:t xml:space="preserve">, removing Ray and </w:t>
-            </w:r>
-            <w:proofErr w:type="spellStart"/>
-            <w:r>
-              <w:rPr>
-                <w:rFonts w:asciiTheme="majorHAnsi" w:hAnsiTheme="majorHAnsi" w:cstheme="majorHAnsi"/>
-                <w:sz w:val="26"/>
-                <w:szCs w:val="26"/>
-              </w:rPr>
-              <w:t>StarPower</w:t>
-            </w:r>
-            <w:proofErr w:type="spellEnd"/>
+              <w:t>, removing Ray and StarPower</w:t>
+            </w:r>
             <w:r>
               <w:rPr>
                 <w:rFonts w:asciiTheme="majorHAnsi" w:hAnsiTheme="majorHAnsi" w:cstheme="majorHAnsi"/>
@@ -6697,25 +6464,7 @@
                 <w:szCs w:val="26"/>
               </w:rPr>
               <w:lastRenderedPageBreak/>
-              <w:t xml:space="preserve">network decides to fund the full </w:t>
-            </w:r>
-            <w:proofErr w:type="gramStart"/>
-            <w:r>
-              <w:rPr>
-                <w:rFonts w:asciiTheme="majorHAnsi" w:hAnsiTheme="majorHAnsi" w:cstheme="majorHAnsi"/>
-                <w:sz w:val="26"/>
-                <w:szCs w:val="26"/>
-              </w:rPr>
-              <w:t>season</w:t>
-            </w:r>
-            <w:proofErr w:type="gramEnd"/>
-            <w:r>
-              <w:rPr>
-                <w:rFonts w:asciiTheme="majorHAnsi" w:hAnsiTheme="majorHAnsi" w:cstheme="majorHAnsi"/>
-                <w:sz w:val="26"/>
-                <w:szCs w:val="26"/>
-              </w:rPr>
-              <w:t xml:space="preserve"> anyway, leaving Ray in the painful position of knowing she is the "least favorite" elemen</w:t>
+              <w:t>network decides to fund the full season anyway, leaving Ray in the painful position of knowing she is the "least favorite" elemen</w:t>
             </w:r>
             <w:r>
               <w:rPr>
@@ -6762,6 +6511,7 @@
                 <w:sz w:val="28"/>
                 <w:szCs w:val="28"/>
               </w:rPr>
+              <w:lastRenderedPageBreak/>
               <w:t>6</w:t>
             </w:r>
           </w:p>
@@ -6836,25 +6586,7 @@
                 <w:sz w:val="26"/>
                 <w:szCs w:val="26"/>
               </w:rPr>
-              <w:t xml:space="preserve">Ray struggles to adapt to the show’s rigid structure, feeling like a failure when she </w:t>
-            </w:r>
-            <w:proofErr w:type="gramStart"/>
-            <w:r>
-              <w:rPr>
-                <w:rFonts w:asciiTheme="majorHAnsi" w:hAnsiTheme="majorHAnsi" w:cstheme="majorHAnsi"/>
-                <w:sz w:val="26"/>
-                <w:szCs w:val="26"/>
-              </w:rPr>
-              <w:t>steamrolls</w:t>
-            </w:r>
-            <w:proofErr w:type="gramEnd"/>
-            <w:r>
-              <w:rPr>
-                <w:rFonts w:asciiTheme="majorHAnsi" w:hAnsiTheme="majorHAnsi" w:cstheme="majorHAnsi"/>
-                <w:sz w:val="26"/>
-                <w:szCs w:val="26"/>
-              </w:rPr>
-              <w:t xml:space="preserve"> audiences instead of pausing for them like Aurora. Ray refines her hosting style after realizing her direct approach resonates with neurodivergent children like her brother Kwan. She embraces this unique communication method, while the original creators and Clay express growing dissatisfaction with both hosts, creating an opportunity for her unique style to succeed.</w:t>
+              <w:t>Ray struggles to adapt to the show’s rigid structure, feeling like a failure when she steamrolls audiences instead of pausing for them like Aurora. Ray refines her hosting style after realizing her direct approach resonates with neurodivergent children like her brother Kwan. She embraces this unique communication method, while the original creators and Clay express growing dissatisfaction with both hosts, creating an opportunity for her unique style to succeed.</w:t>
             </w:r>
           </w:p>
         </w:tc>
@@ -7444,25 +7176,7 @@
                 <w:sz w:val="26"/>
                 <w:szCs w:val="26"/>
               </w:rPr>
-              <w:t xml:space="preserve">At the theatre, </w:t>
-            </w:r>
-            <w:proofErr w:type="gramStart"/>
-            <w:r>
-              <w:rPr>
-                <w:rFonts w:asciiTheme="majorHAnsi" w:hAnsiTheme="majorHAnsi" w:cstheme="majorHAnsi"/>
-                <w:sz w:val="26"/>
-                <w:szCs w:val="26"/>
-              </w:rPr>
-              <w:t>Ray initially</w:t>
-            </w:r>
-            <w:proofErr w:type="gramEnd"/>
-            <w:r>
-              <w:rPr>
-                <w:rFonts w:asciiTheme="majorHAnsi" w:hAnsiTheme="majorHAnsi" w:cstheme="majorHAnsi"/>
-                <w:sz w:val="26"/>
-                <w:szCs w:val="26"/>
-              </w:rPr>
-              <w:t xml:space="preserve"> tries to direct the neurodivergent actors with her overbearing energy on </w:t>
+              <w:t xml:space="preserve">At the theatre, Ray initially tries to direct the neurodivergent actors with her overbearing energy on </w:t>
             </w:r>
             <w:r>
               <w:rPr>
@@ -7480,25 +7194,7 @@
                 <w:sz w:val="26"/>
                 <w:szCs w:val="26"/>
               </w:rPr>
-              <w:t xml:space="preserve">. However, she is humbled by them. They don't care about her fame. She’s forced to stop talking and </w:t>
-            </w:r>
-            <w:proofErr w:type="gramStart"/>
-            <w:r>
-              <w:rPr>
-                <w:rFonts w:asciiTheme="majorHAnsi" w:hAnsiTheme="majorHAnsi" w:cstheme="majorHAnsi"/>
-                <w:sz w:val="26"/>
-                <w:szCs w:val="26"/>
-              </w:rPr>
-              <w:t>actually listen</w:t>
-            </w:r>
-            <w:proofErr w:type="gramEnd"/>
-            <w:r>
-              <w:rPr>
-                <w:rFonts w:asciiTheme="majorHAnsi" w:hAnsiTheme="majorHAnsi" w:cstheme="majorHAnsi"/>
-                <w:sz w:val="26"/>
-                <w:szCs w:val="26"/>
-              </w:rPr>
-              <w:t>, learning that her role isn't to be the star but to provide support that allows others to shine. Meanwhile, Aurora escalates her advocacy by speaking out against a genocide in another country, despite the oppressor being a major backer of the network. She then goes on strike and leverages her following to demand Ray’s return. She delivers an ultimatum to the network, stating that while she provides the mind of the show, Ray provides the heart, and the program cannot function without both. The network bows to the pressure and rehires Ray. However, Ray decides only to return as a writer.</w:t>
+              <w:t>. However, she is humbled by them. They don't care about her fame. She’s forced to stop talking and actually listen, learning that her role isn't to be the star but to provide support that allows others to shine. Meanwhile, Aurora escalates her advocacy by speaking out against a genocide in another country, despite the oppressor being a major backer of the network. She then goes on strike and leverages her following to demand Ray’s return. She delivers an ultimatum to the network, stating that while she provides the mind of the show, Ray provides the heart, and the program cannot function without both. The network bows to the pressure and rehires Ray. However, Ray decides only to return as a writer.</w:t>
             </w:r>
           </w:p>
         </w:tc>
@@ -7621,7 +7317,6 @@
               </w:rPr>
               <w:t xml:space="preserve">Following their shared ordeal, Ray and Aurora reconcile and become genuine friends. Ray celebrates turning 30 and crashes her car much like what happened to Clay on his 29th birthday. This time, Skye takes the blame and gets suspended from the show. Just before the first season finale begins filming, Aurora accepts the host position of </w:t>
             </w:r>
-            <w:proofErr w:type="gramStart"/>
             <w:r>
               <w:rPr>
                 <w:rFonts w:asciiTheme="majorHAnsi" w:hAnsiTheme="majorHAnsi" w:cstheme="majorHAnsi"/>
@@ -7632,7 +7327,6 @@
               </w:rPr>
               <w:t>Science</w:t>
             </w:r>
-            <w:proofErr w:type="gramEnd"/>
             <w:r>
               <w:rPr>
                 <w:rFonts w:asciiTheme="majorHAnsi" w:hAnsiTheme="majorHAnsi" w:cstheme="majorHAnsi"/>
@@ -8087,7 +7781,6 @@
               </w:rPr>
               <w:t xml:space="preserve">Ray officially debuts as the lead host of </w:t>
             </w:r>
-            <w:proofErr w:type="spellStart"/>
             <w:r>
               <w:rPr>
                 <w:rFonts w:asciiTheme="majorHAnsi" w:hAnsiTheme="majorHAnsi" w:cstheme="majorHAnsi"/>
@@ -8098,7 +7791,6 @@
               </w:rPr>
               <w:t>StarPower</w:t>
             </w:r>
-            <w:proofErr w:type="spellEnd"/>
             <w:r>
               <w:rPr>
                 <w:rFonts w:asciiTheme="majorHAnsi" w:hAnsiTheme="majorHAnsi" w:cstheme="majorHAnsi"/>
@@ -8292,43 +7984,7 @@
                 <w:sz w:val="26"/>
                 <w:szCs w:val="26"/>
               </w:rPr>
-              <w:t xml:space="preserve">Production begins </w:t>
-            </w:r>
-            <w:proofErr w:type="gramStart"/>
-            <w:r>
-              <w:rPr>
-                <w:rFonts w:asciiTheme="majorHAnsi" w:hAnsiTheme="majorHAnsi" w:cstheme="majorHAnsi"/>
-                <w:sz w:val="26"/>
-                <w:szCs w:val="26"/>
-              </w:rPr>
-              <w:t>on</w:t>
-            </w:r>
-            <w:proofErr w:type="gramEnd"/>
-            <w:r>
-              <w:rPr>
-                <w:rFonts w:asciiTheme="majorHAnsi" w:hAnsiTheme="majorHAnsi" w:cstheme="majorHAnsi"/>
-                <w:sz w:val="26"/>
-                <w:szCs w:val="26"/>
-              </w:rPr>
-              <w:t xml:space="preserve"> the franchise’s first feature </w:t>
-            </w:r>
-            <w:proofErr w:type="gramStart"/>
-            <w:r>
-              <w:rPr>
-                <w:rFonts w:asciiTheme="majorHAnsi" w:hAnsiTheme="majorHAnsi" w:cstheme="majorHAnsi"/>
-                <w:sz w:val="26"/>
-                <w:szCs w:val="26"/>
-              </w:rPr>
-              <w:t>film,</w:t>
-            </w:r>
-            <w:proofErr w:type="gramEnd"/>
-            <w:r>
-              <w:rPr>
-                <w:rFonts w:asciiTheme="majorHAnsi" w:hAnsiTheme="majorHAnsi" w:cstheme="majorHAnsi"/>
-                <w:sz w:val="26"/>
-                <w:szCs w:val="26"/>
-              </w:rPr>
-              <w:t xml:space="preserve"> </w:t>
+              <w:t xml:space="preserve">Production begins on the franchise’s first feature film, </w:t>
             </w:r>
             <w:r>
               <w:rPr>
@@ -9161,6 +8817,7 @@
                 <w:sz w:val="28"/>
                 <w:szCs w:val="28"/>
               </w:rPr>
+              <w:lastRenderedPageBreak/>
               <w:t>7</w:t>
             </w:r>
           </w:p>
@@ -9418,25 +9075,7 @@
                 <w:sz w:val="26"/>
                 <w:szCs w:val="26"/>
               </w:rPr>
-              <w:t xml:space="preserve">A special preview of the movie is </w:t>
-            </w:r>
-            <w:proofErr w:type="gramStart"/>
-            <w:r>
-              <w:rPr>
-                <w:rFonts w:asciiTheme="majorHAnsi" w:hAnsiTheme="majorHAnsi" w:cstheme="majorHAnsi"/>
-                <w:sz w:val="26"/>
-                <w:szCs w:val="26"/>
-              </w:rPr>
-              <w:t>held</w:t>
-            </w:r>
-            <w:proofErr w:type="gramEnd"/>
-            <w:r>
-              <w:rPr>
-                <w:rFonts w:asciiTheme="majorHAnsi" w:hAnsiTheme="majorHAnsi" w:cstheme="majorHAnsi"/>
-                <w:sz w:val="26"/>
-                <w:szCs w:val="26"/>
-              </w:rPr>
-              <w:t xml:space="preserve"> at a children’s hospital. The event is chaotic; the children are rowdy, and an anti-science activist interrupts the talkback session. Clay reflects deeply on his own history with mental health</w:t>
+              <w:t>A special preview of the movie is held at a children’s hospital. The event is chaotic; the children are rowdy, and an anti-science activist interrupts the talkback session. Clay reflects deeply on his own history with mental health</w:t>
             </w:r>
             <w:r>
               <w:rPr>
@@ -10684,25 +10323,7 @@
                 <w:sz w:val="26"/>
                 <w:szCs w:val="26"/>
               </w:rPr>
-              <w:t xml:space="preserve"> </w:t>
-            </w:r>
-            <w:proofErr w:type="gramStart"/>
-            <w:r>
-              <w:rPr>
-                <w:rFonts w:asciiTheme="majorHAnsi" w:hAnsiTheme="majorHAnsi" w:cstheme="majorHAnsi"/>
-                <w:sz w:val="26"/>
-                <w:szCs w:val="26"/>
-              </w:rPr>
-              <w:t>becomes</w:t>
-            </w:r>
-            <w:proofErr w:type="gramEnd"/>
-            <w:r>
-              <w:rPr>
-                <w:rFonts w:asciiTheme="majorHAnsi" w:hAnsiTheme="majorHAnsi" w:cstheme="majorHAnsi"/>
-                <w:sz w:val="26"/>
-                <w:szCs w:val="26"/>
-              </w:rPr>
-              <w:t xml:space="preserve"> a flashpoint for anti-science sentiment. An extremist group, agitated by the activists’ stance against global injustice and funding cuts, disrupts the peaceful march. In a horrific turn, an anti-activist driver rams through the crowd, critically injuring Ms. Aurora. Ray is left holding her fallen rival on the pavement, realizing the battle for science and truth is now a matter of life and death.</w:t>
+              <w:t xml:space="preserve"> becomes a flashpoint for anti-science sentiment. An extremist group, agitated by the activists’ stance against global injustice and funding cuts, disrupts the peaceful march. In a horrific turn, an anti-activist driver rams through the crowd, critically injuring Ms. Aurora. Ray is left holding her fallen rival on the pavement, realizing the battle for science and truth is now a matter of life and death.</w:t>
             </w:r>
           </w:p>
         </w:tc>

--- a/about/solid-liquid-and-gas-bible.docx
+++ b/about/solid-liquid-and-gas-bible.docx
@@ -139,127 +139,65 @@
           <w:sz w:val="30"/>
           <w:szCs w:val="30"/>
         </w:rPr>
-        <w:t xml:space="preserve">A struggling educator </w:t>
-      </w:r>
-      <w:r>
-        <w:rPr>
-          <w:rFonts w:asciiTheme="majorHAnsi" w:hAnsiTheme="majorHAnsi" w:cstheme="majorHAnsi"/>
-          <w:sz w:val="30"/>
-          <w:szCs w:val="30"/>
-        </w:rPr>
-        <w:t xml:space="preserve">must </w:t>
-      </w:r>
-      <w:r>
-        <w:rPr>
-          <w:rFonts w:asciiTheme="majorHAnsi" w:hAnsiTheme="majorHAnsi" w:cstheme="majorHAnsi"/>
-          <w:sz w:val="30"/>
-          <w:szCs w:val="30"/>
-        </w:rPr>
-        <w:t xml:space="preserve">reinvent herself by </w:t>
-      </w:r>
-      <w:r>
-        <w:rPr>
-          <w:rFonts w:asciiTheme="majorHAnsi" w:hAnsiTheme="majorHAnsi" w:cstheme="majorHAnsi"/>
-          <w:sz w:val="30"/>
-          <w:szCs w:val="30"/>
-        </w:rPr>
-        <w:t>winning the</w:t>
-      </w:r>
-      <w:r>
-        <w:rPr>
-          <w:rFonts w:asciiTheme="majorHAnsi" w:hAnsiTheme="majorHAnsi" w:cstheme="majorHAnsi"/>
-          <w:sz w:val="30"/>
-          <w:szCs w:val="30"/>
-        </w:rPr>
-        <w:t xml:space="preserve"> </w:t>
-      </w:r>
-      <w:r>
-        <w:rPr>
-          <w:rFonts w:asciiTheme="majorHAnsi" w:hAnsiTheme="majorHAnsi" w:cstheme="majorHAnsi"/>
-          <w:sz w:val="30"/>
-          <w:szCs w:val="30"/>
-        </w:rPr>
-        <w:t>host</w:t>
-      </w:r>
-      <w:r>
-        <w:rPr>
-          <w:rFonts w:asciiTheme="majorHAnsi" w:hAnsiTheme="majorHAnsi" w:cstheme="majorHAnsi"/>
-          <w:sz w:val="30"/>
-          <w:szCs w:val="30"/>
-        </w:rPr>
-        <w:t xml:space="preserve"> role </w:t>
-      </w:r>
-      <w:r>
-        <w:rPr>
-          <w:rFonts w:asciiTheme="majorHAnsi" w:hAnsiTheme="majorHAnsi" w:cstheme="majorHAnsi"/>
-          <w:sz w:val="30"/>
-          <w:szCs w:val="30"/>
-        </w:rPr>
-        <w:t>of a beloved</w:t>
-      </w:r>
-      <w:r>
-        <w:rPr>
-          <w:rFonts w:asciiTheme="majorHAnsi" w:hAnsiTheme="majorHAnsi" w:cstheme="majorHAnsi"/>
-          <w:sz w:val="30"/>
-          <w:szCs w:val="30"/>
-        </w:rPr>
-        <w:t xml:space="preserve"> </w:t>
-      </w:r>
-      <w:r>
-        <w:rPr>
-          <w:rFonts w:asciiTheme="majorHAnsi" w:hAnsiTheme="majorHAnsi" w:cstheme="majorHAnsi"/>
-          <w:sz w:val="30"/>
-          <w:szCs w:val="30"/>
-        </w:rPr>
-        <w:t>children’s</w:t>
-      </w:r>
-      <w:r>
-        <w:rPr>
-          <w:rFonts w:asciiTheme="majorHAnsi" w:hAnsiTheme="majorHAnsi" w:cstheme="majorHAnsi"/>
-          <w:sz w:val="30"/>
-          <w:szCs w:val="30"/>
-        </w:rPr>
-        <w:t xml:space="preserve"> </w:t>
-      </w:r>
-      <w:r>
-        <w:rPr>
-          <w:rFonts w:asciiTheme="majorHAnsi" w:hAnsiTheme="majorHAnsi" w:cstheme="majorHAnsi"/>
-          <w:sz w:val="30"/>
-          <w:szCs w:val="30"/>
-        </w:rPr>
-        <w:t xml:space="preserve">tv </w:t>
-      </w:r>
-      <w:r>
-        <w:rPr>
-          <w:rFonts w:asciiTheme="majorHAnsi" w:hAnsiTheme="majorHAnsi" w:cstheme="majorHAnsi"/>
-          <w:sz w:val="30"/>
-          <w:szCs w:val="30"/>
-        </w:rPr>
-        <w:t>show</w:t>
-      </w:r>
-      <w:r>
-        <w:rPr>
-          <w:rFonts w:asciiTheme="majorHAnsi" w:hAnsiTheme="majorHAnsi" w:cstheme="majorHAnsi"/>
-          <w:sz w:val="30"/>
-          <w:szCs w:val="30"/>
-        </w:rPr>
-        <w:t xml:space="preserve">, only to face public </w:t>
-      </w:r>
-      <w:r>
-        <w:rPr>
-          <w:rFonts w:asciiTheme="majorHAnsi" w:hAnsiTheme="majorHAnsi" w:cstheme="majorHAnsi"/>
-          <w:sz w:val="30"/>
-          <w:szCs w:val="30"/>
-        </w:rPr>
-        <w:t>resistance</w:t>
-      </w:r>
-      <w:r>
-        <w:rPr>
-          <w:rFonts w:asciiTheme="majorHAnsi" w:hAnsiTheme="majorHAnsi" w:cstheme="majorHAnsi"/>
-          <w:sz w:val="30"/>
-          <w:szCs w:val="30"/>
-        </w:rPr>
-        <w:t xml:space="preserve"> to inclusivity.</w:t>
+        <w:t xml:space="preserve">In a last-ditch effort to reinvent herself, </w:t>
+      </w:r>
+      <w:r>
+        <w:rPr>
+          <w:rFonts w:asciiTheme="majorHAnsi" w:hAnsiTheme="majorHAnsi" w:cstheme="majorHAnsi"/>
+          <w:sz w:val="30"/>
+          <w:szCs w:val="30"/>
+        </w:rPr>
+        <w:t>a</w:t>
+      </w:r>
+      <w:r>
+        <w:rPr>
+          <w:rFonts w:asciiTheme="majorHAnsi" w:hAnsiTheme="majorHAnsi" w:cstheme="majorHAnsi"/>
+          <w:sz w:val="30"/>
+          <w:szCs w:val="30"/>
+        </w:rPr>
+        <w:t xml:space="preserve"> struggling educator </w:t>
+      </w:r>
+      <w:r>
+        <w:rPr>
+          <w:rFonts w:asciiTheme="majorHAnsi" w:hAnsiTheme="majorHAnsi" w:cstheme="majorHAnsi"/>
+          <w:sz w:val="30"/>
+          <w:szCs w:val="30"/>
+        </w:rPr>
+        <w:t>must win the host role in</w:t>
+      </w:r>
+      <w:r>
+        <w:rPr>
+          <w:rFonts w:asciiTheme="majorHAnsi" w:hAnsiTheme="majorHAnsi" w:cstheme="majorHAnsi"/>
+          <w:sz w:val="30"/>
+          <w:szCs w:val="30"/>
+        </w:rPr>
+        <w:t xml:space="preserve"> th</w:t>
+      </w:r>
+      <w:r>
+        <w:rPr>
+          <w:rFonts w:asciiTheme="majorHAnsi" w:hAnsiTheme="majorHAnsi" w:cstheme="majorHAnsi"/>
+          <w:sz w:val="30"/>
+          <w:szCs w:val="30"/>
+        </w:rPr>
+        <w:t xml:space="preserve">e beloved children’s tv series </w:t>
+      </w:r>
+      <w:r>
+        <w:rPr>
+          <w:rFonts w:asciiTheme="majorHAnsi" w:hAnsiTheme="majorHAnsi" w:cstheme="majorHAnsi"/>
+          <w:i/>
+          <w:iCs/>
+          <w:sz w:val="30"/>
+          <w:szCs w:val="30"/>
+        </w:rPr>
+        <w:t>STARPOWER!</w:t>
+      </w:r>
+      <w:r>
+        <w:rPr>
+          <w:rFonts w:asciiTheme="majorHAnsi" w:hAnsiTheme="majorHAnsi" w:cstheme="majorHAnsi"/>
+          <w:sz w:val="30"/>
+          <w:szCs w:val="30"/>
+        </w:rPr>
+        <w:t>, only to face the original host’s legacy and a public resistant to inclusivity.</w:t>
       </w:r>
     </w:p>
     <w:p>
@@ -1138,7 +1076,6 @@
           <w:sz w:val="30"/>
           <w:szCs w:val="30"/>
         </w:rPr>
-        <w:lastRenderedPageBreak/>
         <w:drawing>
           <wp:anchor distT="0" distB="0" distL="114300" distR="114300" simplePos="0" relativeHeight="251660288" behindDoc="0" locked="0" layoutInCell="1" allowOverlap="1" wp14:anchorId="212D774D" wp14:editId="53702847">
             <wp:simplePos x="0" y="0"/>
@@ -1886,14 +1823,6 @@
           <w:sz w:val="30"/>
           <w:szCs w:val="30"/>
         </w:rPr>
-        <w:t xml:space="preserve"> REYES</w:t>
-      </w:r>
-      <w:r>
-        <w:rPr>
-          <w:rFonts w:asciiTheme="majorHAnsi" w:hAnsiTheme="majorHAnsi" w:cstheme="majorHAnsi"/>
-          <w:sz w:val="30"/>
-          <w:szCs w:val="30"/>
-        </w:rPr>
         <w:t xml:space="preserve"> </w:t>
       </w:r>
       <w:r>
@@ -1902,6 +1831,30 @@
           <w:sz w:val="30"/>
           <w:szCs w:val="30"/>
         </w:rPr>
+        <w:t xml:space="preserve">“SUNSHINE” </w:t>
+      </w:r>
+      <w:r>
+        <w:rPr>
+          <w:rFonts w:asciiTheme="majorHAnsi" w:hAnsiTheme="majorHAnsi" w:cstheme="majorHAnsi"/>
+          <w:sz w:val="30"/>
+          <w:szCs w:val="30"/>
+        </w:rPr>
+        <w:t>REYES</w:t>
+      </w:r>
+      <w:r>
+        <w:rPr>
+          <w:rFonts w:asciiTheme="majorHAnsi" w:hAnsiTheme="majorHAnsi" w:cstheme="majorHAnsi"/>
+          <w:sz w:val="30"/>
+          <w:szCs w:val="30"/>
+        </w:rPr>
+        <w:t xml:space="preserve"> </w:t>
+      </w:r>
+      <w:r>
+        <w:rPr>
+          <w:rFonts w:asciiTheme="majorHAnsi" w:hAnsiTheme="majorHAnsi" w:cstheme="majorHAnsi"/>
+          <w:sz w:val="30"/>
+          <w:szCs w:val="30"/>
+        </w:rPr>
         <w:t xml:space="preserve">is </w:t>
       </w:r>
       <w:r>
@@ -1926,7 +1879,15 @@
           <w:sz w:val="30"/>
           <w:szCs w:val="30"/>
         </w:rPr>
-        <w:t xml:space="preserve"> younger</w:t>
+        <w:t xml:space="preserve"> </w:t>
+      </w:r>
+      <w:r>
+        <w:rPr>
+          <w:rFonts w:asciiTheme="majorHAnsi" w:hAnsiTheme="majorHAnsi" w:cstheme="majorHAnsi"/>
+          <w:sz w:val="30"/>
+          <w:szCs w:val="30"/>
+        </w:rPr>
+        <w:t>little</w:t>
       </w:r>
       <w:r>
         <w:rPr>
@@ -2022,6 +1983,14 @@
           <w:sz w:val="30"/>
           <w:szCs w:val="30"/>
         </w:rPr>
+        <w:t xml:space="preserve"> He got his nickname in college.</w:t>
+      </w:r>
+      <w:r>
+        <w:rPr>
+          <w:rFonts w:asciiTheme="majorHAnsi" w:hAnsiTheme="majorHAnsi" w:cstheme="majorHAnsi"/>
+          <w:sz w:val="30"/>
+          <w:szCs w:val="30"/>
+        </w:rPr>
         <w:t xml:space="preserve"> </w:t>
       </w:r>
       <w:r>
@@ -2110,6 +2079,30 @@
           <w:sz w:val="30"/>
           <w:szCs w:val="30"/>
         </w:rPr>
+        <w:t xml:space="preserve"> H</w:t>
+      </w:r>
+      <w:r>
+        <w:rPr>
+          <w:rFonts w:asciiTheme="majorHAnsi" w:hAnsiTheme="majorHAnsi" w:cstheme="majorHAnsi"/>
+          <w:sz w:val="30"/>
+          <w:szCs w:val="30"/>
+        </w:rPr>
+        <w:t>is</w:t>
+      </w:r>
+      <w:r>
+        <w:rPr>
+          <w:rFonts w:asciiTheme="majorHAnsi" w:hAnsiTheme="majorHAnsi" w:cstheme="majorHAnsi"/>
+          <w:sz w:val="30"/>
+          <w:szCs w:val="30"/>
+        </w:rPr>
+        <w:t xml:space="preserve"> dead-panned humor</w:t>
+      </w:r>
+      <w:r>
+        <w:rPr>
+          <w:rFonts w:asciiTheme="majorHAnsi" w:hAnsiTheme="majorHAnsi" w:cstheme="majorHAnsi"/>
+          <w:sz w:val="30"/>
+          <w:szCs w:val="30"/>
+        </w:rPr>
         <w:t xml:space="preserve"> </w:t>
       </w:r>
       <w:r>
@@ -2118,15 +2111,7 @@
           <w:sz w:val="30"/>
           <w:szCs w:val="30"/>
         </w:rPr>
-        <w:t>He and his</w:t>
-      </w:r>
-      <w:r>
-        <w:rPr>
-          <w:rFonts w:asciiTheme="majorHAnsi" w:hAnsiTheme="majorHAnsi" w:cstheme="majorHAnsi"/>
-          <w:sz w:val="30"/>
-          <w:szCs w:val="30"/>
-        </w:rPr>
-        <w:t xml:space="preserve"> dead-panned humor</w:t>
+        <w:t>often</w:t>
       </w:r>
       <w:r>
         <w:rPr>
@@ -2142,15 +2127,15 @@
           <w:sz w:val="30"/>
           <w:szCs w:val="30"/>
         </w:rPr>
-        <w:t xml:space="preserve">sometimes </w:t>
-      </w:r>
-      <w:r>
-        <w:rPr>
-          <w:rFonts w:asciiTheme="majorHAnsi" w:hAnsiTheme="majorHAnsi" w:cstheme="majorHAnsi"/>
-          <w:sz w:val="30"/>
-          <w:szCs w:val="30"/>
-        </w:rPr>
         <w:t>interrupt</w:t>
+      </w:r>
+      <w:r>
+        <w:rPr>
+          <w:rFonts w:asciiTheme="majorHAnsi" w:hAnsiTheme="majorHAnsi" w:cstheme="majorHAnsi"/>
+          <w:sz w:val="30"/>
+          <w:szCs w:val="30"/>
+        </w:rPr>
+        <w:t>s</w:t>
       </w:r>
       <w:r>
         <w:rPr>
@@ -4818,23 +4803,73 @@
           <w:sz w:val="30"/>
           <w:szCs w:val="30"/>
         </w:rPr>
-        <w:t xml:space="preserve"> struggling educator tries to</w:t>
-      </w:r>
-      <w:r>
-        <w:rPr>
-          <w:rFonts w:asciiTheme="majorHAnsi" w:hAnsiTheme="majorHAnsi" w:cstheme="majorHAnsi"/>
-          <w:sz w:val="30"/>
-          <w:szCs w:val="30"/>
-        </w:rPr>
-        <w:t xml:space="preserve"> get a role in</w:t>
-      </w:r>
-      <w:r>
-        <w:rPr>
-          <w:rFonts w:asciiTheme="majorHAnsi" w:hAnsiTheme="majorHAnsi" w:cstheme="majorHAnsi"/>
-          <w:sz w:val="30"/>
-          <w:szCs w:val="30"/>
-        </w:rPr>
-        <w:t xml:space="preserve"> the revival of a beloved childhood show, only to face the original host’s legacy and a public resistant to inclusivity.</w:t>
+        <w:t xml:space="preserve"> struggling educator </w:t>
+      </w:r>
+      <w:r>
+        <w:rPr>
+          <w:rFonts w:asciiTheme="majorHAnsi" w:hAnsiTheme="majorHAnsi" w:cstheme="majorHAnsi"/>
+          <w:sz w:val="30"/>
+          <w:szCs w:val="30"/>
+        </w:rPr>
+        <w:t>must win the host</w:t>
+      </w:r>
+      <w:r>
+        <w:rPr>
+          <w:rFonts w:asciiTheme="majorHAnsi" w:hAnsiTheme="majorHAnsi" w:cstheme="majorHAnsi"/>
+          <w:sz w:val="30"/>
+          <w:szCs w:val="30"/>
+        </w:rPr>
+        <w:t xml:space="preserve"> role in</w:t>
+      </w:r>
+      <w:r>
+        <w:rPr>
+          <w:rFonts w:asciiTheme="majorHAnsi" w:hAnsiTheme="majorHAnsi" w:cstheme="majorHAnsi"/>
+          <w:sz w:val="30"/>
+          <w:szCs w:val="30"/>
+        </w:rPr>
+        <w:t xml:space="preserve"> th</w:t>
+      </w:r>
+      <w:r>
+        <w:rPr>
+          <w:rFonts w:asciiTheme="majorHAnsi" w:hAnsiTheme="majorHAnsi" w:cstheme="majorHAnsi"/>
+          <w:sz w:val="30"/>
+          <w:szCs w:val="30"/>
+        </w:rPr>
+        <w:t xml:space="preserve">e beloved children’s tv </w:t>
+      </w:r>
+      <w:r>
+        <w:rPr>
+          <w:rFonts w:asciiTheme="majorHAnsi" w:hAnsiTheme="majorHAnsi" w:cstheme="majorHAnsi"/>
+          <w:sz w:val="30"/>
+          <w:szCs w:val="30"/>
+        </w:rPr>
+        <w:t>series</w:t>
+      </w:r>
+      <w:r>
+        <w:rPr>
+          <w:rFonts w:asciiTheme="majorHAnsi" w:hAnsiTheme="majorHAnsi" w:cstheme="majorHAnsi"/>
+          <w:sz w:val="30"/>
+          <w:szCs w:val="30"/>
+        </w:rPr>
+        <w:t xml:space="preserve"> </w:t>
+      </w:r>
+      <w:r>
+        <w:rPr>
+          <w:rFonts w:asciiTheme="majorHAnsi" w:hAnsiTheme="majorHAnsi" w:cstheme="majorHAnsi"/>
+          <w:i/>
+          <w:iCs/>
+          <w:sz w:val="30"/>
+          <w:szCs w:val="30"/>
+        </w:rPr>
+        <w:t>STARPOWER!</w:t>
+      </w:r>
+      <w:r>
+        <w:rPr>
+          <w:rFonts w:asciiTheme="majorHAnsi" w:hAnsiTheme="majorHAnsi" w:cstheme="majorHAnsi"/>
+          <w:sz w:val="30"/>
+          <w:szCs w:val="30"/>
+        </w:rPr>
+        <w:t>, only to face the original host’s legacy and a public resistant to inclusivity.</w:t>
       </w:r>
     </w:p>
     <w:p>
@@ -8817,7 +8852,6 @@
                 <w:sz w:val="28"/>
                 <w:szCs w:val="28"/>
               </w:rPr>
-              <w:lastRenderedPageBreak/>
               <w:t>7</w:t>
             </w:r>
           </w:p>

--- a/about/solid-liquid-and-gas-bible.docx
+++ b/about/solid-liquid-and-gas-bible.docx
@@ -4,6 +4,49 @@
   <w:body>
     <w:p>
       <w:pPr>
+        <w:pStyle w:val="Header"/>
+        <w:rPr>
+          <w:rFonts w:ascii="Blues Clues" w:hAnsi="Blues Clues" w:cstheme="minorHAnsi"/>
+          <w:color w:val="002060"/>
+          <w:sz w:val="96"/>
+          <w:szCs w:val="96"/>
+        </w:rPr>
+      </w:pPr>
+    </w:p>
+    <w:p>
+      <w:pPr>
+        <w:pStyle w:val="Header"/>
+        <w:rPr>
+          <w:rFonts w:ascii="Blues Clues" w:hAnsi="Blues Clues" w:cstheme="minorHAnsi"/>
+          <w:color w:val="002060"/>
+          <w:sz w:val="96"/>
+          <w:szCs w:val="96"/>
+        </w:rPr>
+      </w:pPr>
+    </w:p>
+    <w:p>
+      <w:pPr>
+        <w:pStyle w:val="Header"/>
+        <w:jc w:val="center"/>
+        <w:rPr>
+          <w:rFonts w:ascii="Blues Clues" w:hAnsi="Blues Clues" w:cstheme="minorHAnsi"/>
+          <w:color w:val="002060"/>
+          <w:sz w:val="96"/>
+          <w:szCs w:val="96"/>
+        </w:rPr>
+      </w:pPr>
+      <w:r>
+        <w:rPr>
+          <w:rFonts w:ascii="Blues Clues" w:hAnsi="Blues Clues" w:cstheme="minorHAnsi"/>
+          <w:color w:val="002060"/>
+          <w:sz w:val="96"/>
+          <w:szCs w:val="96"/>
+        </w:rPr>
+        <w:t>Solid, Liquid, and Gas</w:t>
+      </w:r>
+    </w:p>
+    <w:p>
+      <w:pPr>
         <w:spacing w:line="240" w:lineRule="auto"/>
         <w:jc w:val="center"/>
         <w:rPr>
@@ -12,7 +55,17 @@
           <w:bCs/>
           <w:sz w:val="30"/>
           <w:szCs w:val="30"/>
-          <w:u w:val="single"/>
+        </w:rPr>
+      </w:pPr>
+    </w:p>
+    <w:p>
+      <w:pPr>
+        <w:spacing w:line="240" w:lineRule="auto"/>
+        <w:jc w:val="center"/>
+        <w:rPr>
+          <w:rFonts w:cstheme="minorHAnsi"/>
+          <w:sz w:val="64"/>
+          <w:szCs w:val="64"/>
         </w:rPr>
       </w:pPr>
       <w:r>
@@ -20,16 +73,141 @@
           <w:rFonts w:asciiTheme="majorHAnsi" w:hAnsiTheme="majorHAnsi" w:cstheme="majorHAnsi"/>
           <w:b/>
           <w:bCs/>
+          <w:noProof/>
+          <w:color w:val="002060"/>
           <w:sz w:val="30"/>
           <w:szCs w:val="30"/>
           <w:u w:val="single"/>
         </w:rPr>
-        <w:t>OVERVIEW</w:t>
+        <w:drawing>
+          <wp:anchor distT="0" distB="0" distL="114300" distR="114300" simplePos="0" relativeHeight="251661312" behindDoc="1" locked="0" layoutInCell="1" allowOverlap="1" wp14:anchorId="358D1289" wp14:editId="0C8A1165">
+            <wp:simplePos x="0" y="0"/>
+            <wp:positionH relativeFrom="page">
+              <wp:posOffset>6985</wp:posOffset>
+            </wp:positionH>
+            <wp:positionV relativeFrom="paragraph">
+              <wp:posOffset>182718</wp:posOffset>
+            </wp:positionV>
+            <wp:extent cx="7754620" cy="7719060"/>
+            <wp:effectExtent l="0" t="0" r="0" b="0"/>
+            <wp:wrapNone/>
+            <wp:docPr id="11" name="Picture 10">
+              <a:extLst xmlns:a="http://schemas.openxmlformats.org/drawingml/2006/main">
+                <a:ext uri="{FF2B5EF4-FFF2-40B4-BE49-F238E27FC236}">
+                  <a16:creationId xmlns:a16="http://schemas.microsoft.com/office/drawing/2014/main" id="{75D0973D-E31E-C23E-E7DF-9A81D2362B9A}"/>
+                </a:ext>
+              </a:extLst>
+            </wp:docPr>
+            <wp:cNvGraphicFramePr>
+              <a:graphicFrameLocks xmlns:a="http://schemas.openxmlformats.org/drawingml/2006/main" noChangeAspect="1"/>
+            </wp:cNvGraphicFramePr>
+            <a:graphic xmlns:a="http://schemas.openxmlformats.org/drawingml/2006/main">
+              <a:graphicData uri="http://schemas.openxmlformats.org/drawingml/2006/picture">
+                <pic:pic xmlns:pic="http://schemas.openxmlformats.org/drawingml/2006/picture">
+                  <pic:nvPicPr>
+                    <pic:cNvPr id="11" name="Picture 10">
+                      <a:extLst>
+                        <a:ext uri="{FF2B5EF4-FFF2-40B4-BE49-F238E27FC236}">
+                          <a16:creationId xmlns:a16="http://schemas.microsoft.com/office/drawing/2014/main" id="{75D0973D-E31E-C23E-E7DF-9A81D2362B9A}"/>
+                        </a:ext>
+                      </a:extLst>
+                    </pic:cNvPr>
+                    <pic:cNvPicPr>
+                      <a:picLocks noChangeAspect="1"/>
+                    </pic:cNvPicPr>
+                  </pic:nvPicPr>
+                  <pic:blipFill rotWithShape="1">
+                    <a:blip r:embed="rId8">
+                      <a:extLst>
+                        <a:ext uri="{28A0092B-C50C-407E-A947-70E740481C1C}">
+                          <a14:useLocalDpi xmlns:a14="http://schemas.microsoft.com/office/drawing/2010/main" val="0"/>
+                        </a:ext>
+                      </a:extLst>
+                    </a:blip>
+                    <a:srcRect b="20365"/>
+                    <a:stretch>
+                      <a:fillRect/>
+                    </a:stretch>
+                  </pic:blipFill>
+                  <pic:spPr bwMode="auto">
+                    <a:xfrm>
+                      <a:off x="0" y="0"/>
+                      <a:ext cx="7754620" cy="7719060"/>
+                    </a:xfrm>
+                    <a:prstGeom prst="rect">
+                      <a:avLst/>
+                    </a:prstGeom>
+                    <a:ln>
+                      <a:noFill/>
+                    </a:ln>
+                    <a:extLst>
+                      <a:ext uri="{53640926-AAD7-44D8-BBD7-CCE9431645EC}">
+                        <a14:shadowObscured xmlns:a14="http://schemas.microsoft.com/office/drawing/2010/main"/>
+                      </a:ext>
+                    </a:extLst>
+                  </pic:spPr>
+                </pic:pic>
+              </a:graphicData>
+            </a:graphic>
+            <wp14:sizeRelH relativeFrom="margin">
+              <wp14:pctWidth>0</wp14:pctWidth>
+            </wp14:sizeRelH>
+            <wp14:sizeRelV relativeFrom="margin">
+              <wp14:pctHeight>0</wp14:pctHeight>
+            </wp14:sizeRelV>
+          </wp:anchor>
+        </w:drawing>
+      </w:r>
+      <w:r>
+        <w:rPr>
+          <w:rFonts w:cstheme="minorHAnsi"/>
+          <w:b/>
+          <w:bCs/>
+          <w:color w:val="002060"/>
+          <w:sz w:val="64"/>
+          <w:szCs w:val="64"/>
+        </w:rPr>
+        <w:t>The states of</w:t>
+      </w:r>
+      <w:r>
+        <w:rPr>
+          <w:rFonts w:cstheme="minorHAnsi"/>
+          <w:color w:val="002060"/>
+          <w:sz w:val="64"/>
+          <w:szCs w:val="64"/>
+        </w:rPr>
+        <w:t xml:space="preserve"> </w:t>
+      </w:r>
+      <w:r>
+        <w:rPr>
+          <w:rFonts w:cstheme="minorHAnsi"/>
+          <w:sz w:val="64"/>
+          <w:szCs w:val="64"/>
+        </w:rPr>
+        <w:t xml:space="preserve">your wellbeing </w:t>
+      </w:r>
+      <w:r>
+        <w:rPr>
+          <w:rFonts w:cstheme="minorHAnsi"/>
+          <w:b/>
+          <w:bCs/>
+          <w:color w:val="002060"/>
+          <w:sz w:val="64"/>
+          <w:szCs w:val="64"/>
+        </w:rPr>
+        <w:t>matter</w:t>
+      </w:r>
+      <w:r>
+        <w:rPr>
+          <w:rFonts w:cstheme="minorHAnsi"/>
+          <w:sz w:val="64"/>
+          <w:szCs w:val="64"/>
+        </w:rPr>
+        <w:t xml:space="preserve"> more than anything…</w:t>
       </w:r>
     </w:p>
     <w:p>
       <w:pPr>
-        <w:spacing w:line="240" w:lineRule="auto"/>
         <w:rPr>
           <w:rFonts w:asciiTheme="majorHAnsi" w:hAnsiTheme="majorHAnsi" w:cstheme="majorHAnsi"/>
           <w:b/>
@@ -48,77 +226,66 @@
           <w:szCs w:val="30"/>
           <w:u w:val="single"/>
         </w:rPr>
-        <w:t>Solid, Liquid, and Gas</w:t>
-      </w:r>
-      <w:r>
+        <w:br w:type="page"/>
+      </w:r>
+    </w:p>
+    <w:p>
+      <w:pPr>
+        <w:spacing w:line="240" w:lineRule="auto"/>
+        <w:jc w:val="center"/>
         <w:rPr>
           <w:rFonts w:asciiTheme="majorHAnsi" w:hAnsiTheme="majorHAnsi" w:cstheme="majorHAnsi"/>
           <w:b/>
           <w:bCs/>
-          <w:sz w:val="30"/>
-          <w:szCs w:val="30"/>
-        </w:rPr>
-        <w:t xml:space="preserve"> </w:t>
-      </w:r>
+          <w:sz w:val="32"/>
+          <w:szCs w:val="32"/>
+          <w:u w:val="single"/>
+        </w:rPr>
+      </w:pPr>
       <w:r>
         <w:rPr>
           <w:rFonts w:asciiTheme="majorHAnsi" w:hAnsiTheme="majorHAnsi" w:cstheme="majorHAnsi"/>
           <w:b/>
           <w:bCs/>
-          <w:sz w:val="30"/>
-          <w:szCs w:val="30"/>
-        </w:rPr>
-        <w:t>(</w:t>
+          <w:sz w:val="32"/>
+          <w:szCs w:val="32"/>
+          <w:u w:val="single"/>
+        </w:rPr>
+        <w:lastRenderedPageBreak/>
+        <w:t xml:space="preserve">LIVE-ACTION </w:t>
       </w:r>
       <w:r>
         <w:rPr>
           <w:rFonts w:asciiTheme="majorHAnsi" w:hAnsiTheme="majorHAnsi" w:cstheme="majorHAnsi"/>
           <w:b/>
           <w:bCs/>
-          <w:sz w:val="30"/>
-          <w:szCs w:val="30"/>
-        </w:rPr>
-        <w:t xml:space="preserve">Live-Action </w:t>
+          <w:sz w:val="32"/>
+          <w:szCs w:val="32"/>
+          <w:u w:val="single"/>
+        </w:rPr>
+        <w:t>COMEDY-DRAMA SERIES</w:t>
       </w:r>
       <w:r>
         <w:rPr>
           <w:rFonts w:asciiTheme="majorHAnsi" w:hAnsiTheme="majorHAnsi" w:cstheme="majorHAnsi"/>
           <w:b/>
           <w:bCs/>
-          <w:sz w:val="30"/>
-          <w:szCs w:val="30"/>
-        </w:rPr>
-        <w:t xml:space="preserve">Overarching </w:t>
+          <w:sz w:val="32"/>
+          <w:szCs w:val="32"/>
+          <w:u w:val="single"/>
+        </w:rPr>
+        <w:t xml:space="preserve"> </w:t>
       </w:r>
       <w:r>
         <w:rPr>
           <w:rFonts w:asciiTheme="majorHAnsi" w:hAnsiTheme="majorHAnsi" w:cstheme="majorHAnsi"/>
           <w:b/>
           <w:bCs/>
-          <w:sz w:val="30"/>
-          <w:szCs w:val="30"/>
-        </w:rPr>
-        <w:t>Seri</w:t>
-      </w:r>
-      <w:r>
-        <w:rPr>
-          <w:rFonts w:asciiTheme="majorHAnsi" w:hAnsiTheme="majorHAnsi" w:cstheme="majorHAnsi"/>
-          <w:b/>
-          <w:bCs/>
-          <w:sz w:val="30"/>
-          <w:szCs w:val="30"/>
-        </w:rPr>
-        <w:t>es</w:t>
-      </w:r>
-      <w:r>
-        <w:rPr>
-          <w:rFonts w:asciiTheme="majorHAnsi" w:hAnsiTheme="majorHAnsi" w:cstheme="majorHAnsi"/>
-          <w:b/>
-          <w:bCs/>
-          <w:sz w:val="30"/>
-          <w:szCs w:val="30"/>
-        </w:rPr>
-        <w:t>)</w:t>
+          <w:sz w:val="32"/>
+          <w:szCs w:val="32"/>
+          <w:u w:val="single"/>
+        </w:rPr>
+        <w:t>OVERVIEW</w:t>
       </w:r>
     </w:p>
     <w:p>
@@ -129,129 +296,336 @@
         <w:spacing w:line="240" w:lineRule="auto"/>
         <w:rPr>
           <w:rFonts w:asciiTheme="majorHAnsi" w:hAnsiTheme="majorHAnsi" w:cstheme="majorHAnsi"/>
-          <w:sz w:val="30"/>
-          <w:szCs w:val="30"/>
-        </w:rPr>
-      </w:pPr>
-      <w:r>
-        <w:rPr>
-          <w:rFonts w:asciiTheme="majorHAnsi" w:hAnsiTheme="majorHAnsi" w:cstheme="majorHAnsi"/>
-          <w:sz w:val="30"/>
-          <w:szCs w:val="30"/>
-        </w:rPr>
-        <w:t xml:space="preserve">In a last-ditch effort to reinvent herself, </w:t>
-      </w:r>
-      <w:r>
-        <w:rPr>
-          <w:rFonts w:asciiTheme="majorHAnsi" w:hAnsiTheme="majorHAnsi" w:cstheme="majorHAnsi"/>
-          <w:sz w:val="30"/>
-          <w:szCs w:val="30"/>
-        </w:rPr>
-        <w:t>a</w:t>
-      </w:r>
-      <w:r>
-        <w:rPr>
-          <w:rFonts w:asciiTheme="majorHAnsi" w:hAnsiTheme="majorHAnsi" w:cstheme="majorHAnsi"/>
-          <w:sz w:val="30"/>
-          <w:szCs w:val="30"/>
-        </w:rPr>
-        <w:t xml:space="preserve"> struggling educator </w:t>
-      </w:r>
-      <w:r>
-        <w:rPr>
-          <w:rFonts w:asciiTheme="majorHAnsi" w:hAnsiTheme="majorHAnsi" w:cstheme="majorHAnsi"/>
-          <w:sz w:val="30"/>
-          <w:szCs w:val="30"/>
-        </w:rPr>
-        <w:t>must win the host role in</w:t>
-      </w:r>
-      <w:r>
-        <w:rPr>
-          <w:rFonts w:asciiTheme="majorHAnsi" w:hAnsiTheme="majorHAnsi" w:cstheme="majorHAnsi"/>
-          <w:sz w:val="30"/>
-          <w:szCs w:val="30"/>
-        </w:rPr>
-        <w:t xml:space="preserve"> th</w:t>
-      </w:r>
-      <w:r>
-        <w:rPr>
-          <w:rFonts w:asciiTheme="majorHAnsi" w:hAnsiTheme="majorHAnsi" w:cstheme="majorHAnsi"/>
-          <w:sz w:val="30"/>
-          <w:szCs w:val="30"/>
-        </w:rPr>
-        <w:t xml:space="preserve">e beloved children’s tv series </w:t>
+          <w:sz w:val="32"/>
+          <w:szCs w:val="32"/>
+        </w:rPr>
+      </w:pPr>
+      <w:r>
+        <w:rPr>
+          <w:rFonts w:asciiTheme="majorHAnsi" w:hAnsiTheme="majorHAnsi" w:cstheme="majorHAnsi"/>
+          <w:sz w:val="32"/>
+          <w:szCs w:val="32"/>
+        </w:rPr>
+        <w:t xml:space="preserve">In a last-ditch effort to reinvent herself, a struggling educator must win the host role in the beloved children’s tv series </w:t>
       </w:r>
       <w:r>
         <w:rPr>
           <w:rFonts w:asciiTheme="majorHAnsi" w:hAnsiTheme="majorHAnsi" w:cstheme="majorHAnsi"/>
           <w:i/>
           <w:iCs/>
-          <w:sz w:val="30"/>
-          <w:szCs w:val="30"/>
+          <w:color w:val="FF0066"/>
+          <w:sz w:val="32"/>
+          <w:szCs w:val="32"/>
         </w:rPr>
         <w:t>STARPOWER!</w:t>
       </w:r>
       <w:r>
         <w:rPr>
           <w:rFonts w:asciiTheme="majorHAnsi" w:hAnsiTheme="majorHAnsi" w:cstheme="majorHAnsi"/>
-          <w:sz w:val="30"/>
-          <w:szCs w:val="30"/>
+          <w:sz w:val="32"/>
+          <w:szCs w:val="32"/>
         </w:rPr>
         <w:t>, only to face the original host’s legacy and a public resistant to inclusivity.</w:t>
       </w:r>
     </w:p>
     <w:p>
       <w:pPr>
+        <w:tabs>
+          <w:tab w:val="left" w:pos="5013"/>
+        </w:tabs>
         <w:spacing w:line="240" w:lineRule="auto"/>
         <w:rPr>
           <w:rFonts w:asciiTheme="majorHAnsi" w:hAnsiTheme="majorHAnsi" w:cstheme="majorHAnsi"/>
-          <w:sz w:val="30"/>
-          <w:szCs w:val="30"/>
-        </w:rPr>
-      </w:pPr>
-      <w:r>
-        <w:rPr>
-          <w:rFonts w:asciiTheme="majorHAnsi" w:hAnsiTheme="majorHAnsi" w:cstheme="majorHAnsi"/>
-          <w:sz w:val="30"/>
-          <w:szCs w:val="30"/>
-        </w:rPr>
-        <w:t xml:space="preserve">Website: </w:t>
-      </w:r>
-      <w:hyperlink r:id="rId8" w:history="1">
-        <w:r>
-          <w:rPr>
-            <w:rStyle w:val="Hyperlink"/>
-            <w:rFonts w:asciiTheme="majorHAnsi" w:hAnsiTheme="majorHAnsi" w:cstheme="majorHAnsi"/>
-            <w:sz w:val="30"/>
-            <w:szCs w:val="30"/>
-            <w:u w:val="none"/>
-          </w:rPr>
-          <w:t>www.solidliquidandgas.com</w:t>
-        </w:r>
-      </w:hyperlink>
+          <w:sz w:val="32"/>
+          <w:szCs w:val="32"/>
+        </w:rPr>
+      </w:pPr>
     </w:p>
     <w:p>
       <w:pPr>
+        <w:rPr>
+          <w:rFonts w:asciiTheme="majorHAnsi" w:hAnsiTheme="majorHAnsi" w:cstheme="majorHAnsi"/>
+          <w:b/>
+          <w:bCs/>
+          <w:sz w:val="30"/>
+          <w:szCs w:val="30"/>
+        </w:rPr>
+      </w:pPr>
+      <w:r>
+        <w:rPr>
+          <w:rFonts w:asciiTheme="majorHAnsi" w:hAnsiTheme="majorHAnsi" w:cstheme="majorHAnsi"/>
+          <w:b/>
+          <w:bCs/>
+          <w:sz w:val="30"/>
+          <w:szCs w:val="30"/>
+        </w:rPr>
+        <w:t>THEME</w:t>
+      </w:r>
+    </w:p>
+    <w:p>
+      <w:pPr>
+        <w:rPr>
+          <w:rFonts w:asciiTheme="majorHAnsi" w:hAnsiTheme="majorHAnsi" w:cstheme="majorHAnsi"/>
+          <w:sz w:val="30"/>
+          <w:szCs w:val="30"/>
+        </w:rPr>
+      </w:pPr>
+      <w:r>
+        <w:rPr>
+          <w:rFonts w:asciiTheme="majorHAnsi" w:hAnsiTheme="majorHAnsi" w:cstheme="majorHAnsi"/>
+          <w:sz w:val="30"/>
+          <w:szCs w:val="30"/>
+        </w:rPr>
+        <w:t xml:space="preserve">We’re living in an era of scientific skepticism and distrust in education. For the </w:t>
+      </w:r>
+      <w:r>
+        <w:rPr>
+          <w:rFonts w:asciiTheme="majorHAnsi" w:hAnsiTheme="majorHAnsi" w:cstheme="majorHAnsi"/>
+          <w:i/>
+          <w:iCs/>
+          <w:sz w:val="30"/>
+          <w:szCs w:val="30"/>
+        </w:rPr>
+        <w:t>Blue’s Clues</w:t>
+      </w:r>
+      <w:r>
+        <w:rPr>
+          <w:rFonts w:asciiTheme="majorHAnsi" w:hAnsiTheme="majorHAnsi" w:cstheme="majorHAnsi"/>
+          <w:sz w:val="30"/>
+          <w:szCs w:val="30"/>
+        </w:rPr>
+        <w:t xml:space="preserve"> generation, host Steve shared puzzles we solved through kindness and listening.</w:t>
+      </w:r>
+    </w:p>
+    <w:p>
+      <w:pPr>
+        <w:rPr>
+          <w:rFonts w:asciiTheme="majorHAnsi" w:hAnsiTheme="majorHAnsi" w:cstheme="majorHAnsi"/>
+          <w:sz w:val="30"/>
+          <w:szCs w:val="30"/>
+        </w:rPr>
+      </w:pPr>
+      <w:r>
+        <w:rPr>
+          <w:rFonts w:asciiTheme="majorHAnsi" w:hAnsiTheme="majorHAnsi" w:cstheme="majorHAnsi"/>
+          <w:sz w:val="30"/>
+          <w:szCs w:val="30"/>
+        </w:rPr>
+        <w:t xml:space="preserve">Today, the same generation is grappling with an anti-truth reality and mental health crises. </w:t>
+      </w:r>
+      <w:r>
+        <w:rPr>
+          <w:rFonts w:asciiTheme="majorHAnsi" w:hAnsiTheme="majorHAnsi" w:cstheme="majorHAnsi"/>
+          <w:i/>
+          <w:iCs/>
+          <w:sz w:val="30"/>
+          <w:szCs w:val="30"/>
+        </w:rPr>
+        <w:t>Solid, Liquid, and Gas</w:t>
+      </w:r>
+      <w:r>
+        <w:rPr>
+          <w:rFonts w:asciiTheme="majorHAnsi" w:hAnsiTheme="majorHAnsi" w:cstheme="majorHAnsi"/>
+          <w:sz w:val="30"/>
+          <w:szCs w:val="30"/>
+        </w:rPr>
+        <w:t xml:space="preserve"> is a</w:t>
+      </w:r>
+      <w:r>
+        <w:rPr>
+          <w:rFonts w:asciiTheme="majorHAnsi" w:hAnsiTheme="majorHAnsi" w:cstheme="majorHAnsi"/>
+          <w:sz w:val="30"/>
+          <w:szCs w:val="30"/>
+        </w:rPr>
+        <w:t xml:space="preserve"> direct</w:t>
+      </w:r>
+      <w:r>
+        <w:rPr>
+          <w:rFonts w:asciiTheme="majorHAnsi" w:hAnsiTheme="majorHAnsi" w:cstheme="majorHAnsi"/>
+          <w:sz w:val="30"/>
+          <w:szCs w:val="30"/>
+        </w:rPr>
+        <w:t xml:space="preserve"> response to this, by using children’s programming devices to dismantle complexities of adulthood. It asks: </w:t>
+      </w:r>
+      <w:r>
+        <w:rPr>
+          <w:rFonts w:asciiTheme="majorHAnsi" w:hAnsiTheme="majorHAnsi" w:cstheme="majorHAnsi"/>
+          <w:b/>
+          <w:bCs/>
+          <w:sz w:val="30"/>
+          <w:szCs w:val="30"/>
+        </w:rPr>
+        <w:t>How do we stay solid when the world is evaporating around us?</w:t>
+      </w:r>
+    </w:p>
+    <w:p>
+      <w:pPr>
+        <w:tabs>
+          <w:tab w:val="left" w:pos="5013"/>
+        </w:tabs>
         <w:spacing w:line="240" w:lineRule="auto"/>
         <w:rPr>
           <w:rFonts w:asciiTheme="majorHAnsi" w:hAnsiTheme="majorHAnsi" w:cstheme="majorHAnsi"/>
-          <w:sz w:val="30"/>
-          <w:szCs w:val="30"/>
-        </w:rPr>
-      </w:pPr>
-      <w:r>
-        <w:rPr>
-          <w:rFonts w:asciiTheme="majorHAnsi" w:hAnsiTheme="majorHAnsi" w:cstheme="majorHAnsi"/>
-          <w:sz w:val="30"/>
-          <w:szCs w:val="30"/>
+          <w:sz w:val="32"/>
+          <w:szCs w:val="32"/>
+        </w:rPr>
+      </w:pPr>
+      <w:r>
+        <w:rPr>
+          <w:rFonts w:asciiTheme="majorHAnsi" w:hAnsiTheme="majorHAnsi" w:cstheme="majorHAnsi"/>
+          <w:sz w:val="30"/>
+          <w:szCs w:val="30"/>
+        </w:rPr>
+        <w:t xml:space="preserve">The story investigates the </w:t>
+      </w:r>
+      <w:r>
+        <w:rPr>
+          <w:rFonts w:asciiTheme="majorHAnsi" w:hAnsiTheme="majorHAnsi" w:cstheme="majorHAnsi"/>
+          <w:b/>
+          <w:bCs/>
+          <w:sz w:val="30"/>
+          <w:szCs w:val="30"/>
+        </w:rPr>
+        <w:t>states of matter</w:t>
+      </w:r>
+      <w:r>
+        <w:rPr>
+          <w:rFonts w:asciiTheme="majorHAnsi" w:hAnsiTheme="majorHAnsi" w:cstheme="majorHAnsi"/>
+          <w:sz w:val="30"/>
+          <w:szCs w:val="30"/>
+        </w:rPr>
+        <w:t xml:space="preserve"> (</w:t>
+      </w:r>
+      <w:r>
+        <w:rPr>
+          <w:rFonts w:asciiTheme="majorHAnsi" w:hAnsiTheme="majorHAnsi" w:cstheme="majorHAnsi"/>
+          <w:b/>
+          <w:bCs/>
+          <w:color w:val="00B050"/>
+          <w:sz w:val="30"/>
+          <w:szCs w:val="30"/>
+        </w:rPr>
+        <w:t>solid</w:t>
+      </w:r>
+      <w:r>
+        <w:rPr>
+          <w:rFonts w:asciiTheme="majorHAnsi" w:hAnsiTheme="majorHAnsi" w:cstheme="majorHAnsi"/>
+          <w:sz w:val="30"/>
+          <w:szCs w:val="30"/>
+        </w:rPr>
+        <w:t xml:space="preserve">, </w:t>
+      </w:r>
+      <w:r>
+        <w:rPr>
+          <w:rFonts w:asciiTheme="majorHAnsi" w:hAnsiTheme="majorHAnsi" w:cstheme="majorHAnsi"/>
+          <w:b/>
+          <w:bCs/>
+          <w:color w:val="002060"/>
+          <w:sz w:val="30"/>
+          <w:szCs w:val="30"/>
+        </w:rPr>
+        <w:t>liquid</w:t>
+      </w:r>
+      <w:r>
+        <w:rPr>
+          <w:rFonts w:asciiTheme="majorHAnsi" w:hAnsiTheme="majorHAnsi" w:cstheme="majorHAnsi"/>
+          <w:sz w:val="30"/>
+          <w:szCs w:val="30"/>
+        </w:rPr>
+        <w:t xml:space="preserve">, </w:t>
+      </w:r>
+      <w:r>
+        <w:rPr>
+          <w:rFonts w:asciiTheme="majorHAnsi" w:hAnsiTheme="majorHAnsi" w:cstheme="majorHAnsi"/>
+          <w:b/>
+          <w:bCs/>
+          <w:color w:val="EE0000"/>
+          <w:sz w:val="30"/>
+          <w:szCs w:val="30"/>
+        </w:rPr>
+        <w:t>gas</w:t>
+      </w:r>
+      <w:r>
+        <w:rPr>
+          <w:rFonts w:asciiTheme="majorHAnsi" w:hAnsiTheme="majorHAnsi" w:cstheme="majorHAnsi"/>
+          <w:sz w:val="30"/>
+          <w:szCs w:val="30"/>
+        </w:rPr>
+        <w:t xml:space="preserve">, </w:t>
+      </w:r>
+      <w:r>
+        <w:rPr>
+          <w:rFonts w:asciiTheme="majorHAnsi" w:hAnsiTheme="majorHAnsi" w:cstheme="majorHAnsi"/>
+          <w:sz w:val="30"/>
+          <w:szCs w:val="30"/>
+        </w:rPr>
+        <w:t>and</w:t>
+      </w:r>
+      <w:r>
+        <w:rPr>
+          <w:rFonts w:asciiTheme="majorHAnsi" w:hAnsiTheme="majorHAnsi" w:cstheme="majorHAnsi"/>
+          <w:sz w:val="30"/>
+          <w:szCs w:val="30"/>
+        </w:rPr>
+        <w:t xml:space="preserve"> </w:t>
+      </w:r>
+      <w:r>
+        <w:rPr>
+          <w:rFonts w:asciiTheme="majorHAnsi" w:hAnsiTheme="majorHAnsi" w:cstheme="majorHAnsi"/>
+          <w:b/>
+          <w:bCs/>
+          <w:color w:val="7030A0"/>
+          <w:sz w:val="30"/>
+          <w:szCs w:val="30"/>
+        </w:rPr>
+        <w:t>plasma</w:t>
+      </w:r>
+      <w:r>
+        <w:rPr>
+          <w:rFonts w:asciiTheme="majorHAnsi" w:hAnsiTheme="majorHAnsi" w:cstheme="majorHAnsi"/>
+          <w:sz w:val="30"/>
+          <w:szCs w:val="30"/>
+        </w:rPr>
+        <w:t>) as a metaphor for personal transformation.</w:t>
+      </w:r>
+    </w:p>
+    <w:p>
+      <w:pPr>
+        <w:tabs>
+          <w:tab w:val="left" w:pos="5013"/>
+        </w:tabs>
+        <w:spacing w:line="240" w:lineRule="auto"/>
+        <w:rPr>
+          <w:rFonts w:asciiTheme="majorHAnsi" w:hAnsiTheme="majorHAnsi" w:cstheme="majorHAnsi"/>
+          <w:sz w:val="32"/>
+          <w:szCs w:val="32"/>
+        </w:rPr>
+      </w:pPr>
+    </w:p>
+    <w:p>
+      <w:pPr>
+        <w:spacing w:line="240" w:lineRule="auto"/>
+        <w:rPr>
+          <w:rFonts w:asciiTheme="majorHAnsi" w:hAnsiTheme="majorHAnsi" w:cstheme="majorHAnsi"/>
+          <w:sz w:val="32"/>
+          <w:szCs w:val="32"/>
+        </w:rPr>
+      </w:pPr>
+      <w:r>
+        <w:rPr>
+          <w:rFonts w:asciiTheme="majorHAnsi" w:hAnsiTheme="majorHAnsi" w:cstheme="majorHAnsi"/>
+          <w:b/>
+          <w:bCs/>
+          <w:sz w:val="32"/>
+          <w:szCs w:val="32"/>
         </w:rPr>
         <w:t>Pitch Deck</w:t>
       </w:r>
       <w:r>
         <w:rPr>
           <w:rFonts w:asciiTheme="majorHAnsi" w:hAnsiTheme="majorHAnsi" w:cstheme="majorHAnsi"/>
-          <w:sz w:val="30"/>
-          <w:szCs w:val="30"/>
+          <w:sz w:val="32"/>
+          <w:szCs w:val="32"/>
         </w:rPr>
         <w:t xml:space="preserve"> (</w:t>
       </w:r>
@@ -260,8 +634,8 @@
           <w:rPr>
             <w:rStyle w:val="Hyperlink"/>
             <w:rFonts w:asciiTheme="majorHAnsi" w:hAnsiTheme="majorHAnsi" w:cstheme="majorHAnsi"/>
-            <w:sz w:val="30"/>
-            <w:szCs w:val="30"/>
+            <w:sz w:val="32"/>
+            <w:szCs w:val="32"/>
           </w:rPr>
           <w:t>Production</w:t>
         </w:r>
@@ -269,16 +643,16 @@
       <w:r>
         <w:rPr>
           <w:rFonts w:asciiTheme="majorHAnsi" w:hAnsiTheme="majorHAnsi" w:cstheme="majorHAnsi"/>
-          <w:sz w:val="30"/>
-          <w:szCs w:val="30"/>
+          <w:sz w:val="32"/>
+          <w:szCs w:val="32"/>
         </w:rPr>
         <w:t xml:space="preserve"> </w:t>
       </w:r>
       <w:r>
         <w:rPr>
           <w:rFonts w:asciiTheme="majorHAnsi" w:hAnsiTheme="majorHAnsi" w:cstheme="majorHAnsi"/>
-          <w:sz w:val="30"/>
-          <w:szCs w:val="30"/>
+          <w:sz w:val="32"/>
+          <w:szCs w:val="32"/>
         </w:rPr>
         <w:t xml:space="preserve">/ </w:t>
       </w:r>
@@ -287,8 +661,8 @@
           <w:rPr>
             <w:rStyle w:val="Hyperlink"/>
             <w:rFonts w:asciiTheme="majorHAnsi" w:hAnsiTheme="majorHAnsi" w:cstheme="majorHAnsi"/>
-            <w:sz w:val="30"/>
-            <w:szCs w:val="30"/>
+            <w:sz w:val="32"/>
+            <w:szCs w:val="32"/>
           </w:rPr>
           <w:t>Story</w:t>
         </w:r>
@@ -296,8 +670,8 @@
       <w:r>
         <w:rPr>
           <w:rFonts w:asciiTheme="majorHAnsi" w:hAnsiTheme="majorHAnsi" w:cstheme="majorHAnsi"/>
-          <w:sz w:val="30"/>
-          <w:szCs w:val="30"/>
+          <w:sz w:val="32"/>
+          <w:szCs w:val="32"/>
         </w:rPr>
         <w:t>)</w:t>
       </w:r>
@@ -307,16 +681,30 @@
         <w:spacing w:line="240" w:lineRule="auto"/>
         <w:rPr>
           <w:rFonts w:asciiTheme="majorHAnsi" w:hAnsiTheme="majorHAnsi" w:cstheme="majorHAnsi"/>
-          <w:sz w:val="30"/>
-          <w:szCs w:val="30"/>
+          <w:sz w:val="32"/>
+          <w:szCs w:val="32"/>
+        </w:rPr>
+      </w:pPr>
+    </w:p>
+    <w:p>
+      <w:pPr>
+        <w:spacing w:line="240" w:lineRule="auto"/>
+        <w:rPr>
+          <w:rFonts w:asciiTheme="majorHAnsi" w:hAnsiTheme="majorHAnsi" w:cstheme="majorHAnsi"/>
+          <w:b/>
+          <w:bCs/>
+          <w:sz w:val="32"/>
+          <w:szCs w:val="32"/>
           <w:u w:val="single"/>
         </w:rPr>
       </w:pPr>
       <w:r>
         <w:rPr>
           <w:rFonts w:asciiTheme="majorHAnsi" w:hAnsiTheme="majorHAnsi" w:cstheme="majorHAnsi"/>
-          <w:sz w:val="30"/>
-          <w:szCs w:val="30"/>
+          <w:b/>
+          <w:bCs/>
+          <w:sz w:val="32"/>
+          <w:szCs w:val="32"/>
           <w:u w:val="single"/>
         </w:rPr>
         <w:t>Completed Episodes (Screenplays)</w:t>
@@ -332,8 +720,8 @@
         <w:spacing w:line="240" w:lineRule="auto"/>
         <w:rPr>
           <w:rFonts w:asciiTheme="majorHAnsi" w:hAnsiTheme="majorHAnsi" w:cstheme="majorHAnsi"/>
-          <w:sz w:val="30"/>
-          <w:szCs w:val="30"/>
+          <w:sz w:val="32"/>
+          <w:szCs w:val="32"/>
         </w:rPr>
       </w:pPr>
       <w:hyperlink r:id="rId11" w:history="1">
@@ -341,8 +729,8 @@
           <w:rPr>
             <w:rStyle w:val="Hyperlink"/>
             <w:rFonts w:asciiTheme="majorHAnsi" w:hAnsiTheme="majorHAnsi" w:cstheme="majorHAnsi"/>
-            <w:sz w:val="30"/>
-            <w:szCs w:val="30"/>
+            <w:sz w:val="32"/>
+            <w:szCs w:val="32"/>
           </w:rPr>
           <w:t xml:space="preserve">Pilot – </w:t>
         </w:r>
@@ -350,8 +738,8 @@
           <w:rPr>
             <w:rStyle w:val="Hyperlink"/>
             <w:rFonts w:asciiTheme="majorHAnsi" w:hAnsiTheme="majorHAnsi" w:cstheme="majorHAnsi"/>
-            <w:sz w:val="30"/>
-            <w:szCs w:val="30"/>
+            <w:sz w:val="32"/>
+            <w:szCs w:val="32"/>
           </w:rPr>
           <w:t>Inner Child</w:t>
         </w:r>
@@ -359,26 +747,18 @@
       <w:r>
         <w:rPr>
           <w:rFonts w:asciiTheme="majorHAnsi" w:hAnsiTheme="majorHAnsi" w:cstheme="majorHAnsi"/>
-          <w:sz w:val="30"/>
-          <w:szCs w:val="30"/>
-        </w:rPr>
-        <w:t xml:space="preserve"> </w:t>
-      </w:r>
-      <w:r>
-        <w:rPr>
-          <w:rFonts w:asciiTheme="majorHAnsi" w:hAnsiTheme="majorHAnsi" w:cstheme="majorHAnsi"/>
-          <w:sz w:val="30"/>
-          <w:szCs w:val="30"/>
-        </w:rPr>
-        <w:t xml:space="preserve">| </w:t>
+          <w:sz w:val="32"/>
+          <w:szCs w:val="32"/>
+        </w:rPr>
+        <w:t xml:space="preserve"> | </w:t>
       </w:r>
       <w:hyperlink r:id="rId12" w:history="1">
         <w:r>
           <w:rPr>
             <w:rStyle w:val="Hyperlink"/>
             <w:rFonts w:asciiTheme="majorHAnsi" w:hAnsiTheme="majorHAnsi" w:cstheme="majorHAnsi"/>
-            <w:sz w:val="30"/>
-            <w:szCs w:val="30"/>
+            <w:sz w:val="32"/>
+            <w:szCs w:val="32"/>
           </w:rPr>
           <w:t>Budget</w:t>
         </w:r>
@@ -394,8 +774,8 @@
         <w:spacing w:line="240" w:lineRule="auto"/>
         <w:rPr>
           <w:rFonts w:asciiTheme="majorHAnsi" w:hAnsiTheme="majorHAnsi" w:cstheme="majorHAnsi"/>
-          <w:sz w:val="30"/>
-          <w:szCs w:val="30"/>
+          <w:sz w:val="32"/>
+          <w:szCs w:val="32"/>
         </w:rPr>
       </w:pPr>
       <w:hyperlink r:id="rId13" w:history="1">
@@ -403,8 +783,8 @@
           <w:rPr>
             <w:rStyle w:val="Hyperlink"/>
             <w:rFonts w:asciiTheme="majorHAnsi" w:hAnsiTheme="majorHAnsi" w:cstheme="majorHAnsi"/>
-            <w:sz w:val="30"/>
-            <w:szCs w:val="30"/>
+            <w:sz w:val="32"/>
+            <w:szCs w:val="32"/>
           </w:rPr>
           <w:t>Who Does Not Belong?</w:t>
         </w:r>
@@ -415,16 +795,20 @@
         <w:spacing w:line="240" w:lineRule="auto"/>
         <w:rPr>
           <w:rFonts w:asciiTheme="majorHAnsi" w:hAnsiTheme="majorHAnsi" w:cstheme="majorHAnsi"/>
-          <w:sz w:val="30"/>
-          <w:szCs w:val="30"/>
+          <w:b/>
+          <w:bCs/>
+          <w:sz w:val="32"/>
+          <w:szCs w:val="32"/>
           <w:u w:val="single"/>
         </w:rPr>
       </w:pPr>
       <w:r>
         <w:rPr>
           <w:rFonts w:asciiTheme="majorHAnsi" w:hAnsiTheme="majorHAnsi" w:cstheme="majorHAnsi"/>
-          <w:sz w:val="30"/>
-          <w:szCs w:val="30"/>
+          <w:b/>
+          <w:bCs/>
+          <w:sz w:val="32"/>
+          <w:szCs w:val="32"/>
           <w:u w:val="single"/>
         </w:rPr>
         <w:t>Partially Completed Episodes (Screenplays)</w:t>
@@ -440,8 +824,8 @@
         <w:spacing w:line="240" w:lineRule="auto"/>
         <w:rPr>
           <w:rFonts w:asciiTheme="majorHAnsi" w:hAnsiTheme="majorHAnsi" w:cstheme="majorHAnsi"/>
-          <w:sz w:val="30"/>
-          <w:szCs w:val="30"/>
+          <w:sz w:val="32"/>
+          <w:szCs w:val="32"/>
         </w:rPr>
       </w:pPr>
       <w:hyperlink r:id="rId14" w:history="1">
@@ -449,8 +833,8 @@
           <w:rPr>
             <w:rStyle w:val="Hyperlink"/>
             <w:rFonts w:asciiTheme="majorHAnsi" w:hAnsiTheme="majorHAnsi" w:cstheme="majorHAnsi"/>
-            <w:sz w:val="30"/>
-            <w:szCs w:val="30"/>
+            <w:sz w:val="32"/>
+            <w:szCs w:val="32"/>
           </w:rPr>
           <w:t>Write and Wrong</w:t>
         </w:r>
@@ -466,8 +850,8 @@
         <w:spacing w:line="240" w:lineRule="auto"/>
         <w:rPr>
           <w:rFonts w:asciiTheme="majorHAnsi" w:hAnsiTheme="majorHAnsi" w:cstheme="majorHAnsi"/>
-          <w:sz w:val="30"/>
-          <w:szCs w:val="30"/>
+          <w:sz w:val="32"/>
+          <w:szCs w:val="32"/>
         </w:rPr>
       </w:pPr>
       <w:hyperlink r:id="rId15" w:history="1">
@@ -475,8 +859,8 @@
           <w:rPr>
             <w:rStyle w:val="Hyperlink"/>
             <w:rFonts w:asciiTheme="majorHAnsi" w:hAnsiTheme="majorHAnsi" w:cstheme="majorHAnsi"/>
-            <w:sz w:val="30"/>
-            <w:szCs w:val="30"/>
+            <w:sz w:val="32"/>
+            <w:szCs w:val="32"/>
           </w:rPr>
           <w:t>For Educational Purposes Only</w:t>
         </w:r>
@@ -494,37 +878,6 @@
     </w:p>
     <w:p>
       <w:pPr>
-        <w:spacing w:line="240" w:lineRule="auto"/>
-        <w:rPr>
-          <w:rFonts w:asciiTheme="majorHAnsi" w:hAnsiTheme="majorHAnsi" w:cstheme="majorHAnsi"/>
-          <w:sz w:val="30"/>
-          <w:szCs w:val="30"/>
-        </w:rPr>
-      </w:pPr>
-    </w:p>
-    <w:p>
-      <w:pPr>
-        <w:spacing w:line="240" w:lineRule="auto"/>
-        <w:rPr>
-          <w:rFonts w:asciiTheme="majorHAnsi" w:hAnsiTheme="majorHAnsi" w:cstheme="majorHAnsi"/>
-          <w:sz w:val="30"/>
-          <w:szCs w:val="30"/>
-        </w:rPr>
-      </w:pPr>
-    </w:p>
-    <w:p>
-      <w:pPr>
-        <w:spacing w:line="240" w:lineRule="auto"/>
-        <w:rPr>
-          <w:rFonts w:asciiTheme="majorHAnsi" w:hAnsiTheme="majorHAnsi" w:cstheme="majorHAnsi"/>
-          <w:b/>
-          <w:bCs/>
-          <w:sz w:val="30"/>
-          <w:szCs w:val="30"/>
-          <w:u w:val="single"/>
-        </w:rPr>
-      </w:pPr>
-      <w:r>
         <w:rPr>
           <w:rFonts w:asciiTheme="majorHAnsi" w:hAnsiTheme="majorHAnsi" w:cstheme="majorHAnsi"/>
           <w:b/>
@@ -534,15 +887,52 @@
           <w:szCs w:val="30"/>
           <w:u w:val="single"/>
         </w:rPr>
-        <w:t xml:space="preserve">Stardust </w:t>
-      </w:r>
+      </w:pPr>
       <w:r>
         <w:rPr>
           <w:rFonts w:asciiTheme="majorHAnsi" w:hAnsiTheme="majorHAnsi" w:cstheme="majorHAnsi"/>
           <w:b/>
           <w:bCs/>
-          <w:sz w:val="30"/>
-          <w:szCs w:val="30"/>
+          <w:color w:val="00B050"/>
+          <w:sz w:val="30"/>
+          <w:szCs w:val="30"/>
+          <w:u w:val="single"/>
+        </w:rPr>
+        <w:br w:type="page"/>
+      </w:r>
+    </w:p>
+    <w:p>
+      <w:pPr>
+        <w:spacing w:line="240" w:lineRule="auto"/>
+        <w:jc w:val="center"/>
+        <w:rPr>
+          <w:rFonts w:asciiTheme="majorHAnsi" w:hAnsiTheme="majorHAnsi" w:cstheme="majorHAnsi"/>
+          <w:b/>
+          <w:bCs/>
+          <w:sz w:val="60"/>
+          <w:szCs w:val="60"/>
+        </w:rPr>
+      </w:pPr>
+      <w:r>
+        <w:rPr>
+          <w:rFonts w:asciiTheme="majorHAnsi" w:hAnsiTheme="majorHAnsi" w:cstheme="majorHAnsi"/>
+          <w:b/>
+          <w:bCs/>
+          <w:color w:val="00B050"/>
+          <w:sz w:val="60"/>
+          <w:szCs w:val="60"/>
+          <w:u w:val="single"/>
+        </w:rPr>
+        <w:lastRenderedPageBreak/>
+        <w:t xml:space="preserve">Stardust </w:t>
+      </w:r>
+      <w:r>
+        <w:rPr>
+          <w:rFonts w:asciiTheme="majorHAnsi" w:hAnsiTheme="majorHAnsi" w:cstheme="majorHAnsi"/>
+          <w:b/>
+          <w:bCs/>
+          <w:sz w:val="60"/>
+          <w:szCs w:val="60"/>
           <w:u w:val="single"/>
         </w:rPr>
         <w:t xml:space="preserve">+ </w:t>
@@ -553,29 +943,33 @@
           <w:b/>
           <w:bCs/>
           <w:color w:val="FF3399"/>
-          <w:sz w:val="30"/>
-          <w:szCs w:val="30"/>
+          <w:sz w:val="60"/>
+          <w:szCs w:val="60"/>
           <w:u w:val="single"/>
         </w:rPr>
         <w:t>StarPower!</w:t>
       </w:r>
-      <w:r>
+    </w:p>
+    <w:p>
+      <w:pPr>
+        <w:spacing w:line="240" w:lineRule="auto"/>
         <w:rPr>
           <w:rFonts w:asciiTheme="majorHAnsi" w:hAnsiTheme="majorHAnsi" w:cstheme="majorHAnsi"/>
           <w:b/>
           <w:bCs/>
-          <w:sz w:val="30"/>
-          <w:szCs w:val="30"/>
-        </w:rPr>
-        <w:t xml:space="preserve"> (</w:t>
-      </w:r>
+          <w:color w:val="002060"/>
+          <w:sz w:val="32"/>
+          <w:szCs w:val="32"/>
+          <w:u w:val="single"/>
+        </w:rPr>
+      </w:pPr>
       <w:r>
         <w:rPr>
           <w:rFonts w:asciiTheme="majorHAnsi" w:hAnsiTheme="majorHAnsi" w:cstheme="majorHAnsi"/>
           <w:b/>
           <w:bCs/>
-          <w:sz w:val="30"/>
-          <w:szCs w:val="30"/>
+          <w:sz w:val="32"/>
+          <w:szCs w:val="32"/>
         </w:rPr>
         <w:t xml:space="preserve">Live-Action/Animated </w:t>
       </w:r>
@@ -584,38 +978,40 @@
           <w:rFonts w:asciiTheme="majorHAnsi" w:hAnsiTheme="majorHAnsi" w:cstheme="majorHAnsi"/>
           <w:b/>
           <w:bCs/>
-          <w:sz w:val="30"/>
-          <w:szCs w:val="30"/>
-        </w:rPr>
-        <w:t>Show</w:t>
+          <w:color w:val="00B050"/>
+          <w:sz w:val="32"/>
+          <w:szCs w:val="32"/>
+        </w:rPr>
+        <w:t>Children’s TV Series</w:t>
       </w:r>
       <w:r>
         <w:rPr>
           <w:rFonts w:asciiTheme="majorHAnsi" w:hAnsiTheme="majorHAnsi" w:cstheme="majorHAnsi"/>
           <w:b/>
           <w:bCs/>
-          <w:sz w:val="30"/>
-          <w:szCs w:val="30"/>
-        </w:rPr>
-        <w:t xml:space="preserve"> </w:t>
+          <w:sz w:val="32"/>
+          <w:szCs w:val="32"/>
+        </w:rPr>
+        <w:t>+</w:t>
       </w:r>
       <w:r>
         <w:rPr>
           <w:rFonts w:asciiTheme="majorHAnsi" w:hAnsiTheme="majorHAnsi" w:cstheme="majorHAnsi"/>
           <w:b/>
           <w:bCs/>
-          <w:sz w:val="30"/>
-          <w:szCs w:val="30"/>
-        </w:rPr>
-        <w:t>+</w:t>
+          <w:color w:val="FF0066"/>
+          <w:sz w:val="32"/>
+          <w:szCs w:val="32"/>
+        </w:rPr>
+        <w:t>Reboot</w:t>
       </w:r>
       <w:r>
         <w:rPr>
           <w:rFonts w:asciiTheme="majorHAnsi" w:hAnsiTheme="majorHAnsi" w:cstheme="majorHAnsi"/>
           <w:b/>
           <w:bCs/>
-          <w:sz w:val="30"/>
-          <w:szCs w:val="30"/>
+          <w:sz w:val="32"/>
+          <w:szCs w:val="32"/>
         </w:rPr>
         <w:t xml:space="preserve"> </w:t>
       </w:r>
@@ -624,80 +1020,83 @@
           <w:rFonts w:asciiTheme="majorHAnsi" w:hAnsiTheme="majorHAnsi" w:cstheme="majorHAnsi"/>
           <w:b/>
           <w:bCs/>
-          <w:sz w:val="30"/>
-          <w:szCs w:val="30"/>
-        </w:rPr>
-        <w:t>Reboot</w:t>
+          <w:sz w:val="32"/>
+          <w:szCs w:val="32"/>
+        </w:rPr>
+        <w:t>with</w:t>
       </w:r>
       <w:r>
         <w:rPr>
           <w:rFonts w:asciiTheme="majorHAnsi" w:hAnsiTheme="majorHAnsi" w:cstheme="majorHAnsi"/>
           <w:b/>
           <w:bCs/>
-          <w:sz w:val="30"/>
-          <w:szCs w:val="30"/>
-        </w:rPr>
-        <w:t xml:space="preserve"> </w:t>
+          <w:sz w:val="32"/>
+          <w:szCs w:val="32"/>
+        </w:rPr>
+        <w:t>i</w:t>
       </w:r>
       <w:r>
         <w:rPr>
           <w:rFonts w:asciiTheme="majorHAnsi" w:hAnsiTheme="majorHAnsi" w:cstheme="majorHAnsi"/>
           <w:b/>
           <w:bCs/>
-          <w:sz w:val="30"/>
-          <w:szCs w:val="30"/>
-        </w:rPr>
-        <w:t>i</w:t>
+          <w:sz w:val="32"/>
+          <w:szCs w:val="32"/>
+        </w:rPr>
+        <w:t>n</w:t>
       </w:r>
       <w:r>
         <w:rPr>
           <w:rFonts w:asciiTheme="majorHAnsi" w:hAnsiTheme="majorHAnsi" w:cstheme="majorHAnsi"/>
           <w:b/>
           <w:bCs/>
-          <w:sz w:val="30"/>
-          <w:szCs w:val="30"/>
-        </w:rPr>
-        <w:t>n</w:t>
+          <w:sz w:val="32"/>
+          <w:szCs w:val="32"/>
+        </w:rPr>
+        <w:t xml:space="preserve"> </w:t>
       </w:r>
       <w:r>
         <w:rPr>
           <w:rFonts w:asciiTheme="majorHAnsi" w:hAnsiTheme="majorHAnsi" w:cstheme="majorHAnsi"/>
           <w:b/>
           <w:bCs/>
-          <w:sz w:val="30"/>
-          <w:szCs w:val="30"/>
-        </w:rPr>
-        <w:t xml:space="preserve"> </w:t>
+          <w:sz w:val="32"/>
+          <w:szCs w:val="32"/>
+        </w:rPr>
+        <w:t xml:space="preserve">the </w:t>
       </w:r>
       <w:r>
         <w:rPr>
           <w:rFonts w:asciiTheme="majorHAnsi" w:hAnsiTheme="majorHAnsi" w:cstheme="majorHAnsi"/>
           <w:b/>
           <w:bCs/>
-          <w:sz w:val="30"/>
-          <w:szCs w:val="30"/>
-        </w:rPr>
-        <w:t>this</w:t>
+          <w:color w:val="002060"/>
+          <w:sz w:val="32"/>
+          <w:szCs w:val="32"/>
+        </w:rPr>
+        <w:t>SLG</w:t>
       </w:r>
       <w:r>
         <w:rPr>
           <w:rFonts w:asciiTheme="majorHAnsi" w:hAnsiTheme="majorHAnsi" w:cstheme="majorHAnsi"/>
           <w:b/>
           <w:bCs/>
-          <w:sz w:val="30"/>
-          <w:szCs w:val="30"/>
-        </w:rPr>
-        <w:t xml:space="preserve"> Show</w:t>
+          <w:color w:val="002060"/>
+          <w:sz w:val="32"/>
+          <w:szCs w:val="32"/>
+        </w:rPr>
+        <w:t xml:space="preserve"> </w:t>
       </w:r>
       <w:r>
         <w:rPr>
           <w:rFonts w:asciiTheme="majorHAnsi" w:hAnsiTheme="majorHAnsi" w:cstheme="majorHAnsi"/>
           <w:b/>
           <w:bCs/>
-          <w:sz w:val="30"/>
-          <w:szCs w:val="30"/>
-        </w:rPr>
-        <w:t>)</w:t>
+          <w:color w:val="002060"/>
+          <w:sz w:val="32"/>
+          <w:szCs w:val="32"/>
+        </w:rPr>
+        <w:t>Series</w:t>
       </w:r>
     </w:p>
     <w:p>
@@ -705,15 +1104,25 @@
         <w:spacing w:line="240" w:lineRule="auto"/>
         <w:rPr>
           <w:rFonts w:asciiTheme="majorHAnsi" w:hAnsiTheme="majorHAnsi" w:cstheme="majorHAnsi"/>
-          <w:sz w:val="30"/>
-          <w:szCs w:val="30"/>
-        </w:rPr>
-      </w:pPr>
-      <w:r>
-        <w:rPr>
-          <w:rFonts w:asciiTheme="majorHAnsi" w:hAnsiTheme="majorHAnsi" w:cstheme="majorHAnsi"/>
-          <w:sz w:val="30"/>
-          <w:szCs w:val="30"/>
+          <w:sz w:val="32"/>
+          <w:szCs w:val="32"/>
+        </w:rPr>
+      </w:pPr>
+    </w:p>
+    <w:p>
+      <w:pPr>
+        <w:spacing w:line="240" w:lineRule="auto"/>
+        <w:rPr>
+          <w:rFonts w:asciiTheme="majorHAnsi" w:hAnsiTheme="majorHAnsi" w:cstheme="majorHAnsi"/>
+          <w:sz w:val="32"/>
+          <w:szCs w:val="32"/>
+        </w:rPr>
+      </w:pPr>
+      <w:r>
+        <w:rPr>
+          <w:rFonts w:asciiTheme="majorHAnsi" w:hAnsiTheme="majorHAnsi" w:cstheme="majorHAnsi"/>
+          <w:sz w:val="32"/>
+          <w:szCs w:val="32"/>
         </w:rPr>
         <w:t xml:space="preserve">Created by </w:t>
       </w:r>
@@ -722,16 +1131,16 @@
           <w:rFonts w:asciiTheme="majorHAnsi" w:hAnsiTheme="majorHAnsi" w:cstheme="majorHAnsi"/>
           <w:b/>
           <w:bCs/>
-          <w:sz w:val="30"/>
-          <w:szCs w:val="30"/>
+          <w:sz w:val="32"/>
+          <w:szCs w:val="32"/>
         </w:rPr>
         <w:t>River Matthews</w:t>
       </w:r>
       <w:r>
         <w:rPr>
           <w:rFonts w:asciiTheme="majorHAnsi" w:hAnsiTheme="majorHAnsi" w:cstheme="majorHAnsi"/>
-          <w:sz w:val="30"/>
-          <w:szCs w:val="30"/>
+          <w:sz w:val="32"/>
+          <w:szCs w:val="32"/>
         </w:rPr>
         <w:t xml:space="preserve"> and </w:t>
       </w:r>
@@ -740,8 +1149,8 @@
           <w:rFonts w:asciiTheme="majorHAnsi" w:hAnsiTheme="majorHAnsi" w:cstheme="majorHAnsi"/>
           <w:b/>
           <w:bCs/>
-          <w:sz w:val="30"/>
-          <w:szCs w:val="30"/>
+          <w:sz w:val="32"/>
+          <w:szCs w:val="32"/>
         </w:rPr>
         <w:t>S</w:t>
       </w:r>
@@ -750,8 +1159,8 @@
           <w:rFonts w:asciiTheme="majorHAnsi" w:hAnsiTheme="majorHAnsi" w:cstheme="majorHAnsi"/>
           <w:b/>
           <w:bCs/>
-          <w:sz w:val="30"/>
-          <w:szCs w:val="30"/>
+          <w:sz w:val="32"/>
+          <w:szCs w:val="32"/>
         </w:rPr>
         <w:t>kye</w:t>
       </w:r>
@@ -760,31 +1169,65 @@
           <w:rFonts w:asciiTheme="majorHAnsi" w:hAnsiTheme="majorHAnsi" w:cstheme="majorHAnsi"/>
           <w:b/>
           <w:bCs/>
-          <w:sz w:val="30"/>
-          <w:szCs w:val="30"/>
+          <w:sz w:val="32"/>
+          <w:szCs w:val="32"/>
         </w:rPr>
         <w:t xml:space="preserve"> Park</w:t>
       </w:r>
       <w:r>
         <w:rPr>
           <w:rFonts w:asciiTheme="majorHAnsi" w:hAnsiTheme="majorHAnsi" w:cstheme="majorHAnsi"/>
-          <w:sz w:val="30"/>
-          <w:szCs w:val="30"/>
-        </w:rPr>
-        <w:t xml:space="preserve"> (fictional)</w:t>
+          <w:sz w:val="32"/>
+          <w:szCs w:val="32"/>
+        </w:rPr>
+        <w:t xml:space="preserve"> (fictional</w:t>
+      </w:r>
+      <w:r>
+        <w:rPr>
+          <w:rFonts w:asciiTheme="majorHAnsi" w:hAnsiTheme="majorHAnsi" w:cstheme="majorHAnsi"/>
+          <w:sz w:val="32"/>
+          <w:szCs w:val="32"/>
+        </w:rPr>
+        <w:t xml:space="preserve"> people</w:t>
+      </w:r>
+      <w:r>
+        <w:rPr>
+          <w:rFonts w:asciiTheme="majorHAnsi" w:hAnsiTheme="majorHAnsi" w:cstheme="majorHAnsi"/>
+          <w:sz w:val="32"/>
+          <w:szCs w:val="32"/>
+        </w:rPr>
+        <w:t>)</w:t>
       </w:r>
     </w:p>
     <w:p>
       <w:pPr>
         <w:spacing w:line="240" w:lineRule="auto"/>
+        <w:rPr>
+          <w:rFonts w:asciiTheme="majorHAnsi" w:hAnsiTheme="majorHAnsi" w:cstheme="majorHAnsi"/>
+          <w:sz w:val="32"/>
+          <w:szCs w:val="32"/>
+        </w:rPr>
+      </w:pPr>
+    </w:p>
+    <w:p>
+      <w:pPr>
+        <w:spacing w:line="240" w:lineRule="auto"/>
+        <w:rPr>
+          <w:b/>
+          <w:bCs/>
+          <w:sz w:val="32"/>
+          <w:szCs w:val="32"/>
+        </w:rPr>
       </w:pPr>
       <w:hyperlink r:id="rId16" w:history="1">
         <w:r>
           <w:rPr>
             <w:rStyle w:val="Hyperlink"/>
             <w:rFonts w:asciiTheme="majorHAnsi" w:hAnsiTheme="majorHAnsi" w:cstheme="majorHAnsi"/>
-            <w:sz w:val="30"/>
-            <w:szCs w:val="30"/>
+            <w:b/>
+            <w:bCs/>
+            <w:sz w:val="32"/>
+            <w:szCs w:val="32"/>
           </w:rPr>
           <w:t>Pitch Deck (Narrative)</w:t>
         </w:r>
@@ -878,8 +1321,8 @@
         <w:ind w:firstLine="360"/>
         <w:rPr>
           <w:rFonts w:asciiTheme="majorHAnsi" w:hAnsiTheme="majorHAnsi" w:cstheme="majorHAnsi"/>
-          <w:sz w:val="30"/>
-          <w:szCs w:val="30"/>
+          <w:sz w:val="32"/>
+          <w:szCs w:val="32"/>
         </w:rPr>
       </w:pPr>
       <w:r>
@@ -888,8 +1331,8 @@
           <w:b/>
           <w:bCs/>
           <w:color w:val="00B050"/>
-          <w:sz w:val="30"/>
-          <w:szCs w:val="30"/>
+          <w:sz w:val="32"/>
+          <w:szCs w:val="32"/>
           <w:u w:val="single"/>
         </w:rPr>
         <w:t>Stardust</w:t>
@@ -897,40 +1340,40 @@
       <w:r>
         <w:rPr>
           <w:rFonts w:asciiTheme="majorHAnsi" w:hAnsiTheme="majorHAnsi" w:cstheme="majorHAnsi"/>
-          <w:sz w:val="30"/>
-          <w:szCs w:val="30"/>
+          <w:sz w:val="32"/>
+          <w:szCs w:val="32"/>
         </w:rPr>
         <w:t xml:space="preserve"> (</w:t>
       </w:r>
       <w:r>
         <w:rPr>
           <w:rFonts w:asciiTheme="majorHAnsi" w:hAnsiTheme="majorHAnsi" w:cstheme="majorHAnsi"/>
-          <w:sz w:val="30"/>
-          <w:szCs w:val="30"/>
+          <w:sz w:val="32"/>
+          <w:szCs w:val="32"/>
         </w:rPr>
         <w:t>199</w:t>
       </w:r>
       <w:r>
         <w:rPr>
           <w:rFonts w:asciiTheme="majorHAnsi" w:hAnsiTheme="majorHAnsi" w:cstheme="majorHAnsi"/>
-          <w:sz w:val="30"/>
-          <w:szCs w:val="30"/>
+          <w:sz w:val="32"/>
+          <w:szCs w:val="32"/>
         </w:rPr>
         <w:t>9</w:t>
       </w:r>
       <w:r>
         <w:rPr>
           <w:rFonts w:asciiTheme="majorHAnsi" w:hAnsiTheme="majorHAnsi" w:cstheme="majorHAnsi"/>
-          <w:sz w:val="30"/>
-          <w:szCs w:val="30"/>
+          <w:sz w:val="32"/>
+          <w:szCs w:val="32"/>
         </w:rPr>
         <w:t xml:space="preserve">-2006 </w:t>
       </w:r>
       <w:r>
         <w:rPr>
           <w:rFonts w:asciiTheme="majorHAnsi" w:hAnsiTheme="majorHAnsi" w:cstheme="majorHAnsi"/>
-          <w:sz w:val="30"/>
-          <w:szCs w:val="30"/>
+          <w:sz w:val="32"/>
+          <w:szCs w:val="32"/>
         </w:rPr>
         <w:t>Original Series)</w:t>
       </w:r>
@@ -941,71 +1384,71 @@
         <w:ind w:left="360"/>
         <w:rPr>
           <w:rFonts w:asciiTheme="majorHAnsi" w:hAnsiTheme="majorHAnsi" w:cstheme="majorHAnsi"/>
-          <w:sz w:val="30"/>
-          <w:szCs w:val="30"/>
-        </w:rPr>
-      </w:pPr>
-      <w:r>
-        <w:rPr>
-          <w:rFonts w:asciiTheme="majorHAnsi" w:hAnsiTheme="majorHAnsi" w:cstheme="majorHAnsi"/>
-          <w:sz w:val="30"/>
-          <w:szCs w:val="30"/>
-        </w:rPr>
-        <w:t>The titular</w:t>
-      </w:r>
-      <w:r>
-        <w:rPr>
-          <w:rFonts w:asciiTheme="majorHAnsi" w:hAnsiTheme="majorHAnsi" w:cstheme="majorHAnsi"/>
-          <w:sz w:val="30"/>
-          <w:szCs w:val="30"/>
-        </w:rPr>
-        <w:t xml:space="preserve"> cosmic mudpuppy </w:t>
-      </w:r>
-      <w:r>
-        <w:rPr>
-          <w:rFonts w:asciiTheme="majorHAnsi" w:hAnsiTheme="majorHAnsi" w:cstheme="majorHAnsi"/>
-          <w:sz w:val="30"/>
-          <w:szCs w:val="30"/>
-        </w:rPr>
-        <w:t xml:space="preserve">who </w:t>
-      </w:r>
-      <w:r>
-        <w:rPr>
-          <w:rFonts w:asciiTheme="majorHAnsi" w:hAnsiTheme="majorHAnsi" w:cstheme="majorHAnsi"/>
-          <w:sz w:val="30"/>
-          <w:szCs w:val="30"/>
-        </w:rPr>
-        <w:t>leaves glitter to help her human friend Clay and the viewer</w:t>
-      </w:r>
-      <w:r>
-        <w:rPr>
-          <w:rFonts w:asciiTheme="majorHAnsi" w:hAnsiTheme="majorHAnsi" w:cstheme="majorHAnsi"/>
-          <w:sz w:val="30"/>
-          <w:szCs w:val="30"/>
+          <w:sz w:val="32"/>
+          <w:szCs w:val="32"/>
+        </w:rPr>
+      </w:pPr>
+      <w:r>
+        <w:rPr>
+          <w:rFonts w:asciiTheme="majorHAnsi" w:hAnsiTheme="majorHAnsi" w:cstheme="majorHAnsi"/>
+          <w:sz w:val="32"/>
+          <w:szCs w:val="32"/>
+        </w:rPr>
+        <w:t xml:space="preserve">Stardust, a </w:t>
+      </w:r>
+      <w:r>
+        <w:rPr>
+          <w:rFonts w:asciiTheme="majorHAnsi" w:hAnsiTheme="majorHAnsi" w:cstheme="majorHAnsi"/>
+          <w:sz w:val="32"/>
+          <w:szCs w:val="32"/>
+        </w:rPr>
+        <w:t>cosmic mudpuppy</w:t>
+      </w:r>
+      <w:r>
+        <w:rPr>
+          <w:rFonts w:asciiTheme="majorHAnsi" w:hAnsiTheme="majorHAnsi" w:cstheme="majorHAnsi"/>
+          <w:sz w:val="32"/>
+          <w:szCs w:val="32"/>
+        </w:rPr>
+        <w:t>,</w:t>
+      </w:r>
+      <w:r>
+        <w:rPr>
+          <w:rFonts w:asciiTheme="majorHAnsi" w:hAnsiTheme="majorHAnsi" w:cstheme="majorHAnsi"/>
+          <w:sz w:val="32"/>
+          <w:szCs w:val="32"/>
+        </w:rPr>
+        <w:t xml:space="preserve"> leaves glitter to help her human friend Clay and the viewer</w:t>
+      </w:r>
+      <w:r>
+        <w:rPr>
+          <w:rFonts w:asciiTheme="majorHAnsi" w:hAnsiTheme="majorHAnsi" w:cstheme="majorHAnsi"/>
+          <w:sz w:val="32"/>
+          <w:szCs w:val="32"/>
         </w:rPr>
         <w:t>s</w:t>
       </w:r>
       <w:r>
         <w:rPr>
           <w:rFonts w:asciiTheme="majorHAnsi" w:hAnsiTheme="majorHAnsi" w:cstheme="majorHAnsi"/>
-          <w:sz w:val="30"/>
-          <w:szCs w:val="30"/>
+          <w:sz w:val="32"/>
+          <w:szCs w:val="32"/>
         </w:rPr>
         <w:t xml:space="preserve"> explore </w:t>
       </w:r>
       <w:r>
         <w:rPr>
           <w:rFonts w:asciiTheme="majorHAnsi" w:hAnsiTheme="majorHAnsi" w:cstheme="majorHAnsi"/>
-          <w:sz w:val="30"/>
-          <w:szCs w:val="30"/>
+          <w:sz w:val="32"/>
+          <w:szCs w:val="32"/>
         </w:rPr>
         <w:t>new worlds</w:t>
       </w:r>
       <w:r>
         <w:rPr>
           <w:rFonts w:asciiTheme="majorHAnsi" w:hAnsiTheme="majorHAnsi" w:cstheme="majorHAnsi"/>
-          <w:sz w:val="30"/>
-          <w:szCs w:val="30"/>
+          <w:sz w:val="32"/>
+          <w:szCs w:val="32"/>
         </w:rPr>
         <w:t xml:space="preserve"> and learn science.</w:t>
       </w:r>
@@ -1037,6 +1480,25 @@
         <w:ind w:firstLine="360"/>
         <w:rPr>
           <w:rFonts w:asciiTheme="majorHAnsi" w:hAnsiTheme="majorHAnsi" w:cstheme="majorHAnsi"/>
+          <w:sz w:val="30"/>
+          <w:szCs w:val="30"/>
+        </w:rPr>
+      </w:pPr>
+      <w:r>
+        <w:rPr>
+          <w:rFonts w:asciiTheme="majorHAnsi" w:hAnsiTheme="majorHAnsi" w:cstheme="majorHAnsi"/>
+          <w:sz w:val="30"/>
+          <w:szCs w:val="30"/>
+        </w:rPr>
+        <w:t>[]</w:t>
+      </w:r>
+    </w:p>
+    <w:p>
+      <w:pPr>
+        <w:spacing w:line="240" w:lineRule="auto"/>
+        <w:ind w:firstLine="360"/>
+        <w:rPr>
+          <w:rFonts w:cstheme="minorHAnsi"/>
           <w:b/>
           <w:bCs/>
           <w:sz w:val="30"/>
@@ -1050,28 +1512,14 @@
         <w:spacing w:line="240" w:lineRule="auto"/>
         <w:ind w:firstLine="360"/>
         <w:rPr>
-          <w:rFonts w:asciiTheme="majorHAnsi" w:hAnsiTheme="majorHAnsi" w:cstheme="majorHAnsi"/>
-          <w:b/>
-          <w:bCs/>
-          <w:sz w:val="30"/>
-          <w:szCs w:val="30"/>
-          <w:u w:val="single"/>
-        </w:rPr>
-      </w:pPr>
-    </w:p>
-    <w:p>
-      <w:pPr>
-        <w:spacing w:line="240" w:lineRule="auto"/>
-        <w:ind w:firstLine="360"/>
-        <w:rPr>
-          <w:rFonts w:asciiTheme="majorHAnsi" w:hAnsiTheme="majorHAnsi" w:cstheme="majorHAnsi"/>
-          <w:sz w:val="30"/>
-          <w:szCs w:val="30"/>
-        </w:rPr>
-      </w:pPr>
-      <w:r>
-        <w:rPr>
-          <w:rFonts w:asciiTheme="majorHAnsi" w:hAnsiTheme="majorHAnsi" w:cstheme="majorHAnsi"/>
+          <w:rFonts w:cstheme="minorHAnsi"/>
+          <w:sz w:val="32"/>
+          <w:szCs w:val="32"/>
+        </w:rPr>
+      </w:pPr>
+      <w:r>
+        <w:rPr>
+          <w:rFonts w:cstheme="minorHAnsi"/>
           <w:noProof/>
           <w:sz w:val="30"/>
           <w:szCs w:val="30"/>
@@ -1143,7 +1591,7 @@
       </w:r>
       <w:r>
         <w:rPr>
-          <w:rFonts w:asciiTheme="majorHAnsi" w:hAnsiTheme="majorHAnsi" w:cstheme="majorHAnsi"/>
+          <w:rFonts w:cstheme="minorHAnsi"/>
           <w:b/>
           <w:bCs/>
           <w:color w:val="FF3399"/>
@@ -1151,40 +1599,76 @@
           <w:szCs w:val="30"/>
           <w:u w:val="single"/>
         </w:rPr>
-        <w:t>StarPower!</w:t>
-      </w:r>
-      <w:r>
-        <w:rPr>
-          <w:rFonts w:asciiTheme="majorHAnsi" w:hAnsiTheme="majorHAnsi" w:cstheme="majorHAnsi"/>
+        <w:t>S</w:t>
+      </w:r>
+      <w:r>
+        <w:rPr>
+          <w:rFonts w:cstheme="minorHAnsi"/>
+          <w:b/>
+          <w:bCs/>
           <w:color w:val="FF3399"/>
-          <w:sz w:val="30"/>
-          <w:szCs w:val="30"/>
+          <w:sz w:val="32"/>
+          <w:szCs w:val="32"/>
+          <w:u w:val="single"/>
+        </w:rPr>
+        <w:t>tarPower!</w:t>
+      </w:r>
+      <w:r>
+        <w:rPr>
+          <w:rFonts w:cstheme="minorHAnsi"/>
+          <w:color w:val="FF3399"/>
+          <w:sz w:val="32"/>
+          <w:szCs w:val="32"/>
         </w:rPr>
         <w:t xml:space="preserve"> </w:t>
       </w:r>
       <w:r>
         <w:rPr>
-          <w:rFonts w:asciiTheme="majorHAnsi" w:hAnsiTheme="majorHAnsi" w:cstheme="majorHAnsi"/>
-          <w:sz w:val="30"/>
-          <w:szCs w:val="30"/>
-        </w:rPr>
-        <w:t xml:space="preserve">(2026 Reboot of </w:t>
-      </w:r>
-      <w:r>
-        <w:rPr>
-          <w:rFonts w:asciiTheme="majorHAnsi" w:hAnsiTheme="majorHAnsi" w:cstheme="majorHAnsi"/>
+          <w:rFonts w:cstheme="minorHAnsi"/>
+          <w:sz w:val="32"/>
+          <w:szCs w:val="32"/>
+        </w:rPr>
+        <w:t xml:space="preserve">(2026 </w:t>
+      </w:r>
+      <w:r>
+        <w:rPr>
+          <w:rFonts w:cstheme="minorHAnsi"/>
+          <w:sz w:val="32"/>
+          <w:szCs w:val="32"/>
+        </w:rPr>
+        <w:t>Re</w:t>
+      </w:r>
+      <w:r>
+        <w:rPr>
+          <w:rFonts w:cstheme="minorHAnsi"/>
+          <w:sz w:val="32"/>
+          <w:szCs w:val="32"/>
+        </w:rPr>
+        <w:t>vival</w:t>
+      </w:r>
+      <w:r>
+        <w:rPr>
+          <w:rFonts w:cstheme="minorHAnsi"/>
+          <w:sz w:val="32"/>
+          <w:szCs w:val="32"/>
+        </w:rPr>
+        <w:t xml:space="preserve"> of </w:t>
+      </w:r>
+      <w:r>
+        <w:rPr>
+          <w:rFonts w:cstheme="minorHAnsi"/>
           <w:i/>
           <w:iCs/>
-          <w:sz w:val="30"/>
-          <w:szCs w:val="30"/>
+          <w:sz w:val="32"/>
+          <w:szCs w:val="32"/>
         </w:rPr>
         <w:t>Stardust</w:t>
       </w:r>
       <w:r>
         <w:rPr>
-          <w:rFonts w:asciiTheme="majorHAnsi" w:hAnsiTheme="majorHAnsi" w:cstheme="majorHAnsi"/>
-          <w:sz w:val="30"/>
-          <w:szCs w:val="30"/>
+          <w:rFonts w:cstheme="minorHAnsi"/>
+          <w:sz w:val="32"/>
+          <w:szCs w:val="32"/>
         </w:rPr>
         <w:t>)</w:t>
       </w:r>
@@ -1194,280 +1678,280 @@
         <w:spacing w:line="240" w:lineRule="auto"/>
         <w:ind w:left="360"/>
         <w:rPr>
-          <w:rFonts w:asciiTheme="majorHAnsi" w:hAnsiTheme="majorHAnsi" w:cstheme="majorHAnsi"/>
-          <w:sz w:val="30"/>
-          <w:szCs w:val="30"/>
-        </w:rPr>
-      </w:pPr>
-      <w:r>
-        <w:rPr>
-          <w:rFonts w:asciiTheme="majorHAnsi" w:hAnsiTheme="majorHAnsi" w:cstheme="majorHAnsi"/>
-          <w:sz w:val="30"/>
-          <w:szCs w:val="30"/>
+          <w:rFonts w:cstheme="minorHAnsi"/>
+          <w:sz w:val="32"/>
+          <w:szCs w:val="32"/>
+        </w:rPr>
+      </w:pPr>
+      <w:r>
+        <w:rPr>
+          <w:rFonts w:cstheme="minorHAnsi"/>
+          <w:sz w:val="32"/>
+          <w:szCs w:val="32"/>
         </w:rPr>
         <w:t xml:space="preserve">Stardust and her </w:t>
       </w:r>
       <w:r>
         <w:rPr>
-          <w:rFonts w:asciiTheme="majorHAnsi" w:hAnsiTheme="majorHAnsi" w:cstheme="majorHAnsi"/>
-          <w:sz w:val="30"/>
-          <w:szCs w:val="30"/>
+          <w:rFonts w:cstheme="minorHAnsi"/>
+          <w:sz w:val="32"/>
+          <w:szCs w:val="32"/>
         </w:rPr>
         <w:t>shape</w:t>
       </w:r>
       <w:r>
         <w:rPr>
-          <w:rFonts w:asciiTheme="majorHAnsi" w:hAnsiTheme="majorHAnsi" w:cstheme="majorHAnsi"/>
-          <w:sz w:val="30"/>
-          <w:szCs w:val="30"/>
+          <w:rFonts w:cstheme="minorHAnsi"/>
+          <w:sz w:val="32"/>
+          <w:szCs w:val="32"/>
         </w:rPr>
         <w:t>shifte</w:t>
       </w:r>
       <w:r>
         <w:rPr>
-          <w:rFonts w:asciiTheme="majorHAnsi" w:hAnsiTheme="majorHAnsi" w:cstheme="majorHAnsi"/>
-          <w:sz w:val="30"/>
-          <w:szCs w:val="30"/>
+          <w:rFonts w:cstheme="minorHAnsi"/>
+          <w:sz w:val="32"/>
+          <w:szCs w:val="32"/>
         </w:rPr>
         <w:t>r</w:t>
       </w:r>
       <w:r>
         <w:rPr>
-          <w:rFonts w:asciiTheme="majorHAnsi" w:hAnsiTheme="majorHAnsi" w:cstheme="majorHAnsi"/>
-          <w:sz w:val="30"/>
-          <w:szCs w:val="30"/>
+          <w:rFonts w:cstheme="minorHAnsi"/>
+          <w:sz w:val="32"/>
+          <w:szCs w:val="32"/>
         </w:rPr>
         <w:t xml:space="preserve"> axolotl siste</w:t>
       </w:r>
       <w:r>
         <w:rPr>
-          <w:rFonts w:asciiTheme="majorHAnsi" w:hAnsiTheme="majorHAnsi" w:cstheme="majorHAnsi"/>
-          <w:sz w:val="30"/>
-          <w:szCs w:val="30"/>
+          <w:rFonts w:cstheme="minorHAnsi"/>
+          <w:sz w:val="32"/>
+          <w:szCs w:val="32"/>
         </w:rPr>
         <w:t>r</w:t>
       </w:r>
       <w:r>
         <w:rPr>
-          <w:rFonts w:asciiTheme="majorHAnsi" w:hAnsiTheme="majorHAnsi" w:cstheme="majorHAnsi"/>
-          <w:sz w:val="30"/>
-          <w:szCs w:val="30"/>
+          <w:rFonts w:cstheme="minorHAnsi"/>
+          <w:sz w:val="32"/>
+          <w:szCs w:val="32"/>
         </w:rPr>
         <w:t xml:space="preserve"> StarPower</w:t>
       </w:r>
       <w:r>
         <w:rPr>
-          <w:rFonts w:asciiTheme="majorHAnsi" w:hAnsiTheme="majorHAnsi" w:cstheme="majorHAnsi"/>
-          <w:sz w:val="30"/>
-          <w:szCs w:val="30"/>
+          <w:rFonts w:cstheme="minorHAnsi"/>
+          <w:sz w:val="32"/>
+          <w:szCs w:val="32"/>
         </w:rPr>
         <w:t xml:space="preserve"> </w:t>
       </w:r>
       <w:r>
         <w:rPr>
-          <w:rFonts w:asciiTheme="majorHAnsi" w:hAnsiTheme="majorHAnsi" w:cstheme="majorHAnsi"/>
-          <w:sz w:val="30"/>
-          <w:szCs w:val="30"/>
+          <w:rFonts w:cstheme="minorHAnsi"/>
+          <w:sz w:val="32"/>
+          <w:szCs w:val="32"/>
         </w:rPr>
         <w:t>help</w:t>
       </w:r>
       <w:r>
         <w:rPr>
-          <w:rFonts w:asciiTheme="majorHAnsi" w:hAnsiTheme="majorHAnsi" w:cstheme="majorHAnsi"/>
-          <w:sz w:val="28"/>
-          <w:szCs w:val="28"/>
+          <w:rFonts w:cstheme="minorHAnsi"/>
+          <w:sz w:val="32"/>
+          <w:szCs w:val="32"/>
         </w:rPr>
         <w:t xml:space="preserve"> </w:t>
       </w:r>
       <w:r>
         <w:rPr>
-          <w:rFonts w:asciiTheme="majorHAnsi" w:hAnsiTheme="majorHAnsi" w:cstheme="majorHAnsi"/>
-          <w:sz w:val="30"/>
-          <w:szCs w:val="30"/>
+          <w:rFonts w:cstheme="minorHAnsi"/>
+          <w:sz w:val="32"/>
+          <w:szCs w:val="32"/>
         </w:rPr>
         <w:t>Aurora</w:t>
       </w:r>
       <w:r>
         <w:rPr>
-          <w:rFonts w:asciiTheme="majorHAnsi" w:hAnsiTheme="majorHAnsi" w:cstheme="majorHAnsi"/>
-          <w:sz w:val="30"/>
-          <w:szCs w:val="30"/>
-        </w:rPr>
-        <w:t>,</w:t>
-      </w:r>
-      <w:r>
-        <w:rPr>
-          <w:rFonts w:asciiTheme="majorHAnsi" w:hAnsiTheme="majorHAnsi" w:cstheme="majorHAnsi"/>
-          <w:sz w:val="26"/>
-          <w:szCs w:val="26"/>
+          <w:rFonts w:cstheme="minorHAnsi"/>
+          <w:sz w:val="32"/>
+          <w:szCs w:val="32"/>
+        </w:rPr>
+        <w:t>, Ray,</w:t>
+      </w:r>
+      <w:r>
+        <w:rPr>
+          <w:rFonts w:cstheme="minorHAnsi"/>
+          <w:sz w:val="32"/>
+          <w:szCs w:val="32"/>
+        </w:rPr>
+        <w:t xml:space="preserve"> and</w:t>
+      </w:r>
+      <w:r>
+        <w:rPr>
+          <w:rFonts w:cstheme="minorHAnsi"/>
+          <w:sz w:val="32"/>
+          <w:szCs w:val="32"/>
         </w:rPr>
         <w:t xml:space="preserve"> </w:t>
       </w:r>
       <w:r>
         <w:rPr>
-          <w:rFonts w:asciiTheme="majorHAnsi" w:hAnsiTheme="majorHAnsi" w:cstheme="majorHAnsi"/>
-          <w:sz w:val="30"/>
-          <w:szCs w:val="30"/>
-        </w:rPr>
-        <w:t>Ray,</w:t>
-      </w:r>
-      <w:r>
-        <w:rPr>
-          <w:rFonts w:asciiTheme="majorHAnsi" w:hAnsiTheme="majorHAnsi" w:cstheme="majorHAnsi"/>
-          <w:sz w:val="26"/>
-          <w:szCs w:val="26"/>
+          <w:rFonts w:cstheme="minorHAnsi"/>
+          <w:sz w:val="32"/>
+          <w:szCs w:val="32"/>
+        </w:rPr>
+        <w:t>viewer</w:t>
+      </w:r>
+      <w:r>
+        <w:rPr>
+          <w:rFonts w:cstheme="minorHAnsi"/>
+          <w:sz w:val="32"/>
+          <w:szCs w:val="32"/>
+        </w:rPr>
+        <w:t>s</w:t>
+      </w:r>
+      <w:r>
+        <w:rPr>
+          <w:rFonts w:cstheme="minorHAnsi"/>
+          <w:sz w:val="32"/>
+          <w:szCs w:val="32"/>
         </w:rPr>
         <w:t xml:space="preserve"> </w:t>
       </w:r>
       <w:r>
         <w:rPr>
-          <w:rFonts w:asciiTheme="majorHAnsi" w:hAnsiTheme="majorHAnsi" w:cstheme="majorHAnsi"/>
-          <w:sz w:val="30"/>
-          <w:szCs w:val="30"/>
-        </w:rPr>
-        <w:t>and</w:t>
-      </w:r>
-      <w:r>
-        <w:rPr>
-          <w:rFonts w:asciiTheme="majorHAnsi" w:hAnsiTheme="majorHAnsi" w:cstheme="majorHAnsi"/>
-          <w:sz w:val="26"/>
-          <w:szCs w:val="26"/>
+          <w:rFonts w:cstheme="minorHAnsi"/>
+          <w:sz w:val="32"/>
+          <w:szCs w:val="32"/>
+        </w:rPr>
+        <w:t xml:space="preserve">rescue </w:t>
+      </w:r>
+      <w:r>
+        <w:rPr>
+          <w:rFonts w:cstheme="minorHAnsi"/>
+          <w:sz w:val="32"/>
+          <w:szCs w:val="32"/>
+        </w:rPr>
+        <w:t>worlds</w:t>
+      </w:r>
+      <w:r>
+        <w:rPr>
+          <w:rFonts w:cstheme="minorHAnsi"/>
+          <w:sz w:val="32"/>
+          <w:szCs w:val="32"/>
         </w:rPr>
         <w:t xml:space="preserve"> </w:t>
       </w:r>
       <w:r>
         <w:rPr>
-          <w:rFonts w:asciiTheme="majorHAnsi" w:hAnsiTheme="majorHAnsi" w:cstheme="majorHAnsi"/>
-          <w:sz w:val="30"/>
-          <w:szCs w:val="30"/>
-        </w:rPr>
-        <w:t>viewer</w:t>
-      </w:r>
-      <w:r>
-        <w:rPr>
-          <w:rFonts w:asciiTheme="majorHAnsi" w:hAnsiTheme="majorHAnsi" w:cstheme="majorHAnsi"/>
-          <w:sz w:val="30"/>
-          <w:szCs w:val="30"/>
+          <w:rFonts w:cstheme="minorHAnsi"/>
+          <w:sz w:val="32"/>
+          <w:szCs w:val="32"/>
+        </w:rPr>
+        <w:t>in</w:t>
+      </w:r>
+      <w:r>
+        <w:rPr>
+          <w:rFonts w:cstheme="minorHAnsi"/>
+          <w:sz w:val="32"/>
+          <w:szCs w:val="32"/>
+        </w:rPr>
+        <w:t xml:space="preserve"> </w:t>
+      </w:r>
+      <w:r>
+        <w:rPr>
+          <w:rFonts w:cstheme="minorHAnsi"/>
+          <w:sz w:val="32"/>
+          <w:szCs w:val="32"/>
+        </w:rPr>
+        <w:t>trouble</w:t>
+      </w:r>
+      <w:r>
+        <w:rPr>
+          <w:rFonts w:cstheme="minorHAnsi"/>
+          <w:sz w:val="32"/>
+          <w:szCs w:val="32"/>
+        </w:rPr>
+        <w:t xml:space="preserve"> </w:t>
+      </w:r>
+      <w:r>
+        <w:rPr>
+          <w:rFonts w:cstheme="minorHAnsi"/>
+          <w:sz w:val="32"/>
+          <w:szCs w:val="32"/>
+        </w:rPr>
+        <w:t>an</w:t>
+      </w:r>
+      <w:r>
+        <w:rPr>
+          <w:rFonts w:cstheme="minorHAnsi"/>
+          <w:sz w:val="32"/>
+          <w:szCs w:val="32"/>
+        </w:rPr>
+        <w:t>d</w:t>
+      </w:r>
+      <w:r>
+        <w:rPr>
+          <w:rFonts w:cstheme="minorHAnsi"/>
+          <w:sz w:val="32"/>
+          <w:szCs w:val="32"/>
+        </w:rPr>
+        <w:t xml:space="preserve"> </w:t>
+      </w:r>
+      <w:r>
+        <w:rPr>
+          <w:rFonts w:cstheme="minorHAnsi"/>
+          <w:sz w:val="32"/>
+          <w:szCs w:val="32"/>
+        </w:rPr>
+        <w:t>explore</w:t>
+      </w:r>
+      <w:r>
+        <w:rPr>
+          <w:rFonts w:cstheme="minorHAnsi"/>
+          <w:sz w:val="32"/>
+          <w:szCs w:val="32"/>
+        </w:rPr>
+        <w:t xml:space="preserve"> </w:t>
+      </w:r>
+      <w:r>
+        <w:rPr>
+          <w:rFonts w:cstheme="minorHAnsi"/>
+          <w:sz w:val="32"/>
+          <w:szCs w:val="32"/>
+        </w:rPr>
+        <w:t>all</w:t>
+      </w:r>
+      <w:r>
+        <w:rPr>
+          <w:rFonts w:cstheme="minorHAnsi"/>
+          <w:sz w:val="32"/>
+          <w:szCs w:val="32"/>
+        </w:rPr>
+        <w:t xml:space="preserve"> </w:t>
+      </w:r>
+      <w:r>
+        <w:rPr>
+          <w:rFonts w:cstheme="minorHAnsi"/>
+          <w:sz w:val="32"/>
+          <w:szCs w:val="32"/>
+        </w:rPr>
+        <w:t>universe</w:t>
+      </w:r>
+      <w:r>
+        <w:rPr>
+          <w:rFonts w:cstheme="minorHAnsi"/>
+          <w:sz w:val="32"/>
+          <w:szCs w:val="32"/>
         </w:rPr>
         <w:t>s</w:t>
       </w:r>
       <w:r>
         <w:rPr>
-          <w:rFonts w:asciiTheme="majorHAnsi" w:hAnsiTheme="majorHAnsi" w:cstheme="majorHAnsi"/>
-          <w:sz w:val="26"/>
-          <w:szCs w:val="26"/>
-        </w:rPr>
-        <w:t xml:space="preserve"> </w:t>
-      </w:r>
-      <w:r>
-        <w:rPr>
-          <w:rFonts w:asciiTheme="majorHAnsi" w:hAnsiTheme="majorHAnsi" w:cstheme="majorHAnsi"/>
-          <w:sz w:val="30"/>
-          <w:szCs w:val="30"/>
-        </w:rPr>
-        <w:t>rescue planets</w:t>
-      </w:r>
-      <w:r>
-        <w:rPr>
-          <w:rFonts w:asciiTheme="majorHAnsi" w:hAnsiTheme="majorHAnsi" w:cstheme="majorHAnsi"/>
-          <w:sz w:val="26"/>
-          <w:szCs w:val="26"/>
-        </w:rPr>
-        <w:t xml:space="preserve"> </w:t>
-      </w:r>
-      <w:r>
-        <w:rPr>
-          <w:rFonts w:asciiTheme="majorHAnsi" w:hAnsiTheme="majorHAnsi" w:cstheme="majorHAnsi"/>
-          <w:sz w:val="30"/>
-          <w:szCs w:val="30"/>
-        </w:rPr>
-        <w:t>in</w:t>
-      </w:r>
-      <w:r>
-        <w:rPr>
-          <w:rFonts w:asciiTheme="majorHAnsi" w:hAnsiTheme="majorHAnsi" w:cstheme="majorHAnsi"/>
-          <w:sz w:val="26"/>
-          <w:szCs w:val="26"/>
-        </w:rPr>
-        <w:t xml:space="preserve"> </w:t>
-      </w:r>
-      <w:r>
-        <w:rPr>
-          <w:rFonts w:asciiTheme="majorHAnsi" w:hAnsiTheme="majorHAnsi" w:cstheme="majorHAnsi"/>
-          <w:sz w:val="30"/>
-          <w:szCs w:val="30"/>
-        </w:rPr>
-        <w:t>trouble</w:t>
-      </w:r>
-      <w:r>
-        <w:rPr>
-          <w:rFonts w:asciiTheme="majorHAnsi" w:hAnsiTheme="majorHAnsi" w:cstheme="majorHAnsi"/>
-          <w:sz w:val="26"/>
-          <w:szCs w:val="26"/>
-        </w:rPr>
-        <w:t xml:space="preserve"> </w:t>
-      </w:r>
-      <w:r>
-        <w:rPr>
-          <w:rFonts w:asciiTheme="majorHAnsi" w:hAnsiTheme="majorHAnsi" w:cstheme="majorHAnsi"/>
-          <w:sz w:val="30"/>
-          <w:szCs w:val="30"/>
-        </w:rPr>
-        <w:t>an</w:t>
-      </w:r>
-      <w:r>
-        <w:rPr>
-          <w:rFonts w:asciiTheme="majorHAnsi" w:hAnsiTheme="majorHAnsi" w:cstheme="majorHAnsi"/>
-          <w:sz w:val="30"/>
-          <w:szCs w:val="30"/>
-        </w:rPr>
-        <w:t>d</w:t>
-      </w:r>
-      <w:r>
-        <w:rPr>
-          <w:rFonts w:asciiTheme="majorHAnsi" w:hAnsiTheme="majorHAnsi" w:cstheme="majorHAnsi"/>
-          <w:sz w:val="26"/>
-          <w:szCs w:val="26"/>
-        </w:rPr>
-        <w:t xml:space="preserve"> </w:t>
-      </w:r>
-      <w:r>
-        <w:rPr>
-          <w:rFonts w:asciiTheme="majorHAnsi" w:hAnsiTheme="majorHAnsi" w:cstheme="majorHAnsi"/>
-          <w:sz w:val="30"/>
-          <w:szCs w:val="30"/>
-        </w:rPr>
-        <w:t>explore</w:t>
-      </w:r>
-      <w:r>
-        <w:rPr>
-          <w:rFonts w:asciiTheme="majorHAnsi" w:hAnsiTheme="majorHAnsi" w:cstheme="majorHAnsi"/>
-          <w:sz w:val="30"/>
-          <w:szCs w:val="30"/>
-        </w:rPr>
-        <w:t xml:space="preserve"> </w:t>
-      </w:r>
-      <w:r>
-        <w:rPr>
-          <w:rFonts w:asciiTheme="majorHAnsi" w:hAnsiTheme="majorHAnsi" w:cstheme="majorHAnsi"/>
-          <w:sz w:val="30"/>
-          <w:szCs w:val="30"/>
-        </w:rPr>
-        <w:t xml:space="preserve">every </w:t>
-      </w:r>
-      <w:r>
-        <w:rPr>
-          <w:rFonts w:asciiTheme="majorHAnsi" w:hAnsiTheme="majorHAnsi" w:cstheme="majorHAnsi"/>
-          <w:sz w:val="30"/>
-          <w:szCs w:val="30"/>
-        </w:rPr>
-        <w:t>universe</w:t>
-      </w:r>
-      <w:r>
-        <w:rPr>
-          <w:rFonts w:asciiTheme="majorHAnsi" w:hAnsiTheme="majorHAnsi" w:cstheme="majorHAnsi"/>
-          <w:sz w:val="30"/>
-          <w:szCs w:val="30"/>
+          <w:rFonts w:cstheme="minorHAnsi"/>
+          <w:sz w:val="32"/>
+          <w:szCs w:val="32"/>
         </w:rPr>
         <w:t>.</w:t>
       </w:r>
@@ -1477,7 +1961,7 @@
         <w:spacing w:line="240" w:lineRule="auto"/>
         <w:ind w:firstLine="360"/>
         <w:rPr>
-          <w:rFonts w:asciiTheme="majorHAnsi" w:hAnsiTheme="majorHAnsi" w:cstheme="majorHAnsi"/>
+          <w:rFonts w:cstheme="minorHAnsi"/>
           <w:sz w:val="30"/>
           <w:szCs w:val="30"/>
           <w:u w:val="single"/>
@@ -1485,7 +1969,7 @@
       </w:pPr>
       <w:r>
         <w:rPr>
-          <w:rFonts w:asciiTheme="majorHAnsi" w:hAnsiTheme="majorHAnsi" w:cstheme="majorHAnsi"/>
+          <w:rFonts w:cstheme="minorHAnsi"/>
           <w:sz w:val="30"/>
           <w:szCs w:val="30"/>
           <w:u w:val="single"/>
@@ -1494,7 +1978,7 @@
       </w:r>
       <w:r>
         <w:rPr>
-          <w:rFonts w:asciiTheme="majorHAnsi" w:hAnsiTheme="majorHAnsi" w:cstheme="majorHAnsi"/>
+          <w:rFonts w:cstheme="minorHAnsi"/>
           <w:sz w:val="30"/>
           <w:szCs w:val="30"/>
           <w:u w:val="single"/>
@@ -1511,7 +1995,7 @@
         </w:numPr>
         <w:spacing w:line="240" w:lineRule="auto"/>
         <w:rPr>
-          <w:rFonts w:asciiTheme="majorHAnsi" w:hAnsiTheme="majorHAnsi" w:cstheme="majorHAnsi"/>
+          <w:rFonts w:cstheme="minorHAnsi"/>
           <w:sz w:val="30"/>
           <w:szCs w:val="30"/>
         </w:rPr>
@@ -1520,7 +2004,7 @@
         <w:r>
           <w:rPr>
             <w:rStyle w:val="Hyperlink"/>
-            <w:rFonts w:asciiTheme="majorHAnsi" w:hAnsiTheme="majorHAnsi" w:cstheme="majorHAnsi"/>
+            <w:rFonts w:cstheme="minorHAnsi"/>
             <w:sz w:val="30"/>
             <w:szCs w:val="30"/>
           </w:rPr>
@@ -1529,7 +2013,7 @@
         <w:r>
           <w:rPr>
             <w:rStyle w:val="Hyperlink"/>
-            <w:rFonts w:asciiTheme="majorHAnsi" w:hAnsiTheme="majorHAnsi" w:cstheme="majorHAnsi"/>
+            <w:rFonts w:cstheme="minorHAnsi"/>
             <w:sz w:val="30"/>
             <w:szCs w:val="30"/>
           </w:rPr>
@@ -1577,7 +2061,7 @@
           <w:u w:val="single"/>
         </w:rPr>
         <w:lastRenderedPageBreak/>
-        <w:t>CAST OF CHARACTERS</w:t>
+        <w:t>CHARACTERS</w:t>
       </w:r>
     </w:p>
     <w:p>
@@ -1588,211 +2072,21 @@
         <w:spacing w:line="240" w:lineRule="auto"/>
         <w:rPr>
           <w:rFonts w:asciiTheme="majorHAnsi" w:hAnsiTheme="majorHAnsi" w:cstheme="majorHAnsi"/>
-          <w:sz w:val="30"/>
-          <w:szCs w:val="30"/>
-        </w:rPr>
-      </w:pPr>
-      <w:r>
-        <w:rPr>
-          <w:rFonts w:asciiTheme="majorHAnsi" w:hAnsiTheme="majorHAnsi" w:cstheme="majorHAnsi"/>
-          <w:sz w:val="30"/>
-          <w:szCs w:val="30"/>
-        </w:rPr>
-        <w:t>TRINI</w:t>
-      </w:r>
-      <w:r>
-        <w:rPr>
-          <w:rFonts w:asciiTheme="majorHAnsi" w:hAnsiTheme="majorHAnsi" w:cstheme="majorHAnsi"/>
-          <w:sz w:val="30"/>
-          <w:szCs w:val="30"/>
-        </w:rPr>
-        <w:t xml:space="preserve"> </w:t>
-      </w:r>
-      <w:r>
-        <w:rPr>
-          <w:rFonts w:asciiTheme="majorHAnsi" w:hAnsiTheme="majorHAnsi" w:cstheme="majorHAnsi"/>
-          <w:sz w:val="30"/>
-          <w:szCs w:val="30"/>
-        </w:rPr>
-        <w:t>“</w:t>
-      </w:r>
-      <w:r>
-        <w:rPr>
-          <w:rFonts w:asciiTheme="majorHAnsi" w:hAnsiTheme="majorHAnsi" w:cstheme="majorHAnsi"/>
           <w:b/>
           <w:bCs/>
           <w:sz w:val="30"/>
           <w:szCs w:val="30"/>
         </w:rPr>
-        <w:t>RAY</w:t>
-      </w:r>
-      <w:r>
-        <w:rPr>
-          <w:rFonts w:asciiTheme="majorHAnsi" w:hAnsiTheme="majorHAnsi" w:cstheme="majorHAnsi"/>
-          <w:sz w:val="30"/>
-          <w:szCs w:val="30"/>
-        </w:rPr>
-        <w:t>”</w:t>
-      </w:r>
-      <w:r>
-        <w:rPr>
-          <w:rFonts w:asciiTheme="majorHAnsi" w:hAnsiTheme="majorHAnsi" w:cstheme="majorHAnsi"/>
-          <w:sz w:val="30"/>
-          <w:szCs w:val="30"/>
-        </w:rPr>
-        <w:t xml:space="preserve"> </w:t>
-      </w:r>
-      <w:r>
-        <w:rPr>
-          <w:rFonts w:asciiTheme="majorHAnsi" w:hAnsiTheme="majorHAnsi" w:cstheme="majorHAnsi"/>
-          <w:sz w:val="30"/>
-          <w:szCs w:val="30"/>
-        </w:rPr>
-        <w:t>REYES</w:t>
-      </w:r>
-      <w:r>
-        <w:rPr>
-          <w:rFonts w:asciiTheme="majorHAnsi" w:hAnsiTheme="majorHAnsi" w:cstheme="majorHAnsi"/>
-          <w:sz w:val="30"/>
-          <w:szCs w:val="30"/>
-        </w:rPr>
-        <w:t xml:space="preserve"> </w:t>
-      </w:r>
-      <w:r>
-        <w:rPr>
-          <w:rFonts w:asciiTheme="majorHAnsi" w:hAnsiTheme="majorHAnsi" w:cstheme="majorHAnsi"/>
-          <w:sz w:val="30"/>
-          <w:szCs w:val="30"/>
-        </w:rPr>
-        <w:t>is a struggling 29-year-old Filipin</w:t>
-      </w:r>
-      <w:r>
-        <w:rPr>
-          <w:rFonts w:asciiTheme="majorHAnsi" w:hAnsiTheme="majorHAnsi" w:cstheme="majorHAnsi"/>
-          <w:sz w:val="30"/>
-          <w:szCs w:val="30"/>
-        </w:rPr>
-        <w:t>a</w:t>
-      </w:r>
-      <w:r>
-        <w:rPr>
-          <w:rFonts w:asciiTheme="majorHAnsi" w:hAnsiTheme="majorHAnsi" w:cstheme="majorHAnsi"/>
-          <w:sz w:val="30"/>
-          <w:szCs w:val="30"/>
-        </w:rPr>
-        <w:t xml:space="preserve"> American educator and puppeteer with a passion for science communication</w:t>
-      </w:r>
-      <w:r>
-        <w:rPr>
-          <w:rFonts w:asciiTheme="majorHAnsi" w:hAnsiTheme="majorHAnsi" w:cstheme="majorHAnsi"/>
-          <w:sz w:val="30"/>
-          <w:szCs w:val="30"/>
-        </w:rPr>
-        <w:t>.</w:t>
-      </w:r>
-      <w:r>
-        <w:rPr>
-          <w:rFonts w:asciiTheme="majorHAnsi" w:hAnsiTheme="majorHAnsi" w:cstheme="majorHAnsi"/>
-          <w:sz w:val="30"/>
-          <w:szCs w:val="30"/>
-        </w:rPr>
-        <w:t xml:space="preserve"> </w:t>
-      </w:r>
-      <w:r>
-        <w:rPr>
-          <w:rFonts w:asciiTheme="majorHAnsi" w:hAnsiTheme="majorHAnsi" w:cstheme="majorHAnsi"/>
-          <w:sz w:val="30"/>
-          <w:szCs w:val="30"/>
-        </w:rPr>
-        <w:t xml:space="preserve">She </w:t>
-      </w:r>
-      <w:r>
-        <w:rPr>
-          <w:rFonts w:asciiTheme="majorHAnsi" w:hAnsiTheme="majorHAnsi" w:cstheme="majorHAnsi"/>
-          <w:sz w:val="30"/>
-          <w:szCs w:val="30"/>
-        </w:rPr>
-        <w:t>often breaks the fourth wall to speak directly to the camera, sharing cynical thoughts about the world</w:t>
-      </w:r>
-      <w:r>
-        <w:rPr>
-          <w:rFonts w:asciiTheme="majorHAnsi" w:hAnsiTheme="majorHAnsi" w:cstheme="majorHAnsi"/>
-          <w:sz w:val="30"/>
-          <w:szCs w:val="30"/>
-        </w:rPr>
-        <w:t>,</w:t>
-      </w:r>
-      <w:r>
-        <w:rPr>
-          <w:rFonts w:asciiTheme="majorHAnsi" w:hAnsiTheme="majorHAnsi" w:cstheme="majorHAnsi"/>
-          <w:sz w:val="30"/>
-          <w:szCs w:val="30"/>
-        </w:rPr>
-        <w:t xml:space="preserve"> her personal failures</w:t>
-      </w:r>
-      <w:r>
-        <w:rPr>
-          <w:rFonts w:asciiTheme="majorHAnsi" w:hAnsiTheme="majorHAnsi" w:cstheme="majorHAnsi"/>
-          <w:sz w:val="30"/>
-          <w:szCs w:val="30"/>
-        </w:rPr>
-        <w:t xml:space="preserve"> or asking viewer</w:t>
-      </w:r>
-      <w:r>
-        <w:rPr>
-          <w:rFonts w:asciiTheme="majorHAnsi" w:hAnsiTheme="majorHAnsi" w:cstheme="majorHAnsi"/>
-          <w:sz w:val="30"/>
-          <w:szCs w:val="30"/>
-        </w:rPr>
-        <w:t>s</w:t>
-      </w:r>
-      <w:r>
-        <w:rPr>
-          <w:rFonts w:asciiTheme="majorHAnsi" w:hAnsiTheme="majorHAnsi" w:cstheme="majorHAnsi"/>
-          <w:sz w:val="30"/>
-          <w:szCs w:val="30"/>
-        </w:rPr>
-        <w:t xml:space="preserve"> </w:t>
-      </w:r>
-      <w:r>
-        <w:rPr>
-          <w:rFonts w:asciiTheme="majorHAnsi" w:hAnsiTheme="majorHAnsi" w:cstheme="majorHAnsi"/>
-          <w:sz w:val="30"/>
-          <w:szCs w:val="30"/>
-        </w:rPr>
-        <w:t>to make a choice</w:t>
-      </w:r>
-      <w:r>
-        <w:rPr>
-          <w:rFonts w:asciiTheme="majorHAnsi" w:hAnsiTheme="majorHAnsi" w:cstheme="majorHAnsi"/>
-          <w:sz w:val="30"/>
-          <w:szCs w:val="30"/>
-        </w:rPr>
-        <w:t>.</w:t>
-      </w:r>
-      <w:r>
-        <w:rPr>
-          <w:rFonts w:asciiTheme="majorHAnsi" w:hAnsiTheme="majorHAnsi" w:cstheme="majorHAnsi"/>
-          <w:sz w:val="30"/>
-          <w:szCs w:val="30"/>
-        </w:rPr>
-        <w:t xml:space="preserve"> </w:t>
-      </w:r>
-      <w:r>
-        <w:rPr>
-          <w:rFonts w:asciiTheme="majorHAnsi" w:hAnsiTheme="majorHAnsi" w:cstheme="majorHAnsi"/>
-          <w:sz w:val="30"/>
-          <w:szCs w:val="30"/>
-        </w:rPr>
-        <w:t xml:space="preserve">She likes taking up space but is incapable of pausing to listen. </w:t>
-      </w:r>
-      <w:r>
-        <w:rPr>
-          <w:rFonts w:asciiTheme="majorHAnsi" w:hAnsiTheme="majorHAnsi" w:cstheme="majorHAnsi"/>
-          <w:sz w:val="30"/>
-          <w:szCs w:val="30"/>
-        </w:rPr>
-        <w:t>She can speak Tagalog.</w:t>
+      </w:pPr>
+      <w:r>
+        <w:rPr>
+          <w:rFonts w:asciiTheme="majorHAnsi" w:hAnsiTheme="majorHAnsi" w:cstheme="majorHAnsi"/>
+          <w:b/>
+          <w:bCs/>
+          <w:sz w:val="30"/>
+          <w:szCs w:val="30"/>
+        </w:rPr>
+        <w:t>MAIN CHARACTERS</w:t>
       </w:r>
     </w:p>
     <w:p>
@@ -1810,12 +2104,45 @@
       <w:r>
         <w:rPr>
           <w:rFonts w:asciiTheme="majorHAnsi" w:hAnsiTheme="majorHAnsi" w:cstheme="majorHAnsi"/>
+          <w:sz w:val="30"/>
+          <w:szCs w:val="30"/>
+        </w:rPr>
+        <w:t>TRINI</w:t>
+      </w:r>
+      <w:r>
+        <w:rPr>
+          <w:rFonts w:asciiTheme="majorHAnsi" w:hAnsiTheme="majorHAnsi" w:cstheme="majorHAnsi"/>
+          <w:sz w:val="30"/>
+          <w:szCs w:val="30"/>
+        </w:rPr>
+        <w:t xml:space="preserve"> </w:t>
+      </w:r>
+      <w:r>
+        <w:rPr>
+          <w:rFonts w:asciiTheme="majorHAnsi" w:hAnsiTheme="majorHAnsi" w:cstheme="majorHAnsi"/>
+          <w:sz w:val="30"/>
+          <w:szCs w:val="30"/>
+        </w:rPr>
+        <w:t>“</w:t>
+      </w:r>
+      <w:r>
+        <w:rPr>
+          <w:rFonts w:asciiTheme="majorHAnsi" w:hAnsiTheme="majorHAnsi" w:cstheme="majorHAnsi"/>
           <w:b/>
           <w:bCs/>
-          <w:sz w:val="30"/>
-          <w:szCs w:val="30"/>
-        </w:rPr>
-        <w:t>KWAN</w:t>
+          <w:color w:val="7030A0"/>
+          <w:sz w:val="30"/>
+          <w:szCs w:val="30"/>
+        </w:rPr>
+        <w:t>RAY</w:t>
+      </w:r>
+      <w:r>
+        <w:rPr>
+          <w:rFonts w:asciiTheme="majorHAnsi" w:hAnsiTheme="majorHAnsi" w:cstheme="majorHAnsi"/>
+          <w:sz w:val="30"/>
+          <w:szCs w:val="30"/>
+        </w:rPr>
+        <w:t>”</w:t>
       </w:r>
       <w:r>
         <w:rPr>
@@ -1831,14 +2158,6 @@
           <w:sz w:val="30"/>
           <w:szCs w:val="30"/>
         </w:rPr>
-        <w:t xml:space="preserve">“SUNSHINE” </w:t>
-      </w:r>
-      <w:r>
-        <w:rPr>
-          <w:rFonts w:asciiTheme="majorHAnsi" w:hAnsiTheme="majorHAnsi" w:cstheme="majorHAnsi"/>
-          <w:sz w:val="30"/>
-          <w:szCs w:val="30"/>
-        </w:rPr>
         <w:t>REYES</w:t>
       </w:r>
       <w:r>
@@ -1855,23 +2174,31 @@
           <w:sz w:val="30"/>
           <w:szCs w:val="30"/>
         </w:rPr>
-        <w:t xml:space="preserve">is </w:t>
-      </w:r>
-      <w:r>
-        <w:rPr>
-          <w:rFonts w:asciiTheme="majorHAnsi" w:hAnsiTheme="majorHAnsi" w:cstheme="majorHAnsi"/>
-          <w:sz w:val="30"/>
-          <w:szCs w:val="30"/>
-        </w:rPr>
-        <w:t xml:space="preserve">Ray's </w:t>
-      </w:r>
-      <w:r>
-        <w:rPr>
-          <w:rFonts w:asciiTheme="majorHAnsi" w:hAnsiTheme="majorHAnsi" w:cstheme="majorHAnsi"/>
-          <w:sz w:val="30"/>
-          <w:szCs w:val="30"/>
-        </w:rPr>
-        <w:t>24-year-old</w:t>
+        <w:t>is a struggling 29-year-old Filipin</w:t>
+      </w:r>
+      <w:r>
+        <w:rPr>
+          <w:rFonts w:asciiTheme="majorHAnsi" w:hAnsiTheme="majorHAnsi" w:cstheme="majorHAnsi"/>
+          <w:sz w:val="30"/>
+          <w:szCs w:val="30"/>
+        </w:rPr>
+        <w:t>a</w:t>
+      </w:r>
+      <w:r>
+        <w:rPr>
+          <w:rFonts w:asciiTheme="majorHAnsi" w:hAnsiTheme="majorHAnsi" w:cstheme="majorHAnsi"/>
+          <w:sz w:val="30"/>
+          <w:szCs w:val="30"/>
+        </w:rPr>
+        <w:t xml:space="preserve"> American educator and puppeteer with a passion for science communication</w:t>
+      </w:r>
+      <w:r>
+        <w:rPr>
+          <w:rFonts w:asciiTheme="majorHAnsi" w:hAnsiTheme="majorHAnsi" w:cstheme="majorHAnsi"/>
+          <w:sz w:val="30"/>
+          <w:szCs w:val="30"/>
+        </w:rPr>
+        <w:t>.</w:t>
       </w:r>
       <w:r>
         <w:rPr>
@@ -1887,87 +2214,63 @@
           <w:sz w:val="30"/>
           <w:szCs w:val="30"/>
         </w:rPr>
-        <w:t>little</w:t>
-      </w:r>
-      <w:r>
-        <w:rPr>
-          <w:rFonts w:asciiTheme="majorHAnsi" w:hAnsiTheme="majorHAnsi" w:cstheme="majorHAnsi"/>
-          <w:sz w:val="30"/>
-          <w:szCs w:val="30"/>
-        </w:rPr>
-        <w:t xml:space="preserve"> brother, an astronomy </w:t>
-      </w:r>
-      <w:r>
-        <w:rPr>
-          <w:rFonts w:asciiTheme="majorHAnsi" w:hAnsiTheme="majorHAnsi" w:cstheme="majorHAnsi"/>
-          <w:sz w:val="30"/>
-          <w:szCs w:val="30"/>
-        </w:rPr>
-        <w:t>g</w:t>
-      </w:r>
-      <w:r>
-        <w:rPr>
-          <w:rFonts w:asciiTheme="majorHAnsi" w:hAnsiTheme="majorHAnsi" w:cstheme="majorHAnsi"/>
-          <w:sz w:val="30"/>
-          <w:szCs w:val="30"/>
-        </w:rPr>
-        <w:t>rad</w:t>
-      </w:r>
-      <w:r>
-        <w:rPr>
-          <w:rFonts w:asciiTheme="majorHAnsi" w:hAnsiTheme="majorHAnsi" w:cstheme="majorHAnsi"/>
-          <w:sz w:val="30"/>
-          <w:szCs w:val="30"/>
-        </w:rPr>
-        <w:t>uate</w:t>
-      </w:r>
-      <w:r>
-        <w:rPr>
-          <w:rFonts w:asciiTheme="majorHAnsi" w:hAnsiTheme="majorHAnsi" w:cstheme="majorHAnsi"/>
-          <w:sz w:val="30"/>
-          <w:szCs w:val="30"/>
-        </w:rPr>
-        <w:t xml:space="preserve"> studen</w:t>
-      </w:r>
-      <w:r>
-        <w:rPr>
-          <w:rFonts w:asciiTheme="majorHAnsi" w:hAnsiTheme="majorHAnsi" w:cstheme="majorHAnsi"/>
-          <w:sz w:val="30"/>
-          <w:szCs w:val="30"/>
-        </w:rPr>
-        <w:t>t</w:t>
-      </w:r>
-      <w:r>
-        <w:rPr>
-          <w:rFonts w:asciiTheme="majorHAnsi" w:hAnsiTheme="majorHAnsi" w:cstheme="majorHAnsi"/>
-          <w:sz w:val="30"/>
-          <w:szCs w:val="30"/>
-        </w:rPr>
-        <w:t xml:space="preserve"> at Michigan State Universit</w:t>
-      </w:r>
-      <w:r>
-        <w:rPr>
-          <w:rFonts w:asciiTheme="majorHAnsi" w:hAnsiTheme="majorHAnsi" w:cstheme="majorHAnsi"/>
-          <w:sz w:val="30"/>
-          <w:szCs w:val="30"/>
-        </w:rPr>
-        <w:t xml:space="preserve">y and </w:t>
-      </w:r>
-      <w:r>
-        <w:rPr>
-          <w:rFonts w:asciiTheme="majorHAnsi" w:hAnsiTheme="majorHAnsi" w:cstheme="majorHAnsi"/>
-          <w:sz w:val="30"/>
-          <w:szCs w:val="30"/>
-        </w:rPr>
-        <w:t>member</w:t>
-      </w:r>
-      <w:r>
-        <w:rPr>
-          <w:rFonts w:asciiTheme="majorHAnsi" w:hAnsiTheme="majorHAnsi" w:cstheme="majorHAnsi"/>
-          <w:sz w:val="30"/>
-          <w:szCs w:val="30"/>
-        </w:rPr>
-        <w:t xml:space="preserve"> of a local neurodivergent theatre</w:t>
+        <w:t xml:space="preserve">She </w:t>
+      </w:r>
+      <w:r>
+        <w:rPr>
+          <w:rFonts w:asciiTheme="majorHAnsi" w:hAnsiTheme="majorHAnsi" w:cstheme="majorHAnsi"/>
+          <w:sz w:val="30"/>
+          <w:szCs w:val="30"/>
+        </w:rPr>
+        <w:t>often breaks the fourth wall to speak directly to the camera, sharing cynical thoughts about the world</w:t>
+      </w:r>
+      <w:r>
+        <w:rPr>
+          <w:rFonts w:asciiTheme="majorHAnsi" w:hAnsiTheme="majorHAnsi" w:cstheme="majorHAnsi"/>
+          <w:sz w:val="30"/>
+          <w:szCs w:val="30"/>
+        </w:rPr>
+        <w:t>,</w:t>
+      </w:r>
+      <w:r>
+        <w:rPr>
+          <w:rFonts w:asciiTheme="majorHAnsi" w:hAnsiTheme="majorHAnsi" w:cstheme="majorHAnsi"/>
+          <w:sz w:val="30"/>
+          <w:szCs w:val="30"/>
+        </w:rPr>
+        <w:t xml:space="preserve"> her personal failures</w:t>
+      </w:r>
+      <w:r>
+        <w:rPr>
+          <w:rFonts w:asciiTheme="majorHAnsi" w:hAnsiTheme="majorHAnsi" w:cstheme="majorHAnsi"/>
+          <w:sz w:val="30"/>
+          <w:szCs w:val="30"/>
+        </w:rPr>
+        <w:t xml:space="preserve"> or asking viewer</w:t>
+      </w:r>
+      <w:r>
+        <w:rPr>
+          <w:rFonts w:asciiTheme="majorHAnsi" w:hAnsiTheme="majorHAnsi" w:cstheme="majorHAnsi"/>
+          <w:sz w:val="30"/>
+          <w:szCs w:val="30"/>
+        </w:rPr>
+        <w:t>s</w:t>
+      </w:r>
+      <w:r>
+        <w:rPr>
+          <w:rFonts w:asciiTheme="majorHAnsi" w:hAnsiTheme="majorHAnsi" w:cstheme="majorHAnsi"/>
+          <w:sz w:val="30"/>
+          <w:szCs w:val="30"/>
+        </w:rPr>
+        <w:t xml:space="preserve"> </w:t>
+      </w:r>
+      <w:r>
+        <w:rPr>
+          <w:rFonts w:asciiTheme="majorHAnsi" w:hAnsiTheme="majorHAnsi" w:cstheme="majorHAnsi"/>
+          <w:sz w:val="30"/>
+          <w:szCs w:val="30"/>
+        </w:rPr>
+        <w:t>to make a choice</w:t>
       </w:r>
       <w:r>
         <w:rPr>
@@ -1983,14 +2286,6 @@
           <w:sz w:val="30"/>
           <w:szCs w:val="30"/>
         </w:rPr>
-        <w:t xml:space="preserve"> He got his nickname in college.</w:t>
-      </w:r>
-      <w:r>
-        <w:rPr>
-          <w:rFonts w:asciiTheme="majorHAnsi" w:hAnsiTheme="majorHAnsi" w:cstheme="majorHAnsi"/>
-          <w:sz w:val="30"/>
-          <w:szCs w:val="30"/>
-        </w:rPr>
         <w:t xml:space="preserve"> </w:t>
       </w:r>
       <w:r>
@@ -1999,207 +2294,15 @@
           <w:sz w:val="30"/>
           <w:szCs w:val="30"/>
         </w:rPr>
-        <w:t xml:space="preserve">Unlike Ray’s manic energy, </w:t>
-      </w:r>
-      <w:r>
-        <w:rPr>
-          <w:rFonts w:asciiTheme="majorHAnsi" w:hAnsiTheme="majorHAnsi" w:cstheme="majorHAnsi"/>
-          <w:sz w:val="30"/>
-          <w:szCs w:val="30"/>
-        </w:rPr>
-        <w:t>he</w:t>
-      </w:r>
-      <w:r>
-        <w:rPr>
-          <w:rFonts w:asciiTheme="majorHAnsi" w:hAnsiTheme="majorHAnsi" w:cstheme="majorHAnsi"/>
-          <w:sz w:val="30"/>
-          <w:szCs w:val="30"/>
-        </w:rPr>
-        <w:t xml:space="preserve"> is grounded</w:t>
-      </w:r>
-      <w:r>
-        <w:rPr>
-          <w:rFonts w:asciiTheme="majorHAnsi" w:hAnsiTheme="majorHAnsi" w:cstheme="majorHAnsi"/>
-          <w:sz w:val="30"/>
-          <w:szCs w:val="30"/>
-        </w:rPr>
-        <w:t xml:space="preserve"> </w:t>
-      </w:r>
-      <w:r>
-        <w:rPr>
-          <w:rFonts w:asciiTheme="majorHAnsi" w:hAnsiTheme="majorHAnsi" w:cstheme="majorHAnsi"/>
-          <w:sz w:val="30"/>
-          <w:szCs w:val="30"/>
-        </w:rPr>
-        <w:t>and uses scien</w:t>
-      </w:r>
-      <w:r>
-        <w:rPr>
-          <w:rFonts w:asciiTheme="majorHAnsi" w:hAnsiTheme="majorHAnsi" w:cstheme="majorHAnsi"/>
-          <w:sz w:val="30"/>
-          <w:szCs w:val="30"/>
-        </w:rPr>
-        <w:t>tific</w:t>
-      </w:r>
-      <w:r>
-        <w:rPr>
-          <w:rFonts w:asciiTheme="majorHAnsi" w:hAnsiTheme="majorHAnsi" w:cstheme="majorHAnsi"/>
-          <w:sz w:val="30"/>
-          <w:szCs w:val="30"/>
-        </w:rPr>
-        <w:t xml:space="preserve"> logic to calm </w:t>
-      </w:r>
-      <w:r>
-        <w:rPr>
-          <w:rFonts w:asciiTheme="majorHAnsi" w:hAnsiTheme="majorHAnsi" w:cstheme="majorHAnsi"/>
-          <w:sz w:val="30"/>
-          <w:szCs w:val="30"/>
-        </w:rPr>
-        <w:t xml:space="preserve">down </w:t>
-      </w:r>
-      <w:r>
-        <w:rPr>
-          <w:rFonts w:asciiTheme="majorHAnsi" w:hAnsiTheme="majorHAnsi" w:cstheme="majorHAnsi"/>
-          <w:sz w:val="30"/>
-          <w:szCs w:val="30"/>
-        </w:rPr>
-        <w:t>Ray</w:t>
-      </w:r>
-      <w:r>
-        <w:rPr>
-          <w:rFonts w:asciiTheme="majorHAnsi" w:hAnsiTheme="majorHAnsi" w:cstheme="majorHAnsi"/>
-          <w:sz w:val="30"/>
-          <w:szCs w:val="30"/>
-        </w:rPr>
-        <w:t>.</w:t>
-      </w:r>
-      <w:r>
-        <w:rPr>
-          <w:rFonts w:asciiTheme="majorHAnsi" w:hAnsiTheme="majorHAnsi" w:cstheme="majorHAnsi"/>
-          <w:sz w:val="30"/>
-          <w:szCs w:val="30"/>
-        </w:rPr>
-        <w:t xml:space="preserve"> H</w:t>
-      </w:r>
-      <w:r>
-        <w:rPr>
-          <w:rFonts w:asciiTheme="majorHAnsi" w:hAnsiTheme="majorHAnsi" w:cstheme="majorHAnsi"/>
-          <w:sz w:val="30"/>
-          <w:szCs w:val="30"/>
-        </w:rPr>
-        <w:t>is</w:t>
-      </w:r>
-      <w:r>
-        <w:rPr>
-          <w:rFonts w:asciiTheme="majorHAnsi" w:hAnsiTheme="majorHAnsi" w:cstheme="majorHAnsi"/>
-          <w:sz w:val="30"/>
-          <w:szCs w:val="30"/>
-        </w:rPr>
-        <w:t xml:space="preserve"> dead-panned humor</w:t>
-      </w:r>
-      <w:r>
-        <w:rPr>
-          <w:rFonts w:asciiTheme="majorHAnsi" w:hAnsiTheme="majorHAnsi" w:cstheme="majorHAnsi"/>
-          <w:sz w:val="30"/>
-          <w:szCs w:val="30"/>
-        </w:rPr>
-        <w:t xml:space="preserve"> </w:t>
-      </w:r>
-      <w:r>
-        <w:rPr>
-          <w:rFonts w:asciiTheme="majorHAnsi" w:hAnsiTheme="majorHAnsi" w:cstheme="majorHAnsi"/>
-          <w:sz w:val="30"/>
-          <w:szCs w:val="30"/>
-        </w:rPr>
-        <w:t>often</w:t>
-      </w:r>
-      <w:r>
-        <w:rPr>
-          <w:rFonts w:asciiTheme="majorHAnsi" w:hAnsiTheme="majorHAnsi" w:cstheme="majorHAnsi"/>
-          <w:sz w:val="30"/>
-          <w:szCs w:val="30"/>
-        </w:rPr>
-        <w:t xml:space="preserve"> </w:t>
-      </w:r>
-      <w:r>
-        <w:rPr>
-          <w:rFonts w:asciiTheme="majorHAnsi" w:hAnsiTheme="majorHAnsi" w:cstheme="majorHAnsi"/>
-          <w:sz w:val="30"/>
-          <w:szCs w:val="30"/>
-        </w:rPr>
-        <w:t>interrupt</w:t>
-      </w:r>
-      <w:r>
-        <w:rPr>
-          <w:rFonts w:asciiTheme="majorHAnsi" w:hAnsiTheme="majorHAnsi" w:cstheme="majorHAnsi"/>
-          <w:sz w:val="30"/>
-          <w:szCs w:val="30"/>
-        </w:rPr>
-        <w:t>s</w:t>
-      </w:r>
-      <w:r>
-        <w:rPr>
-          <w:rFonts w:asciiTheme="majorHAnsi" w:hAnsiTheme="majorHAnsi" w:cstheme="majorHAnsi"/>
-          <w:sz w:val="30"/>
-          <w:szCs w:val="30"/>
-        </w:rPr>
-        <w:t xml:space="preserve"> </w:t>
-      </w:r>
-      <w:r>
-        <w:rPr>
-          <w:rFonts w:asciiTheme="majorHAnsi" w:hAnsiTheme="majorHAnsi" w:cstheme="majorHAnsi"/>
-          <w:sz w:val="30"/>
-          <w:szCs w:val="30"/>
-        </w:rPr>
-        <w:t>her</w:t>
-      </w:r>
-      <w:r>
-        <w:rPr>
-          <w:rFonts w:asciiTheme="majorHAnsi" w:hAnsiTheme="majorHAnsi" w:cstheme="majorHAnsi"/>
-          <w:sz w:val="30"/>
-          <w:szCs w:val="30"/>
-        </w:rPr>
-        <w:t xml:space="preserve"> </w:t>
-      </w:r>
-      <w:r>
-        <w:rPr>
-          <w:rFonts w:asciiTheme="majorHAnsi" w:hAnsiTheme="majorHAnsi" w:cstheme="majorHAnsi"/>
-          <w:sz w:val="30"/>
-          <w:szCs w:val="30"/>
-        </w:rPr>
-        <w:t>fourth wall breaks.</w:t>
-      </w:r>
-      <w:r>
-        <w:rPr>
-          <w:rFonts w:asciiTheme="majorHAnsi" w:hAnsiTheme="majorHAnsi" w:cstheme="majorHAnsi"/>
-          <w:sz w:val="30"/>
-          <w:szCs w:val="30"/>
-        </w:rPr>
-        <w:t xml:space="preserve"> </w:t>
-      </w:r>
-      <w:r>
-        <w:rPr>
-          <w:rFonts w:asciiTheme="majorHAnsi" w:hAnsiTheme="majorHAnsi" w:cstheme="majorHAnsi"/>
-          <w:sz w:val="30"/>
-          <w:szCs w:val="30"/>
-        </w:rPr>
-        <w:t>He can spea</w:t>
-      </w:r>
-      <w:r>
-        <w:rPr>
-          <w:rFonts w:asciiTheme="majorHAnsi" w:hAnsiTheme="majorHAnsi" w:cstheme="majorHAnsi"/>
-          <w:sz w:val="30"/>
-          <w:szCs w:val="30"/>
-        </w:rPr>
-        <w:t>k</w:t>
-      </w:r>
-      <w:r>
-        <w:rPr>
-          <w:rFonts w:asciiTheme="majorHAnsi" w:hAnsiTheme="majorHAnsi" w:cstheme="majorHAnsi"/>
-          <w:sz w:val="30"/>
-          <w:szCs w:val="30"/>
-        </w:rPr>
-        <w:t xml:space="preserve"> Tagalog.</w:t>
+        <w:t xml:space="preserve">She likes taking up space but is incapable of pausing to listen. </w:t>
+      </w:r>
+      <w:r>
+        <w:rPr>
+          <w:rFonts w:asciiTheme="majorHAnsi" w:hAnsiTheme="majorHAnsi" w:cstheme="majorHAnsi"/>
+          <w:sz w:val="30"/>
+          <w:szCs w:val="30"/>
+        </w:rPr>
+        <w:t>She can speak Tagalog.</w:t>
       </w:r>
     </w:p>
     <w:p>
@@ -2220,58 +2323,54 @@
           <w:sz w:val="30"/>
           <w:szCs w:val="30"/>
         </w:rPr>
-        <w:t xml:space="preserve">MS. </w:t>
+        <w:t>KWAN</w:t>
+      </w:r>
+      <w:r>
+        <w:rPr>
+          <w:rFonts w:asciiTheme="majorHAnsi" w:hAnsiTheme="majorHAnsi" w:cstheme="majorHAnsi"/>
+          <w:sz w:val="30"/>
+          <w:szCs w:val="30"/>
+        </w:rPr>
+        <w:t xml:space="preserve"> </w:t>
+      </w:r>
+      <w:r>
+        <w:rPr>
+          <w:rFonts w:asciiTheme="majorHAnsi" w:hAnsiTheme="majorHAnsi" w:cstheme="majorHAnsi"/>
+          <w:sz w:val="30"/>
+          <w:szCs w:val="30"/>
+        </w:rPr>
+        <w:t>“</w:t>
       </w:r>
       <w:r>
         <w:rPr>
           <w:rFonts w:asciiTheme="majorHAnsi" w:hAnsiTheme="majorHAnsi" w:cstheme="majorHAnsi"/>
           <w:b/>
           <w:bCs/>
-          <w:sz w:val="30"/>
-          <w:szCs w:val="30"/>
-        </w:rPr>
-        <w:t>AURORA</w:t>
-      </w:r>
-      <w:r>
-        <w:rPr>
-          <w:rFonts w:asciiTheme="majorHAnsi" w:hAnsiTheme="majorHAnsi" w:cstheme="majorHAnsi"/>
-          <w:sz w:val="30"/>
-          <w:szCs w:val="30"/>
-        </w:rPr>
-        <w:t xml:space="preserve"> STARLING is a </w:t>
-      </w:r>
-      <w:r>
-        <w:rPr>
-          <w:rFonts w:asciiTheme="majorHAnsi" w:hAnsiTheme="majorHAnsi" w:cstheme="majorHAnsi"/>
-          <w:sz w:val="30"/>
-          <w:szCs w:val="30"/>
-        </w:rPr>
-        <w:t>b</w:t>
-      </w:r>
-      <w:r>
-        <w:rPr>
-          <w:rFonts w:asciiTheme="majorHAnsi" w:hAnsiTheme="majorHAnsi" w:cstheme="majorHAnsi"/>
-          <w:sz w:val="30"/>
-          <w:szCs w:val="30"/>
-        </w:rPr>
-        <w:t xml:space="preserve">iracial educator with a huge following and the frontrunner to be the host of </w:t>
-      </w:r>
-      <w:r>
-        <w:rPr>
-          <w:rFonts w:asciiTheme="majorHAnsi" w:hAnsiTheme="majorHAnsi" w:cstheme="majorHAnsi"/>
-          <w:i/>
-          <w:iCs/>
-          <w:color w:val="FF3399"/>
-          <w:sz w:val="30"/>
-          <w:szCs w:val="30"/>
-        </w:rPr>
-        <w:t>StarPower!</w:t>
-      </w:r>
-      <w:r>
-        <w:rPr>
-          <w:rFonts w:asciiTheme="majorHAnsi" w:hAnsiTheme="majorHAnsi" w:cstheme="majorHAnsi"/>
-          <w:i/>
-          <w:iCs/>
+          <w:color w:val="7030A0"/>
+          <w:sz w:val="30"/>
+          <w:szCs w:val="30"/>
+        </w:rPr>
+        <w:t>SUNSHINE</w:t>
+      </w:r>
+      <w:r>
+        <w:rPr>
+          <w:rFonts w:asciiTheme="majorHAnsi" w:hAnsiTheme="majorHAnsi" w:cstheme="majorHAnsi"/>
+          <w:sz w:val="30"/>
+          <w:szCs w:val="30"/>
+        </w:rPr>
+        <w:t xml:space="preserve">” </w:t>
+      </w:r>
+      <w:r>
+        <w:rPr>
+          <w:rFonts w:asciiTheme="majorHAnsi" w:hAnsiTheme="majorHAnsi" w:cstheme="majorHAnsi"/>
+          <w:sz w:val="30"/>
+          <w:szCs w:val="30"/>
+        </w:rPr>
+        <w:t>REYES</w:t>
+      </w:r>
+      <w:r>
+        <w:rPr>
+          <w:rFonts w:asciiTheme="majorHAnsi" w:hAnsiTheme="majorHAnsi" w:cstheme="majorHAnsi"/>
           <w:sz w:val="30"/>
           <w:szCs w:val="30"/>
         </w:rPr>
@@ -2283,23 +2382,23 @@
           <w:sz w:val="30"/>
           <w:szCs w:val="30"/>
         </w:rPr>
-        <w:t xml:space="preserve">Despite seeing Ray as a theatre camp </w:t>
-      </w:r>
-      <w:r>
-        <w:rPr>
-          <w:rFonts w:asciiTheme="majorHAnsi" w:hAnsiTheme="majorHAnsi" w:cstheme="majorHAnsi"/>
-          <w:sz w:val="30"/>
-          <w:szCs w:val="30"/>
-        </w:rPr>
-        <w:t xml:space="preserve">and STEM </w:t>
-      </w:r>
-      <w:r>
-        <w:rPr>
-          <w:rFonts w:asciiTheme="majorHAnsi" w:hAnsiTheme="majorHAnsi" w:cstheme="majorHAnsi"/>
-          <w:sz w:val="30"/>
-          <w:szCs w:val="30"/>
-        </w:rPr>
-        <w:t>club</w:t>
+        <w:t xml:space="preserve">is </w:t>
+      </w:r>
+      <w:r>
+        <w:rPr>
+          <w:rFonts w:asciiTheme="majorHAnsi" w:hAnsiTheme="majorHAnsi" w:cstheme="majorHAnsi"/>
+          <w:sz w:val="30"/>
+          <w:szCs w:val="30"/>
+        </w:rPr>
+        <w:t xml:space="preserve">Ray's </w:t>
+      </w:r>
+      <w:r>
+        <w:rPr>
+          <w:rFonts w:asciiTheme="majorHAnsi" w:hAnsiTheme="majorHAnsi" w:cstheme="majorHAnsi"/>
+          <w:sz w:val="30"/>
+          <w:szCs w:val="30"/>
+        </w:rPr>
+        <w:t>24-year-old</w:t>
       </w:r>
       <w:r>
         <w:rPr>
@@ -2315,31 +2414,319 @@
           <w:sz w:val="30"/>
           <w:szCs w:val="30"/>
         </w:rPr>
-        <w:t>bestie</w:t>
-      </w:r>
-      <w:r>
-        <w:rPr>
-          <w:rFonts w:asciiTheme="majorHAnsi" w:hAnsiTheme="majorHAnsi" w:cstheme="majorHAnsi"/>
-          <w:sz w:val="30"/>
-          <w:szCs w:val="30"/>
-        </w:rPr>
-        <w:t>, she is unknowingly</w:t>
-      </w:r>
-      <w:r>
-        <w:rPr>
-          <w:rFonts w:asciiTheme="majorHAnsi" w:hAnsiTheme="majorHAnsi" w:cstheme="majorHAnsi"/>
-          <w:sz w:val="30"/>
-          <w:szCs w:val="30"/>
-        </w:rPr>
-        <w:t xml:space="preserve"> seen by Ray as</w:t>
-      </w:r>
-      <w:r>
-        <w:rPr>
-          <w:rFonts w:asciiTheme="majorHAnsi" w:hAnsiTheme="majorHAnsi" w:cstheme="majorHAnsi"/>
-          <w:sz w:val="30"/>
-          <w:szCs w:val="30"/>
-        </w:rPr>
-        <w:t xml:space="preserve"> her longtime rival. She often breaks the fourth wall to speak directly to the camera, sharing positive thoughts about the world or her personal achievements.</w:t>
+        <w:t>little</w:t>
+      </w:r>
+      <w:r>
+        <w:rPr>
+          <w:rFonts w:asciiTheme="majorHAnsi" w:hAnsiTheme="majorHAnsi" w:cstheme="majorHAnsi"/>
+          <w:sz w:val="30"/>
+          <w:szCs w:val="30"/>
+        </w:rPr>
+        <w:t xml:space="preserve"> brother, an astronomy </w:t>
+      </w:r>
+      <w:r>
+        <w:rPr>
+          <w:rFonts w:asciiTheme="majorHAnsi" w:hAnsiTheme="majorHAnsi" w:cstheme="majorHAnsi"/>
+          <w:sz w:val="30"/>
+          <w:szCs w:val="30"/>
+        </w:rPr>
+        <w:t>g</w:t>
+      </w:r>
+      <w:r>
+        <w:rPr>
+          <w:rFonts w:asciiTheme="majorHAnsi" w:hAnsiTheme="majorHAnsi" w:cstheme="majorHAnsi"/>
+          <w:sz w:val="30"/>
+          <w:szCs w:val="30"/>
+        </w:rPr>
+        <w:t>rad</w:t>
+      </w:r>
+      <w:r>
+        <w:rPr>
+          <w:rFonts w:asciiTheme="majorHAnsi" w:hAnsiTheme="majorHAnsi" w:cstheme="majorHAnsi"/>
+          <w:sz w:val="30"/>
+          <w:szCs w:val="30"/>
+        </w:rPr>
+        <w:t>uate</w:t>
+      </w:r>
+      <w:r>
+        <w:rPr>
+          <w:rFonts w:asciiTheme="majorHAnsi" w:hAnsiTheme="majorHAnsi" w:cstheme="majorHAnsi"/>
+          <w:sz w:val="30"/>
+          <w:szCs w:val="30"/>
+        </w:rPr>
+        <w:t xml:space="preserve"> studen</w:t>
+      </w:r>
+      <w:r>
+        <w:rPr>
+          <w:rFonts w:asciiTheme="majorHAnsi" w:hAnsiTheme="majorHAnsi" w:cstheme="majorHAnsi"/>
+          <w:sz w:val="30"/>
+          <w:szCs w:val="30"/>
+        </w:rPr>
+        <w:t>t</w:t>
+      </w:r>
+      <w:r>
+        <w:rPr>
+          <w:rFonts w:asciiTheme="majorHAnsi" w:hAnsiTheme="majorHAnsi" w:cstheme="majorHAnsi"/>
+          <w:sz w:val="30"/>
+          <w:szCs w:val="30"/>
+        </w:rPr>
+        <w:t xml:space="preserve"> at Michigan State Universit</w:t>
+      </w:r>
+      <w:r>
+        <w:rPr>
+          <w:rFonts w:asciiTheme="majorHAnsi" w:hAnsiTheme="majorHAnsi" w:cstheme="majorHAnsi"/>
+          <w:sz w:val="30"/>
+          <w:szCs w:val="30"/>
+        </w:rPr>
+        <w:t xml:space="preserve">y and </w:t>
+      </w:r>
+      <w:r>
+        <w:rPr>
+          <w:rFonts w:asciiTheme="majorHAnsi" w:hAnsiTheme="majorHAnsi" w:cstheme="majorHAnsi"/>
+          <w:sz w:val="30"/>
+          <w:szCs w:val="30"/>
+        </w:rPr>
+        <w:t>member</w:t>
+      </w:r>
+      <w:r>
+        <w:rPr>
+          <w:rFonts w:asciiTheme="majorHAnsi" w:hAnsiTheme="majorHAnsi" w:cstheme="majorHAnsi"/>
+          <w:sz w:val="30"/>
+          <w:szCs w:val="30"/>
+        </w:rPr>
+        <w:t xml:space="preserve"> of a local neurodivergent theatre</w:t>
+      </w:r>
+      <w:r>
+        <w:rPr>
+          <w:rFonts w:asciiTheme="majorHAnsi" w:hAnsiTheme="majorHAnsi" w:cstheme="majorHAnsi"/>
+          <w:sz w:val="30"/>
+          <w:szCs w:val="30"/>
+        </w:rPr>
+        <w:t>.</w:t>
+      </w:r>
+      <w:r>
+        <w:rPr>
+          <w:rFonts w:asciiTheme="majorHAnsi" w:hAnsiTheme="majorHAnsi" w:cstheme="majorHAnsi"/>
+          <w:sz w:val="30"/>
+          <w:szCs w:val="30"/>
+        </w:rPr>
+        <w:t xml:space="preserve"> He got his nickname in college.</w:t>
+      </w:r>
+      <w:r>
+        <w:rPr>
+          <w:rFonts w:asciiTheme="majorHAnsi" w:hAnsiTheme="majorHAnsi" w:cstheme="majorHAnsi"/>
+          <w:sz w:val="30"/>
+          <w:szCs w:val="30"/>
+        </w:rPr>
+        <w:t xml:space="preserve"> </w:t>
+      </w:r>
+      <w:r>
+        <w:rPr>
+          <w:rFonts w:asciiTheme="majorHAnsi" w:hAnsiTheme="majorHAnsi" w:cstheme="majorHAnsi"/>
+          <w:sz w:val="30"/>
+          <w:szCs w:val="30"/>
+        </w:rPr>
+        <w:t xml:space="preserve">Unlike Ray’s manic energy, </w:t>
+      </w:r>
+      <w:r>
+        <w:rPr>
+          <w:rFonts w:asciiTheme="majorHAnsi" w:hAnsiTheme="majorHAnsi" w:cstheme="majorHAnsi"/>
+          <w:sz w:val="30"/>
+          <w:szCs w:val="30"/>
+        </w:rPr>
+        <w:t>he</w:t>
+      </w:r>
+      <w:r>
+        <w:rPr>
+          <w:rFonts w:asciiTheme="majorHAnsi" w:hAnsiTheme="majorHAnsi" w:cstheme="majorHAnsi"/>
+          <w:sz w:val="30"/>
+          <w:szCs w:val="30"/>
+        </w:rPr>
+        <w:t xml:space="preserve"> is grounded</w:t>
+      </w:r>
+      <w:r>
+        <w:rPr>
+          <w:rFonts w:asciiTheme="majorHAnsi" w:hAnsiTheme="majorHAnsi" w:cstheme="majorHAnsi"/>
+          <w:sz w:val="30"/>
+          <w:szCs w:val="30"/>
+        </w:rPr>
+        <w:t xml:space="preserve"> </w:t>
+      </w:r>
+      <w:r>
+        <w:rPr>
+          <w:rFonts w:asciiTheme="majorHAnsi" w:hAnsiTheme="majorHAnsi" w:cstheme="majorHAnsi"/>
+          <w:sz w:val="30"/>
+          <w:szCs w:val="30"/>
+        </w:rPr>
+        <w:t>and uses scien</w:t>
+      </w:r>
+      <w:r>
+        <w:rPr>
+          <w:rFonts w:asciiTheme="majorHAnsi" w:hAnsiTheme="majorHAnsi" w:cstheme="majorHAnsi"/>
+          <w:sz w:val="30"/>
+          <w:szCs w:val="30"/>
+        </w:rPr>
+        <w:t>tific</w:t>
+      </w:r>
+      <w:r>
+        <w:rPr>
+          <w:rFonts w:asciiTheme="majorHAnsi" w:hAnsiTheme="majorHAnsi" w:cstheme="majorHAnsi"/>
+          <w:sz w:val="30"/>
+          <w:szCs w:val="30"/>
+        </w:rPr>
+        <w:t xml:space="preserve"> logic to calm </w:t>
+      </w:r>
+      <w:r>
+        <w:rPr>
+          <w:rFonts w:asciiTheme="majorHAnsi" w:hAnsiTheme="majorHAnsi" w:cstheme="majorHAnsi"/>
+          <w:sz w:val="30"/>
+          <w:szCs w:val="30"/>
+        </w:rPr>
+        <w:t xml:space="preserve">down </w:t>
+      </w:r>
+      <w:r>
+        <w:rPr>
+          <w:rFonts w:asciiTheme="majorHAnsi" w:hAnsiTheme="majorHAnsi" w:cstheme="majorHAnsi"/>
+          <w:sz w:val="30"/>
+          <w:szCs w:val="30"/>
+        </w:rPr>
+        <w:t>Ray</w:t>
+      </w:r>
+      <w:r>
+        <w:rPr>
+          <w:rFonts w:asciiTheme="majorHAnsi" w:hAnsiTheme="majorHAnsi" w:cstheme="majorHAnsi"/>
+          <w:sz w:val="30"/>
+          <w:szCs w:val="30"/>
+        </w:rPr>
+        <w:t>.</w:t>
+      </w:r>
+      <w:r>
+        <w:rPr>
+          <w:rFonts w:asciiTheme="majorHAnsi" w:hAnsiTheme="majorHAnsi" w:cstheme="majorHAnsi"/>
+          <w:sz w:val="30"/>
+          <w:szCs w:val="30"/>
+        </w:rPr>
+        <w:t xml:space="preserve"> H</w:t>
+      </w:r>
+      <w:r>
+        <w:rPr>
+          <w:rFonts w:asciiTheme="majorHAnsi" w:hAnsiTheme="majorHAnsi" w:cstheme="majorHAnsi"/>
+          <w:sz w:val="30"/>
+          <w:szCs w:val="30"/>
+        </w:rPr>
+        <w:t>is</w:t>
+      </w:r>
+      <w:r>
+        <w:rPr>
+          <w:rFonts w:asciiTheme="majorHAnsi" w:hAnsiTheme="majorHAnsi" w:cstheme="majorHAnsi"/>
+          <w:sz w:val="30"/>
+          <w:szCs w:val="30"/>
+        </w:rPr>
+        <w:t xml:space="preserve"> dead-panned humor</w:t>
+      </w:r>
+      <w:r>
+        <w:rPr>
+          <w:rFonts w:asciiTheme="majorHAnsi" w:hAnsiTheme="majorHAnsi" w:cstheme="majorHAnsi"/>
+          <w:sz w:val="30"/>
+          <w:szCs w:val="30"/>
+        </w:rPr>
+        <w:t xml:space="preserve"> </w:t>
+      </w:r>
+      <w:r>
+        <w:rPr>
+          <w:rFonts w:asciiTheme="majorHAnsi" w:hAnsiTheme="majorHAnsi" w:cstheme="majorHAnsi"/>
+          <w:sz w:val="30"/>
+          <w:szCs w:val="30"/>
+        </w:rPr>
+        <w:t>often</w:t>
+      </w:r>
+      <w:r>
+        <w:rPr>
+          <w:rFonts w:asciiTheme="majorHAnsi" w:hAnsiTheme="majorHAnsi" w:cstheme="majorHAnsi"/>
+          <w:sz w:val="30"/>
+          <w:szCs w:val="30"/>
+        </w:rPr>
+        <w:t xml:space="preserve"> </w:t>
+      </w:r>
+      <w:r>
+        <w:rPr>
+          <w:rFonts w:asciiTheme="majorHAnsi" w:hAnsiTheme="majorHAnsi" w:cstheme="majorHAnsi"/>
+          <w:sz w:val="30"/>
+          <w:szCs w:val="30"/>
+        </w:rPr>
+        <w:t>interrupt</w:t>
+      </w:r>
+      <w:r>
+        <w:rPr>
+          <w:rFonts w:asciiTheme="majorHAnsi" w:hAnsiTheme="majorHAnsi" w:cstheme="majorHAnsi"/>
+          <w:sz w:val="30"/>
+          <w:szCs w:val="30"/>
+        </w:rPr>
+        <w:t>s</w:t>
+      </w:r>
+      <w:r>
+        <w:rPr>
+          <w:rFonts w:asciiTheme="majorHAnsi" w:hAnsiTheme="majorHAnsi" w:cstheme="majorHAnsi"/>
+          <w:sz w:val="30"/>
+          <w:szCs w:val="30"/>
+        </w:rPr>
+        <w:t xml:space="preserve"> </w:t>
+      </w:r>
+      <w:r>
+        <w:rPr>
+          <w:rFonts w:asciiTheme="majorHAnsi" w:hAnsiTheme="majorHAnsi" w:cstheme="majorHAnsi"/>
+          <w:sz w:val="30"/>
+          <w:szCs w:val="30"/>
+        </w:rPr>
+        <w:t>her</w:t>
+      </w:r>
+      <w:r>
+        <w:rPr>
+          <w:rFonts w:asciiTheme="majorHAnsi" w:hAnsiTheme="majorHAnsi" w:cstheme="majorHAnsi"/>
+          <w:sz w:val="30"/>
+          <w:szCs w:val="30"/>
+        </w:rPr>
+        <w:t xml:space="preserve"> </w:t>
+      </w:r>
+      <w:r>
+        <w:rPr>
+          <w:rFonts w:asciiTheme="majorHAnsi" w:hAnsiTheme="majorHAnsi" w:cstheme="majorHAnsi"/>
+          <w:sz w:val="30"/>
+          <w:szCs w:val="30"/>
+        </w:rPr>
+        <w:t>fourth wall breaks.</w:t>
+      </w:r>
+      <w:r>
+        <w:rPr>
+          <w:rFonts w:asciiTheme="majorHAnsi" w:hAnsiTheme="majorHAnsi" w:cstheme="majorHAnsi"/>
+          <w:sz w:val="30"/>
+          <w:szCs w:val="30"/>
+        </w:rPr>
+        <w:t xml:space="preserve"> </w:t>
+      </w:r>
+      <w:r>
+        <w:rPr>
+          <w:rFonts w:asciiTheme="majorHAnsi" w:hAnsiTheme="majorHAnsi" w:cstheme="majorHAnsi"/>
+          <w:sz w:val="30"/>
+          <w:szCs w:val="30"/>
+        </w:rPr>
+        <w:t>He can spea</w:t>
+      </w:r>
+      <w:r>
+        <w:rPr>
+          <w:rFonts w:asciiTheme="majorHAnsi" w:hAnsiTheme="majorHAnsi" w:cstheme="majorHAnsi"/>
+          <w:sz w:val="30"/>
+          <w:szCs w:val="30"/>
+        </w:rPr>
+        <w:t>k</w:t>
+      </w:r>
+      <w:r>
+        <w:rPr>
+          <w:rFonts w:asciiTheme="majorHAnsi" w:hAnsiTheme="majorHAnsi" w:cstheme="majorHAnsi"/>
+          <w:sz w:val="30"/>
+          <w:szCs w:val="30"/>
+        </w:rPr>
+        <w:t xml:space="preserve"> Tagalog.</w:t>
       </w:r>
     </w:p>
     <w:p>
@@ -2360,144 +2747,59 @@
           <w:sz w:val="30"/>
           <w:szCs w:val="30"/>
         </w:rPr>
-        <w:t xml:space="preserve">BILLY </w:t>
+        <w:t xml:space="preserve">MS. </w:t>
       </w:r>
       <w:r>
         <w:rPr>
           <w:rFonts w:asciiTheme="majorHAnsi" w:hAnsiTheme="majorHAnsi" w:cstheme="majorHAnsi"/>
           <w:b/>
           <w:bCs/>
-          <w:sz w:val="30"/>
-          <w:szCs w:val="30"/>
-        </w:rPr>
-        <w:t>CLAY</w:t>
-      </w:r>
-      <w:r>
-        <w:rPr>
-          <w:rFonts w:asciiTheme="majorHAnsi" w:hAnsiTheme="majorHAnsi" w:cstheme="majorHAnsi"/>
-          <w:sz w:val="30"/>
-          <w:szCs w:val="30"/>
-        </w:rPr>
-        <w:t>TON</w:t>
-      </w:r>
-      <w:r>
-        <w:rPr>
-          <w:rFonts w:asciiTheme="majorHAnsi" w:hAnsiTheme="majorHAnsi" w:cstheme="majorHAnsi"/>
-          <w:sz w:val="30"/>
-          <w:szCs w:val="30"/>
-        </w:rPr>
-        <w:t xml:space="preserve"> D</w:t>
-      </w:r>
-      <w:r>
-        <w:rPr>
-          <w:rFonts w:asciiTheme="majorHAnsi" w:hAnsiTheme="majorHAnsi" w:cstheme="majorHAnsi"/>
-          <w:sz w:val="30"/>
-          <w:szCs w:val="30"/>
-        </w:rPr>
-        <w:t>UBOIS</w:t>
-      </w:r>
-      <w:r>
-        <w:rPr>
-          <w:rFonts w:asciiTheme="majorHAnsi" w:hAnsiTheme="majorHAnsi" w:cstheme="majorHAnsi"/>
-          <w:sz w:val="30"/>
-          <w:szCs w:val="30"/>
-        </w:rPr>
-        <w:t xml:space="preserve"> </w:t>
-      </w:r>
-      <w:r>
-        <w:rPr>
-          <w:rFonts w:asciiTheme="majorHAnsi" w:hAnsiTheme="majorHAnsi" w:cstheme="majorHAnsi"/>
-          <w:sz w:val="30"/>
-          <w:szCs w:val="30"/>
-        </w:rPr>
-        <w:t>is</w:t>
-      </w:r>
-      <w:r>
-        <w:rPr>
-          <w:rFonts w:asciiTheme="majorHAnsi" w:hAnsiTheme="majorHAnsi" w:cstheme="majorHAnsi"/>
-          <w:sz w:val="30"/>
-          <w:szCs w:val="30"/>
-        </w:rPr>
-        <w:t xml:space="preserve"> </w:t>
-      </w:r>
-      <w:r>
-        <w:rPr>
-          <w:rFonts w:asciiTheme="majorHAnsi" w:hAnsiTheme="majorHAnsi" w:cstheme="majorHAnsi"/>
-          <w:sz w:val="30"/>
-          <w:szCs w:val="30"/>
-        </w:rPr>
-        <w:t>the</w:t>
-      </w:r>
-      <w:r>
-        <w:rPr>
-          <w:rFonts w:asciiTheme="majorHAnsi" w:hAnsiTheme="majorHAnsi" w:cstheme="majorHAnsi"/>
-          <w:sz w:val="30"/>
-          <w:szCs w:val="30"/>
-        </w:rPr>
-        <w:t xml:space="preserve"> original host of </w:t>
+          <w:color w:val="7030A0"/>
+          <w:sz w:val="30"/>
+          <w:szCs w:val="30"/>
+        </w:rPr>
+        <w:t>AURORA</w:t>
+      </w:r>
+      <w:r>
+        <w:rPr>
+          <w:rFonts w:asciiTheme="majorHAnsi" w:hAnsiTheme="majorHAnsi" w:cstheme="majorHAnsi"/>
+          <w:sz w:val="30"/>
+          <w:szCs w:val="30"/>
+        </w:rPr>
+        <w:t xml:space="preserve"> STARLING is a </w:t>
+      </w:r>
+      <w:r>
+        <w:rPr>
+          <w:rFonts w:asciiTheme="majorHAnsi" w:hAnsiTheme="majorHAnsi" w:cstheme="majorHAnsi"/>
+          <w:sz w:val="30"/>
+          <w:szCs w:val="30"/>
+        </w:rPr>
+        <w:t>b</w:t>
+      </w:r>
+      <w:r>
+        <w:rPr>
+          <w:rFonts w:asciiTheme="majorHAnsi" w:hAnsiTheme="majorHAnsi" w:cstheme="majorHAnsi"/>
+          <w:sz w:val="30"/>
+          <w:szCs w:val="30"/>
+        </w:rPr>
+        <w:t xml:space="preserve">iracial educator with a huge following and the frontrunner to be the host of </w:t>
       </w:r>
       <w:r>
         <w:rPr>
           <w:rFonts w:asciiTheme="majorHAnsi" w:hAnsiTheme="majorHAnsi" w:cstheme="majorHAnsi"/>
           <w:i/>
           <w:iCs/>
-          <w:color w:val="00B050"/>
-          <w:sz w:val="30"/>
-          <w:szCs w:val="30"/>
-        </w:rPr>
-        <w:t>Stardust</w:t>
-      </w:r>
-      <w:r>
-        <w:rPr>
-          <w:rFonts w:asciiTheme="majorHAnsi" w:hAnsiTheme="majorHAnsi" w:cstheme="majorHAnsi"/>
-          <w:sz w:val="30"/>
-          <w:szCs w:val="30"/>
-        </w:rPr>
-        <w:t xml:space="preserve">, now </w:t>
-      </w:r>
-      <w:r>
-        <w:rPr>
-          <w:rFonts w:asciiTheme="majorHAnsi" w:hAnsiTheme="majorHAnsi" w:cstheme="majorHAnsi"/>
-          <w:sz w:val="30"/>
-          <w:szCs w:val="30"/>
-        </w:rPr>
-        <w:t>a middle-aged, cynical man</w:t>
-      </w:r>
-      <w:r>
-        <w:rPr>
-          <w:rFonts w:asciiTheme="majorHAnsi" w:hAnsiTheme="majorHAnsi" w:cstheme="majorHAnsi"/>
-          <w:sz w:val="30"/>
-          <w:szCs w:val="30"/>
-        </w:rPr>
-        <w:t xml:space="preserve">. </w:t>
-      </w:r>
-      <w:r>
-        <w:rPr>
-          <w:rFonts w:asciiTheme="majorHAnsi" w:hAnsiTheme="majorHAnsi" w:cstheme="majorHAnsi"/>
-          <w:sz w:val="30"/>
-          <w:szCs w:val="30"/>
-        </w:rPr>
-        <w:t xml:space="preserve">He </w:t>
-      </w:r>
-      <w:r>
-        <w:rPr>
-          <w:rFonts w:asciiTheme="majorHAnsi" w:hAnsiTheme="majorHAnsi" w:cstheme="majorHAnsi"/>
-          <w:sz w:val="30"/>
-          <w:szCs w:val="30"/>
-        </w:rPr>
-        <w:t>left the show</w:t>
-      </w:r>
-      <w:r>
-        <w:rPr>
-          <w:rFonts w:asciiTheme="majorHAnsi" w:hAnsiTheme="majorHAnsi" w:cstheme="majorHAnsi"/>
-          <w:sz w:val="30"/>
-          <w:szCs w:val="30"/>
-        </w:rPr>
-        <w:t xml:space="preserve"> in 2006</w:t>
-      </w:r>
-      <w:r>
-        <w:rPr>
-          <w:rFonts w:asciiTheme="majorHAnsi" w:hAnsiTheme="majorHAnsi" w:cstheme="majorHAnsi"/>
+          <w:color w:val="FF3399"/>
+          <w:sz w:val="30"/>
+          <w:szCs w:val="30"/>
+        </w:rPr>
+        <w:t>StarPower!</w:t>
+      </w:r>
+      <w:r>
+        <w:rPr>
+          <w:rFonts w:asciiTheme="majorHAnsi" w:hAnsiTheme="majorHAnsi" w:cstheme="majorHAnsi"/>
+          <w:i/>
+          <w:iCs/>
           <w:sz w:val="30"/>
           <w:szCs w:val="30"/>
         </w:rPr>
@@ -2509,15 +2811,23 @@
           <w:sz w:val="30"/>
           <w:szCs w:val="30"/>
         </w:rPr>
-        <w:t>due to</w:t>
-      </w:r>
-      <w:r>
-        <w:rPr>
-          <w:rFonts w:asciiTheme="majorHAnsi" w:hAnsiTheme="majorHAnsi" w:cstheme="majorHAnsi"/>
-          <w:sz w:val="30"/>
-          <w:szCs w:val="30"/>
-        </w:rPr>
-        <w:t xml:space="preserve"> his</w:t>
+        <w:t xml:space="preserve">Despite seeing Ray as a theatre camp </w:t>
+      </w:r>
+      <w:r>
+        <w:rPr>
+          <w:rFonts w:asciiTheme="majorHAnsi" w:hAnsiTheme="majorHAnsi" w:cstheme="majorHAnsi"/>
+          <w:sz w:val="30"/>
+          <w:szCs w:val="30"/>
+        </w:rPr>
+        <w:t xml:space="preserve">and STEM </w:t>
+      </w:r>
+      <w:r>
+        <w:rPr>
+          <w:rFonts w:asciiTheme="majorHAnsi" w:hAnsiTheme="majorHAnsi" w:cstheme="majorHAnsi"/>
+          <w:sz w:val="30"/>
+          <w:szCs w:val="30"/>
+        </w:rPr>
+        <w:t>club</w:t>
       </w:r>
       <w:r>
         <w:rPr>
@@ -2533,159 +2843,31 @@
           <w:sz w:val="30"/>
           <w:szCs w:val="30"/>
         </w:rPr>
-        <w:t>clinical depression</w:t>
-      </w:r>
-      <w:r>
-        <w:rPr>
-          <w:rFonts w:asciiTheme="majorHAnsi" w:hAnsiTheme="majorHAnsi" w:cstheme="majorHAnsi"/>
-          <w:sz w:val="30"/>
-          <w:szCs w:val="30"/>
-        </w:rPr>
-        <w:t xml:space="preserve"> and </w:t>
-      </w:r>
-      <w:r>
-        <w:rPr>
-          <w:rFonts w:asciiTheme="majorHAnsi" w:hAnsiTheme="majorHAnsi" w:cstheme="majorHAnsi"/>
-          <w:sz w:val="30"/>
-          <w:szCs w:val="30"/>
-        </w:rPr>
-        <w:t>a drunk driving accident</w:t>
-      </w:r>
-      <w:r>
-        <w:rPr>
-          <w:rFonts w:asciiTheme="majorHAnsi" w:hAnsiTheme="majorHAnsi" w:cstheme="majorHAnsi"/>
-          <w:sz w:val="30"/>
-          <w:szCs w:val="30"/>
-        </w:rPr>
-        <w:t>.</w:t>
-      </w:r>
-      <w:r>
-        <w:rPr>
-          <w:rFonts w:asciiTheme="majorHAnsi" w:hAnsiTheme="majorHAnsi" w:cstheme="majorHAnsi"/>
-          <w:sz w:val="30"/>
-          <w:szCs w:val="30"/>
-        </w:rPr>
-        <w:t xml:space="preserve"> </w:t>
-      </w:r>
-      <w:r>
-        <w:rPr>
-          <w:rFonts w:asciiTheme="majorHAnsi" w:hAnsiTheme="majorHAnsi" w:cstheme="majorHAnsi"/>
-          <w:sz w:val="30"/>
-          <w:szCs w:val="30"/>
-        </w:rPr>
-        <w:t>He initially rejects Ray</w:t>
-      </w:r>
-      <w:r>
-        <w:rPr>
-          <w:rFonts w:asciiTheme="majorHAnsi" w:hAnsiTheme="majorHAnsi" w:cstheme="majorHAnsi"/>
-          <w:sz w:val="30"/>
-          <w:szCs w:val="30"/>
-        </w:rPr>
-        <w:t xml:space="preserve"> when she comes to him for </w:t>
-      </w:r>
-      <w:r>
-        <w:rPr>
-          <w:rFonts w:asciiTheme="majorHAnsi" w:hAnsiTheme="majorHAnsi" w:cstheme="majorHAnsi"/>
-          <w:sz w:val="30"/>
-          <w:szCs w:val="30"/>
-        </w:rPr>
-        <w:t>guidance but</w:t>
-      </w:r>
-      <w:r>
-        <w:rPr>
-          <w:rFonts w:asciiTheme="majorHAnsi" w:hAnsiTheme="majorHAnsi" w:cstheme="majorHAnsi"/>
-          <w:sz w:val="30"/>
-          <w:szCs w:val="30"/>
-        </w:rPr>
-        <w:t xml:space="preserve"> </w:t>
-      </w:r>
-      <w:r>
-        <w:rPr>
-          <w:rFonts w:asciiTheme="majorHAnsi" w:hAnsiTheme="majorHAnsi" w:cstheme="majorHAnsi"/>
-          <w:sz w:val="30"/>
-          <w:szCs w:val="30"/>
-        </w:rPr>
-        <w:t>soon</w:t>
-      </w:r>
-      <w:r>
-        <w:rPr>
-          <w:rFonts w:asciiTheme="majorHAnsi" w:hAnsiTheme="majorHAnsi" w:cstheme="majorHAnsi"/>
-          <w:sz w:val="30"/>
-          <w:szCs w:val="30"/>
-        </w:rPr>
-        <w:t xml:space="preserve"> </w:t>
-      </w:r>
-      <w:r>
-        <w:rPr>
-          <w:rFonts w:asciiTheme="majorHAnsi" w:hAnsiTheme="majorHAnsi" w:cstheme="majorHAnsi"/>
-          <w:sz w:val="30"/>
-          <w:szCs w:val="30"/>
-        </w:rPr>
-        <w:t>becomes her</w:t>
-      </w:r>
-      <w:r>
-        <w:rPr>
-          <w:rFonts w:asciiTheme="majorHAnsi" w:hAnsiTheme="majorHAnsi" w:cstheme="majorHAnsi"/>
-          <w:sz w:val="30"/>
-          <w:szCs w:val="30"/>
-        </w:rPr>
-        <w:t xml:space="preserve"> mentor after finding out </w:t>
-      </w:r>
-      <w:r>
-        <w:rPr>
-          <w:rFonts w:asciiTheme="majorHAnsi" w:hAnsiTheme="majorHAnsi" w:cstheme="majorHAnsi"/>
-          <w:sz w:val="30"/>
-          <w:szCs w:val="30"/>
-        </w:rPr>
-        <w:t xml:space="preserve">that </w:t>
-      </w:r>
-      <w:r>
-        <w:rPr>
-          <w:rFonts w:asciiTheme="majorHAnsi" w:hAnsiTheme="majorHAnsi" w:cstheme="majorHAnsi"/>
-          <w:sz w:val="30"/>
-          <w:szCs w:val="30"/>
-        </w:rPr>
-        <w:t>River and Skye are rebooting the series without him.</w:t>
-      </w:r>
-      <w:r>
-        <w:rPr>
-          <w:rFonts w:asciiTheme="majorHAnsi" w:hAnsiTheme="majorHAnsi" w:cstheme="majorHAnsi"/>
-          <w:sz w:val="30"/>
-          <w:szCs w:val="30"/>
-        </w:rPr>
-        <w:t xml:space="preserve"> </w:t>
-      </w:r>
-      <w:r>
-        <w:rPr>
-          <w:rFonts w:asciiTheme="majorHAnsi" w:hAnsiTheme="majorHAnsi" w:cstheme="majorHAnsi"/>
-          <w:sz w:val="30"/>
-          <w:szCs w:val="30"/>
-        </w:rPr>
-        <w:t xml:space="preserve">He exhibits </w:t>
-      </w:r>
-      <w:r>
-        <w:rPr>
-          <w:rFonts w:asciiTheme="majorHAnsi" w:hAnsiTheme="majorHAnsi" w:cstheme="majorHAnsi"/>
-          <w:sz w:val="30"/>
-          <w:szCs w:val="30"/>
-        </w:rPr>
-        <w:t>cartoonish</w:t>
-      </w:r>
-      <w:r>
-        <w:rPr>
-          <w:rFonts w:asciiTheme="majorHAnsi" w:hAnsiTheme="majorHAnsi" w:cstheme="majorHAnsi"/>
-          <w:sz w:val="30"/>
-          <w:szCs w:val="30"/>
-        </w:rPr>
-        <w:t xml:space="preserve"> energy and often speaks to an invisible audience, much like Ray. He frequently misses the camera's gaze</w:t>
-      </w:r>
-      <w:r>
-        <w:rPr>
-          <w:rFonts w:asciiTheme="majorHAnsi" w:hAnsiTheme="majorHAnsi" w:cstheme="majorHAnsi"/>
-          <w:sz w:val="30"/>
-          <w:szCs w:val="30"/>
-        </w:rPr>
-        <w:t>, unlike Ray.</w:t>
+        <w:t>bestie</w:t>
+      </w:r>
+      <w:r>
+        <w:rPr>
+          <w:rFonts w:asciiTheme="majorHAnsi" w:hAnsiTheme="majorHAnsi" w:cstheme="majorHAnsi"/>
+          <w:sz w:val="30"/>
+          <w:szCs w:val="30"/>
+        </w:rPr>
+        <w:t>, she is unknowingly</w:t>
+      </w:r>
+      <w:r>
+        <w:rPr>
+          <w:rFonts w:asciiTheme="majorHAnsi" w:hAnsiTheme="majorHAnsi" w:cstheme="majorHAnsi"/>
+          <w:sz w:val="30"/>
+          <w:szCs w:val="30"/>
+        </w:rPr>
+        <w:t xml:space="preserve"> seen by Ray as</w:t>
+      </w:r>
+      <w:r>
+        <w:rPr>
+          <w:rFonts w:asciiTheme="majorHAnsi" w:hAnsiTheme="majorHAnsi" w:cstheme="majorHAnsi"/>
+          <w:sz w:val="30"/>
+          <w:szCs w:val="30"/>
+        </w:rPr>
+        <w:t xml:space="preserve"> her longtime rival. She often breaks the fourth wall to speak directly to the camera, sharing positive thoughts about the world or her personal achievements.</w:t>
       </w:r>
     </w:p>
     <w:p>
@@ -2703,20 +2885,45 @@
       <w:r>
         <w:rPr>
           <w:rFonts w:asciiTheme="majorHAnsi" w:hAnsiTheme="majorHAnsi" w:cstheme="majorHAnsi"/>
+          <w:sz w:val="30"/>
+          <w:szCs w:val="30"/>
+        </w:rPr>
+        <w:t xml:space="preserve">BILLY </w:t>
+      </w:r>
+      <w:r>
+        <w:rPr>
+          <w:rFonts w:asciiTheme="majorHAnsi" w:hAnsiTheme="majorHAnsi" w:cstheme="majorHAnsi"/>
           <w:b/>
           <w:bCs/>
-          <w:sz w:val="30"/>
-          <w:szCs w:val="30"/>
-        </w:rPr>
-        <w:t>RIVER</w:t>
-      </w:r>
-      <w:r>
-        <w:rPr>
-          <w:rFonts w:asciiTheme="majorHAnsi" w:hAnsiTheme="majorHAnsi" w:cstheme="majorHAnsi"/>
-          <w:sz w:val="30"/>
-          <w:szCs w:val="30"/>
-        </w:rPr>
-        <w:t xml:space="preserve"> MATTHEWS</w:t>
+          <w:color w:val="00B050"/>
+          <w:sz w:val="30"/>
+          <w:szCs w:val="30"/>
+        </w:rPr>
+        <w:t>CLAY</w:t>
+      </w:r>
+      <w:r>
+        <w:rPr>
+          <w:rFonts w:asciiTheme="majorHAnsi" w:hAnsiTheme="majorHAnsi" w:cstheme="majorHAnsi"/>
+          <w:sz w:val="30"/>
+          <w:szCs w:val="30"/>
+        </w:rPr>
+        <w:t>TON</w:t>
+      </w:r>
+      <w:r>
+        <w:rPr>
+          <w:rFonts w:asciiTheme="majorHAnsi" w:hAnsiTheme="majorHAnsi" w:cstheme="majorHAnsi"/>
+          <w:sz w:val="30"/>
+          <w:szCs w:val="30"/>
+        </w:rPr>
+        <w:t xml:space="preserve"> D</w:t>
+      </w:r>
+      <w:r>
+        <w:rPr>
+          <w:rFonts w:asciiTheme="majorHAnsi" w:hAnsiTheme="majorHAnsi" w:cstheme="majorHAnsi"/>
+          <w:sz w:val="30"/>
+          <w:szCs w:val="30"/>
+        </w:rPr>
+        <w:t>UBOIS</w:t>
       </w:r>
       <w:r>
         <w:rPr>
@@ -2732,31 +2939,31 @@
           <w:sz w:val="30"/>
           <w:szCs w:val="30"/>
         </w:rPr>
-        <w:t xml:space="preserve">is </w:t>
-      </w:r>
-      <w:r>
-        <w:rPr>
-          <w:rFonts w:asciiTheme="majorHAnsi" w:hAnsiTheme="majorHAnsi" w:cstheme="majorHAnsi"/>
-          <w:sz w:val="30"/>
-          <w:szCs w:val="30"/>
-        </w:rPr>
-        <w:t xml:space="preserve">the </w:t>
-      </w:r>
-      <w:r>
-        <w:rPr>
-          <w:rFonts w:asciiTheme="majorHAnsi" w:hAnsiTheme="majorHAnsi" w:cstheme="majorHAnsi"/>
-          <w:sz w:val="30"/>
-          <w:szCs w:val="30"/>
-        </w:rPr>
-        <w:t>co-</w:t>
-      </w:r>
-      <w:r>
-        <w:rPr>
-          <w:rFonts w:asciiTheme="majorHAnsi" w:hAnsiTheme="majorHAnsi" w:cstheme="majorHAnsi"/>
-          <w:sz w:val="30"/>
-          <w:szCs w:val="30"/>
-        </w:rPr>
-        <w:t xml:space="preserve">creator of </w:t>
+        <w:t>is</w:t>
+      </w:r>
+      <w:r>
+        <w:rPr>
+          <w:rFonts w:asciiTheme="majorHAnsi" w:hAnsiTheme="majorHAnsi" w:cstheme="majorHAnsi"/>
+          <w:sz w:val="30"/>
+          <w:szCs w:val="30"/>
+        </w:rPr>
+        <w:t xml:space="preserve"> </w:t>
+      </w:r>
+      <w:r>
+        <w:rPr>
+          <w:rFonts w:asciiTheme="majorHAnsi" w:hAnsiTheme="majorHAnsi" w:cstheme="majorHAnsi"/>
+          <w:sz w:val="30"/>
+          <w:szCs w:val="30"/>
+        </w:rPr>
+        <w:t>the</w:t>
+      </w:r>
+      <w:r>
+        <w:rPr>
+          <w:rFonts w:asciiTheme="majorHAnsi" w:hAnsiTheme="majorHAnsi" w:cstheme="majorHAnsi"/>
+          <w:sz w:val="30"/>
+          <w:szCs w:val="30"/>
+        </w:rPr>
+        <w:t xml:space="preserve"> original host of </w:t>
       </w:r>
       <w:r>
         <w:rPr>
@@ -2767,37 +2974,55 @@
           <w:sz w:val="30"/>
           <w:szCs w:val="30"/>
         </w:rPr>
-        <w:t xml:space="preserve">Stardust </w:t>
-      </w:r>
-      <w:r>
-        <w:rPr>
-          <w:rFonts w:asciiTheme="majorHAnsi" w:hAnsiTheme="majorHAnsi" w:cstheme="majorHAnsi"/>
-          <w:sz w:val="30"/>
-          <w:szCs w:val="30"/>
-        </w:rPr>
-        <w:t xml:space="preserve">and its revival </w:t>
-      </w:r>
-      <w:r>
-        <w:rPr>
-          <w:rFonts w:asciiTheme="majorHAnsi" w:hAnsiTheme="majorHAnsi" w:cstheme="majorHAnsi"/>
-          <w:i/>
-          <w:iCs/>
-          <w:color w:val="FF3399"/>
-          <w:sz w:val="30"/>
-          <w:szCs w:val="30"/>
-        </w:rPr>
-        <w:t>StarPower</w:t>
-      </w:r>
-      <w:r>
-        <w:rPr>
-          <w:rFonts w:asciiTheme="majorHAnsi" w:hAnsiTheme="majorHAnsi" w:cstheme="majorHAnsi"/>
-          <w:i/>
-          <w:iCs/>
-          <w:color w:val="FF3399"/>
-          <w:sz w:val="30"/>
-          <w:szCs w:val="30"/>
-        </w:rPr>
-        <w:t>!</w:t>
+        <w:t>Stardust</w:t>
+      </w:r>
+      <w:r>
+        <w:rPr>
+          <w:rFonts w:asciiTheme="majorHAnsi" w:hAnsiTheme="majorHAnsi" w:cstheme="majorHAnsi"/>
+          <w:sz w:val="30"/>
+          <w:szCs w:val="30"/>
+        </w:rPr>
+        <w:t xml:space="preserve">, now </w:t>
+      </w:r>
+      <w:r>
+        <w:rPr>
+          <w:rFonts w:asciiTheme="majorHAnsi" w:hAnsiTheme="majorHAnsi" w:cstheme="majorHAnsi"/>
+          <w:sz w:val="30"/>
+          <w:szCs w:val="30"/>
+        </w:rPr>
+        <w:t>a middle-aged, cynical man</w:t>
+      </w:r>
+      <w:r>
+        <w:rPr>
+          <w:rFonts w:asciiTheme="majorHAnsi" w:hAnsiTheme="majorHAnsi" w:cstheme="majorHAnsi"/>
+          <w:sz w:val="30"/>
+          <w:szCs w:val="30"/>
+        </w:rPr>
+        <w:t xml:space="preserve">. </w:t>
+      </w:r>
+      <w:r>
+        <w:rPr>
+          <w:rFonts w:asciiTheme="majorHAnsi" w:hAnsiTheme="majorHAnsi" w:cstheme="majorHAnsi"/>
+          <w:sz w:val="30"/>
+          <w:szCs w:val="30"/>
+        </w:rPr>
+        <w:t xml:space="preserve">He </w:t>
+      </w:r>
+      <w:r>
+        <w:rPr>
+          <w:rFonts w:asciiTheme="majorHAnsi" w:hAnsiTheme="majorHAnsi" w:cstheme="majorHAnsi"/>
+          <w:sz w:val="30"/>
+          <w:szCs w:val="30"/>
+        </w:rPr>
+        <w:t>left the show</w:t>
+      </w:r>
+      <w:r>
+        <w:rPr>
+          <w:rFonts w:asciiTheme="majorHAnsi" w:hAnsiTheme="majorHAnsi" w:cstheme="majorHAnsi"/>
+          <w:sz w:val="30"/>
+          <w:szCs w:val="30"/>
+        </w:rPr>
+        <w:t xml:space="preserve"> in 2006</w:t>
       </w:r>
       <w:r>
         <w:rPr>
@@ -2813,15 +3038,47 @@
           <w:sz w:val="30"/>
           <w:szCs w:val="30"/>
         </w:rPr>
-        <w:t xml:space="preserve">She voices </w:t>
-      </w:r>
-      <w:r>
-        <w:rPr>
-          <w:rFonts w:asciiTheme="majorHAnsi" w:hAnsiTheme="majorHAnsi" w:cstheme="majorHAnsi"/>
-          <w:sz w:val="30"/>
-          <w:szCs w:val="30"/>
-        </w:rPr>
-        <w:t>both titular characters</w:t>
+        <w:t>due to</w:t>
+      </w:r>
+      <w:r>
+        <w:rPr>
+          <w:rFonts w:asciiTheme="majorHAnsi" w:hAnsiTheme="majorHAnsi" w:cstheme="majorHAnsi"/>
+          <w:sz w:val="30"/>
+          <w:szCs w:val="30"/>
+        </w:rPr>
+        <w:t xml:space="preserve"> his</w:t>
+      </w:r>
+      <w:r>
+        <w:rPr>
+          <w:rFonts w:asciiTheme="majorHAnsi" w:hAnsiTheme="majorHAnsi" w:cstheme="majorHAnsi"/>
+          <w:sz w:val="30"/>
+          <w:szCs w:val="30"/>
+        </w:rPr>
+        <w:t xml:space="preserve"> </w:t>
+      </w:r>
+      <w:r>
+        <w:rPr>
+          <w:rFonts w:asciiTheme="majorHAnsi" w:hAnsiTheme="majorHAnsi" w:cstheme="majorHAnsi"/>
+          <w:sz w:val="30"/>
+          <w:szCs w:val="30"/>
+        </w:rPr>
+        <w:t>clinical depression</w:t>
+      </w:r>
+      <w:r>
+        <w:rPr>
+          <w:rFonts w:asciiTheme="majorHAnsi" w:hAnsiTheme="majorHAnsi" w:cstheme="majorHAnsi"/>
+          <w:sz w:val="30"/>
+          <w:szCs w:val="30"/>
+        </w:rPr>
+        <w:t xml:space="preserve"> and </w:t>
+      </w:r>
+      <w:r>
+        <w:rPr>
+          <w:rFonts w:asciiTheme="majorHAnsi" w:hAnsiTheme="majorHAnsi" w:cstheme="majorHAnsi"/>
+          <w:sz w:val="30"/>
+          <w:szCs w:val="30"/>
+        </w:rPr>
+        <w:t>a drunk driving accident</w:t>
       </w:r>
       <w:r>
         <w:rPr>
@@ -2845,51 +3102,23 @@
           <w:sz w:val="30"/>
           <w:szCs w:val="30"/>
         </w:rPr>
-        <w:t xml:space="preserve">She is very protective of the brand and </w:t>
-      </w:r>
-      <w:r>
-        <w:rPr>
-          <w:rFonts w:asciiTheme="majorHAnsi" w:hAnsiTheme="majorHAnsi" w:cstheme="majorHAnsi"/>
-          <w:sz w:val="30"/>
-          <w:szCs w:val="30"/>
-        </w:rPr>
-        <w:t xml:space="preserve">takes every chance she can to rid </w:t>
-      </w:r>
-      <w:r>
-        <w:rPr>
-          <w:rFonts w:asciiTheme="majorHAnsi" w:hAnsiTheme="majorHAnsi" w:cstheme="majorHAnsi"/>
-          <w:i/>
-          <w:iCs/>
-          <w:sz w:val="30"/>
-          <w:szCs w:val="30"/>
-        </w:rPr>
-        <w:t>StarPower!</w:t>
-      </w:r>
-      <w:r>
-        <w:rPr>
-          <w:rFonts w:asciiTheme="majorHAnsi" w:hAnsiTheme="majorHAnsi" w:cstheme="majorHAnsi"/>
-          <w:sz w:val="30"/>
-          <w:szCs w:val="30"/>
-        </w:rPr>
-        <w:t xml:space="preserve"> of any flaw that </w:t>
-      </w:r>
-      <w:r>
-        <w:rPr>
-          <w:rFonts w:asciiTheme="majorHAnsi" w:hAnsiTheme="majorHAnsi" w:cstheme="majorHAnsi"/>
-          <w:i/>
-          <w:iCs/>
-          <w:sz w:val="30"/>
-          <w:szCs w:val="30"/>
-        </w:rPr>
-        <w:t>Stardust</w:t>
-      </w:r>
-      <w:r>
-        <w:rPr>
-          <w:rFonts w:asciiTheme="majorHAnsi" w:hAnsiTheme="majorHAnsi" w:cstheme="majorHAnsi"/>
-          <w:sz w:val="30"/>
-          <w:szCs w:val="30"/>
-        </w:rPr>
-        <w:t xml:space="preserve"> had.</w:t>
+        <w:t>He initially rejects Ray</w:t>
+      </w:r>
+      <w:r>
+        <w:rPr>
+          <w:rFonts w:asciiTheme="majorHAnsi" w:hAnsiTheme="majorHAnsi" w:cstheme="majorHAnsi"/>
+          <w:sz w:val="30"/>
+          <w:szCs w:val="30"/>
+        </w:rPr>
+        <w:t xml:space="preserve"> when she comes to him for </w:t>
+      </w:r>
+      <w:r>
+        <w:rPr>
+          <w:rFonts w:asciiTheme="majorHAnsi" w:hAnsiTheme="majorHAnsi" w:cstheme="majorHAnsi"/>
+          <w:sz w:val="30"/>
+          <w:szCs w:val="30"/>
+        </w:rPr>
+        <w:t>guidance but</w:t>
       </w:r>
       <w:r>
         <w:rPr>
@@ -2905,7 +3134,103 @@
           <w:sz w:val="30"/>
           <w:szCs w:val="30"/>
         </w:rPr>
-        <w:t>Though she never breaks the fourth wall, she is aware of it like Ray.</w:t>
+        <w:t>becomes her</w:t>
+      </w:r>
+      <w:r>
+        <w:rPr>
+          <w:rFonts w:asciiTheme="majorHAnsi" w:hAnsiTheme="majorHAnsi" w:cstheme="majorHAnsi"/>
+          <w:sz w:val="30"/>
+          <w:szCs w:val="30"/>
+        </w:rPr>
+        <w:t xml:space="preserve"> mentor after finding out </w:t>
+      </w:r>
+      <w:r>
+        <w:rPr>
+          <w:rFonts w:asciiTheme="majorHAnsi" w:hAnsiTheme="majorHAnsi" w:cstheme="majorHAnsi"/>
+          <w:sz w:val="30"/>
+          <w:szCs w:val="30"/>
+        </w:rPr>
+        <w:t xml:space="preserve">that </w:t>
+      </w:r>
+      <w:r>
+        <w:rPr>
+          <w:rFonts w:asciiTheme="majorHAnsi" w:hAnsiTheme="majorHAnsi" w:cstheme="majorHAnsi"/>
+          <w:sz w:val="30"/>
+          <w:szCs w:val="30"/>
+        </w:rPr>
+        <w:t xml:space="preserve">River and Skye are </w:t>
+      </w:r>
+      <w:r>
+        <w:rPr>
+          <w:rFonts w:asciiTheme="majorHAnsi" w:hAnsiTheme="majorHAnsi" w:cstheme="majorHAnsi"/>
+          <w:sz w:val="30"/>
+          <w:szCs w:val="30"/>
+        </w:rPr>
+        <w:t>reviving</w:t>
+      </w:r>
+      <w:r>
+        <w:rPr>
+          <w:rFonts w:asciiTheme="majorHAnsi" w:hAnsiTheme="majorHAnsi" w:cstheme="majorHAnsi"/>
+          <w:sz w:val="30"/>
+          <w:szCs w:val="30"/>
+        </w:rPr>
+        <w:t xml:space="preserve"> the series without him.</w:t>
+      </w:r>
+      <w:r>
+        <w:rPr>
+          <w:rFonts w:asciiTheme="majorHAnsi" w:hAnsiTheme="majorHAnsi" w:cstheme="majorHAnsi"/>
+          <w:sz w:val="30"/>
+          <w:szCs w:val="30"/>
+        </w:rPr>
+        <w:t xml:space="preserve"> </w:t>
+      </w:r>
+      <w:r>
+        <w:rPr>
+          <w:rFonts w:asciiTheme="majorHAnsi" w:hAnsiTheme="majorHAnsi" w:cstheme="majorHAnsi"/>
+          <w:sz w:val="30"/>
+          <w:szCs w:val="30"/>
+        </w:rPr>
+        <w:t xml:space="preserve">He exhibits </w:t>
+      </w:r>
+      <w:r>
+        <w:rPr>
+          <w:rFonts w:asciiTheme="majorHAnsi" w:hAnsiTheme="majorHAnsi" w:cstheme="majorHAnsi"/>
+          <w:sz w:val="30"/>
+          <w:szCs w:val="30"/>
+        </w:rPr>
+        <w:t>cartoonish</w:t>
+      </w:r>
+      <w:r>
+        <w:rPr>
+          <w:rFonts w:asciiTheme="majorHAnsi" w:hAnsiTheme="majorHAnsi" w:cstheme="majorHAnsi"/>
+          <w:sz w:val="30"/>
+          <w:szCs w:val="30"/>
+        </w:rPr>
+        <w:t xml:space="preserve"> energy and often speaks to an invisible audience, much like Ray</w:t>
+      </w:r>
+      <w:r>
+        <w:rPr>
+          <w:rFonts w:asciiTheme="majorHAnsi" w:hAnsiTheme="majorHAnsi" w:cstheme="majorHAnsi"/>
+          <w:sz w:val="30"/>
+          <w:szCs w:val="30"/>
+        </w:rPr>
+        <w:t xml:space="preserve">, but </w:t>
+      </w:r>
+      <w:r>
+        <w:rPr>
+          <w:rFonts w:asciiTheme="majorHAnsi" w:hAnsiTheme="majorHAnsi" w:cstheme="majorHAnsi"/>
+          <w:sz w:val="30"/>
+          <w:szCs w:val="30"/>
+        </w:rPr>
+        <w:t>misses the camera's gaze</w:t>
+      </w:r>
+      <w:r>
+        <w:rPr>
+          <w:rFonts w:asciiTheme="majorHAnsi" w:hAnsiTheme="majorHAnsi" w:cstheme="majorHAnsi"/>
+          <w:sz w:val="30"/>
+          <w:szCs w:val="30"/>
+        </w:rPr>
+        <w:t>.</w:t>
       </w:r>
     </w:p>
     <w:p>
@@ -2923,52 +3248,29 @@
       <w:r>
         <w:rPr>
           <w:rFonts w:asciiTheme="majorHAnsi" w:hAnsiTheme="majorHAnsi" w:cstheme="majorHAnsi"/>
-          <w:sz w:val="30"/>
-          <w:szCs w:val="30"/>
-        </w:rPr>
-        <w:t>SCHUYLER</w:t>
-      </w:r>
-      <w:r>
-        <w:rPr>
-          <w:rFonts w:asciiTheme="majorHAnsi" w:hAnsiTheme="majorHAnsi" w:cstheme="majorHAnsi"/>
-          <w:sz w:val="30"/>
-          <w:szCs w:val="30"/>
-        </w:rPr>
-        <w:t xml:space="preserve"> </w:t>
-      </w:r>
-      <w:r>
-        <w:rPr>
-          <w:rFonts w:asciiTheme="majorHAnsi" w:hAnsiTheme="majorHAnsi" w:cstheme="majorHAnsi"/>
-          <w:sz w:val="30"/>
-          <w:szCs w:val="30"/>
-        </w:rPr>
-        <w:t>“</w:t>
-      </w:r>
-      <w:r>
-        <w:rPr>
-          <w:rFonts w:asciiTheme="majorHAnsi" w:hAnsiTheme="majorHAnsi" w:cstheme="majorHAnsi"/>
           <w:b/>
           <w:bCs/>
-          <w:sz w:val="30"/>
-          <w:szCs w:val="30"/>
-        </w:rPr>
-        <w:t>SKYE</w:t>
-      </w:r>
-      <w:r>
-        <w:rPr>
-          <w:rFonts w:asciiTheme="majorHAnsi" w:hAnsiTheme="majorHAnsi" w:cstheme="majorHAnsi"/>
-          <w:sz w:val="30"/>
-          <w:szCs w:val="30"/>
-        </w:rPr>
-        <w:t>”</w:t>
-      </w:r>
-      <w:r>
-        <w:rPr>
-          <w:rFonts w:asciiTheme="majorHAnsi" w:hAnsiTheme="majorHAnsi" w:cstheme="majorHAnsi"/>
-          <w:sz w:val="30"/>
-          <w:szCs w:val="30"/>
-        </w:rPr>
-        <w:t xml:space="preserve"> PARK </w:t>
+          <w:color w:val="002060"/>
+          <w:sz w:val="30"/>
+          <w:szCs w:val="30"/>
+        </w:rPr>
+        <w:t>RIVER</w:t>
+      </w:r>
+      <w:r>
+        <w:rPr>
+          <w:rFonts w:asciiTheme="majorHAnsi" w:hAnsiTheme="majorHAnsi" w:cstheme="majorHAnsi"/>
+          <w:sz w:val="30"/>
+          <w:szCs w:val="30"/>
+        </w:rPr>
+        <w:t xml:space="preserve"> MATTHEWS</w:t>
+      </w:r>
+      <w:r>
+        <w:rPr>
+          <w:rFonts w:asciiTheme="majorHAnsi" w:hAnsiTheme="majorHAnsi" w:cstheme="majorHAnsi"/>
+          <w:sz w:val="30"/>
+          <w:szCs w:val="30"/>
+        </w:rPr>
+        <w:t xml:space="preserve"> </w:t>
       </w:r>
       <w:r>
         <w:rPr>
@@ -2984,31 +3286,23 @@
           <w:sz w:val="30"/>
           <w:szCs w:val="30"/>
         </w:rPr>
-        <w:t>a</w:t>
-      </w:r>
-      <w:r>
-        <w:rPr>
-          <w:rFonts w:asciiTheme="majorHAnsi" w:hAnsiTheme="majorHAnsi" w:cstheme="majorHAnsi"/>
-          <w:sz w:val="30"/>
-          <w:szCs w:val="30"/>
-        </w:rPr>
-        <w:t xml:space="preserve"> co-creator</w:t>
-      </w:r>
-      <w:r>
-        <w:rPr>
-          <w:rFonts w:asciiTheme="majorHAnsi" w:hAnsiTheme="majorHAnsi" w:cstheme="majorHAnsi"/>
-          <w:sz w:val="30"/>
-          <w:szCs w:val="30"/>
-        </w:rPr>
-        <w:t xml:space="preserve"> </w:t>
-      </w:r>
-      <w:r>
-        <w:rPr>
-          <w:rFonts w:asciiTheme="majorHAnsi" w:hAnsiTheme="majorHAnsi" w:cstheme="majorHAnsi"/>
-          <w:sz w:val="30"/>
-          <w:szCs w:val="30"/>
-        </w:rPr>
-        <w:t xml:space="preserve">of </w:t>
+        <w:t xml:space="preserve">the </w:t>
+      </w:r>
+      <w:r>
+        <w:rPr>
+          <w:rFonts w:asciiTheme="majorHAnsi" w:hAnsiTheme="majorHAnsi" w:cstheme="majorHAnsi"/>
+          <w:sz w:val="30"/>
+          <w:szCs w:val="30"/>
+        </w:rPr>
+        <w:t>co-</w:t>
+      </w:r>
+      <w:r>
+        <w:rPr>
+          <w:rFonts w:asciiTheme="majorHAnsi" w:hAnsiTheme="majorHAnsi" w:cstheme="majorHAnsi"/>
+          <w:sz w:val="30"/>
+          <w:szCs w:val="30"/>
+        </w:rPr>
+        <w:t xml:space="preserve">creator of </w:t>
       </w:r>
       <w:r>
         <w:rPr>
@@ -3019,15 +3313,268 @@
           <w:sz w:val="30"/>
           <w:szCs w:val="30"/>
         </w:rPr>
+        <w:t xml:space="preserve">Stardust </w:t>
+      </w:r>
+      <w:r>
+        <w:rPr>
+          <w:rFonts w:asciiTheme="majorHAnsi" w:hAnsiTheme="majorHAnsi" w:cstheme="majorHAnsi"/>
+          <w:sz w:val="30"/>
+          <w:szCs w:val="30"/>
+        </w:rPr>
+        <w:t xml:space="preserve">and its revival </w:t>
+      </w:r>
+      <w:r>
+        <w:rPr>
+          <w:rFonts w:asciiTheme="majorHAnsi" w:hAnsiTheme="majorHAnsi" w:cstheme="majorHAnsi"/>
+          <w:i/>
+          <w:iCs/>
+          <w:color w:val="FF3399"/>
+          <w:sz w:val="30"/>
+          <w:szCs w:val="30"/>
+        </w:rPr>
+        <w:t>StarPower</w:t>
+      </w:r>
+      <w:r>
+        <w:rPr>
+          <w:rFonts w:asciiTheme="majorHAnsi" w:hAnsiTheme="majorHAnsi" w:cstheme="majorHAnsi"/>
+          <w:i/>
+          <w:iCs/>
+          <w:color w:val="FF3399"/>
+          <w:sz w:val="30"/>
+          <w:szCs w:val="30"/>
+        </w:rPr>
+        <w:t>!</w:t>
+      </w:r>
+      <w:r>
+        <w:rPr>
+          <w:rFonts w:asciiTheme="majorHAnsi" w:hAnsiTheme="majorHAnsi" w:cstheme="majorHAnsi"/>
+          <w:sz w:val="30"/>
+          <w:szCs w:val="30"/>
+        </w:rPr>
+        <w:t xml:space="preserve"> </w:t>
+      </w:r>
+      <w:r>
+        <w:rPr>
+          <w:rFonts w:asciiTheme="majorHAnsi" w:hAnsiTheme="majorHAnsi" w:cstheme="majorHAnsi"/>
+          <w:sz w:val="30"/>
+          <w:szCs w:val="30"/>
+        </w:rPr>
+        <w:t xml:space="preserve">She voices </w:t>
+      </w:r>
+      <w:r>
+        <w:rPr>
+          <w:rFonts w:asciiTheme="majorHAnsi" w:hAnsiTheme="majorHAnsi" w:cstheme="majorHAnsi"/>
+          <w:sz w:val="30"/>
+          <w:szCs w:val="30"/>
+        </w:rPr>
+        <w:t>both titular characters</w:t>
+      </w:r>
+      <w:r>
+        <w:rPr>
+          <w:rFonts w:asciiTheme="majorHAnsi" w:hAnsiTheme="majorHAnsi" w:cstheme="majorHAnsi"/>
+          <w:sz w:val="30"/>
+          <w:szCs w:val="30"/>
+        </w:rPr>
+        <w:t>.</w:t>
+      </w:r>
+      <w:r>
+        <w:rPr>
+          <w:rFonts w:asciiTheme="majorHAnsi" w:hAnsiTheme="majorHAnsi" w:cstheme="majorHAnsi"/>
+          <w:sz w:val="30"/>
+          <w:szCs w:val="30"/>
+        </w:rPr>
+        <w:t xml:space="preserve"> </w:t>
+      </w:r>
+      <w:r>
+        <w:rPr>
+          <w:rFonts w:asciiTheme="majorHAnsi" w:hAnsiTheme="majorHAnsi" w:cstheme="majorHAnsi"/>
+          <w:sz w:val="30"/>
+          <w:szCs w:val="30"/>
+        </w:rPr>
+        <w:t xml:space="preserve">She is very protective of the brand and </w:t>
+      </w:r>
+      <w:r>
+        <w:rPr>
+          <w:rFonts w:asciiTheme="majorHAnsi" w:hAnsiTheme="majorHAnsi" w:cstheme="majorHAnsi"/>
+          <w:sz w:val="30"/>
+          <w:szCs w:val="30"/>
+        </w:rPr>
+        <w:t xml:space="preserve">takes every chance she can to rid </w:t>
+      </w:r>
+      <w:r>
+        <w:rPr>
+          <w:rFonts w:asciiTheme="majorHAnsi" w:hAnsiTheme="majorHAnsi" w:cstheme="majorHAnsi"/>
+          <w:i/>
+          <w:iCs/>
+          <w:sz w:val="30"/>
+          <w:szCs w:val="30"/>
+        </w:rPr>
+        <w:t>StarPower!</w:t>
+      </w:r>
+      <w:r>
+        <w:rPr>
+          <w:rFonts w:asciiTheme="majorHAnsi" w:hAnsiTheme="majorHAnsi" w:cstheme="majorHAnsi"/>
+          <w:sz w:val="30"/>
+          <w:szCs w:val="30"/>
+        </w:rPr>
+        <w:t xml:space="preserve"> of any flaw that </w:t>
+      </w:r>
+      <w:r>
+        <w:rPr>
+          <w:rFonts w:asciiTheme="majorHAnsi" w:hAnsiTheme="majorHAnsi" w:cstheme="majorHAnsi"/>
+          <w:i/>
+          <w:iCs/>
+          <w:sz w:val="30"/>
+          <w:szCs w:val="30"/>
+        </w:rPr>
         <w:t>Stardust</w:t>
       </w:r>
       <w:r>
         <w:rPr>
           <w:rFonts w:asciiTheme="majorHAnsi" w:hAnsiTheme="majorHAnsi" w:cstheme="majorHAnsi"/>
+          <w:sz w:val="30"/>
+          <w:szCs w:val="30"/>
+        </w:rPr>
+        <w:t xml:space="preserve"> had.</w:t>
+      </w:r>
+      <w:r>
+        <w:rPr>
+          <w:rFonts w:asciiTheme="majorHAnsi" w:hAnsiTheme="majorHAnsi" w:cstheme="majorHAnsi"/>
+          <w:sz w:val="30"/>
+          <w:szCs w:val="30"/>
+        </w:rPr>
+        <w:t xml:space="preserve"> </w:t>
+      </w:r>
+      <w:r>
+        <w:rPr>
+          <w:rFonts w:asciiTheme="majorHAnsi" w:hAnsiTheme="majorHAnsi" w:cstheme="majorHAnsi"/>
+          <w:sz w:val="30"/>
+          <w:szCs w:val="30"/>
+        </w:rPr>
+        <w:t>Though she never breaks the fourth wall, she is aware of it like Ray.</w:t>
+      </w:r>
+    </w:p>
+    <w:p>
+      <w:pPr>
+        <w:tabs>
+          <w:tab w:val="left" w:pos="5013"/>
+        </w:tabs>
+        <w:spacing w:line="240" w:lineRule="auto"/>
+        <w:rPr>
+          <w:rFonts w:asciiTheme="majorHAnsi" w:hAnsiTheme="majorHAnsi" w:cstheme="majorHAnsi"/>
+          <w:sz w:val="30"/>
+          <w:szCs w:val="30"/>
+        </w:rPr>
+      </w:pPr>
+      <w:r>
+        <w:rPr>
+          <w:rFonts w:asciiTheme="majorHAnsi" w:hAnsiTheme="majorHAnsi" w:cstheme="majorHAnsi"/>
+          <w:sz w:val="30"/>
+          <w:szCs w:val="30"/>
+        </w:rPr>
+        <w:t>SCHUYLER</w:t>
+      </w:r>
+      <w:r>
+        <w:rPr>
+          <w:rFonts w:asciiTheme="majorHAnsi" w:hAnsiTheme="majorHAnsi" w:cstheme="majorHAnsi"/>
+          <w:sz w:val="30"/>
+          <w:szCs w:val="30"/>
+        </w:rPr>
+        <w:t xml:space="preserve"> </w:t>
+      </w:r>
+      <w:r>
+        <w:rPr>
+          <w:rFonts w:asciiTheme="majorHAnsi" w:hAnsiTheme="majorHAnsi" w:cstheme="majorHAnsi"/>
+          <w:sz w:val="30"/>
+          <w:szCs w:val="30"/>
+        </w:rPr>
+        <w:t>“</w:t>
+      </w:r>
+      <w:r>
+        <w:rPr>
+          <w:rFonts w:asciiTheme="majorHAnsi" w:hAnsiTheme="majorHAnsi" w:cstheme="majorHAnsi"/>
+          <w:b/>
+          <w:bCs/>
+          <w:color w:val="EE0000"/>
+          <w:sz w:val="30"/>
+          <w:szCs w:val="30"/>
+        </w:rPr>
+        <w:t>SKYE</w:t>
+      </w:r>
+      <w:r>
+        <w:rPr>
+          <w:rFonts w:asciiTheme="majorHAnsi" w:hAnsiTheme="majorHAnsi" w:cstheme="majorHAnsi"/>
+          <w:sz w:val="30"/>
+          <w:szCs w:val="30"/>
+        </w:rPr>
+        <w:t>”</w:t>
+      </w:r>
+      <w:r>
+        <w:rPr>
+          <w:rFonts w:asciiTheme="majorHAnsi" w:hAnsiTheme="majorHAnsi" w:cstheme="majorHAnsi"/>
+          <w:sz w:val="30"/>
+          <w:szCs w:val="30"/>
+        </w:rPr>
+        <w:t xml:space="preserve"> PARK </w:t>
+      </w:r>
+      <w:r>
+        <w:rPr>
+          <w:rFonts w:asciiTheme="majorHAnsi" w:hAnsiTheme="majorHAnsi" w:cstheme="majorHAnsi"/>
+          <w:sz w:val="30"/>
+          <w:szCs w:val="30"/>
+        </w:rPr>
+        <w:t xml:space="preserve">is </w:t>
+      </w:r>
+      <w:r>
+        <w:rPr>
+          <w:rFonts w:asciiTheme="majorHAnsi" w:hAnsiTheme="majorHAnsi" w:cstheme="majorHAnsi"/>
+          <w:sz w:val="30"/>
+          <w:szCs w:val="30"/>
+        </w:rPr>
+        <w:t>a</w:t>
+      </w:r>
+      <w:r>
+        <w:rPr>
+          <w:rFonts w:asciiTheme="majorHAnsi" w:hAnsiTheme="majorHAnsi" w:cstheme="majorHAnsi"/>
+          <w:sz w:val="30"/>
+          <w:szCs w:val="30"/>
+        </w:rPr>
+        <w:t xml:space="preserve"> co-creator</w:t>
+      </w:r>
+      <w:r>
+        <w:rPr>
+          <w:rFonts w:asciiTheme="majorHAnsi" w:hAnsiTheme="majorHAnsi" w:cstheme="majorHAnsi"/>
+          <w:sz w:val="30"/>
+          <w:szCs w:val="30"/>
+        </w:rPr>
+        <w:t xml:space="preserve"> </w:t>
+      </w:r>
+      <w:r>
+        <w:rPr>
+          <w:rFonts w:asciiTheme="majorHAnsi" w:hAnsiTheme="majorHAnsi" w:cstheme="majorHAnsi"/>
+          <w:sz w:val="30"/>
+          <w:szCs w:val="30"/>
+        </w:rPr>
+        <w:t xml:space="preserve">of </w:t>
+      </w:r>
+      <w:r>
+        <w:rPr>
+          <w:rFonts w:asciiTheme="majorHAnsi" w:hAnsiTheme="majorHAnsi" w:cstheme="majorHAnsi"/>
+          <w:i/>
+          <w:iCs/>
           <w:color w:val="00B050"/>
           <w:sz w:val="30"/>
           <w:szCs w:val="30"/>
         </w:rPr>
+        <w:t>Stardust</w:t>
+      </w:r>
+      <w:r>
+        <w:rPr>
+          <w:rFonts w:asciiTheme="majorHAnsi" w:hAnsiTheme="majorHAnsi" w:cstheme="majorHAnsi"/>
+          <w:color w:val="00B050"/>
+          <w:sz w:val="30"/>
+          <w:szCs w:val="30"/>
+        </w:rPr>
         <w:t xml:space="preserve"> </w:t>
       </w:r>
       <w:r>
@@ -3141,6 +3688,473 @@
           <w:szCs w:val="30"/>
         </w:rPr>
         <w:t xml:space="preserve"> Though they never break the fourth wall, they are aware of it like Ray.</w:t>
+      </w:r>
+    </w:p>
+    <w:p>
+      <w:pPr>
+        <w:tabs>
+          <w:tab w:val="left" w:pos="5013"/>
+        </w:tabs>
+        <w:spacing w:line="240" w:lineRule="auto"/>
+        <w:rPr>
+          <w:rFonts w:asciiTheme="majorHAnsi" w:hAnsiTheme="majorHAnsi" w:cstheme="majorHAnsi"/>
+          <w:sz w:val="30"/>
+          <w:szCs w:val="30"/>
+        </w:rPr>
+      </w:pPr>
+      <w:r>
+        <w:rPr>
+          <w:rFonts w:asciiTheme="majorHAnsi" w:hAnsiTheme="majorHAnsi" w:cstheme="majorHAnsi"/>
+          <w:b/>
+          <w:bCs/>
+          <w:sz w:val="30"/>
+          <w:szCs w:val="30"/>
+        </w:rPr>
+        <w:lastRenderedPageBreak/>
+        <w:t>RECURRING</w:t>
+      </w:r>
+    </w:p>
+    <w:p>
+      <w:pPr>
+        <w:tabs>
+          <w:tab w:val="left" w:pos="5013"/>
+        </w:tabs>
+        <w:spacing w:line="240" w:lineRule="auto"/>
+        <w:rPr>
+          <w:rFonts w:asciiTheme="majorHAnsi" w:hAnsiTheme="majorHAnsi" w:cstheme="majorHAnsi"/>
+          <w:sz w:val="30"/>
+          <w:szCs w:val="30"/>
+        </w:rPr>
+      </w:pPr>
+      <w:r>
+        <w:rPr>
+          <w:rFonts w:asciiTheme="majorHAnsi" w:hAnsiTheme="majorHAnsi" w:cstheme="majorHAnsi"/>
+          <w:b/>
+          <w:bCs/>
+          <w:color w:val="7030A0"/>
+          <w:sz w:val="30"/>
+          <w:szCs w:val="30"/>
+        </w:rPr>
+        <w:t>JET</w:t>
+      </w:r>
+      <w:r>
+        <w:rPr>
+          <w:rFonts w:asciiTheme="majorHAnsi" w:hAnsiTheme="majorHAnsi" w:cstheme="majorHAnsi"/>
+          <w:color w:val="7030A0"/>
+          <w:sz w:val="30"/>
+          <w:szCs w:val="30"/>
+        </w:rPr>
+        <w:t xml:space="preserve"> </w:t>
+      </w:r>
+      <w:r>
+        <w:rPr>
+          <w:rFonts w:asciiTheme="majorHAnsi" w:hAnsiTheme="majorHAnsi" w:cstheme="majorHAnsi"/>
+          <w:sz w:val="30"/>
+          <w:szCs w:val="30"/>
+        </w:rPr>
+        <w:t>APRIL</w:t>
+      </w:r>
+      <w:r>
+        <w:rPr>
+          <w:rFonts w:asciiTheme="majorHAnsi" w:hAnsiTheme="majorHAnsi" w:cstheme="majorHAnsi"/>
+          <w:sz w:val="30"/>
+          <w:szCs w:val="30"/>
+        </w:rPr>
+        <w:t xml:space="preserve"> </w:t>
+      </w:r>
+      <w:r>
+        <w:rPr>
+          <w:rFonts w:asciiTheme="majorHAnsi" w:hAnsiTheme="majorHAnsi" w:cstheme="majorHAnsi"/>
+          <w:sz w:val="30"/>
+          <w:szCs w:val="30"/>
+        </w:rPr>
+        <w:t>is a director</w:t>
+      </w:r>
+      <w:r>
+        <w:rPr>
+          <w:rFonts w:asciiTheme="majorHAnsi" w:hAnsiTheme="majorHAnsi" w:cstheme="majorHAnsi"/>
+          <w:sz w:val="30"/>
+          <w:szCs w:val="30"/>
+        </w:rPr>
+        <w:t xml:space="preserve">, known for the children’s tv series, </w:t>
+      </w:r>
+      <w:r>
+        <w:rPr>
+          <w:rFonts w:asciiTheme="majorHAnsi" w:hAnsiTheme="majorHAnsi" w:cstheme="majorHAnsi"/>
+          <w:i/>
+          <w:iCs/>
+          <w:sz w:val="30"/>
+          <w:szCs w:val="30"/>
+        </w:rPr>
+        <w:t>Cinnamonville</w:t>
+      </w:r>
+      <w:r>
+        <w:rPr>
+          <w:rFonts w:asciiTheme="majorHAnsi" w:hAnsiTheme="majorHAnsi" w:cstheme="majorHAnsi"/>
+          <w:sz w:val="30"/>
+          <w:szCs w:val="30"/>
+        </w:rPr>
+        <w:t>.</w:t>
+      </w:r>
+      <w:r>
+        <w:rPr>
+          <w:rFonts w:asciiTheme="majorHAnsi" w:hAnsiTheme="majorHAnsi" w:cstheme="majorHAnsi"/>
+          <w:sz w:val="30"/>
+          <w:szCs w:val="30"/>
+        </w:rPr>
+        <w:t xml:space="preserve"> They serve as </w:t>
+      </w:r>
+      <w:r>
+        <w:rPr>
+          <w:rFonts w:asciiTheme="majorHAnsi" w:hAnsiTheme="majorHAnsi" w:cstheme="majorHAnsi"/>
+          <w:sz w:val="30"/>
+          <w:szCs w:val="30"/>
+        </w:rPr>
+        <w:t xml:space="preserve">the primary series director for </w:t>
+      </w:r>
+      <w:r>
+        <w:rPr>
+          <w:rFonts w:asciiTheme="majorHAnsi" w:hAnsiTheme="majorHAnsi" w:cstheme="majorHAnsi"/>
+          <w:i/>
+          <w:iCs/>
+          <w:sz w:val="30"/>
+          <w:szCs w:val="30"/>
+        </w:rPr>
+        <w:t>StarPower!</w:t>
+      </w:r>
+    </w:p>
+    <w:p>
+      <w:pPr>
+        <w:tabs>
+          <w:tab w:val="left" w:pos="5013"/>
+        </w:tabs>
+        <w:spacing w:line="240" w:lineRule="auto"/>
+        <w:rPr>
+          <w:rFonts w:asciiTheme="majorHAnsi" w:hAnsiTheme="majorHAnsi" w:cstheme="majorHAnsi"/>
+          <w:sz w:val="30"/>
+          <w:szCs w:val="30"/>
+        </w:rPr>
+      </w:pPr>
+      <w:r>
+        <w:rPr>
+          <w:rFonts w:asciiTheme="majorHAnsi" w:hAnsiTheme="majorHAnsi" w:cstheme="majorHAnsi"/>
+          <w:sz w:val="30"/>
+          <w:szCs w:val="30"/>
+        </w:rPr>
+        <w:t xml:space="preserve">THANH </w:t>
+      </w:r>
+      <w:r>
+        <w:rPr>
+          <w:rFonts w:asciiTheme="majorHAnsi" w:hAnsiTheme="majorHAnsi" w:cstheme="majorHAnsi"/>
+          <w:b/>
+          <w:bCs/>
+          <w:color w:val="002060"/>
+          <w:sz w:val="30"/>
+          <w:szCs w:val="30"/>
+        </w:rPr>
+        <w:t>THIEN</w:t>
+      </w:r>
+      <w:r>
+        <w:rPr>
+          <w:rFonts w:asciiTheme="majorHAnsi" w:hAnsiTheme="majorHAnsi" w:cstheme="majorHAnsi"/>
+          <w:color w:val="002060"/>
+          <w:sz w:val="30"/>
+          <w:szCs w:val="30"/>
+        </w:rPr>
+        <w:t xml:space="preserve"> </w:t>
+      </w:r>
+      <w:r>
+        <w:rPr>
+          <w:rFonts w:asciiTheme="majorHAnsi" w:hAnsiTheme="majorHAnsi" w:cstheme="majorHAnsi"/>
+          <w:sz w:val="30"/>
+          <w:szCs w:val="30"/>
+        </w:rPr>
+        <w:t xml:space="preserve">is </w:t>
+      </w:r>
+      <w:r>
+        <w:rPr>
+          <w:rFonts w:asciiTheme="majorHAnsi" w:hAnsiTheme="majorHAnsi" w:cstheme="majorHAnsi"/>
+          <w:sz w:val="30"/>
+          <w:szCs w:val="30"/>
+        </w:rPr>
+        <w:t>the</w:t>
+      </w:r>
+      <w:r>
+        <w:rPr>
+          <w:rFonts w:asciiTheme="majorHAnsi" w:hAnsiTheme="majorHAnsi" w:cstheme="majorHAnsi"/>
+          <w:sz w:val="30"/>
+          <w:szCs w:val="30"/>
+        </w:rPr>
+        <w:t xml:space="preserve"> </w:t>
+      </w:r>
+      <w:r>
+        <w:rPr>
+          <w:rFonts w:asciiTheme="majorHAnsi" w:hAnsiTheme="majorHAnsi" w:cstheme="majorHAnsi"/>
+          <w:sz w:val="30"/>
+          <w:szCs w:val="30"/>
+        </w:rPr>
+        <w:t>composer for the original</w:t>
+      </w:r>
+      <w:r>
+        <w:rPr>
+          <w:rFonts w:asciiTheme="majorHAnsi" w:hAnsiTheme="majorHAnsi" w:cstheme="majorHAnsi"/>
+          <w:sz w:val="30"/>
+          <w:szCs w:val="30"/>
+        </w:rPr>
+        <w:t xml:space="preserve"> </w:t>
+      </w:r>
+      <w:r>
+        <w:rPr>
+          <w:rFonts w:asciiTheme="majorHAnsi" w:hAnsiTheme="majorHAnsi" w:cstheme="majorHAnsi"/>
+          <w:i/>
+          <w:iCs/>
+          <w:sz w:val="30"/>
+          <w:szCs w:val="30"/>
+        </w:rPr>
+        <w:t>Stardust</w:t>
+      </w:r>
+      <w:r>
+        <w:rPr>
+          <w:rFonts w:asciiTheme="majorHAnsi" w:hAnsiTheme="majorHAnsi" w:cstheme="majorHAnsi"/>
+          <w:sz w:val="30"/>
+          <w:szCs w:val="30"/>
+        </w:rPr>
+        <w:t xml:space="preserve">, </w:t>
+      </w:r>
+      <w:r>
+        <w:rPr>
+          <w:rFonts w:asciiTheme="majorHAnsi" w:hAnsiTheme="majorHAnsi" w:cstheme="majorHAnsi"/>
+          <w:sz w:val="30"/>
+          <w:szCs w:val="30"/>
+        </w:rPr>
+        <w:t>who created the show's music, including the theme song</w:t>
+      </w:r>
+      <w:r>
+        <w:rPr>
+          <w:rFonts w:asciiTheme="majorHAnsi" w:hAnsiTheme="majorHAnsi" w:cstheme="majorHAnsi"/>
+          <w:sz w:val="30"/>
+          <w:szCs w:val="30"/>
+        </w:rPr>
+        <w:t xml:space="preserve"> with River</w:t>
+      </w:r>
+      <w:r>
+        <w:rPr>
+          <w:rFonts w:asciiTheme="majorHAnsi" w:hAnsiTheme="majorHAnsi" w:cstheme="majorHAnsi"/>
+          <w:sz w:val="30"/>
+          <w:szCs w:val="30"/>
+        </w:rPr>
+        <w:t xml:space="preserve"> and iconic tunes</w:t>
+      </w:r>
+      <w:r>
+        <w:rPr>
+          <w:rFonts w:asciiTheme="majorHAnsi" w:hAnsiTheme="majorHAnsi" w:cstheme="majorHAnsi"/>
+          <w:sz w:val="30"/>
+          <w:szCs w:val="30"/>
+        </w:rPr>
+        <w:t>.</w:t>
+      </w:r>
+    </w:p>
+    <w:p>
+      <w:pPr>
+        <w:tabs>
+          <w:tab w:val="left" w:pos="5013"/>
+        </w:tabs>
+        <w:spacing w:line="240" w:lineRule="auto"/>
+        <w:rPr>
+          <w:rFonts w:asciiTheme="majorHAnsi" w:hAnsiTheme="majorHAnsi" w:cstheme="majorHAnsi"/>
+          <w:i/>
+          <w:iCs/>
+          <w:sz w:val="30"/>
+          <w:szCs w:val="30"/>
+        </w:rPr>
+      </w:pPr>
+      <w:r>
+        <w:rPr>
+          <w:rFonts w:asciiTheme="majorHAnsi" w:hAnsiTheme="majorHAnsi" w:cstheme="majorHAnsi"/>
+          <w:b/>
+          <w:bCs/>
+          <w:color w:val="00B050"/>
+          <w:sz w:val="30"/>
+          <w:szCs w:val="30"/>
+        </w:rPr>
+        <w:t>CRYSTAL</w:t>
+      </w:r>
+      <w:r>
+        <w:rPr>
+          <w:rFonts w:asciiTheme="majorHAnsi" w:hAnsiTheme="majorHAnsi" w:cstheme="majorHAnsi"/>
+          <w:color w:val="00B050"/>
+          <w:sz w:val="30"/>
+          <w:szCs w:val="30"/>
+        </w:rPr>
+        <w:t xml:space="preserve"> </w:t>
+      </w:r>
+      <w:r>
+        <w:rPr>
+          <w:rFonts w:asciiTheme="majorHAnsi" w:hAnsiTheme="majorHAnsi" w:cstheme="majorHAnsi"/>
+          <w:sz w:val="30"/>
+          <w:szCs w:val="30"/>
+        </w:rPr>
+        <w:t xml:space="preserve">is a </w:t>
+      </w:r>
+      <w:r>
+        <w:rPr>
+          <w:rFonts w:asciiTheme="majorHAnsi" w:hAnsiTheme="majorHAnsi" w:cstheme="majorHAnsi"/>
+          <w:sz w:val="30"/>
+          <w:szCs w:val="30"/>
+        </w:rPr>
+        <w:t>story editor</w:t>
+      </w:r>
+      <w:r>
+        <w:rPr>
+          <w:rFonts w:asciiTheme="majorHAnsi" w:hAnsiTheme="majorHAnsi" w:cstheme="majorHAnsi"/>
+          <w:sz w:val="30"/>
+          <w:szCs w:val="30"/>
+        </w:rPr>
+        <w:t xml:space="preserve">, </w:t>
+      </w:r>
+      <w:r>
+        <w:rPr>
+          <w:rFonts w:asciiTheme="majorHAnsi" w:hAnsiTheme="majorHAnsi" w:cstheme="majorHAnsi"/>
+          <w:sz w:val="30"/>
+          <w:szCs w:val="30"/>
+        </w:rPr>
+        <w:t>developer</w:t>
+      </w:r>
+      <w:r>
+        <w:rPr>
+          <w:rFonts w:asciiTheme="majorHAnsi" w:hAnsiTheme="majorHAnsi" w:cstheme="majorHAnsi"/>
+          <w:sz w:val="30"/>
+          <w:szCs w:val="30"/>
+        </w:rPr>
+        <w:t>, and educational psychologist</w:t>
+      </w:r>
+      <w:r>
+        <w:rPr>
+          <w:rFonts w:asciiTheme="majorHAnsi" w:hAnsiTheme="majorHAnsi" w:cstheme="majorHAnsi"/>
+          <w:sz w:val="30"/>
+          <w:szCs w:val="30"/>
+        </w:rPr>
+        <w:t xml:space="preserve"> for </w:t>
+      </w:r>
+      <w:r>
+        <w:rPr>
+          <w:rFonts w:asciiTheme="majorHAnsi" w:hAnsiTheme="majorHAnsi" w:cstheme="majorHAnsi"/>
+          <w:i/>
+          <w:iCs/>
+          <w:sz w:val="30"/>
+          <w:szCs w:val="30"/>
+        </w:rPr>
+        <w:t>StarPower!</w:t>
+      </w:r>
+    </w:p>
+    <w:p>
+      <w:pPr>
+        <w:tabs>
+          <w:tab w:val="left" w:pos="5013"/>
+        </w:tabs>
+        <w:spacing w:line="240" w:lineRule="auto"/>
+        <w:rPr>
+          <w:rFonts w:asciiTheme="majorHAnsi" w:hAnsiTheme="majorHAnsi" w:cstheme="majorHAnsi"/>
+          <w:sz w:val="30"/>
+          <w:szCs w:val="30"/>
+        </w:rPr>
+      </w:pPr>
+      <w:r>
+        <w:rPr>
+          <w:rFonts w:asciiTheme="majorHAnsi" w:hAnsiTheme="majorHAnsi" w:cstheme="majorHAnsi"/>
+          <w:b/>
+          <w:bCs/>
+          <w:color w:val="002060"/>
+          <w:sz w:val="30"/>
+          <w:szCs w:val="30"/>
+        </w:rPr>
+        <w:t>KENDRA</w:t>
+      </w:r>
+      <w:r>
+        <w:rPr>
+          <w:rFonts w:asciiTheme="majorHAnsi" w:hAnsiTheme="majorHAnsi" w:cstheme="majorHAnsi"/>
+          <w:color w:val="002060"/>
+          <w:sz w:val="30"/>
+          <w:szCs w:val="30"/>
+        </w:rPr>
+        <w:t xml:space="preserve"> </w:t>
+      </w:r>
+      <w:r>
+        <w:rPr>
+          <w:rFonts w:asciiTheme="majorHAnsi" w:hAnsiTheme="majorHAnsi" w:cstheme="majorHAnsi"/>
+          <w:sz w:val="30"/>
+          <w:szCs w:val="30"/>
+        </w:rPr>
+        <w:t xml:space="preserve">is a </w:t>
+      </w:r>
+      <w:r>
+        <w:rPr>
+          <w:rFonts w:asciiTheme="majorHAnsi" w:hAnsiTheme="majorHAnsi" w:cstheme="majorHAnsi"/>
+          <w:sz w:val="30"/>
+          <w:szCs w:val="30"/>
+        </w:rPr>
+        <w:t>child</w:t>
+      </w:r>
+      <w:r>
+        <w:rPr>
+          <w:rFonts w:asciiTheme="majorHAnsi" w:hAnsiTheme="majorHAnsi" w:cstheme="majorHAnsi"/>
+          <w:sz w:val="30"/>
+          <w:szCs w:val="30"/>
+        </w:rPr>
+        <w:t xml:space="preserve"> actor </w:t>
+      </w:r>
+      <w:r>
+        <w:rPr>
+          <w:rFonts w:asciiTheme="majorHAnsi" w:hAnsiTheme="majorHAnsi" w:cstheme="majorHAnsi"/>
+          <w:sz w:val="30"/>
+          <w:szCs w:val="30"/>
+        </w:rPr>
+        <w:t>who voices</w:t>
+      </w:r>
+      <w:r>
+        <w:rPr>
+          <w:rFonts w:asciiTheme="majorHAnsi" w:hAnsiTheme="majorHAnsi" w:cstheme="majorHAnsi"/>
+          <w:sz w:val="30"/>
+          <w:szCs w:val="30"/>
+        </w:rPr>
+        <w:t xml:space="preserve"> the younger characters on </w:t>
+      </w:r>
+      <w:r>
+        <w:rPr>
+          <w:rFonts w:asciiTheme="majorHAnsi" w:hAnsiTheme="majorHAnsi" w:cstheme="majorHAnsi"/>
+          <w:i/>
+          <w:iCs/>
+          <w:sz w:val="30"/>
+          <w:szCs w:val="30"/>
+        </w:rPr>
+        <w:t>StarPower!</w:t>
+      </w:r>
+    </w:p>
+    <w:p>
+      <w:pPr>
+        <w:tabs>
+          <w:tab w:val="left" w:pos="5013"/>
+        </w:tabs>
+        <w:spacing w:line="240" w:lineRule="auto"/>
+        <w:rPr>
+          <w:rFonts w:asciiTheme="majorHAnsi" w:hAnsiTheme="majorHAnsi" w:cstheme="majorHAnsi"/>
+          <w:b/>
+          <w:bCs/>
+          <w:sz w:val="28"/>
+          <w:szCs w:val="28"/>
+          <w:u w:val="single"/>
+        </w:rPr>
+      </w:pPr>
+      <w:r>
+        <w:rPr>
+          <w:rFonts w:asciiTheme="majorHAnsi" w:hAnsiTheme="majorHAnsi" w:cstheme="majorHAnsi"/>
+          <w:b/>
+          <w:bCs/>
+          <w:sz w:val="28"/>
+          <w:szCs w:val="28"/>
+          <w:u w:val="single"/>
+        </w:rPr>
+        <w:br w:type="page"/>
       </w:r>
     </w:p>
     <w:p>
@@ -3512,7 +4526,23 @@
           <w:sz w:val="28"/>
           <w:szCs w:val="28"/>
         </w:rPr>
-        <w:t xml:space="preserve"> character of the spin-off reboot.</w:t>
+        <w:t xml:space="preserve"> character of the </w:t>
+      </w:r>
+      <w:r>
+        <w:rPr>
+          <w:rFonts w:asciiTheme="majorHAnsi" w:hAnsiTheme="majorHAnsi" w:cstheme="majorHAnsi"/>
+          <w:sz w:val="28"/>
+          <w:szCs w:val="28"/>
+        </w:rPr>
+        <w:t>revival</w:t>
+      </w:r>
+      <w:r>
+        <w:rPr>
+          <w:rFonts w:asciiTheme="majorHAnsi" w:hAnsiTheme="majorHAnsi" w:cstheme="majorHAnsi"/>
+          <w:sz w:val="28"/>
+          <w:szCs w:val="28"/>
+        </w:rPr>
+        <w:t>.</w:t>
       </w:r>
       <w:r>
         <w:rPr>
@@ -3584,15 +4614,15 @@
           <w:sz w:val="28"/>
           <w:szCs w:val="28"/>
         </w:rPr>
-        <w:t xml:space="preserve"> originally</w:t>
-      </w:r>
-      <w:r>
-        <w:rPr>
-          <w:rFonts w:asciiTheme="majorHAnsi" w:hAnsiTheme="majorHAnsi" w:cstheme="majorHAnsi"/>
-          <w:sz w:val="28"/>
-          <w:szCs w:val="28"/>
-        </w:rPr>
-        <w:t xml:space="preserve"> introduced in a</w:t>
+        <w:t xml:space="preserve"> </w:t>
+      </w:r>
+      <w:r>
+        <w:rPr>
+          <w:rFonts w:asciiTheme="majorHAnsi" w:hAnsiTheme="majorHAnsi" w:cstheme="majorHAnsi"/>
+          <w:sz w:val="28"/>
+          <w:szCs w:val="28"/>
+        </w:rPr>
+        <w:t>introduced in a</w:t>
       </w:r>
       <w:r>
         <w:rPr>
@@ -3697,23 +4727,39 @@
           <w:sz w:val="28"/>
           <w:szCs w:val="28"/>
         </w:rPr>
-        <w:t xml:space="preserve">. In the reboot, </w:t>
-      </w:r>
-      <w:r>
-        <w:rPr>
-          <w:rFonts w:asciiTheme="majorHAnsi" w:hAnsiTheme="majorHAnsi" w:cstheme="majorHAnsi"/>
-          <w:sz w:val="28"/>
-          <w:szCs w:val="28"/>
-        </w:rPr>
-        <w:t>Clay</w:t>
-      </w:r>
-      <w:r>
-        <w:rPr>
-          <w:rFonts w:asciiTheme="majorHAnsi" w:hAnsiTheme="majorHAnsi" w:cstheme="majorHAnsi"/>
-          <w:sz w:val="28"/>
-          <w:szCs w:val="28"/>
-        </w:rPr>
-        <w:t xml:space="preserve"> has since </w:t>
+        <w:t>. In the re</w:t>
+      </w:r>
+      <w:r>
+        <w:rPr>
+          <w:rFonts w:asciiTheme="majorHAnsi" w:hAnsiTheme="majorHAnsi" w:cstheme="majorHAnsi"/>
+          <w:sz w:val="28"/>
+          <w:szCs w:val="28"/>
+        </w:rPr>
+        <w:t>vival</w:t>
+      </w:r>
+      <w:r>
+        <w:rPr>
+          <w:rFonts w:asciiTheme="majorHAnsi" w:hAnsiTheme="majorHAnsi" w:cstheme="majorHAnsi"/>
+          <w:sz w:val="28"/>
+          <w:szCs w:val="28"/>
+        </w:rPr>
+        <w:t xml:space="preserve">, </w:t>
+      </w:r>
+      <w:r>
+        <w:rPr>
+          <w:rFonts w:asciiTheme="majorHAnsi" w:hAnsiTheme="majorHAnsi" w:cstheme="majorHAnsi"/>
+          <w:sz w:val="28"/>
+          <w:szCs w:val="28"/>
+        </w:rPr>
+        <w:t>he</w:t>
+      </w:r>
+      <w:r>
+        <w:rPr>
+          <w:rFonts w:asciiTheme="majorHAnsi" w:hAnsiTheme="majorHAnsi" w:cstheme="majorHAnsi"/>
+          <w:sz w:val="28"/>
+          <w:szCs w:val="28"/>
+        </w:rPr>
+        <w:t xml:space="preserve"> </w:t>
       </w:r>
       <w:r>
         <w:rPr>
@@ -3729,47 +4775,39 @@
           <w:sz w:val="28"/>
           <w:szCs w:val="28"/>
         </w:rPr>
-        <w:t xml:space="preserve"> and </w:t>
-      </w:r>
-      <w:r>
-        <w:rPr>
-          <w:rFonts w:asciiTheme="majorHAnsi" w:hAnsiTheme="majorHAnsi" w:cstheme="majorHAnsi"/>
-          <w:sz w:val="28"/>
-          <w:szCs w:val="28"/>
-        </w:rPr>
-        <w:t xml:space="preserve">is a </w:t>
-      </w:r>
-      <w:r>
-        <w:rPr>
-          <w:rFonts w:asciiTheme="majorHAnsi" w:hAnsiTheme="majorHAnsi" w:cstheme="majorHAnsi"/>
-          <w:sz w:val="28"/>
-          <w:szCs w:val="28"/>
-        </w:rPr>
-        <w:t>r</w:t>
-      </w:r>
-      <w:r>
-        <w:rPr>
-          <w:rFonts w:asciiTheme="majorHAnsi" w:hAnsiTheme="majorHAnsi" w:cstheme="majorHAnsi"/>
-          <w:sz w:val="28"/>
-          <w:szCs w:val="28"/>
-        </w:rPr>
-        <w:t xml:space="preserve">ocket </w:t>
-      </w:r>
-      <w:r>
-        <w:rPr>
-          <w:rFonts w:asciiTheme="majorHAnsi" w:hAnsiTheme="majorHAnsi" w:cstheme="majorHAnsi"/>
-          <w:sz w:val="28"/>
-          <w:szCs w:val="28"/>
-        </w:rPr>
-        <w:t>s</w:t>
-      </w:r>
-      <w:r>
-        <w:rPr>
-          <w:rFonts w:asciiTheme="majorHAnsi" w:hAnsiTheme="majorHAnsi" w:cstheme="majorHAnsi"/>
-          <w:sz w:val="28"/>
-          <w:szCs w:val="28"/>
-        </w:rPr>
-        <w:t>cientist</w:t>
+        <w:t xml:space="preserve"> </w:t>
+      </w:r>
+      <w:r>
+        <w:rPr>
+          <w:rFonts w:asciiTheme="majorHAnsi" w:hAnsiTheme="majorHAnsi" w:cstheme="majorHAnsi"/>
+          <w:sz w:val="28"/>
+          <w:szCs w:val="28"/>
+        </w:rPr>
+        <w:t xml:space="preserve">as </w:t>
+      </w:r>
+      <w:r>
+        <w:rPr>
+          <w:rFonts w:asciiTheme="majorHAnsi" w:hAnsiTheme="majorHAnsi" w:cstheme="majorHAnsi"/>
+          <w:sz w:val="28"/>
+          <w:szCs w:val="28"/>
+        </w:rPr>
+        <w:t xml:space="preserve">a </w:t>
+      </w:r>
+      <w:r>
+        <w:rPr>
+          <w:rFonts w:asciiTheme="majorHAnsi" w:hAnsiTheme="majorHAnsi" w:cstheme="majorHAnsi"/>
+          <w:sz w:val="28"/>
+          <w:szCs w:val="28"/>
+        </w:rPr>
+        <w:t>space</w:t>
+      </w:r>
+      <w:r>
+        <w:rPr>
+          <w:rFonts w:asciiTheme="majorHAnsi" w:hAnsiTheme="majorHAnsi" w:cstheme="majorHAnsi"/>
+          <w:sz w:val="28"/>
+          <w:szCs w:val="28"/>
+        </w:rPr>
+        <w:t xml:space="preserve"> mailman</w:t>
       </w:r>
       <w:r>
         <w:rPr>
@@ -4738,6 +5776,23 @@
           <w:szCs w:val="28"/>
         </w:rPr>
         <w:t xml:space="preserve"> (voiced by River Matthews) is a stray dog who lets everyone down but can fetch anything. They bark “force.”</w:t>
+      </w:r>
+    </w:p>
+    <w:p>
+      <w:pPr>
+        <w:rPr>
+          <w:rFonts w:asciiTheme="majorHAnsi" w:hAnsiTheme="majorHAnsi" w:cstheme="majorHAnsi"/>
+          <w:sz w:val="28"/>
+          <w:szCs w:val="28"/>
+        </w:rPr>
+      </w:pPr>
+      <w:r>
+        <w:rPr>
+          <w:rFonts w:asciiTheme="majorHAnsi" w:hAnsiTheme="majorHAnsi" w:cstheme="majorHAnsi"/>
+          <w:sz w:val="28"/>
+          <w:szCs w:val="28"/>
+        </w:rPr>
+        <w:br w:type="page"/>
       </w:r>
     </w:p>
     <w:p>
@@ -4751,8 +5806,8 @@
           <w:rFonts w:asciiTheme="majorHAnsi" w:hAnsiTheme="majorHAnsi" w:cstheme="majorHAnsi"/>
           <w:b/>
           <w:bCs/>
-          <w:sz w:val="30"/>
-          <w:szCs w:val="30"/>
+          <w:sz w:val="32"/>
+          <w:szCs w:val="32"/>
           <w:u w:val="single"/>
         </w:rPr>
       </w:pPr>
@@ -4761,129 +5816,1125 @@
           <w:rFonts w:asciiTheme="majorHAnsi" w:hAnsiTheme="majorHAnsi" w:cstheme="majorHAnsi"/>
           <w:b/>
           <w:bCs/>
-          <w:sz w:val="30"/>
-          <w:szCs w:val="30"/>
+          <w:sz w:val="32"/>
+          <w:szCs w:val="32"/>
           <w:u w:val="single"/>
         </w:rPr>
         <w:lastRenderedPageBreak/>
-        <w:t>LOGLINE</w:t>
+        <w:t>WORLD &amp; TONE</w:t>
       </w:r>
     </w:p>
     <w:p>
       <w:pPr>
-        <w:tabs>
-          <w:tab w:val="left" w:pos="5013"/>
-        </w:tabs>
-        <w:spacing w:line="240" w:lineRule="auto"/>
-        <w:rPr>
-          <w:rFonts w:asciiTheme="majorHAnsi" w:hAnsiTheme="majorHAnsi" w:cstheme="majorHAnsi"/>
-          <w:sz w:val="30"/>
-          <w:szCs w:val="30"/>
-        </w:rPr>
-      </w:pPr>
-      <w:r>
-        <w:rPr>
-          <w:rFonts w:asciiTheme="majorHAnsi" w:hAnsiTheme="majorHAnsi" w:cstheme="majorHAnsi"/>
-          <w:sz w:val="30"/>
-          <w:szCs w:val="30"/>
-        </w:rPr>
-        <w:t xml:space="preserve">In a last-ditch effort to reinvent herself, </w:t>
-      </w:r>
-      <w:r>
-        <w:rPr>
-          <w:rFonts w:asciiTheme="majorHAnsi" w:hAnsiTheme="majorHAnsi" w:cstheme="majorHAnsi"/>
-          <w:sz w:val="30"/>
-          <w:szCs w:val="30"/>
-        </w:rPr>
-        <w:t>a</w:t>
-      </w:r>
-      <w:r>
-        <w:rPr>
-          <w:rFonts w:asciiTheme="majorHAnsi" w:hAnsiTheme="majorHAnsi" w:cstheme="majorHAnsi"/>
-          <w:sz w:val="30"/>
-          <w:szCs w:val="30"/>
-        </w:rPr>
-        <w:t xml:space="preserve"> struggling educator </w:t>
-      </w:r>
-      <w:r>
-        <w:rPr>
-          <w:rFonts w:asciiTheme="majorHAnsi" w:hAnsiTheme="majorHAnsi" w:cstheme="majorHAnsi"/>
-          <w:sz w:val="30"/>
-          <w:szCs w:val="30"/>
-        </w:rPr>
-        <w:t>must win the host</w:t>
-      </w:r>
-      <w:r>
-        <w:rPr>
-          <w:rFonts w:asciiTheme="majorHAnsi" w:hAnsiTheme="majorHAnsi" w:cstheme="majorHAnsi"/>
-          <w:sz w:val="30"/>
-          <w:szCs w:val="30"/>
-        </w:rPr>
-        <w:t xml:space="preserve"> role in</w:t>
-      </w:r>
-      <w:r>
-        <w:rPr>
-          <w:rFonts w:asciiTheme="majorHAnsi" w:hAnsiTheme="majorHAnsi" w:cstheme="majorHAnsi"/>
-          <w:sz w:val="30"/>
-          <w:szCs w:val="30"/>
-        </w:rPr>
-        <w:t xml:space="preserve"> th</w:t>
-      </w:r>
-      <w:r>
-        <w:rPr>
-          <w:rFonts w:asciiTheme="majorHAnsi" w:hAnsiTheme="majorHAnsi" w:cstheme="majorHAnsi"/>
-          <w:sz w:val="30"/>
-          <w:szCs w:val="30"/>
-        </w:rPr>
-        <w:t xml:space="preserve">e beloved children’s tv </w:t>
-      </w:r>
-      <w:r>
-        <w:rPr>
-          <w:rFonts w:asciiTheme="majorHAnsi" w:hAnsiTheme="majorHAnsi" w:cstheme="majorHAnsi"/>
-          <w:sz w:val="30"/>
-          <w:szCs w:val="30"/>
-        </w:rPr>
-        <w:t>series</w:t>
-      </w:r>
-      <w:r>
-        <w:rPr>
-          <w:rFonts w:asciiTheme="majorHAnsi" w:hAnsiTheme="majorHAnsi" w:cstheme="majorHAnsi"/>
-          <w:sz w:val="30"/>
-          <w:szCs w:val="30"/>
-        </w:rPr>
-        <w:t xml:space="preserve"> </w:t>
+        <w:jc w:val="center"/>
+        <w:rPr>
+          <w:rFonts w:asciiTheme="majorHAnsi" w:hAnsiTheme="majorHAnsi" w:cstheme="majorHAnsi"/>
+          <w:sz w:val="32"/>
+          <w:szCs w:val="32"/>
+        </w:rPr>
+      </w:pPr>
+      <w:r>
+        <w:rPr>
+          <w:rFonts w:asciiTheme="majorHAnsi" w:hAnsiTheme="majorHAnsi" w:cstheme="majorHAnsi"/>
+          <w:sz w:val="32"/>
+          <w:szCs w:val="32"/>
+        </w:rPr>
+        <w:t xml:space="preserve">“It’s </w:t>
       </w:r>
       <w:r>
         <w:rPr>
           <w:rFonts w:asciiTheme="majorHAnsi" w:hAnsiTheme="majorHAnsi" w:cstheme="majorHAnsi"/>
           <w:i/>
           <w:iCs/>
-          <w:sz w:val="30"/>
-          <w:szCs w:val="30"/>
-        </w:rPr>
-        <w:t>STARPOWER!</w:t>
-      </w:r>
-      <w:r>
-        <w:rPr>
-          <w:rFonts w:asciiTheme="majorHAnsi" w:hAnsiTheme="majorHAnsi" w:cstheme="majorHAnsi"/>
-          <w:sz w:val="30"/>
-          <w:szCs w:val="30"/>
-        </w:rPr>
-        <w:t>, only to face the original host’s legacy and a public resistant to inclusivity.</w:t>
+          <w:sz w:val="32"/>
+          <w:szCs w:val="32"/>
+        </w:rPr>
+        <w:t>Blue Clues</w:t>
+      </w:r>
+      <w:r>
+        <w:rPr>
+          <w:rFonts w:asciiTheme="majorHAnsi" w:hAnsiTheme="majorHAnsi" w:cstheme="majorHAnsi"/>
+          <w:sz w:val="32"/>
+          <w:szCs w:val="32"/>
+        </w:rPr>
+        <w:t>! …for adults…” – Carissa Sky</w:t>
+      </w:r>
+      <w:r>
+        <w:rPr>
+          <w:rFonts w:asciiTheme="majorHAnsi" w:hAnsiTheme="majorHAnsi" w:cstheme="majorHAnsi"/>
+          <w:noProof/>
+          <w:sz w:val="30"/>
+          <w:szCs w:val="30"/>
+        </w:rPr>
+        <w:drawing>
+          <wp:anchor distT="0" distB="0" distL="114300" distR="114300" simplePos="0" relativeHeight="251667456" behindDoc="1" locked="0" layoutInCell="1" allowOverlap="1" wp14:anchorId="12F02122" wp14:editId="3CCFE186">
+            <wp:simplePos x="0" y="0"/>
+            <wp:positionH relativeFrom="column">
+              <wp:posOffset>2616673</wp:posOffset>
+            </wp:positionH>
+            <wp:positionV relativeFrom="paragraph">
+              <wp:posOffset>272415</wp:posOffset>
+            </wp:positionV>
+            <wp:extent cx="4251960" cy="2834640"/>
+            <wp:effectExtent l="0" t="0" r="0" b="3810"/>
+            <wp:wrapNone/>
+            <wp:docPr id="3074" name="Picture 2" descr="Blue's Clues host Steve has message for show's grown-up fans">
+              <a:extLst xmlns:a="http://schemas.openxmlformats.org/drawingml/2006/main">
+                <a:ext uri="{FF2B5EF4-FFF2-40B4-BE49-F238E27FC236}">
+                  <a16:creationId xmlns:a16="http://schemas.microsoft.com/office/drawing/2014/main" id="{F83C87C8-AB91-08D9-BAF5-07634F666D5E}"/>
+                </a:ext>
+              </a:extLst>
+            </wp:docPr>
+            <wp:cNvGraphicFramePr>
+              <a:graphicFrameLocks xmlns:a="http://schemas.openxmlformats.org/drawingml/2006/main" noChangeAspect="1"/>
+            </wp:cNvGraphicFramePr>
+            <a:graphic xmlns:a="http://schemas.openxmlformats.org/drawingml/2006/main">
+              <a:graphicData uri="http://schemas.openxmlformats.org/drawingml/2006/picture">
+                <pic:pic xmlns:pic="http://schemas.openxmlformats.org/drawingml/2006/picture">
+                  <pic:nvPicPr>
+                    <pic:cNvPr id="3074" name="Picture 2" descr="Blue's Clues host Steve has message for show's grown-up fans">
+                      <a:extLst>
+                        <a:ext uri="{FF2B5EF4-FFF2-40B4-BE49-F238E27FC236}">
+                          <a16:creationId xmlns:a16="http://schemas.microsoft.com/office/drawing/2014/main" id="{F83C87C8-AB91-08D9-BAF5-07634F666D5E}"/>
+                        </a:ext>
+                      </a:extLst>
+                    </pic:cNvPr>
+                    <pic:cNvPicPr>
+                      <a:picLocks noChangeAspect="1" noChangeArrowheads="1"/>
+                    </pic:cNvPicPr>
+                  </pic:nvPicPr>
+                  <pic:blipFill>
+                    <a:blip r:embed="rId20" cstate="print">
+                      <a:extLst>
+                        <a:ext uri="{28A0092B-C50C-407E-A947-70E740481C1C}">
+                          <a14:useLocalDpi xmlns:a14="http://schemas.microsoft.com/office/drawing/2010/main" val="0"/>
+                        </a:ext>
+                      </a:extLst>
+                    </a:blip>
+                    <a:srcRect/>
+                    <a:stretch>
+                      <a:fillRect/>
+                    </a:stretch>
+                  </pic:blipFill>
+                  <pic:spPr bwMode="auto">
+                    <a:xfrm>
+                      <a:off x="0" y="0"/>
+                      <a:ext cx="4251960" cy="2834640"/>
+                    </a:xfrm>
+                    <a:prstGeom prst="rect">
+                      <a:avLst/>
+                    </a:prstGeom>
+                    <a:noFill/>
+                  </pic:spPr>
+                </pic:pic>
+              </a:graphicData>
+            </a:graphic>
+            <wp14:sizeRelH relativeFrom="margin">
+              <wp14:pctWidth>0</wp14:pctWidth>
+            </wp14:sizeRelH>
+            <wp14:sizeRelV relativeFrom="margin">
+              <wp14:pctHeight>0</wp14:pctHeight>
+            </wp14:sizeRelV>
+          </wp:anchor>
+        </w:drawing>
+      </w:r>
+      <w:r>
+        <w:rPr>
+          <w:rFonts w:asciiTheme="majorHAnsi" w:hAnsiTheme="majorHAnsi" w:cstheme="majorHAnsi"/>
+          <w:noProof/>
+          <w:sz w:val="30"/>
+          <w:szCs w:val="30"/>
+        </w:rPr>
+        <w:drawing>
+          <wp:anchor distT="0" distB="0" distL="114300" distR="114300" simplePos="0" relativeHeight="251668480" behindDoc="1" locked="0" layoutInCell="1" allowOverlap="1" wp14:anchorId="6678D9CF" wp14:editId="0AE55133">
+            <wp:simplePos x="0" y="0"/>
+            <wp:positionH relativeFrom="column">
+              <wp:posOffset>-905510</wp:posOffset>
+            </wp:positionH>
+            <wp:positionV relativeFrom="paragraph">
+              <wp:posOffset>274320</wp:posOffset>
+            </wp:positionV>
+            <wp:extent cx="3520440" cy="2834640"/>
+            <wp:effectExtent l="0" t="0" r="3810" b="3810"/>
+            <wp:wrapNone/>
+            <wp:docPr id="4" name="Picture 3">
+              <a:extLst xmlns:a="http://schemas.openxmlformats.org/drawingml/2006/main">
+                <a:ext uri="{FF2B5EF4-FFF2-40B4-BE49-F238E27FC236}">
+                  <a16:creationId xmlns:a16="http://schemas.microsoft.com/office/drawing/2014/main" id="{6B0232D4-BB2D-810E-6290-1A02DEFBCBC2}"/>
+                </a:ext>
+              </a:extLst>
+            </wp:docPr>
+            <wp:cNvGraphicFramePr>
+              <a:graphicFrameLocks xmlns:a="http://schemas.openxmlformats.org/drawingml/2006/main" noChangeAspect="1"/>
+            </wp:cNvGraphicFramePr>
+            <a:graphic xmlns:a="http://schemas.openxmlformats.org/drawingml/2006/main">
+              <a:graphicData uri="http://schemas.openxmlformats.org/drawingml/2006/picture">
+                <pic:pic xmlns:pic="http://schemas.openxmlformats.org/drawingml/2006/picture">
+                  <pic:nvPicPr>
+                    <pic:cNvPr id="4" name="Picture 3">
+                      <a:extLst>
+                        <a:ext uri="{FF2B5EF4-FFF2-40B4-BE49-F238E27FC236}">
+                          <a16:creationId xmlns:a16="http://schemas.microsoft.com/office/drawing/2014/main" id="{6B0232D4-BB2D-810E-6290-1A02DEFBCBC2}"/>
+                        </a:ext>
+                      </a:extLst>
+                    </pic:cNvPr>
+                    <pic:cNvPicPr>
+                      <a:picLocks noChangeAspect="1"/>
+                    </pic:cNvPicPr>
+                  </pic:nvPicPr>
+                  <pic:blipFill>
+                    <a:blip r:embed="rId21"/>
+                    <a:stretch>
+                      <a:fillRect/>
+                    </a:stretch>
+                  </pic:blipFill>
+                  <pic:spPr>
+                    <a:xfrm>
+                      <a:off x="0" y="0"/>
+                      <a:ext cx="3520440" cy="2834640"/>
+                    </a:xfrm>
+                    <a:prstGeom prst="rect">
+                      <a:avLst/>
+                    </a:prstGeom>
+                  </pic:spPr>
+                </pic:pic>
+              </a:graphicData>
+            </a:graphic>
+            <wp14:sizeRelH relativeFrom="margin">
+              <wp14:pctWidth>0</wp14:pctWidth>
+            </wp14:sizeRelH>
+            <wp14:sizeRelV relativeFrom="margin">
+              <wp14:pctHeight>0</wp14:pctHeight>
+            </wp14:sizeRelV>
+          </wp:anchor>
+        </w:drawing>
       </w:r>
     </w:p>
     <w:p>
       <w:pPr>
-        <w:tabs>
-          <w:tab w:val="left" w:pos="5013"/>
-        </w:tabs>
-        <w:spacing w:line="240" w:lineRule="auto"/>
-        <w:rPr>
-          <w:rFonts w:asciiTheme="majorHAnsi" w:hAnsiTheme="majorHAnsi" w:cstheme="majorHAnsi"/>
-          <w:sz w:val="30"/>
-          <w:szCs w:val="30"/>
-        </w:rPr>
-      </w:pPr>
+        <w:rPr>
+          <w:rFonts w:asciiTheme="majorHAnsi" w:hAnsiTheme="majorHAnsi" w:cstheme="majorHAnsi"/>
+          <w:sz w:val="30"/>
+          <w:szCs w:val="30"/>
+        </w:rPr>
+      </w:pPr>
+    </w:p>
+    <w:p>
+      <w:pPr>
+        <w:rPr>
+          <w:rFonts w:asciiTheme="majorHAnsi" w:hAnsiTheme="majorHAnsi" w:cstheme="majorHAnsi"/>
+          <w:sz w:val="30"/>
+          <w:szCs w:val="30"/>
+        </w:rPr>
+      </w:pPr>
+    </w:p>
+    <w:p>
+      <w:pPr>
+        <w:rPr>
+          <w:rFonts w:asciiTheme="majorHAnsi" w:hAnsiTheme="majorHAnsi" w:cstheme="majorHAnsi"/>
+          <w:sz w:val="30"/>
+          <w:szCs w:val="30"/>
+        </w:rPr>
+      </w:pPr>
+    </w:p>
+    <w:p>
+      <w:pPr>
+        <w:jc w:val="center"/>
+        <w:rPr>
+          <w:rFonts w:asciiTheme="majorHAnsi" w:hAnsiTheme="majorHAnsi" w:cstheme="majorHAnsi"/>
+          <w:sz w:val="32"/>
+          <w:szCs w:val="32"/>
+        </w:rPr>
+      </w:pPr>
+      <w:r>
+        <w:rPr>
+          <w:rFonts w:asciiTheme="majorHAnsi" w:hAnsiTheme="majorHAnsi" w:cstheme="majorHAnsi"/>
+          <w:sz w:val="32"/>
+          <w:szCs w:val="32"/>
+          <w:highlight w:val="yellow"/>
+        </w:rPr>
+        <w:t xml:space="preserve">Children’s programming device: fourth wall breaks for viewers to respond </w:t>
+      </w:r>
+      <w:r>
+        <w:rPr>
+          <w:rFonts w:asciiTheme="majorHAnsi" w:hAnsiTheme="majorHAnsi" w:cstheme="majorHAnsi"/>
+          <w:sz w:val="32"/>
+          <w:szCs w:val="32"/>
+          <w:highlight w:val="yellow"/>
+        </w:rPr>
+        <w:t>to</w:t>
+      </w:r>
+      <w:r>
+        <w:rPr>
+          <w:rFonts w:asciiTheme="majorHAnsi" w:hAnsiTheme="majorHAnsi" w:cstheme="majorHAnsi"/>
+          <w:sz w:val="32"/>
+          <w:szCs w:val="32"/>
+          <w:highlight w:val="yellow"/>
+        </w:rPr>
+        <w:t xml:space="preserve"> adult question</w:t>
+      </w:r>
+      <w:r>
+        <w:rPr>
+          <w:rFonts w:asciiTheme="majorHAnsi" w:hAnsiTheme="majorHAnsi" w:cstheme="majorHAnsi"/>
+          <w:sz w:val="32"/>
+          <w:szCs w:val="32"/>
+          <w:highlight w:val="yellow"/>
+        </w:rPr>
+        <w:t>s…</w:t>
+      </w:r>
+    </w:p>
+    <w:p>
+      <w:pPr>
+        <w:rPr>
+          <w:rFonts w:asciiTheme="majorHAnsi" w:hAnsiTheme="majorHAnsi" w:cstheme="majorHAnsi"/>
+          <w:sz w:val="30"/>
+          <w:szCs w:val="30"/>
+        </w:rPr>
+      </w:pPr>
+    </w:p>
+    <w:p>
+      <w:pPr>
+        <w:rPr>
+          <w:rFonts w:asciiTheme="majorHAnsi" w:hAnsiTheme="majorHAnsi" w:cstheme="majorHAnsi"/>
+          <w:sz w:val="30"/>
+          <w:szCs w:val="30"/>
+        </w:rPr>
+      </w:pPr>
+      <w:r>
+        <w:rPr>
+          <w:rFonts w:asciiTheme="majorHAnsi" w:hAnsiTheme="majorHAnsi" w:cstheme="majorHAnsi"/>
+          <w:noProof/>
+          <w:sz w:val="30"/>
+          <w:szCs w:val="30"/>
+        </w:rPr>
+        <w:drawing>
+          <wp:anchor distT="0" distB="0" distL="114300" distR="114300" simplePos="0" relativeHeight="251656189" behindDoc="1" locked="0" layoutInCell="1" allowOverlap="1" wp14:anchorId="0ECB8B9B" wp14:editId="4B7EFFEF">
+            <wp:simplePos x="0" y="0"/>
+            <wp:positionH relativeFrom="margin">
+              <wp:posOffset>2827655</wp:posOffset>
+            </wp:positionH>
+            <wp:positionV relativeFrom="paragraph">
+              <wp:posOffset>225425</wp:posOffset>
+            </wp:positionV>
+            <wp:extent cx="4011295" cy="2392045"/>
+            <wp:effectExtent l="0" t="0" r="8255" b="8255"/>
+            <wp:wrapNone/>
+            <wp:docPr id="3080" name="Picture 8" descr="r/SuccessionTV - Me, still processing the imminent end of Succession 3 days after the news">
+              <a:extLst xmlns:a="http://schemas.openxmlformats.org/drawingml/2006/main">
+                <a:ext uri="{FF2B5EF4-FFF2-40B4-BE49-F238E27FC236}">
+                  <a16:creationId xmlns:a16="http://schemas.microsoft.com/office/drawing/2014/main" id="{309C1415-7B97-DBB0-01C2-29A2BA9F8E34}"/>
+                </a:ext>
+              </a:extLst>
+            </wp:docPr>
+            <wp:cNvGraphicFramePr>
+              <a:graphicFrameLocks xmlns:a="http://schemas.openxmlformats.org/drawingml/2006/main" noChangeAspect="1"/>
+            </wp:cNvGraphicFramePr>
+            <a:graphic xmlns:a="http://schemas.openxmlformats.org/drawingml/2006/main">
+              <a:graphicData uri="http://schemas.openxmlformats.org/drawingml/2006/picture">
+                <pic:pic xmlns:pic="http://schemas.openxmlformats.org/drawingml/2006/picture">
+                  <pic:nvPicPr>
+                    <pic:cNvPr id="3080" name="Picture 8" descr="r/SuccessionTV - Me, still processing the imminent end of Succession 3 days after the news">
+                      <a:extLst>
+                        <a:ext uri="{FF2B5EF4-FFF2-40B4-BE49-F238E27FC236}">
+                          <a16:creationId xmlns:a16="http://schemas.microsoft.com/office/drawing/2014/main" id="{309C1415-7B97-DBB0-01C2-29A2BA9F8E34}"/>
+                        </a:ext>
+                      </a:extLst>
+                    </pic:cNvPr>
+                    <pic:cNvPicPr>
+                      <a:picLocks noChangeAspect="1" noChangeArrowheads="1"/>
+                    </pic:cNvPicPr>
+                  </pic:nvPicPr>
+                  <pic:blipFill rotWithShape="1">
+                    <a:blip r:embed="rId22" cstate="print">
+                      <a:extLst>
+                        <a:ext uri="{28A0092B-C50C-407E-A947-70E740481C1C}">
+                          <a14:useLocalDpi xmlns:a14="http://schemas.microsoft.com/office/drawing/2010/main" val="0"/>
+                        </a:ext>
+                      </a:extLst>
+                    </a:blip>
+                    <a:srcRect t="65330"/>
+                    <a:stretch>
+                      <a:fillRect/>
+                    </a:stretch>
+                  </pic:blipFill>
+                  <pic:spPr bwMode="auto">
+                    <a:xfrm>
+                      <a:off x="0" y="0"/>
+                      <a:ext cx="4011295" cy="2392045"/>
+                    </a:xfrm>
+                    <a:prstGeom prst="rect">
+                      <a:avLst/>
+                    </a:prstGeom>
+                    <a:noFill/>
+                    <a:ln>
+                      <a:noFill/>
+                    </a:ln>
+                    <a:extLst>
+                      <a:ext uri="{53640926-AAD7-44D8-BBD7-CCE9431645EC}">
+                        <a14:shadowObscured xmlns:a14="http://schemas.microsoft.com/office/drawing/2010/main"/>
+                      </a:ext>
+                    </a:extLst>
+                  </pic:spPr>
+                </pic:pic>
+              </a:graphicData>
+            </a:graphic>
+            <wp14:sizeRelH relativeFrom="margin">
+              <wp14:pctWidth>0</wp14:pctWidth>
+            </wp14:sizeRelH>
+            <wp14:sizeRelV relativeFrom="margin">
+              <wp14:pctHeight>0</wp14:pctHeight>
+            </wp14:sizeRelV>
+          </wp:anchor>
+        </w:drawing>
+      </w:r>
+      <w:r>
+        <w:rPr>
+          <w:rFonts w:asciiTheme="majorHAnsi" w:hAnsiTheme="majorHAnsi" w:cstheme="majorHAnsi"/>
+          <w:noProof/>
+          <w:sz w:val="30"/>
+          <w:szCs w:val="30"/>
+        </w:rPr>
+        <w:drawing>
+          <wp:anchor distT="0" distB="0" distL="114300" distR="114300" simplePos="0" relativeHeight="251655164" behindDoc="1" locked="0" layoutInCell="1" allowOverlap="1" wp14:anchorId="5BFF6F6D" wp14:editId="43A9BF35">
+            <wp:simplePos x="0" y="0"/>
+            <wp:positionH relativeFrom="column">
+              <wp:posOffset>-915035</wp:posOffset>
+            </wp:positionH>
+            <wp:positionV relativeFrom="paragraph">
+              <wp:posOffset>162398</wp:posOffset>
+            </wp:positionV>
+            <wp:extent cx="3886200" cy="2459355"/>
+            <wp:effectExtent l="0" t="0" r="0" b="0"/>
+            <wp:wrapNone/>
+            <wp:docPr id="3078" name="Picture 6" descr="Behind-The-Scenes Photos Capture Fred Rogers In The '70s And '80s | 90.5  WESA">
+              <a:extLst xmlns:a="http://schemas.openxmlformats.org/drawingml/2006/main">
+                <a:ext uri="{FF2B5EF4-FFF2-40B4-BE49-F238E27FC236}">
+                  <a16:creationId xmlns:a16="http://schemas.microsoft.com/office/drawing/2014/main" id="{3832C369-3D14-D8A1-763F-E2055E0777EA}"/>
+                </a:ext>
+              </a:extLst>
+            </wp:docPr>
+            <wp:cNvGraphicFramePr>
+              <a:graphicFrameLocks xmlns:a="http://schemas.openxmlformats.org/drawingml/2006/main" noChangeAspect="1"/>
+            </wp:cNvGraphicFramePr>
+            <a:graphic xmlns:a="http://schemas.openxmlformats.org/drawingml/2006/main">
+              <a:graphicData uri="http://schemas.openxmlformats.org/drawingml/2006/picture">
+                <pic:pic xmlns:pic="http://schemas.openxmlformats.org/drawingml/2006/picture">
+                  <pic:nvPicPr>
+                    <pic:cNvPr id="3078" name="Picture 6" descr="Behind-The-Scenes Photos Capture Fred Rogers In The '70s And '80s | 90.5  WESA">
+                      <a:extLst>
+                        <a:ext uri="{FF2B5EF4-FFF2-40B4-BE49-F238E27FC236}">
+                          <a16:creationId xmlns:a16="http://schemas.microsoft.com/office/drawing/2014/main" id="{3832C369-3D14-D8A1-763F-E2055E0777EA}"/>
+                        </a:ext>
+                      </a:extLst>
+                    </pic:cNvPr>
+                    <pic:cNvPicPr>
+                      <a:picLocks noChangeAspect="1" noChangeArrowheads="1"/>
+                    </pic:cNvPicPr>
+                  </pic:nvPicPr>
+                  <pic:blipFill rotWithShape="1">
+                    <a:blip r:embed="rId23" cstate="print">
+                      <a:extLst>
+                        <a:ext uri="{28A0092B-C50C-407E-A947-70E740481C1C}">
+                          <a14:useLocalDpi xmlns:a14="http://schemas.microsoft.com/office/drawing/2010/main" val="0"/>
+                        </a:ext>
+                      </a:extLst>
+                    </a:blip>
+                    <a:srcRect l="1766" r="1287"/>
+                    <a:stretch>
+                      <a:fillRect/>
+                    </a:stretch>
+                  </pic:blipFill>
+                  <pic:spPr bwMode="auto">
+                    <a:xfrm>
+                      <a:off x="0" y="0"/>
+                      <a:ext cx="3886200" cy="2459355"/>
+                    </a:xfrm>
+                    <a:prstGeom prst="rect">
+                      <a:avLst/>
+                    </a:prstGeom>
+                    <a:noFill/>
+                  </pic:spPr>
+                </pic:pic>
+              </a:graphicData>
+            </a:graphic>
+            <wp14:sizeRelH relativeFrom="margin">
+              <wp14:pctWidth>0</wp14:pctWidth>
+            </wp14:sizeRelH>
+            <wp14:sizeRelV relativeFrom="margin">
+              <wp14:pctHeight>0</wp14:pctHeight>
+            </wp14:sizeRelV>
+          </wp:anchor>
+        </w:drawing>
+      </w:r>
+    </w:p>
+    <w:p>
+      <w:pPr>
+        <w:rPr>
+          <w:rFonts w:asciiTheme="majorHAnsi" w:hAnsiTheme="majorHAnsi" w:cstheme="majorHAnsi"/>
+          <w:sz w:val="30"/>
+          <w:szCs w:val="30"/>
+        </w:rPr>
+      </w:pPr>
+    </w:p>
+    <w:p>
+      <w:pPr>
+        <w:rPr>
+          <w:rFonts w:asciiTheme="majorHAnsi" w:hAnsiTheme="majorHAnsi" w:cstheme="majorHAnsi"/>
+          <w:sz w:val="30"/>
+          <w:szCs w:val="30"/>
+        </w:rPr>
+      </w:pPr>
+    </w:p>
+    <w:p>
+      <w:pPr>
+        <w:rPr>
+          <w:rFonts w:asciiTheme="majorHAnsi" w:hAnsiTheme="majorHAnsi" w:cstheme="majorHAnsi"/>
+          <w:sz w:val="30"/>
+          <w:szCs w:val="30"/>
+        </w:rPr>
+      </w:pPr>
+    </w:p>
+    <w:p>
+      <w:pPr>
+        <w:rPr>
+          <w:rFonts w:asciiTheme="majorHAnsi" w:hAnsiTheme="majorHAnsi" w:cstheme="majorHAnsi"/>
+          <w:sz w:val="30"/>
+          <w:szCs w:val="30"/>
+        </w:rPr>
+      </w:pPr>
+    </w:p>
+    <w:p>
+      <w:pPr>
+        <w:rPr>
+          <w:rFonts w:asciiTheme="majorHAnsi" w:hAnsiTheme="majorHAnsi" w:cstheme="majorHAnsi"/>
+          <w:sz w:val="30"/>
+          <w:szCs w:val="30"/>
+        </w:rPr>
+      </w:pPr>
+    </w:p>
+    <w:tbl>
+      <w:tblPr>
+        <w:tblStyle w:val="TableGrid"/>
+        <w:tblW w:w="0" w:type="auto"/>
+        <w:tblBorders>
+          <w:top w:val="none" w:sz="0" w:space="0" w:color="auto"/>
+          <w:left w:val="none" w:sz="0" w:space="0" w:color="auto"/>
+          <w:bottom w:val="none" w:sz="0" w:space="0" w:color="auto"/>
+          <w:right w:val="none" w:sz="0" w:space="0" w:color="auto"/>
+          <w:insideH w:val="none" w:sz="0" w:space="0" w:color="auto"/>
+          <w:insideV w:val="none" w:sz="0" w:space="0" w:color="auto"/>
+        </w:tblBorders>
+        <w:tblLook w:val="04A0" w:firstRow="1" w:lastRow="0" w:firstColumn="1" w:lastColumn="0" w:noHBand="0" w:noVBand="1"/>
+      </w:tblPr>
+      <w:tblGrid>
+        <w:gridCol w:w="4675"/>
+        <w:gridCol w:w="4675"/>
+      </w:tblGrid>
+      <w:tr>
+        <w:tc>
+          <w:tcPr>
+            <w:tcW w:w="4675" w:type="dxa"/>
+          </w:tcPr>
+          <w:p>
+            <w:pPr>
+              <w:rPr>
+                <w:rFonts w:asciiTheme="majorHAnsi" w:hAnsiTheme="majorHAnsi" w:cstheme="majorHAnsi"/>
+                <w:sz w:val="32"/>
+                <w:szCs w:val="32"/>
+                <w:highlight w:val="yellow"/>
+              </w:rPr>
+            </w:pPr>
+            <w:r>
+              <w:rPr>
+                <w:rFonts w:asciiTheme="majorHAnsi" w:hAnsiTheme="majorHAnsi" w:cstheme="majorHAnsi"/>
+                <w:sz w:val="32"/>
+                <w:szCs w:val="32"/>
+                <w:highlight w:val="yellow"/>
+              </w:rPr>
+              <w:t>Fantastical world</w:t>
+            </w:r>
+            <w:r>
+              <w:rPr>
+                <w:rFonts w:asciiTheme="majorHAnsi" w:hAnsiTheme="majorHAnsi" w:cstheme="majorHAnsi"/>
+                <w:sz w:val="32"/>
+                <w:szCs w:val="32"/>
+                <w:highlight w:val="yellow"/>
+              </w:rPr>
+              <w:t xml:space="preserve"> of science</w:t>
+            </w:r>
+            <w:r>
+              <w:rPr>
+                <w:rFonts w:asciiTheme="majorHAnsi" w:hAnsiTheme="majorHAnsi" w:cstheme="majorHAnsi"/>
+                <w:sz w:val="32"/>
+                <w:szCs w:val="32"/>
+                <w:highlight w:val="yellow"/>
+              </w:rPr>
+              <w:t xml:space="preserve"> </w:t>
+            </w:r>
+            <w:r>
+              <w:rPr>
+                <w:rFonts w:asciiTheme="majorHAnsi" w:hAnsiTheme="majorHAnsi" w:cstheme="majorHAnsi"/>
+                <w:sz w:val="32"/>
+                <w:szCs w:val="32"/>
+                <w:highlight w:val="yellow"/>
+              </w:rPr>
+              <w:br/>
+            </w:r>
+            <w:r>
+              <w:rPr>
+                <w:rFonts w:asciiTheme="majorHAnsi" w:hAnsiTheme="majorHAnsi" w:cstheme="majorHAnsi"/>
+                <w:sz w:val="32"/>
+                <w:szCs w:val="32"/>
+                <w:highlight w:val="yellow"/>
+              </w:rPr>
+              <w:t>on Stardust + StarPower!</w:t>
+            </w:r>
+            <w:r>
+              <w:rPr>
+                <w:rFonts w:asciiTheme="majorHAnsi" w:hAnsiTheme="majorHAnsi" w:cstheme="majorHAnsi"/>
+                <w:sz w:val="32"/>
+                <w:szCs w:val="32"/>
+                <w:highlight w:val="yellow"/>
+              </w:rPr>
+              <w:t xml:space="preserve"> se</w:t>
+            </w:r>
+            <w:r>
+              <w:rPr>
+                <w:rFonts w:asciiTheme="majorHAnsi" w:hAnsiTheme="majorHAnsi" w:cstheme="majorHAnsi"/>
+                <w:sz w:val="32"/>
+                <w:szCs w:val="32"/>
+                <w:highlight w:val="yellow"/>
+              </w:rPr>
+              <w:t>t…</w:t>
+            </w:r>
+          </w:p>
+        </w:tc>
+        <w:tc>
+          <w:tcPr>
+            <w:tcW w:w="4675" w:type="dxa"/>
+          </w:tcPr>
+          <w:p>
+            <w:pPr>
+              <w:rPr>
+                <w:rFonts w:asciiTheme="majorHAnsi" w:hAnsiTheme="majorHAnsi" w:cstheme="majorHAnsi"/>
+                <w:sz w:val="32"/>
+                <w:szCs w:val="32"/>
+                <w:highlight w:val="yellow"/>
+              </w:rPr>
+            </w:pPr>
+            <w:r>
+              <w:rPr>
+                <w:rFonts w:asciiTheme="majorHAnsi" w:hAnsiTheme="majorHAnsi" w:cstheme="majorHAnsi"/>
+                <w:sz w:val="32"/>
+                <w:szCs w:val="32"/>
+              </w:rPr>
+              <w:drawing>
+                <wp:anchor distT="0" distB="0" distL="114300" distR="114300" simplePos="0" relativeHeight="251670528" behindDoc="1" locked="0" layoutInCell="1" allowOverlap="1" wp14:anchorId="1D9B7E3E" wp14:editId="064E317F">
+                  <wp:simplePos x="0" y="0"/>
+                  <wp:positionH relativeFrom="page">
+                    <wp:posOffset>1311275</wp:posOffset>
+                  </wp:positionH>
+                  <wp:positionV relativeFrom="paragraph">
+                    <wp:posOffset>499110</wp:posOffset>
+                  </wp:positionV>
+                  <wp:extent cx="2578100" cy="3749040"/>
+                  <wp:effectExtent l="0" t="0" r="0" b="3810"/>
+                  <wp:wrapNone/>
+                  <wp:docPr id="2" name="Picture 1">
+                    <a:extLst xmlns:a="http://schemas.openxmlformats.org/drawingml/2006/main">
+                      <a:ext uri="{FF2B5EF4-FFF2-40B4-BE49-F238E27FC236}">
+                        <a16:creationId xmlns:a16="http://schemas.microsoft.com/office/drawing/2014/main" id="{283B6889-93F9-BD5F-883E-6179316FC308}"/>
+                      </a:ext>
+                    </a:extLst>
+                  </wp:docPr>
+                  <wp:cNvGraphicFramePr>
+                    <a:graphicFrameLocks xmlns:a="http://schemas.openxmlformats.org/drawingml/2006/main" noChangeAspect="1"/>
+                  </wp:cNvGraphicFramePr>
+                  <a:graphic xmlns:a="http://schemas.openxmlformats.org/drawingml/2006/main">
+                    <a:graphicData uri="http://schemas.openxmlformats.org/drawingml/2006/picture">
+                      <pic:pic xmlns:pic="http://schemas.openxmlformats.org/drawingml/2006/picture">
+                        <pic:nvPicPr>
+                          <pic:cNvPr id="2" name="Picture 1">
+                            <a:extLst>
+                              <a:ext uri="{FF2B5EF4-FFF2-40B4-BE49-F238E27FC236}">
+                                <a16:creationId xmlns:a16="http://schemas.microsoft.com/office/drawing/2014/main" id="{283B6889-93F9-BD5F-883E-6179316FC308}"/>
+                              </a:ext>
+                            </a:extLst>
+                          </pic:cNvPr>
+                          <pic:cNvPicPr>
+                            <a:picLocks noChangeAspect="1"/>
+                          </pic:cNvPicPr>
+                        </pic:nvPicPr>
+                        <pic:blipFill>
+                          <a:blip r:embed="rId24" cstate="print">
+                            <a:extLst>
+                              <a:ext uri="{28A0092B-C50C-407E-A947-70E740481C1C}">
+                                <a14:useLocalDpi xmlns:a14="http://schemas.microsoft.com/office/drawing/2010/main" val="0"/>
+                              </a:ext>
+                            </a:extLst>
+                          </a:blip>
+                          <a:srcRect t="977" b="977"/>
+                          <a:stretch/>
+                        </pic:blipFill>
+                        <pic:spPr>
+                          <a:xfrm>
+                            <a:off x="0" y="0"/>
+                            <a:ext cx="2578100" cy="3749040"/>
+                          </a:xfrm>
+                          <a:prstGeom prst="rect">
+                            <a:avLst/>
+                          </a:prstGeom>
+                        </pic:spPr>
+                      </pic:pic>
+                    </a:graphicData>
+                  </a:graphic>
+                  <wp14:sizeRelH relativeFrom="margin">
+                    <wp14:pctWidth>0</wp14:pctWidth>
+                  </wp14:sizeRelH>
+                  <wp14:sizeRelV relativeFrom="margin">
+                    <wp14:pctHeight>0</wp14:pctHeight>
+                  </wp14:sizeRelV>
+                </wp:anchor>
+              </w:drawing>
+            </w:r>
+            <w:r>
+              <w:rPr>
+                <w:rFonts w:asciiTheme="majorHAnsi" w:hAnsiTheme="majorHAnsi" w:cstheme="majorHAnsi"/>
+                <w:sz w:val="32"/>
+                <w:szCs w:val="32"/>
+                <w:highlight w:val="yellow"/>
+              </w:rPr>
+              <w:t>Miserable</w:t>
+            </w:r>
+            <w:r>
+              <w:rPr>
+                <w:rFonts w:asciiTheme="majorHAnsi" w:hAnsiTheme="majorHAnsi" w:cstheme="majorHAnsi"/>
+                <w:sz w:val="32"/>
+                <w:szCs w:val="32"/>
+                <w:highlight w:val="yellow"/>
+              </w:rPr>
+              <w:t xml:space="preserve"> reality</w:t>
+            </w:r>
+            <w:r>
+              <w:rPr>
+                <w:rFonts w:asciiTheme="majorHAnsi" w:hAnsiTheme="majorHAnsi" w:cstheme="majorHAnsi"/>
+                <w:sz w:val="32"/>
+                <w:szCs w:val="32"/>
+                <w:highlight w:val="yellow"/>
+              </w:rPr>
+              <w:t xml:space="preserve"> of adulthood</w:t>
+            </w:r>
+            <w:r>
+              <w:rPr>
+                <w:rFonts w:asciiTheme="majorHAnsi" w:hAnsiTheme="majorHAnsi" w:cstheme="majorHAnsi"/>
+                <w:sz w:val="32"/>
+                <w:szCs w:val="32"/>
+                <w:highlight w:val="yellow"/>
+              </w:rPr>
+              <w:t xml:space="preserve"> </w:t>
+            </w:r>
+            <w:r>
+              <w:rPr>
+                <w:rFonts w:asciiTheme="majorHAnsi" w:hAnsiTheme="majorHAnsi" w:cstheme="majorHAnsi"/>
+                <w:sz w:val="32"/>
+                <w:szCs w:val="32"/>
+                <w:highlight w:val="yellow"/>
+              </w:rPr>
+              <w:br/>
+            </w:r>
+            <w:r>
+              <w:rPr>
+                <w:rFonts w:asciiTheme="majorHAnsi" w:hAnsiTheme="majorHAnsi" w:cstheme="majorHAnsi"/>
+                <w:sz w:val="32"/>
+                <w:szCs w:val="32"/>
+                <w:highlight w:val="yellow"/>
+              </w:rPr>
+              <w:t>for the rest…</w:t>
+            </w:r>
+            <w:r>
+              <w:rPr>
+                <w:rFonts w:asciiTheme="majorHAnsi" w:hAnsiTheme="majorHAnsi" w:cstheme="majorHAnsi"/>
+                <w:sz w:val="32"/>
+                <w:szCs w:val="32"/>
+                <w:highlight w:val="yellow"/>
+              </w:rPr>
+              <w:br w:type="page"/>
+            </w:r>
+          </w:p>
+        </w:tc>
+      </w:tr>
+    </w:tbl>
+    <w:p>
+      <w:pPr>
+        <w:rPr>
+          <w:rFonts w:asciiTheme="majorHAnsi" w:hAnsiTheme="majorHAnsi" w:cstheme="majorHAnsi"/>
+          <w:sz w:val="32"/>
+          <w:szCs w:val="32"/>
+        </w:rPr>
+      </w:pPr>
+      <w:r>
+        <w:rPr>
+          <w:rFonts w:asciiTheme="majorHAnsi" w:hAnsiTheme="majorHAnsi" w:cstheme="majorHAnsi"/>
+          <w:sz w:val="32"/>
+          <w:szCs w:val="32"/>
+        </w:rPr>
+        <w:drawing>
+          <wp:anchor distT="0" distB="0" distL="114300" distR="114300" simplePos="0" relativeHeight="251654139" behindDoc="1" locked="0" layoutInCell="1" allowOverlap="1" wp14:anchorId="03F06522" wp14:editId="3AA2A401">
+            <wp:simplePos x="0" y="0"/>
+            <wp:positionH relativeFrom="margin">
+              <wp:posOffset>1457325</wp:posOffset>
+            </wp:positionH>
+            <wp:positionV relativeFrom="paragraph">
+              <wp:posOffset>12065</wp:posOffset>
+            </wp:positionV>
+            <wp:extent cx="3026410" cy="3749040"/>
+            <wp:effectExtent l="0" t="0" r="2540" b="3810"/>
+            <wp:wrapNone/>
+            <wp:docPr id="1009660207" name="Picture 5">
+              <a:extLst xmlns:a="http://schemas.openxmlformats.org/drawingml/2006/main">
+                <a:ext uri="{FF2B5EF4-FFF2-40B4-BE49-F238E27FC236}">
+                  <a16:creationId xmlns:a16="http://schemas.microsoft.com/office/drawing/2014/main" id="{DB42DAFE-D7B1-188D-F586-3F0C48D47198}"/>
+                </a:ext>
+              </a:extLst>
+            </wp:docPr>
+            <wp:cNvGraphicFramePr>
+              <a:graphicFrameLocks xmlns:a="http://schemas.openxmlformats.org/drawingml/2006/main" noChangeAspect="1"/>
+            </wp:cNvGraphicFramePr>
+            <a:graphic xmlns:a="http://schemas.openxmlformats.org/drawingml/2006/main">
+              <a:graphicData uri="http://schemas.openxmlformats.org/drawingml/2006/picture">
+                <pic:pic xmlns:pic="http://schemas.openxmlformats.org/drawingml/2006/picture">
+                  <pic:nvPicPr>
+                    <pic:cNvPr id="6" name="Picture 5">
+                      <a:extLst>
+                        <a:ext uri="{FF2B5EF4-FFF2-40B4-BE49-F238E27FC236}">
+                          <a16:creationId xmlns:a16="http://schemas.microsoft.com/office/drawing/2014/main" id="{DB42DAFE-D7B1-188D-F586-3F0C48D47198}"/>
+                        </a:ext>
+                      </a:extLst>
+                    </pic:cNvPr>
+                    <pic:cNvPicPr>
+                      <a:picLocks noChangeAspect="1"/>
+                    </pic:cNvPicPr>
+                  </pic:nvPicPr>
+                  <pic:blipFill>
+                    <a:blip r:embed="rId25" cstate="print">
+                      <a:extLst>
+                        <a:ext uri="{28A0092B-C50C-407E-A947-70E740481C1C}">
+                          <a14:useLocalDpi xmlns:a14="http://schemas.microsoft.com/office/drawing/2010/main" val="0"/>
+                        </a:ext>
+                      </a:extLst>
+                    </a:blip>
+                    <a:stretch>
+                      <a:fillRect/>
+                    </a:stretch>
+                  </pic:blipFill>
+                  <pic:spPr>
+                    <a:xfrm>
+                      <a:off x="0" y="0"/>
+                      <a:ext cx="3026410" cy="3749040"/>
+                    </a:xfrm>
+                    <a:prstGeom prst="rect">
+                      <a:avLst/>
+                    </a:prstGeom>
+                  </pic:spPr>
+                </pic:pic>
+              </a:graphicData>
+            </a:graphic>
+            <wp14:sizeRelH relativeFrom="margin">
+              <wp14:pctWidth>0</wp14:pctWidth>
+            </wp14:sizeRelH>
+            <wp14:sizeRelV relativeFrom="margin">
+              <wp14:pctHeight>0</wp14:pctHeight>
+            </wp14:sizeRelV>
+          </wp:anchor>
+        </w:drawing>
+      </w:r>
+      <w:r>
+        <w:rPr>
+          <w:rFonts w:asciiTheme="majorHAnsi" w:hAnsiTheme="majorHAnsi" w:cstheme="majorHAnsi"/>
+          <w:sz w:val="32"/>
+          <w:szCs w:val="32"/>
+        </w:rPr>
+        <w:drawing>
+          <wp:anchor distT="0" distB="0" distL="114300" distR="114300" simplePos="0" relativeHeight="251653114" behindDoc="1" locked="0" layoutInCell="1" allowOverlap="1" wp14:anchorId="42FD5D2E" wp14:editId="0AB1CD23">
+            <wp:simplePos x="0" y="0"/>
+            <wp:positionH relativeFrom="column">
+              <wp:posOffset>-905510</wp:posOffset>
+            </wp:positionH>
+            <wp:positionV relativeFrom="paragraph">
+              <wp:posOffset>23333</wp:posOffset>
+            </wp:positionV>
+            <wp:extent cx="2578100" cy="3749040"/>
+            <wp:effectExtent l="0" t="0" r="0" b="3810"/>
+            <wp:wrapNone/>
+            <wp:docPr id="3" name="Picture 2">
+              <a:extLst xmlns:a="http://schemas.openxmlformats.org/drawingml/2006/main">
+                <a:ext uri="{FF2B5EF4-FFF2-40B4-BE49-F238E27FC236}">
+                  <a16:creationId xmlns:a16="http://schemas.microsoft.com/office/drawing/2014/main" id="{FDEED5AA-F5CF-7355-E99A-78DE31460C24}"/>
+                </a:ext>
+              </a:extLst>
+            </wp:docPr>
+            <wp:cNvGraphicFramePr>
+              <a:graphicFrameLocks xmlns:a="http://schemas.openxmlformats.org/drawingml/2006/main" noChangeAspect="1"/>
+            </wp:cNvGraphicFramePr>
+            <a:graphic xmlns:a="http://schemas.openxmlformats.org/drawingml/2006/main">
+              <a:graphicData uri="http://schemas.openxmlformats.org/drawingml/2006/picture">
+                <pic:pic xmlns:pic="http://schemas.openxmlformats.org/drawingml/2006/picture">
+                  <pic:nvPicPr>
+                    <pic:cNvPr id="3" name="Picture 2">
+                      <a:extLst>
+                        <a:ext uri="{FF2B5EF4-FFF2-40B4-BE49-F238E27FC236}">
+                          <a16:creationId xmlns:a16="http://schemas.microsoft.com/office/drawing/2014/main" id="{FDEED5AA-F5CF-7355-E99A-78DE31460C24}"/>
+                        </a:ext>
+                      </a:extLst>
+                    </pic:cNvPr>
+                    <pic:cNvPicPr>
+                      <a:picLocks noChangeAspect="1"/>
+                    </pic:cNvPicPr>
+                  </pic:nvPicPr>
+                  <pic:blipFill>
+                    <a:blip r:embed="rId26" cstate="print">
+                      <a:extLst>
+                        <a:ext uri="{28A0092B-C50C-407E-A947-70E740481C1C}">
+                          <a14:useLocalDpi xmlns:a14="http://schemas.microsoft.com/office/drawing/2010/main" val="0"/>
+                        </a:ext>
+                      </a:extLst>
+                    </a:blip>
+                    <a:srcRect l="3025" r="1"/>
+                    <a:stretch>
+                      <a:fillRect/>
+                    </a:stretch>
+                  </pic:blipFill>
+                  <pic:spPr>
+                    <a:xfrm>
+                      <a:off x="0" y="0"/>
+                      <a:ext cx="2578100" cy="3749040"/>
+                    </a:xfrm>
+                    <a:prstGeom prst="rect">
+                      <a:avLst/>
+                    </a:prstGeom>
+                  </pic:spPr>
+                </pic:pic>
+              </a:graphicData>
+            </a:graphic>
+            <wp14:sizeRelH relativeFrom="margin">
+              <wp14:pctWidth>0</wp14:pctWidth>
+            </wp14:sizeRelH>
+            <wp14:sizeRelV relativeFrom="margin">
+              <wp14:pctHeight>0</wp14:pctHeight>
+            </wp14:sizeRelV>
+          </wp:anchor>
+        </w:drawing>
+      </w:r>
+    </w:p>
+    <w:p>
+      <w:pPr>
+        <w:rPr>
+          <w:rFonts w:asciiTheme="majorHAnsi" w:hAnsiTheme="majorHAnsi" w:cstheme="majorHAnsi"/>
+          <w:sz w:val="20"/>
+          <w:szCs w:val="20"/>
+          <w:highlight w:val="yellow"/>
+        </w:rPr>
+      </w:pPr>
+      <w:r>
+        <w:rPr>
+          <w:rFonts w:asciiTheme="majorHAnsi" w:hAnsiTheme="majorHAnsi" w:cstheme="majorHAnsi"/>
+          <w:sz w:val="32"/>
+          <w:szCs w:val="32"/>
+          <w:highlight w:val="yellow"/>
+        </w:rPr>
+        <w:t>The chaos</w:t>
+      </w:r>
+      <w:r>
+        <w:rPr>
+          <w:rFonts w:asciiTheme="majorHAnsi" w:hAnsiTheme="majorHAnsi" w:cstheme="majorHAnsi"/>
+          <w:sz w:val="32"/>
+          <w:szCs w:val="32"/>
+        </w:rPr>
+        <w:tab/>
+      </w:r>
+      <w:r>
+        <w:rPr>
+          <w:rFonts w:asciiTheme="majorHAnsi" w:hAnsiTheme="majorHAnsi" w:cstheme="majorHAnsi"/>
+          <w:sz w:val="32"/>
+          <w:szCs w:val="32"/>
+        </w:rPr>
+        <w:tab/>
+      </w:r>
+      <w:r>
+        <w:rPr>
+          <w:rFonts w:asciiTheme="majorHAnsi" w:hAnsiTheme="majorHAnsi" w:cstheme="majorHAnsi"/>
+          <w:sz w:val="32"/>
+          <w:szCs w:val="32"/>
+          <w:highlight w:val="yellow"/>
+        </w:rPr>
+        <w:t>mee</w:t>
+      </w:r>
+      <w:r>
+        <w:rPr>
+          <w:rFonts w:asciiTheme="majorHAnsi" w:hAnsiTheme="majorHAnsi" w:cstheme="majorHAnsi"/>
+          <w:sz w:val="32"/>
+          <w:szCs w:val="32"/>
+          <w:highlight w:val="yellow"/>
+        </w:rPr>
+        <w:t>ts</w:t>
+      </w:r>
+      <w:r>
+        <w:rPr>
+          <w:rFonts w:asciiTheme="majorHAnsi" w:hAnsiTheme="majorHAnsi" w:cstheme="majorHAnsi"/>
+          <w:sz w:val="32"/>
+          <w:szCs w:val="32"/>
+        </w:rPr>
+        <w:tab/>
+      </w:r>
+      <w:r>
+        <w:rPr>
+          <w:rFonts w:asciiTheme="majorHAnsi" w:hAnsiTheme="majorHAnsi" w:cstheme="majorHAnsi"/>
+          <w:sz w:val="32"/>
+          <w:szCs w:val="32"/>
+          <w:highlight w:val="yellow"/>
+        </w:rPr>
+        <w:t>the fun</w:t>
+      </w:r>
+      <w:r>
+        <w:rPr>
+          <w:rFonts w:asciiTheme="majorHAnsi" w:hAnsiTheme="majorHAnsi" w:cstheme="majorHAnsi"/>
+          <w:sz w:val="32"/>
+          <w:szCs w:val="32"/>
+        </w:rPr>
+        <w:tab/>
+      </w:r>
+      <w:r>
+        <w:rPr>
+          <w:rFonts w:asciiTheme="majorHAnsi" w:hAnsiTheme="majorHAnsi" w:cstheme="majorHAnsi"/>
+          <w:sz w:val="32"/>
+          <w:szCs w:val="32"/>
+        </w:rPr>
+        <w:tab/>
+      </w:r>
+      <w:r>
+        <w:rPr>
+          <w:rFonts w:asciiTheme="majorHAnsi" w:hAnsiTheme="majorHAnsi" w:cstheme="majorHAnsi"/>
+          <w:sz w:val="32"/>
+          <w:szCs w:val="32"/>
+        </w:rPr>
+        <w:tab/>
+      </w:r>
+      <w:r>
+        <w:rPr>
+          <w:rFonts w:asciiTheme="majorHAnsi" w:hAnsiTheme="majorHAnsi" w:cstheme="majorHAnsi"/>
+          <w:sz w:val="32"/>
+          <w:szCs w:val="32"/>
+          <w:highlight w:val="yellow"/>
+        </w:rPr>
+        <w:t>meet</w:t>
+      </w:r>
+      <w:r>
+        <w:rPr>
+          <w:rFonts w:asciiTheme="majorHAnsi" w:hAnsiTheme="majorHAnsi" w:cstheme="majorHAnsi"/>
+          <w:sz w:val="32"/>
+          <w:szCs w:val="32"/>
+          <w:highlight w:val="yellow"/>
+        </w:rPr>
+        <w:t>s</w:t>
+      </w:r>
+      <w:r>
+        <w:rPr>
+          <w:rFonts w:asciiTheme="majorHAnsi" w:hAnsiTheme="majorHAnsi" w:cstheme="majorHAnsi"/>
+          <w:sz w:val="20"/>
+          <w:szCs w:val="20"/>
+          <w:highlight w:val="yellow"/>
+        </w:rPr>
+        <w:t xml:space="preserve"> </w:t>
+      </w:r>
+    </w:p>
+    <w:p>
+      <w:pPr>
+        <w:ind w:left="6480"/>
+        <w:rPr>
+          <w:rFonts w:asciiTheme="majorHAnsi" w:hAnsiTheme="majorHAnsi" w:cstheme="majorHAnsi"/>
+          <w:sz w:val="32"/>
+          <w:szCs w:val="32"/>
+        </w:rPr>
+      </w:pPr>
+      <w:r>
+        <w:rPr>
+          <w:rFonts w:asciiTheme="majorHAnsi" w:hAnsiTheme="majorHAnsi" w:cstheme="majorHAnsi"/>
+          <w:sz w:val="32"/>
+          <w:szCs w:val="32"/>
+          <w:highlight w:val="yellow"/>
+        </w:rPr>
+        <w:t>the f</w:t>
+      </w:r>
+      <w:r>
+        <w:rPr>
+          <w:rFonts w:asciiTheme="majorHAnsi" w:hAnsiTheme="majorHAnsi" w:cstheme="majorHAnsi"/>
+          <w:sz w:val="32"/>
+          <w:szCs w:val="32"/>
+          <w:highlight w:val="yellow"/>
+        </w:rPr>
+        <w:t>ourt</w:t>
+      </w:r>
+      <w:r>
+        <w:rPr>
+          <w:rFonts w:asciiTheme="majorHAnsi" w:hAnsiTheme="majorHAnsi" w:cstheme="majorHAnsi"/>
+          <w:sz w:val="32"/>
+          <w:szCs w:val="32"/>
+          <w:highlight w:val="yellow"/>
+        </w:rPr>
+        <w:t xml:space="preserve">h </w:t>
+      </w:r>
+      <w:r>
+        <w:rPr>
+          <w:rFonts w:asciiTheme="majorHAnsi" w:hAnsiTheme="majorHAnsi" w:cstheme="majorHAnsi"/>
+          <w:sz w:val="32"/>
+          <w:szCs w:val="32"/>
+          <w:highlight w:val="yellow"/>
+        </w:rPr>
+        <w:t>wal</w:t>
+      </w:r>
+      <w:r>
+        <w:rPr>
+          <w:rFonts w:asciiTheme="majorHAnsi" w:hAnsiTheme="majorHAnsi" w:cstheme="majorHAnsi"/>
+          <w:sz w:val="32"/>
+          <w:szCs w:val="32"/>
+          <w:highlight w:val="yellow"/>
+        </w:rPr>
+        <w:t xml:space="preserve">l </w:t>
+      </w:r>
+      <w:r>
+        <w:rPr>
+          <w:rFonts w:asciiTheme="majorHAnsi" w:hAnsiTheme="majorHAnsi" w:cstheme="majorHAnsi"/>
+          <w:sz w:val="32"/>
+          <w:szCs w:val="32"/>
+          <w:highlight w:val="yellow"/>
+        </w:rPr>
+        <w:t>brea</w:t>
+      </w:r>
+      <w:r>
+        <w:rPr>
+          <w:rFonts w:asciiTheme="majorHAnsi" w:hAnsiTheme="majorHAnsi" w:cstheme="majorHAnsi"/>
+          <w:sz w:val="32"/>
+          <w:szCs w:val="32"/>
+          <w:highlight w:val="yellow"/>
+        </w:rPr>
+        <w:t>ks</w:t>
+      </w:r>
+      <w:r>
+        <w:rPr>
+          <w:rFonts w:asciiTheme="majorHAnsi" w:hAnsiTheme="majorHAnsi" w:cstheme="majorHAnsi"/>
+          <w:sz w:val="32"/>
+          <w:szCs w:val="32"/>
+        </w:rPr>
+        <w:t xml:space="preserve"> </w:t>
+      </w:r>
+      <w:r>
+        <w:rPr>
+          <w:rFonts w:asciiTheme="majorHAnsi" w:hAnsiTheme="majorHAnsi" w:cstheme="majorHAnsi"/>
+          <w:sz w:val="32"/>
+          <w:szCs w:val="32"/>
+        </w:rPr>
+        <w:br w:type="page"/>
+      </w:r>
     </w:p>
     <w:p>
       <w:pPr>
@@ -4896,8 +6947,8 @@
           <w:rFonts w:asciiTheme="majorHAnsi" w:hAnsiTheme="majorHAnsi" w:cstheme="majorHAnsi"/>
           <w:b/>
           <w:bCs/>
-          <w:sz w:val="30"/>
-          <w:szCs w:val="30"/>
+          <w:sz w:val="28"/>
+          <w:szCs w:val="28"/>
           <w:u w:val="single"/>
         </w:rPr>
       </w:pPr>
@@ -4906,246 +6957,12 @@
           <w:rFonts w:asciiTheme="majorHAnsi" w:hAnsiTheme="majorHAnsi" w:cstheme="majorHAnsi"/>
           <w:b/>
           <w:bCs/>
-          <w:sz w:val="30"/>
-          <w:szCs w:val="30"/>
+          <w:sz w:val="28"/>
+          <w:szCs w:val="28"/>
           <w:u w:val="single"/>
         </w:rPr>
-        <w:t>GENESIS &amp; THEME</w:t>
-      </w:r>
-    </w:p>
-    <w:p>
-      <w:pPr>
-        <w:rPr>
-          <w:rFonts w:asciiTheme="majorHAnsi" w:hAnsiTheme="majorHAnsi" w:cstheme="majorHAnsi"/>
-          <w:sz w:val="30"/>
-          <w:szCs w:val="30"/>
-        </w:rPr>
-      </w:pPr>
-      <w:r>
-        <w:rPr>
-          <w:rFonts w:asciiTheme="majorHAnsi" w:hAnsiTheme="majorHAnsi" w:cstheme="majorHAnsi"/>
-          <w:sz w:val="30"/>
-          <w:szCs w:val="30"/>
-        </w:rPr>
-        <w:t xml:space="preserve">It’s exactly 3 decades since the premiere of </w:t>
-      </w:r>
-      <w:r>
-        <w:rPr>
-          <w:rFonts w:asciiTheme="majorHAnsi" w:hAnsiTheme="majorHAnsi" w:cstheme="majorHAnsi"/>
-          <w:i/>
-          <w:iCs/>
-          <w:sz w:val="30"/>
-          <w:szCs w:val="30"/>
-        </w:rPr>
-        <w:t>Blue’s Clues</w:t>
-      </w:r>
-      <w:r>
-        <w:rPr>
-          <w:rFonts w:asciiTheme="majorHAnsi" w:hAnsiTheme="majorHAnsi" w:cstheme="majorHAnsi"/>
-          <w:sz w:val="30"/>
-          <w:szCs w:val="30"/>
-        </w:rPr>
-        <w:t>, a show that changed how we processed the world thr</w:t>
-      </w:r>
-      <w:r>
-        <w:rPr>
-          <w:rFonts w:asciiTheme="majorHAnsi" w:hAnsiTheme="majorHAnsi" w:cstheme="majorHAnsi"/>
-          <w:sz w:val="30"/>
-          <w:szCs w:val="30"/>
-        </w:rPr>
-        <w:t>u</w:t>
-      </w:r>
-      <w:r>
-        <w:rPr>
-          <w:rFonts w:asciiTheme="majorHAnsi" w:hAnsiTheme="majorHAnsi" w:cstheme="majorHAnsi"/>
-          <w:sz w:val="30"/>
-          <w:szCs w:val="30"/>
-        </w:rPr>
-        <w:t xml:space="preserve"> kindness and pauses for us to participate.</w:t>
-      </w:r>
-      <w:r>
-        <w:rPr>
-          <w:rFonts w:asciiTheme="majorHAnsi" w:hAnsiTheme="majorHAnsi" w:cstheme="majorHAnsi"/>
-          <w:sz w:val="30"/>
-          <w:szCs w:val="30"/>
-        </w:rPr>
-        <w:t xml:space="preserve"> Fun fact: </w:t>
-      </w:r>
-      <w:r>
-        <w:rPr>
-          <w:rFonts w:asciiTheme="majorHAnsi" w:hAnsiTheme="majorHAnsi" w:cstheme="majorHAnsi"/>
-          <w:sz w:val="30"/>
-          <w:szCs w:val="30"/>
-        </w:rPr>
-        <w:t>Pham’s</w:t>
-      </w:r>
-      <w:r>
-        <w:rPr>
-          <w:rFonts w:asciiTheme="majorHAnsi" w:hAnsiTheme="majorHAnsi" w:cstheme="majorHAnsi"/>
-          <w:sz w:val="30"/>
-          <w:szCs w:val="30"/>
-        </w:rPr>
-        <w:t xml:space="preserve"> theatre professor was on the shortlist to be the host.</w:t>
-      </w:r>
-      <w:r>
-        <w:rPr>
-          <w:rFonts w:asciiTheme="majorHAnsi" w:hAnsiTheme="majorHAnsi" w:cstheme="majorHAnsi"/>
-          <w:sz w:val="30"/>
-          <w:szCs w:val="30"/>
-        </w:rPr>
-        <w:t xml:space="preserve"> Today’s generation is growing up in a </w:t>
-      </w:r>
-      <w:r>
-        <w:rPr>
-          <w:rFonts w:asciiTheme="majorHAnsi" w:hAnsiTheme="majorHAnsi" w:cstheme="majorHAnsi"/>
-          <w:sz w:val="30"/>
-          <w:szCs w:val="30"/>
-        </w:rPr>
-        <w:t>truthless</w:t>
-      </w:r>
-      <w:r>
-        <w:rPr>
-          <w:rFonts w:asciiTheme="majorHAnsi" w:hAnsiTheme="majorHAnsi" w:cstheme="majorHAnsi"/>
-          <w:sz w:val="30"/>
-          <w:szCs w:val="30"/>
-        </w:rPr>
-        <w:t xml:space="preserve"> world with scientific skepticism</w:t>
-      </w:r>
-      <w:r>
-        <w:rPr>
-          <w:rFonts w:asciiTheme="majorHAnsi" w:hAnsiTheme="majorHAnsi" w:cstheme="majorHAnsi"/>
-          <w:sz w:val="30"/>
-          <w:szCs w:val="30"/>
-        </w:rPr>
-        <w:t xml:space="preserve"> and anti-education</w:t>
-      </w:r>
-      <w:r>
-        <w:rPr>
-          <w:rFonts w:asciiTheme="majorHAnsi" w:hAnsiTheme="majorHAnsi" w:cstheme="majorHAnsi"/>
-          <w:sz w:val="30"/>
-          <w:szCs w:val="30"/>
-        </w:rPr>
-        <w:t>.</w:t>
-      </w:r>
-      <w:r>
-        <w:rPr>
-          <w:rFonts w:asciiTheme="majorHAnsi" w:hAnsiTheme="majorHAnsi" w:cstheme="majorHAnsi"/>
-          <w:sz w:val="30"/>
-          <w:szCs w:val="30"/>
-        </w:rPr>
-        <w:t xml:space="preserve"> </w:t>
-      </w:r>
-      <w:r>
-        <w:rPr>
-          <w:rFonts w:asciiTheme="majorHAnsi" w:hAnsiTheme="majorHAnsi" w:cstheme="majorHAnsi"/>
-          <w:i/>
-          <w:iCs/>
-          <w:sz w:val="30"/>
-          <w:szCs w:val="30"/>
-        </w:rPr>
-        <w:t>Solid, Liquid, and Gas</w:t>
-      </w:r>
-      <w:r>
-        <w:rPr>
-          <w:rFonts w:asciiTheme="majorHAnsi" w:hAnsiTheme="majorHAnsi" w:cstheme="majorHAnsi"/>
-          <w:sz w:val="30"/>
-          <w:szCs w:val="30"/>
-        </w:rPr>
-        <w:t xml:space="preserve"> is a direct response to this. The story investigates the </w:t>
-      </w:r>
-      <w:r>
-        <w:rPr>
-          <w:rFonts w:asciiTheme="majorHAnsi" w:hAnsiTheme="majorHAnsi" w:cstheme="majorHAnsi"/>
-          <w:b/>
-          <w:bCs/>
-          <w:sz w:val="30"/>
-          <w:szCs w:val="30"/>
-        </w:rPr>
-        <w:t>states of matter</w:t>
-      </w:r>
-      <w:r>
-        <w:rPr>
-          <w:rFonts w:asciiTheme="majorHAnsi" w:hAnsiTheme="majorHAnsi" w:cstheme="majorHAnsi"/>
-          <w:sz w:val="30"/>
-          <w:szCs w:val="30"/>
-        </w:rPr>
-        <w:t xml:space="preserve"> (</w:t>
-      </w:r>
-      <w:r>
-        <w:rPr>
-          <w:rFonts w:asciiTheme="majorHAnsi" w:hAnsiTheme="majorHAnsi" w:cstheme="majorHAnsi"/>
-          <w:b/>
-          <w:bCs/>
-          <w:color w:val="00B050"/>
-          <w:sz w:val="30"/>
-          <w:szCs w:val="30"/>
-        </w:rPr>
-        <w:t>solid</w:t>
-      </w:r>
-      <w:r>
-        <w:rPr>
-          <w:rFonts w:asciiTheme="majorHAnsi" w:hAnsiTheme="majorHAnsi" w:cstheme="majorHAnsi"/>
-          <w:sz w:val="30"/>
-          <w:szCs w:val="30"/>
-        </w:rPr>
-        <w:t xml:space="preserve">, </w:t>
-      </w:r>
-      <w:r>
-        <w:rPr>
-          <w:rFonts w:asciiTheme="majorHAnsi" w:hAnsiTheme="majorHAnsi" w:cstheme="majorHAnsi"/>
-          <w:b/>
-          <w:bCs/>
-          <w:color w:val="002060"/>
-          <w:sz w:val="30"/>
-          <w:szCs w:val="30"/>
-        </w:rPr>
-        <w:t>liquid</w:t>
-      </w:r>
-      <w:r>
-        <w:rPr>
-          <w:rFonts w:asciiTheme="majorHAnsi" w:hAnsiTheme="majorHAnsi" w:cstheme="majorHAnsi"/>
-          <w:sz w:val="30"/>
-          <w:szCs w:val="30"/>
-        </w:rPr>
-        <w:t xml:space="preserve">, </w:t>
-      </w:r>
-      <w:r>
-        <w:rPr>
-          <w:rFonts w:asciiTheme="majorHAnsi" w:hAnsiTheme="majorHAnsi" w:cstheme="majorHAnsi"/>
-          <w:b/>
-          <w:bCs/>
-          <w:color w:val="EE0000"/>
-          <w:sz w:val="30"/>
-          <w:szCs w:val="30"/>
-        </w:rPr>
-        <w:t>gas</w:t>
-      </w:r>
-      <w:r>
-        <w:rPr>
-          <w:rFonts w:asciiTheme="majorHAnsi" w:hAnsiTheme="majorHAnsi" w:cstheme="majorHAnsi"/>
-          <w:sz w:val="30"/>
-          <w:szCs w:val="30"/>
-        </w:rPr>
-        <w:t xml:space="preserve">, including </w:t>
-      </w:r>
-      <w:r>
-        <w:rPr>
-          <w:rFonts w:asciiTheme="majorHAnsi" w:hAnsiTheme="majorHAnsi" w:cstheme="majorHAnsi"/>
-          <w:b/>
-          <w:bCs/>
-          <w:color w:val="7030A0"/>
-          <w:sz w:val="30"/>
-          <w:szCs w:val="30"/>
-        </w:rPr>
-        <w:t>plasma</w:t>
-      </w:r>
-      <w:r>
-        <w:rPr>
-          <w:rFonts w:asciiTheme="majorHAnsi" w:hAnsiTheme="majorHAnsi" w:cstheme="majorHAnsi"/>
-          <w:sz w:val="30"/>
-          <w:szCs w:val="30"/>
-        </w:rPr>
-        <w:t xml:space="preserve">) as a metaphor for personal transformation. </w:t>
+        <w:lastRenderedPageBreak/>
+        <w:t>SEASON ARCS (TENTATIVE)</w:t>
       </w:r>
     </w:p>
     <w:p>
@@ -5154,20 +6971,6 @@
           <w:tab w:val="left" w:pos="5013"/>
         </w:tabs>
         <w:spacing w:line="240" w:lineRule="auto"/>
-        <w:rPr>
-          <w:rFonts w:asciiTheme="majorHAnsi" w:hAnsiTheme="majorHAnsi" w:cstheme="majorHAnsi"/>
-          <w:sz w:val="28"/>
-          <w:szCs w:val="28"/>
-        </w:rPr>
-      </w:pPr>
-    </w:p>
-    <w:p>
-      <w:pPr>
-        <w:tabs>
-          <w:tab w:val="left" w:pos="5013"/>
-        </w:tabs>
-        <w:spacing w:line="240" w:lineRule="auto"/>
-        <w:jc w:val="center"/>
         <w:rPr>
           <w:rFonts w:asciiTheme="majorHAnsi" w:hAnsiTheme="majorHAnsi" w:cstheme="majorHAnsi"/>
           <w:b/>
@@ -5681,16 +7484,7 @@
                 <w:sz w:val="26"/>
                 <w:szCs w:val="26"/>
               </w:rPr>
-              <w:t xml:space="preserve">When Kwan discovers that the show’s creators, River and Skye, plan to hire Aurora without holding auditions, Ray and Clay film a rogue audition video at Clay's apartment. They leak the video online, where </w:t>
-            </w:r>
-            <w:r>
-              <w:rPr>
-                <w:rFonts w:asciiTheme="majorHAnsi" w:hAnsiTheme="majorHAnsi" w:cstheme="majorHAnsi"/>
-                <w:sz w:val="26"/>
-                <w:szCs w:val="26"/>
-              </w:rPr>
-              <w:lastRenderedPageBreak/>
-              <w:t>it goes viral and sparks a global wave of fan auditions. To avoid a PR disaster, the network is forced to scrap their plans and announce a legitimate</w:t>
+              <w:t>When Kwan discovers that the show’s creators, River and Skye, plan to hire Aurora without holding auditions, Ray and Clay film a rogue audition video at Clay's apartment. They leak the video online, where it goes viral and sparks a global wave of fan auditions. To avoid a PR disaster, the network is forced to scrap their plans and announce a legitimate</w:t>
             </w:r>
             <w:r>
               <w:rPr>
@@ -5792,7 +7586,6 @@
                 <w:sz w:val="28"/>
                 <w:szCs w:val="28"/>
               </w:rPr>
-              <w:lastRenderedPageBreak/>
               <w:t>3</w:t>
             </w:r>
           </w:p>
@@ -6097,6 +7890,7 @@
                 <w:sz w:val="28"/>
                 <w:szCs w:val="28"/>
               </w:rPr>
+              <w:lastRenderedPageBreak/>
               <w:t>4</w:t>
             </w:r>
           </w:p>
@@ -6385,7 +8179,7 @@
               </w:rPr>
               <w:t xml:space="preserve">The network screens the pilot episode, </w:t>
             </w:r>
-            <w:hyperlink r:id="rId20" w:history="1">
+            <w:hyperlink r:id="rId27" w:history="1">
               <w:r>
                 <w:rPr>
                   <w:rStyle w:val="Hyperlink"/>
@@ -6490,16 +8284,7 @@
                 <w:sz w:val="26"/>
                 <w:szCs w:val="26"/>
               </w:rPr>
-              <w:t xml:space="preserve">he </w:t>
-            </w:r>
-            <w:r>
-              <w:rPr>
-                <w:rFonts w:asciiTheme="majorHAnsi" w:hAnsiTheme="majorHAnsi" w:cstheme="majorHAnsi"/>
-                <w:sz w:val="26"/>
-                <w:szCs w:val="26"/>
-              </w:rPr>
-              <w:lastRenderedPageBreak/>
-              <w:t>network decides to fund the full season anyway, leaving Ray in the painful position of knowing she is the "least favorite" elemen</w:t>
+              <w:t>he network decides to fund the full season anyway, leaving Ray in the painful position of knowing she is the "least favorite" elemen</w:t>
             </w:r>
             <w:r>
               <w:rPr>
@@ -6546,7 +8331,6 @@
                 <w:sz w:val="28"/>
                 <w:szCs w:val="28"/>
               </w:rPr>
-              <w:lastRenderedPageBreak/>
               <w:t>6</w:t>
             </w:r>
           </w:p>
@@ -6772,6 +8556,7 @@
                 <w:sz w:val="28"/>
                 <w:szCs w:val="28"/>
               </w:rPr>
+              <w:lastRenderedPageBreak/>
               <w:t>8</w:t>
             </w:r>
           </w:p>
@@ -7088,16 +8873,7 @@
                 <w:sz w:val="26"/>
                 <w:szCs w:val="26"/>
               </w:rPr>
-              <w:t xml:space="preserve">In the wake of Ray’s firing, the network brings back the original host, Clay, as a recurring character. Clay tells the audience Ray simply went off to college. Ms. Aurora begins to suspect that Clay’s return is not </w:t>
-            </w:r>
-            <w:r>
-              <w:rPr>
-                <w:rFonts w:asciiTheme="majorHAnsi" w:hAnsiTheme="majorHAnsi" w:cstheme="majorHAnsi"/>
-                <w:sz w:val="26"/>
-                <w:szCs w:val="26"/>
-              </w:rPr>
-              <w:lastRenderedPageBreak/>
-              <w:t>just a favor to the network. She realizes he is planning to undermine her and use his influence. Meanwhile, Ray is picking up voice acting gigs to survive. She soon decides to volunteer at Kwan’s neurodivergent theatre.</w:t>
+              <w:t>In the wake of Ray’s firing, the network brings back the original host, Clay, as a recurring character. Clay tells the audience Ray simply went off to college. Ms. Aurora begins to suspect that Clay’s return is not just a favor to the network. She realizes he is planning to undermine her and use his influence. Meanwhile, Ray is picking up voice acting gigs to survive. She soon decides to volunteer at Kwan’s neurodivergent theatre.</w:t>
             </w:r>
           </w:p>
         </w:tc>
@@ -7136,7 +8912,6 @@
                 <w:sz w:val="28"/>
                 <w:szCs w:val="28"/>
               </w:rPr>
-              <w:lastRenderedPageBreak/>
               <w:t>11</w:t>
             </w:r>
           </w:p>
@@ -7268,6 +9043,7 @@
                 <w:sz w:val="28"/>
                 <w:szCs w:val="28"/>
               </w:rPr>
+              <w:lastRenderedPageBreak/>
               <w:t>1</w:t>
             </w:r>
             <w:r>
@@ -7527,11 +9303,6 @@
     </w:p>
     <w:p>
       <w:pPr>
-        <w:tabs>
-          <w:tab w:val="left" w:pos="5013"/>
-        </w:tabs>
-        <w:spacing w:line="240" w:lineRule="auto"/>
-        <w:jc w:val="center"/>
         <w:rPr>
           <w:rFonts w:asciiTheme="majorHAnsi" w:hAnsiTheme="majorHAnsi" w:cstheme="majorHAnsi"/>
           <w:b/>
@@ -9308,11 +11079,6 @@
     </w:p>
     <w:p>
       <w:pPr>
-        <w:tabs>
-          <w:tab w:val="left" w:pos="5013"/>
-        </w:tabs>
-        <w:spacing w:line="240" w:lineRule="auto"/>
-        <w:jc w:val="center"/>
         <w:rPr>
           <w:rFonts w:asciiTheme="majorHAnsi" w:hAnsiTheme="majorHAnsi" w:cstheme="majorHAnsi"/>
           <w:b/>
@@ -10671,12 +12437,12 @@
       </w:pPr>
     </w:p>
     <w:sectPr>
-      <w:headerReference w:type="even" r:id="rId21"/>
-      <w:headerReference w:type="default" r:id="rId22"/>
-      <w:footerReference w:type="even" r:id="rId23"/>
-      <w:footerReference w:type="default" r:id="rId24"/>
-      <w:headerReference w:type="first" r:id="rId25"/>
-      <w:footerReference w:type="first" r:id="rId26"/>
+      <w:headerReference w:type="even" r:id="rId28"/>
+      <w:headerReference w:type="default" r:id="rId29"/>
+      <w:footerReference w:type="even" r:id="rId30"/>
+      <w:footerReference w:type="default" r:id="rId31"/>
+      <w:headerReference w:type="first" r:id="rId32"/>
+      <w:footerReference w:type="first" r:id="rId33"/>
       <w:pgSz w:w="12240" w:h="15840"/>
       <w:pgMar w:top="1440" w:right="1440" w:bottom="1440" w:left="1440" w:header="720" w:footer="720" w:gutter="0"/>
       <w:pgNumType w:fmt="lowerRoman"/>
@@ -10783,12 +12549,23 @@
   <w:p>
     <w:pPr>
       <w:pStyle w:val="Header"/>
+      <w:jc w:val="center"/>
       <w:rPr>
-        <w:rFonts w:ascii="Courier New" w:hAnsi="Courier New" w:cs="Courier New"/>
-        <w:sz w:val="24"/>
-        <w:szCs w:val="24"/>
+        <w:rFonts w:ascii="Blues Clues" w:hAnsi="Blues Clues" w:cstheme="minorHAnsi"/>
+        <w:color w:val="002060"/>
+        <w:sz w:val="30"/>
+        <w:szCs w:val="30"/>
       </w:rPr>
     </w:pPr>
+    <w:r>
+      <w:rPr>
+        <w:rFonts w:ascii="Blues Clues" w:hAnsi="Blues Clues" w:cstheme="minorHAnsi"/>
+        <w:color w:val="002060"/>
+        <w:sz w:val="30"/>
+        <w:szCs w:val="30"/>
+      </w:rPr>
+      <w:t>SOLID, LIQUID, AND GAS</w:t>
+    </w:r>
   </w:p>
 </w:hdr>
 </file>
@@ -10797,73 +12574,13 @@
 <w:hdr xmlns:wpc="http://schemas.microsoft.com/office/word/2010/wordprocessingCanvas" xmlns:cx="http://schemas.microsoft.com/office/drawing/2014/chartex" xmlns:cx1="http://schemas.microsoft.com/office/drawing/2015/9/8/chartex" xmlns:cx2="http://schemas.microsoft.com/office/drawing/2015/10/21/chartex" xmlns:cx3="http://schemas.microsoft.com/office/drawing/2016/5/9/chartex" xmlns:cx4="http://schemas.microsoft.com/office/drawing/2016/5/10/chartex" xmlns:cx5="http://schemas.microsoft.com/office/drawing/2016/5/11/chartex" xmlns:cx6="http://schemas.microsoft.com/office/drawing/2016/5/12/chartex" xmlns:cx7="http://schemas.microsoft.com/office/drawing/2016/5/13/chartex" xmlns:cx8="http://schemas.microsoft.com/office/drawing/2016/5/14/chartex" xmlns:mc="http://schemas.openxmlformats.org/markup-compatibility/2006" xmlns:aink="http://schemas.microsoft.com/office/drawing/2016/ink" xmlns:am3d="http://schemas.microsoft.com/office/drawing/2017/model3d" xmlns:o="urn:schemas-microsoft-com:office:office" xmlns:oel="http://schemas.microsoft.com/office/2019/extlst" xmlns:r="http://schemas.openxmlformats.org/officeDocument/2006/relationships" xmlns:m="http://schemas.openxmlformats.org/officeDocument/2006/math" xmlns:v="urn:schemas-microsoft-com:vml" xmlns:wp14="http://schemas.microsoft.com/office/word/2010/wordprocessingDrawing" xmlns:wp="http://schemas.openxmlformats.org/drawingml/2006/wordprocessingDrawing" xmlns:w10="urn:schemas-microsoft-com:office:word" xmlns:w="http://schemas.openxmlformats.org/wordprocessingml/2006/main" xmlns:w14="http://schemas.microsoft.com/office/word/2010/wordml" xmlns:w15="http://schemas.microsoft.com/office/word/2012/wordml" xmlns:w16cex="http://schemas.microsoft.com/office/word/2018/wordml/cex" xmlns:w16cid="http://schemas.microsoft.com/office/word/2016/wordml/cid" xmlns:w16="http://schemas.microsoft.com/office/word/2018/wordml" xmlns:w16du="http://schemas.microsoft.com/office/word/2023/wordml/word16du" xmlns:w16sdtdh="http://schemas.microsoft.com/office/word/2020/wordml/sdtdatahash" xmlns:w16sdtfl="http://schemas.microsoft.com/office/word/2024/wordml/sdtformatlock" xmlns:w16se="http://schemas.microsoft.com/office/word/2015/wordml/symex" xmlns:wpg="http://schemas.microsoft.com/office/word/2010/wordprocessingGroup" xmlns:wpi="http://schemas.microsoft.com/office/word/2010/wordprocessingInk" xmlns:wne="http://schemas.microsoft.com/office/word/2006/wordml" xmlns:wps="http://schemas.microsoft.com/office/word/2010/wordprocessingShape" mc:Ignorable="w14 w15 w16se w16cid w16 w16cex w16sdtdh w16sdtfl w16du wp14">
   <w:p>
     <w:pPr>
-      <w:pStyle w:val="Header"/>
-      <w:jc w:val="center"/>
-      <w:rPr>
-        <w:rFonts w:cstheme="minorHAnsi"/>
-        <w:i/>
-        <w:iCs/>
-        <w:sz w:val="48"/>
-        <w:szCs w:val="48"/>
-      </w:rPr>
-    </w:pPr>
-    <w:r>
-      <w:rPr>
-        <w:rFonts w:cstheme="minorHAnsi"/>
-        <w:i/>
-        <w:iCs/>
-        <w:sz w:val="48"/>
-        <w:szCs w:val="48"/>
-      </w:rPr>
-      <w:t>Solid, Liquid, and Gas</w:t>
-    </w:r>
-  </w:p>
-  <w:p>
-    <w:pPr>
       <w:spacing w:line="240" w:lineRule="auto"/>
-      <w:jc w:val="center"/>
       <w:rPr>
         <w:rFonts w:asciiTheme="majorHAnsi" w:hAnsiTheme="majorHAnsi" w:cstheme="majorHAnsi"/>
         <w:sz w:val="30"/>
         <w:szCs w:val="30"/>
       </w:rPr>
     </w:pPr>
-    <w:r>
-      <w:rPr>
-        <w:rFonts w:asciiTheme="majorHAnsi" w:hAnsiTheme="majorHAnsi" w:cstheme="majorHAnsi"/>
-        <w:b/>
-        <w:bCs/>
-        <w:sz w:val="30"/>
-        <w:szCs w:val="30"/>
-      </w:rPr>
-      <w:t>The states of</w:t>
-    </w:r>
-    <w:r>
-      <w:rPr>
-        <w:rFonts w:asciiTheme="majorHAnsi" w:hAnsiTheme="majorHAnsi" w:cstheme="majorHAnsi"/>
-        <w:sz w:val="30"/>
-        <w:szCs w:val="30"/>
-      </w:rPr>
-      <w:t xml:space="preserve"> your wellbeing </w:t>
-    </w:r>
-    <w:r>
-      <w:rPr>
-        <w:rFonts w:asciiTheme="majorHAnsi" w:hAnsiTheme="majorHAnsi" w:cstheme="majorHAnsi"/>
-        <w:b/>
-        <w:bCs/>
-        <w:sz w:val="30"/>
-        <w:szCs w:val="30"/>
-      </w:rPr>
-      <w:t>matter</w:t>
-    </w:r>
-    <w:r>
-      <w:rPr>
-        <w:rFonts w:asciiTheme="majorHAnsi" w:hAnsiTheme="majorHAnsi" w:cstheme="majorHAnsi"/>
-        <w:sz w:val="30"/>
-        <w:szCs w:val="30"/>
-      </w:rPr>
-      <w:t xml:space="preserve"> more than anything…</w:t>
-    </w:r>
   </w:p>
 </w:hdr>
 </file>
@@ -12112,7 +13829,6 @@
   <w:style w:type="character" w:default="1" w:styleId="DefaultParagraphFont">
     <w:name w:val="Default Paragraph Font"/>
     <w:uiPriority w:val="1"/>
-    <w:semiHidden/>
     <w:unhideWhenUsed/>
   </w:style>
   <w:style w:type="table" w:default="1" w:styleId="TableNormal">
@@ -12232,6 +13948,25 @@
       <w:sz w:val="32"/>
       <w:szCs w:val="32"/>
     </w:rPr>
+  </w:style>
+  <w:style w:type="table" w:styleId="TableGrid">
+    <w:name w:val="Table Grid"/>
+    <w:basedOn w:val="TableNormal"/>
+    <w:uiPriority w:val="39"/>
+    <w:rsid w:val="00F8182C"/>
+    <w:pPr>
+      <w:spacing w:after="0" w:line="240" w:lineRule="auto"/>
+    </w:pPr>
+    <w:tblPr>
+      <w:tblBorders>
+        <w:top w:val="single" w:sz="4" w:space="0" w:color="auto"/>
+        <w:left w:val="single" w:sz="4" w:space="0" w:color="auto"/>
+        <w:bottom w:val="single" w:sz="4" w:space="0" w:color="auto"/>
+        <w:right w:val="single" w:sz="4" w:space="0" w:color="auto"/>
+        <w:insideH w:val="single" w:sz="4" w:space="0" w:color="auto"/>
+        <w:insideV w:val="single" w:sz="4" w:space="0" w:color="auto"/>
+      </w:tblBorders>
+    </w:tblPr>
   </w:style>
 </w:styles>
 </file>

--- a/about/solid-liquid-and-gas-bible.docx
+++ b/about/solid-liquid-and-gas-bible.docx
@@ -359,7 +359,7 @@
           <w:sz w:val="30"/>
           <w:szCs w:val="30"/>
         </w:rPr>
-        <w:t>THEME</w:t>
+        <w:t>WHY NOW?</w:t>
       </w:r>
     </w:p>
     <w:p>
@@ -957,6 +957,38 @@
           <w:rFonts w:asciiTheme="majorHAnsi" w:hAnsiTheme="majorHAnsi" w:cstheme="majorHAnsi"/>
           <w:b/>
           <w:bCs/>
+          <w:sz w:val="32"/>
+          <w:szCs w:val="32"/>
+        </w:rPr>
+      </w:pPr>
+      <w:r>
+        <w:rPr>
+          <w:rFonts w:asciiTheme="majorHAnsi" w:hAnsiTheme="majorHAnsi" w:cstheme="majorHAnsi"/>
+          <w:b/>
+          <w:bCs/>
+          <w:sz w:val="32"/>
+          <w:szCs w:val="32"/>
+        </w:rPr>
+        <w:t xml:space="preserve">The </w:t>
+      </w:r>
+      <w:r>
+        <w:rPr>
+          <w:rFonts w:asciiTheme="majorHAnsi" w:hAnsiTheme="majorHAnsi" w:cstheme="majorHAnsi"/>
+          <w:b/>
+          <w:bCs/>
+          <w:sz w:val="32"/>
+          <w:szCs w:val="32"/>
+        </w:rPr>
+        <w:t>Show-within-a-Show</w:t>
+      </w:r>
+    </w:p>
+    <w:p>
+      <w:pPr>
+        <w:spacing w:line="240" w:lineRule="auto"/>
+        <w:rPr>
+          <w:rFonts w:asciiTheme="majorHAnsi" w:hAnsiTheme="majorHAnsi" w:cstheme="majorHAnsi"/>
+          <w:b/>
+          <w:bCs/>
           <w:color w:val="002060"/>
           <w:sz w:val="32"/>
           <w:szCs w:val="32"/>
@@ -989,10 +1021,31 @@
           <w:rFonts w:asciiTheme="majorHAnsi" w:hAnsiTheme="majorHAnsi" w:cstheme="majorHAnsi"/>
           <w:b/>
           <w:bCs/>
+          <w:color w:val="00B050"/>
+          <w:sz w:val="32"/>
+          <w:szCs w:val="32"/>
+        </w:rPr>
+        <w:t xml:space="preserve"> </w:t>
+      </w:r>
+      <w:r>
+        <w:rPr>
+          <w:rFonts w:asciiTheme="majorHAnsi" w:hAnsiTheme="majorHAnsi" w:cstheme="majorHAnsi"/>
+          <w:b/>
+          <w:bCs/>
           <w:sz w:val="32"/>
           <w:szCs w:val="32"/>
         </w:rPr>
         <w:t>+</w:t>
+      </w:r>
+      <w:r>
+        <w:rPr>
+          <w:rFonts w:asciiTheme="majorHAnsi" w:hAnsiTheme="majorHAnsi" w:cstheme="majorHAnsi"/>
+          <w:b/>
+          <w:bCs/>
+          <w:sz w:val="32"/>
+          <w:szCs w:val="32"/>
+        </w:rPr>
+        <w:t xml:space="preserve"> </w:t>
       </w:r>
       <w:r>
         <w:rPr>
@@ -1023,27 +1076,7 @@
           <w:sz w:val="32"/>
           <w:szCs w:val="32"/>
         </w:rPr>
-        <w:t>with</w:t>
-      </w:r>
-      <w:r>
-        <w:rPr>
-          <w:rFonts w:asciiTheme="majorHAnsi" w:hAnsiTheme="majorHAnsi" w:cstheme="majorHAnsi"/>
-          <w:b/>
-          <w:bCs/>
-          <w:sz w:val="32"/>
-          <w:szCs w:val="32"/>
-        </w:rPr>
-        <w:t>i</w:t>
-      </w:r>
-      <w:r>
-        <w:rPr>
-          <w:rFonts w:asciiTheme="majorHAnsi" w:hAnsiTheme="majorHAnsi" w:cstheme="majorHAnsi"/>
-          <w:b/>
-          <w:bCs/>
-          <w:sz w:val="32"/>
-          <w:szCs w:val="32"/>
-        </w:rPr>
-        <w:t>n</w:t>
+        <w:t>in</w:t>
       </w:r>
       <w:r>
         <w:rPr>
@@ -2046,9 +2079,1782 @@
           <w:rFonts w:asciiTheme="majorHAnsi" w:hAnsiTheme="majorHAnsi" w:cstheme="majorHAnsi"/>
           <w:b/>
           <w:bCs/>
+          <w:sz w:val="28"/>
+          <w:szCs w:val="28"/>
+          <w:u w:val="single"/>
+        </w:rPr>
+      </w:pPr>
+      <w:r>
+        <w:rPr>
+          <w:rFonts w:asciiTheme="majorHAnsi" w:hAnsiTheme="majorHAnsi" w:cstheme="majorHAnsi"/>
+          <w:b/>
+          <w:bCs/>
+          <w:sz w:val="28"/>
+          <w:szCs w:val="28"/>
+          <w:u w:val="single"/>
+        </w:rPr>
+        <w:lastRenderedPageBreak/>
+        <w:t>CHARACTERS</w:t>
+      </w:r>
+    </w:p>
+    <w:p>
+      <w:pPr>
+        <w:tabs>
+          <w:tab w:val="left" w:pos="5013"/>
+        </w:tabs>
+        <w:spacing w:line="240" w:lineRule="auto"/>
+        <w:rPr>
+          <w:rFonts w:asciiTheme="majorHAnsi" w:hAnsiTheme="majorHAnsi" w:cstheme="majorHAnsi"/>
+          <w:b/>
+          <w:bCs/>
+          <w:sz w:val="28"/>
+          <w:szCs w:val="28"/>
+        </w:rPr>
+      </w:pPr>
+      <w:r>
+        <w:rPr>
+          <w:rFonts w:asciiTheme="majorHAnsi" w:hAnsiTheme="majorHAnsi" w:cstheme="majorHAnsi"/>
+          <w:b/>
+          <w:bCs/>
+          <w:sz w:val="28"/>
+          <w:szCs w:val="28"/>
+        </w:rPr>
+        <w:t>MAIN CHARACTERS</w:t>
+      </w:r>
+    </w:p>
+    <w:p>
+      <w:pPr>
+        <w:tabs>
+          <w:tab w:val="left" w:pos="5013"/>
+        </w:tabs>
+        <w:spacing w:line="240" w:lineRule="auto"/>
+        <w:rPr>
+          <w:rFonts w:asciiTheme="majorHAnsi" w:hAnsiTheme="majorHAnsi" w:cstheme="majorHAnsi"/>
+          <w:sz w:val="28"/>
+          <w:szCs w:val="28"/>
+        </w:rPr>
+      </w:pPr>
+      <w:r>
+        <w:rPr>
+          <w:rFonts w:asciiTheme="majorHAnsi" w:hAnsiTheme="majorHAnsi" w:cstheme="majorHAnsi"/>
+          <w:sz w:val="28"/>
+          <w:szCs w:val="28"/>
+        </w:rPr>
+        <w:t>TRINI</w:t>
+      </w:r>
+      <w:r>
+        <w:rPr>
+          <w:rFonts w:asciiTheme="majorHAnsi" w:hAnsiTheme="majorHAnsi" w:cstheme="majorHAnsi"/>
+          <w:sz w:val="28"/>
+          <w:szCs w:val="28"/>
+        </w:rPr>
+        <w:t xml:space="preserve"> </w:t>
+      </w:r>
+      <w:r>
+        <w:rPr>
+          <w:rFonts w:asciiTheme="majorHAnsi" w:hAnsiTheme="majorHAnsi" w:cstheme="majorHAnsi"/>
+          <w:sz w:val="28"/>
+          <w:szCs w:val="28"/>
+        </w:rPr>
+        <w:t>“</w:t>
+      </w:r>
+      <w:r>
+        <w:rPr>
+          <w:rFonts w:asciiTheme="majorHAnsi" w:hAnsiTheme="majorHAnsi" w:cstheme="majorHAnsi"/>
+          <w:b/>
+          <w:bCs/>
+          <w:color w:val="7030A0"/>
+          <w:sz w:val="28"/>
+          <w:szCs w:val="28"/>
+        </w:rPr>
+        <w:t>RAY</w:t>
+      </w:r>
+      <w:r>
+        <w:rPr>
+          <w:rFonts w:asciiTheme="majorHAnsi" w:hAnsiTheme="majorHAnsi" w:cstheme="majorHAnsi"/>
+          <w:sz w:val="28"/>
+          <w:szCs w:val="28"/>
+        </w:rPr>
+        <w:t>”</w:t>
+      </w:r>
+      <w:r>
+        <w:rPr>
+          <w:rFonts w:asciiTheme="majorHAnsi" w:hAnsiTheme="majorHAnsi" w:cstheme="majorHAnsi"/>
+          <w:sz w:val="28"/>
+          <w:szCs w:val="28"/>
+        </w:rPr>
+        <w:t xml:space="preserve"> </w:t>
+      </w:r>
+      <w:r>
+        <w:rPr>
+          <w:rFonts w:asciiTheme="majorHAnsi" w:hAnsiTheme="majorHAnsi" w:cstheme="majorHAnsi"/>
+          <w:sz w:val="28"/>
+          <w:szCs w:val="28"/>
+        </w:rPr>
+        <w:t>REYES</w:t>
+      </w:r>
+      <w:r>
+        <w:rPr>
+          <w:rFonts w:asciiTheme="majorHAnsi" w:hAnsiTheme="majorHAnsi" w:cstheme="majorHAnsi"/>
+          <w:sz w:val="28"/>
+          <w:szCs w:val="28"/>
+        </w:rPr>
+        <w:t xml:space="preserve"> </w:t>
+      </w:r>
+      <w:r>
+        <w:rPr>
+          <w:rFonts w:asciiTheme="majorHAnsi" w:hAnsiTheme="majorHAnsi" w:cstheme="majorHAnsi"/>
+          <w:sz w:val="28"/>
+          <w:szCs w:val="28"/>
+        </w:rPr>
+        <w:t>is a struggling 29-year-old Filipin</w:t>
+      </w:r>
+      <w:r>
+        <w:rPr>
+          <w:rFonts w:asciiTheme="majorHAnsi" w:hAnsiTheme="majorHAnsi" w:cstheme="majorHAnsi"/>
+          <w:sz w:val="28"/>
+          <w:szCs w:val="28"/>
+        </w:rPr>
+        <w:t>a</w:t>
+      </w:r>
+      <w:r>
+        <w:rPr>
+          <w:rFonts w:asciiTheme="majorHAnsi" w:hAnsiTheme="majorHAnsi" w:cstheme="majorHAnsi"/>
+          <w:sz w:val="28"/>
+          <w:szCs w:val="28"/>
+        </w:rPr>
+        <w:t xml:space="preserve"> American educator and puppeteer with a passion for science communication</w:t>
+      </w:r>
+      <w:r>
+        <w:rPr>
+          <w:rFonts w:asciiTheme="majorHAnsi" w:hAnsiTheme="majorHAnsi" w:cstheme="majorHAnsi"/>
+          <w:sz w:val="28"/>
+          <w:szCs w:val="28"/>
+        </w:rPr>
+        <w:t>.</w:t>
+      </w:r>
+      <w:r>
+        <w:rPr>
+          <w:rFonts w:asciiTheme="majorHAnsi" w:hAnsiTheme="majorHAnsi" w:cstheme="majorHAnsi"/>
+          <w:sz w:val="28"/>
+          <w:szCs w:val="28"/>
+        </w:rPr>
+        <w:t xml:space="preserve"> </w:t>
+      </w:r>
+      <w:r>
+        <w:rPr>
+          <w:rFonts w:asciiTheme="majorHAnsi" w:hAnsiTheme="majorHAnsi" w:cstheme="majorHAnsi"/>
+          <w:sz w:val="28"/>
+          <w:szCs w:val="28"/>
+        </w:rPr>
+        <w:t xml:space="preserve">She </w:t>
+      </w:r>
+      <w:r>
+        <w:rPr>
+          <w:rFonts w:asciiTheme="majorHAnsi" w:hAnsiTheme="majorHAnsi" w:cstheme="majorHAnsi"/>
+          <w:sz w:val="28"/>
+          <w:szCs w:val="28"/>
+        </w:rPr>
+        <w:t>often breaks the fourth wall to speak directly to the camera, sharing cynical thoughts about the world</w:t>
+      </w:r>
+      <w:r>
+        <w:rPr>
+          <w:rFonts w:asciiTheme="majorHAnsi" w:hAnsiTheme="majorHAnsi" w:cstheme="majorHAnsi"/>
+          <w:sz w:val="28"/>
+          <w:szCs w:val="28"/>
+        </w:rPr>
+        <w:t>,</w:t>
+      </w:r>
+      <w:r>
+        <w:rPr>
+          <w:rFonts w:asciiTheme="majorHAnsi" w:hAnsiTheme="majorHAnsi" w:cstheme="majorHAnsi"/>
+          <w:sz w:val="28"/>
+          <w:szCs w:val="28"/>
+        </w:rPr>
+        <w:t xml:space="preserve"> her personal failures</w:t>
+      </w:r>
+      <w:r>
+        <w:rPr>
+          <w:rFonts w:asciiTheme="majorHAnsi" w:hAnsiTheme="majorHAnsi" w:cstheme="majorHAnsi"/>
+          <w:sz w:val="28"/>
+          <w:szCs w:val="28"/>
+        </w:rPr>
+        <w:t xml:space="preserve"> or asking viewer</w:t>
+      </w:r>
+      <w:r>
+        <w:rPr>
+          <w:rFonts w:asciiTheme="majorHAnsi" w:hAnsiTheme="majorHAnsi" w:cstheme="majorHAnsi"/>
+          <w:sz w:val="28"/>
+          <w:szCs w:val="28"/>
+        </w:rPr>
+        <w:t>s</w:t>
+      </w:r>
+      <w:r>
+        <w:rPr>
+          <w:rFonts w:asciiTheme="majorHAnsi" w:hAnsiTheme="majorHAnsi" w:cstheme="majorHAnsi"/>
+          <w:sz w:val="28"/>
+          <w:szCs w:val="28"/>
+        </w:rPr>
+        <w:t xml:space="preserve"> </w:t>
+      </w:r>
+      <w:r>
+        <w:rPr>
+          <w:rFonts w:asciiTheme="majorHAnsi" w:hAnsiTheme="majorHAnsi" w:cstheme="majorHAnsi"/>
+          <w:sz w:val="28"/>
+          <w:szCs w:val="28"/>
+        </w:rPr>
+        <w:t>to make a choice</w:t>
+      </w:r>
+      <w:r>
+        <w:rPr>
+          <w:rFonts w:asciiTheme="majorHAnsi" w:hAnsiTheme="majorHAnsi" w:cstheme="majorHAnsi"/>
+          <w:sz w:val="28"/>
+          <w:szCs w:val="28"/>
+        </w:rPr>
+        <w:t>.</w:t>
+      </w:r>
+      <w:r>
+        <w:rPr>
+          <w:rFonts w:asciiTheme="majorHAnsi" w:hAnsiTheme="majorHAnsi" w:cstheme="majorHAnsi"/>
+          <w:sz w:val="28"/>
+          <w:szCs w:val="28"/>
+        </w:rPr>
+        <w:t xml:space="preserve"> </w:t>
+      </w:r>
+      <w:r>
+        <w:rPr>
+          <w:rFonts w:asciiTheme="majorHAnsi" w:hAnsiTheme="majorHAnsi" w:cstheme="majorHAnsi"/>
+          <w:sz w:val="28"/>
+          <w:szCs w:val="28"/>
+        </w:rPr>
+        <w:t xml:space="preserve">She likes taking up space but is incapable of pausing to listen. </w:t>
+      </w:r>
+      <w:r>
+        <w:rPr>
+          <w:rFonts w:asciiTheme="majorHAnsi" w:hAnsiTheme="majorHAnsi" w:cstheme="majorHAnsi"/>
+          <w:sz w:val="28"/>
+          <w:szCs w:val="28"/>
+        </w:rPr>
+        <w:t>She can speak Tagalog.</w:t>
+      </w:r>
+    </w:p>
+    <w:p>
+      <w:pPr>
+        <w:tabs>
+          <w:tab w:val="left" w:pos="5013"/>
+        </w:tabs>
+        <w:spacing w:line="240" w:lineRule="auto"/>
+        <w:rPr>
+          <w:rFonts w:asciiTheme="majorHAnsi" w:hAnsiTheme="majorHAnsi" w:cstheme="majorHAnsi"/>
+          <w:sz w:val="28"/>
+          <w:szCs w:val="28"/>
+        </w:rPr>
+      </w:pPr>
+      <w:r>
+        <w:rPr>
+          <w:rFonts w:asciiTheme="majorHAnsi" w:hAnsiTheme="majorHAnsi" w:cstheme="majorHAnsi"/>
+          <w:sz w:val="28"/>
+          <w:szCs w:val="28"/>
+        </w:rPr>
+        <w:t>KWAN</w:t>
+      </w:r>
+      <w:r>
+        <w:rPr>
+          <w:rFonts w:asciiTheme="majorHAnsi" w:hAnsiTheme="majorHAnsi" w:cstheme="majorHAnsi"/>
+          <w:sz w:val="28"/>
+          <w:szCs w:val="28"/>
+        </w:rPr>
+        <w:t xml:space="preserve"> </w:t>
+      </w:r>
+      <w:r>
+        <w:rPr>
+          <w:rFonts w:asciiTheme="majorHAnsi" w:hAnsiTheme="majorHAnsi" w:cstheme="majorHAnsi"/>
+          <w:sz w:val="28"/>
+          <w:szCs w:val="28"/>
+        </w:rPr>
+        <w:t>“</w:t>
+      </w:r>
+      <w:r>
+        <w:rPr>
+          <w:rFonts w:asciiTheme="majorHAnsi" w:hAnsiTheme="majorHAnsi" w:cstheme="majorHAnsi"/>
+          <w:b/>
+          <w:bCs/>
+          <w:color w:val="7030A0"/>
+          <w:sz w:val="28"/>
+          <w:szCs w:val="28"/>
+        </w:rPr>
+        <w:t>SUNSHINE</w:t>
+      </w:r>
+      <w:r>
+        <w:rPr>
+          <w:rFonts w:asciiTheme="majorHAnsi" w:hAnsiTheme="majorHAnsi" w:cstheme="majorHAnsi"/>
+          <w:sz w:val="28"/>
+          <w:szCs w:val="28"/>
+        </w:rPr>
+        <w:t xml:space="preserve">” </w:t>
+      </w:r>
+      <w:r>
+        <w:rPr>
+          <w:rFonts w:asciiTheme="majorHAnsi" w:hAnsiTheme="majorHAnsi" w:cstheme="majorHAnsi"/>
+          <w:sz w:val="28"/>
+          <w:szCs w:val="28"/>
+        </w:rPr>
+        <w:t>REYES</w:t>
+      </w:r>
+      <w:r>
+        <w:rPr>
+          <w:rFonts w:asciiTheme="majorHAnsi" w:hAnsiTheme="majorHAnsi" w:cstheme="majorHAnsi"/>
+          <w:sz w:val="28"/>
+          <w:szCs w:val="28"/>
+        </w:rPr>
+        <w:t xml:space="preserve"> </w:t>
+      </w:r>
+      <w:r>
+        <w:rPr>
+          <w:rFonts w:asciiTheme="majorHAnsi" w:hAnsiTheme="majorHAnsi" w:cstheme="majorHAnsi"/>
+          <w:sz w:val="28"/>
+          <w:szCs w:val="28"/>
+        </w:rPr>
+        <w:t xml:space="preserve">is </w:t>
+      </w:r>
+      <w:r>
+        <w:rPr>
+          <w:rFonts w:asciiTheme="majorHAnsi" w:hAnsiTheme="majorHAnsi" w:cstheme="majorHAnsi"/>
+          <w:sz w:val="28"/>
+          <w:szCs w:val="28"/>
+        </w:rPr>
+        <w:t xml:space="preserve">Ray's </w:t>
+      </w:r>
+      <w:r>
+        <w:rPr>
+          <w:rFonts w:asciiTheme="majorHAnsi" w:hAnsiTheme="majorHAnsi" w:cstheme="majorHAnsi"/>
+          <w:sz w:val="28"/>
+          <w:szCs w:val="28"/>
+        </w:rPr>
+        <w:t>24-year-old</w:t>
+      </w:r>
+      <w:r>
+        <w:rPr>
+          <w:rFonts w:asciiTheme="majorHAnsi" w:hAnsiTheme="majorHAnsi" w:cstheme="majorHAnsi"/>
+          <w:sz w:val="28"/>
+          <w:szCs w:val="28"/>
+        </w:rPr>
+        <w:t xml:space="preserve"> </w:t>
+      </w:r>
+      <w:r>
+        <w:rPr>
+          <w:rFonts w:asciiTheme="majorHAnsi" w:hAnsiTheme="majorHAnsi" w:cstheme="majorHAnsi"/>
+          <w:sz w:val="28"/>
+          <w:szCs w:val="28"/>
+        </w:rPr>
+        <w:t>little</w:t>
+      </w:r>
+      <w:r>
+        <w:rPr>
+          <w:rFonts w:asciiTheme="majorHAnsi" w:hAnsiTheme="majorHAnsi" w:cstheme="majorHAnsi"/>
+          <w:sz w:val="28"/>
+          <w:szCs w:val="28"/>
+        </w:rPr>
+        <w:t xml:space="preserve"> brother, an astronomy </w:t>
+      </w:r>
+      <w:r>
+        <w:rPr>
+          <w:rFonts w:asciiTheme="majorHAnsi" w:hAnsiTheme="majorHAnsi" w:cstheme="majorHAnsi"/>
+          <w:sz w:val="28"/>
+          <w:szCs w:val="28"/>
+        </w:rPr>
+        <w:t>g</w:t>
+      </w:r>
+      <w:r>
+        <w:rPr>
+          <w:rFonts w:asciiTheme="majorHAnsi" w:hAnsiTheme="majorHAnsi" w:cstheme="majorHAnsi"/>
+          <w:sz w:val="28"/>
+          <w:szCs w:val="28"/>
+        </w:rPr>
+        <w:t>rad</w:t>
+      </w:r>
+      <w:r>
+        <w:rPr>
+          <w:rFonts w:asciiTheme="majorHAnsi" w:hAnsiTheme="majorHAnsi" w:cstheme="majorHAnsi"/>
+          <w:sz w:val="28"/>
+          <w:szCs w:val="28"/>
+        </w:rPr>
+        <w:t>uate</w:t>
+      </w:r>
+      <w:r>
+        <w:rPr>
+          <w:rFonts w:asciiTheme="majorHAnsi" w:hAnsiTheme="majorHAnsi" w:cstheme="majorHAnsi"/>
+          <w:sz w:val="28"/>
+          <w:szCs w:val="28"/>
+        </w:rPr>
+        <w:t xml:space="preserve"> studen</w:t>
+      </w:r>
+      <w:r>
+        <w:rPr>
+          <w:rFonts w:asciiTheme="majorHAnsi" w:hAnsiTheme="majorHAnsi" w:cstheme="majorHAnsi"/>
+          <w:sz w:val="28"/>
+          <w:szCs w:val="28"/>
+        </w:rPr>
+        <w:t>t</w:t>
+      </w:r>
+      <w:r>
+        <w:rPr>
+          <w:rFonts w:asciiTheme="majorHAnsi" w:hAnsiTheme="majorHAnsi" w:cstheme="majorHAnsi"/>
+          <w:sz w:val="28"/>
+          <w:szCs w:val="28"/>
+        </w:rPr>
+        <w:t xml:space="preserve"> at Michigan State Universit</w:t>
+      </w:r>
+      <w:r>
+        <w:rPr>
+          <w:rFonts w:asciiTheme="majorHAnsi" w:hAnsiTheme="majorHAnsi" w:cstheme="majorHAnsi"/>
+          <w:sz w:val="28"/>
+          <w:szCs w:val="28"/>
+        </w:rPr>
+        <w:t xml:space="preserve">y and </w:t>
+      </w:r>
+      <w:r>
+        <w:rPr>
+          <w:rFonts w:asciiTheme="majorHAnsi" w:hAnsiTheme="majorHAnsi" w:cstheme="majorHAnsi"/>
+          <w:sz w:val="28"/>
+          <w:szCs w:val="28"/>
+        </w:rPr>
+        <w:t>member</w:t>
+      </w:r>
+      <w:r>
+        <w:rPr>
+          <w:rFonts w:asciiTheme="majorHAnsi" w:hAnsiTheme="majorHAnsi" w:cstheme="majorHAnsi"/>
+          <w:sz w:val="28"/>
+          <w:szCs w:val="28"/>
+        </w:rPr>
+        <w:t xml:space="preserve"> of a local neurodivergent theatre</w:t>
+      </w:r>
+      <w:r>
+        <w:rPr>
+          <w:rFonts w:asciiTheme="majorHAnsi" w:hAnsiTheme="majorHAnsi" w:cstheme="majorHAnsi"/>
+          <w:sz w:val="28"/>
+          <w:szCs w:val="28"/>
+        </w:rPr>
+        <w:t>.</w:t>
+      </w:r>
+      <w:r>
+        <w:rPr>
+          <w:rFonts w:asciiTheme="majorHAnsi" w:hAnsiTheme="majorHAnsi" w:cstheme="majorHAnsi"/>
+          <w:sz w:val="28"/>
+          <w:szCs w:val="28"/>
+        </w:rPr>
+        <w:t xml:space="preserve"> He got his nickname in college.</w:t>
+      </w:r>
+      <w:r>
+        <w:rPr>
+          <w:rFonts w:asciiTheme="majorHAnsi" w:hAnsiTheme="majorHAnsi" w:cstheme="majorHAnsi"/>
+          <w:sz w:val="28"/>
+          <w:szCs w:val="28"/>
+        </w:rPr>
+        <w:t xml:space="preserve"> </w:t>
+      </w:r>
+      <w:r>
+        <w:rPr>
+          <w:rFonts w:asciiTheme="majorHAnsi" w:hAnsiTheme="majorHAnsi" w:cstheme="majorHAnsi"/>
+          <w:sz w:val="28"/>
+          <w:szCs w:val="28"/>
+        </w:rPr>
+        <w:t xml:space="preserve">Unlike Ray’s manic energy, </w:t>
+      </w:r>
+      <w:r>
+        <w:rPr>
+          <w:rFonts w:asciiTheme="majorHAnsi" w:hAnsiTheme="majorHAnsi" w:cstheme="majorHAnsi"/>
+          <w:sz w:val="28"/>
+          <w:szCs w:val="28"/>
+        </w:rPr>
+        <w:t>he</w:t>
+      </w:r>
+      <w:r>
+        <w:rPr>
+          <w:rFonts w:asciiTheme="majorHAnsi" w:hAnsiTheme="majorHAnsi" w:cstheme="majorHAnsi"/>
+          <w:sz w:val="28"/>
+          <w:szCs w:val="28"/>
+        </w:rPr>
+        <w:t xml:space="preserve"> is grounded</w:t>
+      </w:r>
+      <w:r>
+        <w:rPr>
+          <w:rFonts w:asciiTheme="majorHAnsi" w:hAnsiTheme="majorHAnsi" w:cstheme="majorHAnsi"/>
+          <w:sz w:val="28"/>
+          <w:szCs w:val="28"/>
+        </w:rPr>
+        <w:t xml:space="preserve"> </w:t>
+      </w:r>
+      <w:r>
+        <w:rPr>
+          <w:rFonts w:asciiTheme="majorHAnsi" w:hAnsiTheme="majorHAnsi" w:cstheme="majorHAnsi"/>
+          <w:sz w:val="28"/>
+          <w:szCs w:val="28"/>
+        </w:rPr>
+        <w:t>and uses scien</w:t>
+      </w:r>
+      <w:r>
+        <w:rPr>
+          <w:rFonts w:asciiTheme="majorHAnsi" w:hAnsiTheme="majorHAnsi" w:cstheme="majorHAnsi"/>
+          <w:sz w:val="28"/>
+          <w:szCs w:val="28"/>
+        </w:rPr>
+        <w:t>tific</w:t>
+      </w:r>
+      <w:r>
+        <w:rPr>
+          <w:rFonts w:asciiTheme="majorHAnsi" w:hAnsiTheme="majorHAnsi" w:cstheme="majorHAnsi"/>
+          <w:sz w:val="28"/>
+          <w:szCs w:val="28"/>
+        </w:rPr>
+        <w:t xml:space="preserve"> logic to calm </w:t>
+      </w:r>
+      <w:r>
+        <w:rPr>
+          <w:rFonts w:asciiTheme="majorHAnsi" w:hAnsiTheme="majorHAnsi" w:cstheme="majorHAnsi"/>
+          <w:sz w:val="28"/>
+          <w:szCs w:val="28"/>
+        </w:rPr>
+        <w:t xml:space="preserve">down </w:t>
+      </w:r>
+      <w:r>
+        <w:rPr>
+          <w:rFonts w:asciiTheme="majorHAnsi" w:hAnsiTheme="majorHAnsi" w:cstheme="majorHAnsi"/>
+          <w:sz w:val="28"/>
+          <w:szCs w:val="28"/>
+        </w:rPr>
+        <w:t>Ray</w:t>
+      </w:r>
+      <w:r>
+        <w:rPr>
+          <w:rFonts w:asciiTheme="majorHAnsi" w:hAnsiTheme="majorHAnsi" w:cstheme="majorHAnsi"/>
+          <w:sz w:val="28"/>
+          <w:szCs w:val="28"/>
+        </w:rPr>
+        <w:t>.</w:t>
+      </w:r>
+      <w:r>
+        <w:rPr>
+          <w:rFonts w:asciiTheme="majorHAnsi" w:hAnsiTheme="majorHAnsi" w:cstheme="majorHAnsi"/>
+          <w:sz w:val="28"/>
+          <w:szCs w:val="28"/>
+        </w:rPr>
+        <w:t xml:space="preserve"> H</w:t>
+      </w:r>
+      <w:r>
+        <w:rPr>
+          <w:rFonts w:asciiTheme="majorHAnsi" w:hAnsiTheme="majorHAnsi" w:cstheme="majorHAnsi"/>
+          <w:sz w:val="28"/>
+          <w:szCs w:val="28"/>
+        </w:rPr>
+        <w:t>is</w:t>
+      </w:r>
+      <w:r>
+        <w:rPr>
+          <w:rFonts w:asciiTheme="majorHAnsi" w:hAnsiTheme="majorHAnsi" w:cstheme="majorHAnsi"/>
+          <w:sz w:val="28"/>
+          <w:szCs w:val="28"/>
+        </w:rPr>
+        <w:t xml:space="preserve"> dead-panned humor</w:t>
+      </w:r>
+      <w:r>
+        <w:rPr>
+          <w:rFonts w:asciiTheme="majorHAnsi" w:hAnsiTheme="majorHAnsi" w:cstheme="majorHAnsi"/>
+          <w:sz w:val="28"/>
+          <w:szCs w:val="28"/>
+        </w:rPr>
+        <w:t xml:space="preserve"> </w:t>
+      </w:r>
+      <w:r>
+        <w:rPr>
+          <w:rFonts w:asciiTheme="majorHAnsi" w:hAnsiTheme="majorHAnsi" w:cstheme="majorHAnsi"/>
+          <w:sz w:val="28"/>
+          <w:szCs w:val="28"/>
+        </w:rPr>
+        <w:t>often</w:t>
+      </w:r>
+      <w:r>
+        <w:rPr>
+          <w:rFonts w:asciiTheme="majorHAnsi" w:hAnsiTheme="majorHAnsi" w:cstheme="majorHAnsi"/>
+          <w:sz w:val="28"/>
+          <w:szCs w:val="28"/>
+        </w:rPr>
+        <w:t xml:space="preserve"> </w:t>
+      </w:r>
+      <w:r>
+        <w:rPr>
+          <w:rFonts w:asciiTheme="majorHAnsi" w:hAnsiTheme="majorHAnsi" w:cstheme="majorHAnsi"/>
+          <w:sz w:val="28"/>
+          <w:szCs w:val="28"/>
+        </w:rPr>
+        <w:t>interrupt</w:t>
+      </w:r>
+      <w:r>
+        <w:rPr>
+          <w:rFonts w:asciiTheme="majorHAnsi" w:hAnsiTheme="majorHAnsi" w:cstheme="majorHAnsi"/>
+          <w:sz w:val="28"/>
+          <w:szCs w:val="28"/>
+        </w:rPr>
+        <w:t>s</w:t>
+      </w:r>
+      <w:r>
+        <w:rPr>
+          <w:rFonts w:asciiTheme="majorHAnsi" w:hAnsiTheme="majorHAnsi" w:cstheme="majorHAnsi"/>
+          <w:sz w:val="28"/>
+          <w:szCs w:val="28"/>
+        </w:rPr>
+        <w:t xml:space="preserve"> </w:t>
+      </w:r>
+      <w:r>
+        <w:rPr>
+          <w:rFonts w:asciiTheme="majorHAnsi" w:hAnsiTheme="majorHAnsi" w:cstheme="majorHAnsi"/>
+          <w:sz w:val="28"/>
+          <w:szCs w:val="28"/>
+        </w:rPr>
+        <w:t>her</w:t>
+      </w:r>
+      <w:r>
+        <w:rPr>
+          <w:rFonts w:asciiTheme="majorHAnsi" w:hAnsiTheme="majorHAnsi" w:cstheme="majorHAnsi"/>
+          <w:sz w:val="28"/>
+          <w:szCs w:val="28"/>
+        </w:rPr>
+        <w:t xml:space="preserve"> </w:t>
+      </w:r>
+      <w:r>
+        <w:rPr>
+          <w:rFonts w:asciiTheme="majorHAnsi" w:hAnsiTheme="majorHAnsi" w:cstheme="majorHAnsi"/>
+          <w:sz w:val="28"/>
+          <w:szCs w:val="28"/>
+        </w:rPr>
+        <w:t>fourth wall breaks.</w:t>
+      </w:r>
+      <w:r>
+        <w:rPr>
+          <w:rFonts w:asciiTheme="majorHAnsi" w:hAnsiTheme="majorHAnsi" w:cstheme="majorHAnsi"/>
+          <w:sz w:val="28"/>
+          <w:szCs w:val="28"/>
+        </w:rPr>
+        <w:t xml:space="preserve"> </w:t>
+      </w:r>
+      <w:r>
+        <w:rPr>
+          <w:rFonts w:asciiTheme="majorHAnsi" w:hAnsiTheme="majorHAnsi" w:cstheme="majorHAnsi"/>
+          <w:sz w:val="28"/>
+          <w:szCs w:val="28"/>
+        </w:rPr>
+        <w:t>He can spea</w:t>
+      </w:r>
+      <w:r>
+        <w:rPr>
+          <w:rFonts w:asciiTheme="majorHAnsi" w:hAnsiTheme="majorHAnsi" w:cstheme="majorHAnsi"/>
+          <w:sz w:val="28"/>
+          <w:szCs w:val="28"/>
+        </w:rPr>
+        <w:t>k</w:t>
+      </w:r>
+      <w:r>
+        <w:rPr>
+          <w:rFonts w:asciiTheme="majorHAnsi" w:hAnsiTheme="majorHAnsi" w:cstheme="majorHAnsi"/>
+          <w:sz w:val="28"/>
+          <w:szCs w:val="28"/>
+        </w:rPr>
+        <w:t xml:space="preserve"> Tagalog.</w:t>
+      </w:r>
+    </w:p>
+    <w:p>
+      <w:pPr>
+        <w:tabs>
+          <w:tab w:val="left" w:pos="5013"/>
+        </w:tabs>
+        <w:spacing w:line="240" w:lineRule="auto"/>
+        <w:rPr>
+          <w:rFonts w:asciiTheme="majorHAnsi" w:hAnsiTheme="majorHAnsi" w:cstheme="majorHAnsi"/>
+          <w:sz w:val="28"/>
+          <w:szCs w:val="28"/>
+        </w:rPr>
+      </w:pPr>
+      <w:r>
+        <w:rPr>
+          <w:rFonts w:asciiTheme="majorHAnsi" w:hAnsiTheme="majorHAnsi" w:cstheme="majorHAnsi"/>
+          <w:sz w:val="28"/>
+          <w:szCs w:val="28"/>
+        </w:rPr>
+        <w:t xml:space="preserve">MS. </w:t>
+      </w:r>
+      <w:r>
+        <w:rPr>
+          <w:rFonts w:asciiTheme="majorHAnsi" w:hAnsiTheme="majorHAnsi" w:cstheme="majorHAnsi"/>
+          <w:b/>
+          <w:bCs/>
+          <w:color w:val="7030A0"/>
+          <w:sz w:val="28"/>
+          <w:szCs w:val="28"/>
+        </w:rPr>
+        <w:t>AURORA</w:t>
+      </w:r>
+      <w:r>
+        <w:rPr>
+          <w:rFonts w:asciiTheme="majorHAnsi" w:hAnsiTheme="majorHAnsi" w:cstheme="majorHAnsi"/>
+          <w:sz w:val="28"/>
+          <w:szCs w:val="28"/>
+        </w:rPr>
+        <w:t xml:space="preserve"> STARLING is a </w:t>
+      </w:r>
+      <w:r>
+        <w:rPr>
+          <w:rFonts w:asciiTheme="majorHAnsi" w:hAnsiTheme="majorHAnsi" w:cstheme="majorHAnsi"/>
+          <w:sz w:val="28"/>
+          <w:szCs w:val="28"/>
+        </w:rPr>
+        <w:t>b</w:t>
+      </w:r>
+      <w:r>
+        <w:rPr>
+          <w:rFonts w:asciiTheme="majorHAnsi" w:hAnsiTheme="majorHAnsi" w:cstheme="majorHAnsi"/>
+          <w:sz w:val="28"/>
+          <w:szCs w:val="28"/>
+        </w:rPr>
+        <w:t xml:space="preserve">iracial educator with a huge following and the frontrunner to be the host of </w:t>
+      </w:r>
+      <w:r>
+        <w:rPr>
+          <w:rFonts w:asciiTheme="majorHAnsi" w:hAnsiTheme="majorHAnsi" w:cstheme="majorHAnsi"/>
+          <w:i/>
+          <w:iCs/>
+          <w:color w:val="FF3399"/>
+          <w:sz w:val="28"/>
+          <w:szCs w:val="28"/>
+        </w:rPr>
+        <w:t>StarPower!</w:t>
+      </w:r>
+      <w:r>
+        <w:rPr>
+          <w:rFonts w:asciiTheme="majorHAnsi" w:hAnsiTheme="majorHAnsi" w:cstheme="majorHAnsi"/>
+          <w:i/>
+          <w:iCs/>
+          <w:sz w:val="28"/>
+          <w:szCs w:val="28"/>
+        </w:rPr>
+        <w:t xml:space="preserve"> </w:t>
+      </w:r>
+      <w:r>
+        <w:rPr>
+          <w:rFonts w:asciiTheme="majorHAnsi" w:hAnsiTheme="majorHAnsi" w:cstheme="majorHAnsi"/>
+          <w:sz w:val="28"/>
+          <w:szCs w:val="28"/>
+        </w:rPr>
+        <w:t xml:space="preserve">Despite seeing Ray as a theatre camp </w:t>
+      </w:r>
+      <w:r>
+        <w:rPr>
+          <w:rFonts w:asciiTheme="majorHAnsi" w:hAnsiTheme="majorHAnsi" w:cstheme="majorHAnsi"/>
+          <w:sz w:val="28"/>
+          <w:szCs w:val="28"/>
+        </w:rPr>
+        <w:t xml:space="preserve">and STEM </w:t>
+      </w:r>
+      <w:r>
+        <w:rPr>
+          <w:rFonts w:asciiTheme="majorHAnsi" w:hAnsiTheme="majorHAnsi" w:cstheme="majorHAnsi"/>
+          <w:sz w:val="28"/>
+          <w:szCs w:val="28"/>
+        </w:rPr>
+        <w:t>club</w:t>
+      </w:r>
+      <w:r>
+        <w:rPr>
+          <w:rFonts w:asciiTheme="majorHAnsi" w:hAnsiTheme="majorHAnsi" w:cstheme="majorHAnsi"/>
+          <w:sz w:val="28"/>
+          <w:szCs w:val="28"/>
+        </w:rPr>
+        <w:t xml:space="preserve"> </w:t>
+      </w:r>
+      <w:r>
+        <w:rPr>
+          <w:rFonts w:asciiTheme="majorHAnsi" w:hAnsiTheme="majorHAnsi" w:cstheme="majorHAnsi"/>
+          <w:sz w:val="28"/>
+          <w:szCs w:val="28"/>
+        </w:rPr>
+        <w:t>bestie</w:t>
+      </w:r>
+      <w:r>
+        <w:rPr>
+          <w:rFonts w:asciiTheme="majorHAnsi" w:hAnsiTheme="majorHAnsi" w:cstheme="majorHAnsi"/>
+          <w:sz w:val="28"/>
+          <w:szCs w:val="28"/>
+        </w:rPr>
+        <w:t>, she is unknowingly</w:t>
+      </w:r>
+      <w:r>
+        <w:rPr>
+          <w:rFonts w:asciiTheme="majorHAnsi" w:hAnsiTheme="majorHAnsi" w:cstheme="majorHAnsi"/>
+          <w:sz w:val="28"/>
+          <w:szCs w:val="28"/>
+        </w:rPr>
+        <w:t xml:space="preserve"> seen by Ray as</w:t>
+      </w:r>
+      <w:r>
+        <w:rPr>
+          <w:rFonts w:asciiTheme="majorHAnsi" w:hAnsiTheme="majorHAnsi" w:cstheme="majorHAnsi"/>
+          <w:sz w:val="28"/>
+          <w:szCs w:val="28"/>
+        </w:rPr>
+        <w:t xml:space="preserve"> her longtime rival. She often breaks the fourth wall to speak directly to the camera, sharing positive thoughts about the world or her personal achievements.</w:t>
+      </w:r>
+    </w:p>
+    <w:p>
+      <w:pPr>
+        <w:tabs>
+          <w:tab w:val="left" w:pos="5013"/>
+        </w:tabs>
+        <w:spacing w:line="240" w:lineRule="auto"/>
+        <w:rPr>
+          <w:rFonts w:asciiTheme="majorHAnsi" w:hAnsiTheme="majorHAnsi" w:cstheme="majorHAnsi"/>
+          <w:sz w:val="28"/>
+          <w:szCs w:val="28"/>
+        </w:rPr>
+      </w:pPr>
+      <w:r>
+        <w:rPr>
+          <w:rFonts w:asciiTheme="majorHAnsi" w:hAnsiTheme="majorHAnsi" w:cstheme="majorHAnsi"/>
+          <w:sz w:val="28"/>
+          <w:szCs w:val="28"/>
+        </w:rPr>
+        <w:t xml:space="preserve">BILLY </w:t>
+      </w:r>
+      <w:r>
+        <w:rPr>
+          <w:rFonts w:asciiTheme="majorHAnsi" w:hAnsiTheme="majorHAnsi" w:cstheme="majorHAnsi"/>
+          <w:b/>
+          <w:bCs/>
+          <w:color w:val="00B050"/>
+          <w:sz w:val="28"/>
+          <w:szCs w:val="28"/>
+        </w:rPr>
+        <w:t>CLAY</w:t>
+      </w:r>
+      <w:r>
+        <w:rPr>
+          <w:rFonts w:asciiTheme="majorHAnsi" w:hAnsiTheme="majorHAnsi" w:cstheme="majorHAnsi"/>
+          <w:sz w:val="28"/>
+          <w:szCs w:val="28"/>
+        </w:rPr>
+        <w:t>TON</w:t>
+      </w:r>
+      <w:r>
+        <w:rPr>
+          <w:rFonts w:asciiTheme="majorHAnsi" w:hAnsiTheme="majorHAnsi" w:cstheme="majorHAnsi"/>
+          <w:sz w:val="28"/>
+          <w:szCs w:val="28"/>
+        </w:rPr>
+        <w:t xml:space="preserve"> D</w:t>
+      </w:r>
+      <w:r>
+        <w:rPr>
+          <w:rFonts w:asciiTheme="majorHAnsi" w:hAnsiTheme="majorHAnsi" w:cstheme="majorHAnsi"/>
+          <w:sz w:val="28"/>
+          <w:szCs w:val="28"/>
+        </w:rPr>
+        <w:t>UBOIS</w:t>
+      </w:r>
+      <w:r>
+        <w:rPr>
+          <w:rFonts w:asciiTheme="majorHAnsi" w:hAnsiTheme="majorHAnsi" w:cstheme="majorHAnsi"/>
+          <w:sz w:val="28"/>
+          <w:szCs w:val="28"/>
+        </w:rPr>
+        <w:t xml:space="preserve"> </w:t>
+      </w:r>
+      <w:r>
+        <w:rPr>
+          <w:rFonts w:asciiTheme="majorHAnsi" w:hAnsiTheme="majorHAnsi" w:cstheme="majorHAnsi"/>
+          <w:sz w:val="28"/>
+          <w:szCs w:val="28"/>
+        </w:rPr>
+        <w:t>is</w:t>
+      </w:r>
+      <w:r>
+        <w:rPr>
+          <w:rFonts w:asciiTheme="majorHAnsi" w:hAnsiTheme="majorHAnsi" w:cstheme="majorHAnsi"/>
+          <w:sz w:val="28"/>
+          <w:szCs w:val="28"/>
+        </w:rPr>
+        <w:t xml:space="preserve"> </w:t>
+      </w:r>
+      <w:r>
+        <w:rPr>
+          <w:rFonts w:asciiTheme="majorHAnsi" w:hAnsiTheme="majorHAnsi" w:cstheme="majorHAnsi"/>
+          <w:sz w:val="28"/>
+          <w:szCs w:val="28"/>
+        </w:rPr>
+        <w:t>the</w:t>
+      </w:r>
+      <w:r>
+        <w:rPr>
+          <w:rFonts w:asciiTheme="majorHAnsi" w:hAnsiTheme="majorHAnsi" w:cstheme="majorHAnsi"/>
+          <w:sz w:val="28"/>
+          <w:szCs w:val="28"/>
+        </w:rPr>
+        <w:t xml:space="preserve"> original host of </w:t>
+      </w:r>
+      <w:r>
+        <w:rPr>
+          <w:rFonts w:asciiTheme="majorHAnsi" w:hAnsiTheme="majorHAnsi" w:cstheme="majorHAnsi"/>
+          <w:i/>
+          <w:iCs/>
+          <w:color w:val="00B050"/>
+          <w:sz w:val="28"/>
+          <w:szCs w:val="28"/>
+        </w:rPr>
+        <w:t>Stardust</w:t>
+      </w:r>
+      <w:r>
+        <w:rPr>
+          <w:rFonts w:asciiTheme="majorHAnsi" w:hAnsiTheme="majorHAnsi" w:cstheme="majorHAnsi"/>
+          <w:sz w:val="28"/>
+          <w:szCs w:val="28"/>
+        </w:rPr>
+        <w:t xml:space="preserve">. </w:t>
+      </w:r>
+      <w:r>
+        <w:rPr>
+          <w:rFonts w:asciiTheme="majorHAnsi" w:hAnsiTheme="majorHAnsi" w:cstheme="majorHAnsi"/>
+          <w:sz w:val="28"/>
+          <w:szCs w:val="28"/>
+        </w:rPr>
+        <w:t xml:space="preserve">He </w:t>
+      </w:r>
+      <w:r>
+        <w:rPr>
+          <w:rFonts w:asciiTheme="majorHAnsi" w:hAnsiTheme="majorHAnsi" w:cstheme="majorHAnsi"/>
+          <w:sz w:val="28"/>
+          <w:szCs w:val="28"/>
+        </w:rPr>
+        <w:t>left the show</w:t>
+      </w:r>
+      <w:r>
+        <w:rPr>
+          <w:rFonts w:asciiTheme="majorHAnsi" w:hAnsiTheme="majorHAnsi" w:cstheme="majorHAnsi"/>
+          <w:sz w:val="28"/>
+          <w:szCs w:val="28"/>
+        </w:rPr>
+        <w:t xml:space="preserve"> in 2006</w:t>
+      </w:r>
+      <w:r>
+        <w:rPr>
+          <w:rFonts w:asciiTheme="majorHAnsi" w:hAnsiTheme="majorHAnsi" w:cstheme="majorHAnsi"/>
+          <w:sz w:val="28"/>
+          <w:szCs w:val="28"/>
+        </w:rPr>
+        <w:t xml:space="preserve"> </w:t>
+      </w:r>
+      <w:r>
+        <w:rPr>
+          <w:rFonts w:asciiTheme="majorHAnsi" w:hAnsiTheme="majorHAnsi" w:cstheme="majorHAnsi"/>
+          <w:sz w:val="28"/>
+          <w:szCs w:val="28"/>
+        </w:rPr>
+        <w:t>due to</w:t>
+      </w:r>
+      <w:r>
+        <w:rPr>
+          <w:rFonts w:asciiTheme="majorHAnsi" w:hAnsiTheme="majorHAnsi" w:cstheme="majorHAnsi"/>
+          <w:sz w:val="28"/>
+          <w:szCs w:val="28"/>
+        </w:rPr>
+        <w:t xml:space="preserve"> his</w:t>
+      </w:r>
+      <w:r>
+        <w:rPr>
+          <w:rFonts w:asciiTheme="majorHAnsi" w:hAnsiTheme="majorHAnsi" w:cstheme="majorHAnsi"/>
+          <w:sz w:val="28"/>
+          <w:szCs w:val="28"/>
+        </w:rPr>
+        <w:t xml:space="preserve"> </w:t>
+      </w:r>
+      <w:r>
+        <w:rPr>
+          <w:rFonts w:asciiTheme="majorHAnsi" w:hAnsiTheme="majorHAnsi" w:cstheme="majorHAnsi"/>
+          <w:sz w:val="28"/>
+          <w:szCs w:val="28"/>
+        </w:rPr>
+        <w:t>clinical depression</w:t>
+      </w:r>
+      <w:r>
+        <w:rPr>
+          <w:rFonts w:asciiTheme="majorHAnsi" w:hAnsiTheme="majorHAnsi" w:cstheme="majorHAnsi"/>
+          <w:sz w:val="28"/>
+          <w:szCs w:val="28"/>
+        </w:rPr>
+        <w:t xml:space="preserve"> and </w:t>
+      </w:r>
+      <w:r>
+        <w:rPr>
+          <w:rFonts w:asciiTheme="majorHAnsi" w:hAnsiTheme="majorHAnsi" w:cstheme="majorHAnsi"/>
+          <w:sz w:val="28"/>
+          <w:szCs w:val="28"/>
+        </w:rPr>
+        <w:t>a drunk driving accident</w:t>
+      </w:r>
+      <w:r>
+        <w:rPr>
+          <w:rFonts w:asciiTheme="majorHAnsi" w:hAnsiTheme="majorHAnsi" w:cstheme="majorHAnsi"/>
+          <w:sz w:val="28"/>
+          <w:szCs w:val="28"/>
+        </w:rPr>
+        <w:t>.</w:t>
+      </w:r>
+      <w:r>
+        <w:rPr>
+          <w:rFonts w:asciiTheme="majorHAnsi" w:hAnsiTheme="majorHAnsi" w:cstheme="majorHAnsi"/>
+          <w:sz w:val="28"/>
+          <w:szCs w:val="28"/>
+        </w:rPr>
+        <w:t xml:space="preserve"> </w:t>
+      </w:r>
+      <w:r>
+        <w:rPr>
+          <w:rFonts w:asciiTheme="majorHAnsi" w:hAnsiTheme="majorHAnsi" w:cstheme="majorHAnsi"/>
+          <w:sz w:val="28"/>
+          <w:szCs w:val="28"/>
+        </w:rPr>
+        <w:t>He initially rejects Ray</w:t>
+      </w:r>
+      <w:r>
+        <w:rPr>
+          <w:rFonts w:asciiTheme="majorHAnsi" w:hAnsiTheme="majorHAnsi" w:cstheme="majorHAnsi"/>
+          <w:sz w:val="28"/>
+          <w:szCs w:val="28"/>
+        </w:rPr>
+        <w:t xml:space="preserve"> when she comes to him for </w:t>
+      </w:r>
+      <w:r>
+        <w:rPr>
+          <w:rFonts w:asciiTheme="majorHAnsi" w:hAnsiTheme="majorHAnsi" w:cstheme="majorHAnsi"/>
+          <w:sz w:val="28"/>
+          <w:szCs w:val="28"/>
+        </w:rPr>
+        <w:t>guidance but</w:t>
+      </w:r>
+      <w:r>
+        <w:rPr>
+          <w:rFonts w:asciiTheme="majorHAnsi" w:hAnsiTheme="majorHAnsi" w:cstheme="majorHAnsi"/>
+          <w:sz w:val="28"/>
+          <w:szCs w:val="28"/>
+        </w:rPr>
+        <w:t xml:space="preserve"> </w:t>
+      </w:r>
+      <w:r>
+        <w:rPr>
+          <w:rFonts w:asciiTheme="majorHAnsi" w:hAnsiTheme="majorHAnsi" w:cstheme="majorHAnsi"/>
+          <w:sz w:val="28"/>
+          <w:szCs w:val="28"/>
+        </w:rPr>
+        <w:t>becomes her</w:t>
+      </w:r>
+      <w:r>
+        <w:rPr>
+          <w:rFonts w:asciiTheme="majorHAnsi" w:hAnsiTheme="majorHAnsi" w:cstheme="majorHAnsi"/>
+          <w:sz w:val="28"/>
+          <w:szCs w:val="28"/>
+        </w:rPr>
+        <w:t xml:space="preserve"> mentor after finding out River and Skye are </w:t>
+      </w:r>
+      <w:r>
+        <w:rPr>
+          <w:rFonts w:asciiTheme="majorHAnsi" w:hAnsiTheme="majorHAnsi" w:cstheme="majorHAnsi"/>
+          <w:sz w:val="28"/>
+          <w:szCs w:val="28"/>
+        </w:rPr>
+        <w:t>reviving</w:t>
+      </w:r>
+      <w:r>
+        <w:rPr>
+          <w:rFonts w:asciiTheme="majorHAnsi" w:hAnsiTheme="majorHAnsi" w:cstheme="majorHAnsi"/>
+          <w:sz w:val="28"/>
+          <w:szCs w:val="28"/>
+        </w:rPr>
+        <w:t xml:space="preserve"> the series without him.</w:t>
+      </w:r>
+      <w:r>
+        <w:rPr>
+          <w:rFonts w:asciiTheme="majorHAnsi" w:hAnsiTheme="majorHAnsi" w:cstheme="majorHAnsi"/>
+          <w:sz w:val="28"/>
+          <w:szCs w:val="28"/>
+        </w:rPr>
+        <w:t xml:space="preserve"> </w:t>
+      </w:r>
+      <w:r>
+        <w:rPr>
+          <w:rFonts w:asciiTheme="majorHAnsi" w:hAnsiTheme="majorHAnsi" w:cstheme="majorHAnsi"/>
+          <w:sz w:val="28"/>
+          <w:szCs w:val="28"/>
+        </w:rPr>
+        <w:t xml:space="preserve">He exhibits </w:t>
+      </w:r>
+      <w:r>
+        <w:rPr>
+          <w:rFonts w:asciiTheme="majorHAnsi" w:hAnsiTheme="majorHAnsi" w:cstheme="majorHAnsi"/>
+          <w:sz w:val="28"/>
+          <w:szCs w:val="28"/>
+        </w:rPr>
+        <w:t>cartoonish</w:t>
+      </w:r>
+      <w:r>
+        <w:rPr>
+          <w:rFonts w:asciiTheme="majorHAnsi" w:hAnsiTheme="majorHAnsi" w:cstheme="majorHAnsi"/>
+          <w:sz w:val="28"/>
+          <w:szCs w:val="28"/>
+        </w:rPr>
+        <w:t xml:space="preserve"> energy and often speaks to an invisible </w:t>
+      </w:r>
+      <w:r>
+        <w:rPr>
+          <w:rFonts w:asciiTheme="majorHAnsi" w:hAnsiTheme="majorHAnsi" w:cstheme="majorHAnsi"/>
+          <w:sz w:val="28"/>
+          <w:szCs w:val="28"/>
+        </w:rPr>
+        <w:t>audience but</w:t>
+      </w:r>
+      <w:r>
+        <w:rPr>
+          <w:rFonts w:asciiTheme="majorHAnsi" w:hAnsiTheme="majorHAnsi" w:cstheme="majorHAnsi"/>
+          <w:sz w:val="28"/>
+          <w:szCs w:val="28"/>
+        </w:rPr>
+        <w:t xml:space="preserve"> </w:t>
+      </w:r>
+      <w:r>
+        <w:rPr>
+          <w:rFonts w:asciiTheme="majorHAnsi" w:hAnsiTheme="majorHAnsi" w:cstheme="majorHAnsi"/>
+          <w:sz w:val="28"/>
+          <w:szCs w:val="28"/>
+        </w:rPr>
+        <w:t>misses the camera's gaze</w:t>
+      </w:r>
+      <w:r>
+        <w:rPr>
+          <w:rFonts w:asciiTheme="majorHAnsi" w:hAnsiTheme="majorHAnsi" w:cstheme="majorHAnsi"/>
+          <w:sz w:val="28"/>
+          <w:szCs w:val="28"/>
+        </w:rPr>
+        <w:t>.</w:t>
+      </w:r>
+    </w:p>
+    <w:p>
+      <w:pPr>
+        <w:tabs>
+          <w:tab w:val="left" w:pos="5013"/>
+        </w:tabs>
+        <w:spacing w:line="240" w:lineRule="auto"/>
+        <w:rPr>
+          <w:rFonts w:asciiTheme="majorHAnsi" w:hAnsiTheme="majorHAnsi" w:cstheme="majorHAnsi"/>
+          <w:sz w:val="28"/>
+          <w:szCs w:val="28"/>
+        </w:rPr>
+      </w:pPr>
+      <w:r>
+        <w:rPr>
+          <w:rFonts w:asciiTheme="majorHAnsi" w:hAnsiTheme="majorHAnsi" w:cstheme="majorHAnsi"/>
+          <w:b/>
+          <w:bCs/>
+          <w:color w:val="002060"/>
+          <w:sz w:val="28"/>
+          <w:szCs w:val="28"/>
+        </w:rPr>
+        <w:t>RIVER</w:t>
+      </w:r>
+      <w:r>
+        <w:rPr>
+          <w:rFonts w:asciiTheme="majorHAnsi" w:hAnsiTheme="majorHAnsi" w:cstheme="majorHAnsi"/>
+          <w:sz w:val="28"/>
+          <w:szCs w:val="28"/>
+        </w:rPr>
+        <w:t xml:space="preserve"> MATTHEWS</w:t>
+      </w:r>
+      <w:r>
+        <w:rPr>
+          <w:rFonts w:asciiTheme="majorHAnsi" w:hAnsiTheme="majorHAnsi" w:cstheme="majorHAnsi"/>
+          <w:sz w:val="28"/>
+          <w:szCs w:val="28"/>
+        </w:rPr>
+        <w:t xml:space="preserve"> </w:t>
+      </w:r>
+      <w:r>
+        <w:rPr>
+          <w:rFonts w:asciiTheme="majorHAnsi" w:hAnsiTheme="majorHAnsi" w:cstheme="majorHAnsi"/>
+          <w:sz w:val="28"/>
+          <w:szCs w:val="28"/>
+        </w:rPr>
+        <w:t xml:space="preserve">is </w:t>
+      </w:r>
+      <w:r>
+        <w:rPr>
+          <w:rFonts w:asciiTheme="majorHAnsi" w:hAnsiTheme="majorHAnsi" w:cstheme="majorHAnsi"/>
+          <w:sz w:val="28"/>
+          <w:szCs w:val="28"/>
+        </w:rPr>
+        <w:t xml:space="preserve">the </w:t>
+      </w:r>
+      <w:r>
+        <w:rPr>
+          <w:rFonts w:asciiTheme="majorHAnsi" w:hAnsiTheme="majorHAnsi" w:cstheme="majorHAnsi"/>
+          <w:sz w:val="28"/>
+          <w:szCs w:val="28"/>
+        </w:rPr>
+        <w:t>co-</w:t>
+      </w:r>
+      <w:r>
+        <w:rPr>
+          <w:rFonts w:asciiTheme="majorHAnsi" w:hAnsiTheme="majorHAnsi" w:cstheme="majorHAnsi"/>
+          <w:sz w:val="28"/>
+          <w:szCs w:val="28"/>
+        </w:rPr>
+        <w:t xml:space="preserve">creator of </w:t>
+      </w:r>
+      <w:r>
+        <w:rPr>
+          <w:rFonts w:asciiTheme="majorHAnsi" w:hAnsiTheme="majorHAnsi" w:cstheme="majorHAnsi"/>
+          <w:i/>
+          <w:iCs/>
+          <w:color w:val="00B050"/>
+          <w:sz w:val="28"/>
+          <w:szCs w:val="28"/>
+        </w:rPr>
+        <w:t xml:space="preserve">Stardust </w:t>
+      </w:r>
+      <w:r>
+        <w:rPr>
+          <w:rFonts w:asciiTheme="majorHAnsi" w:hAnsiTheme="majorHAnsi" w:cstheme="majorHAnsi"/>
+          <w:sz w:val="28"/>
+          <w:szCs w:val="28"/>
+        </w:rPr>
+        <w:t xml:space="preserve">and its revival </w:t>
+      </w:r>
+      <w:r>
+        <w:rPr>
+          <w:rFonts w:asciiTheme="majorHAnsi" w:hAnsiTheme="majorHAnsi" w:cstheme="majorHAnsi"/>
+          <w:i/>
+          <w:iCs/>
+          <w:color w:val="FF3399"/>
+          <w:sz w:val="28"/>
+          <w:szCs w:val="28"/>
+        </w:rPr>
+        <w:t>StarPower</w:t>
+      </w:r>
+      <w:r>
+        <w:rPr>
+          <w:rFonts w:asciiTheme="majorHAnsi" w:hAnsiTheme="majorHAnsi" w:cstheme="majorHAnsi"/>
+          <w:i/>
+          <w:iCs/>
+          <w:color w:val="FF3399"/>
+          <w:sz w:val="28"/>
+          <w:szCs w:val="28"/>
+        </w:rPr>
+        <w:t>!</w:t>
+      </w:r>
+      <w:r>
+        <w:rPr>
+          <w:rFonts w:asciiTheme="majorHAnsi" w:hAnsiTheme="majorHAnsi" w:cstheme="majorHAnsi"/>
+          <w:sz w:val="28"/>
+          <w:szCs w:val="28"/>
+        </w:rPr>
+        <w:t xml:space="preserve"> </w:t>
+      </w:r>
+      <w:r>
+        <w:rPr>
+          <w:rFonts w:asciiTheme="majorHAnsi" w:hAnsiTheme="majorHAnsi" w:cstheme="majorHAnsi"/>
+          <w:sz w:val="28"/>
+          <w:szCs w:val="28"/>
+        </w:rPr>
+        <w:t xml:space="preserve">She voices </w:t>
+      </w:r>
+      <w:r>
+        <w:rPr>
+          <w:rFonts w:asciiTheme="majorHAnsi" w:hAnsiTheme="majorHAnsi" w:cstheme="majorHAnsi"/>
+          <w:sz w:val="28"/>
+          <w:szCs w:val="28"/>
+        </w:rPr>
+        <w:t>both titular characters</w:t>
+      </w:r>
+      <w:r>
+        <w:rPr>
+          <w:rFonts w:asciiTheme="majorHAnsi" w:hAnsiTheme="majorHAnsi" w:cstheme="majorHAnsi"/>
+          <w:sz w:val="28"/>
+          <w:szCs w:val="28"/>
+        </w:rPr>
+        <w:t>.</w:t>
+      </w:r>
+      <w:r>
+        <w:rPr>
+          <w:rFonts w:asciiTheme="majorHAnsi" w:hAnsiTheme="majorHAnsi" w:cstheme="majorHAnsi"/>
+          <w:sz w:val="28"/>
+          <w:szCs w:val="28"/>
+        </w:rPr>
+        <w:t xml:space="preserve"> </w:t>
+      </w:r>
+      <w:r>
+        <w:rPr>
+          <w:rFonts w:asciiTheme="majorHAnsi" w:hAnsiTheme="majorHAnsi" w:cstheme="majorHAnsi"/>
+          <w:sz w:val="28"/>
+          <w:szCs w:val="28"/>
+        </w:rPr>
+        <w:t xml:space="preserve">She is very protective of the brand and </w:t>
+      </w:r>
+      <w:r>
+        <w:rPr>
+          <w:rFonts w:asciiTheme="majorHAnsi" w:hAnsiTheme="majorHAnsi" w:cstheme="majorHAnsi"/>
+          <w:sz w:val="28"/>
+          <w:szCs w:val="28"/>
+        </w:rPr>
+        <w:t xml:space="preserve">takes every chance she can to rid </w:t>
+      </w:r>
+      <w:r>
+        <w:rPr>
+          <w:rFonts w:asciiTheme="majorHAnsi" w:hAnsiTheme="majorHAnsi" w:cstheme="majorHAnsi"/>
+          <w:i/>
+          <w:iCs/>
+          <w:sz w:val="28"/>
+          <w:szCs w:val="28"/>
+        </w:rPr>
+        <w:t>StarPower!</w:t>
+      </w:r>
+      <w:r>
+        <w:rPr>
+          <w:rFonts w:asciiTheme="majorHAnsi" w:hAnsiTheme="majorHAnsi" w:cstheme="majorHAnsi"/>
+          <w:sz w:val="28"/>
+          <w:szCs w:val="28"/>
+        </w:rPr>
+        <w:t xml:space="preserve"> of any flaw that </w:t>
+      </w:r>
+      <w:r>
+        <w:rPr>
+          <w:rFonts w:asciiTheme="majorHAnsi" w:hAnsiTheme="majorHAnsi" w:cstheme="majorHAnsi"/>
+          <w:i/>
+          <w:iCs/>
+          <w:sz w:val="28"/>
+          <w:szCs w:val="28"/>
+        </w:rPr>
+        <w:t>Stardust</w:t>
+      </w:r>
+      <w:r>
+        <w:rPr>
+          <w:rFonts w:asciiTheme="majorHAnsi" w:hAnsiTheme="majorHAnsi" w:cstheme="majorHAnsi"/>
+          <w:sz w:val="28"/>
+          <w:szCs w:val="28"/>
+        </w:rPr>
+        <w:t xml:space="preserve"> had.</w:t>
+      </w:r>
+      <w:r>
+        <w:rPr>
+          <w:rFonts w:asciiTheme="majorHAnsi" w:hAnsiTheme="majorHAnsi" w:cstheme="majorHAnsi"/>
+          <w:sz w:val="28"/>
+          <w:szCs w:val="28"/>
+        </w:rPr>
+        <w:t xml:space="preserve"> </w:t>
+      </w:r>
+      <w:r>
+        <w:rPr>
+          <w:rFonts w:asciiTheme="majorHAnsi" w:hAnsiTheme="majorHAnsi" w:cstheme="majorHAnsi"/>
+          <w:sz w:val="28"/>
+          <w:szCs w:val="28"/>
+        </w:rPr>
+        <w:t>Though she never breaks the fourth wall, she is aware of it like Ray.</w:t>
+      </w:r>
+    </w:p>
+    <w:p>
+      <w:pPr>
+        <w:tabs>
+          <w:tab w:val="left" w:pos="5013"/>
+        </w:tabs>
+        <w:spacing w:line="240" w:lineRule="auto"/>
+        <w:rPr>
+          <w:rFonts w:asciiTheme="majorHAnsi" w:hAnsiTheme="majorHAnsi" w:cstheme="majorHAnsi"/>
+          <w:sz w:val="28"/>
+          <w:szCs w:val="28"/>
+        </w:rPr>
+      </w:pPr>
+      <w:r>
+        <w:rPr>
+          <w:rFonts w:asciiTheme="majorHAnsi" w:hAnsiTheme="majorHAnsi" w:cstheme="majorHAnsi"/>
+          <w:sz w:val="28"/>
+          <w:szCs w:val="28"/>
+        </w:rPr>
+        <w:t>SCHUYLER</w:t>
+      </w:r>
+      <w:r>
+        <w:rPr>
+          <w:rFonts w:asciiTheme="majorHAnsi" w:hAnsiTheme="majorHAnsi" w:cstheme="majorHAnsi"/>
+          <w:sz w:val="28"/>
+          <w:szCs w:val="28"/>
+        </w:rPr>
+        <w:t xml:space="preserve"> </w:t>
+      </w:r>
+      <w:r>
+        <w:rPr>
+          <w:rFonts w:asciiTheme="majorHAnsi" w:hAnsiTheme="majorHAnsi" w:cstheme="majorHAnsi"/>
+          <w:sz w:val="28"/>
+          <w:szCs w:val="28"/>
+        </w:rPr>
+        <w:t>“</w:t>
+      </w:r>
+      <w:r>
+        <w:rPr>
+          <w:rFonts w:asciiTheme="majorHAnsi" w:hAnsiTheme="majorHAnsi" w:cstheme="majorHAnsi"/>
+          <w:b/>
+          <w:bCs/>
+          <w:color w:val="EE0000"/>
+          <w:sz w:val="28"/>
+          <w:szCs w:val="28"/>
+        </w:rPr>
+        <w:t>SKYE</w:t>
+      </w:r>
+      <w:r>
+        <w:rPr>
+          <w:rFonts w:asciiTheme="majorHAnsi" w:hAnsiTheme="majorHAnsi" w:cstheme="majorHAnsi"/>
+          <w:sz w:val="28"/>
+          <w:szCs w:val="28"/>
+        </w:rPr>
+        <w:t>”</w:t>
+      </w:r>
+      <w:r>
+        <w:rPr>
+          <w:rFonts w:asciiTheme="majorHAnsi" w:hAnsiTheme="majorHAnsi" w:cstheme="majorHAnsi"/>
+          <w:sz w:val="28"/>
+          <w:szCs w:val="28"/>
+        </w:rPr>
+        <w:t xml:space="preserve"> PARK </w:t>
+      </w:r>
+      <w:r>
+        <w:rPr>
+          <w:rFonts w:asciiTheme="majorHAnsi" w:hAnsiTheme="majorHAnsi" w:cstheme="majorHAnsi"/>
+          <w:sz w:val="28"/>
+          <w:szCs w:val="28"/>
+        </w:rPr>
+        <w:t xml:space="preserve">is </w:t>
+      </w:r>
+      <w:r>
+        <w:rPr>
+          <w:rFonts w:asciiTheme="majorHAnsi" w:hAnsiTheme="majorHAnsi" w:cstheme="majorHAnsi"/>
+          <w:sz w:val="28"/>
+          <w:szCs w:val="28"/>
+        </w:rPr>
+        <w:t>a</w:t>
+      </w:r>
+      <w:r>
+        <w:rPr>
+          <w:rFonts w:asciiTheme="majorHAnsi" w:hAnsiTheme="majorHAnsi" w:cstheme="majorHAnsi"/>
+          <w:sz w:val="28"/>
+          <w:szCs w:val="28"/>
+        </w:rPr>
+        <w:t xml:space="preserve"> co-creator</w:t>
+      </w:r>
+      <w:r>
+        <w:rPr>
+          <w:rFonts w:asciiTheme="majorHAnsi" w:hAnsiTheme="majorHAnsi" w:cstheme="majorHAnsi"/>
+          <w:sz w:val="28"/>
+          <w:szCs w:val="28"/>
+        </w:rPr>
+        <w:t xml:space="preserve"> </w:t>
+      </w:r>
+      <w:r>
+        <w:rPr>
+          <w:rFonts w:asciiTheme="majorHAnsi" w:hAnsiTheme="majorHAnsi" w:cstheme="majorHAnsi"/>
+          <w:sz w:val="28"/>
+          <w:szCs w:val="28"/>
+        </w:rPr>
+        <w:t xml:space="preserve">of </w:t>
+      </w:r>
+      <w:r>
+        <w:rPr>
+          <w:rFonts w:asciiTheme="majorHAnsi" w:hAnsiTheme="majorHAnsi" w:cstheme="majorHAnsi"/>
+          <w:i/>
+          <w:iCs/>
+          <w:color w:val="00B050"/>
+          <w:sz w:val="28"/>
+          <w:szCs w:val="28"/>
+        </w:rPr>
+        <w:t>Stardust</w:t>
+      </w:r>
+      <w:r>
+        <w:rPr>
+          <w:rFonts w:asciiTheme="majorHAnsi" w:hAnsiTheme="majorHAnsi" w:cstheme="majorHAnsi"/>
+          <w:color w:val="00B050"/>
+          <w:sz w:val="28"/>
+          <w:szCs w:val="28"/>
+        </w:rPr>
+        <w:t xml:space="preserve"> </w:t>
+      </w:r>
+      <w:r>
+        <w:rPr>
+          <w:rFonts w:asciiTheme="majorHAnsi" w:hAnsiTheme="majorHAnsi" w:cstheme="majorHAnsi"/>
+          <w:sz w:val="28"/>
+          <w:szCs w:val="28"/>
+        </w:rPr>
+        <w:t>and voice actor.</w:t>
+      </w:r>
+      <w:r>
+        <w:rPr>
+          <w:rFonts w:asciiTheme="majorHAnsi" w:hAnsiTheme="majorHAnsi" w:cstheme="majorHAnsi"/>
+          <w:sz w:val="28"/>
+          <w:szCs w:val="28"/>
+        </w:rPr>
+        <w:t xml:space="preserve"> They are open-minded and look out for Ray’s wellbeing, unlike River. </w:t>
+      </w:r>
+      <w:r>
+        <w:rPr>
+          <w:rFonts w:asciiTheme="majorHAnsi" w:hAnsiTheme="majorHAnsi" w:cstheme="majorHAnsi"/>
+          <w:sz w:val="28"/>
+          <w:szCs w:val="28"/>
+        </w:rPr>
+        <w:t xml:space="preserve">It may </w:t>
+      </w:r>
+      <w:r>
+        <w:rPr>
+          <w:rFonts w:asciiTheme="majorHAnsi" w:hAnsiTheme="majorHAnsi" w:cstheme="majorHAnsi"/>
+          <w:sz w:val="28"/>
+          <w:szCs w:val="28"/>
+        </w:rPr>
+        <w:t xml:space="preserve">be due </w:t>
+      </w:r>
+      <w:r>
+        <w:rPr>
+          <w:rFonts w:asciiTheme="majorHAnsi" w:hAnsiTheme="majorHAnsi" w:cstheme="majorHAnsi"/>
+          <w:sz w:val="28"/>
+          <w:szCs w:val="28"/>
+        </w:rPr>
+        <w:t>to</w:t>
+      </w:r>
+      <w:r>
+        <w:rPr>
+          <w:rFonts w:asciiTheme="majorHAnsi" w:hAnsiTheme="majorHAnsi" w:cstheme="majorHAnsi"/>
+          <w:sz w:val="28"/>
+          <w:szCs w:val="28"/>
+        </w:rPr>
+        <w:t xml:space="preserve"> </w:t>
+      </w:r>
+      <w:r>
+        <w:rPr>
+          <w:rFonts w:asciiTheme="majorHAnsi" w:hAnsiTheme="majorHAnsi" w:cstheme="majorHAnsi"/>
+          <w:sz w:val="28"/>
+          <w:szCs w:val="28"/>
+        </w:rPr>
+        <w:t xml:space="preserve">Clay’s 29th birthday </w:t>
+      </w:r>
+      <w:r>
+        <w:rPr>
+          <w:rFonts w:asciiTheme="majorHAnsi" w:hAnsiTheme="majorHAnsi" w:cstheme="majorHAnsi"/>
+          <w:sz w:val="28"/>
+          <w:szCs w:val="28"/>
+        </w:rPr>
+        <w:t>drunk driving</w:t>
+      </w:r>
+      <w:r>
+        <w:rPr>
+          <w:rFonts w:asciiTheme="majorHAnsi" w:hAnsiTheme="majorHAnsi" w:cstheme="majorHAnsi"/>
+          <w:sz w:val="28"/>
+          <w:szCs w:val="28"/>
+        </w:rPr>
+        <w:t xml:space="preserve"> accident</w:t>
+      </w:r>
+      <w:r>
+        <w:rPr>
+          <w:rFonts w:asciiTheme="majorHAnsi" w:hAnsiTheme="majorHAnsi" w:cstheme="majorHAnsi"/>
+          <w:sz w:val="28"/>
+          <w:szCs w:val="28"/>
+        </w:rPr>
+        <w:t xml:space="preserve"> long ago</w:t>
+      </w:r>
+      <w:r>
+        <w:rPr>
+          <w:rFonts w:asciiTheme="majorHAnsi" w:hAnsiTheme="majorHAnsi" w:cstheme="majorHAnsi"/>
+          <w:sz w:val="28"/>
+          <w:szCs w:val="28"/>
+        </w:rPr>
+        <w:t>.</w:t>
+      </w:r>
+      <w:r>
+        <w:rPr>
+          <w:rFonts w:asciiTheme="majorHAnsi" w:hAnsiTheme="majorHAnsi" w:cstheme="majorHAnsi"/>
+          <w:sz w:val="28"/>
+          <w:szCs w:val="28"/>
+        </w:rPr>
+        <w:t xml:space="preserve"> </w:t>
+      </w:r>
+      <w:r>
+        <w:rPr>
+          <w:rFonts w:asciiTheme="majorHAnsi" w:hAnsiTheme="majorHAnsi" w:cstheme="majorHAnsi"/>
+          <w:sz w:val="28"/>
+          <w:szCs w:val="28"/>
+        </w:rPr>
+        <w:t>In the early 2000s, they were male representing but have since come out as non-binary.</w:t>
+      </w:r>
+      <w:r>
+        <w:rPr>
+          <w:rFonts w:asciiTheme="majorHAnsi" w:hAnsiTheme="majorHAnsi" w:cstheme="majorHAnsi"/>
+          <w:sz w:val="28"/>
+          <w:szCs w:val="28"/>
+        </w:rPr>
+        <w:t xml:space="preserve"> Though they never break the fourth wall, they are aware of it like Ray.</w:t>
+      </w:r>
+    </w:p>
+    <w:p>
+      <w:pPr>
+        <w:tabs>
+          <w:tab w:val="left" w:pos="5013"/>
+        </w:tabs>
+        <w:spacing w:line="240" w:lineRule="auto"/>
+        <w:rPr>
+          <w:rFonts w:asciiTheme="majorHAnsi" w:hAnsiTheme="majorHAnsi" w:cstheme="majorHAnsi"/>
+          <w:sz w:val="28"/>
+          <w:szCs w:val="28"/>
+        </w:rPr>
+      </w:pPr>
+      <w:r>
+        <w:rPr>
+          <w:rFonts w:asciiTheme="majorHAnsi" w:hAnsiTheme="majorHAnsi" w:cstheme="majorHAnsi"/>
+          <w:sz w:val="28"/>
+          <w:szCs w:val="28"/>
+        </w:rPr>
+        <w:t>YASMINE “</w:t>
+      </w:r>
+      <w:r>
+        <w:rPr>
+          <w:rFonts w:asciiTheme="majorHAnsi" w:hAnsiTheme="majorHAnsi" w:cstheme="majorHAnsi"/>
+          <w:b/>
+          <w:bCs/>
+          <w:sz w:val="28"/>
+          <w:szCs w:val="28"/>
+        </w:rPr>
+        <w:t>YLEM</w:t>
+      </w:r>
+      <w:r>
+        <w:rPr>
+          <w:rFonts w:asciiTheme="majorHAnsi" w:hAnsiTheme="majorHAnsi" w:cstheme="majorHAnsi"/>
+          <w:sz w:val="28"/>
+          <w:szCs w:val="28"/>
+        </w:rPr>
+        <w:t>”</w:t>
+      </w:r>
+      <w:r>
+        <w:rPr>
+          <w:rFonts w:asciiTheme="majorHAnsi" w:hAnsiTheme="majorHAnsi" w:cstheme="majorHAnsi"/>
+          <w:sz w:val="28"/>
+          <w:szCs w:val="28"/>
+        </w:rPr>
+        <w:t xml:space="preserve"> (E-lehm)</w:t>
+      </w:r>
+      <w:r>
+        <w:rPr>
+          <w:rFonts w:asciiTheme="majorHAnsi" w:hAnsiTheme="majorHAnsi" w:cstheme="majorHAnsi"/>
+          <w:sz w:val="28"/>
+          <w:szCs w:val="28"/>
+        </w:rPr>
+        <w:t xml:space="preserve"> LEM</w:t>
+      </w:r>
+      <w:r>
+        <w:rPr>
+          <w:rFonts w:asciiTheme="majorHAnsi" w:hAnsiTheme="majorHAnsi" w:cstheme="majorHAnsi"/>
+          <w:sz w:val="28"/>
+          <w:szCs w:val="28"/>
+        </w:rPr>
+        <w:t xml:space="preserve"> is </w:t>
+      </w:r>
+      <w:r>
+        <w:rPr>
+          <w:rFonts w:asciiTheme="majorHAnsi" w:hAnsiTheme="majorHAnsi" w:cstheme="majorHAnsi"/>
+          <w:sz w:val="28"/>
+          <w:szCs w:val="28"/>
+        </w:rPr>
+        <w:t>the primary</w:t>
+      </w:r>
+      <w:r>
+        <w:rPr>
+          <w:rFonts w:asciiTheme="majorHAnsi" w:hAnsiTheme="majorHAnsi" w:cstheme="majorHAnsi"/>
+          <w:sz w:val="28"/>
+          <w:szCs w:val="28"/>
+        </w:rPr>
+        <w:t xml:space="preserve"> animator</w:t>
+      </w:r>
+      <w:r>
+        <w:rPr>
+          <w:rFonts w:asciiTheme="majorHAnsi" w:hAnsiTheme="majorHAnsi" w:cstheme="majorHAnsi"/>
+          <w:sz w:val="28"/>
+          <w:szCs w:val="28"/>
+        </w:rPr>
+        <w:t xml:space="preserve">, designer, and puppeteer </w:t>
+      </w:r>
+      <w:r>
+        <w:rPr>
+          <w:rFonts w:asciiTheme="majorHAnsi" w:hAnsiTheme="majorHAnsi" w:cstheme="majorHAnsi"/>
+          <w:sz w:val="28"/>
+          <w:szCs w:val="28"/>
+        </w:rPr>
+        <w:t>of</w:t>
+      </w:r>
+      <w:r>
+        <w:rPr>
+          <w:rFonts w:asciiTheme="majorHAnsi" w:hAnsiTheme="majorHAnsi" w:cstheme="majorHAnsi"/>
+          <w:sz w:val="28"/>
+          <w:szCs w:val="28"/>
+        </w:rPr>
+        <w:t xml:space="preserve"> the</w:t>
+      </w:r>
+      <w:r>
+        <w:rPr>
+          <w:rFonts w:asciiTheme="majorHAnsi" w:hAnsiTheme="majorHAnsi" w:cstheme="majorHAnsi"/>
+          <w:sz w:val="28"/>
+          <w:szCs w:val="28"/>
+        </w:rPr>
+        <w:t xml:space="preserve"> </w:t>
+      </w:r>
+      <w:r>
+        <w:rPr>
+          <w:rFonts w:asciiTheme="majorHAnsi" w:hAnsiTheme="majorHAnsi" w:cstheme="majorHAnsi"/>
+          <w:i/>
+          <w:iCs/>
+          <w:color w:val="00B050"/>
+          <w:sz w:val="28"/>
+          <w:szCs w:val="28"/>
+        </w:rPr>
+        <w:t>Stardust</w:t>
+      </w:r>
+      <w:r>
+        <w:rPr>
+          <w:rFonts w:asciiTheme="majorHAnsi" w:hAnsiTheme="majorHAnsi" w:cstheme="majorHAnsi"/>
+          <w:sz w:val="28"/>
+          <w:szCs w:val="28"/>
+        </w:rPr>
+        <w:t xml:space="preserve"> franchise.</w:t>
+      </w:r>
+      <w:r>
+        <w:rPr>
+          <w:rFonts w:asciiTheme="majorHAnsi" w:hAnsiTheme="majorHAnsi" w:cstheme="majorHAnsi"/>
+          <w:sz w:val="28"/>
+          <w:szCs w:val="28"/>
+        </w:rPr>
+        <w:t xml:space="preserve"> </w:t>
+      </w:r>
+      <w:r>
+        <w:rPr>
+          <w:rFonts w:asciiTheme="majorHAnsi" w:hAnsiTheme="majorHAnsi" w:cstheme="majorHAnsi"/>
+          <w:sz w:val="28"/>
+          <w:szCs w:val="28"/>
+        </w:rPr>
+        <w:t>Like her cartoons, she is very animated.</w:t>
+      </w:r>
+    </w:p>
+    <w:p>
+      <w:pPr>
+        <w:tabs>
+          <w:tab w:val="left" w:pos="5013"/>
+        </w:tabs>
+        <w:spacing w:line="240" w:lineRule="auto"/>
+        <w:rPr>
+          <w:rFonts w:asciiTheme="majorHAnsi" w:hAnsiTheme="majorHAnsi" w:cstheme="majorHAnsi"/>
           <w:sz w:val="30"/>
           <w:szCs w:val="30"/>
-          <w:u w:val="single"/>
         </w:rPr>
       </w:pPr>
       <w:r>
@@ -2058,10 +3864,9 @@
           <w:bCs/>
           <w:sz w:val="30"/>
           <w:szCs w:val="30"/>
-          <w:u w:val="single"/>
         </w:rPr>
         <w:lastRenderedPageBreak/>
-        <w:t>CHARACTERS</w:t>
+        <w:t>RECURRING</w:t>
       </w:r>
     </w:p>
     <w:p>
@@ -2072,59 +3877,10 @@
         <w:spacing w:line="240" w:lineRule="auto"/>
         <w:rPr>
           <w:rFonts w:asciiTheme="majorHAnsi" w:hAnsiTheme="majorHAnsi" w:cstheme="majorHAnsi"/>
-          <w:b/>
-          <w:bCs/>
           <w:sz w:val="30"/>
           <w:szCs w:val="30"/>
         </w:rPr>
       </w:pPr>
-      <w:r>
-        <w:rPr>
-          <w:rFonts w:asciiTheme="majorHAnsi" w:hAnsiTheme="majorHAnsi" w:cstheme="majorHAnsi"/>
-          <w:b/>
-          <w:bCs/>
-          <w:sz w:val="30"/>
-          <w:szCs w:val="30"/>
-        </w:rPr>
-        <w:t>MAIN CHARACTERS</w:t>
-      </w:r>
-    </w:p>
-    <w:p>
-      <w:pPr>
-        <w:tabs>
-          <w:tab w:val="left" w:pos="5013"/>
-        </w:tabs>
-        <w:spacing w:line="240" w:lineRule="auto"/>
-        <w:rPr>
-          <w:rFonts w:asciiTheme="majorHAnsi" w:hAnsiTheme="majorHAnsi" w:cstheme="majorHAnsi"/>
-          <w:sz w:val="30"/>
-          <w:szCs w:val="30"/>
-        </w:rPr>
-      </w:pPr>
-      <w:r>
-        <w:rPr>
-          <w:rFonts w:asciiTheme="majorHAnsi" w:hAnsiTheme="majorHAnsi" w:cstheme="majorHAnsi"/>
-          <w:sz w:val="30"/>
-          <w:szCs w:val="30"/>
-        </w:rPr>
-        <w:t>TRINI</w:t>
-      </w:r>
-      <w:r>
-        <w:rPr>
-          <w:rFonts w:asciiTheme="majorHAnsi" w:hAnsiTheme="majorHAnsi" w:cstheme="majorHAnsi"/>
-          <w:sz w:val="30"/>
-          <w:szCs w:val="30"/>
-        </w:rPr>
-        <w:t xml:space="preserve"> </w:t>
-      </w:r>
-      <w:r>
-        <w:rPr>
-          <w:rFonts w:asciiTheme="majorHAnsi" w:hAnsiTheme="majorHAnsi" w:cstheme="majorHAnsi"/>
-          <w:sz w:val="30"/>
-          <w:szCs w:val="30"/>
-        </w:rPr>
-        <w:t>“</w:t>
-      </w:r>
       <w:r>
         <w:rPr>
           <w:rFonts w:asciiTheme="majorHAnsi" w:hAnsiTheme="majorHAnsi" w:cstheme="majorHAnsi"/>
@@ -2134,223 +3890,16 @@
           <w:sz w:val="30"/>
           <w:szCs w:val="30"/>
         </w:rPr>
-        <w:t>RAY</w:t>
-      </w:r>
-      <w:r>
-        <w:rPr>
-          <w:rFonts w:asciiTheme="majorHAnsi" w:hAnsiTheme="majorHAnsi" w:cstheme="majorHAnsi"/>
-          <w:sz w:val="30"/>
-          <w:szCs w:val="30"/>
-        </w:rPr>
-        <w:t>”</w:t>
-      </w:r>
-      <w:r>
-        <w:rPr>
-          <w:rFonts w:asciiTheme="majorHAnsi" w:hAnsiTheme="majorHAnsi" w:cstheme="majorHAnsi"/>
-          <w:sz w:val="30"/>
-          <w:szCs w:val="30"/>
-        </w:rPr>
-        <w:t xml:space="preserve"> </w:t>
-      </w:r>
-      <w:r>
-        <w:rPr>
-          <w:rFonts w:asciiTheme="majorHAnsi" w:hAnsiTheme="majorHAnsi" w:cstheme="majorHAnsi"/>
-          <w:sz w:val="30"/>
-          <w:szCs w:val="30"/>
-        </w:rPr>
-        <w:t>REYES</w:t>
-      </w:r>
-      <w:r>
-        <w:rPr>
-          <w:rFonts w:asciiTheme="majorHAnsi" w:hAnsiTheme="majorHAnsi" w:cstheme="majorHAnsi"/>
-          <w:sz w:val="30"/>
-          <w:szCs w:val="30"/>
-        </w:rPr>
-        <w:t xml:space="preserve"> </w:t>
-      </w:r>
-      <w:r>
-        <w:rPr>
-          <w:rFonts w:asciiTheme="majorHAnsi" w:hAnsiTheme="majorHAnsi" w:cstheme="majorHAnsi"/>
-          <w:sz w:val="30"/>
-          <w:szCs w:val="30"/>
-        </w:rPr>
-        <w:t>is a struggling 29-year-old Filipin</w:t>
-      </w:r>
-      <w:r>
-        <w:rPr>
-          <w:rFonts w:asciiTheme="majorHAnsi" w:hAnsiTheme="majorHAnsi" w:cstheme="majorHAnsi"/>
-          <w:sz w:val="30"/>
-          <w:szCs w:val="30"/>
-        </w:rPr>
-        <w:t>a</w:t>
-      </w:r>
-      <w:r>
-        <w:rPr>
-          <w:rFonts w:asciiTheme="majorHAnsi" w:hAnsiTheme="majorHAnsi" w:cstheme="majorHAnsi"/>
-          <w:sz w:val="30"/>
-          <w:szCs w:val="30"/>
-        </w:rPr>
-        <w:t xml:space="preserve"> American educator and puppeteer with a passion for science communication</w:t>
-      </w:r>
-      <w:r>
-        <w:rPr>
-          <w:rFonts w:asciiTheme="majorHAnsi" w:hAnsiTheme="majorHAnsi" w:cstheme="majorHAnsi"/>
-          <w:sz w:val="30"/>
-          <w:szCs w:val="30"/>
-        </w:rPr>
-        <w:t>.</w:t>
-      </w:r>
-      <w:r>
-        <w:rPr>
-          <w:rFonts w:asciiTheme="majorHAnsi" w:hAnsiTheme="majorHAnsi" w:cstheme="majorHAnsi"/>
-          <w:sz w:val="30"/>
-          <w:szCs w:val="30"/>
-        </w:rPr>
-        <w:t xml:space="preserve"> </w:t>
-      </w:r>
-      <w:r>
-        <w:rPr>
-          <w:rFonts w:asciiTheme="majorHAnsi" w:hAnsiTheme="majorHAnsi" w:cstheme="majorHAnsi"/>
-          <w:sz w:val="30"/>
-          <w:szCs w:val="30"/>
-        </w:rPr>
-        <w:t xml:space="preserve">She </w:t>
-      </w:r>
-      <w:r>
-        <w:rPr>
-          <w:rFonts w:asciiTheme="majorHAnsi" w:hAnsiTheme="majorHAnsi" w:cstheme="majorHAnsi"/>
-          <w:sz w:val="30"/>
-          <w:szCs w:val="30"/>
-        </w:rPr>
-        <w:t>often breaks the fourth wall to speak directly to the camera, sharing cynical thoughts about the world</w:t>
-      </w:r>
-      <w:r>
-        <w:rPr>
-          <w:rFonts w:asciiTheme="majorHAnsi" w:hAnsiTheme="majorHAnsi" w:cstheme="majorHAnsi"/>
-          <w:sz w:val="30"/>
-          <w:szCs w:val="30"/>
-        </w:rPr>
-        <w:t>,</w:t>
-      </w:r>
-      <w:r>
-        <w:rPr>
-          <w:rFonts w:asciiTheme="majorHAnsi" w:hAnsiTheme="majorHAnsi" w:cstheme="majorHAnsi"/>
-          <w:sz w:val="30"/>
-          <w:szCs w:val="30"/>
-        </w:rPr>
-        <w:t xml:space="preserve"> her personal failures</w:t>
-      </w:r>
-      <w:r>
-        <w:rPr>
-          <w:rFonts w:asciiTheme="majorHAnsi" w:hAnsiTheme="majorHAnsi" w:cstheme="majorHAnsi"/>
-          <w:sz w:val="30"/>
-          <w:szCs w:val="30"/>
-        </w:rPr>
-        <w:t xml:space="preserve"> or asking viewer</w:t>
-      </w:r>
-      <w:r>
-        <w:rPr>
-          <w:rFonts w:asciiTheme="majorHAnsi" w:hAnsiTheme="majorHAnsi" w:cstheme="majorHAnsi"/>
-          <w:sz w:val="30"/>
-          <w:szCs w:val="30"/>
-        </w:rPr>
-        <w:t>s</w:t>
-      </w:r>
-      <w:r>
-        <w:rPr>
-          <w:rFonts w:asciiTheme="majorHAnsi" w:hAnsiTheme="majorHAnsi" w:cstheme="majorHAnsi"/>
-          <w:sz w:val="30"/>
-          <w:szCs w:val="30"/>
-        </w:rPr>
-        <w:t xml:space="preserve"> </w:t>
-      </w:r>
-      <w:r>
-        <w:rPr>
-          <w:rFonts w:asciiTheme="majorHAnsi" w:hAnsiTheme="majorHAnsi" w:cstheme="majorHAnsi"/>
-          <w:sz w:val="30"/>
-          <w:szCs w:val="30"/>
-        </w:rPr>
-        <w:t>to make a choice</w:t>
-      </w:r>
-      <w:r>
-        <w:rPr>
-          <w:rFonts w:asciiTheme="majorHAnsi" w:hAnsiTheme="majorHAnsi" w:cstheme="majorHAnsi"/>
-          <w:sz w:val="30"/>
-          <w:szCs w:val="30"/>
-        </w:rPr>
-        <w:t>.</w:t>
-      </w:r>
-      <w:r>
-        <w:rPr>
-          <w:rFonts w:asciiTheme="majorHAnsi" w:hAnsiTheme="majorHAnsi" w:cstheme="majorHAnsi"/>
-          <w:sz w:val="30"/>
-          <w:szCs w:val="30"/>
-        </w:rPr>
-        <w:t xml:space="preserve"> </w:t>
-      </w:r>
-      <w:r>
-        <w:rPr>
-          <w:rFonts w:asciiTheme="majorHAnsi" w:hAnsiTheme="majorHAnsi" w:cstheme="majorHAnsi"/>
-          <w:sz w:val="30"/>
-          <w:szCs w:val="30"/>
-        </w:rPr>
-        <w:t xml:space="preserve">She likes taking up space but is incapable of pausing to listen. </w:t>
-      </w:r>
-      <w:r>
-        <w:rPr>
-          <w:rFonts w:asciiTheme="majorHAnsi" w:hAnsiTheme="majorHAnsi" w:cstheme="majorHAnsi"/>
-          <w:sz w:val="30"/>
-          <w:szCs w:val="30"/>
-        </w:rPr>
-        <w:t>She can speak Tagalog.</w:t>
-      </w:r>
-    </w:p>
-    <w:p>
-      <w:pPr>
-        <w:tabs>
-          <w:tab w:val="left" w:pos="5013"/>
-        </w:tabs>
-        <w:spacing w:line="240" w:lineRule="auto"/>
-        <w:rPr>
-          <w:rFonts w:asciiTheme="majorHAnsi" w:hAnsiTheme="majorHAnsi" w:cstheme="majorHAnsi"/>
-          <w:sz w:val="30"/>
-          <w:szCs w:val="30"/>
-        </w:rPr>
-      </w:pPr>
-      <w:r>
-        <w:rPr>
-          <w:rFonts w:asciiTheme="majorHAnsi" w:hAnsiTheme="majorHAnsi" w:cstheme="majorHAnsi"/>
-          <w:sz w:val="30"/>
-          <w:szCs w:val="30"/>
-        </w:rPr>
-        <w:t>KWAN</w:t>
-      </w:r>
-      <w:r>
-        <w:rPr>
-          <w:rFonts w:asciiTheme="majorHAnsi" w:hAnsiTheme="majorHAnsi" w:cstheme="majorHAnsi"/>
-          <w:sz w:val="30"/>
-          <w:szCs w:val="30"/>
-        </w:rPr>
-        <w:t xml:space="preserve"> </w:t>
-      </w:r>
-      <w:r>
-        <w:rPr>
-          <w:rFonts w:asciiTheme="majorHAnsi" w:hAnsiTheme="majorHAnsi" w:cstheme="majorHAnsi"/>
-          <w:sz w:val="30"/>
-          <w:szCs w:val="30"/>
-        </w:rPr>
-        <w:t>“</w:t>
-      </w:r>
-      <w:r>
-        <w:rPr>
-          <w:rFonts w:asciiTheme="majorHAnsi" w:hAnsiTheme="majorHAnsi" w:cstheme="majorHAnsi"/>
-          <w:b/>
-          <w:bCs/>
+        <w:t>JET</w:t>
+      </w:r>
+      <w:r>
+        <w:rPr>
+          <w:rFonts w:asciiTheme="majorHAnsi" w:hAnsiTheme="majorHAnsi" w:cstheme="majorHAnsi"/>
           <w:color w:val="7030A0"/>
           <w:sz w:val="30"/>
           <w:szCs w:val="30"/>
         </w:rPr>
-        <w:t>SUNSHINE</w:t>
+        <w:t xml:space="preserve"> </w:t>
       </w:r>
       <w:r>
         <w:rPr>
@@ -2358,7 +3907,7 @@
           <w:sz w:val="30"/>
           <w:szCs w:val="30"/>
         </w:rPr>
-        <w:t xml:space="preserve">” </w:t>
+        <w:t>APRIL</w:t>
       </w:r>
       <w:r>
         <w:rPr>
@@ -2366,7 +3915,7 @@
           <w:sz w:val="30"/>
           <w:szCs w:val="30"/>
         </w:rPr>
-        <w:t>REYES</w:t>
+        <w:t xml:space="preserve"> </w:t>
       </w:r>
       <w:r>
         <w:rPr>
@@ -2374,7 +3923,7 @@
           <w:sz w:val="30"/>
           <w:szCs w:val="30"/>
         </w:rPr>
-        <w:t xml:space="preserve"> </w:t>
+        <w:t>is a director</w:t>
       </w:r>
       <w:r>
         <w:rPr>
@@ -2382,15 +3931,17 @@
           <w:sz w:val="30"/>
           <w:szCs w:val="30"/>
         </w:rPr>
-        <w:t xml:space="preserve">is </w:t>
-      </w:r>
-      <w:r>
-        <w:rPr>
-          <w:rFonts w:asciiTheme="majorHAnsi" w:hAnsiTheme="majorHAnsi" w:cstheme="majorHAnsi"/>
+        <w:t xml:space="preserve">, known for the children’s tv series, </w:t>
+      </w:r>
+      <w:r>
+        <w:rPr>
+          <w:rFonts w:asciiTheme="majorHAnsi" w:hAnsiTheme="majorHAnsi" w:cstheme="majorHAnsi"/>
+          <w:i/>
+          <w:iCs/>
           <w:sz w:val="30"/>
           <w:szCs w:val="30"/>
         </w:rPr>
-        <w:t xml:space="preserve">Ray's </w:t>
+        <w:t>Cinnamonville</w:t>
       </w:r>
       <w:r>
         <w:rPr>
@@ -2398,7 +3949,7 @@
           <w:sz w:val="30"/>
           <w:szCs w:val="30"/>
         </w:rPr>
-        <w:t>24-year-old</w:t>
+        <w:t>.</w:t>
       </w:r>
       <w:r>
         <w:rPr>
@@ -2406,7 +3957,7 @@
           <w:sz w:val="30"/>
           <w:szCs w:val="30"/>
         </w:rPr>
-        <w:t xml:space="preserve"> </w:t>
+        <w:t xml:space="preserve"> They serve as </w:t>
       </w:r>
       <w:r>
         <w:rPr>
@@ -2414,375 +3965,7 @@
           <w:sz w:val="30"/>
           <w:szCs w:val="30"/>
         </w:rPr>
-        <w:t>little</w:t>
-      </w:r>
-      <w:r>
-        <w:rPr>
-          <w:rFonts w:asciiTheme="majorHAnsi" w:hAnsiTheme="majorHAnsi" w:cstheme="majorHAnsi"/>
-          <w:sz w:val="30"/>
-          <w:szCs w:val="30"/>
-        </w:rPr>
-        <w:t xml:space="preserve"> brother, an astronomy </w:t>
-      </w:r>
-      <w:r>
-        <w:rPr>
-          <w:rFonts w:asciiTheme="majorHAnsi" w:hAnsiTheme="majorHAnsi" w:cstheme="majorHAnsi"/>
-          <w:sz w:val="30"/>
-          <w:szCs w:val="30"/>
-        </w:rPr>
-        <w:t>g</w:t>
-      </w:r>
-      <w:r>
-        <w:rPr>
-          <w:rFonts w:asciiTheme="majorHAnsi" w:hAnsiTheme="majorHAnsi" w:cstheme="majorHAnsi"/>
-          <w:sz w:val="30"/>
-          <w:szCs w:val="30"/>
-        </w:rPr>
-        <w:t>rad</w:t>
-      </w:r>
-      <w:r>
-        <w:rPr>
-          <w:rFonts w:asciiTheme="majorHAnsi" w:hAnsiTheme="majorHAnsi" w:cstheme="majorHAnsi"/>
-          <w:sz w:val="30"/>
-          <w:szCs w:val="30"/>
-        </w:rPr>
-        <w:t>uate</w:t>
-      </w:r>
-      <w:r>
-        <w:rPr>
-          <w:rFonts w:asciiTheme="majorHAnsi" w:hAnsiTheme="majorHAnsi" w:cstheme="majorHAnsi"/>
-          <w:sz w:val="30"/>
-          <w:szCs w:val="30"/>
-        </w:rPr>
-        <w:t xml:space="preserve"> studen</w:t>
-      </w:r>
-      <w:r>
-        <w:rPr>
-          <w:rFonts w:asciiTheme="majorHAnsi" w:hAnsiTheme="majorHAnsi" w:cstheme="majorHAnsi"/>
-          <w:sz w:val="30"/>
-          <w:szCs w:val="30"/>
-        </w:rPr>
-        <w:t>t</w:t>
-      </w:r>
-      <w:r>
-        <w:rPr>
-          <w:rFonts w:asciiTheme="majorHAnsi" w:hAnsiTheme="majorHAnsi" w:cstheme="majorHAnsi"/>
-          <w:sz w:val="30"/>
-          <w:szCs w:val="30"/>
-        </w:rPr>
-        <w:t xml:space="preserve"> at Michigan State Universit</w:t>
-      </w:r>
-      <w:r>
-        <w:rPr>
-          <w:rFonts w:asciiTheme="majorHAnsi" w:hAnsiTheme="majorHAnsi" w:cstheme="majorHAnsi"/>
-          <w:sz w:val="30"/>
-          <w:szCs w:val="30"/>
-        </w:rPr>
-        <w:t xml:space="preserve">y and </w:t>
-      </w:r>
-      <w:r>
-        <w:rPr>
-          <w:rFonts w:asciiTheme="majorHAnsi" w:hAnsiTheme="majorHAnsi" w:cstheme="majorHAnsi"/>
-          <w:sz w:val="30"/>
-          <w:szCs w:val="30"/>
-        </w:rPr>
-        <w:t>member</w:t>
-      </w:r>
-      <w:r>
-        <w:rPr>
-          <w:rFonts w:asciiTheme="majorHAnsi" w:hAnsiTheme="majorHAnsi" w:cstheme="majorHAnsi"/>
-          <w:sz w:val="30"/>
-          <w:szCs w:val="30"/>
-        </w:rPr>
-        <w:t xml:space="preserve"> of a local neurodivergent theatre</w:t>
-      </w:r>
-      <w:r>
-        <w:rPr>
-          <w:rFonts w:asciiTheme="majorHAnsi" w:hAnsiTheme="majorHAnsi" w:cstheme="majorHAnsi"/>
-          <w:sz w:val="30"/>
-          <w:szCs w:val="30"/>
-        </w:rPr>
-        <w:t>.</w:t>
-      </w:r>
-      <w:r>
-        <w:rPr>
-          <w:rFonts w:asciiTheme="majorHAnsi" w:hAnsiTheme="majorHAnsi" w:cstheme="majorHAnsi"/>
-          <w:sz w:val="30"/>
-          <w:szCs w:val="30"/>
-        </w:rPr>
-        <w:t xml:space="preserve"> He got his nickname in college.</w:t>
-      </w:r>
-      <w:r>
-        <w:rPr>
-          <w:rFonts w:asciiTheme="majorHAnsi" w:hAnsiTheme="majorHAnsi" w:cstheme="majorHAnsi"/>
-          <w:sz w:val="30"/>
-          <w:szCs w:val="30"/>
-        </w:rPr>
-        <w:t xml:space="preserve"> </w:t>
-      </w:r>
-      <w:r>
-        <w:rPr>
-          <w:rFonts w:asciiTheme="majorHAnsi" w:hAnsiTheme="majorHAnsi" w:cstheme="majorHAnsi"/>
-          <w:sz w:val="30"/>
-          <w:szCs w:val="30"/>
-        </w:rPr>
-        <w:t xml:space="preserve">Unlike Ray’s manic energy, </w:t>
-      </w:r>
-      <w:r>
-        <w:rPr>
-          <w:rFonts w:asciiTheme="majorHAnsi" w:hAnsiTheme="majorHAnsi" w:cstheme="majorHAnsi"/>
-          <w:sz w:val="30"/>
-          <w:szCs w:val="30"/>
-        </w:rPr>
-        <w:t>he</w:t>
-      </w:r>
-      <w:r>
-        <w:rPr>
-          <w:rFonts w:asciiTheme="majorHAnsi" w:hAnsiTheme="majorHAnsi" w:cstheme="majorHAnsi"/>
-          <w:sz w:val="30"/>
-          <w:szCs w:val="30"/>
-        </w:rPr>
-        <w:t xml:space="preserve"> is grounded</w:t>
-      </w:r>
-      <w:r>
-        <w:rPr>
-          <w:rFonts w:asciiTheme="majorHAnsi" w:hAnsiTheme="majorHAnsi" w:cstheme="majorHAnsi"/>
-          <w:sz w:val="30"/>
-          <w:szCs w:val="30"/>
-        </w:rPr>
-        <w:t xml:space="preserve"> </w:t>
-      </w:r>
-      <w:r>
-        <w:rPr>
-          <w:rFonts w:asciiTheme="majorHAnsi" w:hAnsiTheme="majorHAnsi" w:cstheme="majorHAnsi"/>
-          <w:sz w:val="30"/>
-          <w:szCs w:val="30"/>
-        </w:rPr>
-        <w:t>and uses scien</w:t>
-      </w:r>
-      <w:r>
-        <w:rPr>
-          <w:rFonts w:asciiTheme="majorHAnsi" w:hAnsiTheme="majorHAnsi" w:cstheme="majorHAnsi"/>
-          <w:sz w:val="30"/>
-          <w:szCs w:val="30"/>
-        </w:rPr>
-        <w:t>tific</w:t>
-      </w:r>
-      <w:r>
-        <w:rPr>
-          <w:rFonts w:asciiTheme="majorHAnsi" w:hAnsiTheme="majorHAnsi" w:cstheme="majorHAnsi"/>
-          <w:sz w:val="30"/>
-          <w:szCs w:val="30"/>
-        </w:rPr>
-        <w:t xml:space="preserve"> logic to calm </w:t>
-      </w:r>
-      <w:r>
-        <w:rPr>
-          <w:rFonts w:asciiTheme="majorHAnsi" w:hAnsiTheme="majorHAnsi" w:cstheme="majorHAnsi"/>
-          <w:sz w:val="30"/>
-          <w:szCs w:val="30"/>
-        </w:rPr>
-        <w:t xml:space="preserve">down </w:t>
-      </w:r>
-      <w:r>
-        <w:rPr>
-          <w:rFonts w:asciiTheme="majorHAnsi" w:hAnsiTheme="majorHAnsi" w:cstheme="majorHAnsi"/>
-          <w:sz w:val="30"/>
-          <w:szCs w:val="30"/>
-        </w:rPr>
-        <w:t>Ray</w:t>
-      </w:r>
-      <w:r>
-        <w:rPr>
-          <w:rFonts w:asciiTheme="majorHAnsi" w:hAnsiTheme="majorHAnsi" w:cstheme="majorHAnsi"/>
-          <w:sz w:val="30"/>
-          <w:szCs w:val="30"/>
-        </w:rPr>
-        <w:t>.</w:t>
-      </w:r>
-      <w:r>
-        <w:rPr>
-          <w:rFonts w:asciiTheme="majorHAnsi" w:hAnsiTheme="majorHAnsi" w:cstheme="majorHAnsi"/>
-          <w:sz w:val="30"/>
-          <w:szCs w:val="30"/>
-        </w:rPr>
-        <w:t xml:space="preserve"> H</w:t>
-      </w:r>
-      <w:r>
-        <w:rPr>
-          <w:rFonts w:asciiTheme="majorHAnsi" w:hAnsiTheme="majorHAnsi" w:cstheme="majorHAnsi"/>
-          <w:sz w:val="30"/>
-          <w:szCs w:val="30"/>
-        </w:rPr>
-        <w:t>is</w:t>
-      </w:r>
-      <w:r>
-        <w:rPr>
-          <w:rFonts w:asciiTheme="majorHAnsi" w:hAnsiTheme="majorHAnsi" w:cstheme="majorHAnsi"/>
-          <w:sz w:val="30"/>
-          <w:szCs w:val="30"/>
-        </w:rPr>
-        <w:t xml:space="preserve"> dead-panned humor</w:t>
-      </w:r>
-      <w:r>
-        <w:rPr>
-          <w:rFonts w:asciiTheme="majorHAnsi" w:hAnsiTheme="majorHAnsi" w:cstheme="majorHAnsi"/>
-          <w:sz w:val="30"/>
-          <w:szCs w:val="30"/>
-        </w:rPr>
-        <w:t xml:space="preserve"> </w:t>
-      </w:r>
-      <w:r>
-        <w:rPr>
-          <w:rFonts w:asciiTheme="majorHAnsi" w:hAnsiTheme="majorHAnsi" w:cstheme="majorHAnsi"/>
-          <w:sz w:val="30"/>
-          <w:szCs w:val="30"/>
-        </w:rPr>
-        <w:t>often</w:t>
-      </w:r>
-      <w:r>
-        <w:rPr>
-          <w:rFonts w:asciiTheme="majorHAnsi" w:hAnsiTheme="majorHAnsi" w:cstheme="majorHAnsi"/>
-          <w:sz w:val="30"/>
-          <w:szCs w:val="30"/>
-        </w:rPr>
-        <w:t xml:space="preserve"> </w:t>
-      </w:r>
-      <w:r>
-        <w:rPr>
-          <w:rFonts w:asciiTheme="majorHAnsi" w:hAnsiTheme="majorHAnsi" w:cstheme="majorHAnsi"/>
-          <w:sz w:val="30"/>
-          <w:szCs w:val="30"/>
-        </w:rPr>
-        <w:t>interrupt</w:t>
-      </w:r>
-      <w:r>
-        <w:rPr>
-          <w:rFonts w:asciiTheme="majorHAnsi" w:hAnsiTheme="majorHAnsi" w:cstheme="majorHAnsi"/>
-          <w:sz w:val="30"/>
-          <w:szCs w:val="30"/>
-        </w:rPr>
-        <w:t>s</w:t>
-      </w:r>
-      <w:r>
-        <w:rPr>
-          <w:rFonts w:asciiTheme="majorHAnsi" w:hAnsiTheme="majorHAnsi" w:cstheme="majorHAnsi"/>
-          <w:sz w:val="30"/>
-          <w:szCs w:val="30"/>
-        </w:rPr>
-        <w:t xml:space="preserve"> </w:t>
-      </w:r>
-      <w:r>
-        <w:rPr>
-          <w:rFonts w:asciiTheme="majorHAnsi" w:hAnsiTheme="majorHAnsi" w:cstheme="majorHAnsi"/>
-          <w:sz w:val="30"/>
-          <w:szCs w:val="30"/>
-        </w:rPr>
-        <w:t>her</w:t>
-      </w:r>
-      <w:r>
-        <w:rPr>
-          <w:rFonts w:asciiTheme="majorHAnsi" w:hAnsiTheme="majorHAnsi" w:cstheme="majorHAnsi"/>
-          <w:sz w:val="30"/>
-          <w:szCs w:val="30"/>
-        </w:rPr>
-        <w:t xml:space="preserve"> </w:t>
-      </w:r>
-      <w:r>
-        <w:rPr>
-          <w:rFonts w:asciiTheme="majorHAnsi" w:hAnsiTheme="majorHAnsi" w:cstheme="majorHAnsi"/>
-          <w:sz w:val="30"/>
-          <w:szCs w:val="30"/>
-        </w:rPr>
-        <w:t>fourth wall breaks.</w:t>
-      </w:r>
-      <w:r>
-        <w:rPr>
-          <w:rFonts w:asciiTheme="majorHAnsi" w:hAnsiTheme="majorHAnsi" w:cstheme="majorHAnsi"/>
-          <w:sz w:val="30"/>
-          <w:szCs w:val="30"/>
-        </w:rPr>
-        <w:t xml:space="preserve"> </w:t>
-      </w:r>
-      <w:r>
-        <w:rPr>
-          <w:rFonts w:asciiTheme="majorHAnsi" w:hAnsiTheme="majorHAnsi" w:cstheme="majorHAnsi"/>
-          <w:sz w:val="30"/>
-          <w:szCs w:val="30"/>
-        </w:rPr>
-        <w:t>He can spea</w:t>
-      </w:r>
-      <w:r>
-        <w:rPr>
-          <w:rFonts w:asciiTheme="majorHAnsi" w:hAnsiTheme="majorHAnsi" w:cstheme="majorHAnsi"/>
-          <w:sz w:val="30"/>
-          <w:szCs w:val="30"/>
-        </w:rPr>
-        <w:t>k</w:t>
-      </w:r>
-      <w:r>
-        <w:rPr>
-          <w:rFonts w:asciiTheme="majorHAnsi" w:hAnsiTheme="majorHAnsi" w:cstheme="majorHAnsi"/>
-          <w:sz w:val="30"/>
-          <w:szCs w:val="30"/>
-        </w:rPr>
-        <w:t xml:space="preserve"> Tagalog.</w:t>
-      </w:r>
-    </w:p>
-    <w:p>
-      <w:pPr>
-        <w:tabs>
-          <w:tab w:val="left" w:pos="5013"/>
-        </w:tabs>
-        <w:spacing w:line="240" w:lineRule="auto"/>
-        <w:rPr>
-          <w:rFonts w:asciiTheme="majorHAnsi" w:hAnsiTheme="majorHAnsi" w:cstheme="majorHAnsi"/>
-          <w:sz w:val="30"/>
-          <w:szCs w:val="30"/>
-        </w:rPr>
-      </w:pPr>
-      <w:r>
-        <w:rPr>
-          <w:rFonts w:asciiTheme="majorHAnsi" w:hAnsiTheme="majorHAnsi" w:cstheme="majorHAnsi"/>
-          <w:sz w:val="30"/>
-          <w:szCs w:val="30"/>
-        </w:rPr>
-        <w:t xml:space="preserve">MS. </w:t>
-      </w:r>
-      <w:r>
-        <w:rPr>
-          <w:rFonts w:asciiTheme="majorHAnsi" w:hAnsiTheme="majorHAnsi" w:cstheme="majorHAnsi"/>
-          <w:b/>
-          <w:bCs/>
-          <w:color w:val="7030A0"/>
-          <w:sz w:val="30"/>
-          <w:szCs w:val="30"/>
-        </w:rPr>
-        <w:t>AURORA</w:t>
-      </w:r>
-      <w:r>
-        <w:rPr>
-          <w:rFonts w:asciiTheme="majorHAnsi" w:hAnsiTheme="majorHAnsi" w:cstheme="majorHAnsi"/>
-          <w:sz w:val="30"/>
-          <w:szCs w:val="30"/>
-        </w:rPr>
-        <w:t xml:space="preserve"> STARLING is a </w:t>
-      </w:r>
-      <w:r>
-        <w:rPr>
-          <w:rFonts w:asciiTheme="majorHAnsi" w:hAnsiTheme="majorHAnsi" w:cstheme="majorHAnsi"/>
-          <w:sz w:val="30"/>
-          <w:szCs w:val="30"/>
-        </w:rPr>
-        <w:t>b</w:t>
-      </w:r>
-      <w:r>
-        <w:rPr>
-          <w:rFonts w:asciiTheme="majorHAnsi" w:hAnsiTheme="majorHAnsi" w:cstheme="majorHAnsi"/>
-          <w:sz w:val="30"/>
-          <w:szCs w:val="30"/>
-        </w:rPr>
-        <w:t xml:space="preserve">iracial educator with a huge following and the frontrunner to be the host of </w:t>
+        <w:t xml:space="preserve">the primary series director for </w:t>
       </w:r>
       <w:r>
         <w:rPr>
@@ -2795,7 +3978,153 @@
         </w:rPr>
         <w:t>StarPower!</w:t>
       </w:r>
-      <w:r>
+    </w:p>
+    <w:p>
+      <w:pPr>
+        <w:tabs>
+          <w:tab w:val="left" w:pos="5013"/>
+        </w:tabs>
+        <w:spacing w:line="240" w:lineRule="auto"/>
+        <w:rPr>
+          <w:rFonts w:asciiTheme="majorHAnsi" w:hAnsiTheme="majorHAnsi" w:cstheme="majorHAnsi"/>
+          <w:sz w:val="30"/>
+          <w:szCs w:val="30"/>
+        </w:rPr>
+      </w:pPr>
+      <w:r>
+        <w:rPr>
+          <w:rFonts w:asciiTheme="majorHAnsi" w:hAnsiTheme="majorHAnsi" w:cstheme="majorHAnsi"/>
+          <w:sz w:val="30"/>
+          <w:szCs w:val="30"/>
+        </w:rPr>
+        <w:t xml:space="preserve">THANH </w:t>
+      </w:r>
+      <w:r>
+        <w:rPr>
+          <w:rFonts w:asciiTheme="majorHAnsi" w:hAnsiTheme="majorHAnsi" w:cstheme="majorHAnsi"/>
+          <w:b/>
+          <w:bCs/>
+          <w:color w:val="002060"/>
+          <w:sz w:val="30"/>
+          <w:szCs w:val="30"/>
+        </w:rPr>
+        <w:t>THIEN</w:t>
+      </w:r>
+      <w:r>
+        <w:rPr>
+          <w:rFonts w:asciiTheme="majorHAnsi" w:hAnsiTheme="majorHAnsi" w:cstheme="majorHAnsi"/>
+          <w:color w:val="002060"/>
+          <w:sz w:val="30"/>
+          <w:szCs w:val="30"/>
+        </w:rPr>
+        <w:t xml:space="preserve"> </w:t>
+      </w:r>
+      <w:r>
+        <w:rPr>
+          <w:rFonts w:asciiTheme="majorHAnsi" w:hAnsiTheme="majorHAnsi" w:cstheme="majorHAnsi"/>
+          <w:sz w:val="30"/>
+          <w:szCs w:val="30"/>
+        </w:rPr>
+        <w:t xml:space="preserve">is </w:t>
+      </w:r>
+      <w:r>
+        <w:rPr>
+          <w:rFonts w:asciiTheme="majorHAnsi" w:hAnsiTheme="majorHAnsi" w:cstheme="majorHAnsi"/>
+          <w:sz w:val="30"/>
+          <w:szCs w:val="30"/>
+        </w:rPr>
+        <w:t>the</w:t>
+      </w:r>
+      <w:r>
+        <w:rPr>
+          <w:rFonts w:asciiTheme="majorHAnsi" w:hAnsiTheme="majorHAnsi" w:cstheme="majorHAnsi"/>
+          <w:sz w:val="30"/>
+          <w:szCs w:val="30"/>
+        </w:rPr>
+        <w:t xml:space="preserve"> primary</w:t>
+      </w:r>
+      <w:r>
+        <w:rPr>
+          <w:rFonts w:asciiTheme="majorHAnsi" w:hAnsiTheme="majorHAnsi" w:cstheme="majorHAnsi"/>
+          <w:sz w:val="30"/>
+          <w:szCs w:val="30"/>
+        </w:rPr>
+        <w:t xml:space="preserve"> </w:t>
+      </w:r>
+      <w:r>
+        <w:rPr>
+          <w:rFonts w:asciiTheme="majorHAnsi" w:hAnsiTheme="majorHAnsi" w:cstheme="majorHAnsi"/>
+          <w:sz w:val="30"/>
+          <w:szCs w:val="30"/>
+        </w:rPr>
+        <w:t>composer for the original</w:t>
+      </w:r>
+      <w:r>
+        <w:rPr>
+          <w:rFonts w:asciiTheme="majorHAnsi" w:hAnsiTheme="majorHAnsi" w:cstheme="majorHAnsi"/>
+          <w:sz w:val="30"/>
+          <w:szCs w:val="30"/>
+        </w:rPr>
+        <w:t xml:space="preserve"> </w:t>
+      </w:r>
+      <w:r>
+        <w:rPr>
+          <w:rFonts w:asciiTheme="majorHAnsi" w:hAnsiTheme="majorHAnsi" w:cstheme="majorHAnsi"/>
+          <w:i/>
+          <w:iCs/>
+          <w:color w:val="00B050"/>
+          <w:sz w:val="30"/>
+          <w:szCs w:val="30"/>
+        </w:rPr>
+        <w:t>Stardust</w:t>
+      </w:r>
+      <w:r>
+        <w:rPr>
+          <w:rFonts w:asciiTheme="majorHAnsi" w:hAnsiTheme="majorHAnsi" w:cstheme="majorHAnsi"/>
+          <w:sz w:val="30"/>
+          <w:szCs w:val="30"/>
+        </w:rPr>
+        <w:t xml:space="preserve">, </w:t>
+      </w:r>
+      <w:r>
+        <w:rPr>
+          <w:rFonts w:asciiTheme="majorHAnsi" w:hAnsiTheme="majorHAnsi" w:cstheme="majorHAnsi"/>
+          <w:sz w:val="30"/>
+          <w:szCs w:val="30"/>
+        </w:rPr>
+        <w:t>who created the show's music, including the theme song</w:t>
+      </w:r>
+      <w:r>
+        <w:rPr>
+          <w:rFonts w:asciiTheme="majorHAnsi" w:hAnsiTheme="majorHAnsi" w:cstheme="majorHAnsi"/>
+          <w:sz w:val="30"/>
+          <w:szCs w:val="30"/>
+        </w:rPr>
+        <w:t xml:space="preserve"> with River</w:t>
+      </w:r>
+      <w:r>
+        <w:rPr>
+          <w:rFonts w:asciiTheme="majorHAnsi" w:hAnsiTheme="majorHAnsi" w:cstheme="majorHAnsi"/>
+          <w:sz w:val="30"/>
+          <w:szCs w:val="30"/>
+        </w:rPr>
+        <w:t xml:space="preserve"> and iconic tunes</w:t>
+      </w:r>
+      <w:r>
+        <w:rPr>
+          <w:rFonts w:asciiTheme="majorHAnsi" w:hAnsiTheme="majorHAnsi" w:cstheme="majorHAnsi"/>
+          <w:sz w:val="30"/>
+          <w:szCs w:val="30"/>
+        </w:rPr>
+        <w:t>.</w:t>
+      </w:r>
+    </w:p>
+    <w:p>
+      <w:pPr>
+        <w:tabs>
+          <w:tab w:val="left" w:pos="5013"/>
+        </w:tabs>
+        <w:spacing w:line="240" w:lineRule="auto"/>
         <w:rPr>
           <w:rFonts w:asciiTheme="majorHAnsi" w:hAnsiTheme="majorHAnsi" w:cstheme="majorHAnsi"/>
           <w:i/>
@@ -2803,93 +4132,7 @@
           <w:sz w:val="30"/>
           <w:szCs w:val="30"/>
         </w:rPr>
-        <w:t xml:space="preserve"> </w:t>
-      </w:r>
-      <w:r>
-        <w:rPr>
-          <w:rFonts w:asciiTheme="majorHAnsi" w:hAnsiTheme="majorHAnsi" w:cstheme="majorHAnsi"/>
-          <w:sz w:val="30"/>
-          <w:szCs w:val="30"/>
-        </w:rPr>
-        <w:t xml:space="preserve">Despite seeing Ray as a theatre camp </w:t>
-      </w:r>
-      <w:r>
-        <w:rPr>
-          <w:rFonts w:asciiTheme="majorHAnsi" w:hAnsiTheme="majorHAnsi" w:cstheme="majorHAnsi"/>
-          <w:sz w:val="30"/>
-          <w:szCs w:val="30"/>
-        </w:rPr>
-        <w:t xml:space="preserve">and STEM </w:t>
-      </w:r>
-      <w:r>
-        <w:rPr>
-          <w:rFonts w:asciiTheme="majorHAnsi" w:hAnsiTheme="majorHAnsi" w:cstheme="majorHAnsi"/>
-          <w:sz w:val="30"/>
-          <w:szCs w:val="30"/>
-        </w:rPr>
-        <w:t>club</w:t>
-      </w:r>
-      <w:r>
-        <w:rPr>
-          <w:rFonts w:asciiTheme="majorHAnsi" w:hAnsiTheme="majorHAnsi" w:cstheme="majorHAnsi"/>
-          <w:sz w:val="30"/>
-          <w:szCs w:val="30"/>
-        </w:rPr>
-        <w:t xml:space="preserve"> </w:t>
-      </w:r>
-      <w:r>
-        <w:rPr>
-          <w:rFonts w:asciiTheme="majorHAnsi" w:hAnsiTheme="majorHAnsi" w:cstheme="majorHAnsi"/>
-          <w:sz w:val="30"/>
-          <w:szCs w:val="30"/>
-        </w:rPr>
-        <w:t>bestie</w:t>
-      </w:r>
-      <w:r>
-        <w:rPr>
-          <w:rFonts w:asciiTheme="majorHAnsi" w:hAnsiTheme="majorHAnsi" w:cstheme="majorHAnsi"/>
-          <w:sz w:val="30"/>
-          <w:szCs w:val="30"/>
-        </w:rPr>
-        <w:t>, she is unknowingly</w:t>
-      </w:r>
-      <w:r>
-        <w:rPr>
-          <w:rFonts w:asciiTheme="majorHAnsi" w:hAnsiTheme="majorHAnsi" w:cstheme="majorHAnsi"/>
-          <w:sz w:val="30"/>
-          <w:szCs w:val="30"/>
-        </w:rPr>
-        <w:t xml:space="preserve"> seen by Ray as</w:t>
-      </w:r>
-      <w:r>
-        <w:rPr>
-          <w:rFonts w:asciiTheme="majorHAnsi" w:hAnsiTheme="majorHAnsi" w:cstheme="majorHAnsi"/>
-          <w:sz w:val="30"/>
-          <w:szCs w:val="30"/>
-        </w:rPr>
-        <w:t xml:space="preserve"> her longtime rival. She often breaks the fourth wall to speak directly to the camera, sharing positive thoughts about the world or her personal achievements.</w:t>
-      </w:r>
-    </w:p>
-    <w:p>
-      <w:pPr>
-        <w:tabs>
-          <w:tab w:val="left" w:pos="5013"/>
-        </w:tabs>
-        <w:spacing w:line="240" w:lineRule="auto"/>
-        <w:rPr>
-          <w:rFonts w:asciiTheme="majorHAnsi" w:hAnsiTheme="majorHAnsi" w:cstheme="majorHAnsi"/>
-          <w:sz w:val="30"/>
-          <w:szCs w:val="30"/>
-        </w:rPr>
-      </w:pPr>
-      <w:r>
-        <w:rPr>
-          <w:rFonts w:asciiTheme="majorHAnsi" w:hAnsiTheme="majorHAnsi" w:cstheme="majorHAnsi"/>
-          <w:sz w:val="30"/>
-          <w:szCs w:val="30"/>
-        </w:rPr>
-        <w:t xml:space="preserve">BILLY </w:t>
-      </w:r>
+      </w:pPr>
       <w:r>
         <w:rPr>
           <w:rFonts w:asciiTheme="majorHAnsi" w:hAnsiTheme="majorHAnsi" w:cstheme="majorHAnsi"/>
@@ -2899,15 +4142,16 @@
           <w:sz w:val="30"/>
           <w:szCs w:val="30"/>
         </w:rPr>
-        <w:t>CLAY</w:t>
-      </w:r>
-      <w:r>
-        <w:rPr>
-          <w:rFonts w:asciiTheme="majorHAnsi" w:hAnsiTheme="majorHAnsi" w:cstheme="majorHAnsi"/>
+        <w:t>CRYSTAL</w:t>
+      </w:r>
+      <w:r>
+        <w:rPr>
+          <w:rFonts w:asciiTheme="majorHAnsi" w:hAnsiTheme="majorHAnsi" w:cstheme="majorHAnsi"/>
+          <w:color w:val="00B050"/>
           <w:sz w:val="30"/>
           <w:szCs w:val="30"/>
         </w:rPr>
-        <w:t>TON</w:t>
+        <w:t xml:space="preserve"> </w:t>
       </w:r>
       <w:r>
         <w:rPr>
@@ -2915,7 +4159,7 @@
           <w:sz w:val="30"/>
           <w:szCs w:val="30"/>
         </w:rPr>
-        <w:t xml:space="preserve"> D</w:t>
+        <w:t xml:space="preserve">is a </w:t>
       </w:r>
       <w:r>
         <w:rPr>
@@ -2923,7 +4167,7 @@
           <w:sz w:val="30"/>
           <w:szCs w:val="30"/>
         </w:rPr>
-        <w:t>UBOIS</w:t>
+        <w:t>story editor</w:t>
       </w:r>
       <w:r>
         <w:rPr>
@@ -2931,7 +4175,7 @@
           <w:sz w:val="30"/>
           <w:szCs w:val="30"/>
         </w:rPr>
-        <w:t xml:space="preserve"> </w:t>
+        <w:t xml:space="preserve">, </w:t>
       </w:r>
       <w:r>
         <w:rPr>
@@ -2939,7 +4183,7 @@
           <w:sz w:val="30"/>
           <w:szCs w:val="30"/>
         </w:rPr>
-        <w:t>is</w:t>
+        <w:t>developer</w:t>
       </w:r>
       <w:r>
         <w:rPr>
@@ -2947,7 +4191,7 @@
           <w:sz w:val="30"/>
           <w:szCs w:val="30"/>
         </w:rPr>
-        <w:t xml:space="preserve"> </w:t>
+        <w:t>, and educational psychologist</w:t>
       </w:r>
       <w:r>
         <w:rPr>
@@ -2955,15 +4199,144 @@
           <w:sz w:val="30"/>
           <w:szCs w:val="30"/>
         </w:rPr>
-        <w:t>the</w:t>
-      </w:r>
-      <w:r>
-        <w:rPr>
-          <w:rFonts w:asciiTheme="majorHAnsi" w:hAnsiTheme="majorHAnsi" w:cstheme="majorHAnsi"/>
+        <w:t xml:space="preserve"> for </w:t>
+      </w:r>
+      <w:r>
+        <w:rPr>
+          <w:rFonts w:asciiTheme="majorHAnsi" w:hAnsiTheme="majorHAnsi" w:cstheme="majorHAnsi"/>
+          <w:i/>
+          <w:iCs/>
+          <w:color w:val="FF3399"/>
           <w:sz w:val="30"/>
           <w:szCs w:val="30"/>
         </w:rPr>
-        <w:t xml:space="preserve"> original host of </w:t>
+        <w:t>StarPower!</w:t>
+      </w:r>
+    </w:p>
+    <w:p>
+      <w:pPr>
+        <w:tabs>
+          <w:tab w:val="left" w:pos="5013"/>
+        </w:tabs>
+        <w:spacing w:line="240" w:lineRule="auto"/>
+        <w:rPr>
+          <w:rFonts w:asciiTheme="majorHAnsi" w:hAnsiTheme="majorHAnsi" w:cstheme="majorHAnsi"/>
+          <w:i/>
+          <w:iCs/>
+          <w:color w:val="FF3399"/>
+          <w:sz w:val="30"/>
+          <w:szCs w:val="30"/>
+        </w:rPr>
+      </w:pPr>
+      <w:r>
+        <w:rPr>
+          <w:rFonts w:asciiTheme="majorHAnsi" w:hAnsiTheme="majorHAnsi" w:cstheme="majorHAnsi"/>
+          <w:b/>
+          <w:bCs/>
+          <w:color w:val="002060"/>
+          <w:sz w:val="30"/>
+          <w:szCs w:val="30"/>
+        </w:rPr>
+        <w:t>KENDRA</w:t>
+      </w:r>
+      <w:r>
+        <w:rPr>
+          <w:rFonts w:asciiTheme="majorHAnsi" w:hAnsiTheme="majorHAnsi" w:cstheme="majorHAnsi"/>
+          <w:color w:val="002060"/>
+          <w:sz w:val="30"/>
+          <w:szCs w:val="30"/>
+        </w:rPr>
+        <w:t xml:space="preserve"> </w:t>
+      </w:r>
+      <w:r>
+        <w:rPr>
+          <w:rFonts w:asciiTheme="majorHAnsi" w:hAnsiTheme="majorHAnsi" w:cstheme="majorHAnsi"/>
+          <w:sz w:val="30"/>
+          <w:szCs w:val="30"/>
+        </w:rPr>
+        <w:t xml:space="preserve">is a </w:t>
+      </w:r>
+      <w:r>
+        <w:rPr>
+          <w:rFonts w:asciiTheme="majorHAnsi" w:hAnsiTheme="majorHAnsi" w:cstheme="majorHAnsi"/>
+          <w:sz w:val="30"/>
+          <w:szCs w:val="30"/>
+        </w:rPr>
+        <w:t>child</w:t>
+      </w:r>
+      <w:r>
+        <w:rPr>
+          <w:rFonts w:asciiTheme="majorHAnsi" w:hAnsiTheme="majorHAnsi" w:cstheme="majorHAnsi"/>
+          <w:sz w:val="30"/>
+          <w:szCs w:val="30"/>
+        </w:rPr>
+        <w:t xml:space="preserve"> actor </w:t>
+      </w:r>
+      <w:r>
+        <w:rPr>
+          <w:rFonts w:asciiTheme="majorHAnsi" w:hAnsiTheme="majorHAnsi" w:cstheme="majorHAnsi"/>
+          <w:sz w:val="30"/>
+          <w:szCs w:val="30"/>
+        </w:rPr>
+        <w:t>who voices</w:t>
+      </w:r>
+      <w:r>
+        <w:rPr>
+          <w:rFonts w:asciiTheme="majorHAnsi" w:hAnsiTheme="majorHAnsi" w:cstheme="majorHAnsi"/>
+          <w:sz w:val="30"/>
+          <w:szCs w:val="30"/>
+        </w:rPr>
+        <w:t xml:space="preserve"> the younger characters on </w:t>
+      </w:r>
+      <w:r>
+        <w:rPr>
+          <w:rFonts w:asciiTheme="majorHAnsi" w:hAnsiTheme="majorHAnsi" w:cstheme="majorHAnsi"/>
+          <w:i/>
+          <w:iCs/>
+          <w:color w:val="FF3399"/>
+          <w:sz w:val="30"/>
+          <w:szCs w:val="30"/>
+        </w:rPr>
+        <w:t>StarPower!</w:t>
+      </w:r>
+    </w:p>
+    <w:p>
+      <w:pPr>
+        <w:tabs>
+          <w:tab w:val="left" w:pos="5013"/>
+        </w:tabs>
+        <w:spacing w:line="240" w:lineRule="auto"/>
+        <w:rPr>
+          <w:rFonts w:asciiTheme="majorHAnsi" w:hAnsiTheme="majorHAnsi" w:cstheme="majorHAnsi"/>
+          <w:sz w:val="30"/>
+          <w:szCs w:val="30"/>
+        </w:rPr>
+      </w:pPr>
+      <w:r>
+        <w:rPr>
+          <w:rFonts w:asciiTheme="majorHAnsi" w:hAnsiTheme="majorHAnsi" w:cstheme="majorHAnsi"/>
+          <w:b/>
+          <w:bCs/>
+          <w:sz w:val="30"/>
+          <w:szCs w:val="30"/>
+        </w:rPr>
+        <w:t>TERESA</w:t>
+      </w:r>
+      <w:r>
+        <w:rPr>
+          <w:rFonts w:asciiTheme="majorHAnsi" w:hAnsiTheme="majorHAnsi" w:cstheme="majorHAnsi"/>
+          <w:sz w:val="30"/>
+          <w:szCs w:val="30"/>
+        </w:rPr>
+        <w:t xml:space="preserve"> </w:t>
+      </w:r>
+      <w:r>
+        <w:rPr>
+          <w:rFonts w:asciiTheme="majorHAnsi" w:hAnsiTheme="majorHAnsi" w:cstheme="majorHAnsi"/>
+          <w:sz w:val="30"/>
+          <w:szCs w:val="30"/>
+        </w:rPr>
+        <w:t xml:space="preserve">is </w:t>
       </w:r>
       <w:r>
         <w:rPr>
@@ -2982,7 +4355,7 @@
           <w:sz w:val="30"/>
           <w:szCs w:val="30"/>
         </w:rPr>
-        <w:t xml:space="preserve">, now </w:t>
+        <w:t xml:space="preserve">’s biggest fan. As a child, she ran a </w:t>
       </w:r>
       <w:r>
         <w:rPr>
@@ -2990,7 +4363,7 @@
           <w:sz w:val="30"/>
           <w:szCs w:val="30"/>
         </w:rPr>
-        <w:t>a middle-aged, cynical man</w:t>
+        <w:t xml:space="preserve">fan club </w:t>
       </w:r>
       <w:r>
         <w:rPr>
@@ -2998,7 +4371,7 @@
           <w:sz w:val="30"/>
           <w:szCs w:val="30"/>
         </w:rPr>
-        <w:t xml:space="preserve">. </w:t>
+        <w:t xml:space="preserve">blog for the original show. Now as an adult, she </w:t>
       </w:r>
       <w:r>
         <w:rPr>
@@ -3006,7 +4379,7 @@
           <w:sz w:val="30"/>
           <w:szCs w:val="30"/>
         </w:rPr>
-        <w:t xml:space="preserve">He </w:t>
+        <w:t>is now a science communicator who runs</w:t>
       </w:r>
       <w:r>
         <w:rPr>
@@ -3014,7 +4387,7 @@
           <w:sz w:val="30"/>
           <w:szCs w:val="30"/>
         </w:rPr>
-        <w:t>left the show</w:t>
+        <w:t xml:space="preserve"> social media</w:t>
       </w:r>
       <w:r>
         <w:rPr>
@@ -3022,7 +4395,7 @@
           <w:sz w:val="30"/>
           <w:szCs w:val="30"/>
         </w:rPr>
-        <w:t xml:space="preserve"> in 2006</w:t>
+        <w:t xml:space="preserve"> channels</w:t>
       </w:r>
       <w:r>
         <w:rPr>
@@ -3038,7 +4411,7 @@
           <w:sz w:val="30"/>
           <w:szCs w:val="30"/>
         </w:rPr>
-        <w:t>due to</w:t>
+        <w:t>dedicated to</w:t>
       </w:r>
       <w:r>
         <w:rPr>
@@ -3046,7 +4419,7 @@
           <w:sz w:val="30"/>
           <w:szCs w:val="30"/>
         </w:rPr>
-        <w:t xml:space="preserve"> his</w:t>
+        <w:t xml:space="preserve"> and </w:t>
       </w:r>
       <w:r>
         <w:rPr>
@@ -3054,7 +4427,7 @@
           <w:sz w:val="30"/>
           <w:szCs w:val="30"/>
         </w:rPr>
-        <w:t xml:space="preserve"> </w:t>
+        <w:t>critiquing</w:t>
       </w:r>
       <w:r>
         <w:rPr>
@@ -3062,175 +4435,18 @@
           <w:sz w:val="30"/>
           <w:szCs w:val="30"/>
         </w:rPr>
-        <w:t>clinical depression</w:t>
-      </w:r>
-      <w:r>
-        <w:rPr>
-          <w:rFonts w:asciiTheme="majorHAnsi" w:hAnsiTheme="majorHAnsi" w:cstheme="majorHAnsi"/>
+        <w:t xml:space="preserve"> </w:t>
+      </w:r>
+      <w:r>
+        <w:rPr>
+          <w:rFonts w:asciiTheme="majorHAnsi" w:hAnsiTheme="majorHAnsi" w:cstheme="majorHAnsi"/>
+          <w:i/>
+          <w:iCs/>
+          <w:color w:val="FF0066"/>
           <w:sz w:val="30"/>
           <w:szCs w:val="30"/>
         </w:rPr>
-        <w:t xml:space="preserve"> and </w:t>
-      </w:r>
-      <w:r>
-        <w:rPr>
-          <w:rFonts w:asciiTheme="majorHAnsi" w:hAnsiTheme="majorHAnsi" w:cstheme="majorHAnsi"/>
-          <w:sz w:val="30"/>
-          <w:szCs w:val="30"/>
-        </w:rPr>
-        <w:t>a drunk driving accident</w:t>
-      </w:r>
-      <w:r>
-        <w:rPr>
-          <w:rFonts w:asciiTheme="majorHAnsi" w:hAnsiTheme="majorHAnsi" w:cstheme="majorHAnsi"/>
-          <w:sz w:val="30"/>
-          <w:szCs w:val="30"/>
-        </w:rPr>
-        <w:t>.</w:t>
-      </w:r>
-      <w:r>
-        <w:rPr>
-          <w:rFonts w:asciiTheme="majorHAnsi" w:hAnsiTheme="majorHAnsi" w:cstheme="majorHAnsi"/>
-          <w:sz w:val="30"/>
-          <w:szCs w:val="30"/>
-        </w:rPr>
-        <w:t xml:space="preserve"> </w:t>
-      </w:r>
-      <w:r>
-        <w:rPr>
-          <w:rFonts w:asciiTheme="majorHAnsi" w:hAnsiTheme="majorHAnsi" w:cstheme="majorHAnsi"/>
-          <w:sz w:val="30"/>
-          <w:szCs w:val="30"/>
-        </w:rPr>
-        <w:t>He initially rejects Ray</w:t>
-      </w:r>
-      <w:r>
-        <w:rPr>
-          <w:rFonts w:asciiTheme="majorHAnsi" w:hAnsiTheme="majorHAnsi" w:cstheme="majorHAnsi"/>
-          <w:sz w:val="30"/>
-          <w:szCs w:val="30"/>
-        </w:rPr>
-        <w:t xml:space="preserve"> when she comes to him for </w:t>
-      </w:r>
-      <w:r>
-        <w:rPr>
-          <w:rFonts w:asciiTheme="majorHAnsi" w:hAnsiTheme="majorHAnsi" w:cstheme="majorHAnsi"/>
-          <w:sz w:val="30"/>
-          <w:szCs w:val="30"/>
-        </w:rPr>
-        <w:t>guidance but</w:t>
-      </w:r>
-      <w:r>
-        <w:rPr>
-          <w:rFonts w:asciiTheme="majorHAnsi" w:hAnsiTheme="majorHAnsi" w:cstheme="majorHAnsi"/>
-          <w:sz w:val="30"/>
-          <w:szCs w:val="30"/>
-        </w:rPr>
-        <w:t xml:space="preserve"> </w:t>
-      </w:r>
-      <w:r>
-        <w:rPr>
-          <w:rFonts w:asciiTheme="majorHAnsi" w:hAnsiTheme="majorHAnsi" w:cstheme="majorHAnsi"/>
-          <w:sz w:val="30"/>
-          <w:szCs w:val="30"/>
-        </w:rPr>
-        <w:t>becomes her</w:t>
-      </w:r>
-      <w:r>
-        <w:rPr>
-          <w:rFonts w:asciiTheme="majorHAnsi" w:hAnsiTheme="majorHAnsi" w:cstheme="majorHAnsi"/>
-          <w:sz w:val="30"/>
-          <w:szCs w:val="30"/>
-        </w:rPr>
-        <w:t xml:space="preserve"> mentor after finding out </w:t>
-      </w:r>
-      <w:r>
-        <w:rPr>
-          <w:rFonts w:asciiTheme="majorHAnsi" w:hAnsiTheme="majorHAnsi" w:cstheme="majorHAnsi"/>
-          <w:sz w:val="30"/>
-          <w:szCs w:val="30"/>
-        </w:rPr>
-        <w:t xml:space="preserve">that </w:t>
-      </w:r>
-      <w:r>
-        <w:rPr>
-          <w:rFonts w:asciiTheme="majorHAnsi" w:hAnsiTheme="majorHAnsi" w:cstheme="majorHAnsi"/>
-          <w:sz w:val="30"/>
-          <w:szCs w:val="30"/>
-        </w:rPr>
-        <w:t xml:space="preserve">River and Skye are </w:t>
-      </w:r>
-      <w:r>
-        <w:rPr>
-          <w:rFonts w:asciiTheme="majorHAnsi" w:hAnsiTheme="majorHAnsi" w:cstheme="majorHAnsi"/>
-          <w:sz w:val="30"/>
-          <w:szCs w:val="30"/>
-        </w:rPr>
-        <w:t>reviving</w:t>
-      </w:r>
-      <w:r>
-        <w:rPr>
-          <w:rFonts w:asciiTheme="majorHAnsi" w:hAnsiTheme="majorHAnsi" w:cstheme="majorHAnsi"/>
-          <w:sz w:val="30"/>
-          <w:szCs w:val="30"/>
-        </w:rPr>
-        <w:t xml:space="preserve"> the series without him.</w:t>
-      </w:r>
-      <w:r>
-        <w:rPr>
-          <w:rFonts w:asciiTheme="majorHAnsi" w:hAnsiTheme="majorHAnsi" w:cstheme="majorHAnsi"/>
-          <w:sz w:val="30"/>
-          <w:szCs w:val="30"/>
-        </w:rPr>
-        <w:t xml:space="preserve"> </w:t>
-      </w:r>
-      <w:r>
-        <w:rPr>
-          <w:rFonts w:asciiTheme="majorHAnsi" w:hAnsiTheme="majorHAnsi" w:cstheme="majorHAnsi"/>
-          <w:sz w:val="30"/>
-          <w:szCs w:val="30"/>
-        </w:rPr>
-        <w:t xml:space="preserve">He exhibits </w:t>
-      </w:r>
-      <w:r>
-        <w:rPr>
-          <w:rFonts w:asciiTheme="majorHAnsi" w:hAnsiTheme="majorHAnsi" w:cstheme="majorHAnsi"/>
-          <w:sz w:val="30"/>
-          <w:szCs w:val="30"/>
-        </w:rPr>
-        <w:t>cartoonish</w:t>
-      </w:r>
-      <w:r>
-        <w:rPr>
-          <w:rFonts w:asciiTheme="majorHAnsi" w:hAnsiTheme="majorHAnsi" w:cstheme="majorHAnsi"/>
-          <w:sz w:val="30"/>
-          <w:szCs w:val="30"/>
-        </w:rPr>
-        <w:t xml:space="preserve"> energy and often speaks to an invisible audience, much like Ray</w:t>
-      </w:r>
-      <w:r>
-        <w:rPr>
-          <w:rFonts w:asciiTheme="majorHAnsi" w:hAnsiTheme="majorHAnsi" w:cstheme="majorHAnsi"/>
-          <w:sz w:val="30"/>
-          <w:szCs w:val="30"/>
-        </w:rPr>
-        <w:t xml:space="preserve">, but </w:t>
-      </w:r>
-      <w:r>
-        <w:rPr>
-          <w:rFonts w:asciiTheme="majorHAnsi" w:hAnsiTheme="majorHAnsi" w:cstheme="majorHAnsi"/>
-          <w:sz w:val="30"/>
-          <w:szCs w:val="30"/>
-        </w:rPr>
-        <w:t>misses the camera's gaze</w:t>
-      </w:r>
-      <w:r>
-        <w:rPr>
-          <w:rFonts w:asciiTheme="majorHAnsi" w:hAnsiTheme="majorHAnsi" w:cstheme="majorHAnsi"/>
-          <w:sz w:val="30"/>
-          <w:szCs w:val="30"/>
-        </w:rPr>
-        <w:t>.</w:t>
+        <w:t>StarPower!</w:t>
       </w:r>
     </w:p>
     <w:p>
@@ -3250,11 +4466,10 @@
           <w:rFonts w:asciiTheme="majorHAnsi" w:hAnsiTheme="majorHAnsi" w:cstheme="majorHAnsi"/>
           <w:b/>
           <w:bCs/>
-          <w:color w:val="002060"/>
           <w:sz w:val="30"/>
           <w:szCs w:val="30"/>
         </w:rPr>
-        <w:t>RIVER</w:t>
+        <w:t>COOPER OWENS</w:t>
       </w:r>
       <w:r>
         <w:rPr>
@@ -3262,7 +4477,7 @@
           <w:sz w:val="30"/>
           <w:szCs w:val="30"/>
         </w:rPr>
-        <w:t xml:space="preserve"> MATTHEWS</w:t>
+        <w:t xml:space="preserve"> is </w:t>
       </w:r>
       <w:r>
         <w:rPr>
@@ -3270,7 +4485,7 @@
           <w:sz w:val="30"/>
           <w:szCs w:val="30"/>
         </w:rPr>
-        <w:t xml:space="preserve"> </w:t>
+        <w:t xml:space="preserve">an </w:t>
       </w:r>
       <w:r>
         <w:rPr>
@@ -3278,7 +4493,7 @@
           <w:sz w:val="30"/>
           <w:szCs w:val="30"/>
         </w:rPr>
-        <w:t xml:space="preserve">is </w:t>
+        <w:t>anti-science protestor</w:t>
       </w:r>
       <w:r>
         <w:rPr>
@@ -3286,172 +4501,7 @@
           <w:sz w:val="30"/>
           <w:szCs w:val="30"/>
         </w:rPr>
-        <w:t xml:space="preserve">the </w:t>
-      </w:r>
-      <w:r>
-        <w:rPr>
-          <w:rFonts w:asciiTheme="majorHAnsi" w:hAnsiTheme="majorHAnsi" w:cstheme="majorHAnsi"/>
-          <w:sz w:val="30"/>
-          <w:szCs w:val="30"/>
-        </w:rPr>
-        <w:t>co-</w:t>
-      </w:r>
-      <w:r>
-        <w:rPr>
-          <w:rFonts w:asciiTheme="majorHAnsi" w:hAnsiTheme="majorHAnsi" w:cstheme="majorHAnsi"/>
-          <w:sz w:val="30"/>
-          <w:szCs w:val="30"/>
-        </w:rPr>
-        <w:t xml:space="preserve">creator of </w:t>
-      </w:r>
-      <w:r>
-        <w:rPr>
-          <w:rFonts w:asciiTheme="majorHAnsi" w:hAnsiTheme="majorHAnsi" w:cstheme="majorHAnsi"/>
-          <w:i/>
-          <w:iCs/>
-          <w:color w:val="00B050"/>
-          <w:sz w:val="30"/>
-          <w:szCs w:val="30"/>
-        </w:rPr>
-        <w:t xml:space="preserve">Stardust </w:t>
-      </w:r>
-      <w:r>
-        <w:rPr>
-          <w:rFonts w:asciiTheme="majorHAnsi" w:hAnsiTheme="majorHAnsi" w:cstheme="majorHAnsi"/>
-          <w:sz w:val="30"/>
-          <w:szCs w:val="30"/>
-        </w:rPr>
-        <w:t xml:space="preserve">and its revival </w:t>
-      </w:r>
-      <w:r>
-        <w:rPr>
-          <w:rFonts w:asciiTheme="majorHAnsi" w:hAnsiTheme="majorHAnsi" w:cstheme="majorHAnsi"/>
-          <w:i/>
-          <w:iCs/>
-          <w:color w:val="FF3399"/>
-          <w:sz w:val="30"/>
-          <w:szCs w:val="30"/>
-        </w:rPr>
-        <w:t>StarPower</w:t>
-      </w:r>
-      <w:r>
-        <w:rPr>
-          <w:rFonts w:asciiTheme="majorHAnsi" w:hAnsiTheme="majorHAnsi" w:cstheme="majorHAnsi"/>
-          <w:i/>
-          <w:iCs/>
-          <w:color w:val="FF3399"/>
-          <w:sz w:val="30"/>
-          <w:szCs w:val="30"/>
-        </w:rPr>
-        <w:t>!</w:t>
-      </w:r>
-      <w:r>
-        <w:rPr>
-          <w:rFonts w:asciiTheme="majorHAnsi" w:hAnsiTheme="majorHAnsi" w:cstheme="majorHAnsi"/>
-          <w:sz w:val="30"/>
-          <w:szCs w:val="30"/>
-        </w:rPr>
-        <w:t xml:space="preserve"> </w:t>
-      </w:r>
-      <w:r>
-        <w:rPr>
-          <w:rFonts w:asciiTheme="majorHAnsi" w:hAnsiTheme="majorHAnsi" w:cstheme="majorHAnsi"/>
-          <w:sz w:val="30"/>
-          <w:szCs w:val="30"/>
-        </w:rPr>
-        <w:t xml:space="preserve">She voices </w:t>
-      </w:r>
-      <w:r>
-        <w:rPr>
-          <w:rFonts w:asciiTheme="majorHAnsi" w:hAnsiTheme="majorHAnsi" w:cstheme="majorHAnsi"/>
-          <w:sz w:val="30"/>
-          <w:szCs w:val="30"/>
-        </w:rPr>
-        <w:t>both titular characters</w:t>
-      </w:r>
-      <w:r>
-        <w:rPr>
-          <w:rFonts w:asciiTheme="majorHAnsi" w:hAnsiTheme="majorHAnsi" w:cstheme="majorHAnsi"/>
-          <w:sz w:val="30"/>
-          <w:szCs w:val="30"/>
-        </w:rPr>
         <w:t>.</w:t>
-      </w:r>
-      <w:r>
-        <w:rPr>
-          <w:rFonts w:asciiTheme="majorHAnsi" w:hAnsiTheme="majorHAnsi" w:cstheme="majorHAnsi"/>
-          <w:sz w:val="30"/>
-          <w:szCs w:val="30"/>
-        </w:rPr>
-        <w:t xml:space="preserve"> </w:t>
-      </w:r>
-      <w:r>
-        <w:rPr>
-          <w:rFonts w:asciiTheme="majorHAnsi" w:hAnsiTheme="majorHAnsi" w:cstheme="majorHAnsi"/>
-          <w:sz w:val="30"/>
-          <w:szCs w:val="30"/>
-        </w:rPr>
-        <w:t xml:space="preserve">She is very protective of the brand and </w:t>
-      </w:r>
-      <w:r>
-        <w:rPr>
-          <w:rFonts w:asciiTheme="majorHAnsi" w:hAnsiTheme="majorHAnsi" w:cstheme="majorHAnsi"/>
-          <w:sz w:val="30"/>
-          <w:szCs w:val="30"/>
-        </w:rPr>
-        <w:t xml:space="preserve">takes every chance she can to rid </w:t>
-      </w:r>
-      <w:r>
-        <w:rPr>
-          <w:rFonts w:asciiTheme="majorHAnsi" w:hAnsiTheme="majorHAnsi" w:cstheme="majorHAnsi"/>
-          <w:i/>
-          <w:iCs/>
-          <w:sz w:val="30"/>
-          <w:szCs w:val="30"/>
-        </w:rPr>
-        <w:t>StarPower!</w:t>
-      </w:r>
-      <w:r>
-        <w:rPr>
-          <w:rFonts w:asciiTheme="majorHAnsi" w:hAnsiTheme="majorHAnsi" w:cstheme="majorHAnsi"/>
-          <w:sz w:val="30"/>
-          <w:szCs w:val="30"/>
-        </w:rPr>
-        <w:t xml:space="preserve"> of any flaw that </w:t>
-      </w:r>
-      <w:r>
-        <w:rPr>
-          <w:rFonts w:asciiTheme="majorHAnsi" w:hAnsiTheme="majorHAnsi" w:cstheme="majorHAnsi"/>
-          <w:i/>
-          <w:iCs/>
-          <w:sz w:val="30"/>
-          <w:szCs w:val="30"/>
-        </w:rPr>
-        <w:t>Stardust</w:t>
-      </w:r>
-      <w:r>
-        <w:rPr>
-          <w:rFonts w:asciiTheme="majorHAnsi" w:hAnsiTheme="majorHAnsi" w:cstheme="majorHAnsi"/>
-          <w:sz w:val="30"/>
-          <w:szCs w:val="30"/>
-        </w:rPr>
-        <w:t xml:space="preserve"> had.</w:t>
-      </w:r>
-      <w:r>
-        <w:rPr>
-          <w:rFonts w:asciiTheme="majorHAnsi" w:hAnsiTheme="majorHAnsi" w:cstheme="majorHAnsi"/>
-          <w:sz w:val="30"/>
-          <w:szCs w:val="30"/>
-        </w:rPr>
-        <w:t xml:space="preserve"> </w:t>
-      </w:r>
-      <w:r>
-        <w:rPr>
-          <w:rFonts w:asciiTheme="majorHAnsi" w:hAnsiTheme="majorHAnsi" w:cstheme="majorHAnsi"/>
-          <w:sz w:val="30"/>
-          <w:szCs w:val="30"/>
-        </w:rPr>
-        <w:t>Though she never breaks the fourth wall, she is aware of it like Ray.</w:t>
       </w:r>
     </w:p>
     <w:p>
@@ -3469,18 +4519,22 @@
       <w:r>
         <w:rPr>
           <w:rFonts w:asciiTheme="majorHAnsi" w:hAnsiTheme="majorHAnsi" w:cstheme="majorHAnsi"/>
+          <w:b/>
+          <w:bCs/>
           <w:sz w:val="30"/>
           <w:szCs w:val="30"/>
         </w:rPr>
-        <w:t>SCHUYLER</w:t>
-      </w:r>
-      <w:r>
-        <w:rPr>
-          <w:rFonts w:asciiTheme="majorHAnsi" w:hAnsiTheme="majorHAnsi" w:cstheme="majorHAnsi"/>
+        <w:t xml:space="preserve">ALICE </w:t>
+      </w:r>
+      <w:r>
+        <w:rPr>
+          <w:rFonts w:asciiTheme="majorHAnsi" w:hAnsiTheme="majorHAnsi" w:cstheme="majorHAnsi"/>
+          <w:b/>
+          <w:bCs/>
           <w:sz w:val="30"/>
           <w:szCs w:val="30"/>
         </w:rPr>
-        <w:t xml:space="preserve"> </w:t>
+        <w:t>STARLING</w:t>
       </w:r>
       <w:r>
         <w:rPr>
@@ -3488,18 +4542,15 @@
           <w:sz w:val="30"/>
           <w:szCs w:val="30"/>
         </w:rPr>
-        <w:t>“</w:t>
-      </w:r>
-      <w:r>
-        <w:rPr>
-          <w:rFonts w:asciiTheme="majorHAnsi" w:hAnsiTheme="majorHAnsi" w:cstheme="majorHAnsi"/>
-          <w:b/>
-          <w:bCs/>
-          <w:color w:val="EE0000"/>
+        <w:t xml:space="preserve"> is a </w:t>
+      </w:r>
+      <w:r>
+        <w:rPr>
+          <w:rFonts w:asciiTheme="majorHAnsi" w:hAnsiTheme="majorHAnsi" w:cstheme="majorHAnsi"/>
           <w:sz w:val="30"/>
           <w:szCs w:val="30"/>
         </w:rPr>
-        <w:t>SKYE</w:t>
+        <w:t>mission’s operations manager at NASA</w:t>
       </w:r>
       <w:r>
         <w:rPr>
@@ -3507,7 +4558,7 @@
           <w:sz w:val="30"/>
           <w:szCs w:val="30"/>
         </w:rPr>
-        <w:t>”</w:t>
+        <w:t xml:space="preserve"> and Aurora’s mo</w:t>
       </w:r>
       <w:r>
         <w:rPr>
@@ -3515,7 +4566,7 @@
           <w:sz w:val="30"/>
           <w:szCs w:val="30"/>
         </w:rPr>
-        <w:t xml:space="preserve"> PARK </w:t>
+        <w:t>ther</w:t>
       </w:r>
       <w:r>
         <w:rPr>
@@ -3523,171 +4574,7 @@
           <w:sz w:val="30"/>
           <w:szCs w:val="30"/>
         </w:rPr>
-        <w:t xml:space="preserve">is </w:t>
-      </w:r>
-      <w:r>
-        <w:rPr>
-          <w:rFonts w:asciiTheme="majorHAnsi" w:hAnsiTheme="majorHAnsi" w:cstheme="majorHAnsi"/>
-          <w:sz w:val="30"/>
-          <w:szCs w:val="30"/>
-        </w:rPr>
-        <w:t>a</w:t>
-      </w:r>
-      <w:r>
-        <w:rPr>
-          <w:rFonts w:asciiTheme="majorHAnsi" w:hAnsiTheme="majorHAnsi" w:cstheme="majorHAnsi"/>
-          <w:sz w:val="30"/>
-          <w:szCs w:val="30"/>
-        </w:rPr>
-        <w:t xml:space="preserve"> co-creator</w:t>
-      </w:r>
-      <w:r>
-        <w:rPr>
-          <w:rFonts w:asciiTheme="majorHAnsi" w:hAnsiTheme="majorHAnsi" w:cstheme="majorHAnsi"/>
-          <w:sz w:val="30"/>
-          <w:szCs w:val="30"/>
-        </w:rPr>
-        <w:t xml:space="preserve"> </w:t>
-      </w:r>
-      <w:r>
-        <w:rPr>
-          <w:rFonts w:asciiTheme="majorHAnsi" w:hAnsiTheme="majorHAnsi" w:cstheme="majorHAnsi"/>
-          <w:sz w:val="30"/>
-          <w:szCs w:val="30"/>
-        </w:rPr>
-        <w:t xml:space="preserve">of </w:t>
-      </w:r>
-      <w:r>
-        <w:rPr>
-          <w:rFonts w:asciiTheme="majorHAnsi" w:hAnsiTheme="majorHAnsi" w:cstheme="majorHAnsi"/>
-          <w:i/>
-          <w:iCs/>
-          <w:color w:val="00B050"/>
-          <w:sz w:val="30"/>
-          <w:szCs w:val="30"/>
-        </w:rPr>
-        <w:t>Stardust</w:t>
-      </w:r>
-      <w:r>
-        <w:rPr>
-          <w:rFonts w:asciiTheme="majorHAnsi" w:hAnsiTheme="majorHAnsi" w:cstheme="majorHAnsi"/>
-          <w:color w:val="00B050"/>
-          <w:sz w:val="30"/>
-          <w:szCs w:val="30"/>
-        </w:rPr>
-        <w:t xml:space="preserve"> </w:t>
-      </w:r>
-      <w:r>
-        <w:rPr>
-          <w:rFonts w:asciiTheme="majorHAnsi" w:hAnsiTheme="majorHAnsi" w:cstheme="majorHAnsi"/>
-          <w:sz w:val="30"/>
-          <w:szCs w:val="30"/>
-        </w:rPr>
-        <w:t>and voice actor.</w:t>
-      </w:r>
-      <w:r>
-        <w:rPr>
-          <w:rFonts w:asciiTheme="majorHAnsi" w:hAnsiTheme="majorHAnsi" w:cstheme="majorHAnsi"/>
-          <w:sz w:val="30"/>
-          <w:szCs w:val="30"/>
-        </w:rPr>
-        <w:t xml:space="preserve"> They are open-minded and look out for Ray’s wellbeing, unlike River. </w:t>
-      </w:r>
-      <w:r>
-        <w:rPr>
-          <w:rFonts w:asciiTheme="majorHAnsi" w:hAnsiTheme="majorHAnsi" w:cstheme="majorHAnsi"/>
-          <w:sz w:val="30"/>
-          <w:szCs w:val="30"/>
-        </w:rPr>
-        <w:t xml:space="preserve">It may </w:t>
-      </w:r>
-      <w:r>
-        <w:rPr>
-          <w:rFonts w:asciiTheme="majorHAnsi" w:hAnsiTheme="majorHAnsi" w:cstheme="majorHAnsi"/>
-          <w:sz w:val="30"/>
-          <w:szCs w:val="30"/>
-        </w:rPr>
-        <w:t xml:space="preserve">be due </w:t>
-      </w:r>
-      <w:r>
-        <w:rPr>
-          <w:rFonts w:asciiTheme="majorHAnsi" w:hAnsiTheme="majorHAnsi" w:cstheme="majorHAnsi"/>
-          <w:sz w:val="30"/>
-          <w:szCs w:val="30"/>
-        </w:rPr>
-        <w:t>to</w:t>
-      </w:r>
-      <w:r>
-        <w:rPr>
-          <w:rFonts w:asciiTheme="majorHAnsi" w:hAnsiTheme="majorHAnsi" w:cstheme="majorHAnsi"/>
-          <w:sz w:val="30"/>
-          <w:szCs w:val="30"/>
-        </w:rPr>
-        <w:t xml:space="preserve"> </w:t>
-      </w:r>
-      <w:r>
-        <w:rPr>
-          <w:rFonts w:asciiTheme="majorHAnsi" w:hAnsiTheme="majorHAnsi" w:cstheme="majorHAnsi"/>
-          <w:sz w:val="30"/>
-          <w:szCs w:val="30"/>
-        </w:rPr>
-        <w:t xml:space="preserve">Clay’s 29th birthday </w:t>
-      </w:r>
-      <w:r>
-        <w:rPr>
-          <w:rFonts w:asciiTheme="majorHAnsi" w:hAnsiTheme="majorHAnsi" w:cstheme="majorHAnsi"/>
-          <w:sz w:val="30"/>
-          <w:szCs w:val="30"/>
-        </w:rPr>
-        <w:t>drunk driving</w:t>
-      </w:r>
-      <w:r>
-        <w:rPr>
-          <w:rFonts w:asciiTheme="majorHAnsi" w:hAnsiTheme="majorHAnsi" w:cstheme="majorHAnsi"/>
-          <w:sz w:val="30"/>
-          <w:szCs w:val="30"/>
-        </w:rPr>
-        <w:t xml:space="preserve"> accident</w:t>
-      </w:r>
-      <w:r>
-        <w:rPr>
-          <w:rFonts w:asciiTheme="majorHAnsi" w:hAnsiTheme="majorHAnsi" w:cstheme="majorHAnsi"/>
-          <w:sz w:val="30"/>
-          <w:szCs w:val="30"/>
-        </w:rPr>
-        <w:t xml:space="preserve"> long ago</w:t>
-      </w:r>
-      <w:r>
-        <w:rPr>
-          <w:rFonts w:asciiTheme="majorHAnsi" w:hAnsiTheme="majorHAnsi" w:cstheme="majorHAnsi"/>
-          <w:sz w:val="30"/>
-          <w:szCs w:val="30"/>
-        </w:rPr>
-        <w:t>.</w:t>
-      </w:r>
-      <w:r>
-        <w:rPr>
-          <w:rFonts w:asciiTheme="majorHAnsi" w:hAnsiTheme="majorHAnsi" w:cstheme="majorHAnsi"/>
-          <w:sz w:val="30"/>
-          <w:szCs w:val="30"/>
-        </w:rPr>
-        <w:t xml:space="preserve"> </w:t>
-      </w:r>
-      <w:r>
-        <w:rPr>
-          <w:rFonts w:asciiTheme="majorHAnsi" w:hAnsiTheme="majorHAnsi" w:cstheme="majorHAnsi"/>
-          <w:sz w:val="30"/>
-          <w:szCs w:val="30"/>
-        </w:rPr>
-        <w:t>In the early 2000s, they were male representing but have since come out as non-binary.</w:t>
-      </w:r>
-      <w:r>
-        <w:rPr>
-          <w:rFonts w:asciiTheme="majorHAnsi" w:hAnsiTheme="majorHAnsi" w:cstheme="majorHAnsi"/>
-          <w:sz w:val="30"/>
-          <w:szCs w:val="30"/>
-        </w:rPr>
-        <w:t xml:space="preserve"> Though they never break the fourth wall, they are aware of it like Ray.</w:t>
+        <w:t>, who helps to fact check Aurora’s scripts.</w:t>
       </w:r>
     </w:p>
     <w:p>
@@ -3710,424 +4597,23 @@
           <w:sz w:val="30"/>
           <w:szCs w:val="30"/>
         </w:rPr>
-        <w:lastRenderedPageBreak/>
-        <w:t>RECURRING</w:t>
-      </w:r>
-    </w:p>
-    <w:p>
-      <w:pPr>
-        <w:tabs>
-          <w:tab w:val="left" w:pos="5013"/>
-        </w:tabs>
-        <w:spacing w:line="240" w:lineRule="auto"/>
+        <w:t>BARRY STARLING</w:t>
+      </w:r>
+      <w:r>
         <w:rPr>
           <w:rFonts w:asciiTheme="majorHAnsi" w:hAnsiTheme="majorHAnsi" w:cstheme="majorHAnsi"/>
           <w:sz w:val="30"/>
           <w:szCs w:val="30"/>
         </w:rPr>
-      </w:pPr>
-      <w:r>
-        <w:rPr>
-          <w:rFonts w:asciiTheme="majorHAnsi" w:hAnsiTheme="majorHAnsi" w:cstheme="majorHAnsi"/>
-          <w:b/>
-          <w:bCs/>
-          <w:color w:val="7030A0"/>
+        <w:t xml:space="preserve"> is </w:t>
+      </w:r>
+      <w:r>
+        <w:rPr>
+          <w:rFonts w:asciiTheme="majorHAnsi" w:hAnsiTheme="majorHAnsi" w:cstheme="majorHAnsi"/>
           <w:sz w:val="30"/>
           <w:szCs w:val="30"/>
         </w:rPr>
-        <w:t>JET</w:t>
-      </w:r>
-      <w:r>
-        <w:rPr>
-          <w:rFonts w:asciiTheme="majorHAnsi" w:hAnsiTheme="majorHAnsi" w:cstheme="majorHAnsi"/>
-          <w:color w:val="7030A0"/>
-          <w:sz w:val="30"/>
-          <w:szCs w:val="30"/>
-        </w:rPr>
-        <w:t xml:space="preserve"> </w:t>
-      </w:r>
-      <w:r>
-        <w:rPr>
-          <w:rFonts w:asciiTheme="majorHAnsi" w:hAnsiTheme="majorHAnsi" w:cstheme="majorHAnsi"/>
-          <w:sz w:val="30"/>
-          <w:szCs w:val="30"/>
-        </w:rPr>
-        <w:t>APRIL</w:t>
-      </w:r>
-      <w:r>
-        <w:rPr>
-          <w:rFonts w:asciiTheme="majorHAnsi" w:hAnsiTheme="majorHAnsi" w:cstheme="majorHAnsi"/>
-          <w:sz w:val="30"/>
-          <w:szCs w:val="30"/>
-        </w:rPr>
-        <w:t xml:space="preserve"> </w:t>
-      </w:r>
-      <w:r>
-        <w:rPr>
-          <w:rFonts w:asciiTheme="majorHAnsi" w:hAnsiTheme="majorHAnsi" w:cstheme="majorHAnsi"/>
-          <w:sz w:val="30"/>
-          <w:szCs w:val="30"/>
-        </w:rPr>
-        <w:t>is a director</w:t>
-      </w:r>
-      <w:r>
-        <w:rPr>
-          <w:rFonts w:asciiTheme="majorHAnsi" w:hAnsiTheme="majorHAnsi" w:cstheme="majorHAnsi"/>
-          <w:sz w:val="30"/>
-          <w:szCs w:val="30"/>
-        </w:rPr>
-        <w:t xml:space="preserve">, known for the children’s tv series, </w:t>
-      </w:r>
-      <w:r>
-        <w:rPr>
-          <w:rFonts w:asciiTheme="majorHAnsi" w:hAnsiTheme="majorHAnsi" w:cstheme="majorHAnsi"/>
-          <w:i/>
-          <w:iCs/>
-          <w:sz w:val="30"/>
-          <w:szCs w:val="30"/>
-        </w:rPr>
-        <w:t>Cinnamonville</w:t>
-      </w:r>
-      <w:r>
-        <w:rPr>
-          <w:rFonts w:asciiTheme="majorHAnsi" w:hAnsiTheme="majorHAnsi" w:cstheme="majorHAnsi"/>
-          <w:sz w:val="30"/>
-          <w:szCs w:val="30"/>
-        </w:rPr>
-        <w:t>.</w:t>
-      </w:r>
-      <w:r>
-        <w:rPr>
-          <w:rFonts w:asciiTheme="majorHAnsi" w:hAnsiTheme="majorHAnsi" w:cstheme="majorHAnsi"/>
-          <w:sz w:val="30"/>
-          <w:szCs w:val="30"/>
-        </w:rPr>
-        <w:t xml:space="preserve"> They serve as </w:t>
-      </w:r>
-      <w:r>
-        <w:rPr>
-          <w:rFonts w:asciiTheme="majorHAnsi" w:hAnsiTheme="majorHAnsi" w:cstheme="majorHAnsi"/>
-          <w:sz w:val="30"/>
-          <w:szCs w:val="30"/>
-        </w:rPr>
-        <w:t xml:space="preserve">the primary series director for </w:t>
-      </w:r>
-      <w:r>
-        <w:rPr>
-          <w:rFonts w:asciiTheme="majorHAnsi" w:hAnsiTheme="majorHAnsi" w:cstheme="majorHAnsi"/>
-          <w:i/>
-          <w:iCs/>
-          <w:sz w:val="30"/>
-          <w:szCs w:val="30"/>
-        </w:rPr>
-        <w:t>StarPower!</w:t>
-      </w:r>
-    </w:p>
-    <w:p>
-      <w:pPr>
-        <w:tabs>
-          <w:tab w:val="left" w:pos="5013"/>
-        </w:tabs>
-        <w:spacing w:line="240" w:lineRule="auto"/>
-        <w:rPr>
-          <w:rFonts w:asciiTheme="majorHAnsi" w:hAnsiTheme="majorHAnsi" w:cstheme="majorHAnsi"/>
-          <w:sz w:val="30"/>
-          <w:szCs w:val="30"/>
-        </w:rPr>
-      </w:pPr>
-      <w:r>
-        <w:rPr>
-          <w:rFonts w:asciiTheme="majorHAnsi" w:hAnsiTheme="majorHAnsi" w:cstheme="majorHAnsi"/>
-          <w:sz w:val="30"/>
-          <w:szCs w:val="30"/>
-        </w:rPr>
-        <w:t xml:space="preserve">THANH </w:t>
-      </w:r>
-      <w:r>
-        <w:rPr>
-          <w:rFonts w:asciiTheme="majorHAnsi" w:hAnsiTheme="majorHAnsi" w:cstheme="majorHAnsi"/>
-          <w:b/>
-          <w:bCs/>
-          <w:color w:val="002060"/>
-          <w:sz w:val="30"/>
-          <w:szCs w:val="30"/>
-        </w:rPr>
-        <w:t>THIEN</w:t>
-      </w:r>
-      <w:r>
-        <w:rPr>
-          <w:rFonts w:asciiTheme="majorHAnsi" w:hAnsiTheme="majorHAnsi" w:cstheme="majorHAnsi"/>
-          <w:color w:val="002060"/>
-          <w:sz w:val="30"/>
-          <w:szCs w:val="30"/>
-        </w:rPr>
-        <w:t xml:space="preserve"> </w:t>
-      </w:r>
-      <w:r>
-        <w:rPr>
-          <w:rFonts w:asciiTheme="majorHAnsi" w:hAnsiTheme="majorHAnsi" w:cstheme="majorHAnsi"/>
-          <w:sz w:val="30"/>
-          <w:szCs w:val="30"/>
-        </w:rPr>
-        <w:t xml:space="preserve">is </w:t>
-      </w:r>
-      <w:r>
-        <w:rPr>
-          <w:rFonts w:asciiTheme="majorHAnsi" w:hAnsiTheme="majorHAnsi" w:cstheme="majorHAnsi"/>
-          <w:sz w:val="30"/>
-          <w:szCs w:val="30"/>
-        </w:rPr>
-        <w:t>the</w:t>
-      </w:r>
-      <w:r>
-        <w:rPr>
-          <w:rFonts w:asciiTheme="majorHAnsi" w:hAnsiTheme="majorHAnsi" w:cstheme="majorHAnsi"/>
-          <w:sz w:val="30"/>
-          <w:szCs w:val="30"/>
-        </w:rPr>
-        <w:t xml:space="preserve"> </w:t>
-      </w:r>
-      <w:r>
-        <w:rPr>
-          <w:rFonts w:asciiTheme="majorHAnsi" w:hAnsiTheme="majorHAnsi" w:cstheme="majorHAnsi"/>
-          <w:sz w:val="30"/>
-          <w:szCs w:val="30"/>
-        </w:rPr>
-        <w:t>composer for the original</w:t>
-      </w:r>
-      <w:r>
-        <w:rPr>
-          <w:rFonts w:asciiTheme="majorHAnsi" w:hAnsiTheme="majorHAnsi" w:cstheme="majorHAnsi"/>
-          <w:sz w:val="30"/>
-          <w:szCs w:val="30"/>
-        </w:rPr>
-        <w:t xml:space="preserve"> </w:t>
-      </w:r>
-      <w:r>
-        <w:rPr>
-          <w:rFonts w:asciiTheme="majorHAnsi" w:hAnsiTheme="majorHAnsi" w:cstheme="majorHAnsi"/>
-          <w:i/>
-          <w:iCs/>
-          <w:sz w:val="30"/>
-          <w:szCs w:val="30"/>
-        </w:rPr>
-        <w:t>Stardust</w:t>
-      </w:r>
-      <w:r>
-        <w:rPr>
-          <w:rFonts w:asciiTheme="majorHAnsi" w:hAnsiTheme="majorHAnsi" w:cstheme="majorHAnsi"/>
-          <w:sz w:val="30"/>
-          <w:szCs w:val="30"/>
-        </w:rPr>
-        <w:t xml:space="preserve">, </w:t>
-      </w:r>
-      <w:r>
-        <w:rPr>
-          <w:rFonts w:asciiTheme="majorHAnsi" w:hAnsiTheme="majorHAnsi" w:cstheme="majorHAnsi"/>
-          <w:sz w:val="30"/>
-          <w:szCs w:val="30"/>
-        </w:rPr>
-        <w:t>who created the show's music, including the theme song</w:t>
-      </w:r>
-      <w:r>
-        <w:rPr>
-          <w:rFonts w:asciiTheme="majorHAnsi" w:hAnsiTheme="majorHAnsi" w:cstheme="majorHAnsi"/>
-          <w:sz w:val="30"/>
-          <w:szCs w:val="30"/>
-        </w:rPr>
-        <w:t xml:space="preserve"> with River</w:t>
-      </w:r>
-      <w:r>
-        <w:rPr>
-          <w:rFonts w:asciiTheme="majorHAnsi" w:hAnsiTheme="majorHAnsi" w:cstheme="majorHAnsi"/>
-          <w:sz w:val="30"/>
-          <w:szCs w:val="30"/>
-        </w:rPr>
-        <w:t xml:space="preserve"> and iconic tunes</w:t>
-      </w:r>
-      <w:r>
-        <w:rPr>
-          <w:rFonts w:asciiTheme="majorHAnsi" w:hAnsiTheme="majorHAnsi" w:cstheme="majorHAnsi"/>
-          <w:sz w:val="30"/>
-          <w:szCs w:val="30"/>
-        </w:rPr>
-        <w:t>.</w:t>
-      </w:r>
-    </w:p>
-    <w:p>
-      <w:pPr>
-        <w:tabs>
-          <w:tab w:val="left" w:pos="5013"/>
-        </w:tabs>
-        <w:spacing w:line="240" w:lineRule="auto"/>
-        <w:rPr>
-          <w:rFonts w:asciiTheme="majorHAnsi" w:hAnsiTheme="majorHAnsi" w:cstheme="majorHAnsi"/>
-          <w:i/>
-          <w:iCs/>
-          <w:sz w:val="30"/>
-          <w:szCs w:val="30"/>
-        </w:rPr>
-      </w:pPr>
-      <w:r>
-        <w:rPr>
-          <w:rFonts w:asciiTheme="majorHAnsi" w:hAnsiTheme="majorHAnsi" w:cstheme="majorHAnsi"/>
-          <w:b/>
-          <w:bCs/>
-          <w:color w:val="00B050"/>
-          <w:sz w:val="30"/>
-          <w:szCs w:val="30"/>
-        </w:rPr>
-        <w:t>CRYSTAL</w:t>
-      </w:r>
-      <w:r>
-        <w:rPr>
-          <w:rFonts w:asciiTheme="majorHAnsi" w:hAnsiTheme="majorHAnsi" w:cstheme="majorHAnsi"/>
-          <w:color w:val="00B050"/>
-          <w:sz w:val="30"/>
-          <w:szCs w:val="30"/>
-        </w:rPr>
-        <w:t xml:space="preserve"> </w:t>
-      </w:r>
-      <w:r>
-        <w:rPr>
-          <w:rFonts w:asciiTheme="majorHAnsi" w:hAnsiTheme="majorHAnsi" w:cstheme="majorHAnsi"/>
-          <w:sz w:val="30"/>
-          <w:szCs w:val="30"/>
-        </w:rPr>
-        <w:t xml:space="preserve">is a </w:t>
-      </w:r>
-      <w:r>
-        <w:rPr>
-          <w:rFonts w:asciiTheme="majorHAnsi" w:hAnsiTheme="majorHAnsi" w:cstheme="majorHAnsi"/>
-          <w:sz w:val="30"/>
-          <w:szCs w:val="30"/>
-        </w:rPr>
-        <w:t>story editor</w:t>
-      </w:r>
-      <w:r>
-        <w:rPr>
-          <w:rFonts w:asciiTheme="majorHAnsi" w:hAnsiTheme="majorHAnsi" w:cstheme="majorHAnsi"/>
-          <w:sz w:val="30"/>
-          <w:szCs w:val="30"/>
-        </w:rPr>
-        <w:t xml:space="preserve">, </w:t>
-      </w:r>
-      <w:r>
-        <w:rPr>
-          <w:rFonts w:asciiTheme="majorHAnsi" w:hAnsiTheme="majorHAnsi" w:cstheme="majorHAnsi"/>
-          <w:sz w:val="30"/>
-          <w:szCs w:val="30"/>
-        </w:rPr>
-        <w:t>developer</w:t>
-      </w:r>
-      <w:r>
-        <w:rPr>
-          <w:rFonts w:asciiTheme="majorHAnsi" w:hAnsiTheme="majorHAnsi" w:cstheme="majorHAnsi"/>
-          <w:sz w:val="30"/>
-          <w:szCs w:val="30"/>
-        </w:rPr>
-        <w:t>, and educational psychologist</w:t>
-      </w:r>
-      <w:r>
-        <w:rPr>
-          <w:rFonts w:asciiTheme="majorHAnsi" w:hAnsiTheme="majorHAnsi" w:cstheme="majorHAnsi"/>
-          <w:sz w:val="30"/>
-          <w:szCs w:val="30"/>
-        </w:rPr>
-        <w:t xml:space="preserve"> for </w:t>
-      </w:r>
-      <w:r>
-        <w:rPr>
-          <w:rFonts w:asciiTheme="majorHAnsi" w:hAnsiTheme="majorHAnsi" w:cstheme="majorHAnsi"/>
-          <w:i/>
-          <w:iCs/>
-          <w:sz w:val="30"/>
-          <w:szCs w:val="30"/>
-        </w:rPr>
-        <w:t>StarPower!</w:t>
-      </w:r>
-    </w:p>
-    <w:p>
-      <w:pPr>
-        <w:tabs>
-          <w:tab w:val="left" w:pos="5013"/>
-        </w:tabs>
-        <w:spacing w:line="240" w:lineRule="auto"/>
-        <w:rPr>
-          <w:rFonts w:asciiTheme="majorHAnsi" w:hAnsiTheme="majorHAnsi" w:cstheme="majorHAnsi"/>
-          <w:sz w:val="30"/>
-          <w:szCs w:val="30"/>
-        </w:rPr>
-      </w:pPr>
-      <w:r>
-        <w:rPr>
-          <w:rFonts w:asciiTheme="majorHAnsi" w:hAnsiTheme="majorHAnsi" w:cstheme="majorHAnsi"/>
-          <w:b/>
-          <w:bCs/>
-          <w:color w:val="002060"/>
-          <w:sz w:val="30"/>
-          <w:szCs w:val="30"/>
-        </w:rPr>
-        <w:t>KENDRA</w:t>
-      </w:r>
-      <w:r>
-        <w:rPr>
-          <w:rFonts w:asciiTheme="majorHAnsi" w:hAnsiTheme="majorHAnsi" w:cstheme="majorHAnsi"/>
-          <w:color w:val="002060"/>
-          <w:sz w:val="30"/>
-          <w:szCs w:val="30"/>
-        </w:rPr>
-        <w:t xml:space="preserve"> </w:t>
-      </w:r>
-      <w:r>
-        <w:rPr>
-          <w:rFonts w:asciiTheme="majorHAnsi" w:hAnsiTheme="majorHAnsi" w:cstheme="majorHAnsi"/>
-          <w:sz w:val="30"/>
-          <w:szCs w:val="30"/>
-        </w:rPr>
-        <w:t xml:space="preserve">is a </w:t>
-      </w:r>
-      <w:r>
-        <w:rPr>
-          <w:rFonts w:asciiTheme="majorHAnsi" w:hAnsiTheme="majorHAnsi" w:cstheme="majorHAnsi"/>
-          <w:sz w:val="30"/>
-          <w:szCs w:val="30"/>
-        </w:rPr>
-        <w:t>child</w:t>
-      </w:r>
-      <w:r>
-        <w:rPr>
-          <w:rFonts w:asciiTheme="majorHAnsi" w:hAnsiTheme="majorHAnsi" w:cstheme="majorHAnsi"/>
-          <w:sz w:val="30"/>
-          <w:szCs w:val="30"/>
-        </w:rPr>
-        <w:t xml:space="preserve"> actor </w:t>
-      </w:r>
-      <w:r>
-        <w:rPr>
-          <w:rFonts w:asciiTheme="majorHAnsi" w:hAnsiTheme="majorHAnsi" w:cstheme="majorHAnsi"/>
-          <w:sz w:val="30"/>
-          <w:szCs w:val="30"/>
-        </w:rPr>
-        <w:t>who voices</w:t>
-      </w:r>
-      <w:r>
-        <w:rPr>
-          <w:rFonts w:asciiTheme="majorHAnsi" w:hAnsiTheme="majorHAnsi" w:cstheme="majorHAnsi"/>
-          <w:sz w:val="30"/>
-          <w:szCs w:val="30"/>
-        </w:rPr>
-        <w:t xml:space="preserve"> the younger characters on </w:t>
-      </w:r>
-      <w:r>
-        <w:rPr>
-          <w:rFonts w:asciiTheme="majorHAnsi" w:hAnsiTheme="majorHAnsi" w:cstheme="majorHAnsi"/>
-          <w:i/>
-          <w:iCs/>
-          <w:sz w:val="30"/>
-          <w:szCs w:val="30"/>
-        </w:rPr>
-        <w:t>StarPower!</w:t>
+        <w:t>a former theatre actor and Aurora’s father.</w:t>
       </w:r>
     </w:p>
     <w:p>
@@ -6387,7 +6873,54 @@
                 <w:szCs w:val="32"/>
                 <w:highlight w:val="yellow"/>
               </w:rPr>
-              <w:t>on Stardust + StarPower!</w:t>
+              <w:t xml:space="preserve">on </w:t>
+            </w:r>
+            <w:r>
+              <w:rPr>
+                <w:rFonts w:asciiTheme="majorHAnsi" w:hAnsiTheme="majorHAnsi" w:cstheme="majorHAnsi"/>
+                <w:b/>
+                <w:bCs/>
+                <w:i/>
+                <w:iCs/>
+                <w:color w:val="00B050"/>
+                <w:sz w:val="32"/>
+                <w:szCs w:val="32"/>
+                <w:highlight w:val="yellow"/>
+              </w:rPr>
+              <w:t>Stardust</w:t>
+            </w:r>
+            <w:r>
+              <w:rPr>
+                <w:rFonts w:asciiTheme="majorHAnsi" w:hAnsiTheme="majorHAnsi" w:cstheme="majorHAnsi"/>
+                <w:color w:val="00B050"/>
+                <w:sz w:val="32"/>
+                <w:szCs w:val="32"/>
+                <w:highlight w:val="yellow"/>
+              </w:rPr>
+              <w:t xml:space="preserve"> </w:t>
+            </w:r>
+            <w:r>
+              <w:rPr>
+                <w:rFonts w:asciiTheme="majorHAnsi" w:hAnsiTheme="majorHAnsi" w:cstheme="majorHAnsi"/>
+                <w:sz w:val="32"/>
+                <w:szCs w:val="32"/>
+                <w:highlight w:val="yellow"/>
+              </w:rPr>
+              <w:t xml:space="preserve">+ </w:t>
+            </w:r>
+            <w:r>
+              <w:rPr>
+                <w:rFonts w:asciiTheme="majorHAnsi" w:hAnsiTheme="majorHAnsi" w:cstheme="majorHAnsi"/>
+                <w:b/>
+                <w:bCs/>
+                <w:i/>
+                <w:iCs/>
+                <w:color w:val="FF0066"/>
+                <w:sz w:val="32"/>
+                <w:szCs w:val="32"/>
+                <w:highlight w:val="yellow"/>
+              </w:rPr>
+              <w:t>StarPower!</w:t>
             </w:r>
             <w:r>
               <w:rPr>
@@ -6425,6 +6958,7 @@
             <w:r>
               <w:rPr>
                 <w:rFonts w:asciiTheme="majorHAnsi" w:hAnsiTheme="majorHAnsi" w:cstheme="majorHAnsi"/>
+                <w:noProof/>
                 <w:sz w:val="32"/>
                 <w:szCs w:val="32"/>
               </w:rPr>
@@ -6575,6 +7109,7 @@
       <w:r>
         <w:rPr>
           <w:rFonts w:asciiTheme="majorHAnsi" w:hAnsiTheme="majorHAnsi" w:cstheme="majorHAnsi"/>
+          <w:noProof/>
           <w:sz w:val="32"/>
           <w:szCs w:val="32"/>
         </w:rPr>
@@ -6651,6 +7186,7 @@
       <w:r>
         <w:rPr>
           <w:rFonts w:asciiTheme="majorHAnsi" w:hAnsiTheme="majorHAnsi" w:cstheme="majorHAnsi"/>
+          <w:noProof/>
           <w:sz w:val="32"/>
           <w:szCs w:val="32"/>
         </w:rPr>
@@ -6932,6 +7468,851 @@
           <w:rFonts w:asciiTheme="majorHAnsi" w:hAnsiTheme="majorHAnsi" w:cstheme="majorHAnsi"/>
           <w:sz w:val="32"/>
           <w:szCs w:val="32"/>
+        </w:rPr>
+        <w:br w:type="page"/>
+      </w:r>
+    </w:p>
+    <w:p>
+      <w:pPr>
+        <w:jc w:val="center"/>
+        <w:rPr>
+          <w:rFonts w:cstheme="minorHAnsi"/>
+          <w:b/>
+          <w:bCs/>
+          <w:sz w:val="32"/>
+          <w:szCs w:val="32"/>
+          <w:u w:val="single"/>
+        </w:rPr>
+      </w:pPr>
+      <w:r>
+        <w:rPr>
+          <w:rFonts w:cstheme="minorHAnsi"/>
+          <w:b/>
+          <w:bCs/>
+          <w:sz w:val="32"/>
+          <w:szCs w:val="32"/>
+          <w:u w:val="single"/>
+        </w:rPr>
+        <w:lastRenderedPageBreak/>
+        <w:t>SAMPLE SCENE</w:t>
+      </w:r>
+    </w:p>
+    <w:p>
+      <w:pPr>
+        <w:rPr>
+          <w:rFonts w:cstheme="minorHAnsi"/>
+          <w:sz w:val="32"/>
+          <w:szCs w:val="32"/>
+        </w:rPr>
+      </w:pPr>
+      <w:r>
+        <w:rPr>
+          <w:rFonts w:cstheme="minorHAnsi"/>
+          <w:sz w:val="32"/>
+          <w:szCs w:val="32"/>
+        </w:rPr>
+        <w:t>INT. PEANUT BARREL - DAY</w:t>
+      </w:r>
+    </w:p>
+    <w:p>
+      <w:pPr>
+        <w:rPr>
+          <w:rFonts w:cstheme="minorHAnsi"/>
+          <w:sz w:val="32"/>
+          <w:szCs w:val="32"/>
+        </w:rPr>
+      </w:pPr>
+      <w:r>
+        <w:rPr>
+          <w:rFonts w:cstheme="minorHAnsi"/>
+          <w:sz w:val="32"/>
+          <w:szCs w:val="32"/>
+        </w:rPr>
+        <w:t xml:space="preserve">The waiter </w:t>
+      </w:r>
+      <w:r>
+        <w:rPr>
+          <w:rFonts w:cstheme="minorHAnsi"/>
+          <w:sz w:val="32"/>
+          <w:szCs w:val="32"/>
+        </w:rPr>
+        <w:t>waits</w:t>
+      </w:r>
+      <w:r>
+        <w:rPr>
+          <w:rFonts w:cstheme="minorHAnsi"/>
+          <w:sz w:val="32"/>
+          <w:szCs w:val="32"/>
+        </w:rPr>
+        <w:t xml:space="preserve"> on</w:t>
+      </w:r>
+      <w:r>
+        <w:rPr>
+          <w:rFonts w:cstheme="minorHAnsi"/>
+          <w:sz w:val="32"/>
+          <w:szCs w:val="32"/>
+        </w:rPr>
+        <w:t xml:space="preserve"> Ray </w:t>
+      </w:r>
+      <w:r>
+        <w:rPr>
+          <w:rFonts w:cstheme="minorHAnsi"/>
+          <w:sz w:val="32"/>
+          <w:szCs w:val="32"/>
+        </w:rPr>
+        <w:t>and Aurora to answer, looking weirded out</w:t>
+      </w:r>
+      <w:r>
+        <w:rPr>
+          <w:rFonts w:cstheme="minorHAnsi"/>
+          <w:sz w:val="32"/>
+          <w:szCs w:val="32"/>
+        </w:rPr>
+        <w:t>.</w:t>
+      </w:r>
+    </w:p>
+    <w:p>
+      <w:pPr>
+        <w:rPr>
+          <w:rFonts w:cstheme="minorHAnsi"/>
+          <w:sz w:val="24"/>
+          <w:szCs w:val="24"/>
+        </w:rPr>
+      </w:pPr>
+    </w:p>
+    <w:p>
+      <w:pPr>
+        <w:spacing w:line="240" w:lineRule="auto"/>
+        <w:jc w:val="center"/>
+        <w:rPr>
+          <w:rFonts w:cstheme="minorHAnsi"/>
+          <w:sz w:val="32"/>
+          <w:szCs w:val="32"/>
+        </w:rPr>
+      </w:pPr>
+      <w:r>
+        <w:rPr>
+          <w:rFonts w:cstheme="minorHAnsi"/>
+          <w:sz w:val="32"/>
+          <w:szCs w:val="32"/>
+        </w:rPr>
+        <w:t>RAY</w:t>
+      </w:r>
+    </w:p>
+    <w:p>
+      <w:pPr>
+        <w:spacing w:line="240" w:lineRule="auto"/>
+        <w:ind w:left="1440" w:firstLine="720"/>
+        <w:rPr>
+          <w:rFonts w:cstheme="minorHAnsi"/>
+          <w:sz w:val="32"/>
+          <w:szCs w:val="32"/>
+        </w:rPr>
+      </w:pPr>
+      <w:r>
+        <w:rPr>
+          <w:rFonts w:cstheme="minorHAnsi"/>
+          <w:sz w:val="32"/>
+          <w:szCs w:val="32"/>
+        </w:rPr>
+        <w:t>(to camera; cynically)</w:t>
+      </w:r>
+      <w:r>
+        <w:rPr>
+          <w:rFonts w:cstheme="minorHAnsi"/>
+          <w:sz w:val="32"/>
+          <w:szCs w:val="32"/>
+        </w:rPr>
+        <w:br/>
+      </w:r>
+      <w:r>
+        <w:rPr>
+          <w:rFonts w:cstheme="minorHAnsi"/>
+          <w:sz w:val="32"/>
+          <w:szCs w:val="32"/>
+        </w:rPr>
+        <w:t xml:space="preserve">Should I commit a crime against humanity or </w:t>
+      </w:r>
+      <w:r>
+        <w:rPr>
+          <w:rFonts w:cstheme="minorHAnsi"/>
+          <w:sz w:val="32"/>
+          <w:szCs w:val="32"/>
+        </w:rPr>
+        <w:tab/>
+      </w:r>
+      <w:r>
+        <w:rPr>
+          <w:rFonts w:cstheme="minorHAnsi"/>
+          <w:sz w:val="32"/>
+          <w:szCs w:val="32"/>
+        </w:rPr>
+        <w:tab/>
+        <w:t xml:space="preserve">      </w:t>
+      </w:r>
+      <w:r>
+        <w:rPr>
+          <w:rFonts w:cstheme="minorHAnsi"/>
+          <w:sz w:val="32"/>
+          <w:szCs w:val="32"/>
+        </w:rPr>
+        <w:t xml:space="preserve">be a model citizen? </w:t>
+      </w:r>
+      <w:r>
+        <w:rPr>
+          <w:rFonts w:cstheme="minorHAnsi"/>
+          <w:i/>
+          <w:iCs/>
+          <w:sz w:val="32"/>
+          <w:szCs w:val="32"/>
+        </w:rPr>
+        <w:t>Crime or no crime</w:t>
+      </w:r>
+      <w:r>
+        <w:rPr>
+          <w:rFonts w:cstheme="minorHAnsi"/>
+          <w:sz w:val="32"/>
+          <w:szCs w:val="32"/>
+        </w:rPr>
+        <w:t>?</w:t>
+      </w:r>
+    </w:p>
+    <w:p>
+      <w:pPr>
+        <w:rPr>
+          <w:rFonts w:cstheme="minorHAnsi"/>
+          <w:sz w:val="24"/>
+          <w:szCs w:val="24"/>
+        </w:rPr>
+      </w:pPr>
+    </w:p>
+    <w:p>
+      <w:pPr>
+        <w:spacing w:line="240" w:lineRule="auto"/>
+        <w:jc w:val="center"/>
+        <w:rPr>
+          <w:rFonts w:cstheme="minorHAnsi"/>
+          <w:sz w:val="32"/>
+          <w:szCs w:val="32"/>
+        </w:rPr>
+      </w:pPr>
+      <w:r>
+        <w:rPr>
+          <w:rFonts w:cstheme="minorHAnsi"/>
+          <w:sz w:val="32"/>
+          <w:szCs w:val="32"/>
+        </w:rPr>
+        <w:t>AURORA</w:t>
+      </w:r>
+    </w:p>
+    <w:p>
+      <w:pPr>
+        <w:spacing w:line="240" w:lineRule="auto"/>
+        <w:ind w:left="720" w:firstLine="720"/>
+        <w:rPr>
+          <w:rFonts w:cstheme="minorHAnsi"/>
+          <w:sz w:val="32"/>
+          <w:szCs w:val="32"/>
+        </w:rPr>
+      </w:pPr>
+      <w:r>
+        <w:rPr>
+          <w:rFonts w:cstheme="minorHAnsi"/>
+          <w:sz w:val="32"/>
+          <w:szCs w:val="32"/>
+        </w:rPr>
+        <w:t xml:space="preserve">Don’t mind us, host. We look to our viewers </w:t>
+      </w:r>
+      <w:r>
+        <w:rPr>
+          <w:rFonts w:cstheme="minorHAnsi"/>
+          <w:sz w:val="32"/>
+          <w:szCs w:val="32"/>
+        </w:rPr>
+        <w:tab/>
+      </w:r>
+      <w:r>
+        <w:rPr>
+          <w:rFonts w:cstheme="minorHAnsi"/>
+          <w:sz w:val="32"/>
+          <w:szCs w:val="32"/>
+        </w:rPr>
+        <w:tab/>
+      </w:r>
+      <w:r>
+        <w:rPr>
+          <w:rFonts w:cstheme="minorHAnsi"/>
+          <w:sz w:val="32"/>
+          <w:szCs w:val="32"/>
+        </w:rPr>
+        <w:tab/>
+      </w:r>
+      <w:r>
+        <w:rPr>
+          <w:rFonts w:cstheme="minorHAnsi"/>
+          <w:sz w:val="32"/>
+          <w:szCs w:val="32"/>
+        </w:rPr>
+        <w:t>for answers.</w:t>
+      </w:r>
+      <w:r>
+        <w:rPr>
+          <w:rFonts w:cstheme="minorHAnsi"/>
+          <w:sz w:val="32"/>
+          <w:szCs w:val="32"/>
+        </w:rPr>
+        <w:br/>
+      </w:r>
+      <w:r>
+        <w:rPr>
+          <w:rFonts w:cstheme="minorHAnsi"/>
+          <w:sz w:val="32"/>
+          <w:szCs w:val="32"/>
+        </w:rPr>
+        <w:tab/>
+      </w:r>
+      <w:r>
+        <w:rPr>
+          <w:rFonts w:cstheme="minorHAnsi"/>
+          <w:sz w:val="32"/>
+          <w:szCs w:val="32"/>
+        </w:rPr>
+        <w:tab/>
+        <w:t>(winks at camera)</w:t>
+      </w:r>
+    </w:p>
+    <w:p>
+      <w:pPr>
+        <w:tabs>
+          <w:tab w:val="left" w:pos="2394"/>
+        </w:tabs>
+        <w:rPr>
+          <w:rFonts w:cstheme="minorHAnsi"/>
+          <w:sz w:val="24"/>
+          <w:szCs w:val="24"/>
+        </w:rPr>
+      </w:pPr>
+    </w:p>
+    <w:p>
+      <w:pPr>
+        <w:spacing w:line="240" w:lineRule="auto"/>
+        <w:jc w:val="center"/>
+        <w:rPr>
+          <w:rFonts w:cstheme="minorHAnsi"/>
+          <w:sz w:val="32"/>
+          <w:szCs w:val="32"/>
+        </w:rPr>
+      </w:pPr>
+      <w:r>
+        <w:rPr>
+          <w:rFonts w:cstheme="minorHAnsi"/>
+          <w:sz w:val="32"/>
+          <w:szCs w:val="32"/>
+        </w:rPr>
+        <w:t>RAY</w:t>
+      </w:r>
+    </w:p>
+    <w:p>
+      <w:pPr>
+        <w:spacing w:line="240" w:lineRule="auto"/>
+        <w:ind w:left="1440"/>
+        <w:rPr>
+          <w:rFonts w:cstheme="minorHAnsi"/>
+          <w:sz w:val="32"/>
+          <w:szCs w:val="32"/>
+        </w:rPr>
+      </w:pPr>
+      <w:r>
+        <w:rPr>
+          <w:rFonts w:cstheme="minorHAnsi"/>
+          <w:sz w:val="32"/>
+          <w:szCs w:val="32"/>
+        </w:rPr>
+        <w:t>You answered crime? Crime, it is!</w:t>
+      </w:r>
+      <w:r>
+        <w:rPr>
+          <w:rFonts w:cstheme="minorHAnsi"/>
+          <w:sz w:val="32"/>
+          <w:szCs w:val="32"/>
+        </w:rPr>
+        <w:br/>
+      </w:r>
+      <w:r>
+        <w:rPr>
+          <w:rFonts w:cstheme="minorHAnsi"/>
+          <w:sz w:val="32"/>
+          <w:szCs w:val="32"/>
+        </w:rPr>
+        <w:tab/>
+        <w:t>(to the waiter)</w:t>
+      </w:r>
+      <w:r>
+        <w:rPr>
+          <w:rFonts w:cstheme="minorHAnsi"/>
+          <w:sz w:val="32"/>
+          <w:szCs w:val="32"/>
+        </w:rPr>
+        <w:br/>
+      </w:r>
+      <w:r>
+        <w:rPr>
+          <w:rFonts w:cstheme="minorHAnsi"/>
+          <w:sz w:val="32"/>
+          <w:szCs w:val="32"/>
+        </w:rPr>
+        <w:t xml:space="preserve">A slice of </w:t>
+      </w:r>
+      <w:r>
+        <w:rPr>
+          <w:rFonts w:cstheme="minorHAnsi"/>
+          <w:i/>
+          <w:iCs/>
+          <w:sz w:val="32"/>
+          <w:szCs w:val="32"/>
+        </w:rPr>
+        <w:t>pineapple</w:t>
+      </w:r>
+      <w:r>
+        <w:rPr>
+          <w:rFonts w:cstheme="minorHAnsi"/>
+          <w:sz w:val="32"/>
+          <w:szCs w:val="32"/>
+        </w:rPr>
+        <w:t xml:space="preserve"> pizza, please!</w:t>
+      </w:r>
+      <w:r>
+        <w:rPr>
+          <w:rFonts w:cstheme="minorHAnsi"/>
+          <w:sz w:val="32"/>
+          <w:szCs w:val="32"/>
+        </w:rPr>
+        <w:br/>
+      </w:r>
+      <w:r>
+        <w:rPr>
+          <w:rFonts w:cstheme="minorHAnsi"/>
+          <w:sz w:val="32"/>
+          <w:szCs w:val="32"/>
+        </w:rPr>
+        <w:tab/>
+        <w:t>(to camera)</w:t>
+      </w:r>
+      <w:r>
+        <w:rPr>
+          <w:rFonts w:cstheme="minorHAnsi"/>
+          <w:sz w:val="32"/>
+          <w:szCs w:val="32"/>
+        </w:rPr>
+        <w:br/>
+      </w:r>
+      <w:r>
+        <w:rPr>
+          <w:rFonts w:cstheme="minorHAnsi"/>
+          <w:sz w:val="32"/>
+          <w:szCs w:val="32"/>
+        </w:rPr>
+        <w:t>Now, d</w:t>
+      </w:r>
+      <w:r>
+        <w:rPr>
+          <w:rFonts w:cstheme="minorHAnsi"/>
+          <w:sz w:val="32"/>
+          <w:szCs w:val="32"/>
+        </w:rPr>
+        <w:t xml:space="preserve">o you see </w:t>
+      </w:r>
+      <w:r>
+        <w:rPr>
+          <w:rFonts w:cstheme="minorHAnsi"/>
+          <w:sz w:val="32"/>
+          <w:szCs w:val="32"/>
+        </w:rPr>
+        <w:t>the</w:t>
+      </w:r>
+      <w:r>
+        <w:rPr>
+          <w:rFonts w:cstheme="minorHAnsi"/>
+          <w:sz w:val="32"/>
+          <w:szCs w:val="32"/>
+        </w:rPr>
+        <w:t xml:space="preserve"> loser in the room?</w:t>
+      </w:r>
+      <w:r>
+        <w:rPr>
+          <w:rFonts w:cstheme="minorHAnsi"/>
+          <w:sz w:val="32"/>
+          <w:szCs w:val="32"/>
+        </w:rPr>
+        <w:br/>
+      </w:r>
+      <w:r>
+        <w:rPr>
+          <w:rFonts w:cstheme="minorHAnsi"/>
+          <w:sz w:val="32"/>
+          <w:szCs w:val="32"/>
+        </w:rPr>
+        <w:tab/>
+        <w:t>(pointing</w:t>
+      </w:r>
+      <w:r>
+        <w:rPr>
+          <w:rFonts w:cstheme="minorHAnsi"/>
+          <w:sz w:val="32"/>
+          <w:szCs w:val="32"/>
+        </w:rPr>
+        <w:t xml:space="preserve"> a</w:t>
+      </w:r>
+      <w:r>
+        <w:rPr>
+          <w:rFonts w:cstheme="minorHAnsi"/>
+          <w:sz w:val="32"/>
+          <w:szCs w:val="32"/>
+        </w:rPr>
+        <w:t xml:space="preserve"> finger around)</w:t>
+      </w:r>
+      <w:r>
+        <w:rPr>
+          <w:rFonts w:cstheme="minorHAnsi"/>
+          <w:sz w:val="32"/>
+          <w:szCs w:val="32"/>
+        </w:rPr>
+        <w:br/>
+      </w:r>
+      <w:r>
+        <w:rPr>
+          <w:rFonts w:cstheme="minorHAnsi"/>
+          <w:sz w:val="32"/>
+          <w:szCs w:val="32"/>
+        </w:rPr>
+        <w:t>Le</w:t>
+      </w:r>
+      <w:r>
+        <w:rPr>
+          <w:rFonts w:cstheme="minorHAnsi"/>
+          <w:sz w:val="32"/>
+          <w:szCs w:val="32"/>
+        </w:rPr>
+        <w:t>mme</w:t>
+      </w:r>
+      <w:r>
+        <w:rPr>
+          <w:rFonts w:cstheme="minorHAnsi"/>
+          <w:sz w:val="32"/>
+          <w:szCs w:val="32"/>
+        </w:rPr>
+        <w:t xml:space="preserve"> know when to stop, </w:t>
+      </w:r>
+      <w:r>
+        <w:rPr>
+          <w:rFonts w:cstheme="minorHAnsi"/>
+          <w:i/>
+          <w:iCs/>
+          <w:sz w:val="32"/>
+          <w:szCs w:val="32"/>
+        </w:rPr>
+        <w:t>maybe</w:t>
+      </w:r>
+      <w:r>
+        <w:rPr>
+          <w:rFonts w:cstheme="minorHAnsi"/>
+          <w:i/>
+          <w:iCs/>
+          <w:sz w:val="32"/>
+          <w:szCs w:val="32"/>
+        </w:rPr>
+        <w:t xml:space="preserve"> Ms. Aurora</w:t>
+      </w:r>
+      <w:r>
+        <w:rPr>
+          <w:rFonts w:cstheme="minorHAnsi"/>
+          <w:sz w:val="32"/>
+          <w:szCs w:val="32"/>
+        </w:rPr>
+        <w:t>.</w:t>
+      </w:r>
+      <w:r>
+        <w:rPr>
+          <w:rFonts w:cstheme="minorHAnsi"/>
+          <w:sz w:val="32"/>
+          <w:szCs w:val="32"/>
+        </w:rPr>
+        <w:br/>
+      </w:r>
+      <w:r>
+        <w:rPr>
+          <w:rFonts w:cstheme="minorHAnsi"/>
+          <w:sz w:val="32"/>
+          <w:szCs w:val="32"/>
+        </w:rPr>
+        <w:tab/>
+        <w:t>(her finger land on herself)</w:t>
+      </w:r>
+      <w:r>
+        <w:rPr>
+          <w:rFonts w:cstheme="minorHAnsi"/>
+          <w:sz w:val="32"/>
+          <w:szCs w:val="32"/>
+        </w:rPr>
+        <w:br/>
+      </w:r>
+      <w:r>
+        <w:rPr>
+          <w:rFonts w:cstheme="minorHAnsi"/>
+          <w:sz w:val="32"/>
+          <w:szCs w:val="32"/>
+        </w:rPr>
+        <w:t>Stop here?</w:t>
+      </w:r>
+      <w:r>
+        <w:rPr>
+          <w:rFonts w:cstheme="minorHAnsi"/>
+          <w:sz w:val="32"/>
+          <w:szCs w:val="32"/>
+        </w:rPr>
+        <w:t xml:space="preserve">! </w:t>
+      </w:r>
+      <w:r>
+        <w:rPr>
+          <w:rFonts w:cstheme="minorHAnsi"/>
+          <w:sz w:val="32"/>
+          <w:szCs w:val="32"/>
+        </w:rPr>
+        <w:t>That’s how it is</w:t>
+      </w:r>
+      <w:r>
+        <w:rPr>
+          <w:rFonts w:cstheme="minorHAnsi"/>
+          <w:sz w:val="32"/>
+          <w:szCs w:val="32"/>
+        </w:rPr>
+        <w:t>, you</w:t>
+      </w:r>
+      <w:r>
+        <w:rPr>
+          <w:rFonts w:cstheme="minorHAnsi"/>
+          <w:sz w:val="32"/>
+          <w:szCs w:val="32"/>
+        </w:rPr>
+        <w:t xml:space="preserve"> absolute</w:t>
+      </w:r>
+      <w:r>
+        <w:rPr>
+          <w:rFonts w:cstheme="minorHAnsi"/>
+          <w:sz w:val="32"/>
+          <w:szCs w:val="32"/>
+        </w:rPr>
+        <w:t xml:space="preserve"> jerks</w:t>
+      </w:r>
+      <w:r>
+        <w:rPr>
+          <w:rFonts w:cstheme="minorHAnsi"/>
+          <w:sz w:val="32"/>
+          <w:szCs w:val="32"/>
+        </w:rPr>
+        <w:t>…</w:t>
+      </w:r>
+    </w:p>
+    <w:p>
+      <w:pPr>
+        <w:spacing w:line="240" w:lineRule="auto"/>
+        <w:rPr>
+          <w:rFonts w:cstheme="minorHAnsi"/>
+          <w:sz w:val="24"/>
+          <w:szCs w:val="24"/>
+        </w:rPr>
+      </w:pPr>
+    </w:p>
+    <w:p>
+      <w:pPr>
+        <w:spacing w:line="240" w:lineRule="auto"/>
+        <w:jc w:val="center"/>
+        <w:rPr>
+          <w:rFonts w:cstheme="minorHAnsi"/>
+          <w:sz w:val="32"/>
+          <w:szCs w:val="32"/>
+        </w:rPr>
+      </w:pPr>
+      <w:r>
+        <w:rPr>
+          <w:rFonts w:cstheme="minorHAnsi"/>
+          <w:sz w:val="32"/>
+          <w:szCs w:val="32"/>
+        </w:rPr>
+        <w:t>AURORA</w:t>
+      </w:r>
+    </w:p>
+    <w:p>
+      <w:pPr>
+        <w:spacing w:line="240" w:lineRule="auto"/>
+        <w:rPr>
+          <w:rFonts w:asciiTheme="majorHAnsi" w:hAnsiTheme="majorHAnsi" w:cstheme="majorHAnsi"/>
+          <w:b/>
+          <w:bCs/>
+          <w:sz w:val="28"/>
+          <w:szCs w:val="28"/>
+        </w:rPr>
+      </w:pPr>
+      <w:r>
+        <w:rPr>
+          <w:rFonts w:cstheme="minorHAnsi"/>
+          <w:sz w:val="32"/>
+          <w:szCs w:val="32"/>
+        </w:rPr>
+        <w:tab/>
+      </w:r>
+      <w:r>
+        <w:rPr>
+          <w:rFonts w:cstheme="minorHAnsi"/>
+          <w:sz w:val="32"/>
+          <w:szCs w:val="32"/>
+        </w:rPr>
+        <w:tab/>
+        <w:t xml:space="preserve">Ray, </w:t>
+      </w:r>
+      <w:r>
+        <w:rPr>
+          <w:rFonts w:cstheme="minorHAnsi"/>
+          <w:sz w:val="32"/>
+          <w:szCs w:val="32"/>
+        </w:rPr>
+        <w:t>have you lost the plot</w:t>
+      </w:r>
+      <w:r>
+        <w:rPr>
+          <w:rFonts w:cstheme="minorHAnsi"/>
+          <w:sz w:val="32"/>
+          <w:szCs w:val="32"/>
+        </w:rPr>
+        <w:t>? You</w:t>
+      </w:r>
+      <w:r>
+        <w:rPr>
+          <w:rFonts w:cstheme="minorHAnsi"/>
+          <w:sz w:val="32"/>
+          <w:szCs w:val="32"/>
+        </w:rPr>
+        <w:t>’ve</w:t>
+      </w:r>
+      <w:r>
+        <w:rPr>
+          <w:rFonts w:cstheme="minorHAnsi"/>
+          <w:sz w:val="32"/>
+          <w:szCs w:val="32"/>
+        </w:rPr>
+        <w:t xml:space="preserve"> go</w:t>
+      </w:r>
+      <w:r>
+        <w:rPr>
+          <w:rFonts w:cstheme="minorHAnsi"/>
+          <w:sz w:val="32"/>
+          <w:szCs w:val="32"/>
+        </w:rPr>
+        <w:t>t a</w:t>
+      </w:r>
+      <w:r>
+        <w:rPr>
+          <w:rFonts w:cstheme="minorHAnsi"/>
+          <w:sz w:val="32"/>
+          <w:szCs w:val="32"/>
+        </w:rPr>
+        <w:t xml:space="preserve"> deadline </w:t>
+      </w:r>
+      <w:r>
+        <w:rPr>
+          <w:rFonts w:cstheme="minorHAnsi"/>
+          <w:sz w:val="32"/>
+          <w:szCs w:val="32"/>
+        </w:rPr>
+        <w:tab/>
+      </w:r>
+      <w:r>
+        <w:rPr>
+          <w:rFonts w:cstheme="minorHAnsi"/>
+          <w:sz w:val="32"/>
+          <w:szCs w:val="32"/>
+        </w:rPr>
+        <w:tab/>
+      </w:r>
+      <w:r>
+        <w:rPr>
+          <w:rFonts w:cstheme="minorHAnsi"/>
+          <w:sz w:val="32"/>
+          <w:szCs w:val="32"/>
+        </w:rPr>
+        <w:tab/>
+      </w:r>
+      <w:r>
+        <w:rPr>
+          <w:rFonts w:cstheme="minorHAnsi"/>
+          <w:sz w:val="32"/>
+          <w:szCs w:val="32"/>
+        </w:rPr>
+        <w:tab/>
+      </w:r>
+      <w:r>
+        <w:rPr>
+          <w:rFonts w:cstheme="minorHAnsi"/>
+          <w:sz w:val="32"/>
+          <w:szCs w:val="32"/>
+        </w:rPr>
+        <w:t xml:space="preserve">to finish the </w:t>
+      </w:r>
+      <w:r>
+        <w:rPr>
+          <w:rFonts w:cstheme="minorHAnsi"/>
+          <w:sz w:val="32"/>
+          <w:szCs w:val="32"/>
+        </w:rPr>
+        <w:t>spec</w:t>
+      </w:r>
+      <w:r>
+        <w:rPr>
+          <w:rFonts w:cstheme="minorHAnsi"/>
+          <w:sz w:val="32"/>
+          <w:szCs w:val="32"/>
+        </w:rPr>
+        <w:t>. I need to memoriz</w:t>
+      </w:r>
+      <w:r>
+        <w:rPr>
+          <w:rFonts w:cstheme="minorHAnsi"/>
+          <w:sz w:val="32"/>
+          <w:szCs w:val="32"/>
+        </w:rPr>
+        <w:t>e</w:t>
+      </w:r>
+      <w:r>
+        <w:rPr>
+          <w:rFonts w:cstheme="minorHAnsi"/>
+          <w:sz w:val="32"/>
+          <w:szCs w:val="32"/>
+        </w:rPr>
+        <w:t xml:space="preserve"> lines </w:t>
+      </w:r>
+      <w:r>
+        <w:rPr>
+          <w:rFonts w:cstheme="minorHAnsi"/>
+          <w:sz w:val="32"/>
+          <w:szCs w:val="32"/>
+        </w:rPr>
+        <w:t>now</w:t>
+      </w:r>
+      <w:r>
+        <w:rPr>
+          <w:rFonts w:cstheme="minorHAnsi"/>
+          <w:sz w:val="32"/>
+          <w:szCs w:val="32"/>
+        </w:rPr>
+        <w:t>.</w:t>
+      </w:r>
+      <w:r>
+        <w:rPr>
+          <w:rFonts w:asciiTheme="majorHAnsi" w:hAnsiTheme="majorHAnsi" w:cstheme="majorHAnsi"/>
+          <w:b/>
+          <w:bCs/>
+          <w:sz w:val="28"/>
+          <w:szCs w:val="28"/>
         </w:rPr>
         <w:br w:type="page"/>
       </w:r>

--- a/about/solid-liquid-and-gas-bible.docx
+++ b/about/solid-liquid-and-gas-bible.docx
@@ -8398,8 +8398,8 @@
       </w:tblPr>
       <w:tblGrid>
         <w:gridCol w:w="524"/>
-        <w:gridCol w:w="1952"/>
-        <w:gridCol w:w="7304"/>
+        <w:gridCol w:w="1625"/>
+        <w:gridCol w:w="7631"/>
       </w:tblGrid>
       <w:tr>
         <w:tc>
@@ -8865,7 +8865,23 @@
                 <w:sz w:val="26"/>
                 <w:szCs w:val="26"/>
               </w:rPr>
-              <w:t>When Kwan discovers that the show’s creators, River and Skye, plan to hire Aurora without holding auditions, Ray and Clay film a rogue audition video at Clay's apartment. They leak the video online, where it goes viral and sparks a global wave of fan auditions. To avoid a PR disaster, the network is forced to scrap their plans and announce a legitimate</w:t>
+              <w:t xml:space="preserve">When </w:t>
+            </w:r>
+            <w:r>
+              <w:rPr>
+                <w:rFonts w:asciiTheme="majorHAnsi" w:hAnsiTheme="majorHAnsi" w:cstheme="majorHAnsi"/>
+                <w:sz w:val="26"/>
+                <w:szCs w:val="26"/>
+              </w:rPr>
+              <w:t>Clay</w:t>
+            </w:r>
+            <w:r>
+              <w:rPr>
+                <w:rFonts w:asciiTheme="majorHAnsi" w:hAnsiTheme="majorHAnsi" w:cstheme="majorHAnsi"/>
+                <w:sz w:val="26"/>
+                <w:szCs w:val="26"/>
+              </w:rPr>
+              <w:t xml:space="preserve"> discovers that the show’s creators, River and Skye, plan to hire Aurora without holding auditions, Ray and Clay film a rogue audition video at Clay's apartment. They leak the video online, where it goes viral and sparks a global wave of fan auditions. To avoid a PR disaster, the network is forced to scrap their plans and announce a legitimate</w:t>
             </w:r>
             <w:r>
               <w:rPr>
@@ -9003,7 +9019,7 @@
                 <w:sz w:val="28"/>
                 <w:szCs w:val="28"/>
               </w:rPr>
-              <w:t>Write and Wrong</w:t>
+              <w:t>Team Player</w:t>
             </w:r>
           </w:p>
         </w:tc>
@@ -9055,7 +9071,23 @@
                 <w:sz w:val="26"/>
                 <w:szCs w:val="26"/>
               </w:rPr>
-              <w:t xml:space="preserve"> the lead, the public </w:t>
+              <w:t xml:space="preserve"> the </w:t>
+            </w:r>
+            <w:r>
+              <w:rPr>
+                <w:rFonts w:asciiTheme="majorHAnsi" w:hAnsiTheme="majorHAnsi" w:cstheme="majorHAnsi"/>
+                <w:sz w:val="26"/>
+                <w:szCs w:val="26"/>
+              </w:rPr>
+              <w:t>host position</w:t>
+            </w:r>
+            <w:r>
+              <w:rPr>
+                <w:rFonts w:asciiTheme="majorHAnsi" w:hAnsiTheme="majorHAnsi" w:cstheme="majorHAnsi"/>
+                <w:sz w:val="26"/>
+                <w:szCs w:val="26"/>
+              </w:rPr>
+              <w:t xml:space="preserve">, the public </w:t>
             </w:r>
             <w:r>
               <w:rPr>
@@ -9095,145 +9127,79 @@
                 <w:sz w:val="26"/>
                 <w:szCs w:val="26"/>
               </w:rPr>
-              <w:t>.</w:t>
-            </w:r>
-            <w:r>
-              <w:rPr>
-                <w:rFonts w:asciiTheme="majorHAnsi" w:hAnsiTheme="majorHAnsi" w:cstheme="majorHAnsi"/>
-                <w:sz w:val="26"/>
-                <w:szCs w:val="26"/>
-              </w:rPr>
-              <w:t xml:space="preserve"> Ray studies up </w:t>
-            </w:r>
-            <w:r>
-              <w:rPr>
-                <w:rFonts w:asciiTheme="majorHAnsi" w:hAnsiTheme="majorHAnsi" w:cstheme="majorHAnsi"/>
-                <w:sz w:val="26"/>
-                <w:szCs w:val="26"/>
-              </w:rPr>
-              <w:t xml:space="preserve">on StarPower, Stardust’s sister who was briefly introduced in a later episode of </w:t>
-            </w:r>
-            <w:r>
-              <w:rPr>
-                <w:rFonts w:asciiTheme="majorHAnsi" w:hAnsiTheme="majorHAnsi" w:cstheme="majorHAnsi"/>
-                <w:i/>
-                <w:iCs/>
-                <w:sz w:val="26"/>
-                <w:szCs w:val="26"/>
-              </w:rPr>
-              <w:t>Stardust</w:t>
-            </w:r>
-            <w:r>
-              <w:rPr>
-                <w:rFonts w:asciiTheme="majorHAnsi" w:hAnsiTheme="majorHAnsi" w:cstheme="majorHAnsi"/>
-                <w:sz w:val="26"/>
-                <w:szCs w:val="26"/>
-              </w:rPr>
-              <w:t xml:space="preserve">. </w:t>
-            </w:r>
-            <w:r>
-              <w:rPr>
-                <w:rFonts w:asciiTheme="majorHAnsi" w:hAnsiTheme="majorHAnsi" w:cstheme="majorHAnsi"/>
-                <w:sz w:val="26"/>
-                <w:szCs w:val="26"/>
-              </w:rPr>
-              <w:t>Ray believes that because Stardust has a human companion with Aurora</w:t>
-            </w:r>
-            <w:r>
-              <w:rPr>
-                <w:rFonts w:asciiTheme="majorHAnsi" w:hAnsiTheme="majorHAnsi" w:cstheme="majorHAnsi"/>
-                <w:sz w:val="26"/>
-                <w:szCs w:val="26"/>
-              </w:rPr>
-              <w:t xml:space="preserve">, StarPower should have her very own. She proposes it to the writer’s room and River laughs it off while </w:t>
-            </w:r>
-            <w:r>
-              <w:rPr>
-                <w:rFonts w:asciiTheme="majorHAnsi" w:hAnsiTheme="majorHAnsi" w:cstheme="majorHAnsi"/>
-                <w:sz w:val="26"/>
-                <w:szCs w:val="26"/>
-              </w:rPr>
-              <w:t xml:space="preserve">Aurora is </w:t>
-            </w:r>
-            <w:r>
-              <w:rPr>
-                <w:rFonts w:asciiTheme="majorHAnsi" w:hAnsiTheme="majorHAnsi" w:cstheme="majorHAnsi"/>
-                <w:sz w:val="26"/>
-                <w:szCs w:val="26"/>
-              </w:rPr>
-              <w:t>very</w:t>
-            </w:r>
-            <w:r>
-              <w:rPr>
-                <w:rFonts w:asciiTheme="majorHAnsi" w:hAnsiTheme="majorHAnsi" w:cstheme="majorHAnsi"/>
-                <w:sz w:val="26"/>
-                <w:szCs w:val="26"/>
-              </w:rPr>
-              <w:t xml:space="preserve"> open to having Ray </w:t>
-            </w:r>
-            <w:r>
-              <w:rPr>
-                <w:rFonts w:asciiTheme="majorHAnsi" w:hAnsiTheme="majorHAnsi" w:cstheme="majorHAnsi"/>
-                <w:sz w:val="26"/>
-                <w:szCs w:val="26"/>
-              </w:rPr>
-              <w:t>be</w:t>
-            </w:r>
-            <w:r>
-              <w:rPr>
-                <w:rFonts w:asciiTheme="majorHAnsi" w:hAnsiTheme="majorHAnsi" w:cstheme="majorHAnsi"/>
-                <w:sz w:val="26"/>
-                <w:szCs w:val="26"/>
-              </w:rPr>
-              <w:t xml:space="preserve"> </w:t>
-            </w:r>
-            <w:r>
-              <w:rPr>
-                <w:rFonts w:asciiTheme="majorHAnsi" w:hAnsiTheme="majorHAnsi" w:cstheme="majorHAnsi"/>
-                <w:sz w:val="26"/>
-                <w:szCs w:val="26"/>
-              </w:rPr>
-              <w:t xml:space="preserve">her </w:t>
-            </w:r>
-            <w:r>
-              <w:rPr>
-                <w:rFonts w:asciiTheme="majorHAnsi" w:hAnsiTheme="majorHAnsi" w:cstheme="majorHAnsi"/>
-                <w:sz w:val="26"/>
-                <w:szCs w:val="26"/>
-              </w:rPr>
-              <w:t>sidekick</w:t>
-            </w:r>
-            <w:r>
-              <w:rPr>
-                <w:rFonts w:asciiTheme="majorHAnsi" w:hAnsiTheme="majorHAnsi" w:cstheme="majorHAnsi"/>
-                <w:sz w:val="26"/>
-                <w:szCs w:val="26"/>
-              </w:rPr>
-              <w:t xml:space="preserve"> (a promise that Ray made in theatre camp was to never be Aurora’s sidekick ever again)</w:t>
-            </w:r>
-            <w:r>
-              <w:rPr>
-                <w:rFonts w:asciiTheme="majorHAnsi" w:hAnsiTheme="majorHAnsi" w:cstheme="majorHAnsi"/>
-                <w:sz w:val="26"/>
-                <w:szCs w:val="26"/>
-              </w:rPr>
-              <w:t xml:space="preserve">, which River now considers </w:t>
-            </w:r>
-            <w:r>
-              <w:rPr>
-                <w:rFonts w:asciiTheme="majorHAnsi" w:hAnsiTheme="majorHAnsi" w:cstheme="majorHAnsi"/>
-                <w:sz w:val="26"/>
-                <w:szCs w:val="26"/>
-              </w:rPr>
-              <w:t>can</w:t>
-            </w:r>
-            <w:r>
-              <w:rPr>
-                <w:rFonts w:asciiTheme="majorHAnsi" w:hAnsiTheme="majorHAnsi" w:cstheme="majorHAnsi"/>
-                <w:sz w:val="26"/>
-                <w:szCs w:val="26"/>
-              </w:rPr>
-              <w:t xml:space="preserve"> get the public to sideline Ray.</w:t>
+              <w:t xml:space="preserve"> as a consolation prize. </w:t>
+            </w:r>
+            <w:r>
+              <w:rPr>
+                <w:rFonts w:asciiTheme="majorHAnsi" w:hAnsiTheme="majorHAnsi" w:cstheme="majorHAnsi"/>
+                <w:sz w:val="26"/>
+                <w:szCs w:val="26"/>
+              </w:rPr>
+              <w:t xml:space="preserve">Overnight, </w:t>
+            </w:r>
+            <w:r>
+              <w:rPr>
+                <w:rFonts w:asciiTheme="majorHAnsi" w:hAnsiTheme="majorHAnsi" w:cstheme="majorHAnsi"/>
+                <w:sz w:val="26"/>
+                <w:szCs w:val="26"/>
+              </w:rPr>
+              <w:t>s</w:t>
+            </w:r>
+            <w:r>
+              <w:rPr>
+                <w:rFonts w:asciiTheme="majorHAnsi" w:hAnsiTheme="majorHAnsi" w:cstheme="majorHAnsi"/>
+                <w:sz w:val="26"/>
+                <w:szCs w:val="26"/>
+              </w:rPr>
+              <w:t xml:space="preserve">he </w:t>
+            </w:r>
+            <w:r>
+              <w:rPr>
+                <w:rFonts w:asciiTheme="majorHAnsi" w:hAnsiTheme="majorHAnsi" w:cstheme="majorHAnsi"/>
+                <w:sz w:val="26"/>
+                <w:szCs w:val="26"/>
+              </w:rPr>
+              <w:t>writes a phenomenal pilot</w:t>
+            </w:r>
+            <w:r>
+              <w:rPr>
+                <w:rFonts w:asciiTheme="majorHAnsi" w:hAnsiTheme="majorHAnsi" w:cstheme="majorHAnsi"/>
+                <w:sz w:val="26"/>
+                <w:szCs w:val="26"/>
+              </w:rPr>
+              <w:t xml:space="preserve"> script for Aurora and StarPower, trying to prove she can be a team player.</w:t>
+            </w:r>
+            <w:r>
+              <w:rPr>
+                <w:rFonts w:asciiTheme="majorHAnsi" w:hAnsiTheme="majorHAnsi" w:cstheme="majorHAnsi"/>
+                <w:sz w:val="26"/>
+                <w:szCs w:val="26"/>
+              </w:rPr>
+              <w:t xml:space="preserve"> But River rejects Ray’s draft and goes with her own. They </w:t>
+            </w:r>
+            <w:r>
+              <w:rPr>
+                <w:rFonts w:asciiTheme="majorHAnsi" w:hAnsiTheme="majorHAnsi" w:cstheme="majorHAnsi"/>
+                <w:sz w:val="26"/>
+                <w:szCs w:val="26"/>
+              </w:rPr>
+              <w:t>begin shooting</w:t>
+            </w:r>
+            <w:r>
+              <w:rPr>
+                <w:rFonts w:asciiTheme="majorHAnsi" w:hAnsiTheme="majorHAnsi" w:cstheme="majorHAnsi"/>
+                <w:sz w:val="26"/>
+                <w:szCs w:val="26"/>
+              </w:rPr>
+              <w:t xml:space="preserve"> the pilot</w:t>
+            </w:r>
+            <w:r>
+              <w:rPr>
+                <w:rFonts w:asciiTheme="majorHAnsi" w:hAnsiTheme="majorHAnsi" w:cstheme="majorHAnsi"/>
+                <w:sz w:val="26"/>
+                <w:szCs w:val="26"/>
+              </w:rPr>
+              <w:t xml:space="preserve"> for the test audience.</w:t>
             </w:r>
           </w:p>
         </w:tc>
@@ -9271,7 +9237,6 @@
                 <w:sz w:val="28"/>
                 <w:szCs w:val="28"/>
               </w:rPr>
-              <w:lastRenderedPageBreak/>
               <w:t>4</w:t>
             </w:r>
           </w:p>
@@ -9308,7 +9273,7 @@
                 <w:sz w:val="28"/>
                 <w:szCs w:val="28"/>
               </w:rPr>
-              <w:t>For Educational Purposes Only</w:t>
+              <w:t>Miss the Mud</w:t>
             </w:r>
           </w:p>
         </w:tc>
@@ -9344,15 +9309,17 @@
                 <w:sz w:val="26"/>
                 <w:szCs w:val="26"/>
               </w:rPr>
-              <w:t>The</w:t>
-            </w:r>
-            <w:r>
-              <w:rPr>
-                <w:rFonts w:asciiTheme="majorHAnsi" w:hAnsiTheme="majorHAnsi" w:cstheme="majorHAnsi"/>
-                <w:sz w:val="26"/>
-                <w:szCs w:val="26"/>
-              </w:rPr>
-              <w:t xml:space="preserve"> production of the</w:t>
+              <w:t xml:space="preserve">The pilot for </w:t>
+            </w:r>
+            <w:r>
+              <w:rPr>
+                <w:rFonts w:asciiTheme="majorHAnsi" w:hAnsiTheme="majorHAnsi" w:cstheme="majorHAnsi"/>
+                <w:i/>
+                <w:iCs/>
+                <w:sz w:val="26"/>
+                <w:szCs w:val="26"/>
+              </w:rPr>
+              <w:t>StarPower!</w:t>
             </w:r>
             <w:r>
               <w:rPr>
@@ -9368,55 +9335,23 @@
                 <w:sz w:val="26"/>
                 <w:szCs w:val="26"/>
               </w:rPr>
-              <w:t xml:space="preserve">pilot descends into a dysfunctional battle of hosting styles that threatens the revival’s success. </w:t>
-            </w:r>
-            <w:r>
-              <w:rPr>
-                <w:rFonts w:asciiTheme="majorHAnsi" w:hAnsiTheme="majorHAnsi" w:cstheme="majorHAnsi"/>
-                <w:sz w:val="26"/>
-                <w:szCs w:val="26"/>
-              </w:rPr>
-              <w:t xml:space="preserve">With the first day </w:t>
-            </w:r>
-            <w:r>
-              <w:rPr>
-                <w:rFonts w:asciiTheme="majorHAnsi" w:hAnsiTheme="majorHAnsi" w:cstheme="majorHAnsi"/>
-                <w:sz w:val="26"/>
-                <w:szCs w:val="26"/>
-              </w:rPr>
-              <w:t xml:space="preserve">on set, where </w:t>
-            </w:r>
-            <w:r>
-              <w:rPr>
-                <w:rFonts w:asciiTheme="majorHAnsi" w:hAnsiTheme="majorHAnsi" w:cstheme="majorHAnsi"/>
-                <w:sz w:val="26"/>
-                <w:szCs w:val="26"/>
-              </w:rPr>
-              <w:t>Ray</w:t>
-            </w:r>
-            <w:r>
-              <w:rPr>
-                <w:rFonts w:asciiTheme="majorHAnsi" w:hAnsiTheme="majorHAnsi" w:cstheme="majorHAnsi"/>
-                <w:sz w:val="26"/>
-                <w:szCs w:val="26"/>
-              </w:rPr>
-              <w:t xml:space="preserve"> arrives with a</w:t>
-            </w:r>
-            <w:r>
-              <w:rPr>
-                <w:rFonts w:asciiTheme="majorHAnsi" w:hAnsiTheme="majorHAnsi" w:cstheme="majorHAnsi"/>
-                <w:sz w:val="26"/>
-                <w:szCs w:val="26"/>
-              </w:rPr>
-              <w:t xml:space="preserve">n </w:t>
-            </w:r>
-            <w:r>
-              <w:rPr>
-                <w:rFonts w:asciiTheme="majorHAnsi" w:hAnsiTheme="majorHAnsi" w:cstheme="majorHAnsi"/>
-                <w:sz w:val="26"/>
-                <w:szCs w:val="26"/>
-              </w:rPr>
-              <w:t>improvisational energy that clashes with Aurora’s rehearsed</w:t>
+              <w:t>is screened for a test audience</w:t>
+            </w:r>
+            <w:r>
+              <w:rPr>
+                <w:rFonts w:asciiTheme="majorHAnsi" w:hAnsiTheme="majorHAnsi" w:cstheme="majorHAnsi"/>
+                <w:sz w:val="26"/>
+                <w:szCs w:val="26"/>
+              </w:rPr>
+              <w:t xml:space="preserve">. While Aurora is a hit with new kids, the </w:t>
+            </w:r>
+            <w:r>
+              <w:rPr>
+                <w:rFonts w:asciiTheme="majorHAnsi" w:hAnsiTheme="majorHAnsi" w:cstheme="majorHAnsi"/>
+                <w:sz w:val="26"/>
+                <w:szCs w:val="26"/>
+              </w:rPr>
+              <w:t>older fans</w:t>
             </w:r>
             <w:r>
               <w:rPr>
@@ -9432,7 +9367,32 @@
                 <w:sz w:val="26"/>
                 <w:szCs w:val="26"/>
               </w:rPr>
-              <w:t>professionalism. As filming progresses, the middle of the episode sees the set spiral into chaos; Ray’s loud, unpredictable interjections constantly disrupt Aurora’s scripted "learning moments," leading to expensive technical resets and visible frustration from co-creator River Matthews. By the end of the shoot, the production is left fractured and exhausted; rather than a cohesive educational show, the team is left with a pilot defined by a</w:t>
+              <w:t xml:space="preserve">won’t allow their kids to watch and </w:t>
+            </w:r>
+            <w:r>
+              <w:rPr>
+                <w:rFonts w:asciiTheme="majorHAnsi" w:hAnsiTheme="majorHAnsi" w:cstheme="majorHAnsi"/>
+                <w:sz w:val="26"/>
+                <w:szCs w:val="26"/>
+              </w:rPr>
+              <w:t>demand</w:t>
+            </w:r>
+            <w:r>
+              <w:rPr>
+                <w:rFonts w:asciiTheme="majorHAnsi" w:hAnsiTheme="majorHAnsi" w:cstheme="majorHAnsi"/>
+                <w:sz w:val="26"/>
+                <w:szCs w:val="26"/>
+              </w:rPr>
+              <w:t xml:space="preserve"> the return of the original Stardust. They feel the new show is </w:t>
+            </w:r>
+            <w:r>
+              <w:rPr>
+                <w:rFonts w:asciiTheme="majorHAnsi" w:hAnsiTheme="majorHAnsi" w:cstheme="majorHAnsi"/>
+                <w:sz w:val="26"/>
+                <w:szCs w:val="26"/>
+              </w:rPr>
+              <w:lastRenderedPageBreak/>
+              <w:t>hollow.</w:t>
             </w:r>
             <w:r>
               <w:rPr>
@@ -9448,7 +9408,71 @@
                 <w:sz w:val="26"/>
                 <w:szCs w:val="26"/>
               </w:rPr>
-              <w:t>chaotic disruption of the calm they intended, setting the stage for the negative test audience reactions that follow.</w:t>
+              <w:t>River brings back Stardust to appease fans, but Aurora struggles to connect with a</w:t>
+            </w:r>
+            <w:r>
+              <w:rPr>
+                <w:rFonts w:asciiTheme="majorHAnsi" w:hAnsiTheme="majorHAnsi" w:cstheme="majorHAnsi"/>
+                <w:sz w:val="26"/>
+                <w:szCs w:val="26"/>
+              </w:rPr>
+              <w:t>n animated mudpuppy</w:t>
+            </w:r>
+            <w:r>
+              <w:rPr>
+                <w:rFonts w:asciiTheme="majorHAnsi" w:hAnsiTheme="majorHAnsi" w:cstheme="majorHAnsi"/>
+                <w:sz w:val="26"/>
+                <w:szCs w:val="26"/>
+              </w:rPr>
+              <w:t>. During a chaotic rehearsal, Ray steps in to read lines</w:t>
+            </w:r>
+            <w:r>
+              <w:rPr>
+                <w:rFonts w:asciiTheme="majorHAnsi" w:hAnsiTheme="majorHAnsi" w:cstheme="majorHAnsi"/>
+                <w:sz w:val="26"/>
+                <w:szCs w:val="26"/>
+              </w:rPr>
+              <w:t xml:space="preserve">. With Clay’s mentorship, </w:t>
+            </w:r>
+            <w:r>
+              <w:rPr>
+                <w:rFonts w:asciiTheme="majorHAnsi" w:hAnsiTheme="majorHAnsi" w:cstheme="majorHAnsi"/>
+                <w:sz w:val="26"/>
+                <w:szCs w:val="26"/>
+              </w:rPr>
+              <w:t>her cynical energy provid</w:t>
+            </w:r>
+            <w:r>
+              <w:rPr>
+                <w:rFonts w:asciiTheme="majorHAnsi" w:hAnsiTheme="majorHAnsi" w:cstheme="majorHAnsi"/>
+                <w:sz w:val="26"/>
+                <w:szCs w:val="26"/>
+              </w:rPr>
+              <w:t>es</w:t>
+            </w:r>
+            <w:r>
+              <w:rPr>
+                <w:rFonts w:asciiTheme="majorHAnsi" w:hAnsiTheme="majorHAnsi" w:cstheme="majorHAnsi"/>
+                <w:sz w:val="26"/>
+                <w:szCs w:val="26"/>
+              </w:rPr>
+              <w:t xml:space="preserve"> </w:t>
+            </w:r>
+            <w:r>
+              <w:rPr>
+                <w:rFonts w:asciiTheme="majorHAnsi" w:hAnsiTheme="majorHAnsi" w:cstheme="majorHAnsi"/>
+                <w:sz w:val="26"/>
+                <w:szCs w:val="26"/>
+              </w:rPr>
+              <w:t xml:space="preserve">the spirit </w:t>
+            </w:r>
+            <w:r>
+              <w:rPr>
+                <w:rFonts w:asciiTheme="majorHAnsi" w:hAnsiTheme="majorHAnsi" w:cstheme="majorHAnsi"/>
+                <w:sz w:val="26"/>
+                <w:szCs w:val="26"/>
+              </w:rPr>
+              <w:t>that makes Stardust’s whimsy work.</w:t>
             </w:r>
           </w:p>
         </w:tc>
@@ -9486,6 +9510,7 @@
                 <w:sz w:val="28"/>
                 <w:szCs w:val="28"/>
               </w:rPr>
+              <w:lastRenderedPageBreak/>
               <w:t>5</w:t>
             </w:r>
           </w:p>
@@ -9522,7 +9547,7 @@
                 <w:sz w:val="28"/>
                 <w:szCs w:val="28"/>
               </w:rPr>
-              <w:t>Autopilot</w:t>
+              <w:t>The Sidekick</w:t>
             </w:r>
           </w:p>
         </w:tc>
@@ -9558,7 +9583,151 @@
                 <w:sz w:val="26"/>
                 <w:szCs w:val="26"/>
               </w:rPr>
-              <w:t xml:space="preserve">The network screens the pilot episode, </w:t>
+              <w:t xml:space="preserve">The network officially </w:t>
+            </w:r>
+            <w:r>
+              <w:rPr>
+                <w:rFonts w:asciiTheme="majorHAnsi" w:hAnsiTheme="majorHAnsi" w:cstheme="majorHAnsi"/>
+                <w:sz w:val="26"/>
+                <w:szCs w:val="26"/>
+              </w:rPr>
+              <w:t xml:space="preserve">pushes Ray </w:t>
+            </w:r>
+            <w:r>
+              <w:rPr>
+                <w:rFonts w:asciiTheme="majorHAnsi" w:hAnsiTheme="majorHAnsi" w:cstheme="majorHAnsi"/>
+                <w:sz w:val="26"/>
+                <w:szCs w:val="26"/>
+              </w:rPr>
+              <w:t xml:space="preserve">in front of the camera as </w:t>
+            </w:r>
+            <w:r>
+              <w:rPr>
+                <w:rFonts w:asciiTheme="majorHAnsi" w:hAnsiTheme="majorHAnsi" w:cstheme="majorHAnsi"/>
+                <w:sz w:val="26"/>
+                <w:szCs w:val="26"/>
+              </w:rPr>
+              <w:t>Aurora’s</w:t>
+            </w:r>
+            <w:r>
+              <w:rPr>
+                <w:rFonts w:asciiTheme="majorHAnsi" w:hAnsiTheme="majorHAnsi" w:cstheme="majorHAnsi"/>
+                <w:sz w:val="26"/>
+                <w:szCs w:val="26"/>
+              </w:rPr>
+              <w:t xml:space="preserve"> </w:t>
+            </w:r>
+            <w:r>
+              <w:rPr>
+                <w:rFonts w:asciiTheme="majorHAnsi" w:hAnsiTheme="majorHAnsi" w:cstheme="majorHAnsi"/>
+                <w:sz w:val="26"/>
+                <w:szCs w:val="26"/>
+              </w:rPr>
+              <w:t>crazy</w:t>
+            </w:r>
+            <w:r>
+              <w:rPr>
+                <w:rFonts w:asciiTheme="majorHAnsi" w:hAnsiTheme="majorHAnsi" w:cstheme="majorHAnsi"/>
+                <w:sz w:val="26"/>
+                <w:szCs w:val="26"/>
+              </w:rPr>
+              <w:t xml:space="preserve"> </w:t>
+            </w:r>
+            <w:r>
+              <w:rPr>
+                <w:rFonts w:asciiTheme="majorHAnsi" w:hAnsiTheme="majorHAnsi" w:cstheme="majorHAnsi"/>
+                <w:sz w:val="26"/>
+                <w:szCs w:val="26"/>
+              </w:rPr>
+              <w:t>sidekick. She struggles with the educational pause</w:t>
+            </w:r>
+            <w:r>
+              <w:rPr>
+                <w:rFonts w:asciiTheme="majorHAnsi" w:hAnsiTheme="majorHAnsi" w:cstheme="majorHAnsi"/>
+                <w:sz w:val="26"/>
+                <w:szCs w:val="26"/>
+              </w:rPr>
+              <w:t xml:space="preserve"> and </w:t>
+            </w:r>
+            <w:r>
+              <w:rPr>
+                <w:rFonts w:asciiTheme="majorHAnsi" w:hAnsiTheme="majorHAnsi" w:cstheme="majorHAnsi"/>
+                <w:sz w:val="26"/>
+                <w:szCs w:val="26"/>
+              </w:rPr>
+              <w:t>is resentful of being second best</w:t>
+            </w:r>
+            <w:r>
+              <w:rPr>
+                <w:rFonts w:asciiTheme="majorHAnsi" w:hAnsiTheme="majorHAnsi" w:cstheme="majorHAnsi"/>
+                <w:sz w:val="26"/>
+                <w:szCs w:val="26"/>
+              </w:rPr>
+              <w:t xml:space="preserve"> </w:t>
+            </w:r>
+            <w:r>
+              <w:rPr>
+                <w:rFonts w:asciiTheme="majorHAnsi" w:hAnsiTheme="majorHAnsi" w:cstheme="majorHAnsi"/>
+                <w:sz w:val="26"/>
+                <w:szCs w:val="26"/>
+              </w:rPr>
+              <w:t>again, but after seeing how her blunt</w:t>
+            </w:r>
+            <w:r>
+              <w:rPr>
+                <w:rFonts w:asciiTheme="majorHAnsi" w:hAnsiTheme="majorHAnsi" w:cstheme="majorHAnsi"/>
+                <w:sz w:val="26"/>
+                <w:szCs w:val="26"/>
+              </w:rPr>
+              <w:t xml:space="preserve"> </w:t>
+            </w:r>
+            <w:r>
+              <w:rPr>
+                <w:rFonts w:asciiTheme="majorHAnsi" w:hAnsiTheme="majorHAnsi" w:cstheme="majorHAnsi"/>
+                <w:sz w:val="26"/>
+                <w:szCs w:val="26"/>
+              </w:rPr>
+              <w:t>communication style resonates with children like her brother Kwan, she accepts the role</w:t>
+            </w:r>
+            <w:r>
+              <w:rPr>
+                <w:rFonts w:asciiTheme="majorHAnsi" w:hAnsiTheme="majorHAnsi" w:cstheme="majorHAnsi"/>
+                <w:sz w:val="26"/>
+                <w:szCs w:val="26"/>
+              </w:rPr>
+              <w:t>.</w:t>
+            </w:r>
+            <w:r>
+              <w:rPr>
+                <w:rFonts w:asciiTheme="majorHAnsi" w:hAnsiTheme="majorHAnsi" w:cstheme="majorHAnsi"/>
+                <w:sz w:val="26"/>
+                <w:szCs w:val="26"/>
+              </w:rPr>
+              <w:t xml:space="preserve"> </w:t>
+            </w:r>
+            <w:r>
+              <w:rPr>
+                <w:rFonts w:asciiTheme="majorHAnsi" w:hAnsiTheme="majorHAnsi" w:cstheme="majorHAnsi"/>
+                <w:sz w:val="26"/>
+                <w:szCs w:val="26"/>
+              </w:rPr>
+              <w:t xml:space="preserve">The network screens the </w:t>
+            </w:r>
+            <w:r>
+              <w:rPr>
+                <w:rFonts w:asciiTheme="majorHAnsi" w:hAnsiTheme="majorHAnsi" w:cstheme="majorHAnsi"/>
+                <w:sz w:val="26"/>
+                <w:szCs w:val="26"/>
+              </w:rPr>
+              <w:t xml:space="preserve">10-minute </w:t>
+            </w:r>
+            <w:r>
+              <w:rPr>
+                <w:rFonts w:asciiTheme="majorHAnsi" w:hAnsiTheme="majorHAnsi" w:cstheme="majorHAnsi"/>
+                <w:sz w:val="26"/>
+                <w:szCs w:val="26"/>
+              </w:rPr>
+              <w:t xml:space="preserve">pilot episode, </w:t>
             </w:r>
             <w:hyperlink r:id="rId27" w:history="1">
               <w:r>
@@ -9577,103 +9746,197 @@
                 <w:sz w:val="26"/>
                 <w:szCs w:val="26"/>
               </w:rPr>
-              <w:t xml:space="preserve">, to a test audience to gauge the series' potential. </w:t>
-            </w:r>
-            <w:r>
-              <w:rPr>
-                <w:rFonts w:asciiTheme="majorHAnsi" w:hAnsiTheme="majorHAnsi" w:cstheme="majorHAnsi"/>
-                <w:sz w:val="26"/>
-                <w:szCs w:val="26"/>
-              </w:rPr>
-              <w:t>Ray</w:t>
-            </w:r>
-            <w:r>
-              <w:rPr>
-                <w:rFonts w:asciiTheme="majorHAnsi" w:hAnsiTheme="majorHAnsi" w:cstheme="majorHAnsi"/>
-                <w:sz w:val="26"/>
-                <w:szCs w:val="26"/>
-              </w:rPr>
-              <w:t xml:space="preserve"> and Aurora await the public's reaction to their clashing styles. </w:t>
-            </w:r>
-            <w:r>
-              <w:rPr>
-                <w:rFonts w:asciiTheme="majorHAnsi" w:hAnsiTheme="majorHAnsi" w:cstheme="majorHAnsi"/>
-                <w:sz w:val="26"/>
-                <w:szCs w:val="26"/>
-              </w:rPr>
-              <w:t>T</w:t>
-            </w:r>
-            <w:r>
-              <w:rPr>
-                <w:rFonts w:asciiTheme="majorHAnsi" w:hAnsiTheme="majorHAnsi" w:cstheme="majorHAnsi"/>
-                <w:sz w:val="26"/>
-                <w:szCs w:val="26"/>
-              </w:rPr>
-              <w:t>he feedback proves disastrous: children and parents find the show crowded</w:t>
-            </w:r>
-            <w:r>
-              <w:rPr>
-                <w:rFonts w:asciiTheme="majorHAnsi" w:hAnsiTheme="majorHAnsi" w:cstheme="majorHAnsi"/>
-                <w:sz w:val="26"/>
-                <w:szCs w:val="26"/>
-              </w:rPr>
-              <w:t>,</w:t>
-            </w:r>
-            <w:r>
-              <w:rPr>
-                <w:rFonts w:asciiTheme="majorHAnsi" w:hAnsiTheme="majorHAnsi" w:cstheme="majorHAnsi"/>
-                <w:sz w:val="26"/>
-                <w:szCs w:val="26"/>
-              </w:rPr>
-              <w:t xml:space="preserve"> expressing a preference for the simplicity of Aurora and Stardust</w:t>
-            </w:r>
-            <w:r>
-              <w:rPr>
-                <w:rFonts w:asciiTheme="majorHAnsi" w:hAnsiTheme="majorHAnsi" w:cstheme="majorHAnsi"/>
-                <w:sz w:val="26"/>
-                <w:szCs w:val="26"/>
-              </w:rPr>
-              <w:t>, removing Ray and StarPower</w:t>
-            </w:r>
-            <w:r>
-              <w:rPr>
-                <w:rFonts w:asciiTheme="majorHAnsi" w:hAnsiTheme="majorHAnsi" w:cstheme="majorHAnsi"/>
-                <w:sz w:val="26"/>
-                <w:szCs w:val="26"/>
-              </w:rPr>
-              <w:t xml:space="preserve">. </w:t>
-            </w:r>
-            <w:r>
-              <w:rPr>
-                <w:rFonts w:asciiTheme="majorHAnsi" w:hAnsiTheme="majorHAnsi" w:cstheme="majorHAnsi"/>
-                <w:sz w:val="26"/>
-                <w:szCs w:val="26"/>
-              </w:rPr>
-              <w:t xml:space="preserve">River decides to keep Ray to humiliate her. </w:t>
-            </w:r>
-            <w:r>
-              <w:rPr>
-                <w:rFonts w:asciiTheme="majorHAnsi" w:hAnsiTheme="majorHAnsi" w:cstheme="majorHAnsi"/>
-                <w:sz w:val="26"/>
-                <w:szCs w:val="26"/>
-              </w:rPr>
-              <w:t>T</w:t>
-            </w:r>
-            <w:r>
-              <w:rPr>
-                <w:rFonts w:asciiTheme="majorHAnsi" w:hAnsiTheme="majorHAnsi" w:cstheme="majorHAnsi"/>
-                <w:sz w:val="26"/>
-                <w:szCs w:val="26"/>
-              </w:rPr>
-              <w:t>he network decides to fund the full season anyway, leaving Ray in the painful position of knowing she is the "least favorite" elemen</w:t>
-            </w:r>
-            <w:r>
-              <w:rPr>
-                <w:rFonts w:asciiTheme="majorHAnsi" w:hAnsiTheme="majorHAnsi" w:cstheme="majorHAnsi"/>
-                <w:sz w:val="26"/>
-                <w:szCs w:val="26"/>
-              </w:rPr>
-              <w:t>t.</w:t>
+              <w:t xml:space="preserve"> </w:t>
+            </w:r>
+            <w:r>
+              <w:rPr>
+                <w:rFonts w:asciiTheme="majorHAnsi" w:hAnsiTheme="majorHAnsi" w:cstheme="majorHAnsi"/>
+                <w:sz w:val="26"/>
+                <w:szCs w:val="26"/>
+              </w:rPr>
+              <w:t>to</w:t>
+            </w:r>
+            <w:r>
+              <w:rPr>
+                <w:rFonts w:asciiTheme="majorHAnsi" w:hAnsiTheme="majorHAnsi" w:cstheme="majorHAnsi"/>
+                <w:sz w:val="26"/>
+                <w:szCs w:val="26"/>
+              </w:rPr>
+              <w:t xml:space="preserve"> a test audience.</w:t>
+            </w:r>
+          </w:p>
+        </w:tc>
+      </w:tr>
+      <w:tr>
+        <w:tc>
+          <w:tcPr>
+            <w:tcW w:w="0" w:type="auto"/>
+            <w:tcBorders>
+              <w:bottom w:val="single" w:sz="6" w:space="0" w:color="DCDFE5"/>
+            </w:tcBorders>
+            <w:shd w:val="clear" w:color="auto" w:fill="FFFFFF"/>
+            <w:tcMar>
+              <w:top w:w="180" w:type="dxa"/>
+              <w:left w:w="0" w:type="dxa"/>
+              <w:bottom w:w="180" w:type="dxa"/>
+              <w:right w:w="240" w:type="dxa"/>
+            </w:tcMar>
+          </w:tcPr>
+          <w:p>
+            <w:pPr>
+              <w:tabs>
+                <w:tab w:val="left" w:pos="5013"/>
+              </w:tabs>
+              <w:spacing w:line="240" w:lineRule="auto"/>
+              <w:rPr>
+                <w:rFonts w:asciiTheme="majorHAnsi" w:hAnsiTheme="majorHAnsi" w:cstheme="majorHAnsi"/>
+                <w:sz w:val="28"/>
+                <w:szCs w:val="28"/>
+              </w:rPr>
+            </w:pPr>
+            <w:r>
+              <w:rPr>
+                <w:rFonts w:asciiTheme="majorHAnsi" w:hAnsiTheme="majorHAnsi" w:cstheme="majorHAnsi"/>
+                <w:sz w:val="28"/>
+                <w:szCs w:val="28"/>
+              </w:rPr>
+              <w:t>6</w:t>
+            </w:r>
+          </w:p>
+        </w:tc>
+        <w:tc>
+          <w:tcPr>
+            <w:tcW w:w="0" w:type="auto"/>
+            <w:tcBorders>
+              <w:bottom w:val="single" w:sz="6" w:space="0" w:color="DCDFE5"/>
+            </w:tcBorders>
+            <w:shd w:val="clear" w:color="auto" w:fill="FFFFFF"/>
+            <w:tcMar>
+              <w:top w:w="180" w:type="dxa"/>
+              <w:left w:w="0" w:type="dxa"/>
+              <w:bottom w:w="180" w:type="dxa"/>
+              <w:right w:w="240" w:type="dxa"/>
+            </w:tcMar>
+          </w:tcPr>
+          <w:p>
+            <w:pPr>
+              <w:tabs>
+                <w:tab w:val="left" w:pos="5013"/>
+              </w:tabs>
+              <w:spacing w:line="240" w:lineRule="auto"/>
+              <w:rPr>
+                <w:rFonts w:asciiTheme="majorHAnsi" w:hAnsiTheme="majorHAnsi" w:cstheme="majorHAnsi"/>
+                <w:sz w:val="28"/>
+                <w:szCs w:val="28"/>
+              </w:rPr>
+            </w:pPr>
+            <w:r>
+              <w:rPr>
+                <w:rFonts w:asciiTheme="majorHAnsi" w:hAnsiTheme="majorHAnsi" w:cstheme="majorHAnsi"/>
+                <w:sz w:val="28"/>
+                <w:szCs w:val="28"/>
+              </w:rPr>
+              <w:t>Listening Ears</w:t>
+            </w:r>
+          </w:p>
+        </w:tc>
+        <w:tc>
+          <w:tcPr>
+            <w:tcW w:w="0" w:type="auto"/>
+            <w:tcBorders>
+              <w:bottom w:val="single" w:sz="6" w:space="0" w:color="DCDFE5"/>
+            </w:tcBorders>
+            <w:shd w:val="clear" w:color="auto" w:fill="FFFFFF"/>
+            <w:tcMar>
+              <w:top w:w="180" w:type="dxa"/>
+              <w:left w:w="0" w:type="dxa"/>
+              <w:bottom w:w="180" w:type="dxa"/>
+              <w:right w:w="0" w:type="dxa"/>
+            </w:tcMar>
+          </w:tcPr>
+          <w:p>
+            <w:pPr>
+              <w:tabs>
+                <w:tab w:val="left" w:pos="5013"/>
+              </w:tabs>
+              <w:spacing w:line="240" w:lineRule="auto"/>
+              <w:rPr>
+                <w:rFonts w:asciiTheme="majorHAnsi" w:hAnsiTheme="majorHAnsi" w:cstheme="majorHAnsi"/>
+                <w:sz w:val="26"/>
+                <w:szCs w:val="26"/>
+              </w:rPr>
+            </w:pPr>
+            <w:r>
+              <w:rPr>
+                <w:rFonts w:asciiTheme="majorHAnsi" w:hAnsiTheme="majorHAnsi" w:cstheme="majorHAnsi"/>
+                <w:sz w:val="26"/>
+                <w:szCs w:val="26"/>
+              </w:rPr>
+              <w:t xml:space="preserve">The </w:t>
+            </w:r>
+            <w:r>
+              <w:rPr>
+                <w:rFonts w:asciiTheme="majorHAnsi" w:hAnsiTheme="majorHAnsi" w:cstheme="majorHAnsi"/>
+                <w:sz w:val="26"/>
+                <w:szCs w:val="26"/>
+              </w:rPr>
+              <w:t>squad</w:t>
+            </w:r>
+            <w:r>
+              <w:rPr>
+                <w:rFonts w:asciiTheme="majorHAnsi" w:hAnsiTheme="majorHAnsi" w:cstheme="majorHAnsi"/>
+                <w:sz w:val="26"/>
+                <w:szCs w:val="26"/>
+              </w:rPr>
+              <w:t xml:space="preserve"> (</w:t>
+            </w:r>
+            <w:r>
+              <w:rPr>
+                <w:rFonts w:asciiTheme="majorHAnsi" w:hAnsiTheme="majorHAnsi" w:cstheme="majorHAnsi"/>
+                <w:sz w:val="26"/>
+                <w:szCs w:val="26"/>
+              </w:rPr>
+              <w:t>Stardust, StarPower, Aurora, and Ray</w:t>
+            </w:r>
+            <w:r>
+              <w:rPr>
+                <w:rFonts w:asciiTheme="majorHAnsi" w:hAnsiTheme="majorHAnsi" w:cstheme="majorHAnsi"/>
+                <w:sz w:val="26"/>
+                <w:szCs w:val="26"/>
+              </w:rPr>
+              <w:t xml:space="preserve">) becomes a cultural phenomenon. While Aurora handles </w:t>
+            </w:r>
+            <w:r>
+              <w:rPr>
+                <w:rFonts w:asciiTheme="majorHAnsi" w:hAnsiTheme="majorHAnsi" w:cstheme="majorHAnsi"/>
+                <w:sz w:val="26"/>
+                <w:szCs w:val="26"/>
+              </w:rPr>
+              <w:t>science</w:t>
+            </w:r>
+            <w:r>
+              <w:rPr>
+                <w:rFonts w:asciiTheme="majorHAnsi" w:hAnsiTheme="majorHAnsi" w:cstheme="majorHAnsi"/>
+                <w:sz w:val="26"/>
+                <w:szCs w:val="26"/>
+              </w:rPr>
+              <w:t>, Ray becomes the heart of the show.</w:t>
+            </w:r>
+            <w:r>
+              <w:rPr>
+                <w:rFonts w:asciiTheme="majorHAnsi" w:hAnsiTheme="majorHAnsi" w:cstheme="majorHAnsi"/>
+                <w:sz w:val="26"/>
+                <w:szCs w:val="26"/>
+              </w:rPr>
+              <w:t xml:space="preserve"> But </w:t>
+            </w:r>
+            <w:r>
+              <w:rPr>
+                <w:rFonts w:asciiTheme="majorHAnsi" w:hAnsiTheme="majorHAnsi" w:cstheme="majorHAnsi"/>
+                <w:sz w:val="26"/>
+                <w:szCs w:val="26"/>
+              </w:rPr>
+              <w:t>Ray struggles to adapt to the show’s rigid structure, feeling like a failure when she steamrolls audiences instead of pausing for them like Aurora. Ray refines her hosting style after realizing her direct approach resonates with neurodivergent children like her brother Kwan. She embraces this unique communication method, while the original creators and Clay express growing dissatisfaction with both hosts, creating an opportunity for her unique style to succeed.</w:t>
             </w:r>
           </w:p>
         </w:tc>
@@ -9712,7 +9975,7 @@
                 <w:sz w:val="28"/>
                 <w:szCs w:val="28"/>
               </w:rPr>
-              <w:t>6</w:t>
+              <w:t>7</w:t>
             </w:r>
           </w:p>
         </w:tc>
@@ -9749,7 +10012,7 @@
                 <w:sz w:val="28"/>
                 <w:szCs w:val="28"/>
               </w:rPr>
-              <w:t>Listening Ears</w:t>
+              <w:t>A Safe World</w:t>
             </w:r>
           </w:p>
         </w:tc>
@@ -9786,7 +10049,375 @@
                 <w:sz w:val="26"/>
                 <w:szCs w:val="26"/>
               </w:rPr>
-              <w:t>Ray struggles to adapt to the show’s rigid structure, feeling like a failure when she steamrolls audiences instead of pausing for them like Aurora. Ray refines her hosting style after realizing her direct approach resonates with neurodivergent children like her brother Kwan. She embraces this unique communication method, while the original creators and Clay express growing dissatisfaction with both hosts, creating an opportunity for her unique style to succeed.</w:t>
+              <w:t>The show takes a political turn when Ms. Aurora uses a segment on atmospheric science to discuss climate change. While she gains a following among adults for her activism, the network grows cautious. Ray makes a choice to remain neutral on sensitive topics. This decision to avoid political trolls creates an ideological rift with Aurora, who questions Ray's silence on social issues.</w:t>
+            </w:r>
+          </w:p>
+        </w:tc>
+      </w:tr>
+      <w:tr>
+        <w:tc>
+          <w:tcPr>
+            <w:tcW w:w="0" w:type="auto"/>
+            <w:tcBorders>
+              <w:bottom w:val="single" w:sz="6" w:space="0" w:color="DCDFE5"/>
+            </w:tcBorders>
+            <w:shd w:val="clear" w:color="auto" w:fill="FFFFFF"/>
+            <w:tcMar>
+              <w:top w:w="180" w:type="dxa"/>
+              <w:left w:w="0" w:type="dxa"/>
+              <w:bottom w:w="180" w:type="dxa"/>
+              <w:right w:w="240" w:type="dxa"/>
+            </w:tcMar>
+          </w:tcPr>
+          <w:p>
+            <w:pPr>
+              <w:tabs>
+                <w:tab w:val="left" w:pos="5013"/>
+              </w:tabs>
+              <w:spacing w:line="240" w:lineRule="auto"/>
+              <w:rPr>
+                <w:rFonts w:asciiTheme="majorHAnsi" w:hAnsiTheme="majorHAnsi" w:cstheme="majorHAnsi"/>
+                <w:sz w:val="28"/>
+                <w:szCs w:val="28"/>
+              </w:rPr>
+            </w:pPr>
+            <w:r>
+              <w:rPr>
+                <w:rFonts w:asciiTheme="majorHAnsi" w:hAnsiTheme="majorHAnsi" w:cstheme="majorHAnsi"/>
+                <w:sz w:val="28"/>
+                <w:szCs w:val="28"/>
+              </w:rPr>
+              <w:t>8</w:t>
+            </w:r>
+          </w:p>
+        </w:tc>
+        <w:tc>
+          <w:tcPr>
+            <w:tcW w:w="0" w:type="auto"/>
+            <w:tcBorders>
+              <w:bottom w:val="single" w:sz="6" w:space="0" w:color="DCDFE5"/>
+            </w:tcBorders>
+            <w:shd w:val="clear" w:color="auto" w:fill="FFFFFF"/>
+            <w:tcMar>
+              <w:top w:w="180" w:type="dxa"/>
+              <w:left w:w="0" w:type="dxa"/>
+              <w:bottom w:w="180" w:type="dxa"/>
+              <w:right w:w="240" w:type="dxa"/>
+            </w:tcMar>
+          </w:tcPr>
+          <w:p>
+            <w:pPr>
+              <w:tabs>
+                <w:tab w:val="left" w:pos="5013"/>
+              </w:tabs>
+              <w:spacing w:line="240" w:lineRule="auto"/>
+              <w:rPr>
+                <w:rFonts w:asciiTheme="majorHAnsi" w:hAnsiTheme="majorHAnsi" w:cstheme="majorHAnsi"/>
+                <w:sz w:val="28"/>
+                <w:szCs w:val="28"/>
+              </w:rPr>
+            </w:pPr>
+            <w:r>
+              <w:rPr>
+                <w:rFonts w:asciiTheme="majorHAnsi" w:hAnsiTheme="majorHAnsi" w:cstheme="majorHAnsi"/>
+                <w:sz w:val="28"/>
+                <w:szCs w:val="28"/>
+              </w:rPr>
+              <w:t>Hot Mic</w:t>
+            </w:r>
+          </w:p>
+        </w:tc>
+        <w:tc>
+          <w:tcPr>
+            <w:tcW w:w="0" w:type="auto"/>
+            <w:tcBorders>
+              <w:bottom w:val="single" w:sz="6" w:space="0" w:color="DCDFE5"/>
+            </w:tcBorders>
+            <w:shd w:val="clear" w:color="auto" w:fill="FFFFFF"/>
+            <w:tcMar>
+              <w:top w:w="180" w:type="dxa"/>
+              <w:left w:w="0" w:type="dxa"/>
+              <w:bottom w:w="180" w:type="dxa"/>
+              <w:right w:w="0" w:type="dxa"/>
+            </w:tcMar>
+          </w:tcPr>
+          <w:p>
+            <w:pPr>
+              <w:tabs>
+                <w:tab w:val="left" w:pos="5013"/>
+              </w:tabs>
+              <w:spacing w:line="240" w:lineRule="auto"/>
+              <w:rPr>
+                <w:rFonts w:asciiTheme="majorHAnsi" w:hAnsiTheme="majorHAnsi" w:cstheme="majorHAnsi"/>
+                <w:sz w:val="26"/>
+                <w:szCs w:val="26"/>
+              </w:rPr>
+            </w:pPr>
+            <w:r>
+              <w:rPr>
+                <w:rFonts w:asciiTheme="majorHAnsi" w:hAnsiTheme="majorHAnsi" w:cstheme="majorHAnsi"/>
+                <w:sz w:val="26"/>
+                <w:szCs w:val="26"/>
+              </w:rPr>
+              <w:t xml:space="preserve">While promoting </w:t>
+            </w:r>
+            <w:r>
+              <w:rPr>
+                <w:rFonts w:asciiTheme="majorHAnsi" w:hAnsiTheme="majorHAnsi" w:cstheme="majorHAnsi"/>
+                <w:i/>
+                <w:iCs/>
+                <w:sz w:val="26"/>
+                <w:szCs w:val="26"/>
+              </w:rPr>
+              <w:t>StarPower!</w:t>
+            </w:r>
+            <w:r>
+              <w:rPr>
+                <w:rFonts w:asciiTheme="majorHAnsi" w:hAnsiTheme="majorHAnsi" w:cstheme="majorHAnsi"/>
+                <w:sz w:val="26"/>
+                <w:szCs w:val="26"/>
+              </w:rPr>
+              <w:t xml:space="preserve"> on a morning news program,</w:t>
+            </w:r>
+            <w:r>
+              <w:rPr>
+                <w:rFonts w:asciiTheme="majorHAnsi" w:hAnsiTheme="majorHAnsi" w:cstheme="majorHAnsi"/>
+                <w:sz w:val="26"/>
+                <w:szCs w:val="26"/>
+              </w:rPr>
+              <w:t xml:space="preserve"> </w:t>
+            </w:r>
+            <w:r>
+              <w:rPr>
+                <w:rFonts w:asciiTheme="majorHAnsi" w:hAnsiTheme="majorHAnsi" w:cstheme="majorHAnsi"/>
+                <w:sz w:val="26"/>
+                <w:szCs w:val="26"/>
+              </w:rPr>
+              <w:t xml:space="preserve">Aurora is pressed by </w:t>
+            </w:r>
+            <w:r>
+              <w:rPr>
+                <w:rFonts w:asciiTheme="majorHAnsi" w:hAnsiTheme="majorHAnsi" w:cstheme="majorHAnsi"/>
+                <w:sz w:val="26"/>
+                <w:szCs w:val="26"/>
+              </w:rPr>
+              <w:t xml:space="preserve">the </w:t>
+            </w:r>
+            <w:r>
+              <w:rPr>
+                <w:rFonts w:asciiTheme="majorHAnsi" w:hAnsiTheme="majorHAnsi" w:cstheme="majorHAnsi"/>
+                <w:sz w:val="26"/>
+                <w:szCs w:val="26"/>
+              </w:rPr>
+              <w:t>interviewer about the show’s political stance</w:t>
+            </w:r>
+            <w:r>
+              <w:rPr>
+                <w:rFonts w:asciiTheme="majorHAnsi" w:hAnsiTheme="majorHAnsi" w:cstheme="majorHAnsi"/>
+                <w:sz w:val="26"/>
+                <w:szCs w:val="26"/>
+              </w:rPr>
+              <w:t>s</w:t>
+            </w:r>
+            <w:r>
+              <w:rPr>
+                <w:rFonts w:asciiTheme="majorHAnsi" w:hAnsiTheme="majorHAnsi" w:cstheme="majorHAnsi"/>
+                <w:sz w:val="26"/>
+                <w:szCs w:val="26"/>
+              </w:rPr>
+              <w:t>. Believing the cameras have cut to a commercial break, Aurora lets out a frustrated tirade about the anti-science idiots obstructing their work</w:t>
+            </w:r>
+            <w:r>
+              <w:rPr>
+                <w:rFonts w:asciiTheme="majorHAnsi" w:hAnsiTheme="majorHAnsi" w:cstheme="majorHAnsi"/>
+                <w:sz w:val="26"/>
+                <w:szCs w:val="26"/>
+              </w:rPr>
+              <w:t xml:space="preserve"> and accidentally curses</w:t>
+            </w:r>
+            <w:r>
+              <w:rPr>
+                <w:rFonts w:asciiTheme="majorHAnsi" w:hAnsiTheme="majorHAnsi" w:cstheme="majorHAnsi"/>
+                <w:sz w:val="26"/>
+                <w:szCs w:val="26"/>
+              </w:rPr>
+              <w:t>. The curse word go</w:t>
+            </w:r>
+            <w:r>
+              <w:rPr>
+                <w:rFonts w:asciiTheme="majorHAnsi" w:hAnsiTheme="majorHAnsi" w:cstheme="majorHAnsi"/>
+                <w:sz w:val="26"/>
+                <w:szCs w:val="26"/>
+              </w:rPr>
+              <w:t>es</w:t>
+            </w:r>
+            <w:r>
+              <w:rPr>
+                <w:rFonts w:asciiTheme="majorHAnsi" w:hAnsiTheme="majorHAnsi" w:cstheme="majorHAnsi"/>
+                <w:sz w:val="26"/>
+                <w:szCs w:val="26"/>
+              </w:rPr>
+              <w:t xml:space="preserve"> out live to millions of families, instantly shattering her </w:t>
+            </w:r>
+            <w:r>
+              <w:rPr>
+                <w:rFonts w:asciiTheme="majorHAnsi" w:hAnsiTheme="majorHAnsi" w:cstheme="majorHAnsi"/>
+                <w:sz w:val="26"/>
+                <w:szCs w:val="26"/>
+              </w:rPr>
+              <w:t>image</w:t>
+            </w:r>
+            <w:r>
+              <w:rPr>
+                <w:rFonts w:asciiTheme="majorHAnsi" w:hAnsiTheme="majorHAnsi" w:cstheme="majorHAnsi"/>
+                <w:sz w:val="26"/>
+                <w:szCs w:val="26"/>
+              </w:rPr>
+              <w:t>. While River goes into a tailspin of damage control to protect the brand, Ray</w:t>
+            </w:r>
+            <w:r>
+              <w:rPr>
+                <w:rFonts w:asciiTheme="majorHAnsi" w:hAnsiTheme="majorHAnsi" w:cstheme="majorHAnsi"/>
+                <w:sz w:val="26"/>
+                <w:szCs w:val="26"/>
+              </w:rPr>
+              <w:t xml:space="preserve"> </w:t>
+            </w:r>
+            <w:r>
+              <w:rPr>
+                <w:rFonts w:asciiTheme="majorHAnsi" w:hAnsiTheme="majorHAnsi" w:cstheme="majorHAnsi"/>
+                <w:sz w:val="26"/>
+                <w:szCs w:val="26"/>
+              </w:rPr>
+              <w:t xml:space="preserve">finds herself in the bizarre position of having to defend her rival to a disappointed public. This moment of </w:t>
+            </w:r>
+            <w:r>
+              <w:rPr>
+                <w:rFonts w:asciiTheme="majorHAnsi" w:hAnsiTheme="majorHAnsi" w:cstheme="majorHAnsi"/>
+                <w:sz w:val="26"/>
+                <w:szCs w:val="26"/>
+              </w:rPr>
+              <w:lastRenderedPageBreak/>
+              <w:t xml:space="preserve">human fallibility from Aurora creates the initial opening for Ray to seek out a more </w:t>
+            </w:r>
+            <w:r>
+              <w:rPr>
+                <w:rFonts w:asciiTheme="majorHAnsi" w:hAnsiTheme="majorHAnsi" w:cstheme="majorHAnsi"/>
+                <w:sz w:val="26"/>
+                <w:szCs w:val="26"/>
+              </w:rPr>
+              <w:t>unfiltered audience.</w:t>
+            </w:r>
+          </w:p>
+        </w:tc>
+      </w:tr>
+      <w:tr>
+        <w:tc>
+          <w:tcPr>
+            <w:tcW w:w="0" w:type="auto"/>
+            <w:tcBorders>
+              <w:bottom w:val="single" w:sz="6" w:space="0" w:color="DCDFE5"/>
+            </w:tcBorders>
+            <w:shd w:val="clear" w:color="auto" w:fill="FFFFFF"/>
+            <w:tcMar>
+              <w:top w:w="180" w:type="dxa"/>
+              <w:left w:w="0" w:type="dxa"/>
+              <w:bottom w:w="180" w:type="dxa"/>
+              <w:right w:w="240" w:type="dxa"/>
+            </w:tcMar>
+          </w:tcPr>
+          <w:p>
+            <w:pPr>
+              <w:tabs>
+                <w:tab w:val="left" w:pos="5013"/>
+              </w:tabs>
+              <w:spacing w:line="240" w:lineRule="auto"/>
+              <w:rPr>
+                <w:rFonts w:asciiTheme="majorHAnsi" w:hAnsiTheme="majorHAnsi" w:cstheme="majorHAnsi"/>
+                <w:sz w:val="28"/>
+                <w:szCs w:val="28"/>
+              </w:rPr>
+            </w:pPr>
+            <w:r>
+              <w:rPr>
+                <w:rFonts w:asciiTheme="majorHAnsi" w:hAnsiTheme="majorHAnsi" w:cstheme="majorHAnsi"/>
+                <w:sz w:val="28"/>
+                <w:szCs w:val="28"/>
+              </w:rPr>
+              <w:lastRenderedPageBreak/>
+              <w:t>9</w:t>
+            </w:r>
+          </w:p>
+        </w:tc>
+        <w:tc>
+          <w:tcPr>
+            <w:tcW w:w="0" w:type="auto"/>
+            <w:tcBorders>
+              <w:bottom w:val="single" w:sz="6" w:space="0" w:color="DCDFE5"/>
+            </w:tcBorders>
+            <w:shd w:val="clear" w:color="auto" w:fill="FFFFFF"/>
+            <w:tcMar>
+              <w:top w:w="180" w:type="dxa"/>
+              <w:left w:w="0" w:type="dxa"/>
+              <w:bottom w:w="180" w:type="dxa"/>
+              <w:right w:w="240" w:type="dxa"/>
+            </w:tcMar>
+          </w:tcPr>
+          <w:p>
+            <w:pPr>
+              <w:tabs>
+                <w:tab w:val="left" w:pos="5013"/>
+              </w:tabs>
+              <w:spacing w:line="240" w:lineRule="auto"/>
+              <w:rPr>
+                <w:rFonts w:asciiTheme="majorHAnsi" w:hAnsiTheme="majorHAnsi" w:cstheme="majorHAnsi"/>
+                <w:sz w:val="28"/>
+                <w:szCs w:val="28"/>
+              </w:rPr>
+            </w:pPr>
+            <w:r>
+              <w:rPr>
+                <w:rFonts w:asciiTheme="majorHAnsi" w:hAnsiTheme="majorHAnsi" w:cstheme="majorHAnsi"/>
+                <w:sz w:val="28"/>
+                <w:szCs w:val="28"/>
+              </w:rPr>
+              <w:t>Won’t You Be My Enemy?</w:t>
+            </w:r>
+          </w:p>
+        </w:tc>
+        <w:tc>
+          <w:tcPr>
+            <w:tcW w:w="0" w:type="auto"/>
+            <w:tcBorders>
+              <w:bottom w:val="single" w:sz="6" w:space="0" w:color="DCDFE5"/>
+            </w:tcBorders>
+            <w:shd w:val="clear" w:color="auto" w:fill="FFFFFF"/>
+            <w:tcMar>
+              <w:top w:w="180" w:type="dxa"/>
+              <w:left w:w="0" w:type="dxa"/>
+              <w:bottom w:w="180" w:type="dxa"/>
+              <w:right w:w="0" w:type="dxa"/>
+            </w:tcMar>
+          </w:tcPr>
+          <w:p>
+            <w:pPr>
+              <w:tabs>
+                <w:tab w:val="left" w:pos="5013"/>
+              </w:tabs>
+              <w:spacing w:line="240" w:lineRule="auto"/>
+              <w:rPr>
+                <w:rFonts w:asciiTheme="majorHAnsi" w:hAnsiTheme="majorHAnsi" w:cstheme="majorHAnsi"/>
+                <w:sz w:val="26"/>
+                <w:szCs w:val="26"/>
+              </w:rPr>
+            </w:pPr>
+            <w:r>
+              <w:rPr>
+                <w:rFonts w:asciiTheme="majorHAnsi" w:hAnsiTheme="majorHAnsi" w:cstheme="majorHAnsi"/>
+                <w:sz w:val="26"/>
+                <w:szCs w:val="26"/>
+              </w:rPr>
+              <w:t>Feeling marginalized by Aurora's dominance, Ray initially counter-protests anti-science events. She then accepts an invitation to a conservative streaming platform, choosing to bring her science ideals to a challenging audience as a challenge to Aurora's principles and the network's favoritism.</w:t>
             </w:r>
           </w:p>
         </w:tc>
@@ -9825,7 +10456,15 @@
                 <w:sz w:val="28"/>
                 <w:szCs w:val="28"/>
               </w:rPr>
-              <w:t>7</w:t>
+              <w:t>1</w:t>
+            </w:r>
+            <w:r>
+              <w:rPr>
+                <w:rFonts w:asciiTheme="majorHAnsi" w:hAnsiTheme="majorHAnsi" w:cstheme="majorHAnsi"/>
+                <w:sz w:val="28"/>
+                <w:szCs w:val="28"/>
+              </w:rPr>
+              <w:t>0</w:t>
             </w:r>
           </w:p>
         </w:tc>
@@ -9862,7 +10501,7 @@
                 <w:sz w:val="28"/>
                 <w:szCs w:val="28"/>
               </w:rPr>
-              <w:t>A Safe World</w:t>
+              <w:t>Sublime</w:t>
             </w:r>
           </w:p>
         </w:tc>
@@ -9899,118 +10538,25 @@
                 <w:sz w:val="26"/>
                 <w:szCs w:val="26"/>
               </w:rPr>
-              <w:t>The show takes a political turn when Ms. Aurora uses a segment on atmospheric science to discuss climate change. While she gains a following among adults for her activism, the network grows cautious. Ray makes a choice to remain neutral on sensitive topics. This decision to avoid political trolls creates an ideological rift with Aurora, who questions Ray's silence on social issues.</w:t>
-            </w:r>
-          </w:p>
-        </w:tc>
-      </w:tr>
-      <w:tr>
-        <w:tc>
-          <w:tcPr>
-            <w:tcW w:w="0" w:type="auto"/>
-            <w:tcBorders>
-              <w:bottom w:val="single" w:sz="6" w:space="0" w:color="DCDFE5"/>
-            </w:tcBorders>
-            <w:shd w:val="clear" w:color="auto" w:fill="FFFFFF"/>
-            <w:tcMar>
-              <w:top w:w="180" w:type="dxa"/>
-              <w:left w:w="0" w:type="dxa"/>
-              <w:bottom w:w="180" w:type="dxa"/>
-              <w:right w:w="240" w:type="dxa"/>
-            </w:tcMar>
-          </w:tcPr>
-          <w:p>
-            <w:pPr>
-              <w:tabs>
-                <w:tab w:val="left" w:pos="5013"/>
-              </w:tabs>
-              <w:spacing w:line="240" w:lineRule="auto"/>
-              <w:rPr>
-                <w:rFonts w:asciiTheme="majorHAnsi" w:hAnsiTheme="majorHAnsi" w:cstheme="majorHAnsi"/>
-                <w:sz w:val="28"/>
-                <w:szCs w:val="28"/>
-              </w:rPr>
-            </w:pPr>
-            <w:r>
-              <w:rPr>
-                <w:rFonts w:asciiTheme="majorHAnsi" w:hAnsiTheme="majorHAnsi" w:cstheme="majorHAnsi"/>
-                <w:sz w:val="28"/>
-                <w:szCs w:val="28"/>
-              </w:rPr>
-              <w:lastRenderedPageBreak/>
-              <w:t>8</w:t>
-            </w:r>
-          </w:p>
-        </w:tc>
-        <w:tc>
-          <w:tcPr>
-            <w:tcW w:w="0" w:type="auto"/>
-            <w:tcBorders>
-              <w:bottom w:val="single" w:sz="6" w:space="0" w:color="DCDFE5"/>
-            </w:tcBorders>
-            <w:shd w:val="clear" w:color="auto" w:fill="FFFFFF"/>
-            <w:tcMar>
-              <w:top w:w="180" w:type="dxa"/>
-              <w:left w:w="0" w:type="dxa"/>
-              <w:bottom w:w="180" w:type="dxa"/>
-              <w:right w:w="240" w:type="dxa"/>
-            </w:tcMar>
-          </w:tcPr>
-          <w:p>
-            <w:pPr>
-              <w:tabs>
-                <w:tab w:val="left" w:pos="5013"/>
-              </w:tabs>
-              <w:spacing w:line="240" w:lineRule="auto"/>
-              <w:rPr>
-                <w:rFonts w:asciiTheme="majorHAnsi" w:hAnsiTheme="majorHAnsi" w:cstheme="majorHAnsi"/>
-                <w:sz w:val="28"/>
-                <w:szCs w:val="28"/>
-              </w:rPr>
-            </w:pPr>
-            <w:r>
-              <w:rPr>
-                <w:rFonts w:asciiTheme="majorHAnsi" w:hAnsiTheme="majorHAnsi" w:cstheme="majorHAnsi"/>
-                <w:sz w:val="28"/>
-                <w:szCs w:val="28"/>
-              </w:rPr>
-              <w:t>Won’t You Be My Enemy?</w:t>
-            </w:r>
-          </w:p>
-        </w:tc>
-        <w:tc>
-          <w:tcPr>
-            <w:tcW w:w="0" w:type="auto"/>
-            <w:tcBorders>
-              <w:bottom w:val="single" w:sz="6" w:space="0" w:color="DCDFE5"/>
-            </w:tcBorders>
-            <w:shd w:val="clear" w:color="auto" w:fill="FFFFFF"/>
-            <w:tcMar>
-              <w:top w:w="180" w:type="dxa"/>
-              <w:left w:w="0" w:type="dxa"/>
-              <w:bottom w:w="180" w:type="dxa"/>
-              <w:right w:w="0" w:type="dxa"/>
-            </w:tcMar>
-          </w:tcPr>
-          <w:p>
-            <w:pPr>
-              <w:tabs>
-                <w:tab w:val="left" w:pos="5013"/>
-              </w:tabs>
-              <w:spacing w:line="240" w:lineRule="auto"/>
-              <w:rPr>
-                <w:rFonts w:asciiTheme="majorHAnsi" w:hAnsiTheme="majorHAnsi" w:cstheme="majorHAnsi"/>
-                <w:sz w:val="26"/>
-                <w:szCs w:val="26"/>
-              </w:rPr>
-            </w:pPr>
-            <w:r>
-              <w:rPr>
-                <w:rFonts w:asciiTheme="majorHAnsi" w:hAnsiTheme="majorHAnsi" w:cstheme="majorHAnsi"/>
-                <w:sz w:val="26"/>
-                <w:szCs w:val="26"/>
-              </w:rPr>
-              <w:t>Feeling marginalized by Aurora's dominance, Ray initially counter-protests anti-science events. She then accepts an invitation to a conservative streaming platform, choosing to bring her science ideals to a challenging audience as a challenge to Aurora's principles and the network's favoritism.</w:t>
+              <w:t xml:space="preserve">Ray guest stars on a conservative streaming platform, attempting to prove she is brave enough to spread education to hostile audiences. The move backfires spectacularly; the public views her appearance as a betrayal of the show's inclusive values. During the next </w:t>
+            </w:r>
+            <w:r>
+              <w:rPr>
+                <w:rFonts w:asciiTheme="majorHAnsi" w:hAnsiTheme="majorHAnsi" w:cstheme="majorHAnsi"/>
+                <w:i/>
+                <w:iCs/>
+                <w:sz w:val="26"/>
+                <w:szCs w:val="26"/>
+              </w:rPr>
+              <w:t>Stardust</w:t>
+            </w:r>
+            <w:r>
+              <w:rPr>
+                <w:rFonts w:asciiTheme="majorHAnsi" w:hAnsiTheme="majorHAnsi" w:cstheme="majorHAnsi"/>
+                <w:sz w:val="26"/>
+                <w:szCs w:val="26"/>
+              </w:rPr>
+              <w:t xml:space="preserve"> taping involving dry ice that explosively goes wrong, Aurora snaps, revealing the pressure she feels as a mixed-race woman who must be perfect, calling Ray a liability who burns bridges. The network fires Ray.</w:t>
             </w:r>
           </w:p>
         </w:tc>
@@ -10049,7 +10595,15 @@
                 <w:sz w:val="28"/>
                 <w:szCs w:val="28"/>
               </w:rPr>
-              <w:t>9</w:t>
+              <w:t>1</w:t>
+            </w:r>
+            <w:r>
+              <w:rPr>
+                <w:rFonts w:asciiTheme="majorHAnsi" w:hAnsiTheme="majorHAnsi" w:cstheme="majorHAnsi"/>
+                <w:sz w:val="28"/>
+                <w:szCs w:val="28"/>
+              </w:rPr>
+              <w:t>1</w:t>
             </w:r>
           </w:p>
         </w:tc>
@@ -10086,7 +10640,7 @@
                 <w:sz w:val="28"/>
                 <w:szCs w:val="28"/>
               </w:rPr>
-              <w:t>Sublime</w:t>
+              <w:t>A Chain Reaction</w:t>
             </w:r>
           </w:p>
         </w:tc>
@@ -10123,25 +10677,7 @@
                 <w:sz w:val="26"/>
                 <w:szCs w:val="26"/>
               </w:rPr>
-              <w:t xml:space="preserve">Ray guest stars on a conservative streaming platform, attempting to prove she is brave enough to spread education to hostile audiences. The move backfires spectacularly; the public views her appearance as a betrayal of the show's inclusive values. During the next </w:t>
-            </w:r>
-            <w:r>
-              <w:rPr>
-                <w:rFonts w:asciiTheme="majorHAnsi" w:hAnsiTheme="majorHAnsi" w:cstheme="majorHAnsi"/>
-                <w:i/>
-                <w:iCs/>
-                <w:sz w:val="26"/>
-                <w:szCs w:val="26"/>
-              </w:rPr>
-              <w:t>Stardust</w:t>
-            </w:r>
-            <w:r>
-              <w:rPr>
-                <w:rFonts w:asciiTheme="majorHAnsi" w:hAnsiTheme="majorHAnsi" w:cstheme="majorHAnsi"/>
-                <w:sz w:val="26"/>
-                <w:szCs w:val="26"/>
-              </w:rPr>
-              <w:t xml:space="preserve"> taping involving dry ice that explosively goes wrong, Aurora snaps, revealing the pressure she feels as a mixed-race woman who must be perfect, calling Ray a liability who burns bridges. The network fires Ray.</w:t>
+              <w:t>In the wake of Ray’s firing, the network brings back the original host, Clay, as a recurring character. Clay tells the audience Ray simply went off to college. Ms. Aurora begins to suspect that Clay’s return is not just a favor to the network. She realizes he is planning to undermine her and use his influence. Meanwhile, Ray is picking up voice acting gigs to survive. She soon decides to volunteer at Kwan’s neurodivergent theatre.</w:t>
             </w:r>
           </w:p>
         </w:tc>
@@ -10180,7 +10716,15 @@
                 <w:sz w:val="28"/>
                 <w:szCs w:val="28"/>
               </w:rPr>
-              <w:t>10</w:t>
+              <w:t>1</w:t>
+            </w:r>
+            <w:r>
+              <w:rPr>
+                <w:rFonts w:asciiTheme="majorHAnsi" w:hAnsiTheme="majorHAnsi" w:cstheme="majorHAnsi"/>
+                <w:sz w:val="28"/>
+                <w:szCs w:val="28"/>
+              </w:rPr>
+              <w:t>2</w:t>
             </w:r>
           </w:p>
         </w:tc>
@@ -10217,7 +10761,7 @@
                 <w:sz w:val="28"/>
                 <w:szCs w:val="28"/>
               </w:rPr>
-              <w:t>A Chain Reaction</w:t>
+              <w:t>Save the Children</w:t>
             </w:r>
           </w:p>
         </w:tc>
@@ -10254,7 +10798,34 @@
                 <w:sz w:val="26"/>
                 <w:szCs w:val="26"/>
               </w:rPr>
-              <w:t>In the wake of Ray’s firing, the network brings back the original host, Clay, as a recurring character. Clay tells the audience Ray simply went off to college. Ms. Aurora begins to suspect that Clay’s return is not just a favor to the network. She realizes he is planning to undermine her and use his influence. Meanwhile, Ray is picking up voice acting gigs to survive. She soon decides to volunteer at Kwan’s neurodivergent theatre.</w:t>
+              <w:t xml:space="preserve">At the theatre, Ray initially tries to direct the neurodivergent actors with her overbearing energy on </w:t>
+            </w:r>
+            <w:r>
+              <w:rPr>
+                <w:rFonts w:asciiTheme="majorHAnsi" w:hAnsiTheme="majorHAnsi" w:cstheme="majorHAnsi"/>
+                <w:i/>
+                <w:iCs/>
+                <w:sz w:val="26"/>
+                <w:szCs w:val="26"/>
+              </w:rPr>
+              <w:t>Stardust</w:t>
+            </w:r>
+            <w:r>
+              <w:rPr>
+                <w:rFonts w:asciiTheme="majorHAnsi" w:hAnsiTheme="majorHAnsi" w:cstheme="majorHAnsi"/>
+                <w:sz w:val="26"/>
+                <w:szCs w:val="26"/>
+              </w:rPr>
+              <w:t xml:space="preserve">. However, she is humbled by them. They don't care about her fame. She’s forced to stop talking and actually listen, learning that her role isn't to be the star but to provide support that allows others to shine. Meanwhile, Aurora escalates her advocacy by speaking out against a genocide in another country, despite the oppressor being a major backer of the network. She then goes on strike and leverages her following to demand Ray’s return. She delivers an ultimatum to the network, stating that while she provides the mind of the show, Ray provides the heart, and the program cannot function </w:t>
+            </w:r>
+            <w:r>
+              <w:rPr>
+                <w:rFonts w:asciiTheme="majorHAnsi" w:hAnsiTheme="majorHAnsi" w:cstheme="majorHAnsi"/>
+                <w:sz w:val="26"/>
+                <w:szCs w:val="26"/>
+              </w:rPr>
+              <w:lastRenderedPageBreak/>
+              <w:t>without both. The network bows to the pressure and rehires Ray. However, Ray decides only to return as a writer.</w:t>
             </w:r>
           </w:p>
         </w:tc>
@@ -10293,147 +10864,16 @@
                 <w:sz w:val="28"/>
                 <w:szCs w:val="28"/>
               </w:rPr>
-              <w:t>11</w:t>
-            </w:r>
-          </w:p>
-        </w:tc>
-        <w:tc>
-          <w:tcPr>
-            <w:tcW w:w="0" w:type="auto"/>
-            <w:tcBorders>
-              <w:bottom w:val="single" w:sz="6" w:space="0" w:color="DCDFE5"/>
-            </w:tcBorders>
-            <w:shd w:val="clear" w:color="auto" w:fill="FFFFFF"/>
-            <w:tcMar>
-              <w:top w:w="180" w:type="dxa"/>
-              <w:left w:w="0" w:type="dxa"/>
-              <w:bottom w:w="180" w:type="dxa"/>
-              <w:right w:w="240" w:type="dxa"/>
-            </w:tcMar>
-            <w:hideMark/>
-          </w:tcPr>
-          <w:p>
-            <w:pPr>
-              <w:tabs>
-                <w:tab w:val="left" w:pos="5013"/>
-              </w:tabs>
-              <w:spacing w:line="240" w:lineRule="auto"/>
+              <w:lastRenderedPageBreak/>
+              <w:t>1</w:t>
+            </w:r>
+            <w:r>
               <w:rPr>
                 <w:rFonts w:asciiTheme="majorHAnsi" w:hAnsiTheme="majorHAnsi" w:cstheme="majorHAnsi"/>
                 <w:sz w:val="28"/>
                 <w:szCs w:val="28"/>
               </w:rPr>
-            </w:pPr>
-            <w:r>
-              <w:rPr>
-                <w:rFonts w:asciiTheme="majorHAnsi" w:hAnsiTheme="majorHAnsi" w:cstheme="majorHAnsi"/>
-                <w:sz w:val="28"/>
-                <w:szCs w:val="28"/>
-              </w:rPr>
-              <w:t>Save the Children</w:t>
-            </w:r>
-          </w:p>
-        </w:tc>
-        <w:tc>
-          <w:tcPr>
-            <w:tcW w:w="0" w:type="auto"/>
-            <w:tcBorders>
-              <w:bottom w:val="single" w:sz="6" w:space="0" w:color="DCDFE5"/>
-            </w:tcBorders>
-            <w:shd w:val="clear" w:color="auto" w:fill="FFFFFF"/>
-            <w:tcMar>
-              <w:top w:w="180" w:type="dxa"/>
-              <w:left w:w="0" w:type="dxa"/>
-              <w:bottom w:w="180" w:type="dxa"/>
-              <w:right w:w="0" w:type="dxa"/>
-            </w:tcMar>
-            <w:hideMark/>
-          </w:tcPr>
-          <w:p>
-            <w:pPr>
-              <w:tabs>
-                <w:tab w:val="left" w:pos="5013"/>
-              </w:tabs>
-              <w:spacing w:line="240" w:lineRule="auto"/>
-              <w:rPr>
-                <w:rFonts w:asciiTheme="majorHAnsi" w:hAnsiTheme="majorHAnsi" w:cstheme="majorHAnsi"/>
-                <w:sz w:val="26"/>
-                <w:szCs w:val="26"/>
-              </w:rPr>
-            </w:pPr>
-            <w:r>
-              <w:rPr>
-                <w:rFonts w:asciiTheme="majorHAnsi" w:hAnsiTheme="majorHAnsi" w:cstheme="majorHAnsi"/>
-                <w:sz w:val="26"/>
-                <w:szCs w:val="26"/>
-              </w:rPr>
-              <w:t xml:space="preserve">At the theatre, Ray initially tries to direct the neurodivergent actors with her overbearing energy on </w:t>
-            </w:r>
-            <w:r>
-              <w:rPr>
-                <w:rFonts w:asciiTheme="majorHAnsi" w:hAnsiTheme="majorHAnsi" w:cstheme="majorHAnsi"/>
-                <w:i/>
-                <w:iCs/>
-                <w:sz w:val="26"/>
-                <w:szCs w:val="26"/>
-              </w:rPr>
-              <w:t>Stardust</w:t>
-            </w:r>
-            <w:r>
-              <w:rPr>
-                <w:rFonts w:asciiTheme="majorHAnsi" w:hAnsiTheme="majorHAnsi" w:cstheme="majorHAnsi"/>
-                <w:sz w:val="26"/>
-                <w:szCs w:val="26"/>
-              </w:rPr>
-              <w:t>. However, she is humbled by them. They don't care about her fame. She’s forced to stop talking and actually listen, learning that her role isn't to be the star but to provide support that allows others to shine. Meanwhile, Aurora escalates her advocacy by speaking out against a genocide in another country, despite the oppressor being a major backer of the network. She then goes on strike and leverages her following to demand Ray’s return. She delivers an ultimatum to the network, stating that while she provides the mind of the show, Ray provides the heart, and the program cannot function without both. The network bows to the pressure and rehires Ray. However, Ray decides only to return as a writer.</w:t>
-            </w:r>
-          </w:p>
-        </w:tc>
-      </w:tr>
-      <w:tr>
-        <w:tc>
-          <w:tcPr>
-            <w:tcW w:w="0" w:type="auto"/>
-            <w:tcBorders>
-              <w:bottom w:val="single" w:sz="6" w:space="0" w:color="DCDFE5"/>
-            </w:tcBorders>
-            <w:shd w:val="clear" w:color="auto" w:fill="FFFFFF"/>
-            <w:tcMar>
-              <w:top w:w="180" w:type="dxa"/>
-              <w:left w:w="0" w:type="dxa"/>
-              <w:bottom w:w="180" w:type="dxa"/>
-              <w:right w:w="240" w:type="dxa"/>
-            </w:tcMar>
-            <w:hideMark/>
-          </w:tcPr>
-          <w:p>
-            <w:pPr>
-              <w:tabs>
-                <w:tab w:val="left" w:pos="5013"/>
-              </w:tabs>
-              <w:spacing w:line="240" w:lineRule="auto"/>
-              <w:rPr>
-                <w:rFonts w:asciiTheme="majorHAnsi" w:hAnsiTheme="majorHAnsi" w:cstheme="majorHAnsi"/>
-                <w:sz w:val="28"/>
-                <w:szCs w:val="28"/>
-              </w:rPr>
-            </w:pPr>
-            <w:r>
-              <w:rPr>
-                <w:rFonts w:asciiTheme="majorHAnsi" w:hAnsiTheme="majorHAnsi" w:cstheme="majorHAnsi"/>
-                <w:sz w:val="28"/>
-                <w:szCs w:val="28"/>
-              </w:rPr>
-              <w:lastRenderedPageBreak/>
-              <w:t>1</w:t>
-            </w:r>
-            <w:r>
-              <w:rPr>
-                <w:rFonts w:asciiTheme="majorHAnsi" w:hAnsiTheme="majorHAnsi" w:cstheme="majorHAnsi"/>
-                <w:sz w:val="28"/>
-                <w:szCs w:val="28"/>
-              </w:rPr>
-              <w:t>2</w:t>
+              <w:t>3</w:t>
             </w:r>
           </w:p>
         </w:tc>
@@ -10572,7 +11012,7 @@
                 <w:sz w:val="28"/>
                 <w:szCs w:val="28"/>
               </w:rPr>
-              <w:t>3</w:t>
+              <w:t>4</w:t>
             </w:r>
           </w:p>
         </w:tc>
@@ -12004,6 +12444,7 @@
                 <w:sz w:val="28"/>
                 <w:szCs w:val="28"/>
               </w:rPr>
+              <w:lastRenderedPageBreak/>
               <w:t>7</w:t>
             </w:r>
           </w:p>
@@ -15210,6 +15651,7 @@
   <w:style w:type="character" w:default="1" w:styleId="DefaultParagraphFont">
     <w:name w:val="Default Paragraph Font"/>
     <w:uiPriority w:val="1"/>
+    <w:semiHidden/>
     <w:unhideWhenUsed/>
   </w:style>
   <w:style w:type="table" w:default="1" w:styleId="TableNormal">

--- a/about/solid-liquid-and-gas-bible.docx
+++ b/about/solid-liquid-and-gas-bible.docx
@@ -836,7 +836,7 @@
             <w:sz w:val="32"/>
             <w:szCs w:val="32"/>
           </w:rPr>
-          <w:t>Write and Wrong</w:t>
+          <w:t>Team Player</w:t>
         </w:r>
       </w:hyperlink>
     </w:p>
@@ -1504,13 +1504,26 @@
           <w:szCs w:val="30"/>
           <w:u w:val="single"/>
         </w:rPr>
-        <w:t>Completed Episodes (Screenplays)</w:t>
+        <w:t>Tentative</w:t>
+      </w:r>
+      <w:r>
+        <w:rPr>
+          <w:rFonts w:asciiTheme="majorHAnsi" w:hAnsiTheme="majorHAnsi" w:cstheme="majorHAnsi"/>
+          <w:sz w:val="30"/>
+          <w:szCs w:val="30"/>
+          <w:u w:val="single"/>
+        </w:rPr>
+        <w:t xml:space="preserve"> Episodes (Screenplays)</w:t>
       </w:r>
     </w:p>
     <w:p>
       <w:pPr>
+        <w:pStyle w:val="ListParagraph"/>
+        <w:numPr>
+          <w:ilvl w:val="0"/>
+          <w:numId w:val="8"/>
+        </w:numPr>
         <w:spacing w:line="240" w:lineRule="auto"/>
-        <w:ind w:firstLine="360"/>
         <w:rPr>
           <w:rFonts w:asciiTheme="majorHAnsi" w:hAnsiTheme="majorHAnsi" w:cstheme="majorHAnsi"/>
           <w:sz w:val="30"/>
@@ -1523,7 +1536,7 @@
           <w:sz w:val="30"/>
           <w:szCs w:val="30"/>
         </w:rPr>
-        <w:t>[]</w:t>
+        <w:t>Pilot – Solid, Liquid, and Gas</w:t>
       </w:r>
     </w:p>
     <w:p>
@@ -8398,8 +8411,8 @@
       </w:tblPr>
       <w:tblGrid>
         <w:gridCol w:w="524"/>
-        <w:gridCol w:w="1625"/>
-        <w:gridCol w:w="7631"/>
+        <w:gridCol w:w="1955"/>
+        <w:gridCol w:w="7301"/>
       </w:tblGrid>
       <w:tr>
         <w:tc>
@@ -9237,6 +9250,7 @@
                 <w:sz w:val="28"/>
                 <w:szCs w:val="28"/>
               </w:rPr>
+              <w:lastRenderedPageBreak/>
               <w:t>4</w:t>
             </w:r>
           </w:p>
@@ -9273,7 +9287,7 @@
                 <w:sz w:val="28"/>
                 <w:szCs w:val="28"/>
               </w:rPr>
-              <w:t>Miss the Mud</w:t>
+              <w:t>For Educational Purposes Only</w:t>
             </w:r>
           </w:p>
         </w:tc>
@@ -9391,7 +9405,6 @@
                 <w:sz w:val="26"/>
                 <w:szCs w:val="26"/>
               </w:rPr>
-              <w:lastRenderedPageBreak/>
               <w:t>hollow.</w:t>
             </w:r>
             <w:r>
@@ -9510,7 +9523,6 @@
                 <w:sz w:val="28"/>
                 <w:szCs w:val="28"/>
               </w:rPr>
-              <w:lastRenderedPageBreak/>
               <w:t>5</w:t>
             </w:r>
           </w:p>
@@ -9746,15 +9758,7 @@
                 <w:sz w:val="26"/>
                 <w:szCs w:val="26"/>
               </w:rPr>
-              <w:t xml:space="preserve"> </w:t>
-            </w:r>
-            <w:r>
-              <w:rPr>
-                <w:rFonts w:asciiTheme="majorHAnsi" w:hAnsiTheme="majorHAnsi" w:cstheme="majorHAnsi"/>
-                <w:sz w:val="26"/>
-                <w:szCs w:val="26"/>
-              </w:rPr>
-              <w:t>to</w:t>
+              <w:t xml:space="preserve"> to</w:t>
             </w:r>
             <w:r>
               <w:rPr>
@@ -10225,7 +10229,16 @@
                 <w:sz w:val="26"/>
                 <w:szCs w:val="26"/>
               </w:rPr>
-              <w:t>. Believing the cameras have cut to a commercial break, Aurora lets out a frustrated tirade about the anti-science idiots obstructing their work</w:t>
+              <w:t xml:space="preserve">. Believing the cameras have cut to a commercial break, Aurora lets </w:t>
+            </w:r>
+            <w:r>
+              <w:rPr>
+                <w:rFonts w:asciiTheme="majorHAnsi" w:hAnsiTheme="majorHAnsi" w:cstheme="majorHAnsi"/>
+                <w:sz w:val="26"/>
+                <w:szCs w:val="26"/>
+              </w:rPr>
+              <w:lastRenderedPageBreak/>
+              <w:t>out a frustrated tirade about the anti-science idiots obstructing their work</w:t>
             </w:r>
             <w:r>
               <w:rPr>
@@ -10289,16 +10302,7 @@
                 <w:sz w:val="26"/>
                 <w:szCs w:val="26"/>
               </w:rPr>
-              <w:t xml:space="preserve">finds herself in the bizarre position of having to defend her rival to a disappointed public. This moment of </w:t>
-            </w:r>
-            <w:r>
-              <w:rPr>
-                <w:rFonts w:asciiTheme="majorHAnsi" w:hAnsiTheme="majorHAnsi" w:cstheme="majorHAnsi"/>
-                <w:sz w:val="26"/>
-                <w:szCs w:val="26"/>
-              </w:rPr>
-              <w:lastRenderedPageBreak/>
-              <w:t xml:space="preserve">human fallibility from Aurora creates the initial opening for Ray to seek out a more </w:t>
+              <w:t xml:space="preserve">finds herself in the bizarre position of having to defend her rival to a disappointed public. This moment of human fallibility from Aurora creates the initial opening for Ray to seek out a more </w:t>
             </w:r>
             <w:r>
               <w:rPr>
@@ -10816,7 +10820,7 @@
                 <w:sz w:val="26"/>
                 <w:szCs w:val="26"/>
               </w:rPr>
-              <w:t xml:space="preserve">. However, she is humbled by them. They don't care about her fame. She’s forced to stop talking and actually listen, learning that her role isn't to be the star but to provide support that allows others to shine. Meanwhile, Aurora escalates her advocacy by speaking out against a genocide in another country, despite the oppressor being a major backer of the network. She then goes on strike and leverages her following to demand Ray’s return. She delivers an ultimatum to the network, stating that while she provides the mind of the show, Ray provides the heart, and the program cannot function </w:t>
+              <w:t xml:space="preserve">. However, she is humbled by them. They don't care about her fame. She’s forced to stop talking and actually listen, learning that her role isn't to be the star but to provide support that allows others to shine. Meanwhile, Aurora escalates her advocacy by speaking out against a genocide in another </w:t>
             </w:r>
             <w:r>
               <w:rPr>
@@ -10825,7 +10829,7 @@
                 <w:szCs w:val="26"/>
               </w:rPr>
               <w:lastRenderedPageBreak/>
-              <w:t>without both. The network bows to the pressure and rehires Ray. However, Ray decides only to return as a writer.</w:t>
+              <w:t>country, despite the oppressor being a major backer of the network. She then goes on strike and leverages her following to demand Ray’s return. She delivers an ultimatum to the network, stating that while she provides the mind of the show, Ray provides the heart, and the program cannot function without both. The network bows to the pressure and rehires Ray. However, Ray decides only to return as a writer.</w:t>
             </w:r>
           </w:p>
         </w:tc>
@@ -15088,6 +15092,95 @@
     </w:lvl>
   </w:abstractNum>
   <w:abstractNum w:abstractNumId="6" w15:restartNumberingAfterBreak="0">
+    <w:nsid w:val="39DD0E57"/>
+    <w:multiLevelType w:val="hybridMultilevel"/>
+    <w:tmpl w:val="ED4ACED8"/>
+    <w:lvl w:ilvl="0" w:tplc="0AE8D042">
+      <w:start w:val="1"/>
+      <w:numFmt w:val="decimal"/>
+      <w:lvlText w:val="%1."/>
+      <w:lvlJc w:val="left"/>
+      <w:pPr>
+        <w:ind w:left="1080" w:hanging="360"/>
+      </w:pPr>
+      <w:rPr>
+        <w:rFonts w:hint="default"/>
+      </w:rPr>
+    </w:lvl>
+    <w:lvl w:ilvl="1" w:tplc="04090019" w:tentative="1">
+      <w:start w:val="1"/>
+      <w:numFmt w:val="lowerLetter"/>
+      <w:lvlText w:val="%2."/>
+      <w:lvlJc w:val="left"/>
+      <w:pPr>
+        <w:ind w:left="1800" w:hanging="360"/>
+      </w:pPr>
+    </w:lvl>
+    <w:lvl w:ilvl="2" w:tplc="0409001B" w:tentative="1">
+      <w:start w:val="1"/>
+      <w:numFmt w:val="lowerRoman"/>
+      <w:lvlText w:val="%3."/>
+      <w:lvlJc w:val="right"/>
+      <w:pPr>
+        <w:ind w:left="2520" w:hanging="180"/>
+      </w:pPr>
+    </w:lvl>
+    <w:lvl w:ilvl="3" w:tplc="0409000F" w:tentative="1">
+      <w:start w:val="1"/>
+      <w:numFmt w:val="decimal"/>
+      <w:lvlText w:val="%4."/>
+      <w:lvlJc w:val="left"/>
+      <w:pPr>
+        <w:ind w:left="3240" w:hanging="360"/>
+      </w:pPr>
+    </w:lvl>
+    <w:lvl w:ilvl="4" w:tplc="04090019" w:tentative="1">
+      <w:start w:val="1"/>
+      <w:numFmt w:val="lowerLetter"/>
+      <w:lvlText w:val="%5."/>
+      <w:lvlJc w:val="left"/>
+      <w:pPr>
+        <w:ind w:left="3960" w:hanging="360"/>
+      </w:pPr>
+    </w:lvl>
+    <w:lvl w:ilvl="5" w:tplc="0409001B" w:tentative="1">
+      <w:start w:val="1"/>
+      <w:numFmt w:val="lowerRoman"/>
+      <w:lvlText w:val="%6."/>
+      <w:lvlJc w:val="right"/>
+      <w:pPr>
+        <w:ind w:left="4680" w:hanging="180"/>
+      </w:pPr>
+    </w:lvl>
+    <w:lvl w:ilvl="6" w:tplc="0409000F" w:tentative="1">
+      <w:start w:val="1"/>
+      <w:numFmt w:val="decimal"/>
+      <w:lvlText w:val="%7."/>
+      <w:lvlJc w:val="left"/>
+      <w:pPr>
+        <w:ind w:left="5400" w:hanging="360"/>
+      </w:pPr>
+    </w:lvl>
+    <w:lvl w:ilvl="7" w:tplc="04090019" w:tentative="1">
+      <w:start w:val="1"/>
+      <w:numFmt w:val="lowerLetter"/>
+      <w:lvlText w:val="%8."/>
+      <w:lvlJc w:val="left"/>
+      <w:pPr>
+        <w:ind w:left="6120" w:hanging="360"/>
+      </w:pPr>
+    </w:lvl>
+    <w:lvl w:ilvl="8" w:tplc="0409001B" w:tentative="1">
+      <w:start w:val="1"/>
+      <w:numFmt w:val="lowerRoman"/>
+      <w:lvlText w:val="%9."/>
+      <w:lvlJc w:val="right"/>
+      <w:pPr>
+        <w:ind w:left="6840" w:hanging="180"/>
+      </w:pPr>
+    </w:lvl>
+  </w:abstractNum>
+  <w:abstractNum w:abstractNumId="7" w15:restartNumberingAfterBreak="0">
     <w:nsid w:val="58F86904"/>
     <w:multiLevelType w:val="hybridMultilevel"/>
     <w:tmpl w:val="284C492A"/>
@@ -15207,7 +15300,7 @@
     <w:abstractNumId w:val="2"/>
   </w:num>
   <w:num w:numId="3" w16cid:durableId="1833712789">
-    <w:abstractNumId w:val="6"/>
+    <w:abstractNumId w:val="7"/>
   </w:num>
   <w:num w:numId="4" w16cid:durableId="1128209373">
     <w:abstractNumId w:val="4"/>
@@ -15220,6 +15313,9 @@
   </w:num>
   <w:num w:numId="7" w16cid:durableId="1808475253">
     <w:abstractNumId w:val="3"/>
+  </w:num>
+  <w:num w:numId="8" w16cid:durableId="1313101549">
+    <w:abstractNumId w:val="6"/>
   </w:num>
 </w:numbering>
 </file>

--- a/about/solid-liquid-and-gas-bible.docx
+++ b/about/solid-liquid-and-gas-bible.docx
@@ -10127,7 +10127,7 @@
                 <w:sz w:val="28"/>
                 <w:szCs w:val="28"/>
               </w:rPr>
-              <w:t>Hot Mic</w:t>
+              <w:t>Bad Words</w:t>
             </w:r>
           </w:p>
         </w:tc>
@@ -10505,7 +10505,7 @@
                 <w:sz w:val="28"/>
                 <w:szCs w:val="28"/>
               </w:rPr>
-              <w:t>Sublime</w:t>
+              <w:t>Time Out</w:t>
             </w:r>
           </w:p>
         </w:tc>

--- a/about/solid-liquid-and-gas-bible.docx
+++ b/about/solid-liquid-and-gas-bible.docx
@@ -937,6 +937,7 @@
         </w:rPr>
         <w:t xml:space="preserve">+ </w:t>
       </w:r>
+      <w:proofErr w:type="spellStart"/>
       <w:r>
         <w:rPr>
           <w:rFonts w:asciiTheme="majorHAnsi" w:hAnsiTheme="majorHAnsi" w:cstheme="majorHAnsi"/>
@@ -947,7 +948,20 @@
           <w:szCs w:val="60"/>
           <w:u w:val="single"/>
         </w:rPr>
-        <w:t>StarPower!</w:t>
+        <w:t>StarPower</w:t>
+      </w:r>
+      <w:proofErr w:type="spellEnd"/>
+      <w:r>
+        <w:rPr>
+          <w:rFonts w:asciiTheme="majorHAnsi" w:hAnsiTheme="majorHAnsi" w:cstheme="majorHAnsi"/>
+          <w:b/>
+          <w:bCs/>
+          <w:color w:val="FF3399"/>
+          <w:sz w:val="60"/>
+          <w:szCs w:val="60"/>
+          <w:u w:val="single"/>
+        </w:rPr>
+        <w:t>!</w:t>
       </w:r>
     </w:p>
     <w:p>
@@ -1635,6 +1649,7 @@
           </wp:anchor>
         </w:drawing>
       </w:r>
+      <w:proofErr w:type="spellStart"/>
       <w:r>
         <w:rPr>
           <w:rFonts w:cstheme="minorHAnsi"/>
@@ -1657,7 +1672,20 @@
           <w:szCs w:val="32"/>
           <w:u w:val="single"/>
         </w:rPr>
-        <w:t>tarPower!</w:t>
+        <w:t>tarPower</w:t>
+      </w:r>
+      <w:proofErr w:type="spellEnd"/>
+      <w:r>
+        <w:rPr>
+          <w:rFonts w:cstheme="minorHAnsi"/>
+          <w:b/>
+          <w:bCs/>
+          <w:color w:val="FF3399"/>
+          <w:sz w:val="32"/>
+          <w:szCs w:val="32"/>
+          <w:u w:val="single"/>
+        </w:rPr>
+        <w:t>!</w:t>
       </w:r>
       <w:r>
         <w:rPr>
@@ -1783,8 +1811,18 @@
           <w:sz w:val="32"/>
           <w:szCs w:val="32"/>
         </w:rPr>
-        <w:t xml:space="preserve"> StarPower</w:t>
-      </w:r>
+        <w:t xml:space="preserve"> </w:t>
+      </w:r>
+      <w:proofErr w:type="spellStart"/>
+      <w:r>
+        <w:rPr>
+          <w:rFonts w:cstheme="minorHAnsi"/>
+          <w:sz w:val="32"/>
+          <w:szCs w:val="32"/>
+        </w:rPr>
+        <w:t>StarPower</w:t>
+      </w:r>
+      <w:proofErr w:type="spellEnd"/>
       <w:r>
         <w:rPr>
           <w:rFonts w:cstheme="minorHAnsi"/>
@@ -2812,24 +2850,25 @@
           <w:sz w:val="28"/>
           <w:szCs w:val="28"/>
         </w:rPr>
-        <w:t xml:space="preserve"> STARLING is a </w:t>
-      </w:r>
-      <w:r>
-        <w:rPr>
-          <w:rFonts w:asciiTheme="majorHAnsi" w:hAnsiTheme="majorHAnsi" w:cstheme="majorHAnsi"/>
-          <w:sz w:val="28"/>
-          <w:szCs w:val="28"/>
-        </w:rPr>
-        <w:t>b</w:t>
-      </w:r>
-      <w:r>
-        <w:rPr>
-          <w:rFonts w:asciiTheme="majorHAnsi" w:hAnsiTheme="majorHAnsi" w:cstheme="majorHAnsi"/>
-          <w:sz w:val="28"/>
-          <w:szCs w:val="28"/>
-        </w:rPr>
-        <w:t xml:space="preserve">iracial educator with a huge following and the frontrunner to be the host of </w:t>
-      </w:r>
+        <w:t xml:space="preserve"> STARLING is a</w:t>
+      </w:r>
+      <w:r>
+        <w:rPr>
+          <w:rFonts w:asciiTheme="majorHAnsi" w:hAnsiTheme="majorHAnsi" w:cstheme="majorHAnsi"/>
+          <w:sz w:val="28"/>
+          <w:szCs w:val="28"/>
+        </w:rPr>
+        <w:t xml:space="preserve">n </w:t>
+      </w:r>
+      <w:r>
+        <w:rPr>
+          <w:rFonts w:asciiTheme="majorHAnsi" w:hAnsiTheme="majorHAnsi" w:cstheme="majorHAnsi"/>
+          <w:sz w:val="28"/>
+          <w:szCs w:val="28"/>
+        </w:rPr>
+        <w:t xml:space="preserve">educator with a huge following and the frontrunner to be the host of </w:t>
+      </w:r>
+      <w:proofErr w:type="spellStart"/>
       <w:r>
         <w:rPr>
           <w:rFonts w:asciiTheme="majorHAnsi" w:hAnsiTheme="majorHAnsi" w:cstheme="majorHAnsi"/>
@@ -2839,7 +2878,19 @@
           <w:sz w:val="28"/>
           <w:szCs w:val="28"/>
         </w:rPr>
-        <w:t>StarPower!</w:t>
+        <w:t>StarPower</w:t>
+      </w:r>
+      <w:proofErr w:type="spellEnd"/>
+      <w:r>
+        <w:rPr>
+          <w:rFonts w:asciiTheme="majorHAnsi" w:hAnsiTheme="majorHAnsi" w:cstheme="majorHAnsi"/>
+          <w:i/>
+          <w:iCs/>
+          <w:color w:val="FF3399"/>
+          <w:sz w:val="28"/>
+          <w:szCs w:val="28"/>
+        </w:rPr>
+        <w:t>!</w:t>
       </w:r>
       <w:r>
         <w:rPr>
@@ -3345,6 +3396,7 @@
         </w:rPr>
         <w:t xml:space="preserve">and its revival </w:t>
       </w:r>
+      <w:proofErr w:type="spellStart"/>
       <w:r>
         <w:rPr>
           <w:rFonts w:asciiTheme="majorHAnsi" w:hAnsiTheme="majorHAnsi" w:cstheme="majorHAnsi"/>
@@ -3356,6 +3408,7 @@
         </w:rPr>
         <w:t>StarPower</w:t>
       </w:r>
+      <w:proofErr w:type="spellEnd"/>
       <w:r>
         <w:rPr>
           <w:rFonts w:asciiTheme="majorHAnsi" w:hAnsiTheme="majorHAnsi" w:cstheme="majorHAnsi"/>
@@ -3423,6 +3476,7 @@
         </w:rPr>
         <w:t xml:space="preserve">takes every chance she can to rid </w:t>
       </w:r>
+      <w:proofErr w:type="spellStart"/>
       <w:r>
         <w:rPr>
           <w:rFonts w:asciiTheme="majorHAnsi" w:hAnsiTheme="majorHAnsi" w:cstheme="majorHAnsi"/>
@@ -3431,7 +3485,18 @@
           <w:sz w:val="28"/>
           <w:szCs w:val="28"/>
         </w:rPr>
-        <w:t>StarPower!</w:t>
+        <w:t>StarPower</w:t>
+      </w:r>
+      <w:proofErr w:type="spellEnd"/>
+      <w:r>
+        <w:rPr>
+          <w:rFonts w:asciiTheme="majorHAnsi" w:hAnsiTheme="majorHAnsi" w:cstheme="majorHAnsi"/>
+          <w:i/>
+          <w:iCs/>
+          <w:sz w:val="28"/>
+          <w:szCs w:val="28"/>
+        </w:rPr>
+        <w:t>!</w:t>
       </w:r>
       <w:r>
         <w:rPr>
@@ -3756,7 +3821,25 @@
           <w:sz w:val="28"/>
           <w:szCs w:val="28"/>
         </w:rPr>
-        <w:t xml:space="preserve"> (E-lehm)</w:t>
+        <w:t xml:space="preserve"> (E-</w:t>
+      </w:r>
+      <w:proofErr w:type="spellStart"/>
+      <w:r>
+        <w:rPr>
+          <w:rFonts w:asciiTheme="majorHAnsi" w:hAnsiTheme="majorHAnsi" w:cstheme="majorHAnsi"/>
+          <w:sz w:val="28"/>
+          <w:szCs w:val="28"/>
+        </w:rPr>
+        <w:t>lehm</w:t>
+      </w:r>
+      <w:proofErr w:type="spellEnd"/>
+      <w:r>
+        <w:rPr>
+          <w:rFonts w:asciiTheme="majorHAnsi" w:hAnsiTheme="majorHAnsi" w:cstheme="majorHAnsi"/>
+          <w:sz w:val="28"/>
+          <w:szCs w:val="28"/>
+        </w:rPr>
+        <w:t>)</w:t>
       </w:r>
       <w:r>
         <w:rPr>
@@ -3946,6 +4029,7 @@
         </w:rPr>
         <w:t xml:space="preserve">, known for the children’s tv series, </w:t>
       </w:r>
+      <w:proofErr w:type="spellStart"/>
       <w:r>
         <w:rPr>
           <w:rFonts w:asciiTheme="majorHAnsi" w:hAnsiTheme="majorHAnsi" w:cstheme="majorHAnsi"/>
@@ -3956,6 +4040,7 @@
         </w:rPr>
         <w:t>Cinnamonville</w:t>
       </w:r>
+      <w:proofErr w:type="spellEnd"/>
       <w:r>
         <w:rPr>
           <w:rFonts w:asciiTheme="majorHAnsi" w:hAnsiTheme="majorHAnsi" w:cstheme="majorHAnsi"/>
@@ -3980,6 +4065,7 @@
         </w:rPr>
         <w:t xml:space="preserve">the primary series director for </w:t>
       </w:r>
+      <w:proofErr w:type="spellStart"/>
       <w:r>
         <w:rPr>
           <w:rFonts w:asciiTheme="majorHAnsi" w:hAnsiTheme="majorHAnsi" w:cstheme="majorHAnsi"/>
@@ -3989,7 +4075,19 @@
           <w:sz w:val="30"/>
           <w:szCs w:val="30"/>
         </w:rPr>
-        <w:t>StarPower!</w:t>
+        <w:t>StarPower</w:t>
+      </w:r>
+      <w:proofErr w:type="spellEnd"/>
+      <w:r>
+        <w:rPr>
+          <w:rFonts w:asciiTheme="majorHAnsi" w:hAnsiTheme="majorHAnsi" w:cstheme="majorHAnsi"/>
+          <w:i/>
+          <w:iCs/>
+          <w:color w:val="FF3399"/>
+          <w:sz w:val="30"/>
+          <w:szCs w:val="30"/>
+        </w:rPr>
+        <w:t>!</w:t>
       </w:r>
     </w:p>
     <w:p>
@@ -4214,6 +4312,7 @@
         </w:rPr>
         <w:t xml:space="preserve"> for </w:t>
       </w:r>
+      <w:proofErr w:type="spellStart"/>
       <w:r>
         <w:rPr>
           <w:rFonts w:asciiTheme="majorHAnsi" w:hAnsiTheme="majorHAnsi" w:cstheme="majorHAnsi"/>
@@ -4223,15 +4322,10 @@
           <w:sz w:val="30"/>
           <w:szCs w:val="30"/>
         </w:rPr>
-        <w:t>StarPower!</w:t>
-      </w:r>
-    </w:p>
-    <w:p>
-      <w:pPr>
-        <w:tabs>
-          <w:tab w:val="left" w:pos="5013"/>
-        </w:tabs>
-        <w:spacing w:line="240" w:lineRule="auto"/>
+        <w:t>StarPower</w:t>
+      </w:r>
+      <w:proofErr w:type="spellEnd"/>
+      <w:r>
         <w:rPr>
           <w:rFonts w:asciiTheme="majorHAnsi" w:hAnsiTheme="majorHAnsi" w:cstheme="majorHAnsi"/>
           <w:i/>
@@ -4240,6 +4334,23 @@
           <w:sz w:val="30"/>
           <w:szCs w:val="30"/>
         </w:rPr>
+        <w:t>!</w:t>
+      </w:r>
+    </w:p>
+    <w:p>
+      <w:pPr>
+        <w:tabs>
+          <w:tab w:val="left" w:pos="5013"/>
+        </w:tabs>
+        <w:spacing w:line="240" w:lineRule="auto"/>
+        <w:rPr>
+          <w:rFonts w:asciiTheme="majorHAnsi" w:hAnsiTheme="majorHAnsi" w:cstheme="majorHAnsi"/>
+          <w:i/>
+          <w:iCs/>
+          <w:color w:val="FF3399"/>
+          <w:sz w:val="30"/>
+          <w:szCs w:val="30"/>
+        </w:rPr>
       </w:pPr>
       <w:r>
         <w:rPr>
@@ -4301,6 +4412,7 @@
         </w:rPr>
         <w:t xml:space="preserve"> the younger characters on </w:t>
       </w:r>
+      <w:proofErr w:type="spellStart"/>
       <w:r>
         <w:rPr>
           <w:rFonts w:asciiTheme="majorHAnsi" w:hAnsiTheme="majorHAnsi" w:cstheme="majorHAnsi"/>
@@ -4310,7 +4422,19 @@
           <w:sz w:val="30"/>
           <w:szCs w:val="30"/>
         </w:rPr>
-        <w:t>StarPower!</w:t>
+        <w:t>StarPower</w:t>
+      </w:r>
+      <w:proofErr w:type="spellEnd"/>
+      <w:r>
+        <w:rPr>
+          <w:rFonts w:asciiTheme="majorHAnsi" w:hAnsiTheme="majorHAnsi" w:cstheme="majorHAnsi"/>
+          <w:i/>
+          <w:iCs/>
+          <w:color w:val="FF3399"/>
+          <w:sz w:val="30"/>
+          <w:szCs w:val="30"/>
+        </w:rPr>
+        <w:t>!</w:t>
       </w:r>
     </w:p>
     <w:p>
@@ -4450,6 +4574,7 @@
         </w:rPr>
         <w:t xml:space="preserve"> </w:t>
       </w:r>
+      <w:proofErr w:type="spellStart"/>
       <w:r>
         <w:rPr>
           <w:rFonts w:asciiTheme="majorHAnsi" w:hAnsiTheme="majorHAnsi" w:cstheme="majorHAnsi"/>
@@ -4459,7 +4584,19 @@
           <w:sz w:val="30"/>
           <w:szCs w:val="30"/>
         </w:rPr>
-        <w:t>StarPower!</w:t>
+        <w:t>StarPower</w:t>
+      </w:r>
+      <w:proofErr w:type="spellEnd"/>
+      <w:r>
+        <w:rPr>
+          <w:rFonts w:asciiTheme="majorHAnsi" w:hAnsiTheme="majorHAnsi" w:cstheme="majorHAnsi"/>
+          <w:i/>
+          <w:iCs/>
+          <w:color w:val="FF0066"/>
+          <w:sz w:val="30"/>
+          <w:szCs w:val="30"/>
+        </w:rPr>
+        <w:t>!</w:t>
       </w:r>
     </w:p>
     <w:p>
@@ -4952,8 +5089,36 @@
           <w:sz w:val="28"/>
           <w:szCs w:val="28"/>
         </w:rPr>
-        <w:t>twinkle twinkle twinkle</w:t>
-      </w:r>
+        <w:t xml:space="preserve">twinkle </w:t>
+      </w:r>
+      <w:proofErr w:type="spellStart"/>
+      <w:r>
+        <w:rPr>
+          <w:rFonts w:asciiTheme="majorHAnsi" w:hAnsiTheme="majorHAnsi" w:cstheme="majorHAnsi"/>
+          <w:sz w:val="28"/>
+          <w:szCs w:val="28"/>
+        </w:rPr>
+        <w:t>twinkle</w:t>
+      </w:r>
+      <w:proofErr w:type="spellEnd"/>
+      <w:r>
+        <w:rPr>
+          <w:rFonts w:asciiTheme="majorHAnsi" w:hAnsiTheme="majorHAnsi" w:cstheme="majorHAnsi"/>
+          <w:sz w:val="28"/>
+          <w:szCs w:val="28"/>
+        </w:rPr>
+        <w:t xml:space="preserve"> </w:t>
+      </w:r>
+      <w:proofErr w:type="spellStart"/>
+      <w:r>
+        <w:rPr>
+          <w:rFonts w:asciiTheme="majorHAnsi" w:hAnsiTheme="majorHAnsi" w:cstheme="majorHAnsi"/>
+          <w:sz w:val="28"/>
+          <w:szCs w:val="28"/>
+        </w:rPr>
+        <w:t>twinkle</w:t>
+      </w:r>
+      <w:proofErr w:type="spellEnd"/>
       <w:r>
         <w:rPr>
           <w:rFonts w:asciiTheme="majorHAnsi" w:hAnsiTheme="majorHAnsi" w:cstheme="majorHAnsi"/>
@@ -5081,8 +5246,36 @@
           <w:sz w:val="28"/>
           <w:szCs w:val="28"/>
         </w:rPr>
-        <w:t>bubble bubble bubble</w:t>
-      </w:r>
+        <w:t xml:space="preserve">bubble </w:t>
+      </w:r>
+      <w:proofErr w:type="spellStart"/>
+      <w:r>
+        <w:rPr>
+          <w:rFonts w:asciiTheme="majorHAnsi" w:hAnsiTheme="majorHAnsi" w:cstheme="majorHAnsi"/>
+          <w:sz w:val="28"/>
+          <w:szCs w:val="28"/>
+        </w:rPr>
+        <w:t>bubble</w:t>
+      </w:r>
+      <w:proofErr w:type="spellEnd"/>
+      <w:r>
+        <w:rPr>
+          <w:rFonts w:asciiTheme="majorHAnsi" w:hAnsiTheme="majorHAnsi" w:cstheme="majorHAnsi"/>
+          <w:sz w:val="28"/>
+          <w:szCs w:val="28"/>
+        </w:rPr>
+        <w:t xml:space="preserve"> </w:t>
+      </w:r>
+      <w:proofErr w:type="spellStart"/>
+      <w:r>
+        <w:rPr>
+          <w:rFonts w:asciiTheme="majorHAnsi" w:hAnsiTheme="majorHAnsi" w:cstheme="majorHAnsi"/>
+          <w:sz w:val="28"/>
+          <w:szCs w:val="28"/>
+        </w:rPr>
+        <w:t>bubble</w:t>
+      </w:r>
+      <w:proofErr w:type="spellEnd"/>
       <w:r>
         <w:rPr>
           <w:rFonts w:asciiTheme="majorHAnsi" w:hAnsiTheme="majorHAnsi" w:cstheme="majorHAnsi"/>
@@ -5395,6 +5588,7 @@
         </w:rPr>
         <w:t xml:space="preserve">the host of the revival series </w:t>
       </w:r>
+      <w:proofErr w:type="spellStart"/>
       <w:r>
         <w:rPr>
           <w:rFonts w:asciiTheme="majorHAnsi" w:hAnsiTheme="majorHAnsi" w:cstheme="majorHAnsi"/>
@@ -5406,6 +5600,7 @@
         </w:rPr>
         <w:t>StarPower</w:t>
       </w:r>
+      <w:proofErr w:type="spellEnd"/>
       <w:r>
         <w:rPr>
           <w:rFonts w:asciiTheme="majorHAnsi" w:hAnsiTheme="majorHAnsi" w:cstheme="majorHAnsi"/>
@@ -5813,8 +6008,18 @@
           <w:sz w:val="28"/>
           <w:szCs w:val="28"/>
         </w:rPr>
-        <w:t>Rocket Zoop</w:t>
-      </w:r>
+        <w:t xml:space="preserve">Rocket </w:t>
+      </w:r>
+      <w:proofErr w:type="spellStart"/>
+      <w:r>
+        <w:rPr>
+          <w:rFonts w:asciiTheme="majorHAnsi" w:hAnsiTheme="majorHAnsi" w:cstheme="majorHAnsi"/>
+          <w:sz w:val="28"/>
+          <w:szCs w:val="28"/>
+        </w:rPr>
+        <w:t>Zoop</w:t>
+      </w:r>
+      <w:proofErr w:type="spellEnd"/>
       <w:r>
         <w:rPr>
           <w:rFonts w:asciiTheme="majorHAnsi" w:hAnsiTheme="majorHAnsi" w:cstheme="majorHAnsi"/>
@@ -6921,6 +7126,7 @@
               </w:rPr>
               <w:t xml:space="preserve">+ </w:t>
             </w:r>
+            <w:proofErr w:type="spellStart"/>
             <w:r>
               <w:rPr>
                 <w:rFonts w:asciiTheme="majorHAnsi" w:hAnsiTheme="majorHAnsi" w:cstheme="majorHAnsi"/>
@@ -6933,7 +7139,22 @@
                 <w:szCs w:val="32"/>
                 <w:highlight w:val="yellow"/>
               </w:rPr>
-              <w:t>StarPower!</w:t>
+              <w:t>StarPower</w:t>
+            </w:r>
+            <w:proofErr w:type="spellEnd"/>
+            <w:r>
+              <w:rPr>
+                <w:rFonts w:asciiTheme="majorHAnsi" w:hAnsiTheme="majorHAnsi" w:cstheme="majorHAnsi"/>
+                <w:b/>
+                <w:bCs/>
+                <w:i/>
+                <w:iCs/>
+                <w:color w:val="FF0066"/>
+                <w:sz w:val="32"/>
+                <w:szCs w:val="32"/>
+                <w:highlight w:val="yellow"/>
+              </w:rPr>
+              <w:t>!</w:t>
             </w:r>
             <w:r>
               <w:rPr>
@@ -9180,7 +9401,25 @@
                 <w:sz w:val="26"/>
                 <w:szCs w:val="26"/>
               </w:rPr>
-              <w:t xml:space="preserve"> script for Aurora and StarPower, trying to prove she can be a team player.</w:t>
+              <w:t xml:space="preserve"> script for Aurora and </w:t>
+            </w:r>
+            <w:proofErr w:type="spellStart"/>
+            <w:r>
+              <w:rPr>
+                <w:rFonts w:asciiTheme="majorHAnsi" w:hAnsiTheme="majorHAnsi" w:cstheme="majorHAnsi"/>
+                <w:sz w:val="26"/>
+                <w:szCs w:val="26"/>
+              </w:rPr>
+              <w:t>StarPower</w:t>
+            </w:r>
+            <w:proofErr w:type="spellEnd"/>
+            <w:r>
+              <w:rPr>
+                <w:rFonts w:asciiTheme="majorHAnsi" w:hAnsiTheme="majorHAnsi" w:cstheme="majorHAnsi"/>
+                <w:sz w:val="26"/>
+                <w:szCs w:val="26"/>
+              </w:rPr>
+              <w:t>, trying to prove she can be a team player.</w:t>
             </w:r>
             <w:r>
               <w:rPr>
@@ -9325,6 +9564,7 @@
               </w:rPr>
               <w:t xml:space="preserve">The pilot for </w:t>
             </w:r>
+            <w:proofErr w:type="spellStart"/>
             <w:r>
               <w:rPr>
                 <w:rFonts w:asciiTheme="majorHAnsi" w:hAnsiTheme="majorHAnsi" w:cstheme="majorHAnsi"/>
@@ -9333,7 +9573,18 @@
                 <w:sz w:val="26"/>
                 <w:szCs w:val="26"/>
               </w:rPr>
-              <w:t>StarPower!</w:t>
+              <w:t>StarPower</w:t>
+            </w:r>
+            <w:proofErr w:type="spellEnd"/>
+            <w:r>
+              <w:rPr>
+                <w:rFonts w:asciiTheme="majorHAnsi" w:hAnsiTheme="majorHAnsi" w:cstheme="majorHAnsi"/>
+                <w:i/>
+                <w:iCs/>
+                <w:sz w:val="26"/>
+                <w:szCs w:val="26"/>
+              </w:rPr>
+              <w:t>!</w:t>
             </w:r>
             <w:r>
               <w:rPr>
@@ -9900,7 +10151,25 @@
                 <w:sz w:val="26"/>
                 <w:szCs w:val="26"/>
               </w:rPr>
-              <w:t>Stardust, StarPower, Aurora, and Ray</w:t>
+              <w:t xml:space="preserve">Stardust, </w:t>
+            </w:r>
+            <w:proofErr w:type="spellStart"/>
+            <w:r>
+              <w:rPr>
+                <w:rFonts w:asciiTheme="majorHAnsi" w:hAnsiTheme="majorHAnsi" w:cstheme="majorHAnsi"/>
+                <w:sz w:val="26"/>
+                <w:szCs w:val="26"/>
+              </w:rPr>
+              <w:t>StarPower</w:t>
+            </w:r>
+            <w:proofErr w:type="spellEnd"/>
+            <w:r>
+              <w:rPr>
+                <w:rFonts w:asciiTheme="majorHAnsi" w:hAnsiTheme="majorHAnsi" w:cstheme="majorHAnsi"/>
+                <w:sz w:val="26"/>
+                <w:szCs w:val="26"/>
+              </w:rPr>
+              <w:t>, Aurora, and Ray</w:t>
             </w:r>
             <w:r>
               <w:rPr>
@@ -10165,6 +10434,7 @@
               </w:rPr>
               <w:t xml:space="preserve">While promoting </w:t>
             </w:r>
+            <w:proofErr w:type="spellStart"/>
             <w:r>
               <w:rPr>
                 <w:rFonts w:asciiTheme="majorHAnsi" w:hAnsiTheme="majorHAnsi" w:cstheme="majorHAnsi"/>
@@ -10173,7 +10443,18 @@
                 <w:sz w:val="26"/>
                 <w:szCs w:val="26"/>
               </w:rPr>
-              <w:t>StarPower!</w:t>
+              <w:t>StarPower</w:t>
+            </w:r>
+            <w:proofErr w:type="spellEnd"/>
+            <w:r>
+              <w:rPr>
+                <w:rFonts w:asciiTheme="majorHAnsi" w:hAnsiTheme="majorHAnsi" w:cstheme="majorHAnsi"/>
+                <w:i/>
+                <w:iCs/>
+                <w:sz w:val="26"/>
+                <w:szCs w:val="26"/>
+              </w:rPr>
+              <w:t>!</w:t>
             </w:r>
             <w:r>
               <w:rPr>
@@ -11412,6 +11693,7 @@
               </w:rPr>
               <w:t xml:space="preserve">Ray officially debuts as the lead host of </w:t>
             </w:r>
+            <w:proofErr w:type="spellStart"/>
             <w:r>
               <w:rPr>
                 <w:rFonts w:asciiTheme="majorHAnsi" w:hAnsiTheme="majorHAnsi" w:cstheme="majorHAnsi"/>
@@ -11422,6 +11704,7 @@
               </w:rPr>
               <w:t>StarPower</w:t>
             </w:r>
+            <w:proofErr w:type="spellEnd"/>
             <w:r>
               <w:rPr>
                 <w:rFonts w:asciiTheme="majorHAnsi" w:hAnsiTheme="majorHAnsi" w:cstheme="majorHAnsi"/>

--- a/about/solid-liquid-and-gas-bible.docx
+++ b/about/solid-liquid-and-gas-bible.docx
@@ -850,6 +850,7 @@
         <w:spacing w:line="240" w:lineRule="auto"/>
         <w:rPr>
           <w:rFonts w:asciiTheme="majorHAnsi" w:hAnsiTheme="majorHAnsi" w:cstheme="majorHAnsi"/>
+          <w:strike/>
           <w:sz w:val="32"/>
           <w:szCs w:val="32"/>
         </w:rPr>
@@ -859,6 +860,7 @@
           <w:rPr>
             <w:rStyle w:val="Hyperlink"/>
             <w:rFonts w:asciiTheme="majorHAnsi" w:hAnsiTheme="majorHAnsi" w:cstheme="majorHAnsi"/>
+            <w:strike/>
             <w:sz w:val="32"/>
             <w:szCs w:val="32"/>
           </w:rPr>
@@ -868,6 +870,32 @@
     </w:p>
     <w:p>
       <w:pPr>
+        <w:pStyle w:val="ListParagraph"/>
+        <w:numPr>
+          <w:ilvl w:val="0"/>
+          <w:numId w:val="6"/>
+        </w:numPr>
+        <w:spacing w:line="240" w:lineRule="auto"/>
+        <w:rPr>
+          <w:rFonts w:asciiTheme="majorHAnsi" w:hAnsiTheme="majorHAnsi" w:cstheme="majorHAnsi"/>
+          <w:sz w:val="32"/>
+          <w:szCs w:val="32"/>
+        </w:rPr>
+      </w:pPr>
+      <w:hyperlink r:id="rId16" w:history="1">
+        <w:r>
+          <w:rPr>
+            <w:rStyle w:val="Hyperlink"/>
+            <w:rFonts w:asciiTheme="majorHAnsi" w:hAnsiTheme="majorHAnsi" w:cstheme="majorHAnsi"/>
+            <w:sz w:val="32"/>
+            <w:szCs w:val="32"/>
+          </w:rPr>
+          <w:t>Sidekick</w:t>
+        </w:r>
+      </w:hyperlink>
+    </w:p>
+    <w:p>
+      <w:pPr>
         <w:spacing w:line="240" w:lineRule="auto"/>
         <w:rPr>
           <w:rFonts w:asciiTheme="majorHAnsi" w:hAnsiTheme="majorHAnsi" w:cstheme="majorHAnsi"/>
@@ -937,7 +965,6 @@
         </w:rPr>
         <w:t xml:space="preserve">+ </w:t>
       </w:r>
-      <w:proofErr w:type="spellStart"/>
       <w:r>
         <w:rPr>
           <w:rFonts w:asciiTheme="majorHAnsi" w:hAnsiTheme="majorHAnsi" w:cstheme="majorHAnsi"/>
@@ -948,20 +975,7 @@
           <w:szCs w:val="60"/>
           <w:u w:val="single"/>
         </w:rPr>
-        <w:t>StarPower</w:t>
-      </w:r>
-      <w:proofErr w:type="spellEnd"/>
-      <w:r>
-        <w:rPr>
-          <w:rFonts w:asciiTheme="majorHAnsi" w:hAnsiTheme="majorHAnsi" w:cstheme="majorHAnsi"/>
-          <w:b/>
-          <w:bCs/>
-          <w:color w:val="FF3399"/>
-          <w:sz w:val="60"/>
-          <w:szCs w:val="60"/>
-          <w:u w:val="single"/>
-        </w:rPr>
-        <w:t>!</w:t>
+        <w:t>StarPower!</w:t>
       </w:r>
     </w:p>
     <w:p>
@@ -1266,7 +1280,7 @@
           <w:szCs w:val="32"/>
         </w:rPr>
       </w:pPr>
-      <w:hyperlink r:id="rId16" w:history="1">
+      <w:hyperlink r:id="rId17" w:history="1">
         <w:r>
           <w:rPr>
             <w:rStyle w:val="Hyperlink"/>
@@ -1334,7 +1348,7 @@
                     </pic:cNvPicPr>
                   </pic:nvPicPr>
                   <pic:blipFill>
-                    <a:blip r:embed="rId17"/>
+                    <a:blip r:embed="rId18"/>
                     <a:srcRect l="13941" t="19623" r="13102" b="18742"/>
                     <a:stretch>
                       <a:fillRect/>
@@ -1622,7 +1636,7 @@
                     </pic:cNvPicPr>
                   </pic:nvPicPr>
                   <pic:blipFill>
-                    <a:blip r:embed="rId18"/>
+                    <a:blip r:embed="rId19"/>
                     <a:srcRect t="21502" r="2154" b="26596"/>
                     <a:stretch>
                       <a:fillRect/>
@@ -1649,7 +1663,6 @@
           </wp:anchor>
         </w:drawing>
       </w:r>
-      <w:proofErr w:type="spellStart"/>
       <w:r>
         <w:rPr>
           <w:rFonts w:cstheme="minorHAnsi"/>
@@ -1672,20 +1685,7 @@
           <w:szCs w:val="32"/>
           <w:u w:val="single"/>
         </w:rPr>
-        <w:t>tarPower</w:t>
-      </w:r>
-      <w:proofErr w:type="spellEnd"/>
-      <w:r>
-        <w:rPr>
-          <w:rFonts w:cstheme="minorHAnsi"/>
-          <w:b/>
-          <w:bCs/>
-          <w:color w:val="FF3399"/>
-          <w:sz w:val="32"/>
-          <w:szCs w:val="32"/>
-          <w:u w:val="single"/>
-        </w:rPr>
-        <w:t>!</w:t>
+        <w:t>tarPower!</w:t>
       </w:r>
       <w:r>
         <w:rPr>
@@ -1811,18 +1811,8 @@
           <w:sz w:val="32"/>
           <w:szCs w:val="32"/>
         </w:rPr>
-        <w:t xml:space="preserve"> </w:t>
-      </w:r>
-      <w:proofErr w:type="spellStart"/>
-      <w:r>
-        <w:rPr>
-          <w:rFonts w:cstheme="minorHAnsi"/>
-          <w:sz w:val="32"/>
-          <w:szCs w:val="32"/>
-        </w:rPr>
-        <w:t>StarPower</w:t>
-      </w:r>
-      <w:proofErr w:type="spellEnd"/>
+        <w:t xml:space="preserve"> StarPower</w:t>
+      </w:r>
       <w:r>
         <w:rPr>
           <w:rFonts w:cstheme="minorHAnsi"/>
@@ -2084,7 +2074,7 @@
           <w:szCs w:val="30"/>
         </w:rPr>
       </w:pPr>
-      <w:hyperlink r:id="rId19" w:history="1">
+      <w:hyperlink r:id="rId20" w:history="1">
         <w:r>
           <w:rPr>
             <w:rStyle w:val="Hyperlink"/>
@@ -2868,7 +2858,6 @@
         </w:rPr>
         <w:t xml:space="preserve">educator with a huge following and the frontrunner to be the host of </w:t>
       </w:r>
-      <w:proofErr w:type="spellStart"/>
       <w:r>
         <w:rPr>
           <w:rFonts w:asciiTheme="majorHAnsi" w:hAnsiTheme="majorHAnsi" w:cstheme="majorHAnsi"/>
@@ -2878,19 +2867,7 @@
           <w:sz w:val="28"/>
           <w:szCs w:val="28"/>
         </w:rPr>
-        <w:t>StarPower</w:t>
-      </w:r>
-      <w:proofErr w:type="spellEnd"/>
-      <w:r>
-        <w:rPr>
-          <w:rFonts w:asciiTheme="majorHAnsi" w:hAnsiTheme="majorHAnsi" w:cstheme="majorHAnsi"/>
-          <w:i/>
-          <w:iCs/>
-          <w:color w:val="FF3399"/>
-          <w:sz w:val="28"/>
-          <w:szCs w:val="28"/>
-        </w:rPr>
-        <w:t>!</w:t>
+        <w:t>StarPower!</w:t>
       </w:r>
       <w:r>
         <w:rPr>
@@ -3396,7 +3373,6 @@
         </w:rPr>
         <w:t xml:space="preserve">and its revival </w:t>
       </w:r>
-      <w:proofErr w:type="spellStart"/>
       <w:r>
         <w:rPr>
           <w:rFonts w:asciiTheme="majorHAnsi" w:hAnsiTheme="majorHAnsi" w:cstheme="majorHAnsi"/>
@@ -3408,7 +3384,6 @@
         </w:rPr>
         <w:t>StarPower</w:t>
       </w:r>
-      <w:proofErr w:type="spellEnd"/>
       <w:r>
         <w:rPr>
           <w:rFonts w:asciiTheme="majorHAnsi" w:hAnsiTheme="majorHAnsi" w:cstheme="majorHAnsi"/>
@@ -3476,7 +3451,6 @@
         </w:rPr>
         <w:t xml:space="preserve">takes every chance she can to rid </w:t>
       </w:r>
-      <w:proofErr w:type="spellStart"/>
       <w:r>
         <w:rPr>
           <w:rFonts w:asciiTheme="majorHAnsi" w:hAnsiTheme="majorHAnsi" w:cstheme="majorHAnsi"/>
@@ -3485,18 +3459,7 @@
           <w:sz w:val="28"/>
           <w:szCs w:val="28"/>
         </w:rPr>
-        <w:t>StarPower</w:t>
-      </w:r>
-      <w:proofErr w:type="spellEnd"/>
-      <w:r>
-        <w:rPr>
-          <w:rFonts w:asciiTheme="majorHAnsi" w:hAnsiTheme="majorHAnsi" w:cstheme="majorHAnsi"/>
-          <w:i/>
-          <w:iCs/>
-          <w:sz w:val="28"/>
-          <w:szCs w:val="28"/>
-        </w:rPr>
-        <w:t>!</w:t>
+        <w:t>StarPower!</w:t>
       </w:r>
       <w:r>
         <w:rPr>
@@ -3821,25 +3784,7 @@
           <w:sz w:val="28"/>
           <w:szCs w:val="28"/>
         </w:rPr>
-        <w:t xml:space="preserve"> (E-</w:t>
-      </w:r>
-      <w:proofErr w:type="spellStart"/>
-      <w:r>
-        <w:rPr>
-          <w:rFonts w:asciiTheme="majorHAnsi" w:hAnsiTheme="majorHAnsi" w:cstheme="majorHAnsi"/>
-          <w:sz w:val="28"/>
-          <w:szCs w:val="28"/>
-        </w:rPr>
-        <w:t>lehm</w:t>
-      </w:r>
-      <w:proofErr w:type="spellEnd"/>
-      <w:r>
-        <w:rPr>
-          <w:rFonts w:asciiTheme="majorHAnsi" w:hAnsiTheme="majorHAnsi" w:cstheme="majorHAnsi"/>
-          <w:sz w:val="28"/>
-          <w:szCs w:val="28"/>
-        </w:rPr>
-        <w:t>)</w:t>
+        <w:t xml:space="preserve"> (E-lehm)</w:t>
       </w:r>
       <w:r>
         <w:rPr>
@@ -4029,7 +3974,6 @@
         </w:rPr>
         <w:t xml:space="preserve">, known for the children’s tv series, </w:t>
       </w:r>
-      <w:proofErr w:type="spellStart"/>
       <w:r>
         <w:rPr>
           <w:rFonts w:asciiTheme="majorHAnsi" w:hAnsiTheme="majorHAnsi" w:cstheme="majorHAnsi"/>
@@ -4040,7 +3984,6 @@
         </w:rPr>
         <w:t>Cinnamonville</w:t>
       </w:r>
-      <w:proofErr w:type="spellEnd"/>
       <w:r>
         <w:rPr>
           <w:rFonts w:asciiTheme="majorHAnsi" w:hAnsiTheme="majorHAnsi" w:cstheme="majorHAnsi"/>
@@ -4065,7 +4008,6 @@
         </w:rPr>
         <w:t xml:space="preserve">the primary series director for </w:t>
       </w:r>
-      <w:proofErr w:type="spellStart"/>
       <w:r>
         <w:rPr>
           <w:rFonts w:asciiTheme="majorHAnsi" w:hAnsiTheme="majorHAnsi" w:cstheme="majorHAnsi"/>
@@ -4075,9 +4017,231 @@
           <w:sz w:val="30"/>
           <w:szCs w:val="30"/>
         </w:rPr>
-        <w:t>StarPower</w:t>
-      </w:r>
-      <w:proofErr w:type="spellEnd"/>
+        <w:t>StarPower!</w:t>
+      </w:r>
+    </w:p>
+    <w:p>
+      <w:pPr>
+        <w:tabs>
+          <w:tab w:val="left" w:pos="5013"/>
+        </w:tabs>
+        <w:spacing w:line="240" w:lineRule="auto"/>
+        <w:rPr>
+          <w:rFonts w:asciiTheme="majorHAnsi" w:hAnsiTheme="majorHAnsi" w:cstheme="majorHAnsi"/>
+          <w:sz w:val="30"/>
+          <w:szCs w:val="30"/>
+        </w:rPr>
+      </w:pPr>
+      <w:r>
+        <w:rPr>
+          <w:rFonts w:asciiTheme="majorHAnsi" w:hAnsiTheme="majorHAnsi" w:cstheme="majorHAnsi"/>
+          <w:sz w:val="30"/>
+          <w:szCs w:val="30"/>
+        </w:rPr>
+        <w:t xml:space="preserve">THANH </w:t>
+      </w:r>
+      <w:r>
+        <w:rPr>
+          <w:rFonts w:asciiTheme="majorHAnsi" w:hAnsiTheme="majorHAnsi" w:cstheme="majorHAnsi"/>
+          <w:b/>
+          <w:bCs/>
+          <w:color w:val="002060"/>
+          <w:sz w:val="30"/>
+          <w:szCs w:val="30"/>
+        </w:rPr>
+        <w:t>THIEN</w:t>
+      </w:r>
+      <w:r>
+        <w:rPr>
+          <w:rFonts w:asciiTheme="majorHAnsi" w:hAnsiTheme="majorHAnsi" w:cstheme="majorHAnsi"/>
+          <w:color w:val="002060"/>
+          <w:sz w:val="30"/>
+          <w:szCs w:val="30"/>
+        </w:rPr>
+        <w:t xml:space="preserve"> </w:t>
+      </w:r>
+      <w:r>
+        <w:rPr>
+          <w:rFonts w:asciiTheme="majorHAnsi" w:hAnsiTheme="majorHAnsi" w:cstheme="majorHAnsi"/>
+          <w:sz w:val="30"/>
+          <w:szCs w:val="30"/>
+        </w:rPr>
+        <w:t xml:space="preserve">is </w:t>
+      </w:r>
+      <w:r>
+        <w:rPr>
+          <w:rFonts w:asciiTheme="majorHAnsi" w:hAnsiTheme="majorHAnsi" w:cstheme="majorHAnsi"/>
+          <w:sz w:val="30"/>
+          <w:szCs w:val="30"/>
+        </w:rPr>
+        <w:t>the</w:t>
+      </w:r>
+      <w:r>
+        <w:rPr>
+          <w:rFonts w:asciiTheme="majorHAnsi" w:hAnsiTheme="majorHAnsi" w:cstheme="majorHAnsi"/>
+          <w:sz w:val="30"/>
+          <w:szCs w:val="30"/>
+        </w:rPr>
+        <w:t xml:space="preserve"> primary</w:t>
+      </w:r>
+      <w:r>
+        <w:rPr>
+          <w:rFonts w:asciiTheme="majorHAnsi" w:hAnsiTheme="majorHAnsi" w:cstheme="majorHAnsi"/>
+          <w:sz w:val="30"/>
+          <w:szCs w:val="30"/>
+        </w:rPr>
+        <w:t xml:space="preserve"> </w:t>
+      </w:r>
+      <w:r>
+        <w:rPr>
+          <w:rFonts w:asciiTheme="majorHAnsi" w:hAnsiTheme="majorHAnsi" w:cstheme="majorHAnsi"/>
+          <w:sz w:val="30"/>
+          <w:szCs w:val="30"/>
+        </w:rPr>
+        <w:t>composer for the original</w:t>
+      </w:r>
+      <w:r>
+        <w:rPr>
+          <w:rFonts w:asciiTheme="majorHAnsi" w:hAnsiTheme="majorHAnsi" w:cstheme="majorHAnsi"/>
+          <w:sz w:val="30"/>
+          <w:szCs w:val="30"/>
+        </w:rPr>
+        <w:t xml:space="preserve"> </w:t>
+      </w:r>
+      <w:r>
+        <w:rPr>
+          <w:rFonts w:asciiTheme="majorHAnsi" w:hAnsiTheme="majorHAnsi" w:cstheme="majorHAnsi"/>
+          <w:i/>
+          <w:iCs/>
+          <w:color w:val="00B050"/>
+          <w:sz w:val="30"/>
+          <w:szCs w:val="30"/>
+        </w:rPr>
+        <w:t>Stardust</w:t>
+      </w:r>
+      <w:r>
+        <w:rPr>
+          <w:rFonts w:asciiTheme="majorHAnsi" w:hAnsiTheme="majorHAnsi" w:cstheme="majorHAnsi"/>
+          <w:sz w:val="30"/>
+          <w:szCs w:val="30"/>
+        </w:rPr>
+        <w:t xml:space="preserve">, </w:t>
+      </w:r>
+      <w:r>
+        <w:rPr>
+          <w:rFonts w:asciiTheme="majorHAnsi" w:hAnsiTheme="majorHAnsi" w:cstheme="majorHAnsi"/>
+          <w:sz w:val="30"/>
+          <w:szCs w:val="30"/>
+        </w:rPr>
+        <w:t>who created the show's music, including the theme song</w:t>
+      </w:r>
+      <w:r>
+        <w:rPr>
+          <w:rFonts w:asciiTheme="majorHAnsi" w:hAnsiTheme="majorHAnsi" w:cstheme="majorHAnsi"/>
+          <w:sz w:val="30"/>
+          <w:szCs w:val="30"/>
+        </w:rPr>
+        <w:t xml:space="preserve"> with River</w:t>
+      </w:r>
+      <w:r>
+        <w:rPr>
+          <w:rFonts w:asciiTheme="majorHAnsi" w:hAnsiTheme="majorHAnsi" w:cstheme="majorHAnsi"/>
+          <w:sz w:val="30"/>
+          <w:szCs w:val="30"/>
+        </w:rPr>
+        <w:t xml:space="preserve"> and iconic tunes</w:t>
+      </w:r>
+      <w:r>
+        <w:rPr>
+          <w:rFonts w:asciiTheme="majorHAnsi" w:hAnsiTheme="majorHAnsi" w:cstheme="majorHAnsi"/>
+          <w:sz w:val="30"/>
+          <w:szCs w:val="30"/>
+        </w:rPr>
+        <w:t>.</w:t>
+      </w:r>
+    </w:p>
+    <w:p>
+      <w:pPr>
+        <w:tabs>
+          <w:tab w:val="left" w:pos="5013"/>
+        </w:tabs>
+        <w:spacing w:line="240" w:lineRule="auto"/>
+        <w:rPr>
+          <w:rFonts w:asciiTheme="majorHAnsi" w:hAnsiTheme="majorHAnsi" w:cstheme="majorHAnsi"/>
+          <w:i/>
+          <w:iCs/>
+          <w:sz w:val="30"/>
+          <w:szCs w:val="30"/>
+        </w:rPr>
+      </w:pPr>
+      <w:r>
+        <w:rPr>
+          <w:rFonts w:asciiTheme="majorHAnsi" w:hAnsiTheme="majorHAnsi" w:cstheme="majorHAnsi"/>
+          <w:b/>
+          <w:bCs/>
+          <w:color w:val="00B050"/>
+          <w:sz w:val="30"/>
+          <w:szCs w:val="30"/>
+        </w:rPr>
+        <w:t>CRYSTAL</w:t>
+      </w:r>
+      <w:r>
+        <w:rPr>
+          <w:rFonts w:asciiTheme="majorHAnsi" w:hAnsiTheme="majorHAnsi" w:cstheme="majorHAnsi"/>
+          <w:color w:val="00B050"/>
+          <w:sz w:val="30"/>
+          <w:szCs w:val="30"/>
+        </w:rPr>
+        <w:t xml:space="preserve"> </w:t>
+      </w:r>
+      <w:r>
+        <w:rPr>
+          <w:rFonts w:asciiTheme="majorHAnsi" w:hAnsiTheme="majorHAnsi" w:cstheme="majorHAnsi"/>
+          <w:sz w:val="30"/>
+          <w:szCs w:val="30"/>
+        </w:rPr>
+        <w:t xml:space="preserve">is a </w:t>
+      </w:r>
+      <w:r>
+        <w:rPr>
+          <w:rFonts w:asciiTheme="majorHAnsi" w:hAnsiTheme="majorHAnsi" w:cstheme="majorHAnsi"/>
+          <w:sz w:val="30"/>
+          <w:szCs w:val="30"/>
+        </w:rPr>
+        <w:t>story editor</w:t>
+      </w:r>
+      <w:r>
+        <w:rPr>
+          <w:rFonts w:asciiTheme="majorHAnsi" w:hAnsiTheme="majorHAnsi" w:cstheme="majorHAnsi"/>
+          <w:sz w:val="30"/>
+          <w:szCs w:val="30"/>
+        </w:rPr>
+        <w:t xml:space="preserve">, </w:t>
+      </w:r>
+      <w:r>
+        <w:rPr>
+          <w:rFonts w:asciiTheme="majorHAnsi" w:hAnsiTheme="majorHAnsi" w:cstheme="majorHAnsi"/>
+          <w:sz w:val="30"/>
+          <w:szCs w:val="30"/>
+        </w:rPr>
+        <w:t>developer</w:t>
+      </w:r>
+      <w:r>
+        <w:rPr>
+          <w:rFonts w:asciiTheme="majorHAnsi" w:hAnsiTheme="majorHAnsi" w:cstheme="majorHAnsi"/>
+          <w:sz w:val="30"/>
+          <w:szCs w:val="30"/>
+        </w:rPr>
+        <w:t>, and educational psychologist</w:t>
+      </w:r>
+      <w:r>
+        <w:rPr>
+          <w:rFonts w:asciiTheme="majorHAnsi" w:hAnsiTheme="majorHAnsi" w:cstheme="majorHAnsi"/>
+          <w:sz w:val="30"/>
+          <w:szCs w:val="30"/>
+        </w:rPr>
+        <w:t xml:space="preserve"> for </w:t>
+      </w:r>
       <w:r>
         <w:rPr>
           <w:rFonts w:asciiTheme="majorHAnsi" w:hAnsiTheme="majorHAnsi" w:cstheme="majorHAnsi"/>
@@ -4087,7 +4251,7 @@
           <w:sz w:val="30"/>
           <w:szCs w:val="30"/>
         </w:rPr>
-        <w:t>!</w:t>
+        <w:t>StarPower!</w:t>
       </w:r>
     </w:p>
     <w:p>
@@ -4098,18 +4262,13 @@
         <w:spacing w:line="240" w:lineRule="auto"/>
         <w:rPr>
           <w:rFonts w:asciiTheme="majorHAnsi" w:hAnsiTheme="majorHAnsi" w:cstheme="majorHAnsi"/>
+          <w:i/>
+          <w:iCs/>
+          <w:color w:val="FF3399"/>
           <w:sz w:val="30"/>
           <w:szCs w:val="30"/>
         </w:rPr>
       </w:pPr>
-      <w:r>
-        <w:rPr>
-          <w:rFonts w:asciiTheme="majorHAnsi" w:hAnsiTheme="majorHAnsi" w:cstheme="majorHAnsi"/>
-          <w:sz w:val="30"/>
-          <w:szCs w:val="30"/>
-        </w:rPr>
-        <w:t xml:space="preserve">THANH </w:t>
-      </w:r>
       <w:r>
         <w:rPr>
           <w:rFonts w:asciiTheme="majorHAnsi" w:hAnsiTheme="majorHAnsi" w:cstheme="majorHAnsi"/>
@@ -4119,7 +4278,7 @@
           <w:sz w:val="30"/>
           <w:szCs w:val="30"/>
         </w:rPr>
-        <w:t>THIEN</w:t>
+        <w:t>KENDRA</w:t>
       </w:r>
       <w:r>
         <w:rPr>
@@ -4136,7 +4295,7 @@
           <w:sz w:val="30"/>
           <w:szCs w:val="30"/>
         </w:rPr>
-        <w:t xml:space="preserve">is </w:t>
+        <w:t xml:space="preserve">is a </w:t>
       </w:r>
       <w:r>
         <w:rPr>
@@ -4144,7 +4303,7 @@
           <w:sz w:val="30"/>
           <w:szCs w:val="30"/>
         </w:rPr>
-        <w:t>the</w:t>
+        <w:t>child</w:t>
       </w:r>
       <w:r>
         <w:rPr>
@@ -4152,7 +4311,7 @@
           <w:sz w:val="30"/>
           <w:szCs w:val="30"/>
         </w:rPr>
-        <w:t xml:space="preserve"> primary</w:t>
+        <w:t xml:space="preserve"> actor </w:t>
       </w:r>
       <w:r>
         <w:rPr>
@@ -4160,7 +4319,7 @@
           <w:sz w:val="30"/>
           <w:szCs w:val="30"/>
         </w:rPr>
-        <w:t xml:space="preserve"> </w:t>
+        <w:t>who voices</w:t>
       </w:r>
       <w:r>
         <w:rPr>
@@ -4168,15 +4327,57 @@
           <w:sz w:val="30"/>
           <w:szCs w:val="30"/>
         </w:rPr>
-        <w:t>composer for the original</w:t>
-      </w:r>
-      <w:r>
-        <w:rPr>
-          <w:rFonts w:asciiTheme="majorHAnsi" w:hAnsiTheme="majorHAnsi" w:cstheme="majorHAnsi"/>
+        <w:t xml:space="preserve"> the younger characters on </w:t>
+      </w:r>
+      <w:r>
+        <w:rPr>
+          <w:rFonts w:asciiTheme="majorHAnsi" w:hAnsiTheme="majorHAnsi" w:cstheme="majorHAnsi"/>
+          <w:i/>
+          <w:iCs/>
+          <w:color w:val="FF3399"/>
           <w:sz w:val="30"/>
           <w:szCs w:val="30"/>
         </w:rPr>
+        <w:t>StarPower!</w:t>
+      </w:r>
+    </w:p>
+    <w:p>
+      <w:pPr>
+        <w:tabs>
+          <w:tab w:val="left" w:pos="5013"/>
+        </w:tabs>
+        <w:spacing w:line="240" w:lineRule="auto"/>
+        <w:rPr>
+          <w:rFonts w:asciiTheme="majorHAnsi" w:hAnsiTheme="majorHAnsi" w:cstheme="majorHAnsi"/>
+          <w:sz w:val="30"/>
+          <w:szCs w:val="30"/>
+        </w:rPr>
+      </w:pPr>
+      <w:r>
+        <w:rPr>
+          <w:rFonts w:asciiTheme="majorHAnsi" w:hAnsiTheme="majorHAnsi" w:cstheme="majorHAnsi"/>
+          <w:b/>
+          <w:bCs/>
+          <w:sz w:val="30"/>
+          <w:szCs w:val="30"/>
+        </w:rPr>
+        <w:t>TERESA</w:t>
+      </w:r>
+      <w:r>
+        <w:rPr>
+          <w:rFonts w:asciiTheme="majorHAnsi" w:hAnsiTheme="majorHAnsi" w:cstheme="majorHAnsi"/>
+          <w:sz w:val="30"/>
+          <w:szCs w:val="30"/>
+        </w:rPr>
         <w:t xml:space="preserve"> </w:t>
+      </w:r>
+      <w:r>
+        <w:rPr>
+          <w:rFonts w:asciiTheme="majorHAnsi" w:hAnsiTheme="majorHAnsi" w:cstheme="majorHAnsi"/>
+          <w:sz w:val="30"/>
+          <w:szCs w:val="30"/>
+        </w:rPr>
+        <w:t xml:space="preserve">is </w:t>
       </w:r>
       <w:r>
         <w:rPr>
@@ -4195,7 +4396,7 @@
           <w:sz w:val="30"/>
           <w:szCs w:val="30"/>
         </w:rPr>
-        <w:t xml:space="preserve">, </w:t>
+        <w:t xml:space="preserve">’s biggest fan. As a child, she ran a </w:t>
       </w:r>
       <w:r>
         <w:rPr>
@@ -4203,7 +4404,7 @@
           <w:sz w:val="30"/>
           <w:szCs w:val="30"/>
         </w:rPr>
-        <w:t>who created the show's music, including the theme song</w:t>
+        <w:t xml:space="preserve">fan club </w:t>
       </w:r>
       <w:r>
         <w:rPr>
@@ -4211,7 +4412,7 @@
           <w:sz w:val="30"/>
           <w:szCs w:val="30"/>
         </w:rPr>
-        <w:t xml:space="preserve"> with River</w:t>
+        <w:t xml:space="preserve">blog for the original show. Now as an adult, she </w:t>
       </w:r>
       <w:r>
         <w:rPr>
@@ -4219,7 +4420,7 @@
           <w:sz w:val="30"/>
           <w:szCs w:val="30"/>
         </w:rPr>
-        <w:t xml:space="preserve"> and iconic tunes</w:t>
+        <w:t>is now a science communicator who runs</w:t>
       </w:r>
       <w:r>
         <w:rPr>
@@ -4227,42 +4428,31 @@
           <w:sz w:val="30"/>
           <w:szCs w:val="30"/>
         </w:rPr>
-        <w:t>.</w:t>
-      </w:r>
-    </w:p>
-    <w:p>
-      <w:pPr>
-        <w:tabs>
-          <w:tab w:val="left" w:pos="5013"/>
-        </w:tabs>
-        <w:spacing w:line="240" w:lineRule="auto"/>
-        <w:rPr>
-          <w:rFonts w:asciiTheme="majorHAnsi" w:hAnsiTheme="majorHAnsi" w:cstheme="majorHAnsi"/>
-          <w:i/>
-          <w:iCs/>
+        <w:t xml:space="preserve"> social media</w:t>
+      </w:r>
+      <w:r>
+        <w:rPr>
+          <w:rFonts w:asciiTheme="majorHAnsi" w:hAnsiTheme="majorHAnsi" w:cstheme="majorHAnsi"/>
           <w:sz w:val="30"/>
           <w:szCs w:val="30"/>
         </w:rPr>
-      </w:pPr>
-      <w:r>
-        <w:rPr>
-          <w:rFonts w:asciiTheme="majorHAnsi" w:hAnsiTheme="majorHAnsi" w:cstheme="majorHAnsi"/>
-          <w:b/>
-          <w:bCs/>
-          <w:color w:val="00B050"/>
+        <w:t xml:space="preserve"> channels</w:t>
+      </w:r>
+      <w:r>
+        <w:rPr>
+          <w:rFonts w:asciiTheme="majorHAnsi" w:hAnsiTheme="majorHAnsi" w:cstheme="majorHAnsi"/>
           <w:sz w:val="30"/>
           <w:szCs w:val="30"/>
         </w:rPr>
-        <w:t>CRYSTAL</w:t>
-      </w:r>
-      <w:r>
-        <w:rPr>
-          <w:rFonts w:asciiTheme="majorHAnsi" w:hAnsiTheme="majorHAnsi" w:cstheme="majorHAnsi"/>
-          <w:color w:val="00B050"/>
+        <w:t xml:space="preserve"> </w:t>
+      </w:r>
+      <w:r>
+        <w:rPr>
+          <w:rFonts w:asciiTheme="majorHAnsi" w:hAnsiTheme="majorHAnsi" w:cstheme="majorHAnsi"/>
           <w:sz w:val="30"/>
           <w:szCs w:val="30"/>
         </w:rPr>
-        <w:t xml:space="preserve"> </w:t>
+        <w:t>dedicated to</w:t>
       </w:r>
       <w:r>
         <w:rPr>
@@ -4270,7 +4460,7 @@
           <w:sz w:val="30"/>
           <w:szCs w:val="30"/>
         </w:rPr>
-        <w:t xml:space="preserve">is a </w:t>
+        <w:t xml:space="preserve"> and </w:t>
       </w:r>
       <w:r>
         <w:rPr>
@@ -4278,7 +4468,7 @@
           <w:sz w:val="30"/>
           <w:szCs w:val="30"/>
         </w:rPr>
-        <w:t>story editor</w:t>
+        <w:t>critiquing</w:t>
       </w:r>
       <w:r>
         <w:rPr>
@@ -4286,295 +4476,8 @@
           <w:sz w:val="30"/>
           <w:szCs w:val="30"/>
         </w:rPr>
-        <w:t xml:space="preserve">, </w:t>
-      </w:r>
-      <w:r>
-        <w:rPr>
-          <w:rFonts w:asciiTheme="majorHAnsi" w:hAnsiTheme="majorHAnsi" w:cstheme="majorHAnsi"/>
-          <w:sz w:val="30"/>
-          <w:szCs w:val="30"/>
-        </w:rPr>
-        <w:t>developer</w:t>
-      </w:r>
-      <w:r>
-        <w:rPr>
-          <w:rFonts w:asciiTheme="majorHAnsi" w:hAnsiTheme="majorHAnsi" w:cstheme="majorHAnsi"/>
-          <w:sz w:val="30"/>
-          <w:szCs w:val="30"/>
-        </w:rPr>
-        <w:t>, and educational psychologist</w:t>
-      </w:r>
-      <w:r>
-        <w:rPr>
-          <w:rFonts w:asciiTheme="majorHAnsi" w:hAnsiTheme="majorHAnsi" w:cstheme="majorHAnsi"/>
-          <w:sz w:val="30"/>
-          <w:szCs w:val="30"/>
-        </w:rPr>
-        <w:t xml:space="preserve"> for </w:t>
-      </w:r>
-      <w:proofErr w:type="spellStart"/>
-      <w:r>
-        <w:rPr>
-          <w:rFonts w:asciiTheme="majorHAnsi" w:hAnsiTheme="majorHAnsi" w:cstheme="majorHAnsi"/>
-          <w:i/>
-          <w:iCs/>
-          <w:color w:val="FF3399"/>
-          <w:sz w:val="30"/>
-          <w:szCs w:val="30"/>
-        </w:rPr>
-        <w:t>StarPower</w:t>
-      </w:r>
-      <w:proofErr w:type="spellEnd"/>
-      <w:r>
-        <w:rPr>
-          <w:rFonts w:asciiTheme="majorHAnsi" w:hAnsiTheme="majorHAnsi" w:cstheme="majorHAnsi"/>
-          <w:i/>
-          <w:iCs/>
-          <w:color w:val="FF3399"/>
-          <w:sz w:val="30"/>
-          <w:szCs w:val="30"/>
-        </w:rPr>
-        <w:t>!</w:t>
-      </w:r>
-    </w:p>
-    <w:p>
-      <w:pPr>
-        <w:tabs>
-          <w:tab w:val="left" w:pos="5013"/>
-        </w:tabs>
-        <w:spacing w:line="240" w:lineRule="auto"/>
-        <w:rPr>
-          <w:rFonts w:asciiTheme="majorHAnsi" w:hAnsiTheme="majorHAnsi" w:cstheme="majorHAnsi"/>
-          <w:i/>
-          <w:iCs/>
-          <w:color w:val="FF3399"/>
-          <w:sz w:val="30"/>
-          <w:szCs w:val="30"/>
-        </w:rPr>
-      </w:pPr>
-      <w:r>
-        <w:rPr>
-          <w:rFonts w:asciiTheme="majorHAnsi" w:hAnsiTheme="majorHAnsi" w:cstheme="majorHAnsi"/>
-          <w:b/>
-          <w:bCs/>
-          <w:color w:val="002060"/>
-          <w:sz w:val="30"/>
-          <w:szCs w:val="30"/>
-        </w:rPr>
-        <w:t>KENDRA</w:t>
-      </w:r>
-      <w:r>
-        <w:rPr>
-          <w:rFonts w:asciiTheme="majorHAnsi" w:hAnsiTheme="majorHAnsi" w:cstheme="majorHAnsi"/>
-          <w:color w:val="002060"/>
-          <w:sz w:val="30"/>
-          <w:szCs w:val="30"/>
-        </w:rPr>
         <w:t xml:space="preserve"> </w:t>
       </w:r>
-      <w:r>
-        <w:rPr>
-          <w:rFonts w:asciiTheme="majorHAnsi" w:hAnsiTheme="majorHAnsi" w:cstheme="majorHAnsi"/>
-          <w:sz w:val="30"/>
-          <w:szCs w:val="30"/>
-        </w:rPr>
-        <w:t xml:space="preserve">is a </w:t>
-      </w:r>
-      <w:r>
-        <w:rPr>
-          <w:rFonts w:asciiTheme="majorHAnsi" w:hAnsiTheme="majorHAnsi" w:cstheme="majorHAnsi"/>
-          <w:sz w:val="30"/>
-          <w:szCs w:val="30"/>
-        </w:rPr>
-        <w:t>child</w:t>
-      </w:r>
-      <w:r>
-        <w:rPr>
-          <w:rFonts w:asciiTheme="majorHAnsi" w:hAnsiTheme="majorHAnsi" w:cstheme="majorHAnsi"/>
-          <w:sz w:val="30"/>
-          <w:szCs w:val="30"/>
-        </w:rPr>
-        <w:t xml:space="preserve"> actor </w:t>
-      </w:r>
-      <w:r>
-        <w:rPr>
-          <w:rFonts w:asciiTheme="majorHAnsi" w:hAnsiTheme="majorHAnsi" w:cstheme="majorHAnsi"/>
-          <w:sz w:val="30"/>
-          <w:szCs w:val="30"/>
-        </w:rPr>
-        <w:t>who voices</w:t>
-      </w:r>
-      <w:r>
-        <w:rPr>
-          <w:rFonts w:asciiTheme="majorHAnsi" w:hAnsiTheme="majorHAnsi" w:cstheme="majorHAnsi"/>
-          <w:sz w:val="30"/>
-          <w:szCs w:val="30"/>
-        </w:rPr>
-        <w:t xml:space="preserve"> the younger characters on </w:t>
-      </w:r>
-      <w:proofErr w:type="spellStart"/>
-      <w:r>
-        <w:rPr>
-          <w:rFonts w:asciiTheme="majorHAnsi" w:hAnsiTheme="majorHAnsi" w:cstheme="majorHAnsi"/>
-          <w:i/>
-          <w:iCs/>
-          <w:color w:val="FF3399"/>
-          <w:sz w:val="30"/>
-          <w:szCs w:val="30"/>
-        </w:rPr>
-        <w:t>StarPower</w:t>
-      </w:r>
-      <w:proofErr w:type="spellEnd"/>
-      <w:r>
-        <w:rPr>
-          <w:rFonts w:asciiTheme="majorHAnsi" w:hAnsiTheme="majorHAnsi" w:cstheme="majorHAnsi"/>
-          <w:i/>
-          <w:iCs/>
-          <w:color w:val="FF3399"/>
-          <w:sz w:val="30"/>
-          <w:szCs w:val="30"/>
-        </w:rPr>
-        <w:t>!</w:t>
-      </w:r>
-    </w:p>
-    <w:p>
-      <w:pPr>
-        <w:tabs>
-          <w:tab w:val="left" w:pos="5013"/>
-        </w:tabs>
-        <w:spacing w:line="240" w:lineRule="auto"/>
-        <w:rPr>
-          <w:rFonts w:asciiTheme="majorHAnsi" w:hAnsiTheme="majorHAnsi" w:cstheme="majorHAnsi"/>
-          <w:sz w:val="30"/>
-          <w:szCs w:val="30"/>
-        </w:rPr>
-      </w:pPr>
-      <w:r>
-        <w:rPr>
-          <w:rFonts w:asciiTheme="majorHAnsi" w:hAnsiTheme="majorHAnsi" w:cstheme="majorHAnsi"/>
-          <w:b/>
-          <w:bCs/>
-          <w:sz w:val="30"/>
-          <w:szCs w:val="30"/>
-        </w:rPr>
-        <w:t>TERESA</w:t>
-      </w:r>
-      <w:r>
-        <w:rPr>
-          <w:rFonts w:asciiTheme="majorHAnsi" w:hAnsiTheme="majorHAnsi" w:cstheme="majorHAnsi"/>
-          <w:sz w:val="30"/>
-          <w:szCs w:val="30"/>
-        </w:rPr>
-        <w:t xml:space="preserve"> </w:t>
-      </w:r>
-      <w:r>
-        <w:rPr>
-          <w:rFonts w:asciiTheme="majorHAnsi" w:hAnsiTheme="majorHAnsi" w:cstheme="majorHAnsi"/>
-          <w:sz w:val="30"/>
-          <w:szCs w:val="30"/>
-        </w:rPr>
-        <w:t xml:space="preserve">is </w:t>
-      </w:r>
-      <w:r>
-        <w:rPr>
-          <w:rFonts w:asciiTheme="majorHAnsi" w:hAnsiTheme="majorHAnsi" w:cstheme="majorHAnsi"/>
-          <w:i/>
-          <w:iCs/>
-          <w:color w:val="00B050"/>
-          <w:sz w:val="30"/>
-          <w:szCs w:val="30"/>
-        </w:rPr>
-        <w:t>Stardust</w:t>
-      </w:r>
-      <w:r>
-        <w:rPr>
-          <w:rFonts w:asciiTheme="majorHAnsi" w:hAnsiTheme="majorHAnsi" w:cstheme="majorHAnsi"/>
-          <w:sz w:val="30"/>
-          <w:szCs w:val="30"/>
-        </w:rPr>
-        <w:t xml:space="preserve">’s biggest fan. As a child, she ran a </w:t>
-      </w:r>
-      <w:r>
-        <w:rPr>
-          <w:rFonts w:asciiTheme="majorHAnsi" w:hAnsiTheme="majorHAnsi" w:cstheme="majorHAnsi"/>
-          <w:sz w:val="30"/>
-          <w:szCs w:val="30"/>
-        </w:rPr>
-        <w:t xml:space="preserve">fan club </w:t>
-      </w:r>
-      <w:r>
-        <w:rPr>
-          <w:rFonts w:asciiTheme="majorHAnsi" w:hAnsiTheme="majorHAnsi" w:cstheme="majorHAnsi"/>
-          <w:sz w:val="30"/>
-          <w:szCs w:val="30"/>
-        </w:rPr>
-        <w:t xml:space="preserve">blog for the original show. Now as an adult, she </w:t>
-      </w:r>
-      <w:r>
-        <w:rPr>
-          <w:rFonts w:asciiTheme="majorHAnsi" w:hAnsiTheme="majorHAnsi" w:cstheme="majorHAnsi"/>
-          <w:sz w:val="30"/>
-          <w:szCs w:val="30"/>
-        </w:rPr>
-        <w:t>is now a science communicator who runs</w:t>
-      </w:r>
-      <w:r>
-        <w:rPr>
-          <w:rFonts w:asciiTheme="majorHAnsi" w:hAnsiTheme="majorHAnsi" w:cstheme="majorHAnsi"/>
-          <w:sz w:val="30"/>
-          <w:szCs w:val="30"/>
-        </w:rPr>
-        <w:t xml:space="preserve"> social media</w:t>
-      </w:r>
-      <w:r>
-        <w:rPr>
-          <w:rFonts w:asciiTheme="majorHAnsi" w:hAnsiTheme="majorHAnsi" w:cstheme="majorHAnsi"/>
-          <w:sz w:val="30"/>
-          <w:szCs w:val="30"/>
-        </w:rPr>
-        <w:t xml:space="preserve"> channels</w:t>
-      </w:r>
-      <w:r>
-        <w:rPr>
-          <w:rFonts w:asciiTheme="majorHAnsi" w:hAnsiTheme="majorHAnsi" w:cstheme="majorHAnsi"/>
-          <w:sz w:val="30"/>
-          <w:szCs w:val="30"/>
-        </w:rPr>
-        <w:t xml:space="preserve"> </w:t>
-      </w:r>
-      <w:r>
-        <w:rPr>
-          <w:rFonts w:asciiTheme="majorHAnsi" w:hAnsiTheme="majorHAnsi" w:cstheme="majorHAnsi"/>
-          <w:sz w:val="30"/>
-          <w:szCs w:val="30"/>
-        </w:rPr>
-        <w:t>dedicated to</w:t>
-      </w:r>
-      <w:r>
-        <w:rPr>
-          <w:rFonts w:asciiTheme="majorHAnsi" w:hAnsiTheme="majorHAnsi" w:cstheme="majorHAnsi"/>
-          <w:sz w:val="30"/>
-          <w:szCs w:val="30"/>
-        </w:rPr>
-        <w:t xml:space="preserve"> and </w:t>
-      </w:r>
-      <w:r>
-        <w:rPr>
-          <w:rFonts w:asciiTheme="majorHAnsi" w:hAnsiTheme="majorHAnsi" w:cstheme="majorHAnsi"/>
-          <w:sz w:val="30"/>
-          <w:szCs w:val="30"/>
-        </w:rPr>
-        <w:t>critiquing</w:t>
-      </w:r>
-      <w:r>
-        <w:rPr>
-          <w:rFonts w:asciiTheme="majorHAnsi" w:hAnsiTheme="majorHAnsi" w:cstheme="majorHAnsi"/>
-          <w:sz w:val="30"/>
-          <w:szCs w:val="30"/>
-        </w:rPr>
-        <w:t xml:space="preserve"> </w:t>
-      </w:r>
-      <w:proofErr w:type="spellStart"/>
       <w:r>
         <w:rPr>
           <w:rFonts w:asciiTheme="majorHAnsi" w:hAnsiTheme="majorHAnsi" w:cstheme="majorHAnsi"/>
@@ -4584,19 +4487,7 @@
           <w:sz w:val="30"/>
           <w:szCs w:val="30"/>
         </w:rPr>
-        <w:t>StarPower</w:t>
-      </w:r>
-      <w:proofErr w:type="spellEnd"/>
-      <w:r>
-        <w:rPr>
-          <w:rFonts w:asciiTheme="majorHAnsi" w:hAnsiTheme="majorHAnsi" w:cstheme="majorHAnsi"/>
-          <w:i/>
-          <w:iCs/>
-          <w:color w:val="FF0066"/>
-          <w:sz w:val="30"/>
-          <w:szCs w:val="30"/>
-        </w:rPr>
-        <w:t>!</w:t>
+        <w:t>StarPower!</w:t>
       </w:r>
     </w:p>
     <w:p>
@@ -5089,36 +4980,8 @@
           <w:sz w:val="28"/>
           <w:szCs w:val="28"/>
         </w:rPr>
-        <w:t xml:space="preserve">twinkle </w:t>
-      </w:r>
-      <w:proofErr w:type="spellStart"/>
-      <w:r>
-        <w:rPr>
-          <w:rFonts w:asciiTheme="majorHAnsi" w:hAnsiTheme="majorHAnsi" w:cstheme="majorHAnsi"/>
-          <w:sz w:val="28"/>
-          <w:szCs w:val="28"/>
-        </w:rPr>
-        <w:t>twinkle</w:t>
-      </w:r>
-      <w:proofErr w:type="spellEnd"/>
-      <w:r>
-        <w:rPr>
-          <w:rFonts w:asciiTheme="majorHAnsi" w:hAnsiTheme="majorHAnsi" w:cstheme="majorHAnsi"/>
-          <w:sz w:val="28"/>
-          <w:szCs w:val="28"/>
-        </w:rPr>
-        <w:t xml:space="preserve"> </w:t>
-      </w:r>
-      <w:proofErr w:type="spellStart"/>
-      <w:r>
-        <w:rPr>
-          <w:rFonts w:asciiTheme="majorHAnsi" w:hAnsiTheme="majorHAnsi" w:cstheme="majorHAnsi"/>
-          <w:sz w:val="28"/>
-          <w:szCs w:val="28"/>
-        </w:rPr>
-        <w:t>twinkle</w:t>
-      </w:r>
-      <w:proofErr w:type="spellEnd"/>
+        <w:t>twinkle twinkle twinkle</w:t>
+      </w:r>
       <w:r>
         <w:rPr>
           <w:rFonts w:asciiTheme="majorHAnsi" w:hAnsiTheme="majorHAnsi" w:cstheme="majorHAnsi"/>
@@ -5246,36 +5109,8 @@
           <w:sz w:val="28"/>
           <w:szCs w:val="28"/>
         </w:rPr>
-        <w:t xml:space="preserve">bubble </w:t>
-      </w:r>
-      <w:proofErr w:type="spellStart"/>
-      <w:r>
-        <w:rPr>
-          <w:rFonts w:asciiTheme="majorHAnsi" w:hAnsiTheme="majorHAnsi" w:cstheme="majorHAnsi"/>
-          <w:sz w:val="28"/>
-          <w:szCs w:val="28"/>
-        </w:rPr>
-        <w:t>bubble</w:t>
-      </w:r>
-      <w:proofErr w:type="spellEnd"/>
-      <w:r>
-        <w:rPr>
-          <w:rFonts w:asciiTheme="majorHAnsi" w:hAnsiTheme="majorHAnsi" w:cstheme="majorHAnsi"/>
-          <w:sz w:val="28"/>
-          <w:szCs w:val="28"/>
-        </w:rPr>
-        <w:t xml:space="preserve"> </w:t>
-      </w:r>
-      <w:proofErr w:type="spellStart"/>
-      <w:r>
-        <w:rPr>
-          <w:rFonts w:asciiTheme="majorHAnsi" w:hAnsiTheme="majorHAnsi" w:cstheme="majorHAnsi"/>
-          <w:sz w:val="28"/>
-          <w:szCs w:val="28"/>
-        </w:rPr>
-        <w:t>bubble</w:t>
-      </w:r>
-      <w:proofErr w:type="spellEnd"/>
+        <w:t>bubble bubble bubble</w:t>
+      </w:r>
       <w:r>
         <w:rPr>
           <w:rFonts w:asciiTheme="majorHAnsi" w:hAnsiTheme="majorHAnsi" w:cstheme="majorHAnsi"/>
@@ -5588,7 +5423,6 @@
         </w:rPr>
         <w:t xml:space="preserve">the host of the revival series </w:t>
       </w:r>
-      <w:proofErr w:type="spellStart"/>
       <w:r>
         <w:rPr>
           <w:rFonts w:asciiTheme="majorHAnsi" w:hAnsiTheme="majorHAnsi" w:cstheme="majorHAnsi"/>
@@ -5600,7 +5434,6 @@
         </w:rPr>
         <w:t>StarPower</w:t>
       </w:r>
-      <w:proofErr w:type="spellEnd"/>
       <w:r>
         <w:rPr>
           <w:rFonts w:asciiTheme="majorHAnsi" w:hAnsiTheme="majorHAnsi" w:cstheme="majorHAnsi"/>
@@ -6008,18 +5841,8 @@
           <w:sz w:val="28"/>
           <w:szCs w:val="28"/>
         </w:rPr>
-        <w:t xml:space="preserve">Rocket </w:t>
-      </w:r>
-      <w:proofErr w:type="spellStart"/>
-      <w:r>
-        <w:rPr>
-          <w:rFonts w:asciiTheme="majorHAnsi" w:hAnsiTheme="majorHAnsi" w:cstheme="majorHAnsi"/>
-          <w:sz w:val="28"/>
-          <w:szCs w:val="28"/>
-        </w:rPr>
-        <w:t>Zoop</w:t>
-      </w:r>
-      <w:proofErr w:type="spellEnd"/>
+        <w:t>Rocket Zoop</w:t>
+      </w:r>
       <w:r>
         <w:rPr>
           <w:rFonts w:asciiTheme="majorHAnsi" w:hAnsiTheme="majorHAnsi" w:cstheme="majorHAnsi"/>
@@ -6608,7 +6431,7 @@
                     </pic:cNvPicPr>
                   </pic:nvPicPr>
                   <pic:blipFill>
-                    <a:blip r:embed="rId20" cstate="print">
+                    <a:blip r:embed="rId21" cstate="print">
                       <a:extLst>
                         <a:ext uri="{28A0092B-C50C-407E-A947-70E740481C1C}">
                           <a14:useLocalDpi xmlns:a14="http://schemas.microsoft.com/office/drawing/2010/main" val="0"/>
@@ -6687,7 +6510,7 @@
                     </pic:cNvPicPr>
                   </pic:nvPicPr>
                   <pic:blipFill>
-                    <a:blip r:embed="rId21"/>
+                    <a:blip r:embed="rId22"/>
                     <a:stretch>
                       <a:fillRect/>
                     </a:stretch>
@@ -6849,7 +6672,7 @@
                     </pic:cNvPicPr>
                   </pic:nvPicPr>
                   <pic:blipFill rotWithShape="1">
-                    <a:blip r:embed="rId22" cstate="print">
+                    <a:blip r:embed="rId23" cstate="print">
                       <a:extLst>
                         <a:ext uri="{28A0092B-C50C-407E-A947-70E740481C1C}">
                           <a14:useLocalDpi xmlns:a14="http://schemas.microsoft.com/office/drawing/2010/main" val="0"/>
@@ -6936,7 +6759,7 @@
                     </pic:cNvPicPr>
                   </pic:nvPicPr>
                   <pic:blipFill rotWithShape="1">
-                    <a:blip r:embed="rId23" cstate="print">
+                    <a:blip r:embed="rId24" cstate="print">
                       <a:extLst>
                         <a:ext uri="{28A0092B-C50C-407E-A947-70E740481C1C}">
                           <a14:useLocalDpi xmlns:a14="http://schemas.microsoft.com/office/drawing/2010/main" val="0"/>
@@ -7126,7 +6949,6 @@
               </w:rPr>
               <w:t xml:space="preserve">+ </w:t>
             </w:r>
-            <w:proofErr w:type="spellStart"/>
             <w:r>
               <w:rPr>
                 <w:rFonts w:asciiTheme="majorHAnsi" w:hAnsiTheme="majorHAnsi" w:cstheme="majorHAnsi"/>
@@ -7139,22 +6961,7 @@
                 <w:szCs w:val="32"/>
                 <w:highlight w:val="yellow"/>
               </w:rPr>
-              <w:t>StarPower</w:t>
-            </w:r>
-            <w:proofErr w:type="spellEnd"/>
-            <w:r>
-              <w:rPr>
-                <w:rFonts w:asciiTheme="majorHAnsi" w:hAnsiTheme="majorHAnsi" w:cstheme="majorHAnsi"/>
-                <w:b/>
-                <w:bCs/>
-                <w:i/>
-                <w:iCs/>
-                <w:color w:val="FF0066"/>
-                <w:sz w:val="32"/>
-                <w:szCs w:val="32"/>
-                <w:highlight w:val="yellow"/>
-              </w:rPr>
-              <w:t>!</w:t>
+              <w:t>StarPower!</w:t>
             </w:r>
             <w:r>
               <w:rPr>
@@ -7234,7 +7041,7 @@
                           </pic:cNvPicPr>
                         </pic:nvPicPr>
                         <pic:blipFill>
-                          <a:blip r:embed="rId24" cstate="print">
+                          <a:blip r:embed="rId25" cstate="print">
                             <a:extLst>
                               <a:ext uri="{28A0092B-C50C-407E-A947-70E740481C1C}">
                                 <a14:useLocalDpi xmlns:a14="http://schemas.microsoft.com/office/drawing/2010/main" val="0"/>
@@ -7385,7 +7192,7 @@
                     </pic:cNvPicPr>
                   </pic:nvPicPr>
                   <pic:blipFill>
-                    <a:blip r:embed="rId25" cstate="print">
+                    <a:blip r:embed="rId26" cstate="print">
                       <a:extLst>
                         <a:ext uri="{28A0092B-C50C-407E-A947-70E740481C1C}">
                           <a14:useLocalDpi xmlns:a14="http://schemas.microsoft.com/office/drawing/2010/main" val="0"/>
@@ -7462,7 +7269,7 @@
                     </pic:cNvPicPr>
                   </pic:nvPicPr>
                   <pic:blipFill>
-                    <a:blip r:embed="rId26" cstate="print">
+                    <a:blip r:embed="rId27" cstate="print">
                       <a:extLst>
                         <a:ext uri="{28A0092B-C50C-407E-A947-70E740481C1C}">
                           <a14:useLocalDpi xmlns:a14="http://schemas.microsoft.com/office/drawing/2010/main" val="0"/>
@@ -8830,6 +8637,61 @@
               <w:t>Inner Child</w:t>
             </w:r>
           </w:p>
+          <w:p>
+            <w:pPr>
+              <w:tabs>
+                <w:tab w:val="left" w:pos="5013"/>
+              </w:tabs>
+              <w:spacing w:line="240" w:lineRule="auto"/>
+              <w:rPr>
+                <w:rFonts w:asciiTheme="majorHAnsi" w:hAnsiTheme="majorHAnsi" w:cstheme="majorHAnsi"/>
+                <w:sz w:val="28"/>
+                <w:szCs w:val="28"/>
+              </w:rPr>
+            </w:pPr>
+          </w:p>
+          <w:p>
+            <w:pPr>
+              <w:tabs>
+                <w:tab w:val="left" w:pos="5013"/>
+              </w:tabs>
+              <w:spacing w:line="240" w:lineRule="auto"/>
+              <w:rPr>
+                <w:rFonts w:asciiTheme="majorHAnsi" w:hAnsiTheme="majorHAnsi" w:cstheme="majorHAnsi"/>
+                <w:sz w:val="28"/>
+                <w:szCs w:val="28"/>
+              </w:rPr>
+            </w:pPr>
+            <w:r>
+              <w:rPr>
+                <w:rFonts w:asciiTheme="majorHAnsi" w:hAnsiTheme="majorHAnsi" w:cstheme="majorHAnsi"/>
+                <w:sz w:val="28"/>
+                <w:szCs w:val="28"/>
+              </w:rPr>
+              <w:t>Writer:</w:t>
+            </w:r>
+          </w:p>
+          <w:p>
+            <w:pPr>
+              <w:tabs>
+                <w:tab w:val="left" w:pos="5013"/>
+              </w:tabs>
+              <w:spacing w:line="240" w:lineRule="auto"/>
+              <w:rPr>
+                <w:rFonts w:asciiTheme="majorHAnsi" w:hAnsiTheme="majorHAnsi" w:cstheme="majorHAnsi"/>
+                <w:sz w:val="28"/>
+                <w:szCs w:val="28"/>
+              </w:rPr>
+            </w:pPr>
+            <w:r>
+              <w:rPr>
+                <w:rFonts w:asciiTheme="majorHAnsi" w:hAnsiTheme="majorHAnsi" w:cstheme="majorHAnsi"/>
+                <w:sz w:val="28"/>
+                <w:szCs w:val="28"/>
+              </w:rPr>
+              <w:t>David Quang Pham</w:t>
+            </w:r>
+          </w:p>
         </w:tc>
         <w:tc>
           <w:tcPr>
@@ -9065,6 +8927,61 @@
               <w:t xml:space="preserve"> Does Not Belong?</w:t>
             </w:r>
           </w:p>
+          <w:p>
+            <w:pPr>
+              <w:tabs>
+                <w:tab w:val="left" w:pos="5013"/>
+              </w:tabs>
+              <w:spacing w:line="240" w:lineRule="auto"/>
+              <w:rPr>
+                <w:rFonts w:asciiTheme="majorHAnsi" w:hAnsiTheme="majorHAnsi" w:cstheme="majorHAnsi"/>
+                <w:sz w:val="28"/>
+                <w:szCs w:val="28"/>
+              </w:rPr>
+            </w:pPr>
+          </w:p>
+          <w:p>
+            <w:pPr>
+              <w:tabs>
+                <w:tab w:val="left" w:pos="5013"/>
+              </w:tabs>
+              <w:spacing w:line="240" w:lineRule="auto"/>
+              <w:rPr>
+                <w:rFonts w:asciiTheme="majorHAnsi" w:hAnsiTheme="majorHAnsi" w:cstheme="majorHAnsi"/>
+                <w:sz w:val="28"/>
+                <w:szCs w:val="28"/>
+              </w:rPr>
+            </w:pPr>
+            <w:r>
+              <w:rPr>
+                <w:rFonts w:asciiTheme="majorHAnsi" w:hAnsiTheme="majorHAnsi" w:cstheme="majorHAnsi"/>
+                <w:sz w:val="28"/>
+                <w:szCs w:val="28"/>
+              </w:rPr>
+              <w:t>Writer:</w:t>
+            </w:r>
+          </w:p>
+          <w:p>
+            <w:pPr>
+              <w:tabs>
+                <w:tab w:val="left" w:pos="5013"/>
+              </w:tabs>
+              <w:spacing w:line="240" w:lineRule="auto"/>
+              <w:rPr>
+                <w:rFonts w:asciiTheme="majorHAnsi" w:hAnsiTheme="majorHAnsi" w:cstheme="majorHAnsi"/>
+                <w:sz w:val="28"/>
+                <w:szCs w:val="28"/>
+              </w:rPr>
+            </w:pPr>
+            <w:r>
+              <w:rPr>
+                <w:rFonts w:asciiTheme="majorHAnsi" w:hAnsiTheme="majorHAnsi" w:cstheme="majorHAnsi"/>
+                <w:sz w:val="28"/>
+                <w:szCs w:val="28"/>
+              </w:rPr>
+              <w:t>David Quang Pham</w:t>
+            </w:r>
+          </w:p>
         </w:tc>
         <w:tc>
           <w:tcPr>
@@ -9401,25 +9318,7 @@
                 <w:sz w:val="26"/>
                 <w:szCs w:val="26"/>
               </w:rPr>
-              <w:t xml:space="preserve"> script for Aurora and </w:t>
-            </w:r>
-            <w:proofErr w:type="spellStart"/>
-            <w:r>
-              <w:rPr>
-                <w:rFonts w:asciiTheme="majorHAnsi" w:hAnsiTheme="majorHAnsi" w:cstheme="majorHAnsi"/>
-                <w:sz w:val="26"/>
-                <w:szCs w:val="26"/>
-              </w:rPr>
-              <w:t>StarPower</w:t>
-            </w:r>
-            <w:proofErr w:type="spellEnd"/>
-            <w:r>
-              <w:rPr>
-                <w:rFonts w:asciiTheme="majorHAnsi" w:hAnsiTheme="majorHAnsi" w:cstheme="majorHAnsi"/>
-                <w:sz w:val="26"/>
-                <w:szCs w:val="26"/>
-              </w:rPr>
-              <w:t>, trying to prove she can be a team player.</w:t>
+              <w:t xml:space="preserve"> script for Aurora and StarPower, trying to prove she can be a team player.</w:t>
             </w:r>
             <w:r>
               <w:rPr>
@@ -9564,7 +9463,6 @@
               </w:rPr>
               <w:t xml:space="preserve">The pilot for </w:t>
             </w:r>
-            <w:proofErr w:type="spellStart"/>
             <w:r>
               <w:rPr>
                 <w:rFonts w:asciiTheme="majorHAnsi" w:hAnsiTheme="majorHAnsi" w:cstheme="majorHAnsi"/>
@@ -9573,18 +9471,7 @@
                 <w:sz w:val="26"/>
                 <w:szCs w:val="26"/>
               </w:rPr>
-              <w:t>StarPower</w:t>
-            </w:r>
-            <w:proofErr w:type="spellEnd"/>
-            <w:r>
-              <w:rPr>
-                <w:rFonts w:asciiTheme="majorHAnsi" w:hAnsiTheme="majorHAnsi" w:cstheme="majorHAnsi"/>
-                <w:i/>
-                <w:iCs/>
-                <w:sz w:val="26"/>
-                <w:szCs w:val="26"/>
-              </w:rPr>
-              <w:t>!</w:t>
+              <w:t>StarPower!</w:t>
             </w:r>
             <w:r>
               <w:rPr>
@@ -9810,7 +9697,7 @@
                 <w:sz w:val="28"/>
                 <w:szCs w:val="28"/>
               </w:rPr>
-              <w:t>The Sidekick</w:t>
+              <w:t>Sidekick</w:t>
             </w:r>
           </w:p>
         </w:tc>
@@ -9992,7 +9879,7 @@
               </w:rPr>
               <w:t xml:space="preserve">pilot episode, </w:t>
             </w:r>
-            <w:hyperlink r:id="rId27" w:history="1">
+            <w:hyperlink r:id="rId28" w:history="1">
               <w:r>
                 <w:rPr>
                   <w:rStyle w:val="Hyperlink"/>
@@ -10151,25 +10038,7 @@
                 <w:sz w:val="26"/>
                 <w:szCs w:val="26"/>
               </w:rPr>
-              <w:t xml:space="preserve">Stardust, </w:t>
-            </w:r>
-            <w:proofErr w:type="spellStart"/>
-            <w:r>
-              <w:rPr>
-                <w:rFonts w:asciiTheme="majorHAnsi" w:hAnsiTheme="majorHAnsi" w:cstheme="majorHAnsi"/>
-                <w:sz w:val="26"/>
-                <w:szCs w:val="26"/>
-              </w:rPr>
-              <w:t>StarPower</w:t>
-            </w:r>
-            <w:proofErr w:type="spellEnd"/>
-            <w:r>
-              <w:rPr>
-                <w:rFonts w:asciiTheme="majorHAnsi" w:hAnsiTheme="majorHAnsi" w:cstheme="majorHAnsi"/>
-                <w:sz w:val="26"/>
-                <w:szCs w:val="26"/>
-              </w:rPr>
-              <w:t>, Aurora, and Ray</w:t>
+              <w:t>Stardust, StarPower, Aurora, and Ray</w:t>
             </w:r>
             <w:r>
               <w:rPr>
@@ -10285,7 +10154,7 @@
                 <w:sz w:val="28"/>
                 <w:szCs w:val="28"/>
               </w:rPr>
-              <w:t>A Safe World</w:t>
+              <w:t>Won’t You Be My Enemy?</w:t>
             </w:r>
           </w:p>
         </w:tc>
@@ -10396,7 +10265,7 @@
                 <w:sz w:val="28"/>
                 <w:szCs w:val="28"/>
               </w:rPr>
-              <w:t>Bad Words</w:t>
+              <w:t>Potty Mouth</w:t>
             </w:r>
           </w:p>
         </w:tc>
@@ -10434,7 +10303,6 @@
               </w:rPr>
               <w:t xml:space="preserve">While promoting </w:t>
             </w:r>
-            <w:proofErr w:type="spellStart"/>
             <w:r>
               <w:rPr>
                 <w:rFonts w:asciiTheme="majorHAnsi" w:hAnsiTheme="majorHAnsi" w:cstheme="majorHAnsi"/>
@@ -10443,18 +10311,7 @@
                 <w:sz w:val="26"/>
                 <w:szCs w:val="26"/>
               </w:rPr>
-              <w:t>StarPower</w:t>
-            </w:r>
-            <w:proofErr w:type="spellEnd"/>
-            <w:r>
-              <w:rPr>
-                <w:rFonts w:asciiTheme="majorHAnsi" w:hAnsiTheme="majorHAnsi" w:cstheme="majorHAnsi"/>
-                <w:i/>
-                <w:iCs/>
-                <w:sz w:val="26"/>
-                <w:szCs w:val="26"/>
-              </w:rPr>
-              <w:t>!</w:t>
+              <w:t>StarPower!</w:t>
             </w:r>
             <w:r>
               <w:rPr>
@@ -10666,7 +10523,7 @@
                 <w:sz w:val="28"/>
                 <w:szCs w:val="28"/>
               </w:rPr>
-              <w:t>Won’t You Be My Enemy?</w:t>
+              <w:t>Time Out</w:t>
             </w:r>
           </w:p>
         </w:tc>
@@ -10703,6 +10560,40 @@
                 <w:szCs w:val="26"/>
               </w:rPr>
               <w:t>Feeling marginalized by Aurora's dominance, Ray initially counter-protests anti-science events. She then accepts an invitation to a conservative streaming platform, choosing to bring her science ideals to a challenging audience as a challenge to Aurora's principles and the network's favoritism.</w:t>
+            </w:r>
+            <w:r>
+              <w:rPr>
+                <w:rFonts w:asciiTheme="majorHAnsi" w:hAnsiTheme="majorHAnsi" w:cstheme="majorHAnsi"/>
+                <w:sz w:val="26"/>
+                <w:szCs w:val="26"/>
+              </w:rPr>
+              <w:t xml:space="preserve"> </w:t>
+            </w:r>
+            <w:r>
+              <w:rPr>
+                <w:rFonts w:asciiTheme="majorHAnsi" w:hAnsiTheme="majorHAnsi" w:cstheme="majorHAnsi"/>
+                <w:sz w:val="26"/>
+                <w:szCs w:val="26"/>
+              </w:rPr>
+              <w:t xml:space="preserve">Ray guest stars on a conservative streaming platform, attempting to prove she is brave enough to spread education to hostile audiences. The move backfires spectacularly; the public views her appearance as a betrayal of the show's inclusive values. During the next </w:t>
+            </w:r>
+            <w:r>
+              <w:rPr>
+                <w:rFonts w:asciiTheme="majorHAnsi" w:hAnsiTheme="majorHAnsi" w:cstheme="majorHAnsi"/>
+                <w:i/>
+                <w:iCs/>
+                <w:sz w:val="26"/>
+                <w:szCs w:val="26"/>
+              </w:rPr>
+              <w:t>Stardust</w:t>
+            </w:r>
+            <w:r>
+              <w:rPr>
+                <w:rFonts w:asciiTheme="majorHAnsi" w:hAnsiTheme="majorHAnsi" w:cstheme="majorHAnsi"/>
+                <w:sz w:val="26"/>
+                <w:szCs w:val="26"/>
+              </w:rPr>
+              <w:t xml:space="preserve"> taping involving dry ice that explosively goes wrong, Aurora snaps, revealing the pressure she feels as a mixed-race woman who must be perfect, calling Ray a liability who burns bridges. The network fires Ray.</w:t>
             </w:r>
           </w:p>
         </w:tc>
@@ -10786,7 +10677,7 @@
                 <w:sz w:val="28"/>
                 <w:szCs w:val="28"/>
               </w:rPr>
-              <w:t>Time Out</w:t>
+              <w:t>A Chain Reaction</w:t>
             </w:r>
           </w:p>
         </w:tc>
@@ -10823,25 +10714,7 @@
                 <w:sz w:val="26"/>
                 <w:szCs w:val="26"/>
               </w:rPr>
-              <w:t xml:space="preserve">Ray guest stars on a conservative streaming platform, attempting to prove she is brave enough to spread education to hostile audiences. The move backfires spectacularly; the public views her appearance as a betrayal of the show's inclusive values. During the next </w:t>
-            </w:r>
-            <w:r>
-              <w:rPr>
-                <w:rFonts w:asciiTheme="majorHAnsi" w:hAnsiTheme="majorHAnsi" w:cstheme="majorHAnsi"/>
-                <w:i/>
-                <w:iCs/>
-                <w:sz w:val="26"/>
-                <w:szCs w:val="26"/>
-              </w:rPr>
-              <w:t>Stardust</w:t>
-            </w:r>
-            <w:r>
-              <w:rPr>
-                <w:rFonts w:asciiTheme="majorHAnsi" w:hAnsiTheme="majorHAnsi" w:cstheme="majorHAnsi"/>
-                <w:sz w:val="26"/>
-                <w:szCs w:val="26"/>
-              </w:rPr>
-              <w:t xml:space="preserve"> taping involving dry ice that explosively goes wrong, Aurora snaps, revealing the pressure she feels as a mixed-race woman who must be perfect, calling Ray a liability who burns bridges. The network fires Ray.</w:t>
+              <w:t>In the wake of Ray’s firing, the network brings back the original host, Clay, as a recurring character. Clay tells the audience Ray simply went off to college. Ms. Aurora begins to suspect that Clay’s return is not just a favor to the network. She realizes he is planning to undermine her and use his influence. Meanwhile, Ray is picking up voice acting gigs to survive. She soon decides to volunteer at Kwan’s neurodivergent theatre.</w:t>
             </w:r>
           </w:p>
         </w:tc>
@@ -10925,7 +10798,7 @@
                 <w:sz w:val="28"/>
                 <w:szCs w:val="28"/>
               </w:rPr>
-              <w:t>A Chain Reaction</w:t>
+              <w:t>Save the Children</w:t>
             </w:r>
           </w:p>
         </w:tc>
@@ -10962,7 +10835,34 @@
                 <w:sz w:val="26"/>
                 <w:szCs w:val="26"/>
               </w:rPr>
-              <w:t>In the wake of Ray’s firing, the network brings back the original host, Clay, as a recurring character. Clay tells the audience Ray simply went off to college. Ms. Aurora begins to suspect that Clay’s return is not just a favor to the network. She realizes he is planning to undermine her and use his influence. Meanwhile, Ray is picking up voice acting gigs to survive. She soon decides to volunteer at Kwan’s neurodivergent theatre.</w:t>
+              <w:t xml:space="preserve">At the theatre, Ray initially tries to direct the neurodivergent actors with her overbearing energy on </w:t>
+            </w:r>
+            <w:r>
+              <w:rPr>
+                <w:rFonts w:asciiTheme="majorHAnsi" w:hAnsiTheme="majorHAnsi" w:cstheme="majorHAnsi"/>
+                <w:i/>
+                <w:iCs/>
+                <w:sz w:val="26"/>
+                <w:szCs w:val="26"/>
+              </w:rPr>
+              <w:t>Stardust</w:t>
+            </w:r>
+            <w:r>
+              <w:rPr>
+                <w:rFonts w:asciiTheme="majorHAnsi" w:hAnsiTheme="majorHAnsi" w:cstheme="majorHAnsi"/>
+                <w:sz w:val="26"/>
+                <w:szCs w:val="26"/>
+              </w:rPr>
+              <w:t xml:space="preserve">. However, she is humbled by them. They don't care about her fame. She’s forced to stop talking and actually listen, learning that her role isn't to be the star but to provide support that allows others to shine. Meanwhile, Aurora escalates her advocacy by speaking out against a genocide in another country, despite the oppressor being a major backer of the network. She then goes on strike and leverages her following to demand Ray’s </w:t>
+            </w:r>
+            <w:r>
+              <w:rPr>
+                <w:rFonts w:asciiTheme="majorHAnsi" w:hAnsiTheme="majorHAnsi" w:cstheme="majorHAnsi"/>
+                <w:sz w:val="26"/>
+                <w:szCs w:val="26"/>
+              </w:rPr>
+              <w:lastRenderedPageBreak/>
+              <w:t>return. She delivers an ultimatum to the network, stating that while she provides the mind of the show, Ray provides the heart, and the program cannot function without both. The network bows to the pressure and rehires Ray. However, Ray decides only to return as a writer.</w:t>
             </w:r>
           </w:p>
         </w:tc>
@@ -11001,6 +10901,7 @@
                 <w:sz w:val="28"/>
                 <w:szCs w:val="28"/>
               </w:rPr>
+              <w:lastRenderedPageBreak/>
               <w:t>1</w:t>
             </w:r>
             <w:r>
@@ -11010,155 +10911,6 @@
                 <w:szCs w:val="28"/>
               </w:rPr>
               <w:t>2</w:t>
-            </w:r>
-          </w:p>
-        </w:tc>
-        <w:tc>
-          <w:tcPr>
-            <w:tcW w:w="0" w:type="auto"/>
-            <w:tcBorders>
-              <w:bottom w:val="single" w:sz="6" w:space="0" w:color="DCDFE5"/>
-            </w:tcBorders>
-            <w:shd w:val="clear" w:color="auto" w:fill="FFFFFF"/>
-            <w:tcMar>
-              <w:top w:w="180" w:type="dxa"/>
-              <w:left w:w="0" w:type="dxa"/>
-              <w:bottom w:w="180" w:type="dxa"/>
-              <w:right w:w="240" w:type="dxa"/>
-            </w:tcMar>
-            <w:hideMark/>
-          </w:tcPr>
-          <w:p>
-            <w:pPr>
-              <w:tabs>
-                <w:tab w:val="left" w:pos="5013"/>
-              </w:tabs>
-              <w:spacing w:line="240" w:lineRule="auto"/>
-              <w:rPr>
-                <w:rFonts w:asciiTheme="majorHAnsi" w:hAnsiTheme="majorHAnsi" w:cstheme="majorHAnsi"/>
-                <w:sz w:val="28"/>
-                <w:szCs w:val="28"/>
-              </w:rPr>
-            </w:pPr>
-            <w:r>
-              <w:rPr>
-                <w:rFonts w:asciiTheme="majorHAnsi" w:hAnsiTheme="majorHAnsi" w:cstheme="majorHAnsi"/>
-                <w:sz w:val="28"/>
-                <w:szCs w:val="28"/>
-              </w:rPr>
-              <w:t>Save the Children</w:t>
-            </w:r>
-          </w:p>
-        </w:tc>
-        <w:tc>
-          <w:tcPr>
-            <w:tcW w:w="0" w:type="auto"/>
-            <w:tcBorders>
-              <w:bottom w:val="single" w:sz="6" w:space="0" w:color="DCDFE5"/>
-            </w:tcBorders>
-            <w:shd w:val="clear" w:color="auto" w:fill="FFFFFF"/>
-            <w:tcMar>
-              <w:top w:w="180" w:type="dxa"/>
-              <w:left w:w="0" w:type="dxa"/>
-              <w:bottom w:w="180" w:type="dxa"/>
-              <w:right w:w="0" w:type="dxa"/>
-            </w:tcMar>
-            <w:hideMark/>
-          </w:tcPr>
-          <w:p>
-            <w:pPr>
-              <w:tabs>
-                <w:tab w:val="left" w:pos="5013"/>
-              </w:tabs>
-              <w:spacing w:line="240" w:lineRule="auto"/>
-              <w:rPr>
-                <w:rFonts w:asciiTheme="majorHAnsi" w:hAnsiTheme="majorHAnsi" w:cstheme="majorHAnsi"/>
-                <w:sz w:val="26"/>
-                <w:szCs w:val="26"/>
-              </w:rPr>
-            </w:pPr>
-            <w:r>
-              <w:rPr>
-                <w:rFonts w:asciiTheme="majorHAnsi" w:hAnsiTheme="majorHAnsi" w:cstheme="majorHAnsi"/>
-                <w:sz w:val="26"/>
-                <w:szCs w:val="26"/>
-              </w:rPr>
-              <w:t xml:space="preserve">At the theatre, Ray initially tries to direct the neurodivergent actors with her overbearing energy on </w:t>
-            </w:r>
-            <w:r>
-              <w:rPr>
-                <w:rFonts w:asciiTheme="majorHAnsi" w:hAnsiTheme="majorHAnsi" w:cstheme="majorHAnsi"/>
-                <w:i/>
-                <w:iCs/>
-                <w:sz w:val="26"/>
-                <w:szCs w:val="26"/>
-              </w:rPr>
-              <w:t>Stardust</w:t>
-            </w:r>
-            <w:r>
-              <w:rPr>
-                <w:rFonts w:asciiTheme="majorHAnsi" w:hAnsiTheme="majorHAnsi" w:cstheme="majorHAnsi"/>
-                <w:sz w:val="26"/>
-                <w:szCs w:val="26"/>
-              </w:rPr>
-              <w:t xml:space="preserve">. However, she is humbled by them. They don't care about her fame. She’s forced to stop talking and actually listen, learning that her role isn't to be the star but to provide support that allows others to shine. Meanwhile, Aurora escalates her advocacy by speaking out against a genocide in another </w:t>
-            </w:r>
-            <w:r>
-              <w:rPr>
-                <w:rFonts w:asciiTheme="majorHAnsi" w:hAnsiTheme="majorHAnsi" w:cstheme="majorHAnsi"/>
-                <w:sz w:val="26"/>
-                <w:szCs w:val="26"/>
-              </w:rPr>
-              <w:lastRenderedPageBreak/>
-              <w:t>country, despite the oppressor being a major backer of the network. She then goes on strike and leverages her following to demand Ray’s return. She delivers an ultimatum to the network, stating that while she provides the mind of the show, Ray provides the heart, and the program cannot function without both. The network bows to the pressure and rehires Ray. However, Ray decides only to return as a writer.</w:t>
-            </w:r>
-          </w:p>
-        </w:tc>
-      </w:tr>
-      <w:tr>
-        <w:tc>
-          <w:tcPr>
-            <w:tcW w:w="0" w:type="auto"/>
-            <w:tcBorders>
-              <w:bottom w:val="single" w:sz="6" w:space="0" w:color="DCDFE5"/>
-            </w:tcBorders>
-            <w:shd w:val="clear" w:color="auto" w:fill="FFFFFF"/>
-            <w:tcMar>
-              <w:top w:w="180" w:type="dxa"/>
-              <w:left w:w="0" w:type="dxa"/>
-              <w:bottom w:w="180" w:type="dxa"/>
-              <w:right w:w="240" w:type="dxa"/>
-            </w:tcMar>
-            <w:hideMark/>
-          </w:tcPr>
-          <w:p>
-            <w:pPr>
-              <w:tabs>
-                <w:tab w:val="left" w:pos="5013"/>
-              </w:tabs>
-              <w:spacing w:line="240" w:lineRule="auto"/>
-              <w:rPr>
-                <w:rFonts w:asciiTheme="majorHAnsi" w:hAnsiTheme="majorHAnsi" w:cstheme="majorHAnsi"/>
-                <w:sz w:val="28"/>
-                <w:szCs w:val="28"/>
-              </w:rPr>
-            </w:pPr>
-            <w:r>
-              <w:rPr>
-                <w:rFonts w:asciiTheme="majorHAnsi" w:hAnsiTheme="majorHAnsi" w:cstheme="majorHAnsi"/>
-                <w:sz w:val="28"/>
-                <w:szCs w:val="28"/>
-              </w:rPr>
-              <w:lastRenderedPageBreak/>
-              <w:t>1</w:t>
-            </w:r>
-            <w:r>
-              <w:rPr>
-                <w:rFonts w:asciiTheme="majorHAnsi" w:hAnsiTheme="majorHAnsi" w:cstheme="majorHAnsi"/>
-                <w:sz w:val="28"/>
-                <w:szCs w:val="28"/>
-              </w:rPr>
-              <w:t>3</w:t>
             </w:r>
           </w:p>
         </w:tc>
@@ -11297,7 +11049,7 @@
                 <w:sz w:val="28"/>
                 <w:szCs w:val="28"/>
               </w:rPr>
-              <w:t>4</w:t>
+              <w:t>3</w:t>
             </w:r>
           </w:p>
         </w:tc>
@@ -11693,7 +11445,6 @@
               </w:rPr>
               <w:t xml:space="preserve">Ray officially debuts as the lead host of </w:t>
             </w:r>
-            <w:proofErr w:type="spellStart"/>
             <w:r>
               <w:rPr>
                 <w:rFonts w:asciiTheme="majorHAnsi" w:hAnsiTheme="majorHAnsi" w:cstheme="majorHAnsi"/>
@@ -11704,7 +11455,6 @@
               </w:rPr>
               <w:t>StarPower</w:t>
             </w:r>
-            <w:proofErr w:type="spellEnd"/>
             <w:r>
               <w:rPr>
                 <w:rFonts w:asciiTheme="majorHAnsi" w:hAnsiTheme="majorHAnsi" w:cstheme="majorHAnsi"/>
@@ -14546,12 +14296,12 @@
       </w:pPr>
     </w:p>
     <w:sectPr>
-      <w:headerReference w:type="even" r:id="rId28"/>
-      <w:headerReference w:type="default" r:id="rId29"/>
-      <w:footerReference w:type="even" r:id="rId30"/>
-      <w:footerReference w:type="default" r:id="rId31"/>
-      <w:headerReference w:type="first" r:id="rId32"/>
-      <w:footerReference w:type="first" r:id="rId33"/>
+      <w:headerReference w:type="even" r:id="rId29"/>
+      <w:headerReference w:type="default" r:id="rId30"/>
+      <w:footerReference w:type="even" r:id="rId31"/>
+      <w:footerReference w:type="default" r:id="rId32"/>
+      <w:headerReference w:type="first" r:id="rId33"/>
+      <w:footerReference w:type="first" r:id="rId34"/>
       <w:pgSz w:w="12240" w:h="15840"/>
       <w:pgMar w:top="1440" w:right="1440" w:bottom="1440" w:left="1440" w:header="720" w:footer="720" w:gutter="0"/>
       <w:pgNumType w:fmt="lowerRoman"/>
@@ -16030,7 +15780,6 @@
   <w:style w:type="character" w:default="1" w:styleId="DefaultParagraphFont">
     <w:name w:val="Default Paragraph Font"/>
     <w:uiPriority w:val="1"/>
-    <w:semiHidden/>
     <w:unhideWhenUsed/>
   </w:style>
   <w:style w:type="table" w:default="1" w:styleId="TableNormal">

--- a/about/solid-liquid-and-gas-bible.docx
+++ b/about/solid-liquid-and-gas-bible.docx
@@ -308,6 +308,7 @@
         </w:rPr>
         <w:t xml:space="preserve">In a last-ditch effort to reinvent herself, a struggling educator must win the host role in the beloved children’s tv series </w:t>
       </w:r>
+      <w:proofErr w:type="gramStart"/>
       <w:r>
         <w:rPr>
           <w:rFonts w:asciiTheme="majorHAnsi" w:hAnsiTheme="majorHAnsi" w:cstheme="majorHAnsi"/>
@@ -325,7 +326,34 @@
           <w:sz w:val="32"/>
           <w:szCs w:val="32"/>
         </w:rPr>
-        <w:t>, only to face the original host’s legacy and a public resistant to inclusivity.</w:t>
+        <w:t>,</w:t>
+      </w:r>
+      <w:proofErr w:type="gramEnd"/>
+      <w:r>
+        <w:rPr>
+          <w:rFonts w:asciiTheme="majorHAnsi" w:hAnsiTheme="majorHAnsi" w:cstheme="majorHAnsi"/>
+          <w:sz w:val="32"/>
+          <w:szCs w:val="32"/>
+        </w:rPr>
+        <w:t xml:space="preserve"> only to face the original host’s legacy and a public </w:t>
+      </w:r>
+      <w:proofErr w:type="gramStart"/>
+      <w:r>
+        <w:rPr>
+          <w:rFonts w:asciiTheme="majorHAnsi" w:hAnsiTheme="majorHAnsi" w:cstheme="majorHAnsi"/>
+          <w:sz w:val="32"/>
+          <w:szCs w:val="32"/>
+        </w:rPr>
+        <w:t>resistant</w:t>
+      </w:r>
+      <w:proofErr w:type="gramEnd"/>
+      <w:r>
+        <w:rPr>
+          <w:rFonts w:asciiTheme="majorHAnsi" w:hAnsiTheme="majorHAnsi" w:cstheme="majorHAnsi"/>
+          <w:sz w:val="32"/>
+          <w:szCs w:val="32"/>
+        </w:rPr>
+        <w:t xml:space="preserve"> to inclusivity.</w:t>
       </w:r>
     </w:p>
     <w:p>
@@ -965,6 +993,7 @@
         </w:rPr>
         <w:t xml:space="preserve">+ </w:t>
       </w:r>
+      <w:proofErr w:type="spellStart"/>
       <w:r>
         <w:rPr>
           <w:rFonts w:asciiTheme="majorHAnsi" w:hAnsiTheme="majorHAnsi" w:cstheme="majorHAnsi"/>
@@ -975,7 +1004,20 @@
           <w:szCs w:val="60"/>
           <w:u w:val="single"/>
         </w:rPr>
-        <w:t>StarPower!</w:t>
+        <w:t>StarPower</w:t>
+      </w:r>
+      <w:proofErr w:type="spellEnd"/>
+      <w:r>
+        <w:rPr>
+          <w:rFonts w:asciiTheme="majorHAnsi" w:hAnsiTheme="majorHAnsi" w:cstheme="majorHAnsi"/>
+          <w:b/>
+          <w:bCs/>
+          <w:color w:val="FF3399"/>
+          <w:sz w:val="60"/>
+          <w:szCs w:val="60"/>
+          <w:u w:val="single"/>
+        </w:rPr>
+        <w:t>!</w:t>
       </w:r>
     </w:p>
     <w:p>
@@ -1663,6 +1705,7 @@
           </wp:anchor>
         </w:drawing>
       </w:r>
+      <w:proofErr w:type="spellStart"/>
       <w:r>
         <w:rPr>
           <w:rFonts w:cstheme="minorHAnsi"/>
@@ -1685,7 +1728,20 @@
           <w:szCs w:val="32"/>
           <w:u w:val="single"/>
         </w:rPr>
-        <w:t>tarPower!</w:t>
+        <w:t>tarPower</w:t>
+      </w:r>
+      <w:proofErr w:type="spellEnd"/>
+      <w:r>
+        <w:rPr>
+          <w:rFonts w:cstheme="minorHAnsi"/>
+          <w:b/>
+          <w:bCs/>
+          <w:color w:val="FF3399"/>
+          <w:sz w:val="32"/>
+          <w:szCs w:val="32"/>
+          <w:u w:val="single"/>
+        </w:rPr>
+        <w:t>!</w:t>
       </w:r>
       <w:r>
         <w:rPr>
@@ -1765,6 +1821,7 @@
         </w:rPr>
         <w:t xml:space="preserve">Stardust and her </w:t>
       </w:r>
+      <w:proofErr w:type="gramStart"/>
       <w:r>
         <w:rPr>
           <w:rFonts w:cstheme="minorHAnsi"/>
@@ -1789,6 +1846,7 @@
         </w:rPr>
         <w:t>r</w:t>
       </w:r>
+      <w:proofErr w:type="gramEnd"/>
       <w:r>
         <w:rPr>
           <w:rFonts w:cstheme="minorHAnsi"/>
@@ -1811,8 +1869,18 @@
           <w:sz w:val="32"/>
           <w:szCs w:val="32"/>
         </w:rPr>
-        <w:t xml:space="preserve"> StarPower</w:t>
-      </w:r>
+        <w:t xml:space="preserve"> </w:t>
+      </w:r>
+      <w:proofErr w:type="spellStart"/>
+      <w:r>
+        <w:rPr>
+          <w:rFonts w:cstheme="minorHAnsi"/>
+          <w:sz w:val="32"/>
+          <w:szCs w:val="32"/>
+        </w:rPr>
+        <w:t>StarPower</w:t>
+      </w:r>
+      <w:proofErr w:type="spellEnd"/>
       <w:r>
         <w:rPr>
           <w:rFonts w:cstheme="minorHAnsi"/>
@@ -2858,6 +2926,7 @@
         </w:rPr>
         <w:t xml:space="preserve">educator with a huge following and the frontrunner to be the host of </w:t>
       </w:r>
+      <w:proofErr w:type="spellStart"/>
       <w:r>
         <w:rPr>
           <w:rFonts w:asciiTheme="majorHAnsi" w:hAnsiTheme="majorHAnsi" w:cstheme="majorHAnsi"/>
@@ -2867,7 +2936,19 @@
           <w:sz w:val="28"/>
           <w:szCs w:val="28"/>
         </w:rPr>
-        <w:t>StarPower!</w:t>
+        <w:t>StarPower</w:t>
+      </w:r>
+      <w:proofErr w:type="spellEnd"/>
+      <w:r>
+        <w:rPr>
+          <w:rFonts w:asciiTheme="majorHAnsi" w:hAnsiTheme="majorHAnsi" w:cstheme="majorHAnsi"/>
+          <w:i/>
+          <w:iCs/>
+          <w:color w:val="FF3399"/>
+          <w:sz w:val="28"/>
+          <w:szCs w:val="28"/>
+        </w:rPr>
+        <w:t>!</w:t>
       </w:r>
       <w:r>
         <w:rPr>
@@ -3373,6 +3454,7 @@
         </w:rPr>
         <w:t xml:space="preserve">and its revival </w:t>
       </w:r>
+      <w:proofErr w:type="spellStart"/>
       <w:r>
         <w:rPr>
           <w:rFonts w:asciiTheme="majorHAnsi" w:hAnsiTheme="majorHAnsi" w:cstheme="majorHAnsi"/>
@@ -3384,6 +3466,7 @@
         </w:rPr>
         <w:t>StarPower</w:t>
       </w:r>
+      <w:proofErr w:type="spellEnd"/>
       <w:r>
         <w:rPr>
           <w:rFonts w:asciiTheme="majorHAnsi" w:hAnsiTheme="majorHAnsi" w:cstheme="majorHAnsi"/>
@@ -3451,6 +3534,7 @@
         </w:rPr>
         <w:t xml:space="preserve">takes every chance she can to rid </w:t>
       </w:r>
+      <w:proofErr w:type="spellStart"/>
       <w:r>
         <w:rPr>
           <w:rFonts w:asciiTheme="majorHAnsi" w:hAnsiTheme="majorHAnsi" w:cstheme="majorHAnsi"/>
@@ -3459,7 +3543,18 @@
           <w:sz w:val="28"/>
           <w:szCs w:val="28"/>
         </w:rPr>
-        <w:t>StarPower!</w:t>
+        <w:t>StarPower</w:t>
+      </w:r>
+      <w:proofErr w:type="spellEnd"/>
+      <w:r>
+        <w:rPr>
+          <w:rFonts w:asciiTheme="majorHAnsi" w:hAnsiTheme="majorHAnsi" w:cstheme="majorHAnsi"/>
+          <w:i/>
+          <w:iCs/>
+          <w:sz w:val="28"/>
+          <w:szCs w:val="28"/>
+        </w:rPr>
+        <w:t>!</w:t>
       </w:r>
       <w:r>
         <w:rPr>
@@ -3784,7 +3879,25 @@
           <w:sz w:val="28"/>
           <w:szCs w:val="28"/>
         </w:rPr>
-        <w:t xml:space="preserve"> (E-lehm)</w:t>
+        <w:t xml:space="preserve"> (E-</w:t>
+      </w:r>
+      <w:proofErr w:type="spellStart"/>
+      <w:r>
+        <w:rPr>
+          <w:rFonts w:asciiTheme="majorHAnsi" w:hAnsiTheme="majorHAnsi" w:cstheme="majorHAnsi"/>
+          <w:sz w:val="28"/>
+          <w:szCs w:val="28"/>
+        </w:rPr>
+        <w:t>lehm</w:t>
+      </w:r>
+      <w:proofErr w:type="spellEnd"/>
+      <w:r>
+        <w:rPr>
+          <w:rFonts w:asciiTheme="majorHAnsi" w:hAnsiTheme="majorHAnsi" w:cstheme="majorHAnsi"/>
+          <w:sz w:val="28"/>
+          <w:szCs w:val="28"/>
+        </w:rPr>
+        <w:t>)</w:t>
       </w:r>
       <w:r>
         <w:rPr>
@@ -3974,6 +4087,7 @@
         </w:rPr>
         <w:t xml:space="preserve">, known for the children’s tv series, </w:t>
       </w:r>
+      <w:proofErr w:type="spellStart"/>
       <w:r>
         <w:rPr>
           <w:rFonts w:asciiTheme="majorHAnsi" w:hAnsiTheme="majorHAnsi" w:cstheme="majorHAnsi"/>
@@ -3984,6 +4098,7 @@
         </w:rPr>
         <w:t>Cinnamonville</w:t>
       </w:r>
+      <w:proofErr w:type="spellEnd"/>
       <w:r>
         <w:rPr>
           <w:rFonts w:asciiTheme="majorHAnsi" w:hAnsiTheme="majorHAnsi" w:cstheme="majorHAnsi"/>
@@ -4008,6 +4123,7 @@
         </w:rPr>
         <w:t xml:space="preserve">the primary series director for </w:t>
       </w:r>
+      <w:proofErr w:type="spellStart"/>
       <w:r>
         <w:rPr>
           <w:rFonts w:asciiTheme="majorHAnsi" w:hAnsiTheme="majorHAnsi" w:cstheme="majorHAnsi"/>
@@ -4017,7 +4133,19 @@
           <w:sz w:val="30"/>
           <w:szCs w:val="30"/>
         </w:rPr>
-        <w:t>StarPower!</w:t>
+        <w:t>StarPower</w:t>
+      </w:r>
+      <w:proofErr w:type="spellEnd"/>
+      <w:r>
+        <w:rPr>
+          <w:rFonts w:asciiTheme="majorHAnsi" w:hAnsiTheme="majorHAnsi" w:cstheme="majorHAnsi"/>
+          <w:i/>
+          <w:iCs/>
+          <w:color w:val="FF3399"/>
+          <w:sz w:val="30"/>
+          <w:szCs w:val="30"/>
+        </w:rPr>
+        <w:t>!</w:t>
       </w:r>
     </w:p>
     <w:p>
@@ -4242,6 +4370,7 @@
         </w:rPr>
         <w:t xml:space="preserve"> for </w:t>
       </w:r>
+      <w:proofErr w:type="spellStart"/>
       <w:r>
         <w:rPr>
           <w:rFonts w:asciiTheme="majorHAnsi" w:hAnsiTheme="majorHAnsi" w:cstheme="majorHAnsi"/>
@@ -4251,15 +4380,10 @@
           <w:sz w:val="30"/>
           <w:szCs w:val="30"/>
         </w:rPr>
-        <w:t>StarPower!</w:t>
-      </w:r>
-    </w:p>
-    <w:p>
-      <w:pPr>
-        <w:tabs>
-          <w:tab w:val="left" w:pos="5013"/>
-        </w:tabs>
-        <w:spacing w:line="240" w:lineRule="auto"/>
+        <w:t>StarPower</w:t>
+      </w:r>
+      <w:proofErr w:type="spellEnd"/>
+      <w:r>
         <w:rPr>
           <w:rFonts w:asciiTheme="majorHAnsi" w:hAnsiTheme="majorHAnsi" w:cstheme="majorHAnsi"/>
           <w:i/>
@@ -4268,6 +4392,23 @@
           <w:sz w:val="30"/>
           <w:szCs w:val="30"/>
         </w:rPr>
+        <w:t>!</w:t>
+      </w:r>
+    </w:p>
+    <w:p>
+      <w:pPr>
+        <w:tabs>
+          <w:tab w:val="left" w:pos="5013"/>
+        </w:tabs>
+        <w:spacing w:line="240" w:lineRule="auto"/>
+        <w:rPr>
+          <w:rFonts w:asciiTheme="majorHAnsi" w:hAnsiTheme="majorHAnsi" w:cstheme="majorHAnsi"/>
+          <w:i/>
+          <w:iCs/>
+          <w:color w:val="FF3399"/>
+          <w:sz w:val="30"/>
+          <w:szCs w:val="30"/>
+        </w:rPr>
       </w:pPr>
       <w:r>
         <w:rPr>
@@ -4329,6 +4470,7 @@
         </w:rPr>
         <w:t xml:space="preserve"> the younger characters on </w:t>
       </w:r>
+      <w:proofErr w:type="spellStart"/>
       <w:r>
         <w:rPr>
           <w:rFonts w:asciiTheme="majorHAnsi" w:hAnsiTheme="majorHAnsi" w:cstheme="majorHAnsi"/>
@@ -4338,7 +4480,19 @@
           <w:sz w:val="30"/>
           <w:szCs w:val="30"/>
         </w:rPr>
-        <w:t>StarPower!</w:t>
+        <w:t>StarPower</w:t>
+      </w:r>
+      <w:proofErr w:type="spellEnd"/>
+      <w:r>
+        <w:rPr>
+          <w:rFonts w:asciiTheme="majorHAnsi" w:hAnsiTheme="majorHAnsi" w:cstheme="majorHAnsi"/>
+          <w:i/>
+          <w:iCs/>
+          <w:color w:val="FF3399"/>
+          <w:sz w:val="30"/>
+          <w:szCs w:val="30"/>
+        </w:rPr>
+        <w:t>!</w:t>
       </w:r>
     </w:p>
     <w:p>
@@ -4478,6 +4632,7 @@
         </w:rPr>
         <w:t xml:space="preserve"> </w:t>
       </w:r>
+      <w:proofErr w:type="spellStart"/>
       <w:r>
         <w:rPr>
           <w:rFonts w:asciiTheme="majorHAnsi" w:hAnsiTheme="majorHAnsi" w:cstheme="majorHAnsi"/>
@@ -4487,7 +4642,19 @@
           <w:sz w:val="30"/>
           <w:szCs w:val="30"/>
         </w:rPr>
-        <w:t>StarPower!</w:t>
+        <w:t>StarPower</w:t>
+      </w:r>
+      <w:proofErr w:type="spellEnd"/>
+      <w:r>
+        <w:rPr>
+          <w:rFonts w:asciiTheme="majorHAnsi" w:hAnsiTheme="majorHAnsi" w:cstheme="majorHAnsi"/>
+          <w:i/>
+          <w:iCs/>
+          <w:color w:val="FF0066"/>
+          <w:sz w:val="30"/>
+          <w:szCs w:val="30"/>
+        </w:rPr>
+        <w:t>!</w:t>
       </w:r>
     </w:p>
     <w:p>
@@ -4980,8 +5147,36 @@
           <w:sz w:val="28"/>
           <w:szCs w:val="28"/>
         </w:rPr>
-        <w:t>twinkle twinkle twinkle</w:t>
-      </w:r>
+        <w:t xml:space="preserve">twinkle </w:t>
+      </w:r>
+      <w:proofErr w:type="spellStart"/>
+      <w:r>
+        <w:rPr>
+          <w:rFonts w:asciiTheme="majorHAnsi" w:hAnsiTheme="majorHAnsi" w:cstheme="majorHAnsi"/>
+          <w:sz w:val="28"/>
+          <w:szCs w:val="28"/>
+        </w:rPr>
+        <w:t>twinkle</w:t>
+      </w:r>
+      <w:proofErr w:type="spellEnd"/>
+      <w:r>
+        <w:rPr>
+          <w:rFonts w:asciiTheme="majorHAnsi" w:hAnsiTheme="majorHAnsi" w:cstheme="majorHAnsi"/>
+          <w:sz w:val="28"/>
+          <w:szCs w:val="28"/>
+        </w:rPr>
+        <w:t xml:space="preserve"> </w:t>
+      </w:r>
+      <w:proofErr w:type="spellStart"/>
+      <w:r>
+        <w:rPr>
+          <w:rFonts w:asciiTheme="majorHAnsi" w:hAnsiTheme="majorHAnsi" w:cstheme="majorHAnsi"/>
+          <w:sz w:val="28"/>
+          <w:szCs w:val="28"/>
+        </w:rPr>
+        <w:t>twinkle</w:t>
+      </w:r>
+      <w:proofErr w:type="spellEnd"/>
       <w:r>
         <w:rPr>
           <w:rFonts w:asciiTheme="majorHAnsi" w:hAnsiTheme="majorHAnsi" w:cstheme="majorHAnsi"/>
@@ -5109,8 +5304,36 @@
           <w:sz w:val="28"/>
           <w:szCs w:val="28"/>
         </w:rPr>
-        <w:t>bubble bubble bubble</w:t>
-      </w:r>
+        <w:t xml:space="preserve">bubble </w:t>
+      </w:r>
+      <w:proofErr w:type="spellStart"/>
+      <w:r>
+        <w:rPr>
+          <w:rFonts w:asciiTheme="majorHAnsi" w:hAnsiTheme="majorHAnsi" w:cstheme="majorHAnsi"/>
+          <w:sz w:val="28"/>
+          <w:szCs w:val="28"/>
+        </w:rPr>
+        <w:t>bubble</w:t>
+      </w:r>
+      <w:proofErr w:type="spellEnd"/>
+      <w:r>
+        <w:rPr>
+          <w:rFonts w:asciiTheme="majorHAnsi" w:hAnsiTheme="majorHAnsi" w:cstheme="majorHAnsi"/>
+          <w:sz w:val="28"/>
+          <w:szCs w:val="28"/>
+        </w:rPr>
+        <w:t xml:space="preserve"> </w:t>
+      </w:r>
+      <w:proofErr w:type="spellStart"/>
+      <w:r>
+        <w:rPr>
+          <w:rFonts w:asciiTheme="majorHAnsi" w:hAnsiTheme="majorHAnsi" w:cstheme="majorHAnsi"/>
+          <w:sz w:val="28"/>
+          <w:szCs w:val="28"/>
+        </w:rPr>
+        <w:t>bubble</w:t>
+      </w:r>
+      <w:proofErr w:type="spellEnd"/>
       <w:r>
         <w:rPr>
           <w:rFonts w:asciiTheme="majorHAnsi" w:hAnsiTheme="majorHAnsi" w:cstheme="majorHAnsi"/>
@@ -5423,6 +5646,7 @@
         </w:rPr>
         <w:t xml:space="preserve">the host of the revival series </w:t>
       </w:r>
+      <w:proofErr w:type="spellStart"/>
       <w:r>
         <w:rPr>
           <w:rFonts w:asciiTheme="majorHAnsi" w:hAnsiTheme="majorHAnsi" w:cstheme="majorHAnsi"/>
@@ -5434,6 +5658,7 @@
         </w:rPr>
         <w:t>StarPower</w:t>
       </w:r>
+      <w:proofErr w:type="spellEnd"/>
       <w:r>
         <w:rPr>
           <w:rFonts w:asciiTheme="majorHAnsi" w:hAnsiTheme="majorHAnsi" w:cstheme="majorHAnsi"/>
@@ -5841,8 +6066,18 @@
           <w:sz w:val="28"/>
           <w:szCs w:val="28"/>
         </w:rPr>
-        <w:t>Rocket Zoop</w:t>
-      </w:r>
+        <w:t xml:space="preserve">Rocket </w:t>
+      </w:r>
+      <w:proofErr w:type="spellStart"/>
+      <w:r>
+        <w:rPr>
+          <w:rFonts w:asciiTheme="majorHAnsi" w:hAnsiTheme="majorHAnsi" w:cstheme="majorHAnsi"/>
+          <w:sz w:val="28"/>
+          <w:szCs w:val="28"/>
+        </w:rPr>
+        <w:t>Zoop</w:t>
+      </w:r>
+      <w:proofErr w:type="spellEnd"/>
       <w:r>
         <w:rPr>
           <w:rFonts w:asciiTheme="majorHAnsi" w:hAnsiTheme="majorHAnsi" w:cstheme="majorHAnsi"/>
@@ -6949,6 +7184,7 @@
               </w:rPr>
               <w:t xml:space="preserve">+ </w:t>
             </w:r>
+            <w:proofErr w:type="spellStart"/>
             <w:r>
               <w:rPr>
                 <w:rFonts w:asciiTheme="majorHAnsi" w:hAnsiTheme="majorHAnsi" w:cstheme="majorHAnsi"/>
@@ -6961,7 +7197,22 @@
                 <w:szCs w:val="32"/>
                 <w:highlight w:val="yellow"/>
               </w:rPr>
-              <w:t>StarPower!</w:t>
+              <w:t>StarPower</w:t>
+            </w:r>
+            <w:proofErr w:type="spellEnd"/>
+            <w:r>
+              <w:rPr>
+                <w:rFonts w:asciiTheme="majorHAnsi" w:hAnsiTheme="majorHAnsi" w:cstheme="majorHAnsi"/>
+                <w:b/>
+                <w:bCs/>
+                <w:i/>
+                <w:iCs/>
+                <w:color w:val="FF0066"/>
+                <w:sz w:val="32"/>
+                <w:szCs w:val="32"/>
+                <w:highlight w:val="yellow"/>
+              </w:rPr>
+              <w:t>!</w:t>
             </w:r>
             <w:r>
               <w:rPr>
@@ -8187,175 +8438,690 @@
       <w:pPr>
         <w:spacing w:line="240" w:lineRule="auto"/>
         <w:rPr>
-          <w:rFonts w:asciiTheme="majorHAnsi" w:hAnsiTheme="majorHAnsi" w:cstheme="majorHAnsi"/>
+          <w:rFonts w:cstheme="minorHAnsi"/>
+          <w:sz w:val="32"/>
+          <w:szCs w:val="32"/>
+        </w:rPr>
+      </w:pPr>
+      <w:r>
+        <w:rPr>
+          <w:rFonts w:cstheme="minorHAnsi"/>
+          <w:sz w:val="32"/>
+          <w:szCs w:val="32"/>
+        </w:rPr>
+        <w:tab/>
+      </w:r>
+      <w:r>
+        <w:rPr>
+          <w:rFonts w:cstheme="minorHAnsi"/>
+          <w:sz w:val="32"/>
+          <w:szCs w:val="32"/>
+        </w:rPr>
+        <w:tab/>
+        <w:t xml:space="preserve">Ray, </w:t>
+      </w:r>
+      <w:r>
+        <w:rPr>
+          <w:rFonts w:cstheme="minorHAnsi"/>
+          <w:sz w:val="32"/>
+          <w:szCs w:val="32"/>
+        </w:rPr>
+        <w:t>have you lost the plot</w:t>
+      </w:r>
+      <w:r>
+        <w:rPr>
+          <w:rFonts w:cstheme="minorHAnsi"/>
+          <w:sz w:val="32"/>
+          <w:szCs w:val="32"/>
+        </w:rPr>
+        <w:t>? You</w:t>
+      </w:r>
+      <w:r>
+        <w:rPr>
+          <w:rFonts w:cstheme="minorHAnsi"/>
+          <w:sz w:val="32"/>
+          <w:szCs w:val="32"/>
+        </w:rPr>
+        <w:t>’ve</w:t>
+      </w:r>
+      <w:r>
+        <w:rPr>
+          <w:rFonts w:cstheme="minorHAnsi"/>
+          <w:sz w:val="32"/>
+          <w:szCs w:val="32"/>
+        </w:rPr>
+        <w:t xml:space="preserve"> go</w:t>
+      </w:r>
+      <w:r>
+        <w:rPr>
+          <w:rFonts w:cstheme="minorHAnsi"/>
+          <w:sz w:val="32"/>
+          <w:szCs w:val="32"/>
+        </w:rPr>
+        <w:t>t a</w:t>
+      </w:r>
+      <w:r>
+        <w:rPr>
+          <w:rFonts w:cstheme="minorHAnsi"/>
+          <w:sz w:val="32"/>
+          <w:szCs w:val="32"/>
+        </w:rPr>
+        <w:t xml:space="preserve"> deadline </w:t>
+      </w:r>
+      <w:r>
+        <w:rPr>
+          <w:rFonts w:cstheme="minorHAnsi"/>
+          <w:sz w:val="32"/>
+          <w:szCs w:val="32"/>
+        </w:rPr>
+        <w:tab/>
+      </w:r>
+      <w:r>
+        <w:rPr>
+          <w:rFonts w:cstheme="minorHAnsi"/>
+          <w:sz w:val="32"/>
+          <w:szCs w:val="32"/>
+        </w:rPr>
+        <w:tab/>
+      </w:r>
+      <w:r>
+        <w:rPr>
+          <w:rFonts w:cstheme="minorHAnsi"/>
+          <w:sz w:val="32"/>
+          <w:szCs w:val="32"/>
+        </w:rPr>
+        <w:tab/>
+      </w:r>
+      <w:r>
+        <w:rPr>
+          <w:rFonts w:cstheme="minorHAnsi"/>
+          <w:sz w:val="32"/>
+          <w:szCs w:val="32"/>
+        </w:rPr>
+        <w:tab/>
+      </w:r>
+      <w:r>
+        <w:rPr>
+          <w:rFonts w:cstheme="minorHAnsi"/>
+          <w:sz w:val="32"/>
+          <w:szCs w:val="32"/>
+        </w:rPr>
+        <w:t xml:space="preserve">to finish the </w:t>
+      </w:r>
+      <w:r>
+        <w:rPr>
+          <w:rFonts w:cstheme="minorHAnsi"/>
+          <w:sz w:val="32"/>
+          <w:szCs w:val="32"/>
+        </w:rPr>
+        <w:t>spec</w:t>
+      </w:r>
+      <w:r>
+        <w:rPr>
+          <w:rFonts w:cstheme="minorHAnsi"/>
+          <w:sz w:val="32"/>
+          <w:szCs w:val="32"/>
+        </w:rPr>
+        <w:t>. I need to memoriz</w:t>
+      </w:r>
+      <w:r>
+        <w:rPr>
+          <w:rFonts w:cstheme="minorHAnsi"/>
+          <w:sz w:val="32"/>
+          <w:szCs w:val="32"/>
+        </w:rPr>
+        <w:t>e</w:t>
+      </w:r>
+      <w:r>
+        <w:rPr>
+          <w:rFonts w:cstheme="minorHAnsi"/>
+          <w:sz w:val="32"/>
+          <w:szCs w:val="32"/>
+        </w:rPr>
+        <w:t xml:space="preserve"> lines </w:t>
+      </w:r>
+      <w:r>
+        <w:rPr>
+          <w:rFonts w:cstheme="minorHAnsi"/>
+          <w:sz w:val="32"/>
+          <w:szCs w:val="32"/>
+        </w:rPr>
+        <w:t>now</w:t>
+      </w:r>
+      <w:r>
+        <w:rPr>
+          <w:rFonts w:cstheme="minorHAnsi"/>
+          <w:sz w:val="32"/>
+          <w:szCs w:val="32"/>
+        </w:rPr>
+        <w:t>.</w:t>
+      </w:r>
+    </w:p>
+    <w:p>
+      <w:pPr>
+        <w:jc w:val="center"/>
+        <w:rPr>
+          <w:rFonts w:cstheme="minorHAnsi"/>
           <w:b/>
           <w:bCs/>
-          <w:sz w:val="28"/>
-          <w:szCs w:val="28"/>
-        </w:rPr>
-      </w:pPr>
-      <w:r>
-        <w:rPr>
-          <w:rFonts w:cstheme="minorHAnsi"/>
-          <w:sz w:val="32"/>
-          <w:szCs w:val="32"/>
-        </w:rPr>
-        <w:tab/>
-      </w:r>
-      <w:r>
-        <w:rPr>
-          <w:rFonts w:cstheme="minorHAnsi"/>
-          <w:sz w:val="32"/>
-          <w:szCs w:val="32"/>
-        </w:rPr>
-        <w:tab/>
-        <w:t xml:space="preserve">Ray, </w:t>
-      </w:r>
-      <w:r>
-        <w:rPr>
-          <w:rFonts w:cstheme="minorHAnsi"/>
-          <w:sz w:val="32"/>
-          <w:szCs w:val="32"/>
-        </w:rPr>
-        <w:t>have you lost the plot</w:t>
-      </w:r>
-      <w:r>
-        <w:rPr>
-          <w:rFonts w:cstheme="minorHAnsi"/>
-          <w:sz w:val="32"/>
-          <w:szCs w:val="32"/>
-        </w:rPr>
-        <w:t>? You</w:t>
-      </w:r>
-      <w:r>
-        <w:rPr>
-          <w:rFonts w:cstheme="minorHAnsi"/>
-          <w:sz w:val="32"/>
-          <w:szCs w:val="32"/>
-        </w:rPr>
-        <w:t>’ve</w:t>
-      </w:r>
-      <w:r>
-        <w:rPr>
-          <w:rFonts w:cstheme="minorHAnsi"/>
-          <w:sz w:val="32"/>
-          <w:szCs w:val="32"/>
-        </w:rPr>
-        <w:t xml:space="preserve"> go</w:t>
-      </w:r>
-      <w:r>
-        <w:rPr>
-          <w:rFonts w:cstheme="minorHAnsi"/>
-          <w:sz w:val="32"/>
-          <w:szCs w:val="32"/>
-        </w:rPr>
-        <w:t>t a</w:t>
-      </w:r>
-      <w:r>
-        <w:rPr>
-          <w:rFonts w:cstheme="minorHAnsi"/>
-          <w:sz w:val="32"/>
-          <w:szCs w:val="32"/>
-        </w:rPr>
-        <w:t xml:space="preserve"> deadline </w:t>
-      </w:r>
-      <w:r>
-        <w:rPr>
-          <w:rFonts w:cstheme="minorHAnsi"/>
-          <w:sz w:val="32"/>
-          <w:szCs w:val="32"/>
-        </w:rPr>
-        <w:tab/>
-      </w:r>
-      <w:r>
-        <w:rPr>
-          <w:rFonts w:cstheme="minorHAnsi"/>
-          <w:sz w:val="32"/>
-          <w:szCs w:val="32"/>
-        </w:rPr>
-        <w:tab/>
-      </w:r>
-      <w:r>
-        <w:rPr>
-          <w:rFonts w:cstheme="minorHAnsi"/>
-          <w:sz w:val="32"/>
-          <w:szCs w:val="32"/>
-        </w:rPr>
-        <w:tab/>
-      </w:r>
-      <w:r>
-        <w:rPr>
-          <w:rFonts w:cstheme="minorHAnsi"/>
-          <w:sz w:val="32"/>
-          <w:szCs w:val="32"/>
-        </w:rPr>
-        <w:tab/>
-      </w:r>
-      <w:r>
-        <w:rPr>
-          <w:rFonts w:cstheme="minorHAnsi"/>
-          <w:sz w:val="32"/>
-          <w:szCs w:val="32"/>
-        </w:rPr>
-        <w:t xml:space="preserve">to finish the </w:t>
-      </w:r>
-      <w:r>
-        <w:rPr>
-          <w:rFonts w:cstheme="minorHAnsi"/>
-          <w:sz w:val="32"/>
-          <w:szCs w:val="32"/>
-        </w:rPr>
-        <w:t>spec</w:t>
-      </w:r>
-      <w:r>
-        <w:rPr>
-          <w:rFonts w:cstheme="minorHAnsi"/>
-          <w:sz w:val="32"/>
-          <w:szCs w:val="32"/>
-        </w:rPr>
-        <w:t>. I need to memoriz</w:t>
-      </w:r>
-      <w:r>
-        <w:rPr>
-          <w:rFonts w:cstheme="minorHAnsi"/>
-          <w:sz w:val="32"/>
-          <w:szCs w:val="32"/>
-        </w:rPr>
-        <w:t>e</w:t>
-      </w:r>
-      <w:r>
-        <w:rPr>
-          <w:rFonts w:cstheme="minorHAnsi"/>
-          <w:sz w:val="32"/>
-          <w:szCs w:val="32"/>
-        </w:rPr>
-        <w:t xml:space="preserve"> lines </w:t>
-      </w:r>
-      <w:r>
-        <w:rPr>
-          <w:rFonts w:cstheme="minorHAnsi"/>
-          <w:sz w:val="32"/>
-          <w:szCs w:val="32"/>
-        </w:rPr>
-        <w:t>now</w:t>
-      </w:r>
-      <w:r>
-        <w:rPr>
-          <w:rFonts w:cstheme="minorHAnsi"/>
-          <w:sz w:val="32"/>
-          <w:szCs w:val="32"/>
-        </w:rPr>
-        <w:t>.</w:t>
-      </w:r>
-      <w:r>
-        <w:rPr>
-          <w:rFonts w:asciiTheme="majorHAnsi" w:hAnsiTheme="majorHAnsi" w:cstheme="majorHAnsi"/>
+          <w:sz w:val="32"/>
+          <w:szCs w:val="32"/>
+          <w:u w:val="single"/>
+        </w:rPr>
+      </w:pPr>
+      <w:r>
+        <w:rPr>
+          <w:rFonts w:cstheme="minorHAnsi"/>
           <w:b/>
           <w:bCs/>
-          <w:sz w:val="28"/>
-          <w:szCs w:val="28"/>
-        </w:rPr>
-        <w:br w:type="page"/>
+          <w:sz w:val="32"/>
+          <w:szCs w:val="32"/>
+          <w:u w:val="single"/>
+        </w:rPr>
+        <w:lastRenderedPageBreak/>
+        <w:t xml:space="preserve">SAMPLE </w:t>
+      </w:r>
+      <w:r>
+        <w:rPr>
+          <w:rFonts w:cstheme="minorHAnsi"/>
+          <w:b/>
+          <w:bCs/>
+          <w:sz w:val="32"/>
+          <w:szCs w:val="32"/>
+          <w:u w:val="single"/>
+        </w:rPr>
+        <w:t>COLD OPEN (from Episode 3: Team Player)</w:t>
+      </w:r>
+    </w:p>
+    <w:p>
+      <w:pPr>
+        <w:spacing w:line="204" w:lineRule="auto"/>
+        <w:rPr>
+          <w:rFonts w:cstheme="minorHAnsi"/>
+          <w:sz w:val="32"/>
+          <w:szCs w:val="32"/>
+        </w:rPr>
+      </w:pPr>
+      <w:r>
+        <w:rPr>
+          <w:rFonts w:cstheme="minorHAnsi"/>
+          <w:sz w:val="32"/>
+          <w:szCs w:val="32"/>
+        </w:rPr>
+        <w:t>BEEP. BEEP. The alarm goes off then suddenly catches on fire.</w:t>
+      </w:r>
+      <w:r>
+        <w:rPr>
+          <w:rFonts w:cstheme="minorHAnsi"/>
+          <w:sz w:val="32"/>
+          <w:szCs w:val="32"/>
+        </w:rPr>
+        <w:cr/>
+        <w:t>Ray jumps out of bed and puts the fire out with a towel.</w:t>
+      </w:r>
+    </w:p>
+    <w:p>
+      <w:pPr>
+        <w:spacing w:line="204" w:lineRule="auto"/>
+        <w:jc w:val="center"/>
+        <w:rPr>
+          <w:rFonts w:cstheme="minorHAnsi"/>
+          <w:sz w:val="32"/>
+          <w:szCs w:val="32"/>
+        </w:rPr>
+      </w:pPr>
+      <w:r>
+        <w:rPr>
+          <w:rFonts w:cstheme="minorHAnsi"/>
+          <w:b/>
+          <w:bCs/>
+          <w:sz w:val="32"/>
+          <w:szCs w:val="32"/>
+        </w:rPr>
+        <w:t>RAY</w:t>
+      </w:r>
+      <w:r>
+        <w:rPr>
+          <w:rFonts w:cstheme="minorHAnsi"/>
+          <w:sz w:val="32"/>
+          <w:szCs w:val="32"/>
+        </w:rPr>
+        <w:cr/>
+        <w:t>Why do bad things keep happening to me?</w:t>
+      </w:r>
+    </w:p>
+    <w:p>
+      <w:pPr>
+        <w:spacing w:line="204" w:lineRule="auto"/>
+        <w:rPr>
+          <w:rFonts w:cstheme="minorHAnsi"/>
+          <w:sz w:val="32"/>
+          <w:szCs w:val="32"/>
+        </w:rPr>
+      </w:pPr>
+      <w:r>
+        <w:rPr>
+          <w:rFonts w:cstheme="minorHAnsi"/>
+          <w:sz w:val="32"/>
+          <w:szCs w:val="32"/>
+        </w:rPr>
+        <w:t>Aurora swiftly rises from the opposite side of the bed.</w:t>
+      </w:r>
+    </w:p>
+    <w:p>
+      <w:pPr>
+        <w:spacing w:line="204" w:lineRule="auto"/>
+        <w:jc w:val="center"/>
+        <w:rPr>
+          <w:rFonts w:cstheme="minorHAnsi"/>
+          <w:sz w:val="32"/>
+          <w:szCs w:val="32"/>
+        </w:rPr>
+      </w:pPr>
+      <w:r>
+        <w:rPr>
+          <w:rFonts w:cstheme="minorHAnsi"/>
+          <w:b/>
+          <w:bCs/>
+          <w:sz w:val="32"/>
+          <w:szCs w:val="32"/>
+        </w:rPr>
+        <w:t>AURORA</w:t>
+      </w:r>
+      <w:r>
+        <w:rPr>
+          <w:rFonts w:cstheme="minorHAnsi"/>
+          <w:sz w:val="32"/>
+          <w:szCs w:val="32"/>
+        </w:rPr>
+        <w:cr/>
+        <w:t>Could it be because you keep making bad choices, Ray?</w:t>
+      </w:r>
+    </w:p>
+    <w:p>
+      <w:pPr>
+        <w:spacing w:line="204" w:lineRule="auto"/>
+        <w:rPr>
+          <w:rFonts w:cstheme="minorHAnsi"/>
+          <w:sz w:val="32"/>
+          <w:szCs w:val="32"/>
+        </w:rPr>
+      </w:pPr>
+      <w:r>
+        <w:rPr>
+          <w:rFonts w:cstheme="minorHAnsi"/>
+          <w:sz w:val="32"/>
+          <w:szCs w:val="32"/>
+        </w:rPr>
+        <w:t>Ray points to the camera.</w:t>
+      </w:r>
+    </w:p>
+    <w:p>
+      <w:pPr>
+        <w:spacing w:line="204" w:lineRule="auto"/>
+        <w:jc w:val="center"/>
+        <w:rPr>
+          <w:rFonts w:cstheme="minorHAnsi"/>
+          <w:sz w:val="32"/>
+          <w:szCs w:val="32"/>
+        </w:rPr>
+      </w:pPr>
+      <w:r>
+        <w:rPr>
+          <w:rFonts w:cstheme="minorHAnsi"/>
+          <w:b/>
+          <w:bCs/>
+          <w:sz w:val="32"/>
+          <w:szCs w:val="32"/>
+        </w:rPr>
+        <w:t>RAY</w:t>
+      </w:r>
+      <w:r>
+        <w:rPr>
+          <w:rFonts w:cstheme="minorHAnsi"/>
+          <w:sz w:val="32"/>
+          <w:szCs w:val="32"/>
+        </w:rPr>
+        <w:cr/>
+        <w:t>They keep telling me to make bad choices.</w:t>
+      </w:r>
+    </w:p>
+    <w:p>
+      <w:pPr>
+        <w:spacing w:line="204" w:lineRule="auto"/>
+        <w:jc w:val="center"/>
+        <w:rPr>
+          <w:rFonts w:cstheme="minorHAnsi"/>
+          <w:sz w:val="32"/>
+          <w:szCs w:val="32"/>
+        </w:rPr>
+      </w:pPr>
+      <w:r>
+        <w:rPr>
+          <w:rFonts w:cstheme="minorHAnsi"/>
+          <w:b/>
+          <w:bCs/>
+          <w:sz w:val="32"/>
+          <w:szCs w:val="32"/>
+        </w:rPr>
+        <w:t>AURORA</w:t>
+      </w:r>
+      <w:r>
+        <w:rPr>
+          <w:rFonts w:cstheme="minorHAnsi"/>
+          <w:sz w:val="32"/>
+          <w:szCs w:val="32"/>
+        </w:rPr>
+        <w:cr/>
+        <w:t>(to camera)</w:t>
+      </w:r>
+      <w:r>
+        <w:rPr>
+          <w:rFonts w:cstheme="minorHAnsi"/>
+          <w:sz w:val="32"/>
+          <w:szCs w:val="32"/>
+        </w:rPr>
+        <w:cr/>
+        <w:t>Are you telling my bestie Ray to be a baddie? No? Good.</w:t>
+      </w:r>
+      <w:r>
+        <w:rPr>
+          <w:rFonts w:cstheme="minorHAnsi"/>
+          <w:sz w:val="32"/>
+          <w:szCs w:val="32"/>
+        </w:rPr>
+        <w:cr/>
+        <w:t>(to Ray)</w:t>
+      </w:r>
+      <w:r>
+        <w:rPr>
+          <w:rFonts w:cstheme="minorHAnsi"/>
+          <w:sz w:val="32"/>
+          <w:szCs w:val="32"/>
+        </w:rPr>
+        <w:cr/>
+        <w:t>They said “no.”</w:t>
+      </w:r>
+    </w:p>
+    <w:p>
+      <w:pPr>
+        <w:spacing w:line="204" w:lineRule="auto"/>
+        <w:jc w:val="center"/>
+        <w:rPr>
+          <w:rFonts w:cstheme="minorHAnsi"/>
+          <w:sz w:val="32"/>
+          <w:szCs w:val="32"/>
+        </w:rPr>
+      </w:pPr>
+      <w:r>
+        <w:rPr>
+          <w:rFonts w:cstheme="minorHAnsi"/>
+          <w:b/>
+          <w:bCs/>
+          <w:sz w:val="32"/>
+          <w:szCs w:val="32"/>
+        </w:rPr>
+        <w:t>RAY</w:t>
+      </w:r>
+      <w:r>
+        <w:rPr>
+          <w:rFonts w:cstheme="minorHAnsi"/>
+          <w:sz w:val="32"/>
+          <w:szCs w:val="32"/>
+        </w:rPr>
+        <w:cr/>
+        <w:t>(to camera)</w:t>
+      </w:r>
+      <w:r>
+        <w:rPr>
+          <w:rFonts w:cstheme="minorHAnsi"/>
+          <w:sz w:val="32"/>
+          <w:szCs w:val="32"/>
+        </w:rPr>
+        <w:cr/>
+        <w:t>Thanks for nothing.</w:t>
+      </w:r>
+    </w:p>
+    <w:p>
+      <w:pPr>
+        <w:spacing w:line="204" w:lineRule="auto"/>
+        <w:jc w:val="center"/>
+        <w:rPr>
+          <w:rFonts w:cstheme="minorHAnsi"/>
+          <w:sz w:val="32"/>
+          <w:szCs w:val="32"/>
+        </w:rPr>
+      </w:pPr>
+      <w:r>
+        <w:rPr>
+          <w:rFonts w:cstheme="minorHAnsi"/>
+          <w:b/>
+          <w:bCs/>
+          <w:sz w:val="32"/>
+          <w:szCs w:val="32"/>
+        </w:rPr>
+        <w:t>AURORA</w:t>
+      </w:r>
+      <w:r>
+        <w:rPr>
+          <w:rFonts w:cstheme="minorHAnsi"/>
+          <w:sz w:val="32"/>
+          <w:szCs w:val="32"/>
+        </w:rPr>
+        <w:br/>
+      </w:r>
+      <w:r>
+        <w:rPr>
+          <w:rFonts w:cstheme="minorHAnsi"/>
+          <w:sz w:val="32"/>
+          <w:szCs w:val="32"/>
+        </w:rPr>
+        <w:t>Shall we sing about your troubles, Ray?</w:t>
+      </w:r>
+    </w:p>
+    <w:p>
+      <w:pPr>
+        <w:spacing w:line="204" w:lineRule="auto"/>
+        <w:jc w:val="center"/>
+        <w:rPr>
+          <w:rFonts w:cstheme="minorHAnsi"/>
+          <w:sz w:val="32"/>
+          <w:szCs w:val="32"/>
+        </w:rPr>
+      </w:pPr>
+      <w:r>
+        <w:rPr>
+          <w:rFonts w:cstheme="minorHAnsi"/>
+          <w:b/>
+          <w:bCs/>
+          <w:sz w:val="32"/>
+          <w:szCs w:val="32"/>
+        </w:rPr>
+        <w:t>RAY</w:t>
+      </w:r>
+      <w:r>
+        <w:rPr>
+          <w:rFonts w:cstheme="minorHAnsi"/>
+          <w:sz w:val="32"/>
+          <w:szCs w:val="32"/>
+        </w:rPr>
+        <w:br/>
+      </w:r>
+      <w:r>
+        <w:rPr>
+          <w:rFonts w:cstheme="minorHAnsi"/>
+          <w:sz w:val="32"/>
+          <w:szCs w:val="32"/>
+        </w:rPr>
+        <w:t>No, no! Anything but singing.</w:t>
+      </w:r>
+    </w:p>
+    <w:p>
+      <w:pPr>
+        <w:spacing w:line="204" w:lineRule="auto"/>
+        <w:jc w:val="center"/>
+        <w:rPr>
+          <w:rFonts w:cstheme="minorHAnsi"/>
+          <w:sz w:val="32"/>
+          <w:szCs w:val="32"/>
+        </w:rPr>
+      </w:pPr>
+      <w:r>
+        <w:rPr>
+          <w:rFonts w:cstheme="minorHAnsi"/>
+          <w:b/>
+          <w:bCs/>
+          <w:sz w:val="32"/>
+          <w:szCs w:val="32"/>
+        </w:rPr>
+        <w:t>AURORA</w:t>
+      </w:r>
+      <w:r>
+        <w:rPr>
+          <w:rFonts w:cstheme="minorHAnsi"/>
+          <w:sz w:val="32"/>
+          <w:szCs w:val="32"/>
+        </w:rPr>
+        <w:br/>
+      </w:r>
+      <w:r>
+        <w:rPr>
+          <w:rFonts w:cstheme="minorHAnsi"/>
+          <w:sz w:val="32"/>
+          <w:szCs w:val="32"/>
+        </w:rPr>
+        <w:t>WHEN YOU CHOOSE TO BE A LIAR</w:t>
+      </w:r>
+      <w:r>
+        <w:rPr>
+          <w:rFonts w:cstheme="minorHAnsi"/>
+          <w:sz w:val="32"/>
+          <w:szCs w:val="32"/>
+        </w:rPr>
+        <w:br/>
+      </w:r>
+      <w:r>
+        <w:rPr>
+          <w:rFonts w:cstheme="minorHAnsi"/>
+          <w:sz w:val="32"/>
+          <w:szCs w:val="32"/>
+        </w:rPr>
+        <w:t>DON’T BE SAD WHEN...</w:t>
+      </w:r>
+    </w:p>
+    <w:p>
+      <w:pPr>
+        <w:spacing w:line="204" w:lineRule="auto"/>
+        <w:jc w:val="center"/>
+        <w:rPr>
+          <w:rFonts w:cstheme="minorHAnsi"/>
+          <w:sz w:val="32"/>
+          <w:szCs w:val="32"/>
+        </w:rPr>
+      </w:pPr>
+      <w:r>
+        <w:rPr>
+          <w:rFonts w:cstheme="minorHAnsi"/>
+          <w:b/>
+          <w:bCs/>
+          <w:sz w:val="32"/>
+          <w:szCs w:val="32"/>
+        </w:rPr>
+        <w:t>RAY</w:t>
+      </w:r>
+      <w:r>
+        <w:rPr>
+          <w:rFonts w:cstheme="minorHAnsi"/>
+          <w:sz w:val="32"/>
+          <w:szCs w:val="32"/>
+        </w:rPr>
+        <w:cr/>
+        <w:t>(Weeping)</w:t>
+      </w:r>
+      <w:r>
+        <w:rPr>
+          <w:rFonts w:cstheme="minorHAnsi"/>
+          <w:sz w:val="32"/>
+          <w:szCs w:val="32"/>
+        </w:rPr>
+        <w:cr/>
+        <w:t>...MY WORLD’S ON FIRE?</w:t>
+      </w:r>
+    </w:p>
+    <w:p>
+      <w:pPr>
+        <w:spacing w:line="204" w:lineRule="auto"/>
+        <w:rPr>
+          <w:rFonts w:cstheme="minorHAnsi"/>
+          <w:sz w:val="32"/>
+          <w:szCs w:val="32"/>
+        </w:rPr>
+      </w:pPr>
+      <w:r>
+        <w:rPr>
+          <w:rFonts w:cstheme="minorHAnsi"/>
+          <w:sz w:val="32"/>
+          <w:szCs w:val="32"/>
+        </w:rPr>
+        <w:t>The towel bursts into flames, freaking everyone out.</w:t>
+      </w:r>
+    </w:p>
+    <w:p>
+      <w:pPr>
+        <w:spacing w:line="204" w:lineRule="auto"/>
+        <w:jc w:val="center"/>
+        <w:rPr>
+          <w:rFonts w:cstheme="minorHAnsi"/>
+          <w:b/>
+          <w:bCs/>
+          <w:sz w:val="32"/>
+          <w:szCs w:val="32"/>
+          <w:u w:val="single"/>
+        </w:rPr>
+      </w:pPr>
+      <w:r>
+        <w:rPr>
+          <w:rFonts w:cstheme="minorHAnsi"/>
+          <w:b/>
+          <w:bCs/>
+          <w:sz w:val="32"/>
+          <w:szCs w:val="32"/>
+          <w:u w:val="single"/>
+        </w:rPr>
+        <w:t xml:space="preserve">END OF </w:t>
+      </w:r>
+      <w:r>
+        <w:rPr>
+          <w:rFonts w:cstheme="minorHAnsi"/>
+          <w:b/>
+          <w:bCs/>
+          <w:sz w:val="32"/>
+          <w:szCs w:val="32"/>
+          <w:u w:val="single"/>
+        </w:rPr>
+        <w:t>HOT</w:t>
+      </w:r>
+      <w:r>
+        <w:rPr>
+          <w:rFonts w:cstheme="minorHAnsi"/>
+          <w:b/>
+          <w:bCs/>
+          <w:sz w:val="32"/>
+          <w:szCs w:val="32"/>
+          <w:u w:val="single"/>
+        </w:rPr>
+        <w:t xml:space="preserve"> OPEN</w:t>
+      </w:r>
+      <w:r>
+        <w:rPr>
+          <w:rFonts w:cstheme="minorHAnsi"/>
+          <w:b/>
+          <w:bCs/>
+          <w:sz w:val="32"/>
+          <w:szCs w:val="32"/>
+          <w:u w:val="single"/>
+        </w:rPr>
+        <w:cr/>
       </w:r>
     </w:p>
     <w:p>
@@ -9318,7 +10084,25 @@
                 <w:sz w:val="26"/>
                 <w:szCs w:val="26"/>
               </w:rPr>
-              <w:t xml:space="preserve"> script for Aurora and StarPower, trying to prove she can be a team player.</w:t>
+              <w:t xml:space="preserve"> script for Aurora and </w:t>
+            </w:r>
+            <w:proofErr w:type="spellStart"/>
+            <w:r>
+              <w:rPr>
+                <w:rFonts w:asciiTheme="majorHAnsi" w:hAnsiTheme="majorHAnsi" w:cstheme="majorHAnsi"/>
+                <w:sz w:val="26"/>
+                <w:szCs w:val="26"/>
+              </w:rPr>
+              <w:t>StarPower</w:t>
+            </w:r>
+            <w:proofErr w:type="spellEnd"/>
+            <w:r>
+              <w:rPr>
+                <w:rFonts w:asciiTheme="majorHAnsi" w:hAnsiTheme="majorHAnsi" w:cstheme="majorHAnsi"/>
+                <w:sz w:val="26"/>
+                <w:szCs w:val="26"/>
+              </w:rPr>
+              <w:t>, trying to prove she can be a team player.</w:t>
             </w:r>
             <w:r>
               <w:rPr>
@@ -9463,6 +10247,7 @@
               </w:rPr>
               <w:t xml:space="preserve">The pilot for </w:t>
             </w:r>
+            <w:proofErr w:type="spellStart"/>
             <w:r>
               <w:rPr>
                 <w:rFonts w:asciiTheme="majorHAnsi" w:hAnsiTheme="majorHAnsi" w:cstheme="majorHAnsi"/>
@@ -9471,7 +10256,18 @@
                 <w:sz w:val="26"/>
                 <w:szCs w:val="26"/>
               </w:rPr>
-              <w:t>StarPower!</w:t>
+              <w:t>StarPower</w:t>
+            </w:r>
+            <w:proofErr w:type="spellEnd"/>
+            <w:r>
+              <w:rPr>
+                <w:rFonts w:asciiTheme="majorHAnsi" w:hAnsiTheme="majorHAnsi" w:cstheme="majorHAnsi"/>
+                <w:i/>
+                <w:iCs/>
+                <w:sz w:val="26"/>
+                <w:szCs w:val="26"/>
+              </w:rPr>
+              <w:t>!</w:t>
             </w:r>
             <w:r>
               <w:rPr>
@@ -10038,7 +10834,25 @@
                 <w:sz w:val="26"/>
                 <w:szCs w:val="26"/>
               </w:rPr>
-              <w:t>Stardust, StarPower, Aurora, and Ray</w:t>
+              <w:t xml:space="preserve">Stardust, </w:t>
+            </w:r>
+            <w:proofErr w:type="spellStart"/>
+            <w:r>
+              <w:rPr>
+                <w:rFonts w:asciiTheme="majorHAnsi" w:hAnsiTheme="majorHAnsi" w:cstheme="majorHAnsi"/>
+                <w:sz w:val="26"/>
+                <w:szCs w:val="26"/>
+              </w:rPr>
+              <w:t>StarPower</w:t>
+            </w:r>
+            <w:proofErr w:type="spellEnd"/>
+            <w:r>
+              <w:rPr>
+                <w:rFonts w:asciiTheme="majorHAnsi" w:hAnsiTheme="majorHAnsi" w:cstheme="majorHAnsi"/>
+                <w:sz w:val="26"/>
+                <w:szCs w:val="26"/>
+              </w:rPr>
+              <w:t>, Aurora, and Ray</w:t>
             </w:r>
             <w:r>
               <w:rPr>
@@ -10303,6 +11117,7 @@
               </w:rPr>
               <w:t xml:space="preserve">While promoting </w:t>
             </w:r>
+            <w:proofErr w:type="spellStart"/>
             <w:r>
               <w:rPr>
                 <w:rFonts w:asciiTheme="majorHAnsi" w:hAnsiTheme="majorHAnsi" w:cstheme="majorHAnsi"/>
@@ -10311,7 +11126,18 @@
                 <w:sz w:val="26"/>
                 <w:szCs w:val="26"/>
               </w:rPr>
-              <w:t>StarPower!</w:t>
+              <w:t>StarPower</w:t>
+            </w:r>
+            <w:proofErr w:type="spellEnd"/>
+            <w:r>
+              <w:rPr>
+                <w:rFonts w:asciiTheme="majorHAnsi" w:hAnsiTheme="majorHAnsi" w:cstheme="majorHAnsi"/>
+                <w:i/>
+                <w:iCs/>
+                <w:sz w:val="26"/>
+                <w:szCs w:val="26"/>
+              </w:rPr>
+              <w:t>!</w:t>
             </w:r>
             <w:r>
               <w:rPr>
@@ -10486,7 +11312,6 @@
                 <w:sz w:val="28"/>
                 <w:szCs w:val="28"/>
               </w:rPr>
-              <w:lastRenderedPageBreak/>
               <w:t>9</w:t>
             </w:r>
           </w:p>
@@ -10835,7 +11660,25 @@
                 <w:sz w:val="26"/>
                 <w:szCs w:val="26"/>
               </w:rPr>
-              <w:t xml:space="preserve">At the theatre, Ray initially tries to direct the neurodivergent actors with her overbearing energy on </w:t>
+              <w:t xml:space="preserve">At the theatre, </w:t>
+            </w:r>
+            <w:proofErr w:type="gramStart"/>
+            <w:r>
+              <w:rPr>
+                <w:rFonts w:asciiTheme="majorHAnsi" w:hAnsiTheme="majorHAnsi" w:cstheme="majorHAnsi"/>
+                <w:sz w:val="26"/>
+                <w:szCs w:val="26"/>
+              </w:rPr>
+              <w:t>Ray initially</w:t>
+            </w:r>
+            <w:proofErr w:type="gramEnd"/>
+            <w:r>
+              <w:rPr>
+                <w:rFonts w:asciiTheme="majorHAnsi" w:hAnsiTheme="majorHAnsi" w:cstheme="majorHAnsi"/>
+                <w:sz w:val="26"/>
+                <w:szCs w:val="26"/>
+              </w:rPr>
+              <w:t xml:space="preserve"> tries to direct the neurodivergent actors with her overbearing energy on </w:t>
             </w:r>
             <w:r>
               <w:rPr>
@@ -10853,7 +11696,25 @@
                 <w:sz w:val="26"/>
                 <w:szCs w:val="26"/>
               </w:rPr>
-              <w:t xml:space="preserve">. However, she is humbled by them. They don't care about her fame. She’s forced to stop talking and actually listen, learning that her role isn't to be the star but to provide support that allows others to shine. Meanwhile, Aurora escalates her advocacy by speaking out against a genocide in another country, despite the oppressor being a major backer of the network. She then goes on strike and leverages her following to demand Ray’s </w:t>
+              <w:t xml:space="preserve">. However, she is humbled by them. They don't care about her fame. She’s forced to stop talking and </w:t>
+            </w:r>
+            <w:proofErr w:type="gramStart"/>
+            <w:r>
+              <w:rPr>
+                <w:rFonts w:asciiTheme="majorHAnsi" w:hAnsiTheme="majorHAnsi" w:cstheme="majorHAnsi"/>
+                <w:sz w:val="26"/>
+                <w:szCs w:val="26"/>
+              </w:rPr>
+              <w:t>actually listen</w:t>
+            </w:r>
+            <w:proofErr w:type="gramEnd"/>
+            <w:r>
+              <w:rPr>
+                <w:rFonts w:asciiTheme="majorHAnsi" w:hAnsiTheme="majorHAnsi" w:cstheme="majorHAnsi"/>
+                <w:sz w:val="26"/>
+                <w:szCs w:val="26"/>
+              </w:rPr>
+              <w:t xml:space="preserve">, learning that her role isn't to be the star but to provide support that allows others to shine. Meanwhile, Aurora escalates her advocacy by speaking out against a genocide in another country, despite the oppressor being a major backer of the network. She then goes on strike and leverages her following to demand Ray’s </w:t>
             </w:r>
             <w:r>
               <w:rPr>
@@ -10901,7 +11762,6 @@
                 <w:sz w:val="28"/>
                 <w:szCs w:val="28"/>
               </w:rPr>
-              <w:lastRenderedPageBreak/>
               <w:t>1</w:t>
             </w:r>
             <w:r>
@@ -10986,6 +11846,7 @@
               </w:rPr>
               <w:t xml:space="preserve">Following their shared ordeal, Ray and Aurora reconcile and become genuine friends. Ray celebrates turning 30 and crashes her car much like what happened to Clay on his 29th birthday. This time, Skye takes the blame and gets suspended from the show. Just before the first season finale begins filming, Aurora accepts the host position of </w:t>
             </w:r>
+            <w:proofErr w:type="gramStart"/>
             <w:r>
               <w:rPr>
                 <w:rFonts w:asciiTheme="majorHAnsi" w:hAnsiTheme="majorHAnsi" w:cstheme="majorHAnsi"/>
@@ -10996,6 +11857,7 @@
               </w:rPr>
               <w:t>Science</w:t>
             </w:r>
+            <w:proofErr w:type="gramEnd"/>
             <w:r>
               <w:rPr>
                 <w:rFonts w:asciiTheme="majorHAnsi" w:hAnsiTheme="majorHAnsi" w:cstheme="majorHAnsi"/>
@@ -11445,6 +12307,7 @@
               </w:rPr>
               <w:t xml:space="preserve">Ray officially debuts as the lead host of </w:t>
             </w:r>
+            <w:proofErr w:type="spellStart"/>
             <w:r>
               <w:rPr>
                 <w:rFonts w:asciiTheme="majorHAnsi" w:hAnsiTheme="majorHAnsi" w:cstheme="majorHAnsi"/>
@@ -11455,6 +12318,7 @@
               </w:rPr>
               <w:t>StarPower</w:t>
             </w:r>
+            <w:proofErr w:type="spellEnd"/>
             <w:r>
               <w:rPr>
                 <w:rFonts w:asciiTheme="majorHAnsi" w:hAnsiTheme="majorHAnsi" w:cstheme="majorHAnsi"/>
@@ -11648,7 +12512,43 @@
                 <w:sz w:val="26"/>
                 <w:szCs w:val="26"/>
               </w:rPr>
-              <w:t xml:space="preserve">Production begins on the franchise’s first feature film, </w:t>
+              <w:t xml:space="preserve">Production begins </w:t>
+            </w:r>
+            <w:proofErr w:type="gramStart"/>
+            <w:r>
+              <w:rPr>
+                <w:rFonts w:asciiTheme="majorHAnsi" w:hAnsiTheme="majorHAnsi" w:cstheme="majorHAnsi"/>
+                <w:sz w:val="26"/>
+                <w:szCs w:val="26"/>
+              </w:rPr>
+              <w:t>on</w:t>
+            </w:r>
+            <w:proofErr w:type="gramEnd"/>
+            <w:r>
+              <w:rPr>
+                <w:rFonts w:asciiTheme="majorHAnsi" w:hAnsiTheme="majorHAnsi" w:cstheme="majorHAnsi"/>
+                <w:sz w:val="26"/>
+                <w:szCs w:val="26"/>
+              </w:rPr>
+              <w:t xml:space="preserve"> the franchise’s first feature </w:t>
+            </w:r>
+            <w:proofErr w:type="gramStart"/>
+            <w:r>
+              <w:rPr>
+                <w:rFonts w:asciiTheme="majorHAnsi" w:hAnsiTheme="majorHAnsi" w:cstheme="majorHAnsi"/>
+                <w:sz w:val="26"/>
+                <w:szCs w:val="26"/>
+              </w:rPr>
+              <w:t>film,</w:t>
+            </w:r>
+            <w:proofErr w:type="gramEnd"/>
+            <w:r>
+              <w:rPr>
+                <w:rFonts w:asciiTheme="majorHAnsi" w:hAnsiTheme="majorHAnsi" w:cstheme="majorHAnsi"/>
+                <w:sz w:val="26"/>
+                <w:szCs w:val="26"/>
+              </w:rPr>
+              <w:t xml:space="preserve"> </w:t>
             </w:r>
             <w:r>
               <w:rPr>
@@ -12481,7 +13381,6 @@
                 <w:sz w:val="28"/>
                 <w:szCs w:val="28"/>
               </w:rPr>
-              <w:lastRenderedPageBreak/>
               <w:t>7</w:t>
             </w:r>
           </w:p>
@@ -12739,7 +13638,25 @@
                 <w:sz w:val="26"/>
                 <w:szCs w:val="26"/>
               </w:rPr>
-              <w:t>A special preview of the movie is held at a children’s hospital. The event is chaotic; the children are rowdy, and an anti-science activist interrupts the talkback session. Clay reflects deeply on his own history with mental health</w:t>
+              <w:t xml:space="preserve">A special preview of the movie is </w:t>
+            </w:r>
+            <w:proofErr w:type="gramStart"/>
+            <w:r>
+              <w:rPr>
+                <w:rFonts w:asciiTheme="majorHAnsi" w:hAnsiTheme="majorHAnsi" w:cstheme="majorHAnsi"/>
+                <w:sz w:val="26"/>
+                <w:szCs w:val="26"/>
+              </w:rPr>
+              <w:t>held</w:t>
+            </w:r>
+            <w:proofErr w:type="gramEnd"/>
+            <w:r>
+              <w:rPr>
+                <w:rFonts w:asciiTheme="majorHAnsi" w:hAnsiTheme="majorHAnsi" w:cstheme="majorHAnsi"/>
+                <w:sz w:val="26"/>
+                <w:szCs w:val="26"/>
+              </w:rPr>
+              <w:t xml:space="preserve"> at a children’s hospital. The event is chaotic; the children are rowdy, and an anti-science activist interrupts the talkback session. Clay reflects deeply on his own history with mental health</w:t>
             </w:r>
             <w:r>
               <w:rPr>
@@ -13982,7 +14899,25 @@
                 <w:sz w:val="26"/>
                 <w:szCs w:val="26"/>
               </w:rPr>
-              <w:t xml:space="preserve"> becomes a flashpoint for anti-science sentiment. An extremist group, agitated by the activists’ stance against global injustice and funding cuts, disrupts the peaceful march. In a horrific turn, an anti-activist driver rams through the crowd, critically injuring Ms. Aurora. Ray is left holding her fallen rival on the pavement, realizing the battle for science and truth is now a matter of life and death.</w:t>
+              <w:t xml:space="preserve"> </w:t>
+            </w:r>
+            <w:proofErr w:type="gramStart"/>
+            <w:r>
+              <w:rPr>
+                <w:rFonts w:asciiTheme="majorHAnsi" w:hAnsiTheme="majorHAnsi" w:cstheme="majorHAnsi"/>
+                <w:sz w:val="26"/>
+                <w:szCs w:val="26"/>
+              </w:rPr>
+              <w:t>becomes</w:t>
+            </w:r>
+            <w:proofErr w:type="gramEnd"/>
+            <w:r>
+              <w:rPr>
+                <w:rFonts w:asciiTheme="majorHAnsi" w:hAnsiTheme="majorHAnsi" w:cstheme="majorHAnsi"/>
+                <w:sz w:val="26"/>
+                <w:szCs w:val="26"/>
+              </w:rPr>
+              <w:t xml:space="preserve"> a flashpoint for anti-science sentiment. An extremist group, agitated by the activists’ stance against global injustice and funding cuts, disrupts the peaceful march. In a horrific turn, an anti-activist driver rams through the crowd, critically injuring Ms. Aurora. Ray is left holding her fallen rival on the pavement, realizing the battle for science and truth is now a matter of life and death.</w:t>
             </w:r>
           </w:p>
         </w:tc>

--- a/about/solid-liquid-and-gas-bible.docx
+++ b/about/solid-liquid-and-gas-bible.docx
@@ -308,7 +308,6 @@
         </w:rPr>
         <w:t xml:space="preserve">In a last-ditch effort to reinvent herself, a struggling educator must win the host role in the beloved children’s tv series </w:t>
       </w:r>
-      <w:proofErr w:type="gramStart"/>
       <w:r>
         <w:rPr>
           <w:rFonts w:asciiTheme="majorHAnsi" w:hAnsiTheme="majorHAnsi" w:cstheme="majorHAnsi"/>
@@ -326,34 +325,7 @@
           <w:sz w:val="32"/>
           <w:szCs w:val="32"/>
         </w:rPr>
-        <w:t>,</w:t>
-      </w:r>
-      <w:proofErr w:type="gramEnd"/>
-      <w:r>
-        <w:rPr>
-          <w:rFonts w:asciiTheme="majorHAnsi" w:hAnsiTheme="majorHAnsi" w:cstheme="majorHAnsi"/>
-          <w:sz w:val="32"/>
-          <w:szCs w:val="32"/>
-        </w:rPr>
-        <w:t xml:space="preserve"> only to face the original host’s legacy and a public </w:t>
-      </w:r>
-      <w:proofErr w:type="gramStart"/>
-      <w:r>
-        <w:rPr>
-          <w:rFonts w:asciiTheme="majorHAnsi" w:hAnsiTheme="majorHAnsi" w:cstheme="majorHAnsi"/>
-          <w:sz w:val="32"/>
-          <w:szCs w:val="32"/>
-        </w:rPr>
-        <w:t>resistant</w:t>
-      </w:r>
-      <w:proofErr w:type="gramEnd"/>
-      <w:r>
-        <w:rPr>
-          <w:rFonts w:asciiTheme="majorHAnsi" w:hAnsiTheme="majorHAnsi" w:cstheme="majorHAnsi"/>
-          <w:sz w:val="32"/>
-          <w:szCs w:val="32"/>
-        </w:rPr>
-        <w:t xml:space="preserve"> to inclusivity.</w:t>
+        <w:t>, only to face the original host’s legacy and a public resistant to inclusivity.</w:t>
       </w:r>
     </w:p>
     <w:p>
@@ -993,7 +965,6 @@
         </w:rPr>
         <w:t xml:space="preserve">+ </w:t>
       </w:r>
-      <w:proofErr w:type="spellStart"/>
       <w:r>
         <w:rPr>
           <w:rFonts w:asciiTheme="majorHAnsi" w:hAnsiTheme="majorHAnsi" w:cstheme="majorHAnsi"/>
@@ -1004,20 +975,7 @@
           <w:szCs w:val="60"/>
           <w:u w:val="single"/>
         </w:rPr>
-        <w:t>StarPower</w:t>
-      </w:r>
-      <w:proofErr w:type="spellEnd"/>
-      <w:r>
-        <w:rPr>
-          <w:rFonts w:asciiTheme="majorHAnsi" w:hAnsiTheme="majorHAnsi" w:cstheme="majorHAnsi"/>
-          <w:b/>
-          <w:bCs/>
-          <w:color w:val="FF3399"/>
-          <w:sz w:val="60"/>
-          <w:szCs w:val="60"/>
-          <w:u w:val="single"/>
-        </w:rPr>
-        <w:t>!</w:t>
+        <w:t>StarPower!</w:t>
       </w:r>
     </w:p>
     <w:p>
@@ -1705,7 +1663,6 @@
           </wp:anchor>
         </w:drawing>
       </w:r>
-      <w:proofErr w:type="spellStart"/>
       <w:r>
         <w:rPr>
           <w:rFonts w:cstheme="minorHAnsi"/>
@@ -1728,20 +1685,7 @@
           <w:szCs w:val="32"/>
           <w:u w:val="single"/>
         </w:rPr>
-        <w:t>tarPower</w:t>
-      </w:r>
-      <w:proofErr w:type="spellEnd"/>
-      <w:r>
-        <w:rPr>
-          <w:rFonts w:cstheme="minorHAnsi"/>
-          <w:b/>
-          <w:bCs/>
-          <w:color w:val="FF3399"/>
-          <w:sz w:val="32"/>
-          <w:szCs w:val="32"/>
-          <w:u w:val="single"/>
-        </w:rPr>
-        <w:t>!</w:t>
+        <w:t>tarPower!</w:t>
       </w:r>
       <w:r>
         <w:rPr>
@@ -1821,7 +1765,6 @@
         </w:rPr>
         <w:t xml:space="preserve">Stardust and her </w:t>
       </w:r>
-      <w:proofErr w:type="gramStart"/>
       <w:r>
         <w:rPr>
           <w:rFonts w:cstheme="minorHAnsi"/>
@@ -1846,7 +1789,6 @@
         </w:rPr>
         <w:t>r</w:t>
       </w:r>
-      <w:proofErr w:type="gramEnd"/>
       <w:r>
         <w:rPr>
           <w:rFonts w:cstheme="minorHAnsi"/>
@@ -1869,18 +1811,8 @@
           <w:sz w:val="32"/>
           <w:szCs w:val="32"/>
         </w:rPr>
-        <w:t xml:space="preserve"> </w:t>
-      </w:r>
-      <w:proofErr w:type="spellStart"/>
-      <w:r>
-        <w:rPr>
-          <w:rFonts w:cstheme="minorHAnsi"/>
-          <w:sz w:val="32"/>
-          <w:szCs w:val="32"/>
-        </w:rPr>
-        <w:t>StarPower</w:t>
-      </w:r>
-      <w:proofErr w:type="spellEnd"/>
+        <w:t xml:space="preserve"> StarPower</w:t>
+      </w:r>
       <w:r>
         <w:rPr>
           <w:rFonts w:cstheme="minorHAnsi"/>
@@ -2926,7 +2858,6 @@
         </w:rPr>
         <w:t xml:space="preserve">educator with a huge following and the frontrunner to be the host of </w:t>
       </w:r>
-      <w:proofErr w:type="spellStart"/>
       <w:r>
         <w:rPr>
           <w:rFonts w:asciiTheme="majorHAnsi" w:hAnsiTheme="majorHAnsi" w:cstheme="majorHAnsi"/>
@@ -2936,19 +2867,7 @@
           <w:sz w:val="28"/>
           <w:szCs w:val="28"/>
         </w:rPr>
-        <w:t>StarPower</w:t>
-      </w:r>
-      <w:proofErr w:type="spellEnd"/>
-      <w:r>
-        <w:rPr>
-          <w:rFonts w:asciiTheme="majorHAnsi" w:hAnsiTheme="majorHAnsi" w:cstheme="majorHAnsi"/>
-          <w:i/>
-          <w:iCs/>
-          <w:color w:val="FF3399"/>
-          <w:sz w:val="28"/>
-          <w:szCs w:val="28"/>
-        </w:rPr>
-        <w:t>!</w:t>
+        <w:t>StarPower!</w:t>
       </w:r>
       <w:r>
         <w:rPr>
@@ -3454,7 +3373,6 @@
         </w:rPr>
         <w:t xml:space="preserve">and its revival </w:t>
       </w:r>
-      <w:proofErr w:type="spellStart"/>
       <w:r>
         <w:rPr>
           <w:rFonts w:asciiTheme="majorHAnsi" w:hAnsiTheme="majorHAnsi" w:cstheme="majorHAnsi"/>
@@ -3466,7 +3384,6 @@
         </w:rPr>
         <w:t>StarPower</w:t>
       </w:r>
-      <w:proofErr w:type="spellEnd"/>
       <w:r>
         <w:rPr>
           <w:rFonts w:asciiTheme="majorHAnsi" w:hAnsiTheme="majorHAnsi" w:cstheme="majorHAnsi"/>
@@ -3534,7 +3451,6 @@
         </w:rPr>
         <w:t xml:space="preserve">takes every chance she can to rid </w:t>
       </w:r>
-      <w:proofErr w:type="spellStart"/>
       <w:r>
         <w:rPr>
           <w:rFonts w:asciiTheme="majorHAnsi" w:hAnsiTheme="majorHAnsi" w:cstheme="majorHAnsi"/>
@@ -3543,18 +3459,7 @@
           <w:sz w:val="28"/>
           <w:szCs w:val="28"/>
         </w:rPr>
-        <w:t>StarPower</w:t>
-      </w:r>
-      <w:proofErr w:type="spellEnd"/>
-      <w:r>
-        <w:rPr>
-          <w:rFonts w:asciiTheme="majorHAnsi" w:hAnsiTheme="majorHAnsi" w:cstheme="majorHAnsi"/>
-          <w:i/>
-          <w:iCs/>
-          <w:sz w:val="28"/>
-          <w:szCs w:val="28"/>
-        </w:rPr>
-        <w:t>!</w:t>
+        <w:t>StarPower!</w:t>
       </w:r>
       <w:r>
         <w:rPr>
@@ -3879,25 +3784,7 @@
           <w:sz w:val="28"/>
           <w:szCs w:val="28"/>
         </w:rPr>
-        <w:t xml:space="preserve"> (E-</w:t>
-      </w:r>
-      <w:proofErr w:type="spellStart"/>
-      <w:r>
-        <w:rPr>
-          <w:rFonts w:asciiTheme="majorHAnsi" w:hAnsiTheme="majorHAnsi" w:cstheme="majorHAnsi"/>
-          <w:sz w:val="28"/>
-          <w:szCs w:val="28"/>
-        </w:rPr>
-        <w:t>lehm</w:t>
-      </w:r>
-      <w:proofErr w:type="spellEnd"/>
-      <w:r>
-        <w:rPr>
-          <w:rFonts w:asciiTheme="majorHAnsi" w:hAnsiTheme="majorHAnsi" w:cstheme="majorHAnsi"/>
-          <w:sz w:val="28"/>
-          <w:szCs w:val="28"/>
-        </w:rPr>
-        <w:t>)</w:t>
+        <w:t xml:space="preserve"> (E-lehm)</w:t>
       </w:r>
       <w:r>
         <w:rPr>
@@ -4021,6 +3908,143 @@
         </w:rPr>
         <w:lastRenderedPageBreak/>
         <w:t>RECURRING</w:t>
+      </w:r>
+    </w:p>
+    <w:p>
+      <w:pPr>
+        <w:tabs>
+          <w:tab w:val="left" w:pos="5013"/>
+        </w:tabs>
+        <w:spacing w:line="240" w:lineRule="auto"/>
+        <w:rPr>
+          <w:rFonts w:asciiTheme="majorHAnsi" w:hAnsiTheme="majorHAnsi" w:cstheme="majorHAnsi"/>
+          <w:i/>
+          <w:iCs/>
+          <w:color w:val="FF0066"/>
+          <w:sz w:val="30"/>
+          <w:szCs w:val="30"/>
+        </w:rPr>
+      </w:pPr>
+      <w:r>
+        <w:rPr>
+          <w:rFonts w:asciiTheme="majorHAnsi" w:hAnsiTheme="majorHAnsi" w:cstheme="majorHAnsi"/>
+          <w:b/>
+          <w:bCs/>
+          <w:sz w:val="30"/>
+          <w:szCs w:val="30"/>
+        </w:rPr>
+        <w:t>TERESA</w:t>
+      </w:r>
+      <w:r>
+        <w:rPr>
+          <w:rFonts w:asciiTheme="majorHAnsi" w:hAnsiTheme="majorHAnsi" w:cstheme="majorHAnsi"/>
+          <w:b/>
+          <w:bCs/>
+          <w:sz w:val="30"/>
+          <w:szCs w:val="30"/>
+        </w:rPr>
+        <w:t xml:space="preserve"> ALVES</w:t>
+      </w:r>
+      <w:r>
+        <w:rPr>
+          <w:rFonts w:asciiTheme="majorHAnsi" w:hAnsiTheme="majorHAnsi" w:cstheme="majorHAnsi"/>
+          <w:sz w:val="30"/>
+          <w:szCs w:val="30"/>
+        </w:rPr>
+        <w:t xml:space="preserve"> is </w:t>
+      </w:r>
+      <w:r>
+        <w:rPr>
+          <w:rFonts w:asciiTheme="majorHAnsi" w:hAnsiTheme="majorHAnsi" w:cstheme="majorHAnsi"/>
+          <w:i/>
+          <w:iCs/>
+          <w:color w:val="00B050"/>
+          <w:sz w:val="30"/>
+          <w:szCs w:val="30"/>
+        </w:rPr>
+        <w:t>Stardust</w:t>
+      </w:r>
+      <w:r>
+        <w:rPr>
+          <w:rFonts w:asciiTheme="majorHAnsi" w:hAnsiTheme="majorHAnsi" w:cstheme="majorHAnsi"/>
+          <w:sz w:val="30"/>
+          <w:szCs w:val="30"/>
+        </w:rPr>
+        <w:t xml:space="preserve">’s biggest fan. As a child, she ran a fan club blog for the original show. Now as an adult, she is now a science communicator who runs social media channels dedicated to and critiquing </w:t>
+      </w:r>
+      <w:r>
+        <w:rPr>
+          <w:rFonts w:asciiTheme="majorHAnsi" w:hAnsiTheme="majorHAnsi" w:cstheme="majorHAnsi"/>
+          <w:i/>
+          <w:iCs/>
+          <w:color w:val="FF0066"/>
+          <w:sz w:val="30"/>
+          <w:szCs w:val="30"/>
+        </w:rPr>
+        <w:t>StarPower!</w:t>
+      </w:r>
+    </w:p>
+    <w:p>
+      <w:pPr>
+        <w:tabs>
+          <w:tab w:val="left" w:pos="5013"/>
+        </w:tabs>
+        <w:spacing w:line="240" w:lineRule="auto"/>
+        <w:rPr>
+          <w:rFonts w:asciiTheme="majorHAnsi" w:hAnsiTheme="majorHAnsi" w:cstheme="majorHAnsi"/>
+          <w:i/>
+          <w:iCs/>
+          <w:color w:val="FF3399"/>
+          <w:sz w:val="30"/>
+          <w:szCs w:val="30"/>
+        </w:rPr>
+      </w:pPr>
+      <w:r>
+        <w:rPr>
+          <w:rFonts w:asciiTheme="majorHAnsi" w:hAnsiTheme="majorHAnsi" w:cstheme="majorHAnsi"/>
+          <w:b/>
+          <w:bCs/>
+          <w:color w:val="002060"/>
+          <w:sz w:val="30"/>
+          <w:szCs w:val="30"/>
+        </w:rPr>
+        <w:t>KENDRA</w:t>
+      </w:r>
+      <w:r>
+        <w:rPr>
+          <w:rFonts w:asciiTheme="majorHAnsi" w:hAnsiTheme="majorHAnsi" w:cstheme="majorHAnsi"/>
+          <w:color w:val="002060"/>
+          <w:sz w:val="30"/>
+          <w:szCs w:val="30"/>
+        </w:rPr>
+        <w:t xml:space="preserve"> </w:t>
+      </w:r>
+      <w:r>
+        <w:rPr>
+          <w:rFonts w:asciiTheme="majorHAnsi" w:hAnsiTheme="majorHAnsi" w:cstheme="majorHAnsi"/>
+          <w:sz w:val="30"/>
+          <w:szCs w:val="30"/>
+        </w:rPr>
+        <w:t xml:space="preserve">ALTRO </w:t>
+      </w:r>
+      <w:r>
+        <w:rPr>
+          <w:rFonts w:asciiTheme="majorHAnsi" w:hAnsiTheme="majorHAnsi" w:cstheme="majorHAnsi"/>
+          <w:sz w:val="30"/>
+          <w:szCs w:val="30"/>
+        </w:rPr>
+        <w:t xml:space="preserve">is a child actor who voices the younger characters on </w:t>
+      </w:r>
+      <w:r>
+        <w:rPr>
+          <w:rFonts w:asciiTheme="majorHAnsi" w:hAnsiTheme="majorHAnsi" w:cstheme="majorHAnsi"/>
+          <w:i/>
+          <w:iCs/>
+          <w:color w:val="FF3399"/>
+          <w:sz w:val="30"/>
+          <w:szCs w:val="30"/>
+        </w:rPr>
+        <w:t>StarPower!</w:t>
       </w:r>
     </w:p>
     <w:p>
@@ -4087,7 +4111,6 @@
         </w:rPr>
         <w:t xml:space="preserve">, known for the children’s tv series, </w:t>
       </w:r>
-      <w:proofErr w:type="spellStart"/>
       <w:r>
         <w:rPr>
           <w:rFonts w:asciiTheme="majorHAnsi" w:hAnsiTheme="majorHAnsi" w:cstheme="majorHAnsi"/>
@@ -4098,7 +4121,6 @@
         </w:rPr>
         <w:t>Cinnamonville</w:t>
       </w:r>
-      <w:proofErr w:type="spellEnd"/>
       <w:r>
         <w:rPr>
           <w:rFonts w:asciiTheme="majorHAnsi" w:hAnsiTheme="majorHAnsi" w:cstheme="majorHAnsi"/>
@@ -4123,7 +4145,6 @@
         </w:rPr>
         <w:t xml:space="preserve">the primary series director for </w:t>
       </w:r>
-      <w:proofErr w:type="spellStart"/>
       <w:r>
         <w:rPr>
           <w:rFonts w:asciiTheme="majorHAnsi" w:hAnsiTheme="majorHAnsi" w:cstheme="majorHAnsi"/>
@@ -4133,9 +4154,107 @@
           <w:sz w:val="30"/>
           <w:szCs w:val="30"/>
         </w:rPr>
-        <w:t>StarPower</w:t>
-      </w:r>
-      <w:proofErr w:type="spellEnd"/>
+        <w:t>StarPower!</w:t>
+      </w:r>
+    </w:p>
+    <w:p>
+      <w:pPr>
+        <w:tabs>
+          <w:tab w:val="left" w:pos="5013"/>
+        </w:tabs>
+        <w:spacing w:line="240" w:lineRule="auto"/>
+        <w:rPr>
+          <w:rFonts w:asciiTheme="majorHAnsi" w:hAnsiTheme="majorHAnsi" w:cstheme="majorHAnsi"/>
+          <w:i/>
+          <w:iCs/>
+          <w:sz w:val="30"/>
+          <w:szCs w:val="30"/>
+        </w:rPr>
+      </w:pPr>
+      <w:r>
+        <w:rPr>
+          <w:rFonts w:asciiTheme="majorHAnsi" w:hAnsiTheme="majorHAnsi" w:cstheme="majorHAnsi"/>
+          <w:b/>
+          <w:bCs/>
+          <w:color w:val="00B050"/>
+          <w:sz w:val="30"/>
+          <w:szCs w:val="30"/>
+        </w:rPr>
+        <w:t>CRYSTAL</w:t>
+      </w:r>
+      <w:r>
+        <w:rPr>
+          <w:rFonts w:asciiTheme="majorHAnsi" w:hAnsiTheme="majorHAnsi" w:cstheme="majorHAnsi"/>
+          <w:color w:val="00B050"/>
+          <w:sz w:val="30"/>
+          <w:szCs w:val="30"/>
+        </w:rPr>
+        <w:t xml:space="preserve"> </w:t>
+      </w:r>
+      <w:r>
+        <w:rPr>
+          <w:rFonts w:asciiTheme="majorHAnsi" w:hAnsiTheme="majorHAnsi" w:cstheme="majorHAnsi"/>
+          <w:sz w:val="30"/>
+          <w:szCs w:val="30"/>
+        </w:rPr>
+        <w:t>CABELLERO</w:t>
+      </w:r>
+      <w:r>
+        <w:rPr>
+          <w:rFonts w:asciiTheme="majorHAnsi" w:hAnsiTheme="majorHAnsi" w:cstheme="majorHAnsi"/>
+          <w:sz w:val="30"/>
+          <w:szCs w:val="30"/>
+        </w:rPr>
+        <w:t xml:space="preserve"> </w:t>
+      </w:r>
+      <w:r>
+        <w:rPr>
+          <w:rFonts w:asciiTheme="majorHAnsi" w:hAnsiTheme="majorHAnsi" w:cstheme="majorHAnsi"/>
+          <w:sz w:val="30"/>
+          <w:szCs w:val="30"/>
+        </w:rPr>
+        <w:t xml:space="preserve">is a </w:t>
+      </w:r>
+      <w:r>
+        <w:rPr>
+          <w:rFonts w:asciiTheme="majorHAnsi" w:hAnsiTheme="majorHAnsi" w:cstheme="majorHAnsi"/>
+          <w:sz w:val="30"/>
+          <w:szCs w:val="30"/>
+        </w:rPr>
+        <w:t>story editor</w:t>
+      </w:r>
+      <w:r>
+        <w:rPr>
+          <w:rFonts w:asciiTheme="majorHAnsi" w:hAnsiTheme="majorHAnsi" w:cstheme="majorHAnsi"/>
+          <w:sz w:val="30"/>
+          <w:szCs w:val="30"/>
+        </w:rPr>
+        <w:t xml:space="preserve">, </w:t>
+      </w:r>
+      <w:r>
+        <w:rPr>
+          <w:rFonts w:asciiTheme="majorHAnsi" w:hAnsiTheme="majorHAnsi" w:cstheme="majorHAnsi"/>
+          <w:sz w:val="30"/>
+          <w:szCs w:val="30"/>
+        </w:rPr>
+        <w:t>developer</w:t>
+      </w:r>
+      <w:r>
+        <w:rPr>
+          <w:rFonts w:asciiTheme="majorHAnsi" w:hAnsiTheme="majorHAnsi" w:cstheme="majorHAnsi"/>
+          <w:sz w:val="30"/>
+          <w:szCs w:val="30"/>
+        </w:rPr>
+        <w:t>, and educational psychologist</w:t>
+      </w:r>
+      <w:r>
+        <w:rPr>
+          <w:rFonts w:asciiTheme="majorHAnsi" w:hAnsiTheme="majorHAnsi" w:cstheme="majorHAnsi"/>
+          <w:sz w:val="30"/>
+          <w:szCs w:val="30"/>
+        </w:rPr>
+        <w:t xml:space="preserve"> for </w:t>
+      </w:r>
       <w:r>
         <w:rPr>
           <w:rFonts w:asciiTheme="majorHAnsi" w:hAnsiTheme="majorHAnsi" w:cstheme="majorHAnsi"/>
@@ -4145,7 +4264,182 @@
           <w:sz w:val="30"/>
           <w:szCs w:val="30"/>
         </w:rPr>
-        <w:t>!</w:t>
+        <w:t>StarPower!</w:t>
+      </w:r>
+    </w:p>
+    <w:p>
+      <w:pPr>
+        <w:tabs>
+          <w:tab w:val="left" w:pos="5013"/>
+        </w:tabs>
+        <w:spacing w:line="240" w:lineRule="auto"/>
+        <w:rPr>
+          <w:rFonts w:asciiTheme="majorHAnsi" w:hAnsiTheme="majorHAnsi" w:cstheme="majorHAnsi"/>
+          <w:sz w:val="30"/>
+          <w:szCs w:val="30"/>
+        </w:rPr>
+      </w:pPr>
+      <w:r>
+        <w:rPr>
+          <w:rFonts w:asciiTheme="majorHAnsi" w:hAnsiTheme="majorHAnsi" w:cstheme="majorHAnsi"/>
+          <w:b/>
+          <w:bCs/>
+          <w:sz w:val="30"/>
+          <w:szCs w:val="30"/>
+        </w:rPr>
+        <w:t>COOPER OWENS</w:t>
+      </w:r>
+      <w:r>
+        <w:rPr>
+          <w:rFonts w:asciiTheme="majorHAnsi" w:hAnsiTheme="majorHAnsi" w:cstheme="majorHAnsi"/>
+          <w:sz w:val="30"/>
+          <w:szCs w:val="30"/>
+        </w:rPr>
+        <w:t xml:space="preserve"> is </w:t>
+      </w:r>
+      <w:r>
+        <w:rPr>
+          <w:rFonts w:asciiTheme="majorHAnsi" w:hAnsiTheme="majorHAnsi" w:cstheme="majorHAnsi"/>
+          <w:sz w:val="30"/>
+          <w:szCs w:val="30"/>
+        </w:rPr>
+        <w:t xml:space="preserve">an </w:t>
+      </w:r>
+      <w:r>
+        <w:rPr>
+          <w:rFonts w:asciiTheme="majorHAnsi" w:hAnsiTheme="majorHAnsi" w:cstheme="majorHAnsi"/>
+          <w:sz w:val="30"/>
+          <w:szCs w:val="30"/>
+        </w:rPr>
+        <w:t>anti-science protestor</w:t>
+      </w:r>
+      <w:r>
+        <w:rPr>
+          <w:rFonts w:asciiTheme="majorHAnsi" w:hAnsiTheme="majorHAnsi" w:cstheme="majorHAnsi"/>
+          <w:sz w:val="30"/>
+          <w:szCs w:val="30"/>
+        </w:rPr>
+        <w:t xml:space="preserve"> and former child actor</w:t>
+      </w:r>
+      <w:r>
+        <w:rPr>
+          <w:rFonts w:asciiTheme="majorHAnsi" w:hAnsiTheme="majorHAnsi" w:cstheme="majorHAnsi"/>
+          <w:sz w:val="30"/>
+          <w:szCs w:val="30"/>
+        </w:rPr>
+        <w:t>.</w:t>
+      </w:r>
+    </w:p>
+    <w:p>
+      <w:pPr>
+        <w:tabs>
+          <w:tab w:val="left" w:pos="5013"/>
+        </w:tabs>
+        <w:spacing w:line="240" w:lineRule="auto"/>
+        <w:rPr>
+          <w:rFonts w:asciiTheme="majorHAnsi" w:hAnsiTheme="majorHAnsi" w:cstheme="majorHAnsi"/>
+          <w:sz w:val="30"/>
+          <w:szCs w:val="30"/>
+        </w:rPr>
+      </w:pPr>
+      <w:r>
+        <w:rPr>
+          <w:rFonts w:asciiTheme="majorHAnsi" w:hAnsiTheme="majorHAnsi" w:cstheme="majorHAnsi"/>
+          <w:b/>
+          <w:bCs/>
+          <w:sz w:val="30"/>
+          <w:szCs w:val="30"/>
+        </w:rPr>
+        <w:t xml:space="preserve">ALICE </w:t>
+      </w:r>
+      <w:r>
+        <w:rPr>
+          <w:rFonts w:asciiTheme="majorHAnsi" w:hAnsiTheme="majorHAnsi" w:cstheme="majorHAnsi"/>
+          <w:b/>
+          <w:bCs/>
+          <w:sz w:val="30"/>
+          <w:szCs w:val="30"/>
+        </w:rPr>
+        <w:t>STARLING</w:t>
+      </w:r>
+      <w:r>
+        <w:rPr>
+          <w:rFonts w:asciiTheme="majorHAnsi" w:hAnsiTheme="majorHAnsi" w:cstheme="majorHAnsi"/>
+          <w:sz w:val="30"/>
+          <w:szCs w:val="30"/>
+        </w:rPr>
+        <w:t xml:space="preserve"> is a </w:t>
+      </w:r>
+      <w:r>
+        <w:rPr>
+          <w:rFonts w:asciiTheme="majorHAnsi" w:hAnsiTheme="majorHAnsi" w:cstheme="majorHAnsi"/>
+          <w:sz w:val="30"/>
+          <w:szCs w:val="30"/>
+        </w:rPr>
+        <w:t>mission’s operations manager at NASA</w:t>
+      </w:r>
+      <w:r>
+        <w:rPr>
+          <w:rFonts w:asciiTheme="majorHAnsi" w:hAnsiTheme="majorHAnsi" w:cstheme="majorHAnsi"/>
+          <w:sz w:val="30"/>
+          <w:szCs w:val="30"/>
+        </w:rPr>
+        <w:t xml:space="preserve"> and Aurora’s mo</w:t>
+      </w:r>
+      <w:r>
+        <w:rPr>
+          <w:rFonts w:asciiTheme="majorHAnsi" w:hAnsiTheme="majorHAnsi" w:cstheme="majorHAnsi"/>
+          <w:sz w:val="30"/>
+          <w:szCs w:val="30"/>
+        </w:rPr>
+        <w:t>ther</w:t>
+      </w:r>
+      <w:r>
+        <w:rPr>
+          <w:rFonts w:asciiTheme="majorHAnsi" w:hAnsiTheme="majorHAnsi" w:cstheme="majorHAnsi"/>
+          <w:sz w:val="30"/>
+          <w:szCs w:val="30"/>
+        </w:rPr>
+        <w:t>, who helps to fact check Aurora’s scripts.</w:t>
+      </w:r>
+    </w:p>
+    <w:p>
+      <w:pPr>
+        <w:tabs>
+          <w:tab w:val="left" w:pos="5013"/>
+        </w:tabs>
+        <w:spacing w:line="240" w:lineRule="auto"/>
+        <w:rPr>
+          <w:rFonts w:asciiTheme="majorHAnsi" w:hAnsiTheme="majorHAnsi" w:cstheme="majorHAnsi"/>
+          <w:sz w:val="30"/>
+          <w:szCs w:val="30"/>
+        </w:rPr>
+      </w:pPr>
+      <w:r>
+        <w:rPr>
+          <w:rFonts w:asciiTheme="majorHAnsi" w:hAnsiTheme="majorHAnsi" w:cstheme="majorHAnsi"/>
+          <w:b/>
+          <w:bCs/>
+          <w:sz w:val="30"/>
+          <w:szCs w:val="30"/>
+        </w:rPr>
+        <w:t>BARRY STARLING</w:t>
+      </w:r>
+      <w:r>
+        <w:rPr>
+          <w:rFonts w:asciiTheme="majorHAnsi" w:hAnsiTheme="majorHAnsi" w:cstheme="majorHAnsi"/>
+          <w:sz w:val="30"/>
+          <w:szCs w:val="30"/>
+        </w:rPr>
+        <w:t xml:space="preserve"> is </w:t>
+      </w:r>
+      <w:r>
+        <w:rPr>
+          <w:rFonts w:asciiTheme="majorHAnsi" w:hAnsiTheme="majorHAnsi" w:cstheme="majorHAnsi"/>
+          <w:sz w:val="30"/>
+          <w:szCs w:val="30"/>
+        </w:rPr>
+        <w:t>a former theatre actor and Aurora’s father.</w:t>
       </w:r>
     </w:p>
     <w:p>
@@ -4194,31 +4488,7 @@
           <w:sz w:val="30"/>
           <w:szCs w:val="30"/>
         </w:rPr>
-        <w:t xml:space="preserve">is </w:t>
-      </w:r>
-      <w:r>
-        <w:rPr>
-          <w:rFonts w:asciiTheme="majorHAnsi" w:hAnsiTheme="majorHAnsi" w:cstheme="majorHAnsi"/>
-          <w:sz w:val="30"/>
-          <w:szCs w:val="30"/>
-        </w:rPr>
-        <w:t>the</w:t>
-      </w:r>
-      <w:r>
-        <w:rPr>
-          <w:rFonts w:asciiTheme="majorHAnsi" w:hAnsiTheme="majorHAnsi" w:cstheme="majorHAnsi"/>
-          <w:sz w:val="30"/>
-          <w:szCs w:val="30"/>
-        </w:rPr>
-        <w:t xml:space="preserve"> primary</w:t>
-      </w:r>
-      <w:r>
-        <w:rPr>
-          <w:rFonts w:asciiTheme="majorHAnsi" w:hAnsiTheme="majorHAnsi" w:cstheme="majorHAnsi"/>
-          <w:sz w:val="30"/>
-          <w:szCs w:val="30"/>
-        </w:rPr>
-        <w:t xml:space="preserve"> </w:t>
+        <w:t xml:space="preserve">is the primary </w:t>
       </w:r>
       <w:r>
         <w:rPr>
@@ -4296,533 +4566,10 @@
         <w:spacing w:line="240" w:lineRule="auto"/>
         <w:rPr>
           <w:rFonts w:asciiTheme="majorHAnsi" w:hAnsiTheme="majorHAnsi" w:cstheme="majorHAnsi"/>
-          <w:i/>
-          <w:iCs/>
           <w:sz w:val="30"/>
           <w:szCs w:val="30"/>
         </w:rPr>
       </w:pPr>
-      <w:r>
-        <w:rPr>
-          <w:rFonts w:asciiTheme="majorHAnsi" w:hAnsiTheme="majorHAnsi" w:cstheme="majorHAnsi"/>
-          <w:b/>
-          <w:bCs/>
-          <w:color w:val="00B050"/>
-          <w:sz w:val="30"/>
-          <w:szCs w:val="30"/>
-        </w:rPr>
-        <w:t>CRYSTAL</w:t>
-      </w:r>
-      <w:r>
-        <w:rPr>
-          <w:rFonts w:asciiTheme="majorHAnsi" w:hAnsiTheme="majorHAnsi" w:cstheme="majorHAnsi"/>
-          <w:color w:val="00B050"/>
-          <w:sz w:val="30"/>
-          <w:szCs w:val="30"/>
-        </w:rPr>
-        <w:t xml:space="preserve"> </w:t>
-      </w:r>
-      <w:r>
-        <w:rPr>
-          <w:rFonts w:asciiTheme="majorHAnsi" w:hAnsiTheme="majorHAnsi" w:cstheme="majorHAnsi"/>
-          <w:sz w:val="30"/>
-          <w:szCs w:val="30"/>
-        </w:rPr>
-        <w:t xml:space="preserve">is a </w:t>
-      </w:r>
-      <w:r>
-        <w:rPr>
-          <w:rFonts w:asciiTheme="majorHAnsi" w:hAnsiTheme="majorHAnsi" w:cstheme="majorHAnsi"/>
-          <w:sz w:val="30"/>
-          <w:szCs w:val="30"/>
-        </w:rPr>
-        <w:t>story editor</w:t>
-      </w:r>
-      <w:r>
-        <w:rPr>
-          <w:rFonts w:asciiTheme="majorHAnsi" w:hAnsiTheme="majorHAnsi" w:cstheme="majorHAnsi"/>
-          <w:sz w:val="30"/>
-          <w:szCs w:val="30"/>
-        </w:rPr>
-        <w:t xml:space="preserve">, </w:t>
-      </w:r>
-      <w:r>
-        <w:rPr>
-          <w:rFonts w:asciiTheme="majorHAnsi" w:hAnsiTheme="majorHAnsi" w:cstheme="majorHAnsi"/>
-          <w:sz w:val="30"/>
-          <w:szCs w:val="30"/>
-        </w:rPr>
-        <w:t>developer</w:t>
-      </w:r>
-      <w:r>
-        <w:rPr>
-          <w:rFonts w:asciiTheme="majorHAnsi" w:hAnsiTheme="majorHAnsi" w:cstheme="majorHAnsi"/>
-          <w:sz w:val="30"/>
-          <w:szCs w:val="30"/>
-        </w:rPr>
-        <w:t>, and educational psychologist</w:t>
-      </w:r>
-      <w:r>
-        <w:rPr>
-          <w:rFonts w:asciiTheme="majorHAnsi" w:hAnsiTheme="majorHAnsi" w:cstheme="majorHAnsi"/>
-          <w:sz w:val="30"/>
-          <w:szCs w:val="30"/>
-        </w:rPr>
-        <w:t xml:space="preserve"> for </w:t>
-      </w:r>
-      <w:proofErr w:type="spellStart"/>
-      <w:r>
-        <w:rPr>
-          <w:rFonts w:asciiTheme="majorHAnsi" w:hAnsiTheme="majorHAnsi" w:cstheme="majorHAnsi"/>
-          <w:i/>
-          <w:iCs/>
-          <w:color w:val="FF3399"/>
-          <w:sz w:val="30"/>
-          <w:szCs w:val="30"/>
-        </w:rPr>
-        <w:t>StarPower</w:t>
-      </w:r>
-      <w:proofErr w:type="spellEnd"/>
-      <w:r>
-        <w:rPr>
-          <w:rFonts w:asciiTheme="majorHAnsi" w:hAnsiTheme="majorHAnsi" w:cstheme="majorHAnsi"/>
-          <w:i/>
-          <w:iCs/>
-          <w:color w:val="FF3399"/>
-          <w:sz w:val="30"/>
-          <w:szCs w:val="30"/>
-        </w:rPr>
-        <w:t>!</w:t>
-      </w:r>
-    </w:p>
-    <w:p>
-      <w:pPr>
-        <w:tabs>
-          <w:tab w:val="left" w:pos="5013"/>
-        </w:tabs>
-        <w:spacing w:line="240" w:lineRule="auto"/>
-        <w:rPr>
-          <w:rFonts w:asciiTheme="majorHAnsi" w:hAnsiTheme="majorHAnsi" w:cstheme="majorHAnsi"/>
-          <w:i/>
-          <w:iCs/>
-          <w:color w:val="FF3399"/>
-          <w:sz w:val="30"/>
-          <w:szCs w:val="30"/>
-        </w:rPr>
-      </w:pPr>
-      <w:r>
-        <w:rPr>
-          <w:rFonts w:asciiTheme="majorHAnsi" w:hAnsiTheme="majorHAnsi" w:cstheme="majorHAnsi"/>
-          <w:b/>
-          <w:bCs/>
-          <w:color w:val="002060"/>
-          <w:sz w:val="30"/>
-          <w:szCs w:val="30"/>
-        </w:rPr>
-        <w:t>KENDRA</w:t>
-      </w:r>
-      <w:r>
-        <w:rPr>
-          <w:rFonts w:asciiTheme="majorHAnsi" w:hAnsiTheme="majorHAnsi" w:cstheme="majorHAnsi"/>
-          <w:color w:val="002060"/>
-          <w:sz w:val="30"/>
-          <w:szCs w:val="30"/>
-        </w:rPr>
-        <w:t xml:space="preserve"> </w:t>
-      </w:r>
-      <w:r>
-        <w:rPr>
-          <w:rFonts w:asciiTheme="majorHAnsi" w:hAnsiTheme="majorHAnsi" w:cstheme="majorHAnsi"/>
-          <w:sz w:val="30"/>
-          <w:szCs w:val="30"/>
-        </w:rPr>
-        <w:t xml:space="preserve">is a </w:t>
-      </w:r>
-      <w:r>
-        <w:rPr>
-          <w:rFonts w:asciiTheme="majorHAnsi" w:hAnsiTheme="majorHAnsi" w:cstheme="majorHAnsi"/>
-          <w:sz w:val="30"/>
-          <w:szCs w:val="30"/>
-        </w:rPr>
-        <w:t>child</w:t>
-      </w:r>
-      <w:r>
-        <w:rPr>
-          <w:rFonts w:asciiTheme="majorHAnsi" w:hAnsiTheme="majorHAnsi" w:cstheme="majorHAnsi"/>
-          <w:sz w:val="30"/>
-          <w:szCs w:val="30"/>
-        </w:rPr>
-        <w:t xml:space="preserve"> actor </w:t>
-      </w:r>
-      <w:r>
-        <w:rPr>
-          <w:rFonts w:asciiTheme="majorHAnsi" w:hAnsiTheme="majorHAnsi" w:cstheme="majorHAnsi"/>
-          <w:sz w:val="30"/>
-          <w:szCs w:val="30"/>
-        </w:rPr>
-        <w:t>who voices</w:t>
-      </w:r>
-      <w:r>
-        <w:rPr>
-          <w:rFonts w:asciiTheme="majorHAnsi" w:hAnsiTheme="majorHAnsi" w:cstheme="majorHAnsi"/>
-          <w:sz w:val="30"/>
-          <w:szCs w:val="30"/>
-        </w:rPr>
-        <w:t xml:space="preserve"> the younger characters on </w:t>
-      </w:r>
-      <w:proofErr w:type="spellStart"/>
-      <w:r>
-        <w:rPr>
-          <w:rFonts w:asciiTheme="majorHAnsi" w:hAnsiTheme="majorHAnsi" w:cstheme="majorHAnsi"/>
-          <w:i/>
-          <w:iCs/>
-          <w:color w:val="FF3399"/>
-          <w:sz w:val="30"/>
-          <w:szCs w:val="30"/>
-        </w:rPr>
-        <w:t>StarPower</w:t>
-      </w:r>
-      <w:proofErr w:type="spellEnd"/>
-      <w:r>
-        <w:rPr>
-          <w:rFonts w:asciiTheme="majorHAnsi" w:hAnsiTheme="majorHAnsi" w:cstheme="majorHAnsi"/>
-          <w:i/>
-          <w:iCs/>
-          <w:color w:val="FF3399"/>
-          <w:sz w:val="30"/>
-          <w:szCs w:val="30"/>
-        </w:rPr>
-        <w:t>!</w:t>
-      </w:r>
-    </w:p>
-    <w:p>
-      <w:pPr>
-        <w:tabs>
-          <w:tab w:val="left" w:pos="5013"/>
-        </w:tabs>
-        <w:spacing w:line="240" w:lineRule="auto"/>
-        <w:rPr>
-          <w:rFonts w:asciiTheme="majorHAnsi" w:hAnsiTheme="majorHAnsi" w:cstheme="majorHAnsi"/>
-          <w:sz w:val="30"/>
-          <w:szCs w:val="30"/>
-        </w:rPr>
-      </w:pPr>
-      <w:r>
-        <w:rPr>
-          <w:rFonts w:asciiTheme="majorHAnsi" w:hAnsiTheme="majorHAnsi" w:cstheme="majorHAnsi"/>
-          <w:b/>
-          <w:bCs/>
-          <w:sz w:val="30"/>
-          <w:szCs w:val="30"/>
-        </w:rPr>
-        <w:t>TERESA</w:t>
-      </w:r>
-      <w:r>
-        <w:rPr>
-          <w:rFonts w:asciiTheme="majorHAnsi" w:hAnsiTheme="majorHAnsi" w:cstheme="majorHAnsi"/>
-          <w:sz w:val="30"/>
-          <w:szCs w:val="30"/>
-        </w:rPr>
-        <w:t xml:space="preserve"> </w:t>
-      </w:r>
-      <w:r>
-        <w:rPr>
-          <w:rFonts w:asciiTheme="majorHAnsi" w:hAnsiTheme="majorHAnsi" w:cstheme="majorHAnsi"/>
-          <w:sz w:val="30"/>
-          <w:szCs w:val="30"/>
-        </w:rPr>
-        <w:t xml:space="preserve">is </w:t>
-      </w:r>
-      <w:r>
-        <w:rPr>
-          <w:rFonts w:asciiTheme="majorHAnsi" w:hAnsiTheme="majorHAnsi" w:cstheme="majorHAnsi"/>
-          <w:i/>
-          <w:iCs/>
-          <w:color w:val="00B050"/>
-          <w:sz w:val="30"/>
-          <w:szCs w:val="30"/>
-        </w:rPr>
-        <w:t>Stardust</w:t>
-      </w:r>
-      <w:r>
-        <w:rPr>
-          <w:rFonts w:asciiTheme="majorHAnsi" w:hAnsiTheme="majorHAnsi" w:cstheme="majorHAnsi"/>
-          <w:sz w:val="30"/>
-          <w:szCs w:val="30"/>
-        </w:rPr>
-        <w:t xml:space="preserve">’s biggest fan. As a child, she ran a </w:t>
-      </w:r>
-      <w:r>
-        <w:rPr>
-          <w:rFonts w:asciiTheme="majorHAnsi" w:hAnsiTheme="majorHAnsi" w:cstheme="majorHAnsi"/>
-          <w:sz w:val="30"/>
-          <w:szCs w:val="30"/>
-        </w:rPr>
-        <w:t xml:space="preserve">fan club </w:t>
-      </w:r>
-      <w:r>
-        <w:rPr>
-          <w:rFonts w:asciiTheme="majorHAnsi" w:hAnsiTheme="majorHAnsi" w:cstheme="majorHAnsi"/>
-          <w:sz w:val="30"/>
-          <w:szCs w:val="30"/>
-        </w:rPr>
-        <w:t xml:space="preserve">blog for the original show. Now as an adult, she </w:t>
-      </w:r>
-      <w:r>
-        <w:rPr>
-          <w:rFonts w:asciiTheme="majorHAnsi" w:hAnsiTheme="majorHAnsi" w:cstheme="majorHAnsi"/>
-          <w:sz w:val="30"/>
-          <w:szCs w:val="30"/>
-        </w:rPr>
-        <w:t>is now a science communicator who runs</w:t>
-      </w:r>
-      <w:r>
-        <w:rPr>
-          <w:rFonts w:asciiTheme="majorHAnsi" w:hAnsiTheme="majorHAnsi" w:cstheme="majorHAnsi"/>
-          <w:sz w:val="30"/>
-          <w:szCs w:val="30"/>
-        </w:rPr>
-        <w:t xml:space="preserve"> social media</w:t>
-      </w:r>
-      <w:r>
-        <w:rPr>
-          <w:rFonts w:asciiTheme="majorHAnsi" w:hAnsiTheme="majorHAnsi" w:cstheme="majorHAnsi"/>
-          <w:sz w:val="30"/>
-          <w:szCs w:val="30"/>
-        </w:rPr>
-        <w:t xml:space="preserve"> channels</w:t>
-      </w:r>
-      <w:r>
-        <w:rPr>
-          <w:rFonts w:asciiTheme="majorHAnsi" w:hAnsiTheme="majorHAnsi" w:cstheme="majorHAnsi"/>
-          <w:sz w:val="30"/>
-          <w:szCs w:val="30"/>
-        </w:rPr>
-        <w:t xml:space="preserve"> </w:t>
-      </w:r>
-      <w:r>
-        <w:rPr>
-          <w:rFonts w:asciiTheme="majorHAnsi" w:hAnsiTheme="majorHAnsi" w:cstheme="majorHAnsi"/>
-          <w:sz w:val="30"/>
-          <w:szCs w:val="30"/>
-        </w:rPr>
-        <w:t>dedicated to</w:t>
-      </w:r>
-      <w:r>
-        <w:rPr>
-          <w:rFonts w:asciiTheme="majorHAnsi" w:hAnsiTheme="majorHAnsi" w:cstheme="majorHAnsi"/>
-          <w:sz w:val="30"/>
-          <w:szCs w:val="30"/>
-        </w:rPr>
-        <w:t xml:space="preserve"> and </w:t>
-      </w:r>
-      <w:r>
-        <w:rPr>
-          <w:rFonts w:asciiTheme="majorHAnsi" w:hAnsiTheme="majorHAnsi" w:cstheme="majorHAnsi"/>
-          <w:sz w:val="30"/>
-          <w:szCs w:val="30"/>
-        </w:rPr>
-        <w:t>critiquing</w:t>
-      </w:r>
-      <w:r>
-        <w:rPr>
-          <w:rFonts w:asciiTheme="majorHAnsi" w:hAnsiTheme="majorHAnsi" w:cstheme="majorHAnsi"/>
-          <w:sz w:val="30"/>
-          <w:szCs w:val="30"/>
-        </w:rPr>
-        <w:t xml:space="preserve"> </w:t>
-      </w:r>
-      <w:proofErr w:type="spellStart"/>
-      <w:r>
-        <w:rPr>
-          <w:rFonts w:asciiTheme="majorHAnsi" w:hAnsiTheme="majorHAnsi" w:cstheme="majorHAnsi"/>
-          <w:i/>
-          <w:iCs/>
-          <w:color w:val="FF0066"/>
-          <w:sz w:val="30"/>
-          <w:szCs w:val="30"/>
-        </w:rPr>
-        <w:t>StarPower</w:t>
-      </w:r>
-      <w:proofErr w:type="spellEnd"/>
-      <w:r>
-        <w:rPr>
-          <w:rFonts w:asciiTheme="majorHAnsi" w:hAnsiTheme="majorHAnsi" w:cstheme="majorHAnsi"/>
-          <w:i/>
-          <w:iCs/>
-          <w:color w:val="FF0066"/>
-          <w:sz w:val="30"/>
-          <w:szCs w:val="30"/>
-        </w:rPr>
-        <w:t>!</w:t>
-      </w:r>
-    </w:p>
-    <w:p>
-      <w:pPr>
-        <w:tabs>
-          <w:tab w:val="left" w:pos="5013"/>
-        </w:tabs>
-        <w:spacing w:line="240" w:lineRule="auto"/>
-        <w:rPr>
-          <w:rFonts w:asciiTheme="majorHAnsi" w:hAnsiTheme="majorHAnsi" w:cstheme="majorHAnsi"/>
-          <w:sz w:val="30"/>
-          <w:szCs w:val="30"/>
-        </w:rPr>
-      </w:pPr>
-      <w:r>
-        <w:rPr>
-          <w:rFonts w:asciiTheme="majorHAnsi" w:hAnsiTheme="majorHAnsi" w:cstheme="majorHAnsi"/>
-          <w:b/>
-          <w:bCs/>
-          <w:sz w:val="30"/>
-          <w:szCs w:val="30"/>
-        </w:rPr>
-        <w:t>COOPER OWENS</w:t>
-      </w:r>
-      <w:r>
-        <w:rPr>
-          <w:rFonts w:asciiTheme="majorHAnsi" w:hAnsiTheme="majorHAnsi" w:cstheme="majorHAnsi"/>
-          <w:sz w:val="30"/>
-          <w:szCs w:val="30"/>
-        </w:rPr>
-        <w:t xml:space="preserve"> is </w:t>
-      </w:r>
-      <w:r>
-        <w:rPr>
-          <w:rFonts w:asciiTheme="majorHAnsi" w:hAnsiTheme="majorHAnsi" w:cstheme="majorHAnsi"/>
-          <w:sz w:val="30"/>
-          <w:szCs w:val="30"/>
-        </w:rPr>
-        <w:t xml:space="preserve">an </w:t>
-      </w:r>
-      <w:r>
-        <w:rPr>
-          <w:rFonts w:asciiTheme="majorHAnsi" w:hAnsiTheme="majorHAnsi" w:cstheme="majorHAnsi"/>
-          <w:sz w:val="30"/>
-          <w:szCs w:val="30"/>
-        </w:rPr>
-        <w:t>anti-science protestor</w:t>
-      </w:r>
-      <w:r>
-        <w:rPr>
-          <w:rFonts w:asciiTheme="majorHAnsi" w:hAnsiTheme="majorHAnsi" w:cstheme="majorHAnsi"/>
-          <w:sz w:val="30"/>
-          <w:szCs w:val="30"/>
-        </w:rPr>
-        <w:t>.</w:t>
-      </w:r>
-    </w:p>
-    <w:p>
-      <w:pPr>
-        <w:tabs>
-          <w:tab w:val="left" w:pos="5013"/>
-        </w:tabs>
-        <w:spacing w:line="240" w:lineRule="auto"/>
-        <w:rPr>
-          <w:rFonts w:asciiTheme="majorHAnsi" w:hAnsiTheme="majorHAnsi" w:cstheme="majorHAnsi"/>
-          <w:sz w:val="30"/>
-          <w:szCs w:val="30"/>
-        </w:rPr>
-      </w:pPr>
-      <w:r>
-        <w:rPr>
-          <w:rFonts w:asciiTheme="majorHAnsi" w:hAnsiTheme="majorHAnsi" w:cstheme="majorHAnsi"/>
-          <w:b/>
-          <w:bCs/>
-          <w:sz w:val="30"/>
-          <w:szCs w:val="30"/>
-        </w:rPr>
-        <w:t xml:space="preserve">ALICE </w:t>
-      </w:r>
-      <w:r>
-        <w:rPr>
-          <w:rFonts w:asciiTheme="majorHAnsi" w:hAnsiTheme="majorHAnsi" w:cstheme="majorHAnsi"/>
-          <w:b/>
-          <w:bCs/>
-          <w:sz w:val="30"/>
-          <w:szCs w:val="30"/>
-        </w:rPr>
-        <w:t>STARLING</w:t>
-      </w:r>
-      <w:r>
-        <w:rPr>
-          <w:rFonts w:asciiTheme="majorHAnsi" w:hAnsiTheme="majorHAnsi" w:cstheme="majorHAnsi"/>
-          <w:sz w:val="30"/>
-          <w:szCs w:val="30"/>
-        </w:rPr>
-        <w:t xml:space="preserve"> is a </w:t>
-      </w:r>
-      <w:r>
-        <w:rPr>
-          <w:rFonts w:asciiTheme="majorHAnsi" w:hAnsiTheme="majorHAnsi" w:cstheme="majorHAnsi"/>
-          <w:sz w:val="30"/>
-          <w:szCs w:val="30"/>
-        </w:rPr>
-        <w:t>mission’s operations manager at NASA</w:t>
-      </w:r>
-      <w:r>
-        <w:rPr>
-          <w:rFonts w:asciiTheme="majorHAnsi" w:hAnsiTheme="majorHAnsi" w:cstheme="majorHAnsi"/>
-          <w:sz w:val="30"/>
-          <w:szCs w:val="30"/>
-        </w:rPr>
-        <w:t xml:space="preserve"> and Aurora’s mo</w:t>
-      </w:r>
-      <w:r>
-        <w:rPr>
-          <w:rFonts w:asciiTheme="majorHAnsi" w:hAnsiTheme="majorHAnsi" w:cstheme="majorHAnsi"/>
-          <w:sz w:val="30"/>
-          <w:szCs w:val="30"/>
-        </w:rPr>
-        <w:t>ther</w:t>
-      </w:r>
-      <w:r>
-        <w:rPr>
-          <w:rFonts w:asciiTheme="majorHAnsi" w:hAnsiTheme="majorHAnsi" w:cstheme="majorHAnsi"/>
-          <w:sz w:val="30"/>
-          <w:szCs w:val="30"/>
-        </w:rPr>
-        <w:t>, who helps to fact check Aurora’s scripts.</w:t>
-      </w:r>
-    </w:p>
-    <w:p>
-      <w:pPr>
-        <w:tabs>
-          <w:tab w:val="left" w:pos="5013"/>
-        </w:tabs>
-        <w:spacing w:line="240" w:lineRule="auto"/>
-        <w:rPr>
-          <w:rFonts w:asciiTheme="majorHAnsi" w:hAnsiTheme="majorHAnsi" w:cstheme="majorHAnsi"/>
-          <w:sz w:val="30"/>
-          <w:szCs w:val="30"/>
-        </w:rPr>
-      </w:pPr>
-      <w:r>
-        <w:rPr>
-          <w:rFonts w:asciiTheme="majorHAnsi" w:hAnsiTheme="majorHAnsi" w:cstheme="majorHAnsi"/>
-          <w:b/>
-          <w:bCs/>
-          <w:sz w:val="30"/>
-          <w:szCs w:val="30"/>
-        </w:rPr>
-        <w:t>BARRY STARLING</w:t>
-      </w:r>
-      <w:r>
-        <w:rPr>
-          <w:rFonts w:asciiTheme="majorHAnsi" w:hAnsiTheme="majorHAnsi" w:cstheme="majorHAnsi"/>
-          <w:sz w:val="30"/>
-          <w:szCs w:val="30"/>
-        </w:rPr>
-        <w:t xml:space="preserve"> is </w:t>
-      </w:r>
-      <w:r>
-        <w:rPr>
-          <w:rFonts w:asciiTheme="majorHAnsi" w:hAnsiTheme="majorHAnsi" w:cstheme="majorHAnsi"/>
-          <w:sz w:val="30"/>
-          <w:szCs w:val="30"/>
-        </w:rPr>
-        <w:t>a former theatre actor and Aurora’s father.</w:t>
-      </w:r>
     </w:p>
     <w:p>
       <w:pPr>
@@ -5147,36 +4894,8 @@
           <w:sz w:val="28"/>
           <w:szCs w:val="28"/>
         </w:rPr>
-        <w:t xml:space="preserve">twinkle </w:t>
-      </w:r>
-      <w:proofErr w:type="spellStart"/>
-      <w:r>
-        <w:rPr>
-          <w:rFonts w:asciiTheme="majorHAnsi" w:hAnsiTheme="majorHAnsi" w:cstheme="majorHAnsi"/>
-          <w:sz w:val="28"/>
-          <w:szCs w:val="28"/>
-        </w:rPr>
-        <w:t>twinkle</w:t>
-      </w:r>
-      <w:proofErr w:type="spellEnd"/>
-      <w:r>
-        <w:rPr>
-          <w:rFonts w:asciiTheme="majorHAnsi" w:hAnsiTheme="majorHAnsi" w:cstheme="majorHAnsi"/>
-          <w:sz w:val="28"/>
-          <w:szCs w:val="28"/>
-        </w:rPr>
-        <w:t xml:space="preserve"> </w:t>
-      </w:r>
-      <w:proofErr w:type="spellStart"/>
-      <w:r>
-        <w:rPr>
-          <w:rFonts w:asciiTheme="majorHAnsi" w:hAnsiTheme="majorHAnsi" w:cstheme="majorHAnsi"/>
-          <w:sz w:val="28"/>
-          <w:szCs w:val="28"/>
-        </w:rPr>
-        <w:t>twinkle</w:t>
-      </w:r>
-      <w:proofErr w:type="spellEnd"/>
+        <w:t>twinkle twinkle twinkle</w:t>
+      </w:r>
       <w:r>
         <w:rPr>
           <w:rFonts w:asciiTheme="majorHAnsi" w:hAnsiTheme="majorHAnsi" w:cstheme="majorHAnsi"/>
@@ -5304,36 +5023,8 @@
           <w:sz w:val="28"/>
           <w:szCs w:val="28"/>
         </w:rPr>
-        <w:t xml:space="preserve">bubble </w:t>
-      </w:r>
-      <w:proofErr w:type="spellStart"/>
-      <w:r>
-        <w:rPr>
-          <w:rFonts w:asciiTheme="majorHAnsi" w:hAnsiTheme="majorHAnsi" w:cstheme="majorHAnsi"/>
-          <w:sz w:val="28"/>
-          <w:szCs w:val="28"/>
-        </w:rPr>
-        <w:t>bubble</w:t>
-      </w:r>
-      <w:proofErr w:type="spellEnd"/>
-      <w:r>
-        <w:rPr>
-          <w:rFonts w:asciiTheme="majorHAnsi" w:hAnsiTheme="majorHAnsi" w:cstheme="majorHAnsi"/>
-          <w:sz w:val="28"/>
-          <w:szCs w:val="28"/>
-        </w:rPr>
-        <w:t xml:space="preserve"> </w:t>
-      </w:r>
-      <w:proofErr w:type="spellStart"/>
-      <w:r>
-        <w:rPr>
-          <w:rFonts w:asciiTheme="majorHAnsi" w:hAnsiTheme="majorHAnsi" w:cstheme="majorHAnsi"/>
-          <w:sz w:val="28"/>
-          <w:szCs w:val="28"/>
-        </w:rPr>
-        <w:t>bubble</w:t>
-      </w:r>
-      <w:proofErr w:type="spellEnd"/>
+        <w:t>bubble bubble bubble</w:t>
+      </w:r>
       <w:r>
         <w:rPr>
           <w:rFonts w:asciiTheme="majorHAnsi" w:hAnsiTheme="majorHAnsi" w:cstheme="majorHAnsi"/>
@@ -5646,7 +5337,6 @@
         </w:rPr>
         <w:t xml:space="preserve">the host of the revival series </w:t>
       </w:r>
-      <w:proofErr w:type="spellStart"/>
       <w:r>
         <w:rPr>
           <w:rFonts w:asciiTheme="majorHAnsi" w:hAnsiTheme="majorHAnsi" w:cstheme="majorHAnsi"/>
@@ -5658,7 +5348,6 @@
         </w:rPr>
         <w:t>StarPower</w:t>
       </w:r>
-      <w:proofErr w:type="spellEnd"/>
       <w:r>
         <w:rPr>
           <w:rFonts w:asciiTheme="majorHAnsi" w:hAnsiTheme="majorHAnsi" w:cstheme="majorHAnsi"/>
@@ -6066,18 +5755,8 @@
           <w:sz w:val="28"/>
           <w:szCs w:val="28"/>
         </w:rPr>
-        <w:t xml:space="preserve">Rocket </w:t>
-      </w:r>
-      <w:proofErr w:type="spellStart"/>
-      <w:r>
-        <w:rPr>
-          <w:rFonts w:asciiTheme="majorHAnsi" w:hAnsiTheme="majorHAnsi" w:cstheme="majorHAnsi"/>
-          <w:sz w:val="28"/>
-          <w:szCs w:val="28"/>
-        </w:rPr>
-        <w:t>Zoop</w:t>
-      </w:r>
-      <w:proofErr w:type="spellEnd"/>
+        <w:t>Rocket Zoop</w:t>
+      </w:r>
       <w:r>
         <w:rPr>
           <w:rFonts w:asciiTheme="majorHAnsi" w:hAnsiTheme="majorHAnsi" w:cstheme="majorHAnsi"/>
@@ -7184,7 +6863,6 @@
               </w:rPr>
               <w:t xml:space="preserve">+ </w:t>
             </w:r>
-            <w:proofErr w:type="spellStart"/>
             <w:r>
               <w:rPr>
                 <w:rFonts w:asciiTheme="majorHAnsi" w:hAnsiTheme="majorHAnsi" w:cstheme="majorHAnsi"/>
@@ -7197,22 +6875,7 @@
                 <w:szCs w:val="32"/>
                 <w:highlight w:val="yellow"/>
               </w:rPr>
-              <w:t>StarPower</w:t>
-            </w:r>
-            <w:proofErr w:type="spellEnd"/>
-            <w:r>
-              <w:rPr>
-                <w:rFonts w:asciiTheme="majorHAnsi" w:hAnsiTheme="majorHAnsi" w:cstheme="majorHAnsi"/>
-                <w:b/>
-                <w:bCs/>
-                <w:i/>
-                <w:iCs/>
-                <w:color w:val="FF0066"/>
-                <w:sz w:val="32"/>
-                <w:szCs w:val="32"/>
-                <w:highlight w:val="yellow"/>
-              </w:rPr>
-              <w:t>!</w:t>
+              <w:t>StarPower!</w:t>
             </w:r>
             <w:r>
               <w:rPr>
@@ -8630,7 +8293,62 @@
           <w:szCs w:val="32"/>
           <w:u w:val="single"/>
         </w:rPr>
-        <w:t>COLD OPEN (from Episode 3: Team Player)</w:t>
+        <w:t>HOT</w:t>
+      </w:r>
+      <w:r>
+        <w:rPr>
+          <w:rFonts w:cstheme="minorHAnsi"/>
+          <w:b/>
+          <w:bCs/>
+          <w:sz w:val="32"/>
+          <w:szCs w:val="32"/>
+          <w:u w:val="single"/>
+        </w:rPr>
+        <w:t xml:space="preserve"> OPEN (from Episode 3: </w:t>
+      </w:r>
+      <w:r>
+        <w:rPr>
+          <w:rFonts w:cstheme="minorHAnsi"/>
+          <w:b/>
+          <w:bCs/>
+          <w:sz w:val="32"/>
+          <w:szCs w:val="32"/>
+          <w:u w:val="single"/>
+        </w:rPr>
+        <w:t>“</w:t>
+      </w:r>
+      <w:r>
+        <w:rPr>
+          <w:rFonts w:cstheme="minorHAnsi"/>
+          <w:b/>
+          <w:bCs/>
+          <w:sz w:val="32"/>
+          <w:szCs w:val="32"/>
+          <w:u w:val="single"/>
+        </w:rPr>
+        <w:t>Team Player</w:t>
+      </w:r>
+      <w:r>
+        <w:rPr>
+          <w:rFonts w:cstheme="minorHAnsi"/>
+          <w:b/>
+          <w:bCs/>
+          <w:sz w:val="32"/>
+          <w:szCs w:val="32"/>
+          <w:u w:val="single"/>
+        </w:rPr>
+        <w:t>”</w:t>
+      </w:r>
+      <w:r>
+        <w:rPr>
+          <w:rFonts w:cstheme="minorHAnsi"/>
+          <w:b/>
+          <w:bCs/>
+          <w:sz w:val="32"/>
+          <w:szCs w:val="32"/>
+          <w:u w:val="single"/>
+        </w:rPr>
+        <w:t>)</w:t>
       </w:r>
     </w:p>
     <w:p>
@@ -9434,28 +9152,7 @@
                 <w:sz w:val="28"/>
                 <w:szCs w:val="28"/>
               </w:rPr>
-              <w:t>Writer:</w:t>
-            </w:r>
-          </w:p>
-          <w:p>
-            <w:pPr>
-              <w:tabs>
-                <w:tab w:val="left" w:pos="5013"/>
-              </w:tabs>
-              <w:spacing w:line="240" w:lineRule="auto"/>
-              <w:rPr>
-                <w:rFonts w:asciiTheme="majorHAnsi" w:hAnsiTheme="majorHAnsi" w:cstheme="majorHAnsi"/>
-                <w:sz w:val="28"/>
-                <w:szCs w:val="28"/>
-              </w:rPr>
-            </w:pPr>
-            <w:r>
-              <w:rPr>
-                <w:rFonts w:asciiTheme="majorHAnsi" w:hAnsiTheme="majorHAnsi" w:cstheme="majorHAnsi"/>
-                <w:sz w:val="28"/>
-                <w:szCs w:val="28"/>
-              </w:rPr>
-              <w:t>David Quang Pham</w:t>
+              <w:t>Serial</w:t>
             </w:r>
           </w:p>
         </w:tc>
@@ -9724,28 +9421,7 @@
                 <w:sz w:val="28"/>
                 <w:szCs w:val="28"/>
               </w:rPr>
-              <w:t>Writer:</w:t>
-            </w:r>
-          </w:p>
-          <w:p>
-            <w:pPr>
-              <w:tabs>
-                <w:tab w:val="left" w:pos="5013"/>
-              </w:tabs>
-              <w:spacing w:line="240" w:lineRule="auto"/>
-              <w:rPr>
-                <w:rFonts w:asciiTheme="majorHAnsi" w:hAnsiTheme="majorHAnsi" w:cstheme="majorHAnsi"/>
-                <w:sz w:val="28"/>
-                <w:szCs w:val="28"/>
-              </w:rPr>
-            </w:pPr>
-            <w:r>
-              <w:rPr>
-                <w:rFonts w:asciiTheme="majorHAnsi" w:hAnsiTheme="majorHAnsi" w:cstheme="majorHAnsi"/>
-                <w:sz w:val="28"/>
-                <w:szCs w:val="28"/>
-              </w:rPr>
-              <w:t>David Quang Pham</w:t>
+              <w:t>Serial</w:t>
             </w:r>
           </w:p>
         </w:tc>
@@ -9798,7 +9474,23 @@
                 <w:sz w:val="26"/>
                 <w:szCs w:val="26"/>
               </w:rPr>
-              <w:t xml:space="preserve"> discovers that the show’s creators, River and Skye, plan to hire Aurora without holding auditions, Ray and Clay film a rogue audition video at Clay's apartment. They leak the video online, where it goes viral and sparks a global wave of fan auditions. To avoid a PR disaster, the network is forced to scrap their plans and announce a legitimate</w:t>
+              <w:t xml:space="preserve"> discovers that the show’s creators, River and Skye, plan to hire Aurora without holding auditions, Ray and Clay film a rogue audition video at Clay's apartment. Th</w:t>
+            </w:r>
+            <w:r>
+              <w:rPr>
+                <w:rFonts w:asciiTheme="majorHAnsi" w:hAnsiTheme="majorHAnsi" w:cstheme="majorHAnsi"/>
+                <w:sz w:val="26"/>
+                <w:szCs w:val="26"/>
+              </w:rPr>
+              <w:t>eir</w:t>
+            </w:r>
+            <w:r>
+              <w:rPr>
+                <w:rFonts w:asciiTheme="majorHAnsi" w:hAnsiTheme="majorHAnsi" w:cstheme="majorHAnsi"/>
+                <w:sz w:val="26"/>
+                <w:szCs w:val="26"/>
+              </w:rPr>
+              <w:t xml:space="preserve"> video goes viral and sparks a global wave of auditions. To avoid a PR disaster, the network is forced to scrap their plans and announce a legitimate</w:t>
             </w:r>
             <w:r>
               <w:rPr>
@@ -9814,7 +9506,7 @@
                 <w:sz w:val="26"/>
                 <w:szCs w:val="26"/>
               </w:rPr>
-              <w:t>casting process, officially putting Ray back in the running for the revival</w:t>
+              <w:t>casting process, putting Ray back in the running for the revival</w:t>
             </w:r>
             <w:r>
               <w:rPr>
@@ -9838,7 +9530,39 @@
                 <w:sz w:val="26"/>
                 <w:szCs w:val="26"/>
               </w:rPr>
-              <w:t xml:space="preserve"> following, but the network ultimately chooses her professional rival, Ms. Aurora, for the lead role to ensure a </w:t>
+              <w:t xml:space="preserve"> following, but the network ultimately chooses her rival, Ms. Aurora, for the </w:t>
+            </w:r>
+            <w:r>
+              <w:rPr>
+                <w:rFonts w:asciiTheme="majorHAnsi" w:hAnsiTheme="majorHAnsi" w:cstheme="majorHAnsi"/>
+                <w:sz w:val="26"/>
+                <w:szCs w:val="26"/>
+              </w:rPr>
+              <w:t>host</w:t>
+            </w:r>
+            <w:r>
+              <w:rPr>
+                <w:rFonts w:asciiTheme="majorHAnsi" w:hAnsiTheme="majorHAnsi" w:cstheme="majorHAnsi"/>
+                <w:sz w:val="26"/>
+                <w:szCs w:val="26"/>
+              </w:rPr>
+              <w:t xml:space="preserve"> role to </w:t>
+            </w:r>
+            <w:r>
+              <w:rPr>
+                <w:rFonts w:asciiTheme="majorHAnsi" w:hAnsiTheme="majorHAnsi" w:cstheme="majorHAnsi"/>
+                <w:sz w:val="26"/>
+                <w:szCs w:val="26"/>
+              </w:rPr>
+              <w:t>keep</w:t>
+            </w:r>
+            <w:r>
+              <w:rPr>
+                <w:rFonts w:asciiTheme="majorHAnsi" w:hAnsiTheme="majorHAnsi" w:cstheme="majorHAnsi"/>
+                <w:sz w:val="26"/>
+                <w:szCs w:val="26"/>
+              </w:rPr>
+              <w:t xml:space="preserve"> a </w:t>
             </w:r>
             <w:r>
               <w:rPr>
@@ -9939,6 +9663,40 @@
               <w:t>Team Player</w:t>
             </w:r>
           </w:p>
+          <w:p>
+            <w:pPr>
+              <w:tabs>
+                <w:tab w:val="left" w:pos="5013"/>
+              </w:tabs>
+              <w:spacing w:line="240" w:lineRule="auto"/>
+              <w:rPr>
+                <w:rFonts w:asciiTheme="majorHAnsi" w:hAnsiTheme="majorHAnsi" w:cstheme="majorHAnsi"/>
+                <w:sz w:val="28"/>
+                <w:szCs w:val="28"/>
+              </w:rPr>
+            </w:pPr>
+          </w:p>
+          <w:p>
+            <w:pPr>
+              <w:tabs>
+                <w:tab w:val="left" w:pos="5013"/>
+              </w:tabs>
+              <w:spacing w:line="240" w:lineRule="auto"/>
+              <w:rPr>
+                <w:rFonts w:asciiTheme="majorHAnsi" w:hAnsiTheme="majorHAnsi" w:cstheme="majorHAnsi"/>
+                <w:sz w:val="28"/>
+                <w:szCs w:val="28"/>
+              </w:rPr>
+            </w:pPr>
+            <w:r>
+              <w:rPr>
+                <w:rFonts w:asciiTheme="majorHAnsi" w:hAnsiTheme="majorHAnsi" w:cstheme="majorHAnsi"/>
+                <w:sz w:val="28"/>
+                <w:szCs w:val="28"/>
+              </w:rPr>
+              <w:t>Serial</w:t>
+            </w:r>
+          </w:p>
         </w:tc>
         <w:tc>
           <w:tcPr>
@@ -10028,7 +9786,15 @@
                 <w:sz w:val="26"/>
                 <w:szCs w:val="26"/>
               </w:rPr>
-              <w:t xml:space="preserve">Skye convinces River to hire Ray </w:t>
+              <w:t>Aurora and Skye</w:t>
+            </w:r>
+            <w:r>
+              <w:rPr>
+                <w:rFonts w:asciiTheme="majorHAnsi" w:hAnsiTheme="majorHAnsi" w:cstheme="majorHAnsi"/>
+                <w:sz w:val="26"/>
+                <w:szCs w:val="26"/>
+              </w:rPr>
+              <w:t xml:space="preserve"> convince River to hire Ray </w:t>
             </w:r>
             <w:r>
               <w:rPr>
@@ -10084,25 +9850,7 @@
                 <w:sz w:val="26"/>
                 <w:szCs w:val="26"/>
               </w:rPr>
-              <w:t xml:space="preserve"> script for Aurora and </w:t>
-            </w:r>
-            <w:proofErr w:type="spellStart"/>
-            <w:r>
-              <w:rPr>
-                <w:rFonts w:asciiTheme="majorHAnsi" w:hAnsiTheme="majorHAnsi" w:cstheme="majorHAnsi"/>
-                <w:sz w:val="26"/>
-                <w:szCs w:val="26"/>
-              </w:rPr>
-              <w:t>StarPower</w:t>
-            </w:r>
-            <w:proofErr w:type="spellEnd"/>
-            <w:r>
-              <w:rPr>
-                <w:rFonts w:asciiTheme="majorHAnsi" w:hAnsiTheme="majorHAnsi" w:cstheme="majorHAnsi"/>
-                <w:sz w:val="26"/>
-                <w:szCs w:val="26"/>
-              </w:rPr>
-              <w:t>, trying to prove she can be a team player.</w:t>
+              <w:t xml:space="preserve"> script for Aurora and StarPower, trying to prove she can be a team player.</w:t>
             </w:r>
             <w:r>
               <w:rPr>
@@ -10172,7 +9920,6 @@
                 <w:sz w:val="28"/>
                 <w:szCs w:val="28"/>
               </w:rPr>
-              <w:lastRenderedPageBreak/>
               <w:t>4</w:t>
             </w:r>
           </w:p>
@@ -10212,6 +9959,40 @@
               <w:t>For Educational Purposes Only</w:t>
             </w:r>
           </w:p>
+          <w:p>
+            <w:pPr>
+              <w:tabs>
+                <w:tab w:val="left" w:pos="5013"/>
+              </w:tabs>
+              <w:spacing w:line="240" w:lineRule="auto"/>
+              <w:rPr>
+                <w:rFonts w:asciiTheme="majorHAnsi" w:hAnsiTheme="majorHAnsi" w:cstheme="majorHAnsi"/>
+                <w:sz w:val="28"/>
+                <w:szCs w:val="28"/>
+              </w:rPr>
+            </w:pPr>
+          </w:p>
+          <w:p>
+            <w:pPr>
+              <w:tabs>
+                <w:tab w:val="left" w:pos="5013"/>
+              </w:tabs>
+              <w:spacing w:line="240" w:lineRule="auto"/>
+              <w:rPr>
+                <w:rFonts w:asciiTheme="majorHAnsi" w:hAnsiTheme="majorHAnsi" w:cstheme="majorHAnsi"/>
+                <w:sz w:val="28"/>
+                <w:szCs w:val="28"/>
+              </w:rPr>
+            </w:pPr>
+            <w:r>
+              <w:rPr>
+                <w:rFonts w:asciiTheme="majorHAnsi" w:hAnsiTheme="majorHAnsi" w:cstheme="majorHAnsi"/>
+                <w:sz w:val="28"/>
+                <w:szCs w:val="28"/>
+              </w:rPr>
+              <w:t>Serial</w:t>
+            </w:r>
+          </w:p>
         </w:tc>
         <w:tc>
           <w:tcPr>
@@ -10242,32 +10023,13 @@
             <w:r>
               <w:rPr>
                 <w:rFonts w:asciiTheme="majorHAnsi" w:hAnsiTheme="majorHAnsi" w:cstheme="majorHAnsi"/>
-                <w:sz w:val="26"/>
-                <w:szCs w:val="26"/>
-              </w:rPr>
-              <w:t xml:space="preserve">The pilot for </w:t>
-            </w:r>
-            <w:proofErr w:type="spellStart"/>
-            <w:r>
-              <w:rPr>
-                <w:rFonts w:asciiTheme="majorHAnsi" w:hAnsiTheme="majorHAnsi" w:cstheme="majorHAnsi"/>
                 <w:i/>
                 <w:iCs/>
                 <w:sz w:val="26"/>
                 <w:szCs w:val="26"/>
               </w:rPr>
-              <w:t>StarPower</w:t>
-            </w:r>
-            <w:proofErr w:type="spellEnd"/>
-            <w:r>
-              <w:rPr>
-                <w:rFonts w:asciiTheme="majorHAnsi" w:hAnsiTheme="majorHAnsi" w:cstheme="majorHAnsi"/>
-                <w:i/>
-                <w:iCs/>
-                <w:sz w:val="26"/>
-                <w:szCs w:val="26"/>
-              </w:rPr>
-              <w:t>!</w:t>
+              <w:lastRenderedPageBreak/>
+              <w:t>StarPower!</w:t>
             </w:r>
             <w:r>
               <w:rPr>
@@ -10283,6 +10045,14 @@
                 <w:sz w:val="26"/>
                 <w:szCs w:val="26"/>
               </w:rPr>
+              <w:t xml:space="preserve">pilot </w:t>
+            </w:r>
+            <w:r>
+              <w:rPr>
+                <w:rFonts w:asciiTheme="majorHAnsi" w:hAnsiTheme="majorHAnsi" w:cstheme="majorHAnsi"/>
+                <w:sz w:val="26"/>
+                <w:szCs w:val="26"/>
+              </w:rPr>
               <w:t>is screened for a test audience</w:t>
             </w:r>
             <w:r>
@@ -10355,7 +10125,16 @@
                 <w:sz w:val="26"/>
                 <w:szCs w:val="26"/>
               </w:rPr>
-              <w:t>River brings back Stardust to appease fans, but Aurora struggles to connect with a</w:t>
+              <w:t xml:space="preserve">River brings back Stardust to appease fans, but Aurora </w:t>
+            </w:r>
+            <w:r>
+              <w:rPr>
+                <w:rFonts w:asciiTheme="majorHAnsi" w:hAnsiTheme="majorHAnsi" w:cstheme="majorHAnsi"/>
+                <w:sz w:val="26"/>
+                <w:szCs w:val="26"/>
+              </w:rPr>
+              <w:lastRenderedPageBreak/>
+              <w:t>struggles to connect with a</w:t>
             </w:r>
             <w:r>
               <w:rPr>
@@ -10457,6 +10236,7 @@
                 <w:sz w:val="28"/>
                 <w:szCs w:val="28"/>
               </w:rPr>
+              <w:lastRenderedPageBreak/>
               <w:t>5</w:t>
             </w:r>
           </w:p>
@@ -10496,6 +10276,40 @@
               <w:t>Sidekick</w:t>
             </w:r>
           </w:p>
+          <w:p>
+            <w:pPr>
+              <w:tabs>
+                <w:tab w:val="left" w:pos="5013"/>
+              </w:tabs>
+              <w:spacing w:line="240" w:lineRule="auto"/>
+              <w:rPr>
+                <w:rFonts w:asciiTheme="majorHAnsi" w:hAnsiTheme="majorHAnsi" w:cstheme="majorHAnsi"/>
+                <w:sz w:val="28"/>
+                <w:szCs w:val="28"/>
+              </w:rPr>
+            </w:pPr>
+          </w:p>
+          <w:p>
+            <w:pPr>
+              <w:tabs>
+                <w:tab w:val="left" w:pos="5013"/>
+              </w:tabs>
+              <w:spacing w:line="240" w:lineRule="auto"/>
+              <w:rPr>
+                <w:rFonts w:asciiTheme="majorHAnsi" w:hAnsiTheme="majorHAnsi" w:cstheme="majorHAnsi"/>
+                <w:sz w:val="28"/>
+                <w:szCs w:val="28"/>
+              </w:rPr>
+            </w:pPr>
+            <w:r>
+              <w:rPr>
+                <w:rFonts w:asciiTheme="majorHAnsi" w:hAnsiTheme="majorHAnsi" w:cstheme="majorHAnsi"/>
+                <w:sz w:val="28"/>
+                <w:szCs w:val="28"/>
+              </w:rPr>
+              <w:t>Serial</w:t>
+            </w:r>
+          </w:p>
         </w:tc>
         <w:tc>
           <w:tcPr>
@@ -10529,6 +10343,99 @@
                 <w:sz w:val="26"/>
                 <w:szCs w:val="26"/>
               </w:rPr>
+              <w:t xml:space="preserve">Cold Open: </w:t>
+            </w:r>
+            <w:r>
+              <w:rPr>
+                <w:rFonts w:asciiTheme="majorHAnsi" w:hAnsiTheme="majorHAnsi" w:cstheme="majorHAnsi"/>
+                <w:sz w:val="26"/>
+                <w:szCs w:val="26"/>
+              </w:rPr>
+              <w:t>In 2014, Ray and Aurora</w:t>
+            </w:r>
+            <w:r>
+              <w:rPr>
+                <w:rFonts w:asciiTheme="majorHAnsi" w:hAnsiTheme="majorHAnsi" w:cstheme="majorHAnsi"/>
+                <w:sz w:val="26"/>
+                <w:szCs w:val="26"/>
+              </w:rPr>
+              <w:t xml:space="preserve"> spend </w:t>
+            </w:r>
+            <w:r>
+              <w:rPr>
+                <w:rFonts w:asciiTheme="majorHAnsi" w:hAnsiTheme="majorHAnsi" w:cstheme="majorHAnsi"/>
+                <w:sz w:val="26"/>
+                <w:szCs w:val="26"/>
+              </w:rPr>
+              <w:t xml:space="preserve">their last </w:t>
+            </w:r>
+            <w:r>
+              <w:rPr>
+                <w:rFonts w:asciiTheme="majorHAnsi" w:hAnsiTheme="majorHAnsi" w:cstheme="majorHAnsi"/>
+                <w:sz w:val="26"/>
+                <w:szCs w:val="26"/>
+              </w:rPr>
+              <w:t>theatre camp t</w:t>
+            </w:r>
+            <w:r>
+              <w:rPr>
+                <w:rFonts w:asciiTheme="majorHAnsi" w:hAnsiTheme="majorHAnsi" w:cstheme="majorHAnsi"/>
+                <w:sz w:val="26"/>
+                <w:szCs w:val="26"/>
+              </w:rPr>
+              <w:t>ogether.</w:t>
+            </w:r>
+            <w:r>
+              <w:rPr>
+                <w:rFonts w:asciiTheme="majorHAnsi" w:hAnsiTheme="majorHAnsi" w:cstheme="majorHAnsi"/>
+                <w:sz w:val="26"/>
+                <w:szCs w:val="26"/>
+              </w:rPr>
+              <w:t xml:space="preserve"> Aurora is cast as Peter Pan</w:t>
+            </w:r>
+            <w:r>
+              <w:rPr>
+                <w:rFonts w:asciiTheme="majorHAnsi" w:hAnsiTheme="majorHAnsi" w:cstheme="majorHAnsi"/>
+                <w:sz w:val="26"/>
+                <w:szCs w:val="26"/>
+              </w:rPr>
+              <w:t>;</w:t>
+            </w:r>
+            <w:r>
+              <w:rPr>
+                <w:rFonts w:asciiTheme="majorHAnsi" w:hAnsiTheme="majorHAnsi" w:cstheme="majorHAnsi"/>
+                <w:sz w:val="26"/>
+                <w:szCs w:val="26"/>
+              </w:rPr>
+              <w:t xml:space="preserve"> Ray is Tinker Bell</w:t>
+            </w:r>
+            <w:r>
+              <w:rPr>
+                <w:rFonts w:asciiTheme="majorHAnsi" w:hAnsiTheme="majorHAnsi" w:cstheme="majorHAnsi"/>
+                <w:sz w:val="26"/>
+                <w:szCs w:val="26"/>
+              </w:rPr>
+              <w:t xml:space="preserve"> as consolation.</w:t>
+            </w:r>
+          </w:p>
+          <w:p>
+            <w:pPr>
+              <w:tabs>
+                <w:tab w:val="left" w:pos="5013"/>
+              </w:tabs>
+              <w:spacing w:line="240" w:lineRule="auto"/>
+              <w:rPr>
+                <w:rFonts w:asciiTheme="majorHAnsi" w:hAnsiTheme="majorHAnsi" w:cstheme="majorHAnsi"/>
+                <w:sz w:val="26"/>
+                <w:szCs w:val="26"/>
+              </w:rPr>
+            </w:pPr>
+            <w:r>
+              <w:rPr>
+                <w:rFonts w:asciiTheme="majorHAnsi" w:hAnsiTheme="majorHAnsi" w:cstheme="majorHAnsi"/>
+                <w:sz w:val="26"/>
+                <w:szCs w:val="26"/>
+              </w:rPr>
               <w:t xml:space="preserve">The network officially </w:t>
             </w:r>
             <w:r>
@@ -10701,6 +10608,54 @@
                 <w:szCs w:val="26"/>
               </w:rPr>
               <w:t xml:space="preserve"> a test audience.</w:t>
+            </w:r>
+            <w:r>
+              <w:rPr>
+                <w:rFonts w:asciiTheme="majorHAnsi" w:hAnsiTheme="majorHAnsi" w:cstheme="majorHAnsi"/>
+                <w:sz w:val="26"/>
+                <w:szCs w:val="26"/>
+              </w:rPr>
+              <w:t xml:space="preserve"> </w:t>
+            </w:r>
+            <w:r>
+              <w:rPr>
+                <w:rFonts w:asciiTheme="majorHAnsi" w:hAnsiTheme="majorHAnsi" w:cstheme="majorHAnsi"/>
+                <w:sz w:val="26"/>
+                <w:szCs w:val="26"/>
+              </w:rPr>
+              <w:t xml:space="preserve">The </w:t>
+            </w:r>
+            <w:r>
+              <w:rPr>
+                <w:rFonts w:asciiTheme="majorHAnsi" w:hAnsiTheme="majorHAnsi" w:cstheme="majorHAnsi"/>
+                <w:sz w:val="26"/>
+                <w:szCs w:val="26"/>
+              </w:rPr>
+              <w:t>squad</w:t>
+            </w:r>
+            <w:r>
+              <w:rPr>
+                <w:rFonts w:asciiTheme="majorHAnsi" w:hAnsiTheme="majorHAnsi" w:cstheme="majorHAnsi"/>
+                <w:sz w:val="26"/>
+                <w:szCs w:val="26"/>
+              </w:rPr>
+              <w:t xml:space="preserve"> (</w:t>
+            </w:r>
+            <w:r>
+              <w:rPr>
+                <w:rFonts w:asciiTheme="majorHAnsi" w:hAnsiTheme="majorHAnsi" w:cstheme="majorHAnsi"/>
+                <w:sz w:val="26"/>
+                <w:szCs w:val="26"/>
+              </w:rPr>
+              <w:t>Stardust, StarPower, Aurora, and Ray</w:t>
+            </w:r>
+            <w:r>
+              <w:rPr>
+                <w:rFonts w:asciiTheme="majorHAnsi" w:hAnsiTheme="majorHAnsi" w:cstheme="majorHAnsi"/>
+                <w:sz w:val="26"/>
+                <w:szCs w:val="26"/>
+              </w:rPr>
+              <w:t>) becomes a cultural phenomenon.</w:t>
             </w:r>
           </w:p>
         </w:tc>
@@ -10774,7 +10729,41 @@
                 <w:sz w:val="28"/>
                 <w:szCs w:val="28"/>
               </w:rPr>
-              <w:t>Listening Ears</w:t>
+              <w:t>World Animal Day</w:t>
+            </w:r>
+          </w:p>
+          <w:p>
+            <w:pPr>
+              <w:tabs>
+                <w:tab w:val="left" w:pos="5013"/>
+              </w:tabs>
+              <w:spacing w:line="240" w:lineRule="auto"/>
+              <w:rPr>
+                <w:rFonts w:asciiTheme="majorHAnsi" w:hAnsiTheme="majorHAnsi" w:cstheme="majorHAnsi"/>
+                <w:sz w:val="28"/>
+                <w:szCs w:val="28"/>
+              </w:rPr>
+            </w:pPr>
+          </w:p>
+          <w:p>
+            <w:pPr>
+              <w:tabs>
+                <w:tab w:val="left" w:pos="5013"/>
+              </w:tabs>
+              <w:spacing w:line="240" w:lineRule="auto"/>
+              <w:rPr>
+                <w:rFonts w:asciiTheme="majorHAnsi" w:hAnsiTheme="majorHAnsi" w:cstheme="majorHAnsi"/>
+                <w:sz w:val="28"/>
+                <w:szCs w:val="28"/>
+              </w:rPr>
+            </w:pPr>
+            <w:r>
+              <w:rPr>
+                <w:rFonts w:asciiTheme="majorHAnsi" w:hAnsiTheme="majorHAnsi" w:cstheme="majorHAnsi"/>
+                <w:sz w:val="28"/>
+                <w:szCs w:val="28"/>
+              </w:rPr>
+              <w:t>Episodic</w:t>
             </w:r>
           </w:p>
         </w:tc>
@@ -10810,89 +10799,15 @@
                 <w:sz w:val="26"/>
                 <w:szCs w:val="26"/>
               </w:rPr>
-              <w:t xml:space="preserve">The </w:t>
-            </w:r>
-            <w:r>
-              <w:rPr>
-                <w:rFonts w:asciiTheme="majorHAnsi" w:hAnsiTheme="majorHAnsi" w:cstheme="majorHAnsi"/>
-                <w:sz w:val="26"/>
-                <w:szCs w:val="26"/>
-              </w:rPr>
-              <w:t>squad</w:t>
-            </w:r>
-            <w:r>
-              <w:rPr>
-                <w:rFonts w:asciiTheme="majorHAnsi" w:hAnsiTheme="majorHAnsi" w:cstheme="majorHAnsi"/>
-                <w:sz w:val="26"/>
-                <w:szCs w:val="26"/>
-              </w:rPr>
-              <w:t xml:space="preserve"> (</w:t>
-            </w:r>
-            <w:r>
-              <w:rPr>
-                <w:rFonts w:asciiTheme="majorHAnsi" w:hAnsiTheme="majorHAnsi" w:cstheme="majorHAnsi"/>
-                <w:sz w:val="26"/>
-                <w:szCs w:val="26"/>
-              </w:rPr>
-              <w:t xml:space="preserve">Stardust, </w:t>
-            </w:r>
-            <w:proofErr w:type="spellStart"/>
-            <w:r>
-              <w:rPr>
-                <w:rFonts w:asciiTheme="majorHAnsi" w:hAnsiTheme="majorHAnsi" w:cstheme="majorHAnsi"/>
-                <w:sz w:val="26"/>
-                <w:szCs w:val="26"/>
-              </w:rPr>
-              <w:t>StarPower</w:t>
-            </w:r>
-            <w:proofErr w:type="spellEnd"/>
-            <w:r>
-              <w:rPr>
-                <w:rFonts w:asciiTheme="majorHAnsi" w:hAnsiTheme="majorHAnsi" w:cstheme="majorHAnsi"/>
-                <w:sz w:val="26"/>
-                <w:szCs w:val="26"/>
-              </w:rPr>
-              <w:t>, Aurora, and Ray</w:t>
-            </w:r>
-            <w:r>
-              <w:rPr>
-                <w:rFonts w:asciiTheme="majorHAnsi" w:hAnsiTheme="majorHAnsi" w:cstheme="majorHAnsi"/>
-                <w:sz w:val="26"/>
-                <w:szCs w:val="26"/>
-              </w:rPr>
-              <w:t xml:space="preserve">) becomes a cultural phenomenon. While Aurora handles </w:t>
-            </w:r>
-            <w:r>
-              <w:rPr>
-                <w:rFonts w:asciiTheme="majorHAnsi" w:hAnsiTheme="majorHAnsi" w:cstheme="majorHAnsi"/>
-                <w:sz w:val="26"/>
-                <w:szCs w:val="26"/>
-              </w:rPr>
-              <w:t>science</w:t>
-            </w:r>
-            <w:r>
-              <w:rPr>
-                <w:rFonts w:asciiTheme="majorHAnsi" w:hAnsiTheme="majorHAnsi" w:cstheme="majorHAnsi"/>
-                <w:sz w:val="26"/>
-                <w:szCs w:val="26"/>
-              </w:rPr>
-              <w:t>, Ray becomes the heart of the show.</w:t>
-            </w:r>
-            <w:r>
-              <w:rPr>
-                <w:rFonts w:asciiTheme="majorHAnsi" w:hAnsiTheme="majorHAnsi" w:cstheme="majorHAnsi"/>
-                <w:sz w:val="26"/>
-                <w:szCs w:val="26"/>
-              </w:rPr>
-              <w:t xml:space="preserve"> But </w:t>
-            </w:r>
-            <w:r>
-              <w:rPr>
-                <w:rFonts w:asciiTheme="majorHAnsi" w:hAnsiTheme="majorHAnsi" w:cstheme="majorHAnsi"/>
-                <w:sz w:val="26"/>
-                <w:szCs w:val="26"/>
-              </w:rPr>
-              <w:t>Ray struggles to adapt to the show’s rigid structure, feeling like a failure when she steamrolls audiences instead of pausing for them like Aurora. Ray refines her hosting style after realizing her direct approach resonates with neurodivergent children like her brother Kwan. She embraces this unique communication method, while the original creators and Clay express growing dissatisfaction with both hosts, creating an opportunity for her unique style to succeed.</w:t>
+              <w:t>The network makes a day at the zoo to showcase the axolotl and mudpuppy exhibits while promoting the show.</w:t>
+            </w:r>
+            <w:r>
+              <w:rPr>
+                <w:rFonts w:asciiTheme="majorHAnsi" w:hAnsiTheme="majorHAnsi" w:cstheme="majorHAnsi"/>
+                <w:sz w:val="26"/>
+                <w:szCs w:val="26"/>
+              </w:rPr>
+              <w:t xml:space="preserve"> [Still need the problem and resolution]</w:t>
             </w:r>
           </w:p>
         </w:tc>
@@ -10968,7 +10883,41 @@
                 <w:sz w:val="28"/>
                 <w:szCs w:val="28"/>
               </w:rPr>
-              <w:t>Won’t You Be My Enemy?</w:t>
+              <w:t>The Kids are Evil</w:t>
+            </w:r>
+          </w:p>
+          <w:p>
+            <w:pPr>
+              <w:tabs>
+                <w:tab w:val="left" w:pos="5013"/>
+              </w:tabs>
+              <w:spacing w:line="240" w:lineRule="auto"/>
+              <w:rPr>
+                <w:rFonts w:asciiTheme="majorHAnsi" w:hAnsiTheme="majorHAnsi" w:cstheme="majorHAnsi"/>
+                <w:sz w:val="28"/>
+                <w:szCs w:val="28"/>
+              </w:rPr>
+            </w:pPr>
+          </w:p>
+          <w:p>
+            <w:pPr>
+              <w:tabs>
+                <w:tab w:val="left" w:pos="5013"/>
+              </w:tabs>
+              <w:spacing w:line="240" w:lineRule="auto"/>
+              <w:rPr>
+                <w:rFonts w:asciiTheme="majorHAnsi" w:hAnsiTheme="majorHAnsi" w:cstheme="majorHAnsi"/>
+                <w:sz w:val="28"/>
+                <w:szCs w:val="28"/>
+              </w:rPr>
+            </w:pPr>
+            <w:r>
+              <w:rPr>
+                <w:rFonts w:asciiTheme="majorHAnsi" w:hAnsiTheme="majorHAnsi" w:cstheme="majorHAnsi"/>
+                <w:sz w:val="28"/>
+                <w:szCs w:val="28"/>
+              </w:rPr>
+              <w:t>Episodic</w:t>
             </w:r>
           </w:p>
         </w:tc>
@@ -11005,7 +10954,46 @@
                 <w:sz w:val="26"/>
                 <w:szCs w:val="26"/>
               </w:rPr>
-              <w:t>The show takes a political turn when Ms. Aurora uses a segment on atmospheric science to discuss climate change. While she gains a following among adults for her activism, the network grows cautious. Ray makes a choice to remain neutral on sensitive topics. This decision to avoid political trolls creates an ideological rift with Aurora, who questions Ray's silence on social issues.</w:t>
+              <w:t xml:space="preserve">Cold Open: A social media contest is initiated. The class with the most likes can win a free tour and have a guest appearance on an episode of </w:t>
+            </w:r>
+            <w:r>
+              <w:rPr>
+                <w:rFonts w:asciiTheme="majorHAnsi" w:hAnsiTheme="majorHAnsi" w:cstheme="majorHAnsi"/>
+                <w:i/>
+                <w:iCs/>
+                <w:sz w:val="26"/>
+                <w:szCs w:val="26"/>
+              </w:rPr>
+              <w:t>StarPower!</w:t>
+            </w:r>
+            <w:r>
+              <w:rPr>
+                <w:rFonts w:asciiTheme="majorHAnsi" w:hAnsiTheme="majorHAnsi" w:cstheme="majorHAnsi"/>
+                <w:sz w:val="26"/>
+                <w:szCs w:val="26"/>
+              </w:rPr>
+              <w:t xml:space="preserve"> From an organized prank, a random school from the middle of nowhere and with no media wins.</w:t>
+            </w:r>
+          </w:p>
+          <w:p>
+            <w:pPr>
+              <w:tabs>
+                <w:tab w:val="left" w:pos="5013"/>
+              </w:tabs>
+              <w:spacing w:line="240" w:lineRule="auto"/>
+              <w:rPr>
+                <w:rFonts w:asciiTheme="majorHAnsi" w:hAnsiTheme="majorHAnsi" w:cstheme="majorHAnsi"/>
+                <w:sz w:val="26"/>
+                <w:szCs w:val="26"/>
+              </w:rPr>
+            </w:pPr>
+            <w:r>
+              <w:rPr>
+                <w:rFonts w:asciiTheme="majorHAnsi" w:hAnsiTheme="majorHAnsi" w:cstheme="majorHAnsi"/>
+                <w:sz w:val="26"/>
+                <w:szCs w:val="26"/>
+              </w:rPr>
+              <w:t>The schoolkids are introduced to technology and crafts junk food, and go crazy. The show decides to go cardboard to get the kids in check. Kwan is asked to help in this.</w:t>
             </w:r>
           </w:p>
         </w:tc>
@@ -11082,6 +11070,40 @@
               <w:t>Potty Mouth</w:t>
             </w:r>
           </w:p>
+          <w:p>
+            <w:pPr>
+              <w:tabs>
+                <w:tab w:val="left" w:pos="5013"/>
+              </w:tabs>
+              <w:spacing w:line="240" w:lineRule="auto"/>
+              <w:rPr>
+                <w:rFonts w:asciiTheme="majorHAnsi" w:hAnsiTheme="majorHAnsi" w:cstheme="majorHAnsi"/>
+                <w:sz w:val="28"/>
+                <w:szCs w:val="28"/>
+              </w:rPr>
+            </w:pPr>
+          </w:p>
+          <w:p>
+            <w:pPr>
+              <w:tabs>
+                <w:tab w:val="left" w:pos="5013"/>
+              </w:tabs>
+              <w:spacing w:line="240" w:lineRule="auto"/>
+              <w:rPr>
+                <w:rFonts w:asciiTheme="majorHAnsi" w:hAnsiTheme="majorHAnsi" w:cstheme="majorHAnsi"/>
+                <w:sz w:val="28"/>
+                <w:szCs w:val="28"/>
+              </w:rPr>
+            </w:pPr>
+            <w:r>
+              <w:rPr>
+                <w:rFonts w:asciiTheme="majorHAnsi" w:hAnsiTheme="majorHAnsi" w:cstheme="majorHAnsi"/>
+                <w:sz w:val="28"/>
+                <w:szCs w:val="28"/>
+              </w:rPr>
+              <w:t>Episodic</w:t>
+            </w:r>
+          </w:p>
         </w:tc>
         <w:tc>
           <w:tcPr>
@@ -11117,7 +11139,6 @@
               </w:rPr>
               <w:t xml:space="preserve">While promoting </w:t>
             </w:r>
-            <w:proofErr w:type="spellStart"/>
             <w:r>
               <w:rPr>
                 <w:rFonts w:asciiTheme="majorHAnsi" w:hAnsiTheme="majorHAnsi" w:cstheme="majorHAnsi"/>
@@ -11126,99 +11147,63 @@
                 <w:sz w:val="26"/>
                 <w:szCs w:val="26"/>
               </w:rPr>
-              <w:t>StarPower</w:t>
-            </w:r>
-            <w:proofErr w:type="spellEnd"/>
-            <w:r>
-              <w:rPr>
-                <w:rFonts w:asciiTheme="majorHAnsi" w:hAnsiTheme="majorHAnsi" w:cstheme="majorHAnsi"/>
-                <w:i/>
-                <w:iCs/>
-                <w:sz w:val="26"/>
-                <w:szCs w:val="26"/>
-              </w:rPr>
-              <w:t>!</w:t>
-            </w:r>
-            <w:r>
-              <w:rPr>
-                <w:rFonts w:asciiTheme="majorHAnsi" w:hAnsiTheme="majorHAnsi" w:cstheme="majorHAnsi"/>
-                <w:sz w:val="26"/>
-                <w:szCs w:val="26"/>
-              </w:rPr>
-              <w:t xml:space="preserve"> on a morning news program,</w:t>
-            </w:r>
-            <w:r>
-              <w:rPr>
-                <w:rFonts w:asciiTheme="majorHAnsi" w:hAnsiTheme="majorHAnsi" w:cstheme="majorHAnsi"/>
-                <w:sz w:val="26"/>
-                <w:szCs w:val="26"/>
-              </w:rPr>
-              <w:t xml:space="preserve"> </w:t>
-            </w:r>
-            <w:r>
-              <w:rPr>
-                <w:rFonts w:asciiTheme="majorHAnsi" w:hAnsiTheme="majorHAnsi" w:cstheme="majorHAnsi"/>
-                <w:sz w:val="26"/>
-                <w:szCs w:val="26"/>
-              </w:rPr>
-              <w:t xml:space="preserve">Aurora is pressed by </w:t>
-            </w:r>
-            <w:r>
-              <w:rPr>
-                <w:rFonts w:asciiTheme="majorHAnsi" w:hAnsiTheme="majorHAnsi" w:cstheme="majorHAnsi"/>
-                <w:sz w:val="26"/>
-                <w:szCs w:val="26"/>
-              </w:rPr>
-              <w:t xml:space="preserve">the </w:t>
-            </w:r>
-            <w:r>
-              <w:rPr>
-                <w:rFonts w:asciiTheme="majorHAnsi" w:hAnsiTheme="majorHAnsi" w:cstheme="majorHAnsi"/>
-                <w:sz w:val="26"/>
-                <w:szCs w:val="26"/>
-              </w:rPr>
-              <w:t>interviewer about the show’s political stance</w:t>
-            </w:r>
-            <w:r>
-              <w:rPr>
-                <w:rFonts w:asciiTheme="majorHAnsi" w:hAnsiTheme="majorHAnsi" w:cstheme="majorHAnsi"/>
-                <w:sz w:val="26"/>
-                <w:szCs w:val="26"/>
-              </w:rPr>
-              <w:t>s</w:t>
-            </w:r>
-            <w:r>
-              <w:rPr>
-                <w:rFonts w:asciiTheme="majorHAnsi" w:hAnsiTheme="majorHAnsi" w:cstheme="majorHAnsi"/>
-                <w:sz w:val="26"/>
-                <w:szCs w:val="26"/>
-              </w:rPr>
-              <w:t xml:space="preserve">. Believing the cameras have cut to a commercial break, Aurora lets </w:t>
-            </w:r>
-            <w:r>
-              <w:rPr>
-                <w:rFonts w:asciiTheme="majorHAnsi" w:hAnsiTheme="majorHAnsi" w:cstheme="majorHAnsi"/>
-                <w:sz w:val="26"/>
-                <w:szCs w:val="26"/>
-              </w:rPr>
-              <w:lastRenderedPageBreak/>
-              <w:t>out a frustrated tirade about the anti-science idiots obstructing their work</w:t>
-            </w:r>
-            <w:r>
-              <w:rPr>
-                <w:rFonts w:asciiTheme="majorHAnsi" w:hAnsiTheme="majorHAnsi" w:cstheme="majorHAnsi"/>
-                <w:sz w:val="26"/>
-                <w:szCs w:val="26"/>
-              </w:rPr>
-              <w:t xml:space="preserve"> and accidentally curses</w:t>
-            </w:r>
-            <w:r>
-              <w:rPr>
-                <w:rFonts w:asciiTheme="majorHAnsi" w:hAnsiTheme="majorHAnsi" w:cstheme="majorHAnsi"/>
-                <w:sz w:val="26"/>
-                <w:szCs w:val="26"/>
-              </w:rPr>
-              <w:t>. The curse word go</w:t>
+              <w:t>StarPower!</w:t>
+            </w:r>
+            <w:r>
+              <w:rPr>
+                <w:rFonts w:asciiTheme="majorHAnsi" w:hAnsiTheme="majorHAnsi" w:cstheme="majorHAnsi"/>
+                <w:sz w:val="26"/>
+                <w:szCs w:val="26"/>
+              </w:rPr>
+              <w:t xml:space="preserve"> on a morning news program</w:t>
+            </w:r>
+            <w:r>
+              <w:rPr>
+                <w:rFonts w:asciiTheme="majorHAnsi" w:hAnsiTheme="majorHAnsi" w:cstheme="majorHAnsi"/>
+                <w:sz w:val="26"/>
+                <w:szCs w:val="26"/>
+              </w:rPr>
+              <w:t xml:space="preserve"> with Aurora and Ray using puppets</w:t>
+            </w:r>
+            <w:r>
+              <w:rPr>
+                <w:rFonts w:asciiTheme="majorHAnsi" w:hAnsiTheme="majorHAnsi" w:cstheme="majorHAnsi"/>
+                <w:sz w:val="26"/>
+                <w:szCs w:val="26"/>
+              </w:rPr>
+              <w:t>,</w:t>
+            </w:r>
+            <w:r>
+              <w:rPr>
+                <w:rFonts w:asciiTheme="majorHAnsi" w:hAnsiTheme="majorHAnsi" w:cstheme="majorHAnsi"/>
+                <w:sz w:val="26"/>
+                <w:szCs w:val="26"/>
+              </w:rPr>
+              <w:t xml:space="preserve"> one of them accidentally swears</w:t>
+            </w:r>
+            <w:r>
+              <w:rPr>
+                <w:rFonts w:asciiTheme="majorHAnsi" w:hAnsiTheme="majorHAnsi" w:cstheme="majorHAnsi"/>
+                <w:sz w:val="26"/>
+                <w:szCs w:val="26"/>
+              </w:rPr>
+              <w:t xml:space="preserve">. </w:t>
+            </w:r>
+            <w:r>
+              <w:rPr>
+                <w:rFonts w:asciiTheme="majorHAnsi" w:hAnsiTheme="majorHAnsi" w:cstheme="majorHAnsi"/>
+                <w:sz w:val="26"/>
+                <w:szCs w:val="26"/>
+              </w:rPr>
+              <w:t>The</w:t>
+            </w:r>
+            <w:r>
+              <w:rPr>
+                <w:rFonts w:asciiTheme="majorHAnsi" w:hAnsiTheme="majorHAnsi" w:cstheme="majorHAnsi"/>
+                <w:sz w:val="26"/>
+                <w:szCs w:val="26"/>
+              </w:rPr>
+              <w:t xml:space="preserve"> curse word go</w:t>
             </w:r>
             <w:r>
               <w:rPr>
@@ -11234,47 +11219,36 @@
                 <w:sz w:val="26"/>
                 <w:szCs w:val="26"/>
               </w:rPr>
-              <w:t xml:space="preserve"> out live to millions of families, instantly shattering her </w:t>
-            </w:r>
-            <w:r>
-              <w:rPr>
-                <w:rFonts w:asciiTheme="majorHAnsi" w:hAnsiTheme="majorHAnsi" w:cstheme="majorHAnsi"/>
-                <w:sz w:val="26"/>
-                <w:szCs w:val="26"/>
-              </w:rPr>
-              <w:t>image</w:t>
-            </w:r>
-            <w:r>
-              <w:rPr>
-                <w:rFonts w:asciiTheme="majorHAnsi" w:hAnsiTheme="majorHAnsi" w:cstheme="majorHAnsi"/>
-                <w:sz w:val="26"/>
-                <w:szCs w:val="26"/>
-              </w:rPr>
-              <w:t>. While River goes into a tailspin of damage control to protect the brand, Ray</w:t>
-            </w:r>
-            <w:r>
-              <w:rPr>
-                <w:rFonts w:asciiTheme="majorHAnsi" w:hAnsiTheme="majorHAnsi" w:cstheme="majorHAnsi"/>
-                <w:sz w:val="26"/>
-                <w:szCs w:val="26"/>
-              </w:rPr>
-              <w:t xml:space="preserve"> </w:t>
-            </w:r>
-            <w:r>
-              <w:rPr>
-                <w:rFonts w:asciiTheme="majorHAnsi" w:hAnsiTheme="majorHAnsi" w:cstheme="majorHAnsi"/>
-                <w:sz w:val="26"/>
-                <w:szCs w:val="26"/>
-              </w:rPr>
-              <w:t xml:space="preserve">finds herself in the bizarre position of having to defend her rival to a disappointed public. This moment of human fallibility from Aurora creates the initial opening for Ray to seek out a more </w:t>
-            </w:r>
-            <w:r>
-              <w:rPr>
-                <w:rFonts w:asciiTheme="majorHAnsi" w:hAnsiTheme="majorHAnsi" w:cstheme="majorHAnsi"/>
-                <w:sz w:val="26"/>
-                <w:szCs w:val="26"/>
-              </w:rPr>
-              <w:t>unfiltered audience.</w:t>
+              <w:t xml:space="preserve"> out live to millions of families.</w:t>
+            </w:r>
+            <w:r>
+              <w:rPr>
+                <w:rFonts w:asciiTheme="majorHAnsi" w:hAnsiTheme="majorHAnsi" w:cstheme="majorHAnsi"/>
+                <w:sz w:val="26"/>
+                <w:szCs w:val="26"/>
+              </w:rPr>
+              <w:t xml:space="preserve"> Neither Aurora nor Ray is taking the fall, and the team investigates what puppet said what.</w:t>
+            </w:r>
+          </w:p>
+          <w:p>
+            <w:pPr>
+              <w:tabs>
+                <w:tab w:val="left" w:pos="5013"/>
+              </w:tabs>
+              <w:spacing w:line="240" w:lineRule="auto"/>
+              <w:rPr>
+                <w:rFonts w:asciiTheme="majorHAnsi" w:hAnsiTheme="majorHAnsi" w:cstheme="majorHAnsi"/>
+                <w:sz w:val="26"/>
+                <w:szCs w:val="26"/>
+              </w:rPr>
+            </w:pPr>
+            <w:r>
+              <w:rPr>
+                <w:rFonts w:asciiTheme="majorHAnsi" w:hAnsiTheme="majorHAnsi" w:cstheme="majorHAnsi"/>
+                <w:sz w:val="26"/>
+                <w:szCs w:val="26"/>
+              </w:rPr>
+              <w:t>Ray takes the fall for Aurora in some trade off.</w:t>
             </w:r>
           </w:p>
         </w:tc>
@@ -11312,6 +11286,7 @@
                 <w:sz w:val="28"/>
                 <w:szCs w:val="28"/>
               </w:rPr>
+              <w:lastRenderedPageBreak/>
               <w:t>9</w:t>
             </w:r>
           </w:p>
@@ -11348,8 +11323,55 @@
                 <w:sz w:val="28"/>
                 <w:szCs w:val="28"/>
               </w:rPr>
-              <w:t>Time Out</w:t>
-            </w:r>
+              <w:t>Won’t You Be My Enemy?</w:t>
+            </w:r>
+          </w:p>
+          <w:p>
+            <w:pPr>
+              <w:tabs>
+                <w:tab w:val="left" w:pos="5013"/>
+              </w:tabs>
+              <w:spacing w:line="240" w:lineRule="auto"/>
+              <w:rPr>
+                <w:rFonts w:asciiTheme="majorHAnsi" w:hAnsiTheme="majorHAnsi" w:cstheme="majorHAnsi"/>
+                <w:sz w:val="28"/>
+                <w:szCs w:val="28"/>
+              </w:rPr>
+            </w:pPr>
+          </w:p>
+          <w:p>
+            <w:pPr>
+              <w:tabs>
+                <w:tab w:val="left" w:pos="5013"/>
+              </w:tabs>
+              <w:spacing w:line="240" w:lineRule="auto"/>
+              <w:rPr>
+                <w:rFonts w:asciiTheme="majorHAnsi" w:hAnsiTheme="majorHAnsi" w:cstheme="majorHAnsi"/>
+                <w:sz w:val="28"/>
+                <w:szCs w:val="28"/>
+              </w:rPr>
+            </w:pPr>
+            <w:r>
+              <w:rPr>
+                <w:rFonts w:asciiTheme="majorHAnsi" w:hAnsiTheme="majorHAnsi" w:cstheme="majorHAnsi"/>
+                <w:sz w:val="28"/>
+                <w:szCs w:val="28"/>
+              </w:rPr>
+              <w:t>Episodic</w:t>
+            </w:r>
+          </w:p>
+          <w:p>
+            <w:pPr>
+              <w:tabs>
+                <w:tab w:val="left" w:pos="5013"/>
+              </w:tabs>
+              <w:spacing w:line="240" w:lineRule="auto"/>
+              <w:rPr>
+                <w:rFonts w:asciiTheme="majorHAnsi" w:hAnsiTheme="majorHAnsi" w:cstheme="majorHAnsi"/>
+                <w:sz w:val="28"/>
+                <w:szCs w:val="28"/>
+              </w:rPr>
+            </w:pPr>
           </w:p>
         </w:tc>
         <w:tc>
@@ -11384,41 +11406,55 @@
                 <w:sz w:val="26"/>
                 <w:szCs w:val="26"/>
               </w:rPr>
-              <w:t>Feeling marginalized by Aurora's dominance, Ray initially counter-protests anti-science events. She then accepts an invitation to a conservative streaming platform, choosing to bring her science ideals to a challenging audience as a challenge to Aurora's principles and the network's favoritism.</w:t>
-            </w:r>
-            <w:r>
-              <w:rPr>
-                <w:rFonts w:asciiTheme="majorHAnsi" w:hAnsiTheme="majorHAnsi" w:cstheme="majorHAnsi"/>
-                <w:sz w:val="26"/>
-                <w:szCs w:val="26"/>
-              </w:rPr>
-              <w:t xml:space="preserve"> </w:t>
-            </w:r>
-            <w:r>
-              <w:rPr>
-                <w:rFonts w:asciiTheme="majorHAnsi" w:hAnsiTheme="majorHAnsi" w:cstheme="majorHAnsi"/>
-                <w:sz w:val="26"/>
-                <w:szCs w:val="26"/>
-              </w:rPr>
-              <w:t xml:space="preserve">Ray guest stars on a conservative streaming platform, attempting to prove she is brave enough to spread education to hostile audiences. The move backfires spectacularly; the public views her appearance as a betrayal of the show's inclusive values. During the next </w:t>
-            </w:r>
-            <w:r>
-              <w:rPr>
-                <w:rFonts w:asciiTheme="majorHAnsi" w:hAnsiTheme="majorHAnsi" w:cstheme="majorHAnsi"/>
-                <w:i/>
-                <w:iCs/>
-                <w:sz w:val="26"/>
-                <w:szCs w:val="26"/>
-              </w:rPr>
-              <w:t>Stardust</w:t>
-            </w:r>
-            <w:r>
-              <w:rPr>
-                <w:rFonts w:asciiTheme="majorHAnsi" w:hAnsiTheme="majorHAnsi" w:cstheme="majorHAnsi"/>
-                <w:sz w:val="26"/>
-                <w:szCs w:val="26"/>
-              </w:rPr>
-              <w:t xml:space="preserve"> taping involving dry ice that explosively goes wrong, Aurora snaps, revealing the pressure she feels as a mixed-race woman who must be perfect, calling Ray a liability who burns bridges. The network fires Ray.</w:t>
+              <w:t xml:space="preserve">Cold Open: </w:t>
+            </w:r>
+            <w:r>
+              <w:rPr>
+                <w:rFonts w:asciiTheme="majorHAnsi" w:hAnsiTheme="majorHAnsi" w:cstheme="majorHAnsi"/>
+                <w:sz w:val="26"/>
+                <w:szCs w:val="26"/>
+              </w:rPr>
+              <w:t xml:space="preserve">The third choice in the auditions is </w:t>
+            </w:r>
+            <w:r>
+              <w:rPr>
+                <w:rFonts w:asciiTheme="majorHAnsi" w:hAnsiTheme="majorHAnsi" w:cstheme="majorHAnsi"/>
+                <w:sz w:val="26"/>
+                <w:szCs w:val="26"/>
+              </w:rPr>
+              <w:t>asked to guest star as an episode’s antagonist.</w:t>
+            </w:r>
+            <w:r>
+              <w:rPr>
+                <w:rFonts w:asciiTheme="majorHAnsi" w:hAnsiTheme="majorHAnsi" w:cstheme="majorHAnsi"/>
+                <w:sz w:val="26"/>
+                <w:szCs w:val="26"/>
+              </w:rPr>
+              <w:t xml:space="preserve"> The test audience likes him, but he is </w:t>
+            </w:r>
+            <w:r>
+              <w:rPr>
+                <w:rFonts w:asciiTheme="majorHAnsi" w:hAnsiTheme="majorHAnsi" w:cstheme="majorHAnsi"/>
+                <w:sz w:val="26"/>
+                <w:szCs w:val="26"/>
+              </w:rPr>
+              <w:t>so good that he gets under</w:t>
+            </w:r>
+            <w:r>
+              <w:rPr>
+                <w:rFonts w:asciiTheme="majorHAnsi" w:hAnsiTheme="majorHAnsi" w:cstheme="majorHAnsi"/>
+                <w:sz w:val="26"/>
+                <w:szCs w:val="26"/>
+              </w:rPr>
+              <w:t xml:space="preserve"> Aurora and Ray</w:t>
+            </w:r>
+            <w:r>
+              <w:rPr>
+                <w:rFonts w:asciiTheme="majorHAnsi" w:hAnsiTheme="majorHAnsi" w:cstheme="majorHAnsi"/>
+                <w:sz w:val="26"/>
+                <w:szCs w:val="26"/>
+              </w:rPr>
+              <w:t>’s skin.</w:t>
             </w:r>
           </w:p>
         </w:tc>
@@ -11502,7 +11538,41 @@
                 <w:sz w:val="28"/>
                 <w:szCs w:val="28"/>
               </w:rPr>
-              <w:t>A Chain Reaction</w:t>
+              <w:t>You Need Therapy</w:t>
+            </w:r>
+          </w:p>
+          <w:p>
+            <w:pPr>
+              <w:tabs>
+                <w:tab w:val="left" w:pos="5013"/>
+              </w:tabs>
+              <w:spacing w:line="240" w:lineRule="auto"/>
+              <w:rPr>
+                <w:rFonts w:asciiTheme="majorHAnsi" w:hAnsiTheme="majorHAnsi" w:cstheme="majorHAnsi"/>
+                <w:sz w:val="28"/>
+                <w:szCs w:val="28"/>
+              </w:rPr>
+            </w:pPr>
+          </w:p>
+          <w:p>
+            <w:pPr>
+              <w:tabs>
+                <w:tab w:val="left" w:pos="5013"/>
+              </w:tabs>
+              <w:spacing w:line="240" w:lineRule="auto"/>
+              <w:rPr>
+                <w:rFonts w:asciiTheme="majorHAnsi" w:hAnsiTheme="majorHAnsi" w:cstheme="majorHAnsi"/>
+                <w:sz w:val="28"/>
+                <w:szCs w:val="28"/>
+              </w:rPr>
+            </w:pPr>
+            <w:r>
+              <w:rPr>
+                <w:rFonts w:asciiTheme="majorHAnsi" w:hAnsiTheme="majorHAnsi" w:cstheme="majorHAnsi"/>
+                <w:sz w:val="28"/>
+                <w:szCs w:val="28"/>
+              </w:rPr>
+              <w:t>Episodic</w:t>
             </w:r>
           </w:p>
         </w:tc>
@@ -11533,14 +11603,6 @@
                 <w:szCs w:val="26"/>
               </w:rPr>
             </w:pPr>
-            <w:r>
-              <w:rPr>
-                <w:rFonts w:asciiTheme="majorHAnsi" w:hAnsiTheme="majorHAnsi" w:cstheme="majorHAnsi"/>
-                <w:sz w:val="26"/>
-                <w:szCs w:val="26"/>
-              </w:rPr>
-              <w:t>In the wake of Ray’s firing, the network brings back the original host, Clay, as a recurring character. Clay tells the audience Ray simply went off to college. Ms. Aurora begins to suspect that Clay’s return is not just a favor to the network. She realizes he is planning to undermine her and use his influence. Meanwhile, Ray is picking up voice acting gigs to survive. She soon decides to volunteer at Kwan’s neurodivergent theatre.</w:t>
-            </w:r>
           </w:p>
         </w:tc>
       </w:tr>
@@ -11623,7 +11685,41 @@
                 <w:sz w:val="28"/>
                 <w:szCs w:val="28"/>
               </w:rPr>
-              <w:t>Save the Children</w:t>
+              <w:t>Our Voices Went Bye-Bye</w:t>
+            </w:r>
+          </w:p>
+          <w:p>
+            <w:pPr>
+              <w:tabs>
+                <w:tab w:val="left" w:pos="5013"/>
+              </w:tabs>
+              <w:spacing w:line="240" w:lineRule="auto"/>
+              <w:rPr>
+                <w:rFonts w:asciiTheme="majorHAnsi" w:hAnsiTheme="majorHAnsi" w:cstheme="majorHAnsi"/>
+                <w:sz w:val="28"/>
+                <w:szCs w:val="28"/>
+              </w:rPr>
+            </w:pPr>
+          </w:p>
+          <w:p>
+            <w:pPr>
+              <w:tabs>
+                <w:tab w:val="left" w:pos="5013"/>
+              </w:tabs>
+              <w:spacing w:line="240" w:lineRule="auto"/>
+              <w:rPr>
+                <w:rFonts w:asciiTheme="majorHAnsi" w:hAnsiTheme="majorHAnsi" w:cstheme="majorHAnsi"/>
+                <w:sz w:val="28"/>
+                <w:szCs w:val="28"/>
+              </w:rPr>
+            </w:pPr>
+            <w:r>
+              <w:rPr>
+                <w:rFonts w:asciiTheme="majorHAnsi" w:hAnsiTheme="majorHAnsi" w:cstheme="majorHAnsi"/>
+                <w:sz w:val="28"/>
+                <w:szCs w:val="28"/>
+              </w:rPr>
+              <w:t>Episodic</w:t>
             </w:r>
           </w:p>
         </w:tc>
@@ -11660,70 +11756,41 @@
                 <w:sz w:val="26"/>
                 <w:szCs w:val="26"/>
               </w:rPr>
-              <w:t xml:space="preserve">At the theatre, </w:t>
-            </w:r>
-            <w:proofErr w:type="gramStart"/>
-            <w:r>
-              <w:rPr>
-                <w:rFonts w:asciiTheme="majorHAnsi" w:hAnsiTheme="majorHAnsi" w:cstheme="majorHAnsi"/>
-                <w:sz w:val="26"/>
-                <w:szCs w:val="26"/>
-              </w:rPr>
-              <w:t>Ray initially</w:t>
-            </w:r>
-            <w:proofErr w:type="gramEnd"/>
-            <w:r>
-              <w:rPr>
-                <w:rFonts w:asciiTheme="majorHAnsi" w:hAnsiTheme="majorHAnsi" w:cstheme="majorHAnsi"/>
-                <w:sz w:val="26"/>
-                <w:szCs w:val="26"/>
-              </w:rPr>
-              <w:t xml:space="preserve"> tries to direct the neurodivergent actors with her overbearing energy on </w:t>
-            </w:r>
-            <w:r>
-              <w:rPr>
-                <w:rFonts w:asciiTheme="majorHAnsi" w:hAnsiTheme="majorHAnsi" w:cstheme="majorHAnsi"/>
-                <w:i/>
-                <w:iCs/>
-                <w:sz w:val="26"/>
-                <w:szCs w:val="26"/>
-              </w:rPr>
-              <w:t>Stardust</w:t>
-            </w:r>
-            <w:r>
-              <w:rPr>
-                <w:rFonts w:asciiTheme="majorHAnsi" w:hAnsiTheme="majorHAnsi" w:cstheme="majorHAnsi"/>
-                <w:sz w:val="26"/>
-                <w:szCs w:val="26"/>
-              </w:rPr>
-              <w:t xml:space="preserve">. However, she is humbled by them. They don't care about her fame. She’s forced to stop talking and </w:t>
-            </w:r>
-            <w:proofErr w:type="gramStart"/>
-            <w:r>
-              <w:rPr>
-                <w:rFonts w:asciiTheme="majorHAnsi" w:hAnsiTheme="majorHAnsi" w:cstheme="majorHAnsi"/>
-                <w:sz w:val="26"/>
-                <w:szCs w:val="26"/>
-              </w:rPr>
-              <w:t>actually listen</w:t>
-            </w:r>
-            <w:proofErr w:type="gramEnd"/>
-            <w:r>
-              <w:rPr>
-                <w:rFonts w:asciiTheme="majorHAnsi" w:hAnsiTheme="majorHAnsi" w:cstheme="majorHAnsi"/>
-                <w:sz w:val="26"/>
-                <w:szCs w:val="26"/>
-              </w:rPr>
-              <w:t xml:space="preserve">, learning that her role isn't to be the star but to provide support that allows others to shine. Meanwhile, Aurora escalates her advocacy by speaking out against a genocide in another country, despite the oppressor being a major backer of the network. She then goes on strike and leverages her following to demand Ray’s </w:t>
-            </w:r>
-            <w:r>
-              <w:rPr>
-                <w:rFonts w:asciiTheme="majorHAnsi" w:hAnsiTheme="majorHAnsi" w:cstheme="majorHAnsi"/>
-                <w:sz w:val="26"/>
-                <w:szCs w:val="26"/>
-              </w:rPr>
-              <w:lastRenderedPageBreak/>
-              <w:t>return. She delivers an ultimatum to the network, stating that while she provides the mind of the show, Ray provides the heart, and the program cannot function without both. The network bows to the pressure and rehires Ray. However, Ray decides only to return as a writer.</w:t>
+              <w:t>Cold Open: Aurora and Ray go out and party and drink something that make them lose their voices for a week.</w:t>
+            </w:r>
+          </w:p>
+          <w:p>
+            <w:pPr>
+              <w:tabs>
+                <w:tab w:val="left" w:pos="5013"/>
+              </w:tabs>
+              <w:spacing w:line="240" w:lineRule="auto"/>
+              <w:rPr>
+                <w:rFonts w:asciiTheme="majorHAnsi" w:hAnsiTheme="majorHAnsi" w:cstheme="majorHAnsi"/>
+                <w:sz w:val="26"/>
+                <w:szCs w:val="26"/>
+              </w:rPr>
+            </w:pPr>
+          </w:p>
+          <w:p>
+            <w:pPr>
+              <w:tabs>
+                <w:tab w:val="left" w:pos="5013"/>
+              </w:tabs>
+              <w:spacing w:line="240" w:lineRule="auto"/>
+              <w:rPr>
+                <w:rFonts w:asciiTheme="majorHAnsi" w:hAnsiTheme="majorHAnsi" w:cstheme="majorHAnsi"/>
+                <w:sz w:val="26"/>
+                <w:szCs w:val="26"/>
+              </w:rPr>
+            </w:pPr>
+            <w:r>
+              <w:rPr>
+                <w:rFonts w:asciiTheme="majorHAnsi" w:hAnsiTheme="majorHAnsi" w:cstheme="majorHAnsi"/>
+                <w:sz w:val="26"/>
+                <w:szCs w:val="26"/>
+              </w:rPr>
+              <w:t>The episode is mostly pantomiming and clowning.</w:t>
             </w:r>
           </w:p>
         </w:tc>
@@ -11807,8 +11874,89 @@
                 <w:sz w:val="28"/>
                 <w:szCs w:val="28"/>
               </w:rPr>
-              <w:t>The Boiling Point</w:t>
-            </w:r>
+              <w:t>The Smartest Teacher Alive</w:t>
+            </w:r>
+          </w:p>
+          <w:p>
+            <w:pPr>
+              <w:tabs>
+                <w:tab w:val="left" w:pos="5013"/>
+              </w:tabs>
+              <w:spacing w:line="240" w:lineRule="auto"/>
+              <w:rPr>
+                <w:rFonts w:asciiTheme="majorHAnsi" w:hAnsiTheme="majorHAnsi" w:cstheme="majorHAnsi"/>
+                <w:sz w:val="28"/>
+                <w:szCs w:val="28"/>
+              </w:rPr>
+            </w:pPr>
+          </w:p>
+          <w:p>
+            <w:pPr>
+              <w:tabs>
+                <w:tab w:val="left" w:pos="5013"/>
+              </w:tabs>
+              <w:spacing w:line="240" w:lineRule="auto"/>
+              <w:rPr>
+                <w:rFonts w:asciiTheme="majorHAnsi" w:hAnsiTheme="majorHAnsi" w:cstheme="majorHAnsi"/>
+                <w:sz w:val="28"/>
+                <w:szCs w:val="28"/>
+              </w:rPr>
+            </w:pPr>
+            <w:r>
+              <w:rPr>
+                <w:rFonts w:asciiTheme="majorHAnsi" w:hAnsiTheme="majorHAnsi" w:cstheme="majorHAnsi"/>
+                <w:sz w:val="28"/>
+                <w:szCs w:val="28"/>
+              </w:rPr>
+              <w:t>*Idea: Sara Jane Beneke</w:t>
+            </w:r>
+          </w:p>
+          <w:p>
+            <w:pPr>
+              <w:tabs>
+                <w:tab w:val="left" w:pos="5013"/>
+              </w:tabs>
+              <w:spacing w:line="240" w:lineRule="auto"/>
+              <w:rPr>
+                <w:rFonts w:asciiTheme="majorHAnsi" w:hAnsiTheme="majorHAnsi" w:cstheme="majorHAnsi"/>
+                <w:sz w:val="28"/>
+                <w:szCs w:val="28"/>
+              </w:rPr>
+            </w:pPr>
+          </w:p>
+          <w:p>
+            <w:pPr>
+              <w:tabs>
+                <w:tab w:val="left" w:pos="5013"/>
+              </w:tabs>
+              <w:spacing w:line="240" w:lineRule="auto"/>
+              <w:rPr>
+                <w:rFonts w:asciiTheme="majorHAnsi" w:hAnsiTheme="majorHAnsi" w:cstheme="majorHAnsi"/>
+                <w:sz w:val="28"/>
+                <w:szCs w:val="28"/>
+              </w:rPr>
+            </w:pPr>
+            <w:r>
+              <w:rPr>
+                <w:rFonts w:asciiTheme="majorHAnsi" w:hAnsiTheme="majorHAnsi" w:cstheme="majorHAnsi"/>
+                <w:sz w:val="28"/>
+                <w:szCs w:val="28"/>
+              </w:rPr>
+              <w:t>Serial</w:t>
+            </w:r>
+          </w:p>
+          <w:p>
+            <w:pPr>
+              <w:tabs>
+                <w:tab w:val="left" w:pos="5013"/>
+              </w:tabs>
+              <w:spacing w:line="240" w:lineRule="auto"/>
+              <w:rPr>
+                <w:rFonts w:asciiTheme="majorHAnsi" w:hAnsiTheme="majorHAnsi" w:cstheme="majorHAnsi"/>
+                <w:sz w:val="28"/>
+                <w:szCs w:val="28"/>
+              </w:rPr>
+            </w:pPr>
           </w:p>
         </w:tc>
         <w:tc>
@@ -11844,27 +11992,65 @@
                 <w:sz w:val="26"/>
                 <w:szCs w:val="26"/>
               </w:rPr>
-              <w:t xml:space="preserve">Following their shared ordeal, Ray and Aurora reconcile and become genuine friends. Ray celebrates turning 30 and crashes her car much like what happened to Clay on his 29th birthday. This time, Skye takes the blame and gets suspended from the show. Just before the first season finale begins filming, Aurora accepts the host position of </w:t>
-            </w:r>
-            <w:proofErr w:type="gramStart"/>
-            <w:r>
-              <w:rPr>
-                <w:rFonts w:asciiTheme="majorHAnsi" w:hAnsiTheme="majorHAnsi" w:cstheme="majorHAnsi"/>
-                <w:i/>
-                <w:iCs/>
-                <w:sz w:val="26"/>
-                <w:szCs w:val="26"/>
-              </w:rPr>
-              <w:t>Science</w:t>
-            </w:r>
-            <w:proofErr w:type="gramEnd"/>
-            <w:r>
-              <w:rPr>
-                <w:rFonts w:asciiTheme="majorHAnsi" w:hAnsiTheme="majorHAnsi" w:cstheme="majorHAnsi"/>
-                <w:sz w:val="26"/>
-                <w:szCs w:val="26"/>
-              </w:rPr>
-              <w:t>. She quits the show. The co-creators, River and Skye, are about to pull the plug on the series. Ray returns to take the mantle.</w:t>
+              <w:t xml:space="preserve">Cold Open: </w:t>
+            </w:r>
+            <w:r>
+              <w:rPr>
+                <w:rFonts w:asciiTheme="majorHAnsi" w:hAnsiTheme="majorHAnsi" w:cstheme="majorHAnsi"/>
+                <w:sz w:val="26"/>
+                <w:szCs w:val="26"/>
+              </w:rPr>
+              <w:t>Ms. Aurora</w:t>
+            </w:r>
+            <w:r>
+              <w:rPr>
+                <w:rFonts w:asciiTheme="majorHAnsi" w:hAnsiTheme="majorHAnsi" w:cstheme="majorHAnsi"/>
+                <w:sz w:val="26"/>
+                <w:szCs w:val="26"/>
+              </w:rPr>
+              <w:t xml:space="preserve"> shares a social media post advocating for Southeast Asian children facing starvation due to an annexation. The production team tries to get Aurora to undo it. The Asian government in question is a major sponsor of Rainbow Broadcasting Service (RBS).</w:t>
+            </w:r>
+          </w:p>
+          <w:p>
+            <w:pPr>
+              <w:tabs>
+                <w:tab w:val="left" w:pos="5013"/>
+              </w:tabs>
+              <w:spacing w:line="240" w:lineRule="auto"/>
+              <w:rPr>
+                <w:rFonts w:asciiTheme="majorHAnsi" w:hAnsiTheme="majorHAnsi" w:cstheme="majorHAnsi"/>
+                <w:sz w:val="26"/>
+                <w:szCs w:val="26"/>
+              </w:rPr>
+            </w:pPr>
+            <w:r>
+              <w:rPr>
+                <w:rFonts w:asciiTheme="majorHAnsi" w:hAnsiTheme="majorHAnsi" w:cstheme="majorHAnsi"/>
+                <w:sz w:val="26"/>
+                <w:szCs w:val="26"/>
+              </w:rPr>
+              <w:t>Teacher Magazine selects Aurora as the 2026 Smartest Teacher Alive. The team advises her to not get political in her acceptance speech. She does so by saying “…that children from the Midwest to the Southeast deserve access to education. They should not die for it.”</w:t>
+            </w:r>
+          </w:p>
+          <w:p>
+            <w:pPr>
+              <w:tabs>
+                <w:tab w:val="left" w:pos="5013"/>
+              </w:tabs>
+              <w:spacing w:line="240" w:lineRule="auto"/>
+              <w:rPr>
+                <w:rFonts w:asciiTheme="majorHAnsi" w:hAnsiTheme="majorHAnsi" w:cstheme="majorHAnsi"/>
+                <w:sz w:val="26"/>
+                <w:szCs w:val="26"/>
+              </w:rPr>
+            </w:pPr>
+            <w:r>
+              <w:rPr>
+                <w:rFonts w:asciiTheme="majorHAnsi" w:hAnsiTheme="majorHAnsi" w:cstheme="majorHAnsi"/>
+                <w:sz w:val="26"/>
+                <w:szCs w:val="26"/>
+              </w:rPr>
+              <w:t>The government in question demands that RBS fires Aurora. Ray takes no stance. The public supports Aurora and questions Ray. Aurora is suspended while Clay takes over her role for the time being.</w:t>
             </w:r>
           </w:p>
         </w:tc>
@@ -11948,7 +12134,42 @@
                 <w:sz w:val="28"/>
                 <w:szCs w:val="28"/>
               </w:rPr>
-              <w:t>Outer Child</w:t>
+              <w:t>Time Out</w:t>
+            </w:r>
+          </w:p>
+          <w:p>
+            <w:pPr>
+              <w:tabs>
+                <w:tab w:val="left" w:pos="5013"/>
+              </w:tabs>
+              <w:spacing w:line="240" w:lineRule="auto"/>
+              <w:rPr>
+                <w:rFonts w:asciiTheme="majorHAnsi" w:hAnsiTheme="majorHAnsi" w:cstheme="majorHAnsi"/>
+                <w:sz w:val="28"/>
+                <w:szCs w:val="28"/>
+              </w:rPr>
+            </w:pPr>
+          </w:p>
+          <w:p>
+            <w:pPr>
+              <w:tabs>
+                <w:tab w:val="left" w:pos="5013"/>
+              </w:tabs>
+              <w:spacing w:line="240" w:lineRule="auto"/>
+              <w:rPr>
+                <w:rFonts w:asciiTheme="majorHAnsi" w:hAnsiTheme="majorHAnsi" w:cstheme="majorHAnsi"/>
+                <w:sz w:val="28"/>
+                <w:szCs w:val="28"/>
+              </w:rPr>
+            </w:pPr>
+            <w:r>
+              <w:rPr>
+                <w:rFonts w:asciiTheme="majorHAnsi" w:hAnsiTheme="majorHAnsi" w:cstheme="majorHAnsi"/>
+                <w:sz w:val="28"/>
+                <w:szCs w:val="28"/>
+              </w:rPr>
+              <w:lastRenderedPageBreak/>
+              <w:t>Serial</w:t>
             </w:r>
           </w:p>
         </w:tc>
@@ -11975,6 +12196,7 @@
               <w:spacing w:line="240" w:lineRule="auto"/>
               <w:rPr>
                 <w:rFonts w:asciiTheme="majorHAnsi" w:hAnsiTheme="majorHAnsi" w:cstheme="majorHAnsi"/>
+                <w:strike/>
                 <w:sz w:val="26"/>
                 <w:szCs w:val="26"/>
               </w:rPr>
@@ -11982,10 +12204,22 @@
             <w:r>
               <w:rPr>
                 <w:rFonts w:asciiTheme="majorHAnsi" w:hAnsiTheme="majorHAnsi" w:cstheme="majorHAnsi"/>
-                <w:sz w:val="26"/>
-                <w:szCs w:val="26"/>
-              </w:rPr>
-              <w:t>Ray hosts her first solo episode for the season finale, by a crowd of anti-science protesters gathered outside the studio. She masters the pause technique she previously struggled with, speaking her truth directly to the camera and receiving a positive response from children. Unknown to her, Clay is plotting to reclaim the hosting spot, and remove her with the show creators, setting up Ray as the active target of the next season.</w:t>
+                <w:strike/>
+                <w:sz w:val="26"/>
+                <w:szCs w:val="26"/>
+              </w:rPr>
+              <w:lastRenderedPageBreak/>
+              <w:t xml:space="preserve">Ray hosts her first solo episode for the season finale, by a crowd of anti-science protesters gathered outside the studio. She masters the pause technique she previously struggled with, speaking her truth </w:t>
+            </w:r>
+            <w:r>
+              <w:rPr>
+                <w:rFonts w:asciiTheme="majorHAnsi" w:hAnsiTheme="majorHAnsi" w:cstheme="majorHAnsi"/>
+                <w:strike/>
+                <w:sz w:val="26"/>
+                <w:szCs w:val="26"/>
+              </w:rPr>
+              <w:lastRenderedPageBreak/>
+              <w:t>directly to the camera and receiving a positive response from children. Unknown to her, Clay is plotting to reclaim the hosting spot, and remove her with the show creators, setting up Ray as the active target of the next season.</w:t>
             </w:r>
           </w:p>
         </w:tc>
@@ -12027,6 +12261,7 @@
           <w:rFonts w:asciiTheme="majorHAnsi" w:hAnsiTheme="majorHAnsi" w:cstheme="majorHAnsi"/>
           <w:b/>
           <w:bCs/>
+          <w:strike/>
           <w:sz w:val="28"/>
           <w:szCs w:val="28"/>
           <w:u w:val="single"/>
@@ -12037,6 +12272,7 @@
           <w:rFonts w:asciiTheme="majorHAnsi" w:hAnsiTheme="majorHAnsi" w:cstheme="majorHAnsi"/>
           <w:b/>
           <w:bCs/>
+          <w:strike/>
           <w:sz w:val="28"/>
           <w:szCs w:val="28"/>
           <w:u w:val="single"/>
@@ -12049,6 +12285,7 @@
           <w:rFonts w:asciiTheme="majorHAnsi" w:hAnsiTheme="majorHAnsi" w:cstheme="majorHAnsi"/>
           <w:b/>
           <w:bCs/>
+          <w:strike/>
           <w:sz w:val="28"/>
           <w:szCs w:val="28"/>
           <w:u w:val="single"/>
@@ -12060,6 +12297,7 @@
           <w:rFonts w:asciiTheme="majorHAnsi" w:hAnsiTheme="majorHAnsi" w:cstheme="majorHAnsi"/>
           <w:b/>
           <w:bCs/>
+          <w:strike/>
           <w:sz w:val="28"/>
           <w:szCs w:val="28"/>
           <w:u w:val="single"/>
@@ -12108,6 +12346,7 @@
               <w:spacing w:line="240" w:lineRule="auto"/>
               <w:rPr>
                 <w:rFonts w:asciiTheme="majorHAnsi" w:hAnsiTheme="majorHAnsi" w:cstheme="majorHAnsi"/>
+                <w:strike/>
                 <w:sz w:val="28"/>
                 <w:szCs w:val="28"/>
               </w:rPr>
@@ -12115,6 +12354,7 @@
             <w:r>
               <w:rPr>
                 <w:rFonts w:asciiTheme="majorHAnsi" w:hAnsiTheme="majorHAnsi" w:cstheme="majorHAnsi"/>
+                <w:strike/>
                 <w:sz w:val="28"/>
                 <w:szCs w:val="28"/>
               </w:rPr>
@@ -12145,6 +12385,7 @@
               <w:spacing w:line="240" w:lineRule="auto"/>
               <w:rPr>
                 <w:rFonts w:asciiTheme="majorHAnsi" w:hAnsiTheme="majorHAnsi" w:cstheme="majorHAnsi"/>
+                <w:strike/>
                 <w:sz w:val="28"/>
                 <w:szCs w:val="28"/>
               </w:rPr>
@@ -12152,6 +12393,7 @@
             <w:r>
               <w:rPr>
                 <w:rFonts w:asciiTheme="majorHAnsi" w:hAnsiTheme="majorHAnsi" w:cstheme="majorHAnsi"/>
+                <w:strike/>
                 <w:sz w:val="28"/>
                 <w:szCs w:val="28"/>
               </w:rPr>
@@ -12182,6 +12424,7 @@
               <w:spacing w:line="240" w:lineRule="auto"/>
               <w:rPr>
                 <w:rFonts w:asciiTheme="majorHAnsi" w:hAnsiTheme="majorHAnsi" w:cstheme="majorHAnsi"/>
+                <w:strike/>
                 <w:sz w:val="28"/>
                 <w:szCs w:val="28"/>
               </w:rPr>
@@ -12189,6 +12432,7 @@
             <w:r>
               <w:rPr>
                 <w:rFonts w:asciiTheme="majorHAnsi" w:hAnsiTheme="majorHAnsi" w:cstheme="majorHAnsi"/>
+                <w:strike/>
                 <w:sz w:val="28"/>
                 <w:szCs w:val="28"/>
               </w:rPr>
@@ -12221,6 +12465,7 @@
               <w:spacing w:line="240" w:lineRule="auto"/>
               <w:rPr>
                 <w:rFonts w:asciiTheme="majorHAnsi" w:hAnsiTheme="majorHAnsi" w:cstheme="majorHAnsi"/>
+                <w:strike/>
                 <w:sz w:val="28"/>
                 <w:szCs w:val="28"/>
               </w:rPr>
@@ -12228,6 +12473,7 @@
             <w:r>
               <w:rPr>
                 <w:rFonts w:asciiTheme="majorHAnsi" w:hAnsiTheme="majorHAnsi" w:cstheme="majorHAnsi"/>
+                <w:strike/>
                 <w:sz w:val="28"/>
                 <w:szCs w:val="28"/>
               </w:rPr>
@@ -12258,6 +12504,7 @@
               <w:spacing w:line="240" w:lineRule="auto"/>
               <w:rPr>
                 <w:rFonts w:asciiTheme="majorHAnsi" w:hAnsiTheme="majorHAnsi" w:cstheme="majorHAnsi"/>
+                <w:strike/>
                 <w:sz w:val="28"/>
                 <w:szCs w:val="28"/>
               </w:rPr>
@@ -12265,6 +12512,7 @@
             <w:r>
               <w:rPr>
                 <w:rFonts w:asciiTheme="majorHAnsi" w:hAnsiTheme="majorHAnsi" w:cstheme="majorHAnsi"/>
+                <w:strike/>
                 <w:sz w:val="28"/>
                 <w:szCs w:val="28"/>
               </w:rPr>
@@ -12295,6 +12543,7 @@
               <w:spacing w:line="240" w:lineRule="auto"/>
               <w:rPr>
                 <w:rFonts w:asciiTheme="majorHAnsi" w:hAnsiTheme="majorHAnsi" w:cstheme="majorHAnsi"/>
+                <w:strike/>
                 <w:sz w:val="26"/>
                 <w:szCs w:val="26"/>
               </w:rPr>
@@ -12302,28 +12551,29 @@
             <w:r>
               <w:rPr>
                 <w:rFonts w:asciiTheme="majorHAnsi" w:hAnsiTheme="majorHAnsi" w:cstheme="majorHAnsi"/>
+                <w:strike/>
                 <w:sz w:val="26"/>
                 <w:szCs w:val="26"/>
               </w:rPr>
               <w:t xml:space="preserve">Ray officially debuts as the lead host of </w:t>
             </w:r>
-            <w:proofErr w:type="spellStart"/>
             <w:r>
               <w:rPr>
                 <w:rFonts w:asciiTheme="majorHAnsi" w:hAnsiTheme="majorHAnsi" w:cstheme="majorHAnsi"/>
                 <w:i/>
                 <w:iCs/>
+                <w:strike/>
                 <w:sz w:val="26"/>
                 <w:szCs w:val="26"/>
               </w:rPr>
               <w:t>StarPower</w:t>
             </w:r>
-            <w:proofErr w:type="spellEnd"/>
             <w:r>
               <w:rPr>
                 <w:rFonts w:asciiTheme="majorHAnsi" w:hAnsiTheme="majorHAnsi" w:cstheme="majorHAnsi"/>
                 <w:i/>
                 <w:iCs/>
+                <w:strike/>
                 <w:sz w:val="26"/>
                 <w:szCs w:val="26"/>
               </w:rPr>
@@ -12332,6 +12582,7 @@
             <w:r>
               <w:rPr>
                 <w:rFonts w:asciiTheme="majorHAnsi" w:hAnsiTheme="majorHAnsi" w:cstheme="majorHAnsi"/>
+                <w:strike/>
                 <w:sz w:val="26"/>
                 <w:szCs w:val="26"/>
               </w:rPr>
@@ -12340,6 +12591,7 @@
             <w:r>
               <w:rPr>
                 <w:rFonts w:asciiTheme="majorHAnsi" w:hAnsiTheme="majorHAnsi" w:cstheme="majorHAnsi"/>
+                <w:strike/>
                 <w:sz w:val="26"/>
                 <w:szCs w:val="26"/>
               </w:rPr>
@@ -12348,6 +12600,7 @@
             <w:r>
               <w:rPr>
                 <w:rFonts w:asciiTheme="majorHAnsi" w:hAnsiTheme="majorHAnsi" w:cstheme="majorHAnsi"/>
+                <w:strike/>
                 <w:sz w:val="26"/>
                 <w:szCs w:val="26"/>
               </w:rPr>
@@ -12356,6 +12609,7 @@
             <w:r>
               <w:rPr>
                 <w:rFonts w:asciiTheme="majorHAnsi" w:hAnsiTheme="majorHAnsi" w:cstheme="majorHAnsi"/>
+                <w:strike/>
                 <w:sz w:val="26"/>
                 <w:szCs w:val="26"/>
               </w:rPr>
@@ -12364,6 +12618,7 @@
             <w:r>
               <w:rPr>
                 <w:rFonts w:asciiTheme="majorHAnsi" w:hAnsiTheme="majorHAnsi" w:cstheme="majorHAnsi"/>
+                <w:strike/>
                 <w:sz w:val="26"/>
                 <w:szCs w:val="26"/>
               </w:rPr>
@@ -12372,6 +12627,7 @@
             <w:r>
               <w:rPr>
                 <w:rFonts w:asciiTheme="majorHAnsi" w:hAnsiTheme="majorHAnsi" w:cstheme="majorHAnsi"/>
+                <w:strike/>
                 <w:sz w:val="26"/>
                 <w:szCs w:val="26"/>
               </w:rPr>
@@ -12380,6 +12636,7 @@
             <w:r>
               <w:rPr>
                 <w:rFonts w:asciiTheme="majorHAnsi" w:hAnsiTheme="majorHAnsi" w:cstheme="majorHAnsi"/>
+                <w:strike/>
                 <w:sz w:val="26"/>
                 <w:szCs w:val="26"/>
               </w:rPr>
@@ -12388,6 +12645,7 @@
             <w:r>
               <w:rPr>
                 <w:rFonts w:asciiTheme="majorHAnsi" w:hAnsiTheme="majorHAnsi" w:cstheme="majorHAnsi"/>
+                <w:strike/>
                 <w:sz w:val="26"/>
                 <w:szCs w:val="26"/>
               </w:rPr>
@@ -12396,6 +12654,7 @@
             <w:r>
               <w:rPr>
                 <w:rFonts w:asciiTheme="majorHAnsi" w:hAnsiTheme="majorHAnsi" w:cstheme="majorHAnsi"/>
+                <w:strike/>
                 <w:sz w:val="26"/>
                 <w:szCs w:val="26"/>
               </w:rPr>
@@ -12428,6 +12687,7 @@
               <w:spacing w:line="240" w:lineRule="auto"/>
               <w:rPr>
                 <w:rFonts w:asciiTheme="majorHAnsi" w:hAnsiTheme="majorHAnsi" w:cstheme="majorHAnsi"/>
+                <w:strike/>
                 <w:sz w:val="28"/>
                 <w:szCs w:val="28"/>
               </w:rPr>
@@ -12435,6 +12695,7 @@
             <w:r>
               <w:rPr>
                 <w:rFonts w:asciiTheme="majorHAnsi" w:hAnsiTheme="majorHAnsi" w:cstheme="majorHAnsi"/>
+                <w:strike/>
                 <w:sz w:val="28"/>
                 <w:szCs w:val="28"/>
               </w:rPr>
@@ -12465,6 +12726,7 @@
               <w:spacing w:line="240" w:lineRule="auto"/>
               <w:rPr>
                 <w:rFonts w:asciiTheme="majorHAnsi" w:hAnsiTheme="majorHAnsi" w:cstheme="majorHAnsi"/>
+                <w:strike/>
                 <w:sz w:val="28"/>
                 <w:szCs w:val="28"/>
               </w:rPr>
@@ -12472,6 +12734,7 @@
             <w:r>
               <w:rPr>
                 <w:rFonts w:asciiTheme="majorHAnsi" w:hAnsiTheme="majorHAnsi" w:cstheme="majorHAnsi"/>
+                <w:strike/>
                 <w:sz w:val="28"/>
                 <w:szCs w:val="28"/>
               </w:rPr>
@@ -12502,6 +12765,7 @@
               <w:spacing w:line="240" w:lineRule="auto"/>
               <w:rPr>
                 <w:rFonts w:asciiTheme="majorHAnsi" w:hAnsiTheme="majorHAnsi" w:cstheme="majorHAnsi"/>
+                <w:strike/>
                 <w:sz w:val="26"/>
                 <w:szCs w:val="26"/>
               </w:rPr>
@@ -12509,52 +12773,18 @@
             <w:r>
               <w:rPr>
                 <w:rFonts w:asciiTheme="majorHAnsi" w:hAnsiTheme="majorHAnsi" w:cstheme="majorHAnsi"/>
-                <w:sz w:val="26"/>
-                <w:szCs w:val="26"/>
-              </w:rPr>
-              <w:t xml:space="preserve">Production begins </w:t>
-            </w:r>
-            <w:proofErr w:type="gramStart"/>
-            <w:r>
-              <w:rPr>
-                <w:rFonts w:asciiTheme="majorHAnsi" w:hAnsiTheme="majorHAnsi" w:cstheme="majorHAnsi"/>
-                <w:sz w:val="26"/>
-                <w:szCs w:val="26"/>
-              </w:rPr>
-              <w:t>on</w:t>
-            </w:r>
-            <w:proofErr w:type="gramEnd"/>
-            <w:r>
-              <w:rPr>
-                <w:rFonts w:asciiTheme="majorHAnsi" w:hAnsiTheme="majorHAnsi" w:cstheme="majorHAnsi"/>
-                <w:sz w:val="26"/>
-                <w:szCs w:val="26"/>
-              </w:rPr>
-              <w:t xml:space="preserve"> the franchise’s first feature </w:t>
-            </w:r>
-            <w:proofErr w:type="gramStart"/>
-            <w:r>
-              <w:rPr>
-                <w:rFonts w:asciiTheme="majorHAnsi" w:hAnsiTheme="majorHAnsi" w:cstheme="majorHAnsi"/>
-                <w:sz w:val="26"/>
-                <w:szCs w:val="26"/>
-              </w:rPr>
-              <w:t>film,</w:t>
-            </w:r>
-            <w:proofErr w:type="gramEnd"/>
-            <w:r>
-              <w:rPr>
-                <w:rFonts w:asciiTheme="majorHAnsi" w:hAnsiTheme="majorHAnsi" w:cstheme="majorHAnsi"/>
-                <w:sz w:val="26"/>
-                <w:szCs w:val="26"/>
-              </w:rPr>
-              <w:t xml:space="preserve"> </w:t>
+                <w:strike/>
+                <w:sz w:val="26"/>
+                <w:szCs w:val="26"/>
+              </w:rPr>
+              <w:t xml:space="preserve">Production begins on the franchise’s first feature film, </w:t>
             </w:r>
             <w:r>
               <w:rPr>
                 <w:rFonts w:asciiTheme="majorHAnsi" w:hAnsiTheme="majorHAnsi" w:cstheme="majorHAnsi"/>
                 <w:i/>
                 <w:iCs/>
+                <w:strike/>
                 <w:sz w:val="26"/>
                 <w:szCs w:val="26"/>
               </w:rPr>
@@ -12563,6 +12793,7 @@
             <w:r>
               <w:rPr>
                 <w:rFonts w:asciiTheme="majorHAnsi" w:hAnsiTheme="majorHAnsi" w:cstheme="majorHAnsi"/>
+                <w:strike/>
                 <w:sz w:val="26"/>
                 <w:szCs w:val="26"/>
               </w:rPr>
@@ -12571,6 +12802,7 @@
             <w:r>
               <w:rPr>
                 <w:rFonts w:asciiTheme="majorHAnsi" w:hAnsiTheme="majorHAnsi" w:cstheme="majorHAnsi"/>
+                <w:strike/>
                 <w:sz w:val="26"/>
                 <w:szCs w:val="26"/>
               </w:rPr>
@@ -12579,6 +12811,7 @@
             <w:r>
               <w:rPr>
                 <w:rFonts w:asciiTheme="majorHAnsi" w:hAnsiTheme="majorHAnsi" w:cstheme="majorHAnsi"/>
+                <w:strike/>
                 <w:sz w:val="26"/>
                 <w:szCs w:val="26"/>
               </w:rPr>
@@ -12587,6 +12820,7 @@
             <w:r>
               <w:rPr>
                 <w:rFonts w:asciiTheme="majorHAnsi" w:hAnsiTheme="majorHAnsi" w:cstheme="majorHAnsi"/>
+                <w:strike/>
                 <w:sz w:val="26"/>
                 <w:szCs w:val="26"/>
               </w:rPr>
@@ -12595,6 +12829,7 @@
             <w:r>
               <w:rPr>
                 <w:rFonts w:asciiTheme="majorHAnsi" w:hAnsiTheme="majorHAnsi" w:cstheme="majorHAnsi"/>
+                <w:strike/>
                 <w:sz w:val="26"/>
                 <w:szCs w:val="26"/>
               </w:rPr>
@@ -12603,6 +12838,7 @@
             <w:r>
               <w:rPr>
                 <w:rFonts w:asciiTheme="majorHAnsi" w:hAnsiTheme="majorHAnsi" w:cstheme="majorHAnsi"/>
+                <w:strike/>
                 <w:sz w:val="26"/>
                 <w:szCs w:val="26"/>
               </w:rPr>
@@ -12611,6 +12847,7 @@
             <w:r>
               <w:rPr>
                 <w:rFonts w:asciiTheme="majorHAnsi" w:hAnsiTheme="majorHAnsi" w:cstheme="majorHAnsi"/>
+                <w:strike/>
                 <w:sz w:val="26"/>
                 <w:szCs w:val="26"/>
               </w:rPr>
@@ -12619,6 +12856,7 @@
             <w:r>
               <w:rPr>
                 <w:rFonts w:asciiTheme="majorHAnsi" w:hAnsiTheme="majorHAnsi" w:cstheme="majorHAnsi"/>
+                <w:strike/>
                 <w:sz w:val="26"/>
                 <w:szCs w:val="26"/>
               </w:rPr>
@@ -12627,6 +12865,7 @@
             <w:r>
               <w:rPr>
                 <w:rFonts w:asciiTheme="majorHAnsi" w:hAnsiTheme="majorHAnsi" w:cstheme="majorHAnsi"/>
+                <w:strike/>
                 <w:sz w:val="26"/>
                 <w:szCs w:val="26"/>
               </w:rPr>
@@ -12635,6 +12874,7 @@
             <w:r>
               <w:rPr>
                 <w:rFonts w:asciiTheme="majorHAnsi" w:hAnsiTheme="majorHAnsi" w:cstheme="majorHAnsi"/>
+                <w:strike/>
                 <w:sz w:val="26"/>
                 <w:szCs w:val="26"/>
               </w:rPr>
@@ -12643,6 +12883,7 @@
             <w:r>
               <w:rPr>
                 <w:rFonts w:asciiTheme="majorHAnsi" w:hAnsiTheme="majorHAnsi" w:cstheme="majorHAnsi"/>
+                <w:strike/>
                 <w:sz w:val="26"/>
                 <w:szCs w:val="26"/>
               </w:rPr>
@@ -12651,6 +12892,7 @@
             <w:r>
               <w:rPr>
                 <w:rFonts w:asciiTheme="majorHAnsi" w:hAnsiTheme="majorHAnsi" w:cstheme="majorHAnsi"/>
+                <w:strike/>
                 <w:sz w:val="26"/>
                 <w:szCs w:val="26"/>
               </w:rPr>
@@ -12682,6 +12924,7 @@
               <w:spacing w:line="240" w:lineRule="auto"/>
               <w:rPr>
                 <w:rFonts w:asciiTheme="majorHAnsi" w:hAnsiTheme="majorHAnsi" w:cstheme="majorHAnsi"/>
+                <w:strike/>
                 <w:sz w:val="28"/>
                 <w:szCs w:val="28"/>
               </w:rPr>
@@ -12689,6 +12932,7 @@
             <w:r>
               <w:rPr>
                 <w:rFonts w:asciiTheme="majorHAnsi" w:hAnsiTheme="majorHAnsi" w:cstheme="majorHAnsi"/>
+                <w:strike/>
                 <w:sz w:val="28"/>
                 <w:szCs w:val="28"/>
               </w:rPr>
@@ -12718,6 +12962,7 @@
               <w:spacing w:line="240" w:lineRule="auto"/>
               <w:rPr>
                 <w:rFonts w:asciiTheme="majorHAnsi" w:hAnsiTheme="majorHAnsi" w:cstheme="majorHAnsi"/>
+                <w:strike/>
                 <w:sz w:val="28"/>
                 <w:szCs w:val="28"/>
               </w:rPr>
@@ -12725,6 +12970,7 @@
             <w:r>
               <w:rPr>
                 <w:rFonts w:asciiTheme="majorHAnsi" w:hAnsiTheme="majorHAnsi" w:cstheme="majorHAnsi"/>
+                <w:strike/>
                 <w:sz w:val="28"/>
                 <w:szCs w:val="28"/>
               </w:rPr>
@@ -12733,6 +12979,7 @@
             <w:r>
               <w:rPr>
                 <w:rFonts w:asciiTheme="majorHAnsi" w:hAnsiTheme="majorHAnsi" w:cstheme="majorHAnsi"/>
+                <w:strike/>
                 <w:sz w:val="28"/>
                 <w:szCs w:val="28"/>
               </w:rPr>
@@ -12741,6 +12988,7 @@
             <w:r>
               <w:rPr>
                 <w:rFonts w:asciiTheme="majorHAnsi" w:hAnsiTheme="majorHAnsi" w:cstheme="majorHAnsi"/>
+                <w:strike/>
                 <w:sz w:val="28"/>
                 <w:szCs w:val="28"/>
               </w:rPr>
@@ -12770,6 +13018,7 @@
               <w:spacing w:line="240" w:lineRule="auto"/>
               <w:rPr>
                 <w:rFonts w:asciiTheme="majorHAnsi" w:hAnsiTheme="majorHAnsi" w:cstheme="majorHAnsi"/>
+                <w:strike/>
                 <w:sz w:val="26"/>
                 <w:szCs w:val="26"/>
               </w:rPr>
@@ -12777,6 +13026,7 @@
             <w:r>
               <w:rPr>
                 <w:rFonts w:asciiTheme="majorHAnsi" w:hAnsiTheme="majorHAnsi" w:cstheme="majorHAnsi"/>
+                <w:strike/>
                 <w:sz w:val="26"/>
                 <w:szCs w:val="26"/>
               </w:rPr>
@@ -12785,6 +13035,7 @@
             <w:r>
               <w:rPr>
                 <w:rFonts w:asciiTheme="majorHAnsi" w:hAnsiTheme="majorHAnsi" w:cstheme="majorHAnsi"/>
+                <w:strike/>
                 <w:sz w:val="26"/>
                 <w:szCs w:val="26"/>
               </w:rPr>
@@ -12793,6 +13044,7 @@
             <w:r>
               <w:rPr>
                 <w:rFonts w:asciiTheme="majorHAnsi" w:hAnsiTheme="majorHAnsi" w:cstheme="majorHAnsi"/>
+                <w:strike/>
                 <w:sz w:val="26"/>
                 <w:szCs w:val="26"/>
               </w:rPr>
@@ -12801,6 +13053,7 @@
             <w:r>
               <w:rPr>
                 <w:rFonts w:asciiTheme="majorHAnsi" w:hAnsiTheme="majorHAnsi" w:cstheme="majorHAnsi"/>
+                <w:strike/>
                 <w:sz w:val="26"/>
                 <w:szCs w:val="26"/>
               </w:rPr>
@@ -12833,6 +13086,7 @@
               <w:spacing w:line="240" w:lineRule="auto"/>
               <w:rPr>
                 <w:rFonts w:asciiTheme="majorHAnsi" w:hAnsiTheme="majorHAnsi" w:cstheme="majorHAnsi"/>
+                <w:strike/>
                 <w:sz w:val="28"/>
                 <w:szCs w:val="28"/>
               </w:rPr>
@@ -12840,6 +13094,7 @@
             <w:r>
               <w:rPr>
                 <w:rFonts w:asciiTheme="majorHAnsi" w:hAnsiTheme="majorHAnsi" w:cstheme="majorHAnsi"/>
+                <w:strike/>
                 <w:sz w:val="28"/>
                 <w:szCs w:val="28"/>
               </w:rPr>
@@ -12870,6 +13125,7 @@
               <w:spacing w:line="240" w:lineRule="auto"/>
               <w:rPr>
                 <w:rFonts w:asciiTheme="majorHAnsi" w:hAnsiTheme="majorHAnsi" w:cstheme="majorHAnsi"/>
+                <w:strike/>
                 <w:sz w:val="28"/>
                 <w:szCs w:val="28"/>
               </w:rPr>
@@ -12877,6 +13133,7 @@
             <w:r>
               <w:rPr>
                 <w:rFonts w:asciiTheme="majorHAnsi" w:hAnsiTheme="majorHAnsi" w:cstheme="majorHAnsi"/>
+                <w:strike/>
                 <w:sz w:val="28"/>
                 <w:szCs w:val="28"/>
               </w:rPr>
@@ -12907,6 +13164,7 @@
               <w:spacing w:line="240" w:lineRule="auto"/>
               <w:rPr>
                 <w:rFonts w:asciiTheme="majorHAnsi" w:hAnsiTheme="majorHAnsi" w:cstheme="majorHAnsi"/>
+                <w:strike/>
                 <w:sz w:val="26"/>
                 <w:szCs w:val="26"/>
               </w:rPr>
@@ -12914,6 +13172,7 @@
             <w:r>
               <w:rPr>
                 <w:rFonts w:asciiTheme="majorHAnsi" w:hAnsiTheme="majorHAnsi" w:cstheme="majorHAnsi"/>
+                <w:strike/>
                 <w:sz w:val="26"/>
                 <w:szCs w:val="26"/>
               </w:rPr>
@@ -12922,6 +13181,7 @@
             <w:r>
               <w:rPr>
                 <w:rFonts w:asciiTheme="majorHAnsi" w:hAnsiTheme="majorHAnsi" w:cstheme="majorHAnsi"/>
+                <w:strike/>
                 <w:sz w:val="26"/>
                 <w:szCs w:val="26"/>
               </w:rPr>
@@ -12954,6 +13214,7 @@
               <w:spacing w:line="240" w:lineRule="auto"/>
               <w:rPr>
                 <w:rFonts w:asciiTheme="majorHAnsi" w:hAnsiTheme="majorHAnsi" w:cstheme="majorHAnsi"/>
+                <w:strike/>
                 <w:sz w:val="28"/>
                 <w:szCs w:val="28"/>
               </w:rPr>
@@ -12961,6 +13222,7 @@
             <w:r>
               <w:rPr>
                 <w:rFonts w:asciiTheme="majorHAnsi" w:hAnsiTheme="majorHAnsi" w:cstheme="majorHAnsi"/>
+                <w:strike/>
                 <w:sz w:val="28"/>
                 <w:szCs w:val="28"/>
               </w:rPr>
@@ -12991,6 +13253,7 @@
               <w:spacing w:line="240" w:lineRule="auto"/>
               <w:rPr>
                 <w:rFonts w:asciiTheme="majorHAnsi" w:hAnsiTheme="majorHAnsi" w:cstheme="majorHAnsi"/>
+                <w:strike/>
                 <w:sz w:val="28"/>
                 <w:szCs w:val="28"/>
               </w:rPr>
@@ -12998,6 +13261,7 @@
             <w:r>
               <w:rPr>
                 <w:rFonts w:asciiTheme="majorHAnsi" w:hAnsiTheme="majorHAnsi" w:cstheme="majorHAnsi"/>
+                <w:strike/>
                 <w:sz w:val="28"/>
                 <w:szCs w:val="28"/>
               </w:rPr>
@@ -13028,6 +13292,7 @@
               <w:spacing w:line="240" w:lineRule="auto"/>
               <w:rPr>
                 <w:rFonts w:asciiTheme="majorHAnsi" w:hAnsiTheme="majorHAnsi" w:cstheme="majorHAnsi"/>
+                <w:strike/>
                 <w:sz w:val="26"/>
                 <w:szCs w:val="26"/>
               </w:rPr>
@@ -13035,6 +13300,7 @@
             <w:r>
               <w:rPr>
                 <w:rFonts w:asciiTheme="majorHAnsi" w:hAnsiTheme="majorHAnsi" w:cstheme="majorHAnsi"/>
+                <w:strike/>
                 <w:sz w:val="26"/>
                 <w:szCs w:val="26"/>
               </w:rPr>
@@ -13043,6 +13309,7 @@
             <w:r>
               <w:rPr>
                 <w:rFonts w:asciiTheme="majorHAnsi" w:hAnsiTheme="majorHAnsi" w:cstheme="majorHAnsi"/>
+                <w:strike/>
                 <w:sz w:val="26"/>
                 <w:szCs w:val="26"/>
               </w:rPr>
@@ -13051,6 +13318,7 @@
             <w:r>
               <w:rPr>
                 <w:rFonts w:asciiTheme="majorHAnsi" w:hAnsiTheme="majorHAnsi" w:cstheme="majorHAnsi"/>
+                <w:strike/>
                 <w:sz w:val="26"/>
                 <w:szCs w:val="26"/>
               </w:rPr>
@@ -13059,6 +13327,7 @@
             <w:r>
               <w:rPr>
                 <w:rFonts w:asciiTheme="majorHAnsi" w:hAnsiTheme="majorHAnsi" w:cstheme="majorHAnsi"/>
+                <w:strike/>
                 <w:sz w:val="26"/>
                 <w:szCs w:val="26"/>
               </w:rPr>
@@ -13067,6 +13336,7 @@
             <w:r>
               <w:rPr>
                 <w:rFonts w:asciiTheme="majorHAnsi" w:hAnsiTheme="majorHAnsi" w:cstheme="majorHAnsi"/>
+                <w:strike/>
                 <w:sz w:val="26"/>
                 <w:szCs w:val="26"/>
               </w:rPr>
@@ -13075,6 +13345,7 @@
             <w:r>
               <w:rPr>
                 <w:rFonts w:asciiTheme="majorHAnsi" w:hAnsiTheme="majorHAnsi" w:cstheme="majorHAnsi"/>
+                <w:strike/>
                 <w:sz w:val="26"/>
                 <w:szCs w:val="26"/>
               </w:rPr>
@@ -13083,6 +13354,7 @@
             <w:r>
               <w:rPr>
                 <w:rFonts w:asciiTheme="majorHAnsi" w:hAnsiTheme="majorHAnsi" w:cstheme="majorHAnsi"/>
+                <w:strike/>
                 <w:sz w:val="26"/>
                 <w:szCs w:val="26"/>
               </w:rPr>
@@ -13091,6 +13363,7 @@
             <w:r>
               <w:rPr>
                 <w:rFonts w:asciiTheme="majorHAnsi" w:hAnsiTheme="majorHAnsi" w:cstheme="majorHAnsi"/>
+                <w:strike/>
                 <w:sz w:val="26"/>
                 <w:szCs w:val="26"/>
               </w:rPr>
@@ -13099,6 +13372,7 @@
             <w:r>
               <w:rPr>
                 <w:rFonts w:asciiTheme="majorHAnsi" w:hAnsiTheme="majorHAnsi" w:cstheme="majorHAnsi"/>
+                <w:strike/>
                 <w:sz w:val="26"/>
                 <w:szCs w:val="26"/>
               </w:rPr>
@@ -13130,6 +13404,7 @@
               <w:spacing w:line="240" w:lineRule="auto"/>
               <w:rPr>
                 <w:rFonts w:asciiTheme="majorHAnsi" w:hAnsiTheme="majorHAnsi" w:cstheme="majorHAnsi"/>
+                <w:strike/>
                 <w:sz w:val="28"/>
                 <w:szCs w:val="28"/>
               </w:rPr>
@@ -13137,6 +13412,7 @@
             <w:r>
               <w:rPr>
                 <w:rFonts w:asciiTheme="majorHAnsi" w:hAnsiTheme="majorHAnsi" w:cstheme="majorHAnsi"/>
+                <w:strike/>
                 <w:sz w:val="28"/>
                 <w:szCs w:val="28"/>
               </w:rPr>
@@ -13166,6 +13442,7 @@
               <w:spacing w:line="240" w:lineRule="auto"/>
               <w:rPr>
                 <w:rFonts w:asciiTheme="majorHAnsi" w:hAnsiTheme="majorHAnsi" w:cstheme="majorHAnsi"/>
+                <w:strike/>
                 <w:sz w:val="28"/>
                 <w:szCs w:val="28"/>
               </w:rPr>
@@ -13173,6 +13450,7 @@
             <w:r>
               <w:rPr>
                 <w:rFonts w:asciiTheme="majorHAnsi" w:hAnsiTheme="majorHAnsi" w:cstheme="majorHAnsi"/>
+                <w:strike/>
                 <w:sz w:val="28"/>
                 <w:szCs w:val="28"/>
               </w:rPr>
@@ -13202,6 +13480,7 @@
               <w:spacing w:line="240" w:lineRule="auto"/>
               <w:rPr>
                 <w:rFonts w:asciiTheme="majorHAnsi" w:hAnsiTheme="majorHAnsi" w:cstheme="majorHAnsi"/>
+                <w:strike/>
                 <w:sz w:val="26"/>
                 <w:szCs w:val="26"/>
               </w:rPr>
@@ -13209,6 +13488,7 @@
             <w:r>
               <w:rPr>
                 <w:rFonts w:asciiTheme="majorHAnsi" w:hAnsiTheme="majorHAnsi" w:cstheme="majorHAnsi"/>
+                <w:strike/>
                 <w:sz w:val="26"/>
                 <w:szCs w:val="26"/>
               </w:rPr>
@@ -13217,6 +13497,7 @@
             <w:r>
               <w:rPr>
                 <w:rFonts w:asciiTheme="majorHAnsi" w:hAnsiTheme="majorHAnsi" w:cstheme="majorHAnsi"/>
+                <w:strike/>
                 <w:sz w:val="26"/>
                 <w:szCs w:val="26"/>
               </w:rPr>
@@ -13225,6 +13506,7 @@
             <w:r>
               <w:rPr>
                 <w:rFonts w:asciiTheme="majorHAnsi" w:hAnsiTheme="majorHAnsi" w:cstheme="majorHAnsi"/>
+                <w:strike/>
                 <w:sz w:val="26"/>
                 <w:szCs w:val="26"/>
               </w:rPr>
@@ -13233,6 +13515,7 @@
             <w:r>
               <w:rPr>
                 <w:rFonts w:asciiTheme="majorHAnsi" w:hAnsiTheme="majorHAnsi" w:cstheme="majorHAnsi"/>
+                <w:strike/>
                 <w:sz w:val="26"/>
                 <w:szCs w:val="26"/>
               </w:rPr>
@@ -13241,6 +13524,7 @@
             <w:r>
               <w:rPr>
                 <w:rFonts w:asciiTheme="majorHAnsi" w:hAnsiTheme="majorHAnsi" w:cstheme="majorHAnsi"/>
+                <w:strike/>
                 <w:sz w:val="26"/>
                 <w:szCs w:val="26"/>
               </w:rPr>
@@ -13249,6 +13533,7 @@
             <w:r>
               <w:rPr>
                 <w:rFonts w:asciiTheme="majorHAnsi" w:hAnsiTheme="majorHAnsi" w:cstheme="majorHAnsi"/>
+                <w:strike/>
                 <w:sz w:val="26"/>
                 <w:szCs w:val="26"/>
               </w:rPr>
@@ -13257,6 +13542,7 @@
             <w:r>
               <w:rPr>
                 <w:rFonts w:asciiTheme="majorHAnsi" w:hAnsiTheme="majorHAnsi" w:cstheme="majorHAnsi"/>
+                <w:strike/>
                 <w:sz w:val="26"/>
                 <w:szCs w:val="26"/>
               </w:rPr>
@@ -13265,6 +13551,7 @@
             <w:r>
               <w:rPr>
                 <w:rFonts w:asciiTheme="majorHAnsi" w:hAnsiTheme="majorHAnsi" w:cstheme="majorHAnsi"/>
+                <w:strike/>
                 <w:sz w:val="26"/>
                 <w:szCs w:val="26"/>
               </w:rPr>
@@ -13273,6 +13560,7 @@
             <w:r>
               <w:rPr>
                 <w:rFonts w:asciiTheme="majorHAnsi" w:hAnsiTheme="majorHAnsi" w:cstheme="majorHAnsi"/>
+                <w:strike/>
                 <w:sz w:val="26"/>
                 <w:szCs w:val="26"/>
               </w:rPr>
@@ -13282,6 +13570,7 @@
             <w:r>
               <w:rPr>
                 <w:rFonts w:asciiTheme="majorHAnsi" w:hAnsiTheme="majorHAnsi" w:cstheme="majorHAnsi"/>
+                <w:strike/>
                 <w:sz w:val="26"/>
                 <w:szCs w:val="26"/>
               </w:rPr>
@@ -13292,6 +13581,7 @@
                 <w:rFonts w:asciiTheme="majorHAnsi" w:hAnsiTheme="majorHAnsi" w:cstheme="majorHAnsi"/>
                 <w:i/>
                 <w:iCs/>
+                <w:strike/>
                 <w:sz w:val="26"/>
                 <w:szCs w:val="26"/>
               </w:rPr>
@@ -13300,6 +13590,7 @@
             <w:r>
               <w:rPr>
                 <w:rFonts w:asciiTheme="majorHAnsi" w:hAnsiTheme="majorHAnsi" w:cstheme="majorHAnsi"/>
+                <w:strike/>
                 <w:sz w:val="26"/>
                 <w:szCs w:val="26"/>
               </w:rPr>
@@ -13308,6 +13599,7 @@
             <w:r>
               <w:rPr>
                 <w:rFonts w:asciiTheme="majorHAnsi" w:hAnsiTheme="majorHAnsi" w:cstheme="majorHAnsi"/>
+                <w:strike/>
                 <w:sz w:val="26"/>
                 <w:szCs w:val="26"/>
               </w:rPr>
@@ -13316,6 +13608,7 @@
             <w:r>
               <w:rPr>
                 <w:rFonts w:asciiTheme="majorHAnsi" w:hAnsiTheme="majorHAnsi" w:cstheme="majorHAnsi"/>
+                <w:strike/>
                 <w:sz w:val="26"/>
                 <w:szCs w:val="26"/>
               </w:rPr>
@@ -13324,6 +13617,7 @@
             <w:r>
               <w:rPr>
                 <w:rFonts w:asciiTheme="majorHAnsi" w:hAnsiTheme="majorHAnsi" w:cstheme="majorHAnsi"/>
+                <w:strike/>
                 <w:sz w:val="26"/>
                 <w:szCs w:val="26"/>
               </w:rPr>
@@ -13332,6 +13626,7 @@
             <w:r>
               <w:rPr>
                 <w:rFonts w:asciiTheme="majorHAnsi" w:hAnsiTheme="majorHAnsi" w:cstheme="majorHAnsi"/>
+                <w:strike/>
                 <w:sz w:val="26"/>
                 <w:szCs w:val="26"/>
               </w:rPr>
@@ -13340,6 +13635,7 @@
             <w:r>
               <w:rPr>
                 <w:rFonts w:asciiTheme="majorHAnsi" w:hAnsiTheme="majorHAnsi" w:cstheme="majorHAnsi"/>
+                <w:strike/>
                 <w:sz w:val="26"/>
                 <w:szCs w:val="26"/>
               </w:rPr>
@@ -13371,6 +13667,7 @@
               <w:spacing w:line="240" w:lineRule="auto"/>
               <w:rPr>
                 <w:rFonts w:asciiTheme="majorHAnsi" w:hAnsiTheme="majorHAnsi" w:cstheme="majorHAnsi"/>
+                <w:strike/>
                 <w:sz w:val="28"/>
                 <w:szCs w:val="28"/>
               </w:rPr>
@@ -13378,9 +13675,11 @@
             <w:r>
               <w:rPr>
                 <w:rFonts w:asciiTheme="majorHAnsi" w:hAnsiTheme="majorHAnsi" w:cstheme="majorHAnsi"/>
-                <w:sz w:val="28"/>
-                <w:szCs w:val="28"/>
-              </w:rPr>
+                <w:strike/>
+                <w:sz w:val="28"/>
+                <w:szCs w:val="28"/>
+              </w:rPr>
+              <w:lastRenderedPageBreak/>
               <w:t>7</w:t>
             </w:r>
           </w:p>
@@ -13407,6 +13706,7 @@
               <w:spacing w:line="240" w:lineRule="auto"/>
               <w:rPr>
                 <w:rFonts w:asciiTheme="majorHAnsi" w:hAnsiTheme="majorHAnsi" w:cstheme="majorHAnsi"/>
+                <w:strike/>
                 <w:sz w:val="28"/>
                 <w:szCs w:val="28"/>
               </w:rPr>
@@ -13414,6 +13714,7 @@
             <w:r>
               <w:rPr>
                 <w:rFonts w:asciiTheme="majorHAnsi" w:hAnsiTheme="majorHAnsi" w:cstheme="majorHAnsi"/>
+                <w:strike/>
                 <w:sz w:val="28"/>
                 <w:szCs w:val="28"/>
               </w:rPr>
@@ -13443,6 +13744,7 @@
               <w:spacing w:line="240" w:lineRule="auto"/>
               <w:rPr>
                 <w:rFonts w:asciiTheme="majorHAnsi" w:hAnsiTheme="majorHAnsi" w:cstheme="majorHAnsi"/>
+                <w:strike/>
                 <w:sz w:val="26"/>
                 <w:szCs w:val="26"/>
               </w:rPr>
@@ -13450,6 +13752,7 @@
             <w:r>
               <w:rPr>
                 <w:rFonts w:asciiTheme="majorHAnsi" w:hAnsiTheme="majorHAnsi" w:cstheme="majorHAnsi"/>
+                <w:strike/>
                 <w:sz w:val="26"/>
                 <w:szCs w:val="26"/>
               </w:rPr>
@@ -13458,6 +13761,7 @@
             <w:r>
               <w:rPr>
                 <w:rFonts w:asciiTheme="majorHAnsi" w:hAnsiTheme="majorHAnsi" w:cstheme="majorHAnsi"/>
+                <w:strike/>
                 <w:sz w:val="26"/>
                 <w:szCs w:val="26"/>
               </w:rPr>
@@ -13466,6 +13770,7 @@
             <w:r>
               <w:rPr>
                 <w:rFonts w:asciiTheme="majorHAnsi" w:hAnsiTheme="majorHAnsi" w:cstheme="majorHAnsi"/>
+                <w:strike/>
                 <w:sz w:val="26"/>
                 <w:szCs w:val="26"/>
               </w:rPr>
@@ -13474,6 +13779,7 @@
             <w:r>
               <w:rPr>
                 <w:rFonts w:asciiTheme="majorHAnsi" w:hAnsiTheme="majorHAnsi" w:cstheme="majorHAnsi"/>
+                <w:strike/>
                 <w:sz w:val="26"/>
                 <w:szCs w:val="26"/>
               </w:rPr>
@@ -13482,6 +13788,7 @@
             <w:r>
               <w:rPr>
                 <w:rFonts w:asciiTheme="majorHAnsi" w:hAnsiTheme="majorHAnsi" w:cstheme="majorHAnsi"/>
+                <w:strike/>
                 <w:sz w:val="26"/>
                 <w:szCs w:val="26"/>
               </w:rPr>
@@ -13490,6 +13797,7 @@
             <w:r>
               <w:rPr>
                 <w:rFonts w:asciiTheme="majorHAnsi" w:hAnsiTheme="majorHAnsi" w:cstheme="majorHAnsi"/>
+                <w:strike/>
                 <w:sz w:val="26"/>
                 <w:szCs w:val="26"/>
               </w:rPr>
@@ -13498,6 +13806,7 @@
             <w:r>
               <w:rPr>
                 <w:rFonts w:asciiTheme="majorHAnsi" w:hAnsiTheme="majorHAnsi" w:cstheme="majorHAnsi"/>
+                <w:strike/>
                 <w:sz w:val="26"/>
                 <w:szCs w:val="26"/>
               </w:rPr>
@@ -13506,6 +13815,7 @@
             <w:r>
               <w:rPr>
                 <w:rFonts w:asciiTheme="majorHAnsi" w:hAnsiTheme="majorHAnsi" w:cstheme="majorHAnsi"/>
+                <w:strike/>
                 <w:sz w:val="26"/>
                 <w:szCs w:val="26"/>
               </w:rPr>
@@ -13514,6 +13824,7 @@
             <w:r>
               <w:rPr>
                 <w:rFonts w:asciiTheme="majorHAnsi" w:hAnsiTheme="majorHAnsi" w:cstheme="majorHAnsi"/>
+                <w:strike/>
                 <w:sz w:val="26"/>
                 <w:szCs w:val="26"/>
               </w:rPr>
@@ -13522,6 +13833,7 @@
             <w:r>
               <w:rPr>
                 <w:rFonts w:asciiTheme="majorHAnsi" w:hAnsiTheme="majorHAnsi" w:cstheme="majorHAnsi"/>
+                <w:strike/>
                 <w:sz w:val="26"/>
                 <w:szCs w:val="26"/>
               </w:rPr>
@@ -13554,6 +13866,7 @@
               <w:spacing w:line="240" w:lineRule="auto"/>
               <w:rPr>
                 <w:rFonts w:asciiTheme="majorHAnsi" w:hAnsiTheme="majorHAnsi" w:cstheme="majorHAnsi"/>
+                <w:strike/>
                 <w:sz w:val="28"/>
                 <w:szCs w:val="28"/>
               </w:rPr>
@@ -13561,6 +13874,7 @@
             <w:r>
               <w:rPr>
                 <w:rFonts w:asciiTheme="majorHAnsi" w:hAnsiTheme="majorHAnsi" w:cstheme="majorHAnsi"/>
+                <w:strike/>
                 <w:sz w:val="28"/>
                 <w:szCs w:val="28"/>
               </w:rPr>
@@ -13591,6 +13905,7 @@
               <w:spacing w:line="240" w:lineRule="auto"/>
               <w:rPr>
                 <w:rFonts w:asciiTheme="majorHAnsi" w:hAnsiTheme="majorHAnsi" w:cstheme="majorHAnsi"/>
+                <w:strike/>
                 <w:sz w:val="28"/>
                 <w:szCs w:val="28"/>
               </w:rPr>
@@ -13598,6 +13913,7 @@
             <w:r>
               <w:rPr>
                 <w:rFonts w:asciiTheme="majorHAnsi" w:hAnsiTheme="majorHAnsi" w:cstheme="majorHAnsi"/>
+                <w:strike/>
                 <w:sz w:val="28"/>
                 <w:szCs w:val="28"/>
               </w:rPr>
@@ -13628,6 +13944,7 @@
               <w:spacing w:line="240" w:lineRule="auto"/>
               <w:rPr>
                 <w:rFonts w:asciiTheme="majorHAnsi" w:hAnsiTheme="majorHAnsi" w:cstheme="majorHAnsi"/>
+                <w:strike/>
                 <w:sz w:val="26"/>
                 <w:szCs w:val="26"/>
               </w:rPr>
@@ -13635,32 +13952,16 @@
             <w:r>
               <w:rPr>
                 <w:rFonts w:asciiTheme="majorHAnsi" w:hAnsiTheme="majorHAnsi" w:cstheme="majorHAnsi"/>
-                <w:sz w:val="26"/>
-                <w:szCs w:val="26"/>
-              </w:rPr>
-              <w:t xml:space="preserve">A special preview of the movie is </w:t>
-            </w:r>
-            <w:proofErr w:type="gramStart"/>
-            <w:r>
-              <w:rPr>
-                <w:rFonts w:asciiTheme="majorHAnsi" w:hAnsiTheme="majorHAnsi" w:cstheme="majorHAnsi"/>
-                <w:sz w:val="26"/>
-                <w:szCs w:val="26"/>
-              </w:rPr>
-              <w:t>held</w:t>
-            </w:r>
-            <w:proofErr w:type="gramEnd"/>
-            <w:r>
-              <w:rPr>
-                <w:rFonts w:asciiTheme="majorHAnsi" w:hAnsiTheme="majorHAnsi" w:cstheme="majorHAnsi"/>
-                <w:sz w:val="26"/>
-                <w:szCs w:val="26"/>
-              </w:rPr>
-              <w:t xml:space="preserve"> at a children’s hospital. The event is chaotic; the children are rowdy, and an anti-science activist interrupts the talkback session. Clay reflects deeply on his own history with mental health</w:t>
-            </w:r>
-            <w:r>
-              <w:rPr>
-                <w:rFonts w:asciiTheme="majorHAnsi" w:hAnsiTheme="majorHAnsi" w:cstheme="majorHAnsi"/>
+                <w:strike/>
+                <w:sz w:val="26"/>
+                <w:szCs w:val="26"/>
+              </w:rPr>
+              <w:t>A special preview of the movie is held at a children’s hospital. The event is chaotic; the children are rowdy, and an anti-science activist interrupts the talkback session. Clay reflects deeply on his own history with mental health</w:t>
+            </w:r>
+            <w:r>
+              <w:rPr>
+                <w:rFonts w:asciiTheme="majorHAnsi" w:hAnsiTheme="majorHAnsi" w:cstheme="majorHAnsi"/>
+                <w:strike/>
                 <w:sz w:val="26"/>
                 <w:szCs w:val="26"/>
               </w:rPr>
@@ -13675,6 +13976,7 @@
               <w:spacing w:line="240" w:lineRule="auto"/>
               <w:rPr>
                 <w:rFonts w:asciiTheme="majorHAnsi" w:hAnsiTheme="majorHAnsi" w:cstheme="majorHAnsi"/>
+                <w:strike/>
                 <w:sz w:val="26"/>
                 <w:szCs w:val="26"/>
               </w:rPr>
@@ -13706,6 +14008,7 @@
               <w:spacing w:line="240" w:lineRule="auto"/>
               <w:rPr>
                 <w:rFonts w:asciiTheme="majorHAnsi" w:hAnsiTheme="majorHAnsi" w:cstheme="majorHAnsi"/>
+                <w:strike/>
                 <w:sz w:val="28"/>
                 <w:szCs w:val="28"/>
               </w:rPr>
@@ -13713,6 +14016,7 @@
             <w:r>
               <w:rPr>
                 <w:rFonts w:asciiTheme="majorHAnsi" w:hAnsiTheme="majorHAnsi" w:cstheme="majorHAnsi"/>
+                <w:strike/>
                 <w:sz w:val="28"/>
                 <w:szCs w:val="28"/>
               </w:rPr>
@@ -13743,6 +14047,7 @@
               <w:spacing w:line="240" w:lineRule="auto"/>
               <w:rPr>
                 <w:rFonts w:asciiTheme="majorHAnsi" w:hAnsiTheme="majorHAnsi" w:cstheme="majorHAnsi"/>
+                <w:strike/>
                 <w:sz w:val="28"/>
                 <w:szCs w:val="28"/>
               </w:rPr>
@@ -13750,6 +14055,7 @@
             <w:r>
               <w:rPr>
                 <w:rFonts w:asciiTheme="majorHAnsi" w:hAnsiTheme="majorHAnsi" w:cstheme="majorHAnsi"/>
+                <w:strike/>
                 <w:sz w:val="28"/>
                 <w:szCs w:val="28"/>
               </w:rPr>
@@ -13780,6 +14086,7 @@
               <w:spacing w:line="240" w:lineRule="auto"/>
               <w:rPr>
                 <w:rFonts w:asciiTheme="majorHAnsi" w:hAnsiTheme="majorHAnsi" w:cstheme="majorHAnsi"/>
+                <w:strike/>
                 <w:sz w:val="26"/>
                 <w:szCs w:val="26"/>
               </w:rPr>
@@ -13787,6 +14094,7 @@
             <w:r>
               <w:rPr>
                 <w:rFonts w:asciiTheme="majorHAnsi" w:hAnsiTheme="majorHAnsi" w:cstheme="majorHAnsi"/>
+                <w:strike/>
                 <w:sz w:val="26"/>
                 <w:szCs w:val="26"/>
               </w:rPr>
@@ -13795,6 +14103,7 @@
             <w:r>
               <w:rPr>
                 <w:rFonts w:asciiTheme="majorHAnsi" w:hAnsiTheme="majorHAnsi" w:cstheme="majorHAnsi"/>
+                <w:strike/>
                 <w:sz w:val="26"/>
                 <w:szCs w:val="26"/>
               </w:rPr>
@@ -13803,6 +14112,7 @@
             <w:r>
               <w:rPr>
                 <w:rFonts w:asciiTheme="majorHAnsi" w:hAnsiTheme="majorHAnsi" w:cstheme="majorHAnsi"/>
+                <w:strike/>
                 <w:sz w:val="26"/>
                 <w:szCs w:val="26"/>
               </w:rPr>
@@ -13811,6 +14121,7 @@
             <w:r>
               <w:rPr>
                 <w:rFonts w:asciiTheme="majorHAnsi" w:hAnsiTheme="majorHAnsi" w:cstheme="majorHAnsi"/>
+                <w:strike/>
                 <w:sz w:val="26"/>
                 <w:szCs w:val="26"/>
               </w:rPr>
@@ -13819,6 +14130,7 @@
             <w:r>
               <w:rPr>
                 <w:rFonts w:asciiTheme="majorHAnsi" w:hAnsiTheme="majorHAnsi" w:cstheme="majorHAnsi"/>
+                <w:strike/>
                 <w:sz w:val="26"/>
                 <w:szCs w:val="26"/>
               </w:rPr>
@@ -13827,6 +14139,7 @@
             <w:r>
               <w:rPr>
                 <w:rFonts w:asciiTheme="majorHAnsi" w:hAnsiTheme="majorHAnsi" w:cstheme="majorHAnsi"/>
+                <w:strike/>
                 <w:sz w:val="26"/>
                 <w:szCs w:val="26"/>
               </w:rPr>
@@ -13840,6 +14153,7 @@
       <w:pPr>
         <w:rPr>
           <w:rFonts w:asciiTheme="majorHAnsi" w:hAnsiTheme="majorHAnsi" w:cstheme="majorHAnsi"/>
+          <w:strike/>
           <w:sz w:val="26"/>
           <w:szCs w:val="26"/>
         </w:rPr>
@@ -13847,6 +14161,7 @@
       <w:r>
         <w:rPr>
           <w:rFonts w:asciiTheme="majorHAnsi" w:hAnsiTheme="majorHAnsi" w:cstheme="majorHAnsi"/>
+          <w:strike/>
           <w:sz w:val="26"/>
           <w:szCs w:val="26"/>
         </w:rPr>
@@ -13859,6 +14174,7 @@
           <w:rFonts w:asciiTheme="majorHAnsi" w:hAnsiTheme="majorHAnsi" w:cstheme="majorHAnsi"/>
           <w:b/>
           <w:bCs/>
+          <w:strike/>
           <w:sz w:val="28"/>
           <w:szCs w:val="28"/>
           <w:u w:val="single"/>
@@ -13869,6 +14185,7 @@
           <w:rFonts w:asciiTheme="majorHAnsi" w:hAnsiTheme="majorHAnsi" w:cstheme="majorHAnsi"/>
           <w:b/>
           <w:bCs/>
+          <w:strike/>
           <w:sz w:val="28"/>
           <w:szCs w:val="28"/>
           <w:u w:val="single"/>
@@ -13881,6 +14198,7 @@
           <w:rFonts w:asciiTheme="majorHAnsi" w:hAnsiTheme="majorHAnsi" w:cstheme="majorHAnsi"/>
           <w:b/>
           <w:bCs/>
+          <w:strike/>
           <w:sz w:val="28"/>
           <w:szCs w:val="28"/>
           <w:u w:val="single"/>
@@ -13892,6 +14210,7 @@
           <w:rFonts w:asciiTheme="majorHAnsi" w:hAnsiTheme="majorHAnsi" w:cstheme="majorHAnsi"/>
           <w:b/>
           <w:bCs/>
+          <w:strike/>
           <w:sz w:val="28"/>
           <w:szCs w:val="28"/>
           <w:u w:val="single"/>
@@ -13940,6 +14259,7 @@
               <w:spacing w:line="240" w:lineRule="auto"/>
               <w:rPr>
                 <w:rFonts w:asciiTheme="majorHAnsi" w:hAnsiTheme="majorHAnsi" w:cstheme="majorHAnsi"/>
+                <w:strike/>
                 <w:sz w:val="28"/>
                 <w:szCs w:val="28"/>
               </w:rPr>
@@ -13947,6 +14267,7 @@
             <w:r>
               <w:rPr>
                 <w:rFonts w:asciiTheme="majorHAnsi" w:hAnsiTheme="majorHAnsi" w:cstheme="majorHAnsi"/>
+                <w:strike/>
                 <w:sz w:val="28"/>
                 <w:szCs w:val="28"/>
               </w:rPr>
@@ -13977,6 +14298,7 @@
               <w:spacing w:line="240" w:lineRule="auto"/>
               <w:rPr>
                 <w:rFonts w:asciiTheme="majorHAnsi" w:hAnsiTheme="majorHAnsi" w:cstheme="majorHAnsi"/>
+                <w:strike/>
                 <w:sz w:val="28"/>
                 <w:szCs w:val="28"/>
               </w:rPr>
@@ -13984,6 +14306,7 @@
             <w:r>
               <w:rPr>
                 <w:rFonts w:asciiTheme="majorHAnsi" w:hAnsiTheme="majorHAnsi" w:cstheme="majorHAnsi"/>
+                <w:strike/>
                 <w:sz w:val="28"/>
                 <w:szCs w:val="28"/>
               </w:rPr>
@@ -14014,6 +14337,7 @@
               <w:spacing w:line="240" w:lineRule="auto"/>
               <w:rPr>
                 <w:rFonts w:asciiTheme="majorHAnsi" w:hAnsiTheme="majorHAnsi" w:cstheme="majorHAnsi"/>
+                <w:strike/>
                 <w:sz w:val="28"/>
                 <w:szCs w:val="28"/>
               </w:rPr>
@@ -14021,6 +14345,7 @@
             <w:r>
               <w:rPr>
                 <w:rFonts w:asciiTheme="majorHAnsi" w:hAnsiTheme="majorHAnsi" w:cstheme="majorHAnsi"/>
+                <w:strike/>
                 <w:sz w:val="28"/>
                 <w:szCs w:val="28"/>
               </w:rPr>
@@ -14053,6 +14378,7 @@
               <w:spacing w:line="240" w:lineRule="auto"/>
               <w:rPr>
                 <w:rFonts w:asciiTheme="majorHAnsi" w:hAnsiTheme="majorHAnsi" w:cstheme="majorHAnsi"/>
+                <w:strike/>
                 <w:sz w:val="28"/>
                 <w:szCs w:val="28"/>
               </w:rPr>
@@ -14060,6 +14386,7 @@
             <w:r>
               <w:rPr>
                 <w:rFonts w:asciiTheme="majorHAnsi" w:hAnsiTheme="majorHAnsi" w:cstheme="majorHAnsi"/>
+                <w:strike/>
                 <w:sz w:val="28"/>
                 <w:szCs w:val="28"/>
               </w:rPr>
@@ -14090,6 +14417,7 @@
               <w:spacing w:line="240" w:lineRule="auto"/>
               <w:rPr>
                 <w:rFonts w:asciiTheme="majorHAnsi" w:hAnsiTheme="majorHAnsi" w:cstheme="majorHAnsi"/>
+                <w:strike/>
                 <w:sz w:val="28"/>
                 <w:szCs w:val="28"/>
               </w:rPr>
@@ -14097,6 +14425,7 @@
             <w:r>
               <w:rPr>
                 <w:rFonts w:asciiTheme="majorHAnsi" w:hAnsiTheme="majorHAnsi" w:cstheme="majorHAnsi"/>
+                <w:strike/>
                 <w:sz w:val="28"/>
                 <w:szCs w:val="28"/>
               </w:rPr>
@@ -14127,6 +14456,7 @@
               <w:spacing w:line="240" w:lineRule="auto"/>
               <w:rPr>
                 <w:rFonts w:asciiTheme="majorHAnsi" w:hAnsiTheme="majorHAnsi" w:cstheme="majorHAnsi"/>
+                <w:strike/>
                 <w:sz w:val="26"/>
                 <w:szCs w:val="26"/>
               </w:rPr>
@@ -14134,6 +14464,7 @@
             <w:r>
               <w:rPr>
                 <w:rFonts w:asciiTheme="majorHAnsi" w:hAnsiTheme="majorHAnsi" w:cstheme="majorHAnsi"/>
+                <w:strike/>
                 <w:sz w:val="26"/>
                 <w:szCs w:val="26"/>
               </w:rPr>
@@ -14142,6 +14473,7 @@
             <w:r>
               <w:rPr>
                 <w:rFonts w:asciiTheme="majorHAnsi" w:hAnsiTheme="majorHAnsi" w:cstheme="majorHAnsi"/>
+                <w:strike/>
                 <w:sz w:val="26"/>
                 <w:szCs w:val="26"/>
               </w:rPr>
@@ -14150,6 +14482,7 @@
             <w:r>
               <w:rPr>
                 <w:rFonts w:asciiTheme="majorHAnsi" w:hAnsiTheme="majorHAnsi" w:cstheme="majorHAnsi"/>
+                <w:strike/>
                 <w:sz w:val="26"/>
                 <w:szCs w:val="26"/>
               </w:rPr>
@@ -14160,6 +14493,7 @@
                 <w:rFonts w:asciiTheme="majorHAnsi" w:hAnsiTheme="majorHAnsi" w:cstheme="majorHAnsi"/>
                 <w:i/>
                 <w:iCs/>
+                <w:strike/>
                 <w:sz w:val="26"/>
                 <w:szCs w:val="26"/>
               </w:rPr>
@@ -14168,6 +14502,7 @@
             <w:r>
               <w:rPr>
                 <w:rFonts w:asciiTheme="majorHAnsi" w:hAnsiTheme="majorHAnsi" w:cstheme="majorHAnsi"/>
+                <w:strike/>
                 <w:sz w:val="26"/>
                 <w:szCs w:val="26"/>
               </w:rPr>
@@ -14176,6 +14511,7 @@
             <w:r>
               <w:rPr>
                 <w:rFonts w:asciiTheme="majorHAnsi" w:hAnsiTheme="majorHAnsi" w:cstheme="majorHAnsi"/>
+                <w:strike/>
                 <w:sz w:val="26"/>
                 <w:szCs w:val="26"/>
               </w:rPr>
@@ -14184,6 +14520,7 @@
             <w:r>
               <w:rPr>
                 <w:rFonts w:asciiTheme="majorHAnsi" w:hAnsiTheme="majorHAnsi" w:cstheme="majorHAnsi"/>
+                <w:strike/>
                 <w:sz w:val="26"/>
                 <w:szCs w:val="26"/>
               </w:rPr>
@@ -14192,6 +14529,7 @@
             <w:r>
               <w:rPr>
                 <w:rFonts w:asciiTheme="majorHAnsi" w:hAnsiTheme="majorHAnsi" w:cstheme="majorHAnsi"/>
+                <w:strike/>
                 <w:sz w:val="26"/>
                 <w:szCs w:val="26"/>
               </w:rPr>
@@ -14200,6 +14538,7 @@
             <w:r>
               <w:rPr>
                 <w:rFonts w:asciiTheme="majorHAnsi" w:hAnsiTheme="majorHAnsi" w:cstheme="majorHAnsi"/>
+                <w:strike/>
                 <w:sz w:val="26"/>
                 <w:szCs w:val="26"/>
               </w:rPr>
@@ -14208,6 +14547,7 @@
             <w:r>
               <w:rPr>
                 <w:rFonts w:asciiTheme="majorHAnsi" w:hAnsiTheme="majorHAnsi" w:cstheme="majorHAnsi"/>
+                <w:strike/>
                 <w:sz w:val="26"/>
                 <w:szCs w:val="26"/>
               </w:rPr>
@@ -14216,6 +14556,7 @@
             <w:r>
               <w:rPr>
                 <w:rFonts w:asciiTheme="majorHAnsi" w:hAnsiTheme="majorHAnsi" w:cstheme="majorHAnsi"/>
+                <w:strike/>
                 <w:sz w:val="26"/>
                 <w:szCs w:val="26"/>
               </w:rPr>
@@ -14224,6 +14565,7 @@
             <w:r>
               <w:rPr>
                 <w:rFonts w:asciiTheme="majorHAnsi" w:hAnsiTheme="majorHAnsi" w:cstheme="majorHAnsi"/>
+                <w:strike/>
                 <w:sz w:val="26"/>
                 <w:szCs w:val="26"/>
               </w:rPr>
@@ -14232,6 +14574,7 @@
             <w:r>
               <w:rPr>
                 <w:rFonts w:asciiTheme="majorHAnsi" w:hAnsiTheme="majorHAnsi" w:cstheme="majorHAnsi"/>
+                <w:strike/>
                 <w:sz w:val="26"/>
                 <w:szCs w:val="26"/>
               </w:rPr>
@@ -14240,6 +14583,7 @@
             <w:r>
               <w:rPr>
                 <w:rFonts w:asciiTheme="majorHAnsi" w:hAnsiTheme="majorHAnsi" w:cstheme="majorHAnsi"/>
+                <w:strike/>
                 <w:sz w:val="26"/>
                 <w:szCs w:val="26"/>
               </w:rPr>
@@ -14248,6 +14592,7 @@
             <w:r>
               <w:rPr>
                 <w:rFonts w:asciiTheme="majorHAnsi" w:hAnsiTheme="majorHAnsi" w:cstheme="majorHAnsi"/>
+                <w:strike/>
                 <w:sz w:val="26"/>
                 <w:szCs w:val="26"/>
               </w:rPr>
@@ -14256,6 +14601,7 @@
             <w:r>
               <w:rPr>
                 <w:rFonts w:asciiTheme="majorHAnsi" w:hAnsiTheme="majorHAnsi" w:cstheme="majorHAnsi"/>
+                <w:strike/>
                 <w:sz w:val="26"/>
                 <w:szCs w:val="26"/>
               </w:rPr>
@@ -14264,6 +14610,7 @@
             <w:r>
               <w:rPr>
                 <w:rFonts w:asciiTheme="majorHAnsi" w:hAnsiTheme="majorHAnsi" w:cstheme="majorHAnsi"/>
+                <w:strike/>
                 <w:sz w:val="26"/>
                 <w:szCs w:val="26"/>
               </w:rPr>
@@ -14296,6 +14643,7 @@
               <w:spacing w:line="240" w:lineRule="auto"/>
               <w:rPr>
                 <w:rFonts w:asciiTheme="majorHAnsi" w:hAnsiTheme="majorHAnsi" w:cstheme="majorHAnsi"/>
+                <w:strike/>
                 <w:sz w:val="28"/>
                 <w:szCs w:val="28"/>
               </w:rPr>
@@ -14303,6 +14651,7 @@
             <w:r>
               <w:rPr>
                 <w:rFonts w:asciiTheme="majorHAnsi" w:hAnsiTheme="majorHAnsi" w:cstheme="majorHAnsi"/>
+                <w:strike/>
                 <w:sz w:val="28"/>
                 <w:szCs w:val="28"/>
               </w:rPr>
@@ -14333,6 +14682,7 @@
               <w:spacing w:line="240" w:lineRule="auto"/>
               <w:rPr>
                 <w:rFonts w:asciiTheme="majorHAnsi" w:hAnsiTheme="majorHAnsi" w:cstheme="majorHAnsi"/>
+                <w:strike/>
                 <w:sz w:val="28"/>
                 <w:szCs w:val="28"/>
               </w:rPr>
@@ -14340,6 +14690,7 @@
             <w:r>
               <w:rPr>
                 <w:rFonts w:asciiTheme="majorHAnsi" w:hAnsiTheme="majorHAnsi" w:cstheme="majorHAnsi"/>
+                <w:strike/>
                 <w:sz w:val="28"/>
                 <w:szCs w:val="28"/>
               </w:rPr>
@@ -14370,6 +14721,7 @@
               <w:spacing w:line="240" w:lineRule="auto"/>
               <w:rPr>
                 <w:rFonts w:asciiTheme="majorHAnsi" w:hAnsiTheme="majorHAnsi" w:cstheme="majorHAnsi"/>
+                <w:strike/>
                 <w:sz w:val="26"/>
                 <w:szCs w:val="26"/>
               </w:rPr>
@@ -14377,6 +14729,7 @@
             <w:r>
               <w:rPr>
                 <w:rFonts w:asciiTheme="majorHAnsi" w:hAnsiTheme="majorHAnsi" w:cstheme="majorHAnsi"/>
+                <w:strike/>
                 <w:sz w:val="26"/>
                 <w:szCs w:val="26"/>
               </w:rPr>
@@ -14385,6 +14738,7 @@
             <w:r>
               <w:rPr>
                 <w:rFonts w:asciiTheme="majorHAnsi" w:hAnsiTheme="majorHAnsi" w:cstheme="majorHAnsi"/>
+                <w:strike/>
                 <w:sz w:val="26"/>
                 <w:szCs w:val="26"/>
               </w:rPr>
@@ -14393,6 +14747,7 @@
             <w:r>
               <w:rPr>
                 <w:rFonts w:asciiTheme="majorHAnsi" w:hAnsiTheme="majorHAnsi" w:cstheme="majorHAnsi"/>
+                <w:strike/>
                 <w:sz w:val="26"/>
                 <w:szCs w:val="26"/>
               </w:rPr>
@@ -14401,6 +14756,7 @@
             <w:r>
               <w:rPr>
                 <w:rFonts w:asciiTheme="majorHAnsi" w:hAnsiTheme="majorHAnsi" w:cstheme="majorHAnsi"/>
+                <w:strike/>
                 <w:sz w:val="26"/>
                 <w:szCs w:val="26"/>
               </w:rPr>
@@ -14409,6 +14765,7 @@
             <w:r>
               <w:rPr>
                 <w:rFonts w:asciiTheme="majorHAnsi" w:hAnsiTheme="majorHAnsi" w:cstheme="majorHAnsi"/>
+                <w:strike/>
                 <w:sz w:val="26"/>
                 <w:szCs w:val="26"/>
               </w:rPr>
@@ -14417,6 +14774,7 @@
             <w:r>
               <w:rPr>
                 <w:rFonts w:asciiTheme="majorHAnsi" w:hAnsiTheme="majorHAnsi" w:cstheme="majorHAnsi"/>
+                <w:strike/>
                 <w:sz w:val="26"/>
                 <w:szCs w:val="26"/>
               </w:rPr>
@@ -14448,6 +14806,7 @@
               <w:spacing w:line="240" w:lineRule="auto"/>
               <w:rPr>
                 <w:rFonts w:asciiTheme="majorHAnsi" w:hAnsiTheme="majorHAnsi" w:cstheme="majorHAnsi"/>
+                <w:strike/>
                 <w:sz w:val="28"/>
                 <w:szCs w:val="28"/>
               </w:rPr>
@@ -14455,6 +14814,7 @@
             <w:r>
               <w:rPr>
                 <w:rFonts w:asciiTheme="majorHAnsi" w:hAnsiTheme="majorHAnsi" w:cstheme="majorHAnsi"/>
+                <w:strike/>
                 <w:sz w:val="28"/>
                 <w:szCs w:val="28"/>
               </w:rPr>
@@ -14484,6 +14844,7 @@
               <w:spacing w:line="240" w:lineRule="auto"/>
               <w:rPr>
                 <w:rFonts w:asciiTheme="majorHAnsi" w:hAnsiTheme="majorHAnsi" w:cstheme="majorHAnsi"/>
+                <w:strike/>
                 <w:sz w:val="28"/>
                 <w:szCs w:val="28"/>
               </w:rPr>
@@ -14491,6 +14852,7 @@
             <w:r>
               <w:rPr>
                 <w:rFonts w:asciiTheme="majorHAnsi" w:hAnsiTheme="majorHAnsi" w:cstheme="majorHAnsi"/>
+                <w:strike/>
                 <w:sz w:val="28"/>
                 <w:szCs w:val="28"/>
               </w:rPr>
@@ -14520,6 +14882,7 @@
               <w:spacing w:line="240" w:lineRule="auto"/>
               <w:rPr>
                 <w:rFonts w:asciiTheme="majorHAnsi" w:hAnsiTheme="majorHAnsi" w:cstheme="majorHAnsi"/>
+                <w:strike/>
                 <w:sz w:val="26"/>
                 <w:szCs w:val="26"/>
               </w:rPr>
@@ -14527,6 +14890,7 @@
             <w:r>
               <w:rPr>
                 <w:rFonts w:asciiTheme="majorHAnsi" w:hAnsiTheme="majorHAnsi" w:cstheme="majorHAnsi"/>
+                <w:strike/>
                 <w:sz w:val="26"/>
                 <w:szCs w:val="26"/>
               </w:rPr>
@@ -14535,6 +14899,7 @@
             <w:r>
               <w:rPr>
                 <w:rFonts w:asciiTheme="majorHAnsi" w:hAnsiTheme="majorHAnsi" w:cstheme="majorHAnsi"/>
+                <w:strike/>
                 <w:sz w:val="26"/>
                 <w:szCs w:val="26"/>
               </w:rPr>
@@ -14543,6 +14908,7 @@
             <w:r>
               <w:rPr>
                 <w:rFonts w:asciiTheme="majorHAnsi" w:hAnsiTheme="majorHAnsi" w:cstheme="majorHAnsi"/>
+                <w:strike/>
                 <w:sz w:val="26"/>
                 <w:szCs w:val="26"/>
               </w:rPr>
@@ -14551,6 +14917,7 @@
             <w:r>
               <w:rPr>
                 <w:rFonts w:asciiTheme="majorHAnsi" w:hAnsiTheme="majorHAnsi" w:cstheme="majorHAnsi"/>
+                <w:strike/>
                 <w:sz w:val="26"/>
                 <w:szCs w:val="26"/>
               </w:rPr>
@@ -14559,6 +14926,7 @@
             <w:r>
               <w:rPr>
                 <w:rFonts w:asciiTheme="majorHAnsi" w:hAnsiTheme="majorHAnsi" w:cstheme="majorHAnsi"/>
+                <w:strike/>
                 <w:sz w:val="26"/>
                 <w:szCs w:val="26"/>
               </w:rPr>
@@ -14567,6 +14935,7 @@
             <w:r>
               <w:rPr>
                 <w:rFonts w:asciiTheme="majorHAnsi" w:hAnsiTheme="majorHAnsi" w:cstheme="majorHAnsi"/>
+                <w:strike/>
                 <w:sz w:val="26"/>
                 <w:szCs w:val="26"/>
               </w:rPr>
@@ -14575,6 +14944,7 @@
             <w:r>
               <w:rPr>
                 <w:rFonts w:asciiTheme="majorHAnsi" w:hAnsiTheme="majorHAnsi" w:cstheme="majorHAnsi"/>
+                <w:strike/>
                 <w:sz w:val="26"/>
                 <w:szCs w:val="26"/>
               </w:rPr>
@@ -14583,6 +14953,7 @@
             <w:r>
               <w:rPr>
                 <w:rFonts w:asciiTheme="majorHAnsi" w:hAnsiTheme="majorHAnsi" w:cstheme="majorHAnsi"/>
+                <w:strike/>
                 <w:sz w:val="26"/>
                 <w:szCs w:val="26"/>
               </w:rPr>
@@ -14591,6 +14962,7 @@
             <w:r>
               <w:rPr>
                 <w:rFonts w:asciiTheme="majorHAnsi" w:hAnsiTheme="majorHAnsi" w:cstheme="majorHAnsi"/>
+                <w:strike/>
                 <w:sz w:val="26"/>
                 <w:szCs w:val="26"/>
               </w:rPr>
@@ -14599,6 +14971,7 @@
             <w:r>
               <w:rPr>
                 <w:rFonts w:asciiTheme="majorHAnsi" w:hAnsiTheme="majorHAnsi" w:cstheme="majorHAnsi"/>
+                <w:strike/>
                 <w:sz w:val="26"/>
                 <w:szCs w:val="26"/>
               </w:rPr>
@@ -14607,6 +14980,7 @@
             <w:r>
               <w:rPr>
                 <w:rFonts w:asciiTheme="majorHAnsi" w:hAnsiTheme="majorHAnsi" w:cstheme="majorHAnsi"/>
+                <w:strike/>
                 <w:sz w:val="26"/>
                 <w:szCs w:val="26"/>
               </w:rPr>
@@ -14615,6 +14989,7 @@
             <w:r>
               <w:rPr>
                 <w:rFonts w:asciiTheme="majorHAnsi" w:hAnsiTheme="majorHAnsi" w:cstheme="majorHAnsi"/>
+                <w:strike/>
                 <w:sz w:val="26"/>
                 <w:szCs w:val="26"/>
               </w:rPr>
@@ -14623,6 +14998,7 @@
             <w:r>
               <w:rPr>
                 <w:rFonts w:asciiTheme="majorHAnsi" w:hAnsiTheme="majorHAnsi" w:cstheme="majorHAnsi"/>
+                <w:strike/>
                 <w:sz w:val="26"/>
                 <w:szCs w:val="26"/>
               </w:rPr>
@@ -14631,6 +15007,7 @@
             <w:r>
               <w:rPr>
                 <w:rFonts w:asciiTheme="majorHAnsi" w:hAnsiTheme="majorHAnsi" w:cstheme="majorHAnsi"/>
+                <w:strike/>
                 <w:sz w:val="26"/>
                 <w:szCs w:val="26"/>
               </w:rPr>
@@ -14639,6 +15016,7 @@
             <w:r>
               <w:rPr>
                 <w:rFonts w:asciiTheme="majorHAnsi" w:hAnsiTheme="majorHAnsi" w:cstheme="majorHAnsi"/>
+                <w:strike/>
                 <w:sz w:val="26"/>
                 <w:szCs w:val="26"/>
               </w:rPr>
@@ -14647,6 +15025,7 @@
             <w:r>
               <w:rPr>
                 <w:rFonts w:asciiTheme="majorHAnsi" w:hAnsiTheme="majorHAnsi" w:cstheme="majorHAnsi"/>
+                <w:strike/>
                 <w:sz w:val="26"/>
                 <w:szCs w:val="26"/>
               </w:rPr>
@@ -14655,6 +15034,7 @@
             <w:r>
               <w:rPr>
                 <w:rFonts w:asciiTheme="majorHAnsi" w:hAnsiTheme="majorHAnsi" w:cstheme="majorHAnsi"/>
+                <w:strike/>
                 <w:sz w:val="26"/>
                 <w:szCs w:val="26"/>
               </w:rPr>
@@ -14663,6 +15043,7 @@
             <w:r>
               <w:rPr>
                 <w:rFonts w:asciiTheme="majorHAnsi" w:hAnsiTheme="majorHAnsi" w:cstheme="majorHAnsi"/>
+                <w:strike/>
                 <w:sz w:val="26"/>
                 <w:szCs w:val="26"/>
               </w:rPr>
@@ -14671,6 +15052,7 @@
             <w:r>
               <w:rPr>
                 <w:rFonts w:asciiTheme="majorHAnsi" w:hAnsiTheme="majorHAnsi" w:cstheme="majorHAnsi"/>
+                <w:strike/>
                 <w:sz w:val="26"/>
                 <w:szCs w:val="26"/>
               </w:rPr>
@@ -14679,6 +15061,7 @@
             <w:r>
               <w:rPr>
                 <w:rFonts w:asciiTheme="majorHAnsi" w:hAnsiTheme="majorHAnsi" w:cstheme="majorHAnsi"/>
+                <w:strike/>
                 <w:sz w:val="26"/>
                 <w:szCs w:val="26"/>
               </w:rPr>
@@ -14687,6 +15070,7 @@
             <w:r>
               <w:rPr>
                 <w:rFonts w:asciiTheme="majorHAnsi" w:hAnsiTheme="majorHAnsi" w:cstheme="majorHAnsi"/>
+                <w:strike/>
                 <w:sz w:val="26"/>
                 <w:szCs w:val="26"/>
               </w:rPr>
@@ -14695,6 +15079,7 @@
             <w:r>
               <w:rPr>
                 <w:rFonts w:asciiTheme="majorHAnsi" w:hAnsiTheme="majorHAnsi" w:cstheme="majorHAnsi"/>
+                <w:strike/>
                 <w:sz w:val="26"/>
                 <w:szCs w:val="26"/>
               </w:rPr>
@@ -14727,6 +15112,7 @@
               <w:spacing w:line="240" w:lineRule="auto"/>
               <w:rPr>
                 <w:rFonts w:asciiTheme="majorHAnsi" w:hAnsiTheme="majorHAnsi" w:cstheme="majorHAnsi"/>
+                <w:strike/>
                 <w:sz w:val="28"/>
                 <w:szCs w:val="28"/>
               </w:rPr>
@@ -14734,6 +15120,7 @@
             <w:r>
               <w:rPr>
                 <w:rFonts w:asciiTheme="majorHAnsi" w:hAnsiTheme="majorHAnsi" w:cstheme="majorHAnsi"/>
+                <w:strike/>
                 <w:sz w:val="28"/>
                 <w:szCs w:val="28"/>
               </w:rPr>
@@ -14764,6 +15151,7 @@
               <w:spacing w:line="240" w:lineRule="auto"/>
               <w:rPr>
                 <w:rFonts w:asciiTheme="majorHAnsi" w:hAnsiTheme="majorHAnsi" w:cstheme="majorHAnsi"/>
+                <w:strike/>
                 <w:sz w:val="28"/>
                 <w:szCs w:val="28"/>
               </w:rPr>
@@ -14771,6 +15159,7 @@
             <w:r>
               <w:rPr>
                 <w:rFonts w:asciiTheme="majorHAnsi" w:hAnsiTheme="majorHAnsi" w:cstheme="majorHAnsi"/>
+                <w:strike/>
                 <w:sz w:val="28"/>
                 <w:szCs w:val="28"/>
               </w:rPr>
@@ -14801,6 +15190,7 @@
               <w:spacing w:line="240" w:lineRule="auto"/>
               <w:rPr>
                 <w:rFonts w:asciiTheme="majorHAnsi" w:hAnsiTheme="majorHAnsi" w:cstheme="majorHAnsi"/>
+                <w:strike/>
                 <w:sz w:val="26"/>
                 <w:szCs w:val="26"/>
               </w:rPr>
@@ -14808,6 +15198,7 @@
             <w:r>
               <w:rPr>
                 <w:rFonts w:asciiTheme="majorHAnsi" w:hAnsiTheme="majorHAnsi" w:cstheme="majorHAnsi"/>
+                <w:strike/>
                 <w:sz w:val="26"/>
                 <w:szCs w:val="26"/>
               </w:rPr>
@@ -14816,6 +15207,7 @@
             <w:r>
               <w:rPr>
                 <w:rFonts w:asciiTheme="majorHAnsi" w:hAnsiTheme="majorHAnsi" w:cstheme="majorHAnsi"/>
+                <w:strike/>
                 <w:sz w:val="26"/>
                 <w:szCs w:val="26"/>
               </w:rPr>
@@ -14824,6 +15216,7 @@
             <w:r>
               <w:rPr>
                 <w:rFonts w:asciiTheme="majorHAnsi" w:hAnsiTheme="majorHAnsi" w:cstheme="majorHAnsi"/>
+                <w:strike/>
                 <w:sz w:val="26"/>
                 <w:szCs w:val="26"/>
               </w:rPr>
@@ -14832,6 +15225,7 @@
             <w:r>
               <w:rPr>
                 <w:rFonts w:asciiTheme="majorHAnsi" w:hAnsiTheme="majorHAnsi" w:cstheme="majorHAnsi"/>
+                <w:strike/>
                 <w:sz w:val="26"/>
                 <w:szCs w:val="26"/>
               </w:rPr>
@@ -14840,6 +15234,7 @@
             <w:r>
               <w:rPr>
                 <w:rFonts w:asciiTheme="majorHAnsi" w:hAnsiTheme="majorHAnsi" w:cstheme="majorHAnsi"/>
+                <w:strike/>
                 <w:sz w:val="26"/>
                 <w:szCs w:val="26"/>
               </w:rPr>
@@ -14848,6 +15243,7 @@
             <w:r>
               <w:rPr>
                 <w:rFonts w:asciiTheme="majorHAnsi" w:hAnsiTheme="majorHAnsi" w:cstheme="majorHAnsi"/>
+                <w:strike/>
                 <w:sz w:val="26"/>
                 <w:szCs w:val="26"/>
               </w:rPr>
@@ -14856,6 +15252,7 @@
             <w:r>
               <w:rPr>
                 <w:rFonts w:asciiTheme="majorHAnsi" w:hAnsiTheme="majorHAnsi" w:cstheme="majorHAnsi"/>
+                <w:strike/>
                 <w:sz w:val="26"/>
                 <w:szCs w:val="26"/>
               </w:rPr>
@@ -14864,6 +15261,7 @@
             <w:r>
               <w:rPr>
                 <w:rFonts w:asciiTheme="majorHAnsi" w:hAnsiTheme="majorHAnsi" w:cstheme="majorHAnsi"/>
+                <w:strike/>
                 <w:sz w:val="26"/>
                 <w:szCs w:val="26"/>
               </w:rPr>
@@ -14872,6 +15270,7 @@
             <w:r>
               <w:rPr>
                 <w:rFonts w:asciiTheme="majorHAnsi" w:hAnsiTheme="majorHAnsi" w:cstheme="majorHAnsi"/>
+                <w:strike/>
                 <w:sz w:val="26"/>
                 <w:szCs w:val="26"/>
               </w:rPr>
@@ -14880,6 +15279,7 @@
             <w:r>
               <w:rPr>
                 <w:rFonts w:asciiTheme="majorHAnsi" w:hAnsiTheme="majorHAnsi" w:cstheme="majorHAnsi"/>
+                <w:strike/>
                 <w:sz w:val="26"/>
                 <w:szCs w:val="26"/>
               </w:rPr>
@@ -14888,6 +15288,7 @@
             <w:r>
               <w:rPr>
                 <w:rFonts w:asciiTheme="majorHAnsi" w:hAnsiTheme="majorHAnsi" w:cstheme="majorHAnsi"/>
+                <w:strike/>
                 <w:sz w:val="26"/>
                 <w:szCs w:val="26"/>
               </w:rPr>
@@ -14896,28 +15297,11 @@
             <w:r>
               <w:rPr>
                 <w:rFonts w:asciiTheme="majorHAnsi" w:hAnsiTheme="majorHAnsi" w:cstheme="majorHAnsi"/>
-                <w:sz w:val="26"/>
-                <w:szCs w:val="26"/>
-              </w:rPr>
-              <w:t xml:space="preserve"> </w:t>
-            </w:r>
-            <w:proofErr w:type="gramStart"/>
-            <w:r>
-              <w:rPr>
-                <w:rFonts w:asciiTheme="majorHAnsi" w:hAnsiTheme="majorHAnsi" w:cstheme="majorHAnsi"/>
-                <w:sz w:val="26"/>
-                <w:szCs w:val="26"/>
-              </w:rPr>
-              <w:t>becomes</w:t>
-            </w:r>
-            <w:proofErr w:type="gramEnd"/>
-            <w:r>
-              <w:rPr>
-                <w:rFonts w:asciiTheme="majorHAnsi" w:hAnsiTheme="majorHAnsi" w:cstheme="majorHAnsi"/>
-                <w:sz w:val="26"/>
-                <w:szCs w:val="26"/>
-              </w:rPr>
-              <w:t xml:space="preserve"> a flashpoint for anti-science sentiment. An extremist group, agitated by the activists’ stance against global injustice and funding cuts, disrupts the peaceful march. In a horrific turn, an anti-activist driver rams through the crowd, critically injuring Ms. Aurora. Ray is left holding her fallen rival on the pavement, realizing the battle for science and truth is now a matter of life and death.</w:t>
+                <w:strike/>
+                <w:sz w:val="26"/>
+                <w:szCs w:val="26"/>
+              </w:rPr>
+              <w:t xml:space="preserve"> becomes a flashpoint for anti-science sentiment. An extremist group, agitated by the activists’ stance against global injustice and funding cuts, disrupts the peaceful march. In a horrific turn, an anti-activist driver rams through the crowd, critically injuring Ms. Aurora. Ray is left holding her fallen rival on the pavement, realizing the battle for science and truth is now a matter of life and death.</w:t>
             </w:r>
           </w:p>
         </w:tc>
@@ -14945,6 +15329,7 @@
               <w:spacing w:line="240" w:lineRule="auto"/>
               <w:rPr>
                 <w:rFonts w:asciiTheme="majorHAnsi" w:hAnsiTheme="majorHAnsi" w:cstheme="majorHAnsi"/>
+                <w:strike/>
                 <w:sz w:val="28"/>
                 <w:szCs w:val="28"/>
               </w:rPr>
@@ -14952,6 +15337,7 @@
             <w:r>
               <w:rPr>
                 <w:rFonts w:asciiTheme="majorHAnsi" w:hAnsiTheme="majorHAnsi" w:cstheme="majorHAnsi"/>
+                <w:strike/>
                 <w:sz w:val="28"/>
                 <w:szCs w:val="28"/>
               </w:rPr>
@@ -14981,6 +15367,7 @@
               <w:spacing w:line="240" w:lineRule="auto"/>
               <w:rPr>
                 <w:rFonts w:asciiTheme="majorHAnsi" w:hAnsiTheme="majorHAnsi" w:cstheme="majorHAnsi"/>
+                <w:strike/>
                 <w:sz w:val="28"/>
                 <w:szCs w:val="28"/>
               </w:rPr>
@@ -14988,6 +15375,7 @@
             <w:r>
               <w:rPr>
                 <w:rFonts w:asciiTheme="majorHAnsi" w:hAnsiTheme="majorHAnsi" w:cstheme="majorHAnsi"/>
+                <w:strike/>
                 <w:sz w:val="28"/>
                 <w:szCs w:val="28"/>
               </w:rPr>
@@ -15017,6 +15405,7 @@
               <w:spacing w:line="240" w:lineRule="auto"/>
               <w:rPr>
                 <w:rFonts w:asciiTheme="majorHAnsi" w:hAnsiTheme="majorHAnsi" w:cstheme="majorHAnsi"/>
+                <w:strike/>
                 <w:sz w:val="26"/>
                 <w:szCs w:val="26"/>
               </w:rPr>
@@ -15024,6 +15413,7 @@
             <w:r>
               <w:rPr>
                 <w:rFonts w:asciiTheme="majorHAnsi" w:hAnsiTheme="majorHAnsi" w:cstheme="majorHAnsi"/>
+                <w:strike/>
                 <w:sz w:val="26"/>
                 <w:szCs w:val="26"/>
               </w:rPr>
@@ -15032,6 +15422,7 @@
             <w:r>
               <w:rPr>
                 <w:rFonts w:asciiTheme="majorHAnsi" w:hAnsiTheme="majorHAnsi" w:cstheme="majorHAnsi"/>
+                <w:strike/>
                 <w:sz w:val="26"/>
                 <w:szCs w:val="26"/>
               </w:rPr>
@@ -15040,6 +15431,7 @@
             <w:r>
               <w:rPr>
                 <w:rFonts w:asciiTheme="majorHAnsi" w:hAnsiTheme="majorHAnsi" w:cstheme="majorHAnsi"/>
+                <w:strike/>
                 <w:sz w:val="26"/>
                 <w:szCs w:val="26"/>
               </w:rPr>
@@ -15048,6 +15440,7 @@
             <w:r>
               <w:rPr>
                 <w:rFonts w:asciiTheme="majorHAnsi" w:hAnsiTheme="majorHAnsi" w:cstheme="majorHAnsi"/>
+                <w:strike/>
                 <w:sz w:val="26"/>
                 <w:szCs w:val="26"/>
               </w:rPr>
@@ -15056,6 +15449,7 @@
             <w:r>
               <w:rPr>
                 <w:rFonts w:asciiTheme="majorHAnsi" w:hAnsiTheme="majorHAnsi" w:cstheme="majorHAnsi"/>
+                <w:strike/>
                 <w:sz w:val="26"/>
                 <w:szCs w:val="26"/>
               </w:rPr>
@@ -15089,6 +15483,7 @@
               <w:spacing w:line="240" w:lineRule="auto"/>
               <w:rPr>
                 <w:rFonts w:asciiTheme="majorHAnsi" w:hAnsiTheme="majorHAnsi" w:cstheme="majorHAnsi"/>
+                <w:strike/>
                 <w:sz w:val="28"/>
                 <w:szCs w:val="28"/>
               </w:rPr>
@@ -15096,6 +15491,7 @@
             <w:r>
               <w:rPr>
                 <w:rFonts w:asciiTheme="majorHAnsi" w:hAnsiTheme="majorHAnsi" w:cstheme="majorHAnsi"/>
+                <w:strike/>
                 <w:sz w:val="28"/>
                 <w:szCs w:val="28"/>
               </w:rPr>
@@ -15127,6 +15523,7 @@
               <w:spacing w:line="240" w:lineRule="auto"/>
               <w:rPr>
                 <w:rFonts w:asciiTheme="majorHAnsi" w:hAnsiTheme="majorHAnsi" w:cstheme="majorHAnsi"/>
+                <w:strike/>
                 <w:sz w:val="28"/>
                 <w:szCs w:val="28"/>
               </w:rPr>
@@ -15134,6 +15531,7 @@
             <w:r>
               <w:rPr>
                 <w:rFonts w:asciiTheme="majorHAnsi" w:hAnsiTheme="majorHAnsi" w:cstheme="majorHAnsi"/>
+                <w:strike/>
                 <w:sz w:val="28"/>
                 <w:szCs w:val="28"/>
               </w:rPr>
@@ -15165,6 +15563,7 @@
               <w:spacing w:line="240" w:lineRule="auto"/>
               <w:rPr>
                 <w:rFonts w:asciiTheme="majorHAnsi" w:hAnsiTheme="majorHAnsi" w:cstheme="majorHAnsi"/>
+                <w:strike/>
                 <w:sz w:val="26"/>
                 <w:szCs w:val="26"/>
               </w:rPr>
@@ -15172,6 +15571,7 @@
             <w:r>
               <w:rPr>
                 <w:rFonts w:asciiTheme="majorHAnsi" w:hAnsiTheme="majorHAnsi" w:cstheme="majorHAnsi"/>
+                <w:strike/>
                 <w:sz w:val="26"/>
                 <w:szCs w:val="26"/>
               </w:rPr>
@@ -15182,6 +15582,7 @@
                 <w:rFonts w:asciiTheme="majorHAnsi" w:hAnsiTheme="majorHAnsi" w:cstheme="majorHAnsi"/>
                 <w:i/>
                 <w:iCs/>
+                <w:strike/>
                 <w:sz w:val="26"/>
                 <w:szCs w:val="26"/>
               </w:rPr>
@@ -15190,6 +15591,7 @@
             <w:r>
               <w:rPr>
                 <w:rFonts w:asciiTheme="majorHAnsi" w:hAnsiTheme="majorHAnsi" w:cstheme="majorHAnsi"/>
+                <w:strike/>
                 <w:sz w:val="26"/>
                 <w:szCs w:val="26"/>
               </w:rPr>
@@ -15200,6 +15602,7 @@
                 <w:rFonts w:asciiTheme="majorHAnsi" w:hAnsiTheme="majorHAnsi" w:cstheme="majorHAnsi"/>
                 <w:i/>
                 <w:iCs/>
+                <w:strike/>
                 <w:sz w:val="26"/>
                 <w:szCs w:val="26"/>
               </w:rPr>
@@ -15208,6 +15611,7 @@
             <w:r>
               <w:rPr>
                 <w:rFonts w:asciiTheme="majorHAnsi" w:hAnsiTheme="majorHAnsi" w:cstheme="majorHAnsi"/>
+                <w:strike/>
                 <w:sz w:val="26"/>
                 <w:szCs w:val="26"/>
               </w:rPr>
@@ -15225,6 +15629,7 @@
         <w:spacing w:line="240" w:lineRule="auto"/>
         <w:rPr>
           <w:rFonts w:asciiTheme="majorHAnsi" w:hAnsiTheme="majorHAnsi" w:cstheme="majorHAnsi"/>
+          <w:strike/>
           <w:sz w:val="24"/>
           <w:szCs w:val="24"/>
         </w:rPr>

--- a/about/solid-liquid-and-gas-bible.docx
+++ b/about/solid-liquid-and-gas-bible.docx
@@ -8897,17 +8897,6 @@
         </w:rPr>
         <w:t>SEASON 1</w:t>
       </w:r>
-      <w:r>
-        <w:rPr>
-          <w:rFonts w:asciiTheme="majorHAnsi" w:hAnsiTheme="majorHAnsi" w:cstheme="majorHAnsi"/>
-          <w:b/>
-          <w:bCs/>
-          <w:sz w:val="28"/>
-          <w:szCs w:val="28"/>
-          <w:u w:val="single"/>
-        </w:rPr>
-        <w:t xml:space="preserve"> (SOLID)</w:t>
-      </w:r>
     </w:p>
     <w:tbl>
       <w:tblPr>
@@ -11438,7 +11427,23 @@
                 <w:sz w:val="26"/>
                 <w:szCs w:val="26"/>
               </w:rPr>
-              <w:t>so good that he gets under</w:t>
+              <w:t>so good</w:t>
+            </w:r>
+            <w:r>
+              <w:rPr>
+                <w:rFonts w:asciiTheme="majorHAnsi" w:hAnsiTheme="majorHAnsi" w:cstheme="majorHAnsi"/>
+                <w:sz w:val="26"/>
+                <w:szCs w:val="26"/>
+              </w:rPr>
+              <w:t xml:space="preserve"> at being bad</w:t>
+            </w:r>
+            <w:r>
+              <w:rPr>
+                <w:rFonts w:asciiTheme="majorHAnsi" w:hAnsiTheme="majorHAnsi" w:cstheme="majorHAnsi"/>
+                <w:sz w:val="26"/>
+                <w:szCs w:val="26"/>
+              </w:rPr>
+              <w:t xml:space="preserve"> that he gets under</w:t>
             </w:r>
             <w:r>
               <w:rPr>
@@ -11603,6 +11608,14 @@
                 <w:szCs w:val="26"/>
               </w:rPr>
             </w:pPr>
+            <w:r>
+              <w:rPr>
+                <w:rFonts w:asciiTheme="majorHAnsi" w:hAnsiTheme="majorHAnsi" w:cstheme="majorHAnsi"/>
+                <w:sz w:val="26"/>
+                <w:szCs w:val="26"/>
+              </w:rPr>
+              <w:t>???</w:t>
+            </w:r>
           </w:p>
         </w:tc>
       </w:tr>
@@ -11756,7 +11769,23 @@
                 <w:sz w:val="26"/>
                 <w:szCs w:val="26"/>
               </w:rPr>
-              <w:t>Cold Open: Aurora and Ray go out and party and drink something that make them lose their voices for a week.</w:t>
+              <w:t>Cold Open: Aurora and Ray go out and party and drink something that make</w:t>
+            </w:r>
+            <w:r>
+              <w:rPr>
+                <w:rFonts w:asciiTheme="majorHAnsi" w:hAnsiTheme="majorHAnsi" w:cstheme="majorHAnsi"/>
+                <w:sz w:val="26"/>
+                <w:szCs w:val="26"/>
+              </w:rPr>
+              <w:t>s</w:t>
+            </w:r>
+            <w:r>
+              <w:rPr>
+                <w:rFonts w:asciiTheme="majorHAnsi" w:hAnsiTheme="majorHAnsi" w:cstheme="majorHAnsi"/>
+                <w:sz w:val="26"/>
+                <w:szCs w:val="26"/>
+              </w:rPr>
+              <w:t xml:space="preserve"> them lose their voices for a week.</w:t>
             </w:r>
           </w:p>
           <w:p>
@@ -12008,7 +12037,23 @@
                 <w:sz w:val="26"/>
                 <w:szCs w:val="26"/>
               </w:rPr>
-              <w:t xml:space="preserve"> shares a social media post advocating for Southeast Asian children facing starvation due to an annexation. The production team tries to get Aurora to undo it. The Asian government in question is a major sponsor of Rainbow Broadcasting Service (RBS).</w:t>
+              <w:t xml:space="preserve"> shares a social media post advocating for Southeast Asian children facing starvation due to a</w:t>
+            </w:r>
+            <w:r>
+              <w:rPr>
+                <w:rFonts w:asciiTheme="majorHAnsi" w:hAnsiTheme="majorHAnsi" w:cstheme="majorHAnsi"/>
+                <w:sz w:val="26"/>
+                <w:szCs w:val="26"/>
+              </w:rPr>
+              <w:t xml:space="preserve"> blockade</w:t>
+            </w:r>
+            <w:r>
+              <w:rPr>
+                <w:rFonts w:asciiTheme="majorHAnsi" w:hAnsiTheme="majorHAnsi" w:cstheme="majorHAnsi"/>
+                <w:sz w:val="26"/>
+                <w:szCs w:val="26"/>
+              </w:rPr>
+              <w:t>. The production team tries to get Aurora to undo it. The Asian government in question is a major sponsor of Rainbow Broadcasting Service (RBS).</w:t>
             </w:r>
           </w:p>
           <w:p>
@@ -12029,7 +12074,23 @@
                 <w:sz w:val="26"/>
                 <w:szCs w:val="26"/>
               </w:rPr>
-              <w:t>Teacher Magazine selects Aurora as the 2026 Smartest Teacher Alive. The team advises her to not get political in her acceptance speech. She does so by saying “…that children from the Midwest to the Southeast deserve access to education. They should not die for it.”</w:t>
+              <w:t xml:space="preserve">Teacher Magazine selects Aurora as the 2026 Smartest Teacher Alive. The team advises her </w:t>
+            </w:r>
+            <w:r>
+              <w:rPr>
+                <w:rFonts w:asciiTheme="majorHAnsi" w:hAnsiTheme="majorHAnsi" w:cstheme="majorHAnsi"/>
+                <w:sz w:val="26"/>
+                <w:szCs w:val="26"/>
+              </w:rPr>
+              <w:t>not to</w:t>
+            </w:r>
+            <w:r>
+              <w:rPr>
+                <w:rFonts w:asciiTheme="majorHAnsi" w:hAnsiTheme="majorHAnsi" w:cstheme="majorHAnsi"/>
+                <w:sz w:val="26"/>
+                <w:szCs w:val="26"/>
+              </w:rPr>
+              <w:t xml:space="preserve"> get political in her acceptance speech. She does so by saying “…that children from the Midwest to the Southeast deserve access to education. They should not die for it.”</w:t>
             </w:r>
           </w:p>
           <w:p>
@@ -12050,7 +12111,23 @@
                 <w:sz w:val="26"/>
                 <w:szCs w:val="26"/>
               </w:rPr>
-              <w:t>The government in question demands that RBS fires Aurora. Ray takes no stance. The public supports Aurora and questions Ray. Aurora is suspended while Clay takes over her role for the time being.</w:t>
+              <w:t>The government in question demands that RBS fires Aurora. Ray takes no stance. The public supports Aurora and questions Ray. Aurora is suspended</w:t>
+            </w:r>
+            <w:r>
+              <w:rPr>
+                <w:rFonts w:asciiTheme="majorHAnsi" w:hAnsiTheme="majorHAnsi" w:cstheme="majorHAnsi"/>
+                <w:sz w:val="26"/>
+                <w:szCs w:val="26"/>
+              </w:rPr>
+              <w:t xml:space="preserve"> from the season’s finale</w:t>
+            </w:r>
+            <w:r>
+              <w:rPr>
+                <w:rFonts w:asciiTheme="majorHAnsi" w:hAnsiTheme="majorHAnsi" w:cstheme="majorHAnsi"/>
+                <w:sz w:val="26"/>
+                <w:szCs w:val="26"/>
+              </w:rPr>
+              <w:t xml:space="preserve"> while Clay takes over her role for the time being.</w:t>
             </w:r>
           </w:p>
         </w:tc>
@@ -12168,7 +12245,6 @@
                 <w:sz w:val="28"/>
                 <w:szCs w:val="28"/>
               </w:rPr>
-              <w:lastRenderedPageBreak/>
               <w:t>Serial</w:t>
             </w:r>
           </w:p>
@@ -12196,7 +12272,6 @@
               <w:spacing w:line="240" w:lineRule="auto"/>
               <w:rPr>
                 <w:rFonts w:asciiTheme="majorHAnsi" w:hAnsiTheme="majorHAnsi" w:cstheme="majorHAnsi"/>
-                <w:strike/>
                 <w:sz w:val="26"/>
                 <w:szCs w:val="26"/>
               </w:rPr>
@@ -12204,1768 +12279,35 @@
             <w:r>
               <w:rPr>
                 <w:rFonts w:asciiTheme="majorHAnsi" w:hAnsiTheme="majorHAnsi" w:cstheme="majorHAnsi"/>
-                <w:strike/>
                 <w:sz w:val="26"/>
                 <w:szCs w:val="26"/>
               </w:rPr>
               <w:lastRenderedPageBreak/>
-              <w:t xml:space="preserve">Ray hosts her first solo episode for the season finale, by a crowd of anti-science protesters gathered outside the studio. She masters the pause technique she previously struggled with, speaking her truth </w:t>
-            </w:r>
-            <w:r>
-              <w:rPr>
-                <w:rFonts w:asciiTheme="majorHAnsi" w:hAnsiTheme="majorHAnsi" w:cstheme="majorHAnsi"/>
-                <w:strike/>
-                <w:sz w:val="26"/>
-                <w:szCs w:val="26"/>
-              </w:rPr>
-              <w:lastRenderedPageBreak/>
-              <w:t>directly to the camera and receiving a positive response from children. Unknown to her, Clay is plotting to reclaim the hosting spot, and remove her with the show creators, setting up Ray as the active target of the next season.</w:t>
-            </w:r>
-          </w:p>
-        </w:tc>
-      </w:tr>
-    </w:tbl>
-    <w:p>
-      <w:pPr>
-        <w:tabs>
-          <w:tab w:val="left" w:pos="5013"/>
-        </w:tabs>
-        <w:spacing w:line="240" w:lineRule="auto"/>
-        <w:rPr>
-          <w:rFonts w:asciiTheme="majorHAnsi" w:hAnsiTheme="majorHAnsi" w:cstheme="majorHAnsi"/>
-          <w:sz w:val="26"/>
-          <w:szCs w:val="26"/>
-        </w:rPr>
-      </w:pPr>
-    </w:p>
-    <w:p>
-      <w:pPr>
-        <w:rPr>
-          <w:rFonts w:asciiTheme="majorHAnsi" w:hAnsiTheme="majorHAnsi" w:cstheme="majorHAnsi"/>
-          <w:sz w:val="26"/>
-          <w:szCs w:val="26"/>
-        </w:rPr>
-      </w:pPr>
-      <w:r>
-        <w:rPr>
-          <w:rFonts w:asciiTheme="majorHAnsi" w:hAnsiTheme="majorHAnsi" w:cstheme="majorHAnsi"/>
-          <w:sz w:val="26"/>
-          <w:szCs w:val="26"/>
-        </w:rPr>
-        <w:br w:type="page"/>
-      </w:r>
-    </w:p>
-    <w:p>
-      <w:pPr>
-        <w:rPr>
-          <w:rFonts w:asciiTheme="majorHAnsi" w:hAnsiTheme="majorHAnsi" w:cstheme="majorHAnsi"/>
-          <w:b/>
-          <w:bCs/>
-          <w:strike/>
-          <w:sz w:val="28"/>
-          <w:szCs w:val="28"/>
-          <w:u w:val="single"/>
-        </w:rPr>
-      </w:pPr>
-      <w:r>
-        <w:rPr>
-          <w:rFonts w:asciiTheme="majorHAnsi" w:hAnsiTheme="majorHAnsi" w:cstheme="majorHAnsi"/>
-          <w:b/>
-          <w:bCs/>
-          <w:strike/>
-          <w:sz w:val="28"/>
-          <w:szCs w:val="28"/>
-          <w:u w:val="single"/>
-        </w:rPr>
-        <w:lastRenderedPageBreak/>
-        <w:t xml:space="preserve">SEASON </w:t>
-      </w:r>
-      <w:r>
-        <w:rPr>
-          <w:rFonts w:asciiTheme="majorHAnsi" w:hAnsiTheme="majorHAnsi" w:cstheme="majorHAnsi"/>
-          <w:b/>
-          <w:bCs/>
-          <w:strike/>
-          <w:sz w:val="28"/>
-          <w:szCs w:val="28"/>
-          <w:u w:val="single"/>
-        </w:rPr>
-        <w:t>2</w:t>
-      </w:r>
-      <w:r>
-        <w:rPr>
-          <w:rFonts w:asciiTheme="majorHAnsi" w:hAnsiTheme="majorHAnsi" w:cstheme="majorHAnsi"/>
-          <w:b/>
-          <w:bCs/>
-          <w:strike/>
-          <w:sz w:val="28"/>
-          <w:szCs w:val="28"/>
-          <w:u w:val="single"/>
-        </w:rPr>
-        <w:t xml:space="preserve"> (LIQUID)</w:t>
-      </w:r>
-    </w:p>
-    <w:tbl>
-      <w:tblPr>
-        <w:tblW w:w="9780" w:type="dxa"/>
-        <w:shd w:val="clear" w:color="auto" w:fill="FFFFFF"/>
-        <w:tblCellMar>
-          <w:top w:w="15" w:type="dxa"/>
-          <w:left w:w="15" w:type="dxa"/>
-          <w:bottom w:w="15" w:type="dxa"/>
-          <w:right w:w="15" w:type="dxa"/>
-        </w:tblCellMar>
-        <w:tblLook w:val="04A0" w:firstRow="1" w:lastRow="0" w:firstColumn="1" w:lastColumn="0" w:noHBand="0" w:noVBand="1"/>
-      </w:tblPr>
-      <w:tblGrid>
-        <w:gridCol w:w="523"/>
-        <w:gridCol w:w="1788"/>
-        <w:gridCol w:w="7469"/>
-      </w:tblGrid>
-      <w:tr>
-        <w:tc>
-          <w:tcPr>
-            <w:tcW w:w="0" w:type="auto"/>
-            <w:tcBorders>
-              <w:bottom w:val="single" w:sz="6" w:space="0" w:color="DCDFE5"/>
-            </w:tcBorders>
-            <w:shd w:val="clear" w:color="auto" w:fill="FFFFFF"/>
-            <w:tcMar>
-              <w:top w:w="120" w:type="dxa"/>
-              <w:left w:w="0" w:type="dxa"/>
-              <w:bottom w:w="120" w:type="dxa"/>
-              <w:right w:w="240" w:type="dxa"/>
-            </w:tcMar>
-            <w:hideMark/>
-          </w:tcPr>
-          <w:p>
-            <w:pPr>
-              <w:tabs>
-                <w:tab w:val="left" w:pos="5013"/>
-              </w:tabs>
-              <w:spacing w:line="240" w:lineRule="auto"/>
-              <w:rPr>
-                <w:rFonts w:asciiTheme="majorHAnsi" w:hAnsiTheme="majorHAnsi" w:cstheme="majorHAnsi"/>
-                <w:strike/>
-                <w:sz w:val="28"/>
-                <w:szCs w:val="28"/>
-              </w:rPr>
-            </w:pPr>
-            <w:r>
-              <w:rPr>
-                <w:rFonts w:asciiTheme="majorHAnsi" w:hAnsiTheme="majorHAnsi" w:cstheme="majorHAnsi"/>
-                <w:strike/>
-                <w:sz w:val="28"/>
-                <w:szCs w:val="28"/>
-              </w:rPr>
-              <w:t>Ep</w:t>
-            </w:r>
-          </w:p>
-        </w:tc>
-        <w:tc>
-          <w:tcPr>
-            <w:tcW w:w="0" w:type="auto"/>
-            <w:tcBorders>
-              <w:bottom w:val="single" w:sz="6" w:space="0" w:color="DCDFE5"/>
-            </w:tcBorders>
-            <w:shd w:val="clear" w:color="auto" w:fill="FFFFFF"/>
-            <w:tcMar>
-              <w:top w:w="120" w:type="dxa"/>
-              <w:left w:w="0" w:type="dxa"/>
-              <w:bottom w:w="120" w:type="dxa"/>
-              <w:right w:w="240" w:type="dxa"/>
-            </w:tcMar>
-            <w:hideMark/>
-          </w:tcPr>
-          <w:p>
-            <w:pPr>
-              <w:tabs>
-                <w:tab w:val="left" w:pos="5013"/>
-              </w:tabs>
-              <w:spacing w:line="240" w:lineRule="auto"/>
-              <w:rPr>
-                <w:rFonts w:asciiTheme="majorHAnsi" w:hAnsiTheme="majorHAnsi" w:cstheme="majorHAnsi"/>
-                <w:strike/>
-                <w:sz w:val="28"/>
-                <w:szCs w:val="28"/>
-              </w:rPr>
-            </w:pPr>
-            <w:r>
-              <w:rPr>
-                <w:rFonts w:asciiTheme="majorHAnsi" w:hAnsiTheme="majorHAnsi" w:cstheme="majorHAnsi"/>
-                <w:strike/>
-                <w:sz w:val="28"/>
-                <w:szCs w:val="28"/>
-              </w:rPr>
-              <w:t>Title</w:t>
-            </w:r>
-          </w:p>
-        </w:tc>
-        <w:tc>
-          <w:tcPr>
-            <w:tcW w:w="0" w:type="auto"/>
-            <w:tcBorders>
-              <w:bottom w:val="single" w:sz="6" w:space="0" w:color="DCDFE5"/>
-            </w:tcBorders>
-            <w:shd w:val="clear" w:color="auto" w:fill="FFFFFF"/>
-            <w:tcMar>
-              <w:top w:w="120" w:type="dxa"/>
-              <w:left w:w="0" w:type="dxa"/>
-              <w:bottom w:w="120" w:type="dxa"/>
-              <w:right w:w="0" w:type="dxa"/>
-            </w:tcMar>
-            <w:hideMark/>
-          </w:tcPr>
-          <w:p>
-            <w:pPr>
-              <w:tabs>
-                <w:tab w:val="left" w:pos="5013"/>
-              </w:tabs>
-              <w:spacing w:line="240" w:lineRule="auto"/>
-              <w:rPr>
-                <w:rFonts w:asciiTheme="majorHAnsi" w:hAnsiTheme="majorHAnsi" w:cstheme="majorHAnsi"/>
-                <w:strike/>
-                <w:sz w:val="28"/>
-                <w:szCs w:val="28"/>
-              </w:rPr>
-            </w:pPr>
-            <w:r>
-              <w:rPr>
-                <w:rFonts w:asciiTheme="majorHAnsi" w:hAnsiTheme="majorHAnsi" w:cstheme="majorHAnsi"/>
-                <w:strike/>
-                <w:sz w:val="28"/>
-                <w:szCs w:val="28"/>
-              </w:rPr>
-              <w:t>Plot Summary</w:t>
-            </w:r>
-          </w:p>
-        </w:tc>
-      </w:tr>
-      <w:tr>
-        <w:tc>
-          <w:tcPr>
-            <w:tcW w:w="0" w:type="auto"/>
-            <w:tcBorders>
-              <w:bottom w:val="single" w:sz="6" w:space="0" w:color="DCDFE5"/>
-            </w:tcBorders>
-            <w:shd w:val="clear" w:color="auto" w:fill="FFFFFF"/>
-            <w:tcMar>
-              <w:top w:w="180" w:type="dxa"/>
-              <w:left w:w="0" w:type="dxa"/>
-              <w:bottom w:w="180" w:type="dxa"/>
-              <w:right w:w="240" w:type="dxa"/>
-            </w:tcMar>
-            <w:hideMark/>
-          </w:tcPr>
-          <w:p>
-            <w:pPr>
-              <w:tabs>
-                <w:tab w:val="left" w:pos="5013"/>
-              </w:tabs>
-              <w:spacing w:line="240" w:lineRule="auto"/>
-              <w:rPr>
-                <w:rFonts w:asciiTheme="majorHAnsi" w:hAnsiTheme="majorHAnsi" w:cstheme="majorHAnsi"/>
-                <w:strike/>
-                <w:sz w:val="28"/>
-                <w:szCs w:val="28"/>
-              </w:rPr>
-            </w:pPr>
-            <w:r>
-              <w:rPr>
-                <w:rFonts w:asciiTheme="majorHAnsi" w:hAnsiTheme="majorHAnsi" w:cstheme="majorHAnsi"/>
-                <w:strike/>
-                <w:sz w:val="28"/>
-                <w:szCs w:val="28"/>
-              </w:rPr>
-              <w:t>1</w:t>
-            </w:r>
-          </w:p>
-        </w:tc>
-        <w:tc>
-          <w:tcPr>
-            <w:tcW w:w="0" w:type="auto"/>
-            <w:tcBorders>
-              <w:bottom w:val="single" w:sz="6" w:space="0" w:color="DCDFE5"/>
-            </w:tcBorders>
-            <w:shd w:val="clear" w:color="auto" w:fill="FFFFFF"/>
-            <w:tcMar>
-              <w:top w:w="180" w:type="dxa"/>
-              <w:left w:w="0" w:type="dxa"/>
-              <w:bottom w:w="180" w:type="dxa"/>
-              <w:right w:w="240" w:type="dxa"/>
-            </w:tcMar>
-            <w:hideMark/>
-          </w:tcPr>
-          <w:p>
-            <w:pPr>
-              <w:tabs>
-                <w:tab w:val="left" w:pos="5013"/>
-              </w:tabs>
-              <w:spacing w:line="240" w:lineRule="auto"/>
-              <w:rPr>
-                <w:rFonts w:asciiTheme="majorHAnsi" w:hAnsiTheme="majorHAnsi" w:cstheme="majorHAnsi"/>
-                <w:strike/>
-                <w:sz w:val="28"/>
-                <w:szCs w:val="28"/>
-              </w:rPr>
-            </w:pPr>
-            <w:r>
-              <w:rPr>
-                <w:rFonts w:asciiTheme="majorHAnsi" w:hAnsiTheme="majorHAnsi" w:cstheme="majorHAnsi"/>
-                <w:strike/>
-                <w:sz w:val="28"/>
-                <w:szCs w:val="28"/>
-              </w:rPr>
-              <w:t>Back on Earth</w:t>
-            </w:r>
-          </w:p>
-        </w:tc>
-        <w:tc>
-          <w:tcPr>
-            <w:tcW w:w="0" w:type="auto"/>
-            <w:tcBorders>
-              <w:bottom w:val="single" w:sz="6" w:space="0" w:color="DCDFE5"/>
-            </w:tcBorders>
-            <w:shd w:val="clear" w:color="auto" w:fill="FFFFFF"/>
-            <w:tcMar>
-              <w:top w:w="180" w:type="dxa"/>
-              <w:left w:w="0" w:type="dxa"/>
-              <w:bottom w:w="180" w:type="dxa"/>
-              <w:right w:w="0" w:type="dxa"/>
-            </w:tcMar>
-            <w:hideMark/>
-          </w:tcPr>
-          <w:p>
-            <w:pPr>
-              <w:tabs>
-                <w:tab w:val="left" w:pos="5013"/>
-              </w:tabs>
-              <w:spacing w:line="240" w:lineRule="auto"/>
-              <w:rPr>
-                <w:rFonts w:asciiTheme="majorHAnsi" w:hAnsiTheme="majorHAnsi" w:cstheme="majorHAnsi"/>
-                <w:strike/>
-                <w:sz w:val="26"/>
-                <w:szCs w:val="26"/>
-              </w:rPr>
-            </w:pPr>
-            <w:r>
-              <w:rPr>
-                <w:rFonts w:asciiTheme="majorHAnsi" w:hAnsiTheme="majorHAnsi" w:cstheme="majorHAnsi"/>
-                <w:strike/>
-                <w:sz w:val="26"/>
-                <w:szCs w:val="26"/>
-              </w:rPr>
-              <w:t xml:space="preserve">Ray officially debuts as the lead host of </w:t>
-            </w:r>
-            <w:r>
-              <w:rPr>
-                <w:rFonts w:asciiTheme="majorHAnsi" w:hAnsiTheme="majorHAnsi" w:cstheme="majorHAnsi"/>
-                <w:i/>
-                <w:iCs/>
-                <w:strike/>
-                <w:sz w:val="26"/>
-                <w:szCs w:val="26"/>
-              </w:rPr>
-              <w:t>StarPower</w:t>
-            </w:r>
-            <w:r>
-              <w:rPr>
-                <w:rFonts w:asciiTheme="majorHAnsi" w:hAnsiTheme="majorHAnsi" w:cstheme="majorHAnsi"/>
-                <w:i/>
-                <w:iCs/>
-                <w:strike/>
-                <w:sz w:val="26"/>
-                <w:szCs w:val="26"/>
-              </w:rPr>
-              <w:t>!</w:t>
-            </w:r>
-            <w:r>
-              <w:rPr>
-                <w:rFonts w:asciiTheme="majorHAnsi" w:hAnsiTheme="majorHAnsi" w:cstheme="majorHAnsi"/>
-                <w:strike/>
-                <w:sz w:val="26"/>
-                <w:szCs w:val="26"/>
-              </w:rPr>
-              <w:t xml:space="preserve"> to high ratings. However, </w:t>
-            </w:r>
-            <w:r>
-              <w:rPr>
-                <w:rFonts w:asciiTheme="majorHAnsi" w:hAnsiTheme="majorHAnsi" w:cstheme="majorHAnsi"/>
-                <w:strike/>
-                <w:sz w:val="26"/>
-                <w:szCs w:val="26"/>
-              </w:rPr>
-              <w:t xml:space="preserve">things </w:t>
-            </w:r>
-            <w:r>
-              <w:rPr>
-                <w:rFonts w:asciiTheme="majorHAnsi" w:hAnsiTheme="majorHAnsi" w:cstheme="majorHAnsi"/>
-                <w:strike/>
-                <w:sz w:val="26"/>
-                <w:szCs w:val="26"/>
-              </w:rPr>
-              <w:t xml:space="preserve">become toxic when the original host, Clay, returns as a consultant. Clay begins a subtle campaign of gaslighting, whispering to the network that Ray lacks the spark necessary for the role. </w:t>
-            </w:r>
-            <w:r>
-              <w:rPr>
-                <w:rFonts w:asciiTheme="majorHAnsi" w:hAnsiTheme="majorHAnsi" w:cstheme="majorHAnsi"/>
-                <w:strike/>
-                <w:sz w:val="26"/>
-                <w:szCs w:val="26"/>
-              </w:rPr>
-              <w:t>Meanwhile</w:t>
-            </w:r>
-            <w:r>
-              <w:rPr>
-                <w:rFonts w:asciiTheme="majorHAnsi" w:hAnsiTheme="majorHAnsi" w:cstheme="majorHAnsi"/>
-                <w:strike/>
-                <w:sz w:val="26"/>
-                <w:szCs w:val="26"/>
-              </w:rPr>
-              <w:t xml:space="preserve">, the network begins development on </w:t>
-            </w:r>
-            <w:r>
-              <w:rPr>
-                <w:rFonts w:asciiTheme="majorHAnsi" w:hAnsiTheme="majorHAnsi" w:cstheme="majorHAnsi"/>
-                <w:strike/>
-                <w:sz w:val="26"/>
-                <w:szCs w:val="26"/>
-              </w:rPr>
-              <w:t>the franchise’s first</w:t>
-            </w:r>
-            <w:r>
-              <w:rPr>
-                <w:rFonts w:asciiTheme="majorHAnsi" w:hAnsiTheme="majorHAnsi" w:cstheme="majorHAnsi"/>
-                <w:strike/>
-                <w:sz w:val="26"/>
-                <w:szCs w:val="26"/>
-              </w:rPr>
-              <w:t xml:space="preserve"> feature film, sparking internal competition for the </w:t>
-            </w:r>
-            <w:r>
-              <w:rPr>
-                <w:rFonts w:asciiTheme="majorHAnsi" w:hAnsiTheme="majorHAnsi" w:cstheme="majorHAnsi"/>
-                <w:strike/>
-                <w:sz w:val="26"/>
-                <w:szCs w:val="26"/>
-              </w:rPr>
-              <w:t>main character</w:t>
-            </w:r>
-            <w:r>
-              <w:rPr>
-                <w:rFonts w:asciiTheme="majorHAnsi" w:hAnsiTheme="majorHAnsi" w:cstheme="majorHAnsi"/>
-                <w:strike/>
-                <w:sz w:val="26"/>
-                <w:szCs w:val="26"/>
-              </w:rPr>
-              <w:t xml:space="preserve"> slot in the movie script.</w:t>
-            </w:r>
-          </w:p>
-        </w:tc>
-      </w:tr>
-      <w:tr>
-        <w:tc>
-          <w:tcPr>
-            <w:tcW w:w="0" w:type="auto"/>
-            <w:tcBorders>
-              <w:bottom w:val="single" w:sz="6" w:space="0" w:color="DCDFE5"/>
-            </w:tcBorders>
-            <w:shd w:val="clear" w:color="auto" w:fill="FFFFFF"/>
-            <w:tcMar>
-              <w:top w:w="180" w:type="dxa"/>
-              <w:left w:w="0" w:type="dxa"/>
-              <w:bottom w:w="180" w:type="dxa"/>
-              <w:right w:w="240" w:type="dxa"/>
-            </w:tcMar>
-            <w:hideMark/>
-          </w:tcPr>
-          <w:p>
-            <w:pPr>
-              <w:tabs>
-                <w:tab w:val="left" w:pos="5013"/>
-              </w:tabs>
-              <w:spacing w:line="240" w:lineRule="auto"/>
-              <w:rPr>
-                <w:rFonts w:asciiTheme="majorHAnsi" w:hAnsiTheme="majorHAnsi" w:cstheme="majorHAnsi"/>
-                <w:strike/>
-                <w:sz w:val="28"/>
-                <w:szCs w:val="28"/>
-              </w:rPr>
-            </w:pPr>
-            <w:r>
-              <w:rPr>
-                <w:rFonts w:asciiTheme="majorHAnsi" w:hAnsiTheme="majorHAnsi" w:cstheme="majorHAnsi"/>
-                <w:strike/>
-                <w:sz w:val="28"/>
-                <w:szCs w:val="28"/>
-              </w:rPr>
-              <w:t>2</w:t>
-            </w:r>
-          </w:p>
-        </w:tc>
-        <w:tc>
-          <w:tcPr>
-            <w:tcW w:w="0" w:type="auto"/>
-            <w:tcBorders>
-              <w:bottom w:val="single" w:sz="6" w:space="0" w:color="DCDFE5"/>
-            </w:tcBorders>
-            <w:shd w:val="clear" w:color="auto" w:fill="FFFFFF"/>
-            <w:tcMar>
-              <w:top w:w="180" w:type="dxa"/>
-              <w:left w:w="0" w:type="dxa"/>
-              <w:bottom w:w="180" w:type="dxa"/>
-              <w:right w:w="240" w:type="dxa"/>
-            </w:tcMar>
-            <w:hideMark/>
-          </w:tcPr>
-          <w:p>
-            <w:pPr>
-              <w:tabs>
-                <w:tab w:val="left" w:pos="5013"/>
-              </w:tabs>
-              <w:spacing w:line="240" w:lineRule="auto"/>
-              <w:rPr>
-                <w:rFonts w:asciiTheme="majorHAnsi" w:hAnsiTheme="majorHAnsi" w:cstheme="majorHAnsi"/>
-                <w:strike/>
-                <w:sz w:val="28"/>
-                <w:szCs w:val="28"/>
-              </w:rPr>
-            </w:pPr>
-            <w:r>
-              <w:rPr>
-                <w:rFonts w:asciiTheme="majorHAnsi" w:hAnsiTheme="majorHAnsi" w:cstheme="majorHAnsi"/>
-                <w:strike/>
-                <w:sz w:val="28"/>
-                <w:szCs w:val="28"/>
-              </w:rPr>
-              <w:t>Burnout</w:t>
-            </w:r>
-          </w:p>
-        </w:tc>
-        <w:tc>
-          <w:tcPr>
-            <w:tcW w:w="0" w:type="auto"/>
-            <w:tcBorders>
-              <w:bottom w:val="single" w:sz="6" w:space="0" w:color="DCDFE5"/>
-            </w:tcBorders>
-            <w:shd w:val="clear" w:color="auto" w:fill="FFFFFF"/>
-            <w:tcMar>
-              <w:top w:w="180" w:type="dxa"/>
-              <w:left w:w="0" w:type="dxa"/>
-              <w:bottom w:w="180" w:type="dxa"/>
-              <w:right w:w="0" w:type="dxa"/>
-            </w:tcMar>
-            <w:hideMark/>
-          </w:tcPr>
-          <w:p>
-            <w:pPr>
-              <w:tabs>
-                <w:tab w:val="left" w:pos="5013"/>
-              </w:tabs>
-              <w:spacing w:line="240" w:lineRule="auto"/>
-              <w:rPr>
-                <w:rFonts w:asciiTheme="majorHAnsi" w:hAnsiTheme="majorHAnsi" w:cstheme="majorHAnsi"/>
-                <w:strike/>
-                <w:sz w:val="26"/>
-                <w:szCs w:val="26"/>
-              </w:rPr>
-            </w:pPr>
-            <w:r>
-              <w:rPr>
-                <w:rFonts w:asciiTheme="majorHAnsi" w:hAnsiTheme="majorHAnsi" w:cstheme="majorHAnsi"/>
-                <w:strike/>
-                <w:sz w:val="26"/>
-                <w:szCs w:val="26"/>
-              </w:rPr>
-              <w:t xml:space="preserve">Production begins on the franchise’s first feature film, </w:t>
-            </w:r>
-            <w:r>
-              <w:rPr>
-                <w:rFonts w:asciiTheme="majorHAnsi" w:hAnsiTheme="majorHAnsi" w:cstheme="majorHAnsi"/>
-                <w:i/>
-                <w:iCs/>
-                <w:strike/>
-                <w:sz w:val="26"/>
-                <w:szCs w:val="26"/>
-              </w:rPr>
-              <w:t>Stardust Goes to Earth</w:t>
-            </w:r>
-            <w:r>
-              <w:rPr>
-                <w:rFonts w:asciiTheme="majorHAnsi" w:hAnsiTheme="majorHAnsi" w:cstheme="majorHAnsi"/>
-                <w:strike/>
-                <w:sz w:val="26"/>
-                <w:szCs w:val="26"/>
-              </w:rPr>
-              <w:t>. Ray struggles under a grueling 14-hour filming schedule</w:t>
-            </w:r>
-            <w:r>
-              <w:rPr>
-                <w:rFonts w:asciiTheme="majorHAnsi" w:hAnsiTheme="majorHAnsi" w:cstheme="majorHAnsi"/>
-                <w:strike/>
-                <w:sz w:val="26"/>
-                <w:szCs w:val="26"/>
-              </w:rPr>
-              <w:t xml:space="preserve"> for this and the </w:t>
-            </w:r>
-            <w:r>
-              <w:rPr>
-                <w:rFonts w:asciiTheme="majorHAnsi" w:hAnsiTheme="majorHAnsi" w:cstheme="majorHAnsi"/>
-                <w:strike/>
-                <w:sz w:val="26"/>
-                <w:szCs w:val="26"/>
-              </w:rPr>
-              <w:t>series’</w:t>
-            </w:r>
-            <w:r>
-              <w:rPr>
-                <w:rFonts w:asciiTheme="majorHAnsi" w:hAnsiTheme="majorHAnsi" w:cstheme="majorHAnsi"/>
-                <w:strike/>
-                <w:sz w:val="26"/>
-                <w:szCs w:val="26"/>
-              </w:rPr>
-              <w:t xml:space="preserve"> </w:t>
-            </w:r>
-            <w:r>
-              <w:rPr>
-                <w:rFonts w:asciiTheme="majorHAnsi" w:hAnsiTheme="majorHAnsi" w:cstheme="majorHAnsi"/>
-                <w:strike/>
-                <w:sz w:val="26"/>
-                <w:szCs w:val="26"/>
-              </w:rPr>
-              <w:t>second season</w:t>
-            </w:r>
-            <w:r>
-              <w:rPr>
-                <w:rFonts w:asciiTheme="majorHAnsi" w:hAnsiTheme="majorHAnsi" w:cstheme="majorHAnsi"/>
-                <w:strike/>
-                <w:sz w:val="26"/>
-                <w:szCs w:val="26"/>
-              </w:rPr>
-              <w:t xml:space="preserve">. Clay exploits her exhaustion, suggesting to the network that Ray </w:t>
-            </w:r>
-            <w:r>
-              <w:rPr>
-                <w:rFonts w:asciiTheme="majorHAnsi" w:hAnsiTheme="majorHAnsi" w:cstheme="majorHAnsi"/>
-                <w:strike/>
-                <w:sz w:val="26"/>
-                <w:szCs w:val="26"/>
-              </w:rPr>
-              <w:t>may</w:t>
-            </w:r>
-            <w:r>
-              <w:rPr>
-                <w:rFonts w:asciiTheme="majorHAnsi" w:hAnsiTheme="majorHAnsi" w:cstheme="majorHAnsi"/>
-                <w:strike/>
-                <w:sz w:val="26"/>
-                <w:szCs w:val="26"/>
-              </w:rPr>
-              <w:t xml:space="preserve"> crack under pressur</w:t>
-            </w:r>
-            <w:r>
-              <w:rPr>
-                <w:rFonts w:asciiTheme="majorHAnsi" w:hAnsiTheme="majorHAnsi" w:cstheme="majorHAnsi"/>
-                <w:strike/>
-                <w:sz w:val="26"/>
-                <w:szCs w:val="26"/>
-              </w:rPr>
-              <w:t xml:space="preserve">e, </w:t>
-            </w:r>
-            <w:r>
-              <w:rPr>
-                <w:rFonts w:asciiTheme="majorHAnsi" w:hAnsiTheme="majorHAnsi" w:cstheme="majorHAnsi"/>
-                <w:strike/>
-                <w:sz w:val="26"/>
-                <w:szCs w:val="26"/>
-              </w:rPr>
-              <w:t>mirroring</w:t>
-            </w:r>
-            <w:r>
-              <w:rPr>
-                <w:rFonts w:asciiTheme="majorHAnsi" w:hAnsiTheme="majorHAnsi" w:cstheme="majorHAnsi"/>
-                <w:strike/>
-                <w:sz w:val="26"/>
-                <w:szCs w:val="26"/>
-              </w:rPr>
-              <w:t xml:space="preserve"> the same burnout that led to his own departure decades earlier</w:t>
-            </w:r>
-            <w:r>
-              <w:rPr>
-                <w:rFonts w:asciiTheme="majorHAnsi" w:hAnsiTheme="majorHAnsi" w:cstheme="majorHAnsi"/>
-                <w:strike/>
-                <w:sz w:val="26"/>
-                <w:szCs w:val="26"/>
-              </w:rPr>
-              <w:t>.</w:t>
-            </w:r>
-          </w:p>
-        </w:tc>
-      </w:tr>
-      <w:tr>
-        <w:tc>
-          <w:tcPr>
-            <w:tcW w:w="0" w:type="auto"/>
-            <w:tcBorders>
-              <w:bottom w:val="single" w:sz="6" w:space="0" w:color="DCDFE5"/>
-            </w:tcBorders>
-            <w:shd w:val="clear" w:color="auto" w:fill="FFFFFF"/>
-            <w:tcMar>
-              <w:top w:w="180" w:type="dxa"/>
-              <w:left w:w="0" w:type="dxa"/>
-              <w:bottom w:w="180" w:type="dxa"/>
-              <w:right w:w="240" w:type="dxa"/>
-            </w:tcMar>
-          </w:tcPr>
-          <w:p>
-            <w:pPr>
-              <w:tabs>
-                <w:tab w:val="left" w:pos="5013"/>
-              </w:tabs>
-              <w:spacing w:line="240" w:lineRule="auto"/>
-              <w:rPr>
-                <w:rFonts w:asciiTheme="majorHAnsi" w:hAnsiTheme="majorHAnsi" w:cstheme="majorHAnsi"/>
-                <w:strike/>
-                <w:sz w:val="28"/>
-                <w:szCs w:val="28"/>
-              </w:rPr>
-            </w:pPr>
-            <w:r>
-              <w:rPr>
-                <w:rFonts w:asciiTheme="majorHAnsi" w:hAnsiTheme="majorHAnsi" w:cstheme="majorHAnsi"/>
-                <w:strike/>
-                <w:sz w:val="28"/>
-                <w:szCs w:val="28"/>
-              </w:rPr>
-              <w:t>3</w:t>
-            </w:r>
-          </w:p>
-        </w:tc>
-        <w:tc>
-          <w:tcPr>
-            <w:tcW w:w="0" w:type="auto"/>
-            <w:tcBorders>
-              <w:bottom w:val="single" w:sz="6" w:space="0" w:color="DCDFE5"/>
-            </w:tcBorders>
-            <w:shd w:val="clear" w:color="auto" w:fill="FFFFFF"/>
-            <w:tcMar>
-              <w:top w:w="180" w:type="dxa"/>
-              <w:left w:w="0" w:type="dxa"/>
-              <w:bottom w:w="180" w:type="dxa"/>
-              <w:right w:w="240" w:type="dxa"/>
-            </w:tcMar>
-          </w:tcPr>
-          <w:p>
-            <w:pPr>
-              <w:tabs>
-                <w:tab w:val="left" w:pos="5013"/>
-              </w:tabs>
-              <w:spacing w:line="240" w:lineRule="auto"/>
-              <w:rPr>
-                <w:rFonts w:asciiTheme="majorHAnsi" w:hAnsiTheme="majorHAnsi" w:cstheme="majorHAnsi"/>
-                <w:strike/>
-                <w:sz w:val="28"/>
-                <w:szCs w:val="28"/>
-              </w:rPr>
-            </w:pPr>
-            <w:r>
-              <w:rPr>
-                <w:rFonts w:asciiTheme="majorHAnsi" w:hAnsiTheme="majorHAnsi" w:cstheme="majorHAnsi"/>
-                <w:strike/>
-                <w:sz w:val="28"/>
-                <w:szCs w:val="28"/>
-              </w:rPr>
-              <w:t>Host</w:t>
-            </w:r>
-            <w:r>
-              <w:rPr>
-                <w:rFonts w:asciiTheme="majorHAnsi" w:hAnsiTheme="majorHAnsi" w:cstheme="majorHAnsi"/>
-                <w:strike/>
-                <w:sz w:val="28"/>
-                <w:szCs w:val="28"/>
-              </w:rPr>
-              <w:t>s</w:t>
-            </w:r>
-            <w:r>
-              <w:rPr>
-                <w:rFonts w:asciiTheme="majorHAnsi" w:hAnsiTheme="majorHAnsi" w:cstheme="majorHAnsi"/>
-                <w:strike/>
-                <w:sz w:val="28"/>
-                <w:szCs w:val="28"/>
-              </w:rPr>
-              <w:t xml:space="preserve"> of War</w:t>
-            </w:r>
-          </w:p>
-        </w:tc>
-        <w:tc>
-          <w:tcPr>
-            <w:tcW w:w="0" w:type="auto"/>
-            <w:tcBorders>
-              <w:bottom w:val="single" w:sz="6" w:space="0" w:color="DCDFE5"/>
-            </w:tcBorders>
-            <w:shd w:val="clear" w:color="auto" w:fill="FFFFFF"/>
-            <w:tcMar>
-              <w:top w:w="180" w:type="dxa"/>
-              <w:left w:w="0" w:type="dxa"/>
-              <w:bottom w:w="180" w:type="dxa"/>
-              <w:right w:w="0" w:type="dxa"/>
-            </w:tcMar>
-          </w:tcPr>
-          <w:p>
-            <w:pPr>
-              <w:tabs>
-                <w:tab w:val="left" w:pos="5013"/>
-              </w:tabs>
-              <w:spacing w:line="240" w:lineRule="auto"/>
-              <w:rPr>
-                <w:rFonts w:asciiTheme="majorHAnsi" w:hAnsiTheme="majorHAnsi" w:cstheme="majorHAnsi"/>
-                <w:strike/>
-                <w:sz w:val="26"/>
-                <w:szCs w:val="26"/>
-              </w:rPr>
-            </w:pPr>
-            <w:r>
-              <w:rPr>
-                <w:rFonts w:asciiTheme="majorHAnsi" w:hAnsiTheme="majorHAnsi" w:cstheme="majorHAnsi"/>
-                <w:strike/>
-                <w:sz w:val="26"/>
-                <w:szCs w:val="26"/>
-              </w:rPr>
-              <w:t xml:space="preserve">After a tabloid leaks a video of Ray and Aurora fighting at a children’s media convention, their networks force them on a kindness press tour, where they become enemies again. Aurora discovers Clay is sabotaging Ray but allows it to continue as she is against </w:t>
-            </w:r>
-            <w:r>
-              <w:rPr>
-                <w:rFonts w:asciiTheme="majorHAnsi" w:hAnsiTheme="majorHAnsi" w:cstheme="majorHAnsi"/>
-                <w:strike/>
-                <w:sz w:val="26"/>
-                <w:szCs w:val="26"/>
-              </w:rPr>
-              <w:t>MCN</w:t>
-            </w:r>
-            <w:r>
-              <w:rPr>
-                <w:rFonts w:asciiTheme="majorHAnsi" w:hAnsiTheme="majorHAnsi" w:cstheme="majorHAnsi"/>
-                <w:strike/>
-                <w:sz w:val="26"/>
-                <w:szCs w:val="26"/>
-              </w:rPr>
-              <w:t>’s political stances</w:t>
-            </w:r>
-            <w:r>
-              <w:rPr>
-                <w:rFonts w:asciiTheme="majorHAnsi" w:hAnsiTheme="majorHAnsi" w:cstheme="majorHAnsi"/>
-                <w:strike/>
-                <w:sz w:val="26"/>
-                <w:szCs w:val="26"/>
-              </w:rPr>
-              <w:t>.</w:t>
-            </w:r>
-          </w:p>
-        </w:tc>
-      </w:tr>
-      <w:tr>
-        <w:tc>
-          <w:tcPr>
-            <w:tcW w:w="0" w:type="auto"/>
-            <w:tcBorders>
-              <w:bottom w:val="single" w:sz="6" w:space="0" w:color="DCDFE5"/>
-            </w:tcBorders>
-            <w:shd w:val="clear" w:color="auto" w:fill="FFFFFF"/>
-            <w:tcMar>
-              <w:top w:w="180" w:type="dxa"/>
-              <w:left w:w="0" w:type="dxa"/>
-              <w:bottom w:w="180" w:type="dxa"/>
-              <w:right w:w="240" w:type="dxa"/>
-            </w:tcMar>
-            <w:hideMark/>
-          </w:tcPr>
-          <w:p>
-            <w:pPr>
-              <w:tabs>
-                <w:tab w:val="left" w:pos="5013"/>
-              </w:tabs>
-              <w:spacing w:line="240" w:lineRule="auto"/>
-              <w:rPr>
-                <w:rFonts w:asciiTheme="majorHAnsi" w:hAnsiTheme="majorHAnsi" w:cstheme="majorHAnsi"/>
-                <w:strike/>
-                <w:sz w:val="28"/>
-                <w:szCs w:val="28"/>
-              </w:rPr>
-            </w:pPr>
-            <w:r>
-              <w:rPr>
-                <w:rFonts w:asciiTheme="majorHAnsi" w:hAnsiTheme="majorHAnsi" w:cstheme="majorHAnsi"/>
-                <w:strike/>
-                <w:sz w:val="28"/>
-                <w:szCs w:val="28"/>
-              </w:rPr>
-              <w:t>4</w:t>
-            </w:r>
-          </w:p>
-        </w:tc>
-        <w:tc>
-          <w:tcPr>
-            <w:tcW w:w="0" w:type="auto"/>
-            <w:tcBorders>
-              <w:bottom w:val="single" w:sz="6" w:space="0" w:color="DCDFE5"/>
-            </w:tcBorders>
-            <w:shd w:val="clear" w:color="auto" w:fill="FFFFFF"/>
-            <w:tcMar>
-              <w:top w:w="180" w:type="dxa"/>
-              <w:left w:w="0" w:type="dxa"/>
-              <w:bottom w:w="180" w:type="dxa"/>
-              <w:right w:w="240" w:type="dxa"/>
-            </w:tcMar>
-            <w:hideMark/>
-          </w:tcPr>
-          <w:p>
-            <w:pPr>
-              <w:tabs>
-                <w:tab w:val="left" w:pos="5013"/>
-              </w:tabs>
-              <w:spacing w:line="240" w:lineRule="auto"/>
-              <w:rPr>
-                <w:rFonts w:asciiTheme="majorHAnsi" w:hAnsiTheme="majorHAnsi" w:cstheme="majorHAnsi"/>
-                <w:strike/>
-                <w:sz w:val="28"/>
-                <w:szCs w:val="28"/>
-              </w:rPr>
-            </w:pPr>
-            <w:r>
-              <w:rPr>
-                <w:rFonts w:asciiTheme="majorHAnsi" w:hAnsiTheme="majorHAnsi" w:cstheme="majorHAnsi"/>
-                <w:strike/>
-                <w:sz w:val="28"/>
-                <w:szCs w:val="28"/>
-              </w:rPr>
-              <w:t>Loud on Set</w:t>
-            </w:r>
-          </w:p>
-        </w:tc>
-        <w:tc>
-          <w:tcPr>
-            <w:tcW w:w="0" w:type="auto"/>
-            <w:tcBorders>
-              <w:bottom w:val="single" w:sz="6" w:space="0" w:color="DCDFE5"/>
-            </w:tcBorders>
-            <w:shd w:val="clear" w:color="auto" w:fill="FFFFFF"/>
-            <w:tcMar>
-              <w:top w:w="180" w:type="dxa"/>
-              <w:left w:w="0" w:type="dxa"/>
-              <w:bottom w:w="180" w:type="dxa"/>
-              <w:right w:w="0" w:type="dxa"/>
-            </w:tcMar>
-            <w:hideMark/>
-          </w:tcPr>
-          <w:p>
-            <w:pPr>
-              <w:tabs>
-                <w:tab w:val="left" w:pos="5013"/>
-              </w:tabs>
-              <w:spacing w:line="240" w:lineRule="auto"/>
-              <w:rPr>
-                <w:rFonts w:asciiTheme="majorHAnsi" w:hAnsiTheme="majorHAnsi" w:cstheme="majorHAnsi"/>
-                <w:strike/>
-                <w:sz w:val="26"/>
-                <w:szCs w:val="26"/>
-              </w:rPr>
-            </w:pPr>
-            <w:r>
-              <w:rPr>
-                <w:rFonts w:asciiTheme="majorHAnsi" w:hAnsiTheme="majorHAnsi" w:cstheme="majorHAnsi"/>
-                <w:strike/>
-                <w:sz w:val="26"/>
-                <w:szCs w:val="26"/>
-              </w:rPr>
-              <w:t>The production moves to real-world city locations. The harsh filming conditions, combined with random encounters from hostile anti-science activists and crazed fans, cause Ray’s mental state to spiral</w:t>
-            </w:r>
-            <w:r>
-              <w:rPr>
-                <w:rFonts w:asciiTheme="majorHAnsi" w:hAnsiTheme="majorHAnsi" w:cstheme="majorHAnsi"/>
-                <w:strike/>
-                <w:sz w:val="26"/>
-                <w:szCs w:val="26"/>
-              </w:rPr>
-              <w:t>.</w:t>
-            </w:r>
-          </w:p>
-        </w:tc>
-      </w:tr>
-      <w:tr>
-        <w:tc>
-          <w:tcPr>
-            <w:tcW w:w="0" w:type="auto"/>
-            <w:tcBorders>
-              <w:bottom w:val="single" w:sz="6" w:space="0" w:color="DCDFE5"/>
-            </w:tcBorders>
-            <w:shd w:val="clear" w:color="auto" w:fill="FFFFFF"/>
-            <w:tcMar>
-              <w:top w:w="180" w:type="dxa"/>
-              <w:left w:w="0" w:type="dxa"/>
-              <w:bottom w:w="180" w:type="dxa"/>
-              <w:right w:w="240" w:type="dxa"/>
-            </w:tcMar>
-            <w:hideMark/>
-          </w:tcPr>
-          <w:p>
-            <w:pPr>
-              <w:tabs>
-                <w:tab w:val="left" w:pos="5013"/>
-              </w:tabs>
-              <w:spacing w:line="240" w:lineRule="auto"/>
-              <w:rPr>
-                <w:rFonts w:asciiTheme="majorHAnsi" w:hAnsiTheme="majorHAnsi" w:cstheme="majorHAnsi"/>
-                <w:strike/>
-                <w:sz w:val="28"/>
-                <w:szCs w:val="28"/>
-              </w:rPr>
-            </w:pPr>
-            <w:r>
-              <w:rPr>
-                <w:rFonts w:asciiTheme="majorHAnsi" w:hAnsiTheme="majorHAnsi" w:cstheme="majorHAnsi"/>
-                <w:strike/>
-                <w:sz w:val="28"/>
-                <w:szCs w:val="28"/>
-              </w:rPr>
-              <w:t>5</w:t>
-            </w:r>
-          </w:p>
-        </w:tc>
-        <w:tc>
-          <w:tcPr>
-            <w:tcW w:w="0" w:type="auto"/>
-            <w:tcBorders>
-              <w:bottom w:val="single" w:sz="6" w:space="0" w:color="DCDFE5"/>
-            </w:tcBorders>
-            <w:shd w:val="clear" w:color="auto" w:fill="FFFFFF"/>
-            <w:tcMar>
-              <w:top w:w="180" w:type="dxa"/>
-              <w:left w:w="0" w:type="dxa"/>
-              <w:bottom w:w="180" w:type="dxa"/>
-              <w:right w:w="240" w:type="dxa"/>
-            </w:tcMar>
-            <w:hideMark/>
-          </w:tcPr>
-          <w:p>
-            <w:pPr>
-              <w:tabs>
-                <w:tab w:val="left" w:pos="5013"/>
-              </w:tabs>
-              <w:spacing w:line="240" w:lineRule="auto"/>
-              <w:rPr>
-                <w:rFonts w:asciiTheme="majorHAnsi" w:hAnsiTheme="majorHAnsi" w:cstheme="majorHAnsi"/>
-                <w:strike/>
-                <w:sz w:val="28"/>
-                <w:szCs w:val="28"/>
-              </w:rPr>
-            </w:pPr>
-            <w:r>
-              <w:rPr>
-                <w:rFonts w:asciiTheme="majorHAnsi" w:hAnsiTheme="majorHAnsi" w:cstheme="majorHAnsi"/>
-                <w:strike/>
-                <w:sz w:val="28"/>
-                <w:szCs w:val="28"/>
-              </w:rPr>
-              <w:t>Community Guidelines</w:t>
-            </w:r>
-          </w:p>
-        </w:tc>
-        <w:tc>
-          <w:tcPr>
-            <w:tcW w:w="0" w:type="auto"/>
-            <w:tcBorders>
-              <w:bottom w:val="single" w:sz="6" w:space="0" w:color="DCDFE5"/>
-            </w:tcBorders>
-            <w:shd w:val="clear" w:color="auto" w:fill="FFFFFF"/>
-            <w:tcMar>
-              <w:top w:w="180" w:type="dxa"/>
-              <w:left w:w="0" w:type="dxa"/>
-              <w:bottom w:w="180" w:type="dxa"/>
-              <w:right w:w="0" w:type="dxa"/>
-            </w:tcMar>
-            <w:hideMark/>
-          </w:tcPr>
-          <w:p>
-            <w:pPr>
-              <w:tabs>
-                <w:tab w:val="left" w:pos="5013"/>
-              </w:tabs>
-              <w:spacing w:line="240" w:lineRule="auto"/>
-              <w:rPr>
-                <w:rFonts w:asciiTheme="majorHAnsi" w:hAnsiTheme="majorHAnsi" w:cstheme="majorHAnsi"/>
-                <w:strike/>
-                <w:sz w:val="26"/>
-                <w:szCs w:val="26"/>
-              </w:rPr>
-            </w:pPr>
-            <w:r>
-              <w:rPr>
-                <w:rFonts w:asciiTheme="majorHAnsi" w:hAnsiTheme="majorHAnsi" w:cstheme="majorHAnsi"/>
-                <w:strike/>
-                <w:sz w:val="26"/>
-                <w:szCs w:val="26"/>
-              </w:rPr>
-              <w:t>Kwan’s neurodivergent theatre</w:t>
-            </w:r>
-            <w:r>
-              <w:rPr>
-                <w:rFonts w:asciiTheme="majorHAnsi" w:hAnsiTheme="majorHAnsi" w:cstheme="majorHAnsi"/>
-                <w:strike/>
-                <w:sz w:val="26"/>
-                <w:szCs w:val="26"/>
-              </w:rPr>
-              <w:t xml:space="preserve"> </w:t>
-            </w:r>
-            <w:r>
-              <w:rPr>
-                <w:rFonts w:asciiTheme="majorHAnsi" w:hAnsiTheme="majorHAnsi" w:cstheme="majorHAnsi"/>
-                <w:strike/>
-                <w:sz w:val="26"/>
-                <w:szCs w:val="26"/>
-              </w:rPr>
-              <w:t>visits the set for a Behind the Scenes special. When a minor technical glitch causes a small fire</w:t>
-            </w:r>
-            <w:r>
-              <w:rPr>
-                <w:rFonts w:asciiTheme="majorHAnsi" w:hAnsiTheme="majorHAnsi" w:cstheme="majorHAnsi"/>
-                <w:strike/>
-                <w:sz w:val="26"/>
-                <w:szCs w:val="26"/>
-              </w:rPr>
-              <w:t xml:space="preserve">, </w:t>
-            </w:r>
-            <w:r>
-              <w:rPr>
-                <w:rFonts w:asciiTheme="majorHAnsi" w:hAnsiTheme="majorHAnsi" w:cstheme="majorHAnsi"/>
-                <w:strike/>
-                <w:sz w:val="26"/>
-                <w:szCs w:val="26"/>
-              </w:rPr>
-              <w:t>reminiscent of the disaster that ended Ray's theat</w:t>
-            </w:r>
-            <w:r>
-              <w:rPr>
-                <w:rFonts w:asciiTheme="majorHAnsi" w:hAnsiTheme="majorHAnsi" w:cstheme="majorHAnsi"/>
-                <w:strike/>
-                <w:sz w:val="26"/>
-                <w:szCs w:val="26"/>
-              </w:rPr>
-              <w:t>re</w:t>
-            </w:r>
-            <w:r>
-              <w:rPr>
-                <w:rFonts w:asciiTheme="majorHAnsi" w:hAnsiTheme="majorHAnsi" w:cstheme="majorHAnsi"/>
-                <w:strike/>
-                <w:sz w:val="26"/>
-                <w:szCs w:val="26"/>
-              </w:rPr>
-              <w:t xml:space="preserve"> career</w:t>
-            </w:r>
-            <w:r>
-              <w:rPr>
-                <w:rFonts w:asciiTheme="majorHAnsi" w:hAnsiTheme="majorHAnsi" w:cstheme="majorHAnsi"/>
-                <w:strike/>
-                <w:sz w:val="26"/>
-                <w:szCs w:val="26"/>
-              </w:rPr>
-              <w:t xml:space="preserve">, </w:t>
-            </w:r>
-            <w:r>
-              <w:rPr>
-                <w:rFonts w:asciiTheme="majorHAnsi" w:hAnsiTheme="majorHAnsi" w:cstheme="majorHAnsi"/>
-                <w:strike/>
-                <w:sz w:val="26"/>
-                <w:szCs w:val="26"/>
-              </w:rPr>
-              <w:t>Ray ignores the script and uses her puppets to calmly lead the group to safety, earning the crew's genuine respect.</w:t>
-            </w:r>
-          </w:p>
-        </w:tc>
-      </w:tr>
-      <w:tr>
-        <w:tc>
-          <w:tcPr>
-            <w:tcW w:w="0" w:type="auto"/>
-            <w:tcBorders>
-              <w:bottom w:val="single" w:sz="6" w:space="0" w:color="DCDFE5"/>
-            </w:tcBorders>
-            <w:shd w:val="clear" w:color="auto" w:fill="FFFFFF"/>
-            <w:tcMar>
-              <w:top w:w="180" w:type="dxa"/>
-              <w:left w:w="0" w:type="dxa"/>
-              <w:bottom w:w="180" w:type="dxa"/>
-              <w:right w:w="240" w:type="dxa"/>
-            </w:tcMar>
-          </w:tcPr>
-          <w:p>
-            <w:pPr>
-              <w:tabs>
-                <w:tab w:val="left" w:pos="5013"/>
-              </w:tabs>
-              <w:spacing w:line="240" w:lineRule="auto"/>
-              <w:rPr>
-                <w:rFonts w:asciiTheme="majorHAnsi" w:hAnsiTheme="majorHAnsi" w:cstheme="majorHAnsi"/>
-                <w:strike/>
-                <w:sz w:val="28"/>
-                <w:szCs w:val="28"/>
-              </w:rPr>
-            </w:pPr>
-            <w:r>
-              <w:rPr>
-                <w:rFonts w:asciiTheme="majorHAnsi" w:hAnsiTheme="majorHAnsi" w:cstheme="majorHAnsi"/>
-                <w:strike/>
-                <w:sz w:val="28"/>
-                <w:szCs w:val="28"/>
-              </w:rPr>
-              <w:t>6</w:t>
-            </w:r>
-          </w:p>
-        </w:tc>
-        <w:tc>
-          <w:tcPr>
-            <w:tcW w:w="0" w:type="auto"/>
-            <w:tcBorders>
-              <w:bottom w:val="single" w:sz="6" w:space="0" w:color="DCDFE5"/>
-            </w:tcBorders>
-            <w:shd w:val="clear" w:color="auto" w:fill="FFFFFF"/>
-            <w:tcMar>
-              <w:top w:w="180" w:type="dxa"/>
-              <w:left w:w="0" w:type="dxa"/>
-              <w:bottom w:w="180" w:type="dxa"/>
-              <w:right w:w="240" w:type="dxa"/>
-            </w:tcMar>
-          </w:tcPr>
-          <w:p>
-            <w:pPr>
-              <w:tabs>
-                <w:tab w:val="left" w:pos="5013"/>
-              </w:tabs>
-              <w:spacing w:line="240" w:lineRule="auto"/>
-              <w:rPr>
-                <w:rFonts w:asciiTheme="majorHAnsi" w:hAnsiTheme="majorHAnsi" w:cstheme="majorHAnsi"/>
-                <w:strike/>
-                <w:sz w:val="28"/>
-                <w:szCs w:val="28"/>
-              </w:rPr>
-            </w:pPr>
-            <w:r>
-              <w:rPr>
-                <w:rFonts w:asciiTheme="majorHAnsi" w:hAnsiTheme="majorHAnsi" w:cstheme="majorHAnsi"/>
-                <w:strike/>
-                <w:sz w:val="28"/>
-                <w:szCs w:val="28"/>
-              </w:rPr>
-              <w:t>We All Matter</w:t>
-            </w:r>
-          </w:p>
-        </w:tc>
-        <w:tc>
-          <w:tcPr>
-            <w:tcW w:w="0" w:type="auto"/>
-            <w:tcBorders>
-              <w:bottom w:val="single" w:sz="6" w:space="0" w:color="DCDFE5"/>
-            </w:tcBorders>
-            <w:shd w:val="clear" w:color="auto" w:fill="FFFFFF"/>
-            <w:tcMar>
-              <w:top w:w="180" w:type="dxa"/>
-              <w:left w:w="0" w:type="dxa"/>
-              <w:bottom w:w="180" w:type="dxa"/>
-              <w:right w:w="0" w:type="dxa"/>
-            </w:tcMar>
-          </w:tcPr>
-          <w:p>
-            <w:pPr>
-              <w:tabs>
-                <w:tab w:val="left" w:pos="5013"/>
-              </w:tabs>
-              <w:spacing w:line="240" w:lineRule="auto"/>
-              <w:rPr>
-                <w:rFonts w:asciiTheme="majorHAnsi" w:hAnsiTheme="majorHAnsi" w:cstheme="majorHAnsi"/>
-                <w:strike/>
-                <w:sz w:val="26"/>
-                <w:szCs w:val="26"/>
-              </w:rPr>
-            </w:pPr>
-            <w:r>
-              <w:rPr>
-                <w:rFonts w:asciiTheme="majorHAnsi" w:hAnsiTheme="majorHAnsi" w:cstheme="majorHAnsi"/>
-                <w:strike/>
-                <w:sz w:val="26"/>
-                <w:szCs w:val="26"/>
-              </w:rPr>
-              <w:t xml:space="preserve">After the fire, </w:t>
-            </w:r>
-            <w:r>
-              <w:rPr>
-                <w:rFonts w:asciiTheme="majorHAnsi" w:hAnsiTheme="majorHAnsi" w:cstheme="majorHAnsi"/>
-                <w:strike/>
-                <w:sz w:val="26"/>
-                <w:szCs w:val="26"/>
-              </w:rPr>
-              <w:t xml:space="preserve">Ray is sidelined for a </w:t>
-            </w:r>
-            <w:r>
-              <w:rPr>
-                <w:rFonts w:asciiTheme="majorHAnsi" w:hAnsiTheme="majorHAnsi" w:cstheme="majorHAnsi"/>
-                <w:strike/>
-                <w:sz w:val="26"/>
-                <w:szCs w:val="26"/>
-              </w:rPr>
-              <w:t xml:space="preserve">mental </w:t>
-            </w:r>
-            <w:r>
-              <w:rPr>
-                <w:rFonts w:asciiTheme="majorHAnsi" w:hAnsiTheme="majorHAnsi" w:cstheme="majorHAnsi"/>
-                <w:strike/>
-                <w:sz w:val="26"/>
-                <w:szCs w:val="26"/>
-              </w:rPr>
-              <w:t>health break by the network. During her absence, Clay hosts a series of Stardust specials</w:t>
-            </w:r>
-            <w:r>
-              <w:rPr>
-                <w:rFonts w:asciiTheme="majorHAnsi" w:hAnsiTheme="majorHAnsi" w:cstheme="majorHAnsi"/>
-                <w:strike/>
-                <w:sz w:val="26"/>
-                <w:szCs w:val="26"/>
-              </w:rPr>
-              <w:t xml:space="preserve"> by revisiting past worlds</w:t>
-            </w:r>
-            <w:r>
-              <w:rPr>
-                <w:rFonts w:asciiTheme="majorHAnsi" w:hAnsiTheme="majorHAnsi" w:cstheme="majorHAnsi"/>
-                <w:strike/>
-                <w:sz w:val="26"/>
-                <w:szCs w:val="26"/>
-              </w:rPr>
-              <w:t>. The episodes feel hollow</w:t>
-            </w:r>
-            <w:r>
-              <w:rPr>
-                <w:rFonts w:asciiTheme="majorHAnsi" w:hAnsiTheme="majorHAnsi" w:cstheme="majorHAnsi"/>
-                <w:strike/>
-                <w:sz w:val="26"/>
-                <w:szCs w:val="26"/>
-              </w:rPr>
-              <w:t>, and viewership drops.</w:t>
-            </w:r>
-            <w:r>
-              <w:rPr>
-                <w:rFonts w:asciiTheme="majorHAnsi" w:hAnsiTheme="majorHAnsi" w:cstheme="majorHAnsi"/>
-                <w:strike/>
-                <w:sz w:val="26"/>
-                <w:szCs w:val="26"/>
-              </w:rPr>
-              <w:t xml:space="preserve"> </w:t>
-            </w:r>
-            <w:r>
-              <w:rPr>
-                <w:rFonts w:asciiTheme="majorHAnsi" w:hAnsiTheme="majorHAnsi" w:cstheme="majorHAnsi"/>
-                <w:strike/>
-                <w:sz w:val="26"/>
-                <w:szCs w:val="26"/>
-              </w:rPr>
-              <w:lastRenderedPageBreak/>
-              <w:t>She</w:t>
-            </w:r>
-            <w:r>
-              <w:rPr>
-                <w:rFonts w:asciiTheme="majorHAnsi" w:hAnsiTheme="majorHAnsi" w:cstheme="majorHAnsi"/>
-                <w:strike/>
-                <w:sz w:val="26"/>
-                <w:szCs w:val="26"/>
-              </w:rPr>
-              <w:t xml:space="preserve"> returns to her childhood home and finds her old </w:t>
-            </w:r>
-            <w:r>
-              <w:rPr>
-                <w:rFonts w:asciiTheme="majorHAnsi" w:hAnsiTheme="majorHAnsi" w:cstheme="majorHAnsi"/>
-                <w:i/>
-                <w:iCs/>
-                <w:strike/>
-                <w:sz w:val="26"/>
-                <w:szCs w:val="26"/>
-              </w:rPr>
-              <w:t>Stardust</w:t>
-            </w:r>
-            <w:r>
-              <w:rPr>
-                <w:rFonts w:asciiTheme="majorHAnsi" w:hAnsiTheme="majorHAnsi" w:cstheme="majorHAnsi"/>
-                <w:strike/>
-                <w:sz w:val="26"/>
-                <w:szCs w:val="26"/>
-              </w:rPr>
-              <w:t xml:space="preserve"> VHS tapes. She discovers an unreleased episode where Clay accidentally broke a beloved puppet and had a breakdown on camera. She realizes Clay </w:t>
-            </w:r>
-            <w:r>
-              <w:rPr>
-                <w:rFonts w:asciiTheme="majorHAnsi" w:hAnsiTheme="majorHAnsi" w:cstheme="majorHAnsi"/>
-                <w:strike/>
-                <w:sz w:val="26"/>
-                <w:szCs w:val="26"/>
-              </w:rPr>
-              <w:t>is</w:t>
-            </w:r>
-            <w:r>
-              <w:rPr>
-                <w:rFonts w:asciiTheme="majorHAnsi" w:hAnsiTheme="majorHAnsi" w:cstheme="majorHAnsi"/>
-                <w:strike/>
-                <w:sz w:val="26"/>
-                <w:szCs w:val="26"/>
-              </w:rPr>
-              <w:t xml:space="preserve"> a man who </w:t>
-            </w:r>
-            <w:r>
-              <w:rPr>
-                <w:rFonts w:asciiTheme="majorHAnsi" w:hAnsiTheme="majorHAnsi" w:cstheme="majorHAnsi"/>
-                <w:strike/>
-                <w:sz w:val="26"/>
-                <w:szCs w:val="26"/>
-              </w:rPr>
-              <w:t xml:space="preserve">couldn’t </w:t>
-            </w:r>
-            <w:r>
-              <w:rPr>
-                <w:rFonts w:asciiTheme="majorHAnsi" w:hAnsiTheme="majorHAnsi" w:cstheme="majorHAnsi"/>
-                <w:strike/>
-                <w:sz w:val="26"/>
-                <w:szCs w:val="26"/>
-              </w:rPr>
-              <w:t>reset after a failure.</w:t>
-            </w:r>
-            <w:r>
-              <w:rPr>
-                <w:rFonts w:asciiTheme="majorHAnsi" w:hAnsiTheme="majorHAnsi" w:cstheme="majorHAnsi"/>
-                <w:strike/>
-                <w:sz w:val="26"/>
-                <w:szCs w:val="26"/>
-              </w:rPr>
-              <w:t xml:space="preserve"> Ray confronts Clay with the tape to show him she understands his pain. Clay finally drops his guard. He admits he was trying to sabotage her because he feared her success would make his own legacy obsolete.</w:t>
-            </w:r>
-          </w:p>
-        </w:tc>
-      </w:tr>
-      <w:tr>
-        <w:tc>
-          <w:tcPr>
-            <w:tcW w:w="0" w:type="auto"/>
-            <w:tcBorders>
-              <w:bottom w:val="single" w:sz="6" w:space="0" w:color="DCDFE5"/>
-            </w:tcBorders>
-            <w:shd w:val="clear" w:color="auto" w:fill="FFFFFF"/>
-            <w:tcMar>
-              <w:top w:w="180" w:type="dxa"/>
-              <w:left w:w="0" w:type="dxa"/>
-              <w:bottom w:w="180" w:type="dxa"/>
-              <w:right w:w="240" w:type="dxa"/>
-            </w:tcMar>
-          </w:tcPr>
-          <w:p>
-            <w:pPr>
-              <w:tabs>
-                <w:tab w:val="left" w:pos="5013"/>
-              </w:tabs>
-              <w:spacing w:line="240" w:lineRule="auto"/>
-              <w:rPr>
-                <w:rFonts w:asciiTheme="majorHAnsi" w:hAnsiTheme="majorHAnsi" w:cstheme="majorHAnsi"/>
-                <w:strike/>
-                <w:sz w:val="28"/>
-                <w:szCs w:val="28"/>
-              </w:rPr>
-            </w:pPr>
-            <w:r>
-              <w:rPr>
-                <w:rFonts w:asciiTheme="majorHAnsi" w:hAnsiTheme="majorHAnsi" w:cstheme="majorHAnsi"/>
-                <w:strike/>
-                <w:sz w:val="28"/>
-                <w:szCs w:val="28"/>
-              </w:rPr>
-              <w:lastRenderedPageBreak/>
-              <w:t>7</w:t>
-            </w:r>
-          </w:p>
-        </w:tc>
-        <w:tc>
-          <w:tcPr>
-            <w:tcW w:w="0" w:type="auto"/>
-            <w:tcBorders>
-              <w:bottom w:val="single" w:sz="6" w:space="0" w:color="DCDFE5"/>
-            </w:tcBorders>
-            <w:shd w:val="clear" w:color="auto" w:fill="FFFFFF"/>
-            <w:tcMar>
-              <w:top w:w="180" w:type="dxa"/>
-              <w:left w:w="0" w:type="dxa"/>
-              <w:bottom w:w="180" w:type="dxa"/>
-              <w:right w:w="240" w:type="dxa"/>
-            </w:tcMar>
-          </w:tcPr>
-          <w:p>
-            <w:pPr>
-              <w:tabs>
-                <w:tab w:val="left" w:pos="5013"/>
-              </w:tabs>
-              <w:spacing w:line="240" w:lineRule="auto"/>
-              <w:rPr>
-                <w:rFonts w:asciiTheme="majorHAnsi" w:hAnsiTheme="majorHAnsi" w:cstheme="majorHAnsi"/>
-                <w:strike/>
-                <w:sz w:val="28"/>
-                <w:szCs w:val="28"/>
-              </w:rPr>
-            </w:pPr>
-            <w:r>
-              <w:rPr>
-                <w:rFonts w:asciiTheme="majorHAnsi" w:hAnsiTheme="majorHAnsi" w:cstheme="majorHAnsi"/>
-                <w:strike/>
-                <w:sz w:val="28"/>
-                <w:szCs w:val="28"/>
-              </w:rPr>
-              <w:t>Unscripted</w:t>
-            </w:r>
-          </w:p>
-        </w:tc>
-        <w:tc>
-          <w:tcPr>
-            <w:tcW w:w="0" w:type="auto"/>
-            <w:tcBorders>
-              <w:bottom w:val="single" w:sz="6" w:space="0" w:color="DCDFE5"/>
-            </w:tcBorders>
-            <w:shd w:val="clear" w:color="auto" w:fill="FFFFFF"/>
-            <w:tcMar>
-              <w:top w:w="180" w:type="dxa"/>
-              <w:left w:w="0" w:type="dxa"/>
-              <w:bottom w:w="180" w:type="dxa"/>
-              <w:right w:w="0" w:type="dxa"/>
-            </w:tcMar>
-          </w:tcPr>
-          <w:p>
-            <w:pPr>
-              <w:tabs>
-                <w:tab w:val="left" w:pos="5013"/>
-              </w:tabs>
-              <w:spacing w:line="240" w:lineRule="auto"/>
-              <w:rPr>
-                <w:rFonts w:asciiTheme="majorHAnsi" w:hAnsiTheme="majorHAnsi" w:cstheme="majorHAnsi"/>
-                <w:strike/>
-                <w:sz w:val="26"/>
-                <w:szCs w:val="26"/>
-              </w:rPr>
-            </w:pPr>
-            <w:r>
-              <w:rPr>
-                <w:rFonts w:asciiTheme="majorHAnsi" w:hAnsiTheme="majorHAnsi" w:cstheme="majorHAnsi"/>
-                <w:strike/>
-                <w:sz w:val="26"/>
-                <w:szCs w:val="26"/>
-              </w:rPr>
-              <w:t xml:space="preserve">As filming for the movie </w:t>
-            </w:r>
-            <w:r>
-              <w:rPr>
-                <w:rFonts w:asciiTheme="majorHAnsi" w:hAnsiTheme="majorHAnsi" w:cstheme="majorHAnsi"/>
-                <w:strike/>
-                <w:sz w:val="26"/>
-                <w:szCs w:val="26"/>
-              </w:rPr>
-              <w:t>grows</w:t>
-            </w:r>
-            <w:r>
-              <w:rPr>
-                <w:rFonts w:asciiTheme="majorHAnsi" w:hAnsiTheme="majorHAnsi" w:cstheme="majorHAnsi"/>
-                <w:strike/>
-                <w:sz w:val="26"/>
-                <w:szCs w:val="26"/>
-              </w:rPr>
-              <w:t xml:space="preserve"> improvisational, </w:t>
-            </w:r>
-            <w:r>
-              <w:rPr>
-                <w:rFonts w:asciiTheme="majorHAnsi" w:hAnsiTheme="majorHAnsi" w:cstheme="majorHAnsi"/>
-                <w:strike/>
-                <w:sz w:val="26"/>
-                <w:szCs w:val="26"/>
-              </w:rPr>
-              <w:t>Ray asks Aurora to return as herself. She accepts</w:t>
-            </w:r>
-            <w:r>
-              <w:rPr>
-                <w:rFonts w:asciiTheme="majorHAnsi" w:hAnsiTheme="majorHAnsi" w:cstheme="majorHAnsi"/>
-                <w:strike/>
-                <w:sz w:val="26"/>
-                <w:szCs w:val="26"/>
-              </w:rPr>
-              <w:t xml:space="preserve"> so long as she can use</w:t>
-            </w:r>
-            <w:r>
-              <w:rPr>
-                <w:rFonts w:asciiTheme="majorHAnsi" w:hAnsiTheme="majorHAnsi" w:cstheme="majorHAnsi"/>
-                <w:strike/>
-                <w:sz w:val="26"/>
-                <w:szCs w:val="26"/>
-              </w:rPr>
-              <w:t xml:space="preserve"> the film to advocate for the environment and wellbeing of children everywhere.</w:t>
-            </w:r>
-            <w:r>
-              <w:rPr>
-                <w:rFonts w:asciiTheme="majorHAnsi" w:hAnsiTheme="majorHAnsi" w:cstheme="majorHAnsi"/>
-                <w:strike/>
-                <w:sz w:val="26"/>
-                <w:szCs w:val="26"/>
-              </w:rPr>
-              <w:t xml:space="preserve"> They merge Aurora’s musical talent with Ray’s </w:t>
-            </w:r>
-            <w:r>
-              <w:rPr>
-                <w:rFonts w:asciiTheme="majorHAnsi" w:hAnsiTheme="majorHAnsi" w:cstheme="majorHAnsi"/>
-                <w:strike/>
-                <w:sz w:val="26"/>
-                <w:szCs w:val="26"/>
-              </w:rPr>
-              <w:t>puppetry</w:t>
-            </w:r>
-            <w:r>
-              <w:rPr>
-                <w:rFonts w:asciiTheme="majorHAnsi" w:hAnsiTheme="majorHAnsi" w:cstheme="majorHAnsi"/>
-                <w:strike/>
-                <w:sz w:val="26"/>
-                <w:szCs w:val="26"/>
-              </w:rPr>
-              <w:t xml:space="preserve"> energy, creating a more balanced and inclusive production</w:t>
-            </w:r>
-            <w:r>
-              <w:rPr>
-                <w:rFonts w:asciiTheme="majorHAnsi" w:hAnsiTheme="majorHAnsi" w:cstheme="majorHAnsi"/>
-                <w:strike/>
-                <w:sz w:val="26"/>
-                <w:szCs w:val="26"/>
-              </w:rPr>
-              <w:t>.</w:t>
-            </w:r>
-          </w:p>
-        </w:tc>
-      </w:tr>
-      <w:tr>
-        <w:tc>
-          <w:tcPr>
-            <w:tcW w:w="0" w:type="auto"/>
-            <w:tcBorders>
-              <w:bottom w:val="single" w:sz="6" w:space="0" w:color="DCDFE5"/>
-            </w:tcBorders>
-            <w:shd w:val="clear" w:color="auto" w:fill="FFFFFF"/>
-            <w:tcMar>
-              <w:top w:w="180" w:type="dxa"/>
-              <w:left w:w="0" w:type="dxa"/>
-              <w:bottom w:w="180" w:type="dxa"/>
-              <w:right w:w="240" w:type="dxa"/>
-            </w:tcMar>
-            <w:hideMark/>
-          </w:tcPr>
-          <w:p>
-            <w:pPr>
-              <w:tabs>
-                <w:tab w:val="left" w:pos="5013"/>
-              </w:tabs>
-              <w:spacing w:line="240" w:lineRule="auto"/>
-              <w:rPr>
-                <w:rFonts w:asciiTheme="majorHAnsi" w:hAnsiTheme="majorHAnsi" w:cstheme="majorHAnsi"/>
-                <w:strike/>
-                <w:sz w:val="28"/>
-                <w:szCs w:val="28"/>
-              </w:rPr>
-            </w:pPr>
-            <w:r>
-              <w:rPr>
-                <w:rFonts w:asciiTheme="majorHAnsi" w:hAnsiTheme="majorHAnsi" w:cstheme="majorHAnsi"/>
-                <w:strike/>
-                <w:sz w:val="28"/>
-                <w:szCs w:val="28"/>
-              </w:rPr>
-              <w:t>8</w:t>
-            </w:r>
-          </w:p>
-        </w:tc>
-        <w:tc>
-          <w:tcPr>
-            <w:tcW w:w="0" w:type="auto"/>
-            <w:tcBorders>
-              <w:bottom w:val="single" w:sz="6" w:space="0" w:color="DCDFE5"/>
-            </w:tcBorders>
-            <w:shd w:val="clear" w:color="auto" w:fill="FFFFFF"/>
-            <w:tcMar>
-              <w:top w:w="180" w:type="dxa"/>
-              <w:left w:w="0" w:type="dxa"/>
-              <w:bottom w:w="180" w:type="dxa"/>
-              <w:right w:w="240" w:type="dxa"/>
-            </w:tcMar>
-            <w:hideMark/>
-          </w:tcPr>
-          <w:p>
-            <w:pPr>
-              <w:tabs>
-                <w:tab w:val="left" w:pos="5013"/>
-              </w:tabs>
-              <w:spacing w:line="240" w:lineRule="auto"/>
-              <w:rPr>
-                <w:rFonts w:asciiTheme="majorHAnsi" w:hAnsiTheme="majorHAnsi" w:cstheme="majorHAnsi"/>
-                <w:strike/>
-                <w:sz w:val="28"/>
-                <w:szCs w:val="28"/>
-              </w:rPr>
-            </w:pPr>
-            <w:r>
-              <w:rPr>
-                <w:rFonts w:asciiTheme="majorHAnsi" w:hAnsiTheme="majorHAnsi" w:cstheme="majorHAnsi"/>
-                <w:strike/>
-                <w:sz w:val="28"/>
-                <w:szCs w:val="28"/>
-              </w:rPr>
-              <w:t>Opening Night</w:t>
-            </w:r>
-          </w:p>
-        </w:tc>
-        <w:tc>
-          <w:tcPr>
-            <w:tcW w:w="0" w:type="auto"/>
-            <w:tcBorders>
-              <w:bottom w:val="single" w:sz="6" w:space="0" w:color="DCDFE5"/>
-            </w:tcBorders>
-            <w:shd w:val="clear" w:color="auto" w:fill="FFFFFF"/>
-            <w:tcMar>
-              <w:top w:w="180" w:type="dxa"/>
-              <w:left w:w="0" w:type="dxa"/>
-              <w:bottom w:w="180" w:type="dxa"/>
-              <w:right w:w="0" w:type="dxa"/>
-            </w:tcMar>
-            <w:hideMark/>
-          </w:tcPr>
-          <w:p>
-            <w:pPr>
-              <w:tabs>
-                <w:tab w:val="left" w:pos="5013"/>
-              </w:tabs>
-              <w:spacing w:line="240" w:lineRule="auto"/>
-              <w:rPr>
-                <w:rFonts w:asciiTheme="majorHAnsi" w:hAnsiTheme="majorHAnsi" w:cstheme="majorHAnsi"/>
-                <w:strike/>
-                <w:sz w:val="26"/>
-                <w:szCs w:val="26"/>
-              </w:rPr>
-            </w:pPr>
-            <w:r>
-              <w:rPr>
-                <w:rFonts w:asciiTheme="majorHAnsi" w:hAnsiTheme="majorHAnsi" w:cstheme="majorHAnsi"/>
-                <w:strike/>
-                <w:sz w:val="26"/>
-                <w:szCs w:val="26"/>
-              </w:rPr>
-              <w:t>A special preview of the movie is held at a children’s hospital. The event is chaotic; the children are rowdy, and an anti-science activist interrupts the talkback session. Clay reflects deeply on his own history with mental health</w:t>
-            </w:r>
-            <w:r>
-              <w:rPr>
-                <w:rFonts w:asciiTheme="majorHAnsi" w:hAnsiTheme="majorHAnsi" w:cstheme="majorHAnsi"/>
-                <w:strike/>
-                <w:sz w:val="26"/>
-                <w:szCs w:val="26"/>
-              </w:rPr>
-              <w:t>.</w:t>
+              <w:t xml:space="preserve">Cold Open: </w:t>
+            </w:r>
+            <w:r>
+              <w:rPr>
+                <w:rFonts w:asciiTheme="majorHAnsi" w:hAnsiTheme="majorHAnsi" w:cstheme="majorHAnsi"/>
+                <w:sz w:val="26"/>
+                <w:szCs w:val="26"/>
+              </w:rPr>
+              <w:t xml:space="preserve">Ray </w:t>
+            </w:r>
+            <w:r>
+              <w:rPr>
+                <w:rFonts w:asciiTheme="majorHAnsi" w:hAnsiTheme="majorHAnsi" w:cstheme="majorHAnsi"/>
+                <w:sz w:val="26"/>
+                <w:szCs w:val="26"/>
+              </w:rPr>
+              <w:t>is lost in outer space</w:t>
+            </w:r>
+            <w:r>
+              <w:rPr>
+                <w:rFonts w:asciiTheme="majorHAnsi" w:hAnsiTheme="majorHAnsi" w:cstheme="majorHAnsi"/>
+                <w:sz w:val="26"/>
+                <w:szCs w:val="26"/>
+              </w:rPr>
+              <w:t xml:space="preserve"> without Aurora trying to break the fourth wall with her.</w:t>
             </w:r>
           </w:p>
           <w:p>
@@ -13976,30 +12318,84 @@
               <w:spacing w:line="240" w:lineRule="auto"/>
               <w:rPr>
                 <w:rFonts w:asciiTheme="majorHAnsi" w:hAnsiTheme="majorHAnsi" w:cstheme="majorHAnsi"/>
-                <w:strike/>
                 <w:sz w:val="26"/>
                 <w:szCs w:val="26"/>
               </w:rPr>
             </w:pPr>
+            <w:r>
+              <w:rPr>
+                <w:rFonts w:asciiTheme="majorHAnsi" w:hAnsiTheme="majorHAnsi" w:cstheme="majorHAnsi"/>
+                <w:sz w:val="26"/>
+                <w:szCs w:val="26"/>
+              </w:rPr>
+              <w:lastRenderedPageBreak/>
+              <w:t xml:space="preserve">Clay </w:t>
+            </w:r>
+            <w:r>
+              <w:rPr>
+                <w:rFonts w:asciiTheme="majorHAnsi" w:hAnsiTheme="majorHAnsi" w:cstheme="majorHAnsi"/>
+                <w:sz w:val="26"/>
+                <w:szCs w:val="26"/>
+              </w:rPr>
+              <w:t>pairs with Stardust once again while Ray tries out a partnership with StarPower.</w:t>
+            </w:r>
+            <w:r>
+              <w:rPr>
+                <w:rFonts w:asciiTheme="majorHAnsi" w:hAnsiTheme="majorHAnsi" w:cstheme="majorHAnsi"/>
+                <w:sz w:val="26"/>
+                <w:szCs w:val="26"/>
+              </w:rPr>
+              <w:t xml:space="preserve"> </w:t>
+            </w:r>
+            <w:r>
+              <w:rPr>
+                <w:rFonts w:asciiTheme="majorHAnsi" w:hAnsiTheme="majorHAnsi" w:cstheme="majorHAnsi"/>
+                <w:sz w:val="26"/>
+                <w:szCs w:val="26"/>
+              </w:rPr>
+              <w:t xml:space="preserve">During the taping, </w:t>
+            </w:r>
+            <w:r>
+              <w:rPr>
+                <w:rFonts w:asciiTheme="majorHAnsi" w:hAnsiTheme="majorHAnsi" w:cstheme="majorHAnsi"/>
+                <w:sz w:val="26"/>
+                <w:szCs w:val="26"/>
+              </w:rPr>
+              <w:t xml:space="preserve">Ray refuses to take part in the </w:t>
+            </w:r>
+            <w:r>
+              <w:rPr>
+                <w:rFonts w:asciiTheme="majorHAnsi" w:hAnsiTheme="majorHAnsi" w:cstheme="majorHAnsi"/>
+                <w:sz w:val="26"/>
+                <w:szCs w:val="26"/>
+              </w:rPr>
+              <w:t>production</w:t>
+            </w:r>
+            <w:r>
+              <w:rPr>
+                <w:rFonts w:asciiTheme="majorHAnsi" w:hAnsiTheme="majorHAnsi" w:cstheme="majorHAnsi"/>
+                <w:sz w:val="26"/>
+                <w:szCs w:val="26"/>
+              </w:rPr>
+              <w:t xml:space="preserve"> without Aurora’s presence</w:t>
+            </w:r>
+            <w:r>
+              <w:rPr>
+                <w:rFonts w:asciiTheme="majorHAnsi" w:hAnsiTheme="majorHAnsi" w:cstheme="majorHAnsi"/>
+                <w:sz w:val="26"/>
+                <w:szCs w:val="26"/>
+              </w:rPr>
+              <w:t xml:space="preserve">, and River personally fires Ray. The creators are about to </w:t>
+            </w:r>
+            <w:r>
+              <w:rPr>
+                <w:rFonts w:asciiTheme="majorHAnsi" w:hAnsiTheme="majorHAnsi" w:cstheme="majorHAnsi"/>
+                <w:sz w:val="26"/>
+                <w:szCs w:val="26"/>
+              </w:rPr>
+              <w:t>let Clay be the permanent host once more, but Clay convinces River and Skye otherwise.</w:t>
+            </w:r>
           </w:p>
-        </w:tc>
-      </w:tr>
-      <w:tr>
-        <w:tc>
-          <w:tcPr>
-            <w:tcW w:w="0" w:type="auto"/>
-            <w:tcBorders>
-              <w:bottom w:val="nil"/>
-            </w:tcBorders>
-            <w:shd w:val="clear" w:color="auto" w:fill="FFFFFF"/>
-            <w:tcMar>
-              <w:top w:w="180" w:type="dxa"/>
-              <w:left w:w="0" w:type="dxa"/>
-              <w:bottom w:w="180" w:type="dxa"/>
-              <w:right w:w="240" w:type="dxa"/>
-            </w:tcMar>
-            <w:hideMark/>
-          </w:tcPr>
           <w:p>
             <w:pPr>
               <w:tabs>
@@ -14008,142 +12404,57 @@
               <w:spacing w:line="240" w:lineRule="auto"/>
               <w:rPr>
                 <w:rFonts w:asciiTheme="majorHAnsi" w:hAnsiTheme="majorHAnsi" w:cstheme="majorHAnsi"/>
-                <w:strike/>
-                <w:sz w:val="28"/>
-                <w:szCs w:val="28"/>
+                <w:sz w:val="26"/>
+                <w:szCs w:val="26"/>
               </w:rPr>
             </w:pPr>
             <w:r>
               <w:rPr>
                 <w:rFonts w:asciiTheme="majorHAnsi" w:hAnsiTheme="majorHAnsi" w:cstheme="majorHAnsi"/>
-                <w:strike/>
-                <w:sz w:val="28"/>
-                <w:szCs w:val="28"/>
-              </w:rPr>
-              <w:t>9</w:t>
-            </w:r>
-          </w:p>
-        </w:tc>
-        <w:tc>
-          <w:tcPr>
-            <w:tcW w:w="0" w:type="auto"/>
-            <w:tcBorders>
-              <w:bottom w:val="nil"/>
-            </w:tcBorders>
-            <w:shd w:val="clear" w:color="auto" w:fill="FFFFFF"/>
-            <w:tcMar>
-              <w:top w:w="180" w:type="dxa"/>
-              <w:left w:w="0" w:type="dxa"/>
-              <w:bottom w:w="180" w:type="dxa"/>
-              <w:right w:w="240" w:type="dxa"/>
-            </w:tcMar>
-            <w:hideMark/>
-          </w:tcPr>
-          <w:p>
-            <w:pPr>
-              <w:tabs>
-                <w:tab w:val="left" w:pos="5013"/>
-              </w:tabs>
-              <w:spacing w:line="240" w:lineRule="auto"/>
-              <w:rPr>
-                <w:rFonts w:asciiTheme="majorHAnsi" w:hAnsiTheme="majorHAnsi" w:cstheme="majorHAnsi"/>
-                <w:strike/>
-                <w:sz w:val="28"/>
-                <w:szCs w:val="28"/>
-              </w:rPr>
-            </w:pPr>
-            <w:r>
-              <w:rPr>
-                <w:rFonts w:asciiTheme="majorHAnsi" w:hAnsiTheme="majorHAnsi" w:cstheme="majorHAnsi"/>
-                <w:strike/>
-                <w:sz w:val="28"/>
-                <w:szCs w:val="28"/>
-              </w:rPr>
-              <w:t>Wish for Granted</w:t>
-            </w:r>
-          </w:p>
-        </w:tc>
-        <w:tc>
-          <w:tcPr>
-            <w:tcW w:w="0" w:type="auto"/>
-            <w:tcBorders>
-              <w:bottom w:val="nil"/>
-            </w:tcBorders>
-            <w:shd w:val="clear" w:color="auto" w:fill="FFFFFF"/>
-            <w:tcMar>
-              <w:top w:w="180" w:type="dxa"/>
-              <w:left w:w="0" w:type="dxa"/>
-              <w:bottom w:w="180" w:type="dxa"/>
-              <w:right w:w="0" w:type="dxa"/>
-            </w:tcMar>
-            <w:hideMark/>
-          </w:tcPr>
-          <w:p>
-            <w:pPr>
-              <w:tabs>
-                <w:tab w:val="left" w:pos="5013"/>
-              </w:tabs>
-              <w:spacing w:line="240" w:lineRule="auto"/>
-              <w:rPr>
-                <w:rFonts w:asciiTheme="majorHAnsi" w:hAnsiTheme="majorHAnsi" w:cstheme="majorHAnsi"/>
-                <w:strike/>
-                <w:sz w:val="26"/>
-                <w:szCs w:val="26"/>
-              </w:rPr>
-            </w:pPr>
-            <w:r>
-              <w:rPr>
-                <w:rFonts w:asciiTheme="majorHAnsi" w:hAnsiTheme="majorHAnsi" w:cstheme="majorHAnsi"/>
-                <w:strike/>
-                <w:sz w:val="26"/>
-                <w:szCs w:val="26"/>
-              </w:rPr>
-              <w:t>In the Season 3 premiere, a terminally ill child actor named Grant guest stars. Clay officially retires, passing his signature cosmic vest to Grant. Despite Grant’s wish for the show to continue, the network abruptly cancels the series, leaving only f</w:t>
-            </w:r>
-            <w:r>
-              <w:rPr>
-                <w:rFonts w:asciiTheme="majorHAnsi" w:hAnsiTheme="majorHAnsi" w:cstheme="majorHAnsi"/>
-                <w:strike/>
-                <w:sz w:val="26"/>
-                <w:szCs w:val="26"/>
-              </w:rPr>
-              <w:t>ive</w:t>
-            </w:r>
-            <w:r>
-              <w:rPr>
-                <w:rFonts w:asciiTheme="majorHAnsi" w:hAnsiTheme="majorHAnsi" w:cstheme="majorHAnsi"/>
-                <w:strike/>
-                <w:sz w:val="26"/>
-                <w:szCs w:val="26"/>
-              </w:rPr>
-              <w:t xml:space="preserve"> produced episodes for the final season. Ray announces the news to the world on a book signing tour.</w:t>
-            </w:r>
-            <w:r>
-              <w:rPr>
-                <w:rFonts w:asciiTheme="majorHAnsi" w:hAnsiTheme="majorHAnsi" w:cstheme="majorHAnsi"/>
-                <w:strike/>
-                <w:sz w:val="26"/>
-                <w:szCs w:val="26"/>
-              </w:rPr>
-              <w:t xml:space="preserve"> Kwan also shares news to Ray that he </w:t>
-            </w:r>
-            <w:r>
-              <w:rPr>
-                <w:rFonts w:asciiTheme="majorHAnsi" w:hAnsiTheme="majorHAnsi" w:cstheme="majorHAnsi"/>
-                <w:strike/>
-                <w:sz w:val="26"/>
-                <w:szCs w:val="26"/>
-              </w:rPr>
-              <w:t xml:space="preserve">is given an opportunity to audition for </w:t>
-            </w:r>
-            <w:r>
-              <w:rPr>
-                <w:rFonts w:asciiTheme="majorHAnsi" w:hAnsiTheme="majorHAnsi" w:cstheme="majorHAnsi"/>
-                <w:strike/>
-                <w:sz w:val="26"/>
-                <w:szCs w:val="26"/>
-              </w:rPr>
-              <w:t>an acclaimed science documentary series.</w:t>
+                <w:sz w:val="26"/>
+                <w:szCs w:val="26"/>
+              </w:rPr>
+              <w:t xml:space="preserve">Tag: </w:t>
+            </w:r>
+            <w:r>
+              <w:rPr>
+                <w:rFonts w:asciiTheme="majorHAnsi" w:hAnsiTheme="majorHAnsi" w:cstheme="majorHAnsi"/>
+                <w:sz w:val="26"/>
+                <w:szCs w:val="26"/>
+              </w:rPr>
+              <w:t xml:space="preserve">The finale is rewritten. </w:t>
+            </w:r>
+            <w:r>
+              <w:rPr>
+                <w:rFonts w:asciiTheme="majorHAnsi" w:hAnsiTheme="majorHAnsi" w:cstheme="majorHAnsi"/>
+                <w:sz w:val="26"/>
+                <w:szCs w:val="26"/>
+              </w:rPr>
+              <w:t xml:space="preserve">It follows Ray getting Clay’s help to rescue Aurora and StarPower </w:t>
+            </w:r>
+            <w:r>
+              <w:rPr>
+                <w:rFonts w:asciiTheme="majorHAnsi" w:hAnsiTheme="majorHAnsi" w:cstheme="majorHAnsi"/>
+                <w:sz w:val="26"/>
+                <w:szCs w:val="26"/>
+              </w:rPr>
+              <w:t xml:space="preserve">who are </w:t>
+            </w:r>
+            <w:r>
+              <w:rPr>
+                <w:rFonts w:asciiTheme="majorHAnsi" w:hAnsiTheme="majorHAnsi" w:cstheme="majorHAnsi"/>
+                <w:sz w:val="26"/>
+                <w:szCs w:val="26"/>
+              </w:rPr>
+              <w:t xml:space="preserve">in </w:t>
+            </w:r>
+            <w:r>
+              <w:rPr>
+                <w:rFonts w:asciiTheme="majorHAnsi" w:hAnsiTheme="majorHAnsi" w:cstheme="majorHAnsi"/>
+                <w:sz w:val="26"/>
+                <w:szCs w:val="26"/>
+              </w:rPr>
+              <w:t>danger.</w:t>
             </w:r>
           </w:p>
         </w:tc>
@@ -14153,1485 +12464,8 @@
       <w:pPr>
         <w:rPr>
           <w:rFonts w:asciiTheme="majorHAnsi" w:hAnsiTheme="majorHAnsi" w:cstheme="majorHAnsi"/>
-          <w:strike/>
           <w:sz w:val="26"/>
           <w:szCs w:val="26"/>
-        </w:rPr>
-      </w:pPr>
-      <w:r>
-        <w:rPr>
-          <w:rFonts w:asciiTheme="majorHAnsi" w:hAnsiTheme="majorHAnsi" w:cstheme="majorHAnsi"/>
-          <w:strike/>
-          <w:sz w:val="26"/>
-          <w:szCs w:val="26"/>
-        </w:rPr>
-        <w:br w:type="page"/>
-      </w:r>
-    </w:p>
-    <w:p>
-      <w:pPr>
-        <w:rPr>
-          <w:rFonts w:asciiTheme="majorHAnsi" w:hAnsiTheme="majorHAnsi" w:cstheme="majorHAnsi"/>
-          <w:b/>
-          <w:bCs/>
-          <w:strike/>
-          <w:sz w:val="28"/>
-          <w:szCs w:val="28"/>
-          <w:u w:val="single"/>
-        </w:rPr>
-      </w:pPr>
-      <w:r>
-        <w:rPr>
-          <w:rFonts w:asciiTheme="majorHAnsi" w:hAnsiTheme="majorHAnsi" w:cstheme="majorHAnsi"/>
-          <w:b/>
-          <w:bCs/>
-          <w:strike/>
-          <w:sz w:val="28"/>
-          <w:szCs w:val="28"/>
-          <w:u w:val="single"/>
-        </w:rPr>
-        <w:lastRenderedPageBreak/>
-        <w:t xml:space="preserve">SEASON </w:t>
-      </w:r>
-      <w:r>
-        <w:rPr>
-          <w:rFonts w:asciiTheme="majorHAnsi" w:hAnsiTheme="majorHAnsi" w:cstheme="majorHAnsi"/>
-          <w:b/>
-          <w:bCs/>
-          <w:strike/>
-          <w:sz w:val="28"/>
-          <w:szCs w:val="28"/>
-          <w:u w:val="single"/>
-        </w:rPr>
-        <w:t>3</w:t>
-      </w:r>
-      <w:r>
-        <w:rPr>
-          <w:rFonts w:asciiTheme="majorHAnsi" w:hAnsiTheme="majorHAnsi" w:cstheme="majorHAnsi"/>
-          <w:b/>
-          <w:bCs/>
-          <w:strike/>
-          <w:sz w:val="28"/>
-          <w:szCs w:val="28"/>
-          <w:u w:val="single"/>
-        </w:rPr>
-        <w:t xml:space="preserve"> (GAS)</w:t>
-      </w:r>
-    </w:p>
-    <w:tbl>
-      <w:tblPr>
-        <w:tblW w:w="9780" w:type="dxa"/>
-        <w:shd w:val="clear" w:color="auto" w:fill="FFFFFF"/>
-        <w:tblCellMar>
-          <w:top w:w="15" w:type="dxa"/>
-          <w:left w:w="15" w:type="dxa"/>
-          <w:bottom w:w="15" w:type="dxa"/>
-          <w:right w:w="15" w:type="dxa"/>
-        </w:tblCellMar>
-        <w:tblLook w:val="04A0" w:firstRow="1" w:lastRow="0" w:firstColumn="1" w:lastColumn="0" w:noHBand="0" w:noVBand="1"/>
-      </w:tblPr>
-      <w:tblGrid>
-        <w:gridCol w:w="523"/>
-        <w:gridCol w:w="1365"/>
-        <w:gridCol w:w="7892"/>
-      </w:tblGrid>
-      <w:tr>
-        <w:tc>
-          <w:tcPr>
-            <w:tcW w:w="0" w:type="auto"/>
-            <w:tcBorders>
-              <w:bottom w:val="single" w:sz="6" w:space="0" w:color="DCDFE5"/>
-            </w:tcBorders>
-            <w:shd w:val="clear" w:color="auto" w:fill="FFFFFF"/>
-            <w:tcMar>
-              <w:top w:w="120" w:type="dxa"/>
-              <w:left w:w="0" w:type="dxa"/>
-              <w:bottom w:w="120" w:type="dxa"/>
-              <w:right w:w="240" w:type="dxa"/>
-            </w:tcMar>
-            <w:hideMark/>
-          </w:tcPr>
-          <w:p>
-            <w:pPr>
-              <w:tabs>
-                <w:tab w:val="left" w:pos="5013"/>
-              </w:tabs>
-              <w:spacing w:line="240" w:lineRule="auto"/>
-              <w:rPr>
-                <w:rFonts w:asciiTheme="majorHAnsi" w:hAnsiTheme="majorHAnsi" w:cstheme="majorHAnsi"/>
-                <w:strike/>
-                <w:sz w:val="28"/>
-                <w:szCs w:val="28"/>
-              </w:rPr>
-            </w:pPr>
-            <w:r>
-              <w:rPr>
-                <w:rFonts w:asciiTheme="majorHAnsi" w:hAnsiTheme="majorHAnsi" w:cstheme="majorHAnsi"/>
-                <w:strike/>
-                <w:sz w:val="28"/>
-                <w:szCs w:val="28"/>
-              </w:rPr>
-              <w:t>Ep</w:t>
-            </w:r>
-          </w:p>
-        </w:tc>
-        <w:tc>
-          <w:tcPr>
-            <w:tcW w:w="0" w:type="auto"/>
-            <w:tcBorders>
-              <w:bottom w:val="single" w:sz="6" w:space="0" w:color="DCDFE5"/>
-            </w:tcBorders>
-            <w:shd w:val="clear" w:color="auto" w:fill="FFFFFF"/>
-            <w:tcMar>
-              <w:top w:w="120" w:type="dxa"/>
-              <w:left w:w="0" w:type="dxa"/>
-              <w:bottom w:w="120" w:type="dxa"/>
-              <w:right w:w="240" w:type="dxa"/>
-            </w:tcMar>
-            <w:hideMark/>
-          </w:tcPr>
-          <w:p>
-            <w:pPr>
-              <w:tabs>
-                <w:tab w:val="left" w:pos="5013"/>
-              </w:tabs>
-              <w:spacing w:line="240" w:lineRule="auto"/>
-              <w:rPr>
-                <w:rFonts w:asciiTheme="majorHAnsi" w:hAnsiTheme="majorHAnsi" w:cstheme="majorHAnsi"/>
-                <w:strike/>
-                <w:sz w:val="28"/>
-                <w:szCs w:val="28"/>
-              </w:rPr>
-            </w:pPr>
-            <w:r>
-              <w:rPr>
-                <w:rFonts w:asciiTheme="majorHAnsi" w:hAnsiTheme="majorHAnsi" w:cstheme="majorHAnsi"/>
-                <w:strike/>
-                <w:sz w:val="28"/>
-                <w:szCs w:val="28"/>
-              </w:rPr>
-              <w:t>Title</w:t>
-            </w:r>
-          </w:p>
-        </w:tc>
-        <w:tc>
-          <w:tcPr>
-            <w:tcW w:w="0" w:type="auto"/>
-            <w:tcBorders>
-              <w:bottom w:val="single" w:sz="6" w:space="0" w:color="DCDFE5"/>
-            </w:tcBorders>
-            <w:shd w:val="clear" w:color="auto" w:fill="FFFFFF"/>
-            <w:tcMar>
-              <w:top w:w="120" w:type="dxa"/>
-              <w:left w:w="0" w:type="dxa"/>
-              <w:bottom w:w="120" w:type="dxa"/>
-              <w:right w:w="0" w:type="dxa"/>
-            </w:tcMar>
-            <w:hideMark/>
-          </w:tcPr>
-          <w:p>
-            <w:pPr>
-              <w:tabs>
-                <w:tab w:val="left" w:pos="5013"/>
-              </w:tabs>
-              <w:spacing w:line="240" w:lineRule="auto"/>
-              <w:rPr>
-                <w:rFonts w:asciiTheme="majorHAnsi" w:hAnsiTheme="majorHAnsi" w:cstheme="majorHAnsi"/>
-                <w:strike/>
-                <w:sz w:val="28"/>
-                <w:szCs w:val="28"/>
-              </w:rPr>
-            </w:pPr>
-            <w:r>
-              <w:rPr>
-                <w:rFonts w:asciiTheme="majorHAnsi" w:hAnsiTheme="majorHAnsi" w:cstheme="majorHAnsi"/>
-                <w:strike/>
-                <w:sz w:val="28"/>
-                <w:szCs w:val="28"/>
-              </w:rPr>
-              <w:t>Plot Summary</w:t>
-            </w:r>
-          </w:p>
-        </w:tc>
-      </w:tr>
-      <w:tr>
-        <w:tc>
-          <w:tcPr>
-            <w:tcW w:w="0" w:type="auto"/>
-            <w:tcBorders>
-              <w:bottom w:val="single" w:sz="6" w:space="0" w:color="DCDFE5"/>
-            </w:tcBorders>
-            <w:shd w:val="clear" w:color="auto" w:fill="FFFFFF"/>
-            <w:tcMar>
-              <w:top w:w="180" w:type="dxa"/>
-              <w:left w:w="0" w:type="dxa"/>
-              <w:bottom w:w="180" w:type="dxa"/>
-              <w:right w:w="240" w:type="dxa"/>
-            </w:tcMar>
-            <w:hideMark/>
-          </w:tcPr>
-          <w:p>
-            <w:pPr>
-              <w:tabs>
-                <w:tab w:val="left" w:pos="5013"/>
-              </w:tabs>
-              <w:spacing w:line="240" w:lineRule="auto"/>
-              <w:rPr>
-                <w:rFonts w:asciiTheme="majorHAnsi" w:hAnsiTheme="majorHAnsi" w:cstheme="majorHAnsi"/>
-                <w:strike/>
-                <w:sz w:val="28"/>
-                <w:szCs w:val="28"/>
-              </w:rPr>
-            </w:pPr>
-            <w:r>
-              <w:rPr>
-                <w:rFonts w:asciiTheme="majorHAnsi" w:hAnsiTheme="majorHAnsi" w:cstheme="majorHAnsi"/>
-                <w:strike/>
-                <w:sz w:val="28"/>
-                <w:szCs w:val="28"/>
-              </w:rPr>
-              <w:t>1</w:t>
-            </w:r>
-          </w:p>
-        </w:tc>
-        <w:tc>
-          <w:tcPr>
-            <w:tcW w:w="0" w:type="auto"/>
-            <w:tcBorders>
-              <w:bottom w:val="single" w:sz="6" w:space="0" w:color="DCDFE5"/>
-            </w:tcBorders>
-            <w:shd w:val="clear" w:color="auto" w:fill="FFFFFF"/>
-            <w:tcMar>
-              <w:top w:w="180" w:type="dxa"/>
-              <w:left w:w="0" w:type="dxa"/>
-              <w:bottom w:w="180" w:type="dxa"/>
-              <w:right w:w="240" w:type="dxa"/>
-            </w:tcMar>
-            <w:hideMark/>
-          </w:tcPr>
-          <w:p>
-            <w:pPr>
-              <w:tabs>
-                <w:tab w:val="left" w:pos="5013"/>
-              </w:tabs>
-              <w:spacing w:line="240" w:lineRule="auto"/>
-              <w:rPr>
-                <w:rFonts w:asciiTheme="majorHAnsi" w:hAnsiTheme="majorHAnsi" w:cstheme="majorHAnsi"/>
-                <w:strike/>
-                <w:sz w:val="28"/>
-                <w:szCs w:val="28"/>
-              </w:rPr>
-            </w:pPr>
-            <w:r>
-              <w:rPr>
-                <w:rFonts w:asciiTheme="majorHAnsi" w:hAnsiTheme="majorHAnsi" w:cstheme="majorHAnsi"/>
-                <w:strike/>
-                <w:sz w:val="28"/>
-                <w:szCs w:val="28"/>
-              </w:rPr>
-              <w:t>Absolute Zero</w:t>
-            </w:r>
-          </w:p>
-        </w:tc>
-        <w:tc>
-          <w:tcPr>
-            <w:tcW w:w="0" w:type="auto"/>
-            <w:tcBorders>
-              <w:bottom w:val="single" w:sz="6" w:space="0" w:color="DCDFE5"/>
-            </w:tcBorders>
-            <w:shd w:val="clear" w:color="auto" w:fill="FFFFFF"/>
-            <w:tcMar>
-              <w:top w:w="180" w:type="dxa"/>
-              <w:left w:w="0" w:type="dxa"/>
-              <w:bottom w:w="180" w:type="dxa"/>
-              <w:right w:w="0" w:type="dxa"/>
-            </w:tcMar>
-            <w:hideMark/>
-          </w:tcPr>
-          <w:p>
-            <w:pPr>
-              <w:tabs>
-                <w:tab w:val="left" w:pos="5013"/>
-              </w:tabs>
-              <w:spacing w:line="240" w:lineRule="auto"/>
-              <w:rPr>
-                <w:rFonts w:asciiTheme="majorHAnsi" w:hAnsiTheme="majorHAnsi" w:cstheme="majorHAnsi"/>
-                <w:strike/>
-                <w:sz w:val="26"/>
-                <w:szCs w:val="26"/>
-              </w:rPr>
-            </w:pPr>
-            <w:r>
-              <w:rPr>
-                <w:rFonts w:asciiTheme="majorHAnsi" w:hAnsiTheme="majorHAnsi" w:cstheme="majorHAnsi"/>
-                <w:strike/>
-                <w:sz w:val="26"/>
-                <w:szCs w:val="26"/>
-              </w:rPr>
-              <w:t>Ray</w:t>
-            </w:r>
-            <w:r>
-              <w:rPr>
-                <w:rFonts w:asciiTheme="majorHAnsi" w:hAnsiTheme="majorHAnsi" w:cstheme="majorHAnsi"/>
-                <w:strike/>
-                <w:sz w:val="26"/>
-                <w:szCs w:val="26"/>
-              </w:rPr>
-              <w:t xml:space="preserve"> </w:t>
-            </w:r>
-            <w:r>
-              <w:rPr>
-                <w:rFonts w:asciiTheme="majorHAnsi" w:hAnsiTheme="majorHAnsi" w:cstheme="majorHAnsi"/>
-                <w:strike/>
-                <w:sz w:val="26"/>
-                <w:szCs w:val="26"/>
-              </w:rPr>
-              <w:t xml:space="preserve">watches the final episode of </w:t>
-            </w:r>
-            <w:r>
-              <w:rPr>
-                <w:rFonts w:asciiTheme="majorHAnsi" w:hAnsiTheme="majorHAnsi" w:cstheme="majorHAnsi"/>
-                <w:i/>
-                <w:iCs/>
-                <w:strike/>
-                <w:sz w:val="26"/>
-                <w:szCs w:val="26"/>
-              </w:rPr>
-              <w:t>Stardust</w:t>
-            </w:r>
-            <w:r>
-              <w:rPr>
-                <w:rFonts w:asciiTheme="majorHAnsi" w:hAnsiTheme="majorHAnsi" w:cstheme="majorHAnsi"/>
-                <w:strike/>
-                <w:sz w:val="26"/>
-                <w:szCs w:val="26"/>
-              </w:rPr>
-              <w:t xml:space="preserve"> from 2006</w:t>
-            </w:r>
-            <w:r>
-              <w:rPr>
-                <w:rFonts w:asciiTheme="majorHAnsi" w:hAnsiTheme="majorHAnsi" w:cstheme="majorHAnsi"/>
-                <w:strike/>
-                <w:sz w:val="26"/>
-                <w:szCs w:val="26"/>
-              </w:rPr>
-              <w:t xml:space="preserve"> to </w:t>
-            </w:r>
-            <w:r>
-              <w:rPr>
-                <w:rFonts w:asciiTheme="majorHAnsi" w:hAnsiTheme="majorHAnsi" w:cstheme="majorHAnsi"/>
-                <w:strike/>
-                <w:sz w:val="26"/>
-                <w:szCs w:val="26"/>
-              </w:rPr>
-              <w:t>prepare</w:t>
-            </w:r>
-            <w:r>
-              <w:rPr>
-                <w:rFonts w:asciiTheme="majorHAnsi" w:hAnsiTheme="majorHAnsi" w:cstheme="majorHAnsi"/>
-                <w:strike/>
-                <w:sz w:val="26"/>
-                <w:szCs w:val="26"/>
-              </w:rPr>
-              <w:t xml:space="preserve"> for her last sign-off.</w:t>
-            </w:r>
-            <w:r>
-              <w:rPr>
-                <w:rFonts w:asciiTheme="majorHAnsi" w:hAnsiTheme="majorHAnsi" w:cstheme="majorHAnsi"/>
-                <w:strike/>
-                <w:sz w:val="26"/>
-                <w:szCs w:val="26"/>
-              </w:rPr>
-              <w:t xml:space="preserve"> She films it with the crew, which goes </w:t>
-            </w:r>
-            <w:r>
-              <w:rPr>
-                <w:rFonts w:asciiTheme="majorHAnsi" w:hAnsiTheme="majorHAnsi" w:cstheme="majorHAnsi"/>
-                <w:strike/>
-                <w:sz w:val="26"/>
-                <w:szCs w:val="26"/>
-              </w:rPr>
-              <w:t>disastrously</w:t>
-            </w:r>
-            <w:r>
-              <w:rPr>
-                <w:rFonts w:asciiTheme="majorHAnsi" w:hAnsiTheme="majorHAnsi" w:cstheme="majorHAnsi"/>
-                <w:strike/>
-                <w:sz w:val="26"/>
-                <w:szCs w:val="26"/>
-              </w:rPr>
-              <w:t>.</w:t>
-            </w:r>
-            <w:r>
-              <w:rPr>
-                <w:rFonts w:asciiTheme="majorHAnsi" w:hAnsiTheme="majorHAnsi" w:cstheme="majorHAnsi"/>
-                <w:strike/>
-                <w:sz w:val="26"/>
-                <w:szCs w:val="26"/>
-              </w:rPr>
-              <w:t xml:space="preserve"> Ray finds out that the </w:t>
-            </w:r>
-            <w:r>
-              <w:rPr>
-                <w:rFonts w:asciiTheme="majorHAnsi" w:hAnsiTheme="majorHAnsi" w:cstheme="majorHAnsi"/>
-                <w:strike/>
-                <w:sz w:val="26"/>
-                <w:szCs w:val="26"/>
-              </w:rPr>
-              <w:t xml:space="preserve">latest </w:t>
-            </w:r>
-            <w:r>
-              <w:rPr>
-                <w:rFonts w:asciiTheme="majorHAnsi" w:hAnsiTheme="majorHAnsi" w:cstheme="majorHAnsi"/>
-                <w:strike/>
-                <w:sz w:val="26"/>
-                <w:szCs w:val="26"/>
-              </w:rPr>
-              <w:t>FCC</w:t>
-            </w:r>
-            <w:r>
-              <w:rPr>
-                <w:rFonts w:asciiTheme="majorHAnsi" w:hAnsiTheme="majorHAnsi" w:cstheme="majorHAnsi"/>
-                <w:strike/>
-                <w:sz w:val="26"/>
-                <w:szCs w:val="26"/>
-              </w:rPr>
-              <w:t xml:space="preserve"> and its anti-science views</w:t>
-            </w:r>
-            <w:r>
-              <w:rPr>
-                <w:rFonts w:asciiTheme="majorHAnsi" w:hAnsiTheme="majorHAnsi" w:cstheme="majorHAnsi"/>
-                <w:strike/>
-                <w:sz w:val="26"/>
-                <w:szCs w:val="26"/>
-              </w:rPr>
-              <w:t xml:space="preserve"> had something to do </w:t>
-            </w:r>
-            <w:r>
-              <w:rPr>
-                <w:rFonts w:asciiTheme="majorHAnsi" w:hAnsiTheme="majorHAnsi" w:cstheme="majorHAnsi"/>
-                <w:strike/>
-                <w:sz w:val="26"/>
-                <w:szCs w:val="26"/>
-              </w:rPr>
-              <w:t>with the show’s cancellation.</w:t>
-            </w:r>
-          </w:p>
-        </w:tc>
-      </w:tr>
-      <w:tr>
-        <w:tc>
-          <w:tcPr>
-            <w:tcW w:w="0" w:type="auto"/>
-            <w:tcBorders>
-              <w:bottom w:val="single" w:sz="6" w:space="0" w:color="DCDFE5"/>
-            </w:tcBorders>
-            <w:shd w:val="clear" w:color="auto" w:fill="FFFFFF"/>
-            <w:tcMar>
-              <w:top w:w="180" w:type="dxa"/>
-              <w:left w:w="0" w:type="dxa"/>
-              <w:bottom w:w="180" w:type="dxa"/>
-              <w:right w:w="240" w:type="dxa"/>
-            </w:tcMar>
-            <w:hideMark/>
-          </w:tcPr>
-          <w:p>
-            <w:pPr>
-              <w:tabs>
-                <w:tab w:val="left" w:pos="5013"/>
-              </w:tabs>
-              <w:spacing w:line="240" w:lineRule="auto"/>
-              <w:rPr>
-                <w:rFonts w:asciiTheme="majorHAnsi" w:hAnsiTheme="majorHAnsi" w:cstheme="majorHAnsi"/>
-                <w:strike/>
-                <w:sz w:val="28"/>
-                <w:szCs w:val="28"/>
-              </w:rPr>
-            </w:pPr>
-            <w:r>
-              <w:rPr>
-                <w:rFonts w:asciiTheme="majorHAnsi" w:hAnsiTheme="majorHAnsi" w:cstheme="majorHAnsi"/>
-                <w:strike/>
-                <w:sz w:val="28"/>
-                <w:szCs w:val="28"/>
-              </w:rPr>
-              <w:t>2</w:t>
-            </w:r>
-          </w:p>
-        </w:tc>
-        <w:tc>
-          <w:tcPr>
-            <w:tcW w:w="0" w:type="auto"/>
-            <w:tcBorders>
-              <w:bottom w:val="single" w:sz="6" w:space="0" w:color="DCDFE5"/>
-            </w:tcBorders>
-            <w:shd w:val="clear" w:color="auto" w:fill="FFFFFF"/>
-            <w:tcMar>
-              <w:top w:w="180" w:type="dxa"/>
-              <w:left w:w="0" w:type="dxa"/>
-              <w:bottom w:w="180" w:type="dxa"/>
-              <w:right w:w="240" w:type="dxa"/>
-            </w:tcMar>
-            <w:hideMark/>
-          </w:tcPr>
-          <w:p>
-            <w:pPr>
-              <w:tabs>
-                <w:tab w:val="left" w:pos="5013"/>
-              </w:tabs>
-              <w:spacing w:line="240" w:lineRule="auto"/>
-              <w:rPr>
-                <w:rFonts w:asciiTheme="majorHAnsi" w:hAnsiTheme="majorHAnsi" w:cstheme="majorHAnsi"/>
-                <w:strike/>
-                <w:sz w:val="28"/>
-                <w:szCs w:val="28"/>
-              </w:rPr>
-            </w:pPr>
-            <w:r>
-              <w:rPr>
-                <w:rFonts w:asciiTheme="majorHAnsi" w:hAnsiTheme="majorHAnsi" w:cstheme="majorHAnsi"/>
-                <w:strike/>
-                <w:sz w:val="28"/>
-                <w:szCs w:val="28"/>
-              </w:rPr>
-              <w:t>Solid</w:t>
-            </w:r>
-          </w:p>
-        </w:tc>
-        <w:tc>
-          <w:tcPr>
-            <w:tcW w:w="0" w:type="auto"/>
-            <w:tcBorders>
-              <w:bottom w:val="single" w:sz="6" w:space="0" w:color="DCDFE5"/>
-            </w:tcBorders>
-            <w:shd w:val="clear" w:color="auto" w:fill="FFFFFF"/>
-            <w:tcMar>
-              <w:top w:w="180" w:type="dxa"/>
-              <w:left w:w="0" w:type="dxa"/>
-              <w:bottom w:w="180" w:type="dxa"/>
-              <w:right w:w="0" w:type="dxa"/>
-            </w:tcMar>
-            <w:hideMark/>
-          </w:tcPr>
-          <w:p>
-            <w:pPr>
-              <w:tabs>
-                <w:tab w:val="left" w:pos="5013"/>
-              </w:tabs>
-              <w:spacing w:line="240" w:lineRule="auto"/>
-              <w:rPr>
-                <w:rFonts w:asciiTheme="majorHAnsi" w:hAnsiTheme="majorHAnsi" w:cstheme="majorHAnsi"/>
-                <w:strike/>
-                <w:sz w:val="26"/>
-                <w:szCs w:val="26"/>
-              </w:rPr>
-            </w:pPr>
-            <w:r>
-              <w:rPr>
-                <w:rFonts w:asciiTheme="majorHAnsi" w:hAnsiTheme="majorHAnsi" w:cstheme="majorHAnsi"/>
-                <w:strike/>
-                <w:sz w:val="26"/>
-                <w:szCs w:val="26"/>
-              </w:rPr>
-              <w:t>Ray does Kwan a solid and coaches him on his audition for an acclaimed science documentary series.</w:t>
-            </w:r>
-            <w:r>
-              <w:rPr>
-                <w:rFonts w:asciiTheme="majorHAnsi" w:hAnsiTheme="majorHAnsi" w:cstheme="majorHAnsi"/>
-                <w:strike/>
-                <w:sz w:val="26"/>
-                <w:szCs w:val="26"/>
-              </w:rPr>
-              <w:t xml:space="preserve"> </w:t>
-            </w:r>
-            <w:r>
-              <w:rPr>
-                <w:rFonts w:asciiTheme="majorHAnsi" w:hAnsiTheme="majorHAnsi" w:cstheme="majorHAnsi"/>
-                <w:strike/>
-                <w:sz w:val="26"/>
-                <w:szCs w:val="26"/>
-              </w:rPr>
-              <w:t>Kwan fails his audition.</w:t>
-            </w:r>
-            <w:r>
-              <w:rPr>
-                <w:rFonts w:asciiTheme="majorHAnsi" w:hAnsiTheme="majorHAnsi" w:cstheme="majorHAnsi"/>
-                <w:strike/>
-                <w:sz w:val="26"/>
-                <w:szCs w:val="26"/>
-              </w:rPr>
-              <w:t xml:space="preserve"> Years fly by as the</w:t>
-            </w:r>
-            <w:r>
-              <w:rPr>
-                <w:rFonts w:asciiTheme="majorHAnsi" w:hAnsiTheme="majorHAnsi" w:cstheme="majorHAnsi"/>
-                <w:strike/>
-                <w:sz w:val="26"/>
-                <w:szCs w:val="26"/>
-              </w:rPr>
-              <w:t xml:space="preserve">ir </w:t>
-            </w:r>
-            <w:r>
-              <w:rPr>
-                <w:rFonts w:asciiTheme="majorHAnsi" w:hAnsiTheme="majorHAnsi" w:cstheme="majorHAnsi"/>
-                <w:strike/>
-                <w:sz w:val="26"/>
-                <w:szCs w:val="26"/>
-              </w:rPr>
-              <w:t>government puts more anti-science individuals in power.</w:t>
-            </w:r>
-          </w:p>
-        </w:tc>
-      </w:tr>
-      <w:tr>
-        <w:tc>
-          <w:tcPr>
-            <w:tcW w:w="0" w:type="auto"/>
-            <w:tcBorders>
-              <w:bottom w:val="single" w:sz="6" w:space="0" w:color="DCDFE5"/>
-            </w:tcBorders>
-            <w:shd w:val="clear" w:color="auto" w:fill="FFFFFF"/>
-            <w:tcMar>
-              <w:top w:w="180" w:type="dxa"/>
-              <w:left w:w="0" w:type="dxa"/>
-              <w:bottom w:w="180" w:type="dxa"/>
-              <w:right w:w="240" w:type="dxa"/>
-            </w:tcMar>
-          </w:tcPr>
-          <w:p>
-            <w:pPr>
-              <w:tabs>
-                <w:tab w:val="left" w:pos="5013"/>
-              </w:tabs>
-              <w:spacing w:line="240" w:lineRule="auto"/>
-              <w:rPr>
-                <w:rFonts w:asciiTheme="majorHAnsi" w:hAnsiTheme="majorHAnsi" w:cstheme="majorHAnsi"/>
-                <w:strike/>
-                <w:sz w:val="28"/>
-                <w:szCs w:val="28"/>
-              </w:rPr>
-            </w:pPr>
-            <w:r>
-              <w:rPr>
-                <w:rFonts w:asciiTheme="majorHAnsi" w:hAnsiTheme="majorHAnsi" w:cstheme="majorHAnsi"/>
-                <w:strike/>
-                <w:sz w:val="28"/>
-                <w:szCs w:val="28"/>
-              </w:rPr>
-              <w:t>3</w:t>
-            </w:r>
-          </w:p>
-        </w:tc>
-        <w:tc>
-          <w:tcPr>
-            <w:tcW w:w="0" w:type="auto"/>
-            <w:tcBorders>
-              <w:bottom w:val="single" w:sz="6" w:space="0" w:color="DCDFE5"/>
-            </w:tcBorders>
-            <w:shd w:val="clear" w:color="auto" w:fill="FFFFFF"/>
-            <w:tcMar>
-              <w:top w:w="180" w:type="dxa"/>
-              <w:left w:w="0" w:type="dxa"/>
-              <w:bottom w:w="180" w:type="dxa"/>
-              <w:right w:w="240" w:type="dxa"/>
-            </w:tcMar>
-          </w:tcPr>
-          <w:p>
-            <w:pPr>
-              <w:tabs>
-                <w:tab w:val="left" w:pos="5013"/>
-              </w:tabs>
-              <w:spacing w:line="240" w:lineRule="auto"/>
-              <w:rPr>
-                <w:rFonts w:asciiTheme="majorHAnsi" w:hAnsiTheme="majorHAnsi" w:cstheme="majorHAnsi"/>
-                <w:strike/>
-                <w:sz w:val="28"/>
-                <w:szCs w:val="28"/>
-              </w:rPr>
-            </w:pPr>
-            <w:r>
-              <w:rPr>
-                <w:rFonts w:asciiTheme="majorHAnsi" w:hAnsiTheme="majorHAnsi" w:cstheme="majorHAnsi"/>
-                <w:strike/>
-                <w:sz w:val="28"/>
-                <w:szCs w:val="28"/>
-              </w:rPr>
-              <w:t>Liquid</w:t>
-            </w:r>
-          </w:p>
-        </w:tc>
-        <w:tc>
-          <w:tcPr>
-            <w:tcW w:w="0" w:type="auto"/>
-            <w:tcBorders>
-              <w:bottom w:val="single" w:sz="6" w:space="0" w:color="DCDFE5"/>
-            </w:tcBorders>
-            <w:shd w:val="clear" w:color="auto" w:fill="FFFFFF"/>
-            <w:tcMar>
-              <w:top w:w="180" w:type="dxa"/>
-              <w:left w:w="0" w:type="dxa"/>
-              <w:bottom w:w="180" w:type="dxa"/>
-              <w:right w:w="0" w:type="dxa"/>
-            </w:tcMar>
-          </w:tcPr>
-          <w:p>
-            <w:pPr>
-              <w:tabs>
-                <w:tab w:val="left" w:pos="5013"/>
-              </w:tabs>
-              <w:spacing w:line="240" w:lineRule="auto"/>
-              <w:rPr>
-                <w:rFonts w:asciiTheme="majorHAnsi" w:hAnsiTheme="majorHAnsi" w:cstheme="majorHAnsi"/>
-                <w:strike/>
-                <w:sz w:val="26"/>
-                <w:szCs w:val="26"/>
-              </w:rPr>
-            </w:pPr>
-            <w:r>
-              <w:rPr>
-                <w:rFonts w:asciiTheme="majorHAnsi" w:hAnsiTheme="majorHAnsi" w:cstheme="majorHAnsi"/>
-                <w:strike/>
-                <w:sz w:val="26"/>
-                <w:szCs w:val="26"/>
-              </w:rPr>
-              <w:t>After</w:t>
-            </w:r>
-            <w:r>
-              <w:rPr>
-                <w:rFonts w:asciiTheme="majorHAnsi" w:hAnsiTheme="majorHAnsi" w:cstheme="majorHAnsi"/>
-                <w:strike/>
-                <w:sz w:val="26"/>
-                <w:szCs w:val="26"/>
-              </w:rPr>
-              <w:t xml:space="preserve"> a </w:t>
-            </w:r>
-            <w:r>
-              <w:rPr>
-                <w:rFonts w:asciiTheme="majorHAnsi" w:hAnsiTheme="majorHAnsi" w:cstheme="majorHAnsi"/>
-                <w:strike/>
-                <w:sz w:val="26"/>
-                <w:szCs w:val="26"/>
-              </w:rPr>
-              <w:t xml:space="preserve">2038 </w:t>
-            </w:r>
-            <w:r>
-              <w:rPr>
-                <w:rFonts w:asciiTheme="majorHAnsi" w:hAnsiTheme="majorHAnsi" w:cstheme="majorHAnsi"/>
-                <w:strike/>
-                <w:sz w:val="26"/>
-                <w:szCs w:val="26"/>
-              </w:rPr>
-              <w:t xml:space="preserve">hurricane disaster, </w:t>
-            </w:r>
-            <w:r>
-              <w:rPr>
-                <w:rFonts w:asciiTheme="majorHAnsi" w:hAnsiTheme="majorHAnsi" w:cstheme="majorHAnsi"/>
-                <w:strike/>
-                <w:sz w:val="26"/>
-                <w:szCs w:val="26"/>
-              </w:rPr>
-              <w:t xml:space="preserve">the </w:t>
-            </w:r>
-            <w:r>
-              <w:rPr>
-                <w:rFonts w:asciiTheme="majorHAnsi" w:hAnsiTheme="majorHAnsi" w:cstheme="majorHAnsi"/>
-                <w:strike/>
-                <w:sz w:val="26"/>
-                <w:szCs w:val="26"/>
-              </w:rPr>
-              <w:t>crew</w:t>
-            </w:r>
-            <w:r>
-              <w:rPr>
-                <w:rFonts w:asciiTheme="majorHAnsi" w:hAnsiTheme="majorHAnsi" w:cstheme="majorHAnsi"/>
-                <w:strike/>
-                <w:sz w:val="26"/>
-                <w:szCs w:val="26"/>
-              </w:rPr>
-              <w:t xml:space="preserve"> reunite</w:t>
-            </w:r>
-            <w:r>
-              <w:rPr>
-                <w:rFonts w:asciiTheme="majorHAnsi" w:hAnsiTheme="majorHAnsi" w:cstheme="majorHAnsi"/>
-                <w:strike/>
-                <w:sz w:val="26"/>
-                <w:szCs w:val="26"/>
-              </w:rPr>
-              <w:t>s</w:t>
-            </w:r>
-            <w:r>
-              <w:rPr>
-                <w:rFonts w:asciiTheme="majorHAnsi" w:hAnsiTheme="majorHAnsi" w:cstheme="majorHAnsi"/>
-                <w:strike/>
-                <w:sz w:val="26"/>
-                <w:szCs w:val="26"/>
-              </w:rPr>
-              <w:t xml:space="preserve"> as </w:t>
-            </w:r>
-            <w:r>
-              <w:rPr>
-                <w:rFonts w:asciiTheme="majorHAnsi" w:hAnsiTheme="majorHAnsi" w:cstheme="majorHAnsi"/>
-                <w:strike/>
-                <w:sz w:val="26"/>
-                <w:szCs w:val="26"/>
-              </w:rPr>
-              <w:t>spokesperson</w:t>
-            </w:r>
-            <w:r>
-              <w:rPr>
-                <w:rFonts w:asciiTheme="majorHAnsi" w:hAnsiTheme="majorHAnsi" w:cstheme="majorHAnsi"/>
-                <w:strike/>
-                <w:sz w:val="26"/>
-                <w:szCs w:val="26"/>
-              </w:rPr>
-              <w:t>s</w:t>
-            </w:r>
-            <w:r>
-              <w:rPr>
-                <w:rFonts w:asciiTheme="majorHAnsi" w:hAnsiTheme="majorHAnsi" w:cstheme="majorHAnsi"/>
-                <w:strike/>
-                <w:sz w:val="26"/>
-                <w:szCs w:val="26"/>
-              </w:rPr>
-              <w:t xml:space="preserve"> </w:t>
-            </w:r>
-            <w:r>
-              <w:rPr>
-                <w:rFonts w:asciiTheme="majorHAnsi" w:hAnsiTheme="majorHAnsi" w:cstheme="majorHAnsi"/>
-                <w:strike/>
-                <w:sz w:val="26"/>
-                <w:szCs w:val="26"/>
-              </w:rPr>
-              <w:t>for donations</w:t>
-            </w:r>
-            <w:r>
-              <w:rPr>
-                <w:rFonts w:asciiTheme="majorHAnsi" w:hAnsiTheme="majorHAnsi" w:cstheme="majorHAnsi"/>
-                <w:strike/>
-                <w:sz w:val="26"/>
-                <w:szCs w:val="26"/>
-              </w:rPr>
-              <w:t xml:space="preserve"> after nearly</w:t>
-            </w:r>
-            <w:r>
-              <w:rPr>
-                <w:rFonts w:asciiTheme="majorHAnsi" w:hAnsiTheme="majorHAnsi" w:cstheme="majorHAnsi"/>
-                <w:strike/>
-                <w:sz w:val="26"/>
-                <w:szCs w:val="26"/>
-              </w:rPr>
-              <w:t xml:space="preserve"> </w:t>
-            </w:r>
-            <w:r>
-              <w:rPr>
-                <w:rFonts w:asciiTheme="majorHAnsi" w:hAnsiTheme="majorHAnsi" w:cstheme="majorHAnsi"/>
-                <w:strike/>
-                <w:sz w:val="26"/>
-                <w:szCs w:val="26"/>
-              </w:rPr>
-              <w:t xml:space="preserve">a </w:t>
-            </w:r>
-            <w:r>
-              <w:rPr>
-                <w:rFonts w:asciiTheme="majorHAnsi" w:hAnsiTheme="majorHAnsi" w:cstheme="majorHAnsi"/>
-                <w:strike/>
-                <w:sz w:val="26"/>
-                <w:szCs w:val="26"/>
-              </w:rPr>
-              <w:t>decade</w:t>
-            </w:r>
-            <w:r>
-              <w:rPr>
-                <w:rFonts w:asciiTheme="majorHAnsi" w:hAnsiTheme="majorHAnsi" w:cstheme="majorHAnsi"/>
-                <w:strike/>
-                <w:sz w:val="26"/>
-                <w:szCs w:val="26"/>
-              </w:rPr>
-              <w:t xml:space="preserve"> since they last </w:t>
-            </w:r>
-            <w:r>
-              <w:rPr>
-                <w:rFonts w:asciiTheme="majorHAnsi" w:hAnsiTheme="majorHAnsi" w:cstheme="majorHAnsi"/>
-                <w:strike/>
-                <w:sz w:val="26"/>
-                <w:szCs w:val="26"/>
-              </w:rPr>
-              <w:t>were together</w:t>
-            </w:r>
-            <w:r>
-              <w:rPr>
-                <w:rFonts w:asciiTheme="majorHAnsi" w:hAnsiTheme="majorHAnsi" w:cstheme="majorHAnsi"/>
-                <w:strike/>
-                <w:sz w:val="26"/>
-                <w:szCs w:val="26"/>
-              </w:rPr>
-              <w:t>.</w:t>
-            </w:r>
-            <w:r>
-              <w:rPr>
-                <w:rFonts w:asciiTheme="majorHAnsi" w:hAnsiTheme="majorHAnsi" w:cstheme="majorHAnsi"/>
-                <w:strike/>
-                <w:sz w:val="26"/>
-                <w:szCs w:val="26"/>
-              </w:rPr>
-              <w:t xml:space="preserve"> </w:t>
-            </w:r>
-            <w:r>
-              <w:rPr>
-                <w:rFonts w:asciiTheme="majorHAnsi" w:hAnsiTheme="majorHAnsi" w:cstheme="majorHAnsi"/>
-                <w:strike/>
-                <w:sz w:val="26"/>
-                <w:szCs w:val="26"/>
-              </w:rPr>
-              <w:t xml:space="preserve"> </w:t>
-            </w:r>
-          </w:p>
-        </w:tc>
-      </w:tr>
-      <w:tr>
-        <w:tc>
-          <w:tcPr>
-            <w:tcW w:w="0" w:type="auto"/>
-            <w:tcBorders>
-              <w:bottom w:val="single" w:sz="6" w:space="0" w:color="DCDFE5"/>
-            </w:tcBorders>
-            <w:shd w:val="clear" w:color="auto" w:fill="FFFFFF"/>
-            <w:tcMar>
-              <w:top w:w="180" w:type="dxa"/>
-              <w:left w:w="0" w:type="dxa"/>
-              <w:bottom w:w="180" w:type="dxa"/>
-              <w:right w:w="240" w:type="dxa"/>
-            </w:tcMar>
-            <w:hideMark/>
-          </w:tcPr>
-          <w:p>
-            <w:pPr>
-              <w:tabs>
-                <w:tab w:val="left" w:pos="5013"/>
-              </w:tabs>
-              <w:spacing w:line="240" w:lineRule="auto"/>
-              <w:rPr>
-                <w:rFonts w:asciiTheme="majorHAnsi" w:hAnsiTheme="majorHAnsi" w:cstheme="majorHAnsi"/>
-                <w:strike/>
-                <w:sz w:val="28"/>
-                <w:szCs w:val="28"/>
-              </w:rPr>
-            </w:pPr>
-            <w:r>
-              <w:rPr>
-                <w:rFonts w:asciiTheme="majorHAnsi" w:hAnsiTheme="majorHAnsi" w:cstheme="majorHAnsi"/>
-                <w:strike/>
-                <w:sz w:val="28"/>
-                <w:szCs w:val="28"/>
-              </w:rPr>
-              <w:t>4</w:t>
-            </w:r>
-          </w:p>
-        </w:tc>
-        <w:tc>
-          <w:tcPr>
-            <w:tcW w:w="0" w:type="auto"/>
-            <w:tcBorders>
-              <w:bottom w:val="single" w:sz="6" w:space="0" w:color="DCDFE5"/>
-            </w:tcBorders>
-            <w:shd w:val="clear" w:color="auto" w:fill="FFFFFF"/>
-            <w:tcMar>
-              <w:top w:w="180" w:type="dxa"/>
-              <w:left w:w="0" w:type="dxa"/>
-              <w:bottom w:w="180" w:type="dxa"/>
-              <w:right w:w="240" w:type="dxa"/>
-            </w:tcMar>
-            <w:hideMark/>
-          </w:tcPr>
-          <w:p>
-            <w:pPr>
-              <w:tabs>
-                <w:tab w:val="left" w:pos="5013"/>
-              </w:tabs>
-              <w:spacing w:line="240" w:lineRule="auto"/>
-              <w:rPr>
-                <w:rFonts w:asciiTheme="majorHAnsi" w:hAnsiTheme="majorHAnsi" w:cstheme="majorHAnsi"/>
-                <w:strike/>
-                <w:sz w:val="28"/>
-                <w:szCs w:val="28"/>
-              </w:rPr>
-            </w:pPr>
-            <w:r>
-              <w:rPr>
-                <w:rFonts w:asciiTheme="majorHAnsi" w:hAnsiTheme="majorHAnsi" w:cstheme="majorHAnsi"/>
-                <w:strike/>
-                <w:sz w:val="28"/>
-                <w:szCs w:val="28"/>
-              </w:rPr>
-              <w:t>Gas</w:t>
-            </w:r>
-          </w:p>
-        </w:tc>
-        <w:tc>
-          <w:tcPr>
-            <w:tcW w:w="0" w:type="auto"/>
-            <w:tcBorders>
-              <w:bottom w:val="single" w:sz="6" w:space="0" w:color="DCDFE5"/>
-            </w:tcBorders>
-            <w:shd w:val="clear" w:color="auto" w:fill="FFFFFF"/>
-            <w:tcMar>
-              <w:top w:w="180" w:type="dxa"/>
-              <w:left w:w="0" w:type="dxa"/>
-              <w:bottom w:w="180" w:type="dxa"/>
-              <w:right w:w="0" w:type="dxa"/>
-            </w:tcMar>
-            <w:hideMark/>
-          </w:tcPr>
-          <w:p>
-            <w:pPr>
-              <w:tabs>
-                <w:tab w:val="left" w:pos="5013"/>
-              </w:tabs>
-              <w:spacing w:line="240" w:lineRule="auto"/>
-              <w:rPr>
-                <w:rFonts w:asciiTheme="majorHAnsi" w:hAnsiTheme="majorHAnsi" w:cstheme="majorHAnsi"/>
-                <w:strike/>
-                <w:sz w:val="26"/>
-                <w:szCs w:val="26"/>
-              </w:rPr>
-            </w:pPr>
-            <w:r>
-              <w:rPr>
-                <w:rFonts w:asciiTheme="majorHAnsi" w:hAnsiTheme="majorHAnsi" w:cstheme="majorHAnsi"/>
-                <w:strike/>
-                <w:sz w:val="26"/>
-                <w:szCs w:val="26"/>
-              </w:rPr>
-              <w:t xml:space="preserve">The </w:t>
-            </w:r>
-            <w:r>
-              <w:rPr>
-                <w:rFonts w:asciiTheme="majorHAnsi" w:hAnsiTheme="majorHAnsi" w:cstheme="majorHAnsi"/>
-                <w:strike/>
-                <w:sz w:val="26"/>
-                <w:szCs w:val="26"/>
-              </w:rPr>
-              <w:t>nation</w:t>
-            </w:r>
-            <w:r>
-              <w:rPr>
-                <w:rFonts w:asciiTheme="majorHAnsi" w:hAnsiTheme="majorHAnsi" w:cstheme="majorHAnsi"/>
-                <w:strike/>
-                <w:sz w:val="26"/>
-                <w:szCs w:val="26"/>
-              </w:rPr>
-              <w:t xml:space="preserve"> faces massive education funding cuts, threatening to shut down libraries and science centers. Ray joins a grassroots movement </w:t>
-            </w:r>
-            <w:r>
-              <w:rPr>
-                <w:rFonts w:asciiTheme="majorHAnsi" w:hAnsiTheme="majorHAnsi" w:cstheme="majorHAnsi"/>
-                <w:strike/>
-                <w:sz w:val="26"/>
-                <w:szCs w:val="26"/>
-              </w:rPr>
-              <w:t xml:space="preserve">with </w:t>
-            </w:r>
-            <w:r>
-              <w:rPr>
-                <w:rFonts w:asciiTheme="majorHAnsi" w:hAnsiTheme="majorHAnsi" w:cstheme="majorHAnsi"/>
-                <w:strike/>
-                <w:sz w:val="26"/>
-                <w:szCs w:val="26"/>
-              </w:rPr>
-              <w:t>Ms. Aurora</w:t>
-            </w:r>
-            <w:r>
-              <w:rPr>
-                <w:rFonts w:asciiTheme="majorHAnsi" w:hAnsiTheme="majorHAnsi" w:cstheme="majorHAnsi"/>
-                <w:strike/>
-                <w:sz w:val="26"/>
-                <w:szCs w:val="26"/>
-              </w:rPr>
-              <w:t xml:space="preserve"> as a spokesperson</w:t>
-            </w:r>
-            <w:r>
-              <w:rPr>
-                <w:rFonts w:asciiTheme="majorHAnsi" w:hAnsiTheme="majorHAnsi" w:cstheme="majorHAnsi"/>
-                <w:strike/>
-                <w:sz w:val="26"/>
-                <w:szCs w:val="26"/>
-              </w:rPr>
-              <w:t>.</w:t>
-            </w:r>
-            <w:r>
-              <w:rPr>
-                <w:rFonts w:asciiTheme="majorHAnsi" w:hAnsiTheme="majorHAnsi" w:cstheme="majorHAnsi"/>
-                <w:strike/>
-                <w:sz w:val="26"/>
-                <w:szCs w:val="26"/>
-              </w:rPr>
-              <w:t xml:space="preserve"> Th</w:t>
-            </w:r>
-            <w:r>
-              <w:rPr>
-                <w:rFonts w:asciiTheme="majorHAnsi" w:hAnsiTheme="majorHAnsi" w:cstheme="majorHAnsi"/>
-                <w:strike/>
-                <w:sz w:val="26"/>
-                <w:szCs w:val="26"/>
-              </w:rPr>
-              <w:t>eir</w:t>
-            </w:r>
-            <w:r>
-              <w:rPr>
-                <w:rFonts w:asciiTheme="majorHAnsi" w:hAnsiTheme="majorHAnsi" w:cstheme="majorHAnsi"/>
-                <w:strike/>
-                <w:sz w:val="26"/>
-                <w:szCs w:val="26"/>
-              </w:rPr>
-              <w:t xml:space="preserve"> protest</w:t>
-            </w:r>
-            <w:r>
-              <w:rPr>
-                <w:rFonts w:asciiTheme="majorHAnsi" w:hAnsiTheme="majorHAnsi" w:cstheme="majorHAnsi"/>
-                <w:strike/>
-                <w:sz w:val="26"/>
-                <w:szCs w:val="26"/>
-              </w:rPr>
-              <w:t>s</w:t>
-            </w:r>
-            <w:r>
-              <w:rPr>
-                <w:rFonts w:asciiTheme="majorHAnsi" w:hAnsiTheme="majorHAnsi" w:cstheme="majorHAnsi"/>
-                <w:strike/>
-                <w:sz w:val="26"/>
-                <w:szCs w:val="26"/>
-              </w:rPr>
-              <w:t xml:space="preserve"> becomes a flashpoint for anti-science sentiment. An extremist group, agitated by the activists’ stance against global injustice and funding cuts, disrupts the peaceful march. In a horrific turn, an anti-activist driver rams through the crowd, critically injuring Ms. Aurora. Ray is left holding her fallen rival on the pavement, realizing the battle for science and truth is now a matter of life and death.</w:t>
-            </w:r>
-          </w:p>
-        </w:tc>
-      </w:tr>
-      <w:tr>
-        <w:tc>
-          <w:tcPr>
-            <w:tcW w:w="0" w:type="auto"/>
-            <w:tcBorders>
-              <w:bottom w:val="single" w:sz="2" w:space="0" w:color="D9D9D9" w:themeColor="background1" w:themeShade="D9"/>
-            </w:tcBorders>
-            <w:shd w:val="clear" w:color="auto" w:fill="FFFFFF"/>
-            <w:tcMar>
-              <w:top w:w="180" w:type="dxa"/>
-              <w:left w:w="0" w:type="dxa"/>
-              <w:bottom w:w="180" w:type="dxa"/>
-              <w:right w:w="240" w:type="dxa"/>
-            </w:tcMar>
-          </w:tcPr>
-          <w:p>
-            <w:pPr>
-              <w:tabs>
-                <w:tab w:val="left" w:pos="5013"/>
-              </w:tabs>
-              <w:spacing w:line="240" w:lineRule="auto"/>
-              <w:rPr>
-                <w:rFonts w:asciiTheme="majorHAnsi" w:hAnsiTheme="majorHAnsi" w:cstheme="majorHAnsi"/>
-                <w:strike/>
-                <w:sz w:val="28"/>
-                <w:szCs w:val="28"/>
-              </w:rPr>
-            </w:pPr>
-            <w:r>
-              <w:rPr>
-                <w:rFonts w:asciiTheme="majorHAnsi" w:hAnsiTheme="majorHAnsi" w:cstheme="majorHAnsi"/>
-                <w:strike/>
-                <w:sz w:val="28"/>
-                <w:szCs w:val="28"/>
-              </w:rPr>
-              <w:t>5</w:t>
-            </w:r>
-          </w:p>
-        </w:tc>
-        <w:tc>
-          <w:tcPr>
-            <w:tcW w:w="0" w:type="auto"/>
-            <w:tcBorders>
-              <w:bottom w:val="single" w:sz="2" w:space="0" w:color="D9D9D9" w:themeColor="background1" w:themeShade="D9"/>
-            </w:tcBorders>
-            <w:shd w:val="clear" w:color="auto" w:fill="FFFFFF"/>
-            <w:tcMar>
-              <w:top w:w="180" w:type="dxa"/>
-              <w:left w:w="0" w:type="dxa"/>
-              <w:bottom w:w="180" w:type="dxa"/>
-              <w:right w:w="240" w:type="dxa"/>
-            </w:tcMar>
-          </w:tcPr>
-          <w:p>
-            <w:pPr>
-              <w:tabs>
-                <w:tab w:val="left" w:pos="5013"/>
-              </w:tabs>
-              <w:spacing w:line="240" w:lineRule="auto"/>
-              <w:rPr>
-                <w:rFonts w:asciiTheme="majorHAnsi" w:hAnsiTheme="majorHAnsi" w:cstheme="majorHAnsi"/>
-                <w:strike/>
-                <w:sz w:val="28"/>
-                <w:szCs w:val="28"/>
-              </w:rPr>
-            </w:pPr>
-            <w:r>
-              <w:rPr>
-                <w:rFonts w:asciiTheme="majorHAnsi" w:hAnsiTheme="majorHAnsi" w:cstheme="majorHAnsi"/>
-                <w:strike/>
-                <w:sz w:val="28"/>
-                <w:szCs w:val="28"/>
-              </w:rPr>
-              <w:t>Plasma</w:t>
-            </w:r>
-          </w:p>
-        </w:tc>
-        <w:tc>
-          <w:tcPr>
-            <w:tcW w:w="0" w:type="auto"/>
-            <w:tcBorders>
-              <w:bottom w:val="single" w:sz="2" w:space="0" w:color="D9D9D9" w:themeColor="background1" w:themeShade="D9"/>
-            </w:tcBorders>
-            <w:shd w:val="clear" w:color="auto" w:fill="FFFFFF"/>
-            <w:tcMar>
-              <w:top w:w="180" w:type="dxa"/>
-              <w:left w:w="0" w:type="dxa"/>
-              <w:bottom w:w="180" w:type="dxa"/>
-              <w:right w:w="0" w:type="dxa"/>
-            </w:tcMar>
-          </w:tcPr>
-          <w:p>
-            <w:pPr>
-              <w:tabs>
-                <w:tab w:val="left" w:pos="5013"/>
-              </w:tabs>
-              <w:spacing w:line="240" w:lineRule="auto"/>
-              <w:rPr>
-                <w:rFonts w:asciiTheme="majorHAnsi" w:hAnsiTheme="majorHAnsi" w:cstheme="majorHAnsi"/>
-                <w:strike/>
-                <w:sz w:val="26"/>
-                <w:szCs w:val="26"/>
-              </w:rPr>
-            </w:pPr>
-            <w:r>
-              <w:rPr>
-                <w:rFonts w:asciiTheme="majorHAnsi" w:hAnsiTheme="majorHAnsi" w:cstheme="majorHAnsi"/>
-                <w:strike/>
-                <w:sz w:val="26"/>
-                <w:szCs w:val="26"/>
-              </w:rPr>
-              <w:t xml:space="preserve">Following the horrific attack on Ms. Aurora, the nation is in a state of shock. </w:t>
-            </w:r>
-            <w:r>
-              <w:rPr>
-                <w:rFonts w:asciiTheme="majorHAnsi" w:hAnsiTheme="majorHAnsi" w:cstheme="majorHAnsi"/>
-                <w:strike/>
-                <w:sz w:val="26"/>
-                <w:szCs w:val="26"/>
-              </w:rPr>
-              <w:t xml:space="preserve">Despite this, </w:t>
-            </w:r>
-            <w:r>
-              <w:rPr>
-                <w:rFonts w:asciiTheme="majorHAnsi" w:hAnsiTheme="majorHAnsi" w:cstheme="majorHAnsi"/>
-                <w:strike/>
-                <w:sz w:val="26"/>
-                <w:szCs w:val="26"/>
-              </w:rPr>
-              <w:t xml:space="preserve">the anti-science extremist groups attempt to control the narrative, claiming the accident was the activists' </w:t>
-            </w:r>
-            <w:r>
-              <w:rPr>
-                <w:rFonts w:asciiTheme="majorHAnsi" w:hAnsiTheme="majorHAnsi" w:cstheme="majorHAnsi"/>
-                <w:strike/>
-                <w:sz w:val="26"/>
-                <w:szCs w:val="26"/>
-              </w:rPr>
-              <w:t>fault</w:t>
-            </w:r>
-            <w:r>
-              <w:rPr>
-                <w:rFonts w:asciiTheme="majorHAnsi" w:hAnsiTheme="majorHAnsi" w:cstheme="majorHAnsi"/>
-                <w:strike/>
-                <w:sz w:val="26"/>
-                <w:szCs w:val="26"/>
-              </w:rPr>
-              <w:t>.</w:t>
-            </w:r>
-          </w:p>
-        </w:tc>
-      </w:tr>
-      <w:tr>
-        <w:tc>
-          <w:tcPr>
-            <w:tcW w:w="0" w:type="auto"/>
-            <w:tcBorders>
-              <w:top w:val="single" w:sz="2" w:space="0" w:color="D9D9D9" w:themeColor="background1" w:themeShade="D9"/>
-              <w:bottom w:val="nil"/>
-            </w:tcBorders>
-            <w:shd w:val="clear" w:color="auto" w:fill="FFFFFF"/>
-            <w:tcMar>
-              <w:top w:w="180" w:type="dxa"/>
-              <w:left w:w="0" w:type="dxa"/>
-              <w:bottom w:w="180" w:type="dxa"/>
-              <w:right w:w="240" w:type="dxa"/>
-            </w:tcMar>
-            <w:hideMark/>
-          </w:tcPr>
-          <w:p>
-            <w:pPr>
-              <w:tabs>
-                <w:tab w:val="left" w:pos="5013"/>
-              </w:tabs>
-              <w:spacing w:line="240" w:lineRule="auto"/>
-              <w:rPr>
-                <w:rFonts w:asciiTheme="majorHAnsi" w:hAnsiTheme="majorHAnsi" w:cstheme="majorHAnsi"/>
-                <w:strike/>
-                <w:sz w:val="28"/>
-                <w:szCs w:val="28"/>
-              </w:rPr>
-            </w:pPr>
-            <w:r>
-              <w:rPr>
-                <w:rFonts w:asciiTheme="majorHAnsi" w:hAnsiTheme="majorHAnsi" w:cstheme="majorHAnsi"/>
-                <w:strike/>
-                <w:sz w:val="28"/>
-                <w:szCs w:val="28"/>
-              </w:rPr>
-              <w:t>6</w:t>
-            </w:r>
-          </w:p>
-        </w:tc>
-        <w:tc>
-          <w:tcPr>
-            <w:tcW w:w="0" w:type="auto"/>
-            <w:tcBorders>
-              <w:top w:val="single" w:sz="2" w:space="0" w:color="D9D9D9" w:themeColor="background1" w:themeShade="D9"/>
-              <w:bottom w:val="nil"/>
-            </w:tcBorders>
-            <w:shd w:val="clear" w:color="auto" w:fill="FFFFFF"/>
-            <w:tcMar>
-              <w:top w:w="180" w:type="dxa"/>
-              <w:left w:w="0" w:type="dxa"/>
-              <w:bottom w:w="180" w:type="dxa"/>
-              <w:right w:w="240" w:type="dxa"/>
-            </w:tcMar>
-            <w:hideMark/>
-          </w:tcPr>
-          <w:p>
-            <w:pPr>
-              <w:tabs>
-                <w:tab w:val="left" w:pos="5013"/>
-              </w:tabs>
-              <w:spacing w:line="240" w:lineRule="auto"/>
-              <w:rPr>
-                <w:rFonts w:asciiTheme="majorHAnsi" w:hAnsiTheme="majorHAnsi" w:cstheme="majorHAnsi"/>
-                <w:strike/>
-                <w:sz w:val="28"/>
-                <w:szCs w:val="28"/>
-              </w:rPr>
-            </w:pPr>
-            <w:r>
-              <w:rPr>
-                <w:rFonts w:asciiTheme="majorHAnsi" w:hAnsiTheme="majorHAnsi" w:cstheme="majorHAnsi"/>
-                <w:strike/>
-                <w:sz w:val="28"/>
-                <w:szCs w:val="28"/>
-              </w:rPr>
-              <w:t>Prima Materia</w:t>
-            </w:r>
-          </w:p>
-        </w:tc>
-        <w:tc>
-          <w:tcPr>
-            <w:tcW w:w="0" w:type="auto"/>
-            <w:tcBorders>
-              <w:top w:val="single" w:sz="2" w:space="0" w:color="D9D9D9" w:themeColor="background1" w:themeShade="D9"/>
-              <w:bottom w:val="nil"/>
-            </w:tcBorders>
-            <w:shd w:val="clear" w:color="auto" w:fill="FFFFFF"/>
-            <w:tcMar>
-              <w:top w:w="180" w:type="dxa"/>
-              <w:left w:w="0" w:type="dxa"/>
-              <w:bottom w:w="180" w:type="dxa"/>
-              <w:right w:w="0" w:type="dxa"/>
-            </w:tcMar>
-            <w:hideMark/>
-          </w:tcPr>
-          <w:p>
-            <w:pPr>
-              <w:tabs>
-                <w:tab w:val="left" w:pos="5013"/>
-              </w:tabs>
-              <w:spacing w:line="240" w:lineRule="auto"/>
-              <w:rPr>
-                <w:rFonts w:asciiTheme="majorHAnsi" w:hAnsiTheme="majorHAnsi" w:cstheme="majorHAnsi"/>
-                <w:strike/>
-                <w:sz w:val="26"/>
-                <w:szCs w:val="26"/>
-              </w:rPr>
-            </w:pPr>
-            <w:r>
-              <w:rPr>
-                <w:rFonts w:asciiTheme="majorHAnsi" w:hAnsiTheme="majorHAnsi" w:cstheme="majorHAnsi"/>
-                <w:strike/>
-                <w:sz w:val="26"/>
-                <w:szCs w:val="26"/>
-              </w:rPr>
-              <w:t xml:space="preserve">With Aurora hospitalized and the community reeling, Ray donates blood to her and uses the </w:t>
-            </w:r>
-            <w:r>
-              <w:rPr>
-                <w:rFonts w:asciiTheme="majorHAnsi" w:hAnsiTheme="majorHAnsi" w:cstheme="majorHAnsi"/>
-                <w:i/>
-                <w:iCs/>
-                <w:strike/>
-                <w:sz w:val="26"/>
-                <w:szCs w:val="26"/>
-              </w:rPr>
-              <w:t>Stardust</w:t>
-            </w:r>
-            <w:r>
-              <w:rPr>
-                <w:rFonts w:asciiTheme="majorHAnsi" w:hAnsiTheme="majorHAnsi" w:cstheme="majorHAnsi"/>
-                <w:strike/>
-                <w:sz w:val="26"/>
-                <w:szCs w:val="26"/>
-              </w:rPr>
-              <w:t xml:space="preserve"> platform to launch a message about the importance of education and inclusivity. Inspired by Ray’s courage, thousands of now-adult </w:t>
-            </w:r>
-            <w:r>
-              <w:rPr>
-                <w:rFonts w:asciiTheme="majorHAnsi" w:hAnsiTheme="majorHAnsi" w:cstheme="majorHAnsi"/>
-                <w:i/>
-                <w:iCs/>
-                <w:strike/>
-                <w:sz w:val="26"/>
-                <w:szCs w:val="26"/>
-              </w:rPr>
-              <w:t>Stardust</w:t>
-            </w:r>
-            <w:r>
-              <w:rPr>
-                <w:rFonts w:asciiTheme="majorHAnsi" w:hAnsiTheme="majorHAnsi" w:cstheme="majorHAnsi"/>
-                <w:strike/>
-                <w:sz w:val="26"/>
-                <w:szCs w:val="26"/>
-              </w:rPr>
-              <w:t xml:space="preserve"> fans march on the capital, demanding the restoration of funding for education. Meanwhile, Ray attends the premiere of Kwan’s science series that he created himself.</w:t>
-            </w:r>
-          </w:p>
-        </w:tc>
-      </w:tr>
-    </w:tbl>
-    <w:p>
-      <w:pPr>
-        <w:tabs>
-          <w:tab w:val="left" w:pos="5013"/>
-        </w:tabs>
-        <w:spacing w:line="240" w:lineRule="auto"/>
-        <w:rPr>
-          <w:rFonts w:asciiTheme="majorHAnsi" w:hAnsiTheme="majorHAnsi" w:cstheme="majorHAnsi"/>
-          <w:strike/>
-          <w:sz w:val="24"/>
-          <w:szCs w:val="24"/>
         </w:rPr>
       </w:pPr>
     </w:p>

--- a/about/solid-liquid-and-gas-bible.docx
+++ b/about/solid-liquid-and-gas-bible.docx
@@ -948,7 +948,6 @@
         </w:rPr>
         <w:t xml:space="preserve">+ </w:t>
       </w:r>
-      <w:proofErr w:type="spellStart"/>
       <w:r>
         <w:rPr>
           <w:rFonts w:asciiTheme="majorHAnsi" w:hAnsiTheme="majorHAnsi" w:cstheme="majorHAnsi"/>
@@ -959,20 +958,7 @@
           <w:szCs w:val="60"/>
           <w:u w:val="single"/>
         </w:rPr>
-        <w:t>StarPower</w:t>
-      </w:r>
-      <w:proofErr w:type="spellEnd"/>
-      <w:r>
-        <w:rPr>
-          <w:rFonts w:asciiTheme="majorHAnsi" w:hAnsiTheme="majorHAnsi" w:cstheme="majorHAnsi"/>
-          <w:b/>
-          <w:bCs/>
-          <w:color w:val="FF3399"/>
-          <w:sz w:val="60"/>
-          <w:szCs w:val="60"/>
-          <w:u w:val="single"/>
-        </w:rPr>
-        <w:t>!</w:t>
+        <w:t>StarPower!</w:t>
       </w:r>
     </w:p>
     <w:p>
@@ -1684,7 +1670,6 @@
           </wp:anchor>
         </w:drawing>
       </w:r>
-      <w:proofErr w:type="spellStart"/>
       <w:r>
         <w:rPr>
           <w:rFonts w:cstheme="minorHAnsi"/>
@@ -1707,20 +1692,7 @@
           <w:szCs w:val="32"/>
           <w:u w:val="single"/>
         </w:rPr>
-        <w:t>tarPower</w:t>
-      </w:r>
-      <w:proofErr w:type="spellEnd"/>
-      <w:r>
-        <w:rPr>
-          <w:rFonts w:cstheme="minorHAnsi"/>
-          <w:b/>
-          <w:bCs/>
-          <w:color w:val="FF3399"/>
-          <w:sz w:val="32"/>
-          <w:szCs w:val="32"/>
-          <w:u w:val="single"/>
-        </w:rPr>
-        <w:t>!</w:t>
+        <w:t>tarPower!</w:t>
       </w:r>
       <w:r>
         <w:rPr>
@@ -1846,18 +1818,8 @@
           <w:sz w:val="32"/>
           <w:szCs w:val="32"/>
         </w:rPr>
-        <w:t xml:space="preserve"> </w:t>
-      </w:r>
-      <w:proofErr w:type="spellStart"/>
-      <w:r>
-        <w:rPr>
-          <w:rFonts w:cstheme="minorHAnsi"/>
-          <w:sz w:val="32"/>
-          <w:szCs w:val="32"/>
-        </w:rPr>
-        <w:t>StarPower</w:t>
-      </w:r>
-      <w:proofErr w:type="spellEnd"/>
+        <w:t xml:space="preserve"> StarPower</w:t>
+      </w:r>
       <w:r>
         <w:rPr>
           <w:rFonts w:cstheme="minorHAnsi"/>
@@ -2313,7 +2275,6 @@
         </w:rPr>
         <w:t xml:space="preserve"> eventually the host’s sidekick in </w:t>
       </w:r>
-      <w:proofErr w:type="spellStart"/>
       <w:r>
         <w:rPr>
           <w:rFonts w:asciiTheme="majorHAnsi" w:hAnsiTheme="majorHAnsi" w:cstheme="majorHAnsi"/>
@@ -2323,19 +2284,7 @@
           <w:sz w:val="30"/>
           <w:szCs w:val="30"/>
         </w:rPr>
-        <w:t>StarPower</w:t>
-      </w:r>
-      <w:proofErr w:type="spellEnd"/>
-      <w:r>
-        <w:rPr>
-          <w:rFonts w:asciiTheme="majorHAnsi" w:hAnsiTheme="majorHAnsi" w:cstheme="majorHAnsi"/>
-          <w:i/>
-          <w:iCs/>
-          <w:color w:val="FF3399"/>
-          <w:sz w:val="30"/>
-          <w:szCs w:val="30"/>
-        </w:rPr>
-        <w:t>!</w:t>
+        <w:t>StarPower!</w:t>
       </w:r>
       <w:r>
         <w:rPr>
@@ -2947,7 +2896,6 @@
         </w:rPr>
         <w:t xml:space="preserve"> host of </w:t>
       </w:r>
-      <w:proofErr w:type="spellStart"/>
       <w:r>
         <w:rPr>
           <w:rFonts w:asciiTheme="majorHAnsi" w:hAnsiTheme="majorHAnsi" w:cstheme="majorHAnsi"/>
@@ -2957,19 +2905,7 @@
           <w:sz w:val="30"/>
           <w:szCs w:val="30"/>
         </w:rPr>
-        <w:t>StarPower</w:t>
-      </w:r>
-      <w:proofErr w:type="spellEnd"/>
-      <w:r>
-        <w:rPr>
-          <w:rFonts w:asciiTheme="majorHAnsi" w:hAnsiTheme="majorHAnsi" w:cstheme="majorHAnsi"/>
-          <w:i/>
-          <w:iCs/>
-          <w:color w:val="FF3399"/>
-          <w:sz w:val="30"/>
-          <w:szCs w:val="30"/>
-        </w:rPr>
-        <w:t>!</w:t>
+        <w:t>StarPower!</w:t>
       </w:r>
       <w:r>
         <w:rPr>
@@ -3523,7 +3459,6 @@
         </w:rPr>
         <w:t xml:space="preserve">and its revival </w:t>
       </w:r>
-      <w:proofErr w:type="spellStart"/>
       <w:r>
         <w:rPr>
           <w:rFonts w:asciiTheme="majorHAnsi" w:hAnsiTheme="majorHAnsi" w:cstheme="majorHAnsi"/>
@@ -3535,7 +3470,6 @@
         </w:rPr>
         <w:t>StarPower</w:t>
       </w:r>
-      <w:proofErr w:type="spellEnd"/>
       <w:r>
         <w:rPr>
           <w:rFonts w:asciiTheme="majorHAnsi" w:hAnsiTheme="majorHAnsi" w:cstheme="majorHAnsi"/>
@@ -3603,7 +3537,6 @@
         </w:rPr>
         <w:t xml:space="preserve">takes every chance she can to rid </w:t>
       </w:r>
-      <w:proofErr w:type="spellStart"/>
       <w:r>
         <w:rPr>
           <w:rFonts w:asciiTheme="majorHAnsi" w:hAnsiTheme="majorHAnsi" w:cstheme="majorHAnsi"/>
@@ -3612,18 +3545,7 @@
           <w:sz w:val="30"/>
           <w:szCs w:val="30"/>
         </w:rPr>
-        <w:t>StarPower</w:t>
-      </w:r>
-      <w:proofErr w:type="spellEnd"/>
-      <w:r>
-        <w:rPr>
-          <w:rFonts w:asciiTheme="majorHAnsi" w:hAnsiTheme="majorHAnsi" w:cstheme="majorHAnsi"/>
-          <w:i/>
-          <w:iCs/>
-          <w:sz w:val="30"/>
-          <w:szCs w:val="30"/>
-        </w:rPr>
-        <w:t>!</w:t>
+        <w:t>StarPower!</w:t>
       </w:r>
       <w:r>
         <w:rPr>
@@ -3948,25 +3870,7 @@
           <w:sz w:val="30"/>
           <w:szCs w:val="30"/>
         </w:rPr>
-        <w:t xml:space="preserve"> (E-</w:t>
-      </w:r>
-      <w:proofErr w:type="spellStart"/>
-      <w:r>
-        <w:rPr>
-          <w:rFonts w:asciiTheme="majorHAnsi" w:hAnsiTheme="majorHAnsi" w:cstheme="majorHAnsi"/>
-          <w:sz w:val="30"/>
-          <w:szCs w:val="30"/>
-        </w:rPr>
-        <w:t>lehm</w:t>
-      </w:r>
-      <w:proofErr w:type="spellEnd"/>
-      <w:r>
-        <w:rPr>
-          <w:rFonts w:asciiTheme="majorHAnsi" w:hAnsiTheme="majorHAnsi" w:cstheme="majorHAnsi"/>
-          <w:sz w:val="30"/>
-          <w:szCs w:val="30"/>
-        </w:rPr>
-        <w:t>)</w:t>
+        <w:t xml:space="preserve"> (E-lehm)</w:t>
       </w:r>
       <w:r>
         <w:rPr>
@@ -4168,7 +4072,6 @@
         </w:rPr>
         <w:t xml:space="preserve">’s biggest fan. As a child, she ran a fan club blog for the original show. Now as an adult, she is now a science communicator who runs social media channels dedicated to and critiquing </w:t>
       </w:r>
-      <w:proofErr w:type="spellStart"/>
       <w:r>
         <w:rPr>
           <w:rFonts w:asciiTheme="majorHAnsi" w:hAnsiTheme="majorHAnsi" w:cstheme="majorHAnsi"/>
@@ -4178,19 +4081,7 @@
           <w:sz w:val="30"/>
           <w:szCs w:val="30"/>
         </w:rPr>
-        <w:t>StarPower</w:t>
-      </w:r>
-      <w:proofErr w:type="spellEnd"/>
-      <w:r>
-        <w:rPr>
-          <w:rFonts w:asciiTheme="majorHAnsi" w:hAnsiTheme="majorHAnsi" w:cstheme="majorHAnsi"/>
-          <w:i/>
-          <w:iCs/>
-          <w:color w:val="FF0066"/>
-          <w:sz w:val="30"/>
-          <w:szCs w:val="30"/>
-        </w:rPr>
-        <w:t>!</w:t>
+        <w:t>StarPower!</w:t>
       </w:r>
     </w:p>
     <w:p>
@@ -4244,7 +4135,6 @@
         </w:rPr>
         <w:t xml:space="preserve">is a child actor who voices the younger characters on </w:t>
       </w:r>
-      <w:proofErr w:type="spellStart"/>
       <w:r>
         <w:rPr>
           <w:rFonts w:asciiTheme="majorHAnsi" w:hAnsiTheme="majorHAnsi" w:cstheme="majorHAnsi"/>
@@ -4254,19 +4144,7 @@
           <w:sz w:val="30"/>
           <w:szCs w:val="30"/>
         </w:rPr>
-        <w:t>StarPower</w:t>
-      </w:r>
-      <w:proofErr w:type="spellEnd"/>
-      <w:r>
-        <w:rPr>
-          <w:rFonts w:asciiTheme="majorHAnsi" w:hAnsiTheme="majorHAnsi" w:cstheme="majorHAnsi"/>
-          <w:i/>
-          <w:iCs/>
-          <w:color w:val="FF3399"/>
-          <w:sz w:val="30"/>
-          <w:szCs w:val="30"/>
-        </w:rPr>
-        <w:t>!</w:t>
+        <w:t>StarPower!</w:t>
       </w:r>
     </w:p>
     <w:p>
@@ -4333,7 +4211,6 @@
         </w:rPr>
         <w:t xml:space="preserve">, known for the children’s tv series, </w:t>
       </w:r>
-      <w:proofErr w:type="spellStart"/>
       <w:r>
         <w:rPr>
           <w:rFonts w:asciiTheme="majorHAnsi" w:hAnsiTheme="majorHAnsi" w:cstheme="majorHAnsi"/>
@@ -4344,7 +4221,6 @@
         </w:rPr>
         <w:t>Cinnamonville</w:t>
       </w:r>
-      <w:proofErr w:type="spellEnd"/>
       <w:r>
         <w:rPr>
           <w:rFonts w:asciiTheme="majorHAnsi" w:hAnsiTheme="majorHAnsi" w:cstheme="majorHAnsi"/>
@@ -4369,7 +4245,6 @@
         </w:rPr>
         <w:t xml:space="preserve">the primary series director for </w:t>
       </w:r>
-      <w:proofErr w:type="spellStart"/>
       <w:r>
         <w:rPr>
           <w:rFonts w:asciiTheme="majorHAnsi" w:hAnsiTheme="majorHAnsi" w:cstheme="majorHAnsi"/>
@@ -4379,19 +4254,7 @@
           <w:sz w:val="30"/>
           <w:szCs w:val="30"/>
         </w:rPr>
-        <w:t>StarPower</w:t>
-      </w:r>
-      <w:proofErr w:type="spellEnd"/>
-      <w:r>
-        <w:rPr>
-          <w:rFonts w:asciiTheme="majorHAnsi" w:hAnsiTheme="majorHAnsi" w:cstheme="majorHAnsi"/>
-          <w:i/>
-          <w:iCs/>
-          <w:color w:val="FF3399"/>
-          <w:sz w:val="30"/>
-          <w:szCs w:val="30"/>
-        </w:rPr>
-        <w:t>!</w:t>
+        <w:t>StarPower!</w:t>
       </w:r>
     </w:p>
     <w:p>
@@ -4484,7 +4347,6 @@
         </w:rPr>
         <w:t xml:space="preserve"> for </w:t>
       </w:r>
-      <w:proofErr w:type="spellStart"/>
       <w:r>
         <w:rPr>
           <w:rFonts w:asciiTheme="majorHAnsi" w:hAnsiTheme="majorHAnsi" w:cstheme="majorHAnsi"/>
@@ -4494,19 +4356,7 @@
           <w:sz w:val="30"/>
           <w:szCs w:val="30"/>
         </w:rPr>
-        <w:t>StarPower</w:t>
-      </w:r>
-      <w:proofErr w:type="spellEnd"/>
-      <w:r>
-        <w:rPr>
-          <w:rFonts w:asciiTheme="majorHAnsi" w:hAnsiTheme="majorHAnsi" w:cstheme="majorHAnsi"/>
-          <w:i/>
-          <w:iCs/>
-          <w:color w:val="FF3399"/>
-          <w:sz w:val="30"/>
-          <w:szCs w:val="30"/>
-        </w:rPr>
-        <w:t>!</w:t>
+        <w:t>StarPower!</w:t>
       </w:r>
     </w:p>
     <w:p>
@@ -4816,7 +4666,6 @@
         </w:rPr>
         <w:t xml:space="preserve"> the host of </w:t>
       </w:r>
-      <w:proofErr w:type="spellStart"/>
       <w:r>
         <w:rPr>
           <w:rFonts w:asciiTheme="majorHAnsi" w:hAnsiTheme="majorHAnsi" w:cstheme="majorHAnsi"/>
@@ -4826,19 +4675,7 @@
           <w:sz w:val="30"/>
           <w:szCs w:val="30"/>
         </w:rPr>
-        <w:t>StarPower</w:t>
-      </w:r>
-      <w:proofErr w:type="spellEnd"/>
-      <w:r>
-        <w:rPr>
-          <w:rFonts w:asciiTheme="majorHAnsi" w:hAnsiTheme="majorHAnsi" w:cstheme="majorHAnsi"/>
-          <w:i/>
-          <w:iCs/>
-          <w:color w:val="FF3399"/>
-          <w:sz w:val="30"/>
-          <w:szCs w:val="30"/>
-        </w:rPr>
-        <w:t>!</w:t>
+        <w:t>StarPower!</w:t>
       </w:r>
       <w:r>
         <w:rPr>
@@ -5793,7 +5630,6 @@
         </w:rPr>
         <w:t xml:space="preserve">the host of </w:t>
       </w:r>
-      <w:proofErr w:type="spellStart"/>
       <w:r>
         <w:rPr>
           <w:rFonts w:asciiTheme="majorHAnsi" w:hAnsiTheme="majorHAnsi" w:cstheme="majorHAnsi"/>
@@ -5805,7 +5641,6 @@
         </w:rPr>
         <w:t>StarPower</w:t>
       </w:r>
-      <w:proofErr w:type="spellEnd"/>
       <w:r>
         <w:rPr>
           <w:rFonts w:asciiTheme="majorHAnsi" w:hAnsiTheme="majorHAnsi" w:cstheme="majorHAnsi"/>
@@ -6205,18 +6040,8 @@
           <w:sz w:val="30"/>
           <w:szCs w:val="30"/>
         </w:rPr>
-        <w:t xml:space="preserve">Rocket </w:t>
-      </w:r>
-      <w:proofErr w:type="spellStart"/>
-      <w:r>
-        <w:rPr>
-          <w:rFonts w:asciiTheme="majorHAnsi" w:hAnsiTheme="majorHAnsi" w:cstheme="majorHAnsi"/>
-          <w:sz w:val="30"/>
-          <w:szCs w:val="30"/>
-        </w:rPr>
-        <w:t>Zoop</w:t>
-      </w:r>
-      <w:proofErr w:type="spellEnd"/>
+        <w:t>Rocket Zoop</w:t>
+      </w:r>
       <w:r>
         <w:rPr>
           <w:rFonts w:asciiTheme="majorHAnsi" w:hAnsiTheme="majorHAnsi" w:cstheme="majorHAnsi"/>
@@ -7482,7 +7307,6 @@
               </w:rPr>
               <w:t xml:space="preserve">+ </w:t>
             </w:r>
-            <w:proofErr w:type="spellStart"/>
             <w:r>
               <w:rPr>
                 <w:rFonts w:asciiTheme="majorHAnsi" w:hAnsiTheme="majorHAnsi" w:cstheme="majorHAnsi"/>
@@ -7495,22 +7319,7 @@
                 <w:szCs w:val="32"/>
                 <w:highlight w:val="yellow"/>
               </w:rPr>
-              <w:t>StarPower</w:t>
-            </w:r>
-            <w:proofErr w:type="spellEnd"/>
-            <w:r>
-              <w:rPr>
-                <w:rFonts w:asciiTheme="majorHAnsi" w:hAnsiTheme="majorHAnsi" w:cstheme="majorHAnsi"/>
-                <w:b/>
-                <w:bCs/>
-                <w:i/>
-                <w:iCs/>
-                <w:color w:val="FF0066"/>
-                <w:sz w:val="32"/>
-                <w:szCs w:val="32"/>
-                <w:highlight w:val="yellow"/>
-              </w:rPr>
-              <w:t>!</w:t>
+              <w:t>StarPower!</w:t>
             </w:r>
             <w:r>
               <w:rPr>
@@ -11125,25 +10934,7 @@
                 <w:sz w:val="26"/>
                 <w:szCs w:val="26"/>
               </w:rPr>
-              <w:t xml:space="preserve"> script for Aurora and </w:t>
-            </w:r>
-            <w:proofErr w:type="spellStart"/>
-            <w:r>
-              <w:rPr>
-                <w:rFonts w:asciiTheme="majorHAnsi" w:hAnsiTheme="majorHAnsi" w:cstheme="majorHAnsi"/>
-                <w:sz w:val="26"/>
-                <w:szCs w:val="26"/>
-              </w:rPr>
-              <w:t>StarPower</w:t>
-            </w:r>
-            <w:proofErr w:type="spellEnd"/>
-            <w:r>
-              <w:rPr>
-                <w:rFonts w:asciiTheme="majorHAnsi" w:hAnsiTheme="majorHAnsi" w:cstheme="majorHAnsi"/>
-                <w:sz w:val="26"/>
-                <w:szCs w:val="26"/>
-              </w:rPr>
-              <w:t>, trying to prove she can be a team player.</w:t>
+              <w:t xml:space="preserve"> script for Aurora and StarPower, trying to prove she can be a team player.</w:t>
             </w:r>
             <w:r>
               <w:rPr>
@@ -11314,7 +11105,6 @@
                 <w:szCs w:val="26"/>
               </w:rPr>
             </w:pPr>
-            <w:proofErr w:type="spellStart"/>
             <w:r>
               <w:rPr>
                 <w:rFonts w:asciiTheme="majorHAnsi" w:hAnsiTheme="majorHAnsi" w:cstheme="majorHAnsi"/>
@@ -11323,18 +11113,7 @@
                 <w:sz w:val="26"/>
                 <w:szCs w:val="26"/>
               </w:rPr>
-              <w:t>StarPower</w:t>
-            </w:r>
-            <w:proofErr w:type="spellEnd"/>
-            <w:r>
-              <w:rPr>
-                <w:rFonts w:asciiTheme="majorHAnsi" w:hAnsiTheme="majorHAnsi" w:cstheme="majorHAnsi"/>
-                <w:i/>
-                <w:iCs/>
-                <w:sz w:val="26"/>
-                <w:szCs w:val="26"/>
-              </w:rPr>
-              <w:t>!</w:t>
+              <w:t>StarPower!</w:t>
             </w:r>
             <w:r>
               <w:rPr>
@@ -11706,7 +11485,7 @@
                 <w:sz w:val="28"/>
                 <w:szCs w:val="28"/>
               </w:rPr>
-              <w:t>Serial</w:t>
+              <w:t>Episodic</w:t>
             </w:r>
           </w:p>
         </w:tc>
@@ -11835,23 +11614,31 @@
                 <w:sz w:val="26"/>
                 <w:szCs w:val="26"/>
               </w:rPr>
-              <w:t xml:space="preserve">The network officially </w:t>
-            </w:r>
-            <w:r>
-              <w:rPr>
-                <w:rFonts w:asciiTheme="majorHAnsi" w:hAnsiTheme="majorHAnsi" w:cstheme="majorHAnsi"/>
-                <w:sz w:val="26"/>
-                <w:szCs w:val="26"/>
-              </w:rPr>
-              <w:t xml:space="preserve">pushes Ray </w:t>
-            </w:r>
-            <w:r>
-              <w:rPr>
-                <w:rFonts w:asciiTheme="majorHAnsi" w:hAnsiTheme="majorHAnsi" w:cstheme="majorHAnsi"/>
-                <w:sz w:val="26"/>
-                <w:szCs w:val="26"/>
-              </w:rPr>
-              <w:t xml:space="preserve">in front of the camera as </w:t>
+              <w:t xml:space="preserve">RBS </w:t>
+            </w:r>
+            <w:r>
+              <w:rPr>
+                <w:rFonts w:asciiTheme="majorHAnsi" w:hAnsiTheme="majorHAnsi" w:cstheme="majorHAnsi"/>
+                <w:sz w:val="26"/>
+                <w:szCs w:val="26"/>
+              </w:rPr>
+              <w:t>accepts</w:t>
+            </w:r>
+            <w:r>
+              <w:rPr>
+                <w:rFonts w:asciiTheme="majorHAnsi" w:hAnsiTheme="majorHAnsi" w:cstheme="majorHAnsi"/>
+                <w:sz w:val="26"/>
+                <w:szCs w:val="26"/>
+              </w:rPr>
+              <w:t xml:space="preserve"> Ray </w:t>
+            </w:r>
+            <w:r>
+              <w:rPr>
+                <w:rFonts w:asciiTheme="majorHAnsi" w:hAnsiTheme="majorHAnsi" w:cstheme="majorHAnsi"/>
+                <w:sz w:val="26"/>
+                <w:szCs w:val="26"/>
+              </w:rPr>
+              <w:t xml:space="preserve">as </w:t>
             </w:r>
             <w:r>
               <w:rPr>
@@ -11931,15 +11718,31 @@
                 <w:sz w:val="26"/>
                 <w:szCs w:val="26"/>
               </w:rPr>
-              <w:t xml:space="preserve"> and almost sticks to being a writer</w:t>
-            </w:r>
-            <w:r>
-              <w:rPr>
-                <w:rFonts w:asciiTheme="majorHAnsi" w:hAnsiTheme="majorHAnsi" w:cstheme="majorHAnsi"/>
-                <w:sz w:val="26"/>
-                <w:szCs w:val="26"/>
-              </w:rPr>
-              <w:t xml:space="preserve">, but after </w:t>
+              <w:t xml:space="preserve">, seeing herself as the moon to Aurora’s planet in </w:t>
+            </w:r>
+            <w:r>
+              <w:rPr>
+                <w:rFonts w:asciiTheme="majorHAnsi" w:hAnsiTheme="majorHAnsi" w:cstheme="majorHAnsi"/>
+                <w:sz w:val="26"/>
+                <w:szCs w:val="26"/>
+              </w:rPr>
+              <w:t>a</w:t>
+            </w:r>
+            <w:r>
+              <w:rPr>
+                <w:rFonts w:asciiTheme="majorHAnsi" w:hAnsiTheme="majorHAnsi" w:cstheme="majorHAnsi"/>
+                <w:sz w:val="26"/>
+                <w:szCs w:val="26"/>
+              </w:rPr>
+              <w:t xml:space="preserve"> draft they write together. But</w:t>
+            </w:r>
+            <w:r>
+              <w:rPr>
+                <w:rFonts w:asciiTheme="majorHAnsi" w:hAnsiTheme="majorHAnsi" w:cstheme="majorHAnsi"/>
+                <w:sz w:val="26"/>
+                <w:szCs w:val="26"/>
+              </w:rPr>
+              <w:t xml:space="preserve"> after </w:t>
             </w:r>
             <w:r>
               <w:rPr>
@@ -12011,7 +11814,31 @@
                 <w:sz w:val="26"/>
                 <w:szCs w:val="26"/>
               </w:rPr>
-              <w:t>, she accepts the role</w:t>
+              <w:t xml:space="preserve">, she </w:t>
+            </w:r>
+            <w:r>
+              <w:rPr>
+                <w:rFonts w:asciiTheme="majorHAnsi" w:hAnsiTheme="majorHAnsi" w:cstheme="majorHAnsi"/>
+                <w:sz w:val="26"/>
+                <w:szCs w:val="26"/>
+              </w:rPr>
+              <w:t xml:space="preserve">learns to </w:t>
+            </w:r>
+            <w:r>
+              <w:rPr>
+                <w:rFonts w:asciiTheme="majorHAnsi" w:hAnsiTheme="majorHAnsi" w:cstheme="majorHAnsi"/>
+                <w:sz w:val="26"/>
+                <w:szCs w:val="26"/>
+              </w:rPr>
+              <w:t>appreciate</w:t>
+            </w:r>
+            <w:r>
+              <w:rPr>
+                <w:rFonts w:asciiTheme="majorHAnsi" w:hAnsiTheme="majorHAnsi" w:cstheme="majorHAnsi"/>
+                <w:sz w:val="26"/>
+                <w:szCs w:val="26"/>
+              </w:rPr>
+              <w:t xml:space="preserve"> it</w:t>
             </w:r>
             <w:r>
               <w:rPr>
@@ -12360,25 +12187,7 @@
                 <w:sz w:val="26"/>
                 <w:szCs w:val="26"/>
               </w:rPr>
-              <w:t xml:space="preserve"> </w:t>
-            </w:r>
-            <w:proofErr w:type="spellStart"/>
-            <w:r>
-              <w:rPr>
-                <w:rFonts w:asciiTheme="majorHAnsi" w:hAnsiTheme="majorHAnsi" w:cstheme="majorHAnsi"/>
-                <w:sz w:val="26"/>
-                <w:szCs w:val="26"/>
-              </w:rPr>
-              <w:t>StarPower</w:t>
-            </w:r>
-            <w:proofErr w:type="spellEnd"/>
-            <w:r>
-              <w:rPr>
-                <w:rFonts w:asciiTheme="majorHAnsi" w:hAnsiTheme="majorHAnsi" w:cstheme="majorHAnsi"/>
-                <w:sz w:val="26"/>
-                <w:szCs w:val="26"/>
-              </w:rPr>
-              <w:t>.</w:t>
+              <w:t xml:space="preserve"> StarPower.</w:t>
             </w:r>
           </w:p>
           <w:p>
@@ -12431,25 +12240,7 @@
                 <w:sz w:val="26"/>
                 <w:szCs w:val="26"/>
               </w:rPr>
-              <w:t xml:space="preserve"> organizes </w:t>
-            </w:r>
-            <w:proofErr w:type="spellStart"/>
-            <w:r>
-              <w:rPr>
-                <w:rFonts w:asciiTheme="majorHAnsi" w:hAnsiTheme="majorHAnsi" w:cstheme="majorHAnsi"/>
-                <w:sz w:val="26"/>
-                <w:szCs w:val="26"/>
-              </w:rPr>
-              <w:t>StarPower</w:t>
-            </w:r>
-            <w:proofErr w:type="spellEnd"/>
-            <w:r>
-              <w:rPr>
-                <w:rFonts w:asciiTheme="majorHAnsi" w:hAnsiTheme="majorHAnsi" w:cstheme="majorHAnsi"/>
-                <w:sz w:val="26"/>
-                <w:szCs w:val="26"/>
-              </w:rPr>
-              <w:t xml:space="preserve"> D</w:t>
+              <w:t xml:space="preserve"> organizes StarPower D</w:t>
             </w:r>
             <w:r>
               <w:rPr>
@@ -12967,7 +12758,6 @@
               </w:rPr>
               <w:t xml:space="preserve">wins a guest appearance on </w:t>
             </w:r>
-            <w:proofErr w:type="spellStart"/>
             <w:r>
               <w:rPr>
                 <w:rFonts w:asciiTheme="majorHAnsi" w:hAnsiTheme="majorHAnsi" w:cstheme="majorHAnsi"/>
@@ -12976,18 +12766,7 @@
                 <w:sz w:val="26"/>
                 <w:szCs w:val="26"/>
               </w:rPr>
-              <w:t>StarPower</w:t>
-            </w:r>
-            <w:proofErr w:type="spellEnd"/>
-            <w:r>
-              <w:rPr>
-                <w:rFonts w:asciiTheme="majorHAnsi" w:hAnsiTheme="majorHAnsi" w:cstheme="majorHAnsi"/>
-                <w:i/>
-                <w:iCs/>
-                <w:sz w:val="26"/>
-                <w:szCs w:val="26"/>
-              </w:rPr>
-              <w:t>!</w:t>
+              <w:t>StarPower!</w:t>
             </w:r>
             <w:r>
               <w:rPr>
@@ -13426,7 +13205,6 @@
               </w:rPr>
               <w:t xml:space="preserve">While promoting </w:t>
             </w:r>
-            <w:proofErr w:type="spellStart"/>
             <w:r>
               <w:rPr>
                 <w:rFonts w:asciiTheme="majorHAnsi" w:hAnsiTheme="majorHAnsi" w:cstheme="majorHAnsi"/>
@@ -13435,18 +13213,7 @@
                 <w:sz w:val="26"/>
                 <w:szCs w:val="26"/>
               </w:rPr>
-              <w:t>StarPower</w:t>
-            </w:r>
-            <w:proofErr w:type="spellEnd"/>
-            <w:r>
-              <w:rPr>
-                <w:rFonts w:asciiTheme="majorHAnsi" w:hAnsiTheme="majorHAnsi" w:cstheme="majorHAnsi"/>
-                <w:i/>
-                <w:iCs/>
-                <w:sz w:val="26"/>
-                <w:szCs w:val="26"/>
-              </w:rPr>
-              <w:t>!</w:t>
+              <w:t>StarPower!</w:t>
             </w:r>
             <w:r>
               <w:rPr>
@@ -13908,7 +13675,6 @@
               </w:rPr>
               <w:t xml:space="preserve"> the host of </w:t>
             </w:r>
-            <w:proofErr w:type="spellStart"/>
             <w:r>
               <w:rPr>
                 <w:rFonts w:asciiTheme="majorHAnsi" w:hAnsiTheme="majorHAnsi" w:cstheme="majorHAnsi"/>
@@ -13917,18 +13683,7 @@
                 <w:sz w:val="26"/>
                 <w:szCs w:val="26"/>
               </w:rPr>
-              <w:t>StarPower</w:t>
-            </w:r>
-            <w:proofErr w:type="spellEnd"/>
-            <w:r>
-              <w:rPr>
-                <w:rFonts w:asciiTheme="majorHAnsi" w:hAnsiTheme="majorHAnsi" w:cstheme="majorHAnsi"/>
-                <w:i/>
-                <w:iCs/>
-                <w:sz w:val="26"/>
-                <w:szCs w:val="26"/>
-              </w:rPr>
-              <w:t>!</w:t>
+              <w:t>StarPower!</w:t>
             </w:r>
             <w:r>
               <w:rPr>
@@ -13997,39 +13752,7 @@
                 <w:sz w:val="26"/>
                 <w:szCs w:val="26"/>
               </w:rPr>
-              <w:t>The a</w:t>
-            </w:r>
-            <w:r>
-              <w:rPr>
-                <w:rFonts w:asciiTheme="majorHAnsi" w:hAnsiTheme="majorHAnsi" w:cstheme="majorHAnsi"/>
-                <w:sz w:val="26"/>
-                <w:szCs w:val="26"/>
-              </w:rPr>
-              <w:t xml:space="preserve">udience adore </w:t>
-            </w:r>
-            <w:r>
-              <w:rPr>
-                <w:rFonts w:asciiTheme="majorHAnsi" w:hAnsiTheme="majorHAnsi" w:cstheme="majorHAnsi"/>
-                <w:sz w:val="26"/>
-                <w:szCs w:val="26"/>
-              </w:rPr>
-              <w:t>Steve</w:t>
-            </w:r>
-            <w:r>
-              <w:rPr>
-                <w:rFonts w:asciiTheme="majorHAnsi" w:hAnsiTheme="majorHAnsi" w:cstheme="majorHAnsi"/>
-                <w:sz w:val="26"/>
-                <w:szCs w:val="26"/>
-              </w:rPr>
-              <w:t>.</w:t>
-            </w:r>
-            <w:r>
-              <w:rPr>
-                <w:rFonts w:asciiTheme="majorHAnsi" w:hAnsiTheme="majorHAnsi" w:cstheme="majorHAnsi"/>
-                <w:sz w:val="26"/>
-                <w:szCs w:val="26"/>
-              </w:rPr>
-              <w:t xml:space="preserve"> </w:t>
+              <w:t xml:space="preserve">The audience adore Steve. </w:t>
             </w:r>
             <w:r>
               <w:rPr>
@@ -14231,25 +13954,7 @@
                 <w:sz w:val="28"/>
                 <w:szCs w:val="28"/>
               </w:rPr>
-              <w:t xml:space="preserve">Bye </w:t>
-            </w:r>
-            <w:proofErr w:type="spellStart"/>
-            <w:r>
-              <w:rPr>
-                <w:rFonts w:asciiTheme="majorHAnsi" w:hAnsiTheme="majorHAnsi" w:cstheme="majorHAnsi"/>
-                <w:sz w:val="28"/>
-                <w:szCs w:val="28"/>
-              </w:rPr>
-              <w:t>Bye</w:t>
-            </w:r>
-            <w:proofErr w:type="spellEnd"/>
-            <w:r>
-              <w:rPr>
-                <w:rFonts w:asciiTheme="majorHAnsi" w:hAnsiTheme="majorHAnsi" w:cstheme="majorHAnsi"/>
-                <w:sz w:val="28"/>
-                <w:szCs w:val="28"/>
-              </w:rPr>
-              <w:t xml:space="preserve"> Voices in Our Heads</w:t>
+              <w:t>Bye Bye Voices in Our Heads</w:t>
             </w:r>
           </w:p>
           <w:p>
@@ -14468,6 +14173,40 @@
               <w:t>Music Never Hurt Anybody</w:t>
             </w:r>
           </w:p>
+          <w:p>
+            <w:pPr>
+              <w:tabs>
+                <w:tab w:val="left" w:pos="5013"/>
+              </w:tabs>
+              <w:spacing w:line="240" w:lineRule="auto"/>
+              <w:rPr>
+                <w:rFonts w:asciiTheme="majorHAnsi" w:hAnsiTheme="majorHAnsi" w:cstheme="majorHAnsi"/>
+                <w:sz w:val="28"/>
+                <w:szCs w:val="28"/>
+              </w:rPr>
+            </w:pPr>
+          </w:p>
+          <w:p>
+            <w:pPr>
+              <w:tabs>
+                <w:tab w:val="left" w:pos="5013"/>
+              </w:tabs>
+              <w:spacing w:line="240" w:lineRule="auto"/>
+              <w:rPr>
+                <w:rFonts w:asciiTheme="majorHAnsi" w:hAnsiTheme="majorHAnsi" w:cstheme="majorHAnsi"/>
+                <w:sz w:val="28"/>
+                <w:szCs w:val="28"/>
+              </w:rPr>
+            </w:pPr>
+            <w:r>
+              <w:rPr>
+                <w:rFonts w:asciiTheme="majorHAnsi" w:hAnsiTheme="majorHAnsi" w:cstheme="majorHAnsi"/>
+                <w:sz w:val="28"/>
+                <w:szCs w:val="28"/>
+              </w:rPr>
+              <w:t>Episodic</w:t>
+            </w:r>
+          </w:p>
         </w:tc>
         <w:tc>
           <w:tcPr>
@@ -14803,7 +14542,7 @@
                 <w:sz w:val="28"/>
                 <w:szCs w:val="28"/>
               </w:rPr>
-              <w:t>*Idea: Sara Jane Beneke</w:t>
+              <w:t>Idea: Sara Jane Beneke</w:t>
             </w:r>
           </w:p>
           <w:p>
@@ -15121,25 +14860,7 @@
                 <w:sz w:val="26"/>
                 <w:szCs w:val="26"/>
               </w:rPr>
-              <w:t xml:space="preserve">Clay pairs with Stardust once again while Ray tries out a partnership with </w:t>
-            </w:r>
-            <w:proofErr w:type="spellStart"/>
-            <w:r>
-              <w:rPr>
-                <w:rFonts w:asciiTheme="majorHAnsi" w:hAnsiTheme="majorHAnsi" w:cstheme="majorHAnsi"/>
-                <w:sz w:val="26"/>
-                <w:szCs w:val="26"/>
-              </w:rPr>
-              <w:t>StarPower</w:t>
-            </w:r>
-            <w:proofErr w:type="spellEnd"/>
-            <w:r>
-              <w:rPr>
-                <w:rFonts w:asciiTheme="majorHAnsi" w:hAnsiTheme="majorHAnsi" w:cstheme="majorHAnsi"/>
-                <w:sz w:val="26"/>
-                <w:szCs w:val="26"/>
-              </w:rPr>
-              <w:t>. With her brother’s encouragement, Ray refuses to take part in the taping without Aurora’s presence, and River personally fires Ray. The creators are about to make Clay be the permanent host once more, but Clay also will quit and send out a disapproving message to the world if River does not change her mind.</w:t>
+              <w:t>Clay pairs with Stardust once again while Ray tries out a partnership with StarPower. With her brother’s encouragement, Ray refuses to take part in the taping without Aurora’s presence, and River personally fires Ray. The creators are about to make Clay be the permanent host once more, but Clay also will quit and send out a disapproving message to the world if River does not change her mind.</w:t>
             </w:r>
           </w:p>
           <w:p>
@@ -15160,25 +14881,7 @@
                 <w:sz w:val="26"/>
                 <w:szCs w:val="26"/>
               </w:rPr>
-              <w:t xml:space="preserve">Tag: The finale is rewritten. It follows Ray getting Clay’s help to rescue Aurora and </w:t>
-            </w:r>
-            <w:proofErr w:type="spellStart"/>
-            <w:r>
-              <w:rPr>
-                <w:rFonts w:asciiTheme="majorHAnsi" w:hAnsiTheme="majorHAnsi" w:cstheme="majorHAnsi"/>
-                <w:sz w:val="26"/>
-                <w:szCs w:val="26"/>
-              </w:rPr>
-              <w:t>StarPower</w:t>
-            </w:r>
-            <w:proofErr w:type="spellEnd"/>
-            <w:r>
-              <w:rPr>
-                <w:rFonts w:asciiTheme="majorHAnsi" w:hAnsiTheme="majorHAnsi" w:cstheme="majorHAnsi"/>
-                <w:sz w:val="26"/>
-                <w:szCs w:val="26"/>
-              </w:rPr>
-              <w:t xml:space="preserve"> who are in danger.</w:t>
+              <w:t>Tag: The finale is rewritten. It follows Ray getting Clay’s help to rescue Aurora and StarPower who are in danger.</w:t>
             </w:r>
           </w:p>
         </w:tc>
@@ -15515,25 +15218,7 @@
                 <w:sz w:val="26"/>
                 <w:szCs w:val="26"/>
               </w:rPr>
-              <w:t xml:space="preserve">The finale is broadcasted to the world. In the episode, Ray gets the help of the legend Clay to save Aurora and </w:t>
-            </w:r>
-            <w:proofErr w:type="spellStart"/>
-            <w:r>
-              <w:rPr>
-                <w:rFonts w:asciiTheme="majorHAnsi" w:hAnsiTheme="majorHAnsi" w:cstheme="majorHAnsi"/>
-                <w:sz w:val="26"/>
-                <w:szCs w:val="26"/>
-              </w:rPr>
-              <w:t>StarPower</w:t>
-            </w:r>
-            <w:proofErr w:type="spellEnd"/>
-            <w:r>
-              <w:rPr>
-                <w:rFonts w:asciiTheme="majorHAnsi" w:hAnsiTheme="majorHAnsi" w:cstheme="majorHAnsi"/>
-                <w:sz w:val="26"/>
-                <w:szCs w:val="26"/>
-              </w:rPr>
-              <w:t>.</w:t>
+              <w:t>The finale is broadcasted to the world. In the episode, Ray gets the help of the legend Clay to save Aurora and StarPower.</w:t>
             </w:r>
           </w:p>
           <w:p>
@@ -16437,7 +16122,6 @@
               </w:rPr>
               <w:t xml:space="preserve">mother would gift them VHS tapes of </w:t>
             </w:r>
-            <w:proofErr w:type="spellStart"/>
             <w:r>
               <w:rPr>
                 <w:rFonts w:asciiTheme="majorHAnsi" w:hAnsiTheme="majorHAnsi" w:cstheme="majorHAnsi"/>
@@ -16448,7 +16132,6 @@
               </w:rPr>
               <w:t>Stardirt</w:t>
             </w:r>
-            <w:proofErr w:type="spellEnd"/>
             <w:r>
               <w:rPr>
                 <w:rFonts w:asciiTheme="majorHAnsi" w:hAnsiTheme="majorHAnsi" w:cstheme="majorHAnsi"/>
@@ -16585,7 +16268,6 @@
               </w:rPr>
               <w:t xml:space="preserve">producing </w:t>
             </w:r>
-            <w:proofErr w:type="spellStart"/>
             <w:r>
               <w:rPr>
                 <w:rFonts w:asciiTheme="majorHAnsi" w:hAnsiTheme="majorHAnsi" w:cstheme="majorHAnsi"/>
@@ -16606,7 +16288,6 @@
               </w:rPr>
               <w:t>Wonder</w:t>
             </w:r>
-            <w:proofErr w:type="spellEnd"/>
             <w:r>
               <w:rPr>
                 <w:rFonts w:asciiTheme="majorHAnsi" w:hAnsiTheme="majorHAnsi" w:cstheme="majorHAnsi"/>
@@ -16749,43 +16430,7 @@
                 <w:sz w:val="26"/>
                 <w:szCs w:val="26"/>
               </w:rPr>
-              <w:t xml:space="preserve">RBS wants to give </w:t>
-            </w:r>
-            <w:proofErr w:type="spellStart"/>
-            <w:r>
-              <w:rPr>
-                <w:rFonts w:asciiTheme="majorHAnsi" w:hAnsiTheme="majorHAnsi" w:cstheme="majorHAnsi"/>
-                <w:sz w:val="26"/>
-                <w:szCs w:val="26"/>
-              </w:rPr>
-              <w:t>StarFuffle</w:t>
-            </w:r>
-            <w:proofErr w:type="spellEnd"/>
-            <w:r>
-              <w:rPr>
-                <w:rFonts w:asciiTheme="majorHAnsi" w:hAnsiTheme="majorHAnsi" w:cstheme="majorHAnsi"/>
-                <w:sz w:val="26"/>
-                <w:szCs w:val="26"/>
-              </w:rPr>
-              <w:t xml:space="preserve">, Stardust and </w:t>
-            </w:r>
-            <w:proofErr w:type="spellStart"/>
-            <w:r>
-              <w:rPr>
-                <w:rFonts w:asciiTheme="majorHAnsi" w:hAnsiTheme="majorHAnsi" w:cstheme="majorHAnsi"/>
-                <w:sz w:val="26"/>
-                <w:szCs w:val="26"/>
-              </w:rPr>
-              <w:t>StarPower’s</w:t>
-            </w:r>
-            <w:proofErr w:type="spellEnd"/>
-            <w:r>
-              <w:rPr>
-                <w:rFonts w:asciiTheme="majorHAnsi" w:hAnsiTheme="majorHAnsi" w:cstheme="majorHAnsi"/>
-                <w:sz w:val="26"/>
-                <w:szCs w:val="26"/>
-              </w:rPr>
-              <w:t xml:space="preserve"> cousin, another chance at the spotlight.</w:t>
+              <w:t>RBS wants to give StarFuffle, Stardust and StarPower’s cousin, another chance at the spotlight.</w:t>
             </w:r>
           </w:p>
         </w:tc>
@@ -17131,7 +16776,6 @@
                 <w:szCs w:val="28"/>
               </w:rPr>
             </w:pPr>
-            <w:proofErr w:type="spellStart"/>
             <w:r>
               <w:rPr>
                 <w:rFonts w:asciiTheme="majorHAnsi" w:hAnsiTheme="majorHAnsi" w:cstheme="majorHAnsi"/>
@@ -17140,7 +16784,6 @@
               </w:rPr>
               <w:t>StarWorld</w:t>
             </w:r>
-            <w:proofErr w:type="spellEnd"/>
           </w:p>
         </w:tc>
         <w:tc>
@@ -17280,18 +16923,8 @@
                 <w:sz w:val="26"/>
                 <w:szCs w:val="26"/>
               </w:rPr>
-              <w:t xml:space="preserve">Once they reach </w:t>
-            </w:r>
-            <w:proofErr w:type="spellStart"/>
-            <w:r>
-              <w:rPr>
-                <w:rFonts w:asciiTheme="majorHAnsi" w:hAnsiTheme="majorHAnsi" w:cstheme="majorHAnsi"/>
-                <w:sz w:val="26"/>
-                <w:szCs w:val="26"/>
-              </w:rPr>
-              <w:t>StarWorld</w:t>
-            </w:r>
-            <w:proofErr w:type="spellEnd"/>
+              <w:t>Once they reach StarWorld</w:t>
+            </w:r>
             <w:r>
               <w:rPr>
                 <w:rFonts w:asciiTheme="majorHAnsi" w:hAnsiTheme="majorHAnsi" w:cstheme="majorHAnsi"/>
@@ -17434,25 +17067,7 @@
                 <w:sz w:val="26"/>
                 <w:szCs w:val="26"/>
               </w:rPr>
-              <w:t xml:space="preserve"> </w:t>
-            </w:r>
-            <w:proofErr w:type="spellStart"/>
-            <w:r>
-              <w:rPr>
-                <w:rFonts w:asciiTheme="majorHAnsi" w:hAnsiTheme="majorHAnsi" w:cstheme="majorHAnsi"/>
-                <w:sz w:val="26"/>
-                <w:szCs w:val="26"/>
-              </w:rPr>
-              <w:t>StarWorld</w:t>
-            </w:r>
-            <w:proofErr w:type="spellEnd"/>
-            <w:r>
-              <w:rPr>
-                <w:rFonts w:asciiTheme="majorHAnsi" w:hAnsiTheme="majorHAnsi" w:cstheme="majorHAnsi"/>
-                <w:sz w:val="26"/>
-                <w:szCs w:val="26"/>
-              </w:rPr>
-              <w:t xml:space="preserve"> </w:t>
+              <w:t xml:space="preserve"> StarWorld </w:t>
             </w:r>
             <w:r>
               <w:rPr>
@@ -17486,7 +17101,6 @@
               </w:rPr>
               <w:t xml:space="preserve">episode of </w:t>
             </w:r>
-            <w:proofErr w:type="spellStart"/>
             <w:r>
               <w:rPr>
                 <w:rFonts w:asciiTheme="majorHAnsi" w:hAnsiTheme="majorHAnsi" w:cstheme="majorHAnsi"/>
@@ -17495,18 +17109,7 @@
                 <w:sz w:val="26"/>
                 <w:szCs w:val="26"/>
               </w:rPr>
-              <w:t>StarPower</w:t>
-            </w:r>
-            <w:proofErr w:type="spellEnd"/>
-            <w:r>
-              <w:rPr>
-                <w:rFonts w:asciiTheme="majorHAnsi" w:hAnsiTheme="majorHAnsi" w:cstheme="majorHAnsi"/>
-                <w:i/>
-                <w:iCs/>
-                <w:sz w:val="26"/>
-                <w:szCs w:val="26"/>
-              </w:rPr>
-              <w:t>!</w:t>
+              <w:t>StarPower!</w:t>
             </w:r>
           </w:p>
         </w:tc>
@@ -17580,25 +17183,7 @@
                 <w:sz w:val="28"/>
                 <w:szCs w:val="28"/>
               </w:rPr>
-              <w:t xml:space="preserve">Thanksgiving </w:t>
-            </w:r>
-            <w:proofErr w:type="spellStart"/>
-            <w:r>
-              <w:rPr>
-                <w:rFonts w:asciiTheme="majorHAnsi" w:hAnsiTheme="majorHAnsi" w:cstheme="majorHAnsi"/>
-                <w:sz w:val="28"/>
-                <w:szCs w:val="28"/>
-              </w:rPr>
-              <w:t>Ain’t</w:t>
-            </w:r>
-            <w:proofErr w:type="spellEnd"/>
-            <w:r>
-              <w:rPr>
-                <w:rFonts w:asciiTheme="majorHAnsi" w:hAnsiTheme="majorHAnsi" w:cstheme="majorHAnsi"/>
-                <w:sz w:val="28"/>
-                <w:szCs w:val="28"/>
-              </w:rPr>
-              <w:t xml:space="preserve"> Forgiving</w:t>
+              <w:t>Thanksgiving Ain’t Forgiving</w:t>
             </w:r>
           </w:p>
         </w:tc>
@@ -17711,40 +17296,6 @@
               <w:t>Therapist is a Weird Word</w:t>
             </w:r>
           </w:p>
-          <w:p>
-            <w:pPr>
-              <w:tabs>
-                <w:tab w:val="left" w:pos="5013"/>
-              </w:tabs>
-              <w:spacing w:line="240" w:lineRule="auto"/>
-              <w:rPr>
-                <w:rFonts w:asciiTheme="majorHAnsi" w:hAnsiTheme="majorHAnsi" w:cstheme="majorHAnsi"/>
-                <w:sz w:val="28"/>
-                <w:szCs w:val="28"/>
-              </w:rPr>
-            </w:pPr>
-          </w:p>
-          <w:p>
-            <w:pPr>
-              <w:tabs>
-                <w:tab w:val="left" w:pos="5013"/>
-              </w:tabs>
-              <w:spacing w:line="240" w:lineRule="auto"/>
-              <w:rPr>
-                <w:rFonts w:asciiTheme="majorHAnsi" w:hAnsiTheme="majorHAnsi" w:cstheme="majorHAnsi"/>
-                <w:sz w:val="28"/>
-                <w:szCs w:val="28"/>
-              </w:rPr>
-            </w:pPr>
-            <w:r>
-              <w:rPr>
-                <w:rFonts w:asciiTheme="majorHAnsi" w:hAnsiTheme="majorHAnsi" w:cstheme="majorHAnsi"/>
-                <w:sz w:val="28"/>
-                <w:szCs w:val="28"/>
-              </w:rPr>
-              <w:t>Episodic</w:t>
-            </w:r>
-          </w:p>
         </w:tc>
         <w:tc>
           <w:tcPr>
@@ -17778,43 +17329,7 @@
                 <w:sz w:val="26"/>
                 <w:szCs w:val="26"/>
               </w:rPr>
-              <w:t xml:space="preserve">Cold Open: Ray needs therapy after a sleep paralysis demons are Stardust and </w:t>
-            </w:r>
-            <w:proofErr w:type="spellStart"/>
-            <w:r>
-              <w:rPr>
-                <w:rFonts w:asciiTheme="majorHAnsi" w:hAnsiTheme="majorHAnsi" w:cstheme="majorHAnsi"/>
-                <w:sz w:val="26"/>
-                <w:szCs w:val="26"/>
-              </w:rPr>
-              <w:t>StarPower</w:t>
-            </w:r>
-            <w:proofErr w:type="spellEnd"/>
-            <w:r>
-              <w:rPr>
-                <w:rFonts w:asciiTheme="majorHAnsi" w:hAnsiTheme="majorHAnsi" w:cstheme="majorHAnsi"/>
-                <w:sz w:val="26"/>
-                <w:szCs w:val="26"/>
-              </w:rPr>
-              <w:t xml:space="preserve"> on a </w:t>
-            </w:r>
-            <w:proofErr w:type="spellStart"/>
-            <w:r>
-              <w:rPr>
-                <w:rFonts w:asciiTheme="majorHAnsi" w:hAnsiTheme="majorHAnsi" w:cstheme="majorHAnsi"/>
-                <w:sz w:val="26"/>
-                <w:szCs w:val="26"/>
-              </w:rPr>
-              <w:t>Miniverse</w:t>
-            </w:r>
-            <w:proofErr w:type="spellEnd"/>
-            <w:r>
-              <w:rPr>
-                <w:rFonts w:asciiTheme="majorHAnsi" w:hAnsiTheme="majorHAnsi" w:cstheme="majorHAnsi"/>
-                <w:sz w:val="26"/>
-                <w:szCs w:val="26"/>
-              </w:rPr>
-              <w:t xml:space="preserve"> set.</w:t>
+              <w:t>Cold Open: Ray needs therapy after a sleep paralysis demons are Stardust and StarPower on a Miniverse set.</w:t>
             </w:r>
           </w:p>
           <w:p>

--- a/about/solid-liquid-and-gas-bible.docx
+++ b/about/solid-liquid-and-gas-bible.docx
@@ -286,6 +286,17 @@
           <w:u w:val="single"/>
         </w:rPr>
         <w:lastRenderedPageBreak/>
+        <w:t xml:space="preserve">30-MINUTE </w:t>
+      </w:r>
+      <w:r>
+        <w:rPr>
+          <w:rFonts w:cstheme="minorHAnsi"/>
+          <w:b/>
+          <w:bCs/>
+          <w:sz w:val="32"/>
+          <w:szCs w:val="32"/>
+          <w:u w:val="single"/>
+        </w:rPr>
         <w:t xml:space="preserve">LIVE-ACTION </w:t>
       </w:r>
       <w:r>
@@ -645,66 +656,19 @@
           <w:szCs w:val="32"/>
         </w:rPr>
       </w:pPr>
-      <w:r>
-        <w:rPr>
-          <w:rFonts w:cstheme="minorHAnsi"/>
-          <w:b/>
-          <w:bCs/>
-          <w:sz w:val="32"/>
-          <w:szCs w:val="32"/>
-        </w:rPr>
-        <w:fldChar w:fldCharType="begin"/>
-      </w:r>
-      <w:r>
-        <w:rPr>
-          <w:rFonts w:cstheme="minorHAnsi"/>
-          <w:b/>
-          <w:bCs/>
-          <w:sz w:val="32"/>
-          <w:szCs w:val="32"/>
-        </w:rPr>
-        <w:instrText>HYPERLINK "https://www.solidliquidandgas.com/deck"</w:instrText>
-      </w:r>
-      <w:r>
-        <w:rPr>
-          <w:rFonts w:cstheme="minorHAnsi"/>
-          <w:b/>
-          <w:bCs/>
-          <w:sz w:val="32"/>
-          <w:szCs w:val="32"/>
-        </w:rPr>
-      </w:r>
-      <w:r>
-        <w:rPr>
-          <w:rFonts w:cstheme="minorHAnsi"/>
-          <w:b/>
-          <w:bCs/>
-          <w:sz w:val="32"/>
-          <w:szCs w:val="32"/>
-        </w:rPr>
-        <w:fldChar w:fldCharType="separate"/>
-      </w:r>
-      <w:r>
-        <w:rPr>
-          <w:rStyle w:val="Hyperlink"/>
-          <w:rFonts w:cstheme="minorHAnsi"/>
-          <w:b/>
-          <w:bCs/>
-          <w:sz w:val="32"/>
-          <w:szCs w:val="32"/>
-        </w:rPr>
-        <w:t>Pitch Deck</w:t>
-      </w:r>
-      <w:r>
-        <w:rPr>
-          <w:rFonts w:cstheme="minorHAnsi"/>
-          <w:b/>
-          <w:bCs/>
-          <w:sz w:val="32"/>
-          <w:szCs w:val="32"/>
-        </w:rPr>
-        <w:fldChar w:fldCharType="end"/>
-      </w:r>
+      <w:hyperlink r:id="rId9" w:history="1">
+        <w:r>
+          <w:rPr>
+            <w:rStyle w:val="Hyperlink"/>
+            <w:rFonts w:cstheme="minorHAnsi"/>
+            <w:b/>
+            <w:bCs/>
+            <w:sz w:val="32"/>
+            <w:szCs w:val="32"/>
+          </w:rPr>
+          <w:t>Pitch Deck</w:t>
+        </w:r>
+      </w:hyperlink>
       <w:r>
         <w:rPr>
           <w:rFonts w:cstheme="minorHAnsi"/>
@@ -729,7 +693,7 @@
         </w:rPr>
         <w:t xml:space="preserve">  </w:t>
       </w:r>
-      <w:hyperlink r:id="rId9" w:history="1">
+      <w:hyperlink r:id="rId10" w:history="1">
         <w:r>
           <w:rPr>
             <w:rStyle w:val="Hyperlink"/>
@@ -791,7 +755,7 @@
           <w:szCs w:val="32"/>
         </w:rPr>
       </w:pPr>
-      <w:hyperlink r:id="rId10" w:history="1">
+      <w:hyperlink r:id="rId11" w:history="1">
         <w:r>
           <w:rPr>
             <w:rStyle w:val="Hyperlink"/>
@@ -819,7 +783,7 @@
         </w:rPr>
         <w:t xml:space="preserve"> | </w:t>
       </w:r>
-      <w:hyperlink r:id="rId11" w:history="1">
+      <w:hyperlink r:id="rId12" w:history="1">
         <w:r>
           <w:rPr>
             <w:rStyle w:val="Hyperlink"/>
@@ -845,7 +809,7 @@
           <w:szCs w:val="32"/>
         </w:rPr>
       </w:pPr>
-      <w:hyperlink r:id="rId12" w:history="1">
+      <w:hyperlink r:id="rId13" w:history="1">
         <w:r>
           <w:rPr>
             <w:rStyle w:val="Hyperlink"/>
@@ -895,7 +859,7 @@
           <w:szCs w:val="32"/>
         </w:rPr>
       </w:pPr>
-      <w:hyperlink r:id="rId13" w:history="1">
+      <w:hyperlink r:id="rId14" w:history="1">
         <w:r>
           <w:rPr>
             <w:rStyle w:val="Hyperlink"/>
@@ -922,7 +886,7 @@
           <w:szCs w:val="32"/>
         </w:rPr>
       </w:pPr>
-      <w:hyperlink r:id="rId14" w:history="1">
+      <w:hyperlink r:id="rId15" w:history="1">
         <w:r>
           <w:rPr>
             <w:rStyle w:val="Hyperlink"/>
@@ -949,7 +913,7 @@
           <w:szCs w:val="32"/>
         </w:rPr>
       </w:pPr>
-      <w:hyperlink r:id="rId15" w:history="1">
+      <w:hyperlink r:id="rId16" w:history="1">
         <w:r>
           <w:rPr>
             <w:rStyle w:val="Hyperlink"/>
@@ -1022,6 +986,7 @@
         </w:rPr>
         <w:t xml:space="preserve">+ </w:t>
       </w:r>
+      <w:proofErr w:type="spellStart"/>
       <w:r>
         <w:rPr>
           <w:rFonts w:cstheme="minorHAnsi"/>
@@ -1032,7 +997,20 @@
           <w:szCs w:val="60"/>
           <w:u w:val="single"/>
         </w:rPr>
-        <w:t>StarPower!</w:t>
+        <w:t>StarPower</w:t>
+      </w:r>
+      <w:proofErr w:type="spellEnd"/>
+      <w:r>
+        <w:rPr>
+          <w:rFonts w:cstheme="minorHAnsi"/>
+          <w:b/>
+          <w:bCs/>
+          <w:color w:val="FF3399"/>
+          <w:sz w:val="60"/>
+          <w:szCs w:val="60"/>
+          <w:u w:val="single"/>
+        </w:rPr>
+        <w:t>!</w:t>
       </w:r>
     </w:p>
     <w:p>
@@ -1362,7 +1340,7 @@
           <w:szCs w:val="32"/>
         </w:rPr>
       </w:pPr>
-      <w:hyperlink r:id="rId16" w:history="1">
+      <w:hyperlink r:id="rId17" w:history="1">
         <w:r>
           <w:rPr>
             <w:rStyle w:val="Hyperlink"/>
@@ -1430,7 +1408,7 @@
                     </pic:cNvPicPr>
                   </pic:nvPicPr>
                   <pic:blipFill>
-                    <a:blip r:embed="rId17"/>
+                    <a:blip r:embed="rId18"/>
                     <a:srcRect l="13941" t="19623" r="13102" b="18742"/>
                     <a:stretch>
                       <a:fillRect/>
@@ -1718,7 +1696,7 @@
                     </pic:cNvPicPr>
                   </pic:nvPicPr>
                   <pic:blipFill>
-                    <a:blip r:embed="rId18"/>
+                    <a:blip r:embed="rId19"/>
                     <a:srcRect t="21502" r="2154" b="26596"/>
                     <a:stretch>
                       <a:fillRect/>
@@ -1745,6 +1723,7 @@
           </wp:anchor>
         </w:drawing>
       </w:r>
+      <w:proofErr w:type="spellStart"/>
       <w:r>
         <w:rPr>
           <w:rFonts w:cstheme="minorHAnsi"/>
@@ -1767,7 +1746,20 @@
           <w:szCs w:val="32"/>
           <w:u w:val="single"/>
         </w:rPr>
-        <w:t>tarPower!</w:t>
+        <w:t>tarPower</w:t>
+      </w:r>
+      <w:proofErr w:type="spellEnd"/>
+      <w:r>
+        <w:rPr>
+          <w:rFonts w:cstheme="minorHAnsi"/>
+          <w:b/>
+          <w:bCs/>
+          <w:color w:val="FF3399"/>
+          <w:sz w:val="32"/>
+          <w:szCs w:val="32"/>
+          <w:u w:val="single"/>
+        </w:rPr>
+        <w:t>!</w:t>
       </w:r>
       <w:r>
         <w:rPr>
@@ -1893,8 +1885,18 @@
           <w:sz w:val="32"/>
           <w:szCs w:val="32"/>
         </w:rPr>
-        <w:t xml:space="preserve"> StarPower</w:t>
-      </w:r>
+        <w:t xml:space="preserve"> </w:t>
+      </w:r>
+      <w:proofErr w:type="spellStart"/>
+      <w:r>
+        <w:rPr>
+          <w:rFonts w:cstheme="minorHAnsi"/>
+          <w:sz w:val="32"/>
+          <w:szCs w:val="32"/>
+        </w:rPr>
+        <w:t>StarPower</w:t>
+      </w:r>
+      <w:proofErr w:type="spellEnd"/>
       <w:r>
         <w:rPr>
           <w:rFonts w:cstheme="minorHAnsi"/>
@@ -2156,7 +2158,7 @@
           <w:szCs w:val="30"/>
         </w:rPr>
       </w:pPr>
-      <w:hyperlink r:id="rId19" w:history="1">
+      <w:hyperlink r:id="rId20" w:history="1">
         <w:r>
           <w:rPr>
             <w:rStyle w:val="Hyperlink"/>
@@ -2350,6 +2352,7 @@
         </w:rPr>
         <w:t xml:space="preserve"> eventually the host’s sidekick in </w:t>
       </w:r>
+      <w:proofErr w:type="spellStart"/>
       <w:r>
         <w:rPr>
           <w:rFonts w:cstheme="minorHAnsi"/>
@@ -2359,7 +2362,19 @@
           <w:sz w:val="30"/>
           <w:szCs w:val="30"/>
         </w:rPr>
-        <w:t>StarPower!</w:t>
+        <w:t>StarPower</w:t>
+      </w:r>
+      <w:proofErr w:type="spellEnd"/>
+      <w:r>
+        <w:rPr>
+          <w:rFonts w:cstheme="minorHAnsi"/>
+          <w:i/>
+          <w:iCs/>
+          <w:color w:val="FF3399"/>
+          <w:sz w:val="30"/>
+          <w:szCs w:val="30"/>
+        </w:rPr>
+        <w:t>!</w:t>
       </w:r>
       <w:r>
         <w:rPr>
@@ -2955,6 +2970,7 @@
         </w:rPr>
         <w:t xml:space="preserve"> host of </w:t>
       </w:r>
+      <w:proofErr w:type="spellStart"/>
       <w:r>
         <w:rPr>
           <w:rFonts w:cstheme="minorHAnsi"/>
@@ -2964,7 +2980,19 @@
           <w:sz w:val="30"/>
           <w:szCs w:val="30"/>
         </w:rPr>
-        <w:t>StarPower!</w:t>
+        <w:t>StarPower</w:t>
+      </w:r>
+      <w:proofErr w:type="spellEnd"/>
+      <w:r>
+        <w:rPr>
+          <w:rFonts w:cstheme="minorHAnsi"/>
+          <w:i/>
+          <w:iCs/>
+          <w:color w:val="FF3399"/>
+          <w:sz w:val="30"/>
+          <w:szCs w:val="30"/>
+        </w:rPr>
+        <w:t>!</w:t>
       </w:r>
       <w:r>
         <w:rPr>
@@ -3534,6 +3562,7 @@
         </w:rPr>
         <w:t xml:space="preserve">and its revival </w:t>
       </w:r>
+      <w:proofErr w:type="spellStart"/>
       <w:r>
         <w:rPr>
           <w:rFonts w:cstheme="minorHAnsi"/>
@@ -3545,6 +3574,7 @@
         </w:rPr>
         <w:t>StarPower</w:t>
       </w:r>
+      <w:proofErr w:type="spellEnd"/>
       <w:r>
         <w:rPr>
           <w:rFonts w:cstheme="minorHAnsi"/>
@@ -3612,6 +3642,7 @@
         </w:rPr>
         <w:t xml:space="preserve">takes every chance she can to rid </w:t>
       </w:r>
+      <w:proofErr w:type="spellStart"/>
       <w:r>
         <w:rPr>
           <w:rFonts w:cstheme="minorHAnsi"/>
@@ -3620,7 +3651,18 @@
           <w:sz w:val="30"/>
           <w:szCs w:val="30"/>
         </w:rPr>
-        <w:t>StarPower!</w:t>
+        <w:t>StarPower</w:t>
+      </w:r>
+      <w:proofErr w:type="spellEnd"/>
+      <w:r>
+        <w:rPr>
+          <w:rFonts w:cstheme="minorHAnsi"/>
+          <w:i/>
+          <w:iCs/>
+          <w:sz w:val="30"/>
+          <w:szCs w:val="30"/>
+        </w:rPr>
+        <w:t>!</w:t>
       </w:r>
       <w:r>
         <w:rPr>
@@ -3945,7 +3987,25 @@
           <w:sz w:val="30"/>
           <w:szCs w:val="30"/>
         </w:rPr>
-        <w:t xml:space="preserve"> (E-lehm)</w:t>
+        <w:t xml:space="preserve"> (E-</w:t>
+      </w:r>
+      <w:proofErr w:type="spellStart"/>
+      <w:r>
+        <w:rPr>
+          <w:rFonts w:cstheme="minorHAnsi"/>
+          <w:sz w:val="30"/>
+          <w:szCs w:val="30"/>
+        </w:rPr>
+        <w:t>lehm</w:t>
+      </w:r>
+      <w:proofErr w:type="spellEnd"/>
+      <w:r>
+        <w:rPr>
+          <w:rFonts w:cstheme="minorHAnsi"/>
+          <w:sz w:val="30"/>
+          <w:szCs w:val="30"/>
+        </w:rPr>
+        <w:t>)</w:t>
       </w:r>
       <w:r>
         <w:rPr>
@@ -4137,6 +4197,7 @@
         </w:rPr>
         <w:t xml:space="preserve">’s biggest fan. As a child, she ran a fan club blog for the original show. Now as an adult, she is now a science communicator who runs social media channels dedicated to and critiquing </w:t>
       </w:r>
+      <w:proofErr w:type="spellStart"/>
       <w:r>
         <w:rPr>
           <w:rFonts w:cstheme="minorHAnsi"/>
@@ -4146,7 +4207,19 @@
           <w:sz w:val="30"/>
           <w:szCs w:val="30"/>
         </w:rPr>
-        <w:t>StarPower!</w:t>
+        <w:t>StarPower</w:t>
+      </w:r>
+      <w:proofErr w:type="spellEnd"/>
+      <w:r>
+        <w:rPr>
+          <w:rFonts w:cstheme="minorHAnsi"/>
+          <w:i/>
+          <w:iCs/>
+          <w:color w:val="FF0066"/>
+          <w:sz w:val="30"/>
+          <w:szCs w:val="30"/>
+        </w:rPr>
+        <w:t>!</w:t>
       </w:r>
     </w:p>
     <w:p>
@@ -4192,6 +4265,7 @@
         </w:rPr>
         <w:t xml:space="preserve">ALTRO is a child actor who voices the younger characters on </w:t>
       </w:r>
+      <w:proofErr w:type="spellStart"/>
       <w:r>
         <w:rPr>
           <w:rFonts w:cstheme="minorHAnsi"/>
@@ -4201,7 +4275,19 @@
           <w:sz w:val="30"/>
           <w:szCs w:val="30"/>
         </w:rPr>
-        <w:t>StarPower!</w:t>
+        <w:t>StarPower</w:t>
+      </w:r>
+      <w:proofErr w:type="spellEnd"/>
+      <w:r>
+        <w:rPr>
+          <w:rFonts w:cstheme="minorHAnsi"/>
+          <w:i/>
+          <w:iCs/>
+          <w:color w:val="FF3399"/>
+          <w:sz w:val="30"/>
+          <w:szCs w:val="30"/>
+        </w:rPr>
+        <w:t>!</w:t>
       </w:r>
     </w:p>
     <w:p>
@@ -4268,6 +4354,7 @@
         </w:rPr>
         <w:t xml:space="preserve">, known for the children’s tv series, </w:t>
       </w:r>
+      <w:proofErr w:type="spellStart"/>
       <w:r>
         <w:rPr>
           <w:rFonts w:cstheme="minorHAnsi"/>
@@ -4278,6 +4365,7 @@
         </w:rPr>
         <w:t>Cinnamonville</w:t>
       </w:r>
+      <w:proofErr w:type="spellEnd"/>
       <w:r>
         <w:rPr>
           <w:rFonts w:cstheme="minorHAnsi"/>
@@ -4302,6 +4390,7 @@
         </w:rPr>
         <w:t xml:space="preserve">the primary series director for </w:t>
       </w:r>
+      <w:proofErr w:type="spellStart"/>
       <w:r>
         <w:rPr>
           <w:rFonts w:cstheme="minorHAnsi"/>
@@ -4311,7 +4400,19 @@
           <w:sz w:val="30"/>
           <w:szCs w:val="30"/>
         </w:rPr>
-        <w:t>StarPower!</w:t>
+        <w:t>StarPower</w:t>
+      </w:r>
+      <w:proofErr w:type="spellEnd"/>
+      <w:r>
+        <w:rPr>
+          <w:rFonts w:cstheme="minorHAnsi"/>
+          <w:i/>
+          <w:iCs/>
+          <w:color w:val="FF3399"/>
+          <w:sz w:val="30"/>
+          <w:szCs w:val="30"/>
+        </w:rPr>
+        <w:t>!</w:t>
       </w:r>
     </w:p>
     <w:p>
@@ -4404,6 +4505,7 @@
         </w:rPr>
         <w:t xml:space="preserve"> for </w:t>
       </w:r>
+      <w:proofErr w:type="spellStart"/>
       <w:r>
         <w:rPr>
           <w:rFonts w:cstheme="minorHAnsi"/>
@@ -4413,7 +4515,19 @@
           <w:sz w:val="30"/>
           <w:szCs w:val="30"/>
         </w:rPr>
-        <w:t>StarPower!</w:t>
+        <w:t>StarPower</w:t>
+      </w:r>
+      <w:proofErr w:type="spellEnd"/>
+      <w:r>
+        <w:rPr>
+          <w:rFonts w:cstheme="minorHAnsi"/>
+          <w:i/>
+          <w:iCs/>
+          <w:color w:val="FF3399"/>
+          <w:sz w:val="30"/>
+          <w:szCs w:val="30"/>
+        </w:rPr>
+        <w:t>!</w:t>
       </w:r>
     </w:p>
     <w:p>
@@ -4715,6 +4829,7 @@
         </w:rPr>
         <w:t xml:space="preserve"> the host of </w:t>
       </w:r>
+      <w:proofErr w:type="spellStart"/>
       <w:r>
         <w:rPr>
           <w:rFonts w:cstheme="minorHAnsi"/>
@@ -4724,7 +4839,19 @@
           <w:sz w:val="30"/>
           <w:szCs w:val="30"/>
         </w:rPr>
-        <w:t>StarPower!</w:t>
+        <w:t>StarPower</w:t>
+      </w:r>
+      <w:proofErr w:type="spellEnd"/>
+      <w:r>
+        <w:rPr>
+          <w:rFonts w:cstheme="minorHAnsi"/>
+          <w:i/>
+          <w:iCs/>
+          <w:color w:val="FF3399"/>
+          <w:sz w:val="30"/>
+          <w:szCs w:val="30"/>
+        </w:rPr>
+        <w:t>!</w:t>
       </w:r>
       <w:r>
         <w:rPr>
@@ -5634,6 +5761,7 @@
         </w:rPr>
         <w:t xml:space="preserve">the host of </w:t>
       </w:r>
+      <w:proofErr w:type="spellStart"/>
       <w:r>
         <w:rPr>
           <w:rFonts w:cstheme="minorHAnsi"/>
@@ -5645,6 +5773,7 @@
         </w:rPr>
         <w:t>StarPower</w:t>
       </w:r>
+      <w:proofErr w:type="spellEnd"/>
       <w:r>
         <w:rPr>
           <w:rFonts w:cstheme="minorHAnsi"/>
@@ -6044,8 +6173,18 @@
           <w:sz w:val="30"/>
           <w:szCs w:val="30"/>
         </w:rPr>
-        <w:t>Rocket Zoop</w:t>
-      </w:r>
+        <w:t xml:space="preserve">Rocket </w:t>
+      </w:r>
+      <w:proofErr w:type="spellStart"/>
+      <w:r>
+        <w:rPr>
+          <w:rFonts w:cstheme="minorHAnsi"/>
+          <w:sz w:val="30"/>
+          <w:szCs w:val="30"/>
+        </w:rPr>
+        <w:t>Zoop</w:t>
+      </w:r>
+      <w:proofErr w:type="spellEnd"/>
       <w:r>
         <w:rPr>
           <w:rFonts w:cstheme="minorHAnsi"/>
@@ -6659,7 +6798,7 @@
                     </pic:cNvPicPr>
                   </pic:nvPicPr>
                   <pic:blipFill>
-                    <a:blip r:embed="rId20" cstate="print">
+                    <a:blip r:embed="rId21" cstate="print">
                       <a:extLst>
                         <a:ext uri="{28A0092B-C50C-407E-A947-70E740481C1C}">
                           <a14:useLocalDpi xmlns:a14="http://schemas.microsoft.com/office/drawing/2010/main" val="0"/>
@@ -6740,7 +6879,7 @@
                     </pic:cNvPicPr>
                   </pic:nvPicPr>
                   <pic:blipFill>
-                    <a:blip r:embed="rId21"/>
+                    <a:blip r:embed="rId22"/>
                     <a:stretch>
                       <a:fillRect/>
                     </a:stretch>
@@ -7033,7 +7172,7 @@
                     </pic:cNvPicPr>
                   </pic:nvPicPr>
                   <pic:blipFill rotWithShape="1">
-                    <a:blip r:embed="rId22" cstate="print">
+                    <a:blip r:embed="rId23" cstate="print">
                       <a:extLst>
                         <a:ext uri="{28A0092B-C50C-407E-A947-70E740481C1C}">
                           <a14:useLocalDpi xmlns:a14="http://schemas.microsoft.com/office/drawing/2010/main" val="0"/>
@@ -7120,7 +7259,7 @@
                     </pic:cNvPicPr>
                   </pic:nvPicPr>
                   <pic:blipFill rotWithShape="1">
-                    <a:blip r:embed="rId23" cstate="print">
+                    <a:blip r:embed="rId24" cstate="print">
                       <a:extLst>
                         <a:ext uri="{28A0092B-C50C-407E-A947-70E740481C1C}">
                           <a14:useLocalDpi xmlns:a14="http://schemas.microsoft.com/office/drawing/2010/main" val="0"/>
@@ -7326,6 +7465,7 @@
               </w:rPr>
               <w:t xml:space="preserve">+ </w:t>
             </w:r>
+            <w:proofErr w:type="spellStart"/>
             <w:r>
               <w:rPr>
                 <w:rFonts w:cstheme="minorHAnsi"/>
@@ -7338,7 +7478,22 @@
                 <w:szCs w:val="32"/>
                 <w:highlight w:val="yellow"/>
               </w:rPr>
-              <w:t>StarPower!</w:t>
+              <w:t>StarPower</w:t>
+            </w:r>
+            <w:proofErr w:type="spellEnd"/>
+            <w:r>
+              <w:rPr>
+                <w:rFonts w:cstheme="minorHAnsi"/>
+                <w:b/>
+                <w:bCs/>
+                <w:i/>
+                <w:iCs/>
+                <w:color w:val="FF0066"/>
+                <w:sz w:val="32"/>
+                <w:szCs w:val="32"/>
+                <w:highlight w:val="yellow"/>
+              </w:rPr>
+              <w:t>!</w:t>
             </w:r>
             <w:r>
               <w:rPr>
@@ -7426,7 +7581,7 @@
                           </pic:cNvPicPr>
                         </pic:nvPicPr>
                         <pic:blipFill>
-                          <a:blip r:embed="rId24" cstate="print">
+                          <a:blip r:embed="rId25" cstate="print">
                             <a:extLst>
                               <a:ext uri="{28A0092B-C50C-407E-A947-70E740481C1C}">
                                 <a14:useLocalDpi xmlns:a14="http://schemas.microsoft.com/office/drawing/2010/main" val="0"/>
@@ -7591,7 +7746,7 @@
                     </pic:cNvPicPr>
                   </pic:nvPicPr>
                   <pic:blipFill>
-                    <a:blip r:embed="rId25" cstate="print">
+                    <a:blip r:embed="rId26" cstate="print">
                       <a:extLst>
                         <a:ext uri="{28A0092B-C50C-407E-A947-70E740481C1C}">
                           <a14:useLocalDpi xmlns:a14="http://schemas.microsoft.com/office/drawing/2010/main" val="0"/>
@@ -7669,7 +7824,7 @@
                     </pic:cNvPicPr>
                   </pic:nvPicPr>
                   <pic:blipFill>
-                    <a:blip r:embed="rId26" cstate="print">
+                    <a:blip r:embed="rId27" cstate="print">
                       <a:extLst>
                         <a:ext uri="{28A0092B-C50C-407E-A947-70E740481C1C}">
                           <a14:useLocalDpi xmlns:a14="http://schemas.microsoft.com/office/drawing/2010/main" val="0"/>
@@ -10981,7 +11136,25 @@
                 <w:sz w:val="26"/>
                 <w:szCs w:val="26"/>
               </w:rPr>
-              <w:t xml:space="preserve"> script for Aurora and StarPower, prov</w:t>
+              <w:t xml:space="preserve"> script for Aurora and </w:t>
+            </w:r>
+            <w:proofErr w:type="spellStart"/>
+            <w:r>
+              <w:rPr>
+                <w:rFonts w:cstheme="minorHAnsi"/>
+                <w:sz w:val="26"/>
+                <w:szCs w:val="26"/>
+              </w:rPr>
+              <w:t>StarPower</w:t>
+            </w:r>
+            <w:proofErr w:type="spellEnd"/>
+            <w:r>
+              <w:rPr>
+                <w:rFonts w:cstheme="minorHAnsi"/>
+                <w:sz w:val="26"/>
+                <w:szCs w:val="26"/>
+              </w:rPr>
+              <w:t>, prov</w:t>
             </w:r>
             <w:r>
               <w:rPr>
@@ -11067,6 +11240,7 @@
                 <w:sz w:val="28"/>
                 <w:szCs w:val="28"/>
               </w:rPr>
+              <w:lastRenderedPageBreak/>
               <w:t>4</w:t>
             </w:r>
           </w:p>
@@ -11167,6 +11341,7 @@
                 <w:szCs w:val="26"/>
               </w:rPr>
             </w:pPr>
+            <w:proofErr w:type="spellStart"/>
             <w:r>
               <w:rPr>
                 <w:rFonts w:cstheme="minorHAnsi"/>
@@ -11175,7 +11350,18 @@
                 <w:sz w:val="26"/>
                 <w:szCs w:val="26"/>
               </w:rPr>
-              <w:t>StarPower!</w:t>
+              <w:t>StarPower</w:t>
+            </w:r>
+            <w:proofErr w:type="spellEnd"/>
+            <w:r>
+              <w:rPr>
+                <w:rFonts w:cstheme="minorHAnsi"/>
+                <w:i/>
+                <w:iCs/>
+                <w:sz w:val="26"/>
+                <w:szCs w:val="26"/>
+              </w:rPr>
+              <w:t>!</w:t>
             </w:r>
             <w:r>
               <w:rPr>
@@ -11944,7 +12130,7 @@
               </w:rPr>
               <w:t xml:space="preserve"> The network screens the 10-minute pilot episode, </w:t>
             </w:r>
-            <w:hyperlink r:id="rId27" w:history="1">
+            <w:hyperlink r:id="rId28" w:history="1">
               <w:r>
                 <w:rPr>
                   <w:rStyle w:val="Hyperlink"/>
@@ -12219,7 +12405,25 @@
                 <w:sz w:val="26"/>
                 <w:szCs w:val="26"/>
               </w:rPr>
-              <w:t xml:space="preserve"> StarPower.</w:t>
+              <w:t xml:space="preserve"> </w:t>
+            </w:r>
+            <w:proofErr w:type="spellStart"/>
+            <w:r>
+              <w:rPr>
+                <w:rFonts w:cstheme="minorHAnsi"/>
+                <w:sz w:val="26"/>
+                <w:szCs w:val="26"/>
+              </w:rPr>
+              <w:t>StarPower</w:t>
+            </w:r>
+            <w:proofErr w:type="spellEnd"/>
+            <w:r>
+              <w:rPr>
+                <w:rFonts w:cstheme="minorHAnsi"/>
+                <w:sz w:val="26"/>
+                <w:szCs w:val="26"/>
+              </w:rPr>
+              <w:t>.</w:t>
             </w:r>
           </w:p>
           <w:p>
@@ -12272,7 +12476,25 @@
                 <w:sz w:val="26"/>
                 <w:szCs w:val="26"/>
               </w:rPr>
-              <w:t xml:space="preserve"> organizes StarPower D</w:t>
+              <w:t xml:space="preserve"> organizes </w:t>
+            </w:r>
+            <w:proofErr w:type="spellStart"/>
+            <w:r>
+              <w:rPr>
+                <w:rFonts w:cstheme="minorHAnsi"/>
+                <w:sz w:val="26"/>
+                <w:szCs w:val="26"/>
+              </w:rPr>
+              <w:t>StarPower</w:t>
+            </w:r>
+            <w:proofErr w:type="spellEnd"/>
+            <w:r>
+              <w:rPr>
+                <w:rFonts w:cstheme="minorHAnsi"/>
+                <w:sz w:val="26"/>
+                <w:szCs w:val="26"/>
+              </w:rPr>
+              <w:t xml:space="preserve"> D</w:t>
             </w:r>
             <w:r>
               <w:rPr>
@@ -12798,6 +13020,7 @@
               </w:rPr>
               <w:t xml:space="preserve">A social media contest where the class with the most likes wins a guest appearance on </w:t>
             </w:r>
+            <w:proofErr w:type="spellStart"/>
             <w:r>
               <w:rPr>
                 <w:rFonts w:cstheme="minorHAnsi"/>
@@ -12806,7 +13029,18 @@
                 <w:sz w:val="26"/>
                 <w:szCs w:val="26"/>
               </w:rPr>
-              <w:t>StarPower!</w:t>
+              <w:t>StarPower</w:t>
+            </w:r>
+            <w:proofErr w:type="spellEnd"/>
+            <w:r>
+              <w:rPr>
+                <w:rFonts w:cstheme="minorHAnsi"/>
+                <w:i/>
+                <w:iCs/>
+                <w:sz w:val="26"/>
+                <w:szCs w:val="26"/>
+              </w:rPr>
+              <w:t>!</w:t>
             </w:r>
             <w:r>
               <w:rPr>
@@ -13261,6 +13495,7 @@
               </w:rPr>
               <w:t xml:space="preserve">While promoting </w:t>
             </w:r>
+            <w:proofErr w:type="spellStart"/>
             <w:r>
               <w:rPr>
                 <w:rFonts w:cstheme="minorHAnsi"/>
@@ -13269,7 +13504,18 @@
                 <w:sz w:val="26"/>
                 <w:szCs w:val="26"/>
               </w:rPr>
-              <w:t>StarPower!</w:t>
+              <w:t>StarPower</w:t>
+            </w:r>
+            <w:proofErr w:type="spellEnd"/>
+            <w:r>
+              <w:rPr>
+                <w:rFonts w:cstheme="minorHAnsi"/>
+                <w:i/>
+                <w:iCs/>
+                <w:sz w:val="26"/>
+                <w:szCs w:val="26"/>
+              </w:rPr>
+              <w:t>!</w:t>
             </w:r>
             <w:r>
               <w:rPr>
@@ -13659,6 +13905,7 @@
               </w:rPr>
               <w:t xml:space="preserve"> the host of </w:t>
             </w:r>
+            <w:proofErr w:type="spellStart"/>
             <w:r>
               <w:rPr>
                 <w:rFonts w:cstheme="minorHAnsi"/>
@@ -13667,7 +13914,18 @@
                 <w:sz w:val="26"/>
                 <w:szCs w:val="26"/>
               </w:rPr>
-              <w:t>StarPower!</w:t>
+              <w:t>StarPower</w:t>
+            </w:r>
+            <w:proofErr w:type="spellEnd"/>
+            <w:r>
+              <w:rPr>
+                <w:rFonts w:cstheme="minorHAnsi"/>
+                <w:i/>
+                <w:iCs/>
+                <w:sz w:val="26"/>
+                <w:szCs w:val="26"/>
+              </w:rPr>
+              <w:t>!</w:t>
             </w:r>
             <w:r>
               <w:rPr>
@@ -13866,7 +14124,25 @@
                 <w:sz w:val="28"/>
                 <w:szCs w:val="28"/>
               </w:rPr>
-              <w:t>Bye Bye Voices in Our Heads</w:t>
+              <w:t xml:space="preserve">Bye </w:t>
+            </w:r>
+            <w:proofErr w:type="spellStart"/>
+            <w:r>
+              <w:rPr>
+                <w:rFonts w:cstheme="minorHAnsi"/>
+                <w:sz w:val="28"/>
+                <w:szCs w:val="28"/>
+              </w:rPr>
+              <w:t>Bye</w:t>
+            </w:r>
+            <w:proofErr w:type="spellEnd"/>
+            <w:r>
+              <w:rPr>
+                <w:rFonts w:cstheme="minorHAnsi"/>
+                <w:sz w:val="28"/>
+                <w:szCs w:val="28"/>
+              </w:rPr>
+              <w:t xml:space="preserve"> Voices in Our Heads</w:t>
             </w:r>
           </w:p>
           <w:p>
@@ -14700,7 +14976,25 @@
                 <w:sz w:val="26"/>
                 <w:szCs w:val="26"/>
               </w:rPr>
-              <w:t xml:space="preserve">Clay pairs with Stardust once again while Ray tries out a partnership with StarPower. With </w:t>
+              <w:t xml:space="preserve">Clay pairs with Stardust once again while Ray tries out a partnership with </w:t>
+            </w:r>
+            <w:proofErr w:type="spellStart"/>
+            <w:r>
+              <w:rPr>
+                <w:rFonts w:cstheme="minorHAnsi"/>
+                <w:sz w:val="26"/>
+                <w:szCs w:val="26"/>
+              </w:rPr>
+              <w:t>StarPower</w:t>
+            </w:r>
+            <w:proofErr w:type="spellEnd"/>
+            <w:r>
+              <w:rPr>
+                <w:rFonts w:cstheme="minorHAnsi"/>
+                <w:sz w:val="26"/>
+                <w:szCs w:val="26"/>
+              </w:rPr>
+              <w:t xml:space="preserve">. With </w:t>
             </w:r>
             <w:r>
               <w:rPr>
@@ -14737,7 +15031,25 @@
                 <w:sz w:val="26"/>
                 <w:szCs w:val="26"/>
               </w:rPr>
-              <w:t>Tag: The finale is rewritten. It follows Ray getting Clay’s help to rescue Aurora and StarPower who are in danger.</w:t>
+              <w:t xml:space="preserve">Tag: The finale is rewritten. It follows Ray getting Clay’s help to rescue Aurora and </w:t>
+            </w:r>
+            <w:proofErr w:type="spellStart"/>
+            <w:r>
+              <w:rPr>
+                <w:rFonts w:cstheme="minorHAnsi"/>
+                <w:sz w:val="26"/>
+                <w:szCs w:val="26"/>
+              </w:rPr>
+              <w:t>StarPower</w:t>
+            </w:r>
+            <w:proofErr w:type="spellEnd"/>
+            <w:r>
+              <w:rPr>
+                <w:rFonts w:cstheme="minorHAnsi"/>
+                <w:sz w:val="26"/>
+                <w:szCs w:val="26"/>
+              </w:rPr>
+              <w:t xml:space="preserve"> who are in danger.</w:t>
             </w:r>
           </w:p>
         </w:tc>
@@ -15099,6 +15411,7 @@
               </w:rPr>
               <w:t xml:space="preserve"> </w:t>
             </w:r>
+            <w:proofErr w:type="spellStart"/>
             <w:r>
               <w:rPr>
                 <w:rFonts w:cstheme="minorHAnsi"/>
@@ -15107,15 +15420,44 @@
                 <w:sz w:val="26"/>
                 <w:szCs w:val="26"/>
               </w:rPr>
-              <w:t>StarPower!</w:t>
-            </w:r>
-            <w:r>
-              <w:rPr>
-                <w:rFonts w:cstheme="minorHAnsi"/>
-                <w:sz w:val="26"/>
-                <w:szCs w:val="26"/>
-              </w:rPr>
-              <w:t xml:space="preserve"> episode, Ray gets the help of the legend Clay to save Aurora and StarPower.</w:t>
+              <w:t>StarPower</w:t>
+            </w:r>
+            <w:proofErr w:type="spellEnd"/>
+            <w:r>
+              <w:rPr>
+                <w:rFonts w:cstheme="minorHAnsi"/>
+                <w:i/>
+                <w:iCs/>
+                <w:sz w:val="26"/>
+                <w:szCs w:val="26"/>
+              </w:rPr>
+              <w:t>!</w:t>
+            </w:r>
+            <w:r>
+              <w:rPr>
+                <w:rFonts w:cstheme="minorHAnsi"/>
+                <w:sz w:val="26"/>
+                <w:szCs w:val="26"/>
+              </w:rPr>
+              <w:t xml:space="preserve"> episode, Ray gets the help of the legend Clay to save Aurora and </w:t>
+            </w:r>
+            <w:proofErr w:type="spellStart"/>
+            <w:r>
+              <w:rPr>
+                <w:rFonts w:cstheme="minorHAnsi"/>
+                <w:sz w:val="26"/>
+                <w:szCs w:val="26"/>
+              </w:rPr>
+              <w:t>StarPower</w:t>
+            </w:r>
+            <w:proofErr w:type="spellEnd"/>
+            <w:r>
+              <w:rPr>
+                <w:rFonts w:cstheme="minorHAnsi"/>
+                <w:sz w:val="26"/>
+                <w:szCs w:val="26"/>
+              </w:rPr>
+              <w:t>.</w:t>
             </w:r>
           </w:p>
           <w:p>
@@ -16008,6 +16350,7 @@
               </w:rPr>
               <w:t xml:space="preserve">mother would gift them VHS tapes of </w:t>
             </w:r>
+            <w:proofErr w:type="spellStart"/>
             <w:r>
               <w:rPr>
                 <w:rFonts w:cstheme="minorHAnsi"/>
@@ -16018,6 +16361,7 @@
               </w:rPr>
               <w:t>Stardirt</w:t>
             </w:r>
+            <w:proofErr w:type="spellEnd"/>
             <w:r>
               <w:rPr>
                 <w:rFonts w:cstheme="minorHAnsi"/>
@@ -16155,6 +16499,7 @@
               </w:rPr>
               <w:t xml:space="preserve">producing </w:t>
             </w:r>
+            <w:proofErr w:type="spellStart"/>
             <w:r>
               <w:rPr>
                 <w:rFonts w:cstheme="minorHAnsi"/>
@@ -16175,6 +16520,7 @@
               </w:rPr>
               <w:t>Wonder</w:t>
             </w:r>
+            <w:proofErr w:type="spellEnd"/>
             <w:r>
               <w:rPr>
                 <w:rFonts w:cstheme="minorHAnsi"/>
@@ -16316,7 +16662,43 @@
                 <w:sz w:val="26"/>
                 <w:szCs w:val="26"/>
               </w:rPr>
-              <w:t>RBS wants to give StarFuffle, Stardust and StarPower’s cousin, another chance at the spotlight.</w:t>
+              <w:t xml:space="preserve">RBS wants to give </w:t>
+            </w:r>
+            <w:proofErr w:type="spellStart"/>
+            <w:r>
+              <w:rPr>
+                <w:rFonts w:cstheme="minorHAnsi"/>
+                <w:sz w:val="26"/>
+                <w:szCs w:val="26"/>
+              </w:rPr>
+              <w:t>StarFuffle</w:t>
+            </w:r>
+            <w:proofErr w:type="spellEnd"/>
+            <w:r>
+              <w:rPr>
+                <w:rFonts w:cstheme="minorHAnsi"/>
+                <w:sz w:val="26"/>
+                <w:szCs w:val="26"/>
+              </w:rPr>
+              <w:t xml:space="preserve">, Stardust and </w:t>
+            </w:r>
+            <w:proofErr w:type="spellStart"/>
+            <w:r>
+              <w:rPr>
+                <w:rFonts w:cstheme="minorHAnsi"/>
+                <w:sz w:val="26"/>
+                <w:szCs w:val="26"/>
+              </w:rPr>
+              <w:t>StarPower’s</w:t>
+            </w:r>
+            <w:proofErr w:type="spellEnd"/>
+            <w:r>
+              <w:rPr>
+                <w:rFonts w:cstheme="minorHAnsi"/>
+                <w:sz w:val="26"/>
+                <w:szCs w:val="26"/>
+              </w:rPr>
+              <w:t xml:space="preserve"> cousin, another chance at the spotlight.</w:t>
             </w:r>
           </w:p>
         </w:tc>
@@ -16662,6 +17044,7 @@
                 <w:szCs w:val="28"/>
               </w:rPr>
             </w:pPr>
+            <w:proofErr w:type="spellStart"/>
             <w:r>
               <w:rPr>
                 <w:rFonts w:cstheme="minorHAnsi"/>
@@ -16670,6 +17053,7 @@
               </w:rPr>
               <w:t>StarWorld</w:t>
             </w:r>
+            <w:proofErr w:type="spellEnd"/>
           </w:p>
         </w:tc>
         <w:tc>
@@ -16809,8 +17193,18 @@
                 <w:sz w:val="26"/>
                 <w:szCs w:val="26"/>
               </w:rPr>
-              <w:t>Once they reach StarWorld</w:t>
-            </w:r>
+              <w:t xml:space="preserve">Once they reach </w:t>
+            </w:r>
+            <w:proofErr w:type="spellStart"/>
+            <w:r>
+              <w:rPr>
+                <w:rFonts w:cstheme="minorHAnsi"/>
+                <w:sz w:val="26"/>
+                <w:szCs w:val="26"/>
+              </w:rPr>
+              <w:t>StarWorld</w:t>
+            </w:r>
+            <w:proofErr w:type="spellEnd"/>
             <w:r>
               <w:rPr>
                 <w:rFonts w:cstheme="minorHAnsi"/>
@@ -16953,7 +17347,25 @@
                 <w:sz w:val="26"/>
                 <w:szCs w:val="26"/>
               </w:rPr>
-              <w:t xml:space="preserve"> StarWorld </w:t>
+              <w:t xml:space="preserve"> </w:t>
+            </w:r>
+            <w:proofErr w:type="spellStart"/>
+            <w:r>
+              <w:rPr>
+                <w:rFonts w:cstheme="minorHAnsi"/>
+                <w:sz w:val="26"/>
+                <w:szCs w:val="26"/>
+              </w:rPr>
+              <w:t>StarWorld</w:t>
+            </w:r>
+            <w:proofErr w:type="spellEnd"/>
+            <w:r>
+              <w:rPr>
+                <w:rFonts w:cstheme="minorHAnsi"/>
+                <w:sz w:val="26"/>
+                <w:szCs w:val="26"/>
+              </w:rPr>
+              <w:t xml:space="preserve"> </w:t>
             </w:r>
             <w:r>
               <w:rPr>
@@ -16987,6 +17399,7 @@
               </w:rPr>
               <w:t xml:space="preserve">episode of </w:t>
             </w:r>
+            <w:proofErr w:type="spellStart"/>
             <w:r>
               <w:rPr>
                 <w:rFonts w:cstheme="minorHAnsi"/>
@@ -16995,7 +17408,18 @@
                 <w:sz w:val="26"/>
                 <w:szCs w:val="26"/>
               </w:rPr>
-              <w:t>StarPower!</w:t>
+              <w:t>StarPower</w:t>
+            </w:r>
+            <w:proofErr w:type="spellEnd"/>
+            <w:r>
+              <w:rPr>
+                <w:rFonts w:cstheme="minorHAnsi"/>
+                <w:i/>
+                <w:iCs/>
+                <w:sz w:val="26"/>
+                <w:szCs w:val="26"/>
+              </w:rPr>
+              <w:t>!</w:t>
             </w:r>
           </w:p>
         </w:tc>
@@ -17069,7 +17493,25 @@
                 <w:sz w:val="28"/>
                 <w:szCs w:val="28"/>
               </w:rPr>
-              <w:t>Thanksgiving Ain’t Forgiving</w:t>
+              <w:t xml:space="preserve">Thanksgiving </w:t>
+            </w:r>
+            <w:proofErr w:type="spellStart"/>
+            <w:r>
+              <w:rPr>
+                <w:rFonts w:cstheme="minorHAnsi"/>
+                <w:sz w:val="28"/>
+                <w:szCs w:val="28"/>
+              </w:rPr>
+              <w:t>Ain’t</w:t>
+            </w:r>
+            <w:proofErr w:type="spellEnd"/>
+            <w:r>
+              <w:rPr>
+                <w:rFonts w:cstheme="minorHAnsi"/>
+                <w:sz w:val="28"/>
+                <w:szCs w:val="28"/>
+              </w:rPr>
+              <w:t xml:space="preserve"> Forgiving</w:t>
             </w:r>
           </w:p>
         </w:tc>
@@ -17215,7 +17657,43 @@
                 <w:sz w:val="26"/>
                 <w:szCs w:val="26"/>
               </w:rPr>
-              <w:t>Cold Open: Ray needs therapy after a sleep paralysis demons are Stardust and StarPower on a Miniverse set.</w:t>
+              <w:t xml:space="preserve">Cold Open: Ray needs therapy after a sleep paralysis demons are Stardust and </w:t>
+            </w:r>
+            <w:proofErr w:type="spellStart"/>
+            <w:r>
+              <w:rPr>
+                <w:rFonts w:cstheme="minorHAnsi"/>
+                <w:sz w:val="26"/>
+                <w:szCs w:val="26"/>
+              </w:rPr>
+              <w:t>StarPower</w:t>
+            </w:r>
+            <w:proofErr w:type="spellEnd"/>
+            <w:r>
+              <w:rPr>
+                <w:rFonts w:cstheme="minorHAnsi"/>
+                <w:sz w:val="26"/>
+                <w:szCs w:val="26"/>
+              </w:rPr>
+              <w:t xml:space="preserve"> on a </w:t>
+            </w:r>
+            <w:proofErr w:type="spellStart"/>
+            <w:r>
+              <w:rPr>
+                <w:rFonts w:cstheme="minorHAnsi"/>
+                <w:sz w:val="26"/>
+                <w:szCs w:val="26"/>
+              </w:rPr>
+              <w:t>Miniverse</w:t>
+            </w:r>
+            <w:proofErr w:type="spellEnd"/>
+            <w:r>
+              <w:rPr>
+                <w:rFonts w:cstheme="minorHAnsi"/>
+                <w:sz w:val="26"/>
+                <w:szCs w:val="26"/>
+              </w:rPr>
+              <w:t xml:space="preserve"> set.</w:t>
             </w:r>
           </w:p>
           <w:p>
@@ -17253,12 +17731,12 @@
       </w:pPr>
     </w:p>
     <w:sectPr>
-      <w:headerReference w:type="even" r:id="rId28"/>
-      <w:headerReference w:type="default" r:id="rId29"/>
-      <w:footerReference w:type="even" r:id="rId30"/>
-      <w:footerReference w:type="default" r:id="rId31"/>
-      <w:headerReference w:type="first" r:id="rId32"/>
-      <w:footerReference w:type="first" r:id="rId33"/>
+      <w:headerReference w:type="even" r:id="rId29"/>
+      <w:headerReference w:type="default" r:id="rId30"/>
+      <w:footerReference w:type="even" r:id="rId31"/>
+      <w:footerReference w:type="default" r:id="rId32"/>
+      <w:headerReference w:type="first" r:id="rId33"/>
+      <w:footerReference w:type="first" r:id="rId34"/>
       <w:pgSz w:w="12240" w:h="15840"/>
       <w:pgMar w:top="1440" w:right="1440" w:bottom="1440" w:left="1440" w:header="720" w:footer="720" w:gutter="0"/>
       <w:pgNumType w:fmt="lowerRoman"/>

--- a/about/solid-liquid-and-gas-bible.docx
+++ b/about/solid-liquid-and-gas-bible.docx
@@ -986,7 +986,6 @@
         </w:rPr>
         <w:t xml:space="preserve">+ </w:t>
       </w:r>
-      <w:proofErr w:type="spellStart"/>
       <w:r>
         <w:rPr>
           <w:rFonts w:cstheme="minorHAnsi"/>
@@ -997,20 +996,7 @@
           <w:szCs w:val="60"/>
           <w:u w:val="single"/>
         </w:rPr>
-        <w:t>StarPower</w:t>
-      </w:r>
-      <w:proofErr w:type="spellEnd"/>
-      <w:r>
-        <w:rPr>
-          <w:rFonts w:cstheme="minorHAnsi"/>
-          <w:b/>
-          <w:bCs/>
-          <w:color w:val="FF3399"/>
-          <w:sz w:val="60"/>
-          <w:szCs w:val="60"/>
-          <w:u w:val="single"/>
-        </w:rPr>
-        <w:t>!</w:t>
+        <w:t>StarPower!</w:t>
       </w:r>
     </w:p>
     <w:p>
@@ -1723,7 +1709,6 @@
           </wp:anchor>
         </w:drawing>
       </w:r>
-      <w:proofErr w:type="spellStart"/>
       <w:r>
         <w:rPr>
           <w:rFonts w:cstheme="minorHAnsi"/>
@@ -1746,20 +1731,7 @@
           <w:szCs w:val="32"/>
           <w:u w:val="single"/>
         </w:rPr>
-        <w:t>tarPower</w:t>
-      </w:r>
-      <w:proofErr w:type="spellEnd"/>
-      <w:r>
-        <w:rPr>
-          <w:rFonts w:cstheme="minorHAnsi"/>
-          <w:b/>
-          <w:bCs/>
-          <w:color w:val="FF3399"/>
-          <w:sz w:val="32"/>
-          <w:szCs w:val="32"/>
-          <w:u w:val="single"/>
-        </w:rPr>
-        <w:t>!</w:t>
+        <w:t>tarPower!</w:t>
       </w:r>
       <w:r>
         <w:rPr>
@@ -1885,18 +1857,8 @@
           <w:sz w:val="32"/>
           <w:szCs w:val="32"/>
         </w:rPr>
-        <w:t xml:space="preserve"> </w:t>
-      </w:r>
-      <w:proofErr w:type="spellStart"/>
-      <w:r>
-        <w:rPr>
-          <w:rFonts w:cstheme="minorHAnsi"/>
-          <w:sz w:val="32"/>
-          <w:szCs w:val="32"/>
-        </w:rPr>
-        <w:t>StarPower</w:t>
-      </w:r>
-      <w:proofErr w:type="spellEnd"/>
+        <w:t xml:space="preserve"> StarPower</w:t>
+      </w:r>
       <w:r>
         <w:rPr>
           <w:rFonts w:cstheme="minorHAnsi"/>
@@ -2352,7 +2314,6 @@
         </w:rPr>
         <w:t xml:space="preserve"> eventually the host’s sidekick in </w:t>
       </w:r>
-      <w:proofErr w:type="spellStart"/>
       <w:r>
         <w:rPr>
           <w:rFonts w:cstheme="minorHAnsi"/>
@@ -2362,19 +2323,7 @@
           <w:sz w:val="30"/>
           <w:szCs w:val="30"/>
         </w:rPr>
-        <w:t>StarPower</w:t>
-      </w:r>
-      <w:proofErr w:type="spellEnd"/>
-      <w:r>
-        <w:rPr>
-          <w:rFonts w:cstheme="minorHAnsi"/>
-          <w:i/>
-          <w:iCs/>
-          <w:color w:val="FF3399"/>
-          <w:sz w:val="30"/>
-          <w:szCs w:val="30"/>
-        </w:rPr>
-        <w:t>!</w:t>
+        <w:t>StarPower!</w:t>
       </w:r>
       <w:r>
         <w:rPr>
@@ -2970,7 +2919,6 @@
         </w:rPr>
         <w:t xml:space="preserve"> host of </w:t>
       </w:r>
-      <w:proofErr w:type="spellStart"/>
       <w:r>
         <w:rPr>
           <w:rFonts w:cstheme="minorHAnsi"/>
@@ -2980,19 +2928,7 @@
           <w:sz w:val="30"/>
           <w:szCs w:val="30"/>
         </w:rPr>
-        <w:t>StarPower</w:t>
-      </w:r>
-      <w:proofErr w:type="spellEnd"/>
-      <w:r>
-        <w:rPr>
-          <w:rFonts w:cstheme="minorHAnsi"/>
-          <w:i/>
-          <w:iCs/>
-          <w:color w:val="FF3399"/>
-          <w:sz w:val="30"/>
-          <w:szCs w:val="30"/>
-        </w:rPr>
-        <w:t>!</w:t>
+        <w:t>StarPower!</w:t>
       </w:r>
       <w:r>
         <w:rPr>
@@ -3562,7 +3498,6 @@
         </w:rPr>
         <w:t xml:space="preserve">and its revival </w:t>
       </w:r>
-      <w:proofErr w:type="spellStart"/>
       <w:r>
         <w:rPr>
           <w:rFonts w:cstheme="minorHAnsi"/>
@@ -3574,7 +3509,6 @@
         </w:rPr>
         <w:t>StarPower</w:t>
       </w:r>
-      <w:proofErr w:type="spellEnd"/>
       <w:r>
         <w:rPr>
           <w:rFonts w:cstheme="minorHAnsi"/>
@@ -3642,7 +3576,6 @@
         </w:rPr>
         <w:t xml:space="preserve">takes every chance she can to rid </w:t>
       </w:r>
-      <w:proofErr w:type="spellStart"/>
       <w:r>
         <w:rPr>
           <w:rFonts w:cstheme="minorHAnsi"/>
@@ -3651,18 +3584,7 @@
           <w:sz w:val="30"/>
           <w:szCs w:val="30"/>
         </w:rPr>
-        <w:t>StarPower</w:t>
-      </w:r>
-      <w:proofErr w:type="spellEnd"/>
-      <w:r>
-        <w:rPr>
-          <w:rFonts w:cstheme="minorHAnsi"/>
-          <w:i/>
-          <w:iCs/>
-          <w:sz w:val="30"/>
-          <w:szCs w:val="30"/>
-        </w:rPr>
-        <w:t>!</w:t>
+        <w:t>StarPower!</w:t>
       </w:r>
       <w:r>
         <w:rPr>
@@ -3987,25 +3909,7 @@
           <w:sz w:val="30"/>
           <w:szCs w:val="30"/>
         </w:rPr>
-        <w:t xml:space="preserve"> (E-</w:t>
-      </w:r>
-      <w:proofErr w:type="spellStart"/>
-      <w:r>
-        <w:rPr>
-          <w:rFonts w:cstheme="minorHAnsi"/>
-          <w:sz w:val="30"/>
-          <w:szCs w:val="30"/>
-        </w:rPr>
-        <w:t>lehm</w:t>
-      </w:r>
-      <w:proofErr w:type="spellEnd"/>
-      <w:r>
-        <w:rPr>
-          <w:rFonts w:cstheme="minorHAnsi"/>
-          <w:sz w:val="30"/>
-          <w:szCs w:val="30"/>
-        </w:rPr>
-        <w:t>)</w:t>
+        <w:t xml:space="preserve"> (E-lehm)</w:t>
       </w:r>
       <w:r>
         <w:rPr>
@@ -4197,7 +4101,6 @@
         </w:rPr>
         <w:t xml:space="preserve">’s biggest fan. As a child, she ran a fan club blog for the original show. Now as an adult, she is now a science communicator who runs social media channels dedicated to and critiquing </w:t>
       </w:r>
-      <w:proofErr w:type="spellStart"/>
       <w:r>
         <w:rPr>
           <w:rFonts w:cstheme="minorHAnsi"/>
@@ -4207,19 +4110,7 @@
           <w:sz w:val="30"/>
           <w:szCs w:val="30"/>
         </w:rPr>
-        <w:t>StarPower</w:t>
-      </w:r>
-      <w:proofErr w:type="spellEnd"/>
-      <w:r>
-        <w:rPr>
-          <w:rFonts w:cstheme="minorHAnsi"/>
-          <w:i/>
-          <w:iCs/>
-          <w:color w:val="FF0066"/>
-          <w:sz w:val="30"/>
-          <w:szCs w:val="30"/>
-        </w:rPr>
-        <w:t>!</w:t>
+        <w:t>StarPower!</w:t>
       </w:r>
     </w:p>
     <w:p>
@@ -4265,7 +4156,6 @@
         </w:rPr>
         <w:t xml:space="preserve">ALTRO is a child actor who voices the younger characters on </w:t>
       </w:r>
-      <w:proofErr w:type="spellStart"/>
       <w:r>
         <w:rPr>
           <w:rFonts w:cstheme="minorHAnsi"/>
@@ -4275,19 +4165,7 @@
           <w:sz w:val="30"/>
           <w:szCs w:val="30"/>
         </w:rPr>
-        <w:t>StarPower</w:t>
-      </w:r>
-      <w:proofErr w:type="spellEnd"/>
-      <w:r>
-        <w:rPr>
-          <w:rFonts w:cstheme="minorHAnsi"/>
-          <w:i/>
-          <w:iCs/>
-          <w:color w:val="FF3399"/>
-          <w:sz w:val="30"/>
-          <w:szCs w:val="30"/>
-        </w:rPr>
-        <w:t>!</w:t>
+        <w:t>StarPower!</w:t>
       </w:r>
     </w:p>
     <w:p>
@@ -4354,7 +4232,6 @@
         </w:rPr>
         <w:t xml:space="preserve">, known for the children’s tv series, </w:t>
       </w:r>
-      <w:proofErr w:type="spellStart"/>
       <w:r>
         <w:rPr>
           <w:rFonts w:cstheme="minorHAnsi"/>
@@ -4365,7 +4242,6 @@
         </w:rPr>
         <w:t>Cinnamonville</w:t>
       </w:r>
-      <w:proofErr w:type="spellEnd"/>
       <w:r>
         <w:rPr>
           <w:rFonts w:cstheme="minorHAnsi"/>
@@ -4390,7 +4266,6 @@
         </w:rPr>
         <w:t xml:space="preserve">the primary series director for </w:t>
       </w:r>
-      <w:proofErr w:type="spellStart"/>
       <w:r>
         <w:rPr>
           <w:rFonts w:cstheme="minorHAnsi"/>
@@ -4400,19 +4275,7 @@
           <w:sz w:val="30"/>
           <w:szCs w:val="30"/>
         </w:rPr>
-        <w:t>StarPower</w:t>
-      </w:r>
-      <w:proofErr w:type="spellEnd"/>
-      <w:r>
-        <w:rPr>
-          <w:rFonts w:cstheme="minorHAnsi"/>
-          <w:i/>
-          <w:iCs/>
-          <w:color w:val="FF3399"/>
-          <w:sz w:val="30"/>
-          <w:szCs w:val="30"/>
-        </w:rPr>
-        <w:t>!</w:t>
+        <w:t>StarPower!</w:t>
       </w:r>
     </w:p>
     <w:p>
@@ -4505,7 +4368,6 @@
         </w:rPr>
         <w:t xml:space="preserve"> for </w:t>
       </w:r>
-      <w:proofErr w:type="spellStart"/>
       <w:r>
         <w:rPr>
           <w:rFonts w:cstheme="minorHAnsi"/>
@@ -4515,19 +4377,7 @@
           <w:sz w:val="30"/>
           <w:szCs w:val="30"/>
         </w:rPr>
-        <w:t>StarPower</w:t>
-      </w:r>
-      <w:proofErr w:type="spellEnd"/>
-      <w:r>
-        <w:rPr>
-          <w:rFonts w:cstheme="minorHAnsi"/>
-          <w:i/>
-          <w:iCs/>
-          <w:color w:val="FF3399"/>
-          <w:sz w:val="30"/>
-          <w:szCs w:val="30"/>
-        </w:rPr>
-        <w:t>!</w:t>
+        <w:t>StarPower!</w:t>
       </w:r>
     </w:p>
     <w:p>
@@ -4667,57 +4517,55 @@
           <w:sz w:val="30"/>
           <w:szCs w:val="30"/>
         </w:rPr>
-        <w:t xml:space="preserve">ALICE </w:t>
-      </w:r>
-      <w:r>
-        <w:rPr>
-          <w:rFonts w:cstheme="minorHAnsi"/>
-          <w:b/>
-          <w:bCs/>
-          <w:sz w:val="30"/>
-          <w:szCs w:val="30"/>
-        </w:rPr>
-        <w:t>STARLING</w:t>
-      </w:r>
-      <w:r>
-        <w:rPr>
-          <w:rFonts w:cstheme="minorHAnsi"/>
-          <w:sz w:val="30"/>
-          <w:szCs w:val="30"/>
-        </w:rPr>
-        <w:t xml:space="preserve"> is a </w:t>
-      </w:r>
-      <w:r>
-        <w:rPr>
-          <w:rFonts w:cstheme="minorHAnsi"/>
-          <w:sz w:val="30"/>
-          <w:szCs w:val="30"/>
-        </w:rPr>
-        <w:t>mission’s operations manager at NASA</w:t>
-      </w:r>
-      <w:r>
-        <w:rPr>
-          <w:rFonts w:cstheme="minorHAnsi"/>
-          <w:sz w:val="30"/>
-          <w:szCs w:val="30"/>
-        </w:rPr>
-        <w:t xml:space="preserve"> and Aurora’s mo</w:t>
-      </w:r>
-      <w:r>
-        <w:rPr>
-          <w:rFonts w:cstheme="minorHAnsi"/>
-          <w:sz w:val="30"/>
-          <w:szCs w:val="30"/>
-        </w:rPr>
-        <w:t>ther</w:t>
-      </w:r>
-      <w:r>
-        <w:rPr>
-          <w:rFonts w:cstheme="minorHAnsi"/>
-          <w:sz w:val="30"/>
-          <w:szCs w:val="30"/>
-        </w:rPr>
-        <w:t>, who helps to fact check Aurora’s scripts.</w:t>
+        <w:t>PETEY SEGHEAD</w:t>
+      </w:r>
+      <w:r>
+        <w:rPr>
+          <w:rFonts w:cstheme="minorHAnsi"/>
+          <w:sz w:val="30"/>
+          <w:szCs w:val="30"/>
+        </w:rPr>
+        <w:t xml:space="preserve"> is </w:t>
+      </w:r>
+      <w:r>
+        <w:rPr>
+          <w:rFonts w:cstheme="minorHAnsi"/>
+          <w:sz w:val="30"/>
+          <w:szCs w:val="30"/>
+        </w:rPr>
+        <w:t>a military offic</w:t>
+      </w:r>
+      <w:r>
+        <w:rPr>
+          <w:rFonts w:cstheme="minorHAnsi"/>
+          <w:sz w:val="30"/>
+          <w:szCs w:val="30"/>
+        </w:rPr>
+        <w:t>er</w:t>
+      </w:r>
+      <w:r>
+        <w:rPr>
+          <w:rFonts w:cstheme="minorHAnsi"/>
+          <w:sz w:val="30"/>
+          <w:szCs w:val="30"/>
+        </w:rPr>
+        <w:t xml:space="preserve"> who uses Stardust’s </w:t>
+      </w:r>
+      <w:r>
+        <w:rPr>
+          <w:rFonts w:cstheme="minorHAnsi"/>
+          <w:sz w:val="30"/>
+          <w:szCs w:val="30"/>
+        </w:rPr>
+        <w:t>songs</w:t>
+      </w:r>
+      <w:r>
+        <w:rPr>
+          <w:rFonts w:cstheme="minorHAnsi"/>
+          <w:sz w:val="30"/>
+          <w:szCs w:val="30"/>
+        </w:rPr>
+        <w:t xml:space="preserve"> as a torture device.</w:t>
       </w:r>
     </w:p>
     <w:p>
@@ -4740,23 +4588,57 @@
           <w:sz w:val="30"/>
           <w:szCs w:val="30"/>
         </w:rPr>
-        <w:t>BARRY STARLING</w:t>
-      </w:r>
-      <w:r>
-        <w:rPr>
-          <w:rFonts w:cstheme="minorHAnsi"/>
-          <w:sz w:val="30"/>
-          <w:szCs w:val="30"/>
-        </w:rPr>
-        <w:t xml:space="preserve"> is </w:t>
-      </w:r>
-      <w:r>
-        <w:rPr>
-          <w:rFonts w:cstheme="minorHAnsi"/>
-          <w:sz w:val="30"/>
-          <w:szCs w:val="30"/>
-        </w:rPr>
-        <w:t>a former theatre actor and Aurora’s father.</w:t>
+        <w:t xml:space="preserve">ALICE </w:t>
+      </w:r>
+      <w:r>
+        <w:rPr>
+          <w:rFonts w:cstheme="minorHAnsi"/>
+          <w:b/>
+          <w:bCs/>
+          <w:sz w:val="30"/>
+          <w:szCs w:val="30"/>
+        </w:rPr>
+        <w:t>STARLING</w:t>
+      </w:r>
+      <w:r>
+        <w:rPr>
+          <w:rFonts w:cstheme="minorHAnsi"/>
+          <w:sz w:val="30"/>
+          <w:szCs w:val="30"/>
+        </w:rPr>
+        <w:t xml:space="preserve"> is a </w:t>
+      </w:r>
+      <w:r>
+        <w:rPr>
+          <w:rFonts w:cstheme="minorHAnsi"/>
+          <w:sz w:val="30"/>
+          <w:szCs w:val="30"/>
+        </w:rPr>
+        <w:t>mission’s operations manager at NASA</w:t>
+      </w:r>
+      <w:r>
+        <w:rPr>
+          <w:rFonts w:cstheme="minorHAnsi"/>
+          <w:sz w:val="30"/>
+          <w:szCs w:val="30"/>
+        </w:rPr>
+        <w:t xml:space="preserve"> and Aurora’s mo</w:t>
+      </w:r>
+      <w:r>
+        <w:rPr>
+          <w:rFonts w:cstheme="minorHAnsi"/>
+          <w:sz w:val="30"/>
+          <w:szCs w:val="30"/>
+        </w:rPr>
+        <w:t>ther</w:t>
+      </w:r>
+      <w:r>
+        <w:rPr>
+          <w:rFonts w:cstheme="minorHAnsi"/>
+          <w:sz w:val="30"/>
+          <w:szCs w:val="30"/>
+        </w:rPr>
+        <w:t>, who helps to fact check Aurora’s scripts.</w:t>
       </w:r>
     </w:p>
     <w:p>
@@ -4779,6 +4661,45 @@
           <w:sz w:val="30"/>
           <w:szCs w:val="30"/>
         </w:rPr>
+        <w:t>BARRY STARLING</w:t>
+      </w:r>
+      <w:r>
+        <w:rPr>
+          <w:rFonts w:cstheme="minorHAnsi"/>
+          <w:sz w:val="30"/>
+          <w:szCs w:val="30"/>
+        </w:rPr>
+        <w:t xml:space="preserve"> is </w:t>
+      </w:r>
+      <w:r>
+        <w:rPr>
+          <w:rFonts w:cstheme="minorHAnsi"/>
+          <w:sz w:val="30"/>
+          <w:szCs w:val="30"/>
+        </w:rPr>
+        <w:t>a former theatre actor and Aurora’s father.</w:t>
+      </w:r>
+    </w:p>
+    <w:p>
+      <w:pPr>
+        <w:tabs>
+          <w:tab w:val="left" w:pos="5013"/>
+        </w:tabs>
+        <w:spacing w:line="240" w:lineRule="auto"/>
+        <w:rPr>
+          <w:rFonts w:cstheme="minorHAnsi"/>
+          <w:sz w:val="30"/>
+          <w:szCs w:val="30"/>
+        </w:rPr>
+      </w:pPr>
+      <w:r>
+        <w:rPr>
+          <w:rFonts w:cstheme="minorHAnsi"/>
+          <w:b/>
+          <w:bCs/>
+          <w:sz w:val="30"/>
+          <w:szCs w:val="30"/>
+        </w:rPr>
         <w:t>STEVE STEVENSON</w:t>
       </w:r>
       <w:r>
@@ -4829,7 +4750,6 @@
         </w:rPr>
         <w:t xml:space="preserve"> the host of </w:t>
       </w:r>
-      <w:proofErr w:type="spellStart"/>
       <w:r>
         <w:rPr>
           <w:rFonts w:cstheme="minorHAnsi"/>
@@ -4839,19 +4759,7 @@
           <w:sz w:val="30"/>
           <w:szCs w:val="30"/>
         </w:rPr>
-        <w:t>StarPower</w:t>
-      </w:r>
-      <w:proofErr w:type="spellEnd"/>
-      <w:r>
-        <w:rPr>
-          <w:rFonts w:cstheme="minorHAnsi"/>
-          <w:i/>
-          <w:iCs/>
-          <w:color w:val="FF3399"/>
-          <w:sz w:val="30"/>
-          <w:szCs w:val="30"/>
-        </w:rPr>
-        <w:t>!</w:t>
+        <w:t>StarPower!</w:t>
       </w:r>
       <w:r>
         <w:rPr>
@@ -5761,7 +5669,6 @@
         </w:rPr>
         <w:t xml:space="preserve">the host of </w:t>
       </w:r>
-      <w:proofErr w:type="spellStart"/>
       <w:r>
         <w:rPr>
           <w:rFonts w:cstheme="minorHAnsi"/>
@@ -5773,7 +5680,6 @@
         </w:rPr>
         <w:t>StarPower</w:t>
       </w:r>
-      <w:proofErr w:type="spellEnd"/>
       <w:r>
         <w:rPr>
           <w:rFonts w:cstheme="minorHAnsi"/>
@@ -6173,18 +6079,8 @@
           <w:sz w:val="30"/>
           <w:szCs w:val="30"/>
         </w:rPr>
-        <w:t xml:space="preserve">Rocket </w:t>
-      </w:r>
-      <w:proofErr w:type="spellStart"/>
-      <w:r>
-        <w:rPr>
-          <w:rFonts w:cstheme="minorHAnsi"/>
-          <w:sz w:val="30"/>
-          <w:szCs w:val="30"/>
-        </w:rPr>
-        <w:t>Zoop</w:t>
-      </w:r>
-      <w:proofErr w:type="spellEnd"/>
+        <w:t>Rocket Zoop</w:t>
+      </w:r>
       <w:r>
         <w:rPr>
           <w:rFonts w:cstheme="minorHAnsi"/>
@@ -7465,7 +7361,6 @@
               </w:rPr>
               <w:t xml:space="preserve">+ </w:t>
             </w:r>
-            <w:proofErr w:type="spellStart"/>
             <w:r>
               <w:rPr>
                 <w:rFonts w:cstheme="minorHAnsi"/>
@@ -7478,22 +7373,7 @@
                 <w:szCs w:val="32"/>
                 <w:highlight w:val="yellow"/>
               </w:rPr>
-              <w:t>StarPower</w:t>
-            </w:r>
-            <w:proofErr w:type="spellEnd"/>
-            <w:r>
-              <w:rPr>
-                <w:rFonts w:cstheme="minorHAnsi"/>
-                <w:b/>
-                <w:bCs/>
-                <w:i/>
-                <w:iCs/>
-                <w:color w:val="FF0066"/>
-                <w:sz w:val="32"/>
-                <w:szCs w:val="32"/>
-                <w:highlight w:val="yellow"/>
-              </w:rPr>
-              <w:t>!</w:t>
+              <w:t>StarPower!</w:t>
             </w:r>
             <w:r>
               <w:rPr>
@@ -11136,25 +11016,7 @@
                 <w:sz w:val="26"/>
                 <w:szCs w:val="26"/>
               </w:rPr>
-              <w:t xml:space="preserve"> script for Aurora and </w:t>
-            </w:r>
-            <w:proofErr w:type="spellStart"/>
-            <w:r>
-              <w:rPr>
-                <w:rFonts w:cstheme="minorHAnsi"/>
-                <w:sz w:val="26"/>
-                <w:szCs w:val="26"/>
-              </w:rPr>
-              <w:t>StarPower</w:t>
-            </w:r>
-            <w:proofErr w:type="spellEnd"/>
-            <w:r>
-              <w:rPr>
-                <w:rFonts w:cstheme="minorHAnsi"/>
-                <w:sz w:val="26"/>
-                <w:szCs w:val="26"/>
-              </w:rPr>
-              <w:t>, prov</w:t>
+              <w:t xml:space="preserve"> script for Aurora and StarPower, prov</w:t>
             </w:r>
             <w:r>
               <w:rPr>
@@ -11341,7 +11203,6 @@
                 <w:szCs w:val="26"/>
               </w:rPr>
             </w:pPr>
-            <w:proofErr w:type="spellStart"/>
             <w:r>
               <w:rPr>
                 <w:rFonts w:cstheme="minorHAnsi"/>
@@ -11350,18 +11211,7 @@
                 <w:sz w:val="26"/>
                 <w:szCs w:val="26"/>
               </w:rPr>
-              <w:t>StarPower</w:t>
-            </w:r>
-            <w:proofErr w:type="spellEnd"/>
-            <w:r>
-              <w:rPr>
-                <w:rFonts w:cstheme="minorHAnsi"/>
-                <w:i/>
-                <w:iCs/>
-                <w:sz w:val="26"/>
-                <w:szCs w:val="26"/>
-              </w:rPr>
-              <w:t>!</w:t>
+              <w:t>StarPower!</w:t>
             </w:r>
             <w:r>
               <w:rPr>
@@ -12405,25 +12255,7 @@
                 <w:sz w:val="26"/>
                 <w:szCs w:val="26"/>
               </w:rPr>
-              <w:t xml:space="preserve"> </w:t>
-            </w:r>
-            <w:proofErr w:type="spellStart"/>
-            <w:r>
-              <w:rPr>
-                <w:rFonts w:cstheme="minorHAnsi"/>
-                <w:sz w:val="26"/>
-                <w:szCs w:val="26"/>
-              </w:rPr>
-              <w:t>StarPower</w:t>
-            </w:r>
-            <w:proofErr w:type="spellEnd"/>
-            <w:r>
-              <w:rPr>
-                <w:rFonts w:cstheme="minorHAnsi"/>
-                <w:sz w:val="26"/>
-                <w:szCs w:val="26"/>
-              </w:rPr>
-              <w:t>.</w:t>
+              <w:t xml:space="preserve"> StarPower.</w:t>
             </w:r>
           </w:p>
           <w:p>
@@ -12476,25 +12308,7 @@
                 <w:sz w:val="26"/>
                 <w:szCs w:val="26"/>
               </w:rPr>
-              <w:t xml:space="preserve"> organizes </w:t>
-            </w:r>
-            <w:proofErr w:type="spellStart"/>
-            <w:r>
-              <w:rPr>
-                <w:rFonts w:cstheme="minorHAnsi"/>
-                <w:sz w:val="26"/>
-                <w:szCs w:val="26"/>
-              </w:rPr>
-              <w:t>StarPower</w:t>
-            </w:r>
-            <w:proofErr w:type="spellEnd"/>
-            <w:r>
-              <w:rPr>
-                <w:rFonts w:cstheme="minorHAnsi"/>
-                <w:sz w:val="26"/>
-                <w:szCs w:val="26"/>
-              </w:rPr>
-              <w:t xml:space="preserve"> D</w:t>
+              <w:t xml:space="preserve"> organizes StarPower D</w:t>
             </w:r>
             <w:r>
               <w:rPr>
@@ -13020,7 +12834,6 @@
               </w:rPr>
               <w:t xml:space="preserve">A social media contest where the class with the most likes wins a guest appearance on </w:t>
             </w:r>
-            <w:proofErr w:type="spellStart"/>
             <w:r>
               <w:rPr>
                 <w:rFonts w:cstheme="minorHAnsi"/>
@@ -13029,18 +12842,7 @@
                 <w:sz w:val="26"/>
                 <w:szCs w:val="26"/>
               </w:rPr>
-              <w:t>StarPower</w:t>
-            </w:r>
-            <w:proofErr w:type="spellEnd"/>
-            <w:r>
-              <w:rPr>
-                <w:rFonts w:cstheme="minorHAnsi"/>
-                <w:i/>
-                <w:iCs/>
-                <w:sz w:val="26"/>
-                <w:szCs w:val="26"/>
-              </w:rPr>
-              <w:t>!</w:t>
+              <w:t>StarPower!</w:t>
             </w:r>
             <w:r>
               <w:rPr>
@@ -13495,7 +13297,6 @@
               </w:rPr>
               <w:t xml:space="preserve">While promoting </w:t>
             </w:r>
-            <w:proofErr w:type="spellStart"/>
             <w:r>
               <w:rPr>
                 <w:rFonts w:cstheme="minorHAnsi"/>
@@ -13504,18 +13305,7 @@
                 <w:sz w:val="26"/>
                 <w:szCs w:val="26"/>
               </w:rPr>
-              <w:t>StarPower</w:t>
-            </w:r>
-            <w:proofErr w:type="spellEnd"/>
-            <w:r>
-              <w:rPr>
-                <w:rFonts w:cstheme="minorHAnsi"/>
-                <w:i/>
-                <w:iCs/>
-                <w:sz w:val="26"/>
-                <w:szCs w:val="26"/>
-              </w:rPr>
-              <w:t>!</w:t>
+              <w:t>StarPower!</w:t>
             </w:r>
             <w:r>
               <w:rPr>
@@ -13905,7 +13695,6 @@
               </w:rPr>
               <w:t xml:space="preserve"> the host of </w:t>
             </w:r>
-            <w:proofErr w:type="spellStart"/>
             <w:r>
               <w:rPr>
                 <w:rFonts w:cstheme="minorHAnsi"/>
@@ -13914,18 +13703,7 @@
                 <w:sz w:val="26"/>
                 <w:szCs w:val="26"/>
               </w:rPr>
-              <w:t>StarPower</w:t>
-            </w:r>
-            <w:proofErr w:type="spellEnd"/>
-            <w:r>
-              <w:rPr>
-                <w:rFonts w:cstheme="minorHAnsi"/>
-                <w:i/>
-                <w:iCs/>
-                <w:sz w:val="26"/>
-                <w:szCs w:val="26"/>
-              </w:rPr>
-              <w:t>!</w:t>
+              <w:t>StarPower!</w:t>
             </w:r>
             <w:r>
               <w:rPr>
@@ -14124,25 +13902,7 @@
                 <w:sz w:val="28"/>
                 <w:szCs w:val="28"/>
               </w:rPr>
-              <w:t xml:space="preserve">Bye </w:t>
-            </w:r>
-            <w:proofErr w:type="spellStart"/>
-            <w:r>
-              <w:rPr>
-                <w:rFonts w:cstheme="minorHAnsi"/>
-                <w:sz w:val="28"/>
-                <w:szCs w:val="28"/>
-              </w:rPr>
-              <w:t>Bye</w:t>
-            </w:r>
-            <w:proofErr w:type="spellEnd"/>
-            <w:r>
-              <w:rPr>
-                <w:rFonts w:cstheme="minorHAnsi"/>
-                <w:sz w:val="28"/>
-                <w:szCs w:val="28"/>
-              </w:rPr>
-              <w:t xml:space="preserve"> Voices in Our Heads</w:t>
+              <w:t>Bye Bye Voices in Our Heads</w:t>
             </w:r>
           </w:p>
           <w:p>
@@ -14976,25 +14736,7 @@
                 <w:sz w:val="26"/>
                 <w:szCs w:val="26"/>
               </w:rPr>
-              <w:t xml:space="preserve">Clay pairs with Stardust once again while Ray tries out a partnership with </w:t>
-            </w:r>
-            <w:proofErr w:type="spellStart"/>
-            <w:r>
-              <w:rPr>
-                <w:rFonts w:cstheme="minorHAnsi"/>
-                <w:sz w:val="26"/>
-                <w:szCs w:val="26"/>
-              </w:rPr>
-              <w:t>StarPower</w:t>
-            </w:r>
-            <w:proofErr w:type="spellEnd"/>
-            <w:r>
-              <w:rPr>
-                <w:rFonts w:cstheme="minorHAnsi"/>
-                <w:sz w:val="26"/>
-                <w:szCs w:val="26"/>
-              </w:rPr>
-              <w:t xml:space="preserve">. With </w:t>
+              <w:t xml:space="preserve">Clay pairs with Stardust once again while Ray tries out a partnership with StarPower. With </w:t>
             </w:r>
             <w:r>
               <w:rPr>
@@ -15031,25 +14773,7 @@
                 <w:sz w:val="26"/>
                 <w:szCs w:val="26"/>
               </w:rPr>
-              <w:t xml:space="preserve">Tag: The finale is rewritten. It follows Ray getting Clay’s help to rescue Aurora and </w:t>
-            </w:r>
-            <w:proofErr w:type="spellStart"/>
-            <w:r>
-              <w:rPr>
-                <w:rFonts w:cstheme="minorHAnsi"/>
-                <w:sz w:val="26"/>
-                <w:szCs w:val="26"/>
-              </w:rPr>
-              <w:t>StarPower</w:t>
-            </w:r>
-            <w:proofErr w:type="spellEnd"/>
-            <w:r>
-              <w:rPr>
-                <w:rFonts w:cstheme="minorHAnsi"/>
-                <w:sz w:val="26"/>
-                <w:szCs w:val="26"/>
-              </w:rPr>
-              <w:t xml:space="preserve"> who are in danger.</w:t>
+              <w:t>Tag: The finale is rewritten. It follows Ray getting Clay’s help to rescue Aurora and StarPower who are in danger.</w:t>
             </w:r>
           </w:p>
         </w:tc>
@@ -15411,7 +15135,6 @@
               </w:rPr>
               <w:t xml:space="preserve"> </w:t>
             </w:r>
-            <w:proofErr w:type="spellStart"/>
             <w:r>
               <w:rPr>
                 <w:rFonts w:cstheme="minorHAnsi"/>
@@ -15420,44 +15143,15 @@
                 <w:sz w:val="26"/>
                 <w:szCs w:val="26"/>
               </w:rPr>
-              <w:t>StarPower</w:t>
-            </w:r>
-            <w:proofErr w:type="spellEnd"/>
-            <w:r>
-              <w:rPr>
-                <w:rFonts w:cstheme="minorHAnsi"/>
-                <w:i/>
-                <w:iCs/>
-                <w:sz w:val="26"/>
-                <w:szCs w:val="26"/>
-              </w:rPr>
-              <w:t>!</w:t>
-            </w:r>
-            <w:r>
-              <w:rPr>
-                <w:rFonts w:cstheme="minorHAnsi"/>
-                <w:sz w:val="26"/>
-                <w:szCs w:val="26"/>
-              </w:rPr>
-              <w:t xml:space="preserve"> episode, Ray gets the help of the legend Clay to save Aurora and </w:t>
-            </w:r>
-            <w:proofErr w:type="spellStart"/>
-            <w:r>
-              <w:rPr>
-                <w:rFonts w:cstheme="minorHAnsi"/>
-                <w:sz w:val="26"/>
-                <w:szCs w:val="26"/>
-              </w:rPr>
-              <w:t>StarPower</w:t>
-            </w:r>
-            <w:proofErr w:type="spellEnd"/>
-            <w:r>
-              <w:rPr>
-                <w:rFonts w:cstheme="minorHAnsi"/>
-                <w:sz w:val="26"/>
-                <w:szCs w:val="26"/>
-              </w:rPr>
-              <w:t>.</w:t>
+              <w:t>StarPower!</w:t>
+            </w:r>
+            <w:r>
+              <w:rPr>
+                <w:rFonts w:cstheme="minorHAnsi"/>
+                <w:sz w:val="26"/>
+                <w:szCs w:val="26"/>
+              </w:rPr>
+              <w:t xml:space="preserve"> episode, Ray gets the help of the legend Clay to save Aurora and StarPower.</w:t>
             </w:r>
           </w:p>
           <w:p>
@@ -16350,7 +16044,6 @@
               </w:rPr>
               <w:t xml:space="preserve">mother would gift them VHS tapes of </w:t>
             </w:r>
-            <w:proofErr w:type="spellStart"/>
             <w:r>
               <w:rPr>
                 <w:rFonts w:cstheme="minorHAnsi"/>
@@ -16361,7 +16054,6 @@
               </w:rPr>
               <w:t>Stardirt</w:t>
             </w:r>
-            <w:proofErr w:type="spellEnd"/>
             <w:r>
               <w:rPr>
                 <w:rFonts w:cstheme="minorHAnsi"/>
@@ -16499,7 +16191,6 @@
               </w:rPr>
               <w:t xml:space="preserve">producing </w:t>
             </w:r>
-            <w:proofErr w:type="spellStart"/>
             <w:r>
               <w:rPr>
                 <w:rFonts w:cstheme="minorHAnsi"/>
@@ -16520,7 +16211,6 @@
               </w:rPr>
               <w:t>Wonder</w:t>
             </w:r>
-            <w:proofErr w:type="spellEnd"/>
             <w:r>
               <w:rPr>
                 <w:rFonts w:cstheme="minorHAnsi"/>
@@ -16662,43 +16352,7 @@
                 <w:sz w:val="26"/>
                 <w:szCs w:val="26"/>
               </w:rPr>
-              <w:t xml:space="preserve">RBS wants to give </w:t>
-            </w:r>
-            <w:proofErr w:type="spellStart"/>
-            <w:r>
-              <w:rPr>
-                <w:rFonts w:cstheme="minorHAnsi"/>
-                <w:sz w:val="26"/>
-                <w:szCs w:val="26"/>
-              </w:rPr>
-              <w:t>StarFuffle</w:t>
-            </w:r>
-            <w:proofErr w:type="spellEnd"/>
-            <w:r>
-              <w:rPr>
-                <w:rFonts w:cstheme="minorHAnsi"/>
-                <w:sz w:val="26"/>
-                <w:szCs w:val="26"/>
-              </w:rPr>
-              <w:t xml:space="preserve">, Stardust and </w:t>
-            </w:r>
-            <w:proofErr w:type="spellStart"/>
-            <w:r>
-              <w:rPr>
-                <w:rFonts w:cstheme="minorHAnsi"/>
-                <w:sz w:val="26"/>
-                <w:szCs w:val="26"/>
-              </w:rPr>
-              <w:t>StarPower’s</w:t>
-            </w:r>
-            <w:proofErr w:type="spellEnd"/>
-            <w:r>
-              <w:rPr>
-                <w:rFonts w:cstheme="minorHAnsi"/>
-                <w:sz w:val="26"/>
-                <w:szCs w:val="26"/>
-              </w:rPr>
-              <w:t xml:space="preserve"> cousin, another chance at the spotlight.</w:t>
+              <w:t>RBS wants to give StarFuffle, Stardust and StarPower’s cousin, another chance at the spotlight.</w:t>
             </w:r>
           </w:p>
         </w:tc>
@@ -17044,7 +16698,6 @@
                 <w:szCs w:val="28"/>
               </w:rPr>
             </w:pPr>
-            <w:proofErr w:type="spellStart"/>
             <w:r>
               <w:rPr>
                 <w:rFonts w:cstheme="minorHAnsi"/>
@@ -17053,7 +16706,6 @@
               </w:rPr>
               <w:t>StarWorld</w:t>
             </w:r>
-            <w:proofErr w:type="spellEnd"/>
           </w:p>
         </w:tc>
         <w:tc>
@@ -17193,18 +16845,8 @@
                 <w:sz w:val="26"/>
                 <w:szCs w:val="26"/>
               </w:rPr>
-              <w:t xml:space="preserve">Once they reach </w:t>
-            </w:r>
-            <w:proofErr w:type="spellStart"/>
-            <w:r>
-              <w:rPr>
-                <w:rFonts w:cstheme="minorHAnsi"/>
-                <w:sz w:val="26"/>
-                <w:szCs w:val="26"/>
-              </w:rPr>
-              <w:t>StarWorld</w:t>
-            </w:r>
-            <w:proofErr w:type="spellEnd"/>
+              <w:t>Once they reach StarWorld</w:t>
+            </w:r>
             <w:r>
               <w:rPr>
                 <w:rFonts w:cstheme="minorHAnsi"/>
@@ -17347,25 +16989,7 @@
                 <w:sz w:val="26"/>
                 <w:szCs w:val="26"/>
               </w:rPr>
-              <w:t xml:space="preserve"> </w:t>
-            </w:r>
-            <w:proofErr w:type="spellStart"/>
-            <w:r>
-              <w:rPr>
-                <w:rFonts w:cstheme="minorHAnsi"/>
-                <w:sz w:val="26"/>
-                <w:szCs w:val="26"/>
-              </w:rPr>
-              <w:t>StarWorld</w:t>
-            </w:r>
-            <w:proofErr w:type="spellEnd"/>
-            <w:r>
-              <w:rPr>
-                <w:rFonts w:cstheme="minorHAnsi"/>
-                <w:sz w:val="26"/>
-                <w:szCs w:val="26"/>
-              </w:rPr>
-              <w:t xml:space="preserve"> </w:t>
+              <w:t xml:space="preserve"> StarWorld </w:t>
             </w:r>
             <w:r>
               <w:rPr>
@@ -17399,7 +17023,6 @@
               </w:rPr>
               <w:t xml:space="preserve">episode of </w:t>
             </w:r>
-            <w:proofErr w:type="spellStart"/>
             <w:r>
               <w:rPr>
                 <w:rFonts w:cstheme="minorHAnsi"/>
@@ -17408,18 +17031,7 @@
                 <w:sz w:val="26"/>
                 <w:szCs w:val="26"/>
               </w:rPr>
-              <w:t>StarPower</w:t>
-            </w:r>
-            <w:proofErr w:type="spellEnd"/>
-            <w:r>
-              <w:rPr>
-                <w:rFonts w:cstheme="minorHAnsi"/>
-                <w:i/>
-                <w:iCs/>
-                <w:sz w:val="26"/>
-                <w:szCs w:val="26"/>
-              </w:rPr>
-              <w:t>!</w:t>
+              <w:t>StarPower!</w:t>
             </w:r>
           </w:p>
         </w:tc>
@@ -17493,25 +17105,7 @@
                 <w:sz w:val="28"/>
                 <w:szCs w:val="28"/>
               </w:rPr>
-              <w:t xml:space="preserve">Thanksgiving </w:t>
-            </w:r>
-            <w:proofErr w:type="spellStart"/>
-            <w:r>
-              <w:rPr>
-                <w:rFonts w:cstheme="minorHAnsi"/>
-                <w:sz w:val="28"/>
-                <w:szCs w:val="28"/>
-              </w:rPr>
-              <w:t>Ain’t</w:t>
-            </w:r>
-            <w:proofErr w:type="spellEnd"/>
-            <w:r>
-              <w:rPr>
-                <w:rFonts w:cstheme="minorHAnsi"/>
-                <w:sz w:val="28"/>
-                <w:szCs w:val="28"/>
-              </w:rPr>
-              <w:t xml:space="preserve"> Forgiving</w:t>
+              <w:t>Thanksgiving Ain’t Forgiving</w:t>
             </w:r>
           </w:p>
         </w:tc>
@@ -17657,43 +17251,7 @@
                 <w:sz w:val="26"/>
                 <w:szCs w:val="26"/>
               </w:rPr>
-              <w:t xml:space="preserve">Cold Open: Ray needs therapy after a sleep paralysis demons are Stardust and </w:t>
-            </w:r>
-            <w:proofErr w:type="spellStart"/>
-            <w:r>
-              <w:rPr>
-                <w:rFonts w:cstheme="minorHAnsi"/>
-                <w:sz w:val="26"/>
-                <w:szCs w:val="26"/>
-              </w:rPr>
-              <w:t>StarPower</w:t>
-            </w:r>
-            <w:proofErr w:type="spellEnd"/>
-            <w:r>
-              <w:rPr>
-                <w:rFonts w:cstheme="minorHAnsi"/>
-                <w:sz w:val="26"/>
-                <w:szCs w:val="26"/>
-              </w:rPr>
-              <w:t xml:space="preserve"> on a </w:t>
-            </w:r>
-            <w:proofErr w:type="spellStart"/>
-            <w:r>
-              <w:rPr>
-                <w:rFonts w:cstheme="minorHAnsi"/>
-                <w:sz w:val="26"/>
-                <w:szCs w:val="26"/>
-              </w:rPr>
-              <w:t>Miniverse</w:t>
-            </w:r>
-            <w:proofErr w:type="spellEnd"/>
-            <w:r>
-              <w:rPr>
-                <w:rFonts w:cstheme="minorHAnsi"/>
-                <w:sz w:val="26"/>
-                <w:szCs w:val="26"/>
-              </w:rPr>
-              <w:t xml:space="preserve"> set.</w:t>
+              <w:t>Cold Open: Ray needs therapy after a sleep paralysis demons are Stardust and StarPower on a Miniverse set.</w:t>
             </w:r>
           </w:p>
           <w:p>

--- a/about/solid-liquid-and-gas-bible.docx
+++ b/about/solid-liquid-and-gas-bible.docx
@@ -3883,7 +3883,15 @@
           <w:sz w:val="30"/>
           <w:szCs w:val="30"/>
         </w:rPr>
-        <w:t>YASMINE “</w:t>
+        <w:t>YAZ</w:t>
+      </w:r>
+      <w:r>
+        <w:rPr>
+          <w:rFonts w:cstheme="minorHAnsi"/>
+          <w:sz w:val="30"/>
+          <w:szCs w:val="30"/>
+        </w:rPr>
+        <w:t xml:space="preserve"> “</w:t>
       </w:r>
       <w:r>
         <w:rPr>
@@ -4008,7 +4016,39 @@
           <w:sz w:val="30"/>
           <w:szCs w:val="30"/>
         </w:rPr>
-        <w:t>Like her cartoons, she is very animated.</w:t>
+        <w:t xml:space="preserve">Like </w:t>
+      </w:r>
+      <w:r>
+        <w:rPr>
+          <w:rFonts w:cstheme="minorHAnsi"/>
+          <w:sz w:val="30"/>
+          <w:szCs w:val="30"/>
+        </w:rPr>
+        <w:t>their</w:t>
+      </w:r>
+      <w:r>
+        <w:rPr>
+          <w:rFonts w:cstheme="minorHAnsi"/>
+          <w:sz w:val="30"/>
+          <w:szCs w:val="30"/>
+        </w:rPr>
+        <w:t xml:space="preserve"> cartoons, </w:t>
+      </w:r>
+      <w:r>
+        <w:rPr>
+          <w:rFonts w:cstheme="minorHAnsi"/>
+          <w:sz w:val="30"/>
+          <w:szCs w:val="30"/>
+        </w:rPr>
+        <w:t>they are</w:t>
+      </w:r>
+      <w:r>
+        <w:rPr>
+          <w:rFonts w:cstheme="minorHAnsi"/>
+          <w:sz w:val="30"/>
+          <w:szCs w:val="30"/>
+        </w:rPr>
+        <w:t xml:space="preserve"> very animated.</w:t>
       </w:r>
     </w:p>
     <w:p>
@@ -4060,25 +4100,25 @@
           <w:i/>
           <w:iCs/>
           <w:color w:val="FF0066"/>
-          <w:sz w:val="30"/>
-          <w:szCs w:val="30"/>
-        </w:rPr>
-      </w:pPr>
-      <w:r>
-        <w:rPr>
-          <w:rFonts w:cstheme="minorHAnsi"/>
-          <w:b/>
-          <w:bCs/>
-          <w:sz w:val="30"/>
-          <w:szCs w:val="30"/>
+          <w:sz w:val="28"/>
+          <w:szCs w:val="28"/>
+        </w:rPr>
+      </w:pPr>
+      <w:r>
+        <w:rPr>
+          <w:rFonts w:cstheme="minorHAnsi"/>
+          <w:b/>
+          <w:bCs/>
+          <w:sz w:val="28"/>
+          <w:szCs w:val="28"/>
         </w:rPr>
         <w:t>TERESA ALVES</w:t>
       </w:r>
       <w:r>
         <w:rPr>
           <w:rFonts w:cstheme="minorHAnsi"/>
-          <w:sz w:val="30"/>
-          <w:szCs w:val="30"/>
+          <w:sz w:val="28"/>
+          <w:szCs w:val="28"/>
         </w:rPr>
         <w:t xml:space="preserve"> is </w:t>
       </w:r>
@@ -4088,16 +4128,16 @@
           <w:i/>
           <w:iCs/>
           <w:color w:val="00B050"/>
-          <w:sz w:val="30"/>
-          <w:szCs w:val="30"/>
+          <w:sz w:val="28"/>
+          <w:szCs w:val="28"/>
         </w:rPr>
         <w:t>Stardust</w:t>
       </w:r>
       <w:r>
         <w:rPr>
           <w:rFonts w:cstheme="minorHAnsi"/>
-          <w:sz w:val="30"/>
-          <w:szCs w:val="30"/>
+          <w:sz w:val="28"/>
+          <w:szCs w:val="28"/>
         </w:rPr>
         <w:t xml:space="preserve">’s biggest fan. As a child, she ran a fan club blog for the original show. Now as an adult, she is now a science communicator who runs social media channels dedicated to and critiquing </w:t>
       </w:r>
@@ -4107,8 +4147,8 @@
           <w:i/>
           <w:iCs/>
           <w:color w:val="FF0066"/>
-          <w:sz w:val="30"/>
-          <w:szCs w:val="30"/>
+          <w:sz w:val="28"/>
+          <w:szCs w:val="28"/>
         </w:rPr>
         <w:t>StarPower!</w:t>
       </w:r>
@@ -4124,8 +4164,8 @@
           <w:i/>
           <w:iCs/>
           <w:color w:val="FF3399"/>
-          <w:sz w:val="30"/>
-          <w:szCs w:val="30"/>
+          <w:sz w:val="28"/>
+          <w:szCs w:val="28"/>
         </w:rPr>
       </w:pPr>
       <w:r>
@@ -4134,8 +4174,8 @@
           <w:b/>
           <w:bCs/>
           <w:color w:val="002060"/>
-          <w:sz w:val="30"/>
-          <w:szCs w:val="30"/>
+          <w:sz w:val="28"/>
+          <w:szCs w:val="28"/>
         </w:rPr>
         <w:t>KENDRA</w:t>
       </w:r>
@@ -4143,16 +4183,16 @@
         <w:rPr>
           <w:rFonts w:cstheme="minorHAnsi"/>
           <w:color w:val="002060"/>
-          <w:sz w:val="30"/>
-          <w:szCs w:val="30"/>
+          <w:sz w:val="28"/>
+          <w:szCs w:val="28"/>
         </w:rPr>
         <w:t xml:space="preserve"> </w:t>
       </w:r>
       <w:r>
         <w:rPr>
           <w:rFonts w:cstheme="minorHAnsi"/>
-          <w:sz w:val="30"/>
-          <w:szCs w:val="30"/>
+          <w:sz w:val="28"/>
+          <w:szCs w:val="28"/>
         </w:rPr>
         <w:t xml:space="preserve">ALTRO is a child actor who voices the younger characters on </w:t>
       </w:r>
@@ -4162,8 +4202,8 @@
           <w:i/>
           <w:iCs/>
           <w:color w:val="FF3399"/>
-          <w:sz w:val="30"/>
-          <w:szCs w:val="30"/>
+          <w:sz w:val="28"/>
+          <w:szCs w:val="28"/>
         </w:rPr>
         <w:t>StarPower!</w:t>
       </w:r>
@@ -4176,8 +4216,8 @@
         <w:spacing w:line="240" w:lineRule="auto"/>
         <w:rPr>
           <w:rFonts w:cstheme="minorHAnsi"/>
-          <w:sz w:val="30"/>
-          <w:szCs w:val="30"/>
+          <w:sz w:val="28"/>
+          <w:szCs w:val="28"/>
         </w:rPr>
       </w:pPr>
       <w:r>
@@ -4186,8 +4226,8 @@
           <w:b/>
           <w:bCs/>
           <w:color w:val="7030A0"/>
-          <w:sz w:val="30"/>
-          <w:szCs w:val="30"/>
+          <w:sz w:val="28"/>
+          <w:szCs w:val="28"/>
         </w:rPr>
         <w:t>JET</w:t>
       </w:r>
@@ -4195,40 +4235,40 @@
         <w:rPr>
           <w:rFonts w:cstheme="minorHAnsi"/>
           <w:color w:val="7030A0"/>
-          <w:sz w:val="30"/>
-          <w:szCs w:val="30"/>
+          <w:sz w:val="28"/>
+          <w:szCs w:val="28"/>
         </w:rPr>
         <w:t xml:space="preserve"> </w:t>
       </w:r>
       <w:r>
         <w:rPr>
           <w:rFonts w:cstheme="minorHAnsi"/>
-          <w:sz w:val="30"/>
-          <w:szCs w:val="30"/>
+          <w:sz w:val="28"/>
+          <w:szCs w:val="28"/>
         </w:rPr>
         <w:t>APRIL</w:t>
       </w:r>
       <w:r>
         <w:rPr>
           <w:rFonts w:cstheme="minorHAnsi"/>
-          <w:sz w:val="30"/>
-          <w:szCs w:val="30"/>
+          <w:sz w:val="28"/>
+          <w:szCs w:val="28"/>
         </w:rPr>
         <w:t xml:space="preserve"> </w:t>
       </w:r>
       <w:r>
         <w:rPr>
           <w:rFonts w:cstheme="minorHAnsi"/>
-          <w:sz w:val="30"/>
-          <w:szCs w:val="30"/>
+          <w:sz w:val="28"/>
+          <w:szCs w:val="28"/>
         </w:rPr>
         <w:t>is a director</w:t>
       </w:r>
       <w:r>
         <w:rPr>
           <w:rFonts w:cstheme="minorHAnsi"/>
-          <w:sz w:val="30"/>
-          <w:szCs w:val="30"/>
+          <w:sz w:val="28"/>
+          <w:szCs w:val="28"/>
         </w:rPr>
         <w:t xml:space="preserve">, known for the children’s tv series, </w:t>
       </w:r>
@@ -4237,32 +4277,32 @@
           <w:rFonts w:cstheme="minorHAnsi"/>
           <w:i/>
           <w:iCs/>
-          <w:sz w:val="30"/>
-          <w:szCs w:val="30"/>
+          <w:sz w:val="28"/>
+          <w:szCs w:val="28"/>
         </w:rPr>
         <w:t>Cinnamonville</w:t>
       </w:r>
       <w:r>
         <w:rPr>
           <w:rFonts w:cstheme="minorHAnsi"/>
-          <w:sz w:val="30"/>
-          <w:szCs w:val="30"/>
+          <w:sz w:val="28"/>
+          <w:szCs w:val="28"/>
         </w:rPr>
         <w:t>.</w:t>
       </w:r>
       <w:r>
         <w:rPr>
           <w:rFonts w:cstheme="minorHAnsi"/>
-          <w:sz w:val="30"/>
-          <w:szCs w:val="30"/>
+          <w:sz w:val="28"/>
+          <w:szCs w:val="28"/>
         </w:rPr>
         <w:t xml:space="preserve"> They serve as </w:t>
       </w:r>
       <w:r>
         <w:rPr>
           <w:rFonts w:cstheme="minorHAnsi"/>
-          <w:sz w:val="30"/>
-          <w:szCs w:val="30"/>
+          <w:sz w:val="28"/>
+          <w:szCs w:val="28"/>
         </w:rPr>
         <w:t xml:space="preserve">the primary series director for </w:t>
       </w:r>
@@ -4272,8 +4312,8 @@
           <w:i/>
           <w:iCs/>
           <w:color w:val="FF3399"/>
-          <w:sz w:val="30"/>
-          <w:szCs w:val="30"/>
+          <w:sz w:val="28"/>
+          <w:szCs w:val="28"/>
         </w:rPr>
         <w:t>StarPower!</w:t>
       </w:r>
@@ -4288,8 +4328,8 @@
           <w:rFonts w:cstheme="minorHAnsi"/>
           <w:i/>
           <w:iCs/>
-          <w:sz w:val="30"/>
-          <w:szCs w:val="30"/>
+          <w:sz w:val="28"/>
+          <w:szCs w:val="28"/>
         </w:rPr>
       </w:pPr>
       <w:r>
@@ -4298,8 +4338,8 @@
           <w:b/>
           <w:bCs/>
           <w:color w:val="00B050"/>
-          <w:sz w:val="30"/>
-          <w:szCs w:val="30"/>
+          <w:sz w:val="28"/>
+          <w:szCs w:val="28"/>
         </w:rPr>
         <w:t>CRYSTAL</w:t>
       </w:r>
@@ -4307,64 +4347,64 @@
         <w:rPr>
           <w:rFonts w:cstheme="minorHAnsi"/>
           <w:color w:val="00B050"/>
-          <w:sz w:val="30"/>
-          <w:szCs w:val="30"/>
+          <w:sz w:val="28"/>
+          <w:szCs w:val="28"/>
         </w:rPr>
         <w:t xml:space="preserve"> </w:t>
       </w:r>
       <w:r>
         <w:rPr>
           <w:rFonts w:cstheme="minorHAnsi"/>
-          <w:sz w:val="30"/>
-          <w:szCs w:val="30"/>
+          <w:sz w:val="28"/>
+          <w:szCs w:val="28"/>
         </w:rPr>
         <w:t xml:space="preserve">CABELLERO </w:t>
       </w:r>
       <w:r>
         <w:rPr>
           <w:rFonts w:cstheme="minorHAnsi"/>
-          <w:sz w:val="30"/>
-          <w:szCs w:val="30"/>
+          <w:sz w:val="28"/>
+          <w:szCs w:val="28"/>
         </w:rPr>
         <w:t xml:space="preserve">is a </w:t>
       </w:r>
       <w:r>
         <w:rPr>
           <w:rFonts w:cstheme="minorHAnsi"/>
-          <w:sz w:val="30"/>
-          <w:szCs w:val="30"/>
+          <w:sz w:val="28"/>
+          <w:szCs w:val="28"/>
         </w:rPr>
         <w:t>story editor</w:t>
       </w:r>
       <w:r>
         <w:rPr>
           <w:rFonts w:cstheme="minorHAnsi"/>
-          <w:sz w:val="30"/>
-          <w:szCs w:val="30"/>
+          <w:sz w:val="28"/>
+          <w:szCs w:val="28"/>
         </w:rPr>
         <w:t xml:space="preserve">, </w:t>
       </w:r>
       <w:r>
         <w:rPr>
           <w:rFonts w:cstheme="minorHAnsi"/>
-          <w:sz w:val="30"/>
-          <w:szCs w:val="30"/>
+          <w:sz w:val="28"/>
+          <w:szCs w:val="28"/>
         </w:rPr>
         <w:t>developer</w:t>
       </w:r>
       <w:r>
         <w:rPr>
           <w:rFonts w:cstheme="minorHAnsi"/>
-          <w:sz w:val="30"/>
-          <w:szCs w:val="30"/>
+          <w:sz w:val="28"/>
+          <w:szCs w:val="28"/>
         </w:rPr>
         <w:t>, and educational psychologist</w:t>
       </w:r>
       <w:r>
         <w:rPr>
           <w:rFonts w:cstheme="minorHAnsi"/>
-          <w:sz w:val="30"/>
-          <w:szCs w:val="30"/>
+          <w:sz w:val="28"/>
+          <w:szCs w:val="28"/>
         </w:rPr>
         <w:t xml:space="preserve"> for </w:t>
       </w:r>
@@ -4374,8 +4414,8 @@
           <w:i/>
           <w:iCs/>
           <w:color w:val="FF3399"/>
-          <w:sz w:val="30"/>
-          <w:szCs w:val="30"/>
+          <w:sz w:val="28"/>
+          <w:szCs w:val="28"/>
         </w:rPr>
         <w:t>StarPower!</w:t>
       </w:r>
@@ -4388,51 +4428,77 @@
         <w:spacing w:line="240" w:lineRule="auto"/>
         <w:rPr>
           <w:rFonts w:cstheme="minorHAnsi"/>
-          <w:sz w:val="30"/>
-          <w:szCs w:val="30"/>
-        </w:rPr>
-      </w:pPr>
-      <w:r>
-        <w:rPr>
-          <w:rFonts w:cstheme="minorHAnsi"/>
-          <w:b/>
-          <w:bCs/>
-          <w:sz w:val="30"/>
-          <w:szCs w:val="30"/>
-        </w:rPr>
-        <w:t>COOPER OWENS</w:t>
-      </w:r>
-      <w:r>
-        <w:rPr>
-          <w:rFonts w:cstheme="minorHAnsi"/>
-          <w:sz w:val="30"/>
-          <w:szCs w:val="30"/>
+          <w:sz w:val="28"/>
+          <w:szCs w:val="28"/>
+        </w:rPr>
+      </w:pPr>
+      <w:r>
+        <w:rPr>
+          <w:rFonts w:cstheme="minorHAnsi"/>
+          <w:b/>
+          <w:bCs/>
+          <w:sz w:val="28"/>
+          <w:szCs w:val="28"/>
+        </w:rPr>
+        <w:t>NIKITA G</w:t>
+      </w:r>
+      <w:r>
+        <w:rPr>
+          <w:rFonts w:cstheme="minorHAnsi"/>
+          <w:b/>
+          <w:bCs/>
+          <w:sz w:val="28"/>
+          <w:szCs w:val="28"/>
+        </w:rPr>
+        <w:t>LASCO</w:t>
+      </w:r>
+      <w:r>
+        <w:rPr>
+          <w:rFonts w:cstheme="minorHAnsi"/>
+          <w:sz w:val="28"/>
+          <w:szCs w:val="28"/>
         </w:rPr>
         <w:t xml:space="preserve"> is </w:t>
       </w:r>
       <w:r>
         <w:rPr>
           <w:rFonts w:cstheme="minorHAnsi"/>
-          <w:sz w:val="30"/>
-          <w:szCs w:val="30"/>
-        </w:rPr>
-        <w:t>an anti-science protestor</w:t>
-      </w:r>
-      <w:r>
-        <w:rPr>
-          <w:rFonts w:cstheme="minorHAnsi"/>
-          <w:sz w:val="30"/>
-          <w:szCs w:val="30"/>
-        </w:rPr>
-        <w:t xml:space="preserve"> and former child actor</w:t>
-      </w:r>
-      <w:r>
-        <w:rPr>
-          <w:rFonts w:cstheme="minorHAnsi"/>
-          <w:sz w:val="30"/>
-          <w:szCs w:val="30"/>
-        </w:rPr>
-        <w:t>.</w:t>
+          <w:sz w:val="28"/>
+          <w:szCs w:val="28"/>
+        </w:rPr>
+        <w:t>an interning production assistant</w:t>
+      </w:r>
+      <w:r>
+        <w:rPr>
+          <w:rFonts w:cstheme="minorHAnsi"/>
+          <w:sz w:val="28"/>
+          <w:szCs w:val="28"/>
+        </w:rPr>
+        <w:t xml:space="preserve">, </w:t>
+      </w:r>
+      <w:r>
+        <w:rPr>
+          <w:rFonts w:cstheme="minorHAnsi"/>
+          <w:sz w:val="28"/>
+          <w:szCs w:val="28"/>
+        </w:rPr>
+        <w:t>marketing assistant</w:t>
+      </w:r>
+      <w:r>
+        <w:rPr>
+          <w:rFonts w:cstheme="minorHAnsi"/>
+          <w:sz w:val="28"/>
+          <w:szCs w:val="28"/>
+        </w:rPr>
+        <w:t>, creative</w:t>
+      </w:r>
+      <w:r>
+        <w:rPr>
+          <w:rFonts w:cstheme="minorHAnsi"/>
+          <w:sz w:val="28"/>
+          <w:szCs w:val="28"/>
+        </w:rPr>
+        <w:t>. Actually, no one knows what she does.</w:t>
       </w:r>
     </w:p>
     <w:p>
@@ -4443,27 +4509,66 @@
         <w:spacing w:line="240" w:lineRule="auto"/>
         <w:rPr>
           <w:rFonts w:cstheme="minorHAnsi"/>
-          <w:sz w:val="30"/>
-          <w:szCs w:val="30"/>
-        </w:rPr>
-      </w:pPr>
-      <w:r>
-        <w:rPr>
-          <w:rFonts w:cstheme="minorHAnsi"/>
-          <w:b/>
-          <w:bCs/>
-          <w:sz w:val="30"/>
-          <w:szCs w:val="30"/>
-        </w:rPr>
-        <w:t>MR. REYES</w:t>
-      </w:r>
-      <w:r>
-        <w:rPr>
-          <w:rFonts w:cstheme="minorHAnsi"/>
-          <w:sz w:val="30"/>
-          <w:szCs w:val="30"/>
-        </w:rPr>
-        <w:t xml:space="preserve"> is Ray and Sunshine’s father.</w:t>
+          <w:sz w:val="28"/>
+          <w:szCs w:val="28"/>
+        </w:rPr>
+      </w:pPr>
+      <w:r>
+        <w:rPr>
+          <w:rFonts w:cstheme="minorHAnsi"/>
+          <w:b/>
+          <w:bCs/>
+          <w:sz w:val="28"/>
+          <w:szCs w:val="28"/>
+        </w:rPr>
+        <w:t xml:space="preserve">JILL </w:t>
+      </w:r>
+      <w:r>
+        <w:rPr>
+          <w:rFonts w:cstheme="minorHAnsi"/>
+          <w:b/>
+          <w:bCs/>
+          <w:sz w:val="28"/>
+          <w:szCs w:val="28"/>
+        </w:rPr>
+        <w:t xml:space="preserve">“JG” </w:t>
+      </w:r>
+      <w:r>
+        <w:rPr>
+          <w:rFonts w:cstheme="minorHAnsi"/>
+          <w:b/>
+          <w:bCs/>
+          <w:sz w:val="28"/>
+          <w:szCs w:val="28"/>
+        </w:rPr>
+        <w:t>GRUMP</w:t>
+      </w:r>
+      <w:r>
+        <w:rPr>
+          <w:rFonts w:cstheme="minorHAnsi"/>
+          <w:sz w:val="28"/>
+          <w:szCs w:val="28"/>
+        </w:rPr>
+        <w:t xml:space="preserve"> is a veteran union camera operator who has been at RBS since the original </w:t>
+      </w:r>
+      <w:r>
+        <w:rPr>
+          <w:rFonts w:cstheme="minorHAnsi"/>
+          <w:i/>
+          <w:iCs/>
+          <w:color w:val="00B050"/>
+          <w:sz w:val="28"/>
+          <w:szCs w:val="28"/>
+        </w:rPr>
+        <w:t>Stardust</w:t>
+      </w:r>
+      <w:r>
+        <w:rPr>
+          <w:rFonts w:cstheme="minorHAnsi"/>
+          <w:sz w:val="28"/>
+          <w:szCs w:val="28"/>
+        </w:rPr>
+        <w:t xml:space="preserve"> run.</w:t>
       </w:r>
     </w:p>
     <w:p>
@@ -4474,27 +4579,151 @@
         <w:spacing w:line="240" w:lineRule="auto"/>
         <w:rPr>
           <w:rFonts w:cstheme="minorHAnsi"/>
-          <w:sz w:val="30"/>
-          <w:szCs w:val="30"/>
-        </w:rPr>
-      </w:pPr>
-      <w:r>
-        <w:rPr>
-          <w:rFonts w:cstheme="minorHAnsi"/>
-          <w:b/>
-          <w:bCs/>
-          <w:sz w:val="30"/>
-          <w:szCs w:val="30"/>
-        </w:rPr>
-        <w:t>MRS. REYES</w:t>
-      </w:r>
-      <w:r>
-        <w:rPr>
-          <w:rFonts w:cstheme="minorHAnsi"/>
-          <w:sz w:val="30"/>
-          <w:szCs w:val="30"/>
-        </w:rPr>
-        <w:t xml:space="preserve"> is Ray and Sunshine’s mother.</w:t>
+          <w:sz w:val="28"/>
+          <w:szCs w:val="28"/>
+        </w:rPr>
+      </w:pPr>
+      <w:r>
+        <w:rPr>
+          <w:rFonts w:cstheme="minorHAnsi"/>
+          <w:b/>
+          <w:bCs/>
+          <w:sz w:val="28"/>
+          <w:szCs w:val="28"/>
+        </w:rPr>
+        <w:t>CAR</w:t>
+      </w:r>
+      <w:r>
+        <w:rPr>
+          <w:rFonts w:cstheme="minorHAnsi"/>
+          <w:b/>
+          <w:bCs/>
+          <w:sz w:val="28"/>
+          <w:szCs w:val="28"/>
+        </w:rPr>
+        <w:t>I</w:t>
+      </w:r>
+      <w:r>
+        <w:rPr>
+          <w:rFonts w:cstheme="minorHAnsi"/>
+          <w:b/>
+          <w:bCs/>
+          <w:sz w:val="28"/>
+          <w:szCs w:val="28"/>
+        </w:rPr>
+        <w:t xml:space="preserve"> </w:t>
+      </w:r>
+      <w:r>
+        <w:rPr>
+          <w:rFonts w:cstheme="minorHAnsi"/>
+          <w:b/>
+          <w:bCs/>
+          <w:sz w:val="28"/>
+          <w:szCs w:val="28"/>
+        </w:rPr>
+        <w:t>A</w:t>
+      </w:r>
+      <w:r>
+        <w:rPr>
+          <w:rFonts w:cstheme="minorHAnsi"/>
+          <w:b/>
+          <w:bCs/>
+          <w:sz w:val="28"/>
+          <w:szCs w:val="28"/>
+        </w:rPr>
+        <w:t>NNE</w:t>
+      </w:r>
+      <w:r>
+        <w:rPr>
+          <w:rFonts w:cstheme="minorHAnsi"/>
+          <w:b/>
+          <w:bCs/>
+          <w:sz w:val="28"/>
+          <w:szCs w:val="28"/>
+        </w:rPr>
+        <w:t xml:space="preserve"> </w:t>
+      </w:r>
+      <w:r>
+        <w:rPr>
+          <w:rFonts w:cstheme="minorHAnsi"/>
+          <w:b/>
+          <w:bCs/>
+          <w:sz w:val="28"/>
+          <w:szCs w:val="28"/>
+        </w:rPr>
+        <w:t>GUNN</w:t>
+      </w:r>
+      <w:r>
+        <w:rPr>
+          <w:rFonts w:cstheme="minorHAnsi"/>
+          <w:sz w:val="28"/>
+          <w:szCs w:val="28"/>
+        </w:rPr>
+        <w:t xml:space="preserve"> is </w:t>
+      </w:r>
+      <w:r>
+        <w:rPr>
+          <w:rFonts w:cstheme="minorHAnsi"/>
+          <w:sz w:val="28"/>
+          <w:szCs w:val="28"/>
+        </w:rPr>
+        <w:t>a</w:t>
+      </w:r>
+      <w:r>
+        <w:rPr>
+          <w:rFonts w:cstheme="minorHAnsi"/>
+          <w:sz w:val="28"/>
+          <w:szCs w:val="28"/>
+        </w:rPr>
+        <w:t xml:space="preserve"> </w:t>
+      </w:r>
+      <w:r>
+        <w:rPr>
+          <w:rFonts w:cstheme="minorHAnsi"/>
+          <w:sz w:val="28"/>
+          <w:szCs w:val="28"/>
+        </w:rPr>
+        <w:t>media executive who serve</w:t>
+      </w:r>
+      <w:r>
+        <w:rPr>
+          <w:rFonts w:cstheme="minorHAnsi"/>
+          <w:sz w:val="28"/>
+          <w:szCs w:val="28"/>
+        </w:rPr>
+        <w:t>s</w:t>
+      </w:r>
+      <w:r>
+        <w:rPr>
+          <w:rFonts w:cstheme="minorHAnsi"/>
+          <w:sz w:val="28"/>
+          <w:szCs w:val="28"/>
+        </w:rPr>
+        <w:t xml:space="preserve"> as </w:t>
+      </w:r>
+      <w:r>
+        <w:rPr>
+          <w:rFonts w:cstheme="minorHAnsi"/>
+          <w:sz w:val="28"/>
+          <w:szCs w:val="28"/>
+        </w:rPr>
+        <w:t xml:space="preserve">the </w:t>
+      </w:r>
+      <w:r>
+        <w:rPr>
+          <w:rFonts w:cstheme="minorHAnsi"/>
+          <w:sz w:val="28"/>
+          <w:szCs w:val="28"/>
+        </w:rPr>
+        <w:t xml:space="preserve">president and chief executive officer of </w:t>
+      </w:r>
+      <w:r>
+        <w:rPr>
+          <w:rFonts w:cstheme="minorHAnsi"/>
+          <w:sz w:val="28"/>
+          <w:szCs w:val="28"/>
+        </w:rPr>
+        <w:t>Rainbow Broadcasting Service.</w:t>
       </w:r>
     </w:p>
     <w:p>
@@ -4505,67 +4734,51 @@
         <w:spacing w:line="240" w:lineRule="auto"/>
         <w:rPr>
           <w:rFonts w:cstheme="minorHAnsi"/>
-          <w:sz w:val="30"/>
-          <w:szCs w:val="30"/>
-        </w:rPr>
-      </w:pPr>
-      <w:r>
-        <w:rPr>
-          <w:rFonts w:cstheme="minorHAnsi"/>
-          <w:b/>
-          <w:bCs/>
-          <w:sz w:val="30"/>
-          <w:szCs w:val="30"/>
-        </w:rPr>
-        <w:t>PETEY SEGHEAD</w:t>
-      </w:r>
-      <w:r>
-        <w:rPr>
-          <w:rFonts w:cstheme="minorHAnsi"/>
-          <w:sz w:val="30"/>
-          <w:szCs w:val="30"/>
+          <w:sz w:val="28"/>
+          <w:szCs w:val="28"/>
+        </w:rPr>
+      </w:pPr>
+      <w:r>
+        <w:rPr>
+          <w:rFonts w:cstheme="minorHAnsi"/>
+          <w:b/>
+          <w:bCs/>
+          <w:sz w:val="28"/>
+          <w:szCs w:val="28"/>
+        </w:rPr>
+        <w:t>COOPER OWENS</w:t>
+      </w:r>
+      <w:r>
+        <w:rPr>
+          <w:rFonts w:cstheme="minorHAnsi"/>
+          <w:sz w:val="28"/>
+          <w:szCs w:val="28"/>
         </w:rPr>
         <w:t xml:space="preserve"> is </w:t>
       </w:r>
       <w:r>
         <w:rPr>
           <w:rFonts w:cstheme="minorHAnsi"/>
-          <w:sz w:val="30"/>
-          <w:szCs w:val="30"/>
-        </w:rPr>
-        <w:t>a military offic</w:t>
-      </w:r>
-      <w:r>
-        <w:rPr>
-          <w:rFonts w:cstheme="minorHAnsi"/>
-          <w:sz w:val="30"/>
-          <w:szCs w:val="30"/>
-        </w:rPr>
-        <w:t>er</w:t>
-      </w:r>
-      <w:r>
-        <w:rPr>
-          <w:rFonts w:cstheme="minorHAnsi"/>
-          <w:sz w:val="30"/>
-          <w:szCs w:val="30"/>
-        </w:rPr>
-        <w:t xml:space="preserve"> who uses Stardust’s </w:t>
-      </w:r>
-      <w:r>
-        <w:rPr>
-          <w:rFonts w:cstheme="minorHAnsi"/>
-          <w:sz w:val="30"/>
-          <w:szCs w:val="30"/>
-        </w:rPr>
-        <w:t>songs</w:t>
-      </w:r>
-      <w:r>
-        <w:rPr>
-          <w:rFonts w:cstheme="minorHAnsi"/>
-          <w:sz w:val="30"/>
-          <w:szCs w:val="30"/>
-        </w:rPr>
-        <w:t xml:space="preserve"> as a torture device.</w:t>
+          <w:sz w:val="28"/>
+          <w:szCs w:val="28"/>
+        </w:rPr>
+        <w:t>an anti-science protestor</w:t>
+      </w:r>
+      <w:r>
+        <w:rPr>
+          <w:rFonts w:cstheme="minorHAnsi"/>
+          <w:sz w:val="28"/>
+          <w:szCs w:val="28"/>
+        </w:rPr>
+        <w:t xml:space="preserve"> and former child actor</w:t>
+      </w:r>
+      <w:r>
+        <w:rPr>
+          <w:rFonts w:cstheme="minorHAnsi"/>
+          <w:sz w:val="28"/>
+          <w:szCs w:val="28"/>
+        </w:rPr>
+        <w:t>.</w:t>
       </w:r>
     </w:p>
     <w:p>
@@ -4576,69 +4789,99 @@
         <w:spacing w:line="240" w:lineRule="auto"/>
         <w:rPr>
           <w:rFonts w:cstheme="minorHAnsi"/>
-          <w:sz w:val="30"/>
-          <w:szCs w:val="30"/>
-        </w:rPr>
-      </w:pPr>
-      <w:r>
-        <w:rPr>
-          <w:rFonts w:cstheme="minorHAnsi"/>
-          <w:b/>
-          <w:bCs/>
-          <w:sz w:val="30"/>
-          <w:szCs w:val="30"/>
-        </w:rPr>
-        <w:t xml:space="preserve">ALICE </w:t>
-      </w:r>
-      <w:r>
-        <w:rPr>
-          <w:rFonts w:cstheme="minorHAnsi"/>
-          <w:b/>
-          <w:bCs/>
-          <w:sz w:val="30"/>
-          <w:szCs w:val="30"/>
-        </w:rPr>
-        <w:t>STARLING</w:t>
-      </w:r>
-      <w:r>
-        <w:rPr>
-          <w:rFonts w:cstheme="minorHAnsi"/>
-          <w:sz w:val="30"/>
-          <w:szCs w:val="30"/>
-        </w:rPr>
-        <w:t xml:space="preserve"> is a </w:t>
-      </w:r>
-      <w:r>
-        <w:rPr>
-          <w:rFonts w:cstheme="minorHAnsi"/>
-          <w:sz w:val="30"/>
-          <w:szCs w:val="30"/>
-        </w:rPr>
-        <w:t>mission’s operations manager at NASA</w:t>
-      </w:r>
-      <w:r>
-        <w:rPr>
-          <w:rFonts w:cstheme="minorHAnsi"/>
-          <w:sz w:val="30"/>
-          <w:szCs w:val="30"/>
-        </w:rPr>
-        <w:t xml:space="preserve"> and Aurora’s mo</w:t>
-      </w:r>
-      <w:r>
-        <w:rPr>
-          <w:rFonts w:cstheme="minorHAnsi"/>
-          <w:sz w:val="30"/>
-          <w:szCs w:val="30"/>
-        </w:rPr>
-        <w:t>ther</w:t>
-      </w:r>
-      <w:r>
-        <w:rPr>
-          <w:rFonts w:cstheme="minorHAnsi"/>
-          <w:sz w:val="30"/>
-          <w:szCs w:val="30"/>
-        </w:rPr>
-        <w:t>, who helps to fact check Aurora’s scripts.</w:t>
+          <w:sz w:val="28"/>
+          <w:szCs w:val="28"/>
+        </w:rPr>
+      </w:pPr>
+      <w:r>
+        <w:rPr>
+          <w:rFonts w:cstheme="minorHAnsi"/>
+          <w:b/>
+          <w:bCs/>
+          <w:sz w:val="28"/>
+          <w:szCs w:val="28"/>
+        </w:rPr>
+        <w:t>ETHAN REED</w:t>
+      </w:r>
+      <w:r>
+        <w:rPr>
+          <w:rFonts w:cstheme="minorHAnsi"/>
+          <w:sz w:val="28"/>
+          <w:szCs w:val="28"/>
+        </w:rPr>
+        <w:t xml:space="preserve"> is </w:t>
+      </w:r>
+      <w:r>
+        <w:rPr>
+          <w:rFonts w:cstheme="minorHAnsi"/>
+          <w:sz w:val="28"/>
+          <w:szCs w:val="28"/>
+        </w:rPr>
+        <w:t xml:space="preserve">a founder </w:t>
+      </w:r>
+      <w:r>
+        <w:rPr>
+          <w:rFonts w:cstheme="minorHAnsi"/>
+          <w:sz w:val="28"/>
+          <w:szCs w:val="28"/>
+        </w:rPr>
+        <w:t>of M</w:t>
+      </w:r>
+      <w:r>
+        <w:rPr>
+          <w:rFonts w:cstheme="minorHAnsi"/>
+          <w:sz w:val="28"/>
+          <w:szCs w:val="28"/>
+        </w:rPr>
+        <w:t>amas for Purity, a political organization</w:t>
+      </w:r>
+      <w:r>
+        <w:rPr>
+          <w:rFonts w:cstheme="minorHAnsi"/>
+          <w:sz w:val="28"/>
+          <w:szCs w:val="28"/>
+        </w:rPr>
+        <w:t xml:space="preserve"> that advocates</w:t>
+      </w:r>
+      <w:r>
+        <w:rPr>
+          <w:rFonts w:cstheme="minorHAnsi"/>
+          <w:sz w:val="28"/>
+          <w:szCs w:val="28"/>
+        </w:rPr>
+        <w:t xml:space="preserve"> for safe</w:t>
+      </w:r>
+      <w:r>
+        <w:rPr>
+          <w:rFonts w:cstheme="minorHAnsi"/>
+          <w:sz w:val="28"/>
+          <w:szCs w:val="28"/>
+        </w:rPr>
+        <w:t xml:space="preserve"> and</w:t>
+      </w:r>
+      <w:r>
+        <w:rPr>
+          <w:rFonts w:cstheme="minorHAnsi"/>
+          <w:sz w:val="28"/>
+          <w:szCs w:val="28"/>
+        </w:rPr>
+        <w:t xml:space="preserve"> censored children’s </w:t>
+      </w:r>
+      <w:r>
+        <w:rPr>
+          <w:rFonts w:cstheme="minorHAnsi"/>
+          <w:sz w:val="28"/>
+          <w:szCs w:val="28"/>
+        </w:rPr>
+        <w:t>media</w:t>
+      </w:r>
+      <w:r>
+        <w:rPr>
+          <w:rFonts w:cstheme="minorHAnsi"/>
+          <w:sz w:val="28"/>
+          <w:szCs w:val="28"/>
+        </w:rPr>
+        <w:t>. He is the epitome of queer.</w:t>
       </w:r>
     </w:p>
     <w:p>
@@ -4649,35 +4892,27 @@
         <w:spacing w:line="240" w:lineRule="auto"/>
         <w:rPr>
           <w:rFonts w:cstheme="minorHAnsi"/>
-          <w:sz w:val="30"/>
-          <w:szCs w:val="30"/>
-        </w:rPr>
-      </w:pPr>
-      <w:r>
-        <w:rPr>
-          <w:rFonts w:cstheme="minorHAnsi"/>
-          <w:b/>
-          <w:bCs/>
-          <w:sz w:val="30"/>
-          <w:szCs w:val="30"/>
-        </w:rPr>
-        <w:t>BARRY STARLING</w:t>
-      </w:r>
-      <w:r>
-        <w:rPr>
-          <w:rFonts w:cstheme="minorHAnsi"/>
-          <w:sz w:val="30"/>
-          <w:szCs w:val="30"/>
-        </w:rPr>
-        <w:t xml:space="preserve"> is </w:t>
-      </w:r>
-      <w:r>
-        <w:rPr>
-          <w:rFonts w:cstheme="minorHAnsi"/>
-          <w:sz w:val="30"/>
-          <w:szCs w:val="30"/>
-        </w:rPr>
-        <w:t>a former theatre actor and Aurora’s father.</w:t>
+          <w:sz w:val="28"/>
+          <w:szCs w:val="28"/>
+        </w:rPr>
+      </w:pPr>
+      <w:r>
+        <w:rPr>
+          <w:rFonts w:cstheme="minorHAnsi"/>
+          <w:b/>
+          <w:bCs/>
+          <w:sz w:val="28"/>
+          <w:szCs w:val="28"/>
+        </w:rPr>
+        <w:t>MR. REYES</w:t>
+      </w:r>
+      <w:r>
+        <w:rPr>
+          <w:rFonts w:cstheme="minorHAnsi"/>
+          <w:sz w:val="28"/>
+          <w:szCs w:val="28"/>
+        </w:rPr>
+        <w:t xml:space="preserve"> is Ray and Sunshine’s father.</w:t>
       </w:r>
     </w:p>
     <w:p>
@@ -4688,118 +4923,27 @@
         <w:spacing w:line="240" w:lineRule="auto"/>
         <w:rPr>
           <w:rFonts w:cstheme="minorHAnsi"/>
-          <w:sz w:val="30"/>
-          <w:szCs w:val="30"/>
-        </w:rPr>
-      </w:pPr>
-      <w:r>
-        <w:rPr>
-          <w:rFonts w:cstheme="minorHAnsi"/>
-          <w:b/>
-          <w:bCs/>
-          <w:sz w:val="30"/>
-          <w:szCs w:val="30"/>
-        </w:rPr>
-        <w:t>STEVE STEVENSON</w:t>
-      </w:r>
-      <w:r>
-        <w:rPr>
-          <w:rFonts w:cstheme="minorHAnsi"/>
-          <w:sz w:val="30"/>
-          <w:szCs w:val="30"/>
-        </w:rPr>
-        <w:t xml:space="preserve"> </w:t>
-      </w:r>
-      <w:r>
-        <w:rPr>
-          <w:rFonts w:cstheme="minorHAnsi"/>
-          <w:sz w:val="30"/>
-          <w:szCs w:val="30"/>
-        </w:rPr>
-        <w:t>would be</w:t>
-      </w:r>
-      <w:r>
-        <w:rPr>
-          <w:rFonts w:cstheme="minorHAnsi"/>
-          <w:sz w:val="30"/>
-          <w:szCs w:val="30"/>
-        </w:rPr>
-        <w:t xml:space="preserve"> </w:t>
-      </w:r>
-      <w:r>
-        <w:rPr>
-          <w:rFonts w:cstheme="minorHAnsi"/>
-          <w:sz w:val="30"/>
-          <w:szCs w:val="30"/>
-        </w:rPr>
-        <w:t xml:space="preserve">the third pick </w:t>
-      </w:r>
-      <w:r>
-        <w:rPr>
-          <w:rFonts w:cstheme="minorHAnsi"/>
-          <w:sz w:val="30"/>
-          <w:szCs w:val="30"/>
-        </w:rPr>
-        <w:t>as</w:t>
-      </w:r>
-      <w:r>
-        <w:rPr>
-          <w:rFonts w:cstheme="minorHAnsi"/>
-          <w:sz w:val="30"/>
-          <w:szCs w:val="30"/>
-        </w:rPr>
-        <w:t xml:space="preserve"> the host of </w:t>
-      </w:r>
-      <w:r>
-        <w:rPr>
-          <w:rFonts w:cstheme="minorHAnsi"/>
-          <w:i/>
-          <w:iCs/>
-          <w:color w:val="FF3399"/>
-          <w:sz w:val="30"/>
-          <w:szCs w:val="30"/>
-        </w:rPr>
-        <w:t>StarPower!</w:t>
-      </w:r>
-      <w:r>
-        <w:rPr>
-          <w:rFonts w:cstheme="minorHAnsi"/>
-          <w:sz w:val="30"/>
-          <w:szCs w:val="30"/>
-        </w:rPr>
-        <w:t xml:space="preserve"> if Aurora and Ray </w:t>
-      </w:r>
-      <w:r>
-        <w:rPr>
-          <w:rFonts w:cstheme="minorHAnsi"/>
-          <w:sz w:val="30"/>
-          <w:szCs w:val="30"/>
-        </w:rPr>
-        <w:t>did not accept</w:t>
-      </w:r>
-      <w:r>
-        <w:rPr>
-          <w:rFonts w:cstheme="minorHAnsi"/>
-          <w:sz w:val="30"/>
-          <w:szCs w:val="30"/>
-        </w:rPr>
-        <w:t xml:space="preserve">. He stars as the villain </w:t>
-      </w:r>
-      <w:r>
-        <w:rPr>
-          <w:rFonts w:cstheme="minorHAnsi"/>
-          <w:sz w:val="30"/>
-          <w:szCs w:val="30"/>
-        </w:rPr>
-        <w:t>Starcatcher</w:t>
-      </w:r>
-      <w:r>
-        <w:rPr>
-          <w:rFonts w:cstheme="minorHAnsi"/>
-          <w:sz w:val="30"/>
-          <w:szCs w:val="30"/>
-        </w:rPr>
-        <w:t xml:space="preserve"> in a later episode of the first season to rave reviews.</w:t>
+          <w:sz w:val="28"/>
+          <w:szCs w:val="28"/>
+        </w:rPr>
+      </w:pPr>
+      <w:r>
+        <w:rPr>
+          <w:rFonts w:cstheme="minorHAnsi"/>
+          <w:b/>
+          <w:bCs/>
+          <w:sz w:val="28"/>
+          <w:szCs w:val="28"/>
+        </w:rPr>
+        <w:t>MRS. REYES</w:t>
+      </w:r>
+      <w:r>
+        <w:rPr>
+          <w:rFonts w:cstheme="minorHAnsi"/>
+          <w:sz w:val="28"/>
+          <w:szCs w:val="28"/>
+        </w:rPr>
+        <w:t xml:space="preserve"> is Ray and Sunshine’s mother.</w:t>
       </w:r>
     </w:p>
     <w:p>
@@ -4810,45 +4954,51 @@
         <w:spacing w:line="240" w:lineRule="auto"/>
         <w:rPr>
           <w:rFonts w:cstheme="minorHAnsi"/>
-          <w:sz w:val="30"/>
-          <w:szCs w:val="30"/>
-        </w:rPr>
-      </w:pPr>
-      <w:r>
-        <w:rPr>
-          <w:rFonts w:cstheme="minorHAnsi"/>
-          <w:sz w:val="30"/>
-          <w:szCs w:val="30"/>
-        </w:rPr>
-        <w:t xml:space="preserve">THANH </w:t>
-      </w:r>
-      <w:r>
-        <w:rPr>
-          <w:rFonts w:cstheme="minorHAnsi"/>
-          <w:b/>
-          <w:bCs/>
-          <w:color w:val="002060"/>
-          <w:sz w:val="30"/>
-          <w:szCs w:val="30"/>
-        </w:rPr>
-        <w:t>THIEN</w:t>
-      </w:r>
-      <w:r>
-        <w:rPr>
-          <w:rFonts w:cstheme="minorHAnsi"/>
-          <w:color w:val="002060"/>
-          <w:sz w:val="30"/>
-          <w:szCs w:val="30"/>
-        </w:rPr>
-        <w:t xml:space="preserve"> </w:t>
-      </w:r>
-      <w:r>
-        <w:rPr>
-          <w:rFonts w:cstheme="minorHAnsi"/>
-          <w:sz w:val="30"/>
-          <w:szCs w:val="30"/>
-        </w:rPr>
-        <w:t xml:space="preserve">is the primary composer for the original </w:t>
+          <w:sz w:val="28"/>
+          <w:szCs w:val="28"/>
+        </w:rPr>
+      </w:pPr>
+      <w:r>
+        <w:rPr>
+          <w:rFonts w:cstheme="minorHAnsi"/>
+          <w:b/>
+          <w:bCs/>
+          <w:sz w:val="28"/>
+          <w:szCs w:val="28"/>
+        </w:rPr>
+        <w:t>PETEY SEGHEAD</w:t>
+      </w:r>
+      <w:r>
+        <w:rPr>
+          <w:rFonts w:cstheme="minorHAnsi"/>
+          <w:sz w:val="28"/>
+          <w:szCs w:val="28"/>
+        </w:rPr>
+        <w:t xml:space="preserve"> is </w:t>
+      </w:r>
+      <w:r>
+        <w:rPr>
+          <w:rFonts w:cstheme="minorHAnsi"/>
+          <w:sz w:val="28"/>
+          <w:szCs w:val="28"/>
+        </w:rPr>
+        <w:t>a military offic</w:t>
+      </w:r>
+      <w:r>
+        <w:rPr>
+          <w:rFonts w:cstheme="minorHAnsi"/>
+          <w:sz w:val="28"/>
+          <w:szCs w:val="28"/>
+        </w:rPr>
+        <w:t>er</w:t>
+      </w:r>
+      <w:r>
+        <w:rPr>
+          <w:rFonts w:cstheme="minorHAnsi"/>
+          <w:sz w:val="28"/>
+          <w:szCs w:val="28"/>
+        </w:rPr>
+        <w:t xml:space="preserve"> who uses </w:t>
       </w:r>
       <w:r>
         <w:rPr>
@@ -4856,18 +5006,58 @@
           <w:i/>
           <w:iCs/>
           <w:color w:val="00B050"/>
-          <w:sz w:val="30"/>
-          <w:szCs w:val="30"/>
+          <w:sz w:val="28"/>
+          <w:szCs w:val="28"/>
         </w:rPr>
         <w:t>Stardust</w:t>
       </w:r>
       <w:r>
         <w:rPr>
           <w:rFonts w:cstheme="minorHAnsi"/>
-          <w:sz w:val="30"/>
-          <w:szCs w:val="30"/>
-        </w:rPr>
-        <w:t>, who created the show's music, including the theme song with River.</w:t>
+          <w:sz w:val="28"/>
+          <w:szCs w:val="28"/>
+        </w:rPr>
+        <w:t>’s</w:t>
+      </w:r>
+      <w:r>
+        <w:rPr>
+          <w:rFonts w:cstheme="minorHAnsi"/>
+          <w:sz w:val="28"/>
+          <w:szCs w:val="28"/>
+        </w:rPr>
+        <w:t xml:space="preserve"> </w:t>
+      </w:r>
+      <w:r>
+        <w:rPr>
+          <w:rFonts w:cstheme="minorHAnsi"/>
+          <w:sz w:val="28"/>
+          <w:szCs w:val="28"/>
+        </w:rPr>
+        <w:t>songs</w:t>
+      </w:r>
+      <w:r>
+        <w:rPr>
+          <w:rFonts w:cstheme="minorHAnsi"/>
+          <w:sz w:val="28"/>
+          <w:szCs w:val="28"/>
+        </w:rPr>
+        <w:t xml:space="preserve"> </w:t>
+      </w:r>
+      <w:r>
+        <w:rPr>
+          <w:rFonts w:cstheme="minorHAnsi"/>
+          <w:sz w:val="28"/>
+          <w:szCs w:val="28"/>
+        </w:rPr>
+        <w:t xml:space="preserve">as a </w:t>
+      </w:r>
+      <w:r>
+        <w:rPr>
+          <w:rFonts w:cstheme="minorHAnsi"/>
+          <w:sz w:val="28"/>
+          <w:szCs w:val="28"/>
+        </w:rPr>
+        <w:t>torture device.</w:t>
       </w:r>
     </w:p>
     <w:p>
@@ -4878,6 +5068,240 @@
         <w:spacing w:line="240" w:lineRule="auto"/>
         <w:rPr>
           <w:rFonts w:cstheme="minorHAnsi"/>
+          <w:sz w:val="28"/>
+          <w:szCs w:val="28"/>
+        </w:rPr>
+      </w:pPr>
+      <w:r>
+        <w:rPr>
+          <w:rFonts w:cstheme="minorHAnsi"/>
+          <w:b/>
+          <w:bCs/>
+          <w:sz w:val="28"/>
+          <w:szCs w:val="28"/>
+        </w:rPr>
+        <w:t xml:space="preserve">ALICE </w:t>
+      </w:r>
+      <w:r>
+        <w:rPr>
+          <w:rFonts w:cstheme="minorHAnsi"/>
+          <w:b/>
+          <w:bCs/>
+          <w:sz w:val="28"/>
+          <w:szCs w:val="28"/>
+        </w:rPr>
+        <w:t>STARLING</w:t>
+      </w:r>
+      <w:r>
+        <w:rPr>
+          <w:rFonts w:cstheme="minorHAnsi"/>
+          <w:sz w:val="28"/>
+          <w:szCs w:val="28"/>
+        </w:rPr>
+        <w:t xml:space="preserve"> is a </w:t>
+      </w:r>
+      <w:r>
+        <w:rPr>
+          <w:rFonts w:cstheme="minorHAnsi"/>
+          <w:sz w:val="28"/>
+          <w:szCs w:val="28"/>
+        </w:rPr>
+        <w:t>mission’s operations manager at NASA</w:t>
+      </w:r>
+      <w:r>
+        <w:rPr>
+          <w:rFonts w:cstheme="minorHAnsi"/>
+          <w:sz w:val="28"/>
+          <w:szCs w:val="28"/>
+        </w:rPr>
+        <w:t xml:space="preserve"> and Aurora’s mo</w:t>
+      </w:r>
+      <w:r>
+        <w:rPr>
+          <w:rFonts w:cstheme="minorHAnsi"/>
+          <w:sz w:val="28"/>
+          <w:szCs w:val="28"/>
+        </w:rPr>
+        <w:t>ther</w:t>
+      </w:r>
+      <w:r>
+        <w:rPr>
+          <w:rFonts w:cstheme="minorHAnsi"/>
+          <w:sz w:val="28"/>
+          <w:szCs w:val="28"/>
+        </w:rPr>
+        <w:t>, who helps to fact check Aurora’s scripts.</w:t>
+      </w:r>
+    </w:p>
+    <w:p>
+      <w:pPr>
+        <w:tabs>
+          <w:tab w:val="left" w:pos="5013"/>
+        </w:tabs>
+        <w:spacing w:line="240" w:lineRule="auto"/>
+        <w:rPr>
+          <w:rFonts w:cstheme="minorHAnsi"/>
+          <w:sz w:val="28"/>
+          <w:szCs w:val="28"/>
+        </w:rPr>
+      </w:pPr>
+      <w:r>
+        <w:rPr>
+          <w:rFonts w:cstheme="minorHAnsi"/>
+          <w:b/>
+          <w:bCs/>
+          <w:sz w:val="28"/>
+          <w:szCs w:val="28"/>
+        </w:rPr>
+        <w:t>BARRY STARLING</w:t>
+      </w:r>
+      <w:r>
+        <w:rPr>
+          <w:rFonts w:cstheme="minorHAnsi"/>
+          <w:sz w:val="28"/>
+          <w:szCs w:val="28"/>
+        </w:rPr>
+        <w:t xml:space="preserve"> is </w:t>
+      </w:r>
+      <w:r>
+        <w:rPr>
+          <w:rFonts w:cstheme="minorHAnsi"/>
+          <w:sz w:val="28"/>
+          <w:szCs w:val="28"/>
+        </w:rPr>
+        <w:t>a former theatre actor and Aurora’s father.</w:t>
+      </w:r>
+    </w:p>
+    <w:p>
+      <w:pPr>
+        <w:tabs>
+          <w:tab w:val="left" w:pos="5013"/>
+        </w:tabs>
+        <w:spacing w:line="240" w:lineRule="auto"/>
+        <w:rPr>
+          <w:rFonts w:cstheme="minorHAnsi"/>
+          <w:sz w:val="28"/>
+          <w:szCs w:val="28"/>
+        </w:rPr>
+      </w:pPr>
+      <w:r>
+        <w:rPr>
+          <w:rFonts w:cstheme="minorHAnsi"/>
+          <w:b/>
+          <w:bCs/>
+          <w:sz w:val="28"/>
+          <w:szCs w:val="28"/>
+        </w:rPr>
+        <w:t>STEVE STEVENSON</w:t>
+      </w:r>
+      <w:r>
+        <w:rPr>
+          <w:rFonts w:cstheme="minorHAnsi"/>
+          <w:sz w:val="28"/>
+          <w:szCs w:val="28"/>
+        </w:rPr>
+        <w:t xml:space="preserve"> </w:t>
+      </w:r>
+      <w:r>
+        <w:rPr>
+          <w:rFonts w:cstheme="minorHAnsi"/>
+          <w:sz w:val="28"/>
+          <w:szCs w:val="28"/>
+        </w:rPr>
+        <w:t>would be</w:t>
+      </w:r>
+      <w:r>
+        <w:rPr>
+          <w:rFonts w:cstheme="minorHAnsi"/>
+          <w:sz w:val="28"/>
+          <w:szCs w:val="28"/>
+        </w:rPr>
+        <w:t xml:space="preserve"> </w:t>
+      </w:r>
+      <w:r>
+        <w:rPr>
+          <w:rFonts w:cstheme="minorHAnsi"/>
+          <w:sz w:val="28"/>
+          <w:szCs w:val="28"/>
+        </w:rPr>
+        <w:t xml:space="preserve">the third pick </w:t>
+      </w:r>
+      <w:r>
+        <w:rPr>
+          <w:rFonts w:cstheme="minorHAnsi"/>
+          <w:sz w:val="28"/>
+          <w:szCs w:val="28"/>
+        </w:rPr>
+        <w:t>as</w:t>
+      </w:r>
+      <w:r>
+        <w:rPr>
+          <w:rFonts w:cstheme="minorHAnsi"/>
+          <w:sz w:val="28"/>
+          <w:szCs w:val="28"/>
+        </w:rPr>
+        <w:t xml:space="preserve"> the host of </w:t>
+      </w:r>
+      <w:r>
+        <w:rPr>
+          <w:rFonts w:cstheme="minorHAnsi"/>
+          <w:i/>
+          <w:iCs/>
+          <w:color w:val="FF3399"/>
+          <w:sz w:val="28"/>
+          <w:szCs w:val="28"/>
+        </w:rPr>
+        <w:t>StarPower!</w:t>
+      </w:r>
+      <w:r>
+        <w:rPr>
+          <w:rFonts w:cstheme="minorHAnsi"/>
+          <w:sz w:val="28"/>
+          <w:szCs w:val="28"/>
+        </w:rPr>
+        <w:t xml:space="preserve"> if Aurora and Ray </w:t>
+      </w:r>
+      <w:r>
+        <w:rPr>
+          <w:rFonts w:cstheme="minorHAnsi"/>
+          <w:sz w:val="28"/>
+          <w:szCs w:val="28"/>
+        </w:rPr>
+        <w:t>did not accept</w:t>
+      </w:r>
+      <w:r>
+        <w:rPr>
+          <w:rFonts w:cstheme="minorHAnsi"/>
+          <w:sz w:val="28"/>
+          <w:szCs w:val="28"/>
+        </w:rPr>
+        <w:t xml:space="preserve">. He stars as the villain </w:t>
+      </w:r>
+      <w:r>
+        <w:rPr>
+          <w:rFonts w:cstheme="minorHAnsi"/>
+          <w:sz w:val="28"/>
+          <w:szCs w:val="28"/>
+        </w:rPr>
+        <w:t>Starcatcher</w:t>
+      </w:r>
+      <w:r>
+        <w:rPr>
+          <w:rFonts w:cstheme="minorHAnsi"/>
+          <w:sz w:val="28"/>
+          <w:szCs w:val="28"/>
+        </w:rPr>
+        <w:t xml:space="preserve"> in a later episode of the first season to rave reviews.</w:t>
+      </w:r>
+    </w:p>
+    <w:p>
+      <w:pPr>
+        <w:tabs>
+          <w:tab w:val="left" w:pos="5013"/>
+        </w:tabs>
+        <w:spacing w:line="240" w:lineRule="auto"/>
+        <w:rPr>
+          <w:rFonts w:cstheme="minorHAnsi"/>
           <w:b/>
           <w:bCs/>
           <w:sz w:val="28"/>
@@ -4885,6 +5309,61 @@
           <w:u w:val="single"/>
         </w:rPr>
       </w:pPr>
+      <w:r>
+        <w:rPr>
+          <w:rFonts w:cstheme="minorHAnsi"/>
+          <w:sz w:val="28"/>
+          <w:szCs w:val="28"/>
+        </w:rPr>
+        <w:t xml:space="preserve">THANH </w:t>
+      </w:r>
+      <w:r>
+        <w:rPr>
+          <w:rFonts w:cstheme="minorHAnsi"/>
+          <w:b/>
+          <w:bCs/>
+          <w:color w:val="002060"/>
+          <w:sz w:val="28"/>
+          <w:szCs w:val="28"/>
+        </w:rPr>
+        <w:t>THIEN</w:t>
+      </w:r>
+      <w:r>
+        <w:rPr>
+          <w:rFonts w:cstheme="minorHAnsi"/>
+          <w:color w:val="002060"/>
+          <w:sz w:val="28"/>
+          <w:szCs w:val="28"/>
+        </w:rPr>
+        <w:t xml:space="preserve"> </w:t>
+      </w:r>
+      <w:r>
+        <w:rPr>
+          <w:rFonts w:cstheme="minorHAnsi"/>
+          <w:sz w:val="28"/>
+          <w:szCs w:val="28"/>
+        </w:rPr>
+        <w:t xml:space="preserve">is the primary composer for the original </w:t>
+      </w:r>
+      <w:r>
+        <w:rPr>
+          <w:rFonts w:cstheme="minorHAnsi"/>
+          <w:i/>
+          <w:iCs/>
+          <w:color w:val="00B050"/>
+          <w:sz w:val="28"/>
+          <w:szCs w:val="28"/>
+        </w:rPr>
+        <w:t>Stardust</w:t>
+      </w:r>
+      <w:r>
+        <w:rPr>
+          <w:rFonts w:cstheme="minorHAnsi"/>
+          <w:sz w:val="28"/>
+          <w:szCs w:val="28"/>
+        </w:rPr>
+        <w:t>, who created the show's music, including the theme song with River.</w:t>
+      </w:r>
       <w:r>
         <w:rPr>
           <w:rFonts w:cstheme="minorHAnsi"/>
@@ -10024,7 +10503,7 @@
                 <w:sz w:val="26"/>
                 <w:szCs w:val="26"/>
               </w:rPr>
-              <w:t>. Blacklisted and facing eviction, she finds hope in a</w:t>
+              <w:t>. Blacklisted, she finds hope in a</w:t>
             </w:r>
             <w:r>
               <w:rPr>
@@ -10074,15 +10553,31 @@
                 <w:sz w:val="26"/>
                 <w:szCs w:val="26"/>
               </w:rPr>
-              <w:t xml:space="preserve">. Ray </w:t>
-            </w:r>
-            <w:r>
-              <w:rPr>
-                <w:rFonts w:cstheme="minorHAnsi"/>
-                <w:sz w:val="26"/>
-                <w:szCs w:val="26"/>
-              </w:rPr>
-              <w:t>visits Kwan and finds out</w:t>
+              <w:t>.</w:t>
+            </w:r>
+            <w:r>
+              <w:rPr>
+                <w:rFonts w:cstheme="minorHAnsi"/>
+                <w:sz w:val="26"/>
+                <w:szCs w:val="26"/>
+              </w:rPr>
+              <w:t xml:space="preserve"> </w:t>
+            </w:r>
+            <w:r>
+              <w:rPr>
+                <w:rFonts w:cstheme="minorHAnsi"/>
+                <w:sz w:val="26"/>
+                <w:szCs w:val="26"/>
+              </w:rPr>
+              <w:t xml:space="preserve">Kwan </w:t>
+            </w:r>
+            <w:r>
+              <w:rPr>
+                <w:rFonts w:cstheme="minorHAnsi"/>
+                <w:sz w:val="26"/>
+                <w:szCs w:val="26"/>
+              </w:rPr>
+              <w:t>lets her know that</w:t>
             </w:r>
             <w:r>
               <w:rPr>

--- a/about/solid-liquid-and-gas-bible.docx
+++ b/about/solid-liquid-and-gas-bible.docx
@@ -2413,23 +2413,15 @@
           <w:sz w:val="30"/>
           <w:szCs w:val="30"/>
         </w:rPr>
-        <w:t xml:space="preserve"> </w:t>
-      </w:r>
-      <w:r>
-        <w:rPr>
-          <w:rFonts w:cstheme="minorHAnsi"/>
-          <w:sz w:val="30"/>
-          <w:szCs w:val="30"/>
-        </w:rPr>
-        <w:t xml:space="preserve">She likes taking up space but is incapable of pausing to listen. </w:t>
-      </w:r>
-      <w:r>
-        <w:rPr>
-          <w:rFonts w:cstheme="minorHAnsi"/>
-          <w:sz w:val="30"/>
-          <w:szCs w:val="30"/>
-        </w:rPr>
-        <w:t>She can speak Tagalog.</w:t>
+        <w:t xml:space="preserve"> She can speak Tagalog.</w:t>
+      </w:r>
+      <w:r>
+        <w:rPr>
+          <w:rFonts w:cstheme="minorHAnsi"/>
+          <w:sz w:val="30"/>
+          <w:szCs w:val="30"/>
+        </w:rPr>
+        <w:t xml:space="preserve"> She is frankly nuts.</w:t>
       </w:r>
     </w:p>
     <w:p>
@@ -10617,95 +10609,55 @@
                 <w:sz w:val="26"/>
                 <w:szCs w:val="26"/>
               </w:rPr>
-              <w:t>but is dismissed as unprofessional. After secretly recording a conversation where she learns a revival has been greenlit</w:t>
-            </w:r>
-            <w:r>
-              <w:rPr>
-                <w:rFonts w:cstheme="minorHAnsi"/>
-                <w:sz w:val="26"/>
-                <w:szCs w:val="26"/>
-              </w:rPr>
-              <w:t xml:space="preserve"> but </w:t>
-            </w:r>
-            <w:r>
-              <w:rPr>
-                <w:rFonts w:cstheme="minorHAnsi"/>
-                <w:sz w:val="26"/>
-                <w:szCs w:val="26"/>
-              </w:rPr>
-              <w:t>her polished rival, Ms. Aurora</w:t>
-            </w:r>
-            <w:r>
-              <w:rPr>
-                <w:rFonts w:cstheme="minorHAnsi"/>
-                <w:sz w:val="26"/>
-                <w:szCs w:val="26"/>
-              </w:rPr>
-              <w:t>,</w:t>
-            </w:r>
-            <w:r>
-              <w:rPr>
-                <w:rFonts w:cstheme="minorHAnsi"/>
-                <w:sz w:val="26"/>
-                <w:szCs w:val="26"/>
-              </w:rPr>
-              <w:t xml:space="preserve"> </w:t>
-            </w:r>
-            <w:r>
-              <w:rPr>
-                <w:rFonts w:cstheme="minorHAnsi"/>
-                <w:sz w:val="26"/>
-                <w:szCs w:val="26"/>
-              </w:rPr>
-              <w:t>will host</w:t>
-            </w:r>
-            <w:r>
-              <w:rPr>
-                <w:rFonts w:cstheme="minorHAnsi"/>
-                <w:sz w:val="26"/>
-                <w:szCs w:val="26"/>
-              </w:rPr>
-              <w:t xml:space="preserve"> without any auditions,</w:t>
-            </w:r>
-            <w:r>
-              <w:rPr>
-                <w:rFonts w:cstheme="minorHAnsi"/>
-                <w:sz w:val="26"/>
-                <w:szCs w:val="26"/>
-              </w:rPr>
-              <w:t xml:space="preserve"> </w:t>
-            </w:r>
-            <w:r>
-              <w:rPr>
-                <w:rFonts w:cstheme="minorHAnsi"/>
-                <w:sz w:val="26"/>
-                <w:szCs w:val="26"/>
-              </w:rPr>
-              <w:t xml:space="preserve">Kwan helps </w:t>
-            </w:r>
-            <w:r>
-              <w:rPr>
-                <w:rFonts w:cstheme="minorHAnsi"/>
-                <w:sz w:val="26"/>
-                <w:szCs w:val="26"/>
-              </w:rPr>
-              <w:t>Ray track down a disillusione</w:t>
-            </w:r>
-            <w:r>
-              <w:rPr>
-                <w:rFonts w:cstheme="minorHAnsi"/>
-                <w:sz w:val="26"/>
-                <w:szCs w:val="26"/>
-              </w:rPr>
-              <w:t xml:space="preserve">d </w:t>
-            </w:r>
-            <w:r>
-              <w:rPr>
-                <w:rFonts w:cstheme="minorHAnsi"/>
-                <w:sz w:val="26"/>
-                <w:szCs w:val="26"/>
-              </w:rPr>
-              <w:t>Clay in Brooklyn.</w:t>
+              <w:t xml:space="preserve">but is dismissed as unprofessional. </w:t>
+            </w:r>
+            <w:r>
+              <w:rPr>
+                <w:rFonts w:cstheme="minorHAnsi"/>
+                <w:sz w:val="26"/>
+                <w:szCs w:val="26"/>
+              </w:rPr>
+              <w:t xml:space="preserve">Despite being dismissed by creator River Matthews and learning that her polished rival, Ms. Aurora, is the top choice for the new host, Ray discovers a potential ally in co-creator Skye Park. </w:t>
+            </w:r>
+            <w:r>
+              <w:rPr>
+                <w:rFonts w:cstheme="minorHAnsi"/>
+                <w:sz w:val="26"/>
+                <w:szCs w:val="26"/>
+              </w:rPr>
+              <w:t xml:space="preserve">It </w:t>
+            </w:r>
+            <w:r>
+              <w:rPr>
+                <w:rFonts w:cstheme="minorHAnsi"/>
+                <w:sz w:val="26"/>
+                <w:szCs w:val="26"/>
+              </w:rPr>
+              <w:t xml:space="preserve">concludes with Kwan driving Ray to Brooklyn to find a </w:t>
+            </w:r>
+            <w:r>
+              <w:rPr>
+                <w:rFonts w:cstheme="minorHAnsi"/>
+                <w:sz w:val="26"/>
+                <w:szCs w:val="26"/>
+              </w:rPr>
+              <w:t xml:space="preserve">cynical </w:t>
+            </w:r>
+            <w:r>
+              <w:rPr>
+                <w:rFonts w:cstheme="minorHAnsi"/>
+                <w:sz w:val="26"/>
+                <w:szCs w:val="26"/>
+              </w:rPr>
+              <w:t>Clay, who, when asked for help to save the show, coldly dismisses her</w:t>
+            </w:r>
+            <w:r>
+              <w:rPr>
+                <w:rFonts w:cstheme="minorHAnsi"/>
+                <w:sz w:val="26"/>
+                <w:szCs w:val="26"/>
+              </w:rPr>
+              <w:t>.</w:t>
             </w:r>
           </w:p>
         </w:tc>
@@ -11321,6 +11273,7 @@
                 <w:sz w:val="26"/>
                 <w:szCs w:val="26"/>
               </w:rPr>
+              <w:lastRenderedPageBreak/>
               <w:t xml:space="preserve">Cold Open: </w:t>
             </w:r>
             <w:r>
@@ -11366,6 +11319,7 @@
                 <w:sz w:val="26"/>
                 <w:szCs w:val="26"/>
               </w:rPr>
+              <w:lastRenderedPageBreak/>
               <w:t xml:space="preserve">Despite Ms. Aurora </w:t>
             </w:r>
             <w:r>
@@ -11502,7 +11456,6 @@
                 <w:sz w:val="26"/>
                 <w:szCs w:val="26"/>
               </w:rPr>
-              <w:lastRenderedPageBreak/>
               <w:t>writes a phenomenal pilot</w:t>
             </w:r>
             <w:r>
@@ -13099,7 +13052,16 @@
                 <w:sz w:val="26"/>
                 <w:szCs w:val="26"/>
               </w:rPr>
-              <w:t>, turning the crisis into a lesson on conservation.</w:t>
+              <w:t xml:space="preserve">, turning the crisis into a lesson on </w:t>
+            </w:r>
+            <w:r>
+              <w:rPr>
+                <w:rFonts w:cstheme="minorHAnsi"/>
+                <w:sz w:val="26"/>
+                <w:szCs w:val="26"/>
+              </w:rPr>
+              <w:lastRenderedPageBreak/>
+              <w:t>conservation.</w:t>
             </w:r>
             <w:r>
               <w:rPr>
@@ -13248,6 +13210,14 @@
                 <w:sz w:val="28"/>
                 <w:szCs w:val="28"/>
               </w:rPr>
+              <w:t xml:space="preserve">The </w:t>
+            </w:r>
+            <w:r>
+              <w:rPr>
+                <w:rFonts w:cstheme="minorHAnsi"/>
+                <w:sz w:val="28"/>
+                <w:szCs w:val="28"/>
+              </w:rPr>
               <w:t>Kids are Evil</w:t>
             </w:r>
           </w:p>
@@ -14361,6 +14331,7 @@
                 <w:sz w:val="28"/>
                 <w:szCs w:val="28"/>
               </w:rPr>
+              <w:lastRenderedPageBreak/>
               <w:t>10</w:t>
             </w:r>
           </w:p>
@@ -14527,7 +14498,6 @@
                 <w:sz w:val="28"/>
                 <w:szCs w:val="28"/>
               </w:rPr>
-              <w:lastRenderedPageBreak/>
               <w:t>1</w:t>
             </w:r>
             <w:r>
@@ -14779,7 +14749,23 @@
                 <w:sz w:val="26"/>
                 <w:szCs w:val="26"/>
               </w:rPr>
-              <w:t xml:space="preserve">River seeks reparations for the years of unlicensed use while Aurora vocalizes her political stance against torture, hinting that she will be vocal </w:t>
+              <w:t xml:space="preserve">River seeks </w:t>
+            </w:r>
+            <w:r>
+              <w:rPr>
+                <w:rFonts w:cstheme="minorHAnsi"/>
+                <w:sz w:val="26"/>
+                <w:szCs w:val="26"/>
+              </w:rPr>
+              <w:t>compensation</w:t>
+            </w:r>
+            <w:r>
+              <w:rPr>
+                <w:rFonts w:cstheme="minorHAnsi"/>
+                <w:sz w:val="26"/>
+                <w:szCs w:val="26"/>
+              </w:rPr>
+              <w:t xml:space="preserve"> for the years of unlicensed use while Aurora vocalizes her political stance against torture, hinting that she will be vocal </w:t>
             </w:r>
             <w:r>
               <w:rPr>
@@ -15005,7 +14991,39 @@
                 <w:sz w:val="26"/>
                 <w:szCs w:val="26"/>
               </w:rPr>
-              <w:t>Cold Open: Ms. Aurora shares a social media post advocating for Southeast Asian children facing starvation due to a blockade. The production team tries to get Aurora to undo it. The government responsible for the conflict zones is a major sponsor of RBS.</w:t>
+              <w:t>Cold Open:</w:t>
+            </w:r>
+            <w:r>
+              <w:rPr>
+                <w:rFonts w:cstheme="minorHAnsi"/>
+                <w:sz w:val="26"/>
+                <w:szCs w:val="26"/>
+              </w:rPr>
+              <w:t xml:space="preserve"> </w:t>
+            </w:r>
+            <w:r>
+              <w:rPr>
+                <w:rFonts w:cstheme="minorHAnsi"/>
+                <w:sz w:val="26"/>
+                <w:szCs w:val="26"/>
+              </w:rPr>
+              <w:t>Aurora shares a social media post advocating for Southeast Asian children facing starvation due to a blockade. The production team tries to get Aurora to undo it</w:t>
+            </w:r>
+            <w:r>
+              <w:rPr>
+                <w:rFonts w:cstheme="minorHAnsi"/>
+                <w:sz w:val="26"/>
+                <w:szCs w:val="26"/>
+              </w:rPr>
+              <w:t xml:space="preserve"> as t</w:t>
+            </w:r>
+            <w:r>
+              <w:rPr>
+                <w:rFonts w:cstheme="minorHAnsi"/>
+                <w:sz w:val="26"/>
+                <w:szCs w:val="26"/>
+              </w:rPr>
+              <w:t>he government responsible for the conflict zones is a major sponsor of RBS.</w:t>
             </w:r>
           </w:p>
           <w:p>
@@ -15026,7 +15044,23 @@
                 <w:sz w:val="26"/>
                 <w:szCs w:val="26"/>
               </w:rPr>
-              <w:t>Teacher Magazine selects Aurora as the 2026 Smartest Teacher Alive. The team advises her not to get political in her acceptance speech. She does so by saying “</w:t>
+              <w:t xml:space="preserve">Teacher Magazine selects Aurora as the 2026 Smartest </w:t>
+            </w:r>
+            <w:r>
+              <w:rPr>
+                <w:rFonts w:cstheme="minorHAnsi"/>
+                <w:sz w:val="26"/>
+                <w:szCs w:val="26"/>
+              </w:rPr>
+              <w:t>Educator</w:t>
+            </w:r>
+            <w:r>
+              <w:rPr>
+                <w:rFonts w:cstheme="minorHAnsi"/>
+                <w:sz w:val="26"/>
+                <w:szCs w:val="26"/>
+              </w:rPr>
+              <w:t xml:space="preserve"> Alive. The team advises her not to get political in her acceptance speech. She does so by saying “</w:t>
             </w:r>
             <w:r>
               <w:rPr>
@@ -15247,7 +15281,16 @@
                 <w:sz w:val="26"/>
                 <w:szCs w:val="26"/>
               </w:rPr>
-              <w:t xml:space="preserve"> encouragement, Ray refuses to take part in the taping without Aurora’s presence, and River personally fires Ray. The creators are about to make Clay be the permanent host once more, but Clay also will quit and send out a disapproving message to the world if River does not change her mind.</w:t>
+              <w:t xml:space="preserve"> encouragement, Ray refuses to take part in the taping without Aurora’s presence, and River personally </w:t>
+            </w:r>
+            <w:r>
+              <w:rPr>
+                <w:rFonts w:cstheme="minorHAnsi"/>
+                <w:sz w:val="26"/>
+                <w:szCs w:val="26"/>
+              </w:rPr>
+              <w:lastRenderedPageBreak/>
+              <w:t>fires Ray. The creators are about to make Clay be the permanent host once more, but Clay also will quit and send out a disapproving message to the world if River does not change her mind.</w:t>
             </w:r>
           </w:p>
           <w:p>
@@ -15910,7 +15953,7 @@
         </w:tc>
         <w:tc>
           <w:tcPr>
-            <w:tcW w:w="7350" w:type="dxa"/>
+            <w:tcW w:w="7349" w:type="dxa"/>
             <w:tcBorders>
               <w:bottom w:val="single" w:sz="6" w:space="0" w:color="DCDFE5"/>
             </w:tcBorders>
@@ -16022,7 +16065,7 @@
         </w:tc>
         <w:tc>
           <w:tcPr>
-            <w:tcW w:w="7350" w:type="dxa"/>
+            <w:tcW w:w="7349" w:type="dxa"/>
             <w:tcBorders>
               <w:bottom w:val="single" w:sz="6" w:space="0" w:color="DCDFE5"/>
             </w:tcBorders>
@@ -16133,7 +16176,7 @@
         </w:tc>
         <w:tc>
           <w:tcPr>
-            <w:tcW w:w="7350" w:type="dxa"/>
+            <w:tcW w:w="7349" w:type="dxa"/>
             <w:tcBorders>
               <w:bottom w:val="single" w:sz="6" w:space="0" w:color="DCDFE5"/>
             </w:tcBorders>
@@ -16246,13 +16289,29 @@
                 <w:sz w:val="28"/>
                 <w:szCs w:val="28"/>
               </w:rPr>
-              <w:t>Divorced from Reality</w:t>
+              <w:t>Death of a</w:t>
+            </w:r>
+            <w:r>
+              <w:rPr>
+                <w:rFonts w:cstheme="minorHAnsi"/>
+                <w:sz w:val="28"/>
+                <w:szCs w:val="28"/>
+              </w:rPr>
+              <w:t>n Internet</w:t>
+            </w:r>
+            <w:r>
+              <w:rPr>
+                <w:rFonts w:cstheme="minorHAnsi"/>
+                <w:sz w:val="28"/>
+                <w:szCs w:val="28"/>
+              </w:rPr>
+              <w:t xml:space="preserve"> Troll</w:t>
             </w:r>
           </w:p>
         </w:tc>
         <w:tc>
           <w:tcPr>
-            <w:tcW w:w="7350" w:type="dxa"/>
+            <w:tcW w:w="7349" w:type="dxa"/>
             <w:tcBorders>
               <w:bottom w:val="single" w:sz="6" w:space="0" w:color="DCDFE5"/>
             </w:tcBorders>
@@ -16283,7 +16342,7 @@
                 <w:sz w:val="26"/>
                 <w:szCs w:val="26"/>
               </w:rPr>
-              <w:t>The parents of one of the child voice actors are getting a divorce and the episode they just recorded is about separation.</w:t>
+              <w:t>The negative reviews are definitely not getting under Aurora and River’s skin, not at all. That’s why they are hunting the internet troll and putting them on tv for all to see.</w:t>
             </w:r>
           </w:p>
         </w:tc>
@@ -16357,21 +16416,13 @@
                 <w:sz w:val="28"/>
                 <w:szCs w:val="28"/>
               </w:rPr>
-              <w:t xml:space="preserve">It Wouldn’t Be a Show Without a Holiday </w:t>
-            </w:r>
-            <w:r>
-              <w:rPr>
-                <w:rFonts w:cstheme="minorHAnsi"/>
-                <w:sz w:val="28"/>
-                <w:szCs w:val="28"/>
-              </w:rPr>
-              <w:t>Special</w:t>
+              <w:t>Divorced from Reality</w:t>
             </w:r>
           </w:p>
         </w:tc>
         <w:tc>
           <w:tcPr>
-            <w:tcW w:w="7350" w:type="dxa"/>
+            <w:tcW w:w="7349" w:type="dxa"/>
             <w:tcBorders>
               <w:bottom w:val="single" w:sz="6" w:space="0" w:color="DCDFE5"/>
             </w:tcBorders>
@@ -16402,7 +16453,7 @@
                 <w:sz w:val="26"/>
                 <w:szCs w:val="26"/>
               </w:rPr>
-              <w:t>A disastrous holiday special</w:t>
+              <w:t>The parents of one of the child voice actors are getting a divorce and the episode they just recorded is about separation.</w:t>
             </w:r>
           </w:p>
         </w:tc>
@@ -16476,7 +16527,7 @@
                 <w:sz w:val="28"/>
                 <w:szCs w:val="28"/>
               </w:rPr>
-              <w:t xml:space="preserve">Jiu-Jitsu </w:t>
+              <w:t xml:space="preserve">It Wouldn’t Be a Show Without a Holiday </w:t>
             </w:r>
             <w:r>
               <w:rPr>
@@ -16484,13 +16535,13 @@
                 <w:sz w:val="28"/>
                 <w:szCs w:val="28"/>
               </w:rPr>
-              <w:t>Knock Off</w:t>
+              <w:t>Special</w:t>
             </w:r>
           </w:p>
         </w:tc>
         <w:tc>
           <w:tcPr>
-            <w:tcW w:w="7350" w:type="dxa"/>
+            <w:tcW w:w="7349" w:type="dxa"/>
             <w:tcBorders>
               <w:bottom w:val="single" w:sz="6" w:space="0" w:color="DCDFE5"/>
             </w:tcBorders>
@@ -16521,222 +16572,7 @@
                 <w:sz w:val="26"/>
                 <w:szCs w:val="26"/>
               </w:rPr>
-              <w:t xml:space="preserve">Cold Open: When Ray and Kwan were kids, their </w:t>
-            </w:r>
-            <w:r>
-              <w:rPr>
-                <w:rFonts w:cstheme="minorHAnsi"/>
-                <w:sz w:val="26"/>
-                <w:szCs w:val="26"/>
-              </w:rPr>
-              <w:t xml:space="preserve">good-intentioned </w:t>
-            </w:r>
-            <w:r>
-              <w:rPr>
-                <w:rFonts w:cstheme="minorHAnsi"/>
-                <w:sz w:val="26"/>
-                <w:szCs w:val="26"/>
-              </w:rPr>
-              <w:t xml:space="preserve">mother would gift them VHS tapes of </w:t>
-            </w:r>
-            <w:r>
-              <w:rPr>
-                <w:rFonts w:cstheme="minorHAnsi"/>
-                <w:i/>
-                <w:iCs/>
-                <w:sz w:val="26"/>
-                <w:szCs w:val="26"/>
-              </w:rPr>
-              <w:t>Stardirt</w:t>
-            </w:r>
-            <w:r>
-              <w:rPr>
-                <w:rFonts w:cstheme="minorHAnsi"/>
-                <w:sz w:val="26"/>
-                <w:szCs w:val="26"/>
-              </w:rPr>
-              <w:t xml:space="preserve">, </w:t>
-            </w:r>
-            <w:r>
-              <w:rPr>
-                <w:rFonts w:cstheme="minorHAnsi"/>
-                <w:sz w:val="26"/>
-                <w:szCs w:val="26"/>
-              </w:rPr>
-              <w:t>the</w:t>
-            </w:r>
-            <w:r>
-              <w:rPr>
-                <w:rFonts w:cstheme="minorHAnsi"/>
-                <w:sz w:val="26"/>
-                <w:szCs w:val="26"/>
-              </w:rPr>
-              <w:t xml:space="preserve"> Portuguese</w:t>
-            </w:r>
-            <w:r>
-              <w:rPr>
-                <w:rFonts w:cstheme="minorHAnsi"/>
-                <w:sz w:val="26"/>
-                <w:szCs w:val="26"/>
-              </w:rPr>
-              <w:t xml:space="preserve"> knock-off versions of </w:t>
-            </w:r>
-            <w:r>
-              <w:rPr>
-                <w:rFonts w:cstheme="minorHAnsi"/>
-                <w:i/>
-                <w:iCs/>
-                <w:sz w:val="26"/>
-                <w:szCs w:val="26"/>
-              </w:rPr>
-              <w:t>Stardust</w:t>
-            </w:r>
-            <w:r>
-              <w:rPr>
-                <w:rFonts w:cstheme="minorHAnsi"/>
-                <w:sz w:val="26"/>
-                <w:szCs w:val="26"/>
-              </w:rPr>
-              <w:t>.</w:t>
-            </w:r>
-          </w:p>
-          <w:p>
-            <w:pPr>
-              <w:tabs>
-                <w:tab w:val="left" w:pos="5013"/>
-              </w:tabs>
-              <w:spacing w:line="240" w:lineRule="auto"/>
-              <w:ind w:left="90"/>
-              <w:rPr>
-                <w:rFonts w:cstheme="minorHAnsi"/>
-                <w:sz w:val="26"/>
-                <w:szCs w:val="26"/>
-              </w:rPr>
-            </w:pPr>
-            <w:r>
-              <w:rPr>
-                <w:rFonts w:cstheme="minorHAnsi"/>
-                <w:sz w:val="26"/>
-                <w:szCs w:val="26"/>
-              </w:rPr>
-              <w:lastRenderedPageBreak/>
-              <w:t>A</w:t>
-            </w:r>
-            <w:r>
-              <w:rPr>
-                <w:rFonts w:cstheme="minorHAnsi"/>
-                <w:sz w:val="26"/>
-                <w:szCs w:val="26"/>
-              </w:rPr>
-              <w:t xml:space="preserve">n </w:t>
-            </w:r>
-            <w:r>
-              <w:rPr>
-                <w:rFonts w:cstheme="minorHAnsi"/>
-                <w:sz w:val="26"/>
-                <w:szCs w:val="26"/>
-              </w:rPr>
-              <w:t>animation studio</w:t>
-            </w:r>
-            <w:r>
-              <w:rPr>
-                <w:rFonts w:cstheme="minorHAnsi"/>
-                <w:sz w:val="26"/>
-                <w:szCs w:val="26"/>
-              </w:rPr>
-              <w:t>,</w:t>
-            </w:r>
-            <w:r>
-              <w:rPr>
-                <w:rFonts w:cstheme="minorHAnsi"/>
-                <w:sz w:val="26"/>
-                <w:szCs w:val="26"/>
-              </w:rPr>
-              <w:t xml:space="preserve"> based in São Paulo</w:t>
-            </w:r>
-            <w:r>
-              <w:rPr>
-                <w:rFonts w:cstheme="minorHAnsi"/>
-                <w:sz w:val="26"/>
-                <w:szCs w:val="26"/>
-              </w:rPr>
-              <w:t xml:space="preserve">, Brazil, </w:t>
-            </w:r>
-            <w:r>
-              <w:rPr>
-                <w:rFonts w:cstheme="minorHAnsi"/>
-                <w:sz w:val="26"/>
-                <w:szCs w:val="26"/>
-              </w:rPr>
-              <w:t>has been stealing Stardust’s IP since forever</w:t>
-            </w:r>
-            <w:r>
-              <w:rPr>
-                <w:rFonts w:cstheme="minorHAnsi"/>
-                <w:sz w:val="26"/>
-                <w:szCs w:val="26"/>
-              </w:rPr>
-              <w:t xml:space="preserve"> and is now </w:t>
-            </w:r>
-            <w:r>
-              <w:rPr>
-                <w:rFonts w:cstheme="minorHAnsi"/>
-                <w:sz w:val="26"/>
-                <w:szCs w:val="26"/>
-              </w:rPr>
-              <w:t xml:space="preserve">producing </w:t>
-            </w:r>
-            <w:r>
-              <w:rPr>
-                <w:rFonts w:cstheme="minorHAnsi"/>
-                <w:i/>
-                <w:iCs/>
-                <w:sz w:val="26"/>
-                <w:szCs w:val="26"/>
-              </w:rPr>
-              <w:t>Star</w:t>
-            </w:r>
-            <w:r>
-              <w:rPr>
-                <w:rFonts w:cstheme="minorHAnsi"/>
-                <w:i/>
-                <w:iCs/>
-                <w:sz w:val="26"/>
-                <w:szCs w:val="26"/>
-              </w:rPr>
-              <w:t>Wonder</w:t>
-            </w:r>
-            <w:r>
-              <w:rPr>
-                <w:rFonts w:cstheme="minorHAnsi"/>
-                <w:sz w:val="26"/>
-                <w:szCs w:val="26"/>
-              </w:rPr>
-              <w:t xml:space="preserve">. </w:t>
-            </w:r>
-            <w:r>
-              <w:rPr>
-                <w:rFonts w:cstheme="minorHAnsi"/>
-                <w:sz w:val="26"/>
-                <w:szCs w:val="26"/>
-              </w:rPr>
-              <w:t xml:space="preserve">Clay </w:t>
-            </w:r>
-            <w:r>
-              <w:rPr>
-                <w:rFonts w:cstheme="minorHAnsi"/>
-                <w:sz w:val="26"/>
-                <w:szCs w:val="26"/>
-              </w:rPr>
-              <w:t xml:space="preserve">remembers meeting his Brazilian counterpart and “beating him in a dual.” </w:t>
-            </w:r>
-            <w:r>
-              <w:rPr>
-                <w:rFonts w:cstheme="minorHAnsi"/>
-                <w:sz w:val="26"/>
-                <w:szCs w:val="26"/>
-              </w:rPr>
-              <w:t>Aurora and Ray meet their Brazilian counterparts.</w:t>
+              <w:t>A disastrous holiday special</w:t>
             </w:r>
           </w:p>
         </w:tc>
@@ -16811,13 +16647,21 @@
                 <w:sz w:val="28"/>
                 <w:szCs w:val="28"/>
               </w:rPr>
-              <w:t>Kerfuffle</w:t>
+              <w:t xml:space="preserve">Jiu-Jitsu </w:t>
+            </w:r>
+            <w:r>
+              <w:rPr>
+                <w:rFonts w:cstheme="minorHAnsi"/>
+                <w:sz w:val="28"/>
+                <w:szCs w:val="28"/>
+              </w:rPr>
+              <w:t>Knock Off</w:t>
             </w:r>
           </w:p>
         </w:tc>
         <w:tc>
           <w:tcPr>
-            <w:tcW w:w="7350" w:type="dxa"/>
+            <w:tcW w:w="7349" w:type="dxa"/>
             <w:tcBorders>
               <w:bottom w:val="single" w:sz="6" w:space="0" w:color="DCDFE5"/>
             </w:tcBorders>
@@ -16835,6 +16679,7 @@
                 <w:tab w:val="left" w:pos="5013"/>
               </w:tabs>
               <w:spacing w:line="240" w:lineRule="auto"/>
+              <w:ind w:left="90"/>
               <w:rPr>
                 <w:rFonts w:cstheme="minorHAnsi"/>
                 <w:sz w:val="26"/>
@@ -16847,7 +16692,221 @@
                 <w:sz w:val="26"/>
                 <w:szCs w:val="26"/>
               </w:rPr>
-              <w:t>RBS wants to give StarFuffle, Stardust and StarPower’s cousin, another chance at the spotlight.</w:t>
+              <w:t xml:space="preserve">Cold Open: When Ray and Kwan were kids, their </w:t>
+            </w:r>
+            <w:r>
+              <w:rPr>
+                <w:rFonts w:cstheme="minorHAnsi"/>
+                <w:sz w:val="26"/>
+                <w:szCs w:val="26"/>
+              </w:rPr>
+              <w:t xml:space="preserve">good-intentioned </w:t>
+            </w:r>
+            <w:r>
+              <w:rPr>
+                <w:rFonts w:cstheme="minorHAnsi"/>
+                <w:sz w:val="26"/>
+                <w:szCs w:val="26"/>
+              </w:rPr>
+              <w:t xml:space="preserve">mother would gift them VHS tapes of </w:t>
+            </w:r>
+            <w:r>
+              <w:rPr>
+                <w:rFonts w:cstheme="minorHAnsi"/>
+                <w:i/>
+                <w:iCs/>
+                <w:sz w:val="26"/>
+                <w:szCs w:val="26"/>
+              </w:rPr>
+              <w:t>Stardirt</w:t>
+            </w:r>
+            <w:r>
+              <w:rPr>
+                <w:rFonts w:cstheme="minorHAnsi"/>
+                <w:sz w:val="26"/>
+                <w:szCs w:val="26"/>
+              </w:rPr>
+              <w:t xml:space="preserve">, </w:t>
+            </w:r>
+            <w:r>
+              <w:rPr>
+                <w:rFonts w:cstheme="minorHAnsi"/>
+                <w:sz w:val="26"/>
+                <w:szCs w:val="26"/>
+              </w:rPr>
+              <w:t>the</w:t>
+            </w:r>
+            <w:r>
+              <w:rPr>
+                <w:rFonts w:cstheme="minorHAnsi"/>
+                <w:sz w:val="26"/>
+                <w:szCs w:val="26"/>
+              </w:rPr>
+              <w:t xml:space="preserve"> Portuguese</w:t>
+            </w:r>
+            <w:r>
+              <w:rPr>
+                <w:rFonts w:cstheme="minorHAnsi"/>
+                <w:sz w:val="26"/>
+                <w:szCs w:val="26"/>
+              </w:rPr>
+              <w:t xml:space="preserve"> knock-off versions of </w:t>
+            </w:r>
+            <w:r>
+              <w:rPr>
+                <w:rFonts w:cstheme="minorHAnsi"/>
+                <w:i/>
+                <w:iCs/>
+                <w:sz w:val="26"/>
+                <w:szCs w:val="26"/>
+              </w:rPr>
+              <w:t>Stardust</w:t>
+            </w:r>
+            <w:r>
+              <w:rPr>
+                <w:rFonts w:cstheme="minorHAnsi"/>
+                <w:sz w:val="26"/>
+                <w:szCs w:val="26"/>
+              </w:rPr>
+              <w:t>.</w:t>
+            </w:r>
+          </w:p>
+          <w:p>
+            <w:pPr>
+              <w:tabs>
+                <w:tab w:val="left" w:pos="5013"/>
+              </w:tabs>
+              <w:spacing w:line="240" w:lineRule="auto"/>
+              <w:ind w:left="90"/>
+              <w:rPr>
+                <w:rFonts w:cstheme="minorHAnsi"/>
+                <w:sz w:val="26"/>
+                <w:szCs w:val="26"/>
+              </w:rPr>
+            </w:pPr>
+            <w:r>
+              <w:rPr>
+                <w:rFonts w:cstheme="minorHAnsi"/>
+                <w:sz w:val="26"/>
+                <w:szCs w:val="26"/>
+              </w:rPr>
+              <w:t>A</w:t>
+            </w:r>
+            <w:r>
+              <w:rPr>
+                <w:rFonts w:cstheme="minorHAnsi"/>
+                <w:sz w:val="26"/>
+                <w:szCs w:val="26"/>
+              </w:rPr>
+              <w:t xml:space="preserve">n </w:t>
+            </w:r>
+            <w:r>
+              <w:rPr>
+                <w:rFonts w:cstheme="minorHAnsi"/>
+                <w:sz w:val="26"/>
+                <w:szCs w:val="26"/>
+              </w:rPr>
+              <w:t>animation studio</w:t>
+            </w:r>
+            <w:r>
+              <w:rPr>
+                <w:rFonts w:cstheme="minorHAnsi"/>
+                <w:sz w:val="26"/>
+                <w:szCs w:val="26"/>
+              </w:rPr>
+              <w:t>,</w:t>
+            </w:r>
+            <w:r>
+              <w:rPr>
+                <w:rFonts w:cstheme="minorHAnsi"/>
+                <w:sz w:val="26"/>
+                <w:szCs w:val="26"/>
+              </w:rPr>
+              <w:t xml:space="preserve"> based in São Paulo</w:t>
+            </w:r>
+            <w:r>
+              <w:rPr>
+                <w:rFonts w:cstheme="minorHAnsi"/>
+                <w:sz w:val="26"/>
+                <w:szCs w:val="26"/>
+              </w:rPr>
+              <w:t xml:space="preserve">, Brazil, </w:t>
+            </w:r>
+            <w:r>
+              <w:rPr>
+                <w:rFonts w:cstheme="minorHAnsi"/>
+                <w:sz w:val="26"/>
+                <w:szCs w:val="26"/>
+              </w:rPr>
+              <w:t>has been stealing Stardust’s IP since forever</w:t>
+            </w:r>
+            <w:r>
+              <w:rPr>
+                <w:rFonts w:cstheme="minorHAnsi"/>
+                <w:sz w:val="26"/>
+                <w:szCs w:val="26"/>
+              </w:rPr>
+              <w:t xml:space="preserve"> and is now </w:t>
+            </w:r>
+            <w:r>
+              <w:rPr>
+                <w:rFonts w:cstheme="minorHAnsi"/>
+                <w:sz w:val="26"/>
+                <w:szCs w:val="26"/>
+              </w:rPr>
+              <w:t xml:space="preserve">producing </w:t>
+            </w:r>
+            <w:r>
+              <w:rPr>
+                <w:rFonts w:cstheme="minorHAnsi"/>
+                <w:i/>
+                <w:iCs/>
+                <w:sz w:val="26"/>
+                <w:szCs w:val="26"/>
+              </w:rPr>
+              <w:t>Star</w:t>
+            </w:r>
+            <w:r>
+              <w:rPr>
+                <w:rFonts w:cstheme="minorHAnsi"/>
+                <w:i/>
+                <w:iCs/>
+                <w:sz w:val="26"/>
+                <w:szCs w:val="26"/>
+              </w:rPr>
+              <w:t>Wonder</w:t>
+            </w:r>
+            <w:r>
+              <w:rPr>
+                <w:rFonts w:cstheme="minorHAnsi"/>
+                <w:sz w:val="26"/>
+                <w:szCs w:val="26"/>
+              </w:rPr>
+              <w:t xml:space="preserve">. </w:t>
+            </w:r>
+            <w:r>
+              <w:rPr>
+                <w:rFonts w:cstheme="minorHAnsi"/>
+                <w:sz w:val="26"/>
+                <w:szCs w:val="26"/>
+              </w:rPr>
+              <w:t xml:space="preserve">Clay </w:t>
+            </w:r>
+            <w:r>
+              <w:rPr>
+                <w:rFonts w:cstheme="minorHAnsi"/>
+                <w:sz w:val="26"/>
+                <w:szCs w:val="26"/>
+              </w:rPr>
+              <w:t xml:space="preserve">remembers meeting his Brazilian counterpart and “beating him in a dual.” </w:t>
+            </w:r>
+            <w:r>
+              <w:rPr>
+                <w:rFonts w:cstheme="minorHAnsi"/>
+                <w:sz w:val="26"/>
+                <w:szCs w:val="26"/>
+              </w:rPr>
+              <w:t>Aurora and Ray meet their Brazilian counterparts.</w:t>
             </w:r>
           </w:p>
         </w:tc>
@@ -16921,13 +16980,13 @@
                 <w:sz w:val="28"/>
                 <w:szCs w:val="28"/>
               </w:rPr>
-              <w:t>Our Special Guest</w:t>
+              <w:t>Kerfuffle</w:t>
             </w:r>
           </w:p>
         </w:tc>
         <w:tc>
           <w:tcPr>
-            <w:tcW w:w="7350" w:type="dxa"/>
+            <w:tcW w:w="7349" w:type="dxa"/>
             <w:tcBorders>
               <w:bottom w:val="single" w:sz="6" w:space="0" w:color="DCDFE5"/>
             </w:tcBorders>
@@ -16945,7 +17004,6 @@
                 <w:tab w:val="left" w:pos="5013"/>
               </w:tabs>
               <w:spacing w:line="240" w:lineRule="auto"/>
-              <w:ind w:left="90"/>
               <w:rPr>
                 <w:rFonts w:cstheme="minorHAnsi"/>
                 <w:sz w:val="26"/>
@@ -16958,15 +17016,7 @@
                 <w:sz w:val="26"/>
                 <w:szCs w:val="26"/>
               </w:rPr>
-              <w:t xml:space="preserve">A flamboyant </w:t>
-            </w:r>
-            <w:r>
-              <w:rPr>
-                <w:rFonts w:cstheme="minorHAnsi"/>
-                <w:sz w:val="26"/>
-                <w:szCs w:val="26"/>
-              </w:rPr>
-              <w:t>musical guest star is meant to be shelved but Ray decides to pass it onto someone else to air it on YouTube.</w:t>
+              <w:t>RBS wants to give StarFuffle, Stardust and StarPower’s cousin, another chance at the spotlight.</w:t>
             </w:r>
           </w:p>
         </w:tc>
@@ -17040,13 +17090,13 @@
                 <w:sz w:val="28"/>
                 <w:szCs w:val="28"/>
               </w:rPr>
-              <w:t>Quantum Hoo-Ha</w:t>
+              <w:t>Our Special Guest</w:t>
             </w:r>
           </w:p>
         </w:tc>
         <w:tc>
           <w:tcPr>
-            <w:tcW w:w="7350" w:type="dxa"/>
+            <w:tcW w:w="7349" w:type="dxa"/>
             <w:tcBorders>
               <w:bottom w:val="single" w:sz="6" w:space="0" w:color="DCDFE5"/>
             </w:tcBorders>
@@ -17077,55 +17127,15 @@
                 <w:sz w:val="26"/>
                 <w:szCs w:val="26"/>
               </w:rPr>
-              <w:t xml:space="preserve">For a </w:t>
-            </w:r>
-            <w:r>
-              <w:rPr>
-                <w:rFonts w:cstheme="minorHAnsi"/>
-                <w:sz w:val="26"/>
-                <w:szCs w:val="26"/>
-              </w:rPr>
-              <w:t>terminally ill child’s “Make a Wish</w:t>
-            </w:r>
-            <w:r>
-              <w:rPr>
-                <w:rFonts w:cstheme="minorHAnsi"/>
-                <w:sz w:val="26"/>
-                <w:szCs w:val="26"/>
-              </w:rPr>
-              <w:t xml:space="preserve"> Foundation</w:t>
-            </w:r>
-            <w:r>
-              <w:rPr>
-                <w:rFonts w:cstheme="minorHAnsi"/>
-                <w:sz w:val="26"/>
-                <w:szCs w:val="26"/>
-              </w:rPr>
-              <w:t xml:space="preserve">” </w:t>
-            </w:r>
-            <w:r>
-              <w:rPr>
-                <w:rFonts w:cstheme="minorHAnsi"/>
-                <w:sz w:val="26"/>
-                <w:szCs w:val="26"/>
-              </w:rPr>
-              <w:t xml:space="preserve">wish, they </w:t>
-            </w:r>
-            <w:r>
-              <w:rPr>
-                <w:rFonts w:cstheme="minorHAnsi"/>
-                <w:sz w:val="26"/>
-                <w:szCs w:val="26"/>
-              </w:rPr>
-              <w:t>wish for an episode teaching quantum physics</w:t>
-            </w:r>
-            <w:r>
-              <w:rPr>
-                <w:rFonts w:cstheme="minorHAnsi"/>
-                <w:sz w:val="26"/>
-                <w:szCs w:val="26"/>
-              </w:rPr>
-              <w:t xml:space="preserve"> and Ray and Aurora are going to somehow make that happen.</w:t>
+              <w:t xml:space="preserve">A flamboyant </w:t>
+            </w:r>
+            <w:r>
+              <w:rPr>
+                <w:rFonts w:cstheme="minorHAnsi"/>
+                <w:sz w:val="26"/>
+                <w:szCs w:val="26"/>
+              </w:rPr>
+              <w:t>musical guest star is meant to be shelved but Ray decides to pass it onto someone else to air it on YouTube.</w:t>
             </w:r>
           </w:p>
         </w:tc>
@@ -17199,13 +17209,13 @@
                 <w:sz w:val="28"/>
                 <w:szCs w:val="28"/>
               </w:rPr>
-              <w:t>StarWorld</w:t>
+              <w:t>Quantum Hoo-Ha</w:t>
             </w:r>
           </w:p>
         </w:tc>
         <w:tc>
           <w:tcPr>
-            <w:tcW w:w="7350" w:type="dxa"/>
+            <w:tcW w:w="7349" w:type="dxa"/>
             <w:tcBorders>
               <w:bottom w:val="single" w:sz="6" w:space="0" w:color="DCDFE5"/>
             </w:tcBorders>
@@ -17236,297 +17246,55 @@
                 <w:sz w:val="26"/>
                 <w:szCs w:val="26"/>
               </w:rPr>
-              <w:t xml:space="preserve">Cold Open: </w:t>
-            </w:r>
-            <w:r>
-              <w:rPr>
-                <w:rFonts w:cstheme="minorHAnsi"/>
-                <w:sz w:val="26"/>
-                <w:szCs w:val="26"/>
-              </w:rPr>
-              <w:t>R</w:t>
-            </w:r>
-            <w:r>
-              <w:rPr>
-                <w:rFonts w:cstheme="minorHAnsi"/>
-                <w:sz w:val="26"/>
-                <w:szCs w:val="26"/>
-              </w:rPr>
-              <w:t xml:space="preserve">iver has been sending a cease-and-desist letter </w:t>
-            </w:r>
-            <w:r>
-              <w:rPr>
-                <w:rFonts w:cstheme="minorHAnsi"/>
-                <w:sz w:val="26"/>
-                <w:szCs w:val="26"/>
-              </w:rPr>
-              <w:t>to a</w:t>
-            </w:r>
-            <w:r>
-              <w:rPr>
-                <w:rFonts w:cstheme="minorHAnsi"/>
-                <w:sz w:val="26"/>
-                <w:szCs w:val="26"/>
-              </w:rPr>
-              <w:t>n</w:t>
-            </w:r>
-            <w:r>
-              <w:rPr>
-                <w:rFonts w:cstheme="minorHAnsi"/>
-                <w:sz w:val="26"/>
-                <w:szCs w:val="26"/>
-              </w:rPr>
-              <w:t xml:space="preserve"> event based on the </w:t>
-            </w:r>
-            <w:r>
-              <w:rPr>
-                <w:rFonts w:cstheme="minorHAnsi"/>
-                <w:i/>
-                <w:iCs/>
-                <w:sz w:val="26"/>
-                <w:szCs w:val="26"/>
-              </w:rPr>
-              <w:t>Stardust</w:t>
-            </w:r>
-            <w:r>
-              <w:rPr>
-                <w:rFonts w:cstheme="minorHAnsi"/>
-                <w:sz w:val="26"/>
-                <w:szCs w:val="26"/>
-              </w:rPr>
-              <w:t xml:space="preserve"> franchise</w:t>
-            </w:r>
-            <w:r>
-              <w:rPr>
-                <w:rFonts w:cstheme="minorHAnsi"/>
-                <w:sz w:val="26"/>
-                <w:szCs w:val="26"/>
-              </w:rPr>
-              <w:t>, but news of it is spreading</w:t>
-            </w:r>
-            <w:r>
-              <w:rPr>
-                <w:rFonts w:cstheme="minorHAnsi"/>
-                <w:sz w:val="26"/>
-                <w:szCs w:val="26"/>
-              </w:rPr>
-              <w:t xml:space="preserve">. She decides to send Skye, Ray, and Aurora to investigate. </w:t>
-            </w:r>
-            <w:r>
-              <w:rPr>
-                <w:rFonts w:cstheme="minorHAnsi"/>
-                <w:sz w:val="26"/>
-                <w:szCs w:val="26"/>
-              </w:rPr>
-              <w:t xml:space="preserve"> </w:t>
-            </w:r>
-          </w:p>
-          <w:p>
-            <w:pPr>
-              <w:tabs>
-                <w:tab w:val="left" w:pos="5013"/>
-              </w:tabs>
-              <w:spacing w:line="240" w:lineRule="auto"/>
-              <w:ind w:left="90"/>
-              <w:rPr>
-                <w:rFonts w:cstheme="minorHAnsi"/>
-                <w:sz w:val="26"/>
-                <w:szCs w:val="26"/>
-              </w:rPr>
-            </w:pPr>
-            <w:r>
-              <w:rPr>
-                <w:rFonts w:cstheme="minorHAnsi"/>
-                <w:sz w:val="26"/>
-                <w:szCs w:val="26"/>
-              </w:rPr>
-              <w:t>Once they reach StarWorld</w:t>
-            </w:r>
-            <w:r>
-              <w:rPr>
-                <w:rFonts w:cstheme="minorHAnsi"/>
-                <w:sz w:val="26"/>
-                <w:szCs w:val="26"/>
-              </w:rPr>
-              <w:t xml:space="preserve"> in Glasgow, Scotland</w:t>
-            </w:r>
-            <w:r>
-              <w:rPr>
-                <w:rFonts w:cstheme="minorHAnsi"/>
-                <w:sz w:val="26"/>
-                <w:szCs w:val="26"/>
-              </w:rPr>
-              <w:t xml:space="preserve">, which is actually a </w:t>
-            </w:r>
-            <w:r>
-              <w:rPr>
-                <w:rFonts w:cstheme="minorHAnsi"/>
-                <w:sz w:val="26"/>
-                <w:szCs w:val="26"/>
-              </w:rPr>
-              <w:t>poorly</w:t>
-            </w:r>
-            <w:r>
-              <w:rPr>
-                <w:rFonts w:cstheme="minorHAnsi"/>
-                <w:sz w:val="26"/>
-                <w:szCs w:val="26"/>
-              </w:rPr>
-              <w:t xml:space="preserve"> decorated warehouse with </w:t>
-            </w:r>
-            <w:r>
-              <w:rPr>
-                <w:rFonts w:cstheme="minorHAnsi"/>
-                <w:sz w:val="26"/>
-                <w:szCs w:val="26"/>
-              </w:rPr>
-              <w:t xml:space="preserve">underpaid </w:t>
-            </w:r>
-            <w:r>
-              <w:rPr>
-                <w:rFonts w:cstheme="minorHAnsi"/>
-                <w:sz w:val="26"/>
-                <w:szCs w:val="26"/>
-              </w:rPr>
-              <w:t xml:space="preserve">costumed </w:t>
-            </w:r>
-            <w:r>
-              <w:rPr>
-                <w:rFonts w:cstheme="minorHAnsi"/>
-                <w:sz w:val="26"/>
-                <w:szCs w:val="26"/>
-              </w:rPr>
-              <w:t>staff, they try to leave</w:t>
-            </w:r>
-            <w:r>
-              <w:rPr>
-                <w:rFonts w:cstheme="minorHAnsi"/>
-                <w:sz w:val="26"/>
-                <w:szCs w:val="26"/>
-              </w:rPr>
-              <w:t xml:space="preserve"> with second-hand </w:t>
-            </w:r>
-            <w:r>
-              <w:rPr>
-                <w:rFonts w:cstheme="minorHAnsi"/>
-                <w:sz w:val="26"/>
-                <w:szCs w:val="26"/>
-              </w:rPr>
-              <w:t>embarrassment</w:t>
-            </w:r>
-            <w:r>
-              <w:rPr>
-                <w:rFonts w:cstheme="minorHAnsi"/>
-                <w:sz w:val="26"/>
-                <w:szCs w:val="26"/>
-              </w:rPr>
-              <w:t xml:space="preserve">. </w:t>
-            </w:r>
-            <w:r>
-              <w:rPr>
-                <w:rFonts w:cstheme="minorHAnsi"/>
-                <w:sz w:val="26"/>
-                <w:szCs w:val="26"/>
-              </w:rPr>
-              <w:t>But</w:t>
-            </w:r>
-            <w:r>
-              <w:rPr>
-                <w:rFonts w:cstheme="minorHAnsi"/>
-                <w:sz w:val="26"/>
-                <w:szCs w:val="26"/>
-              </w:rPr>
-              <w:t xml:space="preserve"> t</w:t>
-            </w:r>
-            <w:r>
-              <w:rPr>
-                <w:rFonts w:cstheme="minorHAnsi"/>
-                <w:sz w:val="26"/>
-                <w:szCs w:val="26"/>
-              </w:rPr>
-              <w:t xml:space="preserve">he event planners kidnap </w:t>
-            </w:r>
-            <w:r>
-              <w:rPr>
-                <w:rFonts w:cstheme="minorHAnsi"/>
-                <w:sz w:val="26"/>
-                <w:szCs w:val="26"/>
-              </w:rPr>
-              <w:t>the squad. Now it is up to River and Kwan to save them</w:t>
-            </w:r>
-            <w:r>
-              <w:rPr>
-                <w:rFonts w:cstheme="minorHAnsi"/>
-                <w:sz w:val="26"/>
-                <w:szCs w:val="26"/>
-              </w:rPr>
-              <w:t xml:space="preserve">. </w:t>
-            </w:r>
-            <w:r>
-              <w:rPr>
-                <w:rFonts w:cstheme="minorHAnsi"/>
-                <w:sz w:val="26"/>
-                <w:szCs w:val="26"/>
-              </w:rPr>
-              <w:t xml:space="preserve">In the tag, </w:t>
-            </w:r>
-            <w:r>
-              <w:rPr>
-                <w:rFonts w:cstheme="minorHAnsi"/>
-                <w:sz w:val="26"/>
-                <w:szCs w:val="26"/>
-              </w:rPr>
-              <w:t>the</w:t>
-            </w:r>
-            <w:r>
-              <w:rPr>
-                <w:rFonts w:cstheme="minorHAnsi"/>
-                <w:sz w:val="26"/>
-                <w:szCs w:val="26"/>
-              </w:rPr>
-              <w:t xml:space="preserve"> StarWorld </w:t>
-            </w:r>
-            <w:r>
-              <w:rPr>
-                <w:rFonts w:cstheme="minorHAnsi"/>
-                <w:sz w:val="26"/>
-                <w:szCs w:val="26"/>
-              </w:rPr>
-              <w:t>actress</w:t>
-            </w:r>
-            <w:r>
-              <w:rPr>
-                <w:rFonts w:cstheme="minorHAnsi"/>
-                <w:sz w:val="26"/>
-                <w:szCs w:val="26"/>
-              </w:rPr>
-              <w:t xml:space="preserve"> who dressed up as Stardust</w:t>
-            </w:r>
-            <w:r>
-              <w:rPr>
-                <w:rFonts w:cstheme="minorHAnsi"/>
-                <w:sz w:val="26"/>
-                <w:szCs w:val="26"/>
-              </w:rPr>
-              <w:t xml:space="preserve"> makes a guest appearance on the latest </w:t>
-            </w:r>
-            <w:r>
-              <w:rPr>
-                <w:rFonts w:cstheme="minorHAnsi"/>
-                <w:sz w:val="26"/>
-                <w:szCs w:val="26"/>
-              </w:rPr>
-              <w:t xml:space="preserve">episode of </w:t>
-            </w:r>
-            <w:r>
-              <w:rPr>
-                <w:rFonts w:cstheme="minorHAnsi"/>
-                <w:i/>
-                <w:iCs/>
-                <w:sz w:val="26"/>
-                <w:szCs w:val="26"/>
-              </w:rPr>
-              <w:t>StarPower!</w:t>
+              <w:t xml:space="preserve">For a </w:t>
+            </w:r>
+            <w:r>
+              <w:rPr>
+                <w:rFonts w:cstheme="minorHAnsi"/>
+                <w:sz w:val="26"/>
+                <w:szCs w:val="26"/>
+              </w:rPr>
+              <w:t>terminally ill child’s “Make a Wish</w:t>
+            </w:r>
+            <w:r>
+              <w:rPr>
+                <w:rFonts w:cstheme="minorHAnsi"/>
+                <w:sz w:val="26"/>
+                <w:szCs w:val="26"/>
+              </w:rPr>
+              <w:t xml:space="preserve"> Foundation</w:t>
+            </w:r>
+            <w:r>
+              <w:rPr>
+                <w:rFonts w:cstheme="minorHAnsi"/>
+                <w:sz w:val="26"/>
+                <w:szCs w:val="26"/>
+              </w:rPr>
+              <w:t xml:space="preserve">” </w:t>
+            </w:r>
+            <w:r>
+              <w:rPr>
+                <w:rFonts w:cstheme="minorHAnsi"/>
+                <w:sz w:val="26"/>
+                <w:szCs w:val="26"/>
+              </w:rPr>
+              <w:t xml:space="preserve">wish, they </w:t>
+            </w:r>
+            <w:r>
+              <w:rPr>
+                <w:rFonts w:cstheme="minorHAnsi"/>
+                <w:sz w:val="26"/>
+                <w:szCs w:val="26"/>
+              </w:rPr>
+              <w:t>wish for an episode teaching quantum physics</w:t>
+            </w:r>
+            <w:r>
+              <w:rPr>
+                <w:rFonts w:cstheme="minorHAnsi"/>
+                <w:sz w:val="26"/>
+                <w:szCs w:val="26"/>
+              </w:rPr>
+              <w:t xml:space="preserve"> and Ray and Aurora are going to somehow make that happen.</w:t>
             </w:r>
           </w:p>
         </w:tc>
@@ -17600,13 +17368,13 @@
                 <w:sz w:val="28"/>
                 <w:szCs w:val="28"/>
               </w:rPr>
-              <w:t>Thanksgiving Ain’t Forgiving</w:t>
+              <w:t>Respect the Audience’s Time</w:t>
             </w:r>
           </w:p>
         </w:tc>
         <w:tc>
           <w:tcPr>
-            <w:tcW w:w="7350" w:type="dxa"/>
+            <w:tcW w:w="7349" w:type="dxa"/>
             <w:tcBorders>
               <w:bottom w:val="single" w:sz="6" w:space="0" w:color="DCDFE5"/>
             </w:tcBorders>
@@ -17624,20 +17392,13 @@
                 <w:tab w:val="left" w:pos="5013"/>
               </w:tabs>
               <w:spacing w:line="240" w:lineRule="auto"/>
+              <w:ind w:left="90"/>
               <w:rPr>
                 <w:rFonts w:cstheme="minorHAnsi"/>
                 <w:sz w:val="26"/>
                 <w:szCs w:val="26"/>
               </w:rPr>
             </w:pPr>
-            <w:r>
-              <w:rPr>
-                <w:rFonts w:cstheme="minorHAnsi"/>
-                <w:sz w:val="26"/>
-                <w:szCs w:val="26"/>
-              </w:rPr>
-              <w:t xml:space="preserve">A Thanksgiving episode where it teaches you that Thanksgiving has a bad rep to it. </w:t>
-            </w:r>
           </w:p>
         </w:tc>
       </w:tr>
@@ -17710,13 +17471,13 @@
                 <w:sz w:val="28"/>
                 <w:szCs w:val="28"/>
               </w:rPr>
-              <w:t>Therapist is a Weird Word</w:t>
+              <w:t>StarWorld</w:t>
             </w:r>
           </w:p>
         </w:tc>
         <w:tc>
           <w:tcPr>
-            <w:tcW w:w="7350" w:type="dxa"/>
+            <w:tcW w:w="7349" w:type="dxa"/>
             <w:tcBorders>
               <w:bottom w:val="single" w:sz="6" w:space="0" w:color="DCDFE5"/>
             </w:tcBorders>
@@ -17734,6 +17495,7 @@
                 <w:tab w:val="left" w:pos="5013"/>
               </w:tabs>
               <w:spacing w:line="240" w:lineRule="auto"/>
+              <w:ind w:left="90"/>
               <w:rPr>
                 <w:rFonts w:cstheme="minorHAnsi"/>
                 <w:sz w:val="26"/>
@@ -17746,7 +17508,89 @@
                 <w:sz w:val="26"/>
                 <w:szCs w:val="26"/>
               </w:rPr>
-              <w:t>Cold Open: Ray needs therapy after a sleep paralysis demons are Stardust and StarPower on a Miniverse set.</w:t>
+              <w:t xml:space="preserve">Cold Open: </w:t>
+            </w:r>
+            <w:r>
+              <w:rPr>
+                <w:rFonts w:cstheme="minorHAnsi"/>
+                <w:sz w:val="26"/>
+                <w:szCs w:val="26"/>
+              </w:rPr>
+              <w:t>R</w:t>
+            </w:r>
+            <w:r>
+              <w:rPr>
+                <w:rFonts w:cstheme="minorHAnsi"/>
+                <w:sz w:val="26"/>
+                <w:szCs w:val="26"/>
+              </w:rPr>
+              <w:t xml:space="preserve">iver has been sending a cease-and-desist letter </w:t>
+            </w:r>
+            <w:r>
+              <w:rPr>
+                <w:rFonts w:cstheme="minorHAnsi"/>
+                <w:sz w:val="26"/>
+                <w:szCs w:val="26"/>
+              </w:rPr>
+              <w:t>to a</w:t>
+            </w:r>
+            <w:r>
+              <w:rPr>
+                <w:rFonts w:cstheme="minorHAnsi"/>
+                <w:sz w:val="26"/>
+                <w:szCs w:val="26"/>
+              </w:rPr>
+              <w:t>n</w:t>
+            </w:r>
+            <w:r>
+              <w:rPr>
+                <w:rFonts w:cstheme="minorHAnsi"/>
+                <w:sz w:val="26"/>
+                <w:szCs w:val="26"/>
+              </w:rPr>
+              <w:t xml:space="preserve"> event based on the </w:t>
+            </w:r>
+            <w:r>
+              <w:rPr>
+                <w:rFonts w:cstheme="minorHAnsi"/>
+                <w:i/>
+                <w:iCs/>
+                <w:sz w:val="26"/>
+                <w:szCs w:val="26"/>
+              </w:rPr>
+              <w:t>Stardust</w:t>
+            </w:r>
+            <w:r>
+              <w:rPr>
+                <w:rFonts w:cstheme="minorHAnsi"/>
+                <w:sz w:val="26"/>
+                <w:szCs w:val="26"/>
+              </w:rPr>
+              <w:t xml:space="preserve"> franchise</w:t>
+            </w:r>
+            <w:r>
+              <w:rPr>
+                <w:rFonts w:cstheme="minorHAnsi"/>
+                <w:sz w:val="26"/>
+                <w:szCs w:val="26"/>
+              </w:rPr>
+              <w:t>, but news of it is spreading</w:t>
+            </w:r>
+            <w:r>
+              <w:rPr>
+                <w:rFonts w:cstheme="minorHAnsi"/>
+                <w:sz w:val="26"/>
+                <w:szCs w:val="26"/>
+              </w:rPr>
+              <w:t xml:space="preserve">. She decides to send Skye, Ray, and Aurora to investigate. </w:t>
+            </w:r>
+            <w:r>
+              <w:rPr>
+                <w:rFonts w:cstheme="minorHAnsi"/>
+                <w:sz w:val="26"/>
+                <w:szCs w:val="26"/>
+              </w:rPr>
+              <w:t xml:space="preserve"> </w:t>
             </w:r>
           </w:p>
           <w:p>
@@ -17768,7 +17612,962 @@
                 <w:sz w:val="26"/>
                 <w:szCs w:val="26"/>
               </w:rPr>
+              <w:t>Once they reach StarWorld</w:t>
+            </w:r>
+            <w:r>
+              <w:rPr>
+                <w:rFonts w:cstheme="minorHAnsi"/>
+                <w:sz w:val="26"/>
+                <w:szCs w:val="26"/>
+              </w:rPr>
+              <w:t xml:space="preserve"> in Glasgow, Scotland</w:t>
+            </w:r>
+            <w:r>
+              <w:rPr>
+                <w:rFonts w:cstheme="minorHAnsi"/>
+                <w:sz w:val="26"/>
+                <w:szCs w:val="26"/>
+              </w:rPr>
+              <w:t xml:space="preserve">, which is actually a </w:t>
+            </w:r>
+            <w:r>
+              <w:rPr>
+                <w:rFonts w:cstheme="minorHAnsi"/>
+                <w:sz w:val="26"/>
+                <w:szCs w:val="26"/>
+              </w:rPr>
+              <w:t>poorly</w:t>
+            </w:r>
+            <w:r>
+              <w:rPr>
+                <w:rFonts w:cstheme="minorHAnsi"/>
+                <w:sz w:val="26"/>
+                <w:szCs w:val="26"/>
+              </w:rPr>
+              <w:t xml:space="preserve"> decorated warehouse with </w:t>
+            </w:r>
+            <w:r>
+              <w:rPr>
+                <w:rFonts w:cstheme="minorHAnsi"/>
+                <w:sz w:val="26"/>
+                <w:szCs w:val="26"/>
+              </w:rPr>
+              <w:t xml:space="preserve">underpaid </w:t>
+            </w:r>
+            <w:r>
+              <w:rPr>
+                <w:rFonts w:cstheme="minorHAnsi"/>
+                <w:sz w:val="26"/>
+                <w:szCs w:val="26"/>
+              </w:rPr>
+              <w:t xml:space="preserve">costumed </w:t>
+            </w:r>
+            <w:r>
+              <w:rPr>
+                <w:rFonts w:cstheme="minorHAnsi"/>
+                <w:sz w:val="26"/>
+                <w:szCs w:val="26"/>
+              </w:rPr>
+              <w:t>staff, they try to leave</w:t>
+            </w:r>
+            <w:r>
+              <w:rPr>
+                <w:rFonts w:cstheme="minorHAnsi"/>
+                <w:sz w:val="26"/>
+                <w:szCs w:val="26"/>
+              </w:rPr>
+              <w:t xml:space="preserve"> with second-hand </w:t>
+            </w:r>
+            <w:r>
+              <w:rPr>
+                <w:rFonts w:cstheme="minorHAnsi"/>
+                <w:sz w:val="26"/>
+                <w:szCs w:val="26"/>
+              </w:rPr>
+              <w:t>embarrassment</w:t>
+            </w:r>
+            <w:r>
+              <w:rPr>
+                <w:rFonts w:cstheme="minorHAnsi"/>
+                <w:sz w:val="26"/>
+                <w:szCs w:val="26"/>
+              </w:rPr>
+              <w:t xml:space="preserve">. </w:t>
+            </w:r>
+            <w:r>
+              <w:rPr>
+                <w:rFonts w:cstheme="minorHAnsi"/>
+                <w:sz w:val="26"/>
+                <w:szCs w:val="26"/>
+              </w:rPr>
+              <w:t>But</w:t>
+            </w:r>
+            <w:r>
+              <w:rPr>
+                <w:rFonts w:cstheme="minorHAnsi"/>
+                <w:sz w:val="26"/>
+                <w:szCs w:val="26"/>
+              </w:rPr>
+              <w:t xml:space="preserve"> t</w:t>
+            </w:r>
+            <w:r>
+              <w:rPr>
+                <w:rFonts w:cstheme="minorHAnsi"/>
+                <w:sz w:val="26"/>
+                <w:szCs w:val="26"/>
+              </w:rPr>
+              <w:t xml:space="preserve">he event planners kidnap </w:t>
+            </w:r>
+            <w:r>
+              <w:rPr>
+                <w:rFonts w:cstheme="minorHAnsi"/>
+                <w:sz w:val="26"/>
+                <w:szCs w:val="26"/>
+              </w:rPr>
+              <w:t>the squad. Now it is up to River and Kwan to save them</w:t>
+            </w:r>
+            <w:r>
+              <w:rPr>
+                <w:rFonts w:cstheme="minorHAnsi"/>
+                <w:sz w:val="26"/>
+                <w:szCs w:val="26"/>
+              </w:rPr>
+              <w:t xml:space="preserve">. </w:t>
+            </w:r>
+            <w:r>
+              <w:rPr>
+                <w:rFonts w:cstheme="minorHAnsi"/>
+                <w:sz w:val="26"/>
+                <w:szCs w:val="26"/>
+              </w:rPr>
+              <w:t xml:space="preserve">In the tag, </w:t>
+            </w:r>
+            <w:r>
+              <w:rPr>
+                <w:rFonts w:cstheme="minorHAnsi"/>
+                <w:sz w:val="26"/>
+                <w:szCs w:val="26"/>
+              </w:rPr>
+              <w:t>the</w:t>
+            </w:r>
+            <w:r>
+              <w:rPr>
+                <w:rFonts w:cstheme="minorHAnsi"/>
+                <w:sz w:val="26"/>
+                <w:szCs w:val="26"/>
+              </w:rPr>
+              <w:t xml:space="preserve"> StarWorld </w:t>
+            </w:r>
+            <w:r>
+              <w:rPr>
+                <w:rFonts w:cstheme="minorHAnsi"/>
+                <w:sz w:val="26"/>
+                <w:szCs w:val="26"/>
+              </w:rPr>
+              <w:t>actress</w:t>
+            </w:r>
+            <w:r>
+              <w:rPr>
+                <w:rFonts w:cstheme="minorHAnsi"/>
+                <w:sz w:val="26"/>
+                <w:szCs w:val="26"/>
+              </w:rPr>
+              <w:t xml:space="preserve"> who dressed up as Stardust</w:t>
+            </w:r>
+            <w:r>
+              <w:rPr>
+                <w:rFonts w:cstheme="minorHAnsi"/>
+                <w:sz w:val="26"/>
+                <w:szCs w:val="26"/>
+              </w:rPr>
+              <w:t xml:space="preserve"> makes a guest appearance on the latest </w:t>
+            </w:r>
+            <w:r>
+              <w:rPr>
+                <w:rFonts w:cstheme="minorHAnsi"/>
+                <w:sz w:val="26"/>
+                <w:szCs w:val="26"/>
+              </w:rPr>
+              <w:t xml:space="preserve">episode of </w:t>
+            </w:r>
+            <w:r>
+              <w:rPr>
+                <w:rFonts w:cstheme="minorHAnsi"/>
+                <w:i/>
+                <w:iCs/>
+                <w:sz w:val="26"/>
+                <w:szCs w:val="26"/>
+              </w:rPr>
+              <w:t>StarPower!</w:t>
+            </w:r>
+          </w:p>
+        </w:tc>
+      </w:tr>
+      <w:tr>
+        <w:tc>
+          <w:tcPr>
+            <w:tcW w:w="0" w:type="auto"/>
+            <w:tcBorders>
+              <w:bottom w:val="single" w:sz="6" w:space="0" w:color="DCDFE5"/>
+            </w:tcBorders>
+            <w:shd w:val="clear" w:color="auto" w:fill="FFFFFF"/>
+            <w:tcMar>
+              <w:top w:w="180" w:type="dxa"/>
+              <w:left w:w="0" w:type="dxa"/>
+              <w:bottom w:w="180" w:type="dxa"/>
+              <w:right w:w="240" w:type="dxa"/>
+            </w:tcMar>
+          </w:tcPr>
+          <w:p>
+            <w:pPr>
+              <w:tabs>
+                <w:tab w:val="left" w:pos="5013"/>
+              </w:tabs>
+              <w:spacing w:line="240" w:lineRule="auto"/>
+              <w:rPr>
+                <w:rFonts w:cstheme="minorHAnsi"/>
+                <w:sz w:val="28"/>
+                <w:szCs w:val="28"/>
+              </w:rPr>
+            </w:pPr>
+            <w:r>
+              <w:rPr>
+                <w:rFonts w:cstheme="minorHAnsi"/>
+                <w:sz w:val="28"/>
+                <w:szCs w:val="28"/>
+              </w:rPr>
+              <w:lastRenderedPageBreak/>
+              <w:t>?</w:t>
+            </w:r>
+          </w:p>
+        </w:tc>
+        <w:tc>
+          <w:tcPr>
+            <w:tcW w:w="1907" w:type="dxa"/>
+            <w:tcBorders>
+              <w:bottom w:val="single" w:sz="6" w:space="0" w:color="DCDFE5"/>
+            </w:tcBorders>
+            <w:shd w:val="clear" w:color="auto" w:fill="FFFFFF"/>
+            <w:tcMar>
+              <w:top w:w="180" w:type="dxa"/>
+              <w:left w:w="0" w:type="dxa"/>
+              <w:bottom w:w="180" w:type="dxa"/>
+              <w:right w:w="240" w:type="dxa"/>
+            </w:tcMar>
+          </w:tcPr>
+          <w:p>
+            <w:pPr>
+              <w:tabs>
+                <w:tab w:val="left" w:pos="5013"/>
+              </w:tabs>
+              <w:spacing w:line="240" w:lineRule="auto"/>
+              <w:rPr>
+                <w:rFonts w:cstheme="minorHAnsi"/>
+                <w:sz w:val="28"/>
+                <w:szCs w:val="28"/>
+              </w:rPr>
+            </w:pPr>
+            <w:r>
+              <w:rPr>
+                <w:rFonts w:cstheme="minorHAnsi"/>
+                <w:sz w:val="28"/>
+                <w:szCs w:val="28"/>
+              </w:rPr>
+              <w:t>Thanksgiving Ain’t Forgiving</w:t>
+            </w:r>
+          </w:p>
+        </w:tc>
+        <w:tc>
+          <w:tcPr>
+            <w:tcW w:w="7349" w:type="dxa"/>
+            <w:tcBorders>
+              <w:bottom w:val="single" w:sz="6" w:space="0" w:color="DCDFE5"/>
+            </w:tcBorders>
+            <w:shd w:val="clear" w:color="auto" w:fill="FFFFFF"/>
+            <w:tcMar>
+              <w:top w:w="180" w:type="dxa"/>
+              <w:left w:w="0" w:type="dxa"/>
+              <w:bottom w:w="180" w:type="dxa"/>
+              <w:right w:w="0" w:type="dxa"/>
+            </w:tcMar>
+          </w:tcPr>
+          <w:p>
+            <w:pPr>
+              <w:tabs>
+                <w:tab w:val="left" w:pos="5013"/>
+              </w:tabs>
+              <w:spacing w:line="240" w:lineRule="auto"/>
+              <w:rPr>
+                <w:rFonts w:cstheme="minorHAnsi"/>
+                <w:sz w:val="26"/>
+                <w:szCs w:val="26"/>
+              </w:rPr>
+            </w:pPr>
+            <w:r>
+              <w:rPr>
+                <w:rFonts w:cstheme="minorHAnsi"/>
+                <w:sz w:val="26"/>
+                <w:szCs w:val="26"/>
+              </w:rPr>
+              <w:t xml:space="preserve">A Thanksgiving episode where it teaches you that Thanksgiving has a bad rep to it. </w:t>
+            </w:r>
+          </w:p>
+        </w:tc>
+      </w:tr>
+      <w:tr>
+        <w:tc>
+          <w:tcPr>
+            <w:tcW w:w="0" w:type="auto"/>
+            <w:tcBorders>
+              <w:bottom w:val="single" w:sz="6" w:space="0" w:color="DCDFE5"/>
+            </w:tcBorders>
+            <w:shd w:val="clear" w:color="auto" w:fill="FFFFFF"/>
+            <w:tcMar>
+              <w:top w:w="180" w:type="dxa"/>
+              <w:left w:w="0" w:type="dxa"/>
+              <w:bottom w:w="180" w:type="dxa"/>
+              <w:right w:w="240" w:type="dxa"/>
+            </w:tcMar>
+          </w:tcPr>
+          <w:p>
+            <w:pPr>
+              <w:tabs>
+                <w:tab w:val="left" w:pos="5013"/>
+              </w:tabs>
+              <w:spacing w:line="240" w:lineRule="auto"/>
+              <w:rPr>
+                <w:rFonts w:cstheme="minorHAnsi"/>
+                <w:sz w:val="28"/>
+                <w:szCs w:val="28"/>
+              </w:rPr>
+            </w:pPr>
+            <w:r>
+              <w:rPr>
+                <w:rFonts w:cstheme="minorHAnsi"/>
+                <w:sz w:val="28"/>
+                <w:szCs w:val="28"/>
+              </w:rPr>
+              <w:t>?</w:t>
+            </w:r>
+          </w:p>
+        </w:tc>
+        <w:tc>
+          <w:tcPr>
+            <w:tcW w:w="1907" w:type="dxa"/>
+            <w:tcBorders>
+              <w:bottom w:val="single" w:sz="6" w:space="0" w:color="DCDFE5"/>
+            </w:tcBorders>
+            <w:shd w:val="clear" w:color="auto" w:fill="FFFFFF"/>
+            <w:tcMar>
+              <w:top w:w="180" w:type="dxa"/>
+              <w:left w:w="0" w:type="dxa"/>
+              <w:bottom w:w="180" w:type="dxa"/>
+              <w:right w:w="240" w:type="dxa"/>
+            </w:tcMar>
+          </w:tcPr>
+          <w:p>
+            <w:pPr>
+              <w:tabs>
+                <w:tab w:val="left" w:pos="5013"/>
+              </w:tabs>
+              <w:spacing w:line="240" w:lineRule="auto"/>
+              <w:rPr>
+                <w:rFonts w:cstheme="minorHAnsi"/>
+                <w:sz w:val="28"/>
+                <w:szCs w:val="28"/>
+              </w:rPr>
+            </w:pPr>
+            <w:r>
+              <w:rPr>
+                <w:rFonts w:cstheme="minorHAnsi"/>
+                <w:sz w:val="28"/>
+                <w:szCs w:val="28"/>
+              </w:rPr>
+              <w:t>Therapist is a Weird Word</w:t>
+            </w:r>
+          </w:p>
+        </w:tc>
+        <w:tc>
+          <w:tcPr>
+            <w:tcW w:w="7349" w:type="dxa"/>
+            <w:tcBorders>
+              <w:bottom w:val="single" w:sz="6" w:space="0" w:color="DCDFE5"/>
+            </w:tcBorders>
+            <w:shd w:val="clear" w:color="auto" w:fill="FFFFFF"/>
+            <w:tcMar>
+              <w:top w:w="180" w:type="dxa"/>
+              <w:left w:w="0" w:type="dxa"/>
+              <w:bottom w:w="180" w:type="dxa"/>
+              <w:right w:w="0" w:type="dxa"/>
+            </w:tcMar>
+          </w:tcPr>
+          <w:p>
+            <w:pPr>
+              <w:tabs>
+                <w:tab w:val="left" w:pos="5013"/>
+              </w:tabs>
+              <w:spacing w:line="240" w:lineRule="auto"/>
+              <w:rPr>
+                <w:rFonts w:cstheme="minorHAnsi"/>
+                <w:sz w:val="26"/>
+                <w:szCs w:val="26"/>
+              </w:rPr>
+            </w:pPr>
+            <w:r>
+              <w:rPr>
+                <w:rFonts w:cstheme="minorHAnsi"/>
+                <w:sz w:val="26"/>
+                <w:szCs w:val="26"/>
+              </w:rPr>
+              <w:t>Cold Open: Ray needs therapy after a sleep paralysis demons are Stardust and StarPower on a Miniverse set.</w:t>
+            </w:r>
+          </w:p>
+          <w:p>
+            <w:pPr>
+              <w:tabs>
+                <w:tab w:val="left" w:pos="5013"/>
+              </w:tabs>
+              <w:spacing w:line="240" w:lineRule="auto"/>
+              <w:rPr>
+                <w:rFonts w:cstheme="minorHAnsi"/>
+                <w:sz w:val="26"/>
+                <w:szCs w:val="26"/>
+              </w:rPr>
+            </w:pPr>
+            <w:r>
+              <w:rPr>
+                <w:rFonts w:cstheme="minorHAnsi"/>
+                <w:sz w:val="26"/>
+                <w:szCs w:val="26"/>
+              </w:rPr>
               <w:t>The sessions with Dr. Caballero become a battleground where Ray’s compulsive need to cynically break the fourth wall is constantly interrupted by the therapist’s refusal to play along with it.</w:t>
+            </w:r>
+          </w:p>
+        </w:tc>
+      </w:tr>
+      <w:tr>
+        <w:tc>
+          <w:tcPr>
+            <w:tcW w:w="0" w:type="auto"/>
+            <w:tcBorders>
+              <w:bottom w:val="single" w:sz="6" w:space="0" w:color="DCDFE5"/>
+            </w:tcBorders>
+            <w:shd w:val="clear" w:color="auto" w:fill="FFFFFF"/>
+            <w:tcMar>
+              <w:top w:w="180" w:type="dxa"/>
+              <w:left w:w="0" w:type="dxa"/>
+              <w:bottom w:w="180" w:type="dxa"/>
+              <w:right w:w="240" w:type="dxa"/>
+            </w:tcMar>
+          </w:tcPr>
+          <w:p>
+            <w:pPr>
+              <w:tabs>
+                <w:tab w:val="left" w:pos="5013"/>
+              </w:tabs>
+              <w:spacing w:line="240" w:lineRule="auto"/>
+              <w:rPr>
+                <w:rFonts w:cstheme="minorHAnsi"/>
+                <w:sz w:val="28"/>
+                <w:szCs w:val="28"/>
+              </w:rPr>
+            </w:pPr>
+            <w:r>
+              <w:rPr>
+                <w:rFonts w:cstheme="minorHAnsi"/>
+                <w:sz w:val="28"/>
+                <w:szCs w:val="28"/>
+              </w:rPr>
+              <w:t>?</w:t>
+            </w:r>
+          </w:p>
+        </w:tc>
+        <w:tc>
+          <w:tcPr>
+            <w:tcW w:w="1907" w:type="dxa"/>
+            <w:tcBorders>
+              <w:bottom w:val="single" w:sz="6" w:space="0" w:color="DCDFE5"/>
+            </w:tcBorders>
+            <w:shd w:val="clear" w:color="auto" w:fill="FFFFFF"/>
+            <w:tcMar>
+              <w:top w:w="180" w:type="dxa"/>
+              <w:left w:w="0" w:type="dxa"/>
+              <w:bottom w:w="180" w:type="dxa"/>
+              <w:right w:w="240" w:type="dxa"/>
+            </w:tcMar>
+          </w:tcPr>
+          <w:p>
+            <w:pPr>
+              <w:tabs>
+                <w:tab w:val="left" w:pos="5013"/>
+              </w:tabs>
+              <w:spacing w:line="240" w:lineRule="auto"/>
+              <w:rPr>
+                <w:rFonts w:cstheme="minorHAnsi"/>
+                <w:sz w:val="28"/>
+                <w:szCs w:val="28"/>
+              </w:rPr>
+            </w:pPr>
+            <w:r>
+              <w:rPr>
+                <w:rFonts w:cstheme="minorHAnsi"/>
+                <w:sz w:val="28"/>
+                <w:szCs w:val="28"/>
+              </w:rPr>
+              <w:t>This Show is for Adults</w:t>
+            </w:r>
+          </w:p>
+        </w:tc>
+        <w:tc>
+          <w:tcPr>
+            <w:tcW w:w="7349" w:type="dxa"/>
+            <w:tcBorders>
+              <w:bottom w:val="single" w:sz="6" w:space="0" w:color="DCDFE5"/>
+            </w:tcBorders>
+            <w:shd w:val="clear" w:color="auto" w:fill="FFFFFF"/>
+            <w:tcMar>
+              <w:top w:w="180" w:type="dxa"/>
+              <w:left w:w="0" w:type="dxa"/>
+              <w:bottom w:w="180" w:type="dxa"/>
+              <w:right w:w="0" w:type="dxa"/>
+            </w:tcMar>
+          </w:tcPr>
+          <w:p>
+            <w:pPr>
+              <w:tabs>
+                <w:tab w:val="left" w:pos="5013"/>
+              </w:tabs>
+              <w:spacing w:line="240" w:lineRule="auto"/>
+              <w:rPr>
+                <w:rFonts w:cstheme="minorHAnsi"/>
+                <w:sz w:val="26"/>
+                <w:szCs w:val="26"/>
+              </w:rPr>
+            </w:pPr>
+          </w:p>
+        </w:tc>
+      </w:tr>
+      <w:tr>
+        <w:tc>
+          <w:tcPr>
+            <w:tcW w:w="0" w:type="auto"/>
+            <w:tcBorders>
+              <w:bottom w:val="single" w:sz="6" w:space="0" w:color="DCDFE5"/>
+            </w:tcBorders>
+            <w:shd w:val="clear" w:color="auto" w:fill="FFFFFF"/>
+            <w:tcMar>
+              <w:top w:w="180" w:type="dxa"/>
+              <w:left w:w="0" w:type="dxa"/>
+              <w:bottom w:w="180" w:type="dxa"/>
+              <w:right w:w="240" w:type="dxa"/>
+            </w:tcMar>
+          </w:tcPr>
+          <w:p>
+            <w:pPr>
+              <w:tabs>
+                <w:tab w:val="left" w:pos="5013"/>
+              </w:tabs>
+              <w:spacing w:line="240" w:lineRule="auto"/>
+              <w:rPr>
+                <w:rFonts w:cstheme="minorHAnsi"/>
+                <w:sz w:val="28"/>
+                <w:szCs w:val="28"/>
+              </w:rPr>
+            </w:pPr>
+            <w:r>
+              <w:rPr>
+                <w:rFonts w:cstheme="minorHAnsi"/>
+                <w:sz w:val="28"/>
+                <w:szCs w:val="28"/>
+              </w:rPr>
+              <w:t>?</w:t>
+            </w:r>
+          </w:p>
+        </w:tc>
+        <w:tc>
+          <w:tcPr>
+            <w:tcW w:w="1907" w:type="dxa"/>
+            <w:tcBorders>
+              <w:bottom w:val="single" w:sz="6" w:space="0" w:color="DCDFE5"/>
+            </w:tcBorders>
+            <w:shd w:val="clear" w:color="auto" w:fill="FFFFFF"/>
+            <w:tcMar>
+              <w:top w:w="180" w:type="dxa"/>
+              <w:left w:w="0" w:type="dxa"/>
+              <w:bottom w:w="180" w:type="dxa"/>
+              <w:right w:w="240" w:type="dxa"/>
+            </w:tcMar>
+          </w:tcPr>
+          <w:p>
+            <w:pPr>
+              <w:tabs>
+                <w:tab w:val="left" w:pos="5013"/>
+              </w:tabs>
+              <w:spacing w:line="240" w:lineRule="auto"/>
+              <w:rPr>
+                <w:rFonts w:cstheme="minorHAnsi"/>
+                <w:sz w:val="28"/>
+                <w:szCs w:val="28"/>
+              </w:rPr>
+            </w:pPr>
+            <w:r>
+              <w:rPr>
+                <w:rFonts w:cstheme="minorHAnsi"/>
+                <w:sz w:val="28"/>
+                <w:szCs w:val="28"/>
+              </w:rPr>
+              <w:t>This Show is for Babies</w:t>
+            </w:r>
+          </w:p>
+        </w:tc>
+        <w:tc>
+          <w:tcPr>
+            <w:tcW w:w="7349" w:type="dxa"/>
+            <w:tcBorders>
+              <w:bottom w:val="single" w:sz="6" w:space="0" w:color="DCDFE5"/>
+            </w:tcBorders>
+            <w:shd w:val="clear" w:color="auto" w:fill="FFFFFF"/>
+            <w:tcMar>
+              <w:top w:w="180" w:type="dxa"/>
+              <w:left w:w="0" w:type="dxa"/>
+              <w:bottom w:w="180" w:type="dxa"/>
+              <w:right w:w="0" w:type="dxa"/>
+            </w:tcMar>
+          </w:tcPr>
+          <w:p>
+            <w:pPr>
+              <w:tabs>
+                <w:tab w:val="left" w:pos="5013"/>
+              </w:tabs>
+              <w:spacing w:line="240" w:lineRule="auto"/>
+              <w:rPr>
+                <w:rFonts w:cstheme="minorHAnsi"/>
+                <w:sz w:val="26"/>
+                <w:szCs w:val="26"/>
+              </w:rPr>
+            </w:pPr>
+          </w:p>
+        </w:tc>
+      </w:tr>
+      <w:tr>
+        <w:tc>
+          <w:tcPr>
+            <w:tcW w:w="0" w:type="auto"/>
+            <w:tcBorders>
+              <w:bottom w:val="single" w:sz="6" w:space="0" w:color="DCDFE5"/>
+            </w:tcBorders>
+            <w:shd w:val="clear" w:color="auto" w:fill="FFFFFF"/>
+            <w:tcMar>
+              <w:top w:w="180" w:type="dxa"/>
+              <w:left w:w="0" w:type="dxa"/>
+              <w:bottom w:w="180" w:type="dxa"/>
+              <w:right w:w="240" w:type="dxa"/>
+            </w:tcMar>
+          </w:tcPr>
+          <w:p>
+            <w:pPr>
+              <w:tabs>
+                <w:tab w:val="left" w:pos="5013"/>
+              </w:tabs>
+              <w:spacing w:line="240" w:lineRule="auto"/>
+              <w:rPr>
+                <w:rFonts w:cstheme="minorHAnsi"/>
+                <w:sz w:val="28"/>
+                <w:szCs w:val="28"/>
+              </w:rPr>
+            </w:pPr>
+            <w:r>
+              <w:rPr>
+                <w:rFonts w:cstheme="minorHAnsi"/>
+                <w:sz w:val="28"/>
+                <w:szCs w:val="28"/>
+              </w:rPr>
+              <w:t>?</w:t>
+            </w:r>
+          </w:p>
+        </w:tc>
+        <w:tc>
+          <w:tcPr>
+            <w:tcW w:w="1907" w:type="dxa"/>
+            <w:tcBorders>
+              <w:bottom w:val="single" w:sz="6" w:space="0" w:color="DCDFE5"/>
+            </w:tcBorders>
+            <w:shd w:val="clear" w:color="auto" w:fill="FFFFFF"/>
+            <w:tcMar>
+              <w:top w:w="180" w:type="dxa"/>
+              <w:left w:w="0" w:type="dxa"/>
+              <w:bottom w:w="180" w:type="dxa"/>
+              <w:right w:w="240" w:type="dxa"/>
+            </w:tcMar>
+          </w:tcPr>
+          <w:p>
+            <w:pPr>
+              <w:tabs>
+                <w:tab w:val="left" w:pos="5013"/>
+              </w:tabs>
+              <w:spacing w:line="240" w:lineRule="auto"/>
+              <w:rPr>
+                <w:rFonts w:cstheme="minorHAnsi"/>
+                <w:sz w:val="28"/>
+                <w:szCs w:val="28"/>
+              </w:rPr>
+            </w:pPr>
+            <w:r>
+              <w:rPr>
+                <w:rFonts w:cstheme="minorHAnsi"/>
+                <w:sz w:val="28"/>
+                <w:szCs w:val="28"/>
+              </w:rPr>
+              <w:t>Your Neighborhood Conspiracy Theorist</w:t>
+            </w:r>
+          </w:p>
+        </w:tc>
+        <w:tc>
+          <w:tcPr>
+            <w:tcW w:w="7349" w:type="dxa"/>
+            <w:tcBorders>
+              <w:bottom w:val="single" w:sz="6" w:space="0" w:color="DCDFE5"/>
+            </w:tcBorders>
+            <w:shd w:val="clear" w:color="auto" w:fill="FFFFFF"/>
+            <w:tcMar>
+              <w:top w:w="180" w:type="dxa"/>
+              <w:left w:w="0" w:type="dxa"/>
+              <w:bottom w:w="180" w:type="dxa"/>
+              <w:right w:w="0" w:type="dxa"/>
+            </w:tcMar>
+          </w:tcPr>
+          <w:p>
+            <w:pPr>
+              <w:tabs>
+                <w:tab w:val="left" w:pos="5013"/>
+              </w:tabs>
+              <w:spacing w:line="240" w:lineRule="auto"/>
+              <w:rPr>
+                <w:rFonts w:cstheme="minorHAnsi"/>
+                <w:sz w:val="26"/>
+                <w:szCs w:val="26"/>
+              </w:rPr>
+            </w:pPr>
+            <w:r>
+              <w:rPr>
+                <w:rFonts w:cstheme="minorHAnsi"/>
+                <w:sz w:val="26"/>
+                <w:szCs w:val="26"/>
+              </w:rPr>
+              <w:t xml:space="preserve">Cold Open: </w:t>
+            </w:r>
+            <w:r>
+              <w:rPr>
+                <w:rFonts w:cstheme="minorHAnsi"/>
+                <w:sz w:val="26"/>
+                <w:szCs w:val="26"/>
+              </w:rPr>
+              <w:t>Jan Allis</w:t>
+            </w:r>
+            <w:r>
+              <w:rPr>
+                <w:rFonts w:cstheme="minorHAnsi"/>
+                <w:sz w:val="26"/>
+                <w:szCs w:val="26"/>
+              </w:rPr>
+              <w:t>,</w:t>
+            </w:r>
+            <w:r>
+              <w:rPr>
+                <w:rFonts w:cstheme="minorHAnsi"/>
+                <w:sz w:val="26"/>
+                <w:szCs w:val="26"/>
+              </w:rPr>
+              <w:t xml:space="preserve"> </w:t>
+            </w:r>
+            <w:r>
+              <w:rPr>
+                <w:rFonts w:cstheme="minorHAnsi"/>
+                <w:sz w:val="26"/>
+                <w:szCs w:val="26"/>
+              </w:rPr>
+              <w:t>a</w:t>
+            </w:r>
+            <w:r>
+              <w:rPr>
+                <w:rFonts w:cstheme="minorHAnsi"/>
+                <w:sz w:val="26"/>
+                <w:szCs w:val="26"/>
+              </w:rPr>
+              <w:t xml:space="preserve"> conspiracy theorist</w:t>
+            </w:r>
+            <w:r>
+              <w:rPr>
+                <w:rFonts w:cstheme="minorHAnsi"/>
+                <w:sz w:val="26"/>
+                <w:szCs w:val="26"/>
+              </w:rPr>
+              <w:t xml:space="preserve"> and host of Inf</w:t>
+            </w:r>
+            <w:r>
+              <w:rPr>
+                <w:rFonts w:cstheme="minorHAnsi"/>
+                <w:sz w:val="26"/>
+                <w:szCs w:val="26"/>
+              </w:rPr>
+              <w:t>oDump</w:t>
+            </w:r>
+            <w:r>
+              <w:rPr>
+                <w:rFonts w:cstheme="minorHAnsi"/>
+                <w:sz w:val="26"/>
+                <w:szCs w:val="26"/>
+              </w:rPr>
+              <w:t>,</w:t>
+            </w:r>
+            <w:r>
+              <w:rPr>
+                <w:rFonts w:cstheme="minorHAnsi"/>
+                <w:sz w:val="26"/>
+                <w:szCs w:val="26"/>
+              </w:rPr>
+              <w:t xml:space="preserve"> spreads a rumor that the water is turning </w:t>
+            </w:r>
+            <w:r>
+              <w:rPr>
+                <w:rFonts w:cstheme="minorHAnsi"/>
+                <w:sz w:val="26"/>
+                <w:szCs w:val="26"/>
+              </w:rPr>
+              <w:t>the salamanders gay</w:t>
+            </w:r>
+            <w:r>
+              <w:rPr>
+                <w:rFonts w:cstheme="minorHAnsi"/>
+                <w:sz w:val="26"/>
+                <w:szCs w:val="26"/>
+              </w:rPr>
+              <w:t xml:space="preserve">. While everyone at the studio laughs, Ray is interested in </w:t>
+            </w:r>
+            <w:r>
+              <w:rPr>
+                <w:rFonts w:cstheme="minorHAnsi"/>
+                <w:sz w:val="26"/>
+                <w:szCs w:val="26"/>
+              </w:rPr>
+              <w:t xml:space="preserve">changing </w:t>
+            </w:r>
+            <w:r>
+              <w:rPr>
+                <w:rFonts w:cstheme="minorHAnsi"/>
+                <w:sz w:val="26"/>
+                <w:szCs w:val="26"/>
+              </w:rPr>
+              <w:t>Jan’s mind.</w:t>
+            </w:r>
+          </w:p>
+          <w:p>
+            <w:pPr>
+              <w:tabs>
+                <w:tab w:val="left" w:pos="5013"/>
+              </w:tabs>
+              <w:spacing w:line="240" w:lineRule="auto"/>
+              <w:rPr>
+                <w:rFonts w:cstheme="minorHAnsi"/>
+                <w:sz w:val="26"/>
+                <w:szCs w:val="26"/>
+              </w:rPr>
+            </w:pPr>
+            <w:r>
+              <w:rPr>
+                <w:rFonts w:cstheme="minorHAnsi"/>
+                <w:sz w:val="26"/>
+                <w:szCs w:val="26"/>
+              </w:rPr>
+              <w:t xml:space="preserve">Ray becomes the next </w:t>
+            </w:r>
+            <w:r>
+              <w:rPr>
+                <w:rFonts w:cstheme="minorHAnsi"/>
+                <w:sz w:val="26"/>
+                <w:szCs w:val="26"/>
+              </w:rPr>
+              <w:t>guest</w:t>
+            </w:r>
+            <w:r>
+              <w:rPr>
+                <w:rFonts w:cstheme="minorHAnsi"/>
+                <w:sz w:val="26"/>
+                <w:szCs w:val="26"/>
+              </w:rPr>
+              <w:t xml:space="preserve"> of </w:t>
+            </w:r>
+            <w:r>
+              <w:rPr>
+                <w:rFonts w:cstheme="minorHAnsi"/>
+                <w:sz w:val="26"/>
+                <w:szCs w:val="26"/>
+              </w:rPr>
+              <w:t>InfoDump</w:t>
+            </w:r>
+            <w:r>
+              <w:rPr>
+                <w:rFonts w:cstheme="minorHAnsi"/>
+                <w:sz w:val="26"/>
+                <w:szCs w:val="26"/>
+              </w:rPr>
+              <w:t>, much to the dismay of the team.</w:t>
+            </w:r>
+            <w:r>
+              <w:rPr>
+                <w:rFonts w:cstheme="minorHAnsi"/>
+                <w:sz w:val="26"/>
+                <w:szCs w:val="26"/>
+              </w:rPr>
+              <w:t xml:space="preserve"> </w:t>
+            </w:r>
+            <w:r>
+              <w:rPr>
+                <w:rFonts w:cstheme="minorHAnsi"/>
+                <w:sz w:val="26"/>
+                <w:szCs w:val="26"/>
+              </w:rPr>
+              <w:t xml:space="preserve">Ylem, </w:t>
+            </w:r>
+            <w:r>
+              <w:rPr>
+                <w:rFonts w:cstheme="minorHAnsi"/>
+                <w:sz w:val="26"/>
+                <w:szCs w:val="26"/>
+              </w:rPr>
+              <w:t>attends</w:t>
+            </w:r>
+            <w:r>
+              <w:rPr>
+                <w:rFonts w:cstheme="minorHAnsi"/>
+                <w:sz w:val="26"/>
+                <w:szCs w:val="26"/>
+              </w:rPr>
+              <w:t xml:space="preserve"> without Ray’s knowledge, and </w:t>
+            </w:r>
+            <w:r>
+              <w:rPr>
+                <w:rFonts w:cstheme="minorHAnsi"/>
+                <w:sz w:val="26"/>
+                <w:szCs w:val="26"/>
+              </w:rPr>
+              <w:t>Jan throws Ylem in as a guest.</w:t>
+            </w:r>
+            <w:r>
+              <w:rPr>
+                <w:rFonts w:cstheme="minorHAnsi"/>
+                <w:sz w:val="26"/>
+                <w:szCs w:val="26"/>
+              </w:rPr>
+              <w:t xml:space="preserve"> One things for certain, the water is turning </w:t>
+            </w:r>
+            <w:r>
+              <w:rPr>
+                <w:rFonts w:cstheme="minorHAnsi"/>
+                <w:sz w:val="26"/>
+                <w:szCs w:val="26"/>
+              </w:rPr>
+              <w:t>everyone gay.</w:t>
             </w:r>
           </w:p>
         </w:tc>

--- a/about/solid-liquid-and-gas-bible.docx
+++ b/about/solid-liquid-and-gas-bible.docx
@@ -5923,143 +5923,125 @@
           <w:sz w:val="30"/>
           <w:szCs w:val="30"/>
         </w:rPr>
-        <w:t>CLAY</w:t>
-      </w:r>
-      <w:r>
-        <w:rPr>
-          <w:rFonts w:cstheme="minorHAnsi"/>
-          <w:sz w:val="30"/>
-          <w:szCs w:val="30"/>
-        </w:rPr>
-        <w:t xml:space="preserve"> </w:t>
-      </w:r>
-      <w:r>
-        <w:rPr>
-          <w:rFonts w:cstheme="minorHAnsi"/>
-          <w:sz w:val="30"/>
-          <w:szCs w:val="30"/>
-        </w:rPr>
-        <w:t xml:space="preserve">(played by Billy Clayton Dubois) </w:t>
-      </w:r>
-      <w:r>
-        <w:rPr>
-          <w:rFonts w:cstheme="minorHAnsi"/>
-          <w:sz w:val="30"/>
-          <w:szCs w:val="30"/>
-        </w:rPr>
-        <w:t xml:space="preserve">is the host of the </w:t>
-      </w:r>
-      <w:r>
-        <w:rPr>
-          <w:rFonts w:cstheme="minorHAnsi"/>
-          <w:sz w:val="30"/>
-          <w:szCs w:val="30"/>
-        </w:rPr>
-        <w:t>original</w:t>
-      </w:r>
-      <w:r>
-        <w:rPr>
-          <w:rFonts w:cstheme="minorHAnsi"/>
-          <w:sz w:val="30"/>
-          <w:szCs w:val="30"/>
-        </w:rPr>
-        <w:t xml:space="preserve"> show</w:t>
-      </w:r>
-      <w:r>
-        <w:rPr>
-          <w:rFonts w:cstheme="minorHAnsi"/>
-          <w:sz w:val="30"/>
-          <w:szCs w:val="30"/>
-        </w:rPr>
-        <w:t>. In the re</w:t>
-      </w:r>
-      <w:r>
-        <w:rPr>
-          <w:rFonts w:cstheme="minorHAnsi"/>
-          <w:sz w:val="30"/>
-          <w:szCs w:val="30"/>
-        </w:rPr>
-        <w:t>vival</w:t>
-      </w:r>
-      <w:r>
-        <w:rPr>
-          <w:rFonts w:cstheme="minorHAnsi"/>
-          <w:sz w:val="30"/>
-          <w:szCs w:val="30"/>
-        </w:rPr>
-        <w:t xml:space="preserve">, </w:t>
-      </w:r>
-      <w:r>
-        <w:rPr>
-          <w:rFonts w:cstheme="minorHAnsi"/>
-          <w:sz w:val="30"/>
-          <w:szCs w:val="30"/>
-        </w:rPr>
-        <w:t>he</w:t>
-      </w:r>
-      <w:r>
-        <w:rPr>
-          <w:rFonts w:cstheme="minorHAnsi"/>
-          <w:sz w:val="30"/>
-          <w:szCs w:val="30"/>
-        </w:rPr>
-        <w:t xml:space="preserve"> </w:t>
-      </w:r>
-      <w:r>
-        <w:rPr>
-          <w:rFonts w:cstheme="minorHAnsi"/>
-          <w:sz w:val="30"/>
-          <w:szCs w:val="30"/>
-        </w:rPr>
-        <w:t>returned to his home planet</w:t>
-      </w:r>
-      <w:r>
-        <w:rPr>
-          <w:rFonts w:cstheme="minorHAnsi"/>
-          <w:sz w:val="30"/>
-          <w:szCs w:val="30"/>
-        </w:rPr>
-        <w:t xml:space="preserve"> </w:t>
-      </w:r>
-      <w:r>
-        <w:rPr>
-          <w:rFonts w:cstheme="minorHAnsi"/>
-          <w:sz w:val="30"/>
-          <w:szCs w:val="30"/>
-        </w:rPr>
-        <w:t xml:space="preserve">as </w:t>
-      </w:r>
-      <w:r>
-        <w:rPr>
-          <w:rFonts w:cstheme="minorHAnsi"/>
-          <w:sz w:val="30"/>
-          <w:szCs w:val="30"/>
-        </w:rPr>
-        <w:t xml:space="preserve">a </w:t>
-      </w:r>
-      <w:r>
-        <w:rPr>
-          <w:rFonts w:cstheme="minorHAnsi"/>
-          <w:sz w:val="30"/>
-          <w:szCs w:val="30"/>
-        </w:rPr>
-        <w:t>space</w:t>
-      </w:r>
-      <w:r>
-        <w:rPr>
-          <w:rFonts w:cstheme="minorHAnsi"/>
-          <w:sz w:val="30"/>
-          <w:szCs w:val="30"/>
-        </w:rPr>
-        <w:t xml:space="preserve"> mailman</w:t>
-      </w:r>
-      <w:r>
-        <w:rPr>
-          <w:rFonts w:cstheme="minorHAnsi"/>
-          <w:sz w:val="30"/>
-          <w:szCs w:val="30"/>
-        </w:rPr>
-        <w:t xml:space="preserve"> and appears as a recurring character.</w:t>
+        <w:t>AURORA</w:t>
+      </w:r>
+      <w:r>
+        <w:rPr>
+          <w:rFonts w:cstheme="minorHAnsi"/>
+          <w:sz w:val="30"/>
+          <w:szCs w:val="30"/>
+        </w:rPr>
+        <w:t xml:space="preserve"> (played</w:t>
+      </w:r>
+      <w:r>
+        <w:rPr>
+          <w:rFonts w:cstheme="minorHAnsi"/>
+          <w:sz w:val="30"/>
+          <w:szCs w:val="30"/>
+        </w:rPr>
+        <w:t xml:space="preserve"> by</w:t>
+      </w:r>
+      <w:r>
+        <w:rPr>
+          <w:rFonts w:cstheme="minorHAnsi"/>
+          <w:sz w:val="30"/>
+          <w:szCs w:val="30"/>
+        </w:rPr>
+        <w:t xml:space="preserve"> Aurora</w:t>
+      </w:r>
+      <w:r>
+        <w:rPr>
+          <w:rFonts w:cstheme="minorHAnsi"/>
+          <w:sz w:val="30"/>
+          <w:szCs w:val="30"/>
+        </w:rPr>
+        <w:t xml:space="preserve"> Starling</w:t>
+      </w:r>
+      <w:r>
+        <w:rPr>
+          <w:rFonts w:cstheme="minorHAnsi"/>
+          <w:sz w:val="30"/>
+          <w:szCs w:val="30"/>
+        </w:rPr>
+        <w:t>)</w:t>
+      </w:r>
+      <w:r>
+        <w:rPr>
+          <w:rFonts w:cstheme="minorHAnsi"/>
+          <w:sz w:val="30"/>
+          <w:szCs w:val="30"/>
+        </w:rPr>
+        <w:t xml:space="preserve"> is </w:t>
+      </w:r>
+      <w:r>
+        <w:rPr>
+          <w:rFonts w:cstheme="minorHAnsi"/>
+          <w:sz w:val="30"/>
+          <w:szCs w:val="30"/>
+        </w:rPr>
+        <w:t xml:space="preserve">the host of </w:t>
+      </w:r>
+      <w:r>
+        <w:rPr>
+          <w:rFonts w:cstheme="minorHAnsi"/>
+          <w:i/>
+          <w:iCs/>
+          <w:color w:val="FF3399"/>
+          <w:sz w:val="30"/>
+          <w:szCs w:val="30"/>
+        </w:rPr>
+        <w:t>StarPower</w:t>
+      </w:r>
+      <w:r>
+        <w:rPr>
+          <w:rFonts w:cstheme="minorHAnsi"/>
+          <w:i/>
+          <w:iCs/>
+          <w:color w:val="FF3399"/>
+          <w:sz w:val="30"/>
+          <w:szCs w:val="30"/>
+        </w:rPr>
+        <w:t>!</w:t>
+      </w:r>
+      <w:r>
+        <w:rPr>
+          <w:rFonts w:cstheme="minorHAnsi"/>
+          <w:sz w:val="30"/>
+          <w:szCs w:val="30"/>
+        </w:rPr>
+        <w:t xml:space="preserve"> and the second host of the franchise.</w:t>
+      </w:r>
+      <w:r>
+        <w:rPr>
+          <w:rFonts w:cstheme="minorHAnsi"/>
+          <w:sz w:val="30"/>
+          <w:szCs w:val="30"/>
+        </w:rPr>
+        <w:t xml:space="preserve"> She is </w:t>
+      </w:r>
+      <w:r>
+        <w:rPr>
+          <w:rFonts w:cstheme="minorHAnsi"/>
+          <w:sz w:val="30"/>
+          <w:szCs w:val="30"/>
+        </w:rPr>
+        <w:t xml:space="preserve">Clay’s </w:t>
+      </w:r>
+      <w:r>
+        <w:rPr>
+          <w:rFonts w:cstheme="minorHAnsi"/>
+          <w:sz w:val="30"/>
+          <w:szCs w:val="30"/>
+        </w:rPr>
+        <w:t>younger cousin</w:t>
+      </w:r>
+      <w:r>
+        <w:rPr>
+          <w:rFonts w:cstheme="minorHAnsi"/>
+          <w:sz w:val="30"/>
+          <w:szCs w:val="30"/>
+        </w:rPr>
+        <w:t xml:space="preserve"> and a musician.</w:t>
       </w:r>
     </w:p>
     <w:p>
@@ -6082,125 +6064,135 @@
           <w:sz w:val="30"/>
           <w:szCs w:val="30"/>
         </w:rPr>
-        <w:t>AURORA</w:t>
-      </w:r>
-      <w:r>
-        <w:rPr>
-          <w:rFonts w:cstheme="minorHAnsi"/>
-          <w:sz w:val="30"/>
-          <w:szCs w:val="30"/>
-        </w:rPr>
-        <w:t xml:space="preserve"> (played</w:t>
-      </w:r>
-      <w:r>
-        <w:rPr>
-          <w:rFonts w:cstheme="minorHAnsi"/>
-          <w:sz w:val="30"/>
-          <w:szCs w:val="30"/>
-        </w:rPr>
-        <w:t xml:space="preserve"> by</w:t>
-      </w:r>
-      <w:r>
-        <w:rPr>
-          <w:rFonts w:cstheme="minorHAnsi"/>
-          <w:sz w:val="30"/>
-          <w:szCs w:val="30"/>
-        </w:rPr>
-        <w:t xml:space="preserve"> Aurora</w:t>
-      </w:r>
-      <w:r>
-        <w:rPr>
-          <w:rFonts w:cstheme="minorHAnsi"/>
-          <w:sz w:val="30"/>
-          <w:szCs w:val="30"/>
-        </w:rPr>
-        <w:t xml:space="preserve"> Starling</w:t>
-      </w:r>
-      <w:r>
-        <w:rPr>
-          <w:rFonts w:cstheme="minorHAnsi"/>
-          <w:sz w:val="30"/>
-          <w:szCs w:val="30"/>
-        </w:rPr>
-        <w:t>)</w:t>
-      </w:r>
-      <w:r>
-        <w:rPr>
-          <w:rFonts w:cstheme="minorHAnsi"/>
-          <w:sz w:val="30"/>
-          <w:szCs w:val="30"/>
-        </w:rPr>
-        <w:t xml:space="preserve"> is </w:t>
-      </w:r>
-      <w:r>
-        <w:rPr>
-          <w:rFonts w:cstheme="minorHAnsi"/>
-          <w:sz w:val="30"/>
-          <w:szCs w:val="30"/>
-        </w:rPr>
-        <w:t xml:space="preserve">the host of </w:t>
-      </w:r>
-      <w:r>
-        <w:rPr>
-          <w:rFonts w:cstheme="minorHAnsi"/>
-          <w:i/>
-          <w:iCs/>
-          <w:color w:val="FF3399"/>
-          <w:sz w:val="30"/>
-          <w:szCs w:val="30"/>
-        </w:rPr>
-        <w:t>StarPower</w:t>
-      </w:r>
-      <w:r>
-        <w:rPr>
-          <w:rFonts w:cstheme="minorHAnsi"/>
-          <w:i/>
-          <w:iCs/>
-          <w:color w:val="FF3399"/>
-          <w:sz w:val="30"/>
-          <w:szCs w:val="30"/>
-        </w:rPr>
-        <w:t>!</w:t>
-      </w:r>
-      <w:r>
-        <w:rPr>
-          <w:rFonts w:cstheme="minorHAnsi"/>
-          <w:sz w:val="30"/>
-          <w:szCs w:val="30"/>
-        </w:rPr>
-        <w:t xml:space="preserve"> and the second host of the franchise.</w:t>
-      </w:r>
-      <w:r>
-        <w:rPr>
-          <w:rFonts w:cstheme="minorHAnsi"/>
-          <w:sz w:val="30"/>
-          <w:szCs w:val="30"/>
-        </w:rPr>
-        <w:t xml:space="preserve"> She is </w:t>
-      </w:r>
-      <w:r>
-        <w:rPr>
-          <w:rFonts w:cstheme="minorHAnsi"/>
-          <w:sz w:val="30"/>
-          <w:szCs w:val="30"/>
-        </w:rPr>
-        <w:t xml:space="preserve">Clay’s </w:t>
-      </w:r>
-      <w:r>
-        <w:rPr>
-          <w:rFonts w:cstheme="minorHAnsi"/>
-          <w:sz w:val="30"/>
-          <w:szCs w:val="30"/>
-        </w:rPr>
-        <w:t>younger cousin</w:t>
-      </w:r>
-      <w:r>
-        <w:rPr>
-          <w:rFonts w:cstheme="minorHAnsi"/>
-          <w:sz w:val="30"/>
-          <w:szCs w:val="30"/>
-        </w:rPr>
-        <w:t xml:space="preserve"> and a musician.</w:t>
+        <w:t>RAY</w:t>
+      </w:r>
+      <w:r>
+        <w:rPr>
+          <w:rFonts w:cstheme="minorHAnsi"/>
+          <w:sz w:val="30"/>
+          <w:szCs w:val="30"/>
+        </w:rPr>
+        <w:t xml:space="preserve"> (played by Trini</w:t>
+      </w:r>
+      <w:r>
+        <w:rPr>
+          <w:rFonts w:cstheme="minorHAnsi"/>
+          <w:sz w:val="30"/>
+          <w:szCs w:val="30"/>
+        </w:rPr>
+        <w:t xml:space="preserve"> “Ray”</w:t>
+      </w:r>
+      <w:r>
+        <w:rPr>
+          <w:rFonts w:cstheme="minorHAnsi"/>
+          <w:sz w:val="30"/>
+          <w:szCs w:val="30"/>
+        </w:rPr>
+        <w:t xml:space="preserve"> Reyes) is </w:t>
+      </w:r>
+      <w:r>
+        <w:rPr>
+          <w:rFonts w:cstheme="minorHAnsi"/>
+          <w:sz w:val="30"/>
+          <w:szCs w:val="30"/>
+        </w:rPr>
+        <w:t xml:space="preserve">Aurora’s </w:t>
+      </w:r>
+      <w:r>
+        <w:rPr>
+          <w:rFonts w:cstheme="minorHAnsi"/>
+          <w:sz w:val="30"/>
+          <w:szCs w:val="30"/>
+        </w:rPr>
+        <w:t>courageous</w:t>
+      </w:r>
+      <w:r>
+        <w:rPr>
+          <w:rFonts w:cstheme="minorHAnsi"/>
+          <w:sz w:val="30"/>
+          <w:szCs w:val="30"/>
+        </w:rPr>
+        <w:t xml:space="preserve"> and crazy</w:t>
+      </w:r>
+      <w:r>
+        <w:rPr>
+          <w:rFonts w:cstheme="minorHAnsi"/>
+          <w:sz w:val="30"/>
+          <w:szCs w:val="30"/>
+        </w:rPr>
+        <w:t xml:space="preserve"> </w:t>
+      </w:r>
+      <w:r>
+        <w:rPr>
+          <w:rFonts w:cstheme="minorHAnsi"/>
+          <w:sz w:val="30"/>
+          <w:szCs w:val="30"/>
+        </w:rPr>
+        <w:t xml:space="preserve">sidekick </w:t>
+      </w:r>
+      <w:r>
+        <w:rPr>
+          <w:rFonts w:cstheme="minorHAnsi"/>
+          <w:sz w:val="30"/>
+          <w:szCs w:val="30"/>
+        </w:rPr>
+        <w:t>of the revival series</w:t>
+      </w:r>
+      <w:r>
+        <w:rPr>
+          <w:rFonts w:cstheme="minorHAnsi"/>
+          <w:sz w:val="30"/>
+          <w:szCs w:val="30"/>
+        </w:rPr>
+        <w:t>.</w:t>
+      </w:r>
+      <w:r>
+        <w:rPr>
+          <w:rFonts w:cstheme="minorHAnsi"/>
+          <w:sz w:val="30"/>
+          <w:szCs w:val="30"/>
+        </w:rPr>
+        <w:t xml:space="preserve"> She often gets sent to </w:t>
+      </w:r>
+      <w:r>
+        <w:rPr>
+          <w:rFonts w:cstheme="minorHAnsi"/>
+          <w:sz w:val="30"/>
+          <w:szCs w:val="30"/>
+        </w:rPr>
+        <w:t xml:space="preserve">scout </w:t>
+      </w:r>
+      <w:r>
+        <w:rPr>
+          <w:rFonts w:cstheme="minorHAnsi"/>
+          <w:sz w:val="30"/>
+          <w:szCs w:val="30"/>
+        </w:rPr>
+        <w:t>inconvenient</w:t>
+      </w:r>
+      <w:r>
+        <w:rPr>
+          <w:rFonts w:cstheme="minorHAnsi"/>
+          <w:sz w:val="30"/>
+          <w:szCs w:val="30"/>
+        </w:rPr>
+        <w:t xml:space="preserve"> </w:t>
+      </w:r>
+      <w:r>
+        <w:rPr>
+          <w:rFonts w:cstheme="minorHAnsi"/>
+          <w:sz w:val="30"/>
+          <w:szCs w:val="30"/>
+        </w:rPr>
+        <w:t>worlds</w:t>
+      </w:r>
+      <w:r>
+        <w:rPr>
+          <w:rFonts w:cstheme="minorHAnsi"/>
+          <w:sz w:val="30"/>
+          <w:szCs w:val="30"/>
+        </w:rPr>
+        <w:t>.</w:t>
       </w:r>
     </w:p>
     <w:p>
@@ -6223,55 +6215,7 @@
           <w:sz w:val="30"/>
           <w:szCs w:val="30"/>
         </w:rPr>
-        <w:t>RAY</w:t>
-      </w:r>
-      <w:r>
-        <w:rPr>
-          <w:rFonts w:cstheme="minorHAnsi"/>
-          <w:sz w:val="30"/>
-          <w:szCs w:val="30"/>
-        </w:rPr>
-        <w:t xml:space="preserve"> (played by Trini</w:t>
-      </w:r>
-      <w:r>
-        <w:rPr>
-          <w:rFonts w:cstheme="minorHAnsi"/>
-          <w:sz w:val="30"/>
-          <w:szCs w:val="30"/>
-        </w:rPr>
-        <w:t xml:space="preserve"> “Ray”</w:t>
-      </w:r>
-      <w:r>
-        <w:rPr>
-          <w:rFonts w:cstheme="minorHAnsi"/>
-          <w:sz w:val="30"/>
-          <w:szCs w:val="30"/>
-        </w:rPr>
-        <w:t xml:space="preserve"> Reyes) is </w:t>
-      </w:r>
-      <w:r>
-        <w:rPr>
-          <w:rFonts w:cstheme="minorHAnsi"/>
-          <w:sz w:val="30"/>
-          <w:szCs w:val="30"/>
-        </w:rPr>
-        <w:t xml:space="preserve">Aurora’s </w:t>
-      </w:r>
-      <w:r>
-        <w:rPr>
-          <w:rFonts w:cstheme="minorHAnsi"/>
-          <w:sz w:val="30"/>
-          <w:szCs w:val="30"/>
-        </w:rPr>
-        <w:t>courageous</w:t>
-      </w:r>
-      <w:r>
-        <w:rPr>
-          <w:rFonts w:cstheme="minorHAnsi"/>
-          <w:sz w:val="30"/>
-          <w:szCs w:val="30"/>
-        </w:rPr>
-        <w:t xml:space="preserve"> and crazy</w:t>
+        <w:t>ROCKET</w:t>
       </w:r>
       <w:r>
         <w:rPr>
@@ -6287,47 +6231,63 @@
           <w:sz w:val="30"/>
           <w:szCs w:val="30"/>
         </w:rPr>
-        <w:t xml:space="preserve">sidekick </w:t>
-      </w:r>
-      <w:r>
-        <w:rPr>
-          <w:rFonts w:cstheme="minorHAnsi"/>
-          <w:sz w:val="30"/>
-          <w:szCs w:val="30"/>
-        </w:rPr>
-        <w:t>of the revival series</w:t>
-      </w:r>
-      <w:r>
-        <w:rPr>
-          <w:rFonts w:cstheme="minorHAnsi"/>
-          <w:sz w:val="30"/>
-          <w:szCs w:val="30"/>
-        </w:rPr>
-        <w:t>.</w:t>
-      </w:r>
-      <w:r>
-        <w:rPr>
-          <w:rFonts w:cstheme="minorHAnsi"/>
-          <w:sz w:val="30"/>
-          <w:szCs w:val="30"/>
-        </w:rPr>
-        <w:t xml:space="preserve"> She often gets sent to </w:t>
-      </w:r>
-      <w:r>
-        <w:rPr>
-          <w:rFonts w:cstheme="minorHAnsi"/>
-          <w:sz w:val="30"/>
-          <w:szCs w:val="30"/>
-        </w:rPr>
-        <w:t xml:space="preserve">scout </w:t>
-      </w:r>
-      <w:r>
-        <w:rPr>
-          <w:rFonts w:cstheme="minorHAnsi"/>
-          <w:sz w:val="30"/>
-          <w:szCs w:val="30"/>
-        </w:rPr>
-        <w:t>inconvenient</w:t>
+        <w:t xml:space="preserve">(voiced by </w:t>
+      </w:r>
+      <w:r>
+        <w:rPr>
+          <w:rFonts w:cstheme="minorHAnsi"/>
+          <w:sz w:val="30"/>
+          <w:szCs w:val="30"/>
+        </w:rPr>
+        <w:t>Skye Park)</w:t>
+      </w:r>
+      <w:r>
+        <w:rPr>
+          <w:rFonts w:cstheme="minorHAnsi"/>
+          <w:sz w:val="30"/>
+          <w:szCs w:val="30"/>
+        </w:rPr>
+        <w:t xml:space="preserve"> is </w:t>
+      </w:r>
+      <w:r>
+        <w:rPr>
+          <w:rFonts w:cstheme="minorHAnsi"/>
+          <w:sz w:val="30"/>
+          <w:szCs w:val="30"/>
+        </w:rPr>
+        <w:t xml:space="preserve">a cheerful </w:t>
+      </w:r>
+      <w:r>
+        <w:rPr>
+          <w:rFonts w:cstheme="minorHAnsi"/>
+          <w:sz w:val="30"/>
+          <w:szCs w:val="30"/>
+        </w:rPr>
+        <w:t xml:space="preserve">green-and-white </w:t>
+      </w:r>
+      <w:r>
+        <w:rPr>
+          <w:rFonts w:cstheme="minorHAnsi"/>
+          <w:sz w:val="30"/>
+          <w:szCs w:val="30"/>
+        </w:rPr>
+        <w:t xml:space="preserve">ship </w:t>
+      </w:r>
+      <w:r>
+        <w:rPr>
+          <w:rFonts w:cstheme="minorHAnsi"/>
+          <w:sz w:val="30"/>
+          <w:szCs w:val="30"/>
+        </w:rPr>
+        <w:t xml:space="preserve">who </w:t>
+      </w:r>
+      <w:r>
+        <w:rPr>
+          <w:rFonts w:cstheme="minorHAnsi"/>
+          <w:sz w:val="30"/>
+          <w:szCs w:val="30"/>
+        </w:rPr>
+        <w:t>transports</w:t>
       </w:r>
       <w:r>
         <w:rPr>
@@ -6343,15 +6303,103 @@
           <w:sz w:val="30"/>
           <w:szCs w:val="30"/>
         </w:rPr>
-        <w:t>worlds</w:t>
-      </w:r>
-      <w:r>
-        <w:rPr>
-          <w:rFonts w:cstheme="minorHAnsi"/>
-          <w:sz w:val="30"/>
-          <w:szCs w:val="30"/>
-        </w:rPr>
-        <w:t>.</w:t>
+        <w:t xml:space="preserve">Stardust and </w:t>
+      </w:r>
+      <w:r>
+        <w:rPr>
+          <w:rFonts w:cstheme="minorHAnsi"/>
+          <w:sz w:val="30"/>
+          <w:szCs w:val="30"/>
+        </w:rPr>
+        <w:t>her</w:t>
+      </w:r>
+      <w:r>
+        <w:rPr>
+          <w:rFonts w:cstheme="minorHAnsi"/>
+          <w:sz w:val="30"/>
+          <w:szCs w:val="30"/>
+        </w:rPr>
+        <w:t xml:space="preserve"> friends to </w:t>
+      </w:r>
+      <w:r>
+        <w:rPr>
+          <w:rFonts w:cstheme="minorHAnsi"/>
+          <w:sz w:val="30"/>
+          <w:szCs w:val="30"/>
+        </w:rPr>
+        <w:t>distant</w:t>
+      </w:r>
+      <w:r>
+        <w:rPr>
+          <w:rFonts w:cstheme="minorHAnsi"/>
+          <w:sz w:val="30"/>
+          <w:szCs w:val="30"/>
+        </w:rPr>
+        <w:t xml:space="preserve"> worlds.</w:t>
+      </w:r>
+      <w:r>
+        <w:rPr>
+          <w:rFonts w:cstheme="minorHAnsi"/>
+          <w:sz w:val="30"/>
+          <w:szCs w:val="30"/>
+        </w:rPr>
+        <w:t xml:space="preserve">  In each episode, </w:t>
+      </w:r>
+      <w:r>
+        <w:rPr>
+          <w:rFonts w:cstheme="minorHAnsi"/>
+          <w:sz w:val="30"/>
+          <w:szCs w:val="30"/>
+        </w:rPr>
+        <w:t>Rocket</w:t>
+      </w:r>
+      <w:r>
+        <w:rPr>
+          <w:rFonts w:cstheme="minorHAnsi"/>
+          <w:sz w:val="30"/>
+          <w:szCs w:val="30"/>
+        </w:rPr>
+        <w:t xml:space="preserve"> </w:t>
+      </w:r>
+      <w:r>
+        <w:rPr>
+          <w:rFonts w:cstheme="minorHAnsi"/>
+          <w:sz w:val="30"/>
+          <w:szCs w:val="30"/>
+        </w:rPr>
+        <w:t>lands</w:t>
+      </w:r>
+      <w:r>
+        <w:rPr>
+          <w:rFonts w:cstheme="minorHAnsi"/>
+          <w:sz w:val="30"/>
+          <w:szCs w:val="30"/>
+        </w:rPr>
+        <w:t xml:space="preserve"> after the host sings </w:t>
+      </w:r>
+      <w:r>
+        <w:rPr>
+          <w:rFonts w:cstheme="minorHAnsi"/>
+          <w:sz w:val="30"/>
+          <w:szCs w:val="30"/>
+        </w:rPr>
+        <w:t>“</w:t>
+      </w:r>
+      <w:r>
+        <w:rPr>
+          <w:rFonts w:cstheme="minorHAnsi"/>
+          <w:sz w:val="30"/>
+          <w:szCs w:val="30"/>
+        </w:rPr>
+        <w:t>Rocket Zoop</w:t>
+      </w:r>
+      <w:r>
+        <w:rPr>
+          <w:rFonts w:cstheme="minorHAnsi"/>
+          <w:sz w:val="30"/>
+          <w:szCs w:val="30"/>
+        </w:rPr>
+        <w:t>.”</w:t>
       </w:r>
     </w:p>
     <w:p>
@@ -6362,204 +6410,10 @@
         <w:spacing w:line="240" w:lineRule="auto"/>
         <w:rPr>
           <w:rFonts w:cstheme="minorHAnsi"/>
-          <w:sz w:val="30"/>
-          <w:szCs w:val="30"/>
-        </w:rPr>
-      </w:pPr>
-      <w:r>
-        <w:rPr>
-          <w:rFonts w:cstheme="minorHAnsi"/>
-          <w:b/>
-          <w:bCs/>
-          <w:sz w:val="30"/>
-          <w:szCs w:val="30"/>
-        </w:rPr>
-        <w:t>ROCKET</w:t>
-      </w:r>
-      <w:r>
-        <w:rPr>
-          <w:rFonts w:cstheme="minorHAnsi"/>
-          <w:sz w:val="30"/>
-          <w:szCs w:val="30"/>
-        </w:rPr>
-        <w:t xml:space="preserve"> </w:t>
-      </w:r>
-      <w:r>
-        <w:rPr>
-          <w:rFonts w:cstheme="minorHAnsi"/>
-          <w:sz w:val="30"/>
-          <w:szCs w:val="30"/>
-        </w:rPr>
-        <w:t xml:space="preserve">(voiced by </w:t>
-      </w:r>
-      <w:r>
-        <w:rPr>
-          <w:rFonts w:cstheme="minorHAnsi"/>
-          <w:sz w:val="30"/>
-          <w:szCs w:val="30"/>
-        </w:rPr>
-        <w:t>Skye Park)</w:t>
-      </w:r>
-      <w:r>
-        <w:rPr>
-          <w:rFonts w:cstheme="minorHAnsi"/>
-          <w:sz w:val="30"/>
-          <w:szCs w:val="30"/>
-        </w:rPr>
-        <w:t xml:space="preserve"> is </w:t>
-      </w:r>
-      <w:r>
-        <w:rPr>
-          <w:rFonts w:cstheme="minorHAnsi"/>
-          <w:sz w:val="30"/>
-          <w:szCs w:val="30"/>
-        </w:rPr>
-        <w:t xml:space="preserve">a cheerful </w:t>
-      </w:r>
-      <w:r>
-        <w:rPr>
-          <w:rFonts w:cstheme="minorHAnsi"/>
-          <w:sz w:val="30"/>
-          <w:szCs w:val="30"/>
-        </w:rPr>
-        <w:t xml:space="preserve">green-and-white </w:t>
-      </w:r>
-      <w:r>
-        <w:rPr>
-          <w:rFonts w:cstheme="minorHAnsi"/>
-          <w:sz w:val="30"/>
-          <w:szCs w:val="30"/>
-        </w:rPr>
-        <w:t xml:space="preserve">ship </w:t>
-      </w:r>
-      <w:r>
-        <w:rPr>
-          <w:rFonts w:cstheme="minorHAnsi"/>
-          <w:sz w:val="30"/>
-          <w:szCs w:val="30"/>
-        </w:rPr>
-        <w:t xml:space="preserve">who </w:t>
-      </w:r>
-      <w:r>
-        <w:rPr>
-          <w:rFonts w:cstheme="minorHAnsi"/>
-          <w:sz w:val="30"/>
-          <w:szCs w:val="30"/>
-        </w:rPr>
-        <w:t>transports</w:t>
-      </w:r>
-      <w:r>
-        <w:rPr>
-          <w:rFonts w:cstheme="minorHAnsi"/>
-          <w:sz w:val="30"/>
-          <w:szCs w:val="30"/>
-        </w:rPr>
-        <w:t xml:space="preserve"> </w:t>
-      </w:r>
-      <w:r>
-        <w:rPr>
-          <w:rFonts w:cstheme="minorHAnsi"/>
-          <w:sz w:val="30"/>
-          <w:szCs w:val="30"/>
-        </w:rPr>
-        <w:t xml:space="preserve">Stardust and </w:t>
-      </w:r>
-      <w:r>
-        <w:rPr>
-          <w:rFonts w:cstheme="minorHAnsi"/>
-          <w:sz w:val="30"/>
-          <w:szCs w:val="30"/>
-        </w:rPr>
-        <w:t>her</w:t>
-      </w:r>
-      <w:r>
-        <w:rPr>
-          <w:rFonts w:cstheme="minorHAnsi"/>
-          <w:sz w:val="30"/>
-          <w:szCs w:val="30"/>
-        </w:rPr>
-        <w:t xml:space="preserve"> friends to </w:t>
-      </w:r>
-      <w:r>
-        <w:rPr>
-          <w:rFonts w:cstheme="minorHAnsi"/>
-          <w:sz w:val="30"/>
-          <w:szCs w:val="30"/>
-        </w:rPr>
-        <w:t>distant</w:t>
-      </w:r>
-      <w:r>
-        <w:rPr>
-          <w:rFonts w:cstheme="minorHAnsi"/>
-          <w:sz w:val="30"/>
-          <w:szCs w:val="30"/>
-        </w:rPr>
-        <w:t xml:space="preserve"> worlds.</w:t>
-      </w:r>
-      <w:r>
-        <w:rPr>
-          <w:rFonts w:cstheme="minorHAnsi"/>
-          <w:sz w:val="30"/>
-          <w:szCs w:val="30"/>
-        </w:rPr>
-        <w:t xml:space="preserve">  In each episode, </w:t>
-      </w:r>
-      <w:r>
-        <w:rPr>
-          <w:rFonts w:cstheme="minorHAnsi"/>
-          <w:sz w:val="30"/>
-          <w:szCs w:val="30"/>
-        </w:rPr>
-        <w:t>Rocket</w:t>
-      </w:r>
-      <w:r>
-        <w:rPr>
-          <w:rFonts w:cstheme="minorHAnsi"/>
-          <w:sz w:val="30"/>
-          <w:szCs w:val="30"/>
-        </w:rPr>
-        <w:t xml:space="preserve"> </w:t>
-      </w:r>
-      <w:r>
-        <w:rPr>
-          <w:rFonts w:cstheme="minorHAnsi"/>
-          <w:sz w:val="30"/>
-          <w:szCs w:val="30"/>
-        </w:rPr>
-        <w:t>lands</w:t>
-      </w:r>
-      <w:r>
-        <w:rPr>
-          <w:rFonts w:cstheme="minorHAnsi"/>
-          <w:sz w:val="30"/>
-          <w:szCs w:val="30"/>
-        </w:rPr>
-        <w:t xml:space="preserve"> after the host sings </w:t>
-      </w:r>
-      <w:r>
-        <w:rPr>
-          <w:rFonts w:cstheme="minorHAnsi"/>
-          <w:sz w:val="30"/>
-          <w:szCs w:val="30"/>
-        </w:rPr>
-        <w:t>“</w:t>
-      </w:r>
-      <w:r>
-        <w:rPr>
-          <w:rFonts w:cstheme="minorHAnsi"/>
-          <w:sz w:val="30"/>
-          <w:szCs w:val="30"/>
-        </w:rPr>
-        <w:t>Rocket Zoop</w:t>
-      </w:r>
-      <w:r>
-        <w:rPr>
-          <w:rFonts w:cstheme="minorHAnsi"/>
-          <w:sz w:val="30"/>
-          <w:szCs w:val="30"/>
-        </w:rPr>
-        <w:t>.”</w:t>
-      </w:r>
+          <w:sz w:val="24"/>
+          <w:szCs w:val="24"/>
+        </w:rPr>
+      </w:pPr>
     </w:p>
     <w:p>
       <w:pPr>
@@ -6569,10 +6423,24 @@
         <w:spacing w:line="240" w:lineRule="auto"/>
         <w:rPr>
           <w:rFonts w:cstheme="minorHAnsi"/>
-          <w:sz w:val="24"/>
-          <w:szCs w:val="24"/>
-        </w:rPr>
-      </w:pPr>
+          <w:b/>
+          <w:bCs/>
+          <w:sz w:val="30"/>
+          <w:szCs w:val="30"/>
+          <w:u w:val="single"/>
+        </w:rPr>
+      </w:pPr>
+      <w:r>
+        <w:rPr>
+          <w:rFonts w:cstheme="minorHAnsi"/>
+          <w:b/>
+          <w:bCs/>
+          <w:sz w:val="30"/>
+          <w:szCs w:val="30"/>
+          <w:u w:val="single"/>
+        </w:rPr>
+        <w:t>SUPPORTING</w:t>
+      </w:r>
     </w:p>
     <w:p>
       <w:pPr>
@@ -6582,23 +6450,43 @@
         <w:spacing w:line="240" w:lineRule="auto"/>
         <w:rPr>
           <w:rFonts w:cstheme="minorHAnsi"/>
-          <w:b/>
-          <w:bCs/>
-          <w:sz w:val="30"/>
-          <w:szCs w:val="30"/>
-          <w:u w:val="single"/>
-        </w:rPr>
-      </w:pPr>
-      <w:r>
-        <w:rPr>
-          <w:rFonts w:cstheme="minorHAnsi"/>
-          <w:b/>
-          <w:bCs/>
-          <w:sz w:val="30"/>
-          <w:szCs w:val="30"/>
-          <w:u w:val="single"/>
-        </w:rPr>
-        <w:t>SUPPORTING</w:t>
+          <w:sz w:val="30"/>
+          <w:szCs w:val="30"/>
+        </w:rPr>
+      </w:pPr>
+      <w:r>
+        <w:rPr>
+          <w:rFonts w:cstheme="minorHAnsi"/>
+          <w:b/>
+          <w:bCs/>
+          <w:sz w:val="30"/>
+          <w:szCs w:val="30"/>
+        </w:rPr>
+        <w:t>CLAY</w:t>
+      </w:r>
+      <w:r>
+        <w:rPr>
+          <w:rFonts w:cstheme="minorHAnsi"/>
+          <w:sz w:val="30"/>
+          <w:szCs w:val="30"/>
+        </w:rPr>
+        <w:t xml:space="preserve"> (played by Billy Clayton Dubois) is the host of the original show. In the revival, he returned to his home planet as a space mailman</w:t>
+      </w:r>
+      <w:r>
+        <w:rPr>
+          <w:rFonts w:cstheme="minorHAnsi"/>
+          <w:sz w:val="30"/>
+          <w:szCs w:val="30"/>
+        </w:rPr>
+        <w:t xml:space="preserve"> and </w:t>
+      </w:r>
+      <w:r>
+        <w:rPr>
+          <w:rFonts w:cstheme="minorHAnsi"/>
+          <w:sz w:val="30"/>
+          <w:szCs w:val="30"/>
+        </w:rPr>
+        <w:t>is Ray’s cousin in the show.</w:t>
       </w:r>
     </w:p>
     <w:p>
